--- a/LakeMeadWaterConservationProgramAnalysis/LakeMeadWaterConservationProgramSuccessChallengesSuggestions_v3.docx
+++ b/LakeMeadWaterConservationProgramAnalysis/LakeMeadWaterConservationProgramSuccessChallengesSuggestions_v3.docx
@@ -10851,7 +10851,7 @@
         </w:rPr>
         <w:lastRenderedPageBreak/>
         <w:drawing>
-          <wp:inline distT="0" distB="0" distL="0" distR="0" wp14:anchorId="4E4DC790" wp14:editId="1F821860">
+          <wp:inline distT="0" distB="0" distL="0" distR="0" wp14:anchorId="4E4DC790" wp14:editId="1FAA486A">
             <wp:extent cx="5929566" cy="3377110"/>
             <wp:effectExtent l="0" t="0" r="0" b="0"/>
             <wp:docPr id="496325522" name="Picture 3"/>
@@ -12050,10 +12050,10 @@
         </w:rPr>
         <w:lastRenderedPageBreak/>
         <w:drawing>
-          <wp:inline distT="0" distB="0" distL="0" distR="0" wp14:anchorId="1E68F710" wp14:editId="3BDAD3EA">
-            <wp:extent cx="4636116" cy="3054350"/>
-            <wp:effectExtent l="0" t="0" r="0" b="0"/>
-            <wp:docPr id="1887471880" name="Picture 1"/>
+          <wp:inline distT="0" distB="0" distL="0" distR="0" wp14:anchorId="3B21795B" wp14:editId="355BD940">
+            <wp:extent cx="4755895" cy="3140110"/>
+            <wp:effectExtent l="0" t="0" r="6985" b="3175"/>
+            <wp:docPr id="1990438581" name="Picture 1"/>
             <wp:cNvGraphicFramePr>
               <a:graphicFrameLocks xmlns:a="http://schemas.openxmlformats.org/drawingml/2006/main" noChangeAspect="1"/>
             </wp:cNvGraphicFramePr>
@@ -12061,7 +12061,7 @@
               <a:graphicData uri="http://schemas.openxmlformats.org/drawingml/2006/picture">
                 <pic:pic xmlns:pic="http://schemas.openxmlformats.org/drawingml/2006/picture">
                   <pic:nvPicPr>
-                    <pic:cNvPr id="1887471880" name=""/>
+                    <pic:cNvPr id="1990438581" name=""/>
                     <pic:cNvPicPr/>
                   </pic:nvPicPr>
                   <pic:blipFill>
@@ -12073,7 +12073,7 @@
                   <pic:spPr>
                     <a:xfrm>
                       <a:off x="0" y="0"/>
-                      <a:ext cx="4659694" cy="3069884"/>
+                      <a:ext cx="4764110" cy="3145534"/>
                     </a:xfrm>
                     <a:prstGeom prst="rect">
                       <a:avLst/>
@@ -15749,7 +15749,31 @@
           <w:sz w:val="24"/>
           <w:szCs w:val="24"/>
         </w:rPr>
-        <w:t>Lower Basin and Mexico</w:t>
+        <w:t>Lower Basin</w:t>
+      </w:r>
+      <w:r>
+        <w:rPr>
+          <w:rFonts w:asciiTheme="majorBidi" w:hAnsiTheme="majorBidi" w:cstheme="majorBidi"/>
+          <w:sz w:val="24"/>
+          <w:szCs w:val="24"/>
+        </w:rPr>
+        <w:t xml:space="preserve">, </w:t>
+      </w:r>
+      <w:r>
+        <w:rPr>
+          <w:rFonts w:asciiTheme="majorBidi" w:hAnsiTheme="majorBidi" w:cstheme="majorBidi"/>
+          <w:sz w:val="24"/>
+          <w:szCs w:val="24"/>
+        </w:rPr>
+        <w:t>Mexico</w:t>
+      </w:r>
+      <w:r>
+        <w:rPr>
+          <w:rFonts w:asciiTheme="majorBidi" w:hAnsiTheme="majorBidi" w:cstheme="majorBidi"/>
+          <w:sz w:val="24"/>
+          <w:szCs w:val="24"/>
+        </w:rPr>
+        <w:t>, and Tribal</w:t>
       </w:r>
       <w:r>
         <w:rPr>

--- a/LakeMeadWaterConservationProgramAnalysis/LakeMeadWaterConservationProgramSuccessChallengesSuggestions_v3.docx
+++ b/LakeMeadWaterConservationProgramAnalysis/LakeMeadWaterConservationProgramSuccessChallengesSuggestions_v3.docx
@@ -13,18 +13,6 @@
           <w:szCs w:val="28"/>
         </w:rPr>
       </w:pPr>
-      <w:ins w:id="0" w:author="Erik Christian Porse" w:date="2026-05-27T12:34:00Z" w16du:dateUtc="2026-05-27T19:34:00Z">
-        <w:r>
-          <w:rPr>
-            <w:rFonts w:asciiTheme="majorBidi" w:hAnsiTheme="majorBidi" w:cstheme="majorBidi"/>
-            <w:b/>
-            <w:bCs/>
-            <w:sz w:val="28"/>
-            <w:szCs w:val="28"/>
-          </w:rPr>
-          <w:t xml:space="preserve">The </w:t>
-        </w:r>
-      </w:ins>
       <w:r>
         <w:rPr>
           <w:rFonts w:asciiTheme="majorBidi" w:hAnsiTheme="majorBidi" w:cstheme="majorBidi"/>
@@ -33,7 +21,7 @@
           <w:sz w:val="28"/>
           <w:szCs w:val="28"/>
         </w:rPr>
-        <w:t xml:space="preserve">Lake Mead Water Conservation </w:t>
+        <w:t xml:space="preserve">The </w:t>
       </w:r>
       <w:r>
         <w:rPr>
@@ -43,7 +31,7 @@
           <w:sz w:val="28"/>
           <w:szCs w:val="28"/>
         </w:rPr>
-        <w:t>Program</w:t>
+        <w:t xml:space="preserve">Lake Mead Water Conservation </w:t>
       </w:r>
       <w:r>
         <w:rPr>
@@ -53,102 +41,8 @@
           <w:sz w:val="28"/>
           <w:szCs w:val="28"/>
         </w:rPr>
-        <w:t xml:space="preserve">: </w:t>
-      </w:r>
-      <w:del w:id="1" w:author="Erik Christian Porse" w:date="2026-05-27T12:34:00Z" w16du:dateUtc="2026-05-27T19:34:00Z">
-        <w:r>
-          <w:rPr>
-            <w:rFonts w:asciiTheme="majorBidi" w:hAnsiTheme="majorBidi" w:cstheme="majorBidi"/>
-            <w:b/>
-            <w:bCs/>
-            <w:sz w:val="28"/>
-            <w:szCs w:val="28"/>
-          </w:rPr>
-          <w:delText xml:space="preserve">Successes, Challenges, and </w:delText>
-        </w:r>
-        <w:r>
-          <w:rPr>
-            <w:rFonts w:asciiTheme="majorBidi" w:hAnsiTheme="majorBidi" w:cstheme="majorBidi"/>
-            <w:b/>
-            <w:bCs/>
-            <w:sz w:val="28"/>
-            <w:szCs w:val="28"/>
-          </w:rPr>
-          <w:delText>Strategies</w:delText>
-        </w:r>
-        <w:r>
-          <w:rPr>
-            <w:rFonts w:asciiTheme="majorBidi" w:hAnsiTheme="majorBidi" w:cstheme="majorBidi"/>
-            <w:b/>
-            <w:bCs/>
-            <w:sz w:val="28"/>
-            <w:szCs w:val="28"/>
-          </w:rPr>
-          <w:delText xml:space="preserve"> to </w:delText>
-        </w:r>
-        <w:r>
-          <w:rPr>
-            <w:rFonts w:asciiTheme="majorBidi" w:hAnsiTheme="majorBidi" w:cstheme="majorBidi"/>
-            <w:b/>
-            <w:bCs/>
-            <w:sz w:val="28"/>
-            <w:szCs w:val="28"/>
-          </w:rPr>
-          <w:delText xml:space="preserve">Increase </w:delText>
-        </w:r>
-        <w:r>
-          <w:rPr>
-            <w:rFonts w:asciiTheme="majorBidi" w:hAnsiTheme="majorBidi" w:cstheme="majorBidi"/>
-            <w:b/>
-            <w:bCs/>
-            <w:sz w:val="28"/>
-            <w:szCs w:val="28"/>
-          </w:rPr>
-          <w:delText xml:space="preserve">User </w:delText>
-        </w:r>
-        <w:r>
-          <w:rPr>
-            <w:rFonts w:asciiTheme="majorBidi" w:hAnsiTheme="majorBidi" w:cstheme="majorBidi"/>
-            <w:b/>
-            <w:bCs/>
-            <w:sz w:val="28"/>
-            <w:szCs w:val="28"/>
-          </w:rPr>
-          <w:delText>Autonomy</w:delText>
-        </w:r>
-        <w:r>
-          <w:rPr>
-            <w:rFonts w:asciiTheme="majorBidi" w:hAnsiTheme="majorBidi" w:cstheme="majorBidi"/>
-            <w:b/>
-            <w:bCs/>
-            <w:sz w:val="28"/>
-            <w:szCs w:val="28"/>
-          </w:rPr>
-          <w:delText xml:space="preserve"> </w:delText>
-        </w:r>
-        <w:r>
-          <w:rPr>
-            <w:rFonts w:asciiTheme="majorBidi" w:hAnsiTheme="majorBidi" w:cstheme="majorBidi"/>
-            <w:b/>
-            <w:bCs/>
-            <w:sz w:val="28"/>
-            <w:szCs w:val="28"/>
-          </w:rPr>
-          <w:delText>to Manage</w:delText>
-        </w:r>
-      </w:del>
-      <w:ins w:id="2" w:author="Erik Christian Porse" w:date="2026-05-27T12:34:00Z" w16du:dateUtc="2026-05-27T19:34:00Z">
-        <w:r>
-          <w:rPr>
-            <w:rFonts w:asciiTheme="majorBidi" w:hAnsiTheme="majorBidi" w:cstheme="majorBidi"/>
-            <w:b/>
-            <w:bCs/>
-            <w:sz w:val="28"/>
-            <w:szCs w:val="28"/>
-          </w:rPr>
-          <w:t>Managing</w:t>
-        </w:r>
-      </w:ins>
+        <w:t>Program</w:t>
+      </w:r>
       <w:r>
         <w:rPr>
           <w:rFonts w:asciiTheme="majorBidi" w:hAnsiTheme="majorBidi" w:cstheme="majorBidi"/>
@@ -157,20 +51,8 @@
           <w:sz w:val="28"/>
           <w:szCs w:val="28"/>
         </w:rPr>
-        <w:t xml:space="preserve"> Risk</w:t>
-      </w:r>
-      <w:ins w:id="3" w:author="Erik Christian Porse" w:date="2026-05-27T12:35:00Z" w16du:dateUtc="2026-05-27T19:35:00Z">
-        <w:r>
-          <w:rPr>
-            <w:rFonts w:asciiTheme="majorBidi" w:hAnsiTheme="majorBidi" w:cstheme="majorBidi"/>
-            <w:b/>
-            <w:bCs/>
-            <w:sz w:val="28"/>
-            <w:szCs w:val="28"/>
-          </w:rPr>
-          <w:t>s</w:t>
-        </w:r>
-      </w:ins>
+        <w:t xml:space="preserve">: </w:t>
+      </w:r>
       <w:r>
         <w:rPr>
           <w:rFonts w:asciiTheme="majorBidi" w:hAnsiTheme="majorBidi" w:cstheme="majorBidi"/>
@@ -179,32 +61,8 @@
           <w:sz w:val="28"/>
           <w:szCs w:val="28"/>
         </w:rPr>
-        <w:t xml:space="preserve"> </w:t>
-      </w:r>
-      <w:del w:id="4" w:author="Erik Christian Porse" w:date="2026-05-27T12:34:00Z" w16du:dateUtc="2026-05-27T19:34:00Z">
-        <w:r>
-          <w:rPr>
-            <w:rFonts w:asciiTheme="majorBidi" w:hAnsiTheme="majorBidi" w:cstheme="majorBidi"/>
-            <w:b/>
-            <w:bCs/>
-            <w:sz w:val="28"/>
-            <w:szCs w:val="28"/>
-          </w:rPr>
-          <w:delText xml:space="preserve">with </w:delText>
-        </w:r>
-      </w:del>
-      <w:ins w:id="5" w:author="Erik Christian Porse" w:date="2026-05-27T12:34:00Z" w16du:dateUtc="2026-05-27T19:34:00Z">
-        <w:r>
-          <w:rPr>
-            <w:rFonts w:asciiTheme="majorBidi" w:hAnsiTheme="majorBidi" w:cstheme="majorBidi"/>
-            <w:b/>
-            <w:bCs/>
-            <w:sz w:val="28"/>
-            <w:szCs w:val="28"/>
-          </w:rPr>
-          <w:t xml:space="preserve">of </w:t>
-        </w:r>
-      </w:ins>
+        <w:t>Managing</w:t>
+      </w:r>
       <w:r>
         <w:rPr>
           <w:rFonts w:asciiTheme="majorBidi" w:hAnsiTheme="majorBidi" w:cstheme="majorBidi"/>
@@ -213,7 +71,7 @@
           <w:sz w:val="28"/>
           <w:szCs w:val="28"/>
         </w:rPr>
-        <w:t>D</w:t>
+        <w:t xml:space="preserve"> Risk</w:t>
       </w:r>
       <w:r>
         <w:rPr>
@@ -223,7 +81,7 @@
           <w:sz w:val="28"/>
           <w:szCs w:val="28"/>
         </w:rPr>
-        <w:t xml:space="preserve">eclining </w:t>
+        <w:t>s</w:t>
       </w:r>
       <w:r>
         <w:rPr>
@@ -233,7 +91,7 @@
           <w:sz w:val="28"/>
           <w:szCs w:val="28"/>
         </w:rPr>
-        <w:t>F</w:t>
+        <w:t xml:space="preserve"> </w:t>
       </w:r>
       <w:r>
         <w:rPr>
@@ -243,32 +101,8 @@
           <w:sz w:val="28"/>
           <w:szCs w:val="28"/>
         </w:rPr>
-        <w:t>lows</w:t>
-      </w:r>
-      <w:ins w:id="6" w:author="Erik Christian Porse" w:date="2026-05-27T12:34:00Z" w16du:dateUtc="2026-05-27T19:34:00Z">
-        <w:r>
-          <w:rPr>
-            <w:rFonts w:asciiTheme="majorBidi" w:hAnsiTheme="majorBidi" w:cstheme="majorBidi"/>
-            <w:b/>
-            <w:bCs/>
-            <w:sz w:val="28"/>
-            <w:szCs w:val="28"/>
-          </w:rPr>
-          <w:t xml:space="preserve"> Through </w:t>
-        </w:r>
-      </w:ins>
-      <w:ins w:id="7" w:author="Erik Christian Porse" w:date="2026-05-27T12:35:00Z" w16du:dateUtc="2026-05-27T19:35:00Z">
-        <w:r>
-          <w:rPr>
-            <w:rFonts w:asciiTheme="majorBidi" w:hAnsiTheme="majorBidi" w:cstheme="majorBidi"/>
-            <w:b/>
-            <w:bCs/>
-            <w:sz w:val="28"/>
-            <w:szCs w:val="28"/>
-          </w:rPr>
-          <w:t>Autonomy and Adaptation</w:t>
-        </w:r>
-      </w:ins>
+        <w:t xml:space="preserve">of </w:t>
+      </w:r>
       <w:r>
         <w:rPr>
           <w:rFonts w:asciiTheme="majorBidi" w:hAnsiTheme="majorBidi" w:cstheme="majorBidi"/>
@@ -277,12 +111,9 @@
           <w:sz w:val="28"/>
           <w:szCs w:val="28"/>
         </w:rPr>
-        <w:t>.</w:t>
-      </w:r>
-    </w:p>
-    <w:p>
-      <w:pPr>
-        <w:spacing w:after="0"/>
+        <w:t>D</w:t>
+      </w:r>
+      <w:r>
         <w:rPr>
           <w:rFonts w:asciiTheme="majorBidi" w:hAnsiTheme="majorBidi" w:cstheme="majorBidi"/>
           <w:b/>
@@ -290,45 +121,118 @@
           <w:sz w:val="28"/>
           <w:szCs w:val="28"/>
         </w:rPr>
-      </w:pPr>
+        <w:t xml:space="preserve">eclining </w:t>
+      </w:r>
+      <w:r>
+        <w:rPr>
+          <w:rFonts w:asciiTheme="majorBidi" w:hAnsiTheme="majorBidi" w:cstheme="majorBidi"/>
+          <w:b/>
+          <w:bCs/>
+          <w:sz w:val="28"/>
+          <w:szCs w:val="28"/>
+        </w:rPr>
+        <w:t>F</w:t>
+      </w:r>
+      <w:r>
+        <w:rPr>
+          <w:rFonts w:asciiTheme="majorBidi" w:hAnsiTheme="majorBidi" w:cstheme="majorBidi"/>
+          <w:b/>
+          <w:bCs/>
+          <w:sz w:val="28"/>
+          <w:szCs w:val="28"/>
+        </w:rPr>
+        <w:t>lows</w:t>
+      </w:r>
+      <w:r>
+        <w:rPr>
+          <w:rFonts w:asciiTheme="majorBidi" w:hAnsiTheme="majorBidi" w:cstheme="majorBidi"/>
+          <w:b/>
+          <w:bCs/>
+          <w:sz w:val="28"/>
+          <w:szCs w:val="28"/>
+        </w:rPr>
+        <w:t xml:space="preserve"> </w:t>
+      </w:r>
+      <w:r>
+        <w:rPr>
+          <w:rFonts w:asciiTheme="majorBidi" w:hAnsiTheme="majorBidi" w:cstheme="majorBidi"/>
+          <w:b/>
+          <w:bCs/>
+          <w:sz w:val="28"/>
+          <w:szCs w:val="28"/>
+        </w:rPr>
+        <w:t>with more</w:t>
+      </w:r>
+      <w:r>
+        <w:rPr>
+          <w:rFonts w:asciiTheme="majorBidi" w:hAnsiTheme="majorBidi" w:cstheme="majorBidi"/>
+          <w:b/>
+          <w:bCs/>
+          <w:sz w:val="28"/>
+          <w:szCs w:val="28"/>
+        </w:rPr>
+        <w:t xml:space="preserve"> Autonomy and Adaptation</w:t>
+      </w:r>
+      <w:r>
+        <w:rPr>
+          <w:rFonts w:asciiTheme="majorBidi" w:hAnsiTheme="majorBidi" w:cstheme="majorBidi"/>
+          <w:b/>
+          <w:bCs/>
+          <w:sz w:val="28"/>
+          <w:szCs w:val="28"/>
+        </w:rPr>
+        <w:t>.</w:t>
+      </w:r>
     </w:p>
     <w:p>
       <w:pPr>
-        <w:pStyle w:val="NoSpacing"/>
-      </w:pPr>
-      <w:r>
-        <w:t>David Rosenberg, Brittany Fager, Erik Porse</w:t>
-      </w:r>
+        <w:spacing w:after="0"/>
+        <w:rPr>
+          <w:rFonts w:asciiTheme="majorBidi" w:hAnsiTheme="majorBidi" w:cstheme="majorBidi"/>
+          <w:b/>
+          <w:bCs/>
+          <w:sz w:val="28"/>
+          <w:szCs w:val="28"/>
+        </w:rPr>
+      </w:pPr>
     </w:p>
     <w:p>
       <w:pPr>
-        <w:rPr>
-          <w:rFonts w:asciiTheme="majorBidi" w:hAnsiTheme="majorBidi" w:cstheme="majorBidi"/>
-          <w:sz w:val="24"/>
-          <w:szCs w:val="24"/>
-        </w:rPr>
-      </w:pPr>
-      <w:r>
-        <w:rPr>
-          <w:rFonts w:asciiTheme="majorBidi" w:hAnsiTheme="majorBidi" w:cstheme="majorBidi"/>
-          <w:sz w:val="24"/>
-          <w:szCs w:val="24"/>
-        </w:rPr>
-        <w:t>May 22,</w:t>
-      </w:r>
-      <w:r>
-        <w:rPr>
-          <w:rFonts w:asciiTheme="majorBidi" w:hAnsiTheme="majorBidi" w:cstheme="majorBidi"/>
-          <w:sz w:val="24"/>
-          <w:szCs w:val="24"/>
-        </w:rPr>
-        <w:t xml:space="preserve"> 2026</w:t>
+        <w:pStyle w:val="NoSpacing"/>
+      </w:pPr>
+      <w:r>
+        <w:t>David Rosenberg, Brittany Fager, Erik Porse</w:t>
       </w:r>
     </w:p>
     <w:p>
       <w:pPr>
         <w:rPr>
           <w:rFonts w:asciiTheme="majorBidi" w:hAnsiTheme="majorBidi" w:cstheme="majorBidi"/>
+          <w:sz w:val="24"/>
+          <w:szCs w:val="24"/>
+        </w:rPr>
+      </w:pPr>
+      <w:r>
+        <w:rPr>
+          <w:rFonts w:asciiTheme="majorBidi" w:hAnsiTheme="majorBidi" w:cstheme="majorBidi"/>
+          <w:sz w:val="24"/>
+          <w:szCs w:val="24"/>
+        </w:rPr>
+        <w:t>May 22,</w:t>
+      </w:r>
+      <w:r>
+        <w:rPr>
+          <w:rFonts w:asciiTheme="majorBidi" w:hAnsiTheme="majorBidi" w:cstheme="majorBidi"/>
+          <w:sz w:val="24"/>
+          <w:szCs w:val="24"/>
+        </w:rPr>
+        <w:t xml:space="preserve"> 2026</w:t>
+      </w:r>
+    </w:p>
+    <w:p>
+      <w:pPr>
+        <w:rPr>
+          <w:rFonts w:asciiTheme="majorBidi" w:hAnsiTheme="majorBidi" w:cstheme="majorBidi"/>
           <w:b/>
           <w:bCs/>
           <w:sz w:val="24"/>
@@ -527,7 +431,7 @@
         </w:rPr>
         <w:t xml:space="preserve"> </w:t>
       </w:r>
-      <w:ins w:id="8" w:author="Erik Christian Porse" w:date="2026-05-26T16:58:00Z" w16du:dateUtc="2026-05-26T23:58:00Z">
+      <w:ins w:id="0" w:author="Erik Christian Porse" w:date="2026-05-26T16:58:00Z" w16du:dateUtc="2026-05-26T23:58:00Z">
         <w:r>
           <w:rPr>
             <w:rFonts w:asciiTheme="majorBidi" w:hAnsiTheme="majorBidi" w:cstheme="majorBidi"/>
@@ -545,7 +449,7 @@
         </w:rPr>
         <w:t xml:space="preserve">oth suggestions switch </w:t>
       </w:r>
-      <w:del w:id="9" w:author="Erik Christian Porse" w:date="2026-05-26T16:58:00Z" w16du:dateUtc="2026-05-26T23:58:00Z">
+      <w:del w:id="1" w:author="Erik Christian Porse" w:date="2026-05-26T16:58:00Z" w16du:dateUtc="2026-05-26T23:58:00Z">
         <w:r>
           <w:rPr>
             <w:rFonts w:asciiTheme="majorBidi" w:hAnsiTheme="majorBidi" w:cstheme="majorBidi"/>
@@ -563,7 +467,7 @@
         </w:rPr>
         <w:t xml:space="preserve">accounting from reductions </w:t>
       </w:r>
-      <w:del w:id="10" w:author="Erik Christian Porse" w:date="2026-05-26T16:58:00Z" w16du:dateUtc="2026-05-26T23:58:00Z">
+      <w:del w:id="2" w:author="Erik Christian Porse" w:date="2026-05-26T16:58:00Z" w16du:dateUtc="2026-05-26T23:58:00Z">
         <w:r>
           <w:rPr>
             <w:rFonts w:asciiTheme="majorBidi" w:hAnsiTheme="majorBidi" w:cstheme="majorBidi"/>
@@ -573,7 +477,7 @@
           <w:delText xml:space="preserve">from </w:delText>
         </w:r>
       </w:del>
-      <w:ins w:id="11" w:author="Erik Christian Porse" w:date="2026-05-26T16:58:00Z" w16du:dateUtc="2026-05-26T23:58:00Z">
+      <w:ins w:id="3" w:author="Erik Christian Porse" w:date="2026-05-26T16:58:00Z" w16du:dateUtc="2026-05-26T23:58:00Z">
         <w:r>
           <w:rPr>
             <w:rFonts w:asciiTheme="majorBidi" w:hAnsiTheme="majorBidi" w:cstheme="majorBidi"/>
@@ -599,7 +503,7 @@
         </w:rPr>
         <w:t xml:space="preserve">historical entitlements to </w:t>
       </w:r>
-      <w:del w:id="12" w:author="Erik Christian Porse" w:date="2026-05-26T16:58:00Z" w16du:dateUtc="2026-05-26T23:58:00Z">
+      <w:del w:id="4" w:author="Erik Christian Porse" w:date="2026-05-26T16:58:00Z" w16du:dateUtc="2026-05-26T23:58:00Z">
         <w:r>
           <w:rPr>
             <w:rFonts w:asciiTheme="majorBidi" w:hAnsiTheme="majorBidi" w:cstheme="majorBidi"/>
@@ -609,7 +513,7 @@
           <w:delText>reductions from the</w:delText>
         </w:r>
       </w:del>
-      <w:ins w:id="13" w:author="Erik Christian Porse" w:date="2026-05-27T13:58:00Z" w16du:dateUtc="2026-05-27T20:58:00Z">
+      <w:ins w:id="5" w:author="Erik Christian Porse" w:date="2026-05-27T13:58:00Z" w16du:dateUtc="2026-05-27T20:58:00Z">
         <w:r>
           <w:rPr>
             <w:rFonts w:asciiTheme="majorBidi" w:hAnsiTheme="majorBidi" w:cstheme="majorBidi"/>
@@ -619,7 +523,7 @@
           <w:t>allocations</w:t>
         </w:r>
       </w:ins>
-      <w:ins w:id="14" w:author="Erik Christian Porse" w:date="2026-05-26T16:58:00Z" w16du:dateUtc="2026-05-26T23:58:00Z">
+      <w:ins w:id="6" w:author="Erik Christian Porse" w:date="2026-05-26T16:58:00Z" w16du:dateUtc="2026-05-26T23:58:00Z">
         <w:r>
           <w:rPr>
             <w:rFonts w:asciiTheme="majorBidi" w:hAnsiTheme="majorBidi" w:cstheme="majorBidi"/>
@@ -637,7 +541,7 @@
         </w:rPr>
         <w:t xml:space="preserve"> annual available water. </w:t>
       </w:r>
-      <w:del w:id="15" w:author="Erik Christian Porse" w:date="2026-05-27T12:45:00Z" w16du:dateUtc="2026-05-27T19:45:00Z">
+      <w:del w:id="7" w:author="Erik Christian Porse" w:date="2026-05-27T12:45:00Z" w16du:dateUtc="2026-05-27T19:45:00Z">
         <w:r>
           <w:rPr>
             <w:rFonts w:asciiTheme="majorBidi" w:hAnsiTheme="majorBidi" w:cstheme="majorBidi"/>
@@ -647,7 +551,7 @@
           <w:delText xml:space="preserve">These </w:delText>
         </w:r>
       </w:del>
-      <w:ins w:id="16" w:author="Erik Christian Porse" w:date="2026-05-27T12:45:00Z" w16du:dateUtc="2026-05-27T19:45:00Z">
+      <w:ins w:id="8" w:author="Erik Christian Porse" w:date="2026-05-27T12:45:00Z" w16du:dateUtc="2026-05-27T19:45:00Z">
         <w:r>
           <w:rPr>
             <w:rFonts w:asciiTheme="majorBidi" w:hAnsiTheme="majorBidi" w:cstheme="majorBidi"/>
@@ -673,7 +577,7 @@
         </w:rPr>
         <w:t xml:space="preserve">changes </w:t>
       </w:r>
-      <w:del w:id="17" w:author="Erik Christian Porse" w:date="2026-05-27T12:45:00Z" w16du:dateUtc="2026-05-27T19:45:00Z">
+      <w:del w:id="9" w:author="Erik Christian Porse" w:date="2026-05-27T12:45:00Z" w16du:dateUtc="2026-05-27T19:45:00Z">
         <w:r>
           <w:rPr>
             <w:rFonts w:asciiTheme="majorBidi" w:hAnsiTheme="majorBidi" w:cstheme="majorBidi"/>
@@ -683,7 +587,7 @@
           <w:delText xml:space="preserve">can </w:delText>
         </w:r>
       </w:del>
-      <w:ins w:id="18" w:author="Erik Christian Porse" w:date="2026-05-27T12:45:00Z" w16du:dateUtc="2026-05-27T19:45:00Z">
+      <w:ins w:id="10" w:author="Erik Christian Porse" w:date="2026-05-27T12:45:00Z" w16du:dateUtc="2026-05-27T19:45:00Z">
         <w:r>
           <w:rPr>
             <w:rFonts w:asciiTheme="majorBidi" w:hAnsiTheme="majorBidi" w:cstheme="majorBidi"/>
@@ -709,7 +613,7 @@
         </w:rPr>
         <w:t>stabilize and potentially recover Lake Mead storage under conditions of low storage and low inflow</w:t>
       </w:r>
-      <w:ins w:id="19" w:author="Erik Christian Porse" w:date="2026-05-27T12:45:00Z" w16du:dateUtc="2026-05-27T19:45:00Z">
+      <w:ins w:id="11" w:author="Erik Christian Porse" w:date="2026-05-27T12:45:00Z" w16du:dateUtc="2026-05-27T19:45:00Z">
         <w:r>
           <w:rPr>
             <w:rFonts w:asciiTheme="majorBidi" w:hAnsiTheme="majorBidi" w:cstheme="majorBidi"/>
@@ -727,7 +631,7 @@
         </w:rPr>
         <w:t xml:space="preserve"> while</w:t>
       </w:r>
-      <w:ins w:id="20" w:author="Erik Christian Porse" w:date="2026-05-27T12:45:00Z" w16du:dateUtc="2026-05-27T19:45:00Z">
+      <w:ins w:id="12" w:author="Erik Christian Porse" w:date="2026-05-27T12:45:00Z" w16du:dateUtc="2026-05-27T19:45:00Z">
         <w:r>
           <w:rPr>
             <w:rFonts w:asciiTheme="majorBidi" w:hAnsiTheme="majorBidi" w:cstheme="majorBidi"/>
@@ -745,7 +649,7 @@
         </w:rPr>
         <w:t xml:space="preserve"> increasing </w:t>
       </w:r>
-      <w:ins w:id="21" w:author="Erik Christian Porse" w:date="2026-05-27T12:44:00Z" w16du:dateUtc="2026-05-27T19:44:00Z">
+      <w:ins w:id="13" w:author="Erik Christian Porse" w:date="2026-05-27T12:44:00Z" w16du:dateUtc="2026-05-27T19:44:00Z">
         <w:r>
           <w:rPr>
             <w:rFonts w:asciiTheme="majorBidi" w:hAnsiTheme="majorBidi" w:cstheme="majorBidi"/>
@@ -755,7 +659,7 @@
           <w:t xml:space="preserve">the </w:t>
         </w:r>
       </w:ins>
-      <w:del w:id="22" w:author="Erik Christian Porse" w:date="2026-05-27T12:44:00Z" w16du:dateUtc="2026-05-27T19:44:00Z">
+      <w:del w:id="14" w:author="Erik Christian Porse" w:date="2026-05-27T12:44:00Z" w16du:dateUtc="2026-05-27T19:44:00Z">
         <w:r>
           <w:rPr>
             <w:rFonts w:asciiTheme="majorBidi" w:hAnsiTheme="majorBidi" w:cstheme="majorBidi"/>
@@ -773,7 +677,7 @@
         </w:rPr>
         <w:t xml:space="preserve">autonomy </w:t>
       </w:r>
-      <w:ins w:id="23" w:author="Erik Christian Porse" w:date="2026-05-27T12:44:00Z" w16du:dateUtc="2026-05-27T19:44:00Z">
+      <w:ins w:id="15" w:author="Erik Christian Porse" w:date="2026-05-27T12:44:00Z" w16du:dateUtc="2026-05-27T19:44:00Z">
         <w:r>
           <w:rPr>
             <w:rFonts w:asciiTheme="majorBidi" w:hAnsiTheme="majorBidi" w:cstheme="majorBidi"/>
@@ -783,7 +687,7 @@
           <w:t xml:space="preserve">of </w:t>
         </w:r>
       </w:ins>
-      <w:ins w:id="24" w:author="Erik Christian Porse" w:date="2026-05-27T12:45:00Z" w16du:dateUtc="2026-05-27T19:45:00Z">
+      <w:ins w:id="16" w:author="Erik Christian Porse" w:date="2026-05-27T12:45:00Z" w16du:dateUtc="2026-05-27T19:45:00Z">
         <w:r>
           <w:rPr>
             <w:rFonts w:asciiTheme="majorBidi" w:hAnsiTheme="majorBidi" w:cstheme="majorBidi"/>
@@ -801,7 +705,7 @@
         </w:rPr>
         <w:t xml:space="preserve">to manage </w:t>
       </w:r>
-      <w:del w:id="25" w:author="Erik Christian Porse" w:date="2026-05-27T12:45:00Z" w16du:dateUtc="2026-05-27T19:45:00Z">
+      <w:del w:id="17" w:author="Erik Christian Porse" w:date="2026-05-27T12:45:00Z" w16du:dateUtc="2026-05-27T19:45:00Z">
         <w:r>
           <w:rPr>
             <w:rFonts w:asciiTheme="majorBidi" w:hAnsiTheme="majorBidi" w:cstheme="majorBidi"/>
@@ -832,15 +736,6 @@
     <w:p>
       <w:pPr>
         <w:pStyle w:val="Heading1"/>
-        <w:numPr>
-          <w:ilvl w:val="0"/>
-          <w:numId w:val="32"/>
-        </w:numPr>
-        <w:pPrChange w:id="26" w:author="Erik Christian Porse" w:date="2026-05-27T14:21:00Z" w16du:dateUtc="2026-05-27T21:21:00Z">
-          <w:pPr>
-            <w:pStyle w:val="Heading1"/>
-          </w:pPr>
-        </w:pPrChange>
       </w:pPr>
       <w:r>
         <w:t>Introduction</w:t>
@@ -886,7 +781,7 @@
         </w:rPr>
         <w:t xml:space="preserve">and uncertainty in future water supply put agricultural users, urban users, Tribal Nations, and ecosystems at risk of water shortages </w:t>
       </w:r>
-      <w:commentRangeStart w:id="27"/>
+      <w:commentRangeStart w:id="18"/>
       <w:r>
         <w:rPr>
           <w:rFonts w:ascii="Times New Roman" w:eastAsia="Times New Roman" w:hAnsi="Times New Roman" w:cs="Times New Roman"/>
@@ -928,7 +823,7 @@
         </w:rPr>
         <w:fldChar w:fldCharType="end"/>
       </w:r>
-      <w:commentRangeEnd w:id="27"/>
+      <w:commentRangeEnd w:id="18"/>
       <w:r>
         <w:rPr>
           <w:rStyle w:val="CommentReference"/>
@@ -936,7 +831,7 @@
           <w:sz w:val="24"/>
           <w:szCs w:val="24"/>
         </w:rPr>
-        <w:commentReference w:id="27"/>
+        <w:commentReference w:id="18"/>
       </w:r>
       <w:r>
         <w:rPr>
@@ -946,102 +841,22 @@
         </w:rPr>
         <w:t xml:space="preserve">. Communities </w:t>
       </w:r>
-      <w:del w:id="28" w:author="Erik Christian Porse" w:date="2026-05-27T12:48:00Z" w16du:dateUtc="2026-05-27T19:48:00Z">
-        <w:r>
-          <w:rPr>
-            <w:rFonts w:ascii="Times New Roman" w:eastAsia="Times New Roman" w:hAnsi="Times New Roman" w:cs="Times New Roman"/>
-            <w:sz w:val="24"/>
-            <w:szCs w:val="24"/>
-          </w:rPr>
-          <w:delText>are differently vulnerable</w:delText>
-        </w:r>
-      </w:del>
-      <w:ins w:id="29" w:author="Erik Christian Porse" w:date="2026-05-27T12:48:00Z" w16du:dateUtc="2026-05-27T19:48:00Z">
-        <w:r>
-          <w:rPr>
-            <w:rFonts w:ascii="Times New Roman" w:eastAsia="Times New Roman" w:hAnsi="Times New Roman" w:cs="Times New Roman"/>
-            <w:sz w:val="24"/>
-            <w:szCs w:val="24"/>
-          </w:rPr>
-          <w:t xml:space="preserve">with varied access to water </w:t>
-        </w:r>
-      </w:ins>
-      <w:ins w:id="30" w:author="Erik Christian Porse" w:date="2026-05-27T12:49:00Z" w16du:dateUtc="2026-05-27T19:49:00Z">
-        <w:r>
-          <w:rPr>
-            <w:rFonts w:ascii="Times New Roman" w:eastAsia="Times New Roman" w:hAnsi="Times New Roman" w:cs="Times New Roman"/>
-            <w:sz w:val="24"/>
-            <w:szCs w:val="24"/>
-          </w:rPr>
-          <w:t xml:space="preserve">supply </w:t>
-        </w:r>
-      </w:ins>
-      <w:ins w:id="31" w:author="Erik Christian Porse" w:date="2026-05-27T12:48:00Z" w16du:dateUtc="2026-05-27T19:48:00Z">
-        <w:r>
-          <w:rPr>
-            <w:rFonts w:ascii="Times New Roman" w:eastAsia="Times New Roman" w:hAnsi="Times New Roman" w:cs="Times New Roman"/>
-            <w:sz w:val="24"/>
-            <w:szCs w:val="24"/>
-          </w:rPr>
-          <w:t>sources</w:t>
-        </w:r>
-      </w:ins>
-      <w:ins w:id="32" w:author="Erik Christian Porse" w:date="2026-05-27T12:49:00Z" w16du:dateUtc="2026-05-27T19:49:00Z">
-        <w:r>
-          <w:rPr>
-            <w:rFonts w:ascii="Times New Roman" w:eastAsia="Times New Roman" w:hAnsi="Times New Roman" w:cs="Times New Roman"/>
-            <w:sz w:val="24"/>
-            <w:szCs w:val="24"/>
-          </w:rPr>
-          <w:t>, capital, and information</w:t>
-        </w:r>
-      </w:ins>
-      <w:ins w:id="33" w:author="Erik Christian Porse" w:date="2026-05-27T12:48:00Z" w16du:dateUtc="2026-05-27T19:48:00Z">
-        <w:r>
-          <w:rPr>
-            <w:rFonts w:ascii="Times New Roman" w:eastAsia="Times New Roman" w:hAnsi="Times New Roman" w:cs="Times New Roman"/>
-            <w:sz w:val="24"/>
-            <w:szCs w:val="24"/>
-          </w:rPr>
-          <w:t xml:space="preserve"> face different levels of vulnerability to</w:t>
-        </w:r>
-      </w:ins>
-      <w:ins w:id="34" w:author="Erik Christian Porse" w:date="2026-05-27T12:49:00Z" w16du:dateUtc="2026-05-27T19:49:00Z">
-        <w:r>
-          <w:rPr>
-            <w:rFonts w:ascii="Times New Roman" w:eastAsia="Times New Roman" w:hAnsi="Times New Roman" w:cs="Times New Roman"/>
-            <w:sz w:val="24"/>
-            <w:szCs w:val="24"/>
-          </w:rPr>
-          <w:t xml:space="preserve"> shortages</w:t>
-        </w:r>
-      </w:ins>
-      <w:del w:id="35" w:author="Erik Christian Porse" w:date="2026-05-27T12:49:00Z" w16du:dateUtc="2026-05-27T19:49:00Z">
-        <w:r>
-          <w:rPr>
-            <w:rFonts w:ascii="Times New Roman" w:eastAsia="Times New Roman" w:hAnsi="Times New Roman" w:cs="Times New Roman"/>
-            <w:sz w:val="24"/>
-            <w:szCs w:val="24"/>
-          </w:rPr>
-          <w:delText xml:space="preserve"> </w:delText>
-        </w:r>
-        <w:r>
-          <w:rPr>
-            <w:rFonts w:ascii="Times New Roman" w:eastAsia="Times New Roman" w:hAnsi="Times New Roman" w:cs="Times New Roman"/>
-            <w:sz w:val="24"/>
-            <w:szCs w:val="24"/>
-          </w:rPr>
-          <w:delText xml:space="preserve">and have differing ability/inability to act </w:delText>
-        </w:r>
-        <w:r>
-          <w:rPr>
-            <w:rFonts w:ascii="Times New Roman" w:eastAsia="Times New Roman" w:hAnsi="Times New Roman" w:cs="Times New Roman"/>
-            <w:sz w:val="24"/>
-            <w:szCs w:val="24"/>
-          </w:rPr>
-          <w:delText xml:space="preserve">due to inequitable access to water infrastructure and information </w:delText>
-        </w:r>
-      </w:del>
+      <w:r>
+        <w:rPr>
+          <w:rFonts w:ascii="Times New Roman" w:eastAsia="Times New Roman" w:hAnsi="Times New Roman" w:cs="Times New Roman"/>
+          <w:sz w:val="24"/>
+          <w:szCs w:val="24"/>
+        </w:rPr>
+        <w:t>with varied access to water supply sources, capital, and information face different levels of vulnerability to shortages</w:t>
+      </w:r>
+      <w:r>
+        <w:rPr>
+          <w:rFonts w:ascii="Times New Roman" w:eastAsia="Times New Roman" w:hAnsi="Times New Roman" w:cs="Times New Roman"/>
+          <w:sz w:val="24"/>
+          <w:szCs w:val="24"/>
+        </w:rPr>
+        <w:t xml:space="preserve"> </w:t>
+      </w:r>
       <w:r>
         <w:rPr>
           <w:rFonts w:ascii="Times New Roman" w:eastAsia="Times New Roman" w:hAnsi="Times New Roman" w:cs="Times New Roman"/>
@@ -1445,172 +1260,110 @@
         </w:rPr>
         <w:t xml:space="preserve">. </w:t>
       </w:r>
-      <w:del w:id="36" w:author="Erik Christian Porse" w:date="2026-05-27T12:50:00Z" w16du:dateUtc="2026-05-27T19:50:00Z">
-        <w:r>
-          <w:rPr>
-            <w:rFonts w:ascii="Times New Roman" w:eastAsia="Times New Roman" w:hAnsi="Times New Roman" w:cs="Times New Roman"/>
-            <w:sz w:val="24"/>
-            <w:szCs w:val="24"/>
-          </w:rPr>
-          <w:delText>System g</w:delText>
-        </w:r>
-      </w:del>
-      <w:ins w:id="37" w:author="Erik Christian Porse" w:date="2026-05-27T12:50:00Z" w16du:dateUtc="2026-05-27T19:50:00Z">
-        <w:r>
-          <w:rPr>
-            <w:rFonts w:ascii="Times New Roman" w:eastAsia="Times New Roman" w:hAnsi="Times New Roman" w:cs="Times New Roman"/>
-            <w:sz w:val="24"/>
-            <w:szCs w:val="24"/>
-          </w:rPr>
-          <w:t>G</w:t>
-        </w:r>
-      </w:ins>
       <w:r>
         <w:rPr>
           <w:rFonts w:ascii="Times New Roman" w:eastAsia="Times New Roman" w:hAnsi="Times New Roman" w:cs="Times New Roman"/>
           <w:sz w:val="24"/>
           <w:szCs w:val="24"/>
         </w:rPr>
+        <w:t>As river basins face aridity, g</w:t>
+      </w:r>
+      <w:r>
+        <w:rPr>
+          <w:rFonts w:ascii="Times New Roman" w:eastAsia="Times New Roman" w:hAnsi="Times New Roman" w:cs="Times New Roman"/>
+          <w:sz w:val="24"/>
+          <w:szCs w:val="24"/>
+        </w:rPr>
         <w:t xml:space="preserve">oals </w:t>
       </w:r>
-      <w:ins w:id="38" w:author="Erik Christian Porse" w:date="2026-05-27T12:50:00Z" w16du:dateUtc="2026-05-27T19:50:00Z">
-        <w:r>
-          <w:rPr>
-            <w:rFonts w:ascii="Times New Roman" w:eastAsia="Times New Roman" w:hAnsi="Times New Roman" w:cs="Times New Roman"/>
-            <w:sz w:val="24"/>
-            <w:szCs w:val="24"/>
-          </w:rPr>
-          <w:t xml:space="preserve">of systemwide managers </w:t>
-        </w:r>
-      </w:ins>
       <w:r>
         <w:rPr>
           <w:rFonts w:ascii="Times New Roman" w:eastAsia="Times New Roman" w:hAnsi="Times New Roman" w:cs="Times New Roman"/>
           <w:sz w:val="24"/>
           <w:szCs w:val="24"/>
         </w:rPr>
+        <w:t xml:space="preserve">of systemwide managers </w:t>
+      </w:r>
+      <w:r>
+        <w:rPr>
+          <w:rFonts w:ascii="Times New Roman" w:eastAsia="Times New Roman" w:hAnsi="Times New Roman" w:cs="Times New Roman"/>
+          <w:sz w:val="24"/>
+          <w:szCs w:val="24"/>
+        </w:rPr>
         <w:t xml:space="preserve">to protect critical reservoir elevations </w:t>
       </w:r>
-      <w:ins w:id="39" w:author="Erik Christian Porse" w:date="2026-05-27T12:50:00Z" w16du:dateUtc="2026-05-27T19:50:00Z">
-        <w:r>
-          <w:rPr>
-            <w:rFonts w:ascii="Times New Roman" w:eastAsia="Times New Roman" w:hAnsi="Times New Roman" w:cs="Times New Roman"/>
-            <w:sz w:val="24"/>
-            <w:szCs w:val="24"/>
-          </w:rPr>
-          <w:t xml:space="preserve">can </w:t>
-        </w:r>
-      </w:ins>
       <w:r>
         <w:rPr>
           <w:rFonts w:ascii="Times New Roman" w:eastAsia="Times New Roman" w:hAnsi="Times New Roman" w:cs="Times New Roman"/>
           <w:sz w:val="24"/>
           <w:szCs w:val="24"/>
         </w:rPr>
-        <w:t xml:space="preserve">conflict with </w:t>
-      </w:r>
-      <w:del w:id="40" w:author="Erik Christian Porse" w:date="2026-05-27T12:50:00Z" w16du:dateUtc="2026-05-27T19:50:00Z">
-        <w:r>
-          <w:rPr>
-            <w:rFonts w:ascii="Times New Roman" w:eastAsia="Times New Roman" w:hAnsi="Times New Roman" w:cs="Times New Roman"/>
-            <w:sz w:val="24"/>
-            <w:szCs w:val="24"/>
-          </w:rPr>
-          <w:delText xml:space="preserve">user </w:delText>
-        </w:r>
-      </w:del>
+        <w:t xml:space="preserve">can </w:t>
+      </w:r>
       <w:r>
         <w:rPr>
           <w:rFonts w:ascii="Times New Roman" w:eastAsia="Times New Roman" w:hAnsi="Times New Roman" w:cs="Times New Roman"/>
           <w:sz w:val="24"/>
           <w:szCs w:val="24"/>
         </w:rPr>
-        <w:t xml:space="preserve">goals </w:t>
-      </w:r>
-      <w:ins w:id="41" w:author="Erik Christian Porse" w:date="2026-05-27T12:50:00Z" w16du:dateUtc="2026-05-27T19:50:00Z">
-        <w:r>
-          <w:rPr>
-            <w:rFonts w:ascii="Times New Roman" w:eastAsia="Times New Roman" w:hAnsi="Times New Roman" w:cs="Times New Roman"/>
-            <w:sz w:val="24"/>
-            <w:szCs w:val="24"/>
-          </w:rPr>
-          <w:t xml:space="preserve">of users </w:t>
-        </w:r>
-      </w:ins>
+        <w:t xml:space="preserve">conflict with goals </w:t>
+      </w:r>
       <w:r>
         <w:rPr>
           <w:rFonts w:ascii="Times New Roman" w:eastAsia="Times New Roman" w:hAnsi="Times New Roman" w:cs="Times New Roman"/>
           <w:sz w:val="24"/>
           <w:szCs w:val="24"/>
         </w:rPr>
-        <w:t xml:space="preserve">to sustain </w:t>
-      </w:r>
-      <w:ins w:id="42" w:author="Erik Christian Porse" w:date="2026-05-27T12:50:00Z" w16du:dateUtc="2026-05-27T19:50:00Z">
-        <w:r>
-          <w:rPr>
-            <w:rFonts w:ascii="Times New Roman" w:eastAsia="Times New Roman" w:hAnsi="Times New Roman" w:cs="Times New Roman"/>
-            <w:sz w:val="24"/>
-            <w:szCs w:val="24"/>
-          </w:rPr>
-          <w:t xml:space="preserve">continued </w:t>
-        </w:r>
-      </w:ins>
+        <w:t xml:space="preserve">of users </w:t>
+      </w:r>
       <w:r>
         <w:rPr>
           <w:rFonts w:ascii="Times New Roman" w:eastAsia="Times New Roman" w:hAnsi="Times New Roman" w:cs="Times New Roman"/>
           <w:sz w:val="24"/>
           <w:szCs w:val="24"/>
         </w:rPr>
+        <w:t xml:space="preserve">to </w:t>
+      </w:r>
+      <w:r>
+        <w:rPr>
+          <w:rFonts w:ascii="Times New Roman" w:eastAsia="Times New Roman" w:hAnsi="Times New Roman" w:cs="Times New Roman"/>
+          <w:sz w:val="24"/>
+          <w:szCs w:val="24"/>
+        </w:rPr>
+        <w:t xml:space="preserve">continue </w:t>
+      </w:r>
+      <w:r>
+        <w:rPr>
+          <w:rFonts w:ascii="Times New Roman" w:eastAsia="Times New Roman" w:hAnsi="Times New Roman" w:cs="Times New Roman"/>
+          <w:sz w:val="24"/>
+          <w:szCs w:val="24"/>
+        </w:rPr>
         <w:t xml:space="preserve">deliveries. User, Tribal, and ecosystem goals </w:t>
       </w:r>
-      <w:ins w:id="43" w:author="Erik Christian Porse" w:date="2026-05-27T12:52:00Z" w16du:dateUtc="2026-05-27T19:52:00Z">
-        <w:r>
-          <w:rPr>
-            <w:rFonts w:ascii="Times New Roman" w:eastAsia="Times New Roman" w:hAnsi="Times New Roman" w:cs="Times New Roman"/>
-            <w:sz w:val="24"/>
-            <w:szCs w:val="24"/>
-          </w:rPr>
-          <w:t xml:space="preserve">can </w:t>
-        </w:r>
-      </w:ins>
       <w:r>
         <w:rPr>
           <w:rFonts w:ascii="Times New Roman" w:eastAsia="Times New Roman" w:hAnsi="Times New Roman" w:cs="Times New Roman"/>
           <w:sz w:val="24"/>
           <w:szCs w:val="24"/>
         </w:rPr>
+        <w:t xml:space="preserve">can </w:t>
+      </w:r>
+      <w:r>
+        <w:rPr>
+          <w:rFonts w:ascii="Times New Roman" w:eastAsia="Times New Roman" w:hAnsi="Times New Roman" w:cs="Times New Roman"/>
+          <w:sz w:val="24"/>
+          <w:szCs w:val="24"/>
+        </w:rPr>
         <w:t>also conflict</w:t>
       </w:r>
-      <w:ins w:id="44" w:author="Erik Christian Porse" w:date="2026-05-27T12:52:00Z" w16du:dateUtc="2026-05-27T19:52:00Z">
-        <w:r>
-          <w:rPr>
-            <w:rFonts w:ascii="Times New Roman" w:eastAsia="Times New Roman" w:hAnsi="Times New Roman" w:cs="Times New Roman"/>
-            <w:sz w:val="24"/>
-            <w:szCs w:val="24"/>
-          </w:rPr>
-          <w:t>, especially in times of water s</w:t>
-        </w:r>
-      </w:ins>
-      <w:ins w:id="45" w:author="Erik Christian Porse" w:date="2026-05-27T12:53:00Z" w16du:dateUtc="2026-05-27T19:53:00Z">
-        <w:r>
-          <w:rPr>
-            <w:rFonts w:ascii="Times New Roman" w:eastAsia="Times New Roman" w:hAnsi="Times New Roman" w:cs="Times New Roman"/>
-            <w:sz w:val="24"/>
-            <w:szCs w:val="24"/>
-          </w:rPr>
-          <w:t xml:space="preserve">carcity </w:t>
-        </w:r>
-      </w:ins>
-      <w:del w:id="46" w:author="Erik Christian Porse" w:date="2026-05-27T12:52:00Z" w16du:dateUtc="2026-05-27T19:52:00Z">
-        <w:r>
-          <w:rPr>
-            <w:rFonts w:ascii="Times New Roman" w:eastAsia="Times New Roman" w:hAnsi="Times New Roman" w:cs="Times New Roman"/>
-            <w:sz w:val="24"/>
-            <w:szCs w:val="24"/>
-          </w:rPr>
-          <w:delText xml:space="preserve"> with each other </w:delText>
-        </w:r>
-      </w:del>
+      <w:r>
+        <w:rPr>
+          <w:rFonts w:ascii="Times New Roman" w:eastAsia="Times New Roman" w:hAnsi="Times New Roman" w:cs="Times New Roman"/>
+          <w:sz w:val="24"/>
+          <w:szCs w:val="24"/>
+        </w:rPr>
+        <w:t xml:space="preserve">, especially in times of water scarcity </w:t>
+      </w:r>
       <w:r>
         <w:rPr>
           <w:rFonts w:ascii="Times New Roman" w:eastAsia="Times New Roman" w:hAnsi="Times New Roman" w:cs="Times New Roman"/>
@@ -1814,60 +1567,23 @@
           <w:sz w:val="24"/>
           <w:szCs w:val="24"/>
         </w:rPr>
-        <w:t xml:space="preserve">. </w:t>
-      </w:r>
-      <w:del w:id="47" w:author="Erik Christian Porse" w:date="2026-05-27T12:53:00Z" w16du:dateUtc="2026-05-27T19:53:00Z">
-        <w:r>
-          <w:rPr>
-            <w:rFonts w:ascii="Times New Roman" w:eastAsia="Times New Roman" w:hAnsi="Times New Roman" w:cs="Times New Roman"/>
-            <w:sz w:val="24"/>
-            <w:szCs w:val="24"/>
-          </w:rPr>
-          <w:delText xml:space="preserve">As </w:delText>
-        </w:r>
-        <w:r>
-          <w:rPr>
-            <w:rFonts w:ascii="Times New Roman" w:eastAsia="Times New Roman" w:hAnsi="Times New Roman" w:cs="Times New Roman"/>
-            <w:sz w:val="24"/>
-            <w:szCs w:val="24"/>
-          </w:rPr>
-          <w:delText xml:space="preserve">river </w:delText>
-        </w:r>
-        <w:r>
-          <w:rPr>
-            <w:rFonts w:ascii="Times New Roman" w:eastAsia="Times New Roman" w:hAnsi="Times New Roman" w:cs="Times New Roman"/>
-            <w:sz w:val="24"/>
-            <w:szCs w:val="24"/>
-          </w:rPr>
-          <w:delText>basins become more arid</w:delText>
-        </w:r>
-      </w:del>
-      <w:ins w:id="48" w:author="Erik Christian Porse" w:date="2026-05-27T12:53:00Z" w16du:dateUtc="2026-05-27T19:53:00Z">
-        <w:r>
-          <w:rPr>
-            <w:rFonts w:ascii="Times New Roman" w:eastAsia="Times New Roman" w:hAnsi="Times New Roman" w:cs="Times New Roman"/>
-            <w:sz w:val="24"/>
-            <w:szCs w:val="24"/>
-          </w:rPr>
-          <w:t>In river basins facing future increases in aridity</w:t>
-        </w:r>
-      </w:ins>
+        <w:t>.</w:t>
+      </w:r>
       <w:r>
         <w:rPr>
           <w:rFonts w:ascii="Times New Roman" w:eastAsia="Times New Roman" w:hAnsi="Times New Roman" w:cs="Times New Roman"/>
           <w:sz w:val="24"/>
           <w:szCs w:val="24"/>
         </w:rPr>
-        <w:t xml:space="preserve">, </w:t>
-      </w:r>
-      <w:commentRangeStart w:id="49"/>
+        <w:t xml:space="preserve"> One strategy </w:t>
+      </w:r>
       <w:r>
         <w:rPr>
           <w:rFonts w:ascii="Times New Roman" w:eastAsia="Times New Roman" w:hAnsi="Times New Roman" w:cs="Times New Roman"/>
           <w:sz w:val="24"/>
           <w:szCs w:val="24"/>
         </w:rPr>
-        <w:t xml:space="preserve">water managers are challenged to </w:t>
+        <w:t xml:space="preserve">to reduce conflict is to allow </w:t>
       </w:r>
       <w:r>
         <w:rPr>
@@ -1875,17 +1591,15 @@
           <w:sz w:val="24"/>
           <w:szCs w:val="24"/>
         </w:rPr>
-        <w:t>increase user autonomy to manage their risk of water shortages</w:t>
-      </w:r>
-      <w:commentRangeEnd w:id="49"/>
-      <w:r>
-        <w:rPr>
-          <w:rStyle w:val="CommentReference"/>
+        <w:t xml:space="preserve">each </w:t>
+      </w:r>
+      <w:r>
+        <w:rPr>
           <w:rFonts w:ascii="Times New Roman" w:eastAsia="Times New Roman" w:hAnsi="Times New Roman" w:cs="Times New Roman"/>
           <w:sz w:val="24"/>
           <w:szCs w:val="24"/>
         </w:rPr>
-        <w:commentReference w:id="49"/>
+        <w:t xml:space="preserve">user </w:t>
       </w:r>
       <w:r>
         <w:rPr>
@@ -1893,7 +1607,7 @@
           <w:sz w:val="24"/>
           <w:szCs w:val="24"/>
         </w:rPr>
-        <w:t xml:space="preserve">. One </w:t>
+        <w:t xml:space="preserve">to conserve water in reservoirs and </w:t>
       </w:r>
       <w:r>
         <w:rPr>
@@ -1901,31 +1615,7 @@
           <w:sz w:val="24"/>
           <w:szCs w:val="24"/>
         </w:rPr>
-        <w:t xml:space="preserve">user </w:t>
-      </w:r>
-      <w:r>
-        <w:rPr>
-          <w:rFonts w:ascii="Times New Roman" w:eastAsia="Times New Roman" w:hAnsi="Times New Roman" w:cs="Times New Roman"/>
-          <w:sz w:val="24"/>
-          <w:szCs w:val="24"/>
-        </w:rPr>
-        <w:t xml:space="preserve">strategy to increase autonomy </w:t>
-      </w:r>
-      <w:r>
-        <w:rPr>
-          <w:rFonts w:ascii="Times New Roman" w:eastAsia="Times New Roman" w:hAnsi="Times New Roman" w:cs="Times New Roman"/>
-          <w:sz w:val="24"/>
-          <w:szCs w:val="24"/>
-        </w:rPr>
-        <w:t xml:space="preserve">is to conserve water in reservoirs and allow </w:t>
-      </w:r>
-      <w:r>
-        <w:rPr>
-          <w:rFonts w:ascii="Times New Roman" w:eastAsia="Times New Roman" w:hAnsi="Times New Roman" w:cs="Times New Roman"/>
-          <w:sz w:val="24"/>
-          <w:szCs w:val="24"/>
-        </w:rPr>
-        <w:t>users to later withdraw</w:t>
+        <w:t>later withdraw</w:t>
       </w:r>
       <w:r>
         <w:rPr>
@@ -1958,38 +1648,15 @@
       <w:r>
         <w:t xml:space="preserve"> program is the most successful and adaptive component of present Colorado River operations</w:t>
       </w:r>
-      <w:commentRangeStart w:id="50"/>
       <w:r>
         <w:t>.</w:t>
       </w:r>
-      <w:commentRangeEnd w:id="50"/>
-      <w:r>
-        <w:rPr>
-          <w:rStyle w:val="CommentReference"/>
-          <w:sz w:val="24"/>
-          <w:szCs w:val="24"/>
-        </w:rPr>
-        <w:commentReference w:id="50"/>
-      </w:r>
       <w:r>
         <w:t xml:space="preserve"> </w:t>
       </w:r>
-      <w:del w:id="51" w:author="Erik Christian Porse" w:date="2026-05-27T12:55:00Z" w16du:dateUtc="2026-05-27T19:55:00Z">
-        <w:r>
-          <w:delText>In one sentence</w:delText>
-        </w:r>
-        <w:r>
-          <w:delText>—</w:delText>
-        </w:r>
-        <w:r>
-          <w:delText>the</w:delText>
-        </w:r>
-      </w:del>
-      <w:ins w:id="52" w:author="Erik Christian Porse" w:date="2026-05-27T12:55:00Z" w16du:dateUtc="2026-05-27T19:55:00Z">
-        <w:r>
-          <w:t>The</w:t>
-        </w:r>
-      </w:ins>
+      <w:r>
+        <w:t>The</w:t>
+      </w:r>
       <w:r>
         <w:t xml:space="preserve"> </w:t>
       </w:r>
@@ -2005,133 +1672,118 @@
       <w:r>
         <w:t xml:space="preserve"> users to voluntarily reduce </w:t>
       </w:r>
-      <w:del w:id="53" w:author="Erik Christian Porse" w:date="2026-05-27T12:55:00Z" w16du:dateUtc="2026-05-27T19:55:00Z">
-        <w:r>
-          <w:delText xml:space="preserve">use </w:delText>
-        </w:r>
-      </w:del>
-      <w:ins w:id="54" w:author="Erik Christian Porse" w:date="2026-05-27T12:55:00Z" w16du:dateUtc="2026-05-27T19:55:00Z">
-        <w:r>
-          <w:t>consumption</w:t>
-        </w:r>
-        <w:r>
-          <w:t xml:space="preserve"> </w:t>
-        </w:r>
-      </w:ins>
+      <w:r>
+        <w:t>consumption</w:t>
+      </w:r>
+      <w:r>
+        <w:t xml:space="preserve"> </w:t>
+      </w:r>
       <w:r>
         <w:t xml:space="preserve">from their </w:t>
       </w:r>
       <w:r>
-        <w:t>legal entitlements</w:t>
-      </w:r>
-      <w:r>
-        <w:t xml:space="preserve">, keep the conserved water in Lake Mead, and withdraw conserved water at a future point in time subject to some constraints. </w:t>
+        <w:t>le</w:t>
+      </w:r>
+      <w:r>
+        <w:t>gal entitlements</w:t>
+      </w:r>
+      <w:r>
+        <w:t>, keep the conserved water in Lake Mead, and withdraw conserved water at a future point in time subject to some constraints. The program was created as part of the 2007 Interim Guidelines</w:t>
+      </w:r>
+      <w:r>
+        <w:t xml:space="preserve"> </w:t>
+      </w:r>
+      <w:r>
+        <w:fldChar w:fldCharType="begin"/>
+      </w:r>
+      <w:r>
+        <w:instrText xml:space="preserve"> ADDIN EN.CITE &lt;EndNote&gt;&lt;Cite&gt;&lt;Author&gt;USBR&lt;/Author&gt;&lt;Year&gt;2007&lt;/Year&gt;&lt;RecNum&gt;2736&lt;/RecNum&gt;&lt;DisplayText&gt;(USBR, 2007b)&lt;/DisplayText&gt;&lt;record&gt;&lt;rec-number&gt;2736&lt;/rec-number&gt;&lt;foreign-keys&gt;&lt;key app="EN" db-id="xxt5ta9pd995dwesap0pdzzp2weaz0w9werf" timestamp="1600884226"&gt;2736&lt;/key&gt;&lt;/foreign-keys&gt;&lt;ref-type name="Report"&gt;27&lt;/ref-type&gt;&lt;contributors&gt;&lt;authors&gt;&lt;author&gt;USBR&lt;/author&gt;&lt;/authors&gt;&lt;/contributors&gt;&lt;titles&gt;&lt;title&gt;Record of Decision: Colorado River Interim Guidelines for Lower Basin Shortages and Coordinated Operations for Lakes Powell and Mead&lt;/title&gt;&lt;/titles&gt;&lt;pages&gt;58&lt;/pages&gt;&lt;volume&gt;Appendix A. CRSS Documentation&lt;/volume&gt;&lt;dates&gt;&lt;year&gt;2007&lt;/year&gt;&lt;pub-dates&gt;&lt;date&gt;November&lt;/date&gt;&lt;/pub-dates&gt;&lt;/dates&gt;&lt;publisher&gt;U.S. Bureau of Reclamation&lt;/publisher&gt;&lt;urls&gt;&lt;related-urls&gt;&lt;url&gt;https://www.usbr.gov/lc/region/programs/strategies/RecordofDecision.pdf&lt;/url&gt;&lt;/related-urls&gt;&lt;/urls&gt;&lt;/record&gt;&lt;/Cite&gt;&lt;/EndNote&gt;</w:instrText>
+      </w:r>
+      <w:r>
+        <w:fldChar w:fldCharType="separate"/>
+      </w:r>
+      <w:r>
+        <w:rPr>
+          <w:noProof/>
+        </w:rPr>
+        <w:t>(USBR, 2007b)</w:t>
+      </w:r>
+      <w:r>
+        <w:fldChar w:fldCharType="end"/>
+      </w:r>
+      <w:r>
+        <w:t xml:space="preserve"> and expanded in the 2019 Lower Basin Drought Contingency Plan </w:t>
+      </w:r>
+      <w:r>
+        <w:fldChar w:fldCharType="begin"/>
+      </w:r>
+      <w:r>
+        <w:instrText xml:space="preserve"> ADDIN EN.CITE &lt;EndNote&gt;&lt;Cite&gt;&lt;Author&gt;USBR&lt;/Author&gt;&lt;Year&gt;2019&lt;/Year&gt;&lt;RecNum&gt;2578&lt;/RecNum&gt;&lt;DisplayText&gt;(USBR, 2019)&lt;/DisplayText&gt;&lt;record&gt;&lt;rec-number&gt;2578&lt;/rec-number&gt;&lt;foreign-keys&gt;&lt;key app="EN" db-id="xxt5ta9pd995dwesap0pdzzp2weaz0w9werf" timestamp="1554700022"&gt;2578&lt;/key&gt;&lt;/foreign-keys&gt;&lt;ref-type name="Report"&gt;27&lt;/ref-type&gt;&lt;contributors&gt;&lt;authors&gt;&lt;author&gt;USBR&lt;/author&gt;&lt;/authors&gt;&lt;/contributors&gt;&lt;titles&gt;&lt;title&gt;Agreement Concerning Colorado River Drought Contingency Management and Operations&lt;/title&gt;&lt;/titles&gt;&lt;pages&gt;56&lt;/pages&gt;&lt;dates&gt;&lt;year&gt;2019&lt;/year&gt;&lt;pub-dates&gt;&lt;date&gt;May 20&lt;/date&gt;&lt;/pub-dates&gt;&lt;/dates&gt;&lt;pub-location&gt;Washington, DC&lt;/pub-location&gt;&lt;publisher&gt;U.S. Bureau of Reclamation&lt;/publisher&gt;&lt;urls&gt;&lt;related-urls&gt;&lt;url&gt;https://www.usbr.gov/ColoradoRiverBasin/dcp/index.html&lt;/url&gt;&lt;/related-urls&gt;&lt;/urls&gt;&lt;/record&gt;&lt;/Cite&gt;&lt;/EndNote&gt;</w:instrText>
+      </w:r>
+      <w:r>
+        <w:fldChar w:fldCharType="separate"/>
+      </w:r>
+      <w:r>
+        <w:rPr>
+          <w:noProof/>
+        </w:rPr>
+        <w:t>(USBR, 2019)</w:t>
+      </w:r>
+      <w:r>
+        <w:fldChar w:fldCharType="end"/>
+      </w:r>
+      <w:r>
+        <w:t xml:space="preserve">. </w:t>
+      </w:r>
+      <w:r>
+        <w:t>Basin water managers t</w:t>
+      </w:r>
+      <w:r>
+        <w:t>ypically call</w:t>
+      </w:r>
+      <w:r>
+        <w:t xml:space="preserve"> the program</w:t>
+      </w:r>
+      <w:r>
+        <w:t xml:space="preserve"> </w:t>
+      </w:r>
+      <w:r>
+        <w:t>Intentionally Created Surplus (ICS)</w:t>
+      </w:r>
+      <w:r>
+        <w:t xml:space="preserve"> or “assigned water”</w:t>
+      </w:r>
+      <w:r>
+        <w:t xml:space="preserve">. </w:t>
+      </w:r>
+      <w:r>
+        <w:t>D</w:t>
+      </w:r>
+      <w:r>
+        <w:t xml:space="preserve">ue to continued reservoir declines, </w:t>
+      </w:r>
+      <w:r>
+        <w:t xml:space="preserve">a second mandatory </w:t>
+      </w:r>
+      <w:r>
+        <w:t xml:space="preserve">water use reduction </w:t>
+      </w:r>
+      <w:r>
+        <w:t xml:space="preserve">program requires Arizona, Nevada, and California to </w:t>
+      </w:r>
+      <w:r>
+        <w:t>reduce</w:t>
+      </w:r>
+      <w:r>
+        <w:t xml:space="preserve"> </w:t>
       </w:r>
       <w:r>
         <w:lastRenderedPageBreak/>
-        <w:t>The program was created as part of the 2007 Interim Guidelines</w:t>
-      </w:r>
-      <w:r>
-        <w:t xml:space="preserve"> </w:t>
-      </w:r>
-      <w:r>
-        <w:fldChar w:fldCharType="begin"/>
-      </w:r>
-      <w:r>
-        <w:instrText xml:space="preserve"> ADDIN EN.CITE &lt;EndNote&gt;&lt;Cite&gt;&lt;Author&gt;USBR&lt;/Author&gt;&lt;Year&gt;2007&lt;/Year&gt;&lt;RecNum&gt;2736&lt;/RecNum&gt;&lt;Prefix&gt;e.g.`, &lt;/Prefix&gt;&lt;DisplayText&gt;(e.g., USBR, 2007b)&lt;/DisplayText&gt;&lt;record&gt;&lt;rec-number&gt;2736&lt;/rec-number&gt;&lt;foreign-keys&gt;&lt;key app="EN" db-id="xxt5ta9pd995dwesap0pdzzp2weaz0w9werf" timestamp="1600884226"&gt;2736&lt;/key&gt;&lt;/foreign-keys&gt;&lt;ref-type name="Report"&gt;27&lt;/ref-type&gt;&lt;contributors&gt;&lt;authors&gt;&lt;author&gt;USBR&lt;/author&gt;&lt;/authors&gt;&lt;/contributors&gt;&lt;titles&gt;&lt;title&gt;Record of Decision: Colorado River Interim Guidelines for Lower Basin Shortages and Coordinated Operations for Lakes Powell and Mead&lt;/title&gt;&lt;/titles&gt;&lt;pages&gt;58&lt;/pages&gt;&lt;volume&gt;Appendix A. CRSS Documentation&lt;/volume&gt;&lt;dates&gt;&lt;year&gt;2007&lt;/year&gt;&lt;pub-dates&gt;&lt;date&gt;November&lt;/date&gt;&lt;/pub-dates&gt;&lt;/dates&gt;&lt;publisher&gt;U.S. Bureau of Reclamation&lt;/publisher&gt;&lt;urls&gt;&lt;related-urls&gt;&lt;url&gt;https://www.usbr.gov/lc/region/programs/strategies/RecordofDecision.pdf&lt;/url&gt;&lt;/related-urls&gt;&lt;/urls&gt;&lt;/record&gt;&lt;/Cite&gt;&lt;/EndNote&gt;</w:instrText>
-      </w:r>
-      <w:r>
-        <w:fldChar w:fldCharType="separate"/>
-      </w:r>
-      <w:r>
-        <w:rPr>
-          <w:noProof/>
-        </w:rPr>
-        <w:t>(e.g., USBR, 2007b)</w:t>
-      </w:r>
-      <w:r>
-        <w:fldChar w:fldCharType="end"/>
-      </w:r>
-      <w:r>
-        <w:t xml:space="preserve"> and expanded in the 2019 Lower Basin Drought Contingency Plan </w:t>
-      </w:r>
-      <w:r>
-        <w:fldChar w:fldCharType="begin"/>
-      </w:r>
-      <w:r>
-        <w:instrText xml:space="preserve"> ADDIN EN.CITE &lt;EndNote&gt;&lt;Cite&gt;&lt;Author&gt;USBR&lt;/Author&gt;&lt;Year&gt;2019&lt;/Year&gt;&lt;RecNum&gt;2578&lt;/RecNum&gt;&lt;DisplayText&gt;(USBR, 2019)&lt;/DisplayText&gt;&lt;record&gt;&lt;rec-number&gt;2578&lt;/rec-number&gt;&lt;foreign-keys&gt;&lt;key app="EN" db-id="xxt5ta9pd995dwesap0pdzzp2weaz0w9werf" timestamp="1554700022"&gt;2578&lt;/key&gt;&lt;/foreign-keys&gt;&lt;ref-type name="Report"&gt;27&lt;/ref-type&gt;&lt;contributors&gt;&lt;authors&gt;&lt;author&gt;USBR&lt;/author&gt;&lt;/authors&gt;&lt;/contributors&gt;&lt;titles&gt;&lt;title&gt;Agreement Concerning Colorado River Drought Contingency Management and Operations&lt;/title&gt;&lt;/titles&gt;&lt;pages&gt;56&lt;/pages&gt;&lt;dates&gt;&lt;year&gt;2019&lt;/year&gt;&lt;pub-dates&gt;&lt;date&gt;May 20&lt;/date&gt;&lt;/pub-dates&gt;&lt;/dates&gt;&lt;pub-location&gt;Washington, DC&lt;/pub-location&gt;&lt;publisher&gt;U.S. Bureau of Reclamation&lt;/publisher&gt;&lt;urls&gt;&lt;related-urls&gt;&lt;url&gt;https://www.usbr.gov/ColoradoRiverBasin/dcp/index.html&lt;/url&gt;&lt;/related-urls&gt;&lt;/urls&gt;&lt;/record&gt;&lt;/Cite&gt;&lt;/EndNote&gt;</w:instrText>
-      </w:r>
-      <w:r>
-        <w:fldChar w:fldCharType="separate"/>
-      </w:r>
-      <w:r>
-        <w:rPr>
-          <w:noProof/>
-        </w:rPr>
-        <w:t>(USBR, 2019)</w:t>
-      </w:r>
-      <w:r>
-        <w:fldChar w:fldCharType="end"/>
-      </w:r>
-      <w:r>
-        <w:t xml:space="preserve">. The </w:t>
-      </w:r>
-      <w:del w:id="55" w:author="Erik Christian Porse" w:date="2026-05-27T12:55:00Z" w16du:dateUtc="2026-05-27T19:55:00Z">
-        <w:r>
-          <w:delText xml:space="preserve">Guidelines and Colorado River experts refer to the </w:delText>
-        </w:r>
-      </w:del>
-      <w:r>
-        <w:t xml:space="preserve">program </w:t>
-      </w:r>
-      <w:del w:id="56" w:author="Erik Christian Porse" w:date="2026-05-27T12:55:00Z" w16du:dateUtc="2026-05-27T19:55:00Z">
-        <w:r>
-          <w:delText xml:space="preserve">as </w:delText>
-        </w:r>
-      </w:del>
-      <w:ins w:id="57" w:author="Erik Christian Porse" w:date="2026-05-27T12:55:00Z" w16du:dateUtc="2026-05-27T19:55:00Z">
-        <w:r>
-          <w:t>is typically called</w:t>
-        </w:r>
-        <w:r>
-          <w:t xml:space="preserve"> </w:t>
-        </w:r>
-      </w:ins>
-      <w:r>
-        <w:t xml:space="preserve">Intentionally Created Surplus (ICS). </w:t>
-      </w:r>
-      <w:del w:id="58" w:author="Erik Christian Porse" w:date="2026-05-27T12:56:00Z" w16du:dateUtc="2026-05-27T19:56:00Z">
-        <w:r>
-          <w:delText>A companion mandatory</w:delText>
-        </w:r>
-      </w:del>
-      <w:ins w:id="59" w:author="Erik Christian Porse" w:date="2026-05-27T12:56:00Z" w16du:dateUtc="2026-05-27T19:56:00Z">
-        <w:r>
-          <w:t>In addition to ICS, due to continued reservoir declines, additional</w:t>
-        </w:r>
-      </w:ins>
-      <w:r>
-        <w:t xml:space="preserve"> Lake Mead </w:t>
-      </w:r>
-      <w:r>
-        <w:t xml:space="preserve">water use reduction </w:t>
-      </w:r>
-      <w:r>
-        <w:t xml:space="preserve">program requires Arizona, Nevada, and California to </w:t>
-      </w:r>
-      <w:del w:id="60" w:author="Erik Christian Porse" w:date="2026-05-27T12:57:00Z" w16du:dateUtc="2026-05-27T19:57:00Z">
-        <w:r>
-          <w:delText xml:space="preserve">take increasing water shortages </w:delText>
-        </w:r>
-        <w:r>
-          <w:delText>from</w:delText>
-        </w:r>
-      </w:del>
-      <w:ins w:id="61" w:author="Erik Christian Porse" w:date="2026-05-27T12:57:00Z" w16du:dateUtc="2026-05-27T19:57:00Z">
-        <w:r>
-          <w:t>receive deliveries lower than</w:t>
-        </w:r>
-      </w:ins>
+        <w:t xml:space="preserve">deliveries </w:t>
+      </w:r>
+      <w:r>
+        <w:t>from</w:t>
+      </w:r>
       <w:r>
         <w:t xml:space="preserve"> historical entitlements </w:t>
       </w:r>
@@ -2261,6 +1913,9 @@
         <w:t xml:space="preserve">. </w:t>
       </w:r>
       <w:r>
+        <w:t xml:space="preserve">Shortages increase as Lake Mead’s level declines. </w:t>
+      </w:r>
+      <w:r>
         <w:t>Minutes 31</w:t>
       </w:r>
       <w:r>
@@ -2408,34 +2063,22 @@
         </w:rPr>
         <w:t xml:space="preserve">Program participation </w:t>
       </w:r>
-      <w:del w:id="62" w:author="Erik Christian Porse" w:date="2026-05-27T12:58:00Z" w16du:dateUtc="2026-05-27T19:58:00Z">
-        <w:r>
-          <w:rPr>
-            <w:rFonts w:asciiTheme="majorBidi" w:hAnsiTheme="majorBidi" w:cstheme="majorBidi"/>
-            <w:sz w:val="24"/>
-            <w:szCs w:val="24"/>
-          </w:rPr>
-          <w:delText xml:space="preserve">jettisoned </w:delText>
-        </w:r>
-      </w:del>
-      <w:ins w:id="63" w:author="Erik Christian Porse" w:date="2026-05-27T12:58:00Z" w16du:dateUtc="2026-05-27T19:58:00Z">
-        <w:r>
-          <w:rPr>
-            <w:rFonts w:asciiTheme="majorBidi" w:hAnsiTheme="majorBidi" w:cstheme="majorBidi"/>
-            <w:sz w:val="24"/>
-            <w:szCs w:val="24"/>
-          </w:rPr>
-          <w:t>amended</w:t>
-        </w:r>
-        <w:r>
-          <w:rPr>
-            <w:rFonts w:asciiTheme="majorBidi" w:hAnsiTheme="majorBidi" w:cstheme="majorBidi"/>
-            <w:sz w:val="24"/>
-            <w:szCs w:val="24"/>
-          </w:rPr>
-          <w:t xml:space="preserve"> </w:t>
-        </w:r>
-      </w:ins>
+      <w:r>
+        <w:rPr>
+          <w:rFonts w:asciiTheme="majorBidi" w:hAnsiTheme="majorBidi" w:cstheme="majorBidi"/>
+          <w:sz w:val="24"/>
+          <w:szCs w:val="24"/>
+        </w:rPr>
+        <w:t>amended</w:t>
+      </w:r>
+      <w:r>
+        <w:rPr>
+          <w:rFonts w:asciiTheme="majorBidi" w:hAnsiTheme="majorBidi" w:cstheme="majorBidi"/>
+          <w:sz w:val="24"/>
+          <w:szCs w:val="24"/>
+        </w:rPr>
+        <w:t xml:space="preserve"> </w:t>
+      </w:r>
       <w:r>
         <w:rPr>
           <w:rFonts w:asciiTheme="majorBidi" w:hAnsiTheme="majorBidi" w:cstheme="majorBidi"/>
@@ -2444,62 +2087,30 @@
         </w:rPr>
         <w:t>the</w:t>
       </w:r>
-      <w:ins w:id="64" w:author="Erik Christian Porse" w:date="2026-05-27T12:58:00Z" w16du:dateUtc="2026-05-27T19:58:00Z">
-        <w:r>
-          <w:rPr>
-            <w:rFonts w:asciiTheme="majorBidi" w:hAnsiTheme="majorBidi" w:cstheme="majorBidi"/>
-            <w:sz w:val="24"/>
-            <w:szCs w:val="24"/>
-          </w:rPr>
-          <w:t xml:space="preserve"> operating</w:t>
-        </w:r>
-      </w:ins>
-      <w:r>
-        <w:rPr>
-          <w:rFonts w:asciiTheme="majorBidi" w:hAnsiTheme="majorBidi" w:cstheme="majorBidi"/>
-          <w:sz w:val="24"/>
-          <w:szCs w:val="24"/>
-        </w:rPr>
-        <w:t xml:space="preserve"> principle of "use it or lose it" common to laws that govern water use in many western states</w:t>
-      </w:r>
-      <w:del w:id="65" w:author="Erik Christian Porse" w:date="2026-05-27T12:59:00Z" w16du:dateUtc="2026-05-27T19:59:00Z">
-        <w:r>
-          <w:rPr>
-            <w:rFonts w:asciiTheme="majorBidi" w:hAnsiTheme="majorBidi" w:cstheme="majorBidi"/>
-            <w:sz w:val="24"/>
-            <w:szCs w:val="24"/>
-          </w:rPr>
-          <w:delText>, including California, Arizona, and Nevada</w:delText>
-        </w:r>
-      </w:del>
-      <w:r>
-        <w:rPr>
-          <w:rFonts w:asciiTheme="majorBidi" w:hAnsiTheme="majorBidi" w:cstheme="majorBidi"/>
-          <w:sz w:val="24"/>
-          <w:szCs w:val="24"/>
-        </w:rPr>
-        <w:t xml:space="preserve">. </w:t>
-      </w:r>
-      <w:del w:id="66" w:author="Erik Christian Porse" w:date="2026-05-27T12:59:00Z" w16du:dateUtc="2026-05-27T19:59:00Z">
-        <w:r>
-          <w:rPr>
-            <w:rFonts w:asciiTheme="majorBidi" w:hAnsiTheme="majorBidi" w:cstheme="majorBidi"/>
-            <w:sz w:val="24"/>
-            <w:szCs w:val="24"/>
-          </w:rPr>
-          <w:delText>Use it or lose it</w:delText>
-        </w:r>
-      </w:del>
-      <w:ins w:id="67" w:author="Erik Christian Porse" w:date="2026-05-27T12:59:00Z" w16du:dateUtc="2026-05-27T19:59:00Z">
-        <w:r>
-          <w:rPr>
-            <w:rFonts w:asciiTheme="majorBidi" w:hAnsiTheme="majorBidi" w:cstheme="majorBidi"/>
-            <w:sz w:val="24"/>
-            <w:szCs w:val="24"/>
-          </w:rPr>
-          <w:t>Such</w:t>
-        </w:r>
-      </w:ins>
+      <w:r>
+        <w:rPr>
+          <w:rFonts w:asciiTheme="majorBidi" w:hAnsiTheme="majorBidi" w:cstheme="majorBidi"/>
+          <w:sz w:val="24"/>
+          <w:szCs w:val="24"/>
+        </w:rPr>
+        <w:t xml:space="preserve"> operating</w:t>
+      </w:r>
+      <w:r>
+        <w:rPr>
+          <w:rFonts w:asciiTheme="majorBidi" w:hAnsiTheme="majorBidi" w:cstheme="majorBidi"/>
+          <w:sz w:val="24"/>
+          <w:szCs w:val="24"/>
+        </w:rPr>
+        <w:t xml:space="preserve"> principle of "use it or lose it" common to laws that govern water use in many western states. </w:t>
+      </w:r>
+      <w:r>
+        <w:rPr>
+          <w:rFonts w:asciiTheme="majorBidi" w:hAnsiTheme="majorBidi" w:cstheme="majorBidi"/>
+          <w:sz w:val="24"/>
+          <w:szCs w:val="24"/>
+        </w:rPr>
+        <w:t>Such</w:t>
+      </w:r>
       <w:r>
         <w:rPr>
           <w:rFonts w:asciiTheme="majorBidi" w:hAnsiTheme="majorBidi" w:cstheme="majorBidi"/>
@@ -2516,26 +2127,14 @@
         </w:rPr>
         <w:t xml:space="preserve">practices </w:t>
       </w:r>
-      <w:del w:id="68" w:author="Erik Christian Porse" w:date="2026-05-27T12:59:00Z" w16du:dateUtc="2026-05-27T19:59:00Z">
-        <w:r>
-          <w:rPr>
-            <w:rFonts w:asciiTheme="majorBidi" w:hAnsiTheme="majorBidi" w:cstheme="majorBidi"/>
-            <w:sz w:val="24"/>
-            <w:szCs w:val="24"/>
-          </w:rPr>
-          <w:delText>fail to</w:delText>
-        </w:r>
-      </w:del>
-      <w:ins w:id="69" w:author="Erik Christian Porse" w:date="2026-05-27T12:59:00Z" w16du:dateUtc="2026-05-27T19:59:00Z">
-        <w:r>
-          <w:rPr>
-            <w:rFonts w:asciiTheme="majorBidi" w:hAnsiTheme="majorBidi" w:cstheme="majorBidi"/>
-            <w:sz w:val="24"/>
-            <w:szCs w:val="24"/>
-          </w:rPr>
-          <w:t>do not</w:t>
-        </w:r>
-      </w:ins>
+      <w:r>
+        <w:rPr>
+          <w:rFonts w:asciiTheme="majorBidi" w:hAnsiTheme="majorBidi" w:cstheme="majorBidi"/>
+          <w:sz w:val="24"/>
+          <w:szCs w:val="24"/>
+        </w:rPr>
+        <w:t>do not</w:t>
+      </w:r>
       <w:r>
         <w:rPr>
           <w:rFonts w:asciiTheme="majorBidi" w:hAnsiTheme="majorBidi" w:cstheme="majorBidi"/>
@@ -2544,33 +2143,45 @@
         </w:rPr>
         <w:t xml:space="preserve"> incentivize conservation</w:t>
       </w:r>
-      <w:del w:id="70" w:author="Erik Christian Porse" w:date="2026-05-27T13:00:00Z" w16du:dateUtc="2026-05-27T20:00:00Z">
-        <w:r>
-          <w:rPr>
-            <w:rFonts w:asciiTheme="majorBidi" w:hAnsiTheme="majorBidi" w:cstheme="majorBidi"/>
-            <w:sz w:val="24"/>
-            <w:szCs w:val="24"/>
-          </w:rPr>
-          <w:delText xml:space="preserve"> because if </w:delText>
-        </w:r>
-      </w:del>
-      <w:ins w:id="71" w:author="Erik Christian Porse" w:date="2026-05-27T13:00:00Z" w16du:dateUtc="2026-05-27T20:00:00Z">
-        <w:r>
-          <w:rPr>
-            <w:rFonts w:asciiTheme="majorBidi" w:hAnsiTheme="majorBidi" w:cstheme="majorBidi"/>
-            <w:sz w:val="24"/>
-            <w:szCs w:val="24"/>
-          </w:rPr>
-          <w:t xml:space="preserve">. If </w:t>
-        </w:r>
-      </w:ins>
-      <w:r>
-        <w:rPr>
-          <w:rFonts w:asciiTheme="majorBidi" w:hAnsiTheme="majorBidi" w:cstheme="majorBidi"/>
-          <w:sz w:val="24"/>
-          <w:szCs w:val="24"/>
-        </w:rPr>
-        <w:t xml:space="preserve">a contractor uses less than their </w:t>
+      <w:r>
+        <w:rPr>
+          <w:rFonts w:asciiTheme="majorBidi" w:hAnsiTheme="majorBidi" w:cstheme="majorBidi"/>
+          <w:sz w:val="24"/>
+          <w:szCs w:val="24"/>
+        </w:rPr>
+        <w:t xml:space="preserve">. If </w:t>
+      </w:r>
+      <w:r>
+        <w:rPr>
+          <w:rFonts w:asciiTheme="majorBidi" w:hAnsiTheme="majorBidi" w:cstheme="majorBidi"/>
+          <w:sz w:val="24"/>
+          <w:szCs w:val="24"/>
+        </w:rPr>
+        <w:t xml:space="preserve">a </w:t>
+      </w:r>
+      <w:r>
+        <w:rPr>
+          <w:rFonts w:asciiTheme="majorBidi" w:hAnsiTheme="majorBidi" w:cstheme="majorBidi"/>
+          <w:sz w:val="24"/>
+          <w:szCs w:val="24"/>
+        </w:rPr>
+        <w:t xml:space="preserve">water user </w:t>
+      </w:r>
+      <w:r>
+        <w:rPr>
+          <w:rFonts w:asciiTheme="majorBidi" w:hAnsiTheme="majorBidi" w:cstheme="majorBidi"/>
+          <w:sz w:val="24"/>
+          <w:szCs w:val="24"/>
+        </w:rPr>
+        <w:t>consumes</w:t>
+      </w:r>
+      <w:r>
+        <w:rPr>
+          <w:rFonts w:asciiTheme="majorBidi" w:hAnsiTheme="majorBidi" w:cstheme="majorBidi"/>
+          <w:sz w:val="24"/>
+          <w:szCs w:val="24"/>
+        </w:rPr>
+        <w:t xml:space="preserve"> less than their </w:t>
       </w:r>
       <w:r>
         <w:rPr>
@@ -2580,70 +2191,46 @@
         </w:rPr>
         <w:t>legal</w:t>
       </w:r>
-      <w:ins w:id="72" w:author="Erik Christian Porse" w:date="2026-05-27T13:01:00Z" w16du:dateUtc="2026-05-27T20:01:00Z">
-        <w:r>
-          <w:rPr>
-            <w:rFonts w:asciiTheme="majorBidi" w:hAnsiTheme="majorBidi" w:cstheme="majorBidi"/>
-            <w:sz w:val="24"/>
-            <w:szCs w:val="24"/>
-          </w:rPr>
-          <w:t xml:space="preserve"> entitlement of water deliveries</w:t>
-        </w:r>
-      </w:ins>
-      <w:del w:id="73" w:author="Erik Christian Porse" w:date="2026-05-27T13:00:00Z" w16du:dateUtc="2026-05-27T20:00:00Z">
-        <w:r>
-          <w:rPr>
-            <w:rFonts w:asciiTheme="majorBidi" w:hAnsiTheme="majorBidi" w:cstheme="majorBidi"/>
-            <w:sz w:val="24"/>
-            <w:szCs w:val="24"/>
-          </w:rPr>
-          <w:delText xml:space="preserve"> entitlement</w:delText>
-        </w:r>
-        <w:r>
-          <w:rPr>
-            <w:rFonts w:asciiTheme="majorBidi" w:hAnsiTheme="majorBidi" w:cstheme="majorBidi"/>
-            <w:sz w:val="24"/>
-            <w:szCs w:val="24"/>
-          </w:rPr>
-          <w:delText xml:space="preserve"> over a number of years</w:delText>
-        </w:r>
-      </w:del>
-      <w:r>
-        <w:rPr>
-          <w:rFonts w:asciiTheme="majorBidi" w:hAnsiTheme="majorBidi" w:cstheme="majorBidi"/>
-          <w:sz w:val="24"/>
-          <w:szCs w:val="24"/>
-        </w:rPr>
-        <w:t xml:space="preserve">, the state </w:t>
-      </w:r>
-      <w:del w:id="74" w:author="Erik Christian Porse" w:date="2026-05-27T13:00:00Z" w16du:dateUtc="2026-05-27T20:00:00Z">
-        <w:r>
-          <w:rPr>
-            <w:rFonts w:asciiTheme="majorBidi" w:hAnsiTheme="majorBidi" w:cstheme="majorBidi"/>
-            <w:sz w:val="24"/>
-            <w:szCs w:val="24"/>
-          </w:rPr>
-          <w:delText xml:space="preserve">can </w:delText>
-        </w:r>
-      </w:del>
-      <w:ins w:id="75" w:author="Erik Christian Porse" w:date="2026-05-27T13:00:00Z" w16du:dateUtc="2026-05-27T20:00:00Z">
-        <w:r>
-          <w:rPr>
-            <w:rFonts w:asciiTheme="majorBidi" w:hAnsiTheme="majorBidi" w:cstheme="majorBidi"/>
-            <w:sz w:val="24"/>
-            <w:szCs w:val="24"/>
-          </w:rPr>
-          <w:t>could potentially</w:t>
-        </w:r>
-        <w:r>
-          <w:rPr>
-            <w:rFonts w:asciiTheme="majorBidi" w:hAnsiTheme="majorBidi" w:cstheme="majorBidi"/>
-            <w:sz w:val="24"/>
-            <w:szCs w:val="24"/>
-          </w:rPr>
-          <w:t xml:space="preserve"> </w:t>
-        </w:r>
-      </w:ins>
+      <w:r>
+        <w:rPr>
+          <w:rFonts w:asciiTheme="majorBidi" w:hAnsiTheme="majorBidi" w:cstheme="majorBidi"/>
+          <w:sz w:val="24"/>
+          <w:szCs w:val="24"/>
+        </w:rPr>
+        <w:t xml:space="preserve"> entitlement</w:t>
+      </w:r>
+      <w:r>
+        <w:rPr>
+          <w:rFonts w:asciiTheme="majorBidi" w:hAnsiTheme="majorBidi" w:cstheme="majorBidi"/>
+          <w:sz w:val="24"/>
+          <w:szCs w:val="24"/>
+        </w:rPr>
+        <w:t>, a</w:t>
+      </w:r>
+      <w:r>
+        <w:rPr>
+          <w:rFonts w:asciiTheme="majorBidi" w:hAnsiTheme="majorBidi" w:cstheme="majorBidi"/>
+          <w:sz w:val="24"/>
+          <w:szCs w:val="24"/>
+        </w:rPr>
+        <w:t xml:space="preserve"> state </w:t>
+      </w:r>
+      <w:r>
+        <w:rPr>
+          <w:rFonts w:asciiTheme="majorBidi" w:hAnsiTheme="majorBidi" w:cstheme="majorBidi"/>
+          <w:sz w:val="24"/>
+          <w:szCs w:val="24"/>
+        </w:rPr>
+        <w:t>could potentially</w:t>
+      </w:r>
+      <w:r>
+        <w:rPr>
+          <w:rFonts w:asciiTheme="majorBidi" w:hAnsiTheme="majorBidi" w:cstheme="majorBidi"/>
+          <w:sz w:val="24"/>
+          <w:szCs w:val="24"/>
+        </w:rPr>
+        <w:t xml:space="preserve"> </w:t>
+      </w:r>
       <w:r>
         <w:rPr>
           <w:rFonts w:asciiTheme="majorBidi" w:hAnsiTheme="majorBidi" w:cstheme="majorBidi"/>
@@ -2684,26 +2271,22 @@
         </w:rPr>
         <w:t xml:space="preserve"> right to a different </w:t>
       </w:r>
-      <w:del w:id="76" w:author="Erik Christian Porse" w:date="2026-05-27T13:01:00Z" w16du:dateUtc="2026-05-27T20:01:00Z">
-        <w:r>
-          <w:rPr>
-            <w:rFonts w:asciiTheme="majorBidi" w:hAnsiTheme="majorBidi" w:cstheme="majorBidi"/>
-            <w:sz w:val="24"/>
-            <w:szCs w:val="24"/>
-          </w:rPr>
-          <w:delText>user</w:delText>
-        </w:r>
-      </w:del>
-      <w:ins w:id="77" w:author="Erik Christian Porse" w:date="2026-05-27T13:01:00Z" w16du:dateUtc="2026-05-27T20:01:00Z">
-        <w:r>
-          <w:rPr>
-            <w:rFonts w:asciiTheme="majorBidi" w:hAnsiTheme="majorBidi" w:cstheme="majorBidi"/>
-            <w:sz w:val="24"/>
-            <w:szCs w:val="24"/>
-          </w:rPr>
-          <w:t>use</w:t>
-        </w:r>
-      </w:ins>
+      <w:r>
+        <w:rPr>
+          <w:rFonts w:asciiTheme="majorBidi" w:hAnsiTheme="majorBidi" w:cstheme="majorBidi"/>
+          <w:sz w:val="24"/>
+          <w:szCs w:val="24"/>
+        </w:rPr>
+        <w:t>use</w:t>
+      </w:r>
+      <w:r>
+        <w:rPr>
+          <w:rFonts w:asciiTheme="majorBidi" w:hAnsiTheme="majorBidi" w:cstheme="majorBidi"/>
+          <w:sz w:val="24"/>
+          <w:szCs w:val="24"/>
+        </w:rPr>
+        <w:t>r or use</w:t>
+      </w:r>
       <w:r>
         <w:rPr>
           <w:rFonts w:asciiTheme="majorBidi" w:hAnsiTheme="majorBidi" w:cstheme="majorBidi"/>
@@ -2729,234 +2312,87 @@
           <w:szCs w:val="24"/>
         </w:rPr>
       </w:pPr>
-      <w:del w:id="78" w:author="Erik Christian Porse" w:date="2026-05-27T13:01:00Z" w16du:dateUtc="2026-05-27T20:01:00Z">
-        <w:r>
-          <w:rPr>
-            <w:rFonts w:asciiTheme="majorBidi" w:hAnsiTheme="majorBidi" w:cstheme="majorBidi"/>
-            <w:sz w:val="24"/>
-            <w:szCs w:val="24"/>
-          </w:rPr>
-          <w:fldChar w:fldCharType="begin"/>
-        </w:r>
-        <w:r>
-          <w:rPr>
-            <w:rFonts w:asciiTheme="majorBidi" w:hAnsiTheme="majorBidi" w:cstheme="majorBidi"/>
-            <w:sz w:val="24"/>
-            <w:szCs w:val="24"/>
-          </w:rPr>
-          <w:delInstrText xml:space="preserve"> ADDIN EN.CITE &lt;EndNote&gt;&lt;Cite AuthorYear="1"&gt;&lt;Author&gt;Robison&lt;/Author&gt;&lt;Year&gt;2017&lt;/Year&gt;&lt;RecNum&gt;3108&lt;/RecNum&gt;&lt;DisplayText&gt;Robison (2017)&lt;/DisplayText&gt;&lt;record&gt;&lt;rec-number&gt;3108&lt;/rec-number&gt;&lt;foreign-keys&gt;&lt;key app="EN" db-id="xxt5ta9pd995dwesap0pdzzp2weaz0w9werf" timestamp="1776460861"&gt;3108&lt;/key&gt;&lt;/foreign-keys&gt;&lt;ref-type name="Journal Article"&gt;17&lt;/ref-type&gt;&lt;contributors&gt;&lt;authors&gt;&lt;author&gt;Jason Anthony Robison&lt;/author&gt;&lt;/authors&gt;&lt;/contributors&gt;&lt;titles&gt;&lt;title&gt;The Colorado River Revisited&lt;/title&gt;&lt;secondary-title&gt;University of Colorado Law Review&lt;/secondary-title&gt;&lt;/titles&gt;&lt;periodical&gt;&lt;full-title&gt;University of Colorado Law Review&lt;/full-title&gt;&lt;/periodical&gt;&lt;volume&gt;88&lt;/volume&gt;&lt;number&gt;3&lt;/number&gt;&lt;dates&gt;&lt;year&gt;2017&lt;/year&gt;&lt;/dates&gt;&lt;urls&gt;&lt;related-urls&gt;&lt;url&gt;https://heinonline.org/HOL/Page?handle=hein.journals/ucollr88&amp;amp;id=511&amp;amp;collection=journals&amp;amp;index=&lt;/url&gt;&lt;/related-urls&gt;&lt;/urls&gt;&lt;/record&gt;&lt;/Cite&gt;&lt;/EndNote&gt;</w:delInstrText>
-        </w:r>
-        <w:r>
-          <w:rPr>
-            <w:rFonts w:asciiTheme="majorBidi" w:hAnsiTheme="majorBidi" w:cstheme="majorBidi"/>
-            <w:sz w:val="24"/>
-            <w:szCs w:val="24"/>
-          </w:rPr>
-          <w:fldChar w:fldCharType="separate"/>
-        </w:r>
-        <w:r>
-          <w:rPr>
-            <w:rFonts w:asciiTheme="majorBidi" w:hAnsiTheme="majorBidi" w:cstheme="majorBidi"/>
-            <w:noProof/>
-            <w:sz w:val="24"/>
-            <w:szCs w:val="24"/>
-          </w:rPr>
-          <w:delText>Robison (2017)</w:delText>
-        </w:r>
-        <w:r>
-          <w:rPr>
-            <w:rFonts w:asciiTheme="majorBidi" w:hAnsiTheme="majorBidi" w:cstheme="majorBidi"/>
-            <w:sz w:val="24"/>
-            <w:szCs w:val="24"/>
-          </w:rPr>
-          <w:fldChar w:fldCharType="end"/>
-        </w:r>
-        <w:r>
-          <w:rPr>
-            <w:rFonts w:asciiTheme="majorBidi" w:hAnsiTheme="majorBidi" w:cstheme="majorBidi"/>
-            <w:sz w:val="24"/>
-            <w:szCs w:val="24"/>
-          </w:rPr>
-          <w:delText xml:space="preserve"> reported relatively </w:delText>
-        </w:r>
-      </w:del>
-      <w:ins w:id="79" w:author="Erik Christian Porse" w:date="2026-05-27T13:01:00Z" w16du:dateUtc="2026-05-27T20:01:00Z">
-        <w:r>
-          <w:rPr>
-            <w:rFonts w:asciiTheme="majorBidi" w:hAnsiTheme="majorBidi" w:cstheme="majorBidi"/>
-            <w:sz w:val="24"/>
-            <w:szCs w:val="24"/>
-          </w:rPr>
-          <w:t xml:space="preserve">The ICS program had </w:t>
-        </w:r>
-      </w:ins>
-      <w:r>
-        <w:rPr>
-          <w:rFonts w:asciiTheme="majorBidi" w:hAnsiTheme="majorBidi" w:cstheme="majorBidi"/>
-          <w:sz w:val="24"/>
-          <w:szCs w:val="24"/>
-        </w:rPr>
-        <w:t xml:space="preserve">modest </w:t>
-      </w:r>
-      <w:del w:id="80" w:author="Erik Christian Porse" w:date="2026-05-27T13:01:00Z" w16du:dateUtc="2026-05-27T20:01:00Z">
-        <w:r>
-          <w:rPr>
-            <w:rFonts w:asciiTheme="majorBidi" w:hAnsiTheme="majorBidi" w:cstheme="majorBidi"/>
-            <w:sz w:val="24"/>
-            <w:szCs w:val="24"/>
-          </w:rPr>
-          <w:delText xml:space="preserve">program </w:delText>
-        </w:r>
-      </w:del>
-      <w:r>
-        <w:rPr>
-          <w:rFonts w:asciiTheme="majorBidi" w:hAnsiTheme="majorBidi" w:cstheme="majorBidi"/>
-          <w:sz w:val="24"/>
-          <w:szCs w:val="24"/>
-        </w:rPr>
-        <w:t xml:space="preserve">activities </w:t>
-      </w:r>
-      <w:del w:id="81" w:author="Erik Christian Porse" w:date="2026-05-27T13:03:00Z" w16du:dateUtc="2026-05-27T20:03:00Z">
-        <w:r>
-          <w:rPr>
-            <w:rFonts w:asciiTheme="majorBidi" w:hAnsiTheme="majorBidi" w:cstheme="majorBidi"/>
-            <w:sz w:val="24"/>
-            <w:szCs w:val="24"/>
-          </w:rPr>
-          <w:delText xml:space="preserve">up </w:delText>
-        </w:r>
-      </w:del>
-      <w:r>
-        <w:rPr>
-          <w:rFonts w:asciiTheme="majorBidi" w:hAnsiTheme="majorBidi" w:cstheme="majorBidi"/>
-          <w:sz w:val="24"/>
-          <w:szCs w:val="24"/>
-        </w:rPr>
-        <w:t>through 2015</w:t>
-      </w:r>
-      <w:ins w:id="82" w:author="Erik Christian Porse" w:date="2026-05-27T13:03:00Z" w16du:dateUtc="2026-05-27T20:03:00Z">
-        <w:r>
-          <w:rPr>
-            <w:rFonts w:asciiTheme="majorBidi" w:hAnsiTheme="majorBidi" w:cstheme="majorBidi"/>
-            <w:sz w:val="24"/>
-            <w:szCs w:val="24"/>
-          </w:rPr>
-          <w:t>. New strategies to promote higher levels of engagement and conservation have been proposed to raise caps on credits and debits</w:t>
-        </w:r>
-      </w:ins>
-      <w:ins w:id="83" w:author="Erik Christian Porse" w:date="2026-05-27T13:01:00Z" w16du:dateUtc="2026-05-27T20:01:00Z">
-        <w:r>
-          <w:rPr>
-            <w:rFonts w:asciiTheme="majorBidi" w:hAnsiTheme="majorBidi" w:cstheme="majorBidi"/>
-            <w:sz w:val="24"/>
-            <w:szCs w:val="24"/>
-          </w:rPr>
-          <w:t xml:space="preserve"> </w:t>
-        </w:r>
-        <w:commentRangeStart w:id="84"/>
-        <w:r>
-          <w:rPr>
-            <w:rFonts w:asciiTheme="majorBidi" w:hAnsiTheme="majorBidi" w:cstheme="majorBidi"/>
-            <w:sz w:val="24"/>
-            <w:szCs w:val="24"/>
-          </w:rPr>
-          <w:fldChar w:fldCharType="begin"/>
-        </w:r>
-        <w:r>
-          <w:rPr>
-            <w:rFonts w:asciiTheme="majorBidi" w:hAnsiTheme="majorBidi" w:cstheme="majorBidi"/>
-            <w:sz w:val="24"/>
-            <w:szCs w:val="24"/>
-          </w:rPr>
-          <w:instrText xml:space="preserve"> ADDIN EN.CITE &lt;EndNote&gt;&lt;Cite AuthorYear="1"&gt;&lt;Author&gt;Robison&lt;/Author&gt;&lt;Year&gt;2017&lt;/Year&gt;&lt;RecNum&gt;3108&lt;/RecNum&gt;&lt;DisplayText&gt;Robison (2017)&lt;/DisplayText&gt;&lt;record&gt;&lt;rec-number&gt;3108&lt;/rec-number&gt;&lt;foreign-keys&gt;&lt;key app="EN" db-id="xxt5ta9pd995dwesap0pdzzp2weaz0w9werf" timestamp="1776460861"&gt;3108&lt;/key&gt;&lt;/foreign-keys&gt;&lt;ref-type name="Journal Article"&gt;17&lt;/ref-type&gt;&lt;contributors&gt;&lt;authors&gt;&lt;author&gt;Jason Anthony Robison&lt;/author&gt;&lt;/authors&gt;&lt;/contributors&gt;&lt;titles&gt;&lt;title&gt;The Colorado River Revisited&lt;/title&gt;&lt;secondary-title&gt;University of Colorado Law Review&lt;/secondary-title&gt;&lt;/titles&gt;&lt;periodical&gt;&lt;full-title&gt;University of Colorado Law Review&lt;/full-title&gt;&lt;/periodical&gt;&lt;volume&gt;88&lt;/volume&gt;&lt;number&gt;3&lt;/number&gt;&lt;dates&gt;&lt;year&gt;2017&lt;/year&gt;&lt;/dates&gt;&lt;urls&gt;&lt;related-urls&gt;&lt;url&gt;https://heinonline.org/HOL/Page?handle=hein.journals/ucollr88&amp;amp;id=511&amp;amp;collection=journals&amp;amp;index=&lt;/url&gt;&lt;/related-urls&gt;&lt;/urls&gt;&lt;/record&gt;&lt;/Cite&gt;&lt;/EndNote&gt;</w:instrText>
-        </w:r>
-        <w:r>
-          <w:rPr>
-            <w:rFonts w:asciiTheme="majorBidi" w:hAnsiTheme="majorBidi" w:cstheme="majorBidi"/>
-            <w:sz w:val="24"/>
-            <w:szCs w:val="24"/>
-          </w:rPr>
-          <w:fldChar w:fldCharType="separate"/>
-        </w:r>
-        <w:r>
-          <w:rPr>
-            <w:rFonts w:asciiTheme="majorBidi" w:hAnsiTheme="majorBidi" w:cstheme="majorBidi"/>
-            <w:noProof/>
-            <w:sz w:val="24"/>
-            <w:szCs w:val="24"/>
-          </w:rPr>
-          <w:t>Robison (2017)</w:t>
-        </w:r>
-        <w:r>
-          <w:rPr>
-            <w:rFonts w:asciiTheme="majorBidi" w:hAnsiTheme="majorBidi" w:cstheme="majorBidi"/>
-            <w:sz w:val="24"/>
-            <w:szCs w:val="24"/>
-          </w:rPr>
-          <w:fldChar w:fldCharType="end"/>
-        </w:r>
-      </w:ins>
-      <w:commentRangeEnd w:id="84"/>
-      <w:r>
-        <w:rPr>
-          <w:rStyle w:val="CommentReference"/>
-          <w:rFonts w:asciiTheme="majorBidi" w:hAnsiTheme="majorBidi" w:cstheme="majorBidi"/>
-          <w:sz w:val="24"/>
-          <w:szCs w:val="24"/>
-        </w:rPr>
-        <w:commentReference w:id="84"/>
-      </w:r>
-      <w:ins w:id="85" w:author="Erik Christian Porse" w:date="2026-05-27T13:03:00Z" w16du:dateUtc="2026-05-27T20:03:00Z">
-        <w:r>
-          <w:rPr>
-            <w:rFonts w:asciiTheme="majorBidi" w:hAnsiTheme="majorBidi" w:cstheme="majorBidi"/>
-            <w:sz w:val="24"/>
-            <w:szCs w:val="24"/>
-          </w:rPr>
-          <w:t xml:space="preserve"> </w:t>
-        </w:r>
-        <w:r>
-          <w:rPr>
-            <w:rFonts w:asciiTheme="majorBidi" w:hAnsiTheme="majorBidi" w:cstheme="majorBidi"/>
-            <w:sz w:val="24"/>
-            <w:szCs w:val="24"/>
-          </w:rPr>
-          <w:fldChar w:fldCharType="begin"/>
-        </w:r>
-        <w:r>
-          <w:rPr>
-            <w:rFonts w:asciiTheme="majorBidi" w:hAnsiTheme="majorBidi" w:cstheme="majorBidi"/>
-            <w:sz w:val="24"/>
-            <w:szCs w:val="24"/>
-          </w:rPr>
-          <w:instrText xml:space="preserve"> ADDIN EN.CITE &lt;EndNote&gt;&lt;Cite AuthorYear="1"&gt;&lt;Author&gt;Fleck&lt;/Author&gt;&lt;Year&gt;2022&lt;/Year&gt;&lt;RecNum&gt;2842&lt;/RecNum&gt;&lt;DisplayText&gt;Fleck and Castle (2022)&lt;/DisplayText&gt;&lt;record&gt;&lt;rec-number&gt;2842&lt;/rec-number&gt;&lt;foreign-keys&gt;&lt;key app="EN" db-id="xxt5ta9pd995dwesap0pdzzp2weaz0w9werf" timestamp="1640129640"&gt;2842&lt;/key&gt;&lt;/foreign-keys&gt;&lt;ref-type name="Journal Article"&gt;17&lt;/ref-type&gt;&lt;contributors&gt;&lt;authors&gt;&lt;author&gt;Fleck, John&lt;/author&gt;&lt;author&gt;Castle, Anne&lt;/author&gt;&lt;/authors&gt;&lt;/contributors&gt;&lt;titles&gt;&lt;title&gt;Green Light for Adaptive Policies on the Colorado River&lt;/title&gt;&lt;secondary-title&gt;Water&lt;/secondary-title&gt;&lt;/titles&gt;&lt;periodical&gt;&lt;full-title&gt;Water&lt;/full-title&gt;&lt;/periodical&gt;&lt;pages&gt;2&lt;/pages&gt;&lt;volume&gt;14&lt;/volume&gt;&lt;number&gt;1&lt;/number&gt;&lt;dates&gt;&lt;year&gt;2022&lt;/year&gt;&lt;/dates&gt;&lt;isbn&gt;2073-4441&lt;/isbn&gt;&lt;accession-num&gt;doi:10.3390/w14010002&lt;/accession-num&gt;&lt;urls&gt;&lt;related-urls&gt;&lt;url&gt;https://www.mdpi.com/2073-4441/14/1/2&lt;/url&gt;&lt;/related-urls&gt;&lt;/urls&gt;&lt;/record&gt;&lt;/Cite&gt;&lt;/EndNote&gt;</w:instrText>
-        </w:r>
-        <w:r>
-          <w:rPr>
-            <w:rFonts w:asciiTheme="majorBidi" w:hAnsiTheme="majorBidi" w:cstheme="majorBidi"/>
-            <w:sz w:val="24"/>
-            <w:szCs w:val="24"/>
-          </w:rPr>
-          <w:fldChar w:fldCharType="separate"/>
-        </w:r>
-        <w:r>
-          <w:rPr>
-            <w:rFonts w:asciiTheme="majorBidi" w:hAnsiTheme="majorBidi" w:cstheme="majorBidi"/>
-            <w:noProof/>
-            <w:sz w:val="24"/>
-            <w:szCs w:val="24"/>
-          </w:rPr>
-          <w:t>Fleck and Castle (2022)</w:t>
-        </w:r>
-        <w:r>
-          <w:rPr>
-            <w:rFonts w:asciiTheme="majorBidi" w:hAnsiTheme="majorBidi" w:cstheme="majorBidi"/>
-            <w:sz w:val="24"/>
-            <w:szCs w:val="24"/>
-          </w:rPr>
-          <w:fldChar w:fldCharType="end"/>
-        </w:r>
-      </w:ins>
+      <w:r>
+        <w:rPr>
+          <w:rFonts w:asciiTheme="majorBidi" w:hAnsiTheme="majorBidi" w:cstheme="majorBidi"/>
+          <w:sz w:val="24"/>
+          <w:szCs w:val="24"/>
+        </w:rPr>
+        <w:t xml:space="preserve">The </w:t>
+      </w:r>
+      <w:r>
+        <w:rPr>
+          <w:rFonts w:asciiTheme="majorBidi" w:hAnsiTheme="majorBidi" w:cstheme="majorBidi"/>
+          <w:sz w:val="24"/>
+          <w:szCs w:val="24"/>
+        </w:rPr>
+        <w:t>Lake Mead water conservation</w:t>
+      </w:r>
+      <w:r>
+        <w:rPr>
+          <w:rFonts w:asciiTheme="majorBidi" w:hAnsiTheme="majorBidi" w:cstheme="majorBidi"/>
+          <w:sz w:val="24"/>
+          <w:szCs w:val="24"/>
+        </w:rPr>
+        <w:t xml:space="preserve"> program had </w:t>
+      </w:r>
+      <w:r>
+        <w:rPr>
+          <w:rFonts w:asciiTheme="majorBidi" w:hAnsiTheme="majorBidi" w:cstheme="majorBidi"/>
+          <w:sz w:val="24"/>
+          <w:szCs w:val="24"/>
+        </w:rPr>
+        <w:t>modest activities through 2015</w:t>
+      </w:r>
+      <w:r>
+        <w:rPr>
+          <w:rFonts w:asciiTheme="majorBidi" w:hAnsiTheme="majorBidi" w:cstheme="majorBidi"/>
+          <w:sz w:val="24"/>
+          <w:szCs w:val="24"/>
+        </w:rPr>
+        <w:t xml:space="preserve"> </w:t>
+      </w:r>
+      <w:r>
+        <w:rPr>
+          <w:rFonts w:asciiTheme="majorBidi" w:hAnsiTheme="majorBidi" w:cstheme="majorBidi"/>
+          <w:sz w:val="24"/>
+          <w:szCs w:val="24"/>
+        </w:rPr>
+        <w:fldChar w:fldCharType="begin"/>
+      </w:r>
+      <w:r>
+        <w:rPr>
+          <w:rFonts w:asciiTheme="majorBidi" w:hAnsiTheme="majorBidi" w:cstheme="majorBidi"/>
+          <w:sz w:val="24"/>
+          <w:szCs w:val="24"/>
+        </w:rPr>
+        <w:instrText xml:space="preserve"> ADDIN EN.CITE &lt;EndNote&gt;&lt;Cite&gt;&lt;Author&gt;Robison&lt;/Author&gt;&lt;Year&gt;2017&lt;/Year&gt;&lt;RecNum&gt;3108&lt;/RecNum&gt;&lt;DisplayText&gt;(Robison, 2017)&lt;/DisplayText&gt;&lt;record&gt;&lt;rec-number&gt;3108&lt;/rec-number&gt;&lt;foreign-keys&gt;&lt;key app="EN" db-id="xxt5ta9pd995dwesap0pdzzp2weaz0w9werf" timestamp="1776460861"&gt;3108&lt;/key&gt;&lt;/foreign-keys&gt;&lt;ref-type name="Journal Article"&gt;17&lt;/ref-type&gt;&lt;contributors&gt;&lt;authors&gt;&lt;author&gt;Jason Anthony Robison&lt;/author&gt;&lt;/authors&gt;&lt;/contributors&gt;&lt;titles&gt;&lt;title&gt;The Colorado River Revisited&lt;/title&gt;&lt;secondary-title&gt;University of Colorado Law Review&lt;/secondary-title&gt;&lt;/titles&gt;&lt;periodical&gt;&lt;full-title&gt;University of Colorado Law Review&lt;/full-title&gt;&lt;/periodical&gt;&lt;volume&gt;88&lt;/volume&gt;&lt;number&gt;3&lt;/number&gt;&lt;dates&gt;&lt;year&gt;2017&lt;/year&gt;&lt;/dates&gt;&lt;urls&gt;&lt;related-urls&gt;&lt;url&gt;https://heinonline.org/HOL/Page?handle=hein.journals/ucollr88&amp;amp;id=511&amp;amp;collection=journals&amp;amp;index=&lt;/url&gt;&lt;/related-urls&gt;&lt;/urls&gt;&lt;/record&gt;&lt;/Cite&gt;&lt;/EndNote&gt;</w:instrText>
+      </w:r>
+      <w:r>
+        <w:rPr>
+          <w:rFonts w:asciiTheme="majorBidi" w:hAnsiTheme="majorBidi" w:cstheme="majorBidi"/>
+          <w:sz w:val="24"/>
+          <w:szCs w:val="24"/>
+        </w:rPr>
+        <w:fldChar w:fldCharType="separate"/>
+      </w:r>
+      <w:r>
+        <w:rPr>
+          <w:rFonts w:asciiTheme="majorBidi" w:hAnsiTheme="majorBidi" w:cstheme="majorBidi"/>
+          <w:noProof/>
+          <w:sz w:val="24"/>
+          <w:szCs w:val="24"/>
+        </w:rPr>
+        <w:t>(Robison, 2017)</w:t>
+      </w:r>
+      <w:r>
+        <w:rPr>
+          <w:rFonts w:asciiTheme="majorBidi" w:hAnsiTheme="majorBidi" w:cstheme="majorBidi"/>
+          <w:sz w:val="24"/>
+          <w:szCs w:val="24"/>
+        </w:rPr>
+        <w:fldChar w:fldCharType="end"/>
+      </w:r>
       <w:r>
         <w:rPr>
           <w:rFonts w:asciiTheme="majorBidi" w:hAnsiTheme="majorBidi" w:cstheme="majorBidi"/>
@@ -2965,414 +2401,416 @@
         </w:rPr>
         <w:t xml:space="preserve">. </w:t>
       </w:r>
-      <w:del w:id="86" w:author="Erik Christian Porse" w:date="2026-05-27T13:02:00Z" w16du:dateUtc="2026-05-27T20:02:00Z">
-        <w:r>
-          <w:rPr>
-            <w:rFonts w:asciiTheme="majorBidi" w:hAnsiTheme="majorBidi" w:cstheme="majorBidi"/>
-            <w:sz w:val="24"/>
-            <w:szCs w:val="24"/>
-          </w:rPr>
-          <w:delText>He called for new</w:delText>
-        </w:r>
-      </w:del>
-      <w:del w:id="87" w:author="Erik Christian Porse" w:date="2026-05-27T13:03:00Z" w16du:dateUtc="2026-05-27T20:03:00Z">
-        <w:r>
-          <w:rPr>
-            <w:rFonts w:asciiTheme="majorBidi" w:hAnsiTheme="majorBidi" w:cstheme="majorBidi"/>
-            <w:sz w:val="24"/>
-            <w:szCs w:val="24"/>
-          </w:rPr>
-          <w:delText xml:space="preserve"> strategies to promote higher levels of engagement and conservation and to raise the caps on credits and debits. </w:delText>
-        </w:r>
-        <w:r>
-          <w:rPr>
-            <w:rFonts w:asciiTheme="majorBidi" w:hAnsiTheme="majorBidi" w:cstheme="majorBidi"/>
-            <w:sz w:val="24"/>
-            <w:szCs w:val="24"/>
-          </w:rPr>
-          <w:fldChar w:fldCharType="begin"/>
-        </w:r>
-        <w:r>
-          <w:rPr>
-            <w:rFonts w:asciiTheme="majorBidi" w:hAnsiTheme="majorBidi" w:cstheme="majorBidi"/>
-            <w:sz w:val="24"/>
-            <w:szCs w:val="24"/>
-          </w:rPr>
-          <w:delInstrText xml:space="preserve"> ADDIN EN.CITE &lt;EndNote&gt;&lt;Cite AuthorYear="1"&gt;&lt;Author&gt;Fleck&lt;/Author&gt;&lt;Year&gt;2022&lt;/Year&gt;&lt;RecNum&gt;2842&lt;/RecNum&gt;&lt;DisplayText&gt;Fleck and Castle (2022)&lt;/DisplayText&gt;&lt;record&gt;&lt;rec-number&gt;2842&lt;/rec-number&gt;&lt;foreign-keys&gt;&lt;key app="EN" db-id="xxt5ta9pd995dwesap0pdzzp2weaz0w9werf" timestamp="1640129640"&gt;2842&lt;/key&gt;&lt;/foreign-keys&gt;&lt;ref-type name="Journal Article"&gt;17&lt;/ref-type&gt;&lt;contributors&gt;&lt;authors&gt;&lt;author&gt;Fleck, John&lt;/author&gt;&lt;author&gt;Castle, Anne&lt;/author&gt;&lt;/authors&gt;&lt;/contributors&gt;&lt;titles&gt;&lt;title&gt;Green Light for Adaptive Policies on the Colorado River&lt;/title&gt;&lt;secondary-title&gt;Water&lt;/secondary-title&gt;&lt;/titles&gt;&lt;periodical&gt;&lt;full-title&gt;Water&lt;/full-title&gt;&lt;/periodical&gt;&lt;pages&gt;2&lt;/pages&gt;&lt;volume&gt;14&lt;/volume&gt;&lt;number&gt;1&lt;/number&gt;&lt;dates&gt;&lt;year&gt;2022&lt;/year&gt;&lt;/dates&gt;&lt;isbn&gt;2073-4441&lt;/isbn&gt;&lt;accession-num&gt;doi:10.3390/w14010002&lt;/accession-num&gt;&lt;urls&gt;&lt;related-urls&gt;&lt;url&gt;https://www.mdpi.com/2073-4441/14/1/2&lt;/url&gt;&lt;/related-urls&gt;&lt;/urls&gt;&lt;/record&gt;&lt;/Cite&gt;&lt;/EndNote&gt;</w:delInstrText>
-        </w:r>
-        <w:r>
-          <w:rPr>
-            <w:rFonts w:asciiTheme="majorBidi" w:hAnsiTheme="majorBidi" w:cstheme="majorBidi"/>
-            <w:sz w:val="24"/>
-            <w:szCs w:val="24"/>
-          </w:rPr>
-          <w:fldChar w:fldCharType="separate"/>
-        </w:r>
-        <w:r>
-          <w:rPr>
-            <w:rFonts w:asciiTheme="majorBidi" w:hAnsiTheme="majorBidi" w:cstheme="majorBidi"/>
-            <w:noProof/>
-            <w:sz w:val="24"/>
-            <w:szCs w:val="24"/>
-          </w:rPr>
-          <w:delText>Fleck and Castle (2022)</w:delText>
-        </w:r>
-        <w:r>
-          <w:rPr>
-            <w:rFonts w:asciiTheme="majorBidi" w:hAnsiTheme="majorBidi" w:cstheme="majorBidi"/>
-            <w:sz w:val="24"/>
-            <w:szCs w:val="24"/>
-          </w:rPr>
-          <w:fldChar w:fldCharType="end"/>
-        </w:r>
-        <w:r>
-          <w:rPr>
-            <w:rFonts w:asciiTheme="majorBidi" w:hAnsiTheme="majorBidi" w:cstheme="majorBidi"/>
-            <w:sz w:val="24"/>
-            <w:szCs w:val="24"/>
-          </w:rPr>
-          <w:delText xml:space="preserve"> also suggested to raise the caps. </w:delText>
-        </w:r>
-      </w:del>
-      <w:r>
-        <w:rPr>
-          <w:rFonts w:asciiTheme="majorBidi" w:hAnsiTheme="majorBidi" w:cstheme="majorBidi"/>
-          <w:sz w:val="24"/>
-          <w:szCs w:val="24"/>
-        </w:rPr>
-        <w:fldChar w:fldCharType="begin"/>
-      </w:r>
-      <w:r>
-        <w:rPr>
-          <w:rFonts w:asciiTheme="majorBidi" w:hAnsiTheme="majorBidi" w:cstheme="majorBidi"/>
-          <w:sz w:val="24"/>
-          <w:szCs w:val="24"/>
-        </w:rPr>
-        <w:instrText xml:space="preserve"> ADDIN EN.CITE &lt;EndNote&gt;&lt;Cite AuthorYear="1"&gt;&lt;Author&gt;Stelter&lt;/Author&gt;&lt;Year&gt;2022&lt;/Year&gt;&lt;RecNum&gt;3013&lt;/RecNum&gt;&lt;DisplayText&gt;Stelter (2022)&lt;/DisplayText&gt;&lt;record&gt;&lt;rec-number&gt;3013&lt;/rec-number&gt;&lt;foreign-keys&gt;&lt;key app="EN" db-id="xxt5ta9pd995dwesap0pdzzp2weaz0w9werf" timestamp="1722973781"&gt;3013&lt;/key&gt;&lt;/foreign-keys&gt;&lt;ref-type name="Journal Article"&gt;17&lt;/ref-type&gt;&lt;contributors&gt;&lt;authors&gt;&lt;author&gt;Devin Stelter&lt;/author&gt;&lt;/authors&gt;&lt;/contributors&gt;&lt;titles&gt;&lt;title&gt;Towards a Utah Intentionally Created Surplus Program&lt;/title&gt;&lt;secondary-title&gt;Sustainable Development Law and Policy&lt;/secondary-title&gt;&lt;/titles&gt;&lt;periodical&gt;&lt;full-title&gt;Sustainable Development Law and Policy&lt;/full-title&gt;&lt;/periodical&gt;&lt;pages&gt;4-21&lt;/pages&gt;&lt;volume&gt;22&lt;/volume&gt;&lt;number&gt;2&lt;/number&gt;&lt;dates&gt;&lt;year&gt;2022&lt;/year&gt;&lt;/dates&gt;&lt;urls&gt;&lt;related-urls&gt;&lt;url&gt;https://heinonline.org/HOL/Page?collection=journals&amp;amp;handle=hein.journals/sdlp22&amp;amp;id=44&amp;amp;men_tab=srchresults&lt;/url&gt;&lt;/related-urls&gt;&lt;/urls&gt;&lt;/record&gt;&lt;/Cite&gt;&lt;/EndNote&gt;</w:instrText>
-      </w:r>
-      <w:r>
-        <w:rPr>
-          <w:rFonts w:asciiTheme="majorBidi" w:hAnsiTheme="majorBidi" w:cstheme="majorBidi"/>
-          <w:sz w:val="24"/>
-          <w:szCs w:val="24"/>
-        </w:rPr>
-        <w:fldChar w:fldCharType="separate"/>
-      </w:r>
-      <w:r>
-        <w:rPr>
-          <w:rFonts w:asciiTheme="majorBidi" w:hAnsiTheme="majorBidi" w:cstheme="majorBidi"/>
-          <w:noProof/>
-          <w:sz w:val="24"/>
-          <w:szCs w:val="24"/>
-        </w:rPr>
-        <w:t>Stelter (2022)</w:t>
-      </w:r>
-      <w:r>
-        <w:rPr>
-          <w:rFonts w:asciiTheme="majorBidi" w:hAnsiTheme="majorBidi" w:cstheme="majorBidi"/>
-          <w:sz w:val="24"/>
-          <w:szCs w:val="24"/>
-        </w:rPr>
-        <w:fldChar w:fldCharType="end"/>
-      </w:r>
-      <w:r>
-        <w:rPr>
-          <w:rFonts w:asciiTheme="majorBidi" w:hAnsiTheme="majorBidi" w:cstheme="majorBidi"/>
-          <w:sz w:val="24"/>
-          <w:szCs w:val="24"/>
-        </w:rPr>
-        <w:t xml:space="preserve"> suggested Utah adopt the same voluntary water conservation program using Flaming Gorge as the reservoir. </w:t>
-      </w:r>
-      <w:r>
-        <w:rPr>
-          <w:rFonts w:asciiTheme="majorBidi" w:hAnsiTheme="majorBidi" w:cstheme="majorBidi"/>
-          <w:sz w:val="24"/>
-          <w:szCs w:val="24"/>
-        </w:rPr>
-        <w:fldChar w:fldCharType="begin"/>
-      </w:r>
-      <w:r>
-        <w:rPr>
-          <w:rFonts w:asciiTheme="majorBidi" w:hAnsiTheme="majorBidi" w:cstheme="majorBidi"/>
-          <w:sz w:val="24"/>
-          <w:szCs w:val="24"/>
-        </w:rPr>
-        <w:instrText xml:space="preserve"> ADDIN EN.CITE &lt;EndNote&gt;&lt;Cite AuthorYear="1"&gt;&lt;Author&gt;Colby&lt;/Author&gt;&lt;Year&gt;2025&lt;/Year&gt;&lt;RecNum&gt;3109&lt;/RecNum&gt;&lt;DisplayText&gt;Colby et al. (2025)&lt;/DisplayText&gt;&lt;record&gt;&lt;rec-number&gt;3109&lt;/rec-number&gt;&lt;foreign-keys&gt;&lt;key app="EN" db-id="xxt5ta9pd995dwesap0pdzzp2weaz0w9werf" timestamp="1776466532"&gt;3109&lt;/key&gt;&lt;/foreign-keys&gt;&lt;ref-type name="Journal Article"&gt;17&lt;/ref-type&gt;&lt;contributors&gt;&lt;authors&gt;&lt;author&gt;Colby, Bonnie&lt;/author&gt;&lt;author&gt;Hansen, Kristiana&lt;/author&gt;&lt;author&gt;Sorensen, Kathryn&lt;/author&gt;&lt;/authors&gt;&lt;/contributors&gt;&lt;titles&gt;&lt;title&gt;Policy Nook — Policy Note: Tough Tradeoffs in the Colorado River Basin&lt;/title&gt;&lt;secondary-title&gt;Water Economics and Policy&lt;/secondary-title&gt;&lt;/titles&gt;&lt;periodical&gt;&lt;full-title&gt;Water Economics and Policy&lt;/full-title&gt;&lt;/periodical&gt;&lt;pages&gt;2471002&lt;/pages&gt;&lt;volume&gt;11&lt;/volume&gt;&lt;number&gt;04&lt;/number&gt;&lt;keywords&gt;&lt;keyword&gt;Colorado River Basin,water shortage,water conservation,water equity,tribal water&lt;/keyword&gt;&lt;/keywords&gt;&lt;dates&gt;&lt;year&gt;2025&lt;/year&gt;&lt;/dates&gt;&lt;urls&gt;&lt;related-urls&gt;&lt;url&gt;https://www.worldscientific.com/doi/abs/10.1142/S2382624X24710024&lt;/url&gt;&lt;/related-urls&gt;&lt;/urls&gt;&lt;electronic-resource-num&gt;10.1142/s2382624x24710024&lt;/electronic-resource-num&gt;&lt;/record&gt;&lt;/Cite&gt;&lt;/EndNote&gt;</w:instrText>
-      </w:r>
-      <w:r>
-        <w:rPr>
-          <w:rFonts w:asciiTheme="majorBidi" w:hAnsiTheme="majorBidi" w:cstheme="majorBidi"/>
-          <w:sz w:val="24"/>
-          <w:szCs w:val="24"/>
-        </w:rPr>
-        <w:fldChar w:fldCharType="separate"/>
-      </w:r>
-      <w:r>
-        <w:rPr>
-          <w:rFonts w:asciiTheme="majorBidi" w:hAnsiTheme="majorBidi" w:cstheme="majorBidi"/>
-          <w:noProof/>
-          <w:sz w:val="24"/>
-          <w:szCs w:val="24"/>
-        </w:rPr>
-        <w:t>Colby et al. (2025)</w:t>
-      </w:r>
-      <w:r>
-        <w:rPr>
-          <w:rFonts w:asciiTheme="majorBidi" w:hAnsiTheme="majorBidi" w:cstheme="majorBidi"/>
-          <w:sz w:val="24"/>
-          <w:szCs w:val="24"/>
-        </w:rPr>
-        <w:fldChar w:fldCharType="end"/>
-      </w:r>
-      <w:r>
-        <w:rPr>
-          <w:rFonts w:asciiTheme="majorBidi" w:hAnsiTheme="majorBidi" w:cstheme="majorBidi"/>
-          <w:sz w:val="24"/>
-          <w:szCs w:val="24"/>
-        </w:rPr>
-        <w:t xml:space="preserve"> suggested to assign up to 50% of conserved water to remain in Lake Mead as system water to create a balance of individual and collective resiliency. </w:t>
-      </w:r>
-      <w:r>
-        <w:rPr>
-          <w:rFonts w:asciiTheme="majorBidi" w:hAnsiTheme="majorBidi" w:cstheme="majorBidi"/>
-          <w:sz w:val="24"/>
-          <w:szCs w:val="24"/>
-        </w:rPr>
-        <w:fldChar w:fldCharType="begin"/>
-      </w:r>
-      <w:r>
-        <w:rPr>
-          <w:rFonts w:asciiTheme="majorBidi" w:hAnsiTheme="majorBidi" w:cstheme="majorBidi"/>
-          <w:sz w:val="24"/>
-          <w:szCs w:val="24"/>
-        </w:rPr>
-        <w:instrText xml:space="preserve"> ADDIN EN.CITE &lt;EndNote&gt;&lt;Cite AuthorYear="1"&gt;&lt;Author&gt;Huizar&lt;/Author&gt;&lt;Year&gt;2023&lt;/Year&gt;&lt;RecNum&gt;3110&lt;/RecNum&gt;&lt;DisplayText&gt;Huizar et al. (2023)&lt;/DisplayText&gt;&lt;record&gt;&lt;rec-number&gt;3110&lt;/rec-number&gt;&lt;foreign-keys&gt;&lt;key app="EN" db-id="xxt5ta9pd995dwesap0pdzzp2weaz0w9werf" timestamp="1776715189"&gt;3110&lt;/key&gt;&lt;/foreign-keys&gt;&lt;ref-type name="Journal Article"&gt;17&lt;/ref-type&gt;&lt;contributors&gt;&lt;authors&gt;&lt;author&gt;Luis Huizar&lt;/author&gt;&lt;author&gt;Sarai Díaz&lt;/author&gt;&lt;author&gt;Kevin Lansey&lt;/author&gt;&lt;author&gt;Robert Arnold&lt;/author&gt;&lt;/authors&gt;&lt;/contributors&gt;&lt;titles&gt;&lt;title&gt;Water Supply in the Lower Colorado River Basin: Effectiveness of the 2019 Drought Contingency Plan&lt;/title&gt;&lt;secondary-title&gt;Journal of Environmental Engineering&lt;/secondary-title&gt;&lt;/titles&gt;&lt;periodical&gt;&lt;full-title&gt;Journal of Environmental Engineering&lt;/full-title&gt;&lt;/periodical&gt;&lt;pages&gt;04023058&lt;/pages&gt;&lt;volume&gt;149&lt;/volume&gt;&lt;number&gt;10&lt;/number&gt;&lt;dates&gt;&lt;year&gt;2023&lt;/year&gt;&lt;/dates&gt;&lt;urls&gt;&lt;related-urls&gt;&lt;url&gt;https://ascelibrary.org/doi/abs/10.1061/JOEEDU.EEENG-7324&lt;/url&gt;&lt;/related-urls&gt;&lt;/urls&gt;&lt;electronic-resource-num&gt;doi:10.1061/JOEEDU.EEENG-7324&lt;/electronic-resource-num&gt;&lt;/record&gt;&lt;/Cite&gt;&lt;/EndNote&gt;</w:instrText>
-      </w:r>
-      <w:r>
-        <w:rPr>
-          <w:rFonts w:asciiTheme="majorBidi" w:hAnsiTheme="majorBidi" w:cstheme="majorBidi"/>
-          <w:sz w:val="24"/>
-          <w:szCs w:val="24"/>
-        </w:rPr>
-        <w:fldChar w:fldCharType="separate"/>
-      </w:r>
-      <w:r>
-        <w:rPr>
-          <w:rFonts w:asciiTheme="majorBidi" w:hAnsiTheme="majorBidi" w:cstheme="majorBidi"/>
-          <w:noProof/>
-          <w:sz w:val="24"/>
-          <w:szCs w:val="24"/>
-        </w:rPr>
-        <w:t>Huizar et al. (2023)</w:t>
-      </w:r>
-      <w:r>
-        <w:rPr>
-          <w:rFonts w:asciiTheme="majorBidi" w:hAnsiTheme="majorBidi" w:cstheme="majorBidi"/>
-          <w:sz w:val="24"/>
-          <w:szCs w:val="24"/>
-        </w:rPr>
-        <w:fldChar w:fldCharType="end"/>
-      </w:r>
-      <w:r>
-        <w:rPr>
-          <w:rFonts w:asciiTheme="majorBidi" w:hAnsiTheme="majorBidi" w:cstheme="majorBidi"/>
-          <w:sz w:val="24"/>
-          <w:szCs w:val="24"/>
-        </w:rPr>
-        <w:t xml:space="preserve"> reported difficulty to predict and model state’s water conservation choices. </w:t>
-      </w:r>
-      <w:r>
-        <w:rPr>
-          <w:rFonts w:asciiTheme="majorBidi" w:hAnsiTheme="majorBidi" w:cstheme="majorBidi"/>
-          <w:sz w:val="24"/>
-          <w:szCs w:val="24"/>
-        </w:rPr>
-        <w:fldChar w:fldCharType="begin"/>
-      </w:r>
-      <w:r>
-        <w:rPr>
-          <w:rFonts w:asciiTheme="majorBidi" w:hAnsiTheme="majorBidi" w:cstheme="majorBidi"/>
-          <w:sz w:val="24"/>
-          <w:szCs w:val="24"/>
-        </w:rPr>
-        <w:instrText xml:space="preserve"> ADDIN EN.CITE &lt;EndNote&gt;&lt;Cite AuthorYear="1"&gt;&lt;Author&gt;Rosenberg&lt;/Author&gt;&lt;Year&gt;2024&lt;/Year&gt;&lt;RecNum&gt;2847&lt;/RecNum&gt;&lt;DisplayText&gt;Rosenberg (2024)&lt;/DisplayText&gt;&lt;record&gt;&lt;rec-number&gt;2847&lt;/rec-number&gt;&lt;foreign-keys&gt;&lt;key app="EN" db-id="xxt5ta9pd995dwesap0pdzzp2weaz0w9werf" timestamp="1642471467"&gt;2847&lt;/key&gt;&lt;/foreign-keys&gt;&lt;ref-type name="Journal Article"&gt;17&lt;/ref-type&gt;&lt;contributors&gt;&lt;authors&gt;&lt;author&gt;David E. Rosenberg&lt;/author&gt;&lt;/authors&gt;&lt;/contributors&gt;&lt;titles&gt;&lt;title&gt;Lessons from immersive online collaborative modeling to discuss more adaptive reservoir operations&lt;/title&gt;&lt;secondary-title&gt;Journal of Water Resources Planning and Management&lt;/secondary-title&gt;&lt;/titles&gt;&lt;periodical&gt;&lt;full-title&gt;Journal of Water Resources Planning and Management&lt;/full-title&gt;&lt;/periodical&gt;&lt;volume&gt;150&lt;/volume&gt;&lt;number&gt;7&lt;/number&gt;&lt;dates&gt;&lt;year&gt;2024&lt;/year&gt;&lt;/dates&gt;&lt;publisher&gt;American Society of Civil Engineers&lt;/publisher&gt;&lt;urls&gt;&lt;related-urls&gt;&lt;url&gt;https://doi.org/10.4211/hs.e0cbe52ad4524c07bb5b7ff8c373a343&lt;/url&gt;&lt;/related-urls&gt;&lt;/urls&gt;&lt;electronic-resource-num&gt;https://doi.org/10.1061/JWRMD5.WRENG-5893&lt;/electronic-resource-num&gt;&lt;/record&gt;&lt;/Cite&gt;&lt;/EndNote&gt;</w:instrText>
-      </w:r>
-      <w:r>
-        <w:rPr>
-          <w:rFonts w:asciiTheme="majorBidi" w:hAnsiTheme="majorBidi" w:cstheme="majorBidi"/>
-          <w:sz w:val="24"/>
-          <w:szCs w:val="24"/>
-        </w:rPr>
-        <w:fldChar w:fldCharType="separate"/>
-      </w:r>
-      <w:r>
-        <w:rPr>
-          <w:rFonts w:asciiTheme="majorBidi" w:hAnsiTheme="majorBidi" w:cstheme="majorBidi"/>
-          <w:noProof/>
-          <w:sz w:val="24"/>
-          <w:szCs w:val="24"/>
-        </w:rPr>
-        <w:t>Rosenberg (2024)</w:t>
-      </w:r>
-      <w:r>
-        <w:rPr>
-          <w:rFonts w:asciiTheme="majorBidi" w:hAnsiTheme="majorBidi" w:cstheme="majorBidi"/>
-          <w:sz w:val="24"/>
-          <w:szCs w:val="24"/>
-        </w:rPr>
-        <w:fldChar w:fldCharType="end"/>
-      </w:r>
-      <w:r>
-        <w:rPr>
-          <w:rFonts w:asciiTheme="majorBidi" w:hAnsiTheme="majorBidi" w:cstheme="majorBidi"/>
-          <w:sz w:val="24"/>
-          <w:szCs w:val="24"/>
-        </w:rPr>
-        <w:t xml:space="preserve"> </w:t>
-      </w:r>
-      <w:r>
-        <w:rPr>
-          <w:rFonts w:asciiTheme="majorBidi" w:hAnsiTheme="majorBidi" w:cstheme="majorBidi"/>
-          <w:sz w:val="24"/>
-          <w:szCs w:val="24"/>
-        </w:rPr>
-        <w:t>proposed and tested water accounts in a combined Lake Powell-Lake Mead system.</w:t>
-      </w:r>
-      <w:r>
-        <w:rPr>
-          <w:rFonts w:asciiTheme="majorBidi" w:hAnsiTheme="majorBidi" w:cstheme="majorBidi"/>
-          <w:sz w:val="24"/>
-          <w:szCs w:val="24"/>
-        </w:rPr>
-        <w:t xml:space="preserve"> </w:t>
-      </w:r>
-      <w:r>
-        <w:rPr>
-          <w:rFonts w:asciiTheme="majorBidi" w:hAnsiTheme="majorBidi" w:cstheme="majorBidi"/>
-          <w:sz w:val="24"/>
-          <w:szCs w:val="24"/>
-        </w:rPr>
-        <w:t xml:space="preserve">Recently, the U.S. Bureau of Reclamation (Reclamation) proposed several ways to improve the program (now called Storage and Delivery) beginning in 2027 </w:t>
-      </w:r>
-      <w:r>
-        <w:rPr>
-          <w:rFonts w:asciiTheme="majorBidi" w:hAnsiTheme="majorBidi" w:cstheme="majorBidi"/>
-          <w:sz w:val="24"/>
-          <w:szCs w:val="24"/>
-        </w:rPr>
-        <w:fldChar w:fldCharType="begin"/>
-      </w:r>
-      <w:r>
-        <w:rPr>
-          <w:rFonts w:asciiTheme="majorBidi" w:hAnsiTheme="majorBidi" w:cstheme="majorBidi"/>
-          <w:sz w:val="24"/>
-          <w:szCs w:val="24"/>
-        </w:rPr>
-        <w:instrText xml:space="preserve"> ADDIN EN.CITE &lt;EndNote&gt;&lt;Cite&gt;&lt;Author&gt;USBR&lt;/Author&gt;&lt;Year&gt;2026&lt;/Year&gt;&lt;RecNum&gt;3107&lt;/RecNum&gt;&lt;DisplayText&gt;(USBR, 2026)&lt;/DisplayText&gt;&lt;record&gt;&lt;rec-number&gt;3107&lt;/rec-number&gt;&lt;foreign-keys&gt;&lt;key app="EN" db-id="xxt5ta9pd995dwesap0pdzzp2weaz0w9werf" timestamp="1772056442"&gt;3107&lt;/key&gt;&lt;/foreign-keys&gt;&lt;ref-type name="Report"&gt;27&lt;/ref-type&gt;&lt;contributors&gt;&lt;authors&gt;&lt;author&gt;USBR&lt;/author&gt;&lt;/authors&gt;&lt;/contributors&gt;&lt;titles&gt;&lt;title&gt;Post-2026 Operational Guidelines and Strategies for Lake Powell and Lake Mead – Draft Environmental Impact Statement&lt;/title&gt;&lt;/titles&gt;&lt;dates&gt;&lt;year&gt;2026&lt;/year&gt;&lt;/dates&gt;&lt;publisher&gt;U.S. Bureau of Reclamation&lt;/publisher&gt;&lt;urls&gt;&lt;related-urls&gt;&lt;url&gt;https://www.usbr.gov/ColoradoRiverBasin/post2026/draft-eis/&lt;/url&gt;&lt;/related-urls&gt;&lt;/urls&gt;&lt;/record&gt;&lt;/Cite&gt;&lt;/EndNote&gt;</w:instrText>
-      </w:r>
-      <w:r>
-        <w:rPr>
-          <w:rFonts w:asciiTheme="majorBidi" w:hAnsiTheme="majorBidi" w:cstheme="majorBidi"/>
-          <w:sz w:val="24"/>
-          <w:szCs w:val="24"/>
-        </w:rPr>
-        <w:fldChar w:fldCharType="separate"/>
-      </w:r>
-      <w:r>
-        <w:rPr>
-          <w:rFonts w:asciiTheme="majorBidi" w:hAnsiTheme="majorBidi" w:cstheme="majorBidi"/>
-          <w:noProof/>
-          <w:sz w:val="24"/>
-          <w:szCs w:val="24"/>
-        </w:rPr>
-        <w:t>(USBR, 2026)</w:t>
-      </w:r>
-      <w:r>
-        <w:rPr>
-          <w:rFonts w:asciiTheme="majorBidi" w:hAnsiTheme="majorBidi" w:cstheme="majorBidi"/>
-          <w:sz w:val="24"/>
-          <w:szCs w:val="24"/>
-        </w:rPr>
-        <w:fldChar w:fldCharType="end"/>
-      </w:r>
-      <w:r>
-        <w:rPr>
-          <w:rFonts w:asciiTheme="majorBidi" w:hAnsiTheme="majorBidi" w:cstheme="majorBidi"/>
-          <w:sz w:val="24"/>
-          <w:szCs w:val="24"/>
-        </w:rPr>
-        <w:t>.</w:t>
-      </w:r>
-      <w:r>
-        <w:rPr>
-          <w:rFonts w:asciiTheme="majorBidi" w:hAnsiTheme="majorBidi" w:cstheme="majorBidi"/>
-          <w:sz w:val="24"/>
-          <w:szCs w:val="24"/>
-        </w:rPr>
-        <w:t xml:space="preserve"> One option is to remove gaming between the voluntary water conservation and mandatory water shortage programs by tying mandatory shortages to the anticipated Lake Mead level if there was no voluntary </w:t>
-      </w:r>
-      <w:r>
-        <w:rPr>
-          <w:rFonts w:asciiTheme="majorBidi" w:hAnsiTheme="majorBidi" w:cstheme="majorBidi"/>
-          <w:sz w:val="24"/>
-          <w:szCs w:val="24"/>
-        </w:rPr>
-        <w:t>activity</w:t>
-      </w:r>
-      <w:r>
-        <w:rPr>
-          <w:rFonts w:asciiTheme="majorBidi" w:hAnsiTheme="majorBidi" w:cstheme="majorBidi"/>
-          <w:sz w:val="24"/>
-          <w:szCs w:val="24"/>
-        </w:rPr>
-        <w:t xml:space="preserve"> (colloquially called “operational neutrality”). A second suggestion </w:t>
-      </w:r>
-      <w:r>
-        <w:rPr>
-          <w:rFonts w:asciiTheme="majorBidi" w:hAnsiTheme="majorBidi" w:cstheme="majorBidi"/>
-          <w:sz w:val="24"/>
-          <w:szCs w:val="24"/>
-        </w:rPr>
-        <w:t>can</w:t>
-      </w:r>
-      <w:r>
-        <w:rPr>
-          <w:rFonts w:asciiTheme="majorBidi" w:hAnsiTheme="majorBidi" w:cstheme="majorBidi"/>
-          <w:sz w:val="24"/>
-          <w:szCs w:val="24"/>
-        </w:rPr>
-        <w:t xml:space="preserve"> move voluntarily conserved water upstream to Lake Powell to increase operational </w:t>
-      </w:r>
-      <w:commentRangeStart w:id="88"/>
-      <w:r>
-        <w:rPr>
-          <w:rFonts w:asciiTheme="majorBidi" w:hAnsiTheme="majorBidi" w:cstheme="majorBidi"/>
-          <w:sz w:val="24"/>
-          <w:szCs w:val="24"/>
-        </w:rPr>
-        <w:t>flexibility</w:t>
-      </w:r>
-      <w:commentRangeEnd w:id="88"/>
-      <w:r>
-        <w:rPr>
-          <w:rStyle w:val="CommentReference"/>
-          <w:rFonts w:asciiTheme="majorBidi" w:hAnsiTheme="majorBidi" w:cstheme="majorBidi"/>
-          <w:sz w:val="24"/>
-          <w:szCs w:val="24"/>
-        </w:rPr>
-        <w:commentReference w:id="88"/>
-      </w:r>
-      <w:r>
-        <w:rPr>
-          <w:rFonts w:asciiTheme="majorBidi" w:hAnsiTheme="majorBidi" w:cstheme="majorBidi"/>
-          <w:sz w:val="24"/>
-          <w:szCs w:val="24"/>
-        </w:rPr>
-        <w:t>.</w:t>
+      <w:r>
+        <w:rPr>
+          <w:rFonts w:asciiTheme="majorBidi" w:hAnsiTheme="majorBidi" w:cstheme="majorBidi"/>
+          <w:sz w:val="24"/>
+          <w:szCs w:val="24"/>
+        </w:rPr>
+        <w:t>Even with these activities, Lake Mead continues to draw down.</w:t>
       </w:r>
     </w:p>
     <w:p>
       <w:pPr>
+        <w:rPr>
+          <w:rFonts w:asciiTheme="majorBidi" w:hAnsiTheme="majorBidi" w:cstheme="majorBidi"/>
+          <w:sz w:val="24"/>
+          <w:szCs w:val="24"/>
+        </w:rPr>
+      </w:pPr>
+      <w:r>
+        <w:rPr>
+          <w:rFonts w:asciiTheme="majorBidi" w:hAnsiTheme="majorBidi" w:cstheme="majorBidi"/>
+          <w:sz w:val="24"/>
+          <w:szCs w:val="24"/>
+        </w:rPr>
+        <w:t xml:space="preserve">To promote higher engagement, new proposals suggest </w:t>
+      </w:r>
+      <w:r>
+        <w:rPr>
+          <w:rFonts w:asciiTheme="majorBidi" w:hAnsiTheme="majorBidi" w:cstheme="majorBidi"/>
+          <w:sz w:val="24"/>
+          <w:szCs w:val="24"/>
+        </w:rPr>
+        <w:t xml:space="preserve">to raise caps on </w:t>
+      </w:r>
+      <w:r>
+        <w:rPr>
+          <w:rFonts w:asciiTheme="majorBidi" w:hAnsiTheme="majorBidi" w:cstheme="majorBidi"/>
+          <w:sz w:val="24"/>
+          <w:szCs w:val="24"/>
+        </w:rPr>
+        <w:t xml:space="preserve">allowed </w:t>
+      </w:r>
+      <w:r>
+        <w:rPr>
+          <w:rFonts w:asciiTheme="majorBidi" w:hAnsiTheme="majorBidi" w:cstheme="majorBidi"/>
+          <w:sz w:val="24"/>
+          <w:szCs w:val="24"/>
+        </w:rPr>
+        <w:t xml:space="preserve">credits and debits </w:t>
+      </w:r>
+      <w:r>
+        <w:rPr>
+          <w:rFonts w:asciiTheme="majorBidi" w:hAnsiTheme="majorBidi" w:cstheme="majorBidi"/>
+          <w:sz w:val="24"/>
+          <w:szCs w:val="24"/>
+        </w:rPr>
+        <w:fldChar w:fldCharType="begin"/>
+      </w:r>
+      <w:r>
+        <w:rPr>
+          <w:rFonts w:asciiTheme="majorBidi" w:hAnsiTheme="majorBidi" w:cstheme="majorBidi"/>
+          <w:sz w:val="24"/>
+          <w:szCs w:val="24"/>
+        </w:rPr>
+        <w:instrText xml:space="preserve"> ADDIN EN.CITE &lt;EndNote&gt;&lt;Cite&gt;&lt;Author&gt;Robison&lt;/Author&gt;&lt;Year&gt;2017&lt;/Year&gt;&lt;RecNum&gt;3108&lt;/RecNum&gt;&lt;DisplayText&gt;(Fleck and Udall, 2021; Robison, 2017)&lt;/DisplayText&gt;&lt;record&gt;&lt;rec-number&gt;3108&lt;/rec-number&gt;&lt;foreign-keys&gt;&lt;key app="EN" db-id="xxt5ta9pd995dwesap0pdzzp2weaz0w9werf" timestamp="1776460861"&gt;3108&lt;/key&gt;&lt;/foreign-keys&gt;&lt;ref-type name="Journal Article"&gt;17&lt;/ref-type&gt;&lt;contributors&gt;&lt;authors&gt;&lt;author&gt;Jason Anthony Robison&lt;/author&gt;&lt;/authors&gt;&lt;/contributors&gt;&lt;titles&gt;&lt;title&gt;The Colorado River Revisited&lt;/title&gt;&lt;secondary-title&gt;University of Colorado Law Review&lt;/secondary-title&gt;&lt;/titles&gt;&lt;periodical&gt;&lt;full-title&gt;University of Colorado Law Review&lt;/full-title&gt;&lt;/periodical&gt;&lt;volume&gt;88&lt;/volume&gt;&lt;number&gt;3&lt;/number&gt;&lt;dates&gt;&lt;year&gt;2017&lt;/year&gt;&lt;/dates&gt;&lt;urls&gt;&lt;related-urls&gt;&lt;url&gt;https://heinonline.org/HOL/Page?handle=hein.journals/ucollr88&amp;amp;id=511&amp;amp;collection=journals&amp;amp;index=&lt;/url&gt;&lt;/related-urls&gt;&lt;/urls&gt;&lt;/record&gt;&lt;/Cite&gt;&lt;Cite&gt;&lt;Author&gt;Fleck&lt;/Author&gt;&lt;Year&gt;2021&lt;/Year&gt;&lt;RecNum&gt;2801&lt;/RecNum&gt;&lt;record&gt;&lt;rec-number&gt;2801&lt;/rec-number&gt;&lt;foreign-keys&gt;&lt;key app="EN" db-id="xxt5ta9pd995dwesap0pdzzp2weaz0w9werf" timestamp="1624662415"&gt;2801&lt;/key&gt;&lt;/foreign-keys&gt;&lt;ref-type name="Journal Article"&gt;17&lt;/ref-type&gt;&lt;contributors&gt;&lt;authors&gt;&lt;author&gt;Fleck, John&lt;/author&gt;&lt;author&gt;Udall, Brad&lt;/author&gt;&lt;/authors&gt;&lt;/contributors&gt;&lt;titles&gt;&lt;title&gt;Managing Colorado River risk&lt;/title&gt;&lt;secondary-title&gt;Science&lt;/secondary-title&gt;&lt;/titles&gt;&lt;periodical&gt;&lt;full-title&gt;Science&lt;/full-title&gt;&lt;/periodical&gt;&lt;pages&gt;885-885&lt;/pages&gt;&lt;volume&gt;372&lt;/volume&gt;&lt;number&gt;6545&lt;/number&gt;&lt;dates&gt;&lt;year&gt;2021&lt;/year&gt;&lt;/dates&gt;&lt;urls&gt;&lt;related-urls&gt;&lt;url&gt;https://science.sciencemag.org/content/sci/372/6545/885.full.pdf&lt;/url&gt;&lt;/related-urls&gt;&lt;/urls&gt;&lt;electronic-resource-num&gt;https://doi.org/10.1126/science.abj5498&lt;/electronic-resource-num&gt;&lt;/record&gt;&lt;/Cite&gt;&lt;/EndNote&gt;</w:instrText>
+      </w:r>
+      <w:r>
+        <w:rPr>
+          <w:rFonts w:asciiTheme="majorBidi" w:hAnsiTheme="majorBidi" w:cstheme="majorBidi"/>
+          <w:sz w:val="24"/>
+          <w:szCs w:val="24"/>
+        </w:rPr>
+        <w:fldChar w:fldCharType="separate"/>
+      </w:r>
+      <w:r>
+        <w:rPr>
+          <w:rFonts w:asciiTheme="majorBidi" w:hAnsiTheme="majorBidi" w:cstheme="majorBidi"/>
+          <w:noProof/>
+          <w:sz w:val="24"/>
+          <w:szCs w:val="24"/>
+        </w:rPr>
+        <w:t>(Fleck and Udall, 2021; Robison, 2017)</w:t>
+      </w:r>
+      <w:r>
+        <w:rPr>
+          <w:rFonts w:asciiTheme="majorBidi" w:hAnsiTheme="majorBidi" w:cstheme="majorBidi"/>
+          <w:sz w:val="24"/>
+          <w:szCs w:val="24"/>
+        </w:rPr>
+        <w:fldChar w:fldCharType="end"/>
+      </w:r>
+      <w:r>
+        <w:rPr>
+          <w:rFonts w:asciiTheme="majorBidi" w:hAnsiTheme="majorBidi" w:cstheme="majorBidi"/>
+          <w:sz w:val="24"/>
+          <w:szCs w:val="24"/>
+        </w:rPr>
+        <w:t xml:space="preserve">. </w:t>
+      </w:r>
+      <w:r>
+        <w:rPr>
+          <w:rFonts w:asciiTheme="majorBidi" w:hAnsiTheme="majorBidi" w:cstheme="majorBidi"/>
+          <w:sz w:val="24"/>
+          <w:szCs w:val="24"/>
+        </w:rPr>
+        <w:fldChar w:fldCharType="begin"/>
+      </w:r>
+      <w:r>
+        <w:rPr>
+          <w:rFonts w:asciiTheme="majorBidi" w:hAnsiTheme="majorBidi" w:cstheme="majorBidi"/>
+          <w:sz w:val="24"/>
+          <w:szCs w:val="24"/>
+        </w:rPr>
+        <w:instrText xml:space="preserve"> ADDIN EN.CITE &lt;EndNote&gt;&lt;Cite AuthorYear="1"&gt;&lt;Author&gt;Stelter&lt;/Author&gt;&lt;Year&gt;2022&lt;/Year&gt;&lt;RecNum&gt;3013&lt;/RecNum&gt;&lt;DisplayText&gt;Stelter (2022)&lt;/DisplayText&gt;&lt;record&gt;&lt;rec-number&gt;3013&lt;/rec-number&gt;&lt;foreign-keys&gt;&lt;key app="EN" db-id="xxt5ta9pd995dwesap0pdzzp2weaz0w9werf" timestamp="1722973781"&gt;3013&lt;/key&gt;&lt;/foreign-keys&gt;&lt;ref-type name="Journal Article"&gt;17&lt;/ref-type&gt;&lt;contributors&gt;&lt;authors&gt;&lt;author&gt;Devin Stelter&lt;/author&gt;&lt;/authors&gt;&lt;/contributors&gt;&lt;titles&gt;&lt;title&gt;Towards a Utah Intentionally Created Surplus Program&lt;/title&gt;&lt;secondary-title&gt;Sustainable Development Law and Policy&lt;/secondary-title&gt;&lt;/titles&gt;&lt;periodical&gt;&lt;full-title&gt;Sustainable Development Law and Policy&lt;/full-title&gt;&lt;/periodical&gt;&lt;pages&gt;4-21&lt;/pages&gt;&lt;volume&gt;22&lt;/volume&gt;&lt;number&gt;2&lt;/number&gt;&lt;dates&gt;&lt;year&gt;2022&lt;/year&gt;&lt;/dates&gt;&lt;urls&gt;&lt;related-urls&gt;&lt;url&gt;https://heinonline.org/HOL/Page?collection=journals&amp;amp;handle=hein.journals/sdlp22&amp;amp;id=44&amp;amp;men_tab=srchresults&lt;/url&gt;&lt;/related-urls&gt;&lt;/urls&gt;&lt;/record&gt;&lt;/Cite&gt;&lt;/EndNote&gt;</w:instrText>
+      </w:r>
+      <w:r>
+        <w:rPr>
+          <w:rFonts w:asciiTheme="majorBidi" w:hAnsiTheme="majorBidi" w:cstheme="majorBidi"/>
+          <w:sz w:val="24"/>
+          <w:szCs w:val="24"/>
+        </w:rPr>
+        <w:fldChar w:fldCharType="separate"/>
+      </w:r>
+      <w:r>
+        <w:rPr>
+          <w:rFonts w:asciiTheme="majorBidi" w:hAnsiTheme="majorBidi" w:cstheme="majorBidi"/>
+          <w:noProof/>
+          <w:sz w:val="24"/>
+          <w:szCs w:val="24"/>
+        </w:rPr>
+        <w:t>Stelter (2022)</w:t>
+      </w:r>
+      <w:r>
+        <w:rPr>
+          <w:rFonts w:asciiTheme="majorBidi" w:hAnsiTheme="majorBidi" w:cstheme="majorBidi"/>
+          <w:sz w:val="24"/>
+          <w:szCs w:val="24"/>
+        </w:rPr>
+        <w:fldChar w:fldCharType="end"/>
+      </w:r>
+      <w:r>
+        <w:rPr>
+          <w:rFonts w:asciiTheme="majorBidi" w:hAnsiTheme="majorBidi" w:cstheme="majorBidi"/>
+          <w:sz w:val="24"/>
+          <w:szCs w:val="24"/>
+        </w:rPr>
+        <w:t xml:space="preserve"> suggested Utah adopt the same voluntary water conservation program using Flaming Gorge as the reservoir. </w:t>
+      </w:r>
+      <w:r>
+        <w:rPr>
+          <w:rFonts w:asciiTheme="majorBidi" w:hAnsiTheme="majorBidi" w:cstheme="majorBidi"/>
+          <w:sz w:val="24"/>
+          <w:szCs w:val="24"/>
+        </w:rPr>
+        <w:fldChar w:fldCharType="begin"/>
+      </w:r>
+      <w:r>
+        <w:rPr>
+          <w:rFonts w:asciiTheme="majorBidi" w:hAnsiTheme="majorBidi" w:cstheme="majorBidi"/>
+          <w:sz w:val="24"/>
+          <w:szCs w:val="24"/>
+        </w:rPr>
+        <w:instrText xml:space="preserve"> ADDIN EN.CITE &lt;EndNote&gt;&lt;Cite AuthorYear="1"&gt;&lt;Author&gt;Colby&lt;/Author&gt;&lt;Year&gt;2025&lt;/Year&gt;&lt;RecNum&gt;3109&lt;/RecNum&gt;&lt;DisplayText&gt;Colby et al. (2025)&lt;/DisplayText&gt;&lt;record&gt;&lt;rec-number&gt;3109&lt;/rec-number&gt;&lt;foreign-keys&gt;&lt;key app="EN" db-id="xxt5ta9pd995dwesap0pdzzp2weaz0w9werf" timestamp="1776466532"&gt;3109&lt;/key&gt;&lt;/foreign-keys&gt;&lt;ref-type name="Journal Article"&gt;17&lt;/ref-type&gt;&lt;contributors&gt;&lt;authors&gt;&lt;author&gt;Colby, Bonnie&lt;/author&gt;&lt;author&gt;Hansen, Kristiana&lt;/author&gt;&lt;author&gt;Sorensen, Kathryn&lt;/author&gt;&lt;/authors&gt;&lt;/contributors&gt;&lt;titles&gt;&lt;title&gt;Policy Nook — Policy Note: Tough Tradeoffs in the Colorado River Basin&lt;/title&gt;&lt;secondary-title&gt;Water Economics and Policy&lt;/secondary-title&gt;&lt;/titles&gt;&lt;periodical&gt;&lt;full-title&gt;Water Economics and Policy&lt;/full-title&gt;&lt;/periodical&gt;&lt;pages&gt;2471002&lt;/pages&gt;&lt;volume&gt;11&lt;/volume&gt;&lt;number&gt;04&lt;/number&gt;&lt;keywords&gt;&lt;keyword&gt;Colorado River Basin,water shortage,water conservation,water equity,tribal water&lt;/keyword&gt;&lt;/keywords&gt;&lt;dates&gt;&lt;year&gt;2025&lt;/year&gt;&lt;/dates&gt;&lt;urls&gt;&lt;related-urls&gt;&lt;url&gt;https://www.worldscientific.com/doi/abs/10.1142/S2382624X24710024&lt;/url&gt;&lt;/related-urls&gt;&lt;/urls&gt;&lt;electronic-resource-num&gt;10.1142/s2382624x24710024&lt;/electronic-resource-num&gt;&lt;/record&gt;&lt;/Cite&gt;&lt;/EndNote&gt;</w:instrText>
+      </w:r>
+      <w:r>
+        <w:rPr>
+          <w:rFonts w:asciiTheme="majorBidi" w:hAnsiTheme="majorBidi" w:cstheme="majorBidi"/>
+          <w:sz w:val="24"/>
+          <w:szCs w:val="24"/>
+        </w:rPr>
+        <w:fldChar w:fldCharType="separate"/>
+      </w:r>
+      <w:r>
+        <w:rPr>
+          <w:rFonts w:asciiTheme="majorBidi" w:hAnsiTheme="majorBidi" w:cstheme="majorBidi"/>
+          <w:noProof/>
+          <w:sz w:val="24"/>
+          <w:szCs w:val="24"/>
+        </w:rPr>
+        <w:t>Colby et al. (2025)</w:t>
+      </w:r>
+      <w:r>
+        <w:rPr>
+          <w:rFonts w:asciiTheme="majorBidi" w:hAnsiTheme="majorBidi" w:cstheme="majorBidi"/>
+          <w:sz w:val="24"/>
+          <w:szCs w:val="24"/>
+        </w:rPr>
+        <w:fldChar w:fldCharType="end"/>
+      </w:r>
+      <w:r>
+        <w:rPr>
+          <w:rFonts w:asciiTheme="majorBidi" w:hAnsiTheme="majorBidi" w:cstheme="majorBidi"/>
+          <w:sz w:val="24"/>
+          <w:szCs w:val="24"/>
+        </w:rPr>
+        <w:t xml:space="preserve"> suggested to assign up to 50% of conserved water to remain in Lake Mead as system water to create a balance of individual and collective resiliency. </w:t>
+      </w:r>
+      <w:r>
+        <w:rPr>
+          <w:rFonts w:asciiTheme="majorBidi" w:hAnsiTheme="majorBidi" w:cstheme="majorBidi"/>
+          <w:sz w:val="24"/>
+          <w:szCs w:val="24"/>
+        </w:rPr>
+        <w:fldChar w:fldCharType="begin"/>
+      </w:r>
+      <w:r>
+        <w:rPr>
+          <w:rFonts w:asciiTheme="majorBidi" w:hAnsiTheme="majorBidi" w:cstheme="majorBidi"/>
+          <w:sz w:val="24"/>
+          <w:szCs w:val="24"/>
+        </w:rPr>
+        <w:instrText xml:space="preserve"> ADDIN EN.CITE &lt;EndNote&gt;&lt;Cite AuthorYear="1"&gt;&lt;Author&gt;Huizar&lt;/Author&gt;&lt;Year&gt;2023&lt;/Year&gt;&lt;RecNum&gt;3110&lt;/RecNum&gt;&lt;DisplayText&gt;Huizar et al. (2023)&lt;/DisplayText&gt;&lt;record&gt;&lt;rec-number&gt;3110&lt;/rec-number&gt;&lt;foreign-keys&gt;&lt;key app="EN" db-id="xxt5ta9pd995dwesap0pdzzp2weaz0w9werf" timestamp="1776715189"&gt;3110&lt;/key&gt;&lt;/foreign-keys&gt;&lt;ref-type name="Journal Article"&gt;17&lt;/ref-type&gt;&lt;contributors&gt;&lt;authors&gt;&lt;author&gt;Luis Huizar&lt;/author&gt;&lt;author&gt;Sarai Díaz&lt;/author&gt;&lt;author&gt;Kevin Lansey&lt;/author&gt;&lt;author&gt;Robert Arnold&lt;/author&gt;&lt;/authors&gt;&lt;/contributors&gt;&lt;titles&gt;&lt;title&gt;Water Supply in the Lower Colorado River Basin: Effectiveness of the 2019 Drought Contingency Plan&lt;/title&gt;&lt;secondary-title&gt;Journal of Environmental Engineering&lt;/secondary-title&gt;&lt;/titles&gt;&lt;periodical&gt;&lt;full-title&gt;Journal of Environmental Engineering&lt;/full-title&gt;&lt;/periodical&gt;&lt;pages&gt;04023058&lt;/pages&gt;&lt;volume&gt;149&lt;/volume&gt;&lt;number&gt;10&lt;/number&gt;&lt;dates&gt;&lt;year&gt;2023&lt;/year&gt;&lt;/dates&gt;&lt;urls&gt;&lt;related-urls&gt;&lt;url&gt;https://ascelibrary.org/doi/abs/10.1061/JOEEDU.EEENG-7324&lt;/url&gt;&lt;/related-urls&gt;&lt;/urls&gt;&lt;electronic-resource-num&gt;doi:10.1061/JOEEDU.EEENG-7324&lt;/electronic-resource-num&gt;&lt;/record&gt;&lt;/Cite&gt;&lt;/EndNote&gt;</w:instrText>
+      </w:r>
+      <w:r>
+        <w:rPr>
+          <w:rFonts w:asciiTheme="majorBidi" w:hAnsiTheme="majorBidi" w:cstheme="majorBidi"/>
+          <w:sz w:val="24"/>
+          <w:szCs w:val="24"/>
+        </w:rPr>
+        <w:fldChar w:fldCharType="separate"/>
+      </w:r>
+      <w:r>
+        <w:rPr>
+          <w:rFonts w:asciiTheme="majorBidi" w:hAnsiTheme="majorBidi" w:cstheme="majorBidi"/>
+          <w:noProof/>
+          <w:sz w:val="24"/>
+          <w:szCs w:val="24"/>
+        </w:rPr>
+        <w:t>Huizar et al. (2023)</w:t>
+      </w:r>
+      <w:r>
+        <w:rPr>
+          <w:rFonts w:asciiTheme="majorBidi" w:hAnsiTheme="majorBidi" w:cstheme="majorBidi"/>
+          <w:sz w:val="24"/>
+          <w:szCs w:val="24"/>
+        </w:rPr>
+        <w:fldChar w:fldCharType="end"/>
+      </w:r>
+      <w:r>
+        <w:rPr>
+          <w:rFonts w:asciiTheme="majorBidi" w:hAnsiTheme="majorBidi" w:cstheme="majorBidi"/>
+          <w:sz w:val="24"/>
+          <w:szCs w:val="24"/>
+        </w:rPr>
+        <w:t xml:space="preserve"> reported difficulty to predict and model state’s water conservation choices. </w:t>
+      </w:r>
+      <w:r>
+        <w:rPr>
+          <w:rFonts w:asciiTheme="majorBidi" w:hAnsiTheme="majorBidi" w:cstheme="majorBidi"/>
+          <w:sz w:val="24"/>
+          <w:szCs w:val="24"/>
+        </w:rPr>
+        <w:fldChar w:fldCharType="begin"/>
+      </w:r>
+      <w:r>
+        <w:rPr>
+          <w:rFonts w:asciiTheme="majorBidi" w:hAnsiTheme="majorBidi" w:cstheme="majorBidi"/>
+          <w:sz w:val="24"/>
+          <w:szCs w:val="24"/>
+        </w:rPr>
+        <w:instrText xml:space="preserve"> ADDIN EN.CITE &lt;EndNote&gt;&lt;Cite AuthorYear="1"&gt;&lt;Author&gt;Rosenberg&lt;/Author&gt;&lt;Year&gt;2024&lt;/Year&gt;&lt;RecNum&gt;2847&lt;/RecNum&gt;&lt;DisplayText&gt;Rosenberg (2024)&lt;/DisplayText&gt;&lt;record&gt;&lt;rec-number&gt;2847&lt;/rec-number&gt;&lt;foreign-keys&gt;&lt;key app="EN" db-id="xxt5ta9pd995dwesap0pdzzp2weaz0w9werf" timestamp="1642471467"&gt;2847&lt;/key&gt;&lt;/foreign-keys&gt;&lt;ref-type name="Journal Article"&gt;17&lt;/ref-type&gt;&lt;contributors&gt;&lt;authors&gt;&lt;author&gt;David E. Rosenberg&lt;/author&gt;&lt;/authors&gt;&lt;/contributors&gt;&lt;titles&gt;&lt;title&gt;Lessons from immersive online collaborative modeling to discuss more adaptive reservoir operations&lt;/title&gt;&lt;secondary-title&gt;Journal of Water Resources Planning and Management&lt;/secondary-title&gt;&lt;/titles&gt;&lt;periodical&gt;&lt;full-title&gt;Journal of Water Resources Planning and Management&lt;/full-title&gt;&lt;/periodical&gt;&lt;volume&gt;150&lt;/volume&gt;&lt;number&gt;7&lt;/number&gt;&lt;dates&gt;&lt;year&gt;2024&lt;/year&gt;&lt;/dates&gt;&lt;publisher&gt;American Society of Civil Engineers&lt;/publisher&gt;&lt;urls&gt;&lt;related-urls&gt;&lt;url&gt;https://doi.org/10.4211/hs.e0cbe52ad4524c07bb5b7ff8c373a343&lt;/url&gt;&lt;/related-urls&gt;&lt;/urls&gt;&lt;electronic-resource-num&gt;https://doi.org/10.1061/JWRMD5.WRENG-5893&lt;/electronic-resource-num&gt;&lt;/record&gt;&lt;/Cite&gt;&lt;/EndNote&gt;</w:instrText>
+      </w:r>
+      <w:r>
+        <w:rPr>
+          <w:rFonts w:asciiTheme="majorBidi" w:hAnsiTheme="majorBidi" w:cstheme="majorBidi"/>
+          <w:sz w:val="24"/>
+          <w:szCs w:val="24"/>
+        </w:rPr>
+        <w:fldChar w:fldCharType="separate"/>
+      </w:r>
+      <w:r>
+        <w:rPr>
+          <w:rFonts w:asciiTheme="majorBidi" w:hAnsiTheme="majorBidi" w:cstheme="majorBidi"/>
+          <w:noProof/>
+          <w:sz w:val="24"/>
+          <w:szCs w:val="24"/>
+        </w:rPr>
+        <w:t>Rosenberg (2024)</w:t>
+      </w:r>
+      <w:r>
+        <w:rPr>
+          <w:rFonts w:asciiTheme="majorBidi" w:hAnsiTheme="majorBidi" w:cstheme="majorBidi"/>
+          <w:sz w:val="24"/>
+          <w:szCs w:val="24"/>
+        </w:rPr>
+        <w:fldChar w:fldCharType="end"/>
+      </w:r>
+      <w:r>
+        <w:rPr>
+          <w:rFonts w:asciiTheme="majorBidi" w:hAnsiTheme="majorBidi" w:cstheme="majorBidi"/>
+          <w:sz w:val="24"/>
+          <w:szCs w:val="24"/>
+        </w:rPr>
+        <w:t xml:space="preserve"> </w:t>
+      </w:r>
+      <w:r>
+        <w:rPr>
+          <w:rFonts w:asciiTheme="majorBidi" w:hAnsiTheme="majorBidi" w:cstheme="majorBidi"/>
+          <w:sz w:val="24"/>
+          <w:szCs w:val="24"/>
+        </w:rPr>
+        <w:t>proposed and tested water accounts in a combined Lake Powell-Lake Mead system.</w:t>
+      </w:r>
+      <w:r>
+        <w:rPr>
+          <w:rFonts w:asciiTheme="majorBidi" w:hAnsiTheme="majorBidi" w:cstheme="majorBidi"/>
+          <w:sz w:val="24"/>
+          <w:szCs w:val="24"/>
+        </w:rPr>
+        <w:t xml:space="preserve"> </w:t>
+      </w:r>
+      <w:r>
+        <w:rPr>
+          <w:rFonts w:asciiTheme="majorBidi" w:hAnsiTheme="majorBidi" w:cstheme="majorBidi"/>
+          <w:sz w:val="24"/>
+          <w:szCs w:val="24"/>
+        </w:rPr>
+        <w:t xml:space="preserve">Recently, the U.S. Bureau of Reclamation (Reclamation) proposed several ways to improve the program (now called Storage and Delivery) beginning in 2027 </w:t>
+      </w:r>
+      <w:r>
+        <w:rPr>
+          <w:rFonts w:asciiTheme="majorBidi" w:hAnsiTheme="majorBidi" w:cstheme="majorBidi"/>
+          <w:sz w:val="24"/>
+          <w:szCs w:val="24"/>
+        </w:rPr>
+        <w:fldChar w:fldCharType="begin"/>
+      </w:r>
+      <w:r>
+        <w:rPr>
+          <w:rFonts w:asciiTheme="majorBidi" w:hAnsiTheme="majorBidi" w:cstheme="majorBidi"/>
+          <w:sz w:val="24"/>
+          <w:szCs w:val="24"/>
+        </w:rPr>
+        <w:instrText xml:space="preserve"> ADDIN EN.CITE &lt;EndNote&gt;&lt;Cite&gt;&lt;Author&gt;USBR&lt;/Author&gt;&lt;Year&gt;2026&lt;/Year&gt;&lt;RecNum&gt;3107&lt;/RecNum&gt;&lt;DisplayText&gt;(USBR, 2026b)&lt;/DisplayText&gt;&lt;record&gt;&lt;rec-number&gt;3107&lt;/rec-number&gt;&lt;foreign-keys&gt;&lt;key app="EN" db-id="xxt5ta9pd995dwesap0pdzzp2weaz0w9werf" timestamp="1772056442"&gt;3107&lt;/key&gt;&lt;/foreign-keys&gt;&lt;ref-type name="Report"&gt;27&lt;/ref-type&gt;&lt;contributors&gt;&lt;authors&gt;&lt;author&gt;USBR&lt;/author&gt;&lt;/authors&gt;&lt;/contributors&gt;&lt;titles&gt;&lt;title&gt;Post-2026 Operational Guidelines and Strategies for Lake Powell and Lake Mead – Draft Environmental Impact Statement&lt;/title&gt;&lt;/titles&gt;&lt;dates&gt;&lt;year&gt;2026&lt;/year&gt;&lt;/dates&gt;&lt;publisher&gt;U.S. Bureau of Reclamation&lt;/publisher&gt;&lt;urls&gt;&lt;related-urls&gt;&lt;url&gt;https://www.usbr.gov/ColoradoRiverBasin/post2026/draft-eis/&lt;/url&gt;&lt;/related-urls&gt;&lt;/urls&gt;&lt;/record&gt;&lt;/Cite&gt;&lt;/EndNote&gt;</w:instrText>
+      </w:r>
+      <w:r>
+        <w:rPr>
+          <w:rFonts w:asciiTheme="majorBidi" w:hAnsiTheme="majorBidi" w:cstheme="majorBidi"/>
+          <w:sz w:val="24"/>
+          <w:szCs w:val="24"/>
+        </w:rPr>
+        <w:fldChar w:fldCharType="separate"/>
+      </w:r>
+      <w:r>
+        <w:rPr>
+          <w:rFonts w:asciiTheme="majorBidi" w:hAnsiTheme="majorBidi" w:cstheme="majorBidi"/>
+          <w:noProof/>
+          <w:sz w:val="24"/>
+          <w:szCs w:val="24"/>
+        </w:rPr>
+        <w:t>(USBR, 2026b)</w:t>
+      </w:r>
+      <w:r>
+        <w:rPr>
+          <w:rFonts w:asciiTheme="majorBidi" w:hAnsiTheme="majorBidi" w:cstheme="majorBidi"/>
+          <w:sz w:val="24"/>
+          <w:szCs w:val="24"/>
+        </w:rPr>
+        <w:fldChar w:fldCharType="end"/>
+      </w:r>
+      <w:r>
+        <w:rPr>
+          <w:rFonts w:asciiTheme="majorBidi" w:hAnsiTheme="majorBidi" w:cstheme="majorBidi"/>
+          <w:sz w:val="24"/>
+          <w:szCs w:val="24"/>
+        </w:rPr>
+        <w:t>.</w:t>
+      </w:r>
+      <w:r>
+        <w:rPr>
+          <w:rFonts w:asciiTheme="majorBidi" w:hAnsiTheme="majorBidi" w:cstheme="majorBidi"/>
+          <w:sz w:val="24"/>
+          <w:szCs w:val="24"/>
+        </w:rPr>
+        <w:t xml:space="preserve"> One option is to remove gaming between the voluntary water conservation and mandatory water shortage programs by tying mandatory shortages to the anticipated Lake Mead level if there was no voluntary </w:t>
+      </w:r>
+      <w:r>
+        <w:rPr>
+          <w:rFonts w:asciiTheme="majorBidi" w:hAnsiTheme="majorBidi" w:cstheme="majorBidi"/>
+          <w:sz w:val="24"/>
+          <w:szCs w:val="24"/>
+        </w:rPr>
+        <w:t>activity</w:t>
+      </w:r>
+      <w:r>
+        <w:rPr>
+          <w:rFonts w:asciiTheme="majorBidi" w:hAnsiTheme="majorBidi" w:cstheme="majorBidi"/>
+          <w:sz w:val="24"/>
+          <w:szCs w:val="24"/>
+        </w:rPr>
+        <w:t xml:space="preserve"> (colloquially called “operational neutrality”). A second suggestion </w:t>
+      </w:r>
+      <w:r>
+        <w:rPr>
+          <w:rFonts w:asciiTheme="majorBidi" w:hAnsiTheme="majorBidi" w:cstheme="majorBidi"/>
+          <w:sz w:val="24"/>
+          <w:szCs w:val="24"/>
+        </w:rPr>
+        <w:t>can</w:t>
+      </w:r>
+      <w:r>
+        <w:rPr>
+          <w:rFonts w:asciiTheme="majorBidi" w:hAnsiTheme="majorBidi" w:cstheme="majorBidi"/>
+          <w:sz w:val="24"/>
+          <w:szCs w:val="24"/>
+        </w:rPr>
+        <w:t xml:space="preserve"> move voluntarily conserved water upstream to Lake Powell to increase operational flexibility.</w:t>
+      </w:r>
+    </w:p>
+    <w:p>
+      <w:pPr>
         <w:pStyle w:val="NoSpacing"/>
       </w:pPr>
       <w:r>
@@ -3382,24 +2820,22 @@
         <w:t xml:space="preserve">voluntary Lake Mead </w:t>
       </w:r>
       <w:r>
-        <w:t xml:space="preserve">water conservation </w:t>
-      </w:r>
-      <w:r>
-        <w:t xml:space="preserve">program </w:t>
-      </w:r>
-      <w:del w:id="89" w:author="Erik Christian Porse" w:date="2026-05-27T13:06:00Z" w16du:dateUtc="2026-05-27T20:06:00Z">
-        <w:r>
-          <w:delText xml:space="preserve">was set up and </w:delText>
-        </w:r>
-      </w:del>
-      <w:r>
-        <w:t>op</w:t>
+        <w:t xml:space="preserve">water </w:t>
+      </w:r>
+      <w:r>
+        <w:t xml:space="preserve">conservation </w:t>
+      </w:r>
+      <w:r>
+        <w:t>program op</w:t>
       </w:r>
       <w:r>
         <w:t>e</w:t>
       </w:r>
       <w:r>
-        <w:t xml:space="preserve">rates with the assumption that </w:t>
+        <w:t xml:space="preserve">rates </w:t>
+      </w:r>
+      <w:r>
+        <w:t xml:space="preserve">with the assumption that </w:t>
       </w:r>
       <w:r>
         <w:t xml:space="preserve">the </w:t>
@@ -3437,16 +2873,17 @@
       <w:r>
         <w:t>exceed</w:t>
       </w:r>
-      <w:ins w:id="90" w:author="Erik Christian Porse" w:date="2026-05-27T13:06:00Z" w16du:dateUtc="2026-05-27T20:06:00Z">
-        <w:r>
-          <w:t>s</w:t>
-        </w:r>
-      </w:ins>
+      <w:r>
+        <w:t>s</w:t>
+      </w:r>
       <w:r>
         <w:t xml:space="preserve"> </w:t>
       </w:r>
       <w:r>
-        <w:t>legal entitlements</w:t>
+        <w:t xml:space="preserve">legal </w:t>
+      </w:r>
+      <w:r>
+        <w:t>entitlements</w:t>
       </w:r>
       <w:r>
         <w:t xml:space="preserve">. </w:t>
@@ -3607,38 +3044,47 @@
         <w:fldChar w:fldCharType="end"/>
       </w:r>
       <w:r>
+        <w:fldChar w:fldCharType="begin"/>
+      </w:r>
+      <w:r>
+        <w:instrText xml:space="preserve"> ADDIN EN.CITE &lt;EndNote&gt;&lt;Cite&gt;&lt;Author&gt;Smith&lt;/Author&gt;&lt;Year&gt;2022&lt;/Year&gt;&lt;RecNum&gt;2919&lt;/RecNum&gt;&lt;DisplayText&gt;(Smith et al., 2022)&lt;/DisplayText&gt;&lt;record&gt;&lt;rec-number&gt;2919&lt;/rec-number&gt;&lt;foreign-keys&gt;&lt;key app="EN" db-id="xxt5ta9pd995dwesap0pdzzp2weaz0w9werf" timestamp="1681768341"&gt;2919&lt;/key&gt;&lt;/foreign-keys&gt;&lt;ref-type name="Journal Article"&gt;17&lt;/ref-type&gt;&lt;contributors&gt;&lt;authors&gt;&lt;author&gt;Smith, Rebecca&lt;/author&gt;&lt;author&gt;Zagona, Edith&lt;/author&gt;&lt;author&gt;Kasprzyk, Joseph&lt;/author&gt;&lt;author&gt;Bonham, Nathan&lt;/author&gt;&lt;author&gt;Alexander, Elliot&lt;/author&gt;&lt;author&gt;Butler, Alan&lt;/author&gt;&lt;author&gt;Prairie, James&lt;/author&gt;&lt;author&gt;Jerla, Carly&lt;/author&gt;&lt;/authors&gt;&lt;/contributors&gt;&lt;titles&gt;&lt;title&gt;Decision Science Can Help Address the Challenges of Long-Term Planning in the Colorado River Basin&lt;/title&gt;&lt;secondary-title&gt;JAWRA Journal of the American Water Resources Association&lt;/secondary-title&gt;&lt;/titles&gt;&lt;periodical&gt;&lt;full-title&gt;JAWRA Journal of the American Water Resources Association&lt;/full-title&gt;&lt;/periodical&gt;&lt;pages&gt;735-745&lt;/pages&gt;&lt;volume&gt;58&lt;/volume&gt;&lt;number&gt;5&lt;/number&gt;&lt;dates&gt;&lt;year&gt;2022&lt;/year&gt;&lt;/dates&gt;&lt;isbn&gt;1093-474X&lt;/isbn&gt;&lt;urls&gt;&lt;related-urls&gt;&lt;url&gt;https://onlinelibrary.wiley.com/doi/abs/10.1111/1752-1688.12985&lt;/url&gt;&lt;/related-urls&gt;&lt;/urls&gt;&lt;electronic-resource-num&gt;https://doi.org/10.1111/1752-1688.12985&lt;/electronic-resource-num&gt;&lt;/record&gt;&lt;/Cite&gt;&lt;/EndNote&gt;</w:instrText>
+      </w:r>
+      <w:r>
+        <w:fldChar w:fldCharType="separate"/>
+      </w:r>
+      <w:r>
+        <w:rPr>
+          <w:noProof/>
+        </w:rPr>
+        <w:t>(Smith et al., 2022)</w:t>
+      </w:r>
+      <w:r>
+        <w:fldChar w:fldCharType="end"/>
+      </w:r>
+      <w:r>
         <w:t>.</w:t>
       </w:r>
       <w:r>
         <w:t xml:space="preserve"> </w:t>
       </w:r>
-      <w:ins w:id="91" w:author="Erik Christian Porse" w:date="2026-05-27T13:07:00Z" w16du:dateUtc="2026-05-27T20:07:00Z">
-        <w:r>
-          <w:t>At the 20</w:t>
-        </w:r>
-        <w:r>
-          <w:rPr>
-            <w:vertAlign w:val="superscript"/>
-            <w:rPrChange w:id="92" w:author="Erik Christian Porse" w:date="2026-05-27T13:07:00Z" w16du:dateUtc="2026-05-27T20:07:00Z">
-              <w:rPr/>
-            </w:rPrChange>
-          </w:rPr>
-          <w:t>th</w:t>
-        </w:r>
-        <w:r>
-          <w:t xml:space="preserve"> anniversary of the creation of the Lake Mead Water Conservation Program and ICS, there is a need to ask if the program’s underlying assumptions are valid and</w:t>
-        </w:r>
-      </w:ins>
-      <w:ins w:id="93" w:author="Erik Christian Porse" w:date="2026-05-27T13:08:00Z" w16du:dateUtc="2026-05-27T20:08:00Z">
-        <w:r>
-          <w:t xml:space="preserve"> sustainable. To address this knowledge gap, in this analysis, we</w:t>
-        </w:r>
-      </w:ins>
-      <w:del w:id="94" w:author="Erik Christian Porse" w:date="2026-05-27T13:08:00Z" w16du:dateUtc="2026-05-27T20:08:00Z">
-        <w:r>
-          <w:delText>We</w:delText>
-        </w:r>
-      </w:del>
+      <w:r>
+        <w:t>At the 20</w:t>
+      </w:r>
+      <w:r>
+        <w:rPr>
+          <w:vertAlign w:val="superscript"/>
+        </w:rPr>
+        <w:t>th</w:t>
+      </w:r>
+      <w:r>
+        <w:t xml:space="preserve"> anniversary of the creation of the Lake Mead Water Conservation </w:t>
+      </w:r>
+      <w:r>
+        <w:t>p</w:t>
+      </w:r>
+      <w:r>
+        <w:t>rogram, there is a need to ask if the program’s underlying assumptions are valid and sustainable. To address this knowledge gap, we</w:t>
+      </w:r>
       <w:r>
         <w:t xml:space="preserve"> ask and answer the following questions:</w:t>
       </w:r>
@@ -3652,7 +3098,6 @@
         </w:numPr>
       </w:pPr>
       <w:r>
-        <w:lastRenderedPageBreak/>
         <w:t>How much water has the program conserved</w:t>
       </w:r>
       <w:r>
@@ -3661,28 +3106,24 @@
       <w:r>
         <w:t xml:space="preserve"> and </w:t>
       </w:r>
-      <w:del w:id="95" w:author="Erik Christian Porse" w:date="2026-05-27T13:08:00Z" w16du:dateUtc="2026-05-27T20:08:00Z">
-        <w:r>
-          <w:delText xml:space="preserve">kept </w:delText>
-        </w:r>
-      </w:del>
-      <w:ins w:id="96" w:author="Erik Christian Porse" w:date="2026-05-27T13:08:00Z" w16du:dateUtc="2026-05-27T20:08:00Z">
-        <w:r>
-          <w:t xml:space="preserve">how much as </w:t>
-        </w:r>
-        <w:commentRangeStart w:id="97"/>
-        <w:r>
-          <w:t xml:space="preserve">remained </w:t>
-        </w:r>
-      </w:ins>
-      <w:commentRangeEnd w:id="97"/>
+      <w:r>
+        <w:t xml:space="preserve">how much </w:t>
+      </w:r>
+      <w:r>
+        <w:t xml:space="preserve">of that water has </w:t>
+      </w:r>
+      <w:commentRangeStart w:id="19"/>
+      <w:r>
+        <w:t xml:space="preserve">remained </w:t>
+      </w:r>
+      <w:commentRangeEnd w:id="19"/>
       <w:r>
         <w:rPr>
           <w:rStyle w:val="CommentReference"/>
           <w:sz w:val="24"/>
           <w:szCs w:val="24"/>
         </w:rPr>
-        <w:commentReference w:id="97"/>
+        <w:commentReference w:id="19"/>
       </w:r>
       <w:r>
         <w:t>in Lake Mead</w:t>
@@ -3702,35 +3143,18 @@
       <w:r>
         <w:t>What</w:t>
       </w:r>
-      <w:ins w:id="98" w:author="Erik Christian Porse" w:date="2026-05-27T13:09:00Z" w16du:dateUtc="2026-05-27T20:09:00Z">
-        <w:r>
-          <w:t>, if any</w:t>
-        </w:r>
-      </w:ins>
-      <w:r>
-        <w:t xml:space="preserve"> </w:t>
-      </w:r>
-      <w:del w:id="99" w:author="Erik Christian Porse" w:date="2026-05-27T13:09:00Z" w16du:dateUtc="2026-05-27T20:09:00Z">
-        <w:r>
-          <w:delText xml:space="preserve">are the </w:delText>
-        </w:r>
-      </w:del>
-      <w:r>
-        <w:t xml:space="preserve">other </w:t>
-      </w:r>
-      <w:del w:id="100" w:author="Erik Christian Porse" w:date="2026-05-27T13:09:00Z" w16du:dateUtc="2026-05-27T20:09:00Z">
-        <w:r>
-          <w:delText xml:space="preserve">program </w:delText>
-        </w:r>
-      </w:del>
-      <w:r>
-        <w:t>successes</w:t>
-      </w:r>
-      <w:ins w:id="101" w:author="Erik Christian Porse" w:date="2026-05-27T13:09:00Z" w16du:dateUtc="2026-05-27T20:09:00Z">
-        <w:r>
-          <w:t xml:space="preserve"> are associated with the program</w:t>
-        </w:r>
-      </w:ins>
+      <w:r>
+        <w:t>, if any</w:t>
+      </w:r>
+      <w:r>
+        <w:t>,</w:t>
+      </w:r>
+      <w:r>
+        <w:t xml:space="preserve"> other successes</w:t>
+      </w:r>
+      <w:r>
+        <w:t xml:space="preserve"> are associated with the program</w:t>
+      </w:r>
       <w:r>
         <w:t>?</w:t>
       </w:r>
@@ -3743,22 +3167,9 @@
           <w:numId w:val="28"/>
         </w:numPr>
       </w:pPr>
-      <w:del w:id="102" w:author="Erik Christian Porse" w:date="2026-05-27T13:09:00Z" w16du:dateUtc="2026-05-27T20:09:00Z">
-        <w:r>
-          <w:delText>Wh</w:delText>
-        </w:r>
-        <w:r>
-          <w:delText>ich</w:delText>
-        </w:r>
-        <w:r>
-          <w:delText xml:space="preserve"> </w:delText>
-        </w:r>
-      </w:del>
-      <w:ins w:id="103" w:author="Erik Christian Porse" w:date="2026-05-27T13:09:00Z" w16du:dateUtc="2026-05-27T20:09:00Z">
-        <w:r>
-          <w:t xml:space="preserve">What </w:t>
-        </w:r>
-      </w:ins>
+      <w:r>
+        <w:t xml:space="preserve">What </w:t>
+      </w:r>
       <w:r>
         <w:t>challenges</w:t>
       </w:r>
@@ -3774,76 +3185,27 @@
           <w:numId w:val="28"/>
         </w:numPr>
       </w:pPr>
-      <w:del w:id="104" w:author="Erik Christian Porse" w:date="2026-05-27T13:10:00Z" w16du:dateUtc="2026-05-27T20:10:00Z">
-        <w:r>
-          <w:delText xml:space="preserve">How to </w:delText>
-        </w:r>
-        <w:r>
-          <w:delText>motivate conservation</w:delText>
-        </w:r>
-      </w:del>
-      <w:ins w:id="105" w:author="Erik Christian Porse" w:date="2026-05-27T13:10:00Z" w16du:dateUtc="2026-05-27T20:10:00Z">
-        <w:r>
-          <w:t>Can</w:t>
-        </w:r>
-      </w:ins>
+      <w:r>
+        <w:t>W</w:t>
+      </w:r>
+      <w:r>
+        <w:t xml:space="preserve">hat is the role of user autonomy </w:t>
+      </w:r>
+      <w:r>
+        <w:t>in increasing program participation</w:t>
+      </w:r>
+      <w:r>
+        <w:t xml:space="preserve"> and mitigating</w:t>
+      </w:r>
       <w:r>
         <w:t xml:space="preserve"> </w:t>
       </w:r>
-      <w:ins w:id="106" w:author="Erik Christian Porse" w:date="2026-05-27T13:10:00Z" w16du:dateUtc="2026-05-27T20:10:00Z">
-        <w:r>
-          <w:t xml:space="preserve">policies promote </w:t>
-        </w:r>
-      </w:ins>
-      <w:del w:id="107" w:author="Erik Christian Porse" w:date="2026-05-27T13:10:00Z" w16du:dateUtc="2026-05-27T20:10:00Z">
-        <w:r>
-          <w:delText xml:space="preserve">behavior </w:delText>
-        </w:r>
-      </w:del>
-      <w:ins w:id="108" w:author="Erik Christian Porse" w:date="2026-05-27T13:10:00Z" w16du:dateUtc="2026-05-27T20:10:00Z">
-        <w:r>
-          <w:t xml:space="preserve">actions by users to conserve water and what is the role of user autonomy </w:t>
-        </w:r>
-      </w:ins>
-      <w:del w:id="109" w:author="Erik Christian Porse" w:date="2026-05-27T13:10:00Z" w16du:dateUtc="2026-05-27T20:10:00Z">
-        <w:r>
-          <w:delText xml:space="preserve">while </w:delText>
-        </w:r>
-        <w:r>
-          <w:delText>give users more autonomy to manage</w:delText>
-        </w:r>
-      </w:del>
-      <w:ins w:id="110" w:author="Erik Christian Porse" w:date="2026-05-27T13:10:00Z" w16du:dateUtc="2026-05-27T20:10:00Z">
-        <w:r>
-          <w:t>in managing and mit</w:t>
-        </w:r>
-      </w:ins>
-      <w:ins w:id="111" w:author="Erik Christian Porse" w:date="2026-05-27T13:11:00Z" w16du:dateUtc="2026-05-27T20:11:00Z">
-        <w:r>
-          <w:t>igating</w:t>
-        </w:r>
-      </w:ins>
-      <w:r>
-        <w:t xml:space="preserve"> </w:t>
-      </w:r>
-      <w:del w:id="112" w:author="Erik Christian Porse" w:date="2026-05-27T13:11:00Z" w16du:dateUtc="2026-05-27T20:11:00Z">
-        <w:r>
-          <w:delText>their differing and sometimes</w:delText>
-        </w:r>
-      </w:del>
-      <w:ins w:id="113" w:author="Erik Christian Porse" w:date="2026-05-27T13:11:00Z" w16du:dateUtc="2026-05-27T20:11:00Z">
-        <w:r>
-          <w:t>potential</w:t>
-        </w:r>
-      </w:ins>
+      <w:r>
+        <w:t>potential</w:t>
+      </w:r>
       <w:r>
         <w:t xml:space="preserve"> conflicting risks of water shortages</w:t>
       </w:r>
-      <w:del w:id="114" w:author="Erik Christian Porse" w:date="2026-05-27T13:11:00Z" w16du:dateUtc="2026-05-27T20:11:00Z">
-        <w:r>
-          <w:delText xml:space="preserve"> in the face of aridity</w:delText>
-        </w:r>
-      </w:del>
       <w:r>
         <w:t>?</w:t>
       </w:r>
@@ -3852,29 +3214,22 @@
       <w:pPr>
         <w:pStyle w:val="NoSpacing"/>
       </w:pPr>
-      <w:del w:id="115" w:author="Erik Christian Porse" w:date="2026-05-27T13:55:00Z" w16du:dateUtc="2026-05-27T20:55:00Z">
-        <w:r>
-          <w:delText>In t</w:delText>
-        </w:r>
-        <w:r>
-          <w:delText>he next section</w:delText>
-        </w:r>
-      </w:del>
-      <w:ins w:id="116" w:author="Erik Christian Porse" w:date="2026-05-27T13:55:00Z" w16du:dateUtc="2026-05-27T20:55:00Z">
-        <w:r>
-          <w:t xml:space="preserve">This article provides an </w:t>
-        </w:r>
-      </w:ins>
-      <w:ins w:id="117" w:author="Erik Christian Porse" w:date="2026-05-27T13:56:00Z" w16du:dateUtc="2026-05-27T20:56:00Z">
-        <w:r>
-          <w:t xml:space="preserve">overview of the program and analyzes its operations to date and capacity for future success. The analysis is broken into four sections. First, </w:t>
-        </w:r>
-      </w:ins>
-      <w:del w:id="118" w:author="Erik Christian Porse" w:date="2026-05-27T13:56:00Z" w16du:dateUtc="2026-05-27T20:56:00Z">
-        <w:r>
-          <w:delText xml:space="preserve">, </w:delText>
-        </w:r>
-      </w:del>
+      <w:r>
+        <w:lastRenderedPageBreak/>
+        <w:t>This article provides an overview of the program</w:t>
+      </w:r>
+      <w:r>
+        <w:t xml:space="preserve">, </w:t>
+      </w:r>
+      <w:r>
+        <w:t>analyzes its operations to date</w:t>
+      </w:r>
+      <w:r>
+        <w:t xml:space="preserve">, </w:t>
+      </w:r>
+      <w:r>
+        <w:t xml:space="preserve">and capacity for future success. The analysis is broken into four sections. First, </w:t>
+      </w:r>
       <w:r>
         <w:t xml:space="preserve">we </w:t>
       </w:r>
@@ -3908,247 +3263,132 @@
       <w:r>
         <w:t xml:space="preserve"> activities</w:t>
       </w:r>
-      <w:ins w:id="119" w:author="Erik Christian Porse" w:date="2026-05-27T13:57:00Z" w16du:dateUtc="2026-05-27T20:57:00Z">
-        <w:r>
-          <w:t xml:space="preserve"> (Section 2)</w:t>
-        </w:r>
-      </w:ins>
+      <w:r>
+        <w:t xml:space="preserve"> (Section 2)</w:t>
+      </w:r>
       <w:r>
         <w:t xml:space="preserve">. </w:t>
       </w:r>
-      <w:del w:id="120" w:author="Erik Christian Porse" w:date="2026-05-27T13:56:00Z" w16du:dateUtc="2026-05-27T20:56:00Z">
-        <w:r>
-          <w:delText xml:space="preserve">Sections </w:delText>
-        </w:r>
-        <w:r>
-          <w:delText>3</w:delText>
-        </w:r>
-        <w:r>
-          <w:delText xml:space="preserve"> and </w:delText>
-        </w:r>
-        <w:r>
-          <w:delText>4</w:delText>
-        </w:r>
-      </w:del>
-      <w:ins w:id="121" w:author="Erik Christian Porse" w:date="2026-05-27T13:57:00Z" w16du:dateUtc="2026-05-27T20:57:00Z">
-        <w:r>
-          <w:t xml:space="preserve"> </w:t>
-        </w:r>
-      </w:ins>
-      <w:ins w:id="122" w:author="Erik Christian Porse" w:date="2026-05-27T13:58:00Z" w16du:dateUtc="2026-05-27T20:58:00Z">
-        <w:r>
-          <w:t>Next,</w:t>
-        </w:r>
-      </w:ins>
-      <w:ins w:id="123" w:author="Erik Christian Porse" w:date="2026-05-27T13:56:00Z" w16du:dateUtc="2026-05-27T20:56:00Z">
-        <w:r>
-          <w:t xml:space="preserve"> we</w:t>
-        </w:r>
-      </w:ins>
+      <w:r>
+        <w:t xml:space="preserve"> Next, we</w:t>
+      </w:r>
       <w:r>
         <w:t xml:space="preserve"> </w:t>
       </w:r>
       <w:r>
-        <w:t xml:space="preserve">share </w:t>
-      </w:r>
-      <w:del w:id="124" w:author="Erik Christian Porse" w:date="2026-05-27T13:54:00Z" w16du:dateUtc="2026-05-27T20:54:00Z">
-        <w:r>
-          <w:delText>ten</w:delText>
-        </w:r>
-        <w:r>
-          <w:delText xml:space="preserve"> </w:delText>
-        </w:r>
-      </w:del>
-      <w:r>
-        <w:t>program successes</w:t>
+        <w:t>share program successes</w:t>
       </w:r>
       <w:r>
         <w:t xml:space="preserve"> and</w:t>
       </w:r>
       <w:r>
+        <w:t xml:space="preserve"> challenges</w:t>
+      </w:r>
+      <w:r>
+        <w:t xml:space="preserve"> (Sections 3 and 4)</w:t>
+      </w:r>
+      <w:r>
+        <w:t>.</w:t>
+      </w:r>
+      <w:r>
         <w:t xml:space="preserve"> </w:t>
       </w:r>
-      <w:del w:id="125" w:author="Erik Christian Porse" w:date="2026-05-27T13:54:00Z" w16du:dateUtc="2026-05-27T20:54:00Z">
-        <w:r>
-          <w:delText>4</w:delText>
-        </w:r>
-        <w:r>
-          <w:delText xml:space="preserve"> </w:delText>
-        </w:r>
-      </w:del>
-      <w:r>
-        <w:t>challenges</w:t>
-      </w:r>
-      <w:ins w:id="126" w:author="Erik Christian Porse" w:date="2026-05-27T13:57:00Z" w16du:dateUtc="2026-05-27T20:57:00Z">
-        <w:r>
-          <w:t xml:space="preserve"> (Sections 3 and 4)</w:t>
-        </w:r>
-      </w:ins>
+      <w:r>
+        <w:t>Finally, we share</w:t>
+      </w:r>
+      <w:r>
+        <w:t xml:space="preserve"> </w:t>
+      </w:r>
+      <w:r>
+        <w:t>strategies</w:t>
+      </w:r>
+      <w:r>
+        <w:t xml:space="preserve"> to </w:t>
+      </w:r>
+      <w:r>
+        <w:t xml:space="preserve">increase </w:t>
+      </w:r>
+      <w:r>
+        <w:t>u</w:t>
+      </w:r>
+      <w:r>
+        <w:t xml:space="preserve">ser </w:t>
+      </w:r>
+      <w:r>
+        <w:t>a</w:t>
+      </w:r>
+      <w:r>
+        <w:t xml:space="preserve">utonomy to </w:t>
+      </w:r>
+      <w:r>
+        <w:t>m</w:t>
+      </w:r>
+      <w:r>
+        <w:t xml:space="preserve">anage </w:t>
+      </w:r>
+      <w:r>
+        <w:t>r</w:t>
+      </w:r>
+      <w:r>
+        <w:t xml:space="preserve">isk with </w:t>
+      </w:r>
+      <w:r>
+        <w:t>d</w:t>
+      </w:r>
+      <w:r>
+        <w:t xml:space="preserve">eclining </w:t>
+      </w:r>
+      <w:r>
+        <w:t>f</w:t>
+      </w:r>
+      <w:r>
+        <w:t>lows</w:t>
+      </w:r>
+      <w:r>
+        <w:t xml:space="preserve"> (Section 5)</w:t>
+      </w:r>
       <w:r>
         <w:t>.</w:t>
       </w:r>
       <w:r>
         <w:t xml:space="preserve"> </w:t>
       </w:r>
-      <w:del w:id="127" w:author="Erik Christian Porse" w:date="2026-05-27T13:54:00Z" w16du:dateUtc="2026-05-27T20:54:00Z">
-        <w:r>
-          <w:delText xml:space="preserve">One challenge is to motive users to continue to conserve water and leave that water in Lake Mead as </w:delText>
-        </w:r>
-        <w:r>
-          <w:delText xml:space="preserve">reservoir </w:delText>
-        </w:r>
-        <w:r>
-          <w:delText>inflow and storage decline.</w:delText>
-        </w:r>
-        <w:r>
-          <w:delText xml:space="preserve"> </w:delText>
-        </w:r>
-      </w:del>
-      <w:r>
-        <w:t>Finally, we share</w:t>
+      <w:r>
+        <w:t xml:space="preserve">The </w:t>
+      </w:r>
+      <w:r>
+        <w:t>strategies</w:t>
+      </w:r>
+      <w:r>
+        <w:t xml:space="preserve"> switch </w:t>
+      </w:r>
+      <w:r>
+        <w:t>reservoir</w:t>
       </w:r>
       <w:r>
         <w:t xml:space="preserve"> </w:t>
       </w:r>
-      <w:del w:id="128" w:author="Erik Christian Porse" w:date="2026-05-27T13:54:00Z" w16du:dateUtc="2026-05-27T20:54:00Z">
-        <w:r>
-          <w:delText>2</w:delText>
-        </w:r>
-        <w:r>
-          <w:delText xml:space="preserve"> </w:delText>
-        </w:r>
-      </w:del>
-      <w:r>
-        <w:t>strategies</w:t>
-      </w:r>
-      <w:r>
-        <w:t xml:space="preserve"> to </w:t>
-      </w:r>
-      <w:r>
-        <w:t xml:space="preserve">increase </w:t>
-      </w:r>
-      <w:r>
-        <w:t>u</w:t>
-      </w:r>
-      <w:r>
-        <w:t xml:space="preserve">ser </w:t>
-      </w:r>
-      <w:r>
-        <w:t>a</w:t>
-      </w:r>
-      <w:r>
-        <w:t xml:space="preserve">utonomy to </w:t>
-      </w:r>
-      <w:r>
-        <w:t>m</w:t>
-      </w:r>
-      <w:r>
-        <w:t xml:space="preserve">anage </w:t>
-      </w:r>
-      <w:r>
-        <w:t>r</w:t>
-      </w:r>
-      <w:r>
-        <w:t xml:space="preserve">isk with </w:t>
-      </w:r>
-      <w:r>
-        <w:t>d</w:t>
-      </w:r>
-      <w:r>
-        <w:t xml:space="preserve">eclining </w:t>
-      </w:r>
-      <w:r>
-        <w:t>f</w:t>
-      </w:r>
-      <w:r>
-        <w:t>lows</w:t>
-      </w:r>
-      <w:ins w:id="129" w:author="Erik Christian Porse" w:date="2026-05-27T13:57:00Z" w16du:dateUtc="2026-05-27T20:57:00Z">
-        <w:r>
-          <w:t xml:space="preserve"> (Section 5)</w:t>
-        </w:r>
-      </w:ins>
-      <w:r>
-        <w:t>.</w:t>
-      </w:r>
-      <w:r>
-        <w:t xml:space="preserve"> </w:t>
-      </w:r>
-      <w:del w:id="130" w:author="Erik Christian Porse" w:date="2026-05-27T13:57:00Z" w16du:dateUtc="2026-05-27T20:57:00Z">
-        <w:r>
-          <w:delText xml:space="preserve">Both </w:delText>
-        </w:r>
-      </w:del>
-      <w:ins w:id="131" w:author="Erik Christian Porse" w:date="2026-05-27T13:57:00Z" w16du:dateUtc="2026-05-27T20:57:00Z">
-        <w:r>
-          <w:t xml:space="preserve">The </w:t>
-        </w:r>
-      </w:ins>
-      <w:r>
-        <w:t>strategies</w:t>
-      </w:r>
-      <w:r>
-        <w:t xml:space="preserve"> switch </w:t>
-      </w:r>
-      <w:del w:id="132" w:author="Erik Christian Porse" w:date="2026-05-27T13:57:00Z" w16du:dateUtc="2026-05-27T20:57:00Z">
-        <w:r>
-          <w:delText xml:space="preserve">the </w:delText>
-        </w:r>
-      </w:del>
-      <w:ins w:id="133" w:author="Erik Christian Porse" w:date="2026-05-27T13:58:00Z" w16du:dateUtc="2026-05-27T20:58:00Z">
-        <w:r>
-          <w:t>basin wide</w:t>
-        </w:r>
-      </w:ins>
-      <w:ins w:id="134" w:author="Erik Christian Porse" w:date="2026-05-27T13:57:00Z" w16du:dateUtc="2026-05-27T20:57:00Z">
-        <w:r>
-          <w:t xml:space="preserve"> </w:t>
-        </w:r>
-      </w:ins>
       <w:r>
         <w:t xml:space="preserve">accounting </w:t>
       </w:r>
-      <w:ins w:id="135" w:author="Erik Christian Porse" w:date="2026-05-27T13:57:00Z" w16du:dateUtc="2026-05-27T20:57:00Z">
-        <w:r>
-          <w:t xml:space="preserve">structures for tracking water </w:t>
-        </w:r>
-      </w:ins>
+      <w:r>
+        <w:t xml:space="preserve">structures for tracking water </w:t>
+      </w:r>
       <w:r>
         <w:t xml:space="preserve">from reductions </w:t>
       </w:r>
-      <w:del w:id="136" w:author="Erik Christian Porse" w:date="2026-05-27T13:57:00Z" w16du:dateUtc="2026-05-27T20:57:00Z">
-        <w:r>
-          <w:delText xml:space="preserve">from </w:delText>
-        </w:r>
-      </w:del>
-      <w:ins w:id="137" w:author="Erik Christian Porse" w:date="2026-05-27T13:57:00Z" w16du:dateUtc="2026-05-27T20:57:00Z">
-        <w:r>
-          <w:t xml:space="preserve">of </w:t>
-        </w:r>
-      </w:ins>
+      <w:r>
+        <w:t xml:space="preserve">of </w:t>
+      </w:r>
       <w:r>
         <w:t xml:space="preserve">historical entitlements to </w:t>
       </w:r>
-      <w:del w:id="138" w:author="Erik Christian Porse" w:date="2026-05-27T13:58:00Z" w16du:dateUtc="2026-05-27T20:58:00Z">
-        <w:r>
-          <w:delText xml:space="preserve">reductions </w:delText>
-        </w:r>
-      </w:del>
-      <w:ins w:id="139" w:author="Erik Christian Porse" w:date="2026-05-27T13:58:00Z" w16du:dateUtc="2026-05-27T20:58:00Z">
-        <w:r>
-          <w:t xml:space="preserve">allocations </w:t>
-        </w:r>
-      </w:ins>
-      <w:del w:id="140" w:author="Erik Christian Porse" w:date="2026-05-27T13:58:00Z" w16du:dateUtc="2026-05-27T20:58:00Z">
-        <w:r>
-          <w:delText xml:space="preserve">from </w:delText>
-        </w:r>
-      </w:del>
-      <w:ins w:id="141" w:author="Erik Christian Porse" w:date="2026-05-27T13:58:00Z" w16du:dateUtc="2026-05-27T20:58:00Z">
-        <w:r>
-          <w:t xml:space="preserve">based on </w:t>
-        </w:r>
-      </w:ins>
+      <w:r>
+        <w:t xml:space="preserve">allocations based on </w:t>
+      </w:r>
+      <w:r>
+        <w:t xml:space="preserve">physical </w:t>
+      </w:r>
       <w:r>
         <w:t>reservoir inflow</w:t>
       </w:r>
@@ -4177,23 +3417,11 @@
     <w:p>
       <w:pPr>
         <w:pStyle w:val="Heading1"/>
-        <w:numPr>
-          <w:ilvl w:val="0"/>
-          <w:numId w:val="32"/>
-        </w:numPr>
-        <w:pPrChange w:id="142" w:author="Erik Christian Porse" w:date="2026-05-27T14:21:00Z" w16du:dateUtc="2026-05-27T21:21:00Z">
-          <w:pPr>
-            <w:pStyle w:val="Heading1"/>
-          </w:pPr>
-        </w:pPrChange>
-      </w:pPr>
-      <w:r>
-        <w:rPr>
-          <w:b w:val="0"/>
-          <w:bCs w:val="0"/>
+      </w:pPr>
+      <w:r>
+        <w:rPr>
           <w:noProof/>
         </w:rPr>
-        <w:lastRenderedPageBreak/>
         <mc:AlternateContent>
           <mc:Choice Requires="wps">
             <w:drawing>
@@ -5296,46 +4524,6 @@
           <w:szCs w:val="24"/>
         </w:rPr>
       </w:pPr>
-      <w:del w:id="143" w:author="Erik Christian Porse" w:date="2026-05-27T13:59:00Z" w16du:dateUtc="2026-05-27T20:59:00Z">
-        <w:r>
-          <w:rPr>
-            <w:rFonts w:asciiTheme="majorBidi" w:hAnsiTheme="majorBidi" w:cstheme="majorBidi"/>
-            <w:noProof/>
-            <w:sz w:val="24"/>
-            <w:szCs w:val="24"/>
-          </w:rPr>
-          <w:delText>This section</w:delText>
-        </w:r>
-        <w:r>
-          <w:rPr>
-            <w:rFonts w:asciiTheme="majorBidi" w:hAnsiTheme="majorBidi" w:cstheme="majorBidi"/>
-            <w:noProof/>
-            <w:sz w:val="24"/>
-            <w:szCs w:val="24"/>
-          </w:rPr>
-          <w:delText xml:space="preserve"> define</w:delText>
-        </w:r>
-        <w:r>
-          <w:rPr>
-            <w:rFonts w:asciiTheme="majorBidi" w:hAnsiTheme="majorBidi" w:cstheme="majorBidi"/>
-            <w:noProof/>
-            <w:sz w:val="24"/>
-            <w:szCs w:val="24"/>
-          </w:rPr>
-          <w:delText>s</w:delText>
-        </w:r>
-      </w:del>
-      <w:ins w:id="144" w:author="Erik Christian Porse" w:date="2026-05-27T13:59:00Z" w16du:dateUtc="2026-05-27T20:59:00Z">
-        <w:r>
-          <w:rPr>
-            <w:rFonts w:asciiTheme="majorBidi" w:hAnsiTheme="majorBidi" w:cstheme="majorBidi"/>
-            <w:noProof/>
-            <w:sz w:val="24"/>
-            <w:szCs w:val="24"/>
-          </w:rPr>
-          <w:t>The</w:t>
-        </w:r>
-      </w:ins>
       <w:r>
         <w:rPr>
           <w:rFonts w:asciiTheme="majorBidi" w:hAnsiTheme="majorBidi" w:cstheme="majorBidi"/>
@@ -5343,6 +4531,15 @@
           <w:sz w:val="24"/>
           <w:szCs w:val="24"/>
         </w:rPr>
+        <w:t>The</w:t>
+      </w:r>
+      <w:r>
+        <w:rPr>
+          <w:rFonts w:asciiTheme="majorBidi" w:hAnsiTheme="majorBidi" w:cstheme="majorBidi"/>
+          <w:noProof/>
+          <w:sz w:val="24"/>
+          <w:szCs w:val="24"/>
+        </w:rPr>
         <w:t xml:space="preserve"> existing </w:t>
       </w:r>
       <w:r>
@@ -5370,34 +4567,14 @@
         </w:rPr>
         <w:t xml:space="preserve">program activities </w:t>
       </w:r>
-      <w:del w:id="145" w:author="Erik Christian Porse" w:date="2026-05-27T13:59:00Z" w16du:dateUtc="2026-05-27T20:59:00Z">
-        <w:r>
-          <w:rPr>
-            <w:rFonts w:asciiTheme="majorBidi" w:hAnsiTheme="majorBidi" w:cstheme="majorBidi"/>
-            <w:sz w:val="24"/>
-            <w:szCs w:val="24"/>
-          </w:rPr>
-          <w:delText>as</w:delText>
-        </w:r>
-        <w:r>
-          <w:rPr>
-            <w:rFonts w:asciiTheme="majorBidi" w:hAnsiTheme="majorBidi" w:cstheme="majorBidi"/>
-            <w:sz w:val="24"/>
-            <w:szCs w:val="24"/>
-          </w:rPr>
-          <w:delText xml:space="preserve"> </w:delText>
-        </w:r>
-      </w:del>
-      <w:ins w:id="146" w:author="Erik Christian Porse" w:date="2026-05-27T13:59:00Z" w16du:dateUtc="2026-05-27T20:59:00Z">
-        <w:r>
-          <w:rPr>
-            <w:rFonts w:asciiTheme="majorBidi" w:hAnsiTheme="majorBidi" w:cstheme="majorBidi"/>
-            <w:sz w:val="24"/>
-            <w:szCs w:val="24"/>
-          </w:rPr>
-          <w:t xml:space="preserve">can be considered as </w:t>
-        </w:r>
-      </w:ins>
+      <w:r>
+        <w:rPr>
+          <w:rFonts w:asciiTheme="majorBidi" w:hAnsiTheme="majorBidi" w:cstheme="majorBidi"/>
+          <w:sz w:val="24"/>
+          <w:szCs w:val="24"/>
+        </w:rPr>
+        <w:t xml:space="preserve">can be considered as </w:t>
+      </w:r>
       <w:r>
         <w:rPr>
           <w:rFonts w:asciiTheme="majorBidi" w:hAnsiTheme="majorBidi" w:cstheme="majorBidi"/>
@@ -5486,66 +4663,40 @@
         </w:rPr>
         <w:t xml:space="preserve"> </w:t>
       </w:r>
-      <w:del w:id="147" w:author="Erik Christian Porse" w:date="2026-05-27T14:00:00Z" w16du:dateUtc="2026-05-27T21:00:00Z">
-        <w:r>
-          <w:rPr>
-            <w:rFonts w:asciiTheme="majorBidi" w:hAnsiTheme="majorBidi" w:cstheme="majorBidi"/>
-            <w:sz w:val="24"/>
-            <w:szCs w:val="24"/>
-          </w:rPr>
-          <w:delText xml:space="preserve">User </w:delText>
-        </w:r>
-      </w:del>
-      <w:ins w:id="148" w:author="Erik Christian Porse" w:date="2026-05-27T14:00:00Z" w16du:dateUtc="2026-05-27T21:00:00Z">
-        <w:r>
-          <w:rPr>
-            <w:rFonts w:asciiTheme="majorBidi" w:hAnsiTheme="majorBidi" w:cstheme="majorBidi"/>
-            <w:sz w:val="24"/>
-            <w:szCs w:val="24"/>
-          </w:rPr>
-          <w:t>A water user (</w:t>
-        </w:r>
-      </w:ins>
-      <w:del w:id="149" w:author="Erik Christian Porse" w:date="2026-05-27T14:00:00Z" w16du:dateUtc="2026-05-27T21:00:00Z">
-        <w:r>
-          <w:rPr>
-            <w:rFonts w:asciiTheme="majorBidi" w:hAnsiTheme="majorBidi" w:cstheme="majorBidi"/>
-            <w:i/>
-            <w:iCs/>
-            <w:sz w:val="24"/>
-            <w:szCs w:val="24"/>
-          </w:rPr>
-          <w:delText>i'</w:delText>
-        </w:r>
-        <w:r>
-          <w:rPr>
-            <w:rFonts w:asciiTheme="majorBidi" w:hAnsiTheme="majorBidi" w:cstheme="majorBidi"/>
-            <w:sz w:val="24"/>
-            <w:szCs w:val="24"/>
-          </w:rPr>
-          <w:delText>s</w:delText>
-        </w:r>
-      </w:del>
-      <w:ins w:id="150" w:author="Erik Christian Porse" w:date="2026-05-27T14:00:00Z" w16du:dateUtc="2026-05-27T21:00:00Z">
-        <w:r>
-          <w:rPr>
-            <w:rFonts w:asciiTheme="majorBidi" w:hAnsiTheme="majorBidi" w:cstheme="majorBidi"/>
-            <w:i/>
-            <w:iCs/>
-            <w:sz w:val="24"/>
-            <w:szCs w:val="24"/>
-          </w:rPr>
-          <w:t xml:space="preserve">i) </w:t>
-        </w:r>
-        <w:r>
-          <w:rPr>
-            <w:rFonts w:asciiTheme="majorBidi" w:hAnsiTheme="majorBidi" w:cstheme="majorBidi"/>
-            <w:sz w:val="24"/>
-            <w:szCs w:val="24"/>
-          </w:rPr>
-          <w:t>has an</w:t>
-        </w:r>
-      </w:ins>
+      <w:r>
+        <w:rPr>
+          <w:rFonts w:asciiTheme="majorBidi" w:hAnsiTheme="majorBidi" w:cstheme="majorBidi"/>
+          <w:sz w:val="24"/>
+          <w:szCs w:val="24"/>
+        </w:rPr>
+        <w:t>A water user (</w:t>
+      </w:r>
+      <w:r>
+        <w:rPr>
+          <w:rFonts w:asciiTheme="majorBidi" w:hAnsiTheme="majorBidi" w:cstheme="majorBidi"/>
+          <w:i/>
+          <w:iCs/>
+          <w:sz w:val="24"/>
+          <w:szCs w:val="24"/>
+        </w:rPr>
+        <w:t xml:space="preserve">i) </w:t>
+      </w:r>
+      <w:r>
+        <w:rPr>
+          <w:rFonts w:asciiTheme="majorBidi" w:hAnsiTheme="majorBidi" w:cstheme="majorBidi"/>
+          <w:sz w:val="24"/>
+          <w:szCs w:val="24"/>
+        </w:rPr>
+        <w:t>receives</w:t>
+      </w:r>
+      <w:r>
+        <w:rPr>
+          <w:rFonts w:asciiTheme="majorBidi" w:hAnsiTheme="majorBidi" w:cstheme="majorBidi"/>
+          <w:sz w:val="24"/>
+          <w:szCs w:val="24"/>
+        </w:rPr>
+        <w:t xml:space="preserve"> an</w:t>
+      </w:r>
       <w:r>
         <w:rPr>
           <w:rFonts w:asciiTheme="majorBidi" w:hAnsiTheme="majorBidi" w:cstheme="majorBidi"/>
@@ -5571,26 +4722,14 @@
         </w:rPr>
         <w:t xml:space="preserve">) </w:t>
       </w:r>
-      <w:del w:id="151" w:author="Erik Christian Porse" w:date="2026-05-27T14:00:00Z" w16du:dateUtc="2026-05-27T21:00:00Z">
-        <w:r>
-          <w:rPr>
-            <w:rFonts w:asciiTheme="majorBidi" w:hAnsiTheme="majorBidi" w:cstheme="majorBidi"/>
-            <w:sz w:val="24"/>
-            <w:szCs w:val="24"/>
-          </w:rPr>
-          <w:delText>is</w:delText>
-        </w:r>
-      </w:del>
-      <w:ins w:id="152" w:author="Erik Christian Porse" w:date="2026-05-27T14:00:00Z" w16du:dateUtc="2026-05-27T21:00:00Z">
-        <w:r>
-          <w:rPr>
-            <w:rFonts w:asciiTheme="majorBidi" w:hAnsiTheme="majorBidi" w:cstheme="majorBidi"/>
-            <w:sz w:val="24"/>
-            <w:szCs w:val="24"/>
-          </w:rPr>
-          <w:t>of</w:t>
-        </w:r>
-      </w:ins>
+      <w:r>
+        <w:rPr>
+          <w:rFonts w:asciiTheme="majorBidi" w:hAnsiTheme="majorBidi" w:cstheme="majorBidi"/>
+          <w:sz w:val="24"/>
+          <w:szCs w:val="24"/>
+        </w:rPr>
+        <w:t>of</w:t>
+      </w:r>
       <w:r>
         <w:rPr>
           <w:rFonts w:asciiTheme="majorBidi" w:hAnsiTheme="majorBidi" w:cstheme="majorBidi"/>
@@ -5996,18 +5135,24 @@
           <w:sz w:val="24"/>
           <w:szCs w:val="24"/>
         </w:rPr>
-        <w:t xml:space="preserve"> than its </w:t>
-      </w:r>
-      <w:ins w:id="153" w:author="Erik Christian Porse" w:date="2026-05-27T14:05:00Z" w16du:dateUtc="2026-05-27T21:05:00Z">
-        <w:r>
-          <w:rPr>
-            <w:rFonts w:asciiTheme="majorBidi" w:hAnsiTheme="majorBidi" w:cstheme="majorBidi"/>
-            <w:sz w:val="24"/>
-            <w:szCs w:val="24"/>
-          </w:rPr>
-          <w:t xml:space="preserve">historical allocation of </w:t>
-        </w:r>
-      </w:ins>
+        <w:t xml:space="preserve"> </w:t>
+      </w:r>
+      <w:r>
+        <w:rPr>
+          <w:rFonts w:asciiTheme="majorBidi" w:hAnsiTheme="majorBidi" w:cstheme="majorBidi"/>
+          <w:sz w:val="24"/>
+          <w:szCs w:val="24"/>
+        </w:rPr>
+        <w:t xml:space="preserve">than its </w:t>
+      </w:r>
+      <w:r>
+        <w:rPr>
+          <w:rFonts w:asciiTheme="majorBidi" w:hAnsiTheme="majorBidi" w:cstheme="majorBidi"/>
+          <w:sz w:val="24"/>
+          <w:szCs w:val="24"/>
+        </w:rPr>
+        <w:t xml:space="preserve">historical allocation of </w:t>
+      </w:r>
       <w:r>
         <w:rPr>
           <w:rFonts w:asciiTheme="majorBidi" w:hAnsiTheme="majorBidi" w:cstheme="majorBidi"/>
@@ -6032,44 +5177,110 @@
         </w:rPr>
         <w:t xml:space="preserve"> million acre-f</w:t>
       </w:r>
-      <w:ins w:id="154" w:author="Erik Christian Porse" w:date="2026-05-27T14:05:00Z" w16du:dateUtc="2026-05-27T21:05:00Z">
-        <w:r>
-          <w:rPr>
-            <w:rFonts w:asciiTheme="majorBidi" w:hAnsiTheme="majorBidi" w:cstheme="majorBidi"/>
-            <w:sz w:val="24"/>
-            <w:szCs w:val="24"/>
-          </w:rPr>
-          <w:t>ee</w:t>
-        </w:r>
-      </w:ins>
-      <w:del w:id="155" w:author="Erik Christian Porse" w:date="2026-05-27T14:05:00Z" w16du:dateUtc="2026-05-27T21:05:00Z">
-        <w:r>
-          <w:rPr>
-            <w:rFonts w:asciiTheme="majorBidi" w:hAnsiTheme="majorBidi" w:cstheme="majorBidi"/>
-            <w:sz w:val="24"/>
-            <w:szCs w:val="24"/>
-          </w:rPr>
-          <w:delText>oo</w:delText>
-        </w:r>
-      </w:del>
-      <w:r>
-        <w:rPr>
-          <w:rFonts w:asciiTheme="majorBidi" w:hAnsiTheme="majorBidi" w:cstheme="majorBidi"/>
-          <w:sz w:val="24"/>
-          <w:szCs w:val="24"/>
-        </w:rPr>
-        <w:t>t</w:t>
-      </w:r>
-      <w:del w:id="156" w:author="Erik Christian Porse" w:date="2026-05-27T14:05:00Z" w16du:dateUtc="2026-05-27T21:05:00Z">
-        <w:r>
-          <w:rPr>
-            <w:rFonts w:asciiTheme="majorBidi" w:hAnsiTheme="majorBidi" w:cstheme="majorBidi"/>
-            <w:sz w:val="24"/>
-            <w:szCs w:val="24"/>
-          </w:rPr>
-          <w:delText xml:space="preserve"> historical allocation</w:delText>
-        </w:r>
-      </w:del>
+      <w:r>
+        <w:rPr>
+          <w:rFonts w:asciiTheme="majorBidi" w:hAnsiTheme="majorBidi" w:cstheme="majorBidi"/>
+          <w:sz w:val="24"/>
+          <w:szCs w:val="24"/>
+        </w:rPr>
+        <w:t>ee</w:t>
+      </w:r>
+      <w:r>
+        <w:rPr>
+          <w:rFonts w:asciiTheme="majorBidi" w:hAnsiTheme="majorBidi" w:cstheme="majorBidi"/>
+          <w:sz w:val="24"/>
+          <w:szCs w:val="24"/>
+        </w:rPr>
+        <w:t xml:space="preserve">t. </w:t>
+      </w:r>
+      <w:r>
+        <w:rPr>
+          <w:rFonts w:asciiTheme="majorBidi" w:hAnsiTheme="majorBidi" w:cstheme="majorBidi"/>
+          <w:sz w:val="24"/>
+          <w:szCs w:val="24"/>
+        </w:rPr>
+        <w:t xml:space="preserve">As a result, </w:t>
+      </w:r>
+      <w:r>
+        <w:rPr>
+          <w:rFonts w:asciiTheme="majorBidi" w:hAnsiTheme="majorBidi" w:cstheme="majorBidi"/>
+          <w:sz w:val="24"/>
+          <w:szCs w:val="24"/>
+        </w:rPr>
+        <w:t xml:space="preserve">Arizona's </w:t>
+      </w:r>
+      <w:r>
+        <w:rPr>
+          <w:rFonts w:asciiTheme="majorBidi" w:hAnsiTheme="majorBidi" w:cstheme="majorBidi"/>
+          <w:sz w:val="24"/>
+          <w:szCs w:val="24"/>
+        </w:rPr>
+        <w:t>water conservation account was credited 2</w:t>
+      </w:r>
+      <w:r>
+        <w:rPr>
+          <w:rFonts w:asciiTheme="majorBidi" w:hAnsiTheme="majorBidi" w:cstheme="majorBidi"/>
+          <w:sz w:val="24"/>
+          <w:szCs w:val="24"/>
+        </w:rPr>
+        <w:t>16</w:t>
+      </w:r>
+      <w:r>
+        <w:rPr>
+          <w:rFonts w:asciiTheme="majorBidi" w:hAnsiTheme="majorBidi" w:cstheme="majorBidi"/>
+          <w:sz w:val="24"/>
+          <w:szCs w:val="24"/>
+        </w:rPr>
+        <w:t xml:space="preserve">,000 acre-feet. At the end of 2018, Arizona's conservation account balance was </w:t>
+      </w:r>
+      <w:r>
+        <w:rPr>
+          <w:rFonts w:asciiTheme="majorBidi" w:hAnsiTheme="majorBidi" w:cstheme="majorBidi"/>
+          <w:sz w:val="24"/>
+          <w:szCs w:val="24"/>
+        </w:rPr>
+        <w:t>343,000 acre-feet (126,800 +</w:t>
+      </w:r>
+      <w:r>
+        <w:rPr>
+          <w:rFonts w:asciiTheme="majorBidi" w:hAnsiTheme="majorBidi" w:cstheme="majorBidi"/>
+          <w:sz w:val="24"/>
+          <w:szCs w:val="24"/>
+        </w:rPr>
+        <w:t xml:space="preserve"> 2</w:t>
+      </w:r>
+      <w:r>
+        <w:rPr>
+          <w:rFonts w:asciiTheme="majorBidi" w:hAnsiTheme="majorBidi" w:cstheme="majorBidi"/>
+          <w:sz w:val="24"/>
+          <w:szCs w:val="24"/>
+        </w:rPr>
+        <w:t>16</w:t>
+      </w:r>
+      <w:r>
+        <w:rPr>
+          <w:rFonts w:asciiTheme="majorBidi" w:hAnsiTheme="majorBidi" w:cstheme="majorBidi"/>
+          <w:sz w:val="24"/>
+          <w:szCs w:val="24"/>
+        </w:rPr>
+        <w:t xml:space="preserve">,000 </w:t>
+      </w:r>
+      <w:r>
+        <w:rPr>
+          <w:rFonts w:asciiTheme="majorBidi" w:hAnsiTheme="majorBidi" w:cstheme="majorBidi"/>
+          <w:sz w:val="24"/>
+          <w:szCs w:val="24"/>
+        </w:rPr>
+        <w:t>= 343,000 acre-feet</w:t>
+      </w:r>
+      <w:r>
+        <w:rPr>
+          <w:rFonts w:asciiTheme="majorBidi" w:hAnsiTheme="majorBidi" w:cstheme="majorBidi"/>
+          <w:sz w:val="24"/>
+          <w:szCs w:val="24"/>
+        </w:rPr>
+        <w:t>)</w:t>
+      </w:r>
       <w:r>
         <w:rPr>
           <w:rFonts w:asciiTheme="majorBidi" w:hAnsiTheme="majorBidi" w:cstheme="majorBidi"/>
@@ -6078,23 +5289,21 @@
         </w:rPr>
         <w:t xml:space="preserve">. </w:t>
       </w:r>
-      <w:ins w:id="157" w:author="Erik Christian Porse" w:date="2026-05-27T14:05:00Z" w16du:dateUtc="2026-05-27T21:05:00Z">
-        <w:r>
-          <w:rPr>
-            <w:rFonts w:asciiTheme="majorBidi" w:hAnsiTheme="majorBidi" w:cstheme="majorBidi"/>
-            <w:sz w:val="24"/>
-            <w:szCs w:val="24"/>
-          </w:rPr>
-          <w:t xml:space="preserve">As a result, </w:t>
-        </w:r>
-      </w:ins>
-      <w:r>
-        <w:rPr>
-          <w:rFonts w:asciiTheme="majorBidi" w:hAnsiTheme="majorBidi" w:cstheme="majorBidi"/>
-          <w:sz w:val="24"/>
-          <w:szCs w:val="24"/>
-        </w:rPr>
-        <w:t>Arizona's water conservation account was credited 2</w:t>
+      <w:r>
+        <w:rPr>
+          <w:rFonts w:asciiTheme="majorBidi" w:hAnsiTheme="majorBidi" w:cstheme="majorBidi"/>
+          <w:sz w:val="24"/>
+          <w:szCs w:val="24"/>
+        </w:rPr>
+        <w:t>Arizona’s</w:t>
+      </w:r>
+      <w:r>
+        <w:rPr>
+          <w:rFonts w:asciiTheme="majorBidi" w:hAnsiTheme="majorBidi" w:cstheme="majorBidi"/>
+          <w:sz w:val="24"/>
+          <w:szCs w:val="24"/>
+        </w:rPr>
+        <w:t xml:space="preserve"> water conservation action raised Lake Mead's volume 2</w:t>
       </w:r>
       <w:r>
         <w:rPr>
@@ -6110,87 +5319,16 @@
           <w:sz w:val="24"/>
           <w:szCs w:val="24"/>
         </w:rPr>
-        <w:t xml:space="preserve">,000 acre-feet. At the end of 2018, Arizona's conservation account balance was </w:t>
-      </w:r>
-      <w:r>
-        <w:rPr>
-          <w:rFonts w:asciiTheme="majorBidi" w:hAnsiTheme="majorBidi" w:cstheme="majorBidi"/>
-          <w:sz w:val="24"/>
-          <w:szCs w:val="24"/>
-        </w:rPr>
-        <w:t>343,000 acre-feet (126,800 +</w:t>
-      </w:r>
-      <w:r>
-        <w:rPr>
-          <w:rFonts w:asciiTheme="majorBidi" w:hAnsiTheme="majorBidi" w:cstheme="majorBidi"/>
-          <w:sz w:val="24"/>
-          <w:szCs w:val="24"/>
-        </w:rPr>
-        <w:t xml:space="preserve"> 2</w:t>
-      </w:r>
-      <w:r>
-        <w:rPr>
-          <w:rFonts w:asciiTheme="majorBidi" w:hAnsiTheme="majorBidi" w:cstheme="majorBidi"/>
-          <w:sz w:val="24"/>
-          <w:szCs w:val="24"/>
-        </w:rPr>
-        <w:t>16</w:t>
-      </w:r>
-      <w:r>
-        <w:rPr>
-          <w:rFonts w:asciiTheme="majorBidi" w:hAnsiTheme="majorBidi" w:cstheme="majorBidi"/>
-          <w:sz w:val="24"/>
-          <w:szCs w:val="24"/>
-        </w:rPr>
-        <w:t>,000 acre-feet</w:t>
-      </w:r>
-      <w:r>
-        <w:rPr>
-          <w:rFonts w:asciiTheme="majorBidi" w:hAnsiTheme="majorBidi" w:cstheme="majorBidi"/>
-          <w:sz w:val="24"/>
-          <w:szCs w:val="24"/>
-        </w:rPr>
-        <w:t>)</w:t>
-      </w:r>
-      <w:r>
-        <w:rPr>
-          <w:rFonts w:asciiTheme="majorBidi" w:hAnsiTheme="majorBidi" w:cstheme="majorBidi"/>
-          <w:sz w:val="24"/>
-          <w:szCs w:val="24"/>
-        </w:rPr>
-        <w:t xml:space="preserve">. </w:t>
-      </w:r>
-      <w:r>
-        <w:rPr>
-          <w:rFonts w:asciiTheme="majorBidi" w:hAnsiTheme="majorBidi" w:cstheme="majorBidi"/>
-          <w:sz w:val="24"/>
-          <w:szCs w:val="24"/>
-        </w:rPr>
-        <w:t>Arizona’s</w:t>
-      </w:r>
-      <w:r>
-        <w:rPr>
-          <w:rFonts w:asciiTheme="majorBidi" w:hAnsiTheme="majorBidi" w:cstheme="majorBidi"/>
-          <w:sz w:val="24"/>
-          <w:szCs w:val="24"/>
-        </w:rPr>
-        <w:t xml:space="preserve"> water conservation action raised Lake Mead's volume 2</w:t>
-      </w:r>
-      <w:r>
-        <w:rPr>
-          <w:rFonts w:asciiTheme="majorBidi" w:hAnsiTheme="majorBidi" w:cstheme="majorBidi"/>
-          <w:sz w:val="24"/>
-          <w:szCs w:val="24"/>
-        </w:rPr>
-        <w:t>16</w:t>
-      </w:r>
-      <w:r>
-        <w:rPr>
-          <w:rFonts w:asciiTheme="majorBidi" w:hAnsiTheme="majorBidi" w:cstheme="majorBidi"/>
-          <w:sz w:val="24"/>
-          <w:szCs w:val="24"/>
-        </w:rPr>
-        <w:t>,000 acre-feet above the anticipated volume</w:t>
+        <w:t xml:space="preserve">,000 acre-feet above the anticipated </w:t>
+      </w:r>
+      <w:r>
+        <w:rPr>
+          <w:rFonts w:asciiTheme="majorBidi" w:hAnsiTheme="majorBidi" w:cstheme="majorBidi"/>
+          <w:sz w:val="24"/>
+          <w:szCs w:val="24"/>
+        </w:rPr>
+        <w:lastRenderedPageBreak/>
+        <w:t>volume</w:t>
       </w:r>
       <w:r>
         <w:rPr>
@@ -6383,7 +5521,23 @@
           <w:sz w:val="24"/>
           <w:szCs w:val="24"/>
         </w:rPr>
-        <w:t xml:space="preserve"> its historical allocation. At the end of 20</w:t>
+        <w:t xml:space="preserve"> its </w:t>
+      </w:r>
+      <w:r>
+        <w:rPr>
+          <w:rFonts w:asciiTheme="majorBidi" w:hAnsiTheme="majorBidi" w:cstheme="majorBidi"/>
+          <w:sz w:val="24"/>
+          <w:szCs w:val="24"/>
+        </w:rPr>
+        <w:t>legal entitlement</w:t>
+      </w:r>
+      <w:r>
+        <w:rPr>
+          <w:rFonts w:asciiTheme="majorBidi" w:hAnsiTheme="majorBidi" w:cstheme="majorBidi"/>
+          <w:sz w:val="24"/>
+          <w:szCs w:val="24"/>
+        </w:rPr>
+        <w:t>. At the end of 20</w:t>
       </w:r>
       <w:r>
         <w:rPr>
@@ -6399,7 +5553,23 @@
           <w:sz w:val="24"/>
           <w:szCs w:val="24"/>
         </w:rPr>
-        <w:t xml:space="preserve">, California had a water account balance of </w:t>
+        <w:t>, California had a water</w:t>
+      </w:r>
+      <w:r>
+        <w:rPr>
+          <w:rFonts w:asciiTheme="majorBidi" w:hAnsiTheme="majorBidi" w:cstheme="majorBidi"/>
+          <w:sz w:val="24"/>
+          <w:szCs w:val="24"/>
+        </w:rPr>
+        <w:t xml:space="preserve"> conservation</w:t>
+      </w:r>
+      <w:r>
+        <w:rPr>
+          <w:rFonts w:asciiTheme="majorBidi" w:hAnsiTheme="majorBidi" w:cstheme="majorBidi"/>
+          <w:sz w:val="24"/>
+          <w:szCs w:val="24"/>
+        </w:rPr>
+        <w:t xml:space="preserve"> account balance of </w:t>
       </w:r>
       <w:r>
         <w:rPr>
@@ -6423,7 +5593,23 @@
           <w:sz w:val="24"/>
           <w:szCs w:val="24"/>
         </w:rPr>
-        <w:t xml:space="preserve"> (1.36 – 0.111 million acre-feet)</w:t>
+        <w:t xml:space="preserve"> (1.36 – 0.111 </w:t>
+      </w:r>
+      <w:r>
+        <w:rPr>
+          <w:rFonts w:asciiTheme="majorBidi" w:hAnsiTheme="majorBidi" w:cstheme="majorBidi"/>
+          <w:sz w:val="24"/>
+          <w:szCs w:val="24"/>
+        </w:rPr>
+        <w:t xml:space="preserve">= 1.245 </w:t>
+      </w:r>
+      <w:r>
+        <w:rPr>
+          <w:rFonts w:asciiTheme="majorBidi" w:hAnsiTheme="majorBidi" w:cstheme="majorBidi"/>
+          <w:sz w:val="24"/>
+          <w:szCs w:val="24"/>
+        </w:rPr>
+        <w:t>million acre-feet)</w:t>
       </w:r>
       <w:r>
         <w:rPr>
@@ -6447,7 +5633,23 @@
           <w:sz w:val="24"/>
           <w:szCs w:val="24"/>
         </w:rPr>
-        <w:t>,000 acre-feet from the anticipated volume had California withdrawn its historical allocation.</w:t>
+        <w:t xml:space="preserve">,000 acre-feet from the anticipated volume had California withdrawn its </w:t>
+      </w:r>
+      <w:r>
+        <w:rPr>
+          <w:rFonts w:asciiTheme="majorBidi" w:hAnsiTheme="majorBidi" w:cstheme="majorBidi"/>
+          <w:sz w:val="24"/>
+          <w:szCs w:val="24"/>
+        </w:rPr>
+        <w:t>legal entitlement</w:t>
+      </w:r>
+      <w:r>
+        <w:rPr>
+          <w:rFonts w:asciiTheme="majorBidi" w:hAnsiTheme="majorBidi" w:cstheme="majorBidi"/>
+          <w:sz w:val="24"/>
+          <w:szCs w:val="24"/>
+        </w:rPr>
+        <w:t>.</w:t>
       </w:r>
       <w:r>
         <w:rPr>
@@ -6477,7 +5679,6 @@
           <w:sz w:val="24"/>
           <w:szCs w:val="24"/>
         </w:rPr>
-        <w:lastRenderedPageBreak/>
         <w:t>P</w:t>
       </w:r>
       <w:r>
@@ -6490,7 +5691,7 @@
         </w:rPr>
         <w:t xml:space="preserve">rogram </w:t>
       </w:r>
-      <w:del w:id="158" w:author="Erik Christian Porse" w:date="2026-05-27T14:52:00Z" w16du:dateUtc="2026-05-27T21:52:00Z">
+      <w:del w:id="20" w:author="Erik Christian Porse" w:date="2026-05-27T14:52:00Z" w16du:dateUtc="2026-05-27T21:52:00Z">
         <w:r>
           <w:rPr>
             <w:rFonts w:asciiTheme="majorBidi" w:hAnsiTheme="majorBidi" w:cstheme="majorBidi"/>
@@ -6502,7 +5703,7 @@
           <w:delText>constraints</w:delText>
         </w:r>
       </w:del>
-      <w:ins w:id="159" w:author="Erik Christian Porse" w:date="2026-05-27T14:52:00Z" w16du:dateUtc="2026-05-27T21:52:00Z">
+      <w:ins w:id="21" w:author="Erik Christian Porse" w:date="2026-05-27T14:52:00Z" w16du:dateUtc="2026-05-27T21:52:00Z">
         <w:r>
           <w:rPr>
             <w:rFonts w:asciiTheme="majorBidi" w:hAnsiTheme="majorBidi" w:cstheme="majorBidi"/>
@@ -6576,7 +5777,23 @@
           <w:sz w:val="24"/>
           <w:szCs w:val="24"/>
         </w:rPr>
-        <w:t xml:space="preserve">set maximum </w:t>
+        <w:t>set</w:t>
+      </w:r>
+      <w:r>
+        <w:rPr>
+          <w:rFonts w:asciiTheme="majorBidi" w:hAnsiTheme="majorBidi" w:cstheme="majorBidi"/>
+          <w:sz w:val="24"/>
+          <w:szCs w:val="24"/>
+        </w:rPr>
+        <w:t>s</w:t>
+      </w:r>
+      <w:r>
+        <w:rPr>
+          <w:rFonts w:asciiTheme="majorBidi" w:hAnsiTheme="majorBidi" w:cstheme="majorBidi"/>
+          <w:sz w:val="24"/>
+          <w:szCs w:val="24"/>
+        </w:rPr>
+        <w:t xml:space="preserve"> maximum </w:t>
       </w:r>
       <w:r>
         <w:rPr>
@@ -6602,7 +5819,7 @@
         </w:rPr>
         <w:t>—</w:t>
       </w:r>
-      <w:commentRangeStart w:id="160"/>
+      <w:commentRangeStart w:id="22"/>
       <w:r>
         <w:rPr>
           <w:rFonts w:asciiTheme="majorBidi" w:hAnsiTheme="majorBidi" w:cstheme="majorBidi"/>
@@ -6619,7 +5836,7 @@
         </w:rPr>
         <w:t xml:space="preserve"> </w:t>
       </w:r>
-      <w:commentRangeEnd w:id="160"/>
+      <w:commentRangeEnd w:id="22"/>
       <w:r>
         <w:rPr>
           <w:rStyle w:val="CommentReference"/>
@@ -6627,7 +5844,7 @@
           <w:sz w:val="24"/>
           <w:szCs w:val="24"/>
         </w:rPr>
-        <w:commentReference w:id="160"/>
+        <w:commentReference w:id="22"/>
       </w:r>
       <w:r>
         <w:rPr>
@@ -6677,7 +5894,7 @@
         </w:rPr>
         <w:t xml:space="preserve"> (</w:t>
       </w:r>
-      <w:ins w:id="161" w:author="Erik Christian Porse" w:date="2026-05-27T15:06:00Z" w16du:dateUtc="2026-05-27T22:06:00Z">
+      <w:ins w:id="23" w:author="Erik Christian Porse" w:date="2026-05-27T15:06:00Z" w16du:dateUtc="2026-05-27T22:06:00Z">
         <w:r>
           <w:rPr>
             <w:rFonts w:asciiTheme="majorBidi" w:hAnsiTheme="majorBidi" w:cstheme="majorBidi"/>
@@ -6695,7 +5912,7 @@
         </w:rPr>
         <w:t>elevation</w:t>
       </w:r>
-      <w:ins w:id="162" w:author="Erik Christian Porse" w:date="2026-05-27T15:06:00Z" w16du:dateUtc="2026-05-27T22:06:00Z">
+      <w:ins w:id="24" w:author="Erik Christian Porse" w:date="2026-05-27T15:06:00Z" w16du:dateUtc="2026-05-27T22:06:00Z">
         <w:r>
           <w:rPr>
             <w:rFonts w:asciiTheme="majorBidi" w:hAnsiTheme="majorBidi" w:cstheme="majorBidi"/>
@@ -6705,7 +5922,7 @@
           <w:t xml:space="preserve"> o</w:t>
         </w:r>
       </w:ins>
-      <w:ins w:id="163" w:author="Erik Christian Porse" w:date="2026-05-27T15:07:00Z" w16du:dateUtc="2026-05-27T22:07:00Z">
+      <w:ins w:id="25" w:author="Erik Christian Porse" w:date="2026-05-27T15:07:00Z" w16du:dateUtc="2026-05-27T22:07:00Z">
         <w:r>
           <w:rPr>
             <w:rFonts w:asciiTheme="majorBidi" w:hAnsiTheme="majorBidi" w:cstheme="majorBidi"/>
@@ -6723,7 +5940,7 @@
         </w:rPr>
         <w:t xml:space="preserve"> 1</w:t>
       </w:r>
-      <w:ins w:id="164" w:author="Erik Christian Porse" w:date="2026-05-27T15:07:00Z" w16du:dateUtc="2026-05-27T22:07:00Z">
+      <w:ins w:id="26" w:author="Erik Christian Porse" w:date="2026-05-27T15:07:00Z" w16du:dateUtc="2026-05-27T22:07:00Z">
         <w:r>
           <w:rPr>
             <w:rFonts w:asciiTheme="majorBidi" w:hAnsiTheme="majorBidi" w:cstheme="majorBidi"/>
@@ -6896,7 +6113,7 @@
         </w:rPr>
         <w:t xml:space="preserve"> program</w:t>
       </w:r>
-      <w:del w:id="165" w:author="Erik Christian Porse" w:date="2026-05-27T15:07:00Z" w16du:dateUtc="2026-05-27T22:07:00Z">
+      <w:del w:id="27" w:author="Erik Christian Porse" w:date="2026-05-27T15:07:00Z" w16du:dateUtc="2026-05-27T22:07:00Z">
         <w:r>
           <w:rPr>
             <w:rFonts w:asciiTheme="majorBidi" w:hAnsiTheme="majorBidi" w:cstheme="majorBidi"/>
@@ -6920,7 +6137,7 @@
           <w:sz w:val="24"/>
           <w:szCs w:val="24"/>
         </w:rPr>
-        <w:t>I</w:t>
+        <w:t>Also i</w:t>
       </w:r>
       <w:r>
         <w:rPr>
@@ -6946,7 +6163,7 @@
         </w:rPr>
         <w:t>andatory water shortages increase as Lake Mead’s level declines from</w:t>
       </w:r>
-      <w:ins w:id="166" w:author="Erik Christian Porse" w:date="2026-05-27T15:08:00Z" w16du:dateUtc="2026-05-27T22:08:00Z">
+      <w:ins w:id="28" w:author="Erik Christian Porse" w:date="2026-05-27T15:08:00Z" w16du:dateUtc="2026-05-27T22:08:00Z">
         <w:r>
           <w:rPr>
             <w:rFonts w:asciiTheme="majorBidi" w:hAnsiTheme="majorBidi" w:cstheme="majorBidi"/>
@@ -6964,7 +6181,7 @@
         </w:rPr>
         <w:t xml:space="preserve"> elevation </w:t>
       </w:r>
-      <w:ins w:id="167" w:author="Erik Christian Porse" w:date="2026-05-27T15:08:00Z" w16du:dateUtc="2026-05-27T22:08:00Z">
+      <w:ins w:id="29" w:author="Erik Christian Porse" w:date="2026-05-27T15:08:00Z" w16du:dateUtc="2026-05-27T22:08:00Z">
         <w:r>
           <w:rPr>
             <w:rFonts w:asciiTheme="majorBidi" w:hAnsiTheme="majorBidi" w:cstheme="majorBidi"/>
@@ -7203,7 +6420,7 @@
         </w:rPr>
         <w:t>water conservation account balance</w:t>
       </w:r>
-      <w:ins w:id="168" w:author="Erik Christian Porse" w:date="2026-05-27T15:08:00Z" w16du:dateUtc="2026-05-27T22:08:00Z">
+      <w:ins w:id="30" w:author="Erik Christian Porse" w:date="2026-05-27T15:08:00Z" w16du:dateUtc="2026-05-27T22:08:00Z">
         <w:r>
           <w:rPr>
             <w:rFonts w:asciiTheme="majorBidi" w:hAnsiTheme="majorBidi" w:cstheme="majorBidi"/>
@@ -7251,7 +6468,7 @@
           <w:sz w:val="24"/>
           <w:szCs w:val="24"/>
         </w:rPr>
-        <w:instrText xml:space="preserve"> ADDIN EN.CITE &lt;EndNote&gt;&lt;Cite AuthorYear="1"&gt;&lt;Author&gt;USBR&lt;/Author&gt;&lt;Year&gt;2026&lt;/Year&gt;&lt;RecNum&gt;3107&lt;/RecNum&gt;&lt;DisplayText&gt;USBR (2026)&lt;/DisplayText&gt;&lt;record&gt;&lt;rec-number&gt;3107&lt;/rec-number&gt;&lt;foreign-keys&gt;&lt;key app="EN" db-id="xxt5ta9pd995dwesap0pdzzp2weaz0w9werf" timestamp="1772056442"&gt;3107&lt;/key&gt;&lt;/foreign-keys&gt;&lt;ref-type name="Report"&gt;27&lt;/ref-type&gt;&lt;contributors&gt;&lt;authors&gt;&lt;author&gt;USBR&lt;/author&gt;&lt;/authors&gt;&lt;/contributors&gt;&lt;titles&gt;&lt;title&gt;Post-2026 Operational Guidelines and Strategies for Lake Powell and Lake Mead – Draft Environmental Impact Statement&lt;/title&gt;&lt;/titles&gt;&lt;dates&gt;&lt;year&gt;2026&lt;/year&gt;&lt;/dates&gt;&lt;publisher&gt;U.S. Bureau of Reclamation&lt;/publisher&gt;&lt;urls&gt;&lt;related-urls&gt;&lt;url&gt;https://www.usbr.gov/ColoradoRiverBasin/post2026/draft-eis/&lt;/url&gt;&lt;/related-urls&gt;&lt;/urls&gt;&lt;/record&gt;&lt;/Cite&gt;&lt;/EndNote&gt;</w:instrText>
+        <w:instrText xml:space="preserve"> ADDIN EN.CITE &lt;EndNote&gt;&lt;Cite AuthorYear="1"&gt;&lt;Author&gt;USBR&lt;/Author&gt;&lt;Year&gt;2026&lt;/Year&gt;&lt;RecNum&gt;3107&lt;/RecNum&gt;&lt;DisplayText&gt;USBR (2026b)&lt;/DisplayText&gt;&lt;record&gt;&lt;rec-number&gt;3107&lt;/rec-number&gt;&lt;foreign-keys&gt;&lt;key app="EN" db-id="xxt5ta9pd995dwesap0pdzzp2weaz0w9werf" timestamp="1772056442"&gt;3107&lt;/key&gt;&lt;/foreign-keys&gt;&lt;ref-type name="Report"&gt;27&lt;/ref-type&gt;&lt;contributors&gt;&lt;authors&gt;&lt;author&gt;USBR&lt;/author&gt;&lt;/authors&gt;&lt;/contributors&gt;&lt;titles&gt;&lt;title&gt;Post-2026 Operational Guidelines and Strategies for Lake Powell and Lake Mead – Draft Environmental Impact Statement&lt;/title&gt;&lt;/titles&gt;&lt;dates&gt;&lt;year&gt;2026&lt;/year&gt;&lt;/dates&gt;&lt;publisher&gt;U.S. Bureau of Reclamation&lt;/publisher&gt;&lt;urls&gt;&lt;related-urls&gt;&lt;url&gt;https://www.usbr.gov/ColoradoRiverBasin/post2026/draft-eis/&lt;/url&gt;&lt;/related-urls&gt;&lt;/urls&gt;&lt;/record&gt;&lt;/Cite&gt;&lt;/EndNote&gt;</w:instrText>
       </w:r>
       <w:r>
         <w:rPr>
@@ -7268,7 +6485,7 @@
           <w:sz w:val="24"/>
           <w:szCs w:val="24"/>
         </w:rPr>
-        <w:t>USBR (2026)</w:t>
+        <w:t>USBR (2026b)</w:t>
       </w:r>
       <w:r>
         <w:rPr>
@@ -7572,77 +6789,47 @@
     <w:p>
       <w:pPr>
         <w:pStyle w:val="NoSpacing"/>
-        <w:pPrChange w:id="169" w:author="David Rosenberg" w:date="2026-05-29T12:16:00Z" w16du:dateUtc="2026-05-29T18:16:00Z">
-          <w:pPr>
-            <w:pStyle w:val="Heading1"/>
-          </w:pPr>
-        </w:pPrChange>
-      </w:pPr>
-      <w:ins w:id="170" w:author="David Rosenberg" w:date="2026-05-29T12:16:00Z" w16du:dateUtc="2026-05-29T18:16:00Z">
+      </w:pPr>
+      <w:r>
+        <w:t>We draw and report annual data on water conservation account balances, credits, and debits from Reclamation</w:t>
+      </w:r>
+      <w:r>
+        <w:t>’</w:t>
+      </w:r>
+      <w:r>
+        <w:t xml:space="preserve">s water accounting reports </w:t>
+      </w:r>
+      <w:r>
+        <w:fldChar w:fldCharType="begin"/>
+      </w:r>
+      <w:r>
+        <w:instrText xml:space="preserve"> ADDIN EN.CITE &lt;EndNote&gt;&lt;Cite&gt;&lt;Author&gt;USBR&lt;/Author&gt;&lt;Year&gt;2026&lt;/Year&gt;&lt;RecNum&gt;2772&lt;/RecNum&gt;&lt;DisplayText&gt;(USBR, 2026a)&lt;/DisplayText&gt;&lt;record&gt;&lt;rec-number&gt;2772&lt;/rec-number&gt;&lt;foreign-keys&gt;&lt;key app="EN" db-id="xxt5ta9pd995dwesap0pdzzp2weaz0w9werf" timestamp="1619406478"&gt;2772&lt;/key&gt;&lt;/foreign-keys&gt;&lt;ref-type name="Report"&gt;27&lt;/ref-type&gt;&lt;contributors&gt;&lt;authors&gt;&lt;author&gt;USBR&lt;/author&gt;&lt;/authors&gt;&lt;/contributors&gt;&lt;titles&gt;&lt;title&gt;Boulder Canyon Operations Office - Program and Activities: Water Accounting Reports&lt;/title&gt;&lt;/titles&gt;&lt;dates&gt;&lt;year&gt;2026&lt;/year&gt;&lt;/dates&gt;&lt;publisher&gt;U.S. Bureau of Reclamation&lt;/publisher&gt;&lt;urls&gt;&lt;related-urls&gt;&lt;url&gt;https://www.usbr.gov/lc/region/g4000/wtracct.html&lt;/url&gt;&lt;/related-urls&gt;&lt;/urls&gt;&lt;/record&gt;&lt;/Cite&gt;&lt;/EndNote&gt;</w:instrText>
+      </w:r>
+      <w:r>
+        <w:fldChar w:fldCharType="separate"/>
+      </w:r>
+      <w:r>
+        <w:rPr>
+          <w:noProof/>
+        </w:rPr>
+        <w:t>(USBR, 2026a)</w:t>
+      </w:r>
+      <w:r>
+        <w:fldChar w:fldCharType="end"/>
+      </w:r>
+      <w:r>
+        <w:t>. The data span the period 2007 to 2025</w:t>
+      </w:r>
+      <w:ins w:id="31" w:author="David Rosenberg" w:date="2026-05-29T12:20:00Z" w16du:dateUtc="2026-05-29T18:20:00Z">
         <w:r>
-          <w:t xml:space="preserve">We draw </w:t>
-        </w:r>
-      </w:ins>
-      <w:ins w:id="171" w:author="David Rosenberg" w:date="2026-05-29T12:18:00Z" w16du:dateUtc="2026-05-29T18:18:00Z">
-        <w:r>
-          <w:t xml:space="preserve">and report </w:t>
-        </w:r>
-      </w:ins>
-      <w:ins w:id="172" w:author="David Rosenberg" w:date="2026-05-29T12:20:00Z" w16du:dateUtc="2026-05-29T18:20:00Z">
-        <w:r>
-          <w:t xml:space="preserve">annual </w:t>
-        </w:r>
-      </w:ins>
-      <w:ins w:id="173" w:author="David Rosenberg" w:date="2026-05-29T12:17:00Z" w16du:dateUtc="2026-05-29T18:17:00Z">
-        <w:r>
-          <w:t xml:space="preserve">data on water conservation account balances, credits, and debits from </w:t>
-        </w:r>
-      </w:ins>
-      <w:ins w:id="174" w:author="David Rosenberg" w:date="2026-05-29T12:19:00Z" w16du:dateUtc="2026-05-29T18:19:00Z">
-        <w:r>
-          <w:t>Reclamation</w:t>
-        </w:r>
-      </w:ins>
-      <w:ins w:id="175" w:author="David Rosenberg" w:date="2026-05-29T12:22:00Z" w16du:dateUtc="2026-05-29T18:22:00Z">
-        <w:r>
-          <w:t>’</w:t>
-        </w:r>
-      </w:ins>
-      <w:ins w:id="176" w:author="David Rosenberg" w:date="2026-05-29T12:19:00Z" w16du:dateUtc="2026-05-29T18:19:00Z">
-        <w:r>
-          <w:t>s</w:t>
-        </w:r>
-      </w:ins>
-      <w:ins w:id="177" w:author="David Rosenberg" w:date="2026-05-29T12:20:00Z" w16du:dateUtc="2026-05-29T18:20:00Z">
-        <w:r>
-          <w:t xml:space="preserve"> water accounting reports </w:t>
-        </w:r>
-        <w:r>
-          <w:t>{USBR, 2026 #2772}</w:t>
-        </w:r>
-        <w:r>
-          <w:t>. The data span the period 2007 to 2025.</w:t>
+          <w:t>.</w:t>
         </w:r>
       </w:ins>
     </w:p>
     <w:p>
       <w:pPr>
         <w:pStyle w:val="Heading1"/>
-        <w:numPr>
-          <w:ilvl w:val="0"/>
-          <w:numId w:val="32"/>
-        </w:numPr>
-        <w:pPrChange w:id="178" w:author="Erik Christian Porse" w:date="2026-05-27T14:21:00Z" w16du:dateUtc="2026-05-27T21:21:00Z">
-          <w:pPr>
-            <w:pStyle w:val="Heading1"/>
-          </w:pPr>
-        </w:pPrChange>
-      </w:pPr>
-      <w:del w:id="179" w:author="Erik Christian Porse" w:date="2026-05-27T15:14:00Z" w16du:dateUtc="2026-05-27T22:14:00Z">
-        <w:r>
-          <w:delText xml:space="preserve">Ten </w:delText>
-        </w:r>
-      </w:del>
+      </w:pPr>
       <w:r>
         <w:t xml:space="preserve">Program </w:t>
       </w:r>
@@ -7843,16 +7030,14 @@
         </w:rPr>
         <w:t xml:space="preserve">olds account balances </w:t>
       </w:r>
-      <w:ins w:id="180" w:author="Erik Christian Porse" w:date="2026-05-27T15:15:00Z" w16du:dateUtc="2026-05-27T22:15:00Z">
-        <w:r>
-          <w:rPr>
-            <w:rFonts w:asciiTheme="majorBidi" w:hAnsiTheme="majorBidi" w:cstheme="majorBidi"/>
-            <w:sz w:val="24"/>
-            <w:szCs w:val="24"/>
-          </w:rPr>
-          <w:t xml:space="preserve">of </w:t>
-        </w:r>
-      </w:ins>
+      <w:r>
+        <w:rPr>
+          <w:rFonts w:asciiTheme="majorBidi" w:hAnsiTheme="majorBidi" w:cstheme="majorBidi"/>
+          <w:sz w:val="24"/>
+          <w:szCs w:val="24"/>
+        </w:rPr>
+        <w:t xml:space="preserve">of </w:t>
+      </w:r>
       <w:r>
         <w:rPr>
           <w:rFonts w:asciiTheme="majorBidi" w:hAnsiTheme="majorBidi" w:cstheme="majorBidi"/>
@@ -7883,16 +7068,14 @@
           <w:szCs w:val="24"/>
         </w:rPr>
       </w:pPr>
-      <w:ins w:id="181" w:author="Erik Christian Porse" w:date="2026-05-27T15:15:00Z" w16du:dateUtc="2026-05-27T22:15:00Z">
-        <w:r>
-          <w:rPr>
-            <w:rFonts w:asciiTheme="majorBidi" w:hAnsiTheme="majorBidi" w:cstheme="majorBidi"/>
-            <w:sz w:val="24"/>
-            <w:szCs w:val="24"/>
-          </w:rPr>
-          <w:t xml:space="preserve">Account balances are often significant by comparison to consumptive use. </w:t>
-        </w:r>
-      </w:ins>
+      <w:r>
+        <w:rPr>
+          <w:rFonts w:asciiTheme="majorBidi" w:hAnsiTheme="majorBidi" w:cstheme="majorBidi"/>
+          <w:sz w:val="24"/>
+          <w:szCs w:val="24"/>
+        </w:rPr>
+        <w:t xml:space="preserve">Account balances are often significant by comparison to consumptive use. </w:t>
+      </w:r>
       <w:r>
         <w:rPr>
           <w:rFonts w:asciiTheme="majorBidi" w:hAnsiTheme="majorBidi" w:cstheme="majorBidi"/>
@@ -7907,7 +7090,7 @@
           <w:sz w:val="24"/>
           <w:szCs w:val="24"/>
         </w:rPr>
-        <w:t>4</w:t>
+        <w:t>5</w:t>
       </w:r>
       <w:r>
         <w:rPr>
@@ -7923,7 +7106,15 @@
           <w:sz w:val="24"/>
           <w:szCs w:val="24"/>
         </w:rPr>
-        <w:t xml:space="preserve">954,000 </w:t>
+        <w:t>890</w:t>
+      </w:r>
+      <w:r>
+        <w:rPr>
+          <w:rFonts w:asciiTheme="majorBidi" w:hAnsiTheme="majorBidi" w:cstheme="majorBidi"/>
+          <w:sz w:val="24"/>
+          <w:szCs w:val="24"/>
+        </w:rPr>
+        <w:t xml:space="preserve">,000 </w:t>
       </w:r>
       <w:r>
         <w:rPr>
@@ -7939,7 +7130,23 @@
           <w:sz w:val="24"/>
           <w:szCs w:val="24"/>
         </w:rPr>
+        <w:t xml:space="preserve">nearly 3 times its legal entitlement of 300,000 acre-feet and </w:t>
+      </w:r>
+      <w:r>
+        <w:rPr>
+          <w:rFonts w:asciiTheme="majorBidi" w:hAnsiTheme="majorBidi" w:cstheme="majorBidi"/>
+          <w:sz w:val="24"/>
+          <w:szCs w:val="24"/>
+        </w:rPr>
         <w:t xml:space="preserve">almost </w:t>
+      </w:r>
+      <w:r>
+        <w:rPr>
+          <w:rFonts w:asciiTheme="majorBidi" w:hAnsiTheme="majorBidi" w:cstheme="majorBidi"/>
+          <w:sz w:val="24"/>
+          <w:szCs w:val="24"/>
+        </w:rPr>
+        <w:t>4.</w:t>
       </w:r>
       <w:r>
         <w:rPr>
@@ -8031,6 +7238,7 @@
           <w:sz w:val="24"/>
           <w:szCs w:val="24"/>
         </w:rPr>
+        <w:lastRenderedPageBreak/>
         <w:t xml:space="preserve">Participation has exceeded the upper limits for credits </w:t>
       </w:r>
       <w:r>
@@ -8097,7 +7305,6 @@
         <w:rPr>
           <w:noProof/>
         </w:rPr>
-        <w:lastRenderedPageBreak/>
         <w:drawing>
           <wp:inline distT="0" distB="0" distL="0" distR="0" wp14:anchorId="47D3D6E0" wp14:editId="5F14338E">
             <wp:extent cx="5943600" cy="3863340"/>
@@ -8349,7 +7556,39 @@
           <w:sz w:val="24"/>
           <w:szCs w:val="24"/>
         </w:rPr>
-        <w:t>Mexico has conserved and credited 0.3 million acre-feet of water of which 0.24 million acre-feet remain in Lake Mead.</w:t>
+        <w:t>Mexico has conserved and credited 0.</w:t>
+      </w:r>
+      <w:r>
+        <w:rPr>
+          <w:rFonts w:asciiTheme="majorBidi" w:hAnsiTheme="majorBidi" w:cstheme="majorBidi"/>
+          <w:sz w:val="24"/>
+          <w:szCs w:val="24"/>
+        </w:rPr>
+        <w:t>16</w:t>
+      </w:r>
+      <w:r>
+        <w:rPr>
+          <w:rFonts w:asciiTheme="majorBidi" w:hAnsiTheme="majorBidi" w:cstheme="majorBidi"/>
+          <w:sz w:val="24"/>
+          <w:szCs w:val="24"/>
+        </w:rPr>
+        <w:t xml:space="preserve"> million acre-feet of water of which 0.</w:t>
+      </w:r>
+      <w:r>
+        <w:rPr>
+          <w:rFonts w:asciiTheme="majorBidi" w:hAnsiTheme="majorBidi" w:cstheme="majorBidi"/>
+          <w:sz w:val="24"/>
+          <w:szCs w:val="24"/>
+        </w:rPr>
+        <w:t>13</w:t>
+      </w:r>
+      <w:r>
+        <w:rPr>
+          <w:rFonts w:asciiTheme="majorBidi" w:hAnsiTheme="majorBidi" w:cstheme="majorBidi"/>
+          <w:sz w:val="24"/>
+          <w:szCs w:val="24"/>
+        </w:rPr>
+        <w:t xml:space="preserve"> million acre-feet remain in Lake Mead.</w:t>
       </w:r>
     </w:p>
     <w:p>
@@ -8447,74 +7686,74 @@
           <w:fldData xml:space="preserve">PEVuZE5vdGU+PENpdGU+PEF1dGhvcj5BbGxoYW5kczwvQXV0aG9yPjxZZWFyPjIwMjE8L1llYXI+
 PFJlY051bT4yODM1PC9SZWNOdW0+PFByZWZpeD5UYWJsZSAxYDsgPC9QcmVmaXg+PERpc3BsYXlU
 ZXh0PihUYWJsZSAxOyBBbGxoYW5kcywgMjAyMTsgVUNSQywgMjAxODsgVUNSQywgMjAyNDsgVVNC
-UiwgMjAyMWE7IFVTQlIsIDIwMjFiKTwvRGlzcGxheVRleHQ+PHJlY29yZD48cmVjLW51bWJlcj4y
-ODM1PC9yZWMtbnVtYmVyPjxmb3JlaWduLWtleXM+PGtleSBhcHA9IkVOIiBkYi1pZD0ieHh0NXRh
-OXBkOTk1ZHdlc2FwMHBkenpwMndlYXowdzl3ZXJmIiB0aW1lc3RhbXA9IjE2MzY1MjA1NDkiPjI4
-MzU8L2tleT48L2ZvcmVpZ24ta2V5cz48cmVmLXR5cGUgbmFtZT0iTmV3c3BhcGVyIEFydGljbGUi
-PjIzPC9yZWYtdHlwZT48Y29udHJpYnV0b3JzPjxhdXRob3JzPjxhdXRob3I+Sm9hbm5hIEFsbGhh
-bmRzPC9hdXRob3I+PC9hdXRob3JzPjwvY29udHJpYnV0b3JzPjx0aXRsZXM+PHRpdGxlPkl0IGNv
-dWxkIHRha2UgYXQgbGVhc3QgNTAwLDAwMCBhY3JlLWZlZXQgb2Ygd2F0ZXIgYSB5ZWFyIHRvIGtl
-ZXAgTGFrZSBNZWFkIGZyb20gdGFua2luZzwvdGl0bGU+PHNlY29uZGFyeS10aXRsZT5Bcml6b25h
-IFJlcHVibGljPC9zZWNvbmRhcnktdGl0bGU+PC90aXRsZXM+PGRhdGVzPjx5ZWFyPjIwMjE8L3ll
-YXI+PHB1Yi1kYXRlcz48ZGF0ZT5Ob3ZlbWJlciA4LCAyMDIxPC9kYXRlPjwvcHViLWRhdGVzPjwv
-ZGF0ZXM+PHVybHM+PHJlbGF0ZWQtdXJscz48dXJsPmh0dHBzOi8vd3d3LmF6Y2VudHJhbC5jb20v
-c3Rvcnkvb3Bpbmlvbi9vcC1lZC9qb2FubmFhbGxoYW5kcy8yMDIxLzExLzA4L2xha2UtbWVhZC1j
-b3VsZC1nZXQtZXh0cmEtd2F0ZXItZnJvbS1sb3dlci1iYXNpbi1hbm51YWxseS82MzA2NjAxMDAx
-LzwvdXJsPjwvcmVsYXRlZC11cmxzPjwvdXJscz48L3JlY29yZD48L0NpdGU+PENpdGU+PEF1dGhv
-cj5VQ1JDPC9BdXRob3I+PFllYXI+MjAxODwvWWVhcj48UmVjTnVtPjMwMTI8L1JlY051bT48cmVj
-b3JkPjxyZWMtbnVtYmVyPjMwMTI8L3JlYy1udW1iZXI+PGZvcmVpZ24ta2V5cz48a2V5IGFwcD0i
-RU4iIGRiLWlkPSJ4eHQ1dGE5cGQ5OTVkd2VzYXAwcGR6enAyd2VhejB3OXdlcmYiIHRpbWVzdGFt
-cD0iMTcyMjk3MTgzOSI+MzAxMjwva2V5PjwvZm9yZWlnbi1rZXlzPjxyZWYtdHlwZSBuYW1lPSJK
-b3VybmFsIEFydGljbGUiPjE3PC9yZWYtdHlwZT48Y29udHJpYnV0b3JzPjxhdXRob3JzPjxhdXRo
-b3I+VUNSQzwvYXV0aG9yPjwvYXV0aG9ycz48L2NvbnRyaWJ1dG9ycz48dGl0bGVzPjx0aXRsZT5D
-b2xvcmFkbyBSaXZlciBTeXN0ZW0gQ29uc2VydmF0aW9uIFBpbG90IFByb2dyYW0gaW4gdGhlIFVw
-cGVyIENvbG9yYWRvIFJpdmVyIEJhc2luPC90aXRsZT48c2Vjb25kYXJ5LXRpdGxlPlVwcGVyIENv
-bG9yYWRvIFJpdmVyIENvbW1pc3Npb248L3NlY29uZGFyeS10aXRsZT48L3RpdGxlcz48cGVyaW9k
-aWNhbD48ZnVsbC10aXRsZT5VcHBlciBDb2xvcmFkbyBSaXZlciBDb21taXNzaW9uPC9mdWxsLXRp
-dGxlPjwvcGVyaW9kaWNhbD48ZGF0ZXM+PHllYXI+MjAxODwveWVhcj48cHViLWRhdGVzPjxkYXRl
-Pkp1bmU8L2RhdGU+PC9wdWItZGF0ZXM+PC9kYXRlcz48dXJscz48cmVsYXRlZC11cmxzPjx1cmw+
-aHR0cDovL3d3dy51Y3Jjb21taXNzaW9uLmNvbS9SZXBEb2MvU0NQUERvY3VtZW50cy8yMDE4X19T
-Q1BQX0ZVQlJELnBkZjwvdXJsPjwvcmVsYXRlZC11cmxzPjwvdXJscz48YWNjZXNzLWRhdGU+QXVn
-dXN0IDYsIDIwMjQ8L2FjY2Vzcy1kYXRlPjwvcmVjb3JkPjwvQ2l0ZT48Q2l0ZT48QXV0aG9yPlVD
-UkM8L0F1dGhvcj48WWVhcj4yMDI0PC9ZZWFyPjxSZWNOdW0+MzAxMTwvUmVjTnVtPjxyZWNvcmQ+
-PHJlYy1udW1iZXI+MzAxMTwvcmVjLW51bWJlcj48Zm9yZWlnbi1rZXlzPjxrZXkgYXBwPSJFTiIg
-ZGItaWQ9Inh4dDV0YTlwZDk5NWR3ZXNhcDBwZHp6cDJ3ZWF6MHc5d2VyZiIgdGltZXN0YW1wPSIx
-NzIyOTcxNzkxIj4zMDExPC9rZXk+PC9mb3JlaWduLWtleXM+PHJlZi10eXBlIG5hbWU9IkpvdXJu
-YWwgQXJ0aWNsZSI+MTc8L3JlZi10eXBlPjxjb250cmlidXRvcnM+PGF1dGhvcnM+PGF1dGhvcj5V
-Q1JDPC9hdXRob3I+PC9hdXRob3JzPjwvY29udHJpYnV0b3JzPjx0aXRsZXM+PHRpdGxlPkNvbG9y
-YWRvIFJpdmVyIFN5c3RlbSBDb25zZXJ2YXRpb24gUGlsb3QgUHJvZ3JhbSBpbiB0aGUgVXBwZXIg
-Q29sb3JhZG8gUml2ZXIgQmFzaW48L3RpdGxlPjxzZWNvbmRhcnktdGl0bGU+VXBwZXIgQ29sb3Jh
-ZG8gUml2ZXIgQ29tbWlzc2lvbjwvc2Vjb25kYXJ5LXRpdGxlPjwvdGl0bGVzPjxwZXJpb2RpY2Fs
-PjxmdWxsLXRpdGxlPlVwcGVyIENvbG9yYWRvIFJpdmVyIENvbW1pc3Npb248L2Z1bGwtdGl0bGU+
-PC9wZXJpb2RpY2FsPjxkYXRlcz48eWVhcj4yMDI0PC95ZWFyPjxwdWItZGF0ZXM+PGRhdGU+SnVu
-ZTwvZGF0ZT48L3B1Yi1kYXRlcz48L2RhdGVzPjx1cmxzPjxyZWxhdGVkLXVybHM+PHVybD5odHRw
-Oi8vd3d3LnVjcmNvbW1pc3Npb24uY29tL3dwLWNvbnRlbnQvdXBsb2Fkcy8yMDI0LzA2LzIwMjNf
-U0NQUF9SZXBvcnRfSnVuZTIwMjQucGRmPC91cmw+PC9yZWxhdGVkLXVybHM+PC91cmxzPjxhY2Nl
-c3MtZGF0ZT5BdWd1c3QgNiwgMjAyNDwvYWNjZXNzLWRhdGU+PC9yZWNvcmQ+PC9DaXRlPjxDaXRl
-PjxBdXRob3I+VVNCUjwvQXV0aG9yPjxZZWFyPjIwMjE8L1llYXI+PFJlY051bT4yNzcyPC9SZWNO
-dW0+PHJlY29yZD48cmVjLW51bWJlcj4yNzcyPC9yZWMtbnVtYmVyPjxmb3JlaWduLWtleXM+PGtl
-eSBhcHA9IkVOIiBkYi1pZD0ieHh0NXRhOXBkOTk1ZHdlc2FwMHBkenpwMndlYXowdzl3ZXJmIiB0
-aW1lc3RhbXA9IjE2MTk0MDY0NzgiPjI3NzI8L2tleT48L2ZvcmVpZ24ta2V5cz48cmVmLXR5cGUg
-bmFtZT0iUmVwb3J0Ij4yNzwvcmVmLXR5cGU+PGNvbnRyaWJ1dG9ycz48YXV0aG9ycz48YXV0aG9y
-PlVTQlI8L2F1dGhvcj48L2F1dGhvcnM+PC9jb250cmlidXRvcnM+PHRpdGxlcz48dGl0bGU+Qm91
-bGRlciBDYW55b24gT3BlcmF0aW9ucyBPZmZpY2UgLSBQcm9ncmFtIGFuZCBBY3Rpdml0aWVzOiBX
-YXRlciBBY2NvdW50aW5nIFJlcG9ydHM8L3RpdGxlPjwvdGl0bGVzPjxkYXRlcz48eWVhcj4yMDIx
-PC95ZWFyPjwvZGF0ZXM+PHB1Ymxpc2hlcj5VLlMuIEJ1cmVhdSBvZiBSZWNsYW1hdGlvbjwvcHVi
-bGlzaGVyPjx1cmxzPjxyZWxhdGVkLXVybHM+PHVybD5odHRwczovL3d3dy51c2JyLmdvdi9sYy9y
-ZWdpb24vZzQwMDAvd3RyYWNjdC5odG1sPC91cmw+PC9yZWxhdGVkLXVybHM+PC91cmxzPjwvcmVj
-b3JkPjwvQ2l0ZT48Q2l0ZT48QXV0aG9yPlVTQlI8L0F1dGhvcj48WWVhcj4yMDIxPC9ZZWFyPjxS
-ZWNOdW0+MjgyNDwvUmVjTnVtPjxyZWNvcmQ+PHJlYy1udW1iZXI+MjgyNDwvcmVjLW51bWJlcj48
-Zm9yZWlnbi1rZXlzPjxrZXkgYXBwPSJFTiIgZGItaWQ9Inh4dDV0YTlwZDk5NWR3ZXNhcDBwZHp6
-cDJ3ZWF6MHc5d2VyZiIgdGltZXN0YW1wPSIxNjM0MjU0Nzc1Ij4yODI0PC9rZXk+PC9mb3JlaWdu
-LWtleXM+PHJlZi10eXBlIG5hbWU9IldlYiBQYWdlIj4xMjwvcmVmLXR5cGU+PGNvbnRyaWJ1dG9y
-cz48YXV0aG9ycz48YXV0aG9yPlVTQlI8L2F1dGhvcj48L2F1dGhvcnM+PC9jb250cmlidXRvcnM+
-PHRpdGxlcz48dGl0bGU+UGlsb3QgU3lzdGVtIENvbnNlcnZhdGlvbiBQcm9ncmFtPC90aXRsZT48
-L3RpdGxlcz48dm9sdW1lPjIwMjE8L3ZvbHVtZT48bnVtYmVyPk9jdG9iZXIgMTQ8L251bWJlcj48
-ZGF0ZXM+PHllYXI+MjAyMTwveWVhcj48L2RhdGVzPjxwdWJsaXNoZXI+VS5TLiBCdXJlYXUgb2Yg
-UmVjbGFtYXRpb248L3B1Ymxpc2hlcj48dXJscz48cmVsYXRlZC11cmxzPjx1cmw+aHR0cHM6Ly93
-d3cudXNici5nb3YvbGMvcmVnaW9uL3Byb2dyYW1zL1BpbG90U3lzQ29uc1Byb2cvcGlsb3RzeXN0
-ZW0uaHRtbDwvdXJsPjwvcmVsYXRlZC11cmxzPjwvdXJscz48L3JlY29yZD48L0NpdGU+PC9FbmRO
-b3RlPn==
+UiwgMjAyMTsgVVNCUiwgMjAyNmEpPC9EaXNwbGF5VGV4dD48cmVjb3JkPjxyZWMtbnVtYmVyPjI4
+MzU8L3JlYy1udW1iZXI+PGZvcmVpZ24ta2V5cz48a2V5IGFwcD0iRU4iIGRiLWlkPSJ4eHQ1dGE5
+cGQ5OTVkd2VzYXAwcGR6enAyd2VhejB3OXdlcmYiIHRpbWVzdGFtcD0iMTYzNjUyMDU0OSI+Mjgz
+NTwva2V5PjwvZm9yZWlnbi1rZXlzPjxyZWYtdHlwZSBuYW1lPSJOZXdzcGFwZXIgQXJ0aWNsZSI+
+MjM8L3JlZi10eXBlPjxjb250cmlidXRvcnM+PGF1dGhvcnM+PGF1dGhvcj5Kb2FubmEgQWxsaGFu
+ZHM8L2F1dGhvcj48L2F1dGhvcnM+PC9jb250cmlidXRvcnM+PHRpdGxlcz48dGl0bGU+SXQgY291
+bGQgdGFrZSBhdCBsZWFzdCA1MDAsMDAwIGFjcmUtZmVldCBvZiB3YXRlciBhIHllYXIgdG8ga2Vl
+cCBMYWtlIE1lYWQgZnJvbSB0YW5raW5nPC90aXRsZT48c2Vjb25kYXJ5LXRpdGxlPkFyaXpvbmEg
+UmVwdWJsaWM8L3NlY29uZGFyeS10aXRsZT48L3RpdGxlcz48ZGF0ZXM+PHllYXI+MjAyMTwveWVh
+cj48cHViLWRhdGVzPjxkYXRlPk5vdmVtYmVyIDgsIDIwMjE8L2RhdGU+PC9wdWItZGF0ZXM+PC9k
+YXRlcz48dXJscz48cmVsYXRlZC11cmxzPjx1cmw+aHR0cHM6Ly93d3cuYXpjZW50cmFsLmNvbS9z
+dG9yeS9vcGluaW9uL29wLWVkL2pvYW5uYWFsbGhhbmRzLzIwMjEvMTEvMDgvbGFrZS1tZWFkLWNv
+dWxkLWdldC1leHRyYS13YXRlci1mcm9tLWxvd2VyLWJhc2luLWFubnVhbGx5LzYzMDY2MDEwMDEv
+PC91cmw+PC9yZWxhdGVkLXVybHM+PC91cmxzPjwvcmVjb3JkPjwvQ2l0ZT48Q2l0ZT48QXV0aG9y
+PlVDUkM8L0F1dGhvcj48WWVhcj4yMDE4PC9ZZWFyPjxSZWNOdW0+MzAxMjwvUmVjTnVtPjxyZWNv
+cmQ+PHJlYy1udW1iZXI+MzAxMjwvcmVjLW51bWJlcj48Zm9yZWlnbi1rZXlzPjxrZXkgYXBwPSJF
+TiIgZGItaWQ9Inh4dDV0YTlwZDk5NWR3ZXNhcDBwZHp6cDJ3ZWF6MHc5d2VyZiIgdGltZXN0YW1w
+PSIxNzIyOTcxODM5Ij4zMDEyPC9rZXk+PC9mb3JlaWduLWtleXM+PHJlZi10eXBlIG5hbWU9Ikpv
+dXJuYWwgQXJ0aWNsZSI+MTc8L3JlZi10eXBlPjxjb250cmlidXRvcnM+PGF1dGhvcnM+PGF1dGhv
+cj5VQ1JDPC9hdXRob3I+PC9hdXRob3JzPjwvY29udHJpYnV0b3JzPjx0aXRsZXM+PHRpdGxlPkNv
+bG9yYWRvIFJpdmVyIFN5c3RlbSBDb25zZXJ2YXRpb24gUGlsb3QgUHJvZ3JhbSBpbiB0aGUgVXBw
+ZXIgQ29sb3JhZG8gUml2ZXIgQmFzaW48L3RpdGxlPjxzZWNvbmRhcnktdGl0bGU+VXBwZXIgQ29s
+b3JhZG8gUml2ZXIgQ29tbWlzc2lvbjwvc2Vjb25kYXJ5LXRpdGxlPjwvdGl0bGVzPjxwZXJpb2Rp
+Y2FsPjxmdWxsLXRpdGxlPlVwcGVyIENvbG9yYWRvIFJpdmVyIENvbW1pc3Npb248L2Z1bGwtdGl0
+bGU+PC9wZXJpb2RpY2FsPjxkYXRlcz48eWVhcj4yMDE4PC95ZWFyPjxwdWItZGF0ZXM+PGRhdGU+
+SnVuZTwvZGF0ZT48L3B1Yi1kYXRlcz48L2RhdGVzPjx1cmxzPjxyZWxhdGVkLXVybHM+PHVybD5o
+dHRwOi8vd3d3LnVjcmNvbW1pc3Npb24uY29tL1JlcERvYy9TQ1BQRG9jdW1lbnRzLzIwMThfX1ND
+UFBfRlVCUkQucGRmPC91cmw+PC9yZWxhdGVkLXVybHM+PC91cmxzPjxhY2Nlc3MtZGF0ZT5BdWd1
+c3QgNiwgMjAyNDwvYWNjZXNzLWRhdGU+PC9yZWNvcmQ+PC9DaXRlPjxDaXRlPjxBdXRob3I+VUNS
+QzwvQXV0aG9yPjxZZWFyPjIwMjQ8L1llYXI+PFJlY051bT4zMDExPC9SZWNOdW0+PHJlY29yZD48
+cmVjLW51bWJlcj4zMDExPC9yZWMtbnVtYmVyPjxmb3JlaWduLWtleXM+PGtleSBhcHA9IkVOIiBk
+Yi1pZD0ieHh0NXRhOXBkOTk1ZHdlc2FwMHBkenpwMndlYXowdzl3ZXJmIiB0aW1lc3RhbXA9IjE3
+MjI5NzE3OTEiPjMwMTE8L2tleT48L2ZvcmVpZ24ta2V5cz48cmVmLXR5cGUgbmFtZT0iSm91cm5h
+bCBBcnRpY2xlIj4xNzwvcmVmLXR5cGU+PGNvbnRyaWJ1dG9ycz48YXV0aG9ycz48YXV0aG9yPlVD
+UkM8L2F1dGhvcj48L2F1dGhvcnM+PC9jb250cmlidXRvcnM+PHRpdGxlcz48dGl0bGU+Q29sb3Jh
+ZG8gUml2ZXIgU3lzdGVtIENvbnNlcnZhdGlvbiBQaWxvdCBQcm9ncmFtIGluIHRoZSBVcHBlciBD
+b2xvcmFkbyBSaXZlciBCYXNpbjwvdGl0bGU+PHNlY29uZGFyeS10aXRsZT5VcHBlciBDb2xvcmFk
+byBSaXZlciBDb21taXNzaW9uPC9zZWNvbmRhcnktdGl0bGU+PC90aXRsZXM+PHBlcmlvZGljYWw+
+PGZ1bGwtdGl0bGU+VXBwZXIgQ29sb3JhZG8gUml2ZXIgQ29tbWlzc2lvbjwvZnVsbC10aXRsZT48
+L3BlcmlvZGljYWw+PGRhdGVzPjx5ZWFyPjIwMjQ8L3llYXI+PHB1Yi1kYXRlcz48ZGF0ZT5KdW5l
+PC9kYXRlPjwvcHViLWRhdGVzPjwvZGF0ZXM+PHVybHM+PHJlbGF0ZWQtdXJscz48dXJsPmh0dHA6
+Ly93d3cudWNyY29tbWlzc2lvbi5jb20vd3AtY29udGVudC91cGxvYWRzLzIwMjQvMDYvMjAyM19T
+Q1BQX1JlcG9ydF9KdW5lMjAyNC5wZGY8L3VybD48L3JlbGF0ZWQtdXJscz48L3VybHM+PGFjY2Vz
+cy1kYXRlPkF1Z3VzdCA2LCAyMDI0PC9hY2Nlc3MtZGF0ZT48L3JlY29yZD48L0NpdGU+PENpdGU+
+PEF1dGhvcj5VU0JSPC9BdXRob3I+PFllYXI+MjAyNjwvWWVhcj48UmVjTnVtPjI3NzI8L1JlY051
+bT48cmVjb3JkPjxyZWMtbnVtYmVyPjI3NzI8L3JlYy1udW1iZXI+PGZvcmVpZ24ta2V5cz48a2V5
+IGFwcD0iRU4iIGRiLWlkPSJ4eHQ1dGE5cGQ5OTVkd2VzYXAwcGR6enAyd2VhejB3OXdlcmYiIHRp
+bWVzdGFtcD0iMTYxOTQwNjQ3OCI+Mjc3Mjwva2V5PjwvZm9yZWlnbi1rZXlzPjxyZWYtdHlwZSBu
+YW1lPSJSZXBvcnQiPjI3PC9yZWYtdHlwZT48Y29udHJpYnV0b3JzPjxhdXRob3JzPjxhdXRob3I+
+VVNCUjwvYXV0aG9yPjwvYXV0aG9ycz48L2NvbnRyaWJ1dG9ycz48dGl0bGVzPjx0aXRsZT5Cb3Vs
+ZGVyIENhbnlvbiBPcGVyYXRpb25zIE9mZmljZSAtIFByb2dyYW0gYW5kIEFjdGl2aXRpZXM6IFdh
+dGVyIEFjY291bnRpbmcgUmVwb3J0czwvdGl0bGU+PC90aXRsZXM+PGRhdGVzPjx5ZWFyPjIwMjY8
+L3llYXI+PC9kYXRlcz48cHVibGlzaGVyPlUuUy4gQnVyZWF1IG9mIFJlY2xhbWF0aW9uPC9wdWJs
+aXNoZXI+PHVybHM+PHJlbGF0ZWQtdXJscz48dXJsPmh0dHBzOi8vd3d3LnVzYnIuZ292L2xjL3Jl
+Z2lvbi9nNDAwMC93dHJhY2N0Lmh0bWw8L3VybD48L3JlbGF0ZWQtdXJscz48L3VybHM+PC9yZWNv
+cmQ+PC9DaXRlPjxDaXRlPjxBdXRob3I+VVNCUjwvQXV0aG9yPjxZZWFyPjIwMjE8L1llYXI+PFJl
+Y051bT4yODI0PC9SZWNOdW0+PHJlY29yZD48cmVjLW51bWJlcj4yODI0PC9yZWMtbnVtYmVyPjxm
+b3JlaWduLWtleXM+PGtleSBhcHA9IkVOIiBkYi1pZD0ieHh0NXRhOXBkOTk1ZHdlc2FwMHBkenpw
+MndlYXowdzl3ZXJmIiB0aW1lc3RhbXA9IjE2MzQyNTQ3NzUiPjI4MjQ8L2tleT48L2ZvcmVpZ24t
+a2V5cz48cmVmLXR5cGUgbmFtZT0iV2ViIFBhZ2UiPjEyPC9yZWYtdHlwZT48Y29udHJpYnV0b3Jz
+PjxhdXRob3JzPjxhdXRob3I+VVNCUjwvYXV0aG9yPjwvYXV0aG9ycz48L2NvbnRyaWJ1dG9ycz48
+dGl0bGVzPjx0aXRsZT5QaWxvdCBTeXN0ZW0gQ29uc2VydmF0aW9uIFByb2dyYW08L3RpdGxlPjwv
+dGl0bGVzPjx2b2x1bWU+MjAyMTwvdm9sdW1lPjxudW1iZXI+T2N0b2JlciAxNDwvbnVtYmVyPjxk
+YXRlcz48eWVhcj4yMDIxPC95ZWFyPjwvZGF0ZXM+PHB1Ymxpc2hlcj5VLlMuIEJ1cmVhdSBvZiBS
+ZWNsYW1hdGlvbjwvcHVibGlzaGVyPjx1cmxzPjxyZWxhdGVkLXVybHM+PHVybD5odHRwczovL3d3
+dy51c2JyLmdvdi9sYy9yZWdpb24vcHJvZ3JhbXMvUGlsb3RTeXNDb25zUHJvZy9waWxvdHN5c3Rl
+bS5odG1sPC91cmw+PC9yZWxhdGVkLXVybHM+PC91cmxzPjwvcmVjb3JkPjwvQ2l0ZT48L0VuZE5v
+dGU+AG==
 </w:fldData>
         </w:fldChar>
       </w:r>
@@ -8536,74 +7775,74 @@
           <w:fldData xml:space="preserve">PEVuZE5vdGU+PENpdGU+PEF1dGhvcj5BbGxoYW5kczwvQXV0aG9yPjxZZWFyPjIwMjE8L1llYXI+
 PFJlY051bT4yODM1PC9SZWNOdW0+PFByZWZpeD5UYWJsZSAxYDsgPC9QcmVmaXg+PERpc3BsYXlU
 ZXh0PihUYWJsZSAxOyBBbGxoYW5kcywgMjAyMTsgVUNSQywgMjAxODsgVUNSQywgMjAyNDsgVVNC
-UiwgMjAyMWE7IFVTQlIsIDIwMjFiKTwvRGlzcGxheVRleHQ+PHJlY29yZD48cmVjLW51bWJlcj4y
-ODM1PC9yZWMtbnVtYmVyPjxmb3JlaWduLWtleXM+PGtleSBhcHA9IkVOIiBkYi1pZD0ieHh0NXRh
-OXBkOTk1ZHdlc2FwMHBkenpwMndlYXowdzl3ZXJmIiB0aW1lc3RhbXA9IjE2MzY1MjA1NDkiPjI4
-MzU8L2tleT48L2ZvcmVpZ24ta2V5cz48cmVmLXR5cGUgbmFtZT0iTmV3c3BhcGVyIEFydGljbGUi
-PjIzPC9yZWYtdHlwZT48Y29udHJpYnV0b3JzPjxhdXRob3JzPjxhdXRob3I+Sm9hbm5hIEFsbGhh
-bmRzPC9hdXRob3I+PC9hdXRob3JzPjwvY29udHJpYnV0b3JzPjx0aXRsZXM+PHRpdGxlPkl0IGNv
-dWxkIHRha2UgYXQgbGVhc3QgNTAwLDAwMCBhY3JlLWZlZXQgb2Ygd2F0ZXIgYSB5ZWFyIHRvIGtl
-ZXAgTGFrZSBNZWFkIGZyb20gdGFua2luZzwvdGl0bGU+PHNlY29uZGFyeS10aXRsZT5Bcml6b25h
-IFJlcHVibGljPC9zZWNvbmRhcnktdGl0bGU+PC90aXRsZXM+PGRhdGVzPjx5ZWFyPjIwMjE8L3ll
-YXI+PHB1Yi1kYXRlcz48ZGF0ZT5Ob3ZlbWJlciA4LCAyMDIxPC9kYXRlPjwvcHViLWRhdGVzPjwv
-ZGF0ZXM+PHVybHM+PHJlbGF0ZWQtdXJscz48dXJsPmh0dHBzOi8vd3d3LmF6Y2VudHJhbC5jb20v
-c3Rvcnkvb3Bpbmlvbi9vcC1lZC9qb2FubmFhbGxoYW5kcy8yMDIxLzExLzA4L2xha2UtbWVhZC1j
-b3VsZC1nZXQtZXh0cmEtd2F0ZXItZnJvbS1sb3dlci1iYXNpbi1hbm51YWxseS82MzA2NjAxMDAx
-LzwvdXJsPjwvcmVsYXRlZC11cmxzPjwvdXJscz48L3JlY29yZD48L0NpdGU+PENpdGU+PEF1dGhv
-cj5VQ1JDPC9BdXRob3I+PFllYXI+MjAxODwvWWVhcj48UmVjTnVtPjMwMTI8L1JlY051bT48cmVj
-b3JkPjxyZWMtbnVtYmVyPjMwMTI8L3JlYy1udW1iZXI+PGZvcmVpZ24ta2V5cz48a2V5IGFwcD0i
-RU4iIGRiLWlkPSJ4eHQ1dGE5cGQ5OTVkd2VzYXAwcGR6enAyd2VhejB3OXdlcmYiIHRpbWVzdGFt
-cD0iMTcyMjk3MTgzOSI+MzAxMjwva2V5PjwvZm9yZWlnbi1rZXlzPjxyZWYtdHlwZSBuYW1lPSJK
-b3VybmFsIEFydGljbGUiPjE3PC9yZWYtdHlwZT48Y29udHJpYnV0b3JzPjxhdXRob3JzPjxhdXRo
-b3I+VUNSQzwvYXV0aG9yPjwvYXV0aG9ycz48L2NvbnRyaWJ1dG9ycz48dGl0bGVzPjx0aXRsZT5D
-b2xvcmFkbyBSaXZlciBTeXN0ZW0gQ29uc2VydmF0aW9uIFBpbG90IFByb2dyYW0gaW4gdGhlIFVw
-cGVyIENvbG9yYWRvIFJpdmVyIEJhc2luPC90aXRsZT48c2Vjb25kYXJ5LXRpdGxlPlVwcGVyIENv
-bG9yYWRvIFJpdmVyIENvbW1pc3Npb248L3NlY29uZGFyeS10aXRsZT48L3RpdGxlcz48cGVyaW9k
-aWNhbD48ZnVsbC10aXRsZT5VcHBlciBDb2xvcmFkbyBSaXZlciBDb21taXNzaW9uPC9mdWxsLXRp
-dGxlPjwvcGVyaW9kaWNhbD48ZGF0ZXM+PHllYXI+MjAxODwveWVhcj48cHViLWRhdGVzPjxkYXRl
-Pkp1bmU8L2RhdGU+PC9wdWItZGF0ZXM+PC9kYXRlcz48dXJscz48cmVsYXRlZC11cmxzPjx1cmw+
-aHR0cDovL3d3dy51Y3Jjb21taXNzaW9uLmNvbS9SZXBEb2MvU0NQUERvY3VtZW50cy8yMDE4X19T
-Q1BQX0ZVQlJELnBkZjwvdXJsPjwvcmVsYXRlZC11cmxzPjwvdXJscz48YWNjZXNzLWRhdGU+QXVn
-dXN0IDYsIDIwMjQ8L2FjY2Vzcy1kYXRlPjwvcmVjb3JkPjwvQ2l0ZT48Q2l0ZT48QXV0aG9yPlVD
-UkM8L0F1dGhvcj48WWVhcj4yMDI0PC9ZZWFyPjxSZWNOdW0+MzAxMTwvUmVjTnVtPjxyZWNvcmQ+
-PHJlYy1udW1iZXI+MzAxMTwvcmVjLW51bWJlcj48Zm9yZWlnbi1rZXlzPjxrZXkgYXBwPSJFTiIg
-ZGItaWQ9Inh4dDV0YTlwZDk5NWR3ZXNhcDBwZHp6cDJ3ZWF6MHc5d2VyZiIgdGltZXN0YW1wPSIx
-NzIyOTcxNzkxIj4zMDExPC9rZXk+PC9mb3JlaWduLWtleXM+PHJlZi10eXBlIG5hbWU9IkpvdXJu
-YWwgQXJ0aWNsZSI+MTc8L3JlZi10eXBlPjxjb250cmlidXRvcnM+PGF1dGhvcnM+PGF1dGhvcj5V
-Q1JDPC9hdXRob3I+PC9hdXRob3JzPjwvY29udHJpYnV0b3JzPjx0aXRsZXM+PHRpdGxlPkNvbG9y
-YWRvIFJpdmVyIFN5c3RlbSBDb25zZXJ2YXRpb24gUGlsb3QgUHJvZ3JhbSBpbiB0aGUgVXBwZXIg
-Q29sb3JhZG8gUml2ZXIgQmFzaW48L3RpdGxlPjxzZWNvbmRhcnktdGl0bGU+VXBwZXIgQ29sb3Jh
-ZG8gUml2ZXIgQ29tbWlzc2lvbjwvc2Vjb25kYXJ5LXRpdGxlPjwvdGl0bGVzPjxwZXJpb2RpY2Fs
-PjxmdWxsLXRpdGxlPlVwcGVyIENvbG9yYWRvIFJpdmVyIENvbW1pc3Npb248L2Z1bGwtdGl0bGU+
-PC9wZXJpb2RpY2FsPjxkYXRlcz48eWVhcj4yMDI0PC95ZWFyPjxwdWItZGF0ZXM+PGRhdGU+SnVu
-ZTwvZGF0ZT48L3B1Yi1kYXRlcz48L2RhdGVzPjx1cmxzPjxyZWxhdGVkLXVybHM+PHVybD5odHRw
-Oi8vd3d3LnVjcmNvbW1pc3Npb24uY29tL3dwLWNvbnRlbnQvdXBsb2Fkcy8yMDI0LzA2LzIwMjNf
-U0NQUF9SZXBvcnRfSnVuZTIwMjQucGRmPC91cmw+PC9yZWxhdGVkLXVybHM+PC91cmxzPjxhY2Nl
-c3MtZGF0ZT5BdWd1c3QgNiwgMjAyNDwvYWNjZXNzLWRhdGU+PC9yZWNvcmQ+PC9DaXRlPjxDaXRl
-PjxBdXRob3I+VVNCUjwvQXV0aG9yPjxZZWFyPjIwMjE8L1llYXI+PFJlY051bT4yNzcyPC9SZWNO
-dW0+PHJlY29yZD48cmVjLW51bWJlcj4yNzcyPC9yZWMtbnVtYmVyPjxmb3JlaWduLWtleXM+PGtl
-eSBhcHA9IkVOIiBkYi1pZD0ieHh0NXRhOXBkOTk1ZHdlc2FwMHBkenpwMndlYXowdzl3ZXJmIiB0
-aW1lc3RhbXA9IjE2MTk0MDY0NzgiPjI3NzI8L2tleT48L2ZvcmVpZ24ta2V5cz48cmVmLXR5cGUg
-bmFtZT0iUmVwb3J0Ij4yNzwvcmVmLXR5cGU+PGNvbnRyaWJ1dG9ycz48YXV0aG9ycz48YXV0aG9y
-PlVTQlI8L2F1dGhvcj48L2F1dGhvcnM+PC9jb250cmlidXRvcnM+PHRpdGxlcz48dGl0bGU+Qm91
-bGRlciBDYW55b24gT3BlcmF0aW9ucyBPZmZpY2UgLSBQcm9ncmFtIGFuZCBBY3Rpdml0aWVzOiBX
-YXRlciBBY2NvdW50aW5nIFJlcG9ydHM8L3RpdGxlPjwvdGl0bGVzPjxkYXRlcz48eWVhcj4yMDIx
-PC95ZWFyPjwvZGF0ZXM+PHB1Ymxpc2hlcj5VLlMuIEJ1cmVhdSBvZiBSZWNsYW1hdGlvbjwvcHVi
-bGlzaGVyPjx1cmxzPjxyZWxhdGVkLXVybHM+PHVybD5odHRwczovL3d3dy51c2JyLmdvdi9sYy9y
-ZWdpb24vZzQwMDAvd3RyYWNjdC5odG1sPC91cmw+PC9yZWxhdGVkLXVybHM+PC91cmxzPjwvcmVj
-b3JkPjwvQ2l0ZT48Q2l0ZT48QXV0aG9yPlVTQlI8L0F1dGhvcj48WWVhcj4yMDIxPC9ZZWFyPjxS
-ZWNOdW0+MjgyNDwvUmVjTnVtPjxyZWNvcmQ+PHJlYy1udW1iZXI+MjgyNDwvcmVjLW51bWJlcj48
-Zm9yZWlnbi1rZXlzPjxrZXkgYXBwPSJFTiIgZGItaWQ9Inh4dDV0YTlwZDk5NWR3ZXNhcDBwZHp6
-cDJ3ZWF6MHc5d2VyZiIgdGltZXN0YW1wPSIxNjM0MjU0Nzc1Ij4yODI0PC9rZXk+PC9mb3JlaWdu
-LWtleXM+PHJlZi10eXBlIG5hbWU9IldlYiBQYWdlIj4xMjwvcmVmLXR5cGU+PGNvbnRyaWJ1dG9y
-cz48YXV0aG9ycz48YXV0aG9yPlVTQlI8L2F1dGhvcj48L2F1dGhvcnM+PC9jb250cmlidXRvcnM+
-PHRpdGxlcz48dGl0bGU+UGlsb3QgU3lzdGVtIENvbnNlcnZhdGlvbiBQcm9ncmFtPC90aXRsZT48
-L3RpdGxlcz48dm9sdW1lPjIwMjE8L3ZvbHVtZT48bnVtYmVyPk9jdG9iZXIgMTQ8L251bWJlcj48
-ZGF0ZXM+PHllYXI+MjAyMTwveWVhcj48L2RhdGVzPjxwdWJsaXNoZXI+VS5TLiBCdXJlYXUgb2Yg
-UmVjbGFtYXRpb248L3B1Ymxpc2hlcj48dXJscz48cmVsYXRlZC11cmxzPjx1cmw+aHR0cHM6Ly93
-d3cudXNici5nb3YvbGMvcmVnaW9uL3Byb2dyYW1zL1BpbG90U3lzQ29uc1Byb2cvcGlsb3RzeXN0
-ZW0uaHRtbDwvdXJsPjwvcmVsYXRlZC11cmxzPjwvdXJscz48L3JlY29yZD48L0NpdGU+PC9FbmRO
-b3RlPn==
+UiwgMjAyMTsgVVNCUiwgMjAyNmEpPC9EaXNwbGF5VGV4dD48cmVjb3JkPjxyZWMtbnVtYmVyPjI4
+MzU8L3JlYy1udW1iZXI+PGZvcmVpZ24ta2V5cz48a2V5IGFwcD0iRU4iIGRiLWlkPSJ4eHQ1dGE5
+cGQ5OTVkd2VzYXAwcGR6enAyd2VhejB3OXdlcmYiIHRpbWVzdGFtcD0iMTYzNjUyMDU0OSI+Mjgz
+NTwva2V5PjwvZm9yZWlnbi1rZXlzPjxyZWYtdHlwZSBuYW1lPSJOZXdzcGFwZXIgQXJ0aWNsZSI+
+MjM8L3JlZi10eXBlPjxjb250cmlidXRvcnM+PGF1dGhvcnM+PGF1dGhvcj5Kb2FubmEgQWxsaGFu
+ZHM8L2F1dGhvcj48L2F1dGhvcnM+PC9jb250cmlidXRvcnM+PHRpdGxlcz48dGl0bGU+SXQgY291
+bGQgdGFrZSBhdCBsZWFzdCA1MDAsMDAwIGFjcmUtZmVldCBvZiB3YXRlciBhIHllYXIgdG8ga2Vl
+cCBMYWtlIE1lYWQgZnJvbSB0YW5raW5nPC90aXRsZT48c2Vjb25kYXJ5LXRpdGxlPkFyaXpvbmEg
+UmVwdWJsaWM8L3NlY29uZGFyeS10aXRsZT48L3RpdGxlcz48ZGF0ZXM+PHllYXI+MjAyMTwveWVh
+cj48cHViLWRhdGVzPjxkYXRlPk5vdmVtYmVyIDgsIDIwMjE8L2RhdGU+PC9wdWItZGF0ZXM+PC9k
+YXRlcz48dXJscz48cmVsYXRlZC11cmxzPjx1cmw+aHR0cHM6Ly93d3cuYXpjZW50cmFsLmNvbS9z
+dG9yeS9vcGluaW9uL29wLWVkL2pvYW5uYWFsbGhhbmRzLzIwMjEvMTEvMDgvbGFrZS1tZWFkLWNv
+dWxkLWdldC1leHRyYS13YXRlci1mcm9tLWxvd2VyLWJhc2luLWFubnVhbGx5LzYzMDY2MDEwMDEv
+PC91cmw+PC9yZWxhdGVkLXVybHM+PC91cmxzPjwvcmVjb3JkPjwvQ2l0ZT48Q2l0ZT48QXV0aG9y
+PlVDUkM8L0F1dGhvcj48WWVhcj4yMDE4PC9ZZWFyPjxSZWNOdW0+MzAxMjwvUmVjTnVtPjxyZWNv
+cmQ+PHJlYy1udW1iZXI+MzAxMjwvcmVjLW51bWJlcj48Zm9yZWlnbi1rZXlzPjxrZXkgYXBwPSJF
+TiIgZGItaWQ9Inh4dDV0YTlwZDk5NWR3ZXNhcDBwZHp6cDJ3ZWF6MHc5d2VyZiIgdGltZXN0YW1w
+PSIxNzIyOTcxODM5Ij4zMDEyPC9rZXk+PC9mb3JlaWduLWtleXM+PHJlZi10eXBlIG5hbWU9Ikpv
+dXJuYWwgQXJ0aWNsZSI+MTc8L3JlZi10eXBlPjxjb250cmlidXRvcnM+PGF1dGhvcnM+PGF1dGhv
+cj5VQ1JDPC9hdXRob3I+PC9hdXRob3JzPjwvY29udHJpYnV0b3JzPjx0aXRsZXM+PHRpdGxlPkNv
+bG9yYWRvIFJpdmVyIFN5c3RlbSBDb25zZXJ2YXRpb24gUGlsb3QgUHJvZ3JhbSBpbiB0aGUgVXBw
+ZXIgQ29sb3JhZG8gUml2ZXIgQmFzaW48L3RpdGxlPjxzZWNvbmRhcnktdGl0bGU+VXBwZXIgQ29s
+b3JhZG8gUml2ZXIgQ29tbWlzc2lvbjwvc2Vjb25kYXJ5LXRpdGxlPjwvdGl0bGVzPjxwZXJpb2Rp
+Y2FsPjxmdWxsLXRpdGxlPlVwcGVyIENvbG9yYWRvIFJpdmVyIENvbW1pc3Npb248L2Z1bGwtdGl0
+bGU+PC9wZXJpb2RpY2FsPjxkYXRlcz48eWVhcj4yMDE4PC95ZWFyPjxwdWItZGF0ZXM+PGRhdGU+
+SnVuZTwvZGF0ZT48L3B1Yi1kYXRlcz48L2RhdGVzPjx1cmxzPjxyZWxhdGVkLXVybHM+PHVybD5o
+dHRwOi8vd3d3LnVjcmNvbW1pc3Npb24uY29tL1JlcERvYy9TQ1BQRG9jdW1lbnRzLzIwMThfX1ND
+UFBfRlVCUkQucGRmPC91cmw+PC9yZWxhdGVkLXVybHM+PC91cmxzPjxhY2Nlc3MtZGF0ZT5BdWd1
+c3QgNiwgMjAyNDwvYWNjZXNzLWRhdGU+PC9yZWNvcmQ+PC9DaXRlPjxDaXRlPjxBdXRob3I+VUNS
+QzwvQXV0aG9yPjxZZWFyPjIwMjQ8L1llYXI+PFJlY051bT4zMDExPC9SZWNOdW0+PHJlY29yZD48
+cmVjLW51bWJlcj4zMDExPC9yZWMtbnVtYmVyPjxmb3JlaWduLWtleXM+PGtleSBhcHA9IkVOIiBk
+Yi1pZD0ieHh0NXRhOXBkOTk1ZHdlc2FwMHBkenpwMndlYXowdzl3ZXJmIiB0aW1lc3RhbXA9IjE3
+MjI5NzE3OTEiPjMwMTE8L2tleT48L2ZvcmVpZ24ta2V5cz48cmVmLXR5cGUgbmFtZT0iSm91cm5h
+bCBBcnRpY2xlIj4xNzwvcmVmLXR5cGU+PGNvbnRyaWJ1dG9ycz48YXV0aG9ycz48YXV0aG9yPlVD
+UkM8L2F1dGhvcj48L2F1dGhvcnM+PC9jb250cmlidXRvcnM+PHRpdGxlcz48dGl0bGU+Q29sb3Jh
+ZG8gUml2ZXIgU3lzdGVtIENvbnNlcnZhdGlvbiBQaWxvdCBQcm9ncmFtIGluIHRoZSBVcHBlciBD
+b2xvcmFkbyBSaXZlciBCYXNpbjwvdGl0bGU+PHNlY29uZGFyeS10aXRsZT5VcHBlciBDb2xvcmFk
+byBSaXZlciBDb21taXNzaW9uPC9zZWNvbmRhcnktdGl0bGU+PC90aXRsZXM+PHBlcmlvZGljYWw+
+PGZ1bGwtdGl0bGU+VXBwZXIgQ29sb3JhZG8gUml2ZXIgQ29tbWlzc2lvbjwvZnVsbC10aXRsZT48
+L3BlcmlvZGljYWw+PGRhdGVzPjx5ZWFyPjIwMjQ8L3llYXI+PHB1Yi1kYXRlcz48ZGF0ZT5KdW5l
+PC9kYXRlPjwvcHViLWRhdGVzPjwvZGF0ZXM+PHVybHM+PHJlbGF0ZWQtdXJscz48dXJsPmh0dHA6
+Ly93d3cudWNyY29tbWlzc2lvbi5jb20vd3AtY29udGVudC91cGxvYWRzLzIwMjQvMDYvMjAyM19T
+Q1BQX1JlcG9ydF9KdW5lMjAyNC5wZGY8L3VybD48L3JlbGF0ZWQtdXJscz48L3VybHM+PGFjY2Vz
+cy1kYXRlPkF1Z3VzdCA2LCAyMDI0PC9hY2Nlc3MtZGF0ZT48L3JlY29yZD48L0NpdGU+PENpdGU+
+PEF1dGhvcj5VU0JSPC9BdXRob3I+PFllYXI+MjAyNjwvWWVhcj48UmVjTnVtPjI3NzI8L1JlY051
+bT48cmVjb3JkPjxyZWMtbnVtYmVyPjI3NzI8L3JlYy1udW1iZXI+PGZvcmVpZ24ta2V5cz48a2V5
+IGFwcD0iRU4iIGRiLWlkPSJ4eHQ1dGE5cGQ5OTVkd2VzYXAwcGR6enAyd2VhejB3OXdlcmYiIHRp
+bWVzdGFtcD0iMTYxOTQwNjQ3OCI+Mjc3Mjwva2V5PjwvZm9yZWlnbi1rZXlzPjxyZWYtdHlwZSBu
+YW1lPSJSZXBvcnQiPjI3PC9yZWYtdHlwZT48Y29udHJpYnV0b3JzPjxhdXRob3JzPjxhdXRob3I+
+VVNCUjwvYXV0aG9yPjwvYXV0aG9ycz48L2NvbnRyaWJ1dG9ycz48dGl0bGVzPjx0aXRsZT5Cb3Vs
+ZGVyIENhbnlvbiBPcGVyYXRpb25zIE9mZmljZSAtIFByb2dyYW0gYW5kIEFjdGl2aXRpZXM6IFdh
+dGVyIEFjY291bnRpbmcgUmVwb3J0czwvdGl0bGU+PC90aXRsZXM+PGRhdGVzPjx5ZWFyPjIwMjY8
+L3llYXI+PC9kYXRlcz48cHVibGlzaGVyPlUuUy4gQnVyZWF1IG9mIFJlY2xhbWF0aW9uPC9wdWJs
+aXNoZXI+PHVybHM+PHJlbGF0ZWQtdXJscz48dXJsPmh0dHBzOi8vd3d3LnVzYnIuZ292L2xjL3Jl
+Z2lvbi9nNDAwMC93dHJhY2N0Lmh0bWw8L3VybD48L3JlbGF0ZWQtdXJscz48L3VybHM+PC9yZWNv
+cmQ+PC9DaXRlPjxDaXRlPjxBdXRob3I+VVNCUjwvQXV0aG9yPjxZZWFyPjIwMjE8L1llYXI+PFJl
+Y051bT4yODI0PC9SZWNOdW0+PHJlY29yZD48cmVjLW51bWJlcj4yODI0PC9yZWMtbnVtYmVyPjxm
+b3JlaWduLWtleXM+PGtleSBhcHA9IkVOIiBkYi1pZD0ieHh0NXRhOXBkOTk1ZHdlc2FwMHBkenpw
+MndlYXowdzl3ZXJmIiB0aW1lc3RhbXA9IjE2MzQyNTQ3NzUiPjI4MjQ8L2tleT48L2ZvcmVpZ24t
+a2V5cz48cmVmLXR5cGUgbmFtZT0iV2ViIFBhZ2UiPjEyPC9yZWYtdHlwZT48Y29udHJpYnV0b3Jz
+PjxhdXRob3JzPjxhdXRob3I+VVNCUjwvYXV0aG9yPjwvYXV0aG9ycz48L2NvbnRyaWJ1dG9ycz48
+dGl0bGVzPjx0aXRsZT5QaWxvdCBTeXN0ZW0gQ29uc2VydmF0aW9uIFByb2dyYW08L3RpdGxlPjwv
+dGl0bGVzPjx2b2x1bWU+MjAyMTwvdm9sdW1lPjxudW1iZXI+T2N0b2JlciAxNDwvbnVtYmVyPjxk
+YXRlcz48eWVhcj4yMDIxPC95ZWFyPjwvZGF0ZXM+PHB1Ymxpc2hlcj5VLlMuIEJ1cmVhdSBvZiBS
+ZWNsYW1hdGlvbjwvcHVibGlzaGVyPjx1cmxzPjxyZWxhdGVkLXVybHM+PHVybD5odHRwczovL3d3
+dy51c2JyLmdvdi9sYy9yZWdpb24vcHJvZ3JhbXMvUGlsb3RTeXNDb25zUHJvZy9waWxvdHN5c3Rl
+bS5odG1sPC91cmw+PC9yZWxhdGVkLXVybHM+PC91cmxzPjwvcmVjb3JkPjwvQ2l0ZT48L0VuZE5v
+dGU+AG==
 </w:fldData>
         </w:fldChar>
       </w:r>
@@ -8636,13 +7875,6 @@
           <w:sz w:val="24"/>
           <w:szCs w:val="24"/>
         </w:rPr>
-      </w:r>
-      <w:r>
-        <w:rPr>
-          <w:rFonts w:asciiTheme="majorBidi" w:hAnsiTheme="majorBidi" w:cstheme="majorBidi"/>
-          <w:sz w:val="24"/>
-          <w:szCs w:val="24"/>
-        </w:rPr>
         <w:fldChar w:fldCharType="separate"/>
       </w:r>
       <w:r>
@@ -8652,7 +7884,7 @@
           <w:sz w:val="24"/>
           <w:szCs w:val="24"/>
         </w:rPr>
-        <w:t>(Table 1; Allhands, 2021; UCRC, 2018; UCRC, 2024; USBR, 2021a; USBR, 2021b)</w:t>
+        <w:t>(Table 1; Allhands, 2021; UCRC, 2018; UCRC, 2024; USBR, 2021; USBR, 2026a)</w:t>
       </w:r>
       <w:r>
         <w:rPr>
@@ -9366,15 +8598,6 @@
     <w:p>
       <w:pPr>
         <w:pStyle w:val="Heading1"/>
-        <w:numPr>
-          <w:ilvl w:val="0"/>
-          <w:numId w:val="32"/>
-        </w:numPr>
-        <w:pPrChange w:id="182" w:author="Erik Christian Porse" w:date="2026-05-27T14:21:00Z" w16du:dateUtc="2026-05-27T21:21:00Z">
-          <w:pPr>
-            <w:pStyle w:val="Heading1"/>
-          </w:pPr>
-        </w:pPrChange>
       </w:pPr>
       <w:r>
         <w:t xml:space="preserve">Program </w:t>
@@ -9391,7 +8614,7 @@
           <w:szCs w:val="24"/>
         </w:rPr>
       </w:pPr>
-      <w:del w:id="183" w:author="Erik Christian Porse" w:date="2026-05-27T15:43:00Z" w16du:dateUtc="2026-05-27T22:43:00Z">
+      <w:del w:id="32" w:author="Erik Christian Porse" w:date="2026-05-27T15:43:00Z" w16du:dateUtc="2026-05-27T22:43:00Z">
         <w:r>
           <w:rPr>
             <w:rFonts w:asciiTheme="majorBidi" w:hAnsiTheme="majorBidi" w:cstheme="majorBidi"/>
@@ -9433,7 +8656,7 @@
           <w:delText>to motive</w:delText>
         </w:r>
       </w:del>
-      <w:ins w:id="184" w:author="Erik Christian Porse" w:date="2026-05-27T15:43:00Z" w16du:dateUtc="2026-05-27T22:43:00Z">
+      <w:ins w:id="33" w:author="Erik Christian Porse" w:date="2026-05-27T15:43:00Z" w16du:dateUtc="2026-05-27T22:43:00Z">
         <w:r>
           <w:rPr>
             <w:rFonts w:asciiTheme="majorBidi" w:hAnsiTheme="majorBidi" w:cstheme="majorBidi"/>
@@ -9451,7 +8674,7 @@
         </w:rPr>
         <w:t xml:space="preserve"> users to continue to conserve water</w:t>
       </w:r>
-      <w:ins w:id="185" w:author="Erik Christian Porse" w:date="2026-05-27T15:44:00Z" w16du:dateUtc="2026-05-27T22:44:00Z">
+      <w:ins w:id="34" w:author="Erik Christian Porse" w:date="2026-05-27T15:44:00Z" w16du:dateUtc="2026-05-27T22:44:00Z">
         <w:r>
           <w:rPr>
             <w:rFonts w:asciiTheme="majorBidi" w:hAnsiTheme="majorBidi" w:cstheme="majorBidi"/>
@@ -9461,7 +8684,7 @@
           <w:t xml:space="preserve"> and</w:t>
         </w:r>
       </w:ins>
-      <w:del w:id="186" w:author="Erik Christian Porse" w:date="2026-05-27T15:44:00Z" w16du:dateUtc="2026-05-27T22:44:00Z">
+      <w:del w:id="35" w:author="Erik Christian Porse" w:date="2026-05-27T15:44:00Z" w16du:dateUtc="2026-05-27T22:44:00Z">
         <w:r>
           <w:rPr>
             <w:rFonts w:asciiTheme="majorBidi" w:hAnsiTheme="majorBidi" w:cstheme="majorBidi"/>
@@ -9485,53 +8708,15 @@
           <w:sz w:val="24"/>
           <w:szCs w:val="24"/>
         </w:rPr>
-        <w:t xml:space="preserve">, </w:t>
-      </w:r>
-      <w:del w:id="187" w:author="Erik Christian Porse" w:date="2026-05-27T15:44:00Z" w16du:dateUtc="2026-05-27T22:44:00Z">
-        <w:r>
-          <w:rPr>
-            <w:rFonts w:asciiTheme="majorBidi" w:hAnsiTheme="majorBidi" w:cstheme="majorBidi"/>
-            <w:sz w:val="24"/>
-            <w:szCs w:val="24"/>
-          </w:rPr>
-          <w:delText xml:space="preserve">and </w:delText>
-        </w:r>
-      </w:del>
-      <w:ins w:id="188" w:author="Erik Christian Porse" w:date="2026-05-27T15:44:00Z" w16du:dateUtc="2026-05-27T22:44:00Z">
-        <w:r>
-          <w:rPr>
-            <w:rFonts w:asciiTheme="majorBidi" w:hAnsiTheme="majorBidi" w:cstheme="majorBidi"/>
-            <w:sz w:val="24"/>
-            <w:szCs w:val="24"/>
-          </w:rPr>
-          <w:t xml:space="preserve">as well as with </w:t>
-        </w:r>
-      </w:ins>
-      <w:r>
-        <w:rPr>
-          <w:rFonts w:asciiTheme="majorBidi" w:hAnsiTheme="majorBidi" w:cstheme="majorBidi"/>
-          <w:sz w:val="24"/>
-          <w:szCs w:val="24"/>
-        </w:rPr>
-        <w:t>access</w:t>
-      </w:r>
-      <w:ins w:id="189" w:author="Erik Christian Porse" w:date="2026-05-27T15:44:00Z" w16du:dateUtc="2026-05-27T22:44:00Z">
-        <w:r>
-          <w:rPr>
-            <w:rFonts w:asciiTheme="majorBidi" w:hAnsiTheme="majorBidi" w:cstheme="majorBidi"/>
-            <w:sz w:val="24"/>
-            <w:szCs w:val="24"/>
-          </w:rPr>
-          <w:t>ing</w:t>
-        </w:r>
-      </w:ins>
-      <w:r>
-        <w:rPr>
-          <w:rFonts w:asciiTheme="majorBidi" w:hAnsiTheme="majorBidi" w:cstheme="majorBidi"/>
-          <w:sz w:val="24"/>
-          <w:szCs w:val="24"/>
-        </w:rPr>
-        <w:t xml:space="preserve"> conserved water </w:t>
+        <w:t xml:space="preserve">. There are also challenges to </w:t>
+      </w:r>
+      <w:r>
+        <w:rPr>
+          <w:rFonts w:asciiTheme="majorBidi" w:hAnsiTheme="majorBidi" w:cstheme="majorBidi"/>
+          <w:sz w:val="24"/>
+          <w:szCs w:val="24"/>
+        </w:rPr>
+        <w:t xml:space="preserve">access conserved water </w:t>
       </w:r>
       <w:r>
         <w:rPr>
@@ -9600,7 +8785,7 @@
         </w:rPr>
         <w:t xml:space="preserve"> for </w:t>
       </w:r>
-      <w:commentRangeStart w:id="190"/>
+      <w:commentRangeStart w:id="36"/>
       <w:r>
         <w:rPr>
           <w:rFonts w:asciiTheme="majorBidi" w:hAnsiTheme="majorBidi" w:cstheme="majorBidi"/>
@@ -9617,7 +8802,7 @@
         </w:rPr>
         <w:t xml:space="preserve"> </w:t>
       </w:r>
-      <w:commentRangeEnd w:id="190"/>
+      <w:commentRangeEnd w:id="36"/>
       <w:r>
         <w:rPr>
           <w:rStyle w:val="CommentReference"/>
@@ -9625,7 +8810,7 @@
           <w:sz w:val="24"/>
           <w:szCs w:val="24"/>
         </w:rPr>
-        <w:commentReference w:id="190"/>
+        <w:commentReference w:id="36"/>
       </w:r>
       <w:r>
         <w:rPr>
@@ -9652,7 +8837,7 @@
         <w:lastRenderedPageBreak/>
         <w:t xml:space="preserve">years of debits, Lake Mead can drawdown close to the protection elevation in a few </w:t>
       </w:r>
-      <w:commentRangeStart w:id="191"/>
+      <w:commentRangeStart w:id="37"/>
       <w:r>
         <w:rPr>
           <w:rFonts w:asciiTheme="majorBidi" w:hAnsiTheme="majorBidi" w:cstheme="majorBidi"/>
@@ -9661,7 +8846,7 @@
         </w:rPr>
         <w:t>years</w:t>
       </w:r>
-      <w:commentRangeEnd w:id="191"/>
+      <w:commentRangeEnd w:id="37"/>
       <w:r>
         <w:rPr>
           <w:rStyle w:val="CommentReference"/>
@@ -9669,7 +8854,7 @@
           <w:sz w:val="24"/>
           <w:szCs w:val="24"/>
         </w:rPr>
-        <w:commentReference w:id="191"/>
+        <w:commentReference w:id="37"/>
       </w:r>
       <w:r>
         <w:rPr>
@@ -10051,7 +9236,7 @@
         </w:rPr>
         <w:t xml:space="preserve"> </w:t>
       </w:r>
-      <w:commentRangeStart w:id="192"/>
+      <w:commentRangeStart w:id="38"/>
       <w:r>
         <w:rPr>
           <w:rFonts w:asciiTheme="majorBidi" w:hAnsiTheme="majorBidi" w:cstheme="majorBidi"/>
@@ -10060,7 +9245,7 @@
         </w:rPr>
         <w:t xml:space="preserve">lower debits </w:t>
       </w:r>
-      <w:commentRangeEnd w:id="192"/>
+      <w:commentRangeEnd w:id="38"/>
       <w:r>
         <w:rPr>
           <w:rStyle w:val="CommentReference"/>
@@ -10068,7 +9253,7 @@
           <w:sz w:val="24"/>
           <w:szCs w:val="24"/>
         </w:rPr>
-        <w:commentReference w:id="192"/>
+        <w:commentReference w:id="38"/>
       </w:r>
       <w:r>
         <w:rPr>
@@ -10109,7 +9294,7 @@
           <w:szCs w:val="24"/>
         </w:rPr>
       </w:pPr>
-      <w:commentRangeStart w:id="193"/>
+      <w:commentRangeStart w:id="39"/>
       <w:r>
         <w:rPr>
           <w:rFonts w:asciiTheme="majorBidi" w:hAnsiTheme="majorBidi" w:cstheme="majorBidi"/>
@@ -10232,7 +9417,7 @@
         </w:rPr>
         <w:t xml:space="preserve"> their accounts.</w:t>
       </w:r>
-      <w:commentRangeEnd w:id="193"/>
+      <w:commentRangeEnd w:id="39"/>
       <w:r>
         <w:rPr>
           <w:rStyle w:val="CommentReference"/>
@@ -10240,7 +9425,7 @@
           <w:sz w:val="24"/>
           <w:szCs w:val="24"/>
         </w:rPr>
-        <w:commentReference w:id="193"/>
+        <w:commentReference w:id="39"/>
       </w:r>
     </w:p>
     <w:p>
@@ -10542,7 +9727,7 @@
         </w:rPr>
         <w:t>Lake Mead storage above</w:t>
       </w:r>
-      <w:ins w:id="194" w:author="Erik Christian Porse" w:date="2026-05-27T15:50:00Z" w16du:dateUtc="2026-05-27T22:50:00Z">
+      <w:ins w:id="40" w:author="Erik Christian Porse" w:date="2026-05-27T15:50:00Z" w16du:dateUtc="2026-05-27T22:50:00Z">
         <w:r>
           <w:rPr>
             <w:rFonts w:asciiTheme="majorBidi" w:hAnsiTheme="majorBidi" w:cstheme="majorBidi"/>
@@ -10560,7 +9745,7 @@
         </w:rPr>
         <w:t xml:space="preserve"> elevation</w:t>
       </w:r>
-      <w:ins w:id="195" w:author="Erik Christian Porse" w:date="2026-05-27T15:50:00Z" w16du:dateUtc="2026-05-27T22:50:00Z">
+      <w:ins w:id="41" w:author="Erik Christian Porse" w:date="2026-05-27T15:50:00Z" w16du:dateUtc="2026-05-27T22:50:00Z">
         <w:r>
           <w:rPr>
             <w:rFonts w:asciiTheme="majorBidi" w:hAnsiTheme="majorBidi" w:cstheme="majorBidi"/>
@@ -10685,7 +9870,7 @@
         </w:rPr>
         <w:t>exceed</w:t>
       </w:r>
-      <w:ins w:id="196" w:author="Erik Christian Porse" w:date="2026-05-27T15:51:00Z" w16du:dateUtc="2026-05-27T22:51:00Z">
+      <w:ins w:id="42" w:author="Erik Christian Porse" w:date="2026-05-27T15:51:00Z" w16du:dateUtc="2026-05-27T22:51:00Z">
         <w:r>
           <w:rPr>
             <w:rFonts w:asciiTheme="majorBidi" w:hAnsiTheme="majorBidi" w:cstheme="majorBidi"/>
@@ -10711,7 +9896,7 @@
         </w:rPr>
         <w:t xml:space="preserve">the sum of </w:t>
       </w:r>
-      <w:del w:id="197" w:author="Erik Christian Porse" w:date="2026-05-27T15:51:00Z" w16du:dateUtc="2026-05-27T22:51:00Z">
+      <w:del w:id="43" w:author="Erik Christian Porse" w:date="2026-05-27T15:51:00Z" w16du:dateUtc="2026-05-27T22:51:00Z">
         <w:r>
           <w:rPr>
             <w:rFonts w:asciiTheme="majorBidi" w:hAnsiTheme="majorBidi" w:cstheme="majorBidi"/>
@@ -10729,7 +9914,7 @@
         </w:rPr>
         <w:t xml:space="preserve">legal entitlements of 9.0 million acre-feet per </w:t>
       </w:r>
-      <w:commentRangeStart w:id="198"/>
+      <w:commentRangeStart w:id="44"/>
       <w:r>
         <w:rPr>
           <w:rFonts w:asciiTheme="majorBidi" w:hAnsiTheme="majorBidi" w:cstheme="majorBidi"/>
@@ -10738,7 +9923,7 @@
         </w:rPr>
         <w:t>year</w:t>
       </w:r>
-      <w:commentRangeEnd w:id="198"/>
+      <w:commentRangeEnd w:id="44"/>
       <w:r>
         <w:rPr>
           <w:rStyle w:val="CommentReference"/>
@@ -10746,7 +9931,7 @@
           <w:sz w:val="24"/>
           <w:szCs w:val="24"/>
         </w:rPr>
-        <w:commentReference w:id="198"/>
+        <w:commentReference w:id="44"/>
       </w:r>
       <w:r>
         <w:rPr>
@@ -10851,7 +10036,7 @@
         </w:rPr>
         <w:lastRenderedPageBreak/>
         <w:drawing>
-          <wp:inline distT="0" distB="0" distL="0" distR="0" wp14:anchorId="4E4DC790" wp14:editId="1FAA486A">
+          <wp:inline distT="0" distB="0" distL="0" distR="0" wp14:anchorId="4E4DC790" wp14:editId="27AF331E">
             <wp:extent cx="5929566" cy="3377110"/>
             <wp:effectExtent l="0" t="0" r="0" b="0"/>
             <wp:docPr id="496325522" name="Picture 3"/>
@@ -11268,7 +10453,7 @@
         <w:t>Summing Eq. 2 over all users gives:</w:t>
       </w:r>
     </w:p>
-    <w:commentRangeStart w:id="199"/>
+    <w:commentRangeStart w:id="45"/>
     <w:p>
       <w:pPr>
         <w:jc w:val="center"/>
@@ -11454,7 +10639,7 @@
           </m:e>
         </m:d>
       </m:oMath>
-      <w:commentRangeEnd w:id="199"/>
+      <w:commentRangeEnd w:id="45"/>
       <w:r>
         <w:rPr>
           <w:rStyle w:val="CommentReference"/>
@@ -11462,7 +10647,7 @@
           <w:sz w:val="24"/>
           <w:szCs w:val="24"/>
         </w:rPr>
-        <w:commentReference w:id="199"/>
+        <w:commentReference w:id="45"/>
       </w:r>
       <w:r>
         <w:rPr>
@@ -11487,7 +10672,7 @@
       <w:r>
         <w:t>In case 1</w:t>
       </w:r>
-      <w:ins w:id="200" w:author="Erik Christian Porse" w:date="2026-05-27T15:52:00Z" w16du:dateUtc="2026-05-27T22:52:00Z">
+      <w:ins w:id="46" w:author="Erik Christian Porse" w:date="2026-05-27T15:52:00Z" w16du:dateUtc="2026-05-27T22:52:00Z">
         <w:r>
           <w:t>,</w:t>
         </w:r>
@@ -11525,12 +10710,12 @@
       <w:r>
         <w:t>)</w:t>
       </w:r>
-      <w:ins w:id="201" w:author="Erik Christian Porse" w:date="2026-05-27T15:52:00Z" w16du:dateUtc="2026-05-27T22:52:00Z">
+      <w:ins w:id="47" w:author="Erik Christian Porse" w:date="2026-05-27T15:52:00Z" w16du:dateUtc="2026-05-27T22:52:00Z">
         <w:r>
           <w:t xml:space="preserve"> </w:t>
         </w:r>
       </w:ins>
-      <w:del w:id="202" w:author="Erik Christian Porse" w:date="2026-05-27T15:52:00Z" w16du:dateUtc="2026-05-27T22:52:00Z">
+      <w:del w:id="48" w:author="Erik Christian Porse" w:date="2026-05-27T15:52:00Z" w16du:dateUtc="2026-05-27T22:52:00Z">
         <w:r>
           <w:delText>—</w:delText>
         </w:r>
@@ -11740,18 +10925,18 @@
       <w:r>
         <w:t xml:space="preserve">correctly </w:t>
       </w:r>
-      <w:commentRangeStart w:id="203"/>
+      <w:commentRangeStart w:id="49"/>
       <w:r>
         <w:t xml:space="preserve">awarded </w:t>
       </w:r>
-      <w:commentRangeEnd w:id="203"/>
+      <w:commentRangeEnd w:id="49"/>
       <w:r>
         <w:rPr>
           <w:rStyle w:val="CommentReference"/>
           <w:sz w:val="24"/>
           <w:szCs w:val="24"/>
         </w:rPr>
-        <w:commentReference w:id="203"/>
+        <w:commentReference w:id="49"/>
       </w:r>
       <w:r>
         <w:t>(</w:t>
@@ -11943,7 +11128,7 @@
         </w:rPr>
         <w:t>We estimate</w:t>
       </w:r>
-      <w:del w:id="204" w:author="Erik Christian Porse" w:date="2026-05-27T17:57:00Z" w16du:dateUtc="2026-05-28T00:57:00Z">
+      <w:del w:id="50" w:author="Erik Christian Porse" w:date="2026-05-27T17:57:00Z" w16du:dateUtc="2026-05-28T00:57:00Z">
         <w:r>
           <w:rPr>
             <w:rFonts w:asciiTheme="majorBidi" w:hAnsiTheme="majorBidi" w:cstheme="majorBidi"/>
@@ -12226,7 +11411,7 @@
       <w:r>
         <w:t xml:space="preserve">Conditions where the physically available water is less that total legal entitlements will increasingly occur as future Colorado River flows </w:t>
       </w:r>
-      <w:del w:id="205" w:author="Erik Christian Porse" w:date="2026-05-27T17:57:00Z" w16du:dateUtc="2026-05-28T00:57:00Z">
+      <w:del w:id="51" w:author="Erik Christian Porse" w:date="2026-05-27T17:57:00Z" w16du:dateUtc="2026-05-28T00:57:00Z">
         <w:r>
           <w:delText xml:space="preserve">decline and/or </w:delText>
         </w:r>
@@ -12234,12 +11419,12 @@
       <w:r>
         <w:t>become more volatile</w:t>
       </w:r>
-      <w:ins w:id="206" w:author="Erik Christian Porse" w:date="2026-05-27T17:57:00Z" w16du:dateUtc="2026-05-28T00:57:00Z">
+      <w:ins w:id="52" w:author="Erik Christian Porse" w:date="2026-05-27T17:57:00Z" w16du:dateUtc="2026-05-28T00:57:00Z">
         <w:r>
           <w:t xml:space="preserve"> and risk o</w:t>
         </w:r>
       </w:ins>
-      <w:ins w:id="207" w:author="Erik Christian Porse" w:date="2026-05-27T17:58:00Z" w16du:dateUtc="2026-05-28T00:58:00Z">
+      <w:ins w:id="53" w:author="Erik Christian Porse" w:date="2026-05-27T17:58:00Z" w16du:dateUtc="2026-05-28T00:58:00Z">
         <w:r>
           <w:t>f reservoir level declines increase</w:t>
         </w:r>
@@ -12256,18 +11441,18 @@
       <w:r>
         <w:t xml:space="preserve">r, mandatory shortages must exceed 1.5 maf per year for there to be sufficient physically available water to award all requested </w:t>
       </w:r>
-      <w:commentRangeStart w:id="208"/>
+      <w:commentRangeStart w:id="54"/>
       <w:r>
         <w:t>credits</w:t>
       </w:r>
-      <w:commentRangeEnd w:id="208"/>
+      <w:commentRangeEnd w:id="54"/>
       <w:r>
         <w:rPr>
           <w:rStyle w:val="CommentReference"/>
           <w:sz w:val="24"/>
           <w:szCs w:val="24"/>
         </w:rPr>
-        <w:commentReference w:id="208"/>
+        <w:commentReference w:id="54"/>
       </w:r>
       <w:r>
         <w:t>. When the Lake Powell release is 6 million acre-feet as in Water Year 2025-2026, mandatory shortages must exceed 2.6 maf per year.</w:t>
@@ -12384,15 +11569,6 @@
     <w:p>
       <w:pPr>
         <w:pStyle w:val="Heading1"/>
-        <w:numPr>
-          <w:ilvl w:val="0"/>
-          <w:numId w:val="32"/>
-        </w:numPr>
-        <w:pPrChange w:id="209" w:author="Erik Christian Porse" w:date="2026-05-27T14:21:00Z" w16du:dateUtc="2026-05-27T21:21:00Z">
-          <w:pPr>
-            <w:pStyle w:val="Heading1"/>
-          </w:pPr>
-        </w:pPrChange>
       </w:pPr>
       <w:r>
         <w:lastRenderedPageBreak/>
@@ -12407,12 +11583,12 @@
       <w:r>
         <w:t xml:space="preserve"> Conservation and </w:t>
       </w:r>
-      <w:del w:id="210" w:author="Erik Christian Porse" w:date="2026-05-27T14:26:00Z" w16du:dateUtc="2026-05-27T21:26:00Z">
+      <w:del w:id="55" w:author="Erik Christian Porse" w:date="2026-05-27T14:26:00Z" w16du:dateUtc="2026-05-27T21:26:00Z">
         <w:r>
           <w:delText>Give Users more</w:delText>
         </w:r>
       </w:del>
-      <w:ins w:id="211" w:author="Erik Christian Porse" w:date="2026-05-27T14:26:00Z" w16du:dateUtc="2026-05-27T21:26:00Z">
+      <w:ins w:id="56" w:author="Erik Christian Porse" w:date="2026-05-27T14:26:00Z" w16du:dateUtc="2026-05-27T21:26:00Z">
         <w:r>
           <w:t>Increase</w:t>
         </w:r>
@@ -12420,7 +11596,7 @@
       <w:r>
         <w:t xml:space="preserve"> Autonomy</w:t>
       </w:r>
-      <w:ins w:id="212" w:author="Erik Christian Porse" w:date="2026-05-27T17:59:00Z" w16du:dateUtc="2026-05-28T00:59:00Z">
+      <w:ins w:id="57" w:author="Erik Christian Porse" w:date="2026-05-27T17:59:00Z" w16du:dateUtc="2026-05-28T00:59:00Z">
         <w:r>
           <w:t xml:space="preserve"> of Users</w:t>
         </w:r>
@@ -12428,7 +11604,7 @@
       <w:r>
         <w:t xml:space="preserve"> </w:t>
       </w:r>
-      <w:del w:id="213" w:author="Erik Christian Porse" w:date="2026-05-27T14:26:00Z" w16du:dateUtc="2026-05-27T21:26:00Z">
+      <w:del w:id="58" w:author="Erik Christian Porse" w:date="2026-05-27T14:26:00Z" w16du:dateUtc="2026-05-27T21:26:00Z">
         <w:r>
           <w:delText>in the Face of Aridity</w:delText>
         </w:r>
@@ -12466,7 +11642,7 @@
         </w:rPr>
         <w:t xml:space="preserve"> </w:t>
       </w:r>
-      <w:del w:id="214" w:author="Erik Christian Porse" w:date="2026-05-27T17:59:00Z" w16du:dateUtc="2026-05-28T00:59:00Z">
+      <w:del w:id="59" w:author="Erik Christian Porse" w:date="2026-05-27T17:59:00Z" w16du:dateUtc="2026-05-28T00:59:00Z">
         <w:r>
           <w:rPr>
             <w:rFonts w:asciiTheme="majorBidi" w:hAnsiTheme="majorBidi" w:cstheme="majorBidi"/>
@@ -12484,7 +11660,7 @@
         </w:rPr>
         <w:t xml:space="preserve">factors </w:t>
       </w:r>
-      <w:del w:id="215" w:author="Erik Christian Porse" w:date="2026-05-27T17:59:00Z" w16du:dateUtc="2026-05-28T00:59:00Z">
+      <w:del w:id="60" w:author="Erik Christian Porse" w:date="2026-05-27T17:59:00Z" w16du:dateUtc="2026-05-28T00:59:00Z">
         <w:r>
           <w:rPr>
             <w:rFonts w:asciiTheme="majorBidi" w:hAnsiTheme="majorBidi" w:cstheme="majorBidi"/>
@@ -12494,7 +11670,7 @@
           <w:delText>in a hydrologic balance</w:delText>
         </w:r>
       </w:del>
-      <w:ins w:id="216" w:author="Erik Christian Porse" w:date="2026-05-27T17:59:00Z" w16du:dateUtc="2026-05-28T00:59:00Z">
+      <w:ins w:id="61" w:author="Erik Christian Porse" w:date="2026-05-27T17:59:00Z" w16du:dateUtc="2026-05-28T00:59:00Z">
         <w:r>
           <w:rPr>
             <w:rFonts w:asciiTheme="majorBidi" w:hAnsiTheme="majorBidi" w:cstheme="majorBidi"/>
@@ -12504,7 +11680,7 @@
           <w:t>that drive long-term stable reservoir levels and hydrologic balance</w:t>
         </w:r>
       </w:ins>
-      <w:ins w:id="217" w:author="Erik Christian Porse" w:date="2026-05-27T18:00:00Z" w16du:dateUtc="2026-05-28T01:00:00Z">
+      <w:ins w:id="62" w:author="Erik Christian Porse" w:date="2026-05-27T18:00:00Z" w16du:dateUtc="2026-05-28T01:00:00Z">
         <w:r>
           <w:rPr>
             <w:rFonts w:asciiTheme="majorBidi" w:hAnsiTheme="majorBidi" w:cstheme="majorBidi"/>
@@ -12514,7 +11690,7 @@
           <w:t xml:space="preserve">s within a water allocation program to promote conservation. </w:t>
         </w:r>
       </w:ins>
-      <w:del w:id="218" w:author="Erik Christian Porse" w:date="2026-05-27T18:00:00Z" w16du:dateUtc="2026-05-28T01:00:00Z">
+      <w:del w:id="63" w:author="Erik Christian Porse" w:date="2026-05-27T18:00:00Z" w16du:dateUtc="2026-05-28T01:00:00Z">
         <w:r>
           <w:rPr>
             <w:rFonts w:asciiTheme="majorBidi" w:hAnsiTheme="majorBidi" w:cstheme="majorBidi"/>
@@ -12532,7 +11708,7 @@
           <w:delText xml:space="preserve">reservoir </w:delText>
         </w:r>
       </w:del>
-      <w:ins w:id="219" w:author="Erik Christian Porse" w:date="2026-05-27T18:00:00Z" w16du:dateUtc="2026-05-28T01:00:00Z">
+      <w:ins w:id="64" w:author="Erik Christian Porse" w:date="2026-05-27T18:00:00Z" w16du:dateUtc="2026-05-28T01:00:00Z">
         <w:r>
           <w:rPr>
             <w:rFonts w:asciiTheme="majorBidi" w:hAnsiTheme="majorBidi" w:cstheme="majorBidi"/>
@@ -12614,7 +11790,7 @@
         </w:rPr>
         <w:t>volume</w:t>
       </w:r>
-      <w:ins w:id="220" w:author="Erik Christian Porse" w:date="2026-05-27T18:01:00Z" w16du:dateUtc="2026-05-28T01:01:00Z">
+      <w:ins w:id="65" w:author="Erik Christian Porse" w:date="2026-05-27T18:01:00Z" w16du:dateUtc="2026-05-28T01:01:00Z">
         <w:r>
           <w:rPr>
             <w:rFonts w:asciiTheme="majorBidi" w:hAnsiTheme="majorBidi" w:cstheme="majorBidi"/>
@@ -12624,7 +11800,7 @@
           <w:t xml:space="preserve"> is critical to managing future risks</w:t>
         </w:r>
       </w:ins>
-      <w:del w:id="221" w:author="Erik Christian Porse" w:date="2026-05-27T18:00:00Z" w16du:dateUtc="2026-05-28T01:00:00Z">
+      <w:del w:id="66" w:author="Erik Christian Porse" w:date="2026-05-27T18:00:00Z" w16du:dateUtc="2026-05-28T01:00:00Z">
         <w:r>
           <w:rPr>
             <w:rFonts w:asciiTheme="majorBidi" w:hAnsiTheme="majorBidi" w:cstheme="majorBidi"/>
@@ -12674,7 +11850,7 @@
         </w:rPr>
         <w:t xml:space="preserve">. </w:t>
       </w:r>
-      <w:del w:id="222" w:author="Erik Christian Porse" w:date="2026-05-27T18:02:00Z" w16du:dateUtc="2026-05-28T01:02:00Z">
+      <w:del w:id="67" w:author="Erik Christian Porse" w:date="2026-05-27T18:02:00Z" w16du:dateUtc="2026-05-28T01:02:00Z">
         <w:r>
           <w:rPr>
             <w:rFonts w:asciiTheme="majorBidi" w:hAnsiTheme="majorBidi" w:cstheme="majorBidi"/>
@@ -12692,7 +11868,7 @@
           <w:delText xml:space="preserve"> there</w:delText>
         </w:r>
       </w:del>
-      <w:ins w:id="223" w:author="Erik Christian Porse" w:date="2026-05-27T18:02:00Z" w16du:dateUtc="2026-05-28T01:02:00Z">
+      <w:ins w:id="68" w:author="Erik Christian Porse" w:date="2026-05-27T18:02:00Z" w16du:dateUtc="2026-05-28T01:02:00Z">
         <w:r>
           <w:rPr>
             <w:rFonts w:asciiTheme="majorBidi" w:hAnsiTheme="majorBidi" w:cstheme="majorBidi"/>
@@ -12750,7 +11926,7 @@
         </w:rPr>
         <w:t xml:space="preserve"> water conservation</w:t>
       </w:r>
-      <w:del w:id="224" w:author="Erik Christian Porse" w:date="2026-05-27T18:03:00Z" w16du:dateUtc="2026-05-28T01:03:00Z">
+      <w:del w:id="69" w:author="Erik Christian Porse" w:date="2026-05-27T18:03:00Z" w16du:dateUtc="2026-05-28T01:03:00Z">
         <w:r>
           <w:rPr>
             <w:rFonts w:asciiTheme="majorBidi" w:hAnsiTheme="majorBidi" w:cstheme="majorBidi"/>
@@ -12776,7 +11952,7 @@
         </w:rPr>
         <w:t xml:space="preserve">. </w:t>
       </w:r>
-      <w:del w:id="225" w:author="Erik Christian Porse" w:date="2026-05-27T18:03:00Z" w16du:dateUtc="2026-05-28T01:03:00Z">
+      <w:del w:id="70" w:author="Erik Christian Porse" w:date="2026-05-27T18:03:00Z" w16du:dateUtc="2026-05-28T01:03:00Z">
         <w:r>
           <w:rPr>
             <w:rFonts w:asciiTheme="majorBidi" w:hAnsiTheme="majorBidi" w:cstheme="majorBidi"/>
@@ -12802,7 +11978,7 @@
           <w:delText xml:space="preserve"> is to</w:delText>
         </w:r>
       </w:del>
-      <w:ins w:id="226" w:author="Erik Christian Porse" w:date="2026-05-27T18:03:00Z" w16du:dateUtc="2026-05-28T01:03:00Z">
+      <w:ins w:id="71" w:author="Erik Christian Porse" w:date="2026-05-27T18:03:00Z" w16du:dateUtc="2026-05-28T01:03:00Z">
         <w:r>
           <w:rPr>
             <w:rFonts w:asciiTheme="majorBidi" w:hAnsiTheme="majorBidi" w:cstheme="majorBidi"/>
@@ -12820,7 +11996,7 @@
         </w:rPr>
         <w:t xml:space="preserve"> raise the elevation trigger that prohibits debits on water conservation accounts. </w:t>
       </w:r>
-      <w:ins w:id="227" w:author="Erik Christian Porse" w:date="2026-05-27T18:03:00Z" w16du:dateUtc="2026-05-28T01:03:00Z">
+      <w:ins w:id="72" w:author="Erik Christian Porse" w:date="2026-05-27T18:03:00Z" w16du:dateUtc="2026-05-28T01:03:00Z">
         <w:r>
           <w:rPr>
             <w:rFonts w:asciiTheme="majorBidi" w:hAnsiTheme="majorBidi" w:cstheme="majorBidi"/>
@@ -12830,7 +12006,7 @@
           <w:t xml:space="preserve">This would preserve more water in storage by preventing deliveries of unavailable water. </w:t>
         </w:r>
       </w:ins>
-      <w:del w:id="228" w:author="Erik Christian Porse" w:date="2026-05-27T18:03:00Z" w16du:dateUtc="2026-05-28T01:03:00Z">
+      <w:del w:id="73" w:author="Erik Christian Porse" w:date="2026-05-27T18:03:00Z" w16du:dateUtc="2026-05-28T01:03:00Z">
         <w:r>
           <w:rPr>
             <w:rFonts w:asciiTheme="majorBidi" w:hAnsiTheme="majorBidi" w:cstheme="majorBidi"/>
@@ -12864,7 +12040,7 @@
           <w:delText>et</w:delText>
         </w:r>
       </w:del>
-      <w:ins w:id="229" w:author="Erik Christian Porse" w:date="2026-05-27T18:03:00Z" w16du:dateUtc="2026-05-28T01:03:00Z">
+      <w:ins w:id="74" w:author="Erik Christian Porse" w:date="2026-05-27T18:03:00Z" w16du:dateUtc="2026-05-28T01:03:00Z">
         <w:r>
           <w:rPr>
             <w:rFonts w:asciiTheme="majorBidi" w:hAnsiTheme="majorBidi" w:cstheme="majorBidi"/>
@@ -12874,7 +12050,7 @@
           <w:t xml:space="preserve">Second, USBR </w:t>
         </w:r>
       </w:ins>
-      <w:ins w:id="230" w:author="Erik Christian Porse" w:date="2026-05-27T18:04:00Z" w16du:dateUtc="2026-05-28T01:04:00Z">
+      <w:ins w:id="75" w:author="Erik Christian Porse" w:date="2026-05-27T18:04:00Z" w16du:dateUtc="2026-05-28T01:04:00Z">
         <w:r>
           <w:rPr>
             <w:rFonts w:asciiTheme="majorBidi" w:hAnsiTheme="majorBidi" w:cstheme="majorBidi"/>
@@ -12892,7 +12068,7 @@
         </w:rPr>
         <w:t xml:space="preserve"> </w:t>
       </w:r>
-      <w:del w:id="231" w:author="Erik Christian Porse" w:date="2026-05-27T18:04:00Z" w16du:dateUtc="2026-05-28T01:04:00Z">
+      <w:del w:id="76" w:author="Erik Christian Porse" w:date="2026-05-27T18:04:00Z" w16du:dateUtc="2026-05-28T01:04:00Z">
         <w:r>
           <w:rPr>
             <w:rFonts w:asciiTheme="majorBidi" w:hAnsiTheme="majorBidi" w:cstheme="majorBidi"/>
@@ -12902,7 +12078,7 @@
           <w:delText xml:space="preserve">the </w:delText>
         </w:r>
       </w:del>
-      <w:ins w:id="232" w:author="Erik Christian Porse" w:date="2026-05-27T18:04:00Z" w16du:dateUtc="2026-05-28T01:04:00Z">
+      <w:ins w:id="77" w:author="Erik Christian Porse" w:date="2026-05-27T18:04:00Z" w16du:dateUtc="2026-05-28T01:04:00Z">
         <w:r>
           <w:rPr>
             <w:rFonts w:asciiTheme="majorBidi" w:hAnsiTheme="majorBidi" w:cstheme="majorBidi"/>
@@ -13001,49 +12177,49 @@
         <w:fldChar w:fldCharType="begin">
           <w:fldData xml:space="preserve">PEVuZE5vdGU+PENpdGU+PEF1dGhvcj5QaXR0PC9BdXRob3I+PFllYXI+MjAyNDwvWWVhcj48UmVj
 TnVtPjMwMjk8L1JlY051bT48RGlzcGxheVRleHQ+KENpdHkgb2YgUGhvZW5peCwgMjAyNDsgUGl0
-dCBldCBhbC4sIDIwMjQ7IFVTQlIsIDIwMjYpPC9EaXNwbGF5VGV4dD48cmVjb3JkPjxyZWMtbnVt
-YmVyPjMwMjk8L3JlYy1udW1iZXI+PGZvcmVpZ24ta2V5cz48a2V5IGFwcD0iRU4iIGRiLWlkPSJ4
-eHQ1dGE5cGQ5OTVkd2VzYXAwcGR6enAyd2VhejB3OXdlcmYiIHRpbWVzdGFtcD0iMTczMDE0MjEy
-NyI+MzAyOTwva2V5PjwvZm9yZWlnbi1rZXlzPjxyZWYtdHlwZSBuYW1lPSJSZXBvcnQiPjI3PC9y
-ZWYtdHlwZT48Y29udHJpYnV0b3JzPjxhdXRob3JzPjxhdXRob3I+SmVubmlmZXIgUGl0dDwvYXV0
-aG9yPjxhdXRob3I+QmFydCBNaWxsZXI8L2F1dGhvcj48YXV0aG9yPkFsZXggRnVuazwvYXV0aG9y
-PjxhdXRob3I+TWF0dCBSaWNlPC9hdXRob3I+PGF1dGhvcj5UYXlsb3IgSGF3ZXM8L2F1dGhvcj48
-YXV0aG9yPktldmluIE1vcmFuPC9hdXRob3I+PGF1dGhvcj5TYXJhIFBvcnRlcmZpZWxkPC9hdXRo
-b3I+PC9hdXRob3JzPjwvY29udHJpYnV0b3JzPjx0aXRsZXM+PHRpdGxlPkNvbnNlcnZhdGlvbiBH
-cm91cHPigJkgQ29vcGVyYXRpdmUgQ29uc2VydmF0aW9uIEFsdGVybmF0aXZlIGZvciBQb3N0LTIw
-MjYgQ29sb3JhZG8gUml2ZXIgR3VpZGVsaW5lcyBPcGVyYXRpb25zIGFuZCBTdHJhdGVnaWVzPC90
-aXRsZT48L3RpdGxlcz48cGFnZXM+MjYmI3hEOzwvcGFnZXM+PGRhdGVzPjx5ZWFyPjIwMjQ8L3ll
-YXI+PC9kYXRlcz48cHVibGlzaGVyPlJlY2xhbWF0aW9uPC9wdWJsaXNoZXI+PHVybHM+PHJlbGF0
-ZWQtdXJscz48dXJsPmh0dHBzOi8vd3d3LnVzYnIuZ292L0NvbG9yYWRvUml2ZXJCYXNpbi9kb2N1
-bWVudHMvcG9zdDIwMjYvYWx0ZXJuYXRpdmVzLzIwMjQtMDMtMjlfRmluYWxfTGV0dGVyX3JlX0Nv
-b3BlcmF0aXZlX0NvbnNlcnZhdGlvbl81MDgucGRmPC91cmw+PC9yZWxhdGVkLXVybHM+PC91cmxz
-PjxhY2Nlc3MtZGF0ZT5PY3RvYmVyIDI4LCAyMDI0PC9hY2Nlc3MtZGF0ZT48L3JlY29yZD48L0Np
-dGU+PENpdGU+PEF1dGhvcj5DaXR5IG9mIFBob2VuaXg8L0F1dGhvcj48WWVhcj4yMDI0PC9ZZWFy
-PjxSZWNOdW0+MzAyNzwvUmVjTnVtPjxyZWNvcmQ+PHJlYy1udW1iZXI+MzAyNzwvcmVjLW51bWJl
-cj48Zm9yZWlnbi1rZXlzPjxrZXkgYXBwPSJFTiIgZGItaWQ9Inh4dDV0YTlwZDk5NWR3ZXNhcDBw
-ZHp6cDJ3ZWF6MHc5d2VyZiIgdGltZXN0YW1wPSIxNzMwMTM4MTcyIj4zMDI3PC9rZXk+PC9mb3Jl
-aWduLWtleXM+PHJlZi10eXBlIG5hbWU9IlJlcG9ydCI+Mjc8L3JlZi10eXBlPjxjb250cmlidXRv
-cnM+PGF1dGhvcnM+PGF1dGhvcj5DaXR5IG9mIFBob2VuaXgsPC9hdXRob3I+PC9hdXRob3JzPjwv
-Y29udHJpYnV0b3JzPjx0aXRsZXM+PHRpdGxlPkFkZGl0aW9uYWwgY29uY2VwdHMgZm9yIGNvbnNp
-ZGVyYXRpb24gLSBDaXR5IG9mIFBob2VuaXg8L3RpdGxlPjwvdGl0bGVzPjxkYXRlcz48eWVhcj4y
-MDI0PC95ZWFyPjwvZGF0ZXM+PHVybHM+PHJlbGF0ZWQtdXJscz48dXJsPmh0dHBzOi8vd3d3LnVz
-YnIuZ292L0NvbG9yYWRvUml2ZXJCYXNpbi9kb2N1bWVudHMvcG9zdDIwMjYvYWx0ZXJuYXRpdmVz
-LzIwMjQtMDUtMDhfQWRkaXRpb25hbF9Db25jZXB0c19mb3JfQ29uc2lkZXJhdGlvbl9DaXR5X29m
-X1Bob2VuaXhfNTA4LnBkZjwvdXJsPjwvcmVsYXRlZC11cmxzPjwvdXJscz48YWNjZXNzLWRhdGU+
-T2N0b2JlciAyOCwgMjAyNDwvYWNjZXNzLWRhdGU+PC9yZWNvcmQ+PC9DaXRlPjxDaXRlPjxBdXRo
-b3I+VVNCUjwvQXV0aG9yPjxZZWFyPjIwMjY8L1llYXI+PFJlY051bT4zMTA3PC9SZWNOdW0+PHJl
-Y29yZD48cmVjLW51bWJlcj4zMTA3PC9yZWMtbnVtYmVyPjxmb3JlaWduLWtleXM+PGtleSBhcHA9
-IkVOIiBkYi1pZD0ieHh0NXRhOXBkOTk1ZHdlc2FwMHBkenpwMndlYXowdzl3ZXJmIiB0aW1lc3Rh
-bXA9IjE3NzIwNTY0NDIiPjMxMDc8L2tleT48L2ZvcmVpZ24ta2V5cz48cmVmLXR5cGUgbmFtZT0i
-UmVwb3J0Ij4yNzwvcmVmLXR5cGU+PGNvbnRyaWJ1dG9ycz48YXV0aG9ycz48YXV0aG9yPlVTQlI8
-L2F1dGhvcj48L2F1dGhvcnM+PC9jb250cmlidXRvcnM+PHRpdGxlcz48dGl0bGU+UG9zdC0yMDI2
-IE9wZXJhdGlvbmFsIEd1aWRlbGluZXMgYW5kIFN0cmF0ZWdpZXMgZm9yIExha2UgUG93ZWxsIGFu
-ZCBMYWtlIE1lYWQg4oCTIERyYWZ0IEVudmlyb25tZW50YWwgSW1wYWN0IFN0YXRlbWVudDwvdGl0
-bGU+PC90aXRsZXM+PGRhdGVzPjx5ZWFyPjIwMjY8L3llYXI+PC9kYXRlcz48cHVibGlzaGVyPlUu
-Uy4gQnVyZWF1IG9mIFJlY2xhbWF0aW9uPC9wdWJsaXNoZXI+PHVybHM+PHJlbGF0ZWQtdXJscz48
-dXJsPmh0dHBzOi8vd3d3LnVzYnIuZ292L0NvbG9yYWRvUml2ZXJCYXNpbi9wb3N0MjAyNi9kcmFm
-dC1laXMvPC91cmw+PC9yZWxhdGVkLXVybHM+PC91cmxzPjwvcmVjb3JkPjwvQ2l0ZT48L0VuZE5v
-dGU+AG==
+dCBldCBhbC4sIDIwMjQ7IFVTQlIsIDIwMjZiKTwvRGlzcGxheVRleHQ+PHJlY29yZD48cmVjLW51
+bWJlcj4zMDI5PC9yZWMtbnVtYmVyPjxmb3JlaWduLWtleXM+PGtleSBhcHA9IkVOIiBkYi1pZD0i
+eHh0NXRhOXBkOTk1ZHdlc2FwMHBkenpwMndlYXowdzl3ZXJmIiB0aW1lc3RhbXA9IjE3MzAxNDIx
+MjciPjMwMjk8L2tleT48L2ZvcmVpZ24ta2V5cz48cmVmLXR5cGUgbmFtZT0iUmVwb3J0Ij4yNzwv
+cmVmLXR5cGU+PGNvbnRyaWJ1dG9ycz48YXV0aG9ycz48YXV0aG9yPkplbm5pZmVyIFBpdHQ8L2F1
+dGhvcj48YXV0aG9yPkJhcnQgTWlsbGVyPC9hdXRob3I+PGF1dGhvcj5BbGV4IEZ1bms8L2F1dGhv
+cj48YXV0aG9yPk1hdHQgUmljZTwvYXV0aG9yPjxhdXRob3I+VGF5bG9yIEhhd2VzPC9hdXRob3I+
+PGF1dGhvcj5LZXZpbiBNb3JhbjwvYXV0aG9yPjxhdXRob3I+U2FyYSBQb3J0ZXJmaWVsZDwvYXV0
+aG9yPjwvYXV0aG9ycz48L2NvbnRyaWJ1dG9ycz48dGl0bGVzPjx0aXRsZT5Db25zZXJ2YXRpb24g
+R3JvdXBz4oCZIENvb3BlcmF0aXZlIENvbnNlcnZhdGlvbiBBbHRlcm5hdGl2ZSBmb3IgUG9zdC0y
+MDI2IENvbG9yYWRvIFJpdmVyIEd1aWRlbGluZXMgT3BlcmF0aW9ucyBhbmQgU3RyYXRlZ2llczwv
+dGl0bGU+PC90aXRsZXM+PHBhZ2VzPjI2JiN4RDs8L3BhZ2VzPjxkYXRlcz48eWVhcj4yMDI0PC95
+ZWFyPjwvZGF0ZXM+PHB1Ymxpc2hlcj5SZWNsYW1hdGlvbjwvcHVibGlzaGVyPjx1cmxzPjxyZWxh
+dGVkLXVybHM+PHVybD5odHRwczovL3d3dy51c2JyLmdvdi9Db2xvcmFkb1JpdmVyQmFzaW4vZG9j
+dW1lbnRzL3Bvc3QyMDI2L2FsdGVybmF0aXZlcy8yMDI0LTAzLTI5X0ZpbmFsX0xldHRlcl9yZV9D
+b29wZXJhdGl2ZV9Db25zZXJ2YXRpb25fNTA4LnBkZjwvdXJsPjwvcmVsYXRlZC11cmxzPjwvdXJs
+cz48YWNjZXNzLWRhdGU+T2N0b2JlciAyOCwgMjAyNDwvYWNjZXNzLWRhdGU+PC9yZWNvcmQ+PC9D
+aXRlPjxDaXRlPjxBdXRob3I+Q2l0eSBvZiBQaG9lbml4PC9BdXRob3I+PFllYXI+MjAyNDwvWWVh
+cj48UmVjTnVtPjMwMjc8L1JlY051bT48cmVjb3JkPjxyZWMtbnVtYmVyPjMwMjc8L3JlYy1udW1i
+ZXI+PGZvcmVpZ24ta2V5cz48a2V5IGFwcD0iRU4iIGRiLWlkPSJ4eHQ1dGE5cGQ5OTVkd2VzYXAw
+cGR6enAyd2VhejB3OXdlcmYiIHRpbWVzdGFtcD0iMTczMDEzODE3MiI+MzAyNzwva2V5PjwvZm9y
+ZWlnbi1rZXlzPjxyZWYtdHlwZSBuYW1lPSJSZXBvcnQiPjI3PC9yZWYtdHlwZT48Y29udHJpYnV0
+b3JzPjxhdXRob3JzPjxhdXRob3I+Q2l0eSBvZiBQaG9lbml4LDwvYXV0aG9yPjwvYXV0aG9ycz48
+L2NvbnRyaWJ1dG9ycz48dGl0bGVzPjx0aXRsZT5BZGRpdGlvbmFsIGNvbmNlcHRzIGZvciBjb25z
+aWRlcmF0aW9uIC0gQ2l0eSBvZiBQaG9lbml4PC90aXRsZT48L3RpdGxlcz48ZGF0ZXM+PHllYXI+
+MjAyNDwveWVhcj48L2RhdGVzPjx1cmxzPjxyZWxhdGVkLXVybHM+PHVybD5odHRwczovL3d3dy51
+c2JyLmdvdi9Db2xvcmFkb1JpdmVyQmFzaW4vZG9jdW1lbnRzL3Bvc3QyMDI2L2FsdGVybmF0aXZl
+cy8yMDI0LTA1LTA4X0FkZGl0aW9uYWxfQ29uY2VwdHNfZm9yX0NvbnNpZGVyYXRpb25fQ2l0eV9v
+Zl9QaG9lbml4XzUwOC5wZGY8L3VybD48L3JlbGF0ZWQtdXJscz48L3VybHM+PGFjY2Vzcy1kYXRl
+Pk9jdG9iZXIgMjgsIDIwMjQ8L2FjY2Vzcy1kYXRlPjwvcmVjb3JkPjwvQ2l0ZT48Q2l0ZT48QXV0
+aG9yPlVTQlI8L0F1dGhvcj48WWVhcj4yMDI2PC9ZZWFyPjxSZWNOdW0+MzEwNzwvUmVjTnVtPjxy
+ZWNvcmQ+PHJlYy1udW1iZXI+MzEwNzwvcmVjLW51bWJlcj48Zm9yZWlnbi1rZXlzPjxrZXkgYXBw
+PSJFTiIgZGItaWQ9Inh4dDV0YTlwZDk5NWR3ZXNhcDBwZHp6cDJ3ZWF6MHc5d2VyZiIgdGltZXN0
+YW1wPSIxNzcyMDU2NDQyIj4zMTA3PC9rZXk+PC9mb3JlaWduLWtleXM+PHJlZi10eXBlIG5hbWU9
+IlJlcG9ydCI+Mjc8L3JlZi10eXBlPjxjb250cmlidXRvcnM+PGF1dGhvcnM+PGF1dGhvcj5VU0JS
+PC9hdXRob3I+PC9hdXRob3JzPjwvY29udHJpYnV0b3JzPjx0aXRsZXM+PHRpdGxlPlBvc3QtMjAy
+NiBPcGVyYXRpb25hbCBHdWlkZWxpbmVzIGFuZCBTdHJhdGVnaWVzIGZvciBMYWtlIFBvd2VsbCBh
+bmQgTGFrZSBNZWFkIOKAkyBEcmFmdCBFbnZpcm9ubWVudGFsIEltcGFjdCBTdGF0ZW1lbnQ8L3Rp
+dGxlPjwvdGl0bGVzPjxkYXRlcz48eWVhcj4yMDI2PC95ZWFyPjwvZGF0ZXM+PHB1Ymxpc2hlcj5V
+LlMuIEJ1cmVhdSBvZiBSZWNsYW1hdGlvbjwvcHVibGlzaGVyPjx1cmxzPjxyZWxhdGVkLXVybHM+
+PHVybD5odHRwczovL3d3dy51c2JyLmdvdi9Db2xvcmFkb1JpdmVyQmFzaW4vcG9zdDIwMjYvZHJh
+ZnQtZWlzLzwvdXJsPjwvcmVsYXRlZC11cmxzPjwvdXJscz48L3JlY29yZD48L0NpdGU+PC9FbmRO
+b3RlPn==
 </w:fldData>
         </w:fldChar>
       </w:r>
@@ -13064,49 +12240,49 @@
         <w:fldChar w:fldCharType="begin">
           <w:fldData xml:space="preserve">PEVuZE5vdGU+PENpdGU+PEF1dGhvcj5QaXR0PC9BdXRob3I+PFllYXI+MjAyNDwvWWVhcj48UmVj
 TnVtPjMwMjk8L1JlY051bT48RGlzcGxheVRleHQ+KENpdHkgb2YgUGhvZW5peCwgMjAyNDsgUGl0
-dCBldCBhbC4sIDIwMjQ7IFVTQlIsIDIwMjYpPC9EaXNwbGF5VGV4dD48cmVjb3JkPjxyZWMtbnVt
-YmVyPjMwMjk8L3JlYy1udW1iZXI+PGZvcmVpZ24ta2V5cz48a2V5IGFwcD0iRU4iIGRiLWlkPSJ4
-eHQ1dGE5cGQ5OTVkd2VzYXAwcGR6enAyd2VhejB3OXdlcmYiIHRpbWVzdGFtcD0iMTczMDE0MjEy
-NyI+MzAyOTwva2V5PjwvZm9yZWlnbi1rZXlzPjxyZWYtdHlwZSBuYW1lPSJSZXBvcnQiPjI3PC9y
-ZWYtdHlwZT48Y29udHJpYnV0b3JzPjxhdXRob3JzPjxhdXRob3I+SmVubmlmZXIgUGl0dDwvYXV0
-aG9yPjxhdXRob3I+QmFydCBNaWxsZXI8L2F1dGhvcj48YXV0aG9yPkFsZXggRnVuazwvYXV0aG9y
-PjxhdXRob3I+TWF0dCBSaWNlPC9hdXRob3I+PGF1dGhvcj5UYXlsb3IgSGF3ZXM8L2F1dGhvcj48
-YXV0aG9yPktldmluIE1vcmFuPC9hdXRob3I+PGF1dGhvcj5TYXJhIFBvcnRlcmZpZWxkPC9hdXRo
-b3I+PC9hdXRob3JzPjwvY29udHJpYnV0b3JzPjx0aXRsZXM+PHRpdGxlPkNvbnNlcnZhdGlvbiBH
-cm91cHPigJkgQ29vcGVyYXRpdmUgQ29uc2VydmF0aW9uIEFsdGVybmF0aXZlIGZvciBQb3N0LTIw
-MjYgQ29sb3JhZG8gUml2ZXIgR3VpZGVsaW5lcyBPcGVyYXRpb25zIGFuZCBTdHJhdGVnaWVzPC90
-aXRsZT48L3RpdGxlcz48cGFnZXM+MjYmI3hEOzwvcGFnZXM+PGRhdGVzPjx5ZWFyPjIwMjQ8L3ll
-YXI+PC9kYXRlcz48cHVibGlzaGVyPlJlY2xhbWF0aW9uPC9wdWJsaXNoZXI+PHVybHM+PHJlbGF0
-ZWQtdXJscz48dXJsPmh0dHBzOi8vd3d3LnVzYnIuZ292L0NvbG9yYWRvUml2ZXJCYXNpbi9kb2N1
-bWVudHMvcG9zdDIwMjYvYWx0ZXJuYXRpdmVzLzIwMjQtMDMtMjlfRmluYWxfTGV0dGVyX3JlX0Nv
-b3BlcmF0aXZlX0NvbnNlcnZhdGlvbl81MDgucGRmPC91cmw+PC9yZWxhdGVkLXVybHM+PC91cmxz
-PjxhY2Nlc3MtZGF0ZT5PY3RvYmVyIDI4LCAyMDI0PC9hY2Nlc3MtZGF0ZT48L3JlY29yZD48L0Np
-dGU+PENpdGU+PEF1dGhvcj5DaXR5IG9mIFBob2VuaXg8L0F1dGhvcj48WWVhcj4yMDI0PC9ZZWFy
-PjxSZWNOdW0+MzAyNzwvUmVjTnVtPjxyZWNvcmQ+PHJlYy1udW1iZXI+MzAyNzwvcmVjLW51bWJl
-cj48Zm9yZWlnbi1rZXlzPjxrZXkgYXBwPSJFTiIgZGItaWQ9Inh4dDV0YTlwZDk5NWR3ZXNhcDBw
-ZHp6cDJ3ZWF6MHc5d2VyZiIgdGltZXN0YW1wPSIxNzMwMTM4MTcyIj4zMDI3PC9rZXk+PC9mb3Jl
-aWduLWtleXM+PHJlZi10eXBlIG5hbWU9IlJlcG9ydCI+Mjc8L3JlZi10eXBlPjxjb250cmlidXRv
-cnM+PGF1dGhvcnM+PGF1dGhvcj5DaXR5IG9mIFBob2VuaXgsPC9hdXRob3I+PC9hdXRob3JzPjwv
-Y29udHJpYnV0b3JzPjx0aXRsZXM+PHRpdGxlPkFkZGl0aW9uYWwgY29uY2VwdHMgZm9yIGNvbnNp
-ZGVyYXRpb24gLSBDaXR5IG9mIFBob2VuaXg8L3RpdGxlPjwvdGl0bGVzPjxkYXRlcz48eWVhcj4y
-MDI0PC95ZWFyPjwvZGF0ZXM+PHVybHM+PHJlbGF0ZWQtdXJscz48dXJsPmh0dHBzOi8vd3d3LnVz
-YnIuZ292L0NvbG9yYWRvUml2ZXJCYXNpbi9kb2N1bWVudHMvcG9zdDIwMjYvYWx0ZXJuYXRpdmVz
-LzIwMjQtMDUtMDhfQWRkaXRpb25hbF9Db25jZXB0c19mb3JfQ29uc2lkZXJhdGlvbl9DaXR5X29m
-X1Bob2VuaXhfNTA4LnBkZjwvdXJsPjwvcmVsYXRlZC11cmxzPjwvdXJscz48YWNjZXNzLWRhdGU+
-T2N0b2JlciAyOCwgMjAyNDwvYWNjZXNzLWRhdGU+PC9yZWNvcmQ+PC9DaXRlPjxDaXRlPjxBdXRo
-b3I+VVNCUjwvQXV0aG9yPjxZZWFyPjIwMjY8L1llYXI+PFJlY051bT4zMTA3PC9SZWNOdW0+PHJl
-Y29yZD48cmVjLW51bWJlcj4zMTA3PC9yZWMtbnVtYmVyPjxmb3JlaWduLWtleXM+PGtleSBhcHA9
-IkVOIiBkYi1pZD0ieHh0NXRhOXBkOTk1ZHdlc2FwMHBkenpwMndlYXowdzl3ZXJmIiB0aW1lc3Rh
-bXA9IjE3NzIwNTY0NDIiPjMxMDc8L2tleT48L2ZvcmVpZ24ta2V5cz48cmVmLXR5cGUgbmFtZT0i
-UmVwb3J0Ij4yNzwvcmVmLXR5cGU+PGNvbnRyaWJ1dG9ycz48YXV0aG9ycz48YXV0aG9yPlVTQlI8
-L2F1dGhvcj48L2F1dGhvcnM+PC9jb250cmlidXRvcnM+PHRpdGxlcz48dGl0bGU+UG9zdC0yMDI2
-IE9wZXJhdGlvbmFsIEd1aWRlbGluZXMgYW5kIFN0cmF0ZWdpZXMgZm9yIExha2UgUG93ZWxsIGFu
-ZCBMYWtlIE1lYWQg4oCTIERyYWZ0IEVudmlyb25tZW50YWwgSW1wYWN0IFN0YXRlbWVudDwvdGl0
-bGU+PC90aXRsZXM+PGRhdGVzPjx5ZWFyPjIwMjY8L3llYXI+PC9kYXRlcz48cHVibGlzaGVyPlUu
-Uy4gQnVyZWF1IG9mIFJlY2xhbWF0aW9uPC9wdWJsaXNoZXI+PHVybHM+PHJlbGF0ZWQtdXJscz48
-dXJsPmh0dHBzOi8vd3d3LnVzYnIuZ292L0NvbG9yYWRvUml2ZXJCYXNpbi9wb3N0MjAyNi9kcmFm
-dC1laXMvPC91cmw+PC9yZWxhdGVkLXVybHM+PC91cmxzPjwvcmVjb3JkPjwvQ2l0ZT48L0VuZE5v
-dGU+AG==
+dCBldCBhbC4sIDIwMjQ7IFVTQlIsIDIwMjZiKTwvRGlzcGxheVRleHQ+PHJlY29yZD48cmVjLW51
+bWJlcj4zMDI5PC9yZWMtbnVtYmVyPjxmb3JlaWduLWtleXM+PGtleSBhcHA9IkVOIiBkYi1pZD0i
+eHh0NXRhOXBkOTk1ZHdlc2FwMHBkenpwMndlYXowdzl3ZXJmIiB0aW1lc3RhbXA9IjE3MzAxNDIx
+MjciPjMwMjk8L2tleT48L2ZvcmVpZ24ta2V5cz48cmVmLXR5cGUgbmFtZT0iUmVwb3J0Ij4yNzwv
+cmVmLXR5cGU+PGNvbnRyaWJ1dG9ycz48YXV0aG9ycz48YXV0aG9yPkplbm5pZmVyIFBpdHQ8L2F1
+dGhvcj48YXV0aG9yPkJhcnQgTWlsbGVyPC9hdXRob3I+PGF1dGhvcj5BbGV4IEZ1bms8L2F1dGhv
+cj48YXV0aG9yPk1hdHQgUmljZTwvYXV0aG9yPjxhdXRob3I+VGF5bG9yIEhhd2VzPC9hdXRob3I+
+PGF1dGhvcj5LZXZpbiBNb3JhbjwvYXV0aG9yPjxhdXRob3I+U2FyYSBQb3J0ZXJmaWVsZDwvYXV0
+aG9yPjwvYXV0aG9ycz48L2NvbnRyaWJ1dG9ycz48dGl0bGVzPjx0aXRsZT5Db25zZXJ2YXRpb24g
+R3JvdXBz4oCZIENvb3BlcmF0aXZlIENvbnNlcnZhdGlvbiBBbHRlcm5hdGl2ZSBmb3IgUG9zdC0y
+MDI2IENvbG9yYWRvIFJpdmVyIEd1aWRlbGluZXMgT3BlcmF0aW9ucyBhbmQgU3RyYXRlZ2llczwv
+dGl0bGU+PC90aXRsZXM+PHBhZ2VzPjI2JiN4RDs8L3BhZ2VzPjxkYXRlcz48eWVhcj4yMDI0PC95
+ZWFyPjwvZGF0ZXM+PHB1Ymxpc2hlcj5SZWNsYW1hdGlvbjwvcHVibGlzaGVyPjx1cmxzPjxyZWxh
+dGVkLXVybHM+PHVybD5odHRwczovL3d3dy51c2JyLmdvdi9Db2xvcmFkb1JpdmVyQmFzaW4vZG9j
+dW1lbnRzL3Bvc3QyMDI2L2FsdGVybmF0aXZlcy8yMDI0LTAzLTI5X0ZpbmFsX0xldHRlcl9yZV9D
+b29wZXJhdGl2ZV9Db25zZXJ2YXRpb25fNTA4LnBkZjwvdXJsPjwvcmVsYXRlZC11cmxzPjwvdXJs
+cz48YWNjZXNzLWRhdGU+T2N0b2JlciAyOCwgMjAyNDwvYWNjZXNzLWRhdGU+PC9yZWNvcmQ+PC9D
+aXRlPjxDaXRlPjxBdXRob3I+Q2l0eSBvZiBQaG9lbml4PC9BdXRob3I+PFllYXI+MjAyNDwvWWVh
+cj48UmVjTnVtPjMwMjc8L1JlY051bT48cmVjb3JkPjxyZWMtbnVtYmVyPjMwMjc8L3JlYy1udW1i
+ZXI+PGZvcmVpZ24ta2V5cz48a2V5IGFwcD0iRU4iIGRiLWlkPSJ4eHQ1dGE5cGQ5OTVkd2VzYXAw
+cGR6enAyd2VhejB3OXdlcmYiIHRpbWVzdGFtcD0iMTczMDEzODE3MiI+MzAyNzwva2V5PjwvZm9y
+ZWlnbi1rZXlzPjxyZWYtdHlwZSBuYW1lPSJSZXBvcnQiPjI3PC9yZWYtdHlwZT48Y29udHJpYnV0
+b3JzPjxhdXRob3JzPjxhdXRob3I+Q2l0eSBvZiBQaG9lbml4LDwvYXV0aG9yPjwvYXV0aG9ycz48
+L2NvbnRyaWJ1dG9ycz48dGl0bGVzPjx0aXRsZT5BZGRpdGlvbmFsIGNvbmNlcHRzIGZvciBjb25z
+aWRlcmF0aW9uIC0gQ2l0eSBvZiBQaG9lbml4PC90aXRsZT48L3RpdGxlcz48ZGF0ZXM+PHllYXI+
+MjAyNDwveWVhcj48L2RhdGVzPjx1cmxzPjxyZWxhdGVkLXVybHM+PHVybD5odHRwczovL3d3dy51
+c2JyLmdvdi9Db2xvcmFkb1JpdmVyQmFzaW4vZG9jdW1lbnRzL3Bvc3QyMDI2L2FsdGVybmF0aXZl
+cy8yMDI0LTA1LTA4X0FkZGl0aW9uYWxfQ29uY2VwdHNfZm9yX0NvbnNpZGVyYXRpb25fQ2l0eV9v
+Zl9QaG9lbml4XzUwOC5wZGY8L3VybD48L3JlbGF0ZWQtdXJscz48L3VybHM+PGFjY2Vzcy1kYXRl
+Pk9jdG9iZXIgMjgsIDIwMjQ8L2FjY2Vzcy1kYXRlPjwvcmVjb3JkPjwvQ2l0ZT48Q2l0ZT48QXV0
+aG9yPlVTQlI8L0F1dGhvcj48WWVhcj4yMDI2PC9ZZWFyPjxSZWNOdW0+MzEwNzwvUmVjTnVtPjxy
+ZWNvcmQ+PHJlYy1udW1iZXI+MzEwNzwvcmVjLW51bWJlcj48Zm9yZWlnbi1rZXlzPjxrZXkgYXBw
+PSJFTiIgZGItaWQ9Inh4dDV0YTlwZDk5NWR3ZXNhcDBwZHp6cDJ3ZWF6MHc5d2VyZiIgdGltZXN0
+YW1wPSIxNzcyMDU2NDQyIj4zMTA3PC9rZXk+PC9mb3JlaWduLWtleXM+PHJlZi10eXBlIG5hbWU9
+IlJlcG9ydCI+Mjc8L3JlZi10eXBlPjxjb250cmlidXRvcnM+PGF1dGhvcnM+PGF1dGhvcj5VU0JS
+PC9hdXRob3I+PC9hdXRob3JzPjwvY29udHJpYnV0b3JzPjx0aXRsZXM+PHRpdGxlPlBvc3QtMjAy
+NiBPcGVyYXRpb25hbCBHdWlkZWxpbmVzIGFuZCBTdHJhdGVnaWVzIGZvciBMYWtlIFBvd2VsbCBh
+bmQgTGFrZSBNZWFkIOKAkyBEcmFmdCBFbnZpcm9ubWVudGFsIEltcGFjdCBTdGF0ZW1lbnQ8L3Rp
+dGxlPjwvdGl0bGVzPjxkYXRlcz48eWVhcj4yMDI2PC95ZWFyPjwvZGF0ZXM+PHB1Ymxpc2hlcj5V
+LlMuIEJ1cmVhdSBvZiBSZWNsYW1hdGlvbjwvcHVibGlzaGVyPjx1cmxzPjxyZWxhdGVkLXVybHM+
+PHVybD5odHRwczovL3d3dy51c2JyLmdvdi9Db2xvcmFkb1JpdmVyQmFzaW4vcG9zdDIwMjYvZHJh
+ZnQtZWlzLzwvdXJsPjwvcmVsYXRlZC11cmxzPjwvdXJscz48L3JlY29yZD48L0NpdGU+PC9FbmRO
+b3RlPn==
 </w:fldData>
         </w:fldChar>
       </w:r>
@@ -13139,13 +12315,6 @@
           <w:sz w:val="24"/>
           <w:szCs w:val="24"/>
         </w:rPr>
-      </w:r>
-      <w:r>
-        <w:rPr>
-          <w:rFonts w:asciiTheme="majorBidi" w:hAnsiTheme="majorBidi" w:cstheme="majorBidi"/>
-          <w:sz w:val="24"/>
-          <w:szCs w:val="24"/>
-        </w:rPr>
         <w:fldChar w:fldCharType="separate"/>
       </w:r>
       <w:r>
@@ -13155,7 +12324,7 @@
           <w:sz w:val="24"/>
           <w:szCs w:val="24"/>
         </w:rPr>
-        <w:t>(City of Phoenix, 2024; Pitt et al., 2024; USBR, 2026)</w:t>
+        <w:t>(City of Phoenix, 2024; Pitt et al., 2024; USBR, 2026b)</w:t>
       </w:r>
       <w:r>
         <w:rPr>
@@ -13181,7 +12350,7 @@
         </w:rPr>
         <w:t xml:space="preserve"> </w:t>
       </w:r>
-      <w:del w:id="233" w:author="Erik Christian Porse" w:date="2026-05-27T18:04:00Z" w16du:dateUtc="2026-05-28T01:04:00Z">
+      <w:del w:id="78" w:author="Erik Christian Porse" w:date="2026-05-27T18:04:00Z" w16du:dateUtc="2026-05-28T01:04:00Z">
         <w:r>
           <w:rPr>
             <w:rFonts w:asciiTheme="majorBidi" w:hAnsiTheme="majorBidi" w:cstheme="majorBidi"/>
@@ -13191,7 +12360,7 @@
           <w:delText>Other improvements allow</w:delText>
         </w:r>
       </w:del>
-      <w:ins w:id="234" w:author="Erik Christian Porse" w:date="2026-05-27T18:04:00Z" w16du:dateUtc="2026-05-28T01:04:00Z">
+      <w:ins w:id="79" w:author="Erik Christian Porse" w:date="2026-05-27T18:04:00Z" w16du:dateUtc="2026-05-28T01:04:00Z">
         <w:r>
           <w:rPr>
             <w:rFonts w:asciiTheme="majorBidi" w:hAnsiTheme="majorBidi" w:cstheme="majorBidi"/>
@@ -13209,7 +12378,7 @@
         </w:rPr>
         <w:t xml:space="preserve"> Tribal users to participate</w:t>
       </w:r>
-      <w:ins w:id="235" w:author="Erik Christian Porse" w:date="2026-05-27T18:05:00Z" w16du:dateUtc="2026-05-28T01:05:00Z">
+      <w:ins w:id="80" w:author="Erik Christian Porse" w:date="2026-05-27T18:05:00Z" w16du:dateUtc="2026-05-28T01:05:00Z">
         <w:r>
           <w:rPr>
             <w:rFonts w:asciiTheme="majorBidi" w:hAnsiTheme="majorBidi" w:cstheme="majorBidi"/>
@@ -13219,7 +12388,7 @@
           <w:t>. Finally, new operational policies that</w:t>
         </w:r>
       </w:ins>
-      <w:del w:id="236" w:author="Erik Christian Porse" w:date="2026-05-27T18:05:00Z" w16du:dateUtc="2026-05-28T01:05:00Z">
+      <w:del w:id="81" w:author="Erik Christian Porse" w:date="2026-05-27T18:05:00Z" w16du:dateUtc="2026-05-28T01:05:00Z">
         <w:r>
           <w:rPr>
             <w:rFonts w:asciiTheme="majorBidi" w:hAnsiTheme="majorBidi" w:cstheme="majorBidi"/>
@@ -13237,7 +12406,7 @@
         </w:rPr>
         <w:t xml:space="preserve"> split conserved water between Lake Powell and Lake Mead </w:t>
       </w:r>
-      <w:del w:id="237" w:author="Erik Christian Porse" w:date="2026-05-27T18:05:00Z" w16du:dateUtc="2026-05-28T01:05:00Z">
+      <w:del w:id="82" w:author="Erik Christian Porse" w:date="2026-05-27T18:05:00Z" w16du:dateUtc="2026-05-28T01:05:00Z">
         <w:r>
           <w:rPr>
             <w:rFonts w:asciiTheme="majorBidi" w:hAnsiTheme="majorBidi" w:cstheme="majorBidi"/>
@@ -13247,7 +12416,7 @@
           <w:delText xml:space="preserve">to </w:delText>
         </w:r>
       </w:del>
-      <w:ins w:id="238" w:author="Erik Christian Porse" w:date="2026-05-27T18:05:00Z" w16du:dateUtc="2026-05-28T01:05:00Z">
+      <w:ins w:id="83" w:author="Erik Christian Porse" w:date="2026-05-27T18:05:00Z" w16du:dateUtc="2026-05-28T01:05:00Z">
         <w:r>
           <w:rPr>
             <w:rFonts w:asciiTheme="majorBidi" w:hAnsiTheme="majorBidi" w:cstheme="majorBidi"/>
@@ -13274,51 +12443,51 @@
         <w:fldChar w:fldCharType="begin">
           <w:fldData xml:space="preserve">PEVuZE5vdGU+PENpdGU+PEF1dGhvcj5Sb3NlbmJlcmc8L0F1dGhvcj48WWVhcj4yMDIzPC9ZZWFy
 PjxSZWNOdW0+MjgxOTwvUmVjTnVtPjxEaXNwbGF5VGV4dD4oUm9zZW5iZXJnLCAyMDIzOyBSb3Nl
-bmJlcmcsIDIwMjQ7IFVTQlIsIDIwMjYpPC9EaXNwbGF5VGV4dD48cmVjb3JkPjxyZWMtbnVtYmVy
-PjI4MTk8L3JlYy1udW1iZXI+PGZvcmVpZ24ta2V5cz48a2V5IGFwcD0iRU4iIGRiLWlkPSJ4eHQ1
-dGE5cGQ5OTVkd2VzYXAwcGR6enAyd2VhejB3OXdlcmYiIHRpbWVzdGFtcD0iMTYzMjg2NDA4NSI+
-MjgxOTwva2V5PjwvZm9yZWlnbi1rZXlzPjxyZWYtdHlwZSBuYW1lPSJXZWIgUGFnZSI+MTI8L3Jl
-Zi10eXBlPjxjb250cmlidXRvcnM+PGF1dGhvcnM+PGF1dGhvcj5EYXZpZCBFLiBSb3NlbmJlcmc8
-L2F1dGhvcj48L2F1dGhvcnM+PC9jb250cmlidXRvcnM+PHRpdGxlcz48dGl0bGU+Q29sb3JhZG8g
-Uml2ZXIgQmFzaW4gV2F0ZXIgQWNjb3VudHM6IFByb3Zva2UgZGlzY3Vzc2lvbiBhYm91dCBtb3Jl
-IGFkYXB0aXZlIHJlc2Vydm9pciBvcGVyYXRpb25zPC90aXRsZT48L3RpdGxlcz48ZGF0ZXM+PHll
-YXI+MjAyMzwveWVhcj48L2RhdGVzPjxwdWJsaXNoZXI+SHlkcm9zaGFyZS5vcmc8L3B1Ymxpc2hl
-cj48dXJscz48cmVsYXRlZC11cmxzPjx1cmw+aHR0cHM6Ly9kb2kub3JnLzEwLjQyMTEvaHMuMDkw
-YmUxZTY5ZTczNGM4OTkxYTFjNGQ4ZjliOWUyMWM8L3VybD48L3JlbGF0ZWQtdXJscz48L3VybHM+
-PGVsZWN0cm9uaWMtcmVzb3VyY2UtbnVtPmh0dHBzOi8vZG9pLm9yZy8xMC40MjExL2hzLjA5MGJl
-MWU2OWU3MzRjODk5MWExYzRkOGY5YjllMjFjPC9lbGVjdHJvbmljLXJlc291cmNlLW51bT48cmVt
-b3RlLWRhdGFiYXNlLXByb3ZpZGVyPkh5ZHJvc2hhcmUub3JnPC9yZW1vdGUtZGF0YWJhc2UtcHJv
-dmlkZXI+PC9yZWNvcmQ+PC9DaXRlPjxDaXRlPjxBdXRob3I+Um9zZW5iZXJnPC9BdXRob3I+PFll
-YXI+MjAyNDwvWWVhcj48UmVjTnVtPjI4NDc8L1JlY051bT48cmVjb3JkPjxyZWMtbnVtYmVyPjI4
-NDc8L3JlYy1udW1iZXI+PGZvcmVpZ24ta2V5cz48a2V5IGFwcD0iRU4iIGRiLWlkPSJ4eHQ1dGE5
-cGQ5OTVkd2VzYXAwcGR6enAyd2VhejB3OXdlcmYiIHRpbWVzdGFtcD0iMTY0MjQ3MTQ2NyI+Mjg0
-Nzwva2V5PjwvZm9yZWlnbi1rZXlzPjxyZWYtdHlwZSBuYW1lPSJKb3VybmFsIEFydGljbGUiPjE3
-PC9yZWYtdHlwZT48Y29udHJpYnV0b3JzPjxhdXRob3JzPjxhdXRob3I+RGF2aWQgRS4gUm9zZW5i
-ZXJnPC9hdXRob3I+PC9hdXRob3JzPjwvY29udHJpYnV0b3JzPjx0aXRsZXM+PHRpdGxlPkxlc3Nv
-bnMgZnJvbSBpbW1lcnNpdmUgb25saW5lIGNvbGxhYm9yYXRpdmUgbW9kZWxpbmcgdG8gZGlzY3Vz
-cyBtb3JlIGFkYXB0aXZlIHJlc2Vydm9pciBvcGVyYXRpb25zPC90aXRsZT48c2Vjb25kYXJ5LXRp
-dGxlPkpvdXJuYWwgb2YgV2F0ZXIgUmVzb3VyY2VzIFBsYW5uaW5nIGFuZCBNYW5hZ2VtZW50PC9z
-ZWNvbmRhcnktdGl0bGU+PC90aXRsZXM+PHBlcmlvZGljYWw+PGZ1bGwtdGl0bGU+Sm91cm5hbCBv
-ZiBXYXRlciBSZXNvdXJjZXMgUGxhbm5pbmcgYW5kIE1hbmFnZW1lbnQ8L2Z1bGwtdGl0bGU+PC9w
-ZXJpb2RpY2FsPjx2b2x1bWU+MTUwPC92b2x1bWU+PG51bWJlcj43PC9udW1iZXI+PGRhdGVzPjx5
-ZWFyPjIwMjQ8L3llYXI+PC9kYXRlcz48cHVibGlzaGVyPkFtZXJpY2FuIFNvY2lldHkgb2YgQ2l2
-aWwgRW5naW5lZXJzPC9wdWJsaXNoZXI+PHVybHM+PHJlbGF0ZWQtdXJscz48dXJsPmh0dHBzOi8v
-ZG9pLm9yZy8xMC40MjExL2hzLmUwY2JlNTJhZDQ1MjRjMDdiYjViN2ZmOGMzNzNhMzQzPC91cmw+
-PC9yZWxhdGVkLXVybHM+PC91cmxzPjxlbGVjdHJvbmljLXJlc291cmNlLW51bT5odHRwczovL2Rv
-aS5vcmcvMTAuMTA2MS9KV1JNRDUuV1JFTkctNTg5MzwvZWxlY3Ryb25pYy1yZXNvdXJjZS1udW0+
-PC9yZWNvcmQ+PC9DaXRlPjxDaXRlPjxBdXRob3I+VVNCUjwvQXV0aG9yPjxZZWFyPjIwMjY8L1ll
-YXI+PFJlY051bT4zMTA3PC9SZWNOdW0+PHJlY29yZD48cmVjLW51bWJlcj4zMTA3PC9yZWMtbnVt
-YmVyPjxmb3JlaWduLWtleXM+PGtleSBhcHA9IkVOIiBkYi1pZD0ieHh0NXRhOXBkOTk1ZHdlc2Fw
-MHBkenpwMndlYXowdzl3ZXJmIiB0aW1lc3RhbXA9IjE3NzIwNTY0NDIiPjMxMDc8L2tleT48L2Zv
-cmVpZ24ta2V5cz48cmVmLXR5cGUgbmFtZT0iUmVwb3J0Ij4yNzwvcmVmLXR5cGU+PGNvbnRyaWJ1
-dG9ycz48YXV0aG9ycz48YXV0aG9yPlVTQlI8L2F1dGhvcj48L2F1dGhvcnM+PC9jb250cmlidXRv
-cnM+PHRpdGxlcz48dGl0bGU+UG9zdC0yMDI2IE9wZXJhdGlvbmFsIEd1aWRlbGluZXMgYW5kIFN0
-cmF0ZWdpZXMgZm9yIExha2UgUG93ZWxsIGFuZCBMYWtlIE1lYWQg4oCTIERyYWZ0IEVudmlyb25t
-ZW50YWwgSW1wYWN0IFN0YXRlbWVudDwvdGl0bGU+PC90aXRsZXM+PGRhdGVzPjx5ZWFyPjIwMjY8
-L3llYXI+PC9kYXRlcz48cHVibGlzaGVyPlUuUy4gQnVyZWF1IG9mIFJlY2xhbWF0aW9uPC9wdWJs
-aXNoZXI+PHVybHM+PHJlbGF0ZWQtdXJscz48dXJsPmh0dHBzOi8vd3d3LnVzYnIuZ292L0NvbG9y
-YWRvUml2ZXJCYXNpbi9wb3N0MjAyNi9kcmFmdC1laXMvPC91cmw+PC9yZWxhdGVkLXVybHM+PC91
-cmxzPjwvcmVjb3JkPjwvQ2l0ZT48L0VuZE5vdGU+
+bmJlcmcsIDIwMjQ7IFVTQlIsIDIwMjZiKTwvRGlzcGxheVRleHQ+PHJlY29yZD48cmVjLW51bWJl
+cj4yODE5PC9yZWMtbnVtYmVyPjxmb3JlaWduLWtleXM+PGtleSBhcHA9IkVOIiBkYi1pZD0ieHh0
+NXRhOXBkOTk1ZHdlc2FwMHBkenpwMndlYXowdzl3ZXJmIiB0aW1lc3RhbXA9IjE2MzI4NjQwODUi
+PjI4MTk8L2tleT48L2ZvcmVpZ24ta2V5cz48cmVmLXR5cGUgbmFtZT0iV2ViIFBhZ2UiPjEyPC9y
+ZWYtdHlwZT48Y29udHJpYnV0b3JzPjxhdXRob3JzPjxhdXRob3I+RGF2aWQgRS4gUm9zZW5iZXJn
+PC9hdXRob3I+PC9hdXRob3JzPjwvY29udHJpYnV0b3JzPjx0aXRsZXM+PHRpdGxlPkNvbG9yYWRv
+IFJpdmVyIEJhc2luIFdhdGVyIEFjY291bnRzOiBQcm92b2tlIGRpc2N1c3Npb24gYWJvdXQgbW9y
+ZSBhZGFwdGl2ZSByZXNlcnZvaXIgb3BlcmF0aW9uczwvdGl0bGU+PC90aXRsZXM+PGRhdGVzPjx5
+ZWFyPjIwMjM8L3llYXI+PC9kYXRlcz48cHVibGlzaGVyPkh5ZHJvc2hhcmUub3JnPC9wdWJsaXNo
+ZXI+PHVybHM+PHJlbGF0ZWQtdXJscz48dXJsPmh0dHBzOi8vZG9pLm9yZy8xMC40MjExL2hzLjA5
+MGJlMWU2OWU3MzRjODk5MWExYzRkOGY5YjllMjFjPC91cmw+PC9yZWxhdGVkLXVybHM+PC91cmxz
+PjxlbGVjdHJvbmljLXJlc291cmNlLW51bT5odHRwczovL2RvaS5vcmcvMTAuNDIxMS9ocy4wOTBi
+ZTFlNjllNzM0Yzg5OTFhMWM0ZDhmOWI5ZTIxYzwvZWxlY3Ryb25pYy1yZXNvdXJjZS1udW0+PHJl
+bW90ZS1kYXRhYmFzZS1wcm92aWRlcj5IeWRyb3NoYXJlLm9yZzwvcmVtb3RlLWRhdGFiYXNlLXBy
+b3ZpZGVyPjwvcmVjb3JkPjwvQ2l0ZT48Q2l0ZT48QXV0aG9yPlJvc2VuYmVyZzwvQXV0aG9yPjxZ
+ZWFyPjIwMjQ8L1llYXI+PFJlY051bT4yODQ3PC9SZWNOdW0+PHJlY29yZD48cmVjLW51bWJlcj4y
+ODQ3PC9yZWMtbnVtYmVyPjxmb3JlaWduLWtleXM+PGtleSBhcHA9IkVOIiBkYi1pZD0ieHh0NXRh
+OXBkOTk1ZHdlc2FwMHBkenpwMndlYXowdzl3ZXJmIiB0aW1lc3RhbXA9IjE2NDI0NzE0NjciPjI4
+NDc8L2tleT48L2ZvcmVpZ24ta2V5cz48cmVmLXR5cGUgbmFtZT0iSm91cm5hbCBBcnRpY2xlIj4x
+NzwvcmVmLXR5cGU+PGNvbnRyaWJ1dG9ycz48YXV0aG9ycz48YXV0aG9yPkRhdmlkIEUuIFJvc2Vu
+YmVyZzwvYXV0aG9yPjwvYXV0aG9ycz48L2NvbnRyaWJ1dG9ycz48dGl0bGVzPjx0aXRsZT5MZXNz
+b25zIGZyb20gaW1tZXJzaXZlIG9ubGluZSBjb2xsYWJvcmF0aXZlIG1vZGVsaW5nIHRvIGRpc2N1
+c3MgbW9yZSBhZGFwdGl2ZSByZXNlcnZvaXIgb3BlcmF0aW9uczwvdGl0bGU+PHNlY29uZGFyeS10
+aXRsZT5Kb3VybmFsIG9mIFdhdGVyIFJlc291cmNlcyBQbGFubmluZyBhbmQgTWFuYWdlbWVudDwv
+c2Vjb25kYXJ5LXRpdGxlPjwvdGl0bGVzPjxwZXJpb2RpY2FsPjxmdWxsLXRpdGxlPkpvdXJuYWwg
+b2YgV2F0ZXIgUmVzb3VyY2VzIFBsYW5uaW5nIGFuZCBNYW5hZ2VtZW50PC9mdWxsLXRpdGxlPjwv
+cGVyaW9kaWNhbD48dm9sdW1lPjE1MDwvdm9sdW1lPjxudW1iZXI+NzwvbnVtYmVyPjxkYXRlcz48
+eWVhcj4yMDI0PC95ZWFyPjwvZGF0ZXM+PHB1Ymxpc2hlcj5BbWVyaWNhbiBTb2NpZXR5IG9mIENp
+dmlsIEVuZ2luZWVyczwvcHVibGlzaGVyPjx1cmxzPjxyZWxhdGVkLXVybHM+PHVybD5odHRwczov
+L2RvaS5vcmcvMTAuNDIxMS9ocy5lMGNiZTUyYWQ0NTI0YzA3YmI1YjdmZjhjMzczYTM0MzwvdXJs
+PjwvcmVsYXRlZC11cmxzPjwvdXJscz48ZWxlY3Ryb25pYy1yZXNvdXJjZS1udW0+aHR0cHM6Ly9k
+b2kub3JnLzEwLjEwNjEvSldSTUQ1LldSRU5HLTU4OTM8L2VsZWN0cm9uaWMtcmVzb3VyY2UtbnVt
+PjwvcmVjb3JkPjwvQ2l0ZT48Q2l0ZT48QXV0aG9yPlVTQlI8L0F1dGhvcj48WWVhcj4yMDI2PC9Z
+ZWFyPjxSZWNOdW0+MzEwNzwvUmVjTnVtPjxyZWNvcmQ+PHJlYy1udW1iZXI+MzEwNzwvcmVjLW51
+bWJlcj48Zm9yZWlnbi1rZXlzPjxrZXkgYXBwPSJFTiIgZGItaWQ9Inh4dDV0YTlwZDk5NWR3ZXNh
+cDBwZHp6cDJ3ZWF6MHc5d2VyZiIgdGltZXN0YW1wPSIxNzcyMDU2NDQyIj4zMTA3PC9rZXk+PC9m
+b3JlaWduLWtleXM+PHJlZi10eXBlIG5hbWU9IlJlcG9ydCI+Mjc8L3JlZi10eXBlPjxjb250cmli
+dXRvcnM+PGF1dGhvcnM+PGF1dGhvcj5VU0JSPC9hdXRob3I+PC9hdXRob3JzPjwvY29udHJpYnV0
+b3JzPjx0aXRsZXM+PHRpdGxlPlBvc3QtMjAyNiBPcGVyYXRpb25hbCBHdWlkZWxpbmVzIGFuZCBT
+dHJhdGVnaWVzIGZvciBMYWtlIFBvd2VsbCBhbmQgTGFrZSBNZWFkIOKAkyBEcmFmdCBFbnZpcm9u
+bWVudGFsIEltcGFjdCBTdGF0ZW1lbnQ8L3RpdGxlPjwvdGl0bGVzPjxkYXRlcz48eWVhcj4yMDI2
+PC95ZWFyPjwvZGF0ZXM+PHB1Ymxpc2hlcj5VLlMuIEJ1cmVhdSBvZiBSZWNsYW1hdGlvbjwvcHVi
+bGlzaGVyPjx1cmxzPjxyZWxhdGVkLXVybHM+PHVybD5odHRwczovL3d3dy51c2JyLmdvdi9Db2xv
+cmFkb1JpdmVyQmFzaW4vcG9zdDIwMjYvZHJhZnQtZWlzLzwvdXJsPjwvcmVsYXRlZC11cmxzPjwv
+dXJscz48L3JlY29yZD48L0NpdGU+PC9FbmROb3RlPgB=
 </w:fldData>
         </w:fldChar>
       </w:r>
@@ -13339,51 +12508,51 @@
         <w:fldChar w:fldCharType="begin">
           <w:fldData xml:space="preserve">PEVuZE5vdGU+PENpdGU+PEF1dGhvcj5Sb3NlbmJlcmc8L0F1dGhvcj48WWVhcj4yMDIzPC9ZZWFy
 PjxSZWNOdW0+MjgxOTwvUmVjTnVtPjxEaXNwbGF5VGV4dD4oUm9zZW5iZXJnLCAyMDIzOyBSb3Nl
-bmJlcmcsIDIwMjQ7IFVTQlIsIDIwMjYpPC9EaXNwbGF5VGV4dD48cmVjb3JkPjxyZWMtbnVtYmVy
-PjI4MTk8L3JlYy1udW1iZXI+PGZvcmVpZ24ta2V5cz48a2V5IGFwcD0iRU4iIGRiLWlkPSJ4eHQ1
-dGE5cGQ5OTVkd2VzYXAwcGR6enAyd2VhejB3OXdlcmYiIHRpbWVzdGFtcD0iMTYzMjg2NDA4NSI+
-MjgxOTwva2V5PjwvZm9yZWlnbi1rZXlzPjxyZWYtdHlwZSBuYW1lPSJXZWIgUGFnZSI+MTI8L3Jl
-Zi10eXBlPjxjb250cmlidXRvcnM+PGF1dGhvcnM+PGF1dGhvcj5EYXZpZCBFLiBSb3NlbmJlcmc8
-L2F1dGhvcj48L2F1dGhvcnM+PC9jb250cmlidXRvcnM+PHRpdGxlcz48dGl0bGU+Q29sb3JhZG8g
-Uml2ZXIgQmFzaW4gV2F0ZXIgQWNjb3VudHM6IFByb3Zva2UgZGlzY3Vzc2lvbiBhYm91dCBtb3Jl
-IGFkYXB0aXZlIHJlc2Vydm9pciBvcGVyYXRpb25zPC90aXRsZT48L3RpdGxlcz48ZGF0ZXM+PHll
-YXI+MjAyMzwveWVhcj48L2RhdGVzPjxwdWJsaXNoZXI+SHlkcm9zaGFyZS5vcmc8L3B1Ymxpc2hl
-cj48dXJscz48cmVsYXRlZC11cmxzPjx1cmw+aHR0cHM6Ly9kb2kub3JnLzEwLjQyMTEvaHMuMDkw
-YmUxZTY5ZTczNGM4OTkxYTFjNGQ4ZjliOWUyMWM8L3VybD48L3JlbGF0ZWQtdXJscz48L3VybHM+
-PGVsZWN0cm9uaWMtcmVzb3VyY2UtbnVtPmh0dHBzOi8vZG9pLm9yZy8xMC40MjExL2hzLjA5MGJl
-MWU2OWU3MzRjODk5MWExYzRkOGY5YjllMjFjPC9lbGVjdHJvbmljLXJlc291cmNlLW51bT48cmVt
-b3RlLWRhdGFiYXNlLXByb3ZpZGVyPkh5ZHJvc2hhcmUub3JnPC9yZW1vdGUtZGF0YWJhc2UtcHJv
-dmlkZXI+PC9yZWNvcmQ+PC9DaXRlPjxDaXRlPjxBdXRob3I+Um9zZW5iZXJnPC9BdXRob3I+PFll
-YXI+MjAyNDwvWWVhcj48UmVjTnVtPjI4NDc8L1JlY051bT48cmVjb3JkPjxyZWMtbnVtYmVyPjI4
-NDc8L3JlYy1udW1iZXI+PGZvcmVpZ24ta2V5cz48a2V5IGFwcD0iRU4iIGRiLWlkPSJ4eHQ1dGE5
-cGQ5OTVkd2VzYXAwcGR6enAyd2VhejB3OXdlcmYiIHRpbWVzdGFtcD0iMTY0MjQ3MTQ2NyI+Mjg0
-Nzwva2V5PjwvZm9yZWlnbi1rZXlzPjxyZWYtdHlwZSBuYW1lPSJKb3VybmFsIEFydGljbGUiPjE3
-PC9yZWYtdHlwZT48Y29udHJpYnV0b3JzPjxhdXRob3JzPjxhdXRob3I+RGF2aWQgRS4gUm9zZW5i
-ZXJnPC9hdXRob3I+PC9hdXRob3JzPjwvY29udHJpYnV0b3JzPjx0aXRsZXM+PHRpdGxlPkxlc3Nv
-bnMgZnJvbSBpbW1lcnNpdmUgb25saW5lIGNvbGxhYm9yYXRpdmUgbW9kZWxpbmcgdG8gZGlzY3Vz
-cyBtb3JlIGFkYXB0aXZlIHJlc2Vydm9pciBvcGVyYXRpb25zPC90aXRsZT48c2Vjb25kYXJ5LXRp
-dGxlPkpvdXJuYWwgb2YgV2F0ZXIgUmVzb3VyY2VzIFBsYW5uaW5nIGFuZCBNYW5hZ2VtZW50PC9z
-ZWNvbmRhcnktdGl0bGU+PC90aXRsZXM+PHBlcmlvZGljYWw+PGZ1bGwtdGl0bGU+Sm91cm5hbCBv
-ZiBXYXRlciBSZXNvdXJjZXMgUGxhbm5pbmcgYW5kIE1hbmFnZW1lbnQ8L2Z1bGwtdGl0bGU+PC9w
-ZXJpb2RpY2FsPjx2b2x1bWU+MTUwPC92b2x1bWU+PG51bWJlcj43PC9udW1iZXI+PGRhdGVzPjx5
-ZWFyPjIwMjQ8L3llYXI+PC9kYXRlcz48cHVibGlzaGVyPkFtZXJpY2FuIFNvY2lldHkgb2YgQ2l2
-aWwgRW5naW5lZXJzPC9wdWJsaXNoZXI+PHVybHM+PHJlbGF0ZWQtdXJscz48dXJsPmh0dHBzOi8v
-ZG9pLm9yZy8xMC40MjExL2hzLmUwY2JlNTJhZDQ1MjRjMDdiYjViN2ZmOGMzNzNhMzQzPC91cmw+
-PC9yZWxhdGVkLXVybHM+PC91cmxzPjxlbGVjdHJvbmljLXJlc291cmNlLW51bT5odHRwczovL2Rv
-aS5vcmcvMTAuMTA2MS9KV1JNRDUuV1JFTkctNTg5MzwvZWxlY3Ryb25pYy1yZXNvdXJjZS1udW0+
-PC9yZWNvcmQ+PC9DaXRlPjxDaXRlPjxBdXRob3I+VVNCUjwvQXV0aG9yPjxZZWFyPjIwMjY8L1ll
-YXI+PFJlY051bT4zMTA3PC9SZWNOdW0+PHJlY29yZD48cmVjLW51bWJlcj4zMTA3PC9yZWMtbnVt
-YmVyPjxmb3JlaWduLWtleXM+PGtleSBhcHA9IkVOIiBkYi1pZD0ieHh0NXRhOXBkOTk1ZHdlc2Fw
-MHBkenpwMndlYXowdzl3ZXJmIiB0aW1lc3RhbXA9IjE3NzIwNTY0NDIiPjMxMDc8L2tleT48L2Zv
-cmVpZ24ta2V5cz48cmVmLXR5cGUgbmFtZT0iUmVwb3J0Ij4yNzwvcmVmLXR5cGU+PGNvbnRyaWJ1
-dG9ycz48YXV0aG9ycz48YXV0aG9yPlVTQlI8L2F1dGhvcj48L2F1dGhvcnM+PC9jb250cmlidXRv
-cnM+PHRpdGxlcz48dGl0bGU+UG9zdC0yMDI2IE9wZXJhdGlvbmFsIEd1aWRlbGluZXMgYW5kIFN0
-cmF0ZWdpZXMgZm9yIExha2UgUG93ZWxsIGFuZCBMYWtlIE1lYWQg4oCTIERyYWZ0IEVudmlyb25t
-ZW50YWwgSW1wYWN0IFN0YXRlbWVudDwvdGl0bGU+PC90aXRsZXM+PGRhdGVzPjx5ZWFyPjIwMjY8
-L3llYXI+PC9kYXRlcz48cHVibGlzaGVyPlUuUy4gQnVyZWF1IG9mIFJlY2xhbWF0aW9uPC9wdWJs
-aXNoZXI+PHVybHM+PHJlbGF0ZWQtdXJscz48dXJsPmh0dHBzOi8vd3d3LnVzYnIuZ292L0NvbG9y
-YWRvUml2ZXJCYXNpbi9wb3N0MjAyNi9kcmFmdC1laXMvPC91cmw+PC9yZWxhdGVkLXVybHM+PC91
-cmxzPjwvcmVjb3JkPjwvQ2l0ZT48L0VuZE5vdGU+
+bmJlcmcsIDIwMjQ7IFVTQlIsIDIwMjZiKTwvRGlzcGxheVRleHQ+PHJlY29yZD48cmVjLW51bWJl
+cj4yODE5PC9yZWMtbnVtYmVyPjxmb3JlaWduLWtleXM+PGtleSBhcHA9IkVOIiBkYi1pZD0ieHh0
+NXRhOXBkOTk1ZHdlc2FwMHBkenpwMndlYXowdzl3ZXJmIiB0aW1lc3RhbXA9IjE2MzI4NjQwODUi
+PjI4MTk8L2tleT48L2ZvcmVpZ24ta2V5cz48cmVmLXR5cGUgbmFtZT0iV2ViIFBhZ2UiPjEyPC9y
+ZWYtdHlwZT48Y29udHJpYnV0b3JzPjxhdXRob3JzPjxhdXRob3I+RGF2aWQgRS4gUm9zZW5iZXJn
+PC9hdXRob3I+PC9hdXRob3JzPjwvY29udHJpYnV0b3JzPjx0aXRsZXM+PHRpdGxlPkNvbG9yYWRv
+IFJpdmVyIEJhc2luIFdhdGVyIEFjY291bnRzOiBQcm92b2tlIGRpc2N1c3Npb24gYWJvdXQgbW9y
+ZSBhZGFwdGl2ZSByZXNlcnZvaXIgb3BlcmF0aW9uczwvdGl0bGU+PC90aXRsZXM+PGRhdGVzPjx5
+ZWFyPjIwMjM8L3llYXI+PC9kYXRlcz48cHVibGlzaGVyPkh5ZHJvc2hhcmUub3JnPC9wdWJsaXNo
+ZXI+PHVybHM+PHJlbGF0ZWQtdXJscz48dXJsPmh0dHBzOi8vZG9pLm9yZy8xMC40MjExL2hzLjA5
+MGJlMWU2OWU3MzRjODk5MWExYzRkOGY5YjllMjFjPC91cmw+PC9yZWxhdGVkLXVybHM+PC91cmxz
+PjxlbGVjdHJvbmljLXJlc291cmNlLW51bT5odHRwczovL2RvaS5vcmcvMTAuNDIxMS9ocy4wOTBi
+ZTFlNjllNzM0Yzg5OTFhMWM0ZDhmOWI5ZTIxYzwvZWxlY3Ryb25pYy1yZXNvdXJjZS1udW0+PHJl
+bW90ZS1kYXRhYmFzZS1wcm92aWRlcj5IeWRyb3NoYXJlLm9yZzwvcmVtb3RlLWRhdGFiYXNlLXBy
+b3ZpZGVyPjwvcmVjb3JkPjwvQ2l0ZT48Q2l0ZT48QXV0aG9yPlJvc2VuYmVyZzwvQXV0aG9yPjxZ
+ZWFyPjIwMjQ8L1llYXI+PFJlY051bT4yODQ3PC9SZWNOdW0+PHJlY29yZD48cmVjLW51bWJlcj4y
+ODQ3PC9yZWMtbnVtYmVyPjxmb3JlaWduLWtleXM+PGtleSBhcHA9IkVOIiBkYi1pZD0ieHh0NXRh
+OXBkOTk1ZHdlc2FwMHBkenpwMndlYXowdzl3ZXJmIiB0aW1lc3RhbXA9IjE2NDI0NzE0NjciPjI4
+NDc8L2tleT48L2ZvcmVpZ24ta2V5cz48cmVmLXR5cGUgbmFtZT0iSm91cm5hbCBBcnRpY2xlIj4x
+NzwvcmVmLXR5cGU+PGNvbnRyaWJ1dG9ycz48YXV0aG9ycz48YXV0aG9yPkRhdmlkIEUuIFJvc2Vu
+YmVyZzwvYXV0aG9yPjwvYXV0aG9ycz48L2NvbnRyaWJ1dG9ycz48dGl0bGVzPjx0aXRsZT5MZXNz
+b25zIGZyb20gaW1tZXJzaXZlIG9ubGluZSBjb2xsYWJvcmF0aXZlIG1vZGVsaW5nIHRvIGRpc2N1
+c3MgbW9yZSBhZGFwdGl2ZSByZXNlcnZvaXIgb3BlcmF0aW9uczwvdGl0bGU+PHNlY29uZGFyeS10
+aXRsZT5Kb3VybmFsIG9mIFdhdGVyIFJlc291cmNlcyBQbGFubmluZyBhbmQgTWFuYWdlbWVudDwv
+c2Vjb25kYXJ5LXRpdGxlPjwvdGl0bGVzPjxwZXJpb2RpY2FsPjxmdWxsLXRpdGxlPkpvdXJuYWwg
+b2YgV2F0ZXIgUmVzb3VyY2VzIFBsYW5uaW5nIGFuZCBNYW5hZ2VtZW50PC9mdWxsLXRpdGxlPjwv
+cGVyaW9kaWNhbD48dm9sdW1lPjE1MDwvdm9sdW1lPjxudW1iZXI+NzwvbnVtYmVyPjxkYXRlcz48
+eWVhcj4yMDI0PC95ZWFyPjwvZGF0ZXM+PHB1Ymxpc2hlcj5BbWVyaWNhbiBTb2NpZXR5IG9mIENp
+dmlsIEVuZ2luZWVyczwvcHVibGlzaGVyPjx1cmxzPjxyZWxhdGVkLXVybHM+PHVybD5odHRwczov
+L2RvaS5vcmcvMTAuNDIxMS9ocy5lMGNiZTUyYWQ0NTI0YzA3YmI1YjdmZjhjMzczYTM0MzwvdXJs
+PjwvcmVsYXRlZC11cmxzPjwvdXJscz48ZWxlY3Ryb25pYy1yZXNvdXJjZS1udW0+aHR0cHM6Ly9k
+b2kub3JnLzEwLjEwNjEvSldSTUQ1LldSRU5HLTU4OTM8L2VsZWN0cm9uaWMtcmVzb3VyY2UtbnVt
+PjwvcmVjb3JkPjwvQ2l0ZT48Q2l0ZT48QXV0aG9yPlVTQlI8L0F1dGhvcj48WWVhcj4yMDI2PC9Z
+ZWFyPjxSZWNOdW0+MzEwNzwvUmVjTnVtPjxyZWNvcmQ+PHJlYy1udW1iZXI+MzEwNzwvcmVjLW51
+bWJlcj48Zm9yZWlnbi1rZXlzPjxrZXkgYXBwPSJFTiIgZGItaWQ9Inh4dDV0YTlwZDk5NWR3ZXNh
+cDBwZHp6cDJ3ZWF6MHc5d2VyZiIgdGltZXN0YW1wPSIxNzcyMDU2NDQyIj4zMTA3PC9rZXk+PC9m
+b3JlaWduLWtleXM+PHJlZi10eXBlIG5hbWU9IlJlcG9ydCI+Mjc8L3JlZi10eXBlPjxjb250cmli
+dXRvcnM+PGF1dGhvcnM+PGF1dGhvcj5VU0JSPC9hdXRob3I+PC9hdXRob3JzPjwvY29udHJpYnV0
+b3JzPjx0aXRsZXM+PHRpdGxlPlBvc3QtMjAyNiBPcGVyYXRpb25hbCBHdWlkZWxpbmVzIGFuZCBT
+dHJhdGVnaWVzIGZvciBMYWtlIFBvd2VsbCBhbmQgTGFrZSBNZWFkIOKAkyBEcmFmdCBFbnZpcm9u
+bWVudGFsIEltcGFjdCBTdGF0ZW1lbnQ8L3RpdGxlPjwvdGl0bGVzPjxkYXRlcz48eWVhcj4yMDI2
+PC95ZWFyPjwvZGF0ZXM+PHB1Ymxpc2hlcj5VLlMuIEJ1cmVhdSBvZiBSZWNsYW1hdGlvbjwvcHVi
+bGlzaGVyPjx1cmxzPjxyZWxhdGVkLXVybHM+PHVybD5odHRwczovL3d3dy51c2JyLmdvdi9Db2xv
+cmFkb1JpdmVyQmFzaW4vcG9zdDIwMjYvZHJhZnQtZWlzLzwvdXJsPjwvcmVsYXRlZC11cmxzPjwv
+dXJscz48L3JlY29yZD48L0NpdGU+PC9FbmROb3RlPgB=
 </w:fldData>
         </w:fldChar>
       </w:r>
@@ -13416,13 +12585,6 @@
           <w:sz w:val="24"/>
           <w:szCs w:val="24"/>
         </w:rPr>
-      </w:r>
-      <w:r>
-        <w:rPr>
-          <w:rFonts w:asciiTheme="majorBidi" w:hAnsiTheme="majorBidi" w:cstheme="majorBidi"/>
-          <w:sz w:val="24"/>
-          <w:szCs w:val="24"/>
-        </w:rPr>
         <w:fldChar w:fldCharType="separate"/>
       </w:r>
       <w:r>
@@ -13432,7 +12594,7 @@
           <w:sz w:val="24"/>
           <w:szCs w:val="24"/>
         </w:rPr>
-        <w:t>(Rosenberg, 2023; Rosenberg, 2024; USBR, 2026)</w:t>
+        <w:t>(Rosenberg, 2023; Rosenberg, 2024; USBR, 2026b)</w:t>
       </w:r>
       <w:r>
         <w:rPr>
@@ -13628,12 +12790,12 @@
       <w:r>
         <w:t xml:space="preserve">Never allow </w:t>
       </w:r>
-      <w:ins w:id="239" w:author="Erik Christian Porse" w:date="2026-05-27T18:05:00Z" w16du:dateUtc="2026-05-28T01:05:00Z">
+      <w:ins w:id="84" w:author="Erik Christian Porse" w:date="2026-05-27T18:05:00Z" w16du:dateUtc="2026-05-28T01:05:00Z">
         <w:r>
           <w:t>t</w:t>
         </w:r>
       </w:ins>
-      <w:del w:id="240" w:author="Erik Christian Porse" w:date="2026-05-27T18:05:00Z" w16du:dateUtc="2026-05-28T01:05:00Z">
+      <w:del w:id="85" w:author="Erik Christian Porse" w:date="2026-05-27T18:05:00Z" w16du:dateUtc="2026-05-28T01:05:00Z">
         <w:r>
           <w:delText>T</w:delText>
         </w:r>
@@ -13647,7 +12809,7 @@
       <w:r>
         <w:t>assigned credits</w:t>
       </w:r>
-      <w:ins w:id="241" w:author="Erik Christian Porse" w:date="2026-05-27T18:05:00Z" w16du:dateUtc="2026-05-28T01:05:00Z">
+      <w:ins w:id="86" w:author="Erik Christian Porse" w:date="2026-05-27T18:05:00Z" w16du:dateUtc="2026-05-28T01:05:00Z">
         <w:r>
           <w:t xml:space="preserve"> (Atotal)</w:t>
         </w:r>
@@ -13673,12 +12835,12 @@
       <w:r>
         <w:t>)</w:t>
       </w:r>
-      <w:ins w:id="242" w:author="Erik Christian Porse" w:date="2026-05-27T18:05:00Z" w16du:dateUtc="2026-05-28T01:05:00Z">
+      <w:ins w:id="87" w:author="Erik Christian Porse" w:date="2026-05-27T18:05:00Z" w16du:dateUtc="2026-05-28T01:05:00Z">
         <w:r>
           <w:t>:</w:t>
         </w:r>
       </w:ins>
-      <w:del w:id="243" w:author="Erik Christian Porse" w:date="2026-05-27T18:05:00Z" w16du:dateUtc="2026-05-28T01:05:00Z">
+      <w:del w:id="88" w:author="Erik Christian Porse" w:date="2026-05-27T18:05:00Z" w16du:dateUtc="2026-05-28T01:05:00Z">
         <w:r>
           <w:delText>.</w:delText>
         </w:r>
@@ -14025,7 +13187,7 @@
         </w:rPr>
         <w:t xml:space="preserve">This strategy </w:t>
       </w:r>
-      <w:del w:id="244" w:author="Erik Christian Porse" w:date="2026-05-27T18:06:00Z" w16du:dateUtc="2026-05-28T01:06:00Z">
+      <w:del w:id="89" w:author="Erik Christian Porse" w:date="2026-05-27T18:06:00Z" w16du:dateUtc="2026-05-28T01:06:00Z">
         <w:r>
           <w:rPr>
             <w:rFonts w:asciiTheme="majorBidi" w:hAnsiTheme="majorBidi" w:cstheme="majorBidi"/>
@@ -14642,7 +13804,7 @@
         </w:rPr>
         <w:t xml:space="preserve"> </w:t>
       </w:r>
-      <w:ins w:id="245" w:author="Erik Christian Porse" w:date="2026-05-27T18:06:00Z" w16du:dateUtc="2026-05-28T01:06:00Z">
+      <w:ins w:id="90" w:author="Erik Christian Porse" w:date="2026-05-27T18:06:00Z" w16du:dateUtc="2026-05-28T01:06:00Z">
         <w:r>
           <w:rPr>
             <w:rFonts w:asciiTheme="majorBidi" w:hAnsiTheme="majorBidi" w:cstheme="majorBidi"/>
@@ -14673,7 +13835,7 @@
         </w:rPr>
         <w:t>i</w:t>
       </w:r>
-      <w:del w:id="246" w:author="Erik Christian Porse" w:date="2026-05-27T18:06:00Z" w16du:dateUtc="2026-05-28T01:06:00Z">
+      <w:del w:id="91" w:author="Erik Christian Porse" w:date="2026-05-27T18:06:00Z" w16du:dateUtc="2026-05-28T01:06:00Z">
         <w:r>
           <w:rPr>
             <w:rFonts w:asciiTheme="majorBidi" w:hAnsiTheme="majorBidi" w:cstheme="majorBidi"/>
@@ -14683,7 +13845,7 @@
           <w:delText>.</w:delText>
         </w:r>
       </w:del>
-      <w:ins w:id="247" w:author="Erik Christian Porse" w:date="2026-05-27T18:06:00Z" w16du:dateUtc="2026-05-28T01:06:00Z">
+      <w:ins w:id="92" w:author="Erik Christian Porse" w:date="2026-05-27T18:06:00Z" w16du:dateUtc="2026-05-28T01:06:00Z">
         <w:r>
           <w:rPr>
             <w:rFonts w:asciiTheme="majorBidi" w:hAnsiTheme="majorBidi" w:cstheme="majorBidi"/>
@@ -14871,7 +14033,7 @@
         </w:rPr>
         <w:t xml:space="preserve"> </w:t>
       </w:r>
-      <w:del w:id="248" w:author="Erik Christian Porse" w:date="2026-05-27T18:07:00Z" w16du:dateUtc="2026-05-28T01:07:00Z">
+      <w:del w:id="93" w:author="Erik Christian Porse" w:date="2026-05-27T18:07:00Z" w16du:dateUtc="2026-05-28T01:07:00Z">
         <w:r>
           <w:rPr>
             <w:rFonts w:asciiTheme="majorBidi" w:hAnsiTheme="majorBidi" w:cstheme="majorBidi"/>
@@ -14881,7 +14043,7 @@
           <w:delText xml:space="preserve">proportionally </w:delText>
         </w:r>
       </w:del>
-      <w:ins w:id="249" w:author="Erik Christian Porse" w:date="2026-05-27T18:07:00Z" w16du:dateUtc="2026-05-28T01:07:00Z">
+      <w:ins w:id="94" w:author="Erik Christian Porse" w:date="2026-05-27T18:07:00Z" w16du:dateUtc="2026-05-28T01:07:00Z">
         <w:r>
           <w:rPr>
             <w:rFonts w:asciiTheme="majorBidi" w:hAnsiTheme="majorBidi" w:cstheme="majorBidi"/>
@@ -14899,7 +14061,7 @@
           <w:t xml:space="preserve"> </w:t>
         </w:r>
       </w:ins>
-      <w:del w:id="250" w:author="Erik Christian Porse" w:date="2026-05-27T18:07:00Z" w16du:dateUtc="2026-05-28T01:07:00Z">
+      <w:del w:id="95" w:author="Erik Christian Porse" w:date="2026-05-27T18:07:00Z" w16du:dateUtc="2026-05-28T01:07:00Z">
         <w:r>
           <w:rPr>
             <w:rFonts w:asciiTheme="majorBidi" w:hAnsiTheme="majorBidi" w:cstheme="majorBidi"/>
@@ -14917,7 +14079,7 @@
           <w:delText xml:space="preserve"> </w:delText>
         </w:r>
       </w:del>
-      <w:ins w:id="251" w:author="Erik Christian Porse" w:date="2026-05-27T18:07:00Z" w16du:dateUtc="2026-05-28T01:07:00Z">
+      <w:ins w:id="96" w:author="Erik Christian Porse" w:date="2026-05-27T18:07:00Z" w16du:dateUtc="2026-05-28T01:07:00Z">
         <w:r>
           <w:rPr>
             <w:rFonts w:asciiTheme="majorBidi" w:hAnsiTheme="majorBidi" w:cstheme="majorBidi"/>
@@ -14959,7 +14121,7 @@
         </w:rPr>
         <w:t>credits</w:t>
       </w:r>
-      <w:ins w:id="252" w:author="Erik Christian Porse" w:date="2026-05-27T18:07:00Z" w16du:dateUtc="2026-05-28T01:07:00Z">
+      <w:ins w:id="97" w:author="Erik Christian Porse" w:date="2026-05-27T18:07:00Z" w16du:dateUtc="2026-05-28T01:07:00Z">
         <w:r>
           <w:rPr>
             <w:rFonts w:asciiTheme="majorBidi" w:hAnsiTheme="majorBidi" w:cstheme="majorBidi"/>
@@ -14985,7 +14147,7 @@
         </w:rPr>
         <w:t xml:space="preserve"> </w:t>
       </w:r>
-      <w:del w:id="253" w:author="Erik Christian Porse" w:date="2026-05-27T18:07:00Z" w16du:dateUtc="2026-05-28T01:07:00Z">
+      <w:del w:id="98" w:author="Erik Christian Porse" w:date="2026-05-27T18:07:00Z" w16du:dateUtc="2026-05-28T01:07:00Z">
         <w:r>
           <w:rPr>
             <w:rFonts w:asciiTheme="majorBidi" w:hAnsiTheme="majorBidi" w:cstheme="majorBidi"/>
@@ -15035,7 +14197,7 @@
           <w:delText>reducing</w:delText>
         </w:r>
       </w:del>
-      <w:ins w:id="254" w:author="Erik Christian Porse" w:date="2026-05-27T18:07:00Z" w16du:dateUtc="2026-05-28T01:07:00Z">
+      <w:ins w:id="99" w:author="Erik Christian Porse" w:date="2026-05-27T18:07:00Z" w16du:dateUtc="2026-05-28T01:07:00Z">
         <w:r>
           <w:rPr>
             <w:rFonts w:asciiTheme="majorBidi" w:hAnsiTheme="majorBidi" w:cstheme="majorBidi"/>
@@ -15053,7 +14215,7 @@
         </w:rPr>
         <w:t xml:space="preserve"> credits </w:t>
       </w:r>
-      <w:ins w:id="255" w:author="Erik Christian Porse" w:date="2026-05-27T18:07:00Z" w16du:dateUtc="2026-05-28T01:07:00Z">
+      <w:ins w:id="100" w:author="Erik Christian Porse" w:date="2026-05-27T18:07:00Z" w16du:dateUtc="2026-05-28T01:07:00Z">
         <w:r>
           <w:rPr>
             <w:rFonts w:asciiTheme="majorBidi" w:hAnsiTheme="majorBidi" w:cstheme="majorBidi"/>
@@ -15063,7 +14225,7 @@
           <w:t xml:space="preserve">in this way </w:t>
         </w:r>
       </w:ins>
-      <w:del w:id="256" w:author="Erik Christian Porse" w:date="2026-05-27T18:07:00Z" w16du:dateUtc="2026-05-28T01:07:00Z">
+      <w:del w:id="101" w:author="Erik Christian Porse" w:date="2026-05-27T18:07:00Z" w16du:dateUtc="2026-05-28T01:07:00Z">
         <w:r>
           <w:rPr>
             <w:rFonts w:asciiTheme="majorBidi" w:hAnsiTheme="majorBidi" w:cstheme="majorBidi"/>
@@ -15073,7 +14235,7 @@
           <w:delText xml:space="preserve">will </w:delText>
         </w:r>
       </w:del>
-      <w:ins w:id="257" w:author="Erik Christian Porse" w:date="2026-05-27T18:07:00Z" w16du:dateUtc="2026-05-28T01:07:00Z">
+      <w:ins w:id="102" w:author="Erik Christian Porse" w:date="2026-05-27T18:07:00Z" w16du:dateUtc="2026-05-28T01:07:00Z">
         <w:r>
           <w:rPr>
             <w:rFonts w:asciiTheme="majorBidi" w:hAnsiTheme="majorBidi" w:cstheme="majorBidi"/>
@@ -15091,7 +14253,7 @@
         </w:rPr>
         <w:t>encourage water conservation at larger Lake Powell releases and higher Lake Mead storage (lower storages)</w:t>
       </w:r>
-      <w:ins w:id="258" w:author="Erik Christian Porse" w:date="2026-05-27T18:07:00Z" w16du:dateUtc="2026-05-28T01:07:00Z">
+      <w:ins w:id="103" w:author="Erik Christian Porse" w:date="2026-05-27T18:07:00Z" w16du:dateUtc="2026-05-28T01:07:00Z">
         <w:r>
           <w:rPr>
             <w:rFonts w:asciiTheme="majorBidi" w:hAnsiTheme="majorBidi" w:cstheme="majorBidi"/>
@@ -15101,7 +14263,7 @@
           <w:t>.</w:t>
         </w:r>
       </w:ins>
-      <w:del w:id="259" w:author="Erik Christian Porse" w:date="2026-05-27T18:07:00Z" w16du:dateUtc="2026-05-28T01:07:00Z">
+      <w:del w:id="104" w:author="Erik Christian Porse" w:date="2026-05-27T18:07:00Z" w16du:dateUtc="2026-05-28T01:07:00Z">
         <w:r>
           <w:rPr>
             <w:rFonts w:asciiTheme="majorBidi" w:hAnsiTheme="majorBidi" w:cstheme="majorBidi"/>
@@ -15160,13 +14322,13 @@
         </w:rPr>
         <w:t xml:space="preserve"> </w:t>
       </w:r>
-      <w:ins w:id="260" w:author="Erik Christian Porse" w:date="2026-05-27T18:08:00Z" w16du:dateUtc="2026-05-28T01:08:00Z">
+      <w:ins w:id="105" w:author="Erik Christian Porse" w:date="2026-05-27T18:08:00Z" w16du:dateUtc="2026-05-28T01:08:00Z">
         <w:r>
           <w:rPr>
             <w:rFonts w:asciiTheme="majorBidi" w:hAnsiTheme="majorBidi" w:cstheme="majorBidi"/>
             <w:sz w:val="24"/>
             <w:szCs w:val="24"/>
-            <w:rPrChange w:id="261" w:author="Erik Christian Porse" w:date="2026-05-27T18:08:00Z" w16du:dateUtc="2026-05-28T01:08:00Z">
+            <w:rPrChange w:id="106" w:author="Erik Christian Porse" w:date="2026-05-27T18:08:00Z" w16du:dateUtc="2026-05-28T01:08:00Z">
               <w:rPr>
                 <w:rFonts w:asciiTheme="majorBidi" w:hAnsiTheme="majorBidi" w:cstheme="majorBidi"/>
                 <w:b/>
@@ -15197,7 +14359,7 @@
         </w:rPr>
         <w:t xml:space="preserve">In this framework, </w:t>
       </w:r>
-      <w:del w:id="262" w:author="Erik Christian Porse" w:date="2026-05-27T18:08:00Z" w16du:dateUtc="2026-05-28T01:08:00Z">
+      <w:del w:id="107" w:author="Erik Christian Porse" w:date="2026-05-27T18:08:00Z" w16du:dateUtc="2026-05-28T01:08:00Z">
         <w:r>
           <w:rPr>
             <w:rFonts w:asciiTheme="majorBidi" w:hAnsiTheme="majorBidi" w:cstheme="majorBidi"/>
@@ -15223,7 +14385,7 @@
           <w:delText>sets</w:delText>
         </w:r>
       </w:del>
-      <w:ins w:id="263" w:author="Erik Christian Porse" w:date="2026-05-27T18:08:00Z" w16du:dateUtc="2026-05-28T01:08:00Z">
+      <w:ins w:id="108" w:author="Erik Christian Porse" w:date="2026-05-27T18:08:00Z" w16du:dateUtc="2026-05-28T01:08:00Z">
         <w:r>
           <w:rPr>
             <w:rFonts w:asciiTheme="majorBidi" w:hAnsiTheme="majorBidi" w:cstheme="majorBidi"/>
@@ -15241,7 +14403,7 @@
         </w:rPr>
         <w:t xml:space="preserve"> the protection volume </w:t>
       </w:r>
-      <w:ins w:id="264" w:author="Erik Christian Porse" w:date="2026-05-27T18:08:00Z" w16du:dateUtc="2026-05-28T01:08:00Z">
+      <w:ins w:id="109" w:author="Erik Christian Porse" w:date="2026-05-27T18:08:00Z" w16du:dateUtc="2026-05-28T01:08:00Z">
         <w:r>
           <w:rPr>
             <w:rFonts w:asciiTheme="majorBidi" w:hAnsiTheme="majorBidi" w:cstheme="majorBidi"/>
@@ -15251,7 +14413,7 @@
           <w:t xml:space="preserve">in Lake Mead during </w:t>
         </w:r>
       </w:ins>
-      <w:del w:id="265" w:author="Erik Christian Porse" w:date="2026-05-27T18:08:00Z" w16du:dateUtc="2026-05-28T01:08:00Z">
+      <w:del w:id="110" w:author="Erik Christian Porse" w:date="2026-05-27T18:08:00Z" w16du:dateUtc="2026-05-28T01:08:00Z">
         <w:r>
           <w:rPr>
             <w:rFonts w:asciiTheme="majorBidi" w:hAnsiTheme="majorBidi" w:cstheme="majorBidi"/>
@@ -15277,7 +14439,7 @@
         </w:rPr>
         <w:t xml:space="preserve">to stabilize </w:t>
       </w:r>
-      <w:del w:id="266" w:author="Erik Christian Porse" w:date="2026-05-27T18:08:00Z" w16du:dateUtc="2026-05-28T01:08:00Z">
+      <w:del w:id="111" w:author="Erik Christian Porse" w:date="2026-05-27T18:08:00Z" w16du:dateUtc="2026-05-28T01:08:00Z">
         <w:r>
           <w:rPr>
             <w:rFonts w:asciiTheme="majorBidi" w:hAnsiTheme="majorBidi" w:cstheme="majorBidi"/>
@@ -15296,7 +14458,7 @@
           <w:delText>Mead</w:delText>
         </w:r>
       </w:del>
-      <w:ins w:id="267" w:author="Erik Christian Porse" w:date="2026-05-27T18:08:00Z" w16du:dateUtc="2026-05-28T01:08:00Z">
+      <w:ins w:id="112" w:author="Erik Christian Porse" w:date="2026-05-27T18:08:00Z" w16du:dateUtc="2026-05-28T01:08:00Z">
         <w:r>
           <w:rPr>
             <w:rFonts w:asciiTheme="majorBidi" w:hAnsiTheme="majorBidi" w:cstheme="majorBidi"/>
@@ -15351,7 +14513,7 @@
         </w:rPr>
         <w:t xml:space="preserve"> [million acre-feet)</w:t>
       </w:r>
-      <w:ins w:id="268" w:author="Erik Christian Porse" w:date="2026-05-27T18:10:00Z" w16du:dateUtc="2026-05-28T01:10:00Z">
+      <w:ins w:id="113" w:author="Erik Christian Porse" w:date="2026-05-27T18:10:00Z" w16du:dateUtc="2026-05-28T01:10:00Z">
         <w:r>
           <w:rPr>
             <w:rFonts w:asciiTheme="majorBidi" w:hAnsiTheme="majorBidi" w:cstheme="majorBidi"/>
@@ -15831,7 +14993,7 @@
         </w:rPr>
         <w:t xml:space="preserve">reservoir </w:t>
       </w:r>
-      <w:commentRangeStart w:id="269"/>
+      <w:commentRangeStart w:id="114"/>
       <w:r>
         <w:rPr>
           <w:rFonts w:asciiTheme="majorBidi" w:hAnsiTheme="majorBidi" w:cstheme="majorBidi"/>
@@ -15840,7 +15002,7 @@
         </w:rPr>
         <w:t>inflow</w:t>
       </w:r>
-      <w:commentRangeEnd w:id="269"/>
+      <w:commentRangeEnd w:id="114"/>
       <w:r>
         <w:rPr>
           <w:rStyle w:val="CommentReference"/>
@@ -15848,7 +15010,7 @@
           <w:sz w:val="24"/>
           <w:szCs w:val="24"/>
         </w:rPr>
-        <w:commentReference w:id="269"/>
+        <w:commentReference w:id="114"/>
       </w:r>
       <w:r>
         <w:rPr>
@@ -16382,7 +15544,7 @@
         </w:rPr>
         <w:t xml:space="preserve">). </w:t>
       </w:r>
-      <w:commentRangeStart w:id="270"/>
+      <w:commentRangeStart w:id="115"/>
       <w:r>
         <w:rPr>
           <w:rFonts w:asciiTheme="majorBidi" w:hAnsiTheme="majorBidi" w:cstheme="majorBidi"/>
@@ -16391,7 +15553,7 @@
         </w:rPr>
         <w:t>Users carry over any positive end-of-year account balances to the next year</w:t>
       </w:r>
-      <w:commentRangeEnd w:id="270"/>
+      <w:commentRangeEnd w:id="115"/>
       <w:r>
         <w:rPr>
           <w:rStyle w:val="CommentReference"/>
@@ -16399,7 +15561,7 @@
           <w:sz w:val="24"/>
           <w:szCs w:val="24"/>
         </w:rPr>
-        <w:commentReference w:id="270"/>
+        <w:commentReference w:id="115"/>
       </w:r>
       <w:r>
         <w:rPr>
@@ -16413,13 +15575,13 @@
     <w:p>
       <w:pPr>
         <w:rPr>
-          <w:del w:id="271" w:author="Erik Christian Porse" w:date="2026-05-27T18:10:00Z" w16du:dateUtc="2026-05-28T01:10:00Z"/>
-          <w:rFonts w:asciiTheme="majorBidi" w:hAnsiTheme="majorBidi" w:cstheme="majorBidi"/>
-          <w:sz w:val="24"/>
-          <w:szCs w:val="24"/>
-        </w:rPr>
-      </w:pPr>
-      <w:del w:id="272" w:author="Erik Christian Porse" w:date="2026-05-27T18:10:00Z" w16du:dateUtc="2026-05-28T01:10:00Z">
+          <w:del w:id="116" w:author="Erik Christian Porse" w:date="2026-05-27T18:10:00Z" w16du:dateUtc="2026-05-28T01:10:00Z"/>
+          <w:rFonts w:asciiTheme="majorBidi" w:hAnsiTheme="majorBidi" w:cstheme="majorBidi"/>
+          <w:sz w:val="24"/>
+          <w:szCs w:val="24"/>
+        </w:rPr>
+      </w:pPr>
+      <w:del w:id="117" w:author="Erik Christian Porse" w:date="2026-05-27T18:10:00Z" w16du:dateUtc="2026-05-28T01:10:00Z">
         <w:r>
           <w:rPr>
             <w:rFonts w:asciiTheme="majorBidi" w:hAnsiTheme="majorBidi" w:cstheme="majorBidi"/>
@@ -16429,7 +15591,7 @@
           <w:delText xml:space="preserve">This water accounting method </w:delText>
         </w:r>
       </w:del>
-      <w:del w:id="273" w:author="Erik Christian Porse" w:date="2026-05-27T18:07:00Z" w16du:dateUtc="2026-05-28T01:07:00Z">
+      <w:del w:id="118" w:author="Erik Christian Porse" w:date="2026-05-27T18:07:00Z" w16du:dateUtc="2026-05-28T01:07:00Z">
         <w:r>
           <w:rPr>
             <w:rFonts w:asciiTheme="majorBidi" w:hAnsiTheme="majorBidi" w:cstheme="majorBidi"/>
@@ -16439,7 +15601,7 @@
           <w:delText xml:space="preserve">is </w:delText>
         </w:r>
       </w:del>
-      <w:del w:id="274" w:author="Erik Christian Porse" w:date="2026-05-27T18:10:00Z" w16du:dateUtc="2026-05-28T01:10:00Z">
+      <w:del w:id="119" w:author="Erik Christian Porse" w:date="2026-05-27T18:10:00Z" w16du:dateUtc="2026-05-28T01:10:00Z">
         <w:r>
           <w:rPr>
             <w:rFonts w:asciiTheme="majorBidi" w:hAnsiTheme="majorBidi" w:cstheme="majorBidi"/>
@@ -16449,7 +15611,7 @@
           <w:delText xml:space="preserve">implemented numerically </w:delText>
         </w:r>
       </w:del>
-      <w:del w:id="275" w:author="Erik Christian Porse" w:date="2026-05-27T18:07:00Z" w16du:dateUtc="2026-05-28T01:07:00Z">
+      <w:del w:id="120" w:author="Erik Christian Porse" w:date="2026-05-27T18:07:00Z" w16du:dateUtc="2026-05-28T01:07:00Z">
         <w:r>
           <w:rPr>
             <w:rFonts w:asciiTheme="majorBidi" w:hAnsiTheme="majorBidi" w:cstheme="majorBidi"/>
@@ -16500,7 +15662,7 @@
           <w:fldChar w:fldCharType="end"/>
         </w:r>
       </w:del>
-      <w:del w:id="276" w:author="Erik Christian Porse" w:date="2026-05-27T18:10:00Z" w16du:dateUtc="2026-05-28T01:10:00Z">
+      <w:del w:id="121" w:author="Erik Christian Porse" w:date="2026-05-27T18:10:00Z" w16du:dateUtc="2026-05-28T01:10:00Z">
         <w:r>
           <w:rPr>
             <w:rFonts w:asciiTheme="majorBidi" w:hAnsiTheme="majorBidi" w:cstheme="majorBidi"/>
@@ -16519,8 +15681,8 @@
           <w:szCs w:val="24"/>
         </w:rPr>
       </w:pPr>
-      <w:commentRangeStart w:id="277"/>
-      <w:commentRangeStart w:id="278"/>
+      <w:commentRangeStart w:id="122"/>
+      <w:commentRangeStart w:id="123"/>
       <w:r>
         <w:rPr>
           <w:rFonts w:asciiTheme="majorBidi" w:hAnsiTheme="majorBidi" w:cstheme="majorBidi"/>
@@ -16545,7 +15707,7 @@
         </w:rPr>
         <w:t>water accounting program.</w:t>
       </w:r>
-      <w:commentRangeEnd w:id="277"/>
+      <w:commentRangeEnd w:id="122"/>
       <w:r>
         <w:rPr>
           <w:rStyle w:val="CommentReference"/>
@@ -16553,9 +15715,9 @@
           <w:sz w:val="24"/>
           <w:szCs w:val="24"/>
         </w:rPr>
-        <w:commentReference w:id="277"/>
-      </w:r>
-      <w:commentRangeEnd w:id="278"/>
+        <w:commentReference w:id="122"/>
+      </w:r>
+      <w:commentRangeEnd w:id="123"/>
       <w:r>
         <w:rPr>
           <w:rStyle w:val="CommentReference"/>
@@ -16563,7 +15725,7 @@
           <w:sz w:val="24"/>
           <w:szCs w:val="24"/>
         </w:rPr>
-        <w:commentReference w:id="278"/>
+        <w:commentReference w:id="123"/>
       </w:r>
     </w:p>
     <w:p>
@@ -16601,7 +15763,7 @@
           <w:numId w:val="30"/>
         </w:numPr>
       </w:pPr>
-      <w:del w:id="279" w:author="Erik Christian Porse" w:date="2026-05-27T18:13:00Z" w16du:dateUtc="2026-05-28T01:13:00Z">
+      <w:del w:id="124" w:author="Erik Christian Porse" w:date="2026-05-27T18:13:00Z" w16du:dateUtc="2026-05-28T01:13:00Z">
         <w:r>
           <w:rPr>
             <w:rFonts w:asciiTheme="majorBidi" w:hAnsiTheme="majorBidi" w:cstheme="majorBidi"/>
@@ -16613,7 +15775,7 @@
           <w:delText>Each user</w:delText>
         </w:r>
       </w:del>
-      <w:ins w:id="280" w:author="Erik Christian Porse" w:date="2026-05-27T18:13:00Z" w16du:dateUtc="2026-05-28T01:13:00Z">
+      <w:ins w:id="125" w:author="Erik Christian Porse" w:date="2026-05-27T18:13:00Z" w16du:dateUtc="2026-05-28T01:13:00Z">
         <w:r>
           <w:rPr>
             <w:rFonts w:asciiTheme="majorBidi" w:hAnsiTheme="majorBidi" w:cstheme="majorBidi"/>
@@ -16920,7 +16082,7 @@
       <w:r>
         <w:t xml:space="preserve"> and </w:t>
       </w:r>
-      <w:del w:id="281" w:author="Erik Christian Porse" w:date="2026-05-27T18:14:00Z" w16du:dateUtc="2026-05-28T01:14:00Z">
+      <w:del w:id="126" w:author="Erik Christian Porse" w:date="2026-05-27T18:14:00Z" w16du:dateUtc="2026-05-28T01:14:00Z">
         <w:r>
           <w:delText>the baking in o</w:delText>
         </w:r>
@@ -16931,7 +16093,7 @@
       <w:r>
         <w:t xml:space="preserve">water shortages </w:t>
       </w:r>
-      <w:del w:id="282" w:author="Erik Christian Porse" w:date="2026-05-27T18:14:00Z" w16du:dateUtc="2026-05-28T01:14:00Z">
+      <w:del w:id="127" w:author="Erik Christian Porse" w:date="2026-05-27T18:14:00Z" w16du:dateUtc="2026-05-28T01:14:00Z">
         <w:r>
           <w:delText xml:space="preserve">(mandatory reductions from historical allocations) </w:delText>
         </w:r>
@@ -16939,7 +16101,7 @@
       <w:r>
         <w:t xml:space="preserve">tied to declining Lake Mead. If all users consume and draw down </w:t>
       </w:r>
-      <w:del w:id="283" w:author="Erik Christian Porse" w:date="2026-05-27T18:14:00Z" w16du:dateUtc="2026-05-28T01:14:00Z">
+      <w:del w:id="128" w:author="Erik Christian Porse" w:date="2026-05-27T18:14:00Z" w16du:dateUtc="2026-05-28T01:14:00Z">
         <w:r>
           <w:delText xml:space="preserve">all of </w:delText>
         </w:r>
@@ -16977,7 +16139,7 @@
       <w:r>
         <w:t xml:space="preserve">also </w:t>
       </w:r>
-      <w:del w:id="284" w:author="Erik Christian Porse" w:date="2026-05-27T18:15:00Z" w16du:dateUtc="2026-05-28T01:15:00Z">
+      <w:del w:id="129" w:author="Erik Christian Porse" w:date="2026-05-27T18:15:00Z" w16du:dateUtc="2026-05-28T01:15:00Z">
         <w:r>
           <w:rPr>
             <w:b/>
@@ -16986,7 +16148,7 @@
           <w:delText xml:space="preserve">not </w:delText>
         </w:r>
       </w:del>
-      <w:ins w:id="285" w:author="Erik Christian Porse" w:date="2026-05-27T18:15:00Z" w16du:dateUtc="2026-05-28T01:15:00Z">
+      <w:ins w:id="130" w:author="Erik Christian Porse" w:date="2026-05-27T18:15:00Z" w16du:dateUtc="2026-05-28T01:15:00Z">
         <w:r>
           <w:rPr>
             <w:b/>
@@ -19713,23 +18875,23 @@
         <w:ind w:left="720" w:hanging="720"/>
       </w:pPr>
       <w:r>
-        <w:t xml:space="preserve">Fleck, J., and Castle, A. (2022). "Green Light for Adaptive Policies on the Colorado River." </w:t>
+        <w:t xml:space="preserve">Fleck, J., and Udall, B. (2021). "Managing Colorado River risk." </w:t>
       </w:r>
       <w:r>
         <w:rPr>
           <w:i/>
         </w:rPr>
-        <w:t>Water</w:t>
-      </w:r>
-      <w:r>
-        <w:t xml:space="preserve">, 14(1), 2. </w:t>
+        <w:t>Science</w:t>
+      </w:r>
+      <w:r>
+        <w:t xml:space="preserve">, 372(6545), 885-885. </w:t>
       </w:r>
       <w:hyperlink r:id="rId27" w:history="1">
         <w:r>
           <w:rPr>
             <w:rStyle w:val="Hyperlink"/>
           </w:rPr>
-          <w:t>https://www.mdpi.com/2073-4441/14/1/2</w:t>
+          <w:t>https://doi.org/10.1126/science.abj5498</w:t>
         </w:r>
       </w:hyperlink>
       <w:r>
@@ -20200,6 +19362,37 @@
         <w:ind w:left="720" w:hanging="720"/>
       </w:pPr>
       <w:r>
+        <w:t xml:space="preserve">Smith, R., Zagona, E., Kasprzyk, J., Bonham, N., Alexander, E., Butler, A., Prairie, J., and Jerla, C. (2022). "Decision Science Can Help Address the Challenges of Long-Term Planning in the Colorado River Basin." </w:t>
+      </w:r>
+      <w:r>
+        <w:rPr>
+          <w:i/>
+        </w:rPr>
+        <w:t>JAWRA Journal of the American Water Resources Association</w:t>
+      </w:r>
+      <w:r>
+        <w:t xml:space="preserve">, 58(5), 735-745. </w:t>
+      </w:r>
+      <w:hyperlink r:id="rId42" w:history="1">
+        <w:r>
+          <w:rPr>
+            <w:rStyle w:val="Hyperlink"/>
+          </w:rPr>
+          <w:t>https://doi.org/10.1111/1752-1688.12985</w:t>
+        </w:r>
+      </w:hyperlink>
+      <w:r>
+        <w:t>.</w:t>
+      </w:r>
+    </w:p>
+    <w:p>
+      <w:pPr>
+        <w:pStyle w:val="EndNoteBibliography"/>
+        <w:spacing w:after="0"/>
+        <w:ind w:left="720" w:hanging="720"/>
+      </w:pPr>
+      <w:r>
+        <w:lastRenderedPageBreak/>
         <w:t xml:space="preserve">Stelter, D. (2022). "Towards a Utah Intentionally Created Surplus Program." </w:t>
       </w:r>
       <w:r>
@@ -20211,7 +19404,7 @@
       <w:r>
         <w:t xml:space="preserve">, 22(2), 4-21. </w:t>
       </w:r>
-      <w:hyperlink r:id="rId42" w:history="1">
+      <w:hyperlink r:id="rId43" w:history="1">
         <w:r>
           <w:rPr>
             <w:rStyle w:val="Hyperlink"/>
@@ -20230,7 +19423,6 @@
         <w:ind w:left="720" w:hanging="720"/>
       </w:pPr>
       <w:r>
-        <w:lastRenderedPageBreak/>
         <w:t xml:space="preserve">Thomas, K., Hardy, R. D., Lazrus, H., Mendez, M., Orlove, B., Rivera-Collazo, I., Roberts, J. T., Rockman, M., Warner, B. P., and Winthrop, R. (2019). "Explaining differential vulnerability to climate change: A social science review." </w:t>
       </w:r>
       <w:r>
@@ -20242,7 +19434,7 @@
       <w:r>
         <w:t xml:space="preserve">, 10(2), e565. </w:t>
       </w:r>
-      <w:hyperlink r:id="rId43" w:history="1">
+      <w:hyperlink r:id="rId44" w:history="1">
         <w:r>
           <w:rPr>
             <w:rStyle w:val="Hyperlink"/>
@@ -20272,7 +19464,7 @@
       <w:r>
         <w:t xml:space="preserve">. </w:t>
       </w:r>
-      <w:hyperlink r:id="rId44" w:history="1">
+      <w:hyperlink r:id="rId45" w:history="1">
         <w:r>
           <w:rPr>
             <w:rStyle w:val="Hyperlink"/>
@@ -20302,7 +19494,7 @@
       <w:r>
         <w:t xml:space="preserve">. </w:t>
       </w:r>
-      <w:hyperlink r:id="rId45" w:history="1">
+      <w:hyperlink r:id="rId46" w:history="1">
         <w:r>
           <w:rPr>
             <w:rStyle w:val="Hyperlink"/>
@@ -20332,7 +19524,7 @@
       <w:r>
         <w:t xml:space="preserve">, 53(3), 2404-2418. </w:t>
       </w:r>
-      <w:hyperlink r:id="rId46" w:history="1">
+      <w:hyperlink r:id="rId47" w:history="1">
         <w:r>
           <w:rPr>
             <w:rStyle w:val="Hyperlink"/>
@@ -20353,7 +19545,7 @@
       <w:r>
         <w:t xml:space="preserve">USBR. (2007a). "Colorado River Interim Guidelines for Lower Basin Shortages and Coordinated Operations for Lakes Powell and Mead: Final Environmental Impact Statement." U.S. Bureau of Reclamation, Washington, D.C., </w:t>
       </w:r>
-      <w:hyperlink r:id="rId47" w:history="1">
+      <w:hyperlink r:id="rId48" w:history="1">
         <w:r>
           <w:rPr>
             <w:rStyle w:val="Hyperlink"/>
@@ -20374,7 +19566,7 @@
       <w:r>
         <w:t xml:space="preserve">USBR. (2007b). "Record of Decision: Colorado River Interim Guidelines for Lower Basin Shortages and Coordinated Operations for Lakes Powell and Mead." U.S. Bureau of Reclamation. </w:t>
       </w:r>
-      <w:hyperlink r:id="rId48" w:history="1">
+      <w:hyperlink r:id="rId49" w:history="1">
         <w:r>
           <w:rPr>
             <w:rStyle w:val="Hyperlink"/>
@@ -20395,7 +19587,7 @@
       <w:r>
         <w:t xml:space="preserve">USBR. (2019). "Agreement Concerning Colorado River Drought Contingency Management and Operations." U.S. Bureau of Reclamation, Washington, DC. </w:t>
       </w:r>
-      <w:hyperlink r:id="rId49" w:history="1">
+      <w:hyperlink r:id="rId50" w:history="1">
         <w:r>
           <w:rPr>
             <w:rStyle w:val="Hyperlink"/>
@@ -20414,28 +19606,7 @@
         <w:ind w:left="720" w:hanging="720"/>
       </w:pPr>
       <w:r>
-        <w:t xml:space="preserve">USBR. (2021a). "Boulder Canyon Operations Office - Program and Activities: Water Accounting Reports." U.S. Bureau of Reclamation. </w:t>
-      </w:r>
-      <w:hyperlink r:id="rId50" w:history="1">
-        <w:r>
-          <w:rPr>
-            <w:rStyle w:val="Hyperlink"/>
-          </w:rPr>
-          <w:t>https://www.usbr.gov/lc/region/g4000/wtracct.html</w:t>
-        </w:r>
-      </w:hyperlink>
-      <w:r>
-        <w:t>.</w:t>
-      </w:r>
-    </w:p>
-    <w:p>
-      <w:pPr>
-        <w:pStyle w:val="EndNoteBibliography"/>
-        <w:spacing w:after="0"/>
-        <w:ind w:left="720" w:hanging="720"/>
-      </w:pPr>
-      <w:r>
-        <w:t xml:space="preserve">USBR. (2021b). "Pilot System Conservation Program." U.S. Bureau of Reclamation, </w:t>
+        <w:t xml:space="preserve">USBR. (2021). "Pilot System Conservation Program." U.S. Bureau of Reclamation, </w:t>
       </w:r>
       <w:hyperlink r:id="rId51" w:history="1">
         <w:r>
@@ -20456,9 +19627,30 @@
         <w:ind w:left="720" w:hanging="720"/>
       </w:pPr>
       <w:r>
-        <w:t xml:space="preserve">USBR. (2026). "Post-2026 Operational Guidelines and Strategies for Lake Powell and Lake Mead – Draft Environmental Impact Statement." U.S. Bureau of Reclamation. </w:t>
+        <w:t xml:space="preserve">USBR. (2026a). "Boulder Canyon Operations Office - Program and Activities: Water Accounting Reports." U.S. Bureau of Reclamation. </w:t>
       </w:r>
       <w:hyperlink r:id="rId52" w:history="1">
+        <w:r>
+          <w:rPr>
+            <w:rStyle w:val="Hyperlink"/>
+          </w:rPr>
+          <w:t>https://www.usbr.gov/lc/region/g4000/wtracct.html</w:t>
+        </w:r>
+      </w:hyperlink>
+      <w:r>
+        <w:t>.</w:t>
+      </w:r>
+    </w:p>
+    <w:p>
+      <w:pPr>
+        <w:pStyle w:val="EndNoteBibliography"/>
+        <w:spacing w:after="0"/>
+        <w:ind w:left="720" w:hanging="720"/>
+      </w:pPr>
+      <w:r>
+        <w:t xml:space="preserve">USBR. (2026b). "Post-2026 Operational Guidelines and Strategies for Lake Powell and Lake Mead – Draft Environmental Impact Statement." U.S. Bureau of Reclamation. </w:t>
+      </w:r>
+      <w:hyperlink r:id="rId53" w:history="1">
         <w:r>
           <w:rPr>
             <w:rStyle w:val="Hyperlink"/>
@@ -20487,7 +19679,7 @@
       <w:r>
         <w:t xml:space="preserve">, 147(9), 04021034. </w:t>
       </w:r>
-      <w:hyperlink r:id="rId53" w:history="1">
+      <w:hyperlink r:id="rId54" w:history="1">
         <w:r>
           <w:rPr>
             <w:rStyle w:val="Hyperlink"/>
@@ -20517,7 +19709,7 @@
       </w:r>
     </w:p>
     <w:sectPr>
-      <w:headerReference w:type="default" r:id="rId54"/>
+      <w:headerReference w:type="default" r:id="rId55"/>
       <w:pgSz w:w="12240" w:h="15840"/>
       <w:pgMar w:top="1440" w:right="1440" w:bottom="1440" w:left="1440" w:header="720" w:footer="720" w:gutter="0"/>
       <w:cols w:space="720"/>
@@ -20529,7 +19721,7 @@
 
 <file path=word/comments.xml><?xml version="1.0" encoding="utf-8"?>
 <w:comments xmlns:wpc="http://schemas.microsoft.com/office/word/2010/wordprocessingCanvas" xmlns:cx="http://schemas.microsoft.com/office/drawing/2014/chartex" xmlns:cx1="http://schemas.microsoft.com/office/drawing/2015/9/8/chartex" xmlns:cx2="http://schemas.microsoft.com/office/drawing/2015/10/21/chartex" xmlns:cx3="http://schemas.microsoft.com/office/drawing/2016/5/9/chartex" xmlns:cx4="http://schemas.microsoft.com/office/drawing/2016/5/10/chartex" xmlns:cx5="http://schemas.microsoft.com/office/drawing/2016/5/11/chartex" xmlns:cx6="http://schemas.microsoft.com/office/drawing/2016/5/12/chartex" xmlns:cx7="http://schemas.microsoft.com/office/drawing/2016/5/13/chartex" xmlns:cx8="http://schemas.microsoft.com/office/drawing/2016/5/14/chartex" xmlns:mc="http://schemas.openxmlformats.org/markup-compatibility/2006" xmlns:aink="http://schemas.microsoft.com/office/drawing/2016/ink" xmlns:am3d="http://schemas.microsoft.com/office/drawing/2017/model3d" xmlns:o="urn:schemas-microsoft-com:office:office" xmlns:oel="http://schemas.microsoft.com/office/2019/extlst" xmlns:r="http://schemas.openxmlformats.org/officeDocument/2006/relationships" xmlns:m="http://schemas.openxmlformats.org/officeDocument/2006/math" xmlns:v="urn:schemas-microsoft-com:vml" xmlns:wp14="http://schemas.microsoft.com/office/word/2010/wordprocessingDrawing" xmlns:wp="http://schemas.openxmlformats.org/drawingml/2006/wordprocessingDrawing" xmlns:w10="urn:schemas-microsoft-com:office:word" xmlns:w="http://schemas.openxmlformats.org/wordprocessingml/2006/main" xmlns:w14="http://schemas.microsoft.com/office/word/2010/wordml" xmlns:w15="http://schemas.microsoft.com/office/word/2012/wordml" xmlns:w16cex="http://schemas.microsoft.com/office/word/2018/wordml/cex" xmlns:w16cid="http://schemas.microsoft.com/office/word/2016/wordml/cid" xmlns:w16="http://schemas.microsoft.com/office/word/2018/wordml" xmlns:w16du="http://schemas.microsoft.com/office/word/2023/wordml/word16du" xmlns:w16sdtdh="http://schemas.microsoft.com/office/word/2020/wordml/sdtdatahash" xmlns:w16sdtfl="http://schemas.microsoft.com/office/word/2024/wordml/sdtformatlock" xmlns:w16se="http://schemas.microsoft.com/office/word/2015/wordml/symex" xmlns:wpg="http://schemas.microsoft.com/office/word/2010/wordprocessingGroup" xmlns:wpi="http://schemas.microsoft.com/office/word/2010/wordprocessingInk" xmlns:wne="http://schemas.microsoft.com/office/word/2006/wordml" xmlns:wps="http://schemas.microsoft.com/office/word/2010/wordprocessingShape" mc:Ignorable="w14 w15 w16se w16cid w16 w16cex w16sdtdh w16sdtfl w16du wp14">
-  <w:comment w:id="27" w:author="Erik Christian Porse" w:date="2026-05-27T12:47:00Z" w:initials="EP">
+  <w:comment w:id="18" w:author="Erik Christian Porse" w:date="2026-05-27T12:47:00Z" w:initials="EP">
     <w:p>
       <w:r>
         <w:rPr>
@@ -20546,7 +19738,7 @@
       </w:r>
     </w:p>
   </w:comment>
-  <w:comment w:id="49" w:author="Erik Christian Porse" w:date="2026-05-27T12:54:00Z" w:initials="EP">
+  <w:comment w:id="19" w:author="Erik Christian Porse" w:date="2026-05-27T13:08:00Z" w:initials="EP">
     <w:p>
       <w:r>
         <w:rPr>
@@ -20559,15 +19751,12 @@
           <w:sz w:val="20"/>
           <w:szCs w:val="20"/>
         </w:rPr>
-        <w:t xml:space="preserve">I'm not sure this sentence makes sense. It is sort-of a normative statement. Are users really challenged to increase autonomy? </w:t>
+        <w:t>vs. losses from evaporation</w:t>
       </w:r>
     </w:p>
   </w:comment>
-  <w:comment w:id="50" w:author="David Rosenberg" w:date="2026-05-19T10:17:00Z" w:initials="DR">
+  <w:comment w:id="22" w:author="Erik Christian Porse" w:date="2026-05-27T15:06:00Z" w:initials="EP">
     <w:p>
-      <w:pPr>
-        <w:pStyle w:val="CommentText"/>
-      </w:pPr>
       <w:r>
         <w:rPr>
           <w:rStyle w:val="CommentReference"/>
@@ -20575,11 +19764,15 @@
         <w:annotationRef/>
       </w:r>
       <w:r>
-        <w:t xml:space="preserve">because it gives Lower Colorado River water users more autonomy to manage their different and sometimes conflicts risks of water shortages. </w:t>
+        <w:rPr>
+          <w:sz w:val="20"/>
+          <w:szCs w:val="20"/>
+        </w:rPr>
+        <w:t>this should be plural but the grammar is odd</w:t>
       </w:r>
     </w:p>
   </w:comment>
-  <w:comment w:id="84" w:author="Erik Christian Porse" w:date="2026-05-27T13:02:00Z" w:initials="EP">
+  <w:comment w:id="36" w:author="Erik Christian Porse" w:date="2026-05-27T15:44:00Z" w:initials="EP">
     <w:p>
       <w:r>
         <w:rPr>
@@ -20592,11 +19785,11 @@
           <w:sz w:val="20"/>
           <w:szCs w:val="20"/>
         </w:rPr>
-        <w:t>add as author-date in text citation rather than date only</w:t>
+        <w:t>are we consistent between withdraw and withdrawal throughout?</w:t>
       </w:r>
     </w:p>
   </w:comment>
-  <w:comment w:id="88" w:author="Erik Christian Porse" w:date="2026-05-27T13:04:00Z" w:initials="EP">
+  <w:comment w:id="37" w:author="Erik Christian Porse" w:date="2026-05-27T15:45:00Z" w:initials="EP">
     <w:p>
       <w:r>
         <w:rPr>
@@ -20609,21 +19802,28 @@
           <w:sz w:val="20"/>
           <w:szCs w:val="20"/>
         </w:rPr>
-        <w:t xml:space="preserve">I generally try to use sentence structures that focus on describing the concept vs. leading with the author. Otherwise, it is a list of proposals without much context or weighting of their validity. </w:t>
+        <w:t>is more clarity needed for this statement? What about initial conditions? How much drawdown?</w:t>
       </w:r>
     </w:p>
-    <w:p/>
+  </w:comment>
+  <w:comment w:id="38" w:author="Erik Christian Porse" w:date="2026-05-27T15:49:00Z" w:initials="EP">
     <w:p>
+      <w:r>
+        <w:rPr>
+          <w:rStyle w:val="CommentReference"/>
+        </w:rPr>
+        <w:annotationRef/>
+      </w:r>
       <w:r>
         <w:rPr>
           <w:sz w:val="20"/>
           <w:szCs w:val="20"/>
         </w:rPr>
-        <w:t xml:space="preserve">Perhaps convert this into a table with the concept in one column and proposer(s) in another? </w:t>
+        <w:t xml:space="preserve">in some cases can we swap with the term deliveries? The language sounds a lot like a checking account and I am always hesitant about overly commodifying natural resources. </w:t>
       </w:r>
     </w:p>
   </w:comment>
-  <w:comment w:id="97" w:author="Erik Christian Porse" w:date="2026-05-27T13:08:00Z" w:initials="EP">
+  <w:comment w:id="39" w:author="Erik Christian Porse" w:date="2026-05-27T15:50:00Z" w:initials="EP">
     <w:p>
       <w:r>
         <w:rPr>
@@ -20636,11 +19836,11 @@
           <w:sz w:val="20"/>
           <w:szCs w:val="20"/>
         </w:rPr>
-        <w:t>vs. losses from evaporation</w:t>
+        <w:t>Is this additional voluntary water conservation, or an issue of timing of deliveries?</w:t>
       </w:r>
     </w:p>
   </w:comment>
-  <w:comment w:id="160" w:author="Erik Christian Porse" w:date="2026-05-27T15:06:00Z" w:initials="EP">
+  <w:comment w:id="44" w:author="Erik Christian Porse" w:date="2026-05-27T15:52:00Z" w:initials="EP">
     <w:p>
       <w:r>
         <w:rPr>
@@ -20653,11 +19853,11 @@
           <w:sz w:val="20"/>
           <w:szCs w:val="20"/>
         </w:rPr>
-        <w:t>this should be plural but the grammar is odd</w:t>
+        <w:t>what are these entitlements? Lower Basin States + Mexico?</w:t>
       </w:r>
     </w:p>
   </w:comment>
-  <w:comment w:id="190" w:author="Erik Christian Porse" w:date="2026-05-27T15:44:00Z" w:initials="EP">
+  <w:comment w:id="45" w:author="Erik Christian Porse" w:date="2026-05-27T17:53:00Z" w:initials="EP">
     <w:p>
       <w:r>
         <w:rPr>
@@ -20670,11 +19870,11 @@
           <w:sz w:val="20"/>
           <w:szCs w:val="20"/>
         </w:rPr>
-        <w:t>are we consistent between withdraw and withdrawal throughout?</w:t>
+        <w:t>why is this maximized and what does that mean in a non-optimization formulation?</w:t>
       </w:r>
     </w:p>
   </w:comment>
-  <w:comment w:id="191" w:author="Erik Christian Porse" w:date="2026-05-27T15:45:00Z" w:initials="EP">
+  <w:comment w:id="49" w:author="Erik Christian Porse" w:date="2026-05-27T15:54:00Z" w:initials="EP">
     <w:p>
       <w:r>
         <w:rPr>
@@ -20687,11 +19887,11 @@
           <w:sz w:val="20"/>
           <w:szCs w:val="20"/>
         </w:rPr>
-        <w:t>is more clarity needed for this statement? What about initial conditions? How much drawdown?</w:t>
+        <w:t>hard to follow as several of the terms are not in the equation for case #1 but they are in the diagram</w:t>
       </w:r>
     </w:p>
   </w:comment>
-  <w:comment w:id="192" w:author="Erik Christian Porse" w:date="2026-05-27T15:49:00Z" w:initials="EP">
+  <w:comment w:id="54" w:author="Erik Christian Porse" w:date="2026-05-27T17:58:00Z" w:initials="EP">
     <w:p>
       <w:r>
         <w:rPr>
@@ -20704,96 +19904,11 @@
           <w:sz w:val="20"/>
           <w:szCs w:val="20"/>
         </w:rPr>
-        <w:t xml:space="preserve">in some cases can we swap with the term deliveries? The language sounds a lot like a checking account and I am always hesitant about overly commodifying natural resources. </w:t>
+        <w:t>suggest to complete this thought by indicating that the Lower Basin legal entitlements are 9 MAF</w:t>
       </w:r>
     </w:p>
   </w:comment>
-  <w:comment w:id="193" w:author="Erik Christian Porse" w:date="2026-05-27T15:50:00Z" w:initials="EP">
-    <w:p>
-      <w:r>
-        <w:rPr>
-          <w:rStyle w:val="CommentReference"/>
-        </w:rPr>
-        <w:annotationRef/>
-      </w:r>
-      <w:r>
-        <w:rPr>
-          <w:sz w:val="20"/>
-          <w:szCs w:val="20"/>
-        </w:rPr>
-        <w:t>Is this additional voluntary water conservation, or an issue of timing of deliveries?</w:t>
-      </w:r>
-    </w:p>
-  </w:comment>
-  <w:comment w:id="198" w:author="Erik Christian Porse" w:date="2026-05-27T15:52:00Z" w:initials="EP">
-    <w:p>
-      <w:r>
-        <w:rPr>
-          <w:rStyle w:val="CommentReference"/>
-        </w:rPr>
-        <w:annotationRef/>
-      </w:r>
-      <w:r>
-        <w:rPr>
-          <w:sz w:val="20"/>
-          <w:szCs w:val="20"/>
-        </w:rPr>
-        <w:t>what are these entitlements? Lower Basin States + Mexico?</w:t>
-      </w:r>
-    </w:p>
-  </w:comment>
-  <w:comment w:id="199" w:author="Erik Christian Porse" w:date="2026-05-27T17:53:00Z" w:initials="EP">
-    <w:p>
-      <w:r>
-        <w:rPr>
-          <w:rStyle w:val="CommentReference"/>
-        </w:rPr>
-        <w:annotationRef/>
-      </w:r>
-      <w:r>
-        <w:rPr>
-          <w:sz w:val="20"/>
-          <w:szCs w:val="20"/>
-        </w:rPr>
-        <w:t>why is this maximized and what does that mean in a non-optimization formulation?</w:t>
-      </w:r>
-    </w:p>
-  </w:comment>
-  <w:comment w:id="203" w:author="Erik Christian Porse" w:date="2026-05-27T15:54:00Z" w:initials="EP">
-    <w:p>
-      <w:r>
-        <w:rPr>
-          <w:rStyle w:val="CommentReference"/>
-        </w:rPr>
-        <w:annotationRef/>
-      </w:r>
-      <w:r>
-        <w:rPr>
-          <w:sz w:val="20"/>
-          <w:szCs w:val="20"/>
-        </w:rPr>
-        <w:t>hard to follow as several of the terms are not in the equation for case #1 but they are in the diagram</w:t>
-      </w:r>
-    </w:p>
-  </w:comment>
-  <w:comment w:id="208" w:author="Erik Christian Porse" w:date="2026-05-27T17:58:00Z" w:initials="EP">
-    <w:p>
-      <w:r>
-        <w:rPr>
-          <w:rStyle w:val="CommentReference"/>
-        </w:rPr>
-        <w:annotationRef/>
-      </w:r>
-      <w:r>
-        <w:rPr>
-          <w:sz w:val="20"/>
-          <w:szCs w:val="20"/>
-        </w:rPr>
-        <w:t>suggest to complete this thought by indicating that the Lower Basin legal entitlements are 9 MAF</w:t>
-      </w:r>
-    </w:p>
-  </w:comment>
-  <w:comment w:id="269" w:author="Erik Christian Porse" w:date="2025-02-03T20:21:00Z" w:initials="EP">
+  <w:comment w:id="114" w:author="Erik Christian Porse" w:date="2025-02-03T20:21:00Z" w:initials="EP">
     <w:p>
       <w:r>
         <w:rPr>
@@ -20811,7 +19926,7 @@
       </w:r>
     </w:p>
   </w:comment>
-  <w:comment w:id="270" w:author="Erik Christian Porse" w:date="2025-02-03T20:22:00Z" w:initials="EP">
+  <w:comment w:id="115" w:author="Erik Christian Porse" w:date="2025-02-03T20:22:00Z" w:initials="EP">
     <w:p>
       <w:r>
         <w:rPr>
@@ -20829,7 +19944,7 @@
       </w:r>
     </w:p>
   </w:comment>
-  <w:comment w:id="277" w:author="Erik Christian Porse" w:date="2026-05-27T18:13:00Z" w:initials="EP">
+  <w:comment w:id="122" w:author="Erik Christian Porse" w:date="2026-05-27T18:13:00Z" w:initials="EP">
     <w:p>
       <w:r>
         <w:rPr>
@@ -20846,7 +19961,7 @@
       </w:r>
     </w:p>
   </w:comment>
-  <w:comment w:id="278" w:author="Erik Christian Porse" w:date="2026-05-27T18:15:00Z" w:initials="EP">
+  <w:comment w:id="123" w:author="Erik Christian Porse" w:date="2026-05-27T18:15:00Z" w:initials="EP">
     <w:p>
       <w:r>
         <w:rPr>
@@ -20869,10 +19984,6 @@
 <file path=word/commentsExtended.xml><?xml version="1.0" encoding="utf-8"?>
 <w15:commentsEx xmlns:wpc="http://schemas.microsoft.com/office/word/2010/wordprocessingCanvas" xmlns:cx="http://schemas.microsoft.com/office/drawing/2014/chartex" xmlns:cx1="http://schemas.microsoft.com/office/drawing/2015/9/8/chartex" xmlns:cx2="http://schemas.microsoft.com/office/drawing/2015/10/21/chartex" xmlns:cx3="http://schemas.microsoft.com/office/drawing/2016/5/9/chartex" xmlns:cx4="http://schemas.microsoft.com/office/drawing/2016/5/10/chartex" xmlns:cx5="http://schemas.microsoft.com/office/drawing/2016/5/11/chartex" xmlns:cx6="http://schemas.microsoft.com/office/drawing/2016/5/12/chartex" xmlns:cx7="http://schemas.microsoft.com/office/drawing/2016/5/13/chartex" xmlns:cx8="http://schemas.microsoft.com/office/drawing/2016/5/14/chartex" xmlns:mc="http://schemas.openxmlformats.org/markup-compatibility/2006" xmlns:aink="http://schemas.microsoft.com/office/drawing/2016/ink" xmlns:am3d="http://schemas.microsoft.com/office/drawing/2017/model3d" xmlns:o="urn:schemas-microsoft-com:office:office" xmlns:oel="http://schemas.microsoft.com/office/2019/extlst" xmlns:r="http://schemas.openxmlformats.org/officeDocument/2006/relationships" xmlns:m="http://schemas.openxmlformats.org/officeDocument/2006/math" xmlns:v="urn:schemas-microsoft-com:vml" xmlns:wp14="http://schemas.microsoft.com/office/word/2010/wordprocessingDrawing" xmlns:wp="http://schemas.openxmlformats.org/drawingml/2006/wordprocessingDrawing" xmlns:w10="urn:schemas-microsoft-com:office:word" xmlns:w="http://schemas.openxmlformats.org/wordprocessingml/2006/main" xmlns:w14="http://schemas.microsoft.com/office/word/2010/wordml" xmlns:w15="http://schemas.microsoft.com/office/word/2012/wordml" xmlns:w16cex="http://schemas.microsoft.com/office/word/2018/wordml/cex" xmlns:w16cid="http://schemas.microsoft.com/office/word/2016/wordml/cid" xmlns:w16="http://schemas.microsoft.com/office/word/2018/wordml" xmlns:w16du="http://schemas.microsoft.com/office/word/2023/wordml/word16du" xmlns:w16sdtdh="http://schemas.microsoft.com/office/word/2020/wordml/sdtdatahash" xmlns:w16sdtfl="http://schemas.microsoft.com/office/word/2024/wordml/sdtformatlock" xmlns:w16se="http://schemas.microsoft.com/office/word/2015/wordml/symex" xmlns:wpg="http://schemas.microsoft.com/office/word/2010/wordprocessingGroup" xmlns:wpi="http://schemas.microsoft.com/office/word/2010/wordprocessingInk" xmlns:wne="http://schemas.microsoft.com/office/word/2006/wordml" xmlns:wps="http://schemas.microsoft.com/office/word/2010/wordprocessingShape" mc:Ignorable="w14 w15 w16se w16cid w16 w16cex w16sdtdh w16sdtfl w16du wp14">
   <w15:commentEx w15:paraId="5028B586" w15:done="0"/>
-  <w15:commentEx w15:paraId="65AB0D45" w15:done="0"/>
-  <w15:commentEx w15:paraId="38F104C9" w15:done="0"/>
-  <w15:commentEx w15:paraId="525503F9" w15:done="0"/>
-  <w15:commentEx w15:paraId="720A0496" w15:done="0"/>
   <w15:commentEx w15:paraId="79C85185" w15:done="0"/>
   <w15:commentEx w15:paraId="6F2DACBB" w15:done="0"/>
   <w15:commentEx w15:paraId="7A90E55F" w15:done="0"/>
@@ -20893,10 +20004,6 @@
 <file path=word/commentsExtensible.xml><?xml version="1.0" encoding="utf-8"?>
 <w16cex:commentsExtensible xmlns:wpc="http://schemas.microsoft.com/office/word/2010/wordprocessingCanvas" xmlns:cx="http://schemas.microsoft.com/office/drawing/2014/chartex" xmlns:cx1="http://schemas.microsoft.com/office/drawing/2015/9/8/chartex" xmlns:cx2="http://schemas.microsoft.com/office/drawing/2015/10/21/chartex" xmlns:cx3="http://schemas.microsoft.com/office/drawing/2016/5/9/chartex" xmlns:cx4="http://schemas.microsoft.com/office/drawing/2016/5/10/chartex" xmlns:cx5="http://schemas.microsoft.com/office/drawing/2016/5/11/chartex" xmlns:cx6="http://schemas.microsoft.com/office/drawing/2016/5/12/chartex" xmlns:cx7="http://schemas.microsoft.com/office/drawing/2016/5/13/chartex" xmlns:cx8="http://schemas.microsoft.com/office/drawing/2016/5/14/chartex" xmlns:cr="http://schemas.microsoft.com/office/comments/2020/reactions" xmlns:mc="http://schemas.openxmlformats.org/markup-compatibility/2006" xmlns:aink="http://schemas.microsoft.com/office/drawing/2016/ink" xmlns:am3d="http://schemas.microsoft.com/office/drawing/2017/model3d" xmlns:o="urn:schemas-microsoft-com:office:office" xmlns:oel="http://schemas.microsoft.com/office/2019/extlst" xmlns:r="http://schemas.openxmlformats.org/officeDocument/2006/relationships" xmlns:m="http://schemas.openxmlformats.org/officeDocument/2006/math" xmlns:v="urn:schemas-microsoft-com:vml" xmlns:wp14="http://schemas.microsoft.com/office/word/2010/wordprocessingDrawing" xmlns:wp="http://schemas.openxmlformats.org/drawingml/2006/wordprocessingDrawing" xmlns:w10="urn:schemas-microsoft-com:office:word" xmlns:w="http://schemas.openxmlformats.org/wordprocessingml/2006/main" xmlns:w14="http://schemas.microsoft.com/office/word/2010/wordml" xmlns:w15="http://schemas.microsoft.com/office/word/2012/wordml" xmlns:w16cex="http://schemas.microsoft.com/office/word/2018/wordml/cex" xmlns:w16cid="http://schemas.microsoft.com/office/word/2016/wordml/cid" xmlns:w16="http://schemas.microsoft.com/office/word/2018/wordml" xmlns:w16du="http://schemas.microsoft.com/office/word/2023/wordml/word16du" xmlns:w16sdtdh="http://schemas.microsoft.com/office/word/2020/wordml/sdtdatahash" xmlns:w16sdtfl="http://schemas.microsoft.com/office/word/2024/wordml/sdtformatlock" xmlns:w16se="http://schemas.microsoft.com/office/word/2015/wordml/symex" xmlns:wpg="http://schemas.microsoft.com/office/word/2010/wordprocessingGroup" xmlns:wpi="http://schemas.microsoft.com/office/word/2010/wordprocessingInk" xmlns:wne="http://schemas.microsoft.com/office/word/2006/wordml" xmlns:wps="http://schemas.microsoft.com/office/word/2010/wordprocessingShape" mc:Ignorable="w14 w15 w16se w16cid w16 w16cex w16sdtdh w16sdtfl cr w16du wp14">
   <w16cex:commentExtensible w16cex:durableId="29F1A260" w16cex:dateUtc="2026-05-27T19:47:00Z"/>
-  <w16cex:commentExtensible w16cex:durableId="727FC83B" w16cex:dateUtc="2026-05-27T19:54:00Z"/>
-  <w16cex:commentExtensible w16cex:durableId="0D670615" w16cex:dateUtc="2026-05-19T16:17:00Z"/>
-  <w16cex:commentExtensible w16cex:durableId="043F86CB" w16cex:dateUtc="2026-05-27T20:02:00Z"/>
-  <w16cex:commentExtensible w16cex:durableId="6A4812A6" w16cex:dateUtc="2026-05-27T20:04:00Z"/>
   <w16cex:commentExtensible w16cex:durableId="2E96353D" w16cex:dateUtc="2026-05-27T20:08:00Z"/>
   <w16cex:commentExtensible w16cex:durableId="5BEFE056" w16cex:dateUtc="2026-05-27T22:06:00Z"/>
   <w16cex:commentExtensible w16cex:durableId="48A985C2" w16cex:dateUtc="2026-05-27T22:44:00Z"/>
@@ -20917,10 +20024,6 @@
 <file path=word/commentsIds.xml><?xml version="1.0" encoding="utf-8"?>
 <w16cid:commentsIds xmlns:wpc="http://schemas.microsoft.com/office/word/2010/wordprocessingCanvas" xmlns:cx="http://schemas.microsoft.com/office/drawing/2014/chartex" xmlns:cx1="http://schemas.microsoft.com/office/drawing/2015/9/8/chartex" xmlns:cx2="http://schemas.microsoft.com/office/drawing/2015/10/21/chartex" xmlns:cx3="http://schemas.microsoft.com/office/drawing/2016/5/9/chartex" xmlns:cx4="http://schemas.microsoft.com/office/drawing/2016/5/10/chartex" xmlns:cx5="http://schemas.microsoft.com/office/drawing/2016/5/11/chartex" xmlns:cx6="http://schemas.microsoft.com/office/drawing/2016/5/12/chartex" xmlns:cx7="http://schemas.microsoft.com/office/drawing/2016/5/13/chartex" xmlns:cx8="http://schemas.microsoft.com/office/drawing/2016/5/14/chartex" xmlns:mc="http://schemas.openxmlformats.org/markup-compatibility/2006" xmlns:aink="http://schemas.microsoft.com/office/drawing/2016/ink" xmlns:am3d="http://schemas.microsoft.com/office/drawing/2017/model3d" xmlns:o="urn:schemas-microsoft-com:office:office" xmlns:oel="http://schemas.microsoft.com/office/2019/extlst" xmlns:r="http://schemas.openxmlformats.org/officeDocument/2006/relationships" xmlns:m="http://schemas.openxmlformats.org/officeDocument/2006/math" xmlns:v="urn:schemas-microsoft-com:vml" xmlns:wp14="http://schemas.microsoft.com/office/word/2010/wordprocessingDrawing" xmlns:wp="http://schemas.openxmlformats.org/drawingml/2006/wordprocessingDrawing" xmlns:w10="urn:schemas-microsoft-com:office:word" xmlns:w="http://schemas.openxmlformats.org/wordprocessingml/2006/main" xmlns:w14="http://schemas.microsoft.com/office/word/2010/wordml" xmlns:w15="http://schemas.microsoft.com/office/word/2012/wordml" xmlns:w16cex="http://schemas.microsoft.com/office/word/2018/wordml/cex" xmlns:w16cid="http://schemas.microsoft.com/office/word/2016/wordml/cid" xmlns:w16="http://schemas.microsoft.com/office/word/2018/wordml" xmlns:w16du="http://schemas.microsoft.com/office/word/2023/wordml/word16du" xmlns:w16sdtdh="http://schemas.microsoft.com/office/word/2020/wordml/sdtdatahash" xmlns:w16sdtfl="http://schemas.microsoft.com/office/word/2024/wordml/sdtformatlock" xmlns:w16se="http://schemas.microsoft.com/office/word/2015/wordml/symex" xmlns:wpg="http://schemas.microsoft.com/office/word/2010/wordprocessingGroup" xmlns:wpi="http://schemas.microsoft.com/office/word/2010/wordprocessingInk" xmlns:wne="http://schemas.microsoft.com/office/word/2006/wordml" xmlns:wps="http://schemas.microsoft.com/office/word/2010/wordprocessingShape" mc:Ignorable="w14 w15 w16se w16cid w16 w16cex w16sdtdh w16sdtfl w16du wp14">
   <w16cid:commentId w16cid:paraId="5028B586" w16cid:durableId="29F1A260"/>
-  <w16cid:commentId w16cid:paraId="65AB0D45" w16cid:durableId="727FC83B"/>
-  <w16cid:commentId w16cid:paraId="38F104C9" w16cid:durableId="0D670615"/>
-  <w16cid:commentId w16cid:paraId="525503F9" w16cid:durableId="043F86CB"/>
-  <w16cid:commentId w16cid:paraId="720A0496" w16cid:durableId="6A4812A6"/>
   <w16cid:commentId w16cid:paraId="79C85185" w16cid:durableId="2E96353D"/>
   <w16cid:commentId w16cid:paraId="6F2DACBB" w16cid:durableId="5BEFE056"/>
   <w16cid:commentId w16cid:paraId="7A90E55F" w16cid:durableId="48A985C2"/>
@@ -22334,10 +21437,11 @@
   <w:abstractNum w:abstractNumId="14" w15:restartNumberingAfterBreak="0">
     <w:nsid w:val="375C09E7"/>
     <w:multiLevelType w:val="hybridMultilevel"/>
-    <w:tmpl w:val="84DEC768"/>
-    <w:lvl w:ilvl="0" w:tplc="0409000F">
+    <w:tmpl w:val="A5A2AAAA"/>
+    <w:lvl w:ilvl="0" w:tplc="A932555C">
       <w:start w:val="1"/>
       <w:numFmt w:val="decimal"/>
+      <w:pStyle w:val="Heading1"/>
       <w:lvlText w:val="%1."/>
       <w:lvlJc w:val="left"/>
       <w:pPr>
@@ -24493,9 +23597,12 @@
     <w:link w:val="Heading1Char"/>
     <w:uiPriority w:val="9"/>
     <w:qFormat/>
-    <w:rsid w:val="004C4EE5"/>
+    <w:rsid w:val="001E3AFB"/>
     <w:pPr>
       <w:keepNext/>
+      <w:numPr>
+        <w:numId w:val="32"/>
+      </w:numPr>
       <w:outlineLvl w:val="0"/>
     </w:pPr>
     <w:rPr>
@@ -24509,7 +23616,6 @@
   <w:style w:type="character" w:default="1" w:styleId="DefaultParagraphFont">
     <w:name w:val="Default Paragraph Font"/>
     <w:uiPriority w:val="1"/>
-    <w:semiHidden/>
     <w:unhideWhenUsed/>
   </w:style>
   <w:style w:type="table" w:default="1" w:styleId="TableNormal">
@@ -24734,7 +23840,7 @@
     <w:basedOn w:val="DefaultParagraphFont"/>
     <w:link w:val="Heading1"/>
     <w:uiPriority w:val="9"/>
-    <w:rsid w:val="004C4EE5"/>
+    <w:rsid w:val="001E3AFB"/>
     <w:rPr>
       <w:rFonts w:asciiTheme="majorBidi" w:hAnsiTheme="majorBidi" w:cstheme="majorBidi"/>
       <w:b/>

--- a/LakeMeadWaterConservationProgramAnalysis/LakeMeadWaterConservationProgramSuccessChallengesSuggestions_v3.docx
+++ b/LakeMeadWaterConservationProgramAnalysis/LakeMeadWaterConservationProgramSuccessChallengesSuggestions_v3.docx
@@ -61,7 +61,7 @@
           <w:sz w:val="28"/>
           <w:szCs w:val="28"/>
         </w:rPr>
-        <w:t>Managing</w:t>
+        <w:t xml:space="preserve">Reducing </w:t>
       </w:r>
       <w:r>
         <w:rPr>
@@ -71,7 +71,7 @@
           <w:sz w:val="28"/>
           <w:szCs w:val="28"/>
         </w:rPr>
-        <w:t xml:space="preserve"> Risk</w:t>
+        <w:t>Risk</w:t>
       </w:r>
       <w:r>
         <w:rPr>
@@ -275,7 +275,15 @@
           <w:sz w:val="24"/>
           <w:szCs w:val="24"/>
         </w:rPr>
-        <w:t xml:space="preserve">The Lake Mead water conservation program </w:t>
+        <w:t xml:space="preserve">The </w:t>
+      </w:r>
+      <w:r>
+        <w:rPr>
+          <w:rFonts w:asciiTheme="majorBidi" w:hAnsiTheme="majorBidi" w:cstheme="majorBidi"/>
+          <w:sz w:val="24"/>
+          <w:szCs w:val="24"/>
+        </w:rPr>
+        <w:t xml:space="preserve">Lake Mead water conservation program </w:t>
       </w:r>
       <w:r>
         <w:rPr>
@@ -431,70 +439,38 @@
         </w:rPr>
         <w:t xml:space="preserve"> </w:t>
       </w:r>
-      <w:ins w:id="0" w:author="Erik Christian Porse" w:date="2026-05-26T16:58:00Z" w16du:dateUtc="2026-05-26T23:58:00Z">
-        <w:r>
-          <w:rPr>
-            <w:rFonts w:asciiTheme="majorBidi" w:hAnsiTheme="majorBidi" w:cstheme="majorBidi"/>
-            <w:sz w:val="24"/>
-            <w:szCs w:val="24"/>
-          </w:rPr>
-          <w:t>B</w:t>
-        </w:r>
-      </w:ins>
-      <w:r>
-        <w:rPr>
-          <w:rFonts w:asciiTheme="majorBidi" w:hAnsiTheme="majorBidi" w:cstheme="majorBidi"/>
-          <w:sz w:val="24"/>
-          <w:szCs w:val="24"/>
-        </w:rPr>
-        <w:t xml:space="preserve">oth suggestions switch </w:t>
-      </w:r>
-      <w:del w:id="1" w:author="Erik Christian Porse" w:date="2026-05-26T16:58:00Z" w16du:dateUtc="2026-05-26T23:58:00Z">
-        <w:r>
-          <w:rPr>
-            <w:rFonts w:asciiTheme="majorBidi" w:hAnsiTheme="majorBidi" w:cstheme="majorBidi"/>
-            <w:sz w:val="24"/>
-            <w:szCs w:val="24"/>
-          </w:rPr>
-          <w:delText xml:space="preserve">the </w:delText>
-        </w:r>
-      </w:del>
-      <w:r>
-        <w:rPr>
-          <w:rFonts w:asciiTheme="majorBidi" w:hAnsiTheme="majorBidi" w:cstheme="majorBidi"/>
-          <w:sz w:val="24"/>
-          <w:szCs w:val="24"/>
-        </w:rPr>
-        <w:t xml:space="preserve">accounting from reductions </w:t>
-      </w:r>
-      <w:del w:id="2" w:author="Erik Christian Porse" w:date="2026-05-26T16:58:00Z" w16du:dateUtc="2026-05-26T23:58:00Z">
-        <w:r>
-          <w:rPr>
-            <w:rFonts w:asciiTheme="majorBidi" w:hAnsiTheme="majorBidi" w:cstheme="majorBidi"/>
-            <w:sz w:val="24"/>
-            <w:szCs w:val="24"/>
-          </w:rPr>
-          <w:delText xml:space="preserve">from </w:delText>
-        </w:r>
-      </w:del>
-      <w:ins w:id="3" w:author="Erik Christian Porse" w:date="2026-05-26T16:58:00Z" w16du:dateUtc="2026-05-26T23:58:00Z">
-        <w:r>
-          <w:rPr>
-            <w:rFonts w:asciiTheme="majorBidi" w:hAnsiTheme="majorBidi" w:cstheme="majorBidi"/>
-            <w:sz w:val="24"/>
-            <w:szCs w:val="24"/>
-          </w:rPr>
-          <w:t>of</w:t>
-        </w:r>
-        <w:r>
-          <w:rPr>
-            <w:rFonts w:asciiTheme="majorBidi" w:hAnsiTheme="majorBidi" w:cstheme="majorBidi"/>
-            <w:sz w:val="24"/>
-            <w:szCs w:val="24"/>
-          </w:rPr>
-          <w:t xml:space="preserve"> </w:t>
-        </w:r>
-      </w:ins>
+      <w:r>
+        <w:rPr>
+          <w:rFonts w:asciiTheme="majorBidi" w:hAnsiTheme="majorBidi" w:cstheme="majorBidi"/>
+          <w:sz w:val="24"/>
+          <w:szCs w:val="24"/>
+        </w:rPr>
+        <w:t>B</w:t>
+      </w:r>
+      <w:r>
+        <w:rPr>
+          <w:rFonts w:asciiTheme="majorBidi" w:hAnsiTheme="majorBidi" w:cstheme="majorBidi"/>
+          <w:sz w:val="24"/>
+          <w:szCs w:val="24"/>
+        </w:rPr>
+        <w:t xml:space="preserve">oth suggestions switch accounting from reductions </w:t>
+      </w:r>
+      <w:r>
+        <w:rPr>
+          <w:rFonts w:asciiTheme="majorBidi" w:hAnsiTheme="majorBidi" w:cstheme="majorBidi"/>
+          <w:sz w:val="24"/>
+          <w:szCs w:val="24"/>
+        </w:rPr>
+        <w:t>of</w:t>
+      </w:r>
+      <w:r>
+        <w:rPr>
+          <w:rFonts w:asciiTheme="majorBidi" w:hAnsiTheme="majorBidi" w:cstheme="majorBidi"/>
+          <w:sz w:val="24"/>
+          <w:szCs w:val="24"/>
+        </w:rPr>
+        <w:t xml:space="preserve"> </w:t>
+      </w:r>
       <w:r>
         <w:rPr>
           <w:rFonts w:asciiTheme="majorBidi" w:hAnsiTheme="majorBidi" w:cstheme="majorBidi"/>
@@ -503,36 +479,22 @@
         </w:rPr>
         <w:t xml:space="preserve">historical entitlements to </w:t>
       </w:r>
-      <w:del w:id="4" w:author="Erik Christian Porse" w:date="2026-05-26T16:58:00Z" w16du:dateUtc="2026-05-26T23:58:00Z">
-        <w:r>
-          <w:rPr>
-            <w:rFonts w:asciiTheme="majorBidi" w:hAnsiTheme="majorBidi" w:cstheme="majorBidi"/>
-            <w:sz w:val="24"/>
-            <w:szCs w:val="24"/>
-          </w:rPr>
-          <w:delText>reductions from the</w:delText>
-        </w:r>
-      </w:del>
-      <w:ins w:id="5" w:author="Erik Christian Porse" w:date="2026-05-27T13:58:00Z" w16du:dateUtc="2026-05-27T20:58:00Z">
-        <w:r>
-          <w:rPr>
-            <w:rFonts w:asciiTheme="majorBidi" w:hAnsiTheme="majorBidi" w:cstheme="majorBidi"/>
-            <w:sz w:val="24"/>
-            <w:szCs w:val="24"/>
-          </w:rPr>
-          <w:t>allocations</w:t>
-        </w:r>
-      </w:ins>
-      <w:ins w:id="6" w:author="Erik Christian Porse" w:date="2026-05-26T16:58:00Z" w16du:dateUtc="2026-05-26T23:58:00Z">
-        <w:r>
-          <w:rPr>
-            <w:rFonts w:asciiTheme="majorBidi" w:hAnsiTheme="majorBidi" w:cstheme="majorBidi"/>
-            <w:sz w:val="24"/>
-            <w:szCs w:val="24"/>
-          </w:rPr>
-          <w:t xml:space="preserve"> aligned with</w:t>
-        </w:r>
-      </w:ins>
+      <w:r>
+        <w:rPr>
+          <w:rFonts w:asciiTheme="majorBidi" w:hAnsiTheme="majorBidi" w:cstheme="majorBidi"/>
+          <w:sz w:val="24"/>
+          <w:szCs w:val="24"/>
+        </w:rPr>
+        <w:t>allocations</w:t>
+      </w:r>
+      <w:r>
+        <w:rPr>
+          <w:rFonts w:asciiTheme="majorBidi" w:hAnsiTheme="majorBidi" w:cstheme="majorBidi"/>
+          <w:sz w:val="24"/>
+          <w:szCs w:val="24"/>
+        </w:rPr>
+        <w:t xml:space="preserve"> aligned with</w:t>
+      </w:r>
       <w:r>
         <w:rPr>
           <w:rFonts w:asciiTheme="majorBidi" w:hAnsiTheme="majorBidi" w:cstheme="majorBidi"/>
@@ -541,34 +503,22 @@
         </w:rPr>
         <w:t xml:space="preserve"> annual available water. </w:t>
       </w:r>
-      <w:del w:id="7" w:author="Erik Christian Porse" w:date="2026-05-27T12:45:00Z" w16du:dateUtc="2026-05-27T19:45:00Z">
-        <w:r>
-          <w:rPr>
-            <w:rFonts w:asciiTheme="majorBidi" w:hAnsiTheme="majorBidi" w:cstheme="majorBidi"/>
-            <w:sz w:val="24"/>
-            <w:szCs w:val="24"/>
-          </w:rPr>
-          <w:delText xml:space="preserve">These </w:delText>
-        </w:r>
-      </w:del>
-      <w:ins w:id="8" w:author="Erik Christian Porse" w:date="2026-05-27T12:45:00Z" w16du:dateUtc="2026-05-27T19:45:00Z">
-        <w:r>
-          <w:rPr>
-            <w:rFonts w:asciiTheme="majorBidi" w:hAnsiTheme="majorBidi" w:cstheme="majorBidi"/>
-            <w:sz w:val="24"/>
-            <w:szCs w:val="24"/>
-          </w:rPr>
-          <w:t>Our analysis shows that such</w:t>
-        </w:r>
-        <w:r>
-          <w:rPr>
-            <w:rFonts w:asciiTheme="majorBidi" w:hAnsiTheme="majorBidi" w:cstheme="majorBidi"/>
-            <w:sz w:val="24"/>
-            <w:szCs w:val="24"/>
-          </w:rPr>
-          <w:t xml:space="preserve"> </w:t>
-        </w:r>
-      </w:ins>
+      <w:r>
+        <w:rPr>
+          <w:rFonts w:asciiTheme="majorBidi" w:hAnsiTheme="majorBidi" w:cstheme="majorBidi"/>
+          <w:sz w:val="24"/>
+          <w:szCs w:val="24"/>
+        </w:rPr>
+        <w:t>Our analysis shows that such</w:t>
+      </w:r>
+      <w:r>
+        <w:rPr>
+          <w:rFonts w:asciiTheme="majorBidi" w:hAnsiTheme="majorBidi" w:cstheme="majorBidi"/>
+          <w:sz w:val="24"/>
+          <w:szCs w:val="24"/>
+        </w:rPr>
+        <w:t xml:space="preserve"> </w:t>
+      </w:r>
       <w:r>
         <w:rPr>
           <w:rFonts w:asciiTheme="majorBidi" w:hAnsiTheme="majorBidi" w:cstheme="majorBidi"/>
@@ -577,34 +527,22 @@
         </w:rPr>
         <w:t xml:space="preserve">changes </w:t>
       </w:r>
-      <w:del w:id="9" w:author="Erik Christian Porse" w:date="2026-05-27T12:45:00Z" w16du:dateUtc="2026-05-27T19:45:00Z">
-        <w:r>
-          <w:rPr>
-            <w:rFonts w:asciiTheme="majorBidi" w:hAnsiTheme="majorBidi" w:cstheme="majorBidi"/>
-            <w:sz w:val="24"/>
-            <w:szCs w:val="24"/>
-          </w:rPr>
-          <w:delText xml:space="preserve">can </w:delText>
-        </w:r>
-      </w:del>
-      <w:ins w:id="10" w:author="Erik Christian Porse" w:date="2026-05-27T12:45:00Z" w16du:dateUtc="2026-05-27T19:45:00Z">
-        <w:r>
-          <w:rPr>
-            <w:rFonts w:asciiTheme="majorBidi" w:hAnsiTheme="majorBidi" w:cstheme="majorBidi"/>
-            <w:sz w:val="24"/>
-            <w:szCs w:val="24"/>
-          </w:rPr>
-          <w:t>could</w:t>
-        </w:r>
-        <w:r>
-          <w:rPr>
-            <w:rFonts w:asciiTheme="majorBidi" w:hAnsiTheme="majorBidi" w:cstheme="majorBidi"/>
-            <w:sz w:val="24"/>
-            <w:szCs w:val="24"/>
-          </w:rPr>
-          <w:t xml:space="preserve"> </w:t>
-        </w:r>
-      </w:ins>
+      <w:r>
+        <w:rPr>
+          <w:rFonts w:asciiTheme="majorBidi" w:hAnsiTheme="majorBidi" w:cstheme="majorBidi"/>
+          <w:sz w:val="24"/>
+          <w:szCs w:val="24"/>
+        </w:rPr>
+        <w:t>could</w:t>
+      </w:r>
+      <w:r>
+        <w:rPr>
+          <w:rFonts w:asciiTheme="majorBidi" w:hAnsiTheme="majorBidi" w:cstheme="majorBidi"/>
+          <w:sz w:val="24"/>
+          <w:szCs w:val="24"/>
+        </w:rPr>
+        <w:t xml:space="preserve"> </w:t>
+      </w:r>
       <w:r>
         <w:rPr>
           <w:rFonts w:asciiTheme="majorBidi" w:hAnsiTheme="majorBidi" w:cstheme="majorBidi"/>
@@ -613,16 +551,14 @@
         </w:rPr>
         <w:t>stabilize and potentially recover Lake Mead storage under conditions of low storage and low inflow</w:t>
       </w:r>
-      <w:ins w:id="11" w:author="Erik Christian Porse" w:date="2026-05-27T12:45:00Z" w16du:dateUtc="2026-05-27T19:45:00Z">
-        <w:r>
-          <w:rPr>
-            <w:rFonts w:asciiTheme="majorBidi" w:hAnsiTheme="majorBidi" w:cstheme="majorBidi"/>
-            <w:sz w:val="24"/>
-            <w:szCs w:val="24"/>
-          </w:rPr>
-          <w:t>,</w:t>
-        </w:r>
-      </w:ins>
+      <w:r>
+        <w:rPr>
+          <w:rFonts w:asciiTheme="majorBidi" w:hAnsiTheme="majorBidi" w:cstheme="majorBidi"/>
+          <w:sz w:val="24"/>
+          <w:szCs w:val="24"/>
+        </w:rPr>
+        <w:t>,</w:t>
+      </w:r>
       <w:r>
         <w:rPr>
           <w:rFonts w:asciiTheme="majorBidi" w:hAnsiTheme="majorBidi" w:cstheme="majorBidi"/>
@@ -631,16 +567,14 @@
         </w:rPr>
         <w:t xml:space="preserve"> while</w:t>
       </w:r>
-      <w:ins w:id="12" w:author="Erik Christian Porse" w:date="2026-05-27T12:45:00Z" w16du:dateUtc="2026-05-27T19:45:00Z">
-        <w:r>
-          <w:rPr>
-            <w:rFonts w:asciiTheme="majorBidi" w:hAnsiTheme="majorBidi" w:cstheme="majorBidi"/>
-            <w:sz w:val="24"/>
-            <w:szCs w:val="24"/>
-          </w:rPr>
-          <w:t xml:space="preserve"> also</w:t>
-        </w:r>
-      </w:ins>
+      <w:r>
+        <w:rPr>
+          <w:rFonts w:asciiTheme="majorBidi" w:hAnsiTheme="majorBidi" w:cstheme="majorBidi"/>
+          <w:sz w:val="24"/>
+          <w:szCs w:val="24"/>
+        </w:rPr>
+        <w:t xml:space="preserve"> also</w:t>
+      </w:r>
       <w:r>
         <w:rPr>
           <w:rFonts w:asciiTheme="majorBidi" w:hAnsiTheme="majorBidi" w:cstheme="majorBidi"/>
@@ -649,26 +583,14 @@
         </w:rPr>
         <w:t xml:space="preserve"> increasing </w:t>
       </w:r>
-      <w:ins w:id="13" w:author="Erik Christian Porse" w:date="2026-05-27T12:44:00Z" w16du:dateUtc="2026-05-27T19:44:00Z">
-        <w:r>
-          <w:rPr>
-            <w:rFonts w:asciiTheme="majorBidi" w:hAnsiTheme="majorBidi" w:cstheme="majorBidi"/>
-            <w:sz w:val="24"/>
-            <w:szCs w:val="24"/>
-          </w:rPr>
-          <w:t xml:space="preserve">the </w:t>
-        </w:r>
-      </w:ins>
-      <w:del w:id="14" w:author="Erik Christian Porse" w:date="2026-05-27T12:44:00Z" w16du:dateUtc="2026-05-27T19:44:00Z">
-        <w:r>
-          <w:rPr>
-            <w:rFonts w:asciiTheme="majorBidi" w:hAnsiTheme="majorBidi" w:cstheme="majorBidi"/>
-            <w:sz w:val="24"/>
-            <w:szCs w:val="24"/>
-          </w:rPr>
-          <w:delText xml:space="preserve">users </w:delText>
-        </w:r>
-      </w:del>
+      <w:r>
+        <w:rPr>
+          <w:rFonts w:asciiTheme="majorBidi" w:hAnsiTheme="majorBidi" w:cstheme="majorBidi"/>
+          <w:sz w:val="24"/>
+          <w:szCs w:val="24"/>
+        </w:rPr>
+        <w:t xml:space="preserve">the </w:t>
+      </w:r>
       <w:r>
         <w:rPr>
           <w:rFonts w:asciiTheme="majorBidi" w:hAnsiTheme="majorBidi" w:cstheme="majorBidi"/>
@@ -677,51 +599,29 @@
         </w:rPr>
         <w:t xml:space="preserve">autonomy </w:t>
       </w:r>
-      <w:ins w:id="15" w:author="Erik Christian Porse" w:date="2026-05-27T12:44:00Z" w16du:dateUtc="2026-05-27T19:44:00Z">
-        <w:r>
-          <w:rPr>
-            <w:rFonts w:asciiTheme="majorBidi" w:hAnsiTheme="majorBidi" w:cstheme="majorBidi"/>
-            <w:sz w:val="24"/>
-            <w:szCs w:val="24"/>
-          </w:rPr>
-          <w:t xml:space="preserve">of </w:t>
-        </w:r>
-      </w:ins>
-      <w:ins w:id="16" w:author="Erik Christian Porse" w:date="2026-05-27T12:45:00Z" w16du:dateUtc="2026-05-27T19:45:00Z">
-        <w:r>
-          <w:rPr>
-            <w:rFonts w:asciiTheme="majorBidi" w:hAnsiTheme="majorBidi" w:cstheme="majorBidi"/>
-            <w:sz w:val="24"/>
-            <w:szCs w:val="24"/>
-          </w:rPr>
-          <w:t xml:space="preserve">water users </w:t>
-        </w:r>
-      </w:ins>
-      <w:r>
-        <w:rPr>
-          <w:rFonts w:asciiTheme="majorBidi" w:hAnsiTheme="majorBidi" w:cstheme="majorBidi"/>
-          <w:sz w:val="24"/>
-          <w:szCs w:val="24"/>
-        </w:rPr>
-        <w:t xml:space="preserve">to manage </w:t>
-      </w:r>
-      <w:del w:id="17" w:author="Erik Christian Porse" w:date="2026-05-27T12:45:00Z" w16du:dateUtc="2026-05-27T19:45:00Z">
-        <w:r>
-          <w:rPr>
-            <w:rFonts w:asciiTheme="majorBidi" w:hAnsiTheme="majorBidi" w:cstheme="majorBidi"/>
-            <w:sz w:val="24"/>
-            <w:szCs w:val="24"/>
-          </w:rPr>
-          <w:delText xml:space="preserve">their </w:delText>
-        </w:r>
-      </w:del>
-      <w:r>
-        <w:rPr>
-          <w:rFonts w:asciiTheme="majorBidi" w:hAnsiTheme="majorBidi" w:cstheme="majorBidi"/>
-          <w:sz w:val="24"/>
-          <w:szCs w:val="24"/>
-        </w:rPr>
-        <w:t>risks of water shortages.</w:t>
+      <w:r>
+        <w:rPr>
+          <w:rFonts w:asciiTheme="majorBidi" w:hAnsiTheme="majorBidi" w:cstheme="majorBidi"/>
+          <w:sz w:val="24"/>
+          <w:szCs w:val="24"/>
+        </w:rPr>
+        <w:t xml:space="preserve">of </w:t>
+      </w:r>
+      <w:r>
+        <w:rPr>
+          <w:rFonts w:asciiTheme="majorBidi" w:hAnsiTheme="majorBidi" w:cstheme="majorBidi"/>
+          <w:sz w:val="24"/>
+          <w:szCs w:val="24"/>
+        </w:rPr>
+        <w:t xml:space="preserve">water users </w:t>
+      </w:r>
+      <w:r>
+        <w:rPr>
+          <w:rFonts w:asciiTheme="majorBidi" w:hAnsiTheme="majorBidi" w:cstheme="majorBidi"/>
+          <w:sz w:val="24"/>
+          <w:szCs w:val="24"/>
+        </w:rPr>
+        <w:t>to manage risks of water shortages.</w:t>
       </w:r>
     </w:p>
     <w:p>
@@ -781,7 +681,7 @@
         </w:rPr>
         <w:t xml:space="preserve">and uncertainty in future water supply put agricultural users, urban users, Tribal Nations, and ecosystems at risk of water shortages </w:t>
       </w:r>
-      <w:commentRangeStart w:id="18"/>
+      <w:commentRangeStart w:id="0"/>
       <w:r>
         <w:rPr>
           <w:rFonts w:ascii="Times New Roman" w:eastAsia="Times New Roman" w:hAnsi="Times New Roman" w:cs="Times New Roman"/>
@@ -823,7 +723,7 @@
         </w:rPr>
         <w:fldChar w:fldCharType="end"/>
       </w:r>
-      <w:commentRangeEnd w:id="18"/>
+      <w:commentRangeEnd w:id="0"/>
       <w:r>
         <w:rPr>
           <w:rStyle w:val="CommentReference"/>
@@ -831,7 +731,7 @@
           <w:sz w:val="24"/>
           <w:szCs w:val="24"/>
         </w:rPr>
-        <w:commentReference w:id="18"/>
+        <w:commentReference w:id="0"/>
       </w:r>
       <w:r>
         <w:rPr>
@@ -1682,10 +1582,7 @@
         <w:t xml:space="preserve">from their </w:t>
       </w:r>
       <w:r>
-        <w:t>le</w:t>
-      </w:r>
-      <w:r>
-        <w:t>gal entitlements</w:t>
+        <w:t>legal entitlements</w:t>
       </w:r>
       <w:r>
         <w:t>, keep the conserved water in Lake Mead, and withdraw conserved water at a future point in time subject to some constraints. The program was created as part of the 2007 Interim Guidelines</w:t>
@@ -2820,10 +2717,7 @@
         <w:t xml:space="preserve">voluntary Lake Mead </w:t>
       </w:r>
       <w:r>
-        <w:t xml:space="preserve">water </w:t>
-      </w:r>
-      <w:r>
-        <w:t xml:space="preserve">conservation </w:t>
+        <w:t xml:space="preserve">water conservation </w:t>
       </w:r>
       <w:r>
         <w:t>program op</w:t>
@@ -2832,10 +2726,7 @@
         <w:t>e</w:t>
       </w:r>
       <w:r>
-        <w:t xml:space="preserve">rates </w:t>
-      </w:r>
-      <w:r>
-        <w:t xml:space="preserve">with the assumption that </w:t>
+        <w:t xml:space="preserve">rates with the assumption that </w:t>
       </w:r>
       <w:r>
         <w:t xml:space="preserve">the </w:t>
@@ -2880,10 +2771,7 @@
         <w:t xml:space="preserve"> </w:t>
       </w:r>
       <w:r>
-        <w:t xml:space="preserve">legal </w:t>
-      </w:r>
-      <w:r>
-        <w:t>entitlements</w:t>
+        <w:t>legal entitlements</w:t>
       </w:r>
       <w:r>
         <w:t xml:space="preserve">. </w:t>
@@ -3110,20 +2998,13 @@
         <w:t xml:space="preserve">how much </w:t>
       </w:r>
       <w:r>
-        <w:t xml:space="preserve">of that water has </w:t>
-      </w:r>
-      <w:commentRangeStart w:id="19"/>
-      <w:r>
-        <w:t xml:space="preserve">remained </w:t>
-      </w:r>
-      <w:commentRangeEnd w:id="19"/>
-      <w:r>
-        <w:rPr>
-          <w:rStyle w:val="CommentReference"/>
-          <w:sz w:val="24"/>
-          <w:szCs w:val="24"/>
-        </w:rPr>
-        <w:commentReference w:id="19"/>
+        <w:t xml:space="preserve">of that water </w:t>
+      </w:r>
+      <w:r>
+        <w:t>remains</w:t>
+      </w:r>
+      <w:r>
+        <w:t xml:space="preserve"> </w:t>
       </w:r>
       <w:r>
         <w:t>in Lake Mead</w:t>
@@ -5135,15 +5016,7 @@
           <w:sz w:val="24"/>
           <w:szCs w:val="24"/>
         </w:rPr>
-        <w:t xml:space="preserve"> </w:t>
-      </w:r>
-      <w:r>
-        <w:rPr>
-          <w:rFonts w:asciiTheme="majorBidi" w:hAnsiTheme="majorBidi" w:cstheme="majorBidi"/>
-          <w:sz w:val="24"/>
-          <w:szCs w:val="24"/>
-        </w:rPr>
-        <w:t xml:space="preserve">than its </w:t>
+        <w:t xml:space="preserve"> than its </w:t>
       </w:r>
       <w:r>
         <w:rPr>
@@ -5207,15 +5080,7 @@
           <w:sz w:val="24"/>
           <w:szCs w:val="24"/>
         </w:rPr>
-        <w:t xml:space="preserve">Arizona's </w:t>
-      </w:r>
-      <w:r>
-        <w:rPr>
-          <w:rFonts w:asciiTheme="majorBidi" w:hAnsiTheme="majorBidi" w:cstheme="majorBidi"/>
-          <w:sz w:val="24"/>
-          <w:szCs w:val="24"/>
-        </w:rPr>
-        <w:t>water conservation account was credited 2</w:t>
+        <w:t>Arizona's water conservation account was credited 2</w:t>
       </w:r>
       <w:r>
         <w:rPr>
@@ -5691,30 +5556,16 @@
         </w:rPr>
         <w:t xml:space="preserve">rogram </w:t>
       </w:r>
-      <w:del w:id="20" w:author="Erik Christian Porse" w:date="2026-05-27T14:52:00Z" w16du:dateUtc="2026-05-27T21:52:00Z">
-        <w:r>
-          <w:rPr>
-            <w:rFonts w:asciiTheme="majorBidi" w:hAnsiTheme="majorBidi" w:cstheme="majorBidi"/>
-            <w:b/>
-            <w:bCs/>
-            <w:sz w:val="24"/>
-            <w:szCs w:val="24"/>
-          </w:rPr>
-          <w:delText>constraints</w:delText>
-        </w:r>
-      </w:del>
-      <w:ins w:id="21" w:author="Erik Christian Porse" w:date="2026-05-27T14:52:00Z" w16du:dateUtc="2026-05-27T21:52:00Z">
-        <w:r>
-          <w:rPr>
-            <w:rFonts w:asciiTheme="majorBidi" w:hAnsiTheme="majorBidi" w:cstheme="majorBidi"/>
-            <w:b/>
-            <w:bCs/>
-            <w:sz w:val="24"/>
-            <w:szCs w:val="24"/>
-          </w:rPr>
-          <w:t>structure</w:t>
-        </w:r>
-      </w:ins>
+      <w:r>
+        <w:rPr>
+          <w:rFonts w:asciiTheme="majorBidi" w:hAnsiTheme="majorBidi" w:cstheme="majorBidi"/>
+          <w:b/>
+          <w:bCs/>
+          <w:sz w:val="24"/>
+          <w:szCs w:val="24"/>
+        </w:rPr>
+        <w:t>structure</w:t>
+      </w:r>
       <w:r>
         <w:rPr>
           <w:rFonts w:asciiTheme="majorBidi" w:hAnsiTheme="majorBidi" w:cstheme="majorBidi"/>
@@ -5809,24 +5660,15 @@
           <w:sz w:val="24"/>
           <w:szCs w:val="24"/>
         </w:rPr>
-        <w:t xml:space="preserve"> conservation account balances for the three Lower Basin states. The program also prohibits debits</w:t>
-      </w:r>
-      <w:r>
-        <w:rPr>
-          <w:rFonts w:asciiTheme="majorBidi" w:hAnsiTheme="majorBidi" w:cstheme="majorBidi"/>
-          <w:sz w:val="24"/>
-          <w:szCs w:val="24"/>
-        </w:rPr>
-        <w:t>—</w:t>
-      </w:r>
-      <w:commentRangeStart w:id="22"/>
-      <w:r>
-        <w:rPr>
-          <w:rFonts w:asciiTheme="majorBidi" w:hAnsiTheme="majorBidi" w:cstheme="majorBidi"/>
-          <w:sz w:val="24"/>
-          <w:szCs w:val="24"/>
-        </w:rPr>
-        <w:t>withdraw</w:t>
+        <w:t xml:space="preserve"> conservation account balances for the three Lower Basin states. The program also prohibits withdraw</w:t>
+      </w:r>
+      <w:r>
+        <w:rPr>
+          <w:rFonts w:asciiTheme="majorBidi" w:hAnsiTheme="majorBidi" w:cstheme="majorBidi"/>
+          <w:sz w:val="24"/>
+          <w:szCs w:val="24"/>
+        </w:rPr>
+        <w:t>s</w:t>
       </w:r>
       <w:r>
         <w:rPr>
@@ -5836,16 +5678,6 @@
         </w:rPr>
         <w:t xml:space="preserve"> </w:t>
       </w:r>
-      <w:commentRangeEnd w:id="22"/>
-      <w:r>
-        <w:rPr>
-          <w:rStyle w:val="CommentReference"/>
-          <w:rFonts w:asciiTheme="majorBidi" w:hAnsiTheme="majorBidi" w:cstheme="majorBidi"/>
-          <w:sz w:val="24"/>
-          <w:szCs w:val="24"/>
-        </w:rPr>
-        <w:commentReference w:id="22"/>
-      </w:r>
       <w:r>
         <w:rPr>
           <w:rFonts w:asciiTheme="majorBidi" w:hAnsiTheme="majorBidi" w:cstheme="majorBidi"/>
@@ -5868,7 +5700,7 @@
           <w:sz w:val="24"/>
           <w:szCs w:val="24"/>
         </w:rPr>
-        <w:t>—</w:t>
+        <w:t xml:space="preserve"> </w:t>
       </w:r>
       <w:r>
         <w:rPr>
@@ -5892,18 +5724,24 @@
           <w:sz w:val="24"/>
           <w:szCs w:val="24"/>
         </w:rPr>
-        <w:t xml:space="preserve"> (</w:t>
-      </w:r>
-      <w:ins w:id="23" w:author="Erik Christian Porse" w:date="2026-05-27T15:06:00Z" w16du:dateUtc="2026-05-27T22:06:00Z">
-        <w:r>
-          <w:rPr>
-            <w:rFonts w:asciiTheme="majorBidi" w:hAnsiTheme="majorBidi" w:cstheme="majorBidi"/>
-            <w:sz w:val="24"/>
-            <w:szCs w:val="24"/>
-          </w:rPr>
-          <w:t xml:space="preserve">reservoir </w:t>
-        </w:r>
-      </w:ins>
+        <w:t xml:space="preserve"> </w:t>
+      </w:r>
+      <w:r>
+        <w:rPr>
+          <w:rFonts w:asciiTheme="majorBidi" w:hAnsiTheme="majorBidi" w:cstheme="majorBidi"/>
+          <w:sz w:val="24"/>
+          <w:szCs w:val="24"/>
+        </w:rPr>
+        <w:t>(</w:t>
+      </w:r>
+      <w:r>
+        <w:rPr>
+          <w:rFonts w:asciiTheme="majorBidi" w:hAnsiTheme="majorBidi" w:cstheme="majorBidi"/>
+          <w:sz w:val="24"/>
+          <w:szCs w:val="24"/>
+        </w:rPr>
+        <w:t xml:space="preserve">reservoir </w:t>
+      </w:r>
       <w:r>
         <w:rPr>
           <w:rFonts w:asciiTheme="majorBidi" w:hAnsiTheme="majorBidi" w:cstheme="majorBidi"/>
@@ -5912,26 +5750,14 @@
         </w:rPr>
         <w:t>elevation</w:t>
       </w:r>
-      <w:ins w:id="24" w:author="Erik Christian Porse" w:date="2026-05-27T15:06:00Z" w16du:dateUtc="2026-05-27T22:06:00Z">
-        <w:r>
-          <w:rPr>
-            <w:rFonts w:asciiTheme="majorBidi" w:hAnsiTheme="majorBidi" w:cstheme="majorBidi"/>
-            <w:sz w:val="24"/>
-            <w:szCs w:val="24"/>
-          </w:rPr>
-          <w:t xml:space="preserve"> o</w:t>
-        </w:r>
-      </w:ins>
-      <w:ins w:id="25" w:author="Erik Christian Porse" w:date="2026-05-27T15:07:00Z" w16du:dateUtc="2026-05-27T22:07:00Z">
-        <w:r>
-          <w:rPr>
-            <w:rFonts w:asciiTheme="majorBidi" w:hAnsiTheme="majorBidi" w:cstheme="majorBidi"/>
-            <w:sz w:val="24"/>
-            <w:szCs w:val="24"/>
-          </w:rPr>
-          <w:t>f</w:t>
-        </w:r>
-      </w:ins>
+      <w:r>
+        <w:rPr>
+          <w:rFonts w:asciiTheme="majorBidi" w:hAnsiTheme="majorBidi" w:cstheme="majorBidi"/>
+          <w:sz w:val="24"/>
+          <w:szCs w:val="24"/>
+        </w:rPr>
+        <w:t xml:space="preserve"> of</w:t>
+      </w:r>
       <w:r>
         <w:rPr>
           <w:rFonts w:asciiTheme="majorBidi" w:hAnsiTheme="majorBidi" w:cstheme="majorBidi"/>
@@ -5940,16 +5766,14 @@
         </w:rPr>
         <w:t xml:space="preserve"> 1</w:t>
       </w:r>
-      <w:ins w:id="26" w:author="Erik Christian Porse" w:date="2026-05-27T15:07:00Z" w16du:dateUtc="2026-05-27T22:07:00Z">
-        <w:r>
-          <w:rPr>
-            <w:rFonts w:asciiTheme="majorBidi" w:hAnsiTheme="majorBidi" w:cstheme="majorBidi"/>
-            <w:sz w:val="24"/>
-            <w:szCs w:val="24"/>
-          </w:rPr>
-          <w:t>,</w:t>
-        </w:r>
-      </w:ins>
+      <w:r>
+        <w:rPr>
+          <w:rFonts w:asciiTheme="majorBidi" w:hAnsiTheme="majorBidi" w:cstheme="majorBidi"/>
+          <w:sz w:val="24"/>
+          <w:szCs w:val="24"/>
+        </w:rPr>
+        <w:t>,</w:t>
+      </w:r>
       <w:r>
         <w:rPr>
           <w:rFonts w:asciiTheme="majorBidi" w:hAnsiTheme="majorBidi" w:cstheme="majorBidi"/>
@@ -6113,16 +5937,6 @@
         </w:rPr>
         <w:t xml:space="preserve"> program</w:t>
       </w:r>
-      <w:del w:id="27" w:author="Erik Christian Porse" w:date="2026-05-27T15:07:00Z" w16du:dateUtc="2026-05-27T22:07:00Z">
-        <w:r>
-          <w:rPr>
-            <w:rFonts w:asciiTheme="majorBidi" w:hAnsiTheme="majorBidi" w:cstheme="majorBidi"/>
-            <w:sz w:val="24"/>
-            <w:szCs w:val="24"/>
-          </w:rPr>
-          <w:delText xml:space="preserve"> are complex</w:delText>
-        </w:r>
-      </w:del>
       <w:r>
         <w:rPr>
           <w:rFonts w:asciiTheme="majorBidi" w:hAnsiTheme="majorBidi" w:cstheme="majorBidi"/>
@@ -6163,16 +5977,14 @@
         </w:rPr>
         <w:t>andatory water shortages increase as Lake Mead’s level declines from</w:t>
       </w:r>
-      <w:ins w:id="28" w:author="Erik Christian Porse" w:date="2026-05-27T15:08:00Z" w16du:dateUtc="2026-05-27T22:08:00Z">
-        <w:r>
-          <w:rPr>
-            <w:rFonts w:asciiTheme="majorBidi" w:hAnsiTheme="majorBidi" w:cstheme="majorBidi"/>
-            <w:sz w:val="24"/>
-            <w:szCs w:val="24"/>
-          </w:rPr>
-          <w:t xml:space="preserve"> an</w:t>
-        </w:r>
-      </w:ins>
+      <w:r>
+        <w:rPr>
+          <w:rFonts w:asciiTheme="majorBidi" w:hAnsiTheme="majorBidi" w:cstheme="majorBidi"/>
+          <w:sz w:val="24"/>
+          <w:szCs w:val="24"/>
+        </w:rPr>
+        <w:t xml:space="preserve"> an</w:t>
+      </w:r>
       <w:r>
         <w:rPr>
           <w:rFonts w:asciiTheme="majorBidi" w:hAnsiTheme="majorBidi" w:cstheme="majorBidi"/>
@@ -6181,16 +5993,14 @@
         </w:rPr>
         <w:t xml:space="preserve"> elevation </w:t>
       </w:r>
-      <w:ins w:id="29" w:author="Erik Christian Porse" w:date="2026-05-27T15:08:00Z" w16du:dateUtc="2026-05-27T22:08:00Z">
-        <w:r>
-          <w:rPr>
-            <w:rFonts w:asciiTheme="majorBidi" w:hAnsiTheme="majorBidi" w:cstheme="majorBidi"/>
-            <w:sz w:val="24"/>
-            <w:szCs w:val="24"/>
-          </w:rPr>
-          <w:t xml:space="preserve">of </w:t>
-        </w:r>
-      </w:ins>
+      <w:r>
+        <w:rPr>
+          <w:rFonts w:asciiTheme="majorBidi" w:hAnsiTheme="majorBidi" w:cstheme="majorBidi"/>
+          <w:sz w:val="24"/>
+          <w:szCs w:val="24"/>
+        </w:rPr>
+        <w:t xml:space="preserve">of </w:t>
+      </w:r>
       <w:r>
         <w:rPr>
           <w:rFonts w:asciiTheme="majorBidi" w:hAnsiTheme="majorBidi" w:cstheme="majorBidi"/>
@@ -6420,23 +6230,29 @@
         </w:rPr>
         <w:t>water conservation account balance</w:t>
       </w:r>
-      <w:ins w:id="30" w:author="Erik Christian Porse" w:date="2026-05-27T15:08:00Z" w16du:dateUtc="2026-05-27T22:08:00Z">
-        <w:r>
-          <w:rPr>
-            <w:rFonts w:asciiTheme="majorBidi" w:hAnsiTheme="majorBidi" w:cstheme="majorBidi"/>
-            <w:sz w:val="24"/>
-            <w:szCs w:val="24"/>
-          </w:rPr>
-          <w:t>s</w:t>
-        </w:r>
-      </w:ins>
-      <w:r>
-        <w:rPr>
-          <w:rFonts w:asciiTheme="majorBidi" w:hAnsiTheme="majorBidi" w:cstheme="majorBidi"/>
-          <w:sz w:val="24"/>
-          <w:szCs w:val="24"/>
-        </w:rPr>
-        <w:t xml:space="preserve"> to meet their mandatory reductions in water use. This transfer is an administrative action and does not change Lake Mead level. </w:t>
+      <w:r>
+        <w:rPr>
+          <w:rFonts w:asciiTheme="majorBidi" w:hAnsiTheme="majorBidi" w:cstheme="majorBidi"/>
+          <w:sz w:val="24"/>
+          <w:szCs w:val="24"/>
+        </w:rPr>
+        <w:t>s</w:t>
+      </w:r>
+      <w:r>
+        <w:rPr>
+          <w:rFonts w:asciiTheme="majorBidi" w:hAnsiTheme="majorBidi" w:cstheme="majorBidi"/>
+          <w:sz w:val="24"/>
+          <w:szCs w:val="24"/>
+        </w:rPr>
+        <w:t xml:space="preserve"> to meet their mandatory reductions in water use. This transfer is an administrative action and </w:t>
+      </w:r>
+      <w:r>
+        <w:rPr>
+          <w:rFonts w:asciiTheme="majorBidi" w:hAnsiTheme="majorBidi" w:cstheme="majorBidi"/>
+          <w:sz w:val="24"/>
+          <w:szCs w:val="24"/>
+        </w:rPr>
+        <w:t xml:space="preserve">does not change Lake Mead level. </w:t>
       </w:r>
       <w:r>
         <w:rPr>
@@ -6820,11 +6636,9 @@
       <w:r>
         <w:t>. The data span the period 2007 to 2025</w:t>
       </w:r>
-      <w:ins w:id="31" w:author="David Rosenberg" w:date="2026-05-29T12:20:00Z" w16du:dateUtc="2026-05-29T18:20:00Z">
-        <w:r>
-          <w:t>.</w:t>
-        </w:r>
-      </w:ins>
+      <w:r>
+        <w:t>.</w:t>
+      </w:r>
     </w:p>
     <w:p>
       <w:pPr>
@@ -7875,6 +7689,13 @@
           <w:sz w:val="24"/>
           <w:szCs w:val="24"/>
         </w:rPr>
+      </w:r>
+      <w:r>
+        <w:rPr>
+          <w:rFonts w:asciiTheme="majorBidi" w:hAnsiTheme="majorBidi" w:cstheme="majorBidi"/>
+          <w:sz w:val="24"/>
+          <w:szCs w:val="24"/>
+        </w:rPr>
         <w:fldChar w:fldCharType="separate"/>
       </w:r>
       <w:r>
@@ -8243,16 +8064,6 @@
     </w:p>
     <w:p>
       <w:pPr>
-        <w:pStyle w:val="ListParagraph"/>
-        <w:rPr>
-          <w:rFonts w:asciiTheme="majorBidi" w:hAnsiTheme="majorBidi" w:cstheme="majorBidi"/>
-          <w:sz w:val="24"/>
-          <w:szCs w:val="24"/>
-        </w:rPr>
-      </w:pPr>
-    </w:p>
-    <w:p>
-      <w:pPr>
         <w:rPr>
           <w:rFonts w:asciiTheme="majorBidi" w:hAnsiTheme="majorBidi" w:cstheme="majorBidi"/>
           <w:sz w:val="24"/>
@@ -8586,6 +8397,97 @@
     </w:p>
     <w:p>
       <w:pPr>
+        <w:pStyle w:val="Heading1"/>
+      </w:pPr>
+      <w:r>
+        <w:t xml:space="preserve">Program </w:t>
+      </w:r>
+      <w:r>
+        <w:t>Challenges</w:t>
+      </w:r>
+    </w:p>
+    <w:p>
+      <w:pPr>
+        <w:rPr>
+          <w:rFonts w:asciiTheme="majorBidi" w:hAnsiTheme="majorBidi" w:cstheme="majorBidi"/>
+          <w:sz w:val="24"/>
+          <w:szCs w:val="24"/>
+        </w:rPr>
+      </w:pPr>
+      <w:r>
+        <w:rPr>
+          <w:rFonts w:asciiTheme="majorBidi" w:hAnsiTheme="majorBidi" w:cstheme="majorBidi"/>
+          <w:sz w:val="24"/>
+          <w:szCs w:val="24"/>
+        </w:rPr>
+        <w:t>Despite successes, there are challenges to motivating</w:t>
+      </w:r>
+      <w:r>
+        <w:rPr>
+          <w:rFonts w:asciiTheme="majorBidi" w:hAnsiTheme="majorBidi" w:cstheme="majorBidi"/>
+          <w:sz w:val="24"/>
+          <w:szCs w:val="24"/>
+        </w:rPr>
+        <w:t xml:space="preserve"> users to continue to conserve water</w:t>
+      </w:r>
+      <w:r>
+        <w:rPr>
+          <w:rFonts w:asciiTheme="majorBidi" w:hAnsiTheme="majorBidi" w:cstheme="majorBidi"/>
+          <w:sz w:val="24"/>
+          <w:szCs w:val="24"/>
+        </w:rPr>
+        <w:t xml:space="preserve"> and</w:t>
+      </w:r>
+      <w:r>
+        <w:rPr>
+          <w:rFonts w:asciiTheme="majorBidi" w:hAnsiTheme="majorBidi" w:cstheme="majorBidi"/>
+          <w:sz w:val="24"/>
+          <w:szCs w:val="24"/>
+        </w:rPr>
+        <w:t xml:space="preserve"> leave that water in Lake Mead</w:t>
+      </w:r>
+      <w:r>
+        <w:rPr>
+          <w:rFonts w:asciiTheme="majorBidi" w:hAnsiTheme="majorBidi" w:cstheme="majorBidi"/>
+          <w:sz w:val="24"/>
+          <w:szCs w:val="24"/>
+        </w:rPr>
+        <w:t xml:space="preserve">. There are also challenges to </w:t>
+      </w:r>
+      <w:r>
+        <w:rPr>
+          <w:rFonts w:asciiTheme="majorBidi" w:hAnsiTheme="majorBidi" w:cstheme="majorBidi"/>
+          <w:sz w:val="24"/>
+          <w:szCs w:val="24"/>
+        </w:rPr>
+        <w:t xml:space="preserve">access conserved water </w:t>
+      </w:r>
+      <w:r>
+        <w:rPr>
+          <w:rFonts w:asciiTheme="majorBidi" w:hAnsiTheme="majorBidi" w:cstheme="majorBidi"/>
+          <w:sz w:val="24"/>
+          <w:szCs w:val="24"/>
+        </w:rPr>
+        <w:t>as inflow and reservoir storage decline</w:t>
+      </w:r>
+      <w:r>
+        <w:rPr>
+          <w:rFonts w:asciiTheme="majorBidi" w:hAnsiTheme="majorBidi" w:cstheme="majorBidi"/>
+          <w:sz w:val="24"/>
+          <w:szCs w:val="24"/>
+        </w:rPr>
+        <w:t>.</w:t>
+      </w:r>
+    </w:p>
+    <w:p>
+      <w:pPr>
+        <w:rPr>
+          <w:rFonts w:asciiTheme="majorBidi" w:hAnsiTheme="majorBidi" w:cstheme="majorBidi"/>
+          <w:sz w:val="24"/>
+          <w:szCs w:val="24"/>
+        </w:rPr>
+      </w:pPr>
+      <w:r>
         <w:rPr>
           <w:rFonts w:asciiTheme="majorBidi" w:hAnsiTheme="majorBidi" w:cstheme="majorBidi"/>
           <w:b/>
@@ -8593,164 +8495,6 @@
           <w:sz w:val="24"/>
           <w:szCs w:val="24"/>
         </w:rPr>
-      </w:pPr>
-    </w:p>
-    <w:p>
-      <w:pPr>
-        <w:pStyle w:val="Heading1"/>
-      </w:pPr>
-      <w:r>
-        <w:t xml:space="preserve">Program </w:t>
-      </w:r>
-      <w:r>
-        <w:t>Challenges</w:t>
-      </w:r>
-    </w:p>
-    <w:p>
-      <w:pPr>
-        <w:rPr>
-          <w:rFonts w:asciiTheme="majorBidi" w:hAnsiTheme="majorBidi" w:cstheme="majorBidi"/>
-          <w:sz w:val="24"/>
-          <w:szCs w:val="24"/>
-        </w:rPr>
-      </w:pPr>
-      <w:del w:id="32" w:author="Erik Christian Porse" w:date="2026-05-27T15:43:00Z" w16du:dateUtc="2026-05-27T22:43:00Z">
-        <w:r>
-          <w:rPr>
-            <w:rFonts w:asciiTheme="majorBidi" w:hAnsiTheme="majorBidi" w:cstheme="majorBidi"/>
-            <w:sz w:val="24"/>
-            <w:szCs w:val="24"/>
-          </w:rPr>
-          <w:delText xml:space="preserve">Here we describe </w:delText>
-        </w:r>
-        <w:r>
-          <w:rPr>
-            <w:rFonts w:asciiTheme="majorBidi" w:hAnsiTheme="majorBidi" w:cstheme="majorBidi"/>
-            <w:sz w:val="24"/>
-            <w:szCs w:val="24"/>
-          </w:rPr>
-          <w:delText>4</w:delText>
-        </w:r>
-        <w:r>
-          <w:rPr>
-            <w:rFonts w:asciiTheme="majorBidi" w:hAnsiTheme="majorBidi" w:cstheme="majorBidi"/>
-            <w:sz w:val="24"/>
-            <w:szCs w:val="24"/>
-          </w:rPr>
-          <w:delText xml:space="preserve"> </w:delText>
-        </w:r>
-        <w:r>
-          <w:rPr>
-            <w:rFonts w:asciiTheme="majorBidi" w:hAnsiTheme="majorBidi" w:cstheme="majorBidi"/>
-            <w:sz w:val="24"/>
-            <w:szCs w:val="24"/>
-          </w:rPr>
-          <w:delText xml:space="preserve">challenges </w:delText>
-        </w:r>
-        <w:r>
-          <w:rPr>
-            <w:rFonts w:asciiTheme="majorBidi" w:hAnsiTheme="majorBidi" w:cstheme="majorBidi"/>
-            <w:sz w:val="24"/>
-            <w:szCs w:val="24"/>
-          </w:rPr>
-          <w:delText>to motive</w:delText>
-        </w:r>
-      </w:del>
-      <w:ins w:id="33" w:author="Erik Christian Porse" w:date="2026-05-27T15:43:00Z" w16du:dateUtc="2026-05-27T22:43:00Z">
-        <w:r>
-          <w:rPr>
-            <w:rFonts w:asciiTheme="majorBidi" w:hAnsiTheme="majorBidi" w:cstheme="majorBidi"/>
-            <w:sz w:val="24"/>
-            <w:szCs w:val="24"/>
-          </w:rPr>
-          <w:t>Despite successes, there are challenges to motivating</w:t>
-        </w:r>
-      </w:ins>
-      <w:r>
-        <w:rPr>
-          <w:rFonts w:asciiTheme="majorBidi" w:hAnsiTheme="majorBidi" w:cstheme="majorBidi"/>
-          <w:sz w:val="24"/>
-          <w:szCs w:val="24"/>
-        </w:rPr>
-        <w:t xml:space="preserve"> users to continue to conserve water</w:t>
-      </w:r>
-      <w:ins w:id="34" w:author="Erik Christian Porse" w:date="2026-05-27T15:44:00Z" w16du:dateUtc="2026-05-27T22:44:00Z">
-        <w:r>
-          <w:rPr>
-            <w:rFonts w:asciiTheme="majorBidi" w:hAnsiTheme="majorBidi" w:cstheme="majorBidi"/>
-            <w:sz w:val="24"/>
-            <w:szCs w:val="24"/>
-          </w:rPr>
-          <w:t xml:space="preserve"> and</w:t>
-        </w:r>
-      </w:ins>
-      <w:del w:id="35" w:author="Erik Christian Porse" w:date="2026-05-27T15:44:00Z" w16du:dateUtc="2026-05-27T22:44:00Z">
-        <w:r>
-          <w:rPr>
-            <w:rFonts w:asciiTheme="majorBidi" w:hAnsiTheme="majorBidi" w:cstheme="majorBidi"/>
-            <w:sz w:val="24"/>
-            <w:szCs w:val="24"/>
-          </w:rPr>
-          <w:delText>,</w:delText>
-        </w:r>
-      </w:del>
-      <w:r>
-        <w:rPr>
-          <w:rFonts w:asciiTheme="majorBidi" w:hAnsiTheme="majorBidi" w:cstheme="majorBidi"/>
-          <w:sz w:val="24"/>
-          <w:szCs w:val="24"/>
-        </w:rPr>
-        <w:t xml:space="preserve"> leave that water in Lake Mead</w:t>
-      </w:r>
-      <w:r>
-        <w:rPr>
-          <w:rFonts w:asciiTheme="majorBidi" w:hAnsiTheme="majorBidi" w:cstheme="majorBidi"/>
-          <w:sz w:val="24"/>
-          <w:szCs w:val="24"/>
-        </w:rPr>
-        <w:t xml:space="preserve">. There are also challenges to </w:t>
-      </w:r>
-      <w:r>
-        <w:rPr>
-          <w:rFonts w:asciiTheme="majorBidi" w:hAnsiTheme="majorBidi" w:cstheme="majorBidi"/>
-          <w:sz w:val="24"/>
-          <w:szCs w:val="24"/>
-        </w:rPr>
-        <w:t xml:space="preserve">access conserved water </w:t>
-      </w:r>
-      <w:r>
-        <w:rPr>
-          <w:rFonts w:asciiTheme="majorBidi" w:hAnsiTheme="majorBidi" w:cstheme="majorBidi"/>
-          <w:sz w:val="24"/>
-          <w:szCs w:val="24"/>
-        </w:rPr>
-        <w:t>as inflow and reservoir storage decline</w:t>
-      </w:r>
-      <w:r>
-        <w:rPr>
-          <w:rFonts w:asciiTheme="majorBidi" w:hAnsiTheme="majorBidi" w:cstheme="majorBidi"/>
-          <w:sz w:val="24"/>
-          <w:szCs w:val="24"/>
-        </w:rPr>
-        <w:t>.</w:t>
-      </w:r>
-    </w:p>
-    <w:p>
-      <w:pPr>
-        <w:rPr>
-          <w:rFonts w:asciiTheme="majorBidi" w:hAnsiTheme="majorBidi" w:cstheme="majorBidi"/>
-          <w:sz w:val="24"/>
-          <w:szCs w:val="24"/>
-        </w:rPr>
-      </w:pPr>
-      <w:r>
-        <w:rPr>
-          <w:rFonts w:asciiTheme="majorBidi" w:hAnsiTheme="majorBidi" w:cstheme="majorBidi"/>
-          <w:b/>
-          <w:bCs/>
-          <w:sz w:val="24"/>
-          <w:szCs w:val="24"/>
-        </w:rPr>
         <w:t>Reservoirs can draw down quickly</w:t>
       </w:r>
       <w:r>
@@ -8783,16 +8527,7 @@
           <w:sz w:val="24"/>
           <w:szCs w:val="24"/>
         </w:rPr>
-        <w:t xml:space="preserve"> for </w:t>
-      </w:r>
-      <w:commentRangeStart w:id="36"/>
-      <w:r>
-        <w:rPr>
-          <w:rFonts w:asciiTheme="majorBidi" w:hAnsiTheme="majorBidi" w:cstheme="majorBidi"/>
-          <w:sz w:val="24"/>
-          <w:szCs w:val="24"/>
-        </w:rPr>
-        <w:t>withdrawal</w:t>
+        <w:t xml:space="preserve"> for withdraw</w:t>
       </w:r>
       <w:r>
         <w:rPr>
@@ -8802,7 +8537,64 @@
         </w:rPr>
         <w:t xml:space="preserve"> </w:t>
       </w:r>
-      <w:commentRangeEnd w:id="36"/>
+      <w:r>
+        <w:rPr>
+          <w:rFonts w:asciiTheme="majorBidi" w:hAnsiTheme="majorBidi" w:cstheme="majorBidi"/>
+          <w:sz w:val="24"/>
+          <w:szCs w:val="24"/>
+        </w:rPr>
+        <w:t>in the future</w:t>
+      </w:r>
+      <w:r>
+        <w:rPr>
+          <w:rFonts w:asciiTheme="majorBidi" w:hAnsiTheme="majorBidi" w:cstheme="majorBidi"/>
+          <w:sz w:val="24"/>
+          <w:szCs w:val="24"/>
+        </w:rPr>
+        <w:t xml:space="preserve">. With </w:t>
+      </w:r>
+      <w:r>
+        <w:rPr>
+          <w:rFonts w:asciiTheme="majorBidi" w:hAnsiTheme="majorBidi" w:cstheme="majorBidi"/>
+          <w:sz w:val="24"/>
+          <w:szCs w:val="24"/>
+        </w:rPr>
+        <w:t xml:space="preserve">current elevation of </w:t>
+      </w:r>
+      <w:r>
+        <w:rPr>
+          <w:rFonts w:asciiTheme="majorBidi" w:hAnsiTheme="majorBidi" w:cstheme="majorBidi"/>
+          <w:sz w:val="24"/>
+          <w:szCs w:val="24"/>
+        </w:rPr>
+        <w:t>multiple years of debits</w:t>
+      </w:r>
+      <w:r>
+        <w:rPr>
+          <w:rFonts w:asciiTheme="majorBidi" w:hAnsiTheme="majorBidi" w:cstheme="majorBidi"/>
+          <w:sz w:val="24"/>
+          <w:szCs w:val="24"/>
+        </w:rPr>
+        <w:t xml:space="preserve"> and current </w:t>
+      </w:r>
+      <w:r>
+        <w:rPr>
+          <w:rFonts w:asciiTheme="majorBidi" w:hAnsiTheme="majorBidi" w:cstheme="majorBidi"/>
+          <w:sz w:val="24"/>
+          <w:szCs w:val="24"/>
+        </w:rPr>
+        <w:t xml:space="preserve">, Lake Mead can drawdown close to the protection elevation in a few </w:t>
+      </w:r>
+      <w:commentRangeStart w:id="1"/>
+      <w:r>
+        <w:rPr>
+          <w:rFonts w:asciiTheme="majorBidi" w:hAnsiTheme="majorBidi" w:cstheme="majorBidi"/>
+          <w:sz w:val="24"/>
+          <w:szCs w:val="24"/>
+        </w:rPr>
+        <w:t>years</w:t>
+      </w:r>
+      <w:commentRangeEnd w:id="1"/>
       <w:r>
         <w:rPr>
           <w:rStyle w:val="CommentReference"/>
@@ -8810,23 +8602,71 @@
           <w:sz w:val="24"/>
           <w:szCs w:val="24"/>
         </w:rPr>
-        <w:commentReference w:id="36"/>
-      </w:r>
-      <w:r>
-        <w:rPr>
-          <w:rFonts w:asciiTheme="majorBidi" w:hAnsiTheme="majorBidi" w:cstheme="majorBidi"/>
-          <w:sz w:val="24"/>
-          <w:szCs w:val="24"/>
-        </w:rPr>
-        <w:t>in the future</w:t>
-      </w:r>
-      <w:r>
-        <w:rPr>
-          <w:rFonts w:asciiTheme="majorBidi" w:hAnsiTheme="majorBidi" w:cstheme="majorBidi"/>
-          <w:sz w:val="24"/>
-          <w:szCs w:val="24"/>
-        </w:rPr>
-        <w:t xml:space="preserve">. With multiple </w:t>
+        <w:commentReference w:id="1"/>
+      </w:r>
+      <w:r>
+        <w:rPr>
+          <w:rFonts w:asciiTheme="majorBidi" w:hAnsiTheme="majorBidi" w:cstheme="majorBidi"/>
+          <w:sz w:val="24"/>
+          <w:szCs w:val="24"/>
+        </w:rPr>
+        <w:t xml:space="preserve">. </w:t>
+      </w:r>
+      <w:r>
+        <w:rPr>
+          <w:rFonts w:asciiTheme="majorBidi" w:hAnsiTheme="majorBidi" w:cstheme="majorBidi"/>
+          <w:sz w:val="24"/>
+          <w:szCs w:val="24"/>
+        </w:rPr>
+        <w:t>Within the current conservation framework,</w:t>
+      </w:r>
+      <w:r>
+        <w:rPr>
+          <w:rFonts w:asciiTheme="majorBidi" w:hAnsiTheme="majorBidi" w:cstheme="majorBidi"/>
+          <w:sz w:val="24"/>
+          <w:szCs w:val="24"/>
+        </w:rPr>
+        <w:t xml:space="preserve"> Lower Basin states </w:t>
+      </w:r>
+      <w:r>
+        <w:rPr>
+          <w:rFonts w:asciiTheme="majorBidi" w:hAnsiTheme="majorBidi" w:cstheme="majorBidi"/>
+          <w:sz w:val="24"/>
+          <w:szCs w:val="24"/>
+        </w:rPr>
+        <w:t xml:space="preserve">and Mexico </w:t>
+      </w:r>
+      <w:r>
+        <w:rPr>
+          <w:rFonts w:asciiTheme="majorBidi" w:hAnsiTheme="majorBidi" w:cstheme="majorBidi"/>
+          <w:sz w:val="24"/>
+          <w:szCs w:val="24"/>
+        </w:rPr>
+        <w:t>loaned the Colorado River system 3.</w:t>
+      </w:r>
+      <w:r>
+        <w:rPr>
+          <w:rFonts w:asciiTheme="majorBidi" w:hAnsiTheme="majorBidi" w:cstheme="majorBidi"/>
+          <w:sz w:val="24"/>
+          <w:szCs w:val="24"/>
+        </w:rPr>
+        <w:t>6</w:t>
+      </w:r>
+      <w:r>
+        <w:rPr>
+          <w:rFonts w:asciiTheme="majorBidi" w:hAnsiTheme="majorBidi" w:cstheme="majorBidi"/>
+          <w:sz w:val="24"/>
+          <w:szCs w:val="24"/>
+        </w:rPr>
+        <w:t xml:space="preserve"> million acre-feet of water</w:t>
+      </w:r>
+      <w:r>
+        <w:rPr>
+          <w:rFonts w:asciiTheme="majorBidi" w:hAnsiTheme="majorBidi" w:cstheme="majorBidi"/>
+          <w:sz w:val="24"/>
+          <w:szCs w:val="24"/>
+        </w:rPr>
+        <w:t xml:space="preserve">, which some </w:t>
       </w:r>
       <w:r>
         <w:rPr>
@@ -8835,90 +8675,7 @@
           <w:szCs w:val="24"/>
         </w:rPr>
         <w:lastRenderedPageBreak/>
-        <w:t xml:space="preserve">years of debits, Lake Mead can drawdown close to the protection elevation in a few </w:t>
-      </w:r>
-      <w:commentRangeStart w:id="37"/>
-      <w:r>
-        <w:rPr>
-          <w:rFonts w:asciiTheme="majorBidi" w:hAnsiTheme="majorBidi" w:cstheme="majorBidi"/>
-          <w:sz w:val="24"/>
-          <w:szCs w:val="24"/>
-        </w:rPr>
-        <w:t>years</w:t>
-      </w:r>
-      <w:commentRangeEnd w:id="37"/>
-      <w:r>
-        <w:rPr>
-          <w:rStyle w:val="CommentReference"/>
-          <w:rFonts w:asciiTheme="majorBidi" w:hAnsiTheme="majorBidi" w:cstheme="majorBidi"/>
-          <w:sz w:val="24"/>
-          <w:szCs w:val="24"/>
-        </w:rPr>
-        <w:commentReference w:id="37"/>
-      </w:r>
-      <w:r>
-        <w:rPr>
-          <w:rFonts w:asciiTheme="majorBidi" w:hAnsiTheme="majorBidi" w:cstheme="majorBidi"/>
-          <w:sz w:val="24"/>
-          <w:szCs w:val="24"/>
-        </w:rPr>
-        <w:t xml:space="preserve">. </w:t>
-      </w:r>
-      <w:r>
-        <w:rPr>
-          <w:rFonts w:asciiTheme="majorBidi" w:hAnsiTheme="majorBidi" w:cstheme="majorBidi"/>
-          <w:sz w:val="24"/>
-          <w:szCs w:val="24"/>
-        </w:rPr>
-        <w:t>Within the current conservation framework,</w:t>
-      </w:r>
-      <w:r>
-        <w:rPr>
-          <w:rFonts w:asciiTheme="majorBidi" w:hAnsiTheme="majorBidi" w:cstheme="majorBidi"/>
-          <w:sz w:val="24"/>
-          <w:szCs w:val="24"/>
-        </w:rPr>
-        <w:t xml:space="preserve"> Lower Basin states </w:t>
-      </w:r>
-      <w:r>
-        <w:rPr>
-          <w:rFonts w:asciiTheme="majorBidi" w:hAnsiTheme="majorBidi" w:cstheme="majorBidi"/>
-          <w:sz w:val="24"/>
-          <w:szCs w:val="24"/>
-        </w:rPr>
-        <w:t xml:space="preserve">and Mexico </w:t>
-      </w:r>
-      <w:r>
-        <w:rPr>
-          <w:rFonts w:asciiTheme="majorBidi" w:hAnsiTheme="majorBidi" w:cstheme="majorBidi"/>
-          <w:sz w:val="24"/>
-          <w:szCs w:val="24"/>
-        </w:rPr>
-        <w:t>loaned the Colorado River system 3.</w:t>
-      </w:r>
-      <w:r>
-        <w:rPr>
-          <w:rFonts w:asciiTheme="majorBidi" w:hAnsiTheme="majorBidi" w:cstheme="majorBidi"/>
-          <w:sz w:val="24"/>
-          <w:szCs w:val="24"/>
-        </w:rPr>
-        <w:t>6</w:t>
-      </w:r>
-      <w:r>
-        <w:rPr>
-          <w:rFonts w:asciiTheme="majorBidi" w:hAnsiTheme="majorBidi" w:cstheme="majorBidi"/>
-          <w:sz w:val="24"/>
-          <w:szCs w:val="24"/>
-        </w:rPr>
-        <w:t xml:space="preserve"> million acre-feet of water</w:t>
-      </w:r>
-      <w:r>
-        <w:rPr>
-          <w:rFonts w:asciiTheme="majorBidi" w:hAnsiTheme="majorBidi" w:cstheme="majorBidi"/>
-          <w:sz w:val="24"/>
-          <w:szCs w:val="24"/>
-        </w:rPr>
-        <w:t xml:space="preserve">, which some or all </w:t>
+        <w:t xml:space="preserve">or all </w:t>
       </w:r>
       <w:r>
         <w:rPr>
@@ -9236,7 +8993,7 @@
         </w:rPr>
         <w:t xml:space="preserve"> </w:t>
       </w:r>
-      <w:commentRangeStart w:id="38"/>
+      <w:commentRangeStart w:id="2"/>
       <w:r>
         <w:rPr>
           <w:rFonts w:asciiTheme="majorBidi" w:hAnsiTheme="majorBidi" w:cstheme="majorBidi"/>
@@ -9245,7 +9002,7 @@
         </w:rPr>
         <w:t xml:space="preserve">lower debits </w:t>
       </w:r>
-      <w:commentRangeEnd w:id="38"/>
+      <w:commentRangeEnd w:id="2"/>
       <w:r>
         <w:rPr>
           <w:rStyle w:val="CommentReference"/>
@@ -9253,7 +9010,7 @@
           <w:sz w:val="24"/>
           <w:szCs w:val="24"/>
         </w:rPr>
-        <w:commentReference w:id="38"/>
+        <w:commentReference w:id="2"/>
       </w:r>
       <w:r>
         <w:rPr>
@@ -9294,7 +9051,7 @@
           <w:szCs w:val="24"/>
         </w:rPr>
       </w:pPr>
-      <w:commentRangeStart w:id="39"/>
+      <w:commentRangeStart w:id="3"/>
       <w:r>
         <w:rPr>
           <w:rFonts w:asciiTheme="majorBidi" w:hAnsiTheme="majorBidi" w:cstheme="majorBidi"/>
@@ -9417,7 +9174,7 @@
         </w:rPr>
         <w:t xml:space="preserve"> their accounts.</w:t>
       </w:r>
-      <w:commentRangeEnd w:id="39"/>
+      <w:commentRangeEnd w:id="3"/>
       <w:r>
         <w:rPr>
           <w:rStyle w:val="CommentReference"/>
@@ -9425,7 +9182,7 @@
           <w:sz w:val="24"/>
           <w:szCs w:val="24"/>
         </w:rPr>
-        <w:commentReference w:id="39"/>
+        <w:commentReference w:id="3"/>
       </w:r>
     </w:p>
     <w:p>
@@ -9727,7 +9484,7 @@
         </w:rPr>
         <w:t>Lake Mead storage above</w:t>
       </w:r>
-      <w:ins w:id="40" w:author="Erik Christian Porse" w:date="2026-05-27T15:50:00Z" w16du:dateUtc="2026-05-27T22:50:00Z">
+      <w:ins w:id="4" w:author="Erik Christian Porse" w:date="2026-05-27T15:50:00Z" w16du:dateUtc="2026-05-27T22:50:00Z">
         <w:r>
           <w:rPr>
             <w:rFonts w:asciiTheme="majorBidi" w:hAnsiTheme="majorBidi" w:cstheme="majorBidi"/>
@@ -9745,7 +9502,7 @@
         </w:rPr>
         <w:t xml:space="preserve"> elevation</w:t>
       </w:r>
-      <w:ins w:id="41" w:author="Erik Christian Porse" w:date="2026-05-27T15:50:00Z" w16du:dateUtc="2026-05-27T22:50:00Z">
+      <w:ins w:id="5" w:author="Erik Christian Porse" w:date="2026-05-27T15:50:00Z" w16du:dateUtc="2026-05-27T22:50:00Z">
         <w:r>
           <w:rPr>
             <w:rFonts w:asciiTheme="majorBidi" w:hAnsiTheme="majorBidi" w:cstheme="majorBidi"/>
@@ -9870,7 +9627,7 @@
         </w:rPr>
         <w:t>exceed</w:t>
       </w:r>
-      <w:ins w:id="42" w:author="Erik Christian Porse" w:date="2026-05-27T15:51:00Z" w16du:dateUtc="2026-05-27T22:51:00Z">
+      <w:ins w:id="6" w:author="Erik Christian Porse" w:date="2026-05-27T15:51:00Z" w16du:dateUtc="2026-05-27T22:51:00Z">
         <w:r>
           <w:rPr>
             <w:rFonts w:asciiTheme="majorBidi" w:hAnsiTheme="majorBidi" w:cstheme="majorBidi"/>
@@ -9896,7 +9653,7 @@
         </w:rPr>
         <w:t xml:space="preserve">the sum of </w:t>
       </w:r>
-      <w:del w:id="43" w:author="Erik Christian Porse" w:date="2026-05-27T15:51:00Z" w16du:dateUtc="2026-05-27T22:51:00Z">
+      <w:del w:id="7" w:author="Erik Christian Porse" w:date="2026-05-27T15:51:00Z" w16du:dateUtc="2026-05-27T22:51:00Z">
         <w:r>
           <w:rPr>
             <w:rFonts w:asciiTheme="majorBidi" w:hAnsiTheme="majorBidi" w:cstheme="majorBidi"/>
@@ -9914,7 +9671,7 @@
         </w:rPr>
         <w:t xml:space="preserve">legal entitlements of 9.0 million acre-feet per </w:t>
       </w:r>
-      <w:commentRangeStart w:id="44"/>
+      <w:commentRangeStart w:id="8"/>
       <w:r>
         <w:rPr>
           <w:rFonts w:asciiTheme="majorBidi" w:hAnsiTheme="majorBidi" w:cstheme="majorBidi"/>
@@ -9923,7 +9680,7 @@
         </w:rPr>
         <w:t>year</w:t>
       </w:r>
-      <w:commentRangeEnd w:id="44"/>
+      <w:commentRangeEnd w:id="8"/>
       <w:r>
         <w:rPr>
           <w:rStyle w:val="CommentReference"/>
@@ -9931,7 +9688,7 @@
           <w:sz w:val="24"/>
           <w:szCs w:val="24"/>
         </w:rPr>
-        <w:commentReference w:id="44"/>
+        <w:commentReference w:id="8"/>
       </w:r>
       <w:r>
         <w:rPr>
@@ -10036,7 +9793,7 @@
         </w:rPr>
         <w:lastRenderedPageBreak/>
         <w:drawing>
-          <wp:inline distT="0" distB="0" distL="0" distR="0" wp14:anchorId="4E4DC790" wp14:editId="27AF331E">
+          <wp:inline distT="0" distB="0" distL="0" distR="0" wp14:anchorId="4E4DC790" wp14:editId="359181E2">
             <wp:extent cx="5929566" cy="3377110"/>
             <wp:effectExtent l="0" t="0" r="0" b="0"/>
             <wp:docPr id="496325522" name="Picture 3"/>
@@ -10453,7 +10210,7 @@
         <w:t>Summing Eq. 2 over all users gives:</w:t>
       </w:r>
     </w:p>
-    <w:commentRangeStart w:id="45"/>
+    <w:commentRangeStart w:id="9"/>
     <w:p>
       <w:pPr>
         <w:jc w:val="center"/>
@@ -10639,7 +10396,7 @@
           </m:e>
         </m:d>
       </m:oMath>
-      <w:commentRangeEnd w:id="45"/>
+      <w:commentRangeEnd w:id="9"/>
       <w:r>
         <w:rPr>
           <w:rStyle w:val="CommentReference"/>
@@ -10647,7 +10404,7 @@
           <w:sz w:val="24"/>
           <w:szCs w:val="24"/>
         </w:rPr>
-        <w:commentReference w:id="45"/>
+        <w:commentReference w:id="9"/>
       </w:r>
       <w:r>
         <w:rPr>
@@ -10672,7 +10429,7 @@
       <w:r>
         <w:t>In case 1</w:t>
       </w:r>
-      <w:ins w:id="46" w:author="Erik Christian Porse" w:date="2026-05-27T15:52:00Z" w16du:dateUtc="2026-05-27T22:52:00Z">
+      <w:ins w:id="10" w:author="Erik Christian Porse" w:date="2026-05-27T15:52:00Z" w16du:dateUtc="2026-05-27T22:52:00Z">
         <w:r>
           <w:t>,</w:t>
         </w:r>
@@ -10710,12 +10467,12 @@
       <w:r>
         <w:t>)</w:t>
       </w:r>
-      <w:ins w:id="47" w:author="Erik Christian Porse" w:date="2026-05-27T15:52:00Z" w16du:dateUtc="2026-05-27T22:52:00Z">
+      <w:ins w:id="11" w:author="Erik Christian Porse" w:date="2026-05-27T15:52:00Z" w16du:dateUtc="2026-05-27T22:52:00Z">
         <w:r>
           <w:t xml:space="preserve"> </w:t>
         </w:r>
       </w:ins>
-      <w:del w:id="48" w:author="Erik Christian Porse" w:date="2026-05-27T15:52:00Z" w16du:dateUtc="2026-05-27T22:52:00Z">
+      <w:del w:id="12" w:author="Erik Christian Porse" w:date="2026-05-27T15:52:00Z" w16du:dateUtc="2026-05-27T22:52:00Z">
         <w:r>
           <w:delText>—</w:delText>
         </w:r>
@@ -10925,18 +10682,18 @@
       <w:r>
         <w:t xml:space="preserve">correctly </w:t>
       </w:r>
-      <w:commentRangeStart w:id="49"/>
+      <w:commentRangeStart w:id="13"/>
       <w:r>
         <w:t xml:space="preserve">awarded </w:t>
       </w:r>
-      <w:commentRangeEnd w:id="49"/>
+      <w:commentRangeEnd w:id="13"/>
       <w:r>
         <w:rPr>
           <w:rStyle w:val="CommentReference"/>
           <w:sz w:val="24"/>
           <w:szCs w:val="24"/>
         </w:rPr>
-        <w:commentReference w:id="49"/>
+        <w:commentReference w:id="13"/>
       </w:r>
       <w:r>
         <w:t>(</w:t>
@@ -11128,7 +10885,7 @@
         </w:rPr>
         <w:t>We estimate</w:t>
       </w:r>
-      <w:del w:id="50" w:author="Erik Christian Porse" w:date="2026-05-27T17:57:00Z" w16du:dateUtc="2026-05-28T00:57:00Z">
+      <w:del w:id="14" w:author="Erik Christian Porse" w:date="2026-05-27T17:57:00Z" w16du:dateUtc="2026-05-28T00:57:00Z">
         <w:r>
           <w:rPr>
             <w:rFonts w:asciiTheme="majorBidi" w:hAnsiTheme="majorBidi" w:cstheme="majorBidi"/>
@@ -11411,7 +11168,7 @@
       <w:r>
         <w:t xml:space="preserve">Conditions where the physically available water is less that total legal entitlements will increasingly occur as future Colorado River flows </w:t>
       </w:r>
-      <w:del w:id="51" w:author="Erik Christian Porse" w:date="2026-05-27T17:57:00Z" w16du:dateUtc="2026-05-28T00:57:00Z">
+      <w:del w:id="15" w:author="Erik Christian Porse" w:date="2026-05-27T17:57:00Z" w16du:dateUtc="2026-05-28T00:57:00Z">
         <w:r>
           <w:delText xml:space="preserve">decline and/or </w:delText>
         </w:r>
@@ -11419,12 +11176,12 @@
       <w:r>
         <w:t>become more volatile</w:t>
       </w:r>
-      <w:ins w:id="52" w:author="Erik Christian Porse" w:date="2026-05-27T17:57:00Z" w16du:dateUtc="2026-05-28T00:57:00Z">
+      <w:ins w:id="16" w:author="Erik Christian Porse" w:date="2026-05-27T17:57:00Z" w16du:dateUtc="2026-05-28T00:57:00Z">
         <w:r>
           <w:t xml:space="preserve"> and risk o</w:t>
         </w:r>
       </w:ins>
-      <w:ins w:id="53" w:author="Erik Christian Porse" w:date="2026-05-27T17:58:00Z" w16du:dateUtc="2026-05-28T00:58:00Z">
+      <w:ins w:id="17" w:author="Erik Christian Porse" w:date="2026-05-27T17:58:00Z" w16du:dateUtc="2026-05-28T00:58:00Z">
         <w:r>
           <w:t>f reservoir level declines increase</w:t>
         </w:r>
@@ -11441,18 +11198,18 @@
       <w:r>
         <w:t xml:space="preserve">r, mandatory shortages must exceed 1.5 maf per year for there to be sufficient physically available water to award all requested </w:t>
       </w:r>
-      <w:commentRangeStart w:id="54"/>
+      <w:commentRangeStart w:id="18"/>
       <w:r>
         <w:t>credits</w:t>
       </w:r>
-      <w:commentRangeEnd w:id="54"/>
+      <w:commentRangeEnd w:id="18"/>
       <w:r>
         <w:rPr>
           <w:rStyle w:val="CommentReference"/>
           <w:sz w:val="24"/>
           <w:szCs w:val="24"/>
         </w:rPr>
-        <w:commentReference w:id="54"/>
+        <w:commentReference w:id="18"/>
       </w:r>
       <w:r>
         <w:t>. When the Lake Powell release is 6 million acre-feet as in Water Year 2025-2026, mandatory shortages must exceed 2.6 maf per year.</w:t>
@@ -11583,12 +11340,12 @@
       <w:r>
         <w:t xml:space="preserve"> Conservation and </w:t>
       </w:r>
-      <w:del w:id="55" w:author="Erik Christian Porse" w:date="2026-05-27T14:26:00Z" w16du:dateUtc="2026-05-27T21:26:00Z">
+      <w:del w:id="19" w:author="Erik Christian Porse" w:date="2026-05-27T14:26:00Z" w16du:dateUtc="2026-05-27T21:26:00Z">
         <w:r>
           <w:delText>Give Users more</w:delText>
         </w:r>
       </w:del>
-      <w:ins w:id="56" w:author="Erik Christian Porse" w:date="2026-05-27T14:26:00Z" w16du:dateUtc="2026-05-27T21:26:00Z">
+      <w:ins w:id="20" w:author="Erik Christian Porse" w:date="2026-05-27T14:26:00Z" w16du:dateUtc="2026-05-27T21:26:00Z">
         <w:r>
           <w:t>Increase</w:t>
         </w:r>
@@ -11596,7 +11353,7 @@
       <w:r>
         <w:t xml:space="preserve"> Autonomy</w:t>
       </w:r>
-      <w:ins w:id="57" w:author="Erik Christian Porse" w:date="2026-05-27T17:59:00Z" w16du:dateUtc="2026-05-28T00:59:00Z">
+      <w:ins w:id="21" w:author="Erik Christian Porse" w:date="2026-05-27T17:59:00Z" w16du:dateUtc="2026-05-28T00:59:00Z">
         <w:r>
           <w:t xml:space="preserve"> of Users</w:t>
         </w:r>
@@ -11604,7 +11361,7 @@
       <w:r>
         <w:t xml:space="preserve"> </w:t>
       </w:r>
-      <w:del w:id="58" w:author="Erik Christian Porse" w:date="2026-05-27T14:26:00Z" w16du:dateUtc="2026-05-27T21:26:00Z">
+      <w:del w:id="22" w:author="Erik Christian Porse" w:date="2026-05-27T14:26:00Z" w16du:dateUtc="2026-05-27T21:26:00Z">
         <w:r>
           <w:delText>in the Face of Aridity</w:delText>
         </w:r>
@@ -11642,7 +11399,7 @@
         </w:rPr>
         <w:t xml:space="preserve"> </w:t>
       </w:r>
-      <w:del w:id="59" w:author="Erik Christian Porse" w:date="2026-05-27T17:59:00Z" w16du:dateUtc="2026-05-28T00:59:00Z">
+      <w:del w:id="23" w:author="Erik Christian Porse" w:date="2026-05-27T17:59:00Z" w16du:dateUtc="2026-05-28T00:59:00Z">
         <w:r>
           <w:rPr>
             <w:rFonts w:asciiTheme="majorBidi" w:hAnsiTheme="majorBidi" w:cstheme="majorBidi"/>
@@ -11660,7 +11417,7 @@
         </w:rPr>
         <w:t xml:space="preserve">factors </w:t>
       </w:r>
-      <w:del w:id="60" w:author="Erik Christian Porse" w:date="2026-05-27T17:59:00Z" w16du:dateUtc="2026-05-28T00:59:00Z">
+      <w:del w:id="24" w:author="Erik Christian Porse" w:date="2026-05-27T17:59:00Z" w16du:dateUtc="2026-05-28T00:59:00Z">
         <w:r>
           <w:rPr>
             <w:rFonts w:asciiTheme="majorBidi" w:hAnsiTheme="majorBidi" w:cstheme="majorBidi"/>
@@ -11670,7 +11427,7 @@
           <w:delText>in a hydrologic balance</w:delText>
         </w:r>
       </w:del>
-      <w:ins w:id="61" w:author="Erik Christian Porse" w:date="2026-05-27T17:59:00Z" w16du:dateUtc="2026-05-28T00:59:00Z">
+      <w:ins w:id="25" w:author="Erik Christian Porse" w:date="2026-05-27T17:59:00Z" w16du:dateUtc="2026-05-28T00:59:00Z">
         <w:r>
           <w:rPr>
             <w:rFonts w:asciiTheme="majorBidi" w:hAnsiTheme="majorBidi" w:cstheme="majorBidi"/>
@@ -11680,7 +11437,7 @@
           <w:t>that drive long-term stable reservoir levels and hydrologic balance</w:t>
         </w:r>
       </w:ins>
-      <w:ins w:id="62" w:author="Erik Christian Porse" w:date="2026-05-27T18:00:00Z" w16du:dateUtc="2026-05-28T01:00:00Z">
+      <w:ins w:id="26" w:author="Erik Christian Porse" w:date="2026-05-27T18:00:00Z" w16du:dateUtc="2026-05-28T01:00:00Z">
         <w:r>
           <w:rPr>
             <w:rFonts w:asciiTheme="majorBidi" w:hAnsiTheme="majorBidi" w:cstheme="majorBidi"/>
@@ -11690,7 +11447,7 @@
           <w:t xml:space="preserve">s within a water allocation program to promote conservation. </w:t>
         </w:r>
       </w:ins>
-      <w:del w:id="63" w:author="Erik Christian Porse" w:date="2026-05-27T18:00:00Z" w16du:dateUtc="2026-05-28T01:00:00Z">
+      <w:del w:id="27" w:author="Erik Christian Porse" w:date="2026-05-27T18:00:00Z" w16du:dateUtc="2026-05-28T01:00:00Z">
         <w:r>
           <w:rPr>
             <w:rFonts w:asciiTheme="majorBidi" w:hAnsiTheme="majorBidi" w:cstheme="majorBidi"/>
@@ -11708,7 +11465,7 @@
           <w:delText xml:space="preserve">reservoir </w:delText>
         </w:r>
       </w:del>
-      <w:ins w:id="64" w:author="Erik Christian Porse" w:date="2026-05-27T18:00:00Z" w16du:dateUtc="2026-05-28T01:00:00Z">
+      <w:ins w:id="28" w:author="Erik Christian Porse" w:date="2026-05-27T18:00:00Z" w16du:dateUtc="2026-05-28T01:00:00Z">
         <w:r>
           <w:rPr>
             <w:rFonts w:asciiTheme="majorBidi" w:hAnsiTheme="majorBidi" w:cstheme="majorBidi"/>
@@ -11790,7 +11547,7 @@
         </w:rPr>
         <w:t>volume</w:t>
       </w:r>
-      <w:ins w:id="65" w:author="Erik Christian Porse" w:date="2026-05-27T18:01:00Z" w16du:dateUtc="2026-05-28T01:01:00Z">
+      <w:ins w:id="29" w:author="Erik Christian Porse" w:date="2026-05-27T18:01:00Z" w16du:dateUtc="2026-05-28T01:01:00Z">
         <w:r>
           <w:rPr>
             <w:rFonts w:asciiTheme="majorBidi" w:hAnsiTheme="majorBidi" w:cstheme="majorBidi"/>
@@ -11800,7 +11557,7 @@
           <w:t xml:space="preserve"> is critical to managing future risks</w:t>
         </w:r>
       </w:ins>
-      <w:del w:id="66" w:author="Erik Christian Porse" w:date="2026-05-27T18:00:00Z" w16du:dateUtc="2026-05-28T01:00:00Z">
+      <w:del w:id="30" w:author="Erik Christian Porse" w:date="2026-05-27T18:00:00Z" w16du:dateUtc="2026-05-28T01:00:00Z">
         <w:r>
           <w:rPr>
             <w:rFonts w:asciiTheme="majorBidi" w:hAnsiTheme="majorBidi" w:cstheme="majorBidi"/>
@@ -11850,7 +11607,7 @@
         </w:rPr>
         <w:t xml:space="preserve">. </w:t>
       </w:r>
-      <w:del w:id="67" w:author="Erik Christian Porse" w:date="2026-05-27T18:02:00Z" w16du:dateUtc="2026-05-28T01:02:00Z">
+      <w:del w:id="31" w:author="Erik Christian Porse" w:date="2026-05-27T18:02:00Z" w16du:dateUtc="2026-05-28T01:02:00Z">
         <w:r>
           <w:rPr>
             <w:rFonts w:asciiTheme="majorBidi" w:hAnsiTheme="majorBidi" w:cstheme="majorBidi"/>
@@ -11868,7 +11625,7 @@
           <w:delText xml:space="preserve"> there</w:delText>
         </w:r>
       </w:del>
-      <w:ins w:id="68" w:author="Erik Christian Porse" w:date="2026-05-27T18:02:00Z" w16du:dateUtc="2026-05-28T01:02:00Z">
+      <w:ins w:id="32" w:author="Erik Christian Porse" w:date="2026-05-27T18:02:00Z" w16du:dateUtc="2026-05-28T01:02:00Z">
         <w:r>
           <w:rPr>
             <w:rFonts w:asciiTheme="majorBidi" w:hAnsiTheme="majorBidi" w:cstheme="majorBidi"/>
@@ -11926,7 +11683,7 @@
         </w:rPr>
         <w:t xml:space="preserve"> water conservation</w:t>
       </w:r>
-      <w:del w:id="69" w:author="Erik Christian Porse" w:date="2026-05-27T18:03:00Z" w16du:dateUtc="2026-05-28T01:03:00Z">
+      <w:del w:id="33" w:author="Erik Christian Porse" w:date="2026-05-27T18:03:00Z" w16du:dateUtc="2026-05-28T01:03:00Z">
         <w:r>
           <w:rPr>
             <w:rFonts w:asciiTheme="majorBidi" w:hAnsiTheme="majorBidi" w:cstheme="majorBidi"/>
@@ -11952,7 +11709,7 @@
         </w:rPr>
         <w:t xml:space="preserve">. </w:t>
       </w:r>
-      <w:del w:id="70" w:author="Erik Christian Porse" w:date="2026-05-27T18:03:00Z" w16du:dateUtc="2026-05-28T01:03:00Z">
+      <w:del w:id="34" w:author="Erik Christian Porse" w:date="2026-05-27T18:03:00Z" w16du:dateUtc="2026-05-28T01:03:00Z">
         <w:r>
           <w:rPr>
             <w:rFonts w:asciiTheme="majorBidi" w:hAnsiTheme="majorBidi" w:cstheme="majorBidi"/>
@@ -11978,7 +11735,7 @@
           <w:delText xml:space="preserve"> is to</w:delText>
         </w:r>
       </w:del>
-      <w:ins w:id="71" w:author="Erik Christian Porse" w:date="2026-05-27T18:03:00Z" w16du:dateUtc="2026-05-28T01:03:00Z">
+      <w:ins w:id="35" w:author="Erik Christian Porse" w:date="2026-05-27T18:03:00Z" w16du:dateUtc="2026-05-28T01:03:00Z">
         <w:r>
           <w:rPr>
             <w:rFonts w:asciiTheme="majorBidi" w:hAnsiTheme="majorBidi" w:cstheme="majorBidi"/>
@@ -11996,7 +11753,7 @@
         </w:rPr>
         <w:t xml:space="preserve"> raise the elevation trigger that prohibits debits on water conservation accounts. </w:t>
       </w:r>
-      <w:ins w:id="72" w:author="Erik Christian Porse" w:date="2026-05-27T18:03:00Z" w16du:dateUtc="2026-05-28T01:03:00Z">
+      <w:ins w:id="36" w:author="Erik Christian Porse" w:date="2026-05-27T18:03:00Z" w16du:dateUtc="2026-05-28T01:03:00Z">
         <w:r>
           <w:rPr>
             <w:rFonts w:asciiTheme="majorBidi" w:hAnsiTheme="majorBidi" w:cstheme="majorBidi"/>
@@ -12006,7 +11763,7 @@
           <w:t xml:space="preserve">This would preserve more water in storage by preventing deliveries of unavailable water. </w:t>
         </w:r>
       </w:ins>
-      <w:del w:id="73" w:author="Erik Christian Porse" w:date="2026-05-27T18:03:00Z" w16du:dateUtc="2026-05-28T01:03:00Z">
+      <w:del w:id="37" w:author="Erik Christian Porse" w:date="2026-05-27T18:03:00Z" w16du:dateUtc="2026-05-28T01:03:00Z">
         <w:r>
           <w:rPr>
             <w:rFonts w:asciiTheme="majorBidi" w:hAnsiTheme="majorBidi" w:cstheme="majorBidi"/>
@@ -12040,7 +11797,7 @@
           <w:delText>et</w:delText>
         </w:r>
       </w:del>
-      <w:ins w:id="74" w:author="Erik Christian Porse" w:date="2026-05-27T18:03:00Z" w16du:dateUtc="2026-05-28T01:03:00Z">
+      <w:ins w:id="38" w:author="Erik Christian Porse" w:date="2026-05-27T18:03:00Z" w16du:dateUtc="2026-05-28T01:03:00Z">
         <w:r>
           <w:rPr>
             <w:rFonts w:asciiTheme="majorBidi" w:hAnsiTheme="majorBidi" w:cstheme="majorBidi"/>
@@ -12050,7 +11807,7 @@
           <w:t xml:space="preserve">Second, USBR </w:t>
         </w:r>
       </w:ins>
-      <w:ins w:id="75" w:author="Erik Christian Porse" w:date="2026-05-27T18:04:00Z" w16du:dateUtc="2026-05-28T01:04:00Z">
+      <w:ins w:id="39" w:author="Erik Christian Porse" w:date="2026-05-27T18:04:00Z" w16du:dateUtc="2026-05-28T01:04:00Z">
         <w:r>
           <w:rPr>
             <w:rFonts w:asciiTheme="majorBidi" w:hAnsiTheme="majorBidi" w:cstheme="majorBidi"/>
@@ -12068,7 +11825,7 @@
         </w:rPr>
         <w:t xml:space="preserve"> </w:t>
       </w:r>
-      <w:del w:id="76" w:author="Erik Christian Porse" w:date="2026-05-27T18:04:00Z" w16du:dateUtc="2026-05-28T01:04:00Z">
+      <w:del w:id="40" w:author="Erik Christian Porse" w:date="2026-05-27T18:04:00Z" w16du:dateUtc="2026-05-28T01:04:00Z">
         <w:r>
           <w:rPr>
             <w:rFonts w:asciiTheme="majorBidi" w:hAnsiTheme="majorBidi" w:cstheme="majorBidi"/>
@@ -12078,7 +11835,7 @@
           <w:delText xml:space="preserve">the </w:delText>
         </w:r>
       </w:del>
-      <w:ins w:id="77" w:author="Erik Christian Porse" w:date="2026-05-27T18:04:00Z" w16du:dateUtc="2026-05-28T01:04:00Z">
+      <w:ins w:id="41" w:author="Erik Christian Porse" w:date="2026-05-27T18:04:00Z" w16du:dateUtc="2026-05-28T01:04:00Z">
         <w:r>
           <w:rPr>
             <w:rFonts w:asciiTheme="majorBidi" w:hAnsiTheme="majorBidi" w:cstheme="majorBidi"/>
@@ -12315,6 +12072,13 @@
           <w:sz w:val="24"/>
           <w:szCs w:val="24"/>
         </w:rPr>
+      </w:r>
+      <w:r>
+        <w:rPr>
+          <w:rFonts w:asciiTheme="majorBidi" w:hAnsiTheme="majorBidi" w:cstheme="majorBidi"/>
+          <w:sz w:val="24"/>
+          <w:szCs w:val="24"/>
+        </w:rPr>
         <w:fldChar w:fldCharType="separate"/>
       </w:r>
       <w:r>
@@ -12350,7 +12114,7 @@
         </w:rPr>
         <w:t xml:space="preserve"> </w:t>
       </w:r>
-      <w:del w:id="78" w:author="Erik Christian Porse" w:date="2026-05-27T18:04:00Z" w16du:dateUtc="2026-05-28T01:04:00Z">
+      <w:del w:id="42" w:author="Erik Christian Porse" w:date="2026-05-27T18:04:00Z" w16du:dateUtc="2026-05-28T01:04:00Z">
         <w:r>
           <w:rPr>
             <w:rFonts w:asciiTheme="majorBidi" w:hAnsiTheme="majorBidi" w:cstheme="majorBidi"/>
@@ -12360,7 +12124,7 @@
           <w:delText>Other improvements allow</w:delText>
         </w:r>
       </w:del>
-      <w:ins w:id="79" w:author="Erik Christian Porse" w:date="2026-05-27T18:04:00Z" w16du:dateUtc="2026-05-28T01:04:00Z">
+      <w:ins w:id="43" w:author="Erik Christian Porse" w:date="2026-05-27T18:04:00Z" w16du:dateUtc="2026-05-28T01:04:00Z">
         <w:r>
           <w:rPr>
             <w:rFonts w:asciiTheme="majorBidi" w:hAnsiTheme="majorBidi" w:cstheme="majorBidi"/>
@@ -12378,7 +12142,7 @@
         </w:rPr>
         <w:t xml:space="preserve"> Tribal users to participate</w:t>
       </w:r>
-      <w:ins w:id="80" w:author="Erik Christian Porse" w:date="2026-05-27T18:05:00Z" w16du:dateUtc="2026-05-28T01:05:00Z">
+      <w:ins w:id="44" w:author="Erik Christian Porse" w:date="2026-05-27T18:05:00Z" w16du:dateUtc="2026-05-28T01:05:00Z">
         <w:r>
           <w:rPr>
             <w:rFonts w:asciiTheme="majorBidi" w:hAnsiTheme="majorBidi" w:cstheme="majorBidi"/>
@@ -12388,7 +12152,7 @@
           <w:t>. Finally, new operational policies that</w:t>
         </w:r>
       </w:ins>
-      <w:del w:id="81" w:author="Erik Christian Porse" w:date="2026-05-27T18:05:00Z" w16du:dateUtc="2026-05-28T01:05:00Z">
+      <w:del w:id="45" w:author="Erik Christian Porse" w:date="2026-05-27T18:05:00Z" w16du:dateUtc="2026-05-28T01:05:00Z">
         <w:r>
           <w:rPr>
             <w:rFonts w:asciiTheme="majorBidi" w:hAnsiTheme="majorBidi" w:cstheme="majorBidi"/>
@@ -12406,7 +12170,7 @@
         </w:rPr>
         <w:t xml:space="preserve"> split conserved water between Lake Powell and Lake Mead </w:t>
       </w:r>
-      <w:del w:id="82" w:author="Erik Christian Porse" w:date="2026-05-27T18:05:00Z" w16du:dateUtc="2026-05-28T01:05:00Z">
+      <w:del w:id="46" w:author="Erik Christian Porse" w:date="2026-05-27T18:05:00Z" w16du:dateUtc="2026-05-28T01:05:00Z">
         <w:r>
           <w:rPr>
             <w:rFonts w:asciiTheme="majorBidi" w:hAnsiTheme="majorBidi" w:cstheme="majorBidi"/>
@@ -12416,7 +12180,7 @@
           <w:delText xml:space="preserve">to </w:delText>
         </w:r>
       </w:del>
-      <w:ins w:id="83" w:author="Erik Christian Porse" w:date="2026-05-27T18:05:00Z" w16du:dateUtc="2026-05-28T01:05:00Z">
+      <w:ins w:id="47" w:author="Erik Christian Porse" w:date="2026-05-27T18:05:00Z" w16du:dateUtc="2026-05-28T01:05:00Z">
         <w:r>
           <w:rPr>
             <w:rFonts w:asciiTheme="majorBidi" w:hAnsiTheme="majorBidi" w:cstheme="majorBidi"/>
@@ -12585,6 +12349,13 @@
           <w:sz w:val="24"/>
           <w:szCs w:val="24"/>
         </w:rPr>
+      </w:r>
+      <w:r>
+        <w:rPr>
+          <w:rFonts w:asciiTheme="majorBidi" w:hAnsiTheme="majorBidi" w:cstheme="majorBidi"/>
+          <w:sz w:val="24"/>
+          <w:szCs w:val="24"/>
+        </w:rPr>
         <w:fldChar w:fldCharType="separate"/>
       </w:r>
       <w:r>
@@ -12790,12 +12561,12 @@
       <w:r>
         <w:t xml:space="preserve">Never allow </w:t>
       </w:r>
-      <w:ins w:id="84" w:author="Erik Christian Porse" w:date="2026-05-27T18:05:00Z" w16du:dateUtc="2026-05-28T01:05:00Z">
+      <w:ins w:id="48" w:author="Erik Christian Porse" w:date="2026-05-27T18:05:00Z" w16du:dateUtc="2026-05-28T01:05:00Z">
         <w:r>
           <w:t>t</w:t>
         </w:r>
       </w:ins>
-      <w:del w:id="85" w:author="Erik Christian Porse" w:date="2026-05-27T18:05:00Z" w16du:dateUtc="2026-05-28T01:05:00Z">
+      <w:del w:id="49" w:author="Erik Christian Porse" w:date="2026-05-27T18:05:00Z" w16du:dateUtc="2026-05-28T01:05:00Z">
         <w:r>
           <w:delText>T</w:delText>
         </w:r>
@@ -12809,7 +12580,7 @@
       <w:r>
         <w:t>assigned credits</w:t>
       </w:r>
-      <w:ins w:id="86" w:author="Erik Christian Porse" w:date="2026-05-27T18:05:00Z" w16du:dateUtc="2026-05-28T01:05:00Z">
+      <w:ins w:id="50" w:author="Erik Christian Porse" w:date="2026-05-27T18:05:00Z" w16du:dateUtc="2026-05-28T01:05:00Z">
         <w:r>
           <w:t xml:space="preserve"> (Atotal)</w:t>
         </w:r>
@@ -12835,12 +12606,12 @@
       <w:r>
         <w:t>)</w:t>
       </w:r>
-      <w:ins w:id="87" w:author="Erik Christian Porse" w:date="2026-05-27T18:05:00Z" w16du:dateUtc="2026-05-28T01:05:00Z">
+      <w:ins w:id="51" w:author="Erik Christian Porse" w:date="2026-05-27T18:05:00Z" w16du:dateUtc="2026-05-28T01:05:00Z">
         <w:r>
           <w:t>:</w:t>
         </w:r>
       </w:ins>
-      <w:del w:id="88" w:author="Erik Christian Porse" w:date="2026-05-27T18:05:00Z" w16du:dateUtc="2026-05-28T01:05:00Z">
+      <w:del w:id="52" w:author="Erik Christian Porse" w:date="2026-05-27T18:05:00Z" w16du:dateUtc="2026-05-28T01:05:00Z">
         <w:r>
           <w:delText>.</w:delText>
         </w:r>
@@ -13187,7 +12958,7 @@
         </w:rPr>
         <w:t xml:space="preserve">This strategy </w:t>
       </w:r>
-      <w:del w:id="89" w:author="Erik Christian Porse" w:date="2026-05-27T18:06:00Z" w16du:dateUtc="2026-05-28T01:06:00Z">
+      <w:del w:id="53" w:author="Erik Christian Porse" w:date="2026-05-27T18:06:00Z" w16du:dateUtc="2026-05-28T01:06:00Z">
         <w:r>
           <w:rPr>
             <w:rFonts w:asciiTheme="majorBidi" w:hAnsiTheme="majorBidi" w:cstheme="majorBidi"/>
@@ -13804,7 +13575,7 @@
         </w:rPr>
         <w:t xml:space="preserve"> </w:t>
       </w:r>
-      <w:ins w:id="90" w:author="Erik Christian Porse" w:date="2026-05-27T18:06:00Z" w16du:dateUtc="2026-05-28T01:06:00Z">
+      <w:ins w:id="54" w:author="Erik Christian Porse" w:date="2026-05-27T18:06:00Z" w16du:dateUtc="2026-05-28T01:06:00Z">
         <w:r>
           <w:rPr>
             <w:rFonts w:asciiTheme="majorBidi" w:hAnsiTheme="majorBidi" w:cstheme="majorBidi"/>
@@ -13835,7 +13606,7 @@
         </w:rPr>
         <w:t>i</w:t>
       </w:r>
-      <w:del w:id="91" w:author="Erik Christian Porse" w:date="2026-05-27T18:06:00Z" w16du:dateUtc="2026-05-28T01:06:00Z">
+      <w:del w:id="55" w:author="Erik Christian Porse" w:date="2026-05-27T18:06:00Z" w16du:dateUtc="2026-05-28T01:06:00Z">
         <w:r>
           <w:rPr>
             <w:rFonts w:asciiTheme="majorBidi" w:hAnsiTheme="majorBidi" w:cstheme="majorBidi"/>
@@ -13845,7 +13616,7 @@
           <w:delText>.</w:delText>
         </w:r>
       </w:del>
-      <w:ins w:id="92" w:author="Erik Christian Porse" w:date="2026-05-27T18:06:00Z" w16du:dateUtc="2026-05-28T01:06:00Z">
+      <w:ins w:id="56" w:author="Erik Christian Porse" w:date="2026-05-27T18:06:00Z" w16du:dateUtc="2026-05-28T01:06:00Z">
         <w:r>
           <w:rPr>
             <w:rFonts w:asciiTheme="majorBidi" w:hAnsiTheme="majorBidi" w:cstheme="majorBidi"/>
@@ -14033,7 +13804,7 @@
         </w:rPr>
         <w:t xml:space="preserve"> </w:t>
       </w:r>
-      <w:del w:id="93" w:author="Erik Christian Porse" w:date="2026-05-27T18:07:00Z" w16du:dateUtc="2026-05-28T01:07:00Z">
+      <w:del w:id="57" w:author="Erik Christian Porse" w:date="2026-05-27T18:07:00Z" w16du:dateUtc="2026-05-28T01:07:00Z">
         <w:r>
           <w:rPr>
             <w:rFonts w:asciiTheme="majorBidi" w:hAnsiTheme="majorBidi" w:cstheme="majorBidi"/>
@@ -14043,7 +13814,7 @@
           <w:delText xml:space="preserve">proportionally </w:delText>
         </w:r>
       </w:del>
-      <w:ins w:id="94" w:author="Erik Christian Porse" w:date="2026-05-27T18:07:00Z" w16du:dateUtc="2026-05-28T01:07:00Z">
+      <w:ins w:id="58" w:author="Erik Christian Porse" w:date="2026-05-27T18:07:00Z" w16du:dateUtc="2026-05-28T01:07:00Z">
         <w:r>
           <w:rPr>
             <w:rFonts w:asciiTheme="majorBidi" w:hAnsiTheme="majorBidi" w:cstheme="majorBidi"/>
@@ -14061,7 +13832,7 @@
           <w:t xml:space="preserve"> </w:t>
         </w:r>
       </w:ins>
-      <w:del w:id="95" w:author="Erik Christian Porse" w:date="2026-05-27T18:07:00Z" w16du:dateUtc="2026-05-28T01:07:00Z">
+      <w:del w:id="59" w:author="Erik Christian Porse" w:date="2026-05-27T18:07:00Z" w16du:dateUtc="2026-05-28T01:07:00Z">
         <w:r>
           <w:rPr>
             <w:rFonts w:asciiTheme="majorBidi" w:hAnsiTheme="majorBidi" w:cstheme="majorBidi"/>
@@ -14079,7 +13850,7 @@
           <w:delText xml:space="preserve"> </w:delText>
         </w:r>
       </w:del>
-      <w:ins w:id="96" w:author="Erik Christian Porse" w:date="2026-05-27T18:07:00Z" w16du:dateUtc="2026-05-28T01:07:00Z">
+      <w:ins w:id="60" w:author="Erik Christian Porse" w:date="2026-05-27T18:07:00Z" w16du:dateUtc="2026-05-28T01:07:00Z">
         <w:r>
           <w:rPr>
             <w:rFonts w:asciiTheme="majorBidi" w:hAnsiTheme="majorBidi" w:cstheme="majorBidi"/>
@@ -14121,7 +13892,7 @@
         </w:rPr>
         <w:t>credits</w:t>
       </w:r>
-      <w:ins w:id="97" w:author="Erik Christian Porse" w:date="2026-05-27T18:07:00Z" w16du:dateUtc="2026-05-28T01:07:00Z">
+      <w:ins w:id="61" w:author="Erik Christian Porse" w:date="2026-05-27T18:07:00Z" w16du:dateUtc="2026-05-28T01:07:00Z">
         <w:r>
           <w:rPr>
             <w:rFonts w:asciiTheme="majorBidi" w:hAnsiTheme="majorBidi" w:cstheme="majorBidi"/>
@@ -14147,7 +13918,7 @@
         </w:rPr>
         <w:t xml:space="preserve"> </w:t>
       </w:r>
-      <w:del w:id="98" w:author="Erik Christian Porse" w:date="2026-05-27T18:07:00Z" w16du:dateUtc="2026-05-28T01:07:00Z">
+      <w:del w:id="62" w:author="Erik Christian Porse" w:date="2026-05-27T18:07:00Z" w16du:dateUtc="2026-05-28T01:07:00Z">
         <w:r>
           <w:rPr>
             <w:rFonts w:asciiTheme="majorBidi" w:hAnsiTheme="majorBidi" w:cstheme="majorBidi"/>
@@ -14197,7 +13968,7 @@
           <w:delText>reducing</w:delText>
         </w:r>
       </w:del>
-      <w:ins w:id="99" w:author="Erik Christian Porse" w:date="2026-05-27T18:07:00Z" w16du:dateUtc="2026-05-28T01:07:00Z">
+      <w:ins w:id="63" w:author="Erik Christian Porse" w:date="2026-05-27T18:07:00Z" w16du:dateUtc="2026-05-28T01:07:00Z">
         <w:r>
           <w:rPr>
             <w:rFonts w:asciiTheme="majorBidi" w:hAnsiTheme="majorBidi" w:cstheme="majorBidi"/>
@@ -14215,7 +13986,7 @@
         </w:rPr>
         <w:t xml:space="preserve"> credits </w:t>
       </w:r>
-      <w:ins w:id="100" w:author="Erik Christian Porse" w:date="2026-05-27T18:07:00Z" w16du:dateUtc="2026-05-28T01:07:00Z">
+      <w:ins w:id="64" w:author="Erik Christian Porse" w:date="2026-05-27T18:07:00Z" w16du:dateUtc="2026-05-28T01:07:00Z">
         <w:r>
           <w:rPr>
             <w:rFonts w:asciiTheme="majorBidi" w:hAnsiTheme="majorBidi" w:cstheme="majorBidi"/>
@@ -14225,7 +13996,7 @@
           <w:t xml:space="preserve">in this way </w:t>
         </w:r>
       </w:ins>
-      <w:del w:id="101" w:author="Erik Christian Porse" w:date="2026-05-27T18:07:00Z" w16du:dateUtc="2026-05-28T01:07:00Z">
+      <w:del w:id="65" w:author="Erik Christian Porse" w:date="2026-05-27T18:07:00Z" w16du:dateUtc="2026-05-28T01:07:00Z">
         <w:r>
           <w:rPr>
             <w:rFonts w:asciiTheme="majorBidi" w:hAnsiTheme="majorBidi" w:cstheme="majorBidi"/>
@@ -14235,7 +14006,7 @@
           <w:delText xml:space="preserve">will </w:delText>
         </w:r>
       </w:del>
-      <w:ins w:id="102" w:author="Erik Christian Porse" w:date="2026-05-27T18:07:00Z" w16du:dateUtc="2026-05-28T01:07:00Z">
+      <w:ins w:id="66" w:author="Erik Christian Porse" w:date="2026-05-27T18:07:00Z" w16du:dateUtc="2026-05-28T01:07:00Z">
         <w:r>
           <w:rPr>
             <w:rFonts w:asciiTheme="majorBidi" w:hAnsiTheme="majorBidi" w:cstheme="majorBidi"/>
@@ -14253,7 +14024,7 @@
         </w:rPr>
         <w:t>encourage water conservation at larger Lake Powell releases and higher Lake Mead storage (lower storages)</w:t>
       </w:r>
-      <w:ins w:id="103" w:author="Erik Christian Porse" w:date="2026-05-27T18:07:00Z" w16du:dateUtc="2026-05-28T01:07:00Z">
+      <w:ins w:id="67" w:author="Erik Christian Porse" w:date="2026-05-27T18:07:00Z" w16du:dateUtc="2026-05-28T01:07:00Z">
         <w:r>
           <w:rPr>
             <w:rFonts w:asciiTheme="majorBidi" w:hAnsiTheme="majorBidi" w:cstheme="majorBidi"/>
@@ -14263,7 +14034,7 @@
           <w:t>.</w:t>
         </w:r>
       </w:ins>
-      <w:del w:id="104" w:author="Erik Christian Porse" w:date="2026-05-27T18:07:00Z" w16du:dateUtc="2026-05-28T01:07:00Z">
+      <w:del w:id="68" w:author="Erik Christian Porse" w:date="2026-05-27T18:07:00Z" w16du:dateUtc="2026-05-28T01:07:00Z">
         <w:r>
           <w:rPr>
             <w:rFonts w:asciiTheme="majorBidi" w:hAnsiTheme="majorBidi" w:cstheme="majorBidi"/>
@@ -14322,13 +14093,13 @@
         </w:rPr>
         <w:t xml:space="preserve"> </w:t>
       </w:r>
-      <w:ins w:id="105" w:author="Erik Christian Porse" w:date="2026-05-27T18:08:00Z" w16du:dateUtc="2026-05-28T01:08:00Z">
+      <w:ins w:id="69" w:author="Erik Christian Porse" w:date="2026-05-27T18:08:00Z" w16du:dateUtc="2026-05-28T01:08:00Z">
         <w:r>
           <w:rPr>
             <w:rFonts w:asciiTheme="majorBidi" w:hAnsiTheme="majorBidi" w:cstheme="majorBidi"/>
             <w:sz w:val="24"/>
             <w:szCs w:val="24"/>
-            <w:rPrChange w:id="106" w:author="Erik Christian Porse" w:date="2026-05-27T18:08:00Z" w16du:dateUtc="2026-05-28T01:08:00Z">
+            <w:rPrChange w:id="70" w:author="Erik Christian Porse" w:date="2026-05-27T18:08:00Z" w16du:dateUtc="2026-05-28T01:08:00Z">
               <w:rPr>
                 <w:rFonts w:asciiTheme="majorBidi" w:hAnsiTheme="majorBidi" w:cstheme="majorBidi"/>
                 <w:b/>
@@ -14359,7 +14130,7 @@
         </w:rPr>
         <w:t xml:space="preserve">In this framework, </w:t>
       </w:r>
-      <w:del w:id="107" w:author="Erik Christian Porse" w:date="2026-05-27T18:08:00Z" w16du:dateUtc="2026-05-28T01:08:00Z">
+      <w:del w:id="71" w:author="Erik Christian Porse" w:date="2026-05-27T18:08:00Z" w16du:dateUtc="2026-05-28T01:08:00Z">
         <w:r>
           <w:rPr>
             <w:rFonts w:asciiTheme="majorBidi" w:hAnsiTheme="majorBidi" w:cstheme="majorBidi"/>
@@ -14385,7 +14156,7 @@
           <w:delText>sets</w:delText>
         </w:r>
       </w:del>
-      <w:ins w:id="108" w:author="Erik Christian Porse" w:date="2026-05-27T18:08:00Z" w16du:dateUtc="2026-05-28T01:08:00Z">
+      <w:ins w:id="72" w:author="Erik Christian Porse" w:date="2026-05-27T18:08:00Z" w16du:dateUtc="2026-05-28T01:08:00Z">
         <w:r>
           <w:rPr>
             <w:rFonts w:asciiTheme="majorBidi" w:hAnsiTheme="majorBidi" w:cstheme="majorBidi"/>
@@ -14403,7 +14174,7 @@
         </w:rPr>
         <w:t xml:space="preserve"> the protection volume </w:t>
       </w:r>
-      <w:ins w:id="109" w:author="Erik Christian Porse" w:date="2026-05-27T18:08:00Z" w16du:dateUtc="2026-05-28T01:08:00Z">
+      <w:ins w:id="73" w:author="Erik Christian Porse" w:date="2026-05-27T18:08:00Z" w16du:dateUtc="2026-05-28T01:08:00Z">
         <w:r>
           <w:rPr>
             <w:rFonts w:asciiTheme="majorBidi" w:hAnsiTheme="majorBidi" w:cstheme="majorBidi"/>
@@ -14413,7 +14184,7 @@
           <w:t xml:space="preserve">in Lake Mead during </w:t>
         </w:r>
       </w:ins>
-      <w:del w:id="110" w:author="Erik Christian Porse" w:date="2026-05-27T18:08:00Z" w16du:dateUtc="2026-05-28T01:08:00Z">
+      <w:del w:id="74" w:author="Erik Christian Porse" w:date="2026-05-27T18:08:00Z" w16du:dateUtc="2026-05-28T01:08:00Z">
         <w:r>
           <w:rPr>
             <w:rFonts w:asciiTheme="majorBidi" w:hAnsiTheme="majorBidi" w:cstheme="majorBidi"/>
@@ -14439,7 +14210,7 @@
         </w:rPr>
         <w:t xml:space="preserve">to stabilize </w:t>
       </w:r>
-      <w:del w:id="111" w:author="Erik Christian Porse" w:date="2026-05-27T18:08:00Z" w16du:dateUtc="2026-05-28T01:08:00Z">
+      <w:del w:id="75" w:author="Erik Christian Porse" w:date="2026-05-27T18:08:00Z" w16du:dateUtc="2026-05-28T01:08:00Z">
         <w:r>
           <w:rPr>
             <w:rFonts w:asciiTheme="majorBidi" w:hAnsiTheme="majorBidi" w:cstheme="majorBidi"/>
@@ -14458,7 +14229,7 @@
           <w:delText>Mead</w:delText>
         </w:r>
       </w:del>
-      <w:ins w:id="112" w:author="Erik Christian Porse" w:date="2026-05-27T18:08:00Z" w16du:dateUtc="2026-05-28T01:08:00Z">
+      <w:ins w:id="76" w:author="Erik Christian Porse" w:date="2026-05-27T18:08:00Z" w16du:dateUtc="2026-05-28T01:08:00Z">
         <w:r>
           <w:rPr>
             <w:rFonts w:asciiTheme="majorBidi" w:hAnsiTheme="majorBidi" w:cstheme="majorBidi"/>
@@ -14513,7 +14284,7 @@
         </w:rPr>
         <w:t xml:space="preserve"> [million acre-feet)</w:t>
       </w:r>
-      <w:ins w:id="113" w:author="Erik Christian Porse" w:date="2026-05-27T18:10:00Z" w16du:dateUtc="2026-05-28T01:10:00Z">
+      <w:ins w:id="77" w:author="Erik Christian Porse" w:date="2026-05-27T18:10:00Z" w16du:dateUtc="2026-05-28T01:10:00Z">
         <w:r>
           <w:rPr>
             <w:rFonts w:asciiTheme="majorBidi" w:hAnsiTheme="majorBidi" w:cstheme="majorBidi"/>
@@ -14993,7 +14764,7 @@
         </w:rPr>
         <w:t xml:space="preserve">reservoir </w:t>
       </w:r>
-      <w:commentRangeStart w:id="114"/>
+      <w:commentRangeStart w:id="78"/>
       <w:r>
         <w:rPr>
           <w:rFonts w:asciiTheme="majorBidi" w:hAnsiTheme="majorBidi" w:cstheme="majorBidi"/>
@@ -15002,7 +14773,7 @@
         </w:rPr>
         <w:t>inflow</w:t>
       </w:r>
-      <w:commentRangeEnd w:id="114"/>
+      <w:commentRangeEnd w:id="78"/>
       <w:r>
         <w:rPr>
           <w:rStyle w:val="CommentReference"/>
@@ -15010,7 +14781,7 @@
           <w:sz w:val="24"/>
           <w:szCs w:val="24"/>
         </w:rPr>
-        <w:commentReference w:id="114"/>
+        <w:commentReference w:id="78"/>
       </w:r>
       <w:r>
         <w:rPr>
@@ -15544,7 +15315,7 @@
         </w:rPr>
         <w:t xml:space="preserve">). </w:t>
       </w:r>
-      <w:commentRangeStart w:id="115"/>
+      <w:commentRangeStart w:id="79"/>
       <w:r>
         <w:rPr>
           <w:rFonts w:asciiTheme="majorBidi" w:hAnsiTheme="majorBidi" w:cstheme="majorBidi"/>
@@ -15553,7 +15324,7 @@
         </w:rPr>
         <w:t>Users carry over any positive end-of-year account balances to the next year</w:t>
       </w:r>
-      <w:commentRangeEnd w:id="115"/>
+      <w:commentRangeEnd w:id="79"/>
       <w:r>
         <w:rPr>
           <w:rStyle w:val="CommentReference"/>
@@ -15561,7 +15332,7 @@
           <w:sz w:val="24"/>
           <w:szCs w:val="24"/>
         </w:rPr>
-        <w:commentReference w:id="115"/>
+        <w:commentReference w:id="79"/>
       </w:r>
       <w:r>
         <w:rPr>
@@ -15575,13 +15346,13 @@
     <w:p>
       <w:pPr>
         <w:rPr>
-          <w:del w:id="116" w:author="Erik Christian Porse" w:date="2026-05-27T18:10:00Z" w16du:dateUtc="2026-05-28T01:10:00Z"/>
-          <w:rFonts w:asciiTheme="majorBidi" w:hAnsiTheme="majorBidi" w:cstheme="majorBidi"/>
-          <w:sz w:val="24"/>
-          <w:szCs w:val="24"/>
-        </w:rPr>
-      </w:pPr>
-      <w:del w:id="117" w:author="Erik Christian Porse" w:date="2026-05-27T18:10:00Z" w16du:dateUtc="2026-05-28T01:10:00Z">
+          <w:del w:id="80" w:author="Erik Christian Porse" w:date="2026-05-27T18:10:00Z" w16du:dateUtc="2026-05-28T01:10:00Z"/>
+          <w:rFonts w:asciiTheme="majorBidi" w:hAnsiTheme="majorBidi" w:cstheme="majorBidi"/>
+          <w:sz w:val="24"/>
+          <w:szCs w:val="24"/>
+        </w:rPr>
+      </w:pPr>
+      <w:del w:id="81" w:author="Erik Christian Porse" w:date="2026-05-27T18:10:00Z" w16du:dateUtc="2026-05-28T01:10:00Z">
         <w:r>
           <w:rPr>
             <w:rFonts w:asciiTheme="majorBidi" w:hAnsiTheme="majorBidi" w:cstheme="majorBidi"/>
@@ -15591,7 +15362,7 @@
           <w:delText xml:space="preserve">This water accounting method </w:delText>
         </w:r>
       </w:del>
-      <w:del w:id="118" w:author="Erik Christian Porse" w:date="2026-05-27T18:07:00Z" w16du:dateUtc="2026-05-28T01:07:00Z">
+      <w:del w:id="82" w:author="Erik Christian Porse" w:date="2026-05-27T18:07:00Z" w16du:dateUtc="2026-05-28T01:07:00Z">
         <w:r>
           <w:rPr>
             <w:rFonts w:asciiTheme="majorBidi" w:hAnsiTheme="majorBidi" w:cstheme="majorBidi"/>
@@ -15601,7 +15372,7 @@
           <w:delText xml:space="preserve">is </w:delText>
         </w:r>
       </w:del>
-      <w:del w:id="119" w:author="Erik Christian Porse" w:date="2026-05-27T18:10:00Z" w16du:dateUtc="2026-05-28T01:10:00Z">
+      <w:del w:id="83" w:author="Erik Christian Porse" w:date="2026-05-27T18:10:00Z" w16du:dateUtc="2026-05-28T01:10:00Z">
         <w:r>
           <w:rPr>
             <w:rFonts w:asciiTheme="majorBidi" w:hAnsiTheme="majorBidi" w:cstheme="majorBidi"/>
@@ -15611,7 +15382,7 @@
           <w:delText xml:space="preserve">implemented numerically </w:delText>
         </w:r>
       </w:del>
-      <w:del w:id="120" w:author="Erik Christian Porse" w:date="2026-05-27T18:07:00Z" w16du:dateUtc="2026-05-28T01:07:00Z">
+      <w:del w:id="84" w:author="Erik Christian Porse" w:date="2026-05-27T18:07:00Z" w16du:dateUtc="2026-05-28T01:07:00Z">
         <w:r>
           <w:rPr>
             <w:rFonts w:asciiTheme="majorBidi" w:hAnsiTheme="majorBidi" w:cstheme="majorBidi"/>
@@ -15662,7 +15433,7 @@
           <w:fldChar w:fldCharType="end"/>
         </w:r>
       </w:del>
-      <w:del w:id="121" w:author="Erik Christian Porse" w:date="2026-05-27T18:10:00Z" w16du:dateUtc="2026-05-28T01:10:00Z">
+      <w:del w:id="85" w:author="Erik Christian Porse" w:date="2026-05-27T18:10:00Z" w16du:dateUtc="2026-05-28T01:10:00Z">
         <w:r>
           <w:rPr>
             <w:rFonts w:asciiTheme="majorBidi" w:hAnsiTheme="majorBidi" w:cstheme="majorBidi"/>
@@ -15681,8 +15452,8 @@
           <w:szCs w:val="24"/>
         </w:rPr>
       </w:pPr>
-      <w:commentRangeStart w:id="122"/>
-      <w:commentRangeStart w:id="123"/>
+      <w:commentRangeStart w:id="86"/>
+      <w:commentRangeStart w:id="87"/>
       <w:r>
         <w:rPr>
           <w:rFonts w:asciiTheme="majorBidi" w:hAnsiTheme="majorBidi" w:cstheme="majorBidi"/>
@@ -15707,7 +15478,7 @@
         </w:rPr>
         <w:t>water accounting program.</w:t>
       </w:r>
-      <w:commentRangeEnd w:id="122"/>
+      <w:commentRangeEnd w:id="86"/>
       <w:r>
         <w:rPr>
           <w:rStyle w:val="CommentReference"/>
@@ -15715,9 +15486,9 @@
           <w:sz w:val="24"/>
           <w:szCs w:val="24"/>
         </w:rPr>
-        <w:commentReference w:id="122"/>
-      </w:r>
-      <w:commentRangeEnd w:id="123"/>
+        <w:commentReference w:id="86"/>
+      </w:r>
+      <w:commentRangeEnd w:id="87"/>
       <w:r>
         <w:rPr>
           <w:rStyle w:val="CommentReference"/>
@@ -15725,7 +15496,7 @@
           <w:sz w:val="24"/>
           <w:szCs w:val="24"/>
         </w:rPr>
-        <w:commentReference w:id="123"/>
+        <w:commentReference w:id="87"/>
       </w:r>
     </w:p>
     <w:p>
@@ -15763,7 +15534,7 @@
           <w:numId w:val="30"/>
         </w:numPr>
       </w:pPr>
-      <w:del w:id="124" w:author="Erik Christian Porse" w:date="2026-05-27T18:13:00Z" w16du:dateUtc="2026-05-28T01:13:00Z">
+      <w:del w:id="88" w:author="Erik Christian Porse" w:date="2026-05-27T18:13:00Z" w16du:dateUtc="2026-05-28T01:13:00Z">
         <w:r>
           <w:rPr>
             <w:rFonts w:asciiTheme="majorBidi" w:hAnsiTheme="majorBidi" w:cstheme="majorBidi"/>
@@ -15775,7 +15546,7 @@
           <w:delText>Each user</w:delText>
         </w:r>
       </w:del>
-      <w:ins w:id="125" w:author="Erik Christian Porse" w:date="2026-05-27T18:13:00Z" w16du:dateUtc="2026-05-28T01:13:00Z">
+      <w:ins w:id="89" w:author="Erik Christian Porse" w:date="2026-05-27T18:13:00Z" w16du:dateUtc="2026-05-28T01:13:00Z">
         <w:r>
           <w:rPr>
             <w:rFonts w:asciiTheme="majorBidi" w:hAnsiTheme="majorBidi" w:cstheme="majorBidi"/>
@@ -16082,7 +15853,7 @@
       <w:r>
         <w:t xml:space="preserve"> and </w:t>
       </w:r>
-      <w:del w:id="126" w:author="Erik Christian Porse" w:date="2026-05-27T18:14:00Z" w16du:dateUtc="2026-05-28T01:14:00Z">
+      <w:del w:id="90" w:author="Erik Christian Porse" w:date="2026-05-27T18:14:00Z" w16du:dateUtc="2026-05-28T01:14:00Z">
         <w:r>
           <w:delText>the baking in o</w:delText>
         </w:r>
@@ -16093,7 +15864,7 @@
       <w:r>
         <w:t xml:space="preserve">water shortages </w:t>
       </w:r>
-      <w:del w:id="127" w:author="Erik Christian Porse" w:date="2026-05-27T18:14:00Z" w16du:dateUtc="2026-05-28T01:14:00Z">
+      <w:del w:id="91" w:author="Erik Christian Porse" w:date="2026-05-27T18:14:00Z" w16du:dateUtc="2026-05-28T01:14:00Z">
         <w:r>
           <w:delText xml:space="preserve">(mandatory reductions from historical allocations) </w:delText>
         </w:r>
@@ -16101,7 +15872,7 @@
       <w:r>
         <w:t xml:space="preserve">tied to declining Lake Mead. If all users consume and draw down </w:t>
       </w:r>
-      <w:del w:id="128" w:author="Erik Christian Porse" w:date="2026-05-27T18:14:00Z" w16du:dateUtc="2026-05-28T01:14:00Z">
+      <w:del w:id="92" w:author="Erik Christian Porse" w:date="2026-05-27T18:14:00Z" w16du:dateUtc="2026-05-28T01:14:00Z">
         <w:r>
           <w:delText xml:space="preserve">all of </w:delText>
         </w:r>
@@ -16139,7 +15910,7 @@
       <w:r>
         <w:t xml:space="preserve">also </w:t>
       </w:r>
-      <w:del w:id="129" w:author="Erik Christian Porse" w:date="2026-05-27T18:15:00Z" w16du:dateUtc="2026-05-28T01:15:00Z">
+      <w:del w:id="93" w:author="Erik Christian Porse" w:date="2026-05-27T18:15:00Z" w16du:dateUtc="2026-05-28T01:15:00Z">
         <w:r>
           <w:rPr>
             <w:b/>
@@ -16148,7 +15919,7 @@
           <w:delText xml:space="preserve">not </w:delText>
         </w:r>
       </w:del>
-      <w:ins w:id="130" w:author="Erik Christian Porse" w:date="2026-05-27T18:15:00Z" w16du:dateUtc="2026-05-28T01:15:00Z">
+      <w:ins w:id="94" w:author="Erik Christian Porse" w:date="2026-05-27T18:15:00Z" w16du:dateUtc="2026-05-28T01:15:00Z">
         <w:r>
           <w:rPr>
             <w:b/>
@@ -19721,7 +19492,7 @@
 
 <file path=word/comments.xml><?xml version="1.0" encoding="utf-8"?>
 <w:comments xmlns:wpc="http://schemas.microsoft.com/office/word/2010/wordprocessingCanvas" xmlns:cx="http://schemas.microsoft.com/office/drawing/2014/chartex" xmlns:cx1="http://schemas.microsoft.com/office/drawing/2015/9/8/chartex" xmlns:cx2="http://schemas.microsoft.com/office/drawing/2015/10/21/chartex" xmlns:cx3="http://schemas.microsoft.com/office/drawing/2016/5/9/chartex" xmlns:cx4="http://schemas.microsoft.com/office/drawing/2016/5/10/chartex" xmlns:cx5="http://schemas.microsoft.com/office/drawing/2016/5/11/chartex" xmlns:cx6="http://schemas.microsoft.com/office/drawing/2016/5/12/chartex" xmlns:cx7="http://schemas.microsoft.com/office/drawing/2016/5/13/chartex" xmlns:cx8="http://schemas.microsoft.com/office/drawing/2016/5/14/chartex" xmlns:mc="http://schemas.openxmlformats.org/markup-compatibility/2006" xmlns:aink="http://schemas.microsoft.com/office/drawing/2016/ink" xmlns:am3d="http://schemas.microsoft.com/office/drawing/2017/model3d" xmlns:o="urn:schemas-microsoft-com:office:office" xmlns:oel="http://schemas.microsoft.com/office/2019/extlst" xmlns:r="http://schemas.openxmlformats.org/officeDocument/2006/relationships" xmlns:m="http://schemas.openxmlformats.org/officeDocument/2006/math" xmlns:v="urn:schemas-microsoft-com:vml" xmlns:wp14="http://schemas.microsoft.com/office/word/2010/wordprocessingDrawing" xmlns:wp="http://schemas.openxmlformats.org/drawingml/2006/wordprocessingDrawing" xmlns:w10="urn:schemas-microsoft-com:office:word" xmlns:w="http://schemas.openxmlformats.org/wordprocessingml/2006/main" xmlns:w14="http://schemas.microsoft.com/office/word/2010/wordml" xmlns:w15="http://schemas.microsoft.com/office/word/2012/wordml" xmlns:w16cex="http://schemas.microsoft.com/office/word/2018/wordml/cex" xmlns:w16cid="http://schemas.microsoft.com/office/word/2016/wordml/cid" xmlns:w16="http://schemas.microsoft.com/office/word/2018/wordml" xmlns:w16du="http://schemas.microsoft.com/office/word/2023/wordml/word16du" xmlns:w16sdtdh="http://schemas.microsoft.com/office/word/2020/wordml/sdtdatahash" xmlns:w16sdtfl="http://schemas.microsoft.com/office/word/2024/wordml/sdtformatlock" xmlns:w16se="http://schemas.microsoft.com/office/word/2015/wordml/symex" xmlns:wpg="http://schemas.microsoft.com/office/word/2010/wordprocessingGroup" xmlns:wpi="http://schemas.microsoft.com/office/word/2010/wordprocessingInk" xmlns:wne="http://schemas.microsoft.com/office/word/2006/wordml" xmlns:wps="http://schemas.microsoft.com/office/word/2010/wordprocessingShape" mc:Ignorable="w14 w15 w16se w16cid w16 w16cex w16sdtdh w16sdtfl w16du wp14">
-  <w:comment w:id="18" w:author="Erik Christian Porse" w:date="2026-05-27T12:47:00Z" w:initials="EP">
+  <w:comment w:id="0" w:author="Erik Christian Porse" w:date="2026-05-27T12:47:00Z" w:initials="EP">
     <w:p>
       <w:r>
         <w:rPr>
@@ -19738,7 +19509,7 @@
       </w:r>
     </w:p>
   </w:comment>
-  <w:comment w:id="19" w:author="Erik Christian Porse" w:date="2026-05-27T13:08:00Z" w:initials="EP">
+  <w:comment w:id="1" w:author="Erik Christian Porse" w:date="2026-05-27T15:45:00Z" w:initials="EP">
     <w:p>
       <w:r>
         <w:rPr>
@@ -19751,11 +19522,11 @@
           <w:sz w:val="20"/>
           <w:szCs w:val="20"/>
         </w:rPr>
-        <w:t>vs. losses from evaporation</w:t>
+        <w:t>is more clarity needed for this statement? What about initial conditions? How much drawdown?</w:t>
       </w:r>
     </w:p>
   </w:comment>
-  <w:comment w:id="22" w:author="Erik Christian Porse" w:date="2026-05-27T15:06:00Z" w:initials="EP">
+  <w:comment w:id="2" w:author="Erik Christian Porse" w:date="2026-05-27T15:49:00Z" w:initials="EP">
     <w:p>
       <w:r>
         <w:rPr>
@@ -19768,11 +19539,11 @@
           <w:sz w:val="20"/>
           <w:szCs w:val="20"/>
         </w:rPr>
-        <w:t>this should be plural but the grammar is odd</w:t>
+        <w:t xml:space="preserve">in some cases can we swap with the term deliveries? The language sounds a lot like a checking account and I am always hesitant about overly commodifying natural resources. </w:t>
       </w:r>
     </w:p>
   </w:comment>
-  <w:comment w:id="36" w:author="Erik Christian Porse" w:date="2026-05-27T15:44:00Z" w:initials="EP">
+  <w:comment w:id="3" w:author="Erik Christian Porse" w:date="2026-05-27T15:50:00Z" w:initials="EP">
     <w:p>
       <w:r>
         <w:rPr>
@@ -19785,11 +19556,11 @@
           <w:sz w:val="20"/>
           <w:szCs w:val="20"/>
         </w:rPr>
-        <w:t>are we consistent between withdraw and withdrawal throughout?</w:t>
+        <w:t>Is this additional voluntary water conservation, or an issue of timing of deliveries?</w:t>
       </w:r>
     </w:p>
   </w:comment>
-  <w:comment w:id="37" w:author="Erik Christian Porse" w:date="2026-05-27T15:45:00Z" w:initials="EP">
+  <w:comment w:id="8" w:author="Erik Christian Porse" w:date="2026-05-27T15:52:00Z" w:initials="EP">
     <w:p>
       <w:r>
         <w:rPr>
@@ -19802,11 +19573,11 @@
           <w:sz w:val="20"/>
           <w:szCs w:val="20"/>
         </w:rPr>
-        <w:t>is more clarity needed for this statement? What about initial conditions? How much drawdown?</w:t>
+        <w:t>what are these entitlements? Lower Basin States + Mexico?</w:t>
       </w:r>
     </w:p>
   </w:comment>
-  <w:comment w:id="38" w:author="Erik Christian Porse" w:date="2026-05-27T15:49:00Z" w:initials="EP">
+  <w:comment w:id="9" w:author="Erik Christian Porse" w:date="2026-05-27T17:53:00Z" w:initials="EP">
     <w:p>
       <w:r>
         <w:rPr>
@@ -19819,11 +19590,11 @@
           <w:sz w:val="20"/>
           <w:szCs w:val="20"/>
         </w:rPr>
-        <w:t xml:space="preserve">in some cases can we swap with the term deliveries? The language sounds a lot like a checking account and I am always hesitant about overly commodifying natural resources. </w:t>
+        <w:t>why is this maximized and what does that mean in a non-optimization formulation?</w:t>
       </w:r>
     </w:p>
   </w:comment>
-  <w:comment w:id="39" w:author="Erik Christian Porse" w:date="2026-05-27T15:50:00Z" w:initials="EP">
+  <w:comment w:id="13" w:author="Erik Christian Porse" w:date="2026-05-27T15:54:00Z" w:initials="EP">
     <w:p>
       <w:r>
         <w:rPr>
@@ -19836,11 +19607,11 @@
           <w:sz w:val="20"/>
           <w:szCs w:val="20"/>
         </w:rPr>
-        <w:t>Is this additional voluntary water conservation, or an issue of timing of deliveries?</w:t>
+        <w:t>hard to follow as several of the terms are not in the equation for case #1 but they are in the diagram</w:t>
       </w:r>
     </w:p>
   </w:comment>
-  <w:comment w:id="44" w:author="Erik Christian Porse" w:date="2026-05-27T15:52:00Z" w:initials="EP">
+  <w:comment w:id="18" w:author="Erik Christian Porse" w:date="2026-05-27T17:58:00Z" w:initials="EP">
     <w:p>
       <w:r>
         <w:rPr>
@@ -19853,62 +19624,11 @@
           <w:sz w:val="20"/>
           <w:szCs w:val="20"/>
         </w:rPr>
-        <w:t>what are these entitlements? Lower Basin States + Mexico?</w:t>
+        <w:t>suggest to complete this thought by indicating that the Lower Basin legal entitlements are 9 MAF</w:t>
       </w:r>
     </w:p>
   </w:comment>
-  <w:comment w:id="45" w:author="Erik Christian Porse" w:date="2026-05-27T17:53:00Z" w:initials="EP">
-    <w:p>
-      <w:r>
-        <w:rPr>
-          <w:rStyle w:val="CommentReference"/>
-        </w:rPr>
-        <w:annotationRef/>
-      </w:r>
-      <w:r>
-        <w:rPr>
-          <w:sz w:val="20"/>
-          <w:szCs w:val="20"/>
-        </w:rPr>
-        <w:t>why is this maximized and what does that mean in a non-optimization formulation?</w:t>
-      </w:r>
-    </w:p>
-  </w:comment>
-  <w:comment w:id="49" w:author="Erik Christian Porse" w:date="2026-05-27T15:54:00Z" w:initials="EP">
-    <w:p>
-      <w:r>
-        <w:rPr>
-          <w:rStyle w:val="CommentReference"/>
-        </w:rPr>
-        <w:annotationRef/>
-      </w:r>
-      <w:r>
-        <w:rPr>
-          <w:sz w:val="20"/>
-          <w:szCs w:val="20"/>
-        </w:rPr>
-        <w:t>hard to follow as several of the terms are not in the equation for case #1 but they are in the diagram</w:t>
-      </w:r>
-    </w:p>
-  </w:comment>
-  <w:comment w:id="54" w:author="Erik Christian Porse" w:date="2026-05-27T17:58:00Z" w:initials="EP">
-    <w:p>
-      <w:r>
-        <w:rPr>
-          <w:rStyle w:val="CommentReference"/>
-        </w:rPr>
-        <w:annotationRef/>
-      </w:r>
-      <w:r>
-        <w:rPr>
-          <w:sz w:val="20"/>
-          <w:szCs w:val="20"/>
-        </w:rPr>
-        <w:t>suggest to complete this thought by indicating that the Lower Basin legal entitlements are 9 MAF</w:t>
-      </w:r>
-    </w:p>
-  </w:comment>
-  <w:comment w:id="114" w:author="Erik Christian Porse" w:date="2025-02-03T20:21:00Z" w:initials="EP">
+  <w:comment w:id="78" w:author="Erik Christian Porse" w:date="2025-02-03T20:21:00Z" w:initials="EP">
     <w:p>
       <w:r>
         <w:rPr>
@@ -19926,7 +19646,7 @@
       </w:r>
     </w:p>
   </w:comment>
-  <w:comment w:id="115" w:author="Erik Christian Porse" w:date="2025-02-03T20:22:00Z" w:initials="EP">
+  <w:comment w:id="79" w:author="Erik Christian Porse" w:date="2025-02-03T20:22:00Z" w:initials="EP">
     <w:p>
       <w:r>
         <w:rPr>
@@ -19944,7 +19664,7 @@
       </w:r>
     </w:p>
   </w:comment>
-  <w:comment w:id="122" w:author="Erik Christian Porse" w:date="2026-05-27T18:13:00Z" w:initials="EP">
+  <w:comment w:id="86" w:author="Erik Christian Porse" w:date="2026-05-27T18:13:00Z" w:initials="EP">
     <w:p>
       <w:r>
         <w:rPr>
@@ -19961,7 +19681,7 @@
       </w:r>
     </w:p>
   </w:comment>
-  <w:comment w:id="123" w:author="Erik Christian Porse" w:date="2026-05-27T18:15:00Z" w:initials="EP">
+  <w:comment w:id="87" w:author="Erik Christian Porse" w:date="2026-05-27T18:15:00Z" w:initials="EP">
     <w:p>
       <w:r>
         <w:rPr>
@@ -19984,9 +19704,6 @@
 <file path=word/commentsExtended.xml><?xml version="1.0" encoding="utf-8"?>
 <w15:commentsEx xmlns:wpc="http://schemas.microsoft.com/office/word/2010/wordprocessingCanvas" xmlns:cx="http://schemas.microsoft.com/office/drawing/2014/chartex" xmlns:cx1="http://schemas.microsoft.com/office/drawing/2015/9/8/chartex" xmlns:cx2="http://schemas.microsoft.com/office/drawing/2015/10/21/chartex" xmlns:cx3="http://schemas.microsoft.com/office/drawing/2016/5/9/chartex" xmlns:cx4="http://schemas.microsoft.com/office/drawing/2016/5/10/chartex" xmlns:cx5="http://schemas.microsoft.com/office/drawing/2016/5/11/chartex" xmlns:cx6="http://schemas.microsoft.com/office/drawing/2016/5/12/chartex" xmlns:cx7="http://schemas.microsoft.com/office/drawing/2016/5/13/chartex" xmlns:cx8="http://schemas.microsoft.com/office/drawing/2016/5/14/chartex" xmlns:mc="http://schemas.openxmlformats.org/markup-compatibility/2006" xmlns:aink="http://schemas.microsoft.com/office/drawing/2016/ink" xmlns:am3d="http://schemas.microsoft.com/office/drawing/2017/model3d" xmlns:o="urn:schemas-microsoft-com:office:office" xmlns:oel="http://schemas.microsoft.com/office/2019/extlst" xmlns:r="http://schemas.openxmlformats.org/officeDocument/2006/relationships" xmlns:m="http://schemas.openxmlformats.org/officeDocument/2006/math" xmlns:v="urn:schemas-microsoft-com:vml" xmlns:wp14="http://schemas.microsoft.com/office/word/2010/wordprocessingDrawing" xmlns:wp="http://schemas.openxmlformats.org/drawingml/2006/wordprocessingDrawing" xmlns:w10="urn:schemas-microsoft-com:office:word" xmlns:w="http://schemas.openxmlformats.org/wordprocessingml/2006/main" xmlns:w14="http://schemas.microsoft.com/office/word/2010/wordml" xmlns:w15="http://schemas.microsoft.com/office/word/2012/wordml" xmlns:w16cex="http://schemas.microsoft.com/office/word/2018/wordml/cex" xmlns:w16cid="http://schemas.microsoft.com/office/word/2016/wordml/cid" xmlns:w16="http://schemas.microsoft.com/office/word/2018/wordml" xmlns:w16du="http://schemas.microsoft.com/office/word/2023/wordml/word16du" xmlns:w16sdtdh="http://schemas.microsoft.com/office/word/2020/wordml/sdtdatahash" xmlns:w16sdtfl="http://schemas.microsoft.com/office/word/2024/wordml/sdtformatlock" xmlns:w16se="http://schemas.microsoft.com/office/word/2015/wordml/symex" xmlns:wpg="http://schemas.microsoft.com/office/word/2010/wordprocessingGroup" xmlns:wpi="http://schemas.microsoft.com/office/word/2010/wordprocessingInk" xmlns:wne="http://schemas.microsoft.com/office/word/2006/wordml" xmlns:wps="http://schemas.microsoft.com/office/word/2010/wordprocessingShape" mc:Ignorable="w14 w15 w16se w16cid w16 w16cex w16sdtdh w16sdtfl w16du wp14">
   <w15:commentEx w15:paraId="5028B586" w15:done="0"/>
-  <w15:commentEx w15:paraId="79C85185" w15:done="0"/>
-  <w15:commentEx w15:paraId="6F2DACBB" w15:done="0"/>
-  <w15:commentEx w15:paraId="7A90E55F" w15:done="0"/>
   <w15:commentEx w15:paraId="2D008202" w15:done="0"/>
   <w15:commentEx w15:paraId="2B93612E" w15:done="0"/>
   <w15:commentEx w15:paraId="140C500F" w15:done="0"/>
@@ -20004,9 +19721,6 @@
 <file path=word/commentsExtensible.xml><?xml version="1.0" encoding="utf-8"?>
 <w16cex:commentsExtensible xmlns:wpc="http://schemas.microsoft.com/office/word/2010/wordprocessingCanvas" xmlns:cx="http://schemas.microsoft.com/office/drawing/2014/chartex" xmlns:cx1="http://schemas.microsoft.com/office/drawing/2015/9/8/chartex" xmlns:cx2="http://schemas.microsoft.com/office/drawing/2015/10/21/chartex" xmlns:cx3="http://schemas.microsoft.com/office/drawing/2016/5/9/chartex" xmlns:cx4="http://schemas.microsoft.com/office/drawing/2016/5/10/chartex" xmlns:cx5="http://schemas.microsoft.com/office/drawing/2016/5/11/chartex" xmlns:cx6="http://schemas.microsoft.com/office/drawing/2016/5/12/chartex" xmlns:cx7="http://schemas.microsoft.com/office/drawing/2016/5/13/chartex" xmlns:cx8="http://schemas.microsoft.com/office/drawing/2016/5/14/chartex" xmlns:cr="http://schemas.microsoft.com/office/comments/2020/reactions" xmlns:mc="http://schemas.openxmlformats.org/markup-compatibility/2006" xmlns:aink="http://schemas.microsoft.com/office/drawing/2016/ink" xmlns:am3d="http://schemas.microsoft.com/office/drawing/2017/model3d" xmlns:o="urn:schemas-microsoft-com:office:office" xmlns:oel="http://schemas.microsoft.com/office/2019/extlst" xmlns:r="http://schemas.openxmlformats.org/officeDocument/2006/relationships" xmlns:m="http://schemas.openxmlformats.org/officeDocument/2006/math" xmlns:v="urn:schemas-microsoft-com:vml" xmlns:wp14="http://schemas.microsoft.com/office/word/2010/wordprocessingDrawing" xmlns:wp="http://schemas.openxmlformats.org/drawingml/2006/wordprocessingDrawing" xmlns:w10="urn:schemas-microsoft-com:office:word" xmlns:w="http://schemas.openxmlformats.org/wordprocessingml/2006/main" xmlns:w14="http://schemas.microsoft.com/office/word/2010/wordml" xmlns:w15="http://schemas.microsoft.com/office/word/2012/wordml" xmlns:w16cex="http://schemas.microsoft.com/office/word/2018/wordml/cex" xmlns:w16cid="http://schemas.microsoft.com/office/word/2016/wordml/cid" xmlns:w16="http://schemas.microsoft.com/office/word/2018/wordml" xmlns:w16du="http://schemas.microsoft.com/office/word/2023/wordml/word16du" xmlns:w16sdtdh="http://schemas.microsoft.com/office/word/2020/wordml/sdtdatahash" xmlns:w16sdtfl="http://schemas.microsoft.com/office/word/2024/wordml/sdtformatlock" xmlns:w16se="http://schemas.microsoft.com/office/word/2015/wordml/symex" xmlns:wpg="http://schemas.microsoft.com/office/word/2010/wordprocessingGroup" xmlns:wpi="http://schemas.microsoft.com/office/word/2010/wordprocessingInk" xmlns:wne="http://schemas.microsoft.com/office/word/2006/wordml" xmlns:wps="http://schemas.microsoft.com/office/word/2010/wordprocessingShape" mc:Ignorable="w14 w15 w16se w16cid w16 w16cex w16sdtdh w16sdtfl cr w16du wp14">
   <w16cex:commentExtensible w16cex:durableId="29F1A260" w16cex:dateUtc="2026-05-27T19:47:00Z"/>
-  <w16cex:commentExtensible w16cex:durableId="2E96353D" w16cex:dateUtc="2026-05-27T20:08:00Z"/>
-  <w16cex:commentExtensible w16cex:durableId="5BEFE056" w16cex:dateUtc="2026-05-27T22:06:00Z"/>
-  <w16cex:commentExtensible w16cex:durableId="48A985C2" w16cex:dateUtc="2026-05-27T22:44:00Z"/>
   <w16cex:commentExtensible w16cex:durableId="771B7970" w16cex:dateUtc="2026-05-27T22:45:00Z"/>
   <w16cex:commentExtensible w16cex:durableId="3A2CAA42" w16cex:dateUtc="2026-05-27T22:49:00Z"/>
   <w16cex:commentExtensible w16cex:durableId="72798785" w16cex:dateUtc="2026-05-27T22:50:00Z"/>
@@ -20024,9 +19738,6 @@
 <file path=word/commentsIds.xml><?xml version="1.0" encoding="utf-8"?>
 <w16cid:commentsIds xmlns:wpc="http://schemas.microsoft.com/office/word/2010/wordprocessingCanvas" xmlns:cx="http://schemas.microsoft.com/office/drawing/2014/chartex" xmlns:cx1="http://schemas.microsoft.com/office/drawing/2015/9/8/chartex" xmlns:cx2="http://schemas.microsoft.com/office/drawing/2015/10/21/chartex" xmlns:cx3="http://schemas.microsoft.com/office/drawing/2016/5/9/chartex" xmlns:cx4="http://schemas.microsoft.com/office/drawing/2016/5/10/chartex" xmlns:cx5="http://schemas.microsoft.com/office/drawing/2016/5/11/chartex" xmlns:cx6="http://schemas.microsoft.com/office/drawing/2016/5/12/chartex" xmlns:cx7="http://schemas.microsoft.com/office/drawing/2016/5/13/chartex" xmlns:cx8="http://schemas.microsoft.com/office/drawing/2016/5/14/chartex" xmlns:mc="http://schemas.openxmlformats.org/markup-compatibility/2006" xmlns:aink="http://schemas.microsoft.com/office/drawing/2016/ink" xmlns:am3d="http://schemas.microsoft.com/office/drawing/2017/model3d" xmlns:o="urn:schemas-microsoft-com:office:office" xmlns:oel="http://schemas.microsoft.com/office/2019/extlst" xmlns:r="http://schemas.openxmlformats.org/officeDocument/2006/relationships" xmlns:m="http://schemas.openxmlformats.org/officeDocument/2006/math" xmlns:v="urn:schemas-microsoft-com:vml" xmlns:wp14="http://schemas.microsoft.com/office/word/2010/wordprocessingDrawing" xmlns:wp="http://schemas.openxmlformats.org/drawingml/2006/wordprocessingDrawing" xmlns:w10="urn:schemas-microsoft-com:office:word" xmlns:w="http://schemas.openxmlformats.org/wordprocessingml/2006/main" xmlns:w14="http://schemas.microsoft.com/office/word/2010/wordml" xmlns:w15="http://schemas.microsoft.com/office/word/2012/wordml" xmlns:w16cex="http://schemas.microsoft.com/office/word/2018/wordml/cex" xmlns:w16cid="http://schemas.microsoft.com/office/word/2016/wordml/cid" xmlns:w16="http://schemas.microsoft.com/office/word/2018/wordml" xmlns:w16du="http://schemas.microsoft.com/office/word/2023/wordml/word16du" xmlns:w16sdtdh="http://schemas.microsoft.com/office/word/2020/wordml/sdtdatahash" xmlns:w16sdtfl="http://schemas.microsoft.com/office/word/2024/wordml/sdtformatlock" xmlns:w16se="http://schemas.microsoft.com/office/word/2015/wordml/symex" xmlns:wpg="http://schemas.microsoft.com/office/word/2010/wordprocessingGroup" xmlns:wpi="http://schemas.microsoft.com/office/word/2010/wordprocessingInk" xmlns:wne="http://schemas.microsoft.com/office/word/2006/wordml" xmlns:wps="http://schemas.microsoft.com/office/word/2010/wordprocessingShape" mc:Ignorable="w14 w15 w16se w16cid w16 w16cex w16sdtdh w16sdtfl w16du wp14">
   <w16cid:commentId w16cid:paraId="5028B586" w16cid:durableId="29F1A260"/>
-  <w16cid:commentId w16cid:paraId="79C85185" w16cid:durableId="2E96353D"/>
-  <w16cid:commentId w16cid:paraId="6F2DACBB" w16cid:durableId="5BEFE056"/>
-  <w16cid:commentId w16cid:paraId="7A90E55F" w16cid:durableId="48A985C2"/>
   <w16cid:commentId w16cid:paraId="2D008202" w16cid:durableId="771B7970"/>
   <w16cid:commentId w16cid:paraId="2B93612E" w16cid:durableId="3A2CAA42"/>
   <w16cid:commentId w16cid:paraId="140C500F" w16cid:durableId="72798785"/>
@@ -23183,9 +22894,6 @@
 <w15:people xmlns:wpc="http://schemas.microsoft.com/office/word/2010/wordprocessingCanvas" xmlns:cx="http://schemas.microsoft.com/office/drawing/2014/chartex" xmlns:cx1="http://schemas.microsoft.com/office/drawing/2015/9/8/chartex" xmlns:cx2="http://schemas.microsoft.com/office/drawing/2015/10/21/chartex" xmlns:cx3="http://schemas.microsoft.com/office/drawing/2016/5/9/chartex" xmlns:cx4="http://schemas.microsoft.com/office/drawing/2016/5/10/chartex" xmlns:cx5="http://schemas.microsoft.com/office/drawing/2016/5/11/chartex" xmlns:cx6="http://schemas.microsoft.com/office/drawing/2016/5/12/chartex" xmlns:cx7="http://schemas.microsoft.com/office/drawing/2016/5/13/chartex" xmlns:cx8="http://schemas.microsoft.com/office/drawing/2016/5/14/chartex" xmlns:mc="http://schemas.openxmlformats.org/markup-compatibility/2006" xmlns:aink="http://schemas.microsoft.com/office/drawing/2016/ink" xmlns:am3d="http://schemas.microsoft.com/office/drawing/2017/model3d" xmlns:o="urn:schemas-microsoft-com:office:office" xmlns:oel="http://schemas.microsoft.com/office/2019/extlst" xmlns:r="http://schemas.openxmlformats.org/officeDocument/2006/relationships" xmlns:m="http://schemas.openxmlformats.org/officeDocument/2006/math" xmlns:v="urn:schemas-microsoft-com:vml" xmlns:wp14="http://schemas.microsoft.com/office/word/2010/wordprocessingDrawing" xmlns:wp="http://schemas.openxmlformats.org/drawingml/2006/wordprocessingDrawing" xmlns:w10="urn:schemas-microsoft-com:office:word" xmlns:w="http://schemas.openxmlformats.org/wordprocessingml/2006/main" xmlns:w14="http://schemas.microsoft.com/office/word/2010/wordml" xmlns:w15="http://schemas.microsoft.com/office/word/2012/wordml" xmlns:w16cex="http://schemas.microsoft.com/office/word/2018/wordml/cex" xmlns:w16cid="http://schemas.microsoft.com/office/word/2016/wordml/cid" xmlns:w16="http://schemas.microsoft.com/office/word/2018/wordml" xmlns:w16du="http://schemas.microsoft.com/office/word/2023/wordml/word16du" xmlns:w16sdtdh="http://schemas.microsoft.com/office/word/2020/wordml/sdtdatahash" xmlns:w16sdtfl="http://schemas.microsoft.com/office/word/2024/wordml/sdtformatlock" xmlns:w16se="http://schemas.microsoft.com/office/word/2015/wordml/symex" xmlns:wpg="http://schemas.microsoft.com/office/word/2010/wordprocessingGroup" xmlns:wpi="http://schemas.microsoft.com/office/word/2010/wordprocessingInk" xmlns:wne="http://schemas.microsoft.com/office/word/2006/wordml" xmlns:wps="http://schemas.microsoft.com/office/word/2010/wordprocessingShape" mc:Ignorable="w14 w15 w16se w16cid w16 w16cex w16sdtdh w16sdtfl w16du wp14">
   <w15:person w15:author="Erik Christian Porse">
     <w15:presenceInfo w15:providerId="AD" w15:userId="S::eporse@ucdavis.edu::e6b50e3b-0b40-4d96-8b53-4f3def8ebfff"/>
-  </w15:person>
-  <w15:person w15:author="David Rosenberg">
-    <w15:presenceInfo w15:providerId="AD" w15:userId="S::A01192427@aggies.usu.edu::c209a15a-8d29-49b1-b0b3-d96d249aedaa"/>
   </w15:person>
 </w15:people>
 </file>
@@ -23616,6 +23324,7 @@
   <w:style w:type="character" w:default="1" w:styleId="DefaultParagraphFont">
     <w:name w:val="Default Paragraph Font"/>
     <w:uiPriority w:val="1"/>
+    <w:semiHidden/>
     <w:unhideWhenUsed/>
   </w:style>
   <w:style w:type="table" w:default="1" w:styleId="TableNormal">

--- a/LakeMeadWaterConservationProgramAnalysis/LakeMeadWaterConservationProgramSuccessChallengesSuggestions_v3.docx
+++ b/LakeMeadWaterConservationProgramAnalysis/LakeMeadWaterConservationProgramSuccessChallengesSuggestions_v3.docx
@@ -275,15 +275,7 @@
           <w:sz w:val="24"/>
           <w:szCs w:val="24"/>
         </w:rPr>
-        <w:t xml:space="preserve">The </w:t>
-      </w:r>
-      <w:r>
-        <w:rPr>
-          <w:rFonts w:asciiTheme="majorBidi" w:hAnsiTheme="majorBidi" w:cstheme="majorBidi"/>
-          <w:sz w:val="24"/>
-          <w:szCs w:val="24"/>
-        </w:rPr>
-        <w:t xml:space="preserve">Lake Mead water conservation program </w:t>
+        <w:t xml:space="preserve">The Lake Mead water conservation program </w:t>
       </w:r>
       <w:r>
         <w:rPr>
@@ -2614,7 +2606,23 @@
           <w:sz w:val="24"/>
           <w:szCs w:val="24"/>
         </w:rPr>
-        <w:t xml:space="preserve">Recently, the U.S. Bureau of Reclamation (Reclamation) proposed several ways to improve the program (now called Storage and Delivery) beginning in 2027 </w:t>
+        <w:t>Recently, the U.S. Bureau of Reclamation (</w:t>
+      </w:r>
+      <w:r>
+        <w:rPr>
+          <w:rFonts w:asciiTheme="majorBidi" w:hAnsiTheme="majorBidi" w:cstheme="majorBidi"/>
+          <w:sz w:val="24"/>
+          <w:szCs w:val="24"/>
+        </w:rPr>
+        <w:t>USBR</w:t>
+      </w:r>
+      <w:r>
+        <w:rPr>
+          <w:rFonts w:asciiTheme="majorBidi" w:hAnsiTheme="majorBidi" w:cstheme="majorBidi"/>
+          <w:sz w:val="24"/>
+          <w:szCs w:val="24"/>
+        </w:rPr>
+        <w:t xml:space="preserve">) proposed several ways to improve the program (now called Storage and Delivery) beginning in 2027 </w:t>
       </w:r>
       <w:r>
         <w:rPr>
@@ -2786,63 +2794,85 @@
         <w:fldChar w:fldCharType="begin">
           <w:fldData xml:space="preserve">PEVuZE5vdGU+PENpdGU+PEF1dGhvcj5TYWxlaGFiYWRpPC9BdXRob3I+PFllYXI+MjAyMjwvWWVh
 cj48UmVjTnVtPjI5NTA8L1JlY051bT48RGlzcGxheVRleHQ+KFNhbGVoYWJhZGkgZXQgYWwuLCAy
-MDIyOyBTYWxlaGFiYWRpIGV0IGFsLiwgMjAyNDsgVWRhbGwgYW5kIE92ZXJwZWNrLCAyMDE3KTwv
-RGlzcGxheVRleHQ+PHJlY29yZD48cmVjLW51bWJlcj4yOTUwPC9yZWMtbnVtYmVyPjxmb3JlaWdu
-LWtleXM+PGtleSBhcHA9IkVOIiBkYi1pZD0ieHh0NXRhOXBkOTk1ZHdlc2FwMHBkenpwMndlYXow
-dzl3ZXJmIiB0aW1lc3RhbXA9IjE2OTUwNjMwMDAiPjI5NTA8L2tleT48L2ZvcmVpZ24ta2V5cz48
-cmVmLXR5cGUgbmFtZT0iSm91cm5hbCBBcnRpY2xlIj4xNzwvcmVmLXR5cGU+PGNvbnRyaWJ1dG9y
-cz48YXV0aG9ycz48YXV0aG9yPlNhbGVoYWJhZGksIEhvbWE8L2F1dGhvcj48YXV0aG9yPlRhcmJv
-dG9uLCBEYXZpZCBHLjwvYXV0aG9yPjxhdXRob3I+VWRhbGwsIEJyYWRsZXk8L2F1dGhvcj48YXV0
-aG9yPldoZWVsZXIsIEtldmluIEcuPC9hdXRob3I+PGF1dGhvcj5TY2htaWR0LCBKb2huIEMuPC9h
-dXRob3I+PC9hdXRob3JzPjwvY29udHJpYnV0b3JzPjx0aXRsZXM+PHRpdGxlPkFuIEFzc2Vzc21l
-bnQgb2YgUG90ZW50aWFsIFNldmVyZSBEcm91Z2h0cyBpbiB0aGUgQ29sb3JhZG8gUml2ZXIgQmFz
-aW48L3RpdGxlPjxzZWNvbmRhcnktdGl0bGU+SkFXUkEgSm91cm5hbCBvZiB0aGUgQW1lcmljYW4g
-V2F0ZXIgUmVzb3VyY2VzIEFzc29jaWF0aW9uPC9zZWNvbmRhcnktdGl0bGU+PC90aXRsZXM+PHBl
-cmlvZGljYWw+PGZ1bGwtdGl0bGU+SkFXUkEgSm91cm5hbCBvZiB0aGUgQW1lcmljYW4gV2F0ZXIg
-UmVzb3VyY2VzIEFzc29jaWF0aW9uPC9mdWxsLXRpdGxlPjwvcGVyaW9kaWNhbD48cGFnZXM+MTA1
-My0xMDc1PC9wYWdlcz48dm9sdW1lPjU4PC92b2x1bWU+PG51bWJlcj42PC9udW1iZXI+PGRhdGVz
-Pjx5ZWFyPjIwMjI8L3llYXI+PC9kYXRlcz48aXNibj4xMDkzLTQ3NFg8L2lzYm4+PHVybHM+PHJl
-bGF0ZWQtdXJscz48dXJsPmh0dHBzOi8vb25saW5lbGlicmFyeS53aWxleS5jb20vZG9pL2Ficy8x
-MC4xMTExLzE3NTItMTY4OC4xMzA2MTwvdXJsPjwvcmVsYXRlZC11cmxzPjwvdXJscz48ZWxlY3Ry
-b25pYy1yZXNvdXJjZS1udW0+aHR0cHM6Ly9kb2kub3JnLzEwLjExMTEvMTc1Mi0xNjg4LjEzMDYx
-PC9lbGVjdHJvbmljLXJlc291cmNlLW51bT48L3JlY29yZD48L0NpdGU+PENpdGU+PEF1dGhvcj5T
-YWxlaGFiYWRpPC9BdXRob3I+PFllYXI+MjAyNDwvWWVhcj48UmVjTnVtPjMwMjM8L1JlY051bT48
-cmVjb3JkPjxyZWMtbnVtYmVyPjMwMjM8L3JlYy1udW1iZXI+PGZvcmVpZ24ta2V5cz48a2V5IGFw
-cD0iRU4iIGRiLWlkPSJ4eHQ1dGE5cGQ5OTVkd2VzYXAwcGR6enAyd2VhejB3OXdlcmYiIHRpbWVz
-dGFtcD0iMTcyODA3NDM1NSI+MzAyMzwva2V5PjwvZm9yZWlnbi1rZXlzPjxyZWYtdHlwZSBuYW1l
-PSJKb3VybmFsIEFydGljbGUiPjE3PC9yZWYtdHlwZT48Y29udHJpYnV0b3JzPjxhdXRob3JzPjxh
-dXRob3I+U2FsZWhhYmFkaSwgSG9tYTwvYXV0aG9yPjxhdXRob3I+VGFyYm90b24sIERhdmlkIEcu
-PC9hdXRob3I+PGF1dGhvcj5XaGVlbGVyLCBLZXZpbiBHLjwvYXV0aG9yPjxhdXRob3I+U21pdGgs
-IFJlYmVjY2E8L2F1dGhvcj48YXV0aG9yPkJha2VyLCBTYXJhaDwvYXV0aG9yPjwvYXV0aG9ycz48
-L2NvbnRyaWJ1dG9ycz48dGl0bGVzPjx0aXRsZT5RdWFudGlmeWluZyBhbmQgQ2xhc3NpZnlpbmcg
-U3RyZWFtZmxvdyBFbnNlbWJsZXMgVXNpbmcgYSBCcm9hZCBSYW5nZSBvZiBNZXRyaWNzIGZvciBh
-biBFdmlkZW5jZS1CYXNlZCBBbmFseXNpczogQ29sb3JhZG8gUml2ZXIgQ2FzZSBTdHVkeTwvdGl0
-bGU+PHNlY29uZGFyeS10aXRsZT5XYXRlciBSZXNvdXJjZXMgUmVzZWFyY2g8L3NlY29uZGFyeS10
-aXRsZT48L3RpdGxlcz48cGVyaW9kaWNhbD48ZnVsbC10aXRsZT5XYXRlciBSZXNvdXJjZXMgUmVz
-ZWFyY2g8L2Z1bGwtdGl0bGU+PC9wZXJpb2RpY2FsPjxwYWdlcz5lMjAyNFdSMDM3MjI1PC9wYWdl
-cz48dm9sdW1lPjYwPC92b2x1bWU+PG51bWJlcj43PC9udW1iZXI+PGRhdGVzPjx5ZWFyPjIwMjQ8
-L3llYXI+PC9kYXRlcz48aXNibj4wMDQzLTEzOTc8L2lzYm4+PHVybHM+PHJlbGF0ZWQtdXJscz48
-dXJsPmh0dHBzOi8vYWd1cHVicy5vbmxpbmVsaWJyYXJ5LndpbGV5LmNvbS9kb2kvYWJzLzEwLjEw
-MjkvMjAyNFdSMDM3MjI1PC91cmw+PC9yZWxhdGVkLXVybHM+PC91cmxzPjxlbGVjdHJvbmljLXJl
-c291cmNlLW51bT5odHRwczovL2RvaS5vcmcvMTAuMTAyOS8yMDI0V1IwMzcyMjU8L2VsZWN0cm9u
-aWMtcmVzb3VyY2UtbnVtPjwvcmVjb3JkPjwvQ2l0ZT48Q2l0ZT48QXV0aG9yPlVkYWxsPC9BdXRo
-b3I+PFllYXI+MjAxNzwvWWVhcj48UmVjTnVtPjIyOTA8L1JlY051bT48cmVjb3JkPjxyZWMtbnVt
-YmVyPjIyOTA8L3JlYy1udW1iZXI+PGZvcmVpZ24ta2V5cz48a2V5IGFwcD0iRU4iIGRiLWlkPSJ4
-eHQ1dGE5cGQ5OTVkd2VzYXAwcGR6enAyd2VhejB3OXdlcmYiIHRpbWVzdGFtcD0iMTUyMzU1MDg2
-OCI+MjI5MDwva2V5PjwvZm9yZWlnbi1rZXlzPjxyZWYtdHlwZSBuYW1lPSJKb3VybmFsIEFydGlj
-bGUiPjE3PC9yZWYtdHlwZT48Y29udHJpYnV0b3JzPjxhdXRob3JzPjxhdXRob3I+QnJhZGxleSBV
-ZGFsbDwvYXV0aG9yPjxhdXRob3I+Sm9uYXRoYW4gT3ZlcnBlY2s8L2F1dGhvcj48L2F1dGhvcnM+
-PC9jb250cmlidXRvcnM+PHRpdGxlcz48dGl0bGU+VGhlIHR3ZW50eeKAkGZpcnN0IGNlbnR1cnkg
-Q29sb3JhZG8gUml2ZXIgaG90IGRyb3VnaHQgYW5kIGltcGxpY2F0aW9ucyBmb3IgdGhlIGZ1dHVy
-ZTwvdGl0bGU+PHNlY29uZGFyeS10aXRsZT5XYXRlciBSZXNvdXJjZXMgUmVzZWFyY2g8L3NlY29u
-ZGFyeS10aXRsZT48L3RpdGxlcz48cGVyaW9kaWNhbD48ZnVsbC10aXRsZT5XYXRlciBSZXNvdXJj
-ZXMgUmVzZWFyY2g8L2Z1bGwtdGl0bGU+PC9wZXJpb2RpY2FsPjxwYWdlcz4yNDA0LTI0MTg8L3Bh
-Z2VzPjx2b2x1bWU+NTM8L3ZvbHVtZT48bnVtYmVyPjM8L251bWJlcj48a2V5d29yZHM+PGtleXdv
-cmQ+Q29sb3JhZG8gUml2ZXI8L2tleXdvcmQ+PC9rZXl3b3Jkcz48ZGF0ZXM+PHllYXI+MjAxNzwv
-eWVhcj48L2RhdGVzPjx1cmxzPjxyZWxhdGVkLXVybHM+PHVybD4gaHR0cHM6Ly9kb2kub3JnLzEw
-LjEwMDIvMjAxNldSMDE5NjM4PC91cmw+PC9yZWxhdGVkLXVybHM+PC91cmxzPjxlbGVjdHJvbmlj
-LXJlc291cmNlLW51bT4gaHR0cHM6Ly9kb2kub3JnLzEwLjEwMDIvMjAxNldSMDE5NjM4PC9lbGVj
-dHJvbmljLXJlc291cmNlLW51bT48L3JlY29yZD48L0NpdGU+PC9FbmROb3RlPn==
+MDIyOyBTYWxlaGFiYWRpIGV0IGFsLiwgMjAyNDsgU21pdGggZXQgYWwuLCAyMDIyOyBVZGFsbCBh
+bmQgT3ZlcnBlY2ssIDIwMTcpPC9EaXNwbGF5VGV4dD48cmVjb3JkPjxyZWMtbnVtYmVyPjI5NTA8
+L3JlYy1udW1iZXI+PGZvcmVpZ24ta2V5cz48a2V5IGFwcD0iRU4iIGRiLWlkPSJ4eHQ1dGE5cGQ5
+OTVkd2VzYXAwcGR6enAyd2VhejB3OXdlcmYiIHRpbWVzdGFtcD0iMTY5NTA2MzAwMCI+Mjk1MDwv
+a2V5PjwvZm9yZWlnbi1rZXlzPjxyZWYtdHlwZSBuYW1lPSJKb3VybmFsIEFydGljbGUiPjE3PC9y
+ZWYtdHlwZT48Y29udHJpYnV0b3JzPjxhdXRob3JzPjxhdXRob3I+U2FsZWhhYmFkaSwgSG9tYTwv
+YXV0aG9yPjxhdXRob3I+VGFyYm90b24sIERhdmlkIEcuPC9hdXRob3I+PGF1dGhvcj5VZGFsbCwg
+QnJhZGxleTwvYXV0aG9yPjxhdXRob3I+V2hlZWxlciwgS2V2aW4gRy48L2F1dGhvcj48YXV0aG9y
+PlNjaG1pZHQsIEpvaG4gQy48L2F1dGhvcj48L2F1dGhvcnM+PC9jb250cmlidXRvcnM+PHRpdGxl
+cz48dGl0bGU+QW4gQXNzZXNzbWVudCBvZiBQb3RlbnRpYWwgU2V2ZXJlIERyb3VnaHRzIGluIHRo
+ZSBDb2xvcmFkbyBSaXZlciBCYXNpbjwvdGl0bGU+PHNlY29uZGFyeS10aXRsZT5KQVdSQSBKb3Vy
+bmFsIG9mIHRoZSBBbWVyaWNhbiBXYXRlciBSZXNvdXJjZXMgQXNzb2NpYXRpb248L3NlY29uZGFy
+eS10aXRsZT48L3RpdGxlcz48cGVyaW9kaWNhbD48ZnVsbC10aXRsZT5KQVdSQSBKb3VybmFsIG9m
+IHRoZSBBbWVyaWNhbiBXYXRlciBSZXNvdXJjZXMgQXNzb2NpYXRpb248L2Z1bGwtdGl0bGU+PC9w
+ZXJpb2RpY2FsPjxwYWdlcz4xMDUzLTEwNzU8L3BhZ2VzPjx2b2x1bWU+NTg8L3ZvbHVtZT48bnVt
+YmVyPjY8L251bWJlcj48ZGF0ZXM+PHllYXI+MjAyMjwveWVhcj48L2RhdGVzPjxpc2JuPjEwOTMt
+NDc0WDwvaXNibj48dXJscz48cmVsYXRlZC11cmxzPjx1cmw+aHR0cHM6Ly9vbmxpbmVsaWJyYXJ5
+LndpbGV5LmNvbS9kb2kvYWJzLzEwLjExMTEvMTc1Mi0xNjg4LjEzMDYxPC91cmw+PC9yZWxhdGVk
+LXVybHM+PC91cmxzPjxlbGVjdHJvbmljLXJlc291cmNlLW51bT5odHRwczovL2RvaS5vcmcvMTAu
+MTExMS8xNzUyLTE2ODguMTMwNjE8L2VsZWN0cm9uaWMtcmVzb3VyY2UtbnVtPjwvcmVjb3JkPjwv
+Q2l0ZT48Q2l0ZT48QXV0aG9yPlNhbGVoYWJhZGk8L0F1dGhvcj48WWVhcj4yMDI0PC9ZZWFyPjxS
+ZWNOdW0+MzAyMzwvUmVjTnVtPjxyZWNvcmQ+PHJlYy1udW1iZXI+MzAyMzwvcmVjLW51bWJlcj48
+Zm9yZWlnbi1rZXlzPjxrZXkgYXBwPSJFTiIgZGItaWQ9Inh4dDV0YTlwZDk5NWR3ZXNhcDBwZHp6
+cDJ3ZWF6MHc5d2VyZiIgdGltZXN0YW1wPSIxNzI4MDc0MzU1Ij4zMDIzPC9rZXk+PC9mb3JlaWdu
+LWtleXM+PHJlZi10eXBlIG5hbWU9IkpvdXJuYWwgQXJ0aWNsZSI+MTc8L3JlZi10eXBlPjxjb250
+cmlidXRvcnM+PGF1dGhvcnM+PGF1dGhvcj5TYWxlaGFiYWRpLCBIb21hPC9hdXRob3I+PGF1dGhv
+cj5UYXJib3RvbiwgRGF2aWQgRy48L2F1dGhvcj48YXV0aG9yPldoZWVsZXIsIEtldmluIEcuPC9h
+dXRob3I+PGF1dGhvcj5TbWl0aCwgUmViZWNjYTwvYXV0aG9yPjxhdXRob3I+QmFrZXIsIFNhcmFo
+PC9hdXRob3I+PC9hdXRob3JzPjwvY29udHJpYnV0b3JzPjx0aXRsZXM+PHRpdGxlPlF1YW50aWZ5
+aW5nIGFuZCBDbGFzc2lmeWluZyBTdHJlYW1mbG93IEVuc2VtYmxlcyBVc2luZyBhIEJyb2FkIFJh
+bmdlIG9mIE1ldHJpY3MgZm9yIGFuIEV2aWRlbmNlLUJhc2VkIEFuYWx5c2lzOiBDb2xvcmFkbyBS
+aXZlciBDYXNlIFN0dWR5PC90aXRsZT48c2Vjb25kYXJ5LXRpdGxlPldhdGVyIFJlc291cmNlcyBS
+ZXNlYXJjaDwvc2Vjb25kYXJ5LXRpdGxlPjwvdGl0bGVzPjxwZXJpb2RpY2FsPjxmdWxsLXRpdGxl
+PldhdGVyIFJlc291cmNlcyBSZXNlYXJjaDwvZnVsbC10aXRsZT48L3BlcmlvZGljYWw+PHBhZ2Vz
+PmUyMDI0V1IwMzcyMjU8L3BhZ2VzPjx2b2x1bWU+NjA8L3ZvbHVtZT48bnVtYmVyPjc8L251bWJl
+cj48ZGF0ZXM+PHllYXI+MjAyNDwveWVhcj48L2RhdGVzPjxpc2JuPjAwNDMtMTM5NzwvaXNibj48
+dXJscz48cmVsYXRlZC11cmxzPjx1cmw+aHR0cHM6Ly9hZ3VwdWJzLm9ubGluZWxpYnJhcnkud2ls
+ZXkuY29tL2RvaS9hYnMvMTAuMTAyOS8yMDI0V1IwMzcyMjU8L3VybD48L3JlbGF0ZWQtdXJscz48
+L3VybHM+PGVsZWN0cm9uaWMtcmVzb3VyY2UtbnVtPmh0dHBzOi8vZG9pLm9yZy8xMC4xMDI5LzIw
+MjRXUjAzNzIyNTwvZWxlY3Ryb25pYy1yZXNvdXJjZS1udW0+PC9yZWNvcmQ+PC9DaXRlPjxDaXRl
+PjxBdXRob3I+VWRhbGw8L0F1dGhvcj48WWVhcj4yMDE3PC9ZZWFyPjxSZWNOdW0+MjI5MDwvUmVj
+TnVtPjxyZWNvcmQ+PHJlYy1udW1iZXI+MjI5MDwvcmVjLW51bWJlcj48Zm9yZWlnbi1rZXlzPjxr
+ZXkgYXBwPSJFTiIgZGItaWQ9Inh4dDV0YTlwZDk5NWR3ZXNhcDBwZHp6cDJ3ZWF6MHc5d2VyZiIg
+dGltZXN0YW1wPSIxNTIzNTUwODY4Ij4yMjkwPC9rZXk+PC9mb3JlaWduLWtleXM+PHJlZi10eXBl
+IG5hbWU9IkpvdXJuYWwgQXJ0aWNsZSI+MTc8L3JlZi10eXBlPjxjb250cmlidXRvcnM+PGF1dGhv
+cnM+PGF1dGhvcj5CcmFkbGV5IFVkYWxsPC9hdXRob3I+PGF1dGhvcj5Kb25hdGhhbiBPdmVycGVj
+azwvYXV0aG9yPjwvYXV0aG9ycz48L2NvbnRyaWJ1dG9ycz48dGl0bGVzPjx0aXRsZT5UaGUgdHdl
+bnR54oCQZmlyc3QgY2VudHVyeSBDb2xvcmFkbyBSaXZlciBob3QgZHJvdWdodCBhbmQgaW1wbGlj
+YXRpb25zIGZvciB0aGUgZnV0dXJlPC90aXRsZT48c2Vjb25kYXJ5LXRpdGxlPldhdGVyIFJlc291
+cmNlcyBSZXNlYXJjaDwvc2Vjb25kYXJ5LXRpdGxlPjwvdGl0bGVzPjxwZXJpb2RpY2FsPjxmdWxs
+LXRpdGxlPldhdGVyIFJlc291cmNlcyBSZXNlYXJjaDwvZnVsbC10aXRsZT48L3BlcmlvZGljYWw+
+PHBhZ2VzPjI0MDQtMjQxODwvcGFnZXM+PHZvbHVtZT41Mzwvdm9sdW1lPjxudW1iZXI+MzwvbnVt
+YmVyPjxrZXl3b3Jkcz48a2V5d29yZD5Db2xvcmFkbyBSaXZlcjwva2V5d29yZD48L2tleXdvcmRz
+PjxkYXRlcz48eWVhcj4yMDE3PC95ZWFyPjwvZGF0ZXM+PHVybHM+PHJlbGF0ZWQtdXJscz48dXJs
+PiBodHRwczovL2RvaS5vcmcvMTAuMTAwMi8yMDE2V1IwMTk2Mzg8L3VybD48L3JlbGF0ZWQtdXJs
+cz48L3VybHM+PGVsZWN0cm9uaWMtcmVzb3VyY2UtbnVtPiBodHRwczovL2RvaS5vcmcvMTAuMTAw
+Mi8yMDE2V1IwMTk2Mzg8L2VsZWN0cm9uaWMtcmVzb3VyY2UtbnVtPjwvcmVjb3JkPjwvQ2l0ZT48
+Q2l0ZT48QXV0aG9yPlNtaXRoPC9BdXRob3I+PFllYXI+MjAyMjwvWWVhcj48UmVjTnVtPjI5MTk8
+L1JlY051bT48cmVjb3JkPjxyZWMtbnVtYmVyPjI5MTk8L3JlYy1udW1iZXI+PGZvcmVpZ24ta2V5
+cz48a2V5IGFwcD0iRU4iIGRiLWlkPSJ4eHQ1dGE5cGQ5OTVkd2VzYXAwcGR6enAyd2VhejB3OXdl
+cmYiIHRpbWVzdGFtcD0iMTY4MTc2ODM0MSI+MjkxOTwva2V5PjwvZm9yZWlnbi1rZXlzPjxyZWYt
+dHlwZSBuYW1lPSJKb3VybmFsIEFydGljbGUiPjE3PC9yZWYtdHlwZT48Y29udHJpYnV0b3JzPjxh
+dXRob3JzPjxhdXRob3I+U21pdGgsIFJlYmVjY2E8L2F1dGhvcj48YXV0aG9yPlphZ29uYSwgRWRp
+dGg8L2F1dGhvcj48YXV0aG9yPkthc3ByenlrLCBKb3NlcGg8L2F1dGhvcj48YXV0aG9yPkJvbmhh
+bSwgTmF0aGFuPC9hdXRob3I+PGF1dGhvcj5BbGV4YW5kZXIsIEVsbGlvdDwvYXV0aG9yPjxhdXRo
+b3I+QnV0bGVyLCBBbGFuPC9hdXRob3I+PGF1dGhvcj5QcmFpcmllLCBKYW1lczwvYXV0aG9yPjxh
+dXRob3I+SmVybGEsIENhcmx5PC9hdXRob3I+PC9hdXRob3JzPjwvY29udHJpYnV0b3JzPjx0aXRs
+ZXM+PHRpdGxlPkRlY2lzaW9uIFNjaWVuY2UgQ2FuIEhlbHAgQWRkcmVzcyB0aGUgQ2hhbGxlbmdl
+cyBvZiBMb25nLVRlcm0gUGxhbm5pbmcgaW4gdGhlIENvbG9yYWRvIFJpdmVyIEJhc2luPC90aXRs
+ZT48c2Vjb25kYXJ5LXRpdGxlPkpBV1JBIEpvdXJuYWwgb2YgdGhlIEFtZXJpY2FuIFdhdGVyIFJl
+c291cmNlcyBBc3NvY2lhdGlvbjwvc2Vjb25kYXJ5LXRpdGxlPjwvdGl0bGVzPjxwZXJpb2RpY2Fs
+PjxmdWxsLXRpdGxlPkpBV1JBIEpvdXJuYWwgb2YgdGhlIEFtZXJpY2FuIFdhdGVyIFJlc291cmNl
+cyBBc3NvY2lhdGlvbjwvZnVsbC10aXRsZT48L3BlcmlvZGljYWw+PHBhZ2VzPjczNS03NDU8L3Bh
+Z2VzPjx2b2x1bWU+NTg8L3ZvbHVtZT48bnVtYmVyPjU8L251bWJlcj48ZGF0ZXM+PHllYXI+MjAy
+MjwveWVhcj48L2RhdGVzPjxpc2JuPjEwOTMtNDc0WDwvaXNibj48dXJscz48cmVsYXRlZC11cmxz
+Pjx1cmw+aHR0cHM6Ly9vbmxpbmVsaWJyYXJ5LndpbGV5LmNvbS9kb2kvYWJzLzEwLjExMTEvMTc1
+Mi0xNjg4LjEyOTg1PC91cmw+PC9yZWxhdGVkLXVybHM+PC91cmxzPjxlbGVjdHJvbmljLXJlc291
+cmNlLW51bT5odHRwczovL2RvaS5vcmcvMTAuMTExMS8xNzUyLTE2ODguMTI5ODU8L2VsZWN0cm9u
+aWMtcmVzb3VyY2UtbnVtPjwvcmVjb3JkPjwvQ2l0ZT48L0VuZE5vdGU+
 </w:fldData>
         </w:fldChar>
       </w:r>
@@ -2853,63 +2883,85 @@
         <w:fldChar w:fldCharType="begin">
           <w:fldData xml:space="preserve">PEVuZE5vdGU+PENpdGU+PEF1dGhvcj5TYWxlaGFiYWRpPC9BdXRob3I+PFllYXI+MjAyMjwvWWVh
 cj48UmVjTnVtPjI5NTA8L1JlY051bT48RGlzcGxheVRleHQ+KFNhbGVoYWJhZGkgZXQgYWwuLCAy
-MDIyOyBTYWxlaGFiYWRpIGV0IGFsLiwgMjAyNDsgVWRhbGwgYW5kIE92ZXJwZWNrLCAyMDE3KTwv
-RGlzcGxheVRleHQ+PHJlY29yZD48cmVjLW51bWJlcj4yOTUwPC9yZWMtbnVtYmVyPjxmb3JlaWdu
-LWtleXM+PGtleSBhcHA9IkVOIiBkYi1pZD0ieHh0NXRhOXBkOTk1ZHdlc2FwMHBkenpwMndlYXow
-dzl3ZXJmIiB0aW1lc3RhbXA9IjE2OTUwNjMwMDAiPjI5NTA8L2tleT48L2ZvcmVpZ24ta2V5cz48
-cmVmLXR5cGUgbmFtZT0iSm91cm5hbCBBcnRpY2xlIj4xNzwvcmVmLXR5cGU+PGNvbnRyaWJ1dG9y
-cz48YXV0aG9ycz48YXV0aG9yPlNhbGVoYWJhZGksIEhvbWE8L2F1dGhvcj48YXV0aG9yPlRhcmJv
-dG9uLCBEYXZpZCBHLjwvYXV0aG9yPjxhdXRob3I+VWRhbGwsIEJyYWRsZXk8L2F1dGhvcj48YXV0
-aG9yPldoZWVsZXIsIEtldmluIEcuPC9hdXRob3I+PGF1dGhvcj5TY2htaWR0LCBKb2huIEMuPC9h
-dXRob3I+PC9hdXRob3JzPjwvY29udHJpYnV0b3JzPjx0aXRsZXM+PHRpdGxlPkFuIEFzc2Vzc21l
-bnQgb2YgUG90ZW50aWFsIFNldmVyZSBEcm91Z2h0cyBpbiB0aGUgQ29sb3JhZG8gUml2ZXIgQmFz
-aW48L3RpdGxlPjxzZWNvbmRhcnktdGl0bGU+SkFXUkEgSm91cm5hbCBvZiB0aGUgQW1lcmljYW4g
-V2F0ZXIgUmVzb3VyY2VzIEFzc29jaWF0aW9uPC9zZWNvbmRhcnktdGl0bGU+PC90aXRsZXM+PHBl
-cmlvZGljYWw+PGZ1bGwtdGl0bGU+SkFXUkEgSm91cm5hbCBvZiB0aGUgQW1lcmljYW4gV2F0ZXIg
-UmVzb3VyY2VzIEFzc29jaWF0aW9uPC9mdWxsLXRpdGxlPjwvcGVyaW9kaWNhbD48cGFnZXM+MTA1
-My0xMDc1PC9wYWdlcz48dm9sdW1lPjU4PC92b2x1bWU+PG51bWJlcj42PC9udW1iZXI+PGRhdGVz
-Pjx5ZWFyPjIwMjI8L3llYXI+PC9kYXRlcz48aXNibj4xMDkzLTQ3NFg8L2lzYm4+PHVybHM+PHJl
-bGF0ZWQtdXJscz48dXJsPmh0dHBzOi8vb25saW5lbGlicmFyeS53aWxleS5jb20vZG9pL2Ficy8x
-MC4xMTExLzE3NTItMTY4OC4xMzA2MTwvdXJsPjwvcmVsYXRlZC11cmxzPjwvdXJscz48ZWxlY3Ry
-b25pYy1yZXNvdXJjZS1udW0+aHR0cHM6Ly9kb2kub3JnLzEwLjExMTEvMTc1Mi0xNjg4LjEzMDYx
-PC9lbGVjdHJvbmljLXJlc291cmNlLW51bT48L3JlY29yZD48L0NpdGU+PENpdGU+PEF1dGhvcj5T
-YWxlaGFiYWRpPC9BdXRob3I+PFllYXI+MjAyNDwvWWVhcj48UmVjTnVtPjMwMjM8L1JlY051bT48
-cmVjb3JkPjxyZWMtbnVtYmVyPjMwMjM8L3JlYy1udW1iZXI+PGZvcmVpZ24ta2V5cz48a2V5IGFw
-cD0iRU4iIGRiLWlkPSJ4eHQ1dGE5cGQ5OTVkd2VzYXAwcGR6enAyd2VhejB3OXdlcmYiIHRpbWVz
-dGFtcD0iMTcyODA3NDM1NSI+MzAyMzwva2V5PjwvZm9yZWlnbi1rZXlzPjxyZWYtdHlwZSBuYW1l
-PSJKb3VybmFsIEFydGljbGUiPjE3PC9yZWYtdHlwZT48Y29udHJpYnV0b3JzPjxhdXRob3JzPjxh
-dXRob3I+U2FsZWhhYmFkaSwgSG9tYTwvYXV0aG9yPjxhdXRob3I+VGFyYm90b24sIERhdmlkIEcu
-PC9hdXRob3I+PGF1dGhvcj5XaGVlbGVyLCBLZXZpbiBHLjwvYXV0aG9yPjxhdXRob3I+U21pdGgs
-IFJlYmVjY2E8L2F1dGhvcj48YXV0aG9yPkJha2VyLCBTYXJhaDwvYXV0aG9yPjwvYXV0aG9ycz48
-L2NvbnRyaWJ1dG9ycz48dGl0bGVzPjx0aXRsZT5RdWFudGlmeWluZyBhbmQgQ2xhc3NpZnlpbmcg
-U3RyZWFtZmxvdyBFbnNlbWJsZXMgVXNpbmcgYSBCcm9hZCBSYW5nZSBvZiBNZXRyaWNzIGZvciBh
-biBFdmlkZW5jZS1CYXNlZCBBbmFseXNpczogQ29sb3JhZG8gUml2ZXIgQ2FzZSBTdHVkeTwvdGl0
-bGU+PHNlY29uZGFyeS10aXRsZT5XYXRlciBSZXNvdXJjZXMgUmVzZWFyY2g8L3NlY29uZGFyeS10
-aXRsZT48L3RpdGxlcz48cGVyaW9kaWNhbD48ZnVsbC10aXRsZT5XYXRlciBSZXNvdXJjZXMgUmVz
-ZWFyY2g8L2Z1bGwtdGl0bGU+PC9wZXJpb2RpY2FsPjxwYWdlcz5lMjAyNFdSMDM3MjI1PC9wYWdl
-cz48dm9sdW1lPjYwPC92b2x1bWU+PG51bWJlcj43PC9udW1iZXI+PGRhdGVzPjx5ZWFyPjIwMjQ8
-L3llYXI+PC9kYXRlcz48aXNibj4wMDQzLTEzOTc8L2lzYm4+PHVybHM+PHJlbGF0ZWQtdXJscz48
-dXJsPmh0dHBzOi8vYWd1cHVicy5vbmxpbmVsaWJyYXJ5LndpbGV5LmNvbS9kb2kvYWJzLzEwLjEw
-MjkvMjAyNFdSMDM3MjI1PC91cmw+PC9yZWxhdGVkLXVybHM+PC91cmxzPjxlbGVjdHJvbmljLXJl
-c291cmNlLW51bT5odHRwczovL2RvaS5vcmcvMTAuMTAyOS8yMDI0V1IwMzcyMjU8L2VsZWN0cm9u
-aWMtcmVzb3VyY2UtbnVtPjwvcmVjb3JkPjwvQ2l0ZT48Q2l0ZT48QXV0aG9yPlVkYWxsPC9BdXRo
-b3I+PFllYXI+MjAxNzwvWWVhcj48UmVjTnVtPjIyOTA8L1JlY051bT48cmVjb3JkPjxyZWMtbnVt
-YmVyPjIyOTA8L3JlYy1udW1iZXI+PGZvcmVpZ24ta2V5cz48a2V5IGFwcD0iRU4iIGRiLWlkPSJ4
-eHQ1dGE5cGQ5OTVkd2VzYXAwcGR6enAyd2VhejB3OXdlcmYiIHRpbWVzdGFtcD0iMTUyMzU1MDg2
-OCI+MjI5MDwva2V5PjwvZm9yZWlnbi1rZXlzPjxyZWYtdHlwZSBuYW1lPSJKb3VybmFsIEFydGlj
-bGUiPjE3PC9yZWYtdHlwZT48Y29udHJpYnV0b3JzPjxhdXRob3JzPjxhdXRob3I+QnJhZGxleSBV
-ZGFsbDwvYXV0aG9yPjxhdXRob3I+Sm9uYXRoYW4gT3ZlcnBlY2s8L2F1dGhvcj48L2F1dGhvcnM+
-PC9jb250cmlidXRvcnM+PHRpdGxlcz48dGl0bGU+VGhlIHR3ZW50eeKAkGZpcnN0IGNlbnR1cnkg
-Q29sb3JhZG8gUml2ZXIgaG90IGRyb3VnaHQgYW5kIGltcGxpY2F0aW9ucyBmb3IgdGhlIGZ1dHVy
-ZTwvdGl0bGU+PHNlY29uZGFyeS10aXRsZT5XYXRlciBSZXNvdXJjZXMgUmVzZWFyY2g8L3NlY29u
-ZGFyeS10aXRsZT48L3RpdGxlcz48cGVyaW9kaWNhbD48ZnVsbC10aXRsZT5XYXRlciBSZXNvdXJj
-ZXMgUmVzZWFyY2g8L2Z1bGwtdGl0bGU+PC9wZXJpb2RpY2FsPjxwYWdlcz4yNDA0LTI0MTg8L3Bh
-Z2VzPjx2b2x1bWU+NTM8L3ZvbHVtZT48bnVtYmVyPjM8L251bWJlcj48a2V5d29yZHM+PGtleXdv
-cmQ+Q29sb3JhZG8gUml2ZXI8L2tleXdvcmQ+PC9rZXl3b3Jkcz48ZGF0ZXM+PHllYXI+MjAxNzwv
-eWVhcj48L2RhdGVzPjx1cmxzPjxyZWxhdGVkLXVybHM+PHVybD4gaHR0cHM6Ly9kb2kub3JnLzEw
-LjEwMDIvMjAxNldSMDE5NjM4PC91cmw+PC9yZWxhdGVkLXVybHM+PC91cmxzPjxlbGVjdHJvbmlj
-LXJlc291cmNlLW51bT4gaHR0cHM6Ly9kb2kub3JnLzEwLjEwMDIvMjAxNldSMDE5NjM4PC9lbGVj
-dHJvbmljLXJlc291cmNlLW51bT48L3JlY29yZD48L0NpdGU+PC9FbmROb3RlPn==
+MDIyOyBTYWxlaGFiYWRpIGV0IGFsLiwgMjAyNDsgU21pdGggZXQgYWwuLCAyMDIyOyBVZGFsbCBh
+bmQgT3ZlcnBlY2ssIDIwMTcpPC9EaXNwbGF5VGV4dD48cmVjb3JkPjxyZWMtbnVtYmVyPjI5NTA8
+L3JlYy1udW1iZXI+PGZvcmVpZ24ta2V5cz48a2V5IGFwcD0iRU4iIGRiLWlkPSJ4eHQ1dGE5cGQ5
+OTVkd2VzYXAwcGR6enAyd2VhejB3OXdlcmYiIHRpbWVzdGFtcD0iMTY5NTA2MzAwMCI+Mjk1MDwv
+a2V5PjwvZm9yZWlnbi1rZXlzPjxyZWYtdHlwZSBuYW1lPSJKb3VybmFsIEFydGljbGUiPjE3PC9y
+ZWYtdHlwZT48Y29udHJpYnV0b3JzPjxhdXRob3JzPjxhdXRob3I+U2FsZWhhYmFkaSwgSG9tYTwv
+YXV0aG9yPjxhdXRob3I+VGFyYm90b24sIERhdmlkIEcuPC9hdXRob3I+PGF1dGhvcj5VZGFsbCwg
+QnJhZGxleTwvYXV0aG9yPjxhdXRob3I+V2hlZWxlciwgS2V2aW4gRy48L2F1dGhvcj48YXV0aG9y
+PlNjaG1pZHQsIEpvaG4gQy48L2F1dGhvcj48L2F1dGhvcnM+PC9jb250cmlidXRvcnM+PHRpdGxl
+cz48dGl0bGU+QW4gQXNzZXNzbWVudCBvZiBQb3RlbnRpYWwgU2V2ZXJlIERyb3VnaHRzIGluIHRo
+ZSBDb2xvcmFkbyBSaXZlciBCYXNpbjwvdGl0bGU+PHNlY29uZGFyeS10aXRsZT5KQVdSQSBKb3Vy
+bmFsIG9mIHRoZSBBbWVyaWNhbiBXYXRlciBSZXNvdXJjZXMgQXNzb2NpYXRpb248L3NlY29uZGFy
+eS10aXRsZT48L3RpdGxlcz48cGVyaW9kaWNhbD48ZnVsbC10aXRsZT5KQVdSQSBKb3VybmFsIG9m
+IHRoZSBBbWVyaWNhbiBXYXRlciBSZXNvdXJjZXMgQXNzb2NpYXRpb248L2Z1bGwtdGl0bGU+PC9w
+ZXJpb2RpY2FsPjxwYWdlcz4xMDUzLTEwNzU8L3BhZ2VzPjx2b2x1bWU+NTg8L3ZvbHVtZT48bnVt
+YmVyPjY8L251bWJlcj48ZGF0ZXM+PHllYXI+MjAyMjwveWVhcj48L2RhdGVzPjxpc2JuPjEwOTMt
+NDc0WDwvaXNibj48dXJscz48cmVsYXRlZC11cmxzPjx1cmw+aHR0cHM6Ly9vbmxpbmVsaWJyYXJ5
+LndpbGV5LmNvbS9kb2kvYWJzLzEwLjExMTEvMTc1Mi0xNjg4LjEzMDYxPC91cmw+PC9yZWxhdGVk
+LXVybHM+PC91cmxzPjxlbGVjdHJvbmljLXJlc291cmNlLW51bT5odHRwczovL2RvaS5vcmcvMTAu
+MTExMS8xNzUyLTE2ODguMTMwNjE8L2VsZWN0cm9uaWMtcmVzb3VyY2UtbnVtPjwvcmVjb3JkPjwv
+Q2l0ZT48Q2l0ZT48QXV0aG9yPlNhbGVoYWJhZGk8L0F1dGhvcj48WWVhcj4yMDI0PC9ZZWFyPjxS
+ZWNOdW0+MzAyMzwvUmVjTnVtPjxyZWNvcmQ+PHJlYy1udW1iZXI+MzAyMzwvcmVjLW51bWJlcj48
+Zm9yZWlnbi1rZXlzPjxrZXkgYXBwPSJFTiIgZGItaWQ9Inh4dDV0YTlwZDk5NWR3ZXNhcDBwZHp6
+cDJ3ZWF6MHc5d2VyZiIgdGltZXN0YW1wPSIxNzI4MDc0MzU1Ij4zMDIzPC9rZXk+PC9mb3JlaWdu
+LWtleXM+PHJlZi10eXBlIG5hbWU9IkpvdXJuYWwgQXJ0aWNsZSI+MTc8L3JlZi10eXBlPjxjb250
+cmlidXRvcnM+PGF1dGhvcnM+PGF1dGhvcj5TYWxlaGFiYWRpLCBIb21hPC9hdXRob3I+PGF1dGhv
+cj5UYXJib3RvbiwgRGF2aWQgRy48L2F1dGhvcj48YXV0aG9yPldoZWVsZXIsIEtldmluIEcuPC9h
+dXRob3I+PGF1dGhvcj5TbWl0aCwgUmViZWNjYTwvYXV0aG9yPjxhdXRob3I+QmFrZXIsIFNhcmFo
+PC9hdXRob3I+PC9hdXRob3JzPjwvY29udHJpYnV0b3JzPjx0aXRsZXM+PHRpdGxlPlF1YW50aWZ5
+aW5nIGFuZCBDbGFzc2lmeWluZyBTdHJlYW1mbG93IEVuc2VtYmxlcyBVc2luZyBhIEJyb2FkIFJh
+bmdlIG9mIE1ldHJpY3MgZm9yIGFuIEV2aWRlbmNlLUJhc2VkIEFuYWx5c2lzOiBDb2xvcmFkbyBS
+aXZlciBDYXNlIFN0dWR5PC90aXRsZT48c2Vjb25kYXJ5LXRpdGxlPldhdGVyIFJlc291cmNlcyBS
+ZXNlYXJjaDwvc2Vjb25kYXJ5LXRpdGxlPjwvdGl0bGVzPjxwZXJpb2RpY2FsPjxmdWxsLXRpdGxl
+PldhdGVyIFJlc291cmNlcyBSZXNlYXJjaDwvZnVsbC10aXRsZT48L3BlcmlvZGljYWw+PHBhZ2Vz
+PmUyMDI0V1IwMzcyMjU8L3BhZ2VzPjx2b2x1bWU+NjA8L3ZvbHVtZT48bnVtYmVyPjc8L251bWJl
+cj48ZGF0ZXM+PHllYXI+MjAyNDwveWVhcj48L2RhdGVzPjxpc2JuPjAwNDMtMTM5NzwvaXNibj48
+dXJscz48cmVsYXRlZC11cmxzPjx1cmw+aHR0cHM6Ly9hZ3VwdWJzLm9ubGluZWxpYnJhcnkud2ls
+ZXkuY29tL2RvaS9hYnMvMTAuMTAyOS8yMDI0V1IwMzcyMjU8L3VybD48L3JlbGF0ZWQtdXJscz48
+L3VybHM+PGVsZWN0cm9uaWMtcmVzb3VyY2UtbnVtPmh0dHBzOi8vZG9pLm9yZy8xMC4xMDI5LzIw
+MjRXUjAzNzIyNTwvZWxlY3Ryb25pYy1yZXNvdXJjZS1udW0+PC9yZWNvcmQ+PC9DaXRlPjxDaXRl
+PjxBdXRob3I+VWRhbGw8L0F1dGhvcj48WWVhcj4yMDE3PC9ZZWFyPjxSZWNOdW0+MjI5MDwvUmVj
+TnVtPjxyZWNvcmQ+PHJlYy1udW1iZXI+MjI5MDwvcmVjLW51bWJlcj48Zm9yZWlnbi1rZXlzPjxr
+ZXkgYXBwPSJFTiIgZGItaWQ9Inh4dDV0YTlwZDk5NWR3ZXNhcDBwZHp6cDJ3ZWF6MHc5d2VyZiIg
+dGltZXN0YW1wPSIxNTIzNTUwODY4Ij4yMjkwPC9rZXk+PC9mb3JlaWduLWtleXM+PHJlZi10eXBl
+IG5hbWU9IkpvdXJuYWwgQXJ0aWNsZSI+MTc8L3JlZi10eXBlPjxjb250cmlidXRvcnM+PGF1dGhv
+cnM+PGF1dGhvcj5CcmFkbGV5IFVkYWxsPC9hdXRob3I+PGF1dGhvcj5Kb25hdGhhbiBPdmVycGVj
+azwvYXV0aG9yPjwvYXV0aG9ycz48L2NvbnRyaWJ1dG9ycz48dGl0bGVzPjx0aXRsZT5UaGUgdHdl
+bnR54oCQZmlyc3QgY2VudHVyeSBDb2xvcmFkbyBSaXZlciBob3QgZHJvdWdodCBhbmQgaW1wbGlj
+YXRpb25zIGZvciB0aGUgZnV0dXJlPC90aXRsZT48c2Vjb25kYXJ5LXRpdGxlPldhdGVyIFJlc291
+cmNlcyBSZXNlYXJjaDwvc2Vjb25kYXJ5LXRpdGxlPjwvdGl0bGVzPjxwZXJpb2RpY2FsPjxmdWxs
+LXRpdGxlPldhdGVyIFJlc291cmNlcyBSZXNlYXJjaDwvZnVsbC10aXRsZT48L3BlcmlvZGljYWw+
+PHBhZ2VzPjI0MDQtMjQxODwvcGFnZXM+PHZvbHVtZT41Mzwvdm9sdW1lPjxudW1iZXI+MzwvbnVt
+YmVyPjxrZXl3b3Jkcz48a2V5d29yZD5Db2xvcmFkbyBSaXZlcjwva2V5d29yZD48L2tleXdvcmRz
+PjxkYXRlcz48eWVhcj4yMDE3PC95ZWFyPjwvZGF0ZXM+PHVybHM+PHJlbGF0ZWQtdXJscz48dXJs
+PiBodHRwczovL2RvaS5vcmcvMTAuMTAwMi8yMDE2V1IwMTk2Mzg8L3VybD48L3JlbGF0ZWQtdXJs
+cz48L3VybHM+PGVsZWN0cm9uaWMtcmVzb3VyY2UtbnVtPiBodHRwczovL2RvaS5vcmcvMTAuMTAw
+Mi8yMDE2V1IwMTk2Mzg8L2VsZWN0cm9uaWMtcmVzb3VyY2UtbnVtPjwvcmVjb3JkPjwvQ2l0ZT48
+Q2l0ZT48QXV0aG9yPlNtaXRoPC9BdXRob3I+PFllYXI+MjAyMjwvWWVhcj48UmVjTnVtPjI5MTk8
+L1JlY051bT48cmVjb3JkPjxyZWMtbnVtYmVyPjI5MTk8L3JlYy1udW1iZXI+PGZvcmVpZ24ta2V5
+cz48a2V5IGFwcD0iRU4iIGRiLWlkPSJ4eHQ1dGE5cGQ5OTVkd2VzYXAwcGR6enAyd2VhejB3OXdl
+cmYiIHRpbWVzdGFtcD0iMTY4MTc2ODM0MSI+MjkxOTwva2V5PjwvZm9yZWlnbi1rZXlzPjxyZWYt
+dHlwZSBuYW1lPSJKb3VybmFsIEFydGljbGUiPjE3PC9yZWYtdHlwZT48Y29udHJpYnV0b3JzPjxh
+dXRob3JzPjxhdXRob3I+U21pdGgsIFJlYmVjY2E8L2F1dGhvcj48YXV0aG9yPlphZ29uYSwgRWRp
+dGg8L2F1dGhvcj48YXV0aG9yPkthc3ByenlrLCBKb3NlcGg8L2F1dGhvcj48YXV0aG9yPkJvbmhh
+bSwgTmF0aGFuPC9hdXRob3I+PGF1dGhvcj5BbGV4YW5kZXIsIEVsbGlvdDwvYXV0aG9yPjxhdXRo
+b3I+QnV0bGVyLCBBbGFuPC9hdXRob3I+PGF1dGhvcj5QcmFpcmllLCBKYW1lczwvYXV0aG9yPjxh
+dXRob3I+SmVybGEsIENhcmx5PC9hdXRob3I+PC9hdXRob3JzPjwvY29udHJpYnV0b3JzPjx0aXRs
+ZXM+PHRpdGxlPkRlY2lzaW9uIFNjaWVuY2UgQ2FuIEhlbHAgQWRkcmVzcyB0aGUgQ2hhbGxlbmdl
+cyBvZiBMb25nLVRlcm0gUGxhbm5pbmcgaW4gdGhlIENvbG9yYWRvIFJpdmVyIEJhc2luPC90aXRs
+ZT48c2Vjb25kYXJ5LXRpdGxlPkpBV1JBIEpvdXJuYWwgb2YgdGhlIEFtZXJpY2FuIFdhdGVyIFJl
+c291cmNlcyBBc3NvY2lhdGlvbjwvc2Vjb25kYXJ5LXRpdGxlPjwvdGl0bGVzPjxwZXJpb2RpY2Fs
+PjxmdWxsLXRpdGxlPkpBV1JBIEpvdXJuYWwgb2YgdGhlIEFtZXJpY2FuIFdhdGVyIFJlc291cmNl
+cyBBc3NvY2lhdGlvbjwvZnVsbC10aXRsZT48L3BlcmlvZGljYWw+PHBhZ2VzPjczNS03NDU8L3Bh
+Z2VzPjx2b2x1bWU+NTg8L3ZvbHVtZT48bnVtYmVyPjU8L251bWJlcj48ZGF0ZXM+PHllYXI+MjAy
+MjwveWVhcj48L2RhdGVzPjxpc2JuPjEwOTMtNDc0WDwvaXNibj48dXJscz48cmVsYXRlZC11cmxz
+Pjx1cmw+aHR0cHM6Ly9vbmxpbmVsaWJyYXJ5LndpbGV5LmNvbS9kb2kvYWJzLzEwLjExMTEvMTc1
+Mi0xNjg4LjEyOTg1PC91cmw+PC9yZWxhdGVkLXVybHM+PC91cmxzPjxlbGVjdHJvbmljLXJlc291
+cmNlLW51bT5odHRwczovL2RvaS5vcmcvMTAuMTExMS8xNzUyLTE2ODguMTI5ODU8L2VsZWN0cm9u
+aWMtcmVzb3VyY2UtbnVtPjwvcmVjb3JkPjwvQ2l0ZT48L0VuZE5vdGU+
 </w:fldData>
         </w:fldChar>
       </w:r>
@@ -2926,25 +2978,7 @@
         <w:rPr>
           <w:noProof/>
         </w:rPr>
-        <w:t>(Salehabadi et al., 2022; Salehabadi et al., 2024; Udall and Overpeck, 2017)</w:t>
-      </w:r>
-      <w:r>
-        <w:fldChar w:fldCharType="end"/>
-      </w:r>
-      <w:r>
-        <w:fldChar w:fldCharType="begin"/>
-      </w:r>
-      <w:r>
-        <w:instrText xml:space="preserve"> ADDIN EN.CITE &lt;EndNote&gt;&lt;Cite&gt;&lt;Author&gt;Smith&lt;/Author&gt;&lt;Year&gt;2022&lt;/Year&gt;&lt;RecNum&gt;2919&lt;/RecNum&gt;&lt;DisplayText&gt;(Smith et al., 2022)&lt;/DisplayText&gt;&lt;record&gt;&lt;rec-number&gt;2919&lt;/rec-number&gt;&lt;foreign-keys&gt;&lt;key app="EN" db-id="xxt5ta9pd995dwesap0pdzzp2weaz0w9werf" timestamp="1681768341"&gt;2919&lt;/key&gt;&lt;/foreign-keys&gt;&lt;ref-type name="Journal Article"&gt;17&lt;/ref-type&gt;&lt;contributors&gt;&lt;authors&gt;&lt;author&gt;Smith, Rebecca&lt;/author&gt;&lt;author&gt;Zagona, Edith&lt;/author&gt;&lt;author&gt;Kasprzyk, Joseph&lt;/author&gt;&lt;author&gt;Bonham, Nathan&lt;/author&gt;&lt;author&gt;Alexander, Elliot&lt;/author&gt;&lt;author&gt;Butler, Alan&lt;/author&gt;&lt;author&gt;Prairie, James&lt;/author&gt;&lt;author&gt;Jerla, Carly&lt;/author&gt;&lt;/authors&gt;&lt;/contributors&gt;&lt;titles&gt;&lt;title&gt;Decision Science Can Help Address the Challenges of Long-Term Planning in the Colorado River Basin&lt;/title&gt;&lt;secondary-title&gt;JAWRA Journal of the American Water Resources Association&lt;/secondary-title&gt;&lt;/titles&gt;&lt;periodical&gt;&lt;full-title&gt;JAWRA Journal of the American Water Resources Association&lt;/full-title&gt;&lt;/periodical&gt;&lt;pages&gt;735-745&lt;/pages&gt;&lt;volume&gt;58&lt;/volume&gt;&lt;number&gt;5&lt;/number&gt;&lt;dates&gt;&lt;year&gt;2022&lt;/year&gt;&lt;/dates&gt;&lt;isbn&gt;1093-474X&lt;/isbn&gt;&lt;urls&gt;&lt;related-urls&gt;&lt;url&gt;https://onlinelibrary.wiley.com/doi/abs/10.1111/1752-1688.12985&lt;/url&gt;&lt;/related-urls&gt;&lt;/urls&gt;&lt;electronic-resource-num&gt;https://doi.org/10.1111/1752-1688.12985&lt;/electronic-resource-num&gt;&lt;/record&gt;&lt;/Cite&gt;&lt;/EndNote&gt;</w:instrText>
-      </w:r>
-      <w:r>
-        <w:fldChar w:fldCharType="separate"/>
-      </w:r>
-      <w:r>
-        <w:rPr>
-          <w:noProof/>
-        </w:rPr>
-        <w:t>(Smith et al., 2022)</w:t>
+        <w:t>(Salehabadi et al., 2022; Salehabadi et al., 2024; Smith et al., 2022; Udall and Overpeck, 2017)</w:t>
       </w:r>
       <w:r>
         <w:fldChar w:fldCharType="end"/>
@@ -5724,15 +5758,7 @@
           <w:sz w:val="24"/>
           <w:szCs w:val="24"/>
         </w:rPr>
-        <w:t xml:space="preserve"> </w:t>
-      </w:r>
-      <w:r>
-        <w:rPr>
-          <w:rFonts w:asciiTheme="majorBidi" w:hAnsiTheme="majorBidi" w:cstheme="majorBidi"/>
-          <w:sz w:val="24"/>
-          <w:szCs w:val="24"/>
-        </w:rPr>
-        <w:t>(</w:t>
+        <w:t xml:space="preserve"> (</w:t>
       </w:r>
       <w:r>
         <w:rPr>
@@ -6244,15 +6270,7 @@
           <w:sz w:val="24"/>
           <w:szCs w:val="24"/>
         </w:rPr>
-        <w:t xml:space="preserve"> to meet their mandatory reductions in water use. This transfer is an administrative action and </w:t>
-      </w:r>
-      <w:r>
-        <w:rPr>
-          <w:rFonts w:asciiTheme="majorBidi" w:hAnsiTheme="majorBidi" w:cstheme="majorBidi"/>
-          <w:sz w:val="24"/>
-          <w:szCs w:val="24"/>
-        </w:rPr>
-        <w:t xml:space="preserve">does not change Lake Mead level. </w:t>
+        <w:t xml:space="preserve"> to meet their mandatory reductions in water use. This transfer is an administrative action and does not change Lake Mead level. </w:t>
       </w:r>
       <w:r>
         <w:rPr>
@@ -6607,7 +6625,10 @@
         <w:pStyle w:val="NoSpacing"/>
       </w:pPr>
       <w:r>
-        <w:t>We draw and report annual data on water conservation account balances, credits, and debits from Reclamation</w:t>
+        <w:t xml:space="preserve">We draw and report annual data on water conservation account balances, credits, and debits from </w:t>
+      </w:r>
+      <w:r>
+        <w:t>USBR</w:t>
       </w:r>
       <w:r>
         <w:t>’</w:t>
@@ -6634,10 +6655,7 @@
         <w:fldChar w:fldCharType="end"/>
       </w:r>
       <w:r>
-        <w:t>. The data span the period 2007 to 2025</w:t>
-      </w:r>
-      <w:r>
-        <w:t>.</w:t>
+        <w:t>. The data span the period 2007 to 2025.</w:t>
       </w:r>
     </w:p>
     <w:p>
@@ -8567,6 +8585,14 @@
           <w:sz w:val="24"/>
           <w:szCs w:val="24"/>
         </w:rPr>
+        <w:t xml:space="preserve">_______ (XX active storage), </w:t>
+      </w:r>
+      <w:r>
+        <w:rPr>
+          <w:rFonts w:asciiTheme="majorBidi" w:hAnsiTheme="majorBidi" w:cstheme="majorBidi"/>
+          <w:sz w:val="24"/>
+          <w:szCs w:val="24"/>
+        </w:rPr>
         <w:t>multiple years of debits</w:t>
       </w:r>
       <w:r>
@@ -8575,34 +8601,128 @@
           <w:sz w:val="24"/>
           <w:szCs w:val="24"/>
         </w:rPr>
-        <w:t xml:space="preserve"> and current </w:t>
-      </w:r>
-      <w:r>
-        <w:rPr>
-          <w:rFonts w:asciiTheme="majorBidi" w:hAnsiTheme="majorBidi" w:cstheme="majorBidi"/>
-          <w:sz w:val="24"/>
-          <w:szCs w:val="24"/>
-        </w:rPr>
-        <w:t xml:space="preserve">, Lake Mead can drawdown close to the protection elevation in a few </w:t>
-      </w:r>
-      <w:commentRangeStart w:id="1"/>
-      <w:r>
-        <w:rPr>
-          <w:rFonts w:asciiTheme="majorBidi" w:hAnsiTheme="majorBidi" w:cstheme="majorBidi"/>
-          <w:sz w:val="24"/>
-          <w:szCs w:val="24"/>
-        </w:rPr>
-        <w:t>years</w:t>
-      </w:r>
-      <w:commentRangeEnd w:id="1"/>
-      <w:r>
-        <w:rPr>
-          <w:rStyle w:val="CommentReference"/>
-          <w:rFonts w:asciiTheme="majorBidi" w:hAnsiTheme="majorBidi" w:cstheme="majorBidi"/>
-          <w:sz w:val="24"/>
-          <w:szCs w:val="24"/>
-        </w:rPr>
-        <w:commentReference w:id="1"/>
+        <w:t xml:space="preserve"> </w:t>
+      </w:r>
+      <w:r>
+        <w:rPr>
+          <w:rFonts w:asciiTheme="majorBidi" w:hAnsiTheme="majorBidi" w:cstheme="majorBidi"/>
+          <w:sz w:val="24"/>
+          <w:szCs w:val="24"/>
+        </w:rPr>
+        <w:t>can drawdown</w:t>
+      </w:r>
+      <w:r>
+        <w:rPr>
+          <w:rFonts w:asciiTheme="majorBidi" w:hAnsiTheme="majorBidi" w:cstheme="majorBidi"/>
+          <w:sz w:val="24"/>
+          <w:szCs w:val="24"/>
+        </w:rPr>
+        <w:t xml:space="preserve"> Lake Mead</w:t>
+      </w:r>
+      <w:r>
+        <w:rPr>
+          <w:rFonts w:asciiTheme="majorBidi" w:hAnsiTheme="majorBidi" w:cstheme="majorBidi"/>
+          <w:sz w:val="24"/>
+          <w:szCs w:val="24"/>
+        </w:rPr>
+        <w:t xml:space="preserve"> close to the protection elevation in a few years. </w:t>
+      </w:r>
+      <w:r>
+        <w:rPr>
+          <w:rFonts w:asciiTheme="majorBidi" w:hAnsiTheme="majorBidi" w:cstheme="majorBidi"/>
+          <w:sz w:val="24"/>
+          <w:szCs w:val="24"/>
+        </w:rPr>
+        <w:t>Within the current conservation framework,</w:t>
+      </w:r>
+      <w:r>
+        <w:rPr>
+          <w:rFonts w:asciiTheme="majorBidi" w:hAnsiTheme="majorBidi" w:cstheme="majorBidi"/>
+          <w:sz w:val="24"/>
+          <w:szCs w:val="24"/>
+        </w:rPr>
+        <w:t xml:space="preserve"> Lower Basin states </w:t>
+      </w:r>
+      <w:r>
+        <w:rPr>
+          <w:rFonts w:asciiTheme="majorBidi" w:hAnsiTheme="majorBidi" w:cstheme="majorBidi"/>
+          <w:sz w:val="24"/>
+          <w:szCs w:val="24"/>
+        </w:rPr>
+        <w:t xml:space="preserve">and Mexico </w:t>
+      </w:r>
+      <w:r>
+        <w:rPr>
+          <w:rFonts w:asciiTheme="majorBidi" w:hAnsiTheme="majorBidi" w:cstheme="majorBidi"/>
+          <w:sz w:val="24"/>
+          <w:szCs w:val="24"/>
+        </w:rPr>
+        <w:t>loaned the Colorado River system 3.</w:t>
+      </w:r>
+      <w:r>
+        <w:rPr>
+          <w:rFonts w:asciiTheme="majorBidi" w:hAnsiTheme="majorBidi" w:cstheme="majorBidi"/>
+          <w:sz w:val="24"/>
+          <w:szCs w:val="24"/>
+        </w:rPr>
+        <w:t>6</w:t>
+      </w:r>
+      <w:r>
+        <w:rPr>
+          <w:rFonts w:asciiTheme="majorBidi" w:hAnsiTheme="majorBidi" w:cstheme="majorBidi"/>
+          <w:sz w:val="24"/>
+          <w:szCs w:val="24"/>
+        </w:rPr>
+        <w:t xml:space="preserve"> million acre-feet of water</w:t>
+      </w:r>
+      <w:r>
+        <w:rPr>
+          <w:rFonts w:asciiTheme="majorBidi" w:hAnsiTheme="majorBidi" w:cstheme="majorBidi"/>
+          <w:sz w:val="24"/>
+          <w:szCs w:val="24"/>
+        </w:rPr>
+        <w:t xml:space="preserve">, </w:t>
+      </w:r>
+      <w:r>
+        <w:rPr>
+          <w:rFonts w:asciiTheme="majorBidi" w:hAnsiTheme="majorBidi" w:cstheme="majorBidi"/>
+          <w:sz w:val="24"/>
+          <w:szCs w:val="24"/>
+        </w:rPr>
+        <w:lastRenderedPageBreak/>
+        <w:t xml:space="preserve">which some or all </w:t>
+      </w:r>
+      <w:r>
+        <w:rPr>
+          <w:rFonts w:asciiTheme="majorBidi" w:hAnsiTheme="majorBidi" w:cstheme="majorBidi"/>
+          <w:sz w:val="24"/>
+          <w:szCs w:val="24"/>
+        </w:rPr>
+        <w:t xml:space="preserve">they </w:t>
+      </w:r>
+      <w:r>
+        <w:rPr>
+          <w:rFonts w:asciiTheme="majorBidi" w:hAnsiTheme="majorBidi" w:cstheme="majorBidi"/>
+          <w:sz w:val="24"/>
+          <w:szCs w:val="24"/>
+        </w:rPr>
+        <w:t xml:space="preserve">may want to recover </w:t>
+      </w:r>
+      <w:r>
+        <w:rPr>
+          <w:rFonts w:asciiTheme="majorBidi" w:hAnsiTheme="majorBidi" w:cstheme="majorBidi"/>
+          <w:sz w:val="24"/>
+          <w:szCs w:val="24"/>
+        </w:rPr>
+        <w:t>in the</w:t>
+      </w:r>
+      <w:r>
+        <w:rPr>
+          <w:rFonts w:asciiTheme="majorBidi" w:hAnsiTheme="majorBidi" w:cstheme="majorBidi"/>
+          <w:sz w:val="24"/>
+          <w:szCs w:val="24"/>
+        </w:rPr>
+        <w:t xml:space="preserve"> future</w:t>
       </w:r>
       <w:r>
         <w:rPr>
@@ -8618,112 +8738,15 @@
           <w:sz w:val="24"/>
           <w:szCs w:val="24"/>
         </w:rPr>
-        <w:t>Within the current conservation framework,</w:t>
-      </w:r>
-      <w:r>
-        <w:rPr>
-          <w:rFonts w:asciiTheme="majorBidi" w:hAnsiTheme="majorBidi" w:cstheme="majorBidi"/>
-          <w:sz w:val="24"/>
-          <w:szCs w:val="24"/>
-        </w:rPr>
-        <w:t xml:space="preserve"> Lower Basin states </w:t>
-      </w:r>
-      <w:r>
-        <w:rPr>
-          <w:rFonts w:asciiTheme="majorBidi" w:hAnsiTheme="majorBidi" w:cstheme="majorBidi"/>
-          <w:sz w:val="24"/>
-          <w:szCs w:val="24"/>
-        </w:rPr>
-        <w:t xml:space="preserve">and Mexico </w:t>
-      </w:r>
-      <w:r>
-        <w:rPr>
-          <w:rFonts w:asciiTheme="majorBidi" w:hAnsiTheme="majorBidi" w:cstheme="majorBidi"/>
-          <w:sz w:val="24"/>
-          <w:szCs w:val="24"/>
-        </w:rPr>
-        <w:t>loaned the Colorado River system 3.</w:t>
-      </w:r>
-      <w:r>
-        <w:rPr>
-          <w:rFonts w:asciiTheme="majorBidi" w:hAnsiTheme="majorBidi" w:cstheme="majorBidi"/>
-          <w:sz w:val="24"/>
-          <w:szCs w:val="24"/>
-        </w:rPr>
-        <w:t>6</w:t>
-      </w:r>
-      <w:r>
-        <w:rPr>
-          <w:rFonts w:asciiTheme="majorBidi" w:hAnsiTheme="majorBidi" w:cstheme="majorBidi"/>
-          <w:sz w:val="24"/>
-          <w:szCs w:val="24"/>
-        </w:rPr>
-        <w:t xml:space="preserve"> million acre-feet of water</w:t>
-      </w:r>
-      <w:r>
-        <w:rPr>
-          <w:rFonts w:asciiTheme="majorBidi" w:hAnsiTheme="majorBidi" w:cstheme="majorBidi"/>
-          <w:sz w:val="24"/>
-          <w:szCs w:val="24"/>
-        </w:rPr>
-        <w:t xml:space="preserve">, which some </w:t>
-      </w:r>
-      <w:r>
-        <w:rPr>
-          <w:rFonts w:asciiTheme="majorBidi" w:hAnsiTheme="majorBidi" w:cstheme="majorBidi"/>
-          <w:sz w:val="24"/>
-          <w:szCs w:val="24"/>
-        </w:rPr>
-        <w:lastRenderedPageBreak/>
-        <w:t xml:space="preserve">or all </w:t>
-      </w:r>
-      <w:r>
-        <w:rPr>
-          <w:rFonts w:asciiTheme="majorBidi" w:hAnsiTheme="majorBidi" w:cstheme="majorBidi"/>
-          <w:sz w:val="24"/>
-          <w:szCs w:val="24"/>
-        </w:rPr>
-        <w:t xml:space="preserve">they </w:t>
-      </w:r>
-      <w:r>
-        <w:rPr>
-          <w:rFonts w:asciiTheme="majorBidi" w:hAnsiTheme="majorBidi" w:cstheme="majorBidi"/>
-          <w:sz w:val="24"/>
-          <w:szCs w:val="24"/>
-        </w:rPr>
-        <w:t xml:space="preserve">may want to recover </w:t>
-      </w:r>
-      <w:r>
-        <w:rPr>
-          <w:rFonts w:asciiTheme="majorBidi" w:hAnsiTheme="majorBidi" w:cstheme="majorBidi"/>
-          <w:sz w:val="24"/>
-          <w:szCs w:val="24"/>
-        </w:rPr>
-        <w:t>in the</w:t>
-      </w:r>
-      <w:r>
-        <w:rPr>
-          <w:rFonts w:asciiTheme="majorBidi" w:hAnsiTheme="majorBidi" w:cstheme="majorBidi"/>
-          <w:sz w:val="24"/>
-          <w:szCs w:val="24"/>
-        </w:rPr>
-        <w:t xml:space="preserve"> future</w:t>
-      </w:r>
-      <w:r>
-        <w:rPr>
-          <w:rFonts w:asciiTheme="majorBidi" w:hAnsiTheme="majorBidi" w:cstheme="majorBidi"/>
-          <w:sz w:val="24"/>
-          <w:szCs w:val="24"/>
-        </w:rPr>
-        <w:t xml:space="preserve">. </w:t>
-      </w:r>
-      <w:r>
-        <w:rPr>
-          <w:rFonts w:asciiTheme="majorBidi" w:hAnsiTheme="majorBidi" w:cstheme="majorBidi"/>
-          <w:sz w:val="24"/>
-          <w:szCs w:val="24"/>
-        </w:rPr>
-        <w:t xml:space="preserve">Once the users perceive </w:t>
+        <w:t>Absent systemwide goals, o</w:t>
+      </w:r>
+      <w:r>
+        <w:rPr>
+          <w:rFonts w:asciiTheme="majorBidi" w:hAnsiTheme="majorBidi" w:cstheme="majorBidi"/>
+          <w:sz w:val="24"/>
+          <w:szCs w:val="24"/>
+        </w:rPr>
+        <w:t xml:space="preserve">nce users perceive </w:t>
       </w:r>
       <w:r>
         <w:rPr>
@@ -8748,14 +8771,6 @@
           <w:szCs w:val="24"/>
         </w:rPr>
         <w:t xml:space="preserve"> may race to debit their water conservation account balances to access their conserved water</w:t>
-      </w:r>
-      <w:r>
-        <w:rPr>
-          <w:rFonts w:asciiTheme="majorBidi" w:hAnsiTheme="majorBidi" w:cstheme="majorBidi"/>
-          <w:sz w:val="24"/>
-          <w:szCs w:val="24"/>
-        </w:rPr>
-        <w:t xml:space="preserve"> in the absence of systemwide goals</w:t>
       </w:r>
       <w:r>
         <w:rPr>
@@ -8814,7 +8829,23 @@
           <w:sz w:val="24"/>
           <w:szCs w:val="24"/>
         </w:rPr>
-        <w:t xml:space="preserve">states and contractors face increasing difficulty to access and debit their </w:t>
+        <w:t xml:space="preserve">states and contractors face increasing difficulty to access and </w:t>
+      </w:r>
+      <w:r>
+        <w:rPr>
+          <w:rFonts w:asciiTheme="majorBidi" w:hAnsiTheme="majorBidi" w:cstheme="majorBidi"/>
+          <w:sz w:val="24"/>
+          <w:szCs w:val="24"/>
+        </w:rPr>
+        <w:t>withdraw</w:t>
+      </w:r>
+      <w:r>
+        <w:rPr>
+          <w:rFonts w:asciiTheme="majorBidi" w:hAnsiTheme="majorBidi" w:cstheme="majorBidi"/>
+          <w:sz w:val="24"/>
+          <w:szCs w:val="24"/>
+        </w:rPr>
+        <w:t xml:space="preserve"> their </w:t>
       </w:r>
       <w:r>
         <w:rPr>
@@ -8919,6 +8950,14 @@
           <w:sz w:val="24"/>
           <w:szCs w:val="24"/>
         </w:rPr>
+        <w:t xml:space="preserve">want to </w:t>
+      </w:r>
+      <w:r>
+        <w:rPr>
+          <w:rFonts w:asciiTheme="majorBidi" w:hAnsiTheme="majorBidi" w:cstheme="majorBidi"/>
+          <w:sz w:val="24"/>
+          <w:szCs w:val="24"/>
+        </w:rPr>
         <w:t>withdraw conserved storage, which results in</w:t>
       </w:r>
       <w:r>
@@ -8993,32 +9032,37 @@
         </w:rPr>
         <w:t xml:space="preserve"> </w:t>
       </w:r>
-      <w:commentRangeStart w:id="2"/>
-      <w:r>
-        <w:rPr>
-          <w:rFonts w:asciiTheme="majorBidi" w:hAnsiTheme="majorBidi" w:cstheme="majorBidi"/>
-          <w:sz w:val="24"/>
-          <w:szCs w:val="24"/>
-        </w:rPr>
-        <w:t xml:space="preserve">lower debits </w:t>
-      </w:r>
-      <w:commentRangeEnd w:id="2"/>
-      <w:r>
-        <w:rPr>
-          <w:rStyle w:val="CommentReference"/>
-          <w:rFonts w:asciiTheme="majorBidi" w:hAnsiTheme="majorBidi" w:cstheme="majorBidi"/>
-          <w:sz w:val="24"/>
-          <w:szCs w:val="24"/>
-        </w:rPr>
-        <w:commentReference w:id="2"/>
-      </w:r>
-      <w:r>
-        <w:rPr>
-          <w:rFonts w:asciiTheme="majorBidi" w:hAnsiTheme="majorBidi" w:cstheme="majorBidi"/>
-          <w:sz w:val="24"/>
-          <w:szCs w:val="24"/>
-        </w:rPr>
-        <w:t>that keep Lake Mead at</w:t>
+      <w:r>
+        <w:rPr>
+          <w:rFonts w:asciiTheme="majorBidi" w:hAnsiTheme="majorBidi" w:cstheme="majorBidi"/>
+          <w:sz w:val="24"/>
+          <w:szCs w:val="24"/>
+        </w:rPr>
+        <w:t>smaller</w:t>
+      </w:r>
+      <w:r>
+        <w:rPr>
+          <w:rFonts w:asciiTheme="majorBidi" w:hAnsiTheme="majorBidi" w:cstheme="majorBidi"/>
+          <w:sz w:val="24"/>
+          <w:szCs w:val="24"/>
+        </w:rPr>
+        <w:t xml:space="preserve"> </w:t>
+      </w:r>
+      <w:r>
+        <w:rPr>
+          <w:rFonts w:asciiTheme="majorBidi" w:hAnsiTheme="majorBidi" w:cstheme="majorBidi"/>
+          <w:sz w:val="24"/>
+          <w:szCs w:val="24"/>
+        </w:rPr>
+        <w:t>withdraws</w:t>
+      </w:r>
+      <w:r>
+        <w:rPr>
+          <w:rFonts w:asciiTheme="majorBidi" w:hAnsiTheme="majorBidi" w:cstheme="majorBidi"/>
+          <w:sz w:val="24"/>
+          <w:szCs w:val="24"/>
+        </w:rPr>
+        <w:t xml:space="preserve"> that keep Lake Mead at</w:t>
       </w:r>
       <w:r>
         <w:rPr>
@@ -9051,7 +9095,6 @@
           <w:szCs w:val="24"/>
         </w:rPr>
       </w:pPr>
-      <w:commentRangeStart w:id="3"/>
       <w:r>
         <w:rPr>
           <w:rFonts w:asciiTheme="majorBidi" w:hAnsiTheme="majorBidi" w:cstheme="majorBidi"/>
@@ -9084,7 +9127,63 @@
           <w:sz w:val="24"/>
           <w:szCs w:val="24"/>
         </w:rPr>
-        <w:t>seeks to pull storage from the reservoir that creates a debit on</w:t>
+        <w:t>withdraws their conserved water which draws down</w:t>
+      </w:r>
+      <w:r>
+        <w:rPr>
+          <w:rFonts w:asciiTheme="majorBidi" w:hAnsiTheme="majorBidi" w:cstheme="majorBidi"/>
+          <w:sz w:val="24"/>
+          <w:szCs w:val="24"/>
+        </w:rPr>
+        <w:t xml:space="preserve"> Lake Mead </w:t>
+      </w:r>
+      <w:r>
+        <w:rPr>
+          <w:rFonts w:asciiTheme="majorBidi" w:hAnsiTheme="majorBidi" w:cstheme="majorBidi"/>
+          <w:sz w:val="24"/>
+          <w:szCs w:val="24"/>
+        </w:rPr>
+        <w:t>storage to</w:t>
+      </w:r>
+      <w:r>
+        <w:rPr>
+          <w:rFonts w:asciiTheme="majorBidi" w:hAnsiTheme="majorBidi" w:cstheme="majorBidi"/>
+          <w:sz w:val="24"/>
+          <w:szCs w:val="24"/>
+        </w:rPr>
+        <w:t xml:space="preserve">wards the protection </w:t>
+      </w:r>
+      <w:r>
+        <w:rPr>
+          <w:rFonts w:asciiTheme="majorBidi" w:hAnsiTheme="majorBidi" w:cstheme="majorBidi"/>
+          <w:sz w:val="24"/>
+          <w:szCs w:val="24"/>
+        </w:rPr>
+        <w:t>volume</w:t>
+      </w:r>
+      <w:r>
+        <w:rPr>
+          <w:rFonts w:asciiTheme="majorBidi" w:hAnsiTheme="majorBidi" w:cstheme="majorBidi"/>
+          <w:sz w:val="24"/>
+          <w:szCs w:val="24"/>
+        </w:rPr>
+        <w:t xml:space="preserve">. This activity </w:t>
+      </w:r>
+      <w:r>
+        <w:rPr>
+          <w:rFonts w:asciiTheme="majorBidi" w:hAnsiTheme="majorBidi" w:cstheme="majorBidi"/>
+          <w:sz w:val="24"/>
+          <w:szCs w:val="24"/>
+        </w:rPr>
+        <w:t xml:space="preserve">will </w:t>
+      </w:r>
+      <w:r>
+        <w:rPr>
+          <w:rFonts w:asciiTheme="majorBidi" w:hAnsiTheme="majorBidi" w:cstheme="majorBidi"/>
+          <w:sz w:val="24"/>
+          <w:szCs w:val="24"/>
+        </w:rPr>
+        <w:t>prevent</w:t>
       </w:r>
       <w:r>
         <w:rPr>
@@ -9100,54 +9199,6 @@
           <w:sz w:val="24"/>
           <w:szCs w:val="24"/>
         </w:rPr>
-        <w:t xml:space="preserve">their account and decreases Lake Mead </w:t>
-      </w:r>
-      <w:r>
-        <w:rPr>
-          <w:rFonts w:asciiTheme="majorBidi" w:hAnsiTheme="majorBidi" w:cstheme="majorBidi"/>
-          <w:sz w:val="24"/>
-          <w:szCs w:val="24"/>
-        </w:rPr>
-        <w:t xml:space="preserve">storage </w:t>
-      </w:r>
-      <w:r>
-        <w:rPr>
-          <w:rFonts w:asciiTheme="majorBidi" w:hAnsiTheme="majorBidi" w:cstheme="majorBidi"/>
-          <w:sz w:val="24"/>
-          <w:szCs w:val="24"/>
-        </w:rPr>
-        <w:t xml:space="preserve">towards the protection </w:t>
-      </w:r>
-      <w:r>
-        <w:rPr>
-          <w:rFonts w:asciiTheme="majorBidi" w:hAnsiTheme="majorBidi" w:cstheme="majorBidi"/>
-          <w:sz w:val="24"/>
-          <w:szCs w:val="24"/>
-        </w:rPr>
-        <w:t>volume</w:t>
-      </w:r>
-      <w:r>
-        <w:rPr>
-          <w:rFonts w:asciiTheme="majorBidi" w:hAnsiTheme="majorBidi" w:cstheme="majorBidi"/>
-          <w:sz w:val="24"/>
-          <w:szCs w:val="24"/>
-        </w:rPr>
-        <w:t>. This activity prevent</w:t>
-      </w:r>
-      <w:r>
-        <w:rPr>
-          <w:rFonts w:asciiTheme="majorBidi" w:hAnsiTheme="majorBidi" w:cstheme="majorBidi"/>
-          <w:sz w:val="24"/>
-          <w:szCs w:val="24"/>
-        </w:rPr>
-        <w:t xml:space="preserve">s </w:t>
-      </w:r>
-      <w:r>
-        <w:rPr>
-          <w:rFonts w:asciiTheme="majorBidi" w:hAnsiTheme="majorBidi" w:cstheme="majorBidi"/>
-          <w:sz w:val="24"/>
-          <w:szCs w:val="24"/>
-        </w:rPr>
         <w:t>other states</w:t>
       </w:r>
       <w:r>
@@ -9164,25 +9215,23 @@
           <w:sz w:val="24"/>
           <w:szCs w:val="24"/>
         </w:rPr>
-        <w:t>from drawing on water in</w:t>
-      </w:r>
-      <w:r>
-        <w:rPr>
-          <w:rFonts w:asciiTheme="majorBidi" w:hAnsiTheme="majorBidi" w:cstheme="majorBidi"/>
-          <w:sz w:val="24"/>
-          <w:szCs w:val="24"/>
-        </w:rPr>
-        <w:t xml:space="preserve"> their accounts.</w:t>
-      </w:r>
-      <w:commentRangeEnd w:id="3"/>
-      <w:r>
-        <w:rPr>
-          <w:rStyle w:val="CommentReference"/>
-          <w:rFonts w:asciiTheme="majorBidi" w:hAnsiTheme="majorBidi" w:cstheme="majorBidi"/>
-          <w:sz w:val="24"/>
-          <w:szCs w:val="24"/>
-        </w:rPr>
-        <w:commentReference w:id="3"/>
+        <w:t xml:space="preserve">from drawing on </w:t>
+      </w:r>
+      <w:r>
+        <w:rPr>
+          <w:rFonts w:asciiTheme="majorBidi" w:hAnsiTheme="majorBidi" w:cstheme="majorBidi"/>
+          <w:sz w:val="24"/>
+          <w:szCs w:val="24"/>
+        </w:rPr>
+        <w:t>their conserved water</w:t>
+      </w:r>
+      <w:r>
+        <w:rPr>
+          <w:rFonts w:asciiTheme="majorBidi" w:hAnsiTheme="majorBidi" w:cstheme="majorBidi"/>
+          <w:sz w:val="24"/>
+          <w:szCs w:val="24"/>
+        </w:rPr>
+        <w:t>.</w:t>
       </w:r>
     </w:p>
     <w:p>
@@ -9434,31 +9483,15 @@
           <w:sz w:val="24"/>
           <w:szCs w:val="24"/>
         </w:rPr>
-        <w:t xml:space="preserve">Tribal Nations, </w:t>
-      </w:r>
-      <w:r>
-        <w:rPr>
-          <w:rFonts w:asciiTheme="majorBidi" w:hAnsiTheme="majorBidi" w:cstheme="majorBidi"/>
-          <w:sz w:val="24"/>
-          <w:szCs w:val="24"/>
-        </w:rPr>
-        <w:t>aquatic</w:t>
-      </w:r>
-      <w:r>
-        <w:rPr>
-          <w:rFonts w:asciiTheme="majorBidi" w:hAnsiTheme="majorBidi" w:cstheme="majorBidi"/>
-          <w:sz w:val="24"/>
-          <w:szCs w:val="24"/>
-        </w:rPr>
-        <w:t>,</w:t>
-      </w:r>
-      <w:r>
-        <w:rPr>
-          <w:rFonts w:asciiTheme="majorBidi" w:hAnsiTheme="majorBidi" w:cstheme="majorBidi"/>
-          <w:sz w:val="24"/>
-          <w:szCs w:val="24"/>
-        </w:rPr>
-        <w:t xml:space="preserve"> and wetland habitat</w:t>
+        <w:t>Tribal Nations</w:t>
+      </w:r>
+      <w:r>
+        <w:rPr>
+          <w:rFonts w:asciiTheme="majorBidi" w:hAnsiTheme="majorBidi" w:cstheme="majorBidi"/>
+          <w:sz w:val="24"/>
+          <w:szCs w:val="24"/>
+        </w:rPr>
+        <w:t xml:space="preserve"> and multi-species conservation between Hoover Dam and the Northern International Boundary with Mexico</w:t>
       </w:r>
       <w:r>
         <w:rPr>
@@ -9482,18 +9515,24 @@
           <w:sz w:val="24"/>
           <w:szCs w:val="24"/>
         </w:rPr>
-        <w:t>Lake Mead storage above</w:t>
-      </w:r>
-      <w:ins w:id="4" w:author="Erik Christian Porse" w:date="2026-05-27T15:50:00Z" w16du:dateUtc="2026-05-27T22:50:00Z">
-        <w:r>
-          <w:rPr>
-            <w:rFonts w:asciiTheme="majorBidi" w:hAnsiTheme="majorBidi" w:cstheme="majorBidi"/>
-            <w:sz w:val="24"/>
-            <w:szCs w:val="24"/>
-          </w:rPr>
-          <w:t xml:space="preserve"> an</w:t>
-        </w:r>
-      </w:ins>
+        <w:t xml:space="preserve">Lake Mead storage </w:t>
+      </w:r>
+      <w:r>
+        <w:rPr>
+          <w:rFonts w:asciiTheme="majorBidi" w:hAnsiTheme="majorBidi" w:cstheme="majorBidi"/>
+          <w:sz w:val="24"/>
+          <w:szCs w:val="24"/>
+        </w:rPr>
+        <w:t>above</w:t>
+      </w:r>
+      <w:r>
+        <w:rPr>
+          <w:rFonts w:asciiTheme="majorBidi" w:hAnsiTheme="majorBidi" w:cstheme="majorBidi"/>
+          <w:sz w:val="24"/>
+          <w:szCs w:val="24"/>
+        </w:rPr>
+        <w:t xml:space="preserve"> an</w:t>
+      </w:r>
       <w:r>
         <w:rPr>
           <w:rFonts w:asciiTheme="majorBidi" w:hAnsiTheme="majorBidi" w:cstheme="majorBidi"/>
@@ -9502,16 +9541,14 @@
         </w:rPr>
         <w:t xml:space="preserve"> elevation</w:t>
       </w:r>
-      <w:ins w:id="5" w:author="Erik Christian Porse" w:date="2026-05-27T15:50:00Z" w16du:dateUtc="2026-05-27T22:50:00Z">
-        <w:r>
-          <w:rPr>
-            <w:rFonts w:asciiTheme="majorBidi" w:hAnsiTheme="majorBidi" w:cstheme="majorBidi"/>
-            <w:sz w:val="24"/>
-            <w:szCs w:val="24"/>
-          </w:rPr>
-          <w:t xml:space="preserve"> of</w:t>
-        </w:r>
-      </w:ins>
+      <w:r>
+        <w:rPr>
+          <w:rFonts w:asciiTheme="majorBidi" w:hAnsiTheme="majorBidi" w:cstheme="majorBidi"/>
+          <w:sz w:val="24"/>
+          <w:szCs w:val="24"/>
+        </w:rPr>
+        <w:t xml:space="preserve"> of</w:t>
+      </w:r>
       <w:r>
         <w:rPr>
           <w:rFonts w:asciiTheme="majorBidi" w:hAnsiTheme="majorBidi" w:cstheme="majorBidi"/>
@@ -9542,15 +9579,39 @@
           <w:sz w:val="24"/>
           <w:szCs w:val="24"/>
         </w:rPr>
-        <w:t xml:space="preserve"> allow invasive fish in the reservoir to swim upstream to the detriment of native fish in Grand Canyon. </w:t>
-      </w:r>
-      <w:r>
-        <w:rPr>
-          <w:rFonts w:asciiTheme="majorBidi" w:hAnsiTheme="majorBidi" w:cstheme="majorBidi"/>
-          <w:sz w:val="24"/>
-          <w:szCs w:val="24"/>
-        </w:rPr>
-        <w:t>There is ongoing debate about what is the minimum volume of supply for municipal use,</w:t>
+        <w:t xml:space="preserve"> allow invasive </w:t>
+      </w:r>
+      <w:r>
+        <w:rPr>
+          <w:rFonts w:asciiTheme="majorBidi" w:hAnsiTheme="majorBidi" w:cstheme="majorBidi"/>
+          <w:sz w:val="24"/>
+          <w:szCs w:val="24"/>
+        </w:rPr>
+        <w:t xml:space="preserve">fish in the reservoir to swim upstream to the detriment of native fish in Grand Canyon. </w:t>
+      </w:r>
+      <w:r>
+        <w:rPr>
+          <w:rFonts w:asciiTheme="majorBidi" w:hAnsiTheme="majorBidi" w:cstheme="majorBidi"/>
+          <w:sz w:val="24"/>
+          <w:szCs w:val="24"/>
+        </w:rPr>
+        <w:t xml:space="preserve">There is </w:t>
+      </w:r>
+      <w:r>
+        <w:rPr>
+          <w:rFonts w:asciiTheme="majorBidi" w:hAnsiTheme="majorBidi" w:cstheme="majorBidi"/>
+          <w:sz w:val="24"/>
+          <w:szCs w:val="24"/>
+        </w:rPr>
+        <w:t xml:space="preserve">also </w:t>
+      </w:r>
+      <w:r>
+        <w:rPr>
+          <w:rFonts w:asciiTheme="majorBidi" w:hAnsiTheme="majorBidi" w:cstheme="majorBidi"/>
+          <w:sz w:val="24"/>
+          <w:szCs w:val="24"/>
+        </w:rPr>
+        <w:t>ongoing debate about what is the minimum volume of supply for municipal use,</w:t>
       </w:r>
       <w:r>
         <w:rPr>
@@ -9627,16 +9688,14 @@
         </w:rPr>
         <w:t>exceed</w:t>
       </w:r>
-      <w:ins w:id="6" w:author="Erik Christian Porse" w:date="2026-05-27T15:51:00Z" w16du:dateUtc="2026-05-27T22:51:00Z">
-        <w:r>
-          <w:rPr>
-            <w:rFonts w:asciiTheme="majorBidi" w:hAnsiTheme="majorBidi" w:cstheme="majorBidi"/>
-            <w:sz w:val="24"/>
-            <w:szCs w:val="24"/>
-          </w:rPr>
-          <w:t>s</w:t>
-        </w:r>
-      </w:ins>
+      <w:r>
+        <w:rPr>
+          <w:rFonts w:asciiTheme="majorBidi" w:hAnsiTheme="majorBidi" w:cstheme="majorBidi"/>
+          <w:sz w:val="24"/>
+          <w:szCs w:val="24"/>
+        </w:rPr>
+        <w:t>s</w:t>
+      </w:r>
       <w:r>
         <w:rPr>
           <w:rFonts w:asciiTheme="majorBidi" w:hAnsiTheme="majorBidi" w:cstheme="majorBidi"/>
@@ -9651,27 +9710,17 @@
           <w:sz w:val="24"/>
           <w:szCs w:val="24"/>
         </w:rPr>
-        <w:t xml:space="preserve">the sum of </w:t>
-      </w:r>
-      <w:del w:id="7" w:author="Erik Christian Porse" w:date="2026-05-27T15:51:00Z" w16du:dateUtc="2026-05-27T22:51:00Z">
-        <w:r>
-          <w:rPr>
-            <w:rFonts w:asciiTheme="majorBidi" w:hAnsiTheme="majorBidi" w:cstheme="majorBidi"/>
-            <w:sz w:val="24"/>
-            <w:szCs w:val="24"/>
-          </w:rPr>
-          <w:delText xml:space="preserve">the </w:delText>
-        </w:r>
-      </w:del>
-      <w:r>
-        <w:rPr>
-          <w:rFonts w:asciiTheme="majorBidi" w:hAnsiTheme="majorBidi" w:cstheme="majorBidi"/>
-          <w:sz w:val="24"/>
-          <w:szCs w:val="24"/>
-        </w:rPr>
-        <w:t xml:space="preserve">legal entitlements of 9.0 million acre-feet per </w:t>
-      </w:r>
-      <w:commentRangeStart w:id="8"/>
+        <w:t xml:space="preserve">the sum of legal </w:t>
+      </w:r>
+      <w:r>
+        <w:rPr>
+          <w:rFonts w:asciiTheme="majorBidi" w:hAnsiTheme="majorBidi" w:cstheme="majorBidi"/>
+          <w:sz w:val="24"/>
+          <w:szCs w:val="24"/>
+        </w:rPr>
+        <w:t xml:space="preserve">entitlements of 9.0 million acre-feet per </w:t>
+      </w:r>
+      <w:commentRangeStart w:id="1"/>
       <w:r>
         <w:rPr>
           <w:rFonts w:asciiTheme="majorBidi" w:hAnsiTheme="majorBidi" w:cstheme="majorBidi"/>
@@ -9680,7 +9729,7 @@
         </w:rPr>
         <w:t>year</w:t>
       </w:r>
-      <w:commentRangeEnd w:id="8"/>
+      <w:commentRangeEnd w:id="1"/>
       <w:r>
         <w:rPr>
           <w:rStyle w:val="CommentReference"/>
@@ -9688,7 +9737,15 @@
           <w:sz w:val="24"/>
           <w:szCs w:val="24"/>
         </w:rPr>
-        <w:commentReference w:id="8"/>
+        <w:commentReference w:id="1"/>
+      </w:r>
+      <w:r>
+        <w:rPr>
+          <w:rFonts w:asciiTheme="majorBidi" w:hAnsiTheme="majorBidi" w:cstheme="majorBidi"/>
+          <w:sz w:val="24"/>
+          <w:szCs w:val="24"/>
+        </w:rPr>
+        <w:t xml:space="preserve"> to California, Arizona, Nevada, and Mexico</w:t>
       </w:r>
       <w:r>
         <w:rPr>
@@ -9736,7 +9793,23 @@
           <w:sz w:val="24"/>
           <w:szCs w:val="24"/>
         </w:rPr>
-        <w:t xml:space="preserve"> draw down even as states credit their water conservation accounts. Essentially, states got credit for water conservation activity even though the physical water never entered the reservoir. </w:t>
+        <w:t xml:space="preserve"> draw down even as states </w:t>
+      </w:r>
+      <w:r>
+        <w:rPr>
+          <w:rFonts w:asciiTheme="majorBidi" w:hAnsiTheme="majorBidi" w:cstheme="majorBidi"/>
+          <w:sz w:val="24"/>
+          <w:szCs w:val="24"/>
+        </w:rPr>
+        <w:t>leave conserved water in Lake Mead</w:t>
+      </w:r>
+      <w:r>
+        <w:rPr>
+          <w:rFonts w:asciiTheme="majorBidi" w:hAnsiTheme="majorBidi" w:cstheme="majorBidi"/>
+          <w:sz w:val="24"/>
+          <w:szCs w:val="24"/>
+        </w:rPr>
+        <w:t xml:space="preserve">. Essentially, states got credit for water conservation activity even though the physical water never entered the reservoir. </w:t>
       </w:r>
       <w:r>
         <w:rPr>
@@ -9793,7 +9866,7 @@
         </w:rPr>
         <w:lastRenderedPageBreak/>
         <w:drawing>
-          <wp:inline distT="0" distB="0" distL="0" distR="0" wp14:anchorId="4E4DC790" wp14:editId="359181E2">
+          <wp:inline distT="0" distB="0" distL="0" distR="0" wp14:anchorId="4E4DC790" wp14:editId="12307EA7">
             <wp:extent cx="5929566" cy="3377110"/>
             <wp:effectExtent l="0" t="0" r="0" b="0"/>
             <wp:docPr id="496325522" name="Picture 3"/>
@@ -10210,7 +10283,7 @@
         <w:t>Summing Eq. 2 over all users gives:</w:t>
       </w:r>
     </w:p>
-    <w:commentRangeStart w:id="9"/>
+    <w:commentRangeStart w:id="2"/>
     <w:p>
       <w:pPr>
         <w:jc w:val="center"/>
@@ -10396,7 +10469,7 @@
           </m:e>
         </m:d>
       </m:oMath>
-      <w:commentRangeEnd w:id="9"/>
+      <w:commentRangeEnd w:id="2"/>
       <w:r>
         <w:rPr>
           <w:rStyle w:val="CommentReference"/>
@@ -10404,7 +10477,7 @@
           <w:sz w:val="24"/>
           <w:szCs w:val="24"/>
         </w:rPr>
-        <w:commentReference w:id="9"/>
+        <w:commentReference w:id="2"/>
       </w:r>
       <w:r>
         <w:rPr>
@@ -10429,11 +10502,9 @@
       <w:r>
         <w:t>In case 1</w:t>
       </w:r>
-      <w:ins w:id="10" w:author="Erik Christian Porse" w:date="2026-05-27T15:52:00Z" w16du:dateUtc="2026-05-27T22:52:00Z">
-        <w:r>
-          <w:t>,</w:t>
-        </w:r>
-      </w:ins>
+      <w:r>
+        <w:t>,</w:t>
+      </w:r>
       <w:r>
         <w:t xml:space="preserve"> the annual</w:t>
       </w:r>
@@ -10441,7 +10512,10 @@
         <w:t xml:space="preserve"> </w:t>
       </w:r>
       <w:r>
-        <w:t>Physically Available Water (</w:t>
+        <w:t xml:space="preserve">Physically Available </w:t>
+      </w:r>
+      <w:r>
+        <w:t>Water (</w:t>
       </w:r>
       <w:r>
         <w:rPr>
@@ -10467,12 +10541,12 @@
       <w:r>
         <w:t>)</w:t>
       </w:r>
-      <w:ins w:id="11" w:author="Erik Christian Porse" w:date="2026-05-27T15:52:00Z" w16du:dateUtc="2026-05-27T22:52:00Z">
+      <w:ins w:id="3" w:author="Erik Christian Porse" w:date="2026-05-27T15:52:00Z" w16du:dateUtc="2026-05-27T22:52:00Z">
         <w:r>
           <w:t xml:space="preserve"> </w:t>
         </w:r>
       </w:ins>
-      <w:del w:id="12" w:author="Erik Christian Porse" w:date="2026-05-27T15:52:00Z" w16du:dateUtc="2026-05-27T22:52:00Z">
+      <w:del w:id="4" w:author="Erik Christian Porse" w:date="2026-05-27T15:52:00Z" w16du:dateUtc="2026-05-27T22:52:00Z">
         <w:r>
           <w:delText>—</w:delText>
         </w:r>
@@ -10682,18 +10756,18 @@
       <w:r>
         <w:t xml:space="preserve">correctly </w:t>
       </w:r>
-      <w:commentRangeStart w:id="13"/>
+      <w:commentRangeStart w:id="5"/>
       <w:r>
         <w:t xml:space="preserve">awarded </w:t>
       </w:r>
-      <w:commentRangeEnd w:id="13"/>
+      <w:commentRangeEnd w:id="5"/>
       <w:r>
         <w:rPr>
           <w:rStyle w:val="CommentReference"/>
           <w:sz w:val="24"/>
           <w:szCs w:val="24"/>
         </w:rPr>
-        <w:commentReference w:id="13"/>
+        <w:commentReference w:id="5"/>
       </w:r>
       <w:r>
         <w:t>(</w:t>
@@ -10854,7 +10928,10 @@
         <w:t xml:space="preserve"> </w:t>
       </w:r>
       <w:r>
-        <w:t xml:space="preserve">because there was insufficient </w:t>
+        <w:t>because</w:t>
+      </w:r>
+      <w:r>
+        <w:t xml:space="preserve"> there was insufficient </w:t>
       </w:r>
       <w:r>
         <w:t>reservoir</w:t>
@@ -10883,25 +10960,7 @@
           <w:sz w:val="24"/>
           <w:szCs w:val="24"/>
         </w:rPr>
-        <w:t>We estimate</w:t>
-      </w:r>
-      <w:del w:id="14" w:author="Erik Christian Porse" w:date="2026-05-27T17:57:00Z" w16du:dateUtc="2026-05-28T00:57:00Z">
-        <w:r>
-          <w:rPr>
-            <w:rFonts w:asciiTheme="majorBidi" w:hAnsiTheme="majorBidi" w:cstheme="majorBidi"/>
-            <w:sz w:val="24"/>
-            <w:szCs w:val="24"/>
-          </w:rPr>
-          <w:delText>d</w:delText>
-        </w:r>
-      </w:del>
-      <w:r>
-        <w:rPr>
-          <w:rFonts w:asciiTheme="majorBidi" w:hAnsiTheme="majorBidi" w:cstheme="majorBidi"/>
-          <w:sz w:val="24"/>
-          <w:szCs w:val="24"/>
-        </w:rPr>
-        <w:t xml:space="preserve"> that 0.8 million acre-feet of the total 4.4 million acre-feet </w:t>
+        <w:t xml:space="preserve">We estimate that 0.8 million acre-feet of the total 4.4 million acre-feet </w:t>
       </w:r>
       <w:r>
         <w:rPr>
@@ -11032,122 +11091,200 @@
       <w:pPr>
         <w:pStyle w:val="NoSpacing"/>
         <w:spacing w:after="0" w:line="240" w:lineRule="auto"/>
+      </w:pPr>
+      <w:r>
         <w:rPr>
           <w:b/>
           <w:bCs/>
         </w:rPr>
-      </w:pPr>
+        <w:t xml:space="preserve">Figure </w:t>
+      </w:r>
       <w:r>
         <w:rPr>
           <w:b/>
           <w:bCs/>
         </w:rPr>
-        <w:t xml:space="preserve">Figure </w:t>
+        <w:t>5</w:t>
       </w:r>
       <w:r>
         <w:rPr>
           <w:b/>
           <w:bCs/>
         </w:rPr>
-        <w:t>5</w:t>
+        <w:t xml:space="preserve">. </w:t>
       </w:r>
       <w:r>
         <w:rPr>
           <w:b/>
           <w:bCs/>
         </w:rPr>
-        <w:t xml:space="preserve">. </w:t>
+        <w:t xml:space="preserve">Annual </w:t>
       </w:r>
       <w:r>
         <w:rPr>
           <w:b/>
           <w:bCs/>
         </w:rPr>
-        <w:t xml:space="preserve">Annual </w:t>
+        <w:t xml:space="preserve">Lake Mead </w:t>
       </w:r>
       <w:r>
         <w:rPr>
           <w:b/>
           <w:bCs/>
         </w:rPr>
-        <w:t xml:space="preserve">Lake Mead </w:t>
+        <w:t>i</w:t>
       </w:r>
       <w:r>
         <w:rPr>
           <w:b/>
           <w:bCs/>
         </w:rPr>
-        <w:t>i</w:t>
+        <w:t>nflow</w:t>
       </w:r>
       <w:r>
         <w:rPr>
           <w:b/>
           <w:bCs/>
         </w:rPr>
-        <w:t xml:space="preserve">nflow, </w:t>
+        <w:t xml:space="preserve"> (dark blue)</w:t>
       </w:r>
       <w:r>
         <w:rPr>
           <w:b/>
           <w:bCs/>
         </w:rPr>
-        <w:t>e</w:t>
+        <w:t xml:space="preserve">, </w:t>
       </w:r>
       <w:r>
         <w:rPr>
           <w:b/>
           <w:bCs/>
         </w:rPr>
-        <w:t xml:space="preserve">vaporation, </w:t>
+        <w:t>e</w:t>
       </w:r>
       <w:r>
         <w:rPr>
           <w:b/>
           <w:bCs/>
         </w:rPr>
-        <w:t xml:space="preserve">physically available water, </w:t>
+        <w:t>vaporation</w:t>
       </w:r>
       <w:r>
         <w:rPr>
           <w:b/>
           <w:bCs/>
         </w:rPr>
-        <w:t xml:space="preserve">and </w:t>
+        <w:t xml:space="preserve"> (grey)</w:t>
       </w:r>
       <w:r>
         <w:rPr>
           <w:b/>
           <w:bCs/>
         </w:rPr>
-        <w:t>c</w:t>
+        <w:t xml:space="preserve">, </w:t>
       </w:r>
       <w:r>
         <w:rPr>
           <w:b/>
           <w:bCs/>
         </w:rPr>
-        <w:t xml:space="preserve">onservation </w:t>
+        <w:t>physically available water</w:t>
       </w:r>
       <w:r>
         <w:rPr>
           <w:b/>
           <w:bCs/>
         </w:rPr>
-        <w:t>c</w:t>
+        <w:t xml:space="preserve"> (light blue)</w:t>
       </w:r>
       <w:r>
         <w:rPr>
           <w:b/>
           <w:bCs/>
         </w:rPr>
-        <w:t xml:space="preserve">redits </w:t>
+        <w:t xml:space="preserve">, </w:t>
       </w:r>
       <w:r>
         <w:rPr>
           <w:b/>
           <w:bCs/>
         </w:rPr>
-        <w:t>in relation to total legal entitlements of 9.0 million acre-feet.</w:t>
+        <w:t xml:space="preserve">and </w:t>
+      </w:r>
+      <w:r>
+        <w:rPr>
+          <w:b/>
+          <w:bCs/>
+        </w:rPr>
+        <w:t>c</w:t>
+      </w:r>
+      <w:r>
+        <w:rPr>
+          <w:b/>
+          <w:bCs/>
+        </w:rPr>
+        <w:t xml:space="preserve">onservation </w:t>
+      </w:r>
+      <w:r>
+        <w:rPr>
+          <w:b/>
+          <w:bCs/>
+        </w:rPr>
+        <w:t>c</w:t>
+      </w:r>
+      <w:r>
+        <w:rPr>
+          <w:b/>
+          <w:bCs/>
+        </w:rPr>
+        <w:t>redits</w:t>
+      </w:r>
+      <w:r>
+        <w:rPr>
+          <w:b/>
+          <w:bCs/>
+        </w:rPr>
+        <w:t xml:space="preserve"> (red bars)</w:t>
+      </w:r>
+      <w:r>
+        <w:rPr>
+          <w:b/>
+          <w:bCs/>
+        </w:rPr>
+        <w:t xml:space="preserve"> </w:t>
+      </w:r>
+      <w:r>
+        <w:rPr>
+          <w:b/>
+          <w:bCs/>
+        </w:rPr>
+        <w:t>in relation to total legal entitlements of 9.0 million acre-feet</w:t>
+      </w:r>
+      <w:r>
+        <w:rPr>
+          <w:b/>
+          <w:bCs/>
+        </w:rPr>
+        <w:t xml:space="preserve"> (black horizontal dashed line)</w:t>
+      </w:r>
+      <w:r>
+        <w:rPr>
+          <w:b/>
+          <w:bCs/>
+        </w:rPr>
+        <w:t>.</w:t>
+      </w:r>
+      <w:ins w:id="6" w:author="David Rosenberg" w:date="2026-06-19T15:22:00Z" w16du:dateUtc="2026-06-19T21:22:00Z">
+        <w:r>
+          <w:rPr>
+            <w:b/>
+            <w:bCs/>
+          </w:rPr>
+          <w:t xml:space="preserve"> </w:t>
+        </w:r>
+      </w:ins>
+      <w:r>
+        <w:t>When the available water was less than legal entitlements, conserved water was credited even though that water did not flow into Lake Mead (dark red bars).</w:t>
       </w:r>
     </w:p>
     <w:p>
@@ -11166,26 +11303,11 @@
         <w:spacing w:after="0" w:line="240" w:lineRule="auto"/>
       </w:pPr>
       <w:r>
-        <w:t xml:space="preserve">Conditions where the physically available water is less that total legal entitlements will increasingly occur as future Colorado River flows </w:t>
-      </w:r>
-      <w:del w:id="15" w:author="Erik Christian Porse" w:date="2026-05-27T17:57:00Z" w16du:dateUtc="2026-05-28T00:57:00Z">
-        <w:r>
-          <w:delText xml:space="preserve">decline and/or </w:delText>
-        </w:r>
-      </w:del>
-      <w:r>
-        <w:t>become more volatile</w:t>
-      </w:r>
-      <w:ins w:id="16" w:author="Erik Christian Porse" w:date="2026-05-27T17:57:00Z" w16du:dateUtc="2026-05-28T00:57:00Z">
-        <w:r>
-          <w:t xml:space="preserve"> and risk o</w:t>
-        </w:r>
-      </w:ins>
-      <w:ins w:id="17" w:author="Erik Christian Porse" w:date="2026-05-27T17:58:00Z" w16du:dateUtc="2026-05-28T00:58:00Z">
-        <w:r>
-          <w:t>f reservoir level declines increase</w:t>
-        </w:r>
-      </w:ins>
+        <w:t>Conditions where the physically available water is less that total legal entitlements will increasingly occur as future Colorado River flows become more volatile</w:t>
+      </w:r>
+      <w:r>
+        <w:t xml:space="preserve"> and risk of reservoir level declines increase</w:t>
+      </w:r>
       <w:r>
         <w:t xml:space="preserve"> (Table 2)</w:t>
       </w:r>
@@ -11198,21 +11320,24 @@
       <w:r>
         <w:t xml:space="preserve">r, mandatory shortages must exceed 1.5 maf per year for there to be sufficient physically available water to award all requested </w:t>
       </w:r>
-      <w:commentRangeStart w:id="18"/>
+      <w:commentRangeStart w:id="7"/>
       <w:r>
         <w:t>credits</w:t>
       </w:r>
-      <w:commentRangeEnd w:id="18"/>
+      <w:commentRangeEnd w:id="7"/>
       <w:r>
         <w:rPr>
           <w:rStyle w:val="CommentReference"/>
           <w:sz w:val="24"/>
           <w:szCs w:val="24"/>
         </w:rPr>
-        <w:commentReference w:id="18"/>
-      </w:r>
-      <w:r>
-        <w:t>. When the Lake Powell release is 6 million acre-feet as in Water Year 2025-2026, mandatory shortages must exceed 2.6 maf per year.</w:t>
+        <w:commentReference w:id="7"/>
+      </w:r>
+      <w:r>
+        <w:t xml:space="preserve">. When the Lake Powell release is 6 million acre-feet as in Water Year 2025-2026, mandatory </w:t>
+      </w:r>
+      <w:r>
+        <w:t>shortages must exceed 2.6 maf per year.</w:t>
       </w:r>
     </w:p>
     <w:p>
@@ -11267,6 +11392,7 @@
         <w:rPr>
           <w:noProof/>
         </w:rPr>
+        <w:lastRenderedPageBreak/>
         <w:drawing>
           <wp:inline distT="0" distB="0" distL="0" distR="0" wp14:anchorId="1BA17E4B" wp14:editId="6E50EDFB">
             <wp:extent cx="5943600" cy="1847850"/>
@@ -11328,7 +11454,6 @@
         <w:pStyle w:val="Heading1"/>
       </w:pPr>
       <w:r>
-        <w:lastRenderedPageBreak/>
         <w:t>Strategies</w:t>
       </w:r>
       <w:r>
@@ -11340,32 +11465,18 @@
       <w:r>
         <w:t xml:space="preserve"> Conservation and </w:t>
       </w:r>
-      <w:del w:id="19" w:author="Erik Christian Porse" w:date="2026-05-27T14:26:00Z" w16du:dateUtc="2026-05-27T21:26:00Z">
-        <w:r>
-          <w:delText>Give Users more</w:delText>
-        </w:r>
-      </w:del>
-      <w:ins w:id="20" w:author="Erik Christian Porse" w:date="2026-05-27T14:26:00Z" w16du:dateUtc="2026-05-27T21:26:00Z">
-        <w:r>
-          <w:t>Increase</w:t>
-        </w:r>
-      </w:ins>
-      <w:r>
-        <w:t xml:space="preserve"> Autonomy</w:t>
-      </w:r>
-      <w:ins w:id="21" w:author="Erik Christian Porse" w:date="2026-05-27T17:59:00Z" w16du:dateUtc="2026-05-28T00:59:00Z">
-        <w:r>
-          <w:t xml:space="preserve"> of Users</w:t>
-        </w:r>
-      </w:ins>
+      <w:r>
+        <w:t>Increase</w:t>
+      </w:r>
       <w:r>
         <w:t xml:space="preserve"> </w:t>
       </w:r>
-      <w:del w:id="22" w:author="Erik Christian Porse" w:date="2026-05-27T14:26:00Z" w16du:dateUtc="2026-05-27T21:26:00Z">
-        <w:r>
-          <w:delText>in the Face of Aridity</w:delText>
-        </w:r>
-      </w:del>
+      <w:r>
+        <w:t xml:space="preserve">User </w:t>
+      </w:r>
+      <w:r>
+        <w:t xml:space="preserve">Autonomy </w:t>
+      </w:r>
     </w:p>
     <w:p>
       <w:pPr>
@@ -11381,15 +11492,31 @@
           <w:sz w:val="24"/>
           <w:szCs w:val="24"/>
         </w:rPr>
-        <w:t xml:space="preserve">There are numerous ways to </w:t>
-      </w:r>
-      <w:r>
-        <w:rPr>
-          <w:rFonts w:asciiTheme="majorBidi" w:hAnsiTheme="majorBidi" w:cstheme="majorBidi"/>
-          <w:sz w:val="24"/>
-          <w:szCs w:val="24"/>
-        </w:rPr>
-        <w:t>structure</w:t>
+        <w:t>There</w:t>
+      </w:r>
+      <w:r>
+        <w:rPr>
+          <w:rFonts w:asciiTheme="majorBidi" w:hAnsiTheme="majorBidi" w:cstheme="majorBidi"/>
+          <w:sz w:val="24"/>
+          <w:szCs w:val="24"/>
+        </w:rPr>
+        <w:t xml:space="preserve"> are numerous ways to design </w:t>
+      </w:r>
+      <w:r>
+        <w:rPr>
+          <w:rFonts w:asciiTheme="majorBidi" w:hAnsiTheme="majorBidi" w:cstheme="majorBidi"/>
+          <w:sz w:val="24"/>
+          <w:szCs w:val="24"/>
+        </w:rPr>
+        <w:t xml:space="preserve">a program to </w:t>
+      </w:r>
+      <w:r>
+        <w:rPr>
+          <w:rFonts w:asciiTheme="majorBidi" w:hAnsiTheme="majorBidi" w:cstheme="majorBidi"/>
+          <w:sz w:val="24"/>
+          <w:szCs w:val="24"/>
+        </w:rPr>
+        <w:t>motivate</w:t>
       </w:r>
       <w:r>
         <w:rPr>
@@ -11399,121 +11526,101 @@
         </w:rPr>
         <w:t xml:space="preserve"> </w:t>
       </w:r>
-      <w:del w:id="23" w:author="Erik Christian Porse" w:date="2026-05-27T17:59:00Z" w16du:dateUtc="2026-05-28T00:59:00Z">
-        <w:r>
-          <w:rPr>
-            <w:rFonts w:asciiTheme="majorBidi" w:hAnsiTheme="majorBidi" w:cstheme="majorBidi"/>
-            <w:sz w:val="24"/>
-            <w:szCs w:val="24"/>
-          </w:rPr>
-          <w:delText xml:space="preserve">the key </w:delText>
-        </w:r>
-      </w:del>
-      <w:r>
-        <w:rPr>
-          <w:rFonts w:asciiTheme="majorBidi" w:hAnsiTheme="majorBidi" w:cstheme="majorBidi"/>
-          <w:sz w:val="24"/>
-          <w:szCs w:val="24"/>
-        </w:rPr>
-        <w:t xml:space="preserve">factors </w:t>
-      </w:r>
-      <w:del w:id="24" w:author="Erik Christian Porse" w:date="2026-05-27T17:59:00Z" w16du:dateUtc="2026-05-28T00:59:00Z">
-        <w:r>
-          <w:rPr>
-            <w:rFonts w:asciiTheme="majorBidi" w:hAnsiTheme="majorBidi" w:cstheme="majorBidi"/>
-            <w:sz w:val="24"/>
-            <w:szCs w:val="24"/>
-          </w:rPr>
-          <w:delText>in a hydrologic balance</w:delText>
-        </w:r>
-      </w:del>
-      <w:ins w:id="25" w:author="Erik Christian Porse" w:date="2026-05-27T17:59:00Z" w16du:dateUtc="2026-05-28T00:59:00Z">
-        <w:r>
-          <w:rPr>
-            <w:rFonts w:asciiTheme="majorBidi" w:hAnsiTheme="majorBidi" w:cstheme="majorBidi"/>
-            <w:sz w:val="24"/>
-            <w:szCs w:val="24"/>
-          </w:rPr>
-          <w:t>that drive long-term stable reservoir levels and hydrologic balance</w:t>
-        </w:r>
-      </w:ins>
-      <w:ins w:id="26" w:author="Erik Christian Porse" w:date="2026-05-27T18:00:00Z" w16du:dateUtc="2026-05-28T01:00:00Z">
-        <w:r>
-          <w:rPr>
-            <w:rFonts w:asciiTheme="majorBidi" w:hAnsiTheme="majorBidi" w:cstheme="majorBidi"/>
-            <w:sz w:val="24"/>
-            <w:szCs w:val="24"/>
-          </w:rPr>
-          <w:t xml:space="preserve">s within a water allocation program to promote conservation. </w:t>
-        </w:r>
-      </w:ins>
-      <w:del w:id="27" w:author="Erik Christian Porse" w:date="2026-05-27T18:00:00Z" w16du:dateUtc="2026-05-28T01:00:00Z">
-        <w:r>
-          <w:rPr>
-            <w:rFonts w:asciiTheme="majorBidi" w:hAnsiTheme="majorBidi" w:cstheme="majorBidi"/>
-            <w:sz w:val="24"/>
-            <w:szCs w:val="24"/>
-          </w:rPr>
-          <w:delText>―</w:delText>
-        </w:r>
-        <w:r>
-          <w:rPr>
-            <w:rFonts w:asciiTheme="majorBidi" w:hAnsiTheme="majorBidi" w:cstheme="majorBidi"/>
-            <w:sz w:val="24"/>
-            <w:szCs w:val="24"/>
-          </w:rPr>
-          <w:delText xml:space="preserve">reservoir </w:delText>
-        </w:r>
-      </w:del>
-      <w:ins w:id="28" w:author="Erik Christian Porse" w:date="2026-05-27T18:00:00Z" w16du:dateUtc="2026-05-28T01:00:00Z">
-        <w:r>
-          <w:rPr>
-            <w:rFonts w:asciiTheme="majorBidi" w:hAnsiTheme="majorBidi" w:cstheme="majorBidi"/>
-            <w:sz w:val="24"/>
-            <w:szCs w:val="24"/>
-          </w:rPr>
-          <w:t>Accurately representing the potential futures of reservoir</w:t>
-        </w:r>
-        <w:r>
-          <w:rPr>
-            <w:rFonts w:asciiTheme="majorBidi" w:hAnsiTheme="majorBidi" w:cstheme="majorBidi"/>
-            <w:sz w:val="24"/>
-            <w:szCs w:val="24"/>
-          </w:rPr>
-          <w:t xml:space="preserve"> </w:t>
-        </w:r>
-      </w:ins>
-      <w:r>
-        <w:rPr>
-          <w:rFonts w:asciiTheme="majorBidi" w:hAnsiTheme="majorBidi" w:cstheme="majorBidi"/>
-          <w:sz w:val="24"/>
-          <w:szCs w:val="24"/>
-        </w:rPr>
-        <w:t xml:space="preserve">inflow, evaporation, current storage, </w:t>
-      </w:r>
-      <w:r>
-        <w:rPr>
-          <w:rFonts w:asciiTheme="majorBidi" w:hAnsiTheme="majorBidi" w:cstheme="majorBidi"/>
-          <w:sz w:val="24"/>
-          <w:szCs w:val="24"/>
-        </w:rPr>
-        <w:t xml:space="preserve">withdraws, </w:t>
-      </w:r>
-      <w:r>
-        <w:rPr>
-          <w:rFonts w:asciiTheme="majorBidi" w:hAnsiTheme="majorBidi" w:cstheme="majorBidi"/>
-          <w:sz w:val="24"/>
-          <w:szCs w:val="24"/>
-        </w:rPr>
-        <w:t>prohibitions on debits</w:t>
-      </w:r>
-      <w:r>
-        <w:rPr>
-          <w:rFonts w:asciiTheme="majorBidi" w:hAnsiTheme="majorBidi" w:cstheme="majorBidi"/>
-          <w:sz w:val="24"/>
-          <w:szCs w:val="24"/>
-        </w:rPr>
-        <w:t>, and</w:t>
+      <w:r>
+        <w:rPr>
+          <w:rFonts w:asciiTheme="majorBidi" w:hAnsiTheme="majorBidi" w:cstheme="majorBidi"/>
+          <w:sz w:val="24"/>
+          <w:szCs w:val="24"/>
+        </w:rPr>
+        <w:t>voluntary, uncompensated</w:t>
+      </w:r>
+      <w:r>
+        <w:rPr>
+          <w:rFonts w:asciiTheme="majorBidi" w:hAnsiTheme="majorBidi" w:cstheme="majorBidi"/>
+          <w:sz w:val="24"/>
+          <w:szCs w:val="24"/>
+        </w:rPr>
+        <w:t xml:space="preserve"> water conservation</w:t>
+      </w:r>
+      <w:r>
+        <w:rPr>
+          <w:rFonts w:asciiTheme="majorBidi" w:hAnsiTheme="majorBidi" w:cstheme="majorBidi"/>
+          <w:sz w:val="24"/>
+          <w:szCs w:val="24"/>
+        </w:rPr>
+        <w:t xml:space="preserve">. </w:t>
+      </w:r>
+      <w:r>
+        <w:rPr>
+          <w:rFonts w:asciiTheme="majorBidi" w:hAnsiTheme="majorBidi" w:cstheme="majorBidi"/>
+          <w:sz w:val="24"/>
+          <w:szCs w:val="24"/>
+        </w:rPr>
+        <w:t xml:space="preserve">First, </w:t>
+      </w:r>
+      <w:r>
+        <w:rPr>
+          <w:rFonts w:asciiTheme="majorBidi" w:hAnsiTheme="majorBidi" w:cstheme="majorBidi"/>
+          <w:sz w:val="24"/>
+          <w:szCs w:val="24"/>
+        </w:rPr>
+        <w:t>USBR</w:t>
+      </w:r>
+      <w:r>
+        <w:rPr>
+          <w:rFonts w:asciiTheme="majorBidi" w:hAnsiTheme="majorBidi" w:cstheme="majorBidi"/>
+          <w:sz w:val="24"/>
+          <w:szCs w:val="24"/>
+        </w:rPr>
+        <w:t xml:space="preserve"> can</w:t>
+      </w:r>
+      <w:r>
+        <w:rPr>
+          <w:rFonts w:asciiTheme="majorBidi" w:hAnsiTheme="majorBidi" w:cstheme="majorBidi"/>
+          <w:sz w:val="24"/>
+          <w:szCs w:val="24"/>
+        </w:rPr>
+        <w:t xml:space="preserve"> raise the elevation trigger that prohibits </w:t>
+      </w:r>
+      <w:r>
+        <w:rPr>
+          <w:rFonts w:asciiTheme="majorBidi" w:hAnsiTheme="majorBidi" w:cstheme="majorBidi"/>
+          <w:sz w:val="24"/>
+          <w:szCs w:val="24"/>
+        </w:rPr>
+        <w:t>withdraws of prior conserved water</w:t>
+      </w:r>
+      <w:r>
+        <w:rPr>
+          <w:rFonts w:asciiTheme="majorBidi" w:hAnsiTheme="majorBidi" w:cstheme="majorBidi"/>
+          <w:sz w:val="24"/>
+          <w:szCs w:val="24"/>
+        </w:rPr>
+        <w:t xml:space="preserve">. </w:t>
+      </w:r>
+      <w:r>
+        <w:rPr>
+          <w:rFonts w:asciiTheme="majorBidi" w:hAnsiTheme="majorBidi" w:cstheme="majorBidi"/>
+          <w:sz w:val="24"/>
+          <w:szCs w:val="24"/>
+        </w:rPr>
+        <w:t xml:space="preserve">This </w:t>
+      </w:r>
+      <w:r>
+        <w:rPr>
+          <w:rFonts w:asciiTheme="majorBidi" w:hAnsiTheme="majorBidi" w:cstheme="majorBidi"/>
+          <w:sz w:val="24"/>
+          <w:szCs w:val="24"/>
+        </w:rPr>
+        <w:t xml:space="preserve">strategy </w:t>
+      </w:r>
+      <w:r>
+        <w:rPr>
+          <w:rFonts w:asciiTheme="majorBidi" w:hAnsiTheme="majorBidi" w:cstheme="majorBidi"/>
+          <w:sz w:val="24"/>
+          <w:szCs w:val="24"/>
+        </w:rPr>
+        <w:t>would preserve more water in storage. Second, USBR can set</w:t>
       </w:r>
       <w:r>
         <w:rPr>
@@ -11529,7 +11636,7 @@
           <w:sz w:val="24"/>
           <w:szCs w:val="24"/>
         </w:rPr>
-        <w:t>protected storage</w:t>
+        <w:t>a</w:t>
       </w:r>
       <w:r>
         <w:rPr>
@@ -11539,320 +11646,6 @@
         </w:rPr>
         <w:t xml:space="preserve"> </w:t>
       </w:r>
-      <w:r>
-        <w:rPr>
-          <w:rFonts w:asciiTheme="majorBidi" w:hAnsiTheme="majorBidi" w:cstheme="majorBidi"/>
-          <w:sz w:val="24"/>
-          <w:szCs w:val="24"/>
-        </w:rPr>
-        <w:t>volume</w:t>
-      </w:r>
-      <w:ins w:id="29" w:author="Erik Christian Porse" w:date="2026-05-27T18:01:00Z" w16du:dateUtc="2026-05-28T01:01:00Z">
-        <w:r>
-          <w:rPr>
-            <w:rFonts w:asciiTheme="majorBidi" w:hAnsiTheme="majorBidi" w:cstheme="majorBidi"/>
-            <w:sz w:val="24"/>
-            <w:szCs w:val="24"/>
-          </w:rPr>
-          <w:t xml:space="preserve"> is critical to managing future risks</w:t>
-        </w:r>
-      </w:ins>
-      <w:del w:id="30" w:author="Erik Christian Porse" w:date="2026-05-27T18:00:00Z" w16du:dateUtc="2026-05-28T01:00:00Z">
-        <w:r>
-          <w:rPr>
-            <w:rFonts w:asciiTheme="majorBidi" w:hAnsiTheme="majorBidi" w:cstheme="majorBidi"/>
-            <w:sz w:val="24"/>
-            <w:szCs w:val="24"/>
-          </w:rPr>
-          <w:delText>―</w:delText>
-        </w:r>
-        <w:r>
-          <w:rPr>
-            <w:rFonts w:asciiTheme="majorBidi" w:hAnsiTheme="majorBidi" w:cstheme="majorBidi"/>
-            <w:sz w:val="24"/>
-            <w:szCs w:val="24"/>
-          </w:rPr>
-          <w:delText xml:space="preserve">within </w:delText>
-        </w:r>
-        <w:r>
-          <w:rPr>
-            <w:rFonts w:asciiTheme="majorBidi" w:hAnsiTheme="majorBidi" w:cstheme="majorBidi"/>
-            <w:sz w:val="24"/>
-            <w:szCs w:val="24"/>
-          </w:rPr>
-          <w:delText xml:space="preserve">a </w:delText>
-        </w:r>
-        <w:r>
-          <w:rPr>
-            <w:rFonts w:asciiTheme="majorBidi" w:hAnsiTheme="majorBidi" w:cstheme="majorBidi"/>
-            <w:sz w:val="24"/>
-            <w:szCs w:val="24"/>
-          </w:rPr>
-          <w:delText xml:space="preserve">reservoir </w:delText>
-        </w:r>
-        <w:r>
-          <w:rPr>
-            <w:rFonts w:asciiTheme="majorBidi" w:hAnsiTheme="majorBidi" w:cstheme="majorBidi"/>
-            <w:sz w:val="24"/>
-            <w:szCs w:val="24"/>
-          </w:rPr>
-          <w:delText>water conservation program</w:delText>
-        </w:r>
-      </w:del>
-      <w:r>
-        <w:rPr>
-          <w:rFonts w:asciiTheme="majorBidi" w:hAnsiTheme="majorBidi" w:cstheme="majorBidi"/>
-          <w:sz w:val="24"/>
-          <w:szCs w:val="24"/>
-        </w:rPr>
-        <w:t xml:space="preserve">. </w:t>
-      </w:r>
-      <w:del w:id="31" w:author="Erik Christian Porse" w:date="2026-05-27T18:02:00Z" w16du:dateUtc="2026-05-28T01:02:00Z">
-        <w:r>
-          <w:rPr>
-            <w:rFonts w:asciiTheme="majorBidi" w:hAnsiTheme="majorBidi" w:cstheme="majorBidi"/>
-            <w:sz w:val="24"/>
-            <w:szCs w:val="24"/>
-          </w:rPr>
-          <w:delText>Thus,</w:delText>
-        </w:r>
-        <w:r>
-          <w:rPr>
-            <w:rFonts w:asciiTheme="majorBidi" w:hAnsiTheme="majorBidi" w:cstheme="majorBidi"/>
-            <w:sz w:val="24"/>
-            <w:szCs w:val="24"/>
-          </w:rPr>
-          <w:delText xml:space="preserve"> there</w:delText>
-        </w:r>
-      </w:del>
-      <w:ins w:id="32" w:author="Erik Christian Porse" w:date="2026-05-27T18:02:00Z" w16du:dateUtc="2026-05-28T01:02:00Z">
-        <w:r>
-          <w:rPr>
-            <w:rFonts w:asciiTheme="majorBidi" w:hAnsiTheme="majorBidi" w:cstheme="majorBidi"/>
-            <w:sz w:val="24"/>
-            <w:szCs w:val="24"/>
-          </w:rPr>
-          <w:t>There</w:t>
-        </w:r>
-      </w:ins>
-      <w:r>
-        <w:rPr>
-          <w:rFonts w:asciiTheme="majorBidi" w:hAnsiTheme="majorBidi" w:cstheme="majorBidi"/>
-          <w:sz w:val="24"/>
-          <w:szCs w:val="24"/>
-        </w:rPr>
-        <w:t xml:space="preserve"> are numerous ways to design a</w:t>
-      </w:r>
-      <w:r>
-        <w:rPr>
-          <w:rFonts w:asciiTheme="majorBidi" w:hAnsiTheme="majorBidi" w:cstheme="majorBidi"/>
-          <w:sz w:val="24"/>
-          <w:szCs w:val="24"/>
-        </w:rPr>
-        <w:t xml:space="preserve">nd </w:t>
-      </w:r>
-      <w:r>
-        <w:rPr>
-          <w:rFonts w:asciiTheme="majorBidi" w:hAnsiTheme="majorBidi" w:cstheme="majorBidi"/>
-          <w:sz w:val="24"/>
-          <w:szCs w:val="24"/>
-        </w:rPr>
-        <w:t>motivate</w:t>
-      </w:r>
-      <w:r>
-        <w:rPr>
-          <w:rFonts w:asciiTheme="majorBidi" w:hAnsiTheme="majorBidi" w:cstheme="majorBidi"/>
-          <w:sz w:val="24"/>
-          <w:szCs w:val="24"/>
-        </w:rPr>
-        <w:t xml:space="preserve"> </w:t>
-      </w:r>
-      <w:r>
-        <w:rPr>
-          <w:rFonts w:asciiTheme="majorBidi" w:hAnsiTheme="majorBidi" w:cstheme="majorBidi"/>
-          <w:sz w:val="24"/>
-          <w:szCs w:val="24"/>
-        </w:rPr>
-        <w:t>voluntary, uncompensated</w:t>
-      </w:r>
-      <w:r>
-        <w:rPr>
-          <w:rFonts w:asciiTheme="majorBidi" w:hAnsiTheme="majorBidi" w:cstheme="majorBidi"/>
-          <w:sz w:val="24"/>
-          <w:szCs w:val="24"/>
-        </w:rPr>
-        <w:t xml:space="preserve"> water conservation</w:t>
-      </w:r>
-      <w:del w:id="33" w:author="Erik Christian Porse" w:date="2026-05-27T18:03:00Z" w16du:dateUtc="2026-05-28T01:03:00Z">
-        <w:r>
-          <w:rPr>
-            <w:rFonts w:asciiTheme="majorBidi" w:hAnsiTheme="majorBidi" w:cstheme="majorBidi"/>
-            <w:sz w:val="24"/>
-            <w:szCs w:val="24"/>
-          </w:rPr>
-          <w:delText xml:space="preserve"> </w:delText>
-        </w:r>
-        <w:r>
-          <w:rPr>
-            <w:rFonts w:asciiTheme="majorBidi" w:hAnsiTheme="majorBidi" w:cstheme="majorBidi"/>
-            <w:sz w:val="24"/>
-            <w:szCs w:val="24"/>
-          </w:rPr>
-          <w:delText>in the face of aridity</w:delText>
-        </w:r>
-      </w:del>
-      <w:r>
-        <w:rPr>
-          <w:rFonts w:asciiTheme="majorBidi" w:hAnsiTheme="majorBidi" w:cstheme="majorBidi"/>
-          <w:sz w:val="24"/>
-          <w:szCs w:val="24"/>
-        </w:rPr>
-        <w:t xml:space="preserve">. </w:t>
-      </w:r>
-      <w:del w:id="34" w:author="Erik Christian Porse" w:date="2026-05-27T18:03:00Z" w16du:dateUtc="2026-05-28T01:03:00Z">
-        <w:r>
-          <w:rPr>
-            <w:rFonts w:asciiTheme="majorBidi" w:hAnsiTheme="majorBidi" w:cstheme="majorBidi"/>
-            <w:sz w:val="24"/>
-            <w:szCs w:val="24"/>
-          </w:rPr>
-          <w:delText xml:space="preserve">One </w:delText>
-        </w:r>
-        <w:r>
-          <w:rPr>
-            <w:rFonts w:asciiTheme="majorBidi" w:hAnsiTheme="majorBidi" w:cstheme="majorBidi"/>
-            <w:sz w:val="24"/>
-            <w:szCs w:val="24"/>
-          </w:rPr>
-          <w:delText>strategy</w:delText>
-        </w:r>
-        <w:r>
-          <w:rPr>
-            <w:rFonts w:asciiTheme="majorBidi" w:hAnsiTheme="majorBidi" w:cstheme="majorBidi"/>
-            <w:sz w:val="24"/>
-            <w:szCs w:val="24"/>
-          </w:rPr>
-          <w:delText xml:space="preserve"> is to</w:delText>
-        </w:r>
-      </w:del>
-      <w:ins w:id="35" w:author="Erik Christian Porse" w:date="2026-05-27T18:03:00Z" w16du:dateUtc="2026-05-28T01:03:00Z">
-        <w:r>
-          <w:rPr>
-            <w:rFonts w:asciiTheme="majorBidi" w:hAnsiTheme="majorBidi" w:cstheme="majorBidi"/>
-            <w:sz w:val="24"/>
-            <w:szCs w:val="24"/>
-          </w:rPr>
-          <w:t>First, USBR can</w:t>
-        </w:r>
-      </w:ins>
-      <w:r>
-        <w:rPr>
-          <w:rFonts w:asciiTheme="majorBidi" w:hAnsiTheme="majorBidi" w:cstheme="majorBidi"/>
-          <w:sz w:val="24"/>
-          <w:szCs w:val="24"/>
-        </w:rPr>
-        <w:t xml:space="preserve"> raise the elevation trigger that prohibits debits on water conservation accounts. </w:t>
-      </w:r>
-      <w:ins w:id="36" w:author="Erik Christian Porse" w:date="2026-05-27T18:03:00Z" w16du:dateUtc="2026-05-28T01:03:00Z">
-        <w:r>
-          <w:rPr>
-            <w:rFonts w:asciiTheme="majorBidi" w:hAnsiTheme="majorBidi" w:cstheme="majorBidi"/>
-            <w:sz w:val="24"/>
-            <w:szCs w:val="24"/>
-          </w:rPr>
-          <w:t xml:space="preserve">This would preserve more water in storage by preventing deliveries of unavailable water. </w:t>
-        </w:r>
-      </w:ins>
-      <w:del w:id="37" w:author="Erik Christian Porse" w:date="2026-05-27T18:03:00Z" w16du:dateUtc="2026-05-28T01:03:00Z">
-        <w:r>
-          <w:rPr>
-            <w:rFonts w:asciiTheme="majorBidi" w:hAnsiTheme="majorBidi" w:cstheme="majorBidi"/>
-            <w:sz w:val="24"/>
-            <w:szCs w:val="24"/>
-          </w:rPr>
-          <w:delText xml:space="preserve">Another </w:delText>
-        </w:r>
-        <w:r>
-          <w:rPr>
-            <w:rFonts w:asciiTheme="majorBidi" w:hAnsiTheme="majorBidi" w:cstheme="majorBidi"/>
-            <w:sz w:val="24"/>
-            <w:szCs w:val="24"/>
-          </w:rPr>
-          <w:delText>strategy</w:delText>
-        </w:r>
-        <w:r>
-          <w:rPr>
-            <w:rFonts w:asciiTheme="majorBidi" w:hAnsiTheme="majorBidi" w:cstheme="majorBidi"/>
-            <w:sz w:val="24"/>
-            <w:szCs w:val="24"/>
-          </w:rPr>
-          <w:delText xml:space="preserve"> is to s</w:delText>
-        </w:r>
-        <w:r>
-          <w:rPr>
-            <w:rFonts w:asciiTheme="majorBidi" w:hAnsiTheme="majorBidi" w:cstheme="majorBidi"/>
-            <w:sz w:val="24"/>
-            <w:szCs w:val="24"/>
-          </w:rPr>
-          <w:delText>et</w:delText>
-        </w:r>
-      </w:del>
-      <w:ins w:id="38" w:author="Erik Christian Porse" w:date="2026-05-27T18:03:00Z" w16du:dateUtc="2026-05-28T01:03:00Z">
-        <w:r>
-          <w:rPr>
-            <w:rFonts w:asciiTheme="majorBidi" w:hAnsiTheme="majorBidi" w:cstheme="majorBidi"/>
-            <w:sz w:val="24"/>
-            <w:szCs w:val="24"/>
-          </w:rPr>
-          <w:t xml:space="preserve">Second, USBR </w:t>
-        </w:r>
-      </w:ins>
-      <w:ins w:id="39" w:author="Erik Christian Porse" w:date="2026-05-27T18:04:00Z" w16du:dateUtc="2026-05-28T01:04:00Z">
-        <w:r>
-          <w:rPr>
-            <w:rFonts w:asciiTheme="majorBidi" w:hAnsiTheme="majorBidi" w:cstheme="majorBidi"/>
-            <w:sz w:val="24"/>
-            <w:szCs w:val="24"/>
-          </w:rPr>
-          <w:t>can set</w:t>
-        </w:r>
-      </w:ins>
-      <w:r>
-        <w:rPr>
-          <w:rFonts w:asciiTheme="majorBidi" w:hAnsiTheme="majorBidi" w:cstheme="majorBidi"/>
-          <w:sz w:val="24"/>
-          <w:szCs w:val="24"/>
-        </w:rPr>
-        <w:t xml:space="preserve"> </w:t>
-      </w:r>
-      <w:del w:id="40" w:author="Erik Christian Porse" w:date="2026-05-27T18:04:00Z" w16du:dateUtc="2026-05-28T01:04:00Z">
-        <w:r>
-          <w:rPr>
-            <w:rFonts w:asciiTheme="majorBidi" w:hAnsiTheme="majorBidi" w:cstheme="majorBidi"/>
-            <w:sz w:val="24"/>
-            <w:szCs w:val="24"/>
-          </w:rPr>
-          <w:delText xml:space="preserve">the </w:delText>
-        </w:r>
-      </w:del>
-      <w:ins w:id="41" w:author="Erik Christian Porse" w:date="2026-05-27T18:04:00Z" w16du:dateUtc="2026-05-28T01:04:00Z">
-        <w:r>
-          <w:rPr>
-            <w:rFonts w:asciiTheme="majorBidi" w:hAnsiTheme="majorBidi" w:cstheme="majorBidi"/>
-            <w:sz w:val="24"/>
-            <w:szCs w:val="24"/>
-          </w:rPr>
-          <w:t>a</w:t>
-        </w:r>
-        <w:r>
-          <w:rPr>
-            <w:rFonts w:asciiTheme="majorBidi" w:hAnsiTheme="majorBidi" w:cstheme="majorBidi"/>
-            <w:sz w:val="24"/>
-            <w:szCs w:val="24"/>
-          </w:rPr>
-          <w:t xml:space="preserve"> </w:t>
-        </w:r>
-      </w:ins>
       <w:r>
         <w:rPr>
           <w:rFonts w:asciiTheme="majorBidi" w:hAnsiTheme="majorBidi" w:cstheme="majorBidi"/>
@@ -12114,26 +11907,14 @@
         </w:rPr>
         <w:t xml:space="preserve"> </w:t>
       </w:r>
-      <w:del w:id="42" w:author="Erik Christian Porse" w:date="2026-05-27T18:04:00Z" w16du:dateUtc="2026-05-28T01:04:00Z">
-        <w:r>
-          <w:rPr>
-            <w:rFonts w:asciiTheme="majorBidi" w:hAnsiTheme="majorBidi" w:cstheme="majorBidi"/>
-            <w:sz w:val="24"/>
-            <w:szCs w:val="24"/>
-          </w:rPr>
-          <w:delText>Other improvements allow</w:delText>
-        </w:r>
-      </w:del>
-      <w:ins w:id="43" w:author="Erik Christian Porse" w:date="2026-05-27T18:04:00Z" w16du:dateUtc="2026-05-28T01:04:00Z">
-        <w:r>
-          <w:rPr>
-            <w:rFonts w:asciiTheme="majorBidi" w:hAnsiTheme="majorBidi" w:cstheme="majorBidi"/>
-            <w:sz w:val="24"/>
-            <w:szCs w:val="24"/>
-          </w:rPr>
-          <w:t>Third, updated policies can allow</w:t>
-        </w:r>
-      </w:ins>
+      <w:r>
+        <w:rPr>
+          <w:rFonts w:asciiTheme="majorBidi" w:hAnsiTheme="majorBidi" w:cstheme="majorBidi"/>
+          <w:sz w:val="24"/>
+          <w:szCs w:val="24"/>
+        </w:rPr>
+        <w:t>Third, updated policies can allow</w:t>
+      </w:r>
       <w:r>
         <w:rPr>
           <w:rFonts w:asciiTheme="majorBidi" w:hAnsiTheme="majorBidi" w:cstheme="majorBidi"/>
@@ -12142,26 +11923,38 @@
         </w:rPr>
         <w:t xml:space="preserve"> Tribal users to participate</w:t>
       </w:r>
-      <w:ins w:id="44" w:author="Erik Christian Porse" w:date="2026-05-27T18:05:00Z" w16du:dateUtc="2026-05-28T01:05:00Z">
-        <w:r>
-          <w:rPr>
-            <w:rFonts w:asciiTheme="majorBidi" w:hAnsiTheme="majorBidi" w:cstheme="majorBidi"/>
-            <w:sz w:val="24"/>
-            <w:szCs w:val="24"/>
-          </w:rPr>
-          <w:t>. Finally, new operational policies that</w:t>
-        </w:r>
-      </w:ins>
-      <w:del w:id="45" w:author="Erik Christian Porse" w:date="2026-05-27T18:05:00Z" w16du:dateUtc="2026-05-28T01:05:00Z">
-        <w:r>
-          <w:rPr>
-            <w:rFonts w:asciiTheme="majorBidi" w:hAnsiTheme="majorBidi" w:cstheme="majorBidi"/>
-            <w:sz w:val="24"/>
-            <w:szCs w:val="24"/>
-          </w:rPr>
-          <w:delText>,</w:delText>
-        </w:r>
-      </w:del>
+      <w:r>
+        <w:rPr>
+          <w:rFonts w:asciiTheme="majorBidi" w:hAnsiTheme="majorBidi" w:cstheme="majorBidi"/>
+          <w:sz w:val="24"/>
+          <w:szCs w:val="24"/>
+        </w:rPr>
+        <w:t xml:space="preserve">. Updated policies could also allow water conservation for later releases for multi-species conservation </w:t>
+      </w:r>
+      <w:r>
+        <w:rPr>
+          <w:rFonts w:asciiTheme="majorBidi" w:hAnsiTheme="majorBidi" w:cstheme="majorBidi"/>
+          <w:sz w:val="24"/>
+          <w:szCs w:val="24"/>
+        </w:rPr>
+        <w:t>or</w:t>
+      </w:r>
+      <w:r>
+        <w:rPr>
+          <w:rFonts w:asciiTheme="majorBidi" w:hAnsiTheme="majorBidi" w:cstheme="majorBidi"/>
+          <w:sz w:val="24"/>
+          <w:szCs w:val="24"/>
+        </w:rPr>
+        <w:t xml:space="preserve"> pulse flows to the Colorado River delta.</w:t>
+      </w:r>
+      <w:r>
+        <w:rPr>
+          <w:rFonts w:asciiTheme="majorBidi" w:hAnsiTheme="majorBidi" w:cstheme="majorBidi"/>
+          <w:sz w:val="24"/>
+          <w:szCs w:val="24"/>
+        </w:rPr>
+        <w:t xml:space="preserve"> Finally, new operational policies that</w:t>
+      </w:r>
       <w:r>
         <w:rPr>
           <w:rFonts w:asciiTheme="majorBidi" w:hAnsiTheme="majorBidi" w:cstheme="majorBidi"/>
@@ -12170,33 +11963,37 @@
         </w:rPr>
         <w:t xml:space="preserve"> split conserved water between Lake Powell and Lake Mead </w:t>
       </w:r>
-      <w:del w:id="46" w:author="Erik Christian Porse" w:date="2026-05-27T18:05:00Z" w16du:dateUtc="2026-05-28T01:05:00Z">
-        <w:r>
-          <w:rPr>
-            <w:rFonts w:asciiTheme="majorBidi" w:hAnsiTheme="majorBidi" w:cstheme="majorBidi"/>
-            <w:sz w:val="24"/>
-            <w:szCs w:val="24"/>
-          </w:rPr>
-          <w:delText xml:space="preserve">to </w:delText>
-        </w:r>
-      </w:del>
-      <w:ins w:id="47" w:author="Erik Christian Porse" w:date="2026-05-27T18:05:00Z" w16du:dateUtc="2026-05-28T01:05:00Z">
-        <w:r>
-          <w:rPr>
-            <w:rFonts w:asciiTheme="majorBidi" w:hAnsiTheme="majorBidi" w:cstheme="majorBidi"/>
-            <w:sz w:val="24"/>
-            <w:szCs w:val="24"/>
-          </w:rPr>
-          <w:t xml:space="preserve">can </w:t>
-        </w:r>
-      </w:ins>
-      <w:r>
-        <w:rPr>
-          <w:rFonts w:asciiTheme="majorBidi" w:hAnsiTheme="majorBidi" w:cstheme="majorBidi"/>
-          <w:sz w:val="24"/>
-          <w:szCs w:val="24"/>
-        </w:rPr>
-        <w:t xml:space="preserve">provide more flexibility in operations to sustain ecosystems in Grand Canyon, or create a system pool to be managed by Reclamation </w:t>
+      <w:r>
+        <w:rPr>
+          <w:rFonts w:asciiTheme="majorBidi" w:hAnsiTheme="majorBidi" w:cstheme="majorBidi"/>
+          <w:sz w:val="24"/>
+          <w:szCs w:val="24"/>
+        </w:rPr>
+        <w:t xml:space="preserve">can </w:t>
+      </w:r>
+      <w:r>
+        <w:rPr>
+          <w:rFonts w:asciiTheme="majorBidi" w:hAnsiTheme="majorBidi" w:cstheme="majorBidi"/>
+          <w:sz w:val="24"/>
+          <w:szCs w:val="24"/>
+        </w:rPr>
+        <w:t xml:space="preserve">provide more flexibility in operations to sustain ecosystems in Grand Canyon, or create a system pool to be managed by </w:t>
+      </w:r>
+      <w:r>
+        <w:rPr>
+          <w:rFonts w:asciiTheme="majorBidi" w:hAnsiTheme="majorBidi" w:cstheme="majorBidi"/>
+          <w:sz w:val="24"/>
+          <w:szCs w:val="24"/>
+        </w:rPr>
+        <w:t>USBR</w:t>
+      </w:r>
+      <w:r>
+        <w:rPr>
+          <w:rFonts w:asciiTheme="majorBidi" w:hAnsiTheme="majorBidi" w:cstheme="majorBidi"/>
+          <w:sz w:val="24"/>
+          <w:szCs w:val="24"/>
+        </w:rPr>
+        <w:t xml:space="preserve"> </w:t>
       </w:r>
       <w:r>
         <w:rPr>
@@ -12561,16 +12358,9 @@
       <w:r>
         <w:t xml:space="preserve">Never allow </w:t>
       </w:r>
-      <w:ins w:id="48" w:author="Erik Christian Porse" w:date="2026-05-27T18:05:00Z" w16du:dateUtc="2026-05-28T01:05:00Z">
-        <w:r>
-          <w:t>t</w:t>
-        </w:r>
-      </w:ins>
-      <w:del w:id="49" w:author="Erik Christian Porse" w:date="2026-05-27T18:05:00Z" w16du:dateUtc="2026-05-28T01:05:00Z">
-        <w:r>
-          <w:delText>T</w:delText>
-        </w:r>
-      </w:del>
+      <w:r>
+        <w:t>t</w:t>
+      </w:r>
       <w:r>
         <w:t>otal annual</w:t>
       </w:r>
@@ -12580,11 +12370,18 @@
       <w:r>
         <w:t>assigned credits</w:t>
       </w:r>
-      <w:ins w:id="50" w:author="Erik Christian Porse" w:date="2026-05-27T18:05:00Z" w16du:dateUtc="2026-05-28T01:05:00Z">
-        <w:r>
-          <w:t xml:space="preserve"> (Atotal)</w:t>
-        </w:r>
-      </w:ins>
+      <w:r>
+        <w:t xml:space="preserve"> (A</w:t>
+      </w:r>
+      <w:r>
+        <w:rPr>
+          <w:vertAlign w:val="subscript"/>
+        </w:rPr>
+        <w:t>total</w:t>
+      </w:r>
+      <w:r>
+        <w:t>)</w:t>
+      </w:r>
       <w:r>
         <w:t xml:space="preserve"> and consumptive use to exceed total annual </w:t>
       </w:r>
@@ -12606,16 +12403,9 @@
       <w:r>
         <w:t>)</w:t>
       </w:r>
-      <w:ins w:id="51" w:author="Erik Christian Porse" w:date="2026-05-27T18:05:00Z" w16du:dateUtc="2026-05-28T01:05:00Z">
-        <w:r>
-          <w:t>:</w:t>
-        </w:r>
-      </w:ins>
-      <w:del w:id="52" w:author="Erik Christian Porse" w:date="2026-05-27T18:05:00Z" w16du:dateUtc="2026-05-28T01:05:00Z">
-        <w:r>
-          <w:delText>.</w:delText>
-        </w:r>
-      </w:del>
+      <w:r>
+        <w:t>:</w:t>
+      </w:r>
     </w:p>
     <w:p>
       <w:pPr>
@@ -12835,7 +12625,15 @@
             <w:sz w:val="24"/>
             <w:szCs w:val="24"/>
           </w:rPr>
-          <m:t>=max</m:t>
+          <m:t>≤</m:t>
+        </m:r>
+        <m:r>
+          <w:rPr>
+            <w:rFonts w:ascii="Cambria Math" w:hAnsi="Cambria Math" w:cstheme="majorBidi"/>
+            <w:sz w:val="24"/>
+            <w:szCs w:val="24"/>
+          </w:rPr>
+          <m:t>max</m:t>
         </m:r>
         <m:d>
           <m:dPr>
@@ -12956,25 +12754,7 @@
           <w:sz w:val="24"/>
           <w:szCs w:val="24"/>
         </w:rPr>
-        <w:t xml:space="preserve">This strategy </w:t>
-      </w:r>
-      <w:del w:id="53" w:author="Erik Christian Porse" w:date="2026-05-27T18:06:00Z" w16du:dateUtc="2026-05-28T01:06:00Z">
-        <w:r>
-          <w:rPr>
-            <w:rFonts w:asciiTheme="majorBidi" w:hAnsiTheme="majorBidi" w:cstheme="majorBidi"/>
-            <w:sz w:val="24"/>
-            <w:szCs w:val="24"/>
-          </w:rPr>
-          <w:delText xml:space="preserve">then </w:delText>
-        </w:r>
-      </w:del>
-      <w:r>
-        <w:rPr>
-          <w:rFonts w:asciiTheme="majorBidi" w:hAnsiTheme="majorBidi" w:cstheme="majorBidi"/>
-          <w:sz w:val="24"/>
-          <w:szCs w:val="24"/>
-        </w:rPr>
-        <w:t>uses a</w:t>
+        <w:t>This strategy uses a</w:t>
       </w:r>
       <w:r>
         <w:rPr>
@@ -13022,7 +12802,15 @@
           <w:sz w:val="24"/>
           <w:szCs w:val="24"/>
         </w:rPr>
-        <w:t xml:space="preserve"> (Eq. 5)</w:t>
+        <w:t xml:space="preserve"> (Eq</w:t>
+      </w:r>
+      <w:r>
+        <w:rPr>
+          <w:rFonts w:asciiTheme="majorBidi" w:hAnsiTheme="majorBidi" w:cstheme="majorBidi"/>
+          <w:sz w:val="24"/>
+          <w:szCs w:val="24"/>
+        </w:rPr>
+        <w:t>. 5)</w:t>
       </w:r>
       <w:r>
         <w:rPr>
@@ -13575,16 +13363,14 @@
         </w:rPr>
         <w:t xml:space="preserve"> </w:t>
       </w:r>
-      <w:ins w:id="54" w:author="Erik Christian Porse" w:date="2026-05-27T18:06:00Z" w16du:dateUtc="2026-05-28T01:06:00Z">
-        <w:r>
-          <w:rPr>
-            <w:rFonts w:asciiTheme="majorBidi" w:hAnsiTheme="majorBidi" w:cstheme="majorBidi"/>
-            <w:sz w:val="24"/>
-            <w:szCs w:val="24"/>
-          </w:rPr>
-          <w:t>(</w:t>
-        </w:r>
-      </w:ins>
+      <w:r>
+        <w:rPr>
+          <w:rFonts w:asciiTheme="majorBidi" w:hAnsiTheme="majorBidi" w:cstheme="majorBidi"/>
+          <w:sz w:val="24"/>
+          <w:szCs w:val="24"/>
+        </w:rPr>
+        <w:t>(</w:t>
+      </w:r>
       <w:r>
         <w:rPr>
           <w:rFonts w:asciiTheme="majorBidi" w:hAnsiTheme="majorBidi" w:cstheme="majorBidi"/>
@@ -13606,33 +13392,29 @@
         </w:rPr>
         <w:t>i</w:t>
       </w:r>
-      <w:del w:id="55" w:author="Erik Christian Porse" w:date="2026-05-27T18:06:00Z" w16du:dateUtc="2026-05-28T01:06:00Z">
-        <w:r>
-          <w:rPr>
-            <w:rFonts w:asciiTheme="majorBidi" w:hAnsiTheme="majorBidi" w:cstheme="majorBidi"/>
-            <w:sz w:val="24"/>
-            <w:szCs w:val="24"/>
-          </w:rPr>
-          <w:delText>.</w:delText>
-        </w:r>
-      </w:del>
-      <w:ins w:id="56" w:author="Erik Christian Porse" w:date="2026-05-27T18:06:00Z" w16du:dateUtc="2026-05-28T01:06:00Z">
-        <w:r>
-          <w:rPr>
-            <w:rFonts w:asciiTheme="majorBidi" w:hAnsiTheme="majorBidi" w:cstheme="majorBidi"/>
-            <w:sz w:val="24"/>
-            <w:szCs w:val="24"/>
-          </w:rPr>
-          <w:t>).</w:t>
-        </w:r>
-      </w:ins>
-      <w:r>
-        <w:rPr>
-          <w:rFonts w:asciiTheme="majorBidi" w:hAnsiTheme="majorBidi" w:cstheme="majorBidi"/>
-          <w:sz w:val="24"/>
-          <w:szCs w:val="24"/>
-        </w:rPr>
-        <w:t xml:space="preserve"> If total claims exceed </w:t>
+      <w:r>
+        <w:rPr>
+          <w:rFonts w:asciiTheme="majorBidi" w:hAnsiTheme="majorBidi" w:cstheme="majorBidi"/>
+          <w:sz w:val="24"/>
+          <w:szCs w:val="24"/>
+        </w:rPr>
+        <w:t>).</w:t>
+      </w:r>
+      <w:r>
+        <w:rPr>
+          <w:rFonts w:asciiTheme="majorBidi" w:hAnsiTheme="majorBidi" w:cstheme="majorBidi"/>
+          <w:sz w:val="24"/>
+          <w:szCs w:val="24"/>
+        </w:rPr>
+        <w:t xml:space="preserve"> </w:t>
+      </w:r>
+      <w:r>
+        <w:rPr>
+          <w:rFonts w:asciiTheme="majorBidi" w:hAnsiTheme="majorBidi" w:cstheme="majorBidi"/>
+          <w:sz w:val="24"/>
+          <w:szCs w:val="24"/>
+        </w:rPr>
+        <w:t xml:space="preserve">If total claims exceed </w:t>
       </w:r>
       <w:r>
         <w:rPr>
@@ -13794,7 +13576,15 @@
           <w:sz w:val="24"/>
           <w:szCs w:val="24"/>
         </w:rPr>
-        <w:t xml:space="preserve"> &lt; 1,</w:t>
+        <w:t xml:space="preserve"> &lt; 1</w:t>
+      </w:r>
+      <w:r>
+        <w:rPr>
+          <w:rFonts w:asciiTheme="majorBidi" w:hAnsiTheme="majorBidi" w:cstheme="majorBidi"/>
+          <w:sz w:val="24"/>
+          <w:szCs w:val="24"/>
+        </w:rPr>
+        <w:t>,</w:t>
       </w:r>
       <w:r>
         <w:rPr>
@@ -13804,70 +13594,38 @@
         </w:rPr>
         <w:t xml:space="preserve"> </w:t>
       </w:r>
-      <w:del w:id="57" w:author="Erik Christian Porse" w:date="2026-05-27T18:07:00Z" w16du:dateUtc="2026-05-28T01:07:00Z">
-        <w:r>
-          <w:rPr>
-            <w:rFonts w:asciiTheme="majorBidi" w:hAnsiTheme="majorBidi" w:cstheme="majorBidi"/>
-            <w:sz w:val="24"/>
-            <w:szCs w:val="24"/>
-          </w:rPr>
-          <w:delText xml:space="preserve">proportionally </w:delText>
-        </w:r>
-      </w:del>
-      <w:ins w:id="58" w:author="Erik Christian Porse" w:date="2026-05-27T18:07:00Z" w16du:dateUtc="2026-05-28T01:07:00Z">
-        <w:r>
-          <w:rPr>
-            <w:rFonts w:asciiTheme="majorBidi" w:hAnsiTheme="majorBidi" w:cstheme="majorBidi"/>
-            <w:sz w:val="24"/>
-            <w:szCs w:val="24"/>
-          </w:rPr>
-          <w:t>which</w:t>
-        </w:r>
-        <w:r>
-          <w:rPr>
-            <w:rFonts w:asciiTheme="majorBidi" w:hAnsiTheme="majorBidi" w:cstheme="majorBidi"/>
-            <w:sz w:val="24"/>
-            <w:szCs w:val="24"/>
-          </w:rPr>
-          <w:t xml:space="preserve"> </w:t>
-        </w:r>
-      </w:ins>
-      <w:del w:id="59" w:author="Erik Christian Porse" w:date="2026-05-27T18:07:00Z" w16du:dateUtc="2026-05-28T01:07:00Z">
-        <w:r>
-          <w:rPr>
-            <w:rFonts w:asciiTheme="majorBidi" w:hAnsiTheme="majorBidi" w:cstheme="majorBidi"/>
-            <w:sz w:val="24"/>
-            <w:szCs w:val="24"/>
-          </w:rPr>
-          <w:delText>reducing</w:delText>
-        </w:r>
-        <w:r>
-          <w:rPr>
-            <w:rFonts w:asciiTheme="majorBidi" w:hAnsiTheme="majorBidi" w:cstheme="majorBidi"/>
-            <w:sz w:val="24"/>
-            <w:szCs w:val="24"/>
-          </w:rPr>
-          <w:delText xml:space="preserve"> </w:delText>
-        </w:r>
-      </w:del>
-      <w:ins w:id="60" w:author="Erik Christian Porse" w:date="2026-05-27T18:07:00Z" w16du:dateUtc="2026-05-28T01:07:00Z">
-        <w:r>
-          <w:rPr>
-            <w:rFonts w:asciiTheme="majorBidi" w:hAnsiTheme="majorBidi" w:cstheme="majorBidi"/>
-            <w:sz w:val="24"/>
-            <w:szCs w:val="24"/>
-          </w:rPr>
-          <w:t>reduces</w:t>
-        </w:r>
-        <w:r>
-          <w:rPr>
-            <w:rFonts w:asciiTheme="majorBidi" w:hAnsiTheme="majorBidi" w:cstheme="majorBidi"/>
-            <w:sz w:val="24"/>
-            <w:szCs w:val="24"/>
-          </w:rPr>
-          <w:t xml:space="preserve"> </w:t>
-        </w:r>
-      </w:ins>
+      <w:r>
+        <w:rPr>
+          <w:rFonts w:asciiTheme="majorBidi" w:hAnsiTheme="majorBidi" w:cstheme="majorBidi"/>
+          <w:sz w:val="24"/>
+          <w:szCs w:val="24"/>
+        </w:rPr>
+        <w:t>which</w:t>
+      </w:r>
+      <w:r>
+        <w:rPr>
+          <w:rFonts w:asciiTheme="majorBidi" w:hAnsiTheme="majorBidi" w:cstheme="majorBidi"/>
+          <w:sz w:val="24"/>
+          <w:szCs w:val="24"/>
+        </w:rPr>
+        <w:t xml:space="preserve"> </w:t>
+      </w:r>
+      <w:r>
+        <w:rPr>
+          <w:rFonts w:asciiTheme="majorBidi" w:hAnsiTheme="majorBidi" w:cstheme="majorBidi"/>
+          <w:sz w:val="24"/>
+          <w:szCs w:val="24"/>
+        </w:rPr>
+        <w:t>reduces</w:t>
+      </w:r>
+      <w:r>
+        <w:rPr>
+          <w:rFonts w:asciiTheme="majorBidi" w:hAnsiTheme="majorBidi" w:cstheme="majorBidi"/>
+          <w:sz w:val="24"/>
+          <w:szCs w:val="24"/>
+        </w:rPr>
+        <w:t xml:space="preserve"> </w:t>
+      </w:r>
       <w:r>
         <w:rPr>
           <w:rFonts w:asciiTheme="majorBidi" w:hAnsiTheme="majorBidi" w:cstheme="majorBidi"/>
@@ -13892,16 +13650,23 @@
         </w:rPr>
         <w:t>credits</w:t>
       </w:r>
-      <w:ins w:id="61" w:author="Erik Christian Porse" w:date="2026-05-27T18:07:00Z" w16du:dateUtc="2026-05-28T01:07:00Z">
-        <w:r>
-          <w:rPr>
-            <w:rFonts w:asciiTheme="majorBidi" w:hAnsiTheme="majorBidi" w:cstheme="majorBidi"/>
-            <w:sz w:val="24"/>
-            <w:szCs w:val="24"/>
-          </w:rPr>
-          <w:t xml:space="preserve"> by a proportion</w:t>
-        </w:r>
-      </w:ins>
+      <w:r>
+        <w:rPr>
+          <w:rFonts w:asciiTheme="majorBidi" w:hAnsiTheme="majorBidi" w:cstheme="majorBidi"/>
+          <w:sz w:val="24"/>
+          <w:szCs w:val="24"/>
+        </w:rPr>
+        <w:t xml:space="preserve"> </w:t>
+      </w:r>
+      <w:r>
+        <w:rPr>
+          <w:rFonts w:asciiTheme="majorBidi" w:hAnsiTheme="majorBidi" w:cstheme="majorBidi"/>
+          <w:sz w:val="24"/>
+          <w:szCs w:val="24"/>
+        </w:rPr>
+        <w:lastRenderedPageBreak/>
+        <w:t>by a proportion</w:t>
+      </w:r>
       <w:r>
         <w:rPr>
           <w:rFonts w:asciiTheme="majorBidi" w:hAnsiTheme="majorBidi" w:cstheme="majorBidi"/>
@@ -13918,66 +13683,14 @@
         </w:rPr>
         <w:t xml:space="preserve"> </w:t>
       </w:r>
-      <w:del w:id="62" w:author="Erik Christian Porse" w:date="2026-05-27T18:07:00Z" w16du:dateUtc="2026-05-28T01:07:00Z">
-        <w:r>
-          <w:rPr>
-            <w:rFonts w:asciiTheme="majorBidi" w:hAnsiTheme="majorBidi" w:cstheme="majorBidi"/>
-            <w:sz w:val="24"/>
-            <w:szCs w:val="24"/>
-          </w:rPr>
-          <w:delText>Proportiona</w:delText>
-        </w:r>
-        <w:r>
-          <w:rPr>
-            <w:rFonts w:asciiTheme="majorBidi" w:hAnsiTheme="majorBidi" w:cstheme="majorBidi"/>
-            <w:sz w:val="24"/>
-            <w:szCs w:val="24"/>
-          </w:rPr>
-          <w:delText>l</w:delText>
-        </w:r>
-        <w:r>
-          <w:rPr>
-            <w:rFonts w:asciiTheme="majorBidi" w:hAnsiTheme="majorBidi" w:cstheme="majorBidi"/>
-            <w:sz w:val="24"/>
-            <w:szCs w:val="24"/>
-          </w:rPr>
-          <w:delText>l</w:delText>
-        </w:r>
-        <w:r>
-          <w:rPr>
-            <w:rFonts w:asciiTheme="majorBidi" w:hAnsiTheme="majorBidi" w:cstheme="majorBidi"/>
-            <w:sz w:val="24"/>
-            <w:szCs w:val="24"/>
-          </w:rPr>
-          <w:delText>y</w:delText>
-        </w:r>
-        <w:r>
-          <w:rPr>
-            <w:rFonts w:asciiTheme="majorBidi" w:hAnsiTheme="majorBidi" w:cstheme="majorBidi"/>
-            <w:sz w:val="24"/>
-            <w:szCs w:val="24"/>
-          </w:rPr>
-          <w:delText xml:space="preserve"> </w:delText>
-        </w:r>
-        <w:r>
-          <w:rPr>
-            <w:rFonts w:asciiTheme="majorBidi" w:hAnsiTheme="majorBidi" w:cstheme="majorBidi"/>
-            <w:sz w:val="24"/>
-            <w:szCs w:val="24"/>
-          </w:rPr>
-          <w:delText>reducing</w:delText>
-        </w:r>
-      </w:del>
-      <w:ins w:id="63" w:author="Erik Christian Porse" w:date="2026-05-27T18:07:00Z" w16du:dateUtc="2026-05-28T01:07:00Z">
-        <w:r>
-          <w:rPr>
-            <w:rFonts w:asciiTheme="majorBidi" w:hAnsiTheme="majorBidi" w:cstheme="majorBidi"/>
-            <w:sz w:val="24"/>
-            <w:szCs w:val="24"/>
-          </w:rPr>
-          <w:t>Reducing</w:t>
-        </w:r>
-      </w:ins>
+      <w:r>
+        <w:rPr>
+          <w:rFonts w:asciiTheme="majorBidi" w:hAnsiTheme="majorBidi" w:cstheme="majorBidi"/>
+          <w:sz w:val="24"/>
+          <w:szCs w:val="24"/>
+        </w:rPr>
+        <w:t>Reducing</w:t>
+      </w:r>
       <w:r>
         <w:rPr>
           <w:rFonts w:asciiTheme="majorBidi" w:hAnsiTheme="majorBidi" w:cstheme="majorBidi"/>
@@ -13986,64 +13699,30 @@
         </w:rPr>
         <w:t xml:space="preserve"> credits </w:t>
       </w:r>
-      <w:ins w:id="64" w:author="Erik Christian Porse" w:date="2026-05-27T18:07:00Z" w16du:dateUtc="2026-05-28T01:07:00Z">
-        <w:r>
-          <w:rPr>
-            <w:rFonts w:asciiTheme="majorBidi" w:hAnsiTheme="majorBidi" w:cstheme="majorBidi"/>
-            <w:sz w:val="24"/>
-            <w:szCs w:val="24"/>
-          </w:rPr>
-          <w:t xml:space="preserve">in this way </w:t>
-        </w:r>
-      </w:ins>
-      <w:del w:id="65" w:author="Erik Christian Porse" w:date="2026-05-27T18:07:00Z" w16du:dateUtc="2026-05-28T01:07:00Z">
-        <w:r>
-          <w:rPr>
-            <w:rFonts w:asciiTheme="majorBidi" w:hAnsiTheme="majorBidi" w:cstheme="majorBidi"/>
-            <w:sz w:val="24"/>
-            <w:szCs w:val="24"/>
-          </w:rPr>
-          <w:delText xml:space="preserve">will </w:delText>
-        </w:r>
-      </w:del>
-      <w:ins w:id="66" w:author="Erik Christian Porse" w:date="2026-05-27T18:07:00Z" w16du:dateUtc="2026-05-28T01:07:00Z">
-        <w:r>
-          <w:rPr>
-            <w:rFonts w:asciiTheme="majorBidi" w:hAnsiTheme="majorBidi" w:cstheme="majorBidi"/>
-            <w:sz w:val="24"/>
-            <w:szCs w:val="24"/>
-          </w:rPr>
-          <w:t xml:space="preserve">would </w:t>
-        </w:r>
-      </w:ins>
-      <w:r>
-        <w:rPr>
-          <w:rFonts w:asciiTheme="majorBidi" w:hAnsiTheme="majorBidi" w:cstheme="majorBidi"/>
-          <w:sz w:val="24"/>
-          <w:szCs w:val="24"/>
-        </w:rPr>
-        <w:t>encourage water conservation at larger Lake Powell releases and higher Lake Mead storage (lower storages)</w:t>
-      </w:r>
-      <w:ins w:id="67" w:author="Erik Christian Porse" w:date="2026-05-27T18:07:00Z" w16du:dateUtc="2026-05-28T01:07:00Z">
-        <w:r>
-          <w:rPr>
-            <w:rFonts w:asciiTheme="majorBidi" w:hAnsiTheme="majorBidi" w:cstheme="majorBidi"/>
-            <w:sz w:val="24"/>
-            <w:szCs w:val="24"/>
-          </w:rPr>
-          <w:t>.</w:t>
-        </w:r>
-      </w:ins>
-      <w:del w:id="68" w:author="Erik Christian Porse" w:date="2026-05-27T18:07:00Z" w16du:dateUtc="2026-05-28T01:07:00Z">
-        <w:r>
-          <w:rPr>
-            <w:rFonts w:asciiTheme="majorBidi" w:hAnsiTheme="majorBidi" w:cstheme="majorBidi"/>
-            <w:sz w:val="24"/>
-            <w:szCs w:val="24"/>
-          </w:rPr>
-          <w:delText xml:space="preserve">, while   </w:delText>
-        </w:r>
-      </w:del>
+      <w:r>
+        <w:rPr>
+          <w:rFonts w:asciiTheme="majorBidi" w:hAnsiTheme="majorBidi" w:cstheme="majorBidi"/>
+          <w:sz w:val="24"/>
+          <w:szCs w:val="24"/>
+        </w:rPr>
+        <w:t xml:space="preserve">in this way would </w:t>
+      </w:r>
+      <w:r>
+        <w:rPr>
+          <w:rFonts w:asciiTheme="majorBidi" w:hAnsiTheme="majorBidi" w:cstheme="majorBidi"/>
+          <w:sz w:val="24"/>
+          <w:szCs w:val="24"/>
+        </w:rPr>
+        <w:t>encourage water conservation at larger Lake Powell releases and higher Lake Mead storage</w:t>
+      </w:r>
+      <w:r>
+        <w:rPr>
+          <w:rFonts w:asciiTheme="majorBidi" w:hAnsiTheme="majorBidi" w:cstheme="majorBidi"/>
+          <w:sz w:val="24"/>
+          <w:szCs w:val="24"/>
+        </w:rPr>
+        <w:t>.</w:t>
+      </w:r>
     </w:p>
     <w:p>
       <w:pPr>
@@ -14093,35 +13772,6 @@
         </w:rPr>
         <w:t xml:space="preserve"> </w:t>
       </w:r>
-      <w:ins w:id="69" w:author="Erik Christian Porse" w:date="2026-05-27T18:08:00Z" w16du:dateUtc="2026-05-28T01:08:00Z">
-        <w:r>
-          <w:rPr>
-            <w:rFonts w:asciiTheme="majorBidi" w:hAnsiTheme="majorBidi" w:cstheme="majorBidi"/>
-            <w:sz w:val="24"/>
-            <w:szCs w:val="24"/>
-            <w:rPrChange w:id="70" w:author="Erik Christian Porse" w:date="2026-05-27T18:08:00Z" w16du:dateUtc="2026-05-28T01:08:00Z">
-              <w:rPr>
-                <w:rFonts w:asciiTheme="majorBidi" w:hAnsiTheme="majorBidi" w:cstheme="majorBidi"/>
-                <w:b/>
-                <w:bCs/>
-                <w:sz w:val="24"/>
-                <w:szCs w:val="24"/>
-              </w:rPr>
-            </w:rPrChange>
-          </w:rPr>
-          <w:t>Water accounting can…</w:t>
-        </w:r>
-        <w:r>
-          <w:rPr>
-            <w:rFonts w:asciiTheme="majorBidi" w:hAnsiTheme="majorBidi" w:cstheme="majorBidi"/>
-            <w:b/>
-            <w:bCs/>
-            <w:sz w:val="24"/>
-            <w:szCs w:val="24"/>
-          </w:rPr>
-          <w:t xml:space="preserve"> </w:t>
-        </w:r>
-      </w:ins>
       <w:r>
         <w:rPr>
           <w:rFonts w:asciiTheme="majorBidi" w:hAnsiTheme="majorBidi" w:cstheme="majorBidi"/>
@@ -14130,42 +13780,22 @@
         </w:rPr>
         <w:t xml:space="preserve">In this framework, </w:t>
       </w:r>
-      <w:del w:id="71" w:author="Erik Christian Porse" w:date="2026-05-27T18:08:00Z" w16du:dateUtc="2026-05-28T01:08:00Z">
-        <w:r>
-          <w:rPr>
-            <w:rFonts w:asciiTheme="majorBidi" w:hAnsiTheme="majorBidi" w:cstheme="majorBidi"/>
-            <w:sz w:val="24"/>
-            <w:szCs w:val="24"/>
-          </w:rPr>
-          <w:delText xml:space="preserve">Reclamation </w:delText>
-        </w:r>
-        <w:r>
-          <w:rPr>
-            <w:rFonts w:asciiTheme="majorBidi" w:hAnsiTheme="majorBidi" w:cstheme="majorBidi"/>
-            <w:sz w:val="24"/>
-            <w:szCs w:val="24"/>
-          </w:rPr>
-          <w:delText xml:space="preserve">instead </w:delText>
-        </w:r>
-        <w:r>
-          <w:rPr>
-            <w:rFonts w:asciiTheme="majorBidi" w:hAnsiTheme="majorBidi" w:cstheme="majorBidi"/>
-            <w:sz w:val="24"/>
-            <w:szCs w:val="24"/>
-          </w:rPr>
-          <w:delText>sets</w:delText>
-        </w:r>
-      </w:del>
-      <w:ins w:id="72" w:author="Erik Christian Porse" w:date="2026-05-27T18:08:00Z" w16du:dateUtc="2026-05-28T01:08:00Z">
-        <w:r>
-          <w:rPr>
-            <w:rFonts w:asciiTheme="majorBidi" w:hAnsiTheme="majorBidi" w:cstheme="majorBidi"/>
-            <w:sz w:val="24"/>
-            <w:szCs w:val="24"/>
-          </w:rPr>
-          <w:t>USBR would set</w:t>
-        </w:r>
-      </w:ins>
+      <w:r>
+        <w:rPr>
+          <w:rFonts w:asciiTheme="majorBidi" w:hAnsiTheme="majorBidi" w:cstheme="majorBidi"/>
+          <w:sz w:val="24"/>
+          <w:szCs w:val="24"/>
+        </w:rPr>
+        <w:t>USBR set</w:t>
+      </w:r>
+      <w:r>
+        <w:rPr>
+          <w:rFonts w:asciiTheme="majorBidi" w:hAnsiTheme="majorBidi" w:cstheme="majorBidi"/>
+          <w:sz w:val="24"/>
+          <w:szCs w:val="24"/>
+        </w:rPr>
+        <w:t>s</w:t>
+      </w:r>
       <w:r>
         <w:rPr>
           <w:rFonts w:asciiTheme="majorBidi" w:hAnsiTheme="majorBidi" w:cstheme="majorBidi"/>
@@ -14174,78 +13804,21 @@
         </w:rPr>
         <w:t xml:space="preserve"> the protection volume </w:t>
       </w:r>
-      <w:ins w:id="73" w:author="Erik Christian Porse" w:date="2026-05-27T18:08:00Z" w16du:dateUtc="2026-05-28T01:08:00Z">
-        <w:r>
-          <w:rPr>
-            <w:rFonts w:asciiTheme="majorBidi" w:hAnsiTheme="majorBidi" w:cstheme="majorBidi"/>
-            <w:sz w:val="24"/>
-            <w:szCs w:val="24"/>
-          </w:rPr>
-          <w:t xml:space="preserve">in Lake Mead during </w:t>
-        </w:r>
-      </w:ins>
-      <w:del w:id="74" w:author="Erik Christian Porse" w:date="2026-05-27T18:08:00Z" w16du:dateUtc="2026-05-28T01:08:00Z">
-        <w:r>
-          <w:rPr>
-            <w:rFonts w:asciiTheme="majorBidi" w:hAnsiTheme="majorBidi" w:cstheme="majorBidi"/>
-            <w:sz w:val="24"/>
-            <w:szCs w:val="24"/>
-          </w:rPr>
-          <w:delText xml:space="preserve">in </w:delText>
-        </w:r>
-      </w:del>
-      <w:r>
-        <w:rPr>
-          <w:rFonts w:asciiTheme="majorBidi" w:hAnsiTheme="majorBidi" w:cstheme="majorBidi"/>
-          <w:sz w:val="24"/>
-          <w:szCs w:val="24"/>
-        </w:rPr>
-        <w:t xml:space="preserve">time period 0 </w:t>
-      </w:r>
-      <w:r>
-        <w:rPr>
-          <w:rFonts w:asciiTheme="majorBidi" w:hAnsiTheme="majorBidi" w:cstheme="majorBidi"/>
-          <w:sz w:val="24"/>
-          <w:szCs w:val="24"/>
-        </w:rPr>
-        <w:t xml:space="preserve">to stabilize </w:t>
-      </w:r>
-      <w:del w:id="75" w:author="Erik Christian Porse" w:date="2026-05-27T18:08:00Z" w16du:dateUtc="2026-05-28T01:08:00Z">
-        <w:r>
-          <w:rPr>
-            <w:rFonts w:asciiTheme="majorBidi" w:hAnsiTheme="majorBidi" w:cstheme="majorBidi"/>
-            <w:sz w:val="24"/>
-            <w:szCs w:val="24"/>
-          </w:rPr>
-          <w:delText xml:space="preserve">Lake </w:delText>
-        </w:r>
-        <w:r>
-          <w:rPr>
-            <w:rFonts w:asciiTheme="majorBidi" w:hAnsiTheme="majorBidi" w:cstheme="majorBidi"/>
-            <w:sz w:val="24"/>
-            <w:szCs w:val="24"/>
-          </w:rPr>
-          <w:lastRenderedPageBreak/>
-          <w:delText>Mead</w:delText>
-        </w:r>
-      </w:del>
-      <w:ins w:id="76" w:author="Erik Christian Porse" w:date="2026-05-27T18:08:00Z" w16du:dateUtc="2026-05-28T01:08:00Z">
-        <w:r>
-          <w:rPr>
-            <w:rFonts w:asciiTheme="majorBidi" w:hAnsiTheme="majorBidi" w:cstheme="majorBidi"/>
-            <w:sz w:val="24"/>
-            <w:szCs w:val="24"/>
-          </w:rPr>
-          <w:t>reservoir</w:t>
-        </w:r>
-      </w:ins>
-      <w:r>
-        <w:rPr>
-          <w:rFonts w:asciiTheme="majorBidi" w:hAnsiTheme="majorBidi" w:cstheme="majorBidi"/>
-          <w:sz w:val="24"/>
-          <w:szCs w:val="24"/>
-        </w:rPr>
-        <w:t xml:space="preserve"> storage</w:t>
+      <w:r>
+        <w:rPr>
+          <w:rFonts w:asciiTheme="majorBidi" w:hAnsiTheme="majorBidi" w:cstheme="majorBidi"/>
+          <w:sz w:val="24"/>
+          <w:szCs w:val="24"/>
+        </w:rPr>
+        <w:t xml:space="preserve">in Lake Mead </w:t>
+      </w:r>
+      <w:r>
+        <w:rPr>
+          <w:rFonts w:asciiTheme="majorBidi" w:hAnsiTheme="majorBidi" w:cstheme="majorBidi"/>
+          <w:sz w:val="24"/>
+          <w:szCs w:val="24"/>
+        </w:rPr>
+        <w:t>in the year the new water accounting framework starts</w:t>
       </w:r>
       <w:r>
         <w:rPr>
@@ -14282,59 +13855,16 @@
           <w:sz w:val="24"/>
           <w:szCs w:val="24"/>
         </w:rPr>
-        <w:t xml:space="preserve"> [million acre-feet)</w:t>
-      </w:r>
-      <w:ins w:id="77" w:author="Erik Christian Porse" w:date="2026-05-27T18:10:00Z" w16du:dateUtc="2026-05-28T01:10:00Z">
-        <w:r>
-          <w:rPr>
-            <w:rFonts w:asciiTheme="majorBidi" w:hAnsiTheme="majorBidi" w:cstheme="majorBidi"/>
-            <w:sz w:val="24"/>
-            <w:szCs w:val="24"/>
-          </w:rPr>
-          <w:t xml:space="preserve">, as implemented in published studies </w:t>
-        </w:r>
-        <w:r>
-          <w:rPr>
-            <w:rFonts w:asciiTheme="majorBidi" w:hAnsiTheme="majorBidi" w:cstheme="majorBidi"/>
-            <w:sz w:val="24"/>
-            <w:szCs w:val="24"/>
-          </w:rPr>
-          <w:fldChar w:fldCharType="begin"/>
-        </w:r>
-        <w:r>
-          <w:rPr>
-            <w:rFonts w:asciiTheme="majorBidi" w:hAnsiTheme="majorBidi" w:cstheme="majorBidi"/>
-            <w:sz w:val="24"/>
-            <w:szCs w:val="24"/>
-          </w:rPr>
-          <w:instrText xml:space="preserve"> ADDIN EN.CITE &lt;EndNote&gt;&lt;Cite&gt;&lt;Author&gt;Myers&lt;/Author&gt;&lt;Year&gt;2025&lt;/Year&gt;&lt;RecNum&gt;3103&lt;/RecNum&gt;&lt;DisplayText&gt;(Myers et al., 2025)&lt;/DisplayText&gt;&lt;record&gt;&lt;rec-number&gt;3103&lt;/rec-number&gt;&lt;foreign-keys&gt;&lt;key app="EN" db-id="xxt5ta9pd995dwesap0pdzzp2weaz0w9werf" timestamp="1762385688"&gt;3103&lt;/key&gt;&lt;/foreign-keys&gt;&lt;ref-type name="Journal Article"&gt;17&lt;/ref-type&gt;&lt;contributors&gt;&lt;authors&gt;&lt;author&gt;Anabelle Myers&lt;/author&gt;&lt;author&gt;David Rosenberg&lt;/author&gt;&lt;author&gt;Hadia Akbar&lt;/author&gt;&lt;author&gt;Erik Porse&lt;/author&gt;&lt;/authors&gt;&lt;/contributors&gt;&lt;titles&gt;&lt;title&gt;Immersive Model for Lake Mead Based on the Principle of Divide Reservoir Inflow&lt;/title&gt;&lt;secondary-title&gt;Hydroshare&lt;/secondary-title&gt;&lt;/titles&gt;&lt;periodical&gt;&lt;full-title&gt;Hydroshare&lt;/full-title&gt;&lt;/periodical&gt;&lt;dates&gt;&lt;year&gt;2025&lt;/year&gt;&lt;/dates&gt;&lt;urls&gt;&lt;/urls&gt;&lt;electronic-resource-num&gt;http://www.hydroshare.org/resource/23bf9eb290ce4c6a8290c214e6b04da4&lt;/electronic-resource-num&gt;&lt;/record&gt;&lt;/Cite&gt;&lt;/EndNote&gt;</w:instrText>
-        </w:r>
-        <w:r>
-          <w:rPr>
-            <w:rFonts w:asciiTheme="majorBidi" w:hAnsiTheme="majorBidi" w:cstheme="majorBidi"/>
-            <w:sz w:val="24"/>
-            <w:szCs w:val="24"/>
-          </w:rPr>
-          <w:fldChar w:fldCharType="separate"/>
-        </w:r>
-        <w:r>
-          <w:rPr>
-            <w:rFonts w:asciiTheme="majorBidi" w:hAnsiTheme="majorBidi" w:cstheme="majorBidi"/>
-            <w:noProof/>
-            <w:sz w:val="24"/>
-            <w:szCs w:val="24"/>
-          </w:rPr>
-          <w:t>(Myers et al., 2025)</w:t>
-        </w:r>
-        <w:r>
-          <w:rPr>
-            <w:rFonts w:asciiTheme="majorBidi" w:hAnsiTheme="majorBidi" w:cstheme="majorBidi"/>
-            <w:sz w:val="24"/>
-            <w:szCs w:val="24"/>
-          </w:rPr>
-          <w:fldChar w:fldCharType="end"/>
-        </w:r>
-      </w:ins>
+        <w:t xml:space="preserve"> [million acre-feet</w:t>
+      </w:r>
+      <w:r>
+        <w:rPr>
+          <w:rFonts w:asciiTheme="majorBidi" w:hAnsiTheme="majorBidi" w:cstheme="majorBidi"/>
+          <w:sz w:val="24"/>
+          <w:szCs w:val="24"/>
+        </w:rPr>
+        <w:t>])</w:t>
+      </w:r>
       <w:r>
         <w:rPr>
           <w:rFonts w:asciiTheme="majorBidi" w:hAnsiTheme="majorBidi" w:cstheme="majorBidi"/>
@@ -14357,7 +13887,15 @@
           <w:sz w:val="24"/>
           <w:szCs w:val="24"/>
         </w:rPr>
-        <w:t>Reclamation water account balance. Then i</w:t>
+        <w:t>USBR</w:t>
+      </w:r>
+      <w:r>
+        <w:rPr>
+          <w:rFonts w:asciiTheme="majorBidi" w:hAnsiTheme="majorBidi" w:cstheme="majorBidi"/>
+          <w:sz w:val="24"/>
+          <w:szCs w:val="24"/>
+        </w:rPr>
+        <w:t xml:space="preserve"> water account balance. Then i</w:t>
       </w:r>
       <w:r>
         <w:rPr>
@@ -14381,6 +13919,24 @@
           <w:sz w:val="24"/>
           <w:szCs w:val="24"/>
         </w:rPr>
+        <w:t xml:space="preserve"> </w:t>
+      </w:r>
+      <w:r>
+        <w:rPr>
+          <w:rFonts w:asciiTheme="majorBidi" w:hAnsiTheme="majorBidi" w:cstheme="majorBidi"/>
+          <w:i/>
+          <w:iCs/>
+          <w:sz w:val="24"/>
+          <w:szCs w:val="24"/>
+        </w:rPr>
+        <w:t>t</w:t>
+      </w:r>
+      <w:r>
+        <w:rPr>
+          <w:rFonts w:asciiTheme="majorBidi" w:hAnsiTheme="majorBidi" w:cstheme="majorBidi"/>
+          <w:sz w:val="24"/>
+          <w:szCs w:val="24"/>
+        </w:rPr>
         <w:t xml:space="preserve">, </w:t>
       </w:r>
       <w:r>
@@ -14389,7 +13945,23 @@
           <w:sz w:val="24"/>
           <w:szCs w:val="24"/>
         </w:rPr>
-        <w:t>the Reclamation water account takes a</w:t>
+        <w:t xml:space="preserve">the </w:t>
+      </w:r>
+      <w:r>
+        <w:rPr>
+          <w:rFonts w:asciiTheme="majorBidi" w:hAnsiTheme="majorBidi" w:cstheme="majorBidi"/>
+          <w:sz w:val="24"/>
+          <w:szCs w:val="24"/>
+        </w:rPr>
+        <w:t>USBR</w:t>
+      </w:r>
+      <w:r>
+        <w:rPr>
+          <w:rFonts w:asciiTheme="majorBidi" w:hAnsiTheme="majorBidi" w:cstheme="majorBidi"/>
+          <w:sz w:val="24"/>
+          <w:szCs w:val="24"/>
+        </w:rPr>
+        <w:t xml:space="preserve"> water account takes a</w:t>
       </w:r>
       <w:r>
         <w:rPr>
@@ -14405,7 +13977,69 @@
           <w:sz w:val="24"/>
           <w:szCs w:val="24"/>
         </w:rPr>
-        <w:t xml:space="preserve"> share of the Lake Mead inflow equal to the annual reservoir evaporation</w:t>
+        <w:t xml:space="preserve"> share of the Lake Mead </w:t>
+      </w:r>
+      <w:r>
+        <w:rPr>
+          <w:rFonts w:asciiTheme="majorBidi" w:hAnsiTheme="majorBidi" w:cstheme="majorBidi"/>
+          <w:sz w:val="24"/>
+          <w:szCs w:val="24"/>
+        </w:rPr>
+        <w:t>inflow (</w:t>
+      </w:r>
+      <w:r>
+        <w:rPr>
+          <w:rFonts w:asciiTheme="majorBidi" w:hAnsiTheme="majorBidi" w:cstheme="majorBidi"/>
+          <w:i/>
+          <w:iCs/>
+          <w:sz w:val="24"/>
+          <w:szCs w:val="24"/>
+        </w:rPr>
+        <w:t>USBR Share of Inflow</w:t>
+      </w:r>
+      <w:r>
+        <w:rPr>
+          <w:rFonts w:asciiTheme="majorBidi" w:hAnsiTheme="majorBidi" w:cstheme="majorBidi"/>
+          <w:i/>
+          <w:iCs/>
+          <w:sz w:val="24"/>
+          <w:szCs w:val="24"/>
+          <w:vertAlign w:val="subscript"/>
+        </w:rPr>
+        <w:t>t</w:t>
+      </w:r>
+      <w:r>
+        <w:rPr>
+          <w:rFonts w:asciiTheme="majorBidi" w:hAnsiTheme="majorBidi" w:cstheme="majorBidi"/>
+          <w:sz w:val="24"/>
+          <w:szCs w:val="24"/>
+          <w:vertAlign w:val="subscript"/>
+        </w:rPr>
+        <w:t xml:space="preserve"> </w:t>
+      </w:r>
+      <w:r>
+        <w:rPr>
+          <w:rFonts w:asciiTheme="majorBidi" w:hAnsiTheme="majorBidi" w:cstheme="majorBidi"/>
+          <w:sz w:val="24"/>
+          <w:szCs w:val="24"/>
+        </w:rPr>
+        <w:t>[million acre-feet per year])</w:t>
+      </w:r>
+      <w:r>
+        <w:rPr>
+          <w:rFonts w:asciiTheme="majorBidi" w:hAnsiTheme="majorBidi" w:cstheme="majorBidi"/>
+          <w:sz w:val="24"/>
+          <w:szCs w:val="24"/>
+        </w:rPr>
+        <w:t xml:space="preserve"> equal to </w:t>
+      </w:r>
+      <w:r>
+        <w:rPr>
+          <w:rFonts w:asciiTheme="majorBidi" w:hAnsiTheme="majorBidi" w:cstheme="majorBidi"/>
+          <w:sz w:val="24"/>
+          <w:szCs w:val="24"/>
+        </w:rPr>
+        <w:t>the annual reservoir evaporation</w:t>
       </w:r>
       <w:r>
         <w:rPr>
@@ -14437,15 +14071,23 @@
           <w:sz w:val="24"/>
           <w:szCs w:val="24"/>
         </w:rPr>
-        <w:t xml:space="preserve"> the </w:t>
-      </w:r>
-      <w:r>
-        <w:rPr>
-          <w:rFonts w:asciiTheme="majorBidi" w:hAnsiTheme="majorBidi" w:cstheme="majorBidi"/>
-          <w:sz w:val="24"/>
-          <w:szCs w:val="24"/>
-        </w:rPr>
-        <w:t xml:space="preserve">protection </w:t>
+        <w:t xml:space="preserve"> the</w:t>
+      </w:r>
+      <w:r>
+        <w:rPr>
+          <w:rFonts w:asciiTheme="majorBidi" w:hAnsiTheme="majorBidi" w:cstheme="majorBidi"/>
+          <w:sz w:val="24"/>
+          <w:szCs w:val="24"/>
+        </w:rPr>
+        <w:t xml:space="preserve"> protection</w:t>
+      </w:r>
+      <w:r>
+        <w:rPr>
+          <w:rFonts w:asciiTheme="majorBidi" w:hAnsiTheme="majorBidi" w:cstheme="majorBidi"/>
+          <w:sz w:val="24"/>
+          <w:szCs w:val="24"/>
+        </w:rPr>
+        <w:t xml:space="preserve"> </w:t>
       </w:r>
       <w:r>
         <w:rPr>
@@ -14562,6 +14204,54 @@
             </m:r>
           </m:sub>
         </m:sSub>
+        <m:sSub>
+          <m:sSubPr>
+            <m:ctrlPr>
+              <w:rPr>
+                <w:rFonts w:ascii="Cambria Math" w:hAnsi="Cambria Math" w:cstheme="majorBidi"/>
+                <w:i/>
+                <w:sz w:val="24"/>
+                <w:szCs w:val="24"/>
+              </w:rPr>
+            </m:ctrlPr>
+          </m:sSubPr>
+          <m:e>
+            <m:r>
+              <w:rPr>
+                <w:rFonts w:ascii="Cambria Math" w:hAnsi="Cambria Math" w:cstheme="majorBidi"/>
+                <w:sz w:val="24"/>
+                <w:szCs w:val="24"/>
+              </w:rPr>
+              <m:t xml:space="preserve"> + </m:t>
+            </m:r>
+            <m:r>
+              <w:rPr>
+                <w:rFonts w:ascii="Cambria Math" w:hAnsi="Cambria Math" w:cstheme="majorBidi"/>
+                <w:sz w:val="24"/>
+                <w:szCs w:val="24"/>
+              </w:rPr>
+              <m:t>USBR S</m:t>
+            </m:r>
+            <m:r>
+              <w:rPr>
+                <w:rFonts w:ascii="Cambria Math" w:hAnsi="Cambria Math" w:cstheme="majorBidi"/>
+                <w:sz w:val="24"/>
+                <w:szCs w:val="24"/>
+              </w:rPr>
+              <m:t>hare of Inflow</m:t>
+            </m:r>
+          </m:e>
+          <m:sub>
+            <m:r>
+              <w:rPr>
+                <w:rFonts w:ascii="Cambria Math" w:hAnsi="Cambria Math" w:cstheme="majorBidi"/>
+                <w:sz w:val="24"/>
+                <w:szCs w:val="24"/>
+              </w:rPr>
+              <m:t>t</m:t>
+            </m:r>
+          </m:sub>
+        </m:sSub>
         <m:r>
           <w:rPr>
             <w:rFonts w:ascii="Cambria Math" w:hAnsi="Cambria Math" w:cstheme="majorBidi"/>
@@ -14602,46 +14292,6 @@
             </m:r>
           </m:sub>
         </m:sSub>
-        <m:r>
-          <w:rPr>
-            <w:rFonts w:ascii="Cambria Math" w:hAnsi="Cambria Math" w:cstheme="majorBidi"/>
-            <w:sz w:val="24"/>
-            <w:szCs w:val="24"/>
-          </w:rPr>
-          <m:t xml:space="preserve">+ </m:t>
-        </m:r>
-        <m:sSub>
-          <m:sSubPr>
-            <m:ctrlPr>
-              <w:rPr>
-                <w:rFonts w:ascii="Cambria Math" w:hAnsi="Cambria Math" w:cstheme="majorBidi"/>
-                <w:i/>
-                <w:sz w:val="24"/>
-                <w:szCs w:val="24"/>
-              </w:rPr>
-            </m:ctrlPr>
-          </m:sSubPr>
-          <m:e>
-            <m:r>
-              <w:rPr>
-                <w:rFonts w:ascii="Cambria Math" w:hAnsi="Cambria Math" w:cstheme="majorBidi"/>
-                <w:sz w:val="24"/>
-                <w:szCs w:val="24"/>
-              </w:rPr>
-              <m:t>Share of Inflow</m:t>
-            </m:r>
-          </m:e>
-          <m:sub>
-            <m:r>
-              <w:rPr>
-                <w:rFonts w:ascii="Cambria Math" w:hAnsi="Cambria Math" w:cstheme="majorBidi"/>
-                <w:sz w:val="24"/>
-                <w:szCs w:val="24"/>
-              </w:rPr>
-              <m:t>t</m:t>
-            </m:r>
-          </m:sub>
-        </m:sSub>
       </m:oMath>
       <w:r>
         <w:rPr>
@@ -14682,31 +14332,80 @@
           <w:sz w:val="24"/>
           <w:szCs w:val="24"/>
         </w:rPr>
-        <w:t>Lower Basin</w:t>
-      </w:r>
-      <w:r>
-        <w:rPr>
-          <w:rFonts w:asciiTheme="majorBidi" w:hAnsiTheme="majorBidi" w:cstheme="majorBidi"/>
-          <w:sz w:val="24"/>
-          <w:szCs w:val="24"/>
-        </w:rPr>
-        <w:t xml:space="preserve">, </w:t>
-      </w:r>
-      <w:r>
-        <w:rPr>
-          <w:rFonts w:asciiTheme="majorBidi" w:hAnsiTheme="majorBidi" w:cstheme="majorBidi"/>
-          <w:sz w:val="24"/>
-          <w:szCs w:val="24"/>
-        </w:rPr>
-        <w:t>Mexico</w:t>
-      </w:r>
-      <w:r>
-        <w:rPr>
-          <w:rFonts w:asciiTheme="majorBidi" w:hAnsiTheme="majorBidi" w:cstheme="majorBidi"/>
-          <w:sz w:val="24"/>
-          <w:szCs w:val="24"/>
-        </w:rPr>
-        <w:t>, and Tribal</w:t>
+        <w:t>The annual Lake Mead inflow is typically known at the beginning of the year because the annual Lake Powell release—that is set in Fall of each year</w:t>
+      </w:r>
+      <w:r>
+        <w:rPr>
+          <w:rFonts w:asciiTheme="majorBidi" w:hAnsiTheme="majorBidi" w:cstheme="majorBidi"/>
+          <w:sz w:val="24"/>
+          <w:szCs w:val="24"/>
+        </w:rPr>
+        <w:t>—</w:t>
+      </w:r>
+      <w:r>
+        <w:rPr>
+          <w:rFonts w:asciiTheme="majorBidi" w:hAnsiTheme="majorBidi" w:cstheme="majorBidi"/>
+          <w:sz w:val="24"/>
+          <w:szCs w:val="24"/>
+        </w:rPr>
+        <w:t xml:space="preserve">often is 85 to 91% of Mead inflow </w:t>
+      </w:r>
+      <w:r>
+        <w:rPr>
+          <w:rFonts w:asciiTheme="majorBidi" w:hAnsiTheme="majorBidi" w:cstheme="majorBidi"/>
+          <w:sz w:val="24"/>
+          <w:szCs w:val="24"/>
+        </w:rPr>
+        <w:fldChar w:fldCharType="begin"/>
+      </w:r>
+      <w:r>
+        <w:rPr>
+          <w:rFonts w:asciiTheme="majorBidi" w:hAnsiTheme="majorBidi" w:cstheme="majorBidi"/>
+          <w:sz w:val="24"/>
+          <w:szCs w:val="24"/>
+        </w:rPr>
+        <w:instrText xml:space="preserve"> ADDIN EN.CITE &lt;EndNote&gt;&lt;Cite&gt;&lt;Author&gt;Rosenberg&lt;/Author&gt;&lt;Year&gt;2022&lt;/Year&gt;&lt;RecNum&gt;2903&lt;/RecNum&gt;&lt;DisplayText&gt;(Rosenberg, 2022; Wang and Schmidt, 2020)&lt;/DisplayText&gt;&lt;record&gt;&lt;rec-number&gt;2903&lt;/rec-number&gt;&lt;foreign-keys&gt;&lt;key app="EN" db-id="xxt5ta9pd995dwesap0pdzzp2weaz0w9werf" timestamp="1663608602"&gt;2903&lt;/key&gt;&lt;/foreign-keys&gt;&lt;ref-type name="Journal Article"&gt;17&lt;/ref-type&gt;&lt;contributors&gt;&lt;authors&gt;&lt;author&gt;David E. Rosenberg&lt;/author&gt;&lt;/authors&gt;&lt;/contributors&gt;&lt;titles&gt;&lt;title&gt;Adapt Lake Mead Releases to Inflow to Give Managers More Flexibility to Slow Reservoir Drawdown&lt;/title&gt;&lt;secondary-title&gt;Journal of Water Resources Planning and Management&lt;/secondary-title&gt;&lt;/titles&gt;&lt;periodical&gt;&lt;full-title&gt;Journal of Water Resources Planning and Management&lt;/full-title&gt;&lt;/periodical&gt;&lt;pages&gt;02522006&lt;/pages&gt;&lt;volume&gt;148&lt;/volume&gt;&lt;number&gt;10&lt;/number&gt;&lt;dates&gt;&lt;year&gt;2022&lt;/year&gt;&lt;/dates&gt;&lt;urls&gt;&lt;related-urls&gt;&lt;url&gt;https://ascelibrary.org/doi/abs/10.1061/%28ASCE%29WR.1943-5452.0001592. Free version: https://digitalcommons.usu.edu/water_pubs/170/.&lt;/url&gt;&lt;/related-urls&gt;&lt;/urls&gt;&lt;electronic-resource-num&gt;https://doi.org/10.1061/(ASCE)WR.1943-5452.0001592&lt;/electronic-resource-num&gt;&lt;/record&gt;&lt;/Cite&gt;&lt;Cite&gt;&lt;Author&gt;Wang&lt;/Author&gt;&lt;Year&gt;2020&lt;/Year&gt;&lt;RecNum&gt;2782&lt;/RecNum&gt;&lt;record&gt;&lt;rec-number&gt;2782&lt;/rec-number&gt;&lt;foreign-keys&gt;&lt;key app="EN" db-id="xxt5ta9pd995dwesap0pdzzp2weaz0w9werf" timestamp="1620768668"&gt;2782&lt;/key&gt;&lt;/foreign-keys&gt;&lt;ref-type name="Report"&gt;27&lt;/ref-type&gt;&lt;contributors&gt;&lt;authors&gt;&lt;author&gt;Jian Wang&lt;/author&gt;&lt;author&gt;John C. Schmidt&lt;/author&gt;&lt;/authors&gt;&lt;/contributors&gt;&lt;titles&gt;&lt;title&gt;Stream flow and Losses of the Colorado River in the Southern Colorado Plateau&lt;/title&gt;&lt;/titles&gt;&lt;pages&gt;30&lt;/pages&gt;&lt;number&gt;White Paper #5&lt;/number&gt;&lt;dates&gt;&lt;year&gt;2020&lt;/year&gt;&lt;pub-dates&gt;&lt;date&gt;Febuary 10&lt;/date&gt;&lt;/pub-dates&gt;&lt;/dates&gt;&lt;pub-location&gt;Logan, Utah&lt;/pub-location&gt;&lt;publisher&gt;Center for Colorado River Studies, Utah State University&lt;/publisher&gt;&lt;urls&gt;&lt;related-urls&gt;&lt;url&gt;https://qcnr.usu.edu//coloradoriver/files/news/White-Paper-7.pdf&lt;/url&gt;&lt;/related-urls&gt;&lt;/urls&gt;&lt;/record&gt;&lt;/Cite&gt;&lt;/EndNote&gt;</w:instrText>
+      </w:r>
+      <w:r>
+        <w:rPr>
+          <w:rFonts w:asciiTheme="majorBidi" w:hAnsiTheme="majorBidi" w:cstheme="majorBidi"/>
+          <w:sz w:val="24"/>
+          <w:szCs w:val="24"/>
+        </w:rPr>
+        <w:fldChar w:fldCharType="separate"/>
+      </w:r>
+      <w:r>
+        <w:rPr>
+          <w:rFonts w:asciiTheme="majorBidi" w:hAnsiTheme="majorBidi" w:cstheme="majorBidi"/>
+          <w:noProof/>
+          <w:sz w:val="24"/>
+          <w:szCs w:val="24"/>
+        </w:rPr>
+        <w:t>(Rosenberg, 2022; Wang and Schmidt, 2020)</w:t>
+      </w:r>
+      <w:r>
+        <w:rPr>
+          <w:rFonts w:asciiTheme="majorBidi" w:hAnsiTheme="majorBidi" w:cstheme="majorBidi"/>
+          <w:sz w:val="24"/>
+          <w:szCs w:val="24"/>
+        </w:rPr>
+        <w:fldChar w:fldCharType="end"/>
+      </w:r>
+      <w:r>
+        <w:rPr>
+          <w:rFonts w:asciiTheme="majorBidi" w:hAnsiTheme="majorBidi" w:cstheme="majorBidi"/>
+          <w:sz w:val="24"/>
+          <w:szCs w:val="24"/>
+        </w:rPr>
+        <w:t xml:space="preserve">. </w:t>
+      </w:r>
+      <w:r>
+        <w:rPr>
+          <w:rFonts w:asciiTheme="majorBidi" w:hAnsiTheme="majorBidi" w:cstheme="majorBidi"/>
+          <w:sz w:val="24"/>
+          <w:szCs w:val="24"/>
+        </w:rPr>
+        <w:t>The other</w:t>
       </w:r>
       <w:r>
         <w:rPr>
@@ -14762,26 +14461,7 @@
           <w:sz w:val="24"/>
           <w:szCs w:val="24"/>
         </w:rPr>
-        <w:t xml:space="preserve">reservoir </w:t>
-      </w:r>
-      <w:commentRangeStart w:id="78"/>
-      <w:r>
-        <w:rPr>
-          <w:rFonts w:asciiTheme="majorBidi" w:hAnsiTheme="majorBidi" w:cstheme="majorBidi"/>
-          <w:sz w:val="24"/>
-          <w:szCs w:val="24"/>
-        </w:rPr>
-        <w:t>inflow</w:t>
-      </w:r>
-      <w:commentRangeEnd w:id="78"/>
-      <w:r>
-        <w:rPr>
-          <w:rStyle w:val="CommentReference"/>
-          <w:rFonts w:asciiTheme="majorBidi" w:hAnsiTheme="majorBidi" w:cstheme="majorBidi"/>
-          <w:sz w:val="24"/>
-          <w:szCs w:val="24"/>
-        </w:rPr>
-        <w:commentReference w:id="78"/>
+        <w:t>reservoir inflow</w:t>
       </w:r>
       <w:r>
         <w:rPr>
@@ -14879,46 +14559,6 @@
           <w:szCs w:val="24"/>
         </w:rPr>
         <w:t>s</w:t>
-      </w:r>
-      <w:r>
-        <w:rPr>
-          <w:rFonts w:asciiTheme="majorBidi" w:hAnsiTheme="majorBidi" w:cstheme="majorBidi"/>
-          <w:sz w:val="24"/>
-          <w:szCs w:val="24"/>
-        </w:rPr>
-        <w:t xml:space="preserve"> </w:t>
-      </w:r>
-      <w:r>
-        <w:rPr>
-          <w:rFonts w:asciiTheme="majorBidi" w:hAnsiTheme="majorBidi" w:cstheme="majorBidi"/>
-          <w:sz w:val="24"/>
-          <w:szCs w:val="24"/>
-        </w:rPr>
-        <w:t>(</w:t>
-      </w:r>
-      <w:r>
-        <w:rPr>
-          <w:rFonts w:asciiTheme="majorBidi" w:hAnsiTheme="majorBidi" w:cstheme="majorBidi"/>
-          <w:sz w:val="24"/>
-          <w:szCs w:val="24"/>
-        </w:rPr>
-        <w:t>and conserve</w:t>
-      </w:r>
-      <w:r>
-        <w:rPr>
-          <w:rFonts w:asciiTheme="majorBidi" w:hAnsiTheme="majorBidi" w:cstheme="majorBidi"/>
-          <w:sz w:val="24"/>
-          <w:szCs w:val="24"/>
-        </w:rPr>
-        <w:t>s</w:t>
-      </w:r>
-      <w:r>
-        <w:rPr>
-          <w:rFonts w:asciiTheme="majorBidi" w:hAnsiTheme="majorBidi" w:cstheme="majorBidi"/>
-          <w:sz w:val="24"/>
-          <w:szCs w:val="24"/>
-        </w:rPr>
-        <w:t>)</w:t>
       </w:r>
       <w:r>
         <w:rPr>
@@ -15263,7 +14903,59 @@
           <w:sz w:val="24"/>
           <w:szCs w:val="24"/>
         </w:rPr>
-        <w:t>Such that all account balances must be 0 or positive (</w:t>
+        <w:t xml:space="preserve">Such that all </w:t>
+      </w:r>
+      <w:r>
+        <w:rPr>
+          <w:rFonts w:asciiTheme="majorBidi" w:hAnsiTheme="majorBidi" w:cstheme="majorBidi"/>
+          <w:sz w:val="24"/>
+          <w:szCs w:val="24"/>
+        </w:rPr>
+        <w:t xml:space="preserve">water </w:t>
+      </w:r>
+      <w:r>
+        <w:rPr>
+          <w:rFonts w:asciiTheme="majorBidi" w:hAnsiTheme="majorBidi" w:cstheme="majorBidi"/>
+          <w:sz w:val="24"/>
+          <w:szCs w:val="24"/>
+        </w:rPr>
+        <w:t xml:space="preserve">account balances </w:t>
+      </w:r>
+      <w:r>
+        <w:rPr>
+          <w:rFonts w:asciiTheme="majorBidi" w:hAnsiTheme="majorBidi" w:cstheme="majorBidi"/>
+          <w:i/>
+          <w:iCs/>
+          <w:sz w:val="24"/>
+          <w:szCs w:val="24"/>
+        </w:rPr>
+        <w:t xml:space="preserve">i </w:t>
+      </w:r>
+      <w:r>
+        <w:rPr>
+          <w:rFonts w:asciiTheme="majorBidi" w:hAnsiTheme="majorBidi" w:cstheme="majorBidi"/>
+          <w:sz w:val="24"/>
+          <w:szCs w:val="24"/>
+        </w:rPr>
+        <w:t xml:space="preserve">in all time periods </w:t>
+      </w:r>
+      <w:r>
+        <w:rPr>
+          <w:rFonts w:asciiTheme="majorBidi" w:hAnsiTheme="majorBidi" w:cstheme="majorBidi"/>
+          <w:i/>
+          <w:iCs/>
+          <w:sz w:val="24"/>
+          <w:szCs w:val="24"/>
+        </w:rPr>
+        <w:t xml:space="preserve">t </w:t>
+      </w:r>
+      <w:r>
+        <w:rPr>
+          <w:rFonts w:asciiTheme="majorBidi" w:hAnsiTheme="majorBidi" w:cstheme="majorBidi"/>
+          <w:sz w:val="24"/>
+          <w:szCs w:val="24"/>
+        </w:rPr>
+        <w:t>must be 0 or positive (</w:t>
       </w:r>
       <m:oMath>
         <m:sSub>
@@ -15294,7 +14986,7 @@
                 <w:sz w:val="24"/>
                 <w:szCs w:val="24"/>
               </w:rPr>
-              <m:t>i,t+1</m:t>
+              <m:t>i,t</m:t>
             </m:r>
           </m:sub>
         </m:sSub>
@@ -15315,44 +15007,861 @@
         </w:rPr>
         <w:t xml:space="preserve">). </w:t>
       </w:r>
-      <w:commentRangeStart w:id="79"/>
-      <w:r>
-        <w:rPr>
-          <w:rFonts w:asciiTheme="majorBidi" w:hAnsiTheme="majorBidi" w:cstheme="majorBidi"/>
-          <w:sz w:val="24"/>
-          <w:szCs w:val="24"/>
-        </w:rPr>
-        <w:t>Users carry over any positive end-of-year account balances to the next year</w:t>
-      </w:r>
-      <w:commentRangeEnd w:id="79"/>
-      <w:r>
-        <w:rPr>
-          <w:rStyle w:val="CommentReference"/>
-          <w:rFonts w:asciiTheme="majorBidi" w:hAnsiTheme="majorBidi" w:cstheme="majorBidi"/>
-          <w:sz w:val="24"/>
-          <w:szCs w:val="24"/>
-        </w:rPr>
-        <w:commentReference w:id="79"/>
-      </w:r>
-      <w:r>
-        <w:rPr>
-          <w:rFonts w:asciiTheme="majorBidi" w:hAnsiTheme="majorBidi" w:cstheme="majorBidi"/>
-          <w:sz w:val="24"/>
-          <w:szCs w:val="24"/>
-        </w:rPr>
-        <w:t>.</w:t>
+      <w:r>
+        <w:rPr>
+          <w:rFonts w:asciiTheme="majorBidi" w:hAnsiTheme="majorBidi" w:cstheme="majorBidi"/>
+          <w:sz w:val="24"/>
+          <w:szCs w:val="24"/>
+        </w:rPr>
+        <w:t>Users carry over any positive end-of-year account balances to the next year.</w:t>
+      </w:r>
+      <w:r>
+        <w:rPr>
+          <w:rFonts w:asciiTheme="majorBidi" w:hAnsiTheme="majorBidi" w:cstheme="majorBidi"/>
+          <w:sz w:val="24"/>
+          <w:szCs w:val="24"/>
+        </w:rPr>
+        <w:t xml:space="preserve"> Within the water accounting framework, the Lake Mead storage volume in year </w:t>
+      </w:r>
+      <w:r>
+        <w:rPr>
+          <w:rFonts w:asciiTheme="majorBidi" w:hAnsiTheme="majorBidi" w:cstheme="majorBidi"/>
+          <w:i/>
+          <w:iCs/>
+          <w:sz w:val="24"/>
+          <w:szCs w:val="24"/>
+        </w:rPr>
+        <w:t xml:space="preserve">t </w:t>
+      </w:r>
+      <w:r>
+        <w:rPr>
+          <w:rFonts w:asciiTheme="majorBidi" w:hAnsiTheme="majorBidi" w:cstheme="majorBidi"/>
+          <w:sz w:val="24"/>
+          <w:szCs w:val="24"/>
+        </w:rPr>
+        <w:t xml:space="preserve">is the sum of the USBR protection volume plus all other users’ </w:t>
+      </w:r>
+      <w:r>
+        <w:rPr>
+          <w:rFonts w:asciiTheme="majorBidi" w:hAnsiTheme="majorBidi" w:cstheme="majorBidi"/>
+          <w:sz w:val="24"/>
+          <w:szCs w:val="24"/>
+        </w:rPr>
+        <w:t xml:space="preserve">water </w:t>
+      </w:r>
+      <w:r>
+        <w:rPr>
+          <w:rFonts w:asciiTheme="majorBidi" w:hAnsiTheme="majorBidi" w:cstheme="majorBidi"/>
+          <w:sz w:val="24"/>
+          <w:szCs w:val="24"/>
+        </w:rPr>
+        <w:t>account balances [Eq. 8].</w:t>
       </w:r>
     </w:p>
     <w:p>
       <w:pPr>
-        <w:rPr>
-          <w:del w:id="80" w:author="Erik Christian Porse" w:date="2026-05-27T18:10:00Z" w16du:dateUtc="2026-05-28T01:10:00Z"/>
-          <w:rFonts w:asciiTheme="majorBidi" w:hAnsiTheme="majorBidi" w:cstheme="majorBidi"/>
-          <w:sz w:val="24"/>
-          <w:szCs w:val="24"/>
-        </w:rPr>
-      </w:pPr>
-      <w:del w:id="81" w:author="Erik Christian Porse" w:date="2026-05-27T18:10:00Z" w16du:dateUtc="2026-05-28T01:10:00Z">
+        <w:jc w:val="center"/>
+        <w:rPr>
+          <w:rFonts w:asciiTheme="majorBidi" w:eastAsiaTheme="minorEastAsia" w:hAnsiTheme="majorBidi" w:cstheme="majorBidi"/>
+          <w:sz w:val="24"/>
+          <w:szCs w:val="24"/>
+        </w:rPr>
+      </w:pPr>
+      <m:oMath>
+        <m:sSub>
+          <m:sSubPr>
+            <m:ctrlPr>
+              <w:rPr>
+                <w:rFonts w:ascii="Cambria Math" w:hAnsi="Cambria Math" w:cstheme="majorBidi"/>
+                <w:i/>
+                <w:sz w:val="24"/>
+                <w:szCs w:val="24"/>
+              </w:rPr>
+            </m:ctrlPr>
+          </m:sSubPr>
+          <m:e>
+            <m:r>
+              <w:rPr>
+                <w:rFonts w:ascii="Cambria Math" w:hAnsi="Cambria Math" w:cstheme="majorBidi"/>
+                <w:sz w:val="24"/>
+                <w:szCs w:val="24"/>
+              </w:rPr>
+              <m:t>V</m:t>
+            </m:r>
+          </m:e>
+          <m:sub>
+            <m:r>
+              <w:rPr>
+                <w:rFonts w:ascii="Cambria Math" w:hAnsi="Cambria Math" w:cstheme="majorBidi"/>
+                <w:sz w:val="24"/>
+                <w:szCs w:val="24"/>
+              </w:rPr>
+              <m:t>t</m:t>
+            </m:r>
+          </m:sub>
+        </m:sSub>
+        <m:r>
+          <w:rPr>
+            <w:rFonts w:ascii="Cambria Math" w:hAnsi="Cambria Math" w:cstheme="majorBidi"/>
+            <w:sz w:val="24"/>
+            <w:szCs w:val="24"/>
+          </w:rPr>
+          <m:t>=</m:t>
+        </m:r>
+        <m:sSub>
+          <m:sSubPr>
+            <m:ctrlPr>
+              <w:rPr>
+                <w:rFonts w:ascii="Cambria Math" w:hAnsi="Cambria Math" w:cstheme="majorBidi"/>
+                <w:i/>
+                <w:sz w:val="24"/>
+                <w:szCs w:val="24"/>
+              </w:rPr>
+            </m:ctrlPr>
+          </m:sSubPr>
+          <m:e>
+            <m:r>
+              <w:rPr>
+                <w:rFonts w:ascii="Cambria Math" w:hAnsi="Cambria Math" w:cstheme="majorBidi"/>
+                <w:sz w:val="24"/>
+                <w:szCs w:val="24"/>
+              </w:rPr>
+              <m:t>PV</m:t>
+            </m:r>
+          </m:e>
+          <m:sub>
+            <m:r>
+              <w:rPr>
+                <w:rFonts w:ascii="Cambria Math" w:hAnsi="Cambria Math" w:cstheme="majorBidi"/>
+                <w:sz w:val="24"/>
+                <w:szCs w:val="24"/>
+              </w:rPr>
+              <m:t>t</m:t>
+            </m:r>
+          </m:sub>
+        </m:sSub>
+        <m:r>
+          <w:rPr>
+            <w:rFonts w:ascii="Cambria Math" w:hAnsi="Cambria Math" w:cstheme="majorBidi"/>
+            <w:sz w:val="24"/>
+            <w:szCs w:val="24"/>
+          </w:rPr>
+          <m:t xml:space="preserve">+ </m:t>
+        </m:r>
+        <m:nary>
+          <m:naryPr>
+            <m:chr m:val="∑"/>
+            <m:limLoc m:val="undOvr"/>
+            <m:supHide m:val="1"/>
+            <m:ctrlPr>
+              <w:rPr>
+                <w:rFonts w:ascii="Cambria Math" w:hAnsi="Cambria Math" w:cstheme="majorBidi"/>
+                <w:i/>
+                <w:sz w:val="24"/>
+                <w:szCs w:val="24"/>
+              </w:rPr>
+            </m:ctrlPr>
+          </m:naryPr>
+          <m:sub>
+            <m:r>
+              <w:rPr>
+                <w:rFonts w:ascii="Cambria Math" w:hAnsi="Cambria Math" w:cstheme="majorBidi"/>
+                <w:sz w:val="24"/>
+                <w:szCs w:val="24"/>
+              </w:rPr>
+              <m:t>i</m:t>
+            </m:r>
+          </m:sub>
+          <m:sup/>
+          <m:e>
+            <m:sSub>
+              <m:sSubPr>
+                <m:ctrlPr>
+                  <w:rPr>
+                    <w:rFonts w:ascii="Cambria Math" w:hAnsi="Cambria Math" w:cstheme="majorBidi"/>
+                    <w:i/>
+                    <w:sz w:val="24"/>
+                    <w:szCs w:val="24"/>
+                  </w:rPr>
+                </m:ctrlPr>
+              </m:sSubPr>
+              <m:e>
+                <m:r>
+                  <w:rPr>
+                    <w:rFonts w:ascii="Cambria Math" w:hAnsi="Cambria Math" w:cstheme="majorBidi"/>
+                    <w:sz w:val="24"/>
+                    <w:szCs w:val="24"/>
+                  </w:rPr>
+                  <m:t>B</m:t>
+                </m:r>
+              </m:e>
+              <m:sub>
+                <m:r>
+                  <w:rPr>
+                    <w:rFonts w:ascii="Cambria Math" w:hAnsi="Cambria Math" w:cstheme="majorBidi"/>
+                    <w:sz w:val="24"/>
+                    <w:szCs w:val="24"/>
+                  </w:rPr>
+                  <m:t>i,t</m:t>
+                </m:r>
+              </m:sub>
+            </m:sSub>
+          </m:e>
+        </m:nary>
+        <m:r>
+          <w:rPr>
+            <w:rFonts w:ascii="Cambria Math" w:hAnsi="Cambria Math" w:cstheme="majorBidi"/>
+            <w:sz w:val="24"/>
+            <w:szCs w:val="24"/>
+          </w:rPr>
+          <m:t>,   ∀</m:t>
+        </m:r>
+        <m:r>
+          <w:rPr>
+            <w:rFonts w:ascii="Cambria Math" w:hAnsi="Cambria Math" w:cstheme="majorBidi"/>
+            <w:sz w:val="24"/>
+            <w:szCs w:val="24"/>
+          </w:rPr>
+          <m:t>t</m:t>
+        </m:r>
+      </m:oMath>
+      <w:r>
+        <w:rPr>
+          <w:rFonts w:asciiTheme="majorBidi" w:eastAsiaTheme="minorEastAsia" w:hAnsiTheme="majorBidi" w:cstheme="majorBidi"/>
+          <w:sz w:val="24"/>
+          <w:szCs w:val="24"/>
+        </w:rPr>
+        <w:t xml:space="preserve">  [Eq. </w:t>
+      </w:r>
+      <w:r>
+        <w:rPr>
+          <w:rFonts w:asciiTheme="majorBidi" w:eastAsiaTheme="minorEastAsia" w:hAnsiTheme="majorBidi" w:cstheme="majorBidi"/>
+          <w:sz w:val="24"/>
+          <w:szCs w:val="24"/>
+        </w:rPr>
+        <w:t>8</w:t>
+      </w:r>
+      <w:r>
+        <w:rPr>
+          <w:rFonts w:asciiTheme="majorBidi" w:eastAsiaTheme="minorEastAsia" w:hAnsiTheme="majorBidi" w:cstheme="majorBidi"/>
+          <w:sz w:val="24"/>
+          <w:szCs w:val="24"/>
+        </w:rPr>
+        <w:t>]</w:t>
+      </w:r>
+    </w:p>
+    <w:p>
+      <w:pPr>
+        <w:pStyle w:val="NoSpacing"/>
+        <w:rPr>
+          <w:rFonts w:eastAsiaTheme="minorEastAsia"/>
+        </w:rPr>
+      </w:pPr>
+      <w:r>
+        <w:t>In water accounting, all users</w:t>
+      </w:r>
+      <w:r>
+        <w:t xml:space="preserve"> can withdraw some up to </w:t>
+      </w:r>
+      <w:r>
+        <w:rPr>
+          <w:i/>
+          <w:iCs/>
+        </w:rPr>
+        <w:t>all</w:t>
+      </w:r>
+      <w:r>
+        <w:t xml:space="preserve"> of their account balance at </w:t>
+      </w:r>
+      <w:r>
+        <w:rPr>
+          <w:i/>
+          <w:iCs/>
+        </w:rPr>
+        <w:t xml:space="preserve">any </w:t>
+      </w:r>
+      <w:r>
+        <w:t xml:space="preserve">time and at </w:t>
+      </w:r>
+      <w:r>
+        <w:rPr>
+          <w:i/>
+          <w:iCs/>
+        </w:rPr>
+        <w:t xml:space="preserve">any </w:t>
+      </w:r>
+      <w:r>
+        <w:t>Lake Mead storage volume.</w:t>
+      </w:r>
+      <w:r>
+        <w:t xml:space="preserve"> This ability gives users more autonomy to adapt their consumption and conservation activities as system conditions change. Additionally, </w:t>
+      </w:r>
+      <w:r>
+        <w:t xml:space="preserve">the </w:t>
+      </w:r>
+      <w:r>
+        <w:t xml:space="preserve">USBR </w:t>
+      </w:r>
+      <w:r>
+        <w:t xml:space="preserve">protection volume prevents further draw down to critical elevations. Thus, there is no </w:t>
+      </w:r>
+      <w:r>
+        <w:t xml:space="preserve">elevation trigger that </w:t>
+      </w:r>
+      <w:r>
+        <w:rPr>
+          <w:i/>
+          <w:iCs/>
+        </w:rPr>
+        <w:t>prohibit</w:t>
+      </w:r>
+      <w:r>
+        <w:rPr>
+          <w:i/>
+          <w:iCs/>
+        </w:rPr>
+        <w:t>s</w:t>
+      </w:r>
+      <w:r>
+        <w:rPr>
+          <w:i/>
+          <w:iCs/>
+        </w:rPr>
+        <w:t xml:space="preserve"> </w:t>
+      </w:r>
+      <w:r>
+        <w:t>withdraws of conserved water, thus providing users additional autonomy and adaptability</w:t>
+      </w:r>
+      <w:r>
+        <w:t>.</w:t>
+      </w:r>
+    </w:p>
+    <w:p>
+      <w:pPr>
+        <w:pStyle w:val="Heading1"/>
+      </w:pPr>
+      <w:r>
+        <w:t>Discussion</w:t>
+      </w:r>
+    </w:p>
+    <w:p>
+      <w:pPr>
+        <w:rPr>
+          <w:rFonts w:asciiTheme="majorBidi" w:hAnsiTheme="majorBidi" w:cstheme="majorBidi"/>
+          <w:sz w:val="24"/>
+          <w:szCs w:val="24"/>
+        </w:rPr>
+      </w:pPr>
+      <w:r>
+        <w:rPr>
+          <w:rFonts w:asciiTheme="majorBidi" w:hAnsiTheme="majorBidi" w:cstheme="majorBidi"/>
+          <w:sz w:val="24"/>
+          <w:szCs w:val="24"/>
+        </w:rPr>
+        <w:t xml:space="preserve">We report numerous Lake Mead water conservation program successes, including that the program has conserved more water than any other Colorado River Basin conservation program to date. </w:t>
+      </w:r>
+      <w:r>
+        <w:rPr>
+          <w:rFonts w:asciiTheme="majorBidi" w:hAnsiTheme="majorBidi" w:cstheme="majorBidi"/>
+          <w:sz w:val="24"/>
+          <w:szCs w:val="24"/>
+        </w:rPr>
+        <w:t xml:space="preserve">Presently, some </w:t>
+      </w:r>
+      <w:r>
+        <w:rPr>
+          <w:rFonts w:asciiTheme="majorBidi" w:hAnsiTheme="majorBidi" w:cstheme="majorBidi"/>
+          <w:sz w:val="24"/>
+          <w:szCs w:val="24"/>
+        </w:rPr>
+        <w:t>now 3.6 million acre-feet</w:t>
+      </w:r>
+      <w:r>
+        <w:rPr>
+          <w:rFonts w:asciiTheme="majorBidi" w:hAnsiTheme="majorBidi" w:cstheme="majorBidi"/>
+          <w:sz w:val="24"/>
+          <w:szCs w:val="24"/>
+        </w:rPr>
+        <w:t xml:space="preserve"> of c</w:t>
+      </w:r>
+      <w:r>
+        <w:rPr>
+          <w:rFonts w:asciiTheme="majorBidi" w:hAnsiTheme="majorBidi" w:cstheme="majorBidi"/>
+          <w:sz w:val="24"/>
+          <w:szCs w:val="24"/>
+        </w:rPr>
+        <w:t>onserved water remain</w:t>
+      </w:r>
+      <w:r>
+        <w:rPr>
+          <w:rFonts w:asciiTheme="majorBidi" w:hAnsiTheme="majorBidi" w:cstheme="majorBidi"/>
+          <w:sz w:val="24"/>
+          <w:szCs w:val="24"/>
+        </w:rPr>
+        <w:t>s</w:t>
+      </w:r>
+      <w:r>
+        <w:rPr>
+          <w:rFonts w:asciiTheme="majorBidi" w:hAnsiTheme="majorBidi" w:cstheme="majorBidi"/>
+          <w:sz w:val="24"/>
+          <w:szCs w:val="24"/>
+        </w:rPr>
+        <w:t xml:space="preserve"> in Lake Mead—quadruple the modest volume of ~ 700,000 acre-feet reported through 2015</w:t>
+      </w:r>
+      <w:r>
+        <w:rPr>
+          <w:rFonts w:asciiTheme="majorBidi" w:hAnsiTheme="majorBidi" w:cstheme="majorBidi"/>
+          <w:sz w:val="24"/>
+          <w:szCs w:val="24"/>
+        </w:rPr>
+        <w:t xml:space="preserve"> </w:t>
+      </w:r>
+      <w:r>
+        <w:rPr>
+          <w:rFonts w:asciiTheme="majorBidi" w:hAnsiTheme="majorBidi" w:cstheme="majorBidi"/>
+          <w:sz w:val="24"/>
+          <w:szCs w:val="24"/>
+        </w:rPr>
+        <w:fldChar w:fldCharType="begin"/>
+      </w:r>
+      <w:r>
+        <w:rPr>
+          <w:rFonts w:asciiTheme="majorBidi" w:hAnsiTheme="majorBidi" w:cstheme="majorBidi"/>
+          <w:sz w:val="24"/>
+          <w:szCs w:val="24"/>
+        </w:rPr>
+        <w:instrText xml:space="preserve"> ADDIN EN.CITE &lt;EndNote&gt;&lt;Cite&gt;&lt;Author&gt;Robison&lt;/Author&gt;&lt;Year&gt;2017&lt;/Year&gt;&lt;RecNum&gt;3108&lt;/RecNum&gt;&lt;DisplayText&gt;(Robison, 2017)&lt;/DisplayText&gt;&lt;record&gt;&lt;rec-number&gt;3108&lt;/rec-number&gt;&lt;foreign-keys&gt;&lt;key app="EN" db-id="xxt5ta9pd995dwesap0pdzzp2weaz0w9werf" timestamp="1776460861"&gt;3108&lt;/key&gt;&lt;/foreign-keys&gt;&lt;ref-type name="Journal Article"&gt;17&lt;/ref-type&gt;&lt;contributors&gt;&lt;authors&gt;&lt;author&gt;Jason Anthony Robison&lt;/author&gt;&lt;/authors&gt;&lt;/contributors&gt;&lt;titles&gt;&lt;title&gt;The Colorado River Revisited&lt;/title&gt;&lt;secondary-title&gt;University of Colorado Law Review&lt;/secondary-title&gt;&lt;/titles&gt;&lt;periodical&gt;&lt;full-title&gt;University of Colorado Law Review&lt;/full-title&gt;&lt;/periodical&gt;&lt;volume&gt;88&lt;/volume&gt;&lt;number&gt;3&lt;/number&gt;&lt;dates&gt;&lt;year&gt;2017&lt;/year&gt;&lt;/dates&gt;&lt;urls&gt;&lt;related-urls&gt;&lt;url&gt;https://heinonline.org/HOL/Page?handle=hein.journals/ucollr88&amp;amp;id=511&amp;amp;collection=journals&amp;amp;index=&lt;/url&gt;&lt;/related-urls&gt;&lt;/urls&gt;&lt;/record&gt;&lt;/Cite&gt;&lt;/EndNote&gt;</w:instrText>
+      </w:r>
+      <w:r>
+        <w:rPr>
+          <w:rFonts w:asciiTheme="majorBidi" w:hAnsiTheme="majorBidi" w:cstheme="majorBidi"/>
+          <w:sz w:val="24"/>
+          <w:szCs w:val="24"/>
+        </w:rPr>
+        <w:fldChar w:fldCharType="separate"/>
+      </w:r>
+      <w:r>
+        <w:rPr>
+          <w:rFonts w:asciiTheme="majorBidi" w:hAnsiTheme="majorBidi" w:cstheme="majorBidi"/>
+          <w:noProof/>
+          <w:sz w:val="24"/>
+          <w:szCs w:val="24"/>
+        </w:rPr>
+        <w:t>(Robison, 2017)</w:t>
+      </w:r>
+      <w:r>
+        <w:rPr>
+          <w:rFonts w:asciiTheme="majorBidi" w:hAnsiTheme="majorBidi" w:cstheme="majorBidi"/>
+          <w:sz w:val="24"/>
+          <w:szCs w:val="24"/>
+        </w:rPr>
+        <w:fldChar w:fldCharType="end"/>
+      </w:r>
+      <w:r>
+        <w:rPr>
+          <w:rFonts w:asciiTheme="majorBidi" w:hAnsiTheme="majorBidi" w:cstheme="majorBidi"/>
+          <w:sz w:val="24"/>
+          <w:szCs w:val="24"/>
+        </w:rPr>
+        <w:t>.</w:t>
+      </w:r>
+      <w:r>
+        <w:rPr>
+          <w:rFonts w:asciiTheme="majorBidi" w:hAnsiTheme="majorBidi" w:cstheme="majorBidi"/>
+          <w:sz w:val="24"/>
+          <w:szCs w:val="24"/>
+        </w:rPr>
+        <w:t xml:space="preserve"> Since 2022, conservation efforts by California, Arizona, Nevada, and Mexico have kept Lake Mead above the protection elevation of 1,020 feet set in the 2019 Lower Drought Contingency Plan.</w:t>
+      </w:r>
+    </w:p>
+    <w:p>
+      <w:pPr>
+        <w:rPr>
+          <w:rFonts w:asciiTheme="majorBidi" w:hAnsiTheme="majorBidi" w:cstheme="majorBidi"/>
+          <w:sz w:val="24"/>
+          <w:szCs w:val="24"/>
+        </w:rPr>
+      </w:pPr>
+      <w:r>
+        <w:rPr>
+          <w:rFonts w:asciiTheme="majorBidi" w:hAnsiTheme="majorBidi" w:cstheme="majorBidi"/>
+          <w:sz w:val="24"/>
+          <w:szCs w:val="24"/>
+        </w:rPr>
+        <w:t>Prior researchers have suggested</w:t>
+      </w:r>
+    </w:p>
+    <w:p>
+      <w:pPr>
+        <w:rPr>
+          <w:rFonts w:asciiTheme="majorBidi" w:hAnsiTheme="majorBidi" w:cstheme="majorBidi"/>
+          <w:sz w:val="24"/>
+          <w:szCs w:val="24"/>
+        </w:rPr>
+      </w:pPr>
+      <w:r>
+        <w:rPr>
+          <w:rFonts w:asciiTheme="majorBidi" w:hAnsiTheme="majorBidi" w:cstheme="majorBidi"/>
+          <w:sz w:val="24"/>
+          <w:szCs w:val="24"/>
+        </w:rPr>
+        <w:t xml:space="preserve">To promote higher engagement, new proposals suggest to raise caps on allowed credits and debits </w:t>
+      </w:r>
+      <w:r>
+        <w:rPr>
+          <w:rFonts w:asciiTheme="majorBidi" w:hAnsiTheme="majorBidi" w:cstheme="majorBidi"/>
+          <w:sz w:val="24"/>
+          <w:szCs w:val="24"/>
+        </w:rPr>
+        <w:fldChar w:fldCharType="begin"/>
+      </w:r>
+      <w:r>
+        <w:rPr>
+          <w:rFonts w:asciiTheme="majorBidi" w:hAnsiTheme="majorBidi" w:cstheme="majorBidi"/>
+          <w:sz w:val="24"/>
+          <w:szCs w:val="24"/>
+        </w:rPr>
+        <w:instrText xml:space="preserve"> ADDIN EN.CITE &lt;EndNote&gt;&lt;Cite&gt;&lt;Author&gt;Robison&lt;/Author&gt;&lt;Year&gt;2017&lt;/Year&gt;&lt;RecNum&gt;3108&lt;/RecNum&gt;&lt;DisplayText&gt;(Fleck and Udall, 2021; Robison, 2017)&lt;/DisplayText&gt;&lt;record&gt;&lt;rec-number&gt;3108&lt;/rec-number&gt;&lt;foreign-keys&gt;&lt;key app="EN" db-id="xxt5ta9pd995dwesap0pdzzp2weaz0w9werf" timestamp="1776460861"&gt;3108&lt;/key&gt;&lt;/foreign-keys&gt;&lt;ref-type name="Journal Article"&gt;17&lt;/ref-type&gt;&lt;contributors&gt;&lt;authors&gt;&lt;author&gt;Jason Anthony Robison&lt;/author&gt;&lt;/authors&gt;&lt;/contributors&gt;&lt;titles&gt;&lt;title&gt;The Colorado River Revisited&lt;/title&gt;&lt;secondary-title&gt;University of Colorado Law Review&lt;/secondary-title&gt;&lt;/titles&gt;&lt;periodical&gt;&lt;full-title&gt;University of Colorado Law Review&lt;/full-title&gt;&lt;/periodical&gt;&lt;volume&gt;88&lt;/volume&gt;&lt;number&gt;3&lt;/number&gt;&lt;dates&gt;&lt;year&gt;2017&lt;/year&gt;&lt;/dates&gt;&lt;urls&gt;&lt;related-urls&gt;&lt;url&gt;https://heinonline.org/HOL/Page?handle=hein.journals/ucollr88&amp;amp;id=511&amp;amp;collection=journals&amp;amp;index=&lt;/url&gt;&lt;/related-urls&gt;&lt;/urls&gt;&lt;/record&gt;&lt;/Cite&gt;&lt;Cite&gt;&lt;Author&gt;Fleck&lt;/Author&gt;&lt;Year&gt;2021&lt;/Year&gt;&lt;RecNum&gt;2801&lt;/RecNum&gt;&lt;record&gt;&lt;rec-number&gt;2801&lt;/rec-number&gt;&lt;foreign-keys&gt;&lt;key app="EN" db-id="xxt5ta9pd995dwesap0pdzzp2weaz0w9werf" timestamp="1624662415"&gt;2801&lt;/key&gt;&lt;/foreign-keys&gt;&lt;ref-type name="Journal Article"&gt;17&lt;/ref-type&gt;&lt;contributors&gt;&lt;authors&gt;&lt;author&gt;Fleck, John&lt;/author&gt;&lt;author&gt;Udall, Brad&lt;/author&gt;&lt;/authors&gt;&lt;/contributors&gt;&lt;titles&gt;&lt;title&gt;Managing Colorado River risk&lt;/title&gt;&lt;secondary-title&gt;Science&lt;/secondary-title&gt;&lt;/titles&gt;&lt;periodical&gt;&lt;full-title&gt;Science&lt;/full-title&gt;&lt;/periodical&gt;&lt;pages&gt;885-885&lt;/pages&gt;&lt;volume&gt;372&lt;/volume&gt;&lt;number&gt;6545&lt;/number&gt;&lt;dates&gt;&lt;year&gt;2021&lt;/year&gt;&lt;/dates&gt;&lt;urls&gt;&lt;related-urls&gt;&lt;url&gt;https://science.sciencemag.org/content/sci/372/6545/885.full.pdf&lt;/url&gt;&lt;/related-urls&gt;&lt;/urls&gt;&lt;electronic-resource-num&gt;https://doi.org/10.1126/science.abj5498&lt;/electronic-resource-num&gt;&lt;/record&gt;&lt;/Cite&gt;&lt;/EndNote&gt;</w:instrText>
+      </w:r>
+      <w:r>
+        <w:rPr>
+          <w:rFonts w:asciiTheme="majorBidi" w:hAnsiTheme="majorBidi" w:cstheme="majorBidi"/>
+          <w:sz w:val="24"/>
+          <w:szCs w:val="24"/>
+        </w:rPr>
+        <w:fldChar w:fldCharType="separate"/>
+      </w:r>
+      <w:r>
+        <w:rPr>
+          <w:rFonts w:asciiTheme="majorBidi" w:hAnsiTheme="majorBidi" w:cstheme="majorBidi"/>
+          <w:noProof/>
+          <w:sz w:val="24"/>
+          <w:szCs w:val="24"/>
+        </w:rPr>
+        <w:t>(Fleck and Udall, 2021; Robison, 2017)</w:t>
+      </w:r>
+      <w:r>
+        <w:rPr>
+          <w:rFonts w:asciiTheme="majorBidi" w:hAnsiTheme="majorBidi" w:cstheme="majorBidi"/>
+          <w:sz w:val="24"/>
+          <w:szCs w:val="24"/>
+        </w:rPr>
+        <w:fldChar w:fldCharType="end"/>
+      </w:r>
+      <w:r>
+        <w:rPr>
+          <w:rFonts w:asciiTheme="majorBidi" w:hAnsiTheme="majorBidi" w:cstheme="majorBidi"/>
+          <w:sz w:val="24"/>
+          <w:szCs w:val="24"/>
+        </w:rPr>
+        <w:t xml:space="preserve">. </w:t>
+      </w:r>
+      <w:r>
+        <w:rPr>
+          <w:rFonts w:asciiTheme="majorBidi" w:hAnsiTheme="majorBidi" w:cstheme="majorBidi"/>
+          <w:sz w:val="24"/>
+          <w:szCs w:val="24"/>
+        </w:rPr>
+        <w:fldChar w:fldCharType="begin"/>
+      </w:r>
+      <w:r>
+        <w:rPr>
+          <w:rFonts w:asciiTheme="majorBidi" w:hAnsiTheme="majorBidi" w:cstheme="majorBidi"/>
+          <w:sz w:val="24"/>
+          <w:szCs w:val="24"/>
+        </w:rPr>
+        <w:instrText xml:space="preserve"> ADDIN EN.CITE &lt;EndNote&gt;&lt;Cite AuthorYear="1"&gt;&lt;Author&gt;Stelter&lt;/Author&gt;&lt;Year&gt;2022&lt;/Year&gt;&lt;RecNum&gt;3013&lt;/RecNum&gt;&lt;DisplayText&gt;Stelter (2022)&lt;/DisplayText&gt;&lt;record&gt;&lt;rec-number&gt;3013&lt;/rec-number&gt;&lt;foreign-keys&gt;&lt;key app="EN" db-id="xxt5ta9pd995dwesap0pdzzp2weaz0w9werf" timestamp="1722973781"&gt;3013&lt;/key&gt;&lt;/foreign-keys&gt;&lt;ref-type name="Journal Article"&gt;17&lt;/ref-type&gt;&lt;contributors&gt;&lt;authors&gt;&lt;author&gt;Devin Stelter&lt;/author&gt;&lt;/authors&gt;&lt;/contributors&gt;&lt;titles&gt;&lt;title&gt;Towards a Utah Intentionally Created Surplus Program&lt;/title&gt;&lt;secondary-title&gt;Sustainable Development Law and Policy&lt;/secondary-title&gt;&lt;/titles&gt;&lt;periodical&gt;&lt;full-title&gt;Sustainable Development Law and Policy&lt;/full-title&gt;&lt;/periodical&gt;&lt;pages&gt;4-21&lt;/pages&gt;&lt;volume&gt;22&lt;/volume&gt;&lt;number&gt;2&lt;/number&gt;&lt;dates&gt;&lt;year&gt;2022&lt;/year&gt;&lt;/dates&gt;&lt;urls&gt;&lt;related-urls&gt;&lt;url&gt;https://heinonline.org/HOL/Page?collection=journals&amp;amp;handle=hein.journals/sdlp22&amp;amp;id=44&amp;amp;men_tab=srchresults&lt;/url&gt;&lt;/related-urls&gt;&lt;/urls&gt;&lt;/record&gt;&lt;/Cite&gt;&lt;/EndNote&gt;</w:instrText>
+      </w:r>
+      <w:r>
+        <w:rPr>
+          <w:rFonts w:asciiTheme="majorBidi" w:hAnsiTheme="majorBidi" w:cstheme="majorBidi"/>
+          <w:sz w:val="24"/>
+          <w:szCs w:val="24"/>
+        </w:rPr>
+        <w:fldChar w:fldCharType="separate"/>
+      </w:r>
+      <w:r>
+        <w:rPr>
+          <w:rFonts w:asciiTheme="majorBidi" w:hAnsiTheme="majorBidi" w:cstheme="majorBidi"/>
+          <w:noProof/>
+          <w:sz w:val="24"/>
+          <w:szCs w:val="24"/>
+        </w:rPr>
+        <w:t>Stelter (2022)</w:t>
+      </w:r>
+      <w:r>
+        <w:rPr>
+          <w:rFonts w:asciiTheme="majorBidi" w:hAnsiTheme="majorBidi" w:cstheme="majorBidi"/>
+          <w:sz w:val="24"/>
+          <w:szCs w:val="24"/>
+        </w:rPr>
+        <w:fldChar w:fldCharType="end"/>
+      </w:r>
+      <w:r>
+        <w:rPr>
+          <w:rFonts w:asciiTheme="majorBidi" w:hAnsiTheme="majorBidi" w:cstheme="majorBidi"/>
+          <w:sz w:val="24"/>
+          <w:szCs w:val="24"/>
+        </w:rPr>
+        <w:t xml:space="preserve"> suggested Utah adopt the same voluntary water conservation program using Flaming Gorge as the reservoir. </w:t>
+      </w:r>
+      <w:r>
+        <w:rPr>
+          <w:rFonts w:asciiTheme="majorBidi" w:hAnsiTheme="majorBidi" w:cstheme="majorBidi"/>
+          <w:sz w:val="24"/>
+          <w:szCs w:val="24"/>
+        </w:rPr>
+        <w:fldChar w:fldCharType="begin"/>
+      </w:r>
+      <w:r>
+        <w:rPr>
+          <w:rFonts w:asciiTheme="majorBidi" w:hAnsiTheme="majorBidi" w:cstheme="majorBidi"/>
+          <w:sz w:val="24"/>
+          <w:szCs w:val="24"/>
+        </w:rPr>
+        <w:instrText xml:space="preserve"> ADDIN EN.CITE &lt;EndNote&gt;&lt;Cite AuthorYear="1"&gt;&lt;Author&gt;Colby&lt;/Author&gt;&lt;Year&gt;2025&lt;/Year&gt;&lt;RecNum&gt;3109&lt;/RecNum&gt;&lt;DisplayText&gt;Colby et al. (2025)&lt;/DisplayText&gt;&lt;record&gt;&lt;rec-number&gt;3109&lt;/rec-number&gt;&lt;foreign-keys&gt;&lt;key app="EN" db-id="xxt5ta9pd995dwesap0pdzzp2weaz0w9werf" timestamp="1776466532"&gt;3109&lt;/key&gt;&lt;/foreign-keys&gt;&lt;ref-type name="Journal Article"&gt;17&lt;/ref-type&gt;&lt;contributors&gt;&lt;authors&gt;&lt;author&gt;Colby, Bonnie&lt;/author&gt;&lt;author&gt;Hansen, Kristiana&lt;/author&gt;&lt;author&gt;Sorensen, Kathryn&lt;/author&gt;&lt;/authors&gt;&lt;/contributors&gt;&lt;titles&gt;&lt;title&gt;Policy Nook — Policy Note: Tough Tradeoffs in the Colorado River Basin&lt;/title&gt;&lt;secondary-title&gt;Water Economics and Policy&lt;/secondary-title&gt;&lt;/titles&gt;&lt;periodical&gt;&lt;full-title&gt;Water Economics and Policy&lt;/full-title&gt;&lt;/periodical&gt;&lt;pages&gt;2471002&lt;/pages&gt;&lt;volume&gt;11&lt;/volume&gt;&lt;number&gt;04&lt;/number&gt;&lt;keywords&gt;&lt;keyword&gt;Colorado River Basin,water shortage,water conservation,water equity,tribal water&lt;/keyword&gt;&lt;/keywords&gt;&lt;dates&gt;&lt;year&gt;2025&lt;/year&gt;&lt;/dates&gt;&lt;urls&gt;&lt;related-urls&gt;&lt;url&gt;https://www.worldscientific.com/doi/abs/10.1142/S2382624X24710024&lt;/url&gt;&lt;/related-urls&gt;&lt;/urls&gt;&lt;electronic-resource-num&gt;10.1142/s2382624x24710024&lt;/electronic-resource-num&gt;&lt;/record&gt;&lt;/Cite&gt;&lt;/EndNote&gt;</w:instrText>
+      </w:r>
+      <w:r>
+        <w:rPr>
+          <w:rFonts w:asciiTheme="majorBidi" w:hAnsiTheme="majorBidi" w:cstheme="majorBidi"/>
+          <w:sz w:val="24"/>
+          <w:szCs w:val="24"/>
+        </w:rPr>
+        <w:fldChar w:fldCharType="separate"/>
+      </w:r>
+      <w:r>
+        <w:rPr>
+          <w:rFonts w:asciiTheme="majorBidi" w:hAnsiTheme="majorBidi" w:cstheme="majorBidi"/>
+          <w:noProof/>
+          <w:sz w:val="24"/>
+          <w:szCs w:val="24"/>
+        </w:rPr>
+        <w:t>Colby et al. (2025)</w:t>
+      </w:r>
+      <w:r>
+        <w:rPr>
+          <w:rFonts w:asciiTheme="majorBidi" w:hAnsiTheme="majorBidi" w:cstheme="majorBidi"/>
+          <w:sz w:val="24"/>
+          <w:szCs w:val="24"/>
+        </w:rPr>
+        <w:fldChar w:fldCharType="end"/>
+      </w:r>
+      <w:r>
+        <w:rPr>
+          <w:rFonts w:asciiTheme="majorBidi" w:hAnsiTheme="majorBidi" w:cstheme="majorBidi"/>
+          <w:sz w:val="24"/>
+          <w:szCs w:val="24"/>
+        </w:rPr>
+        <w:t xml:space="preserve"> </w:t>
+      </w:r>
+      <w:r>
+        <w:rPr>
+          <w:rFonts w:asciiTheme="majorBidi" w:hAnsiTheme="majorBidi" w:cstheme="majorBidi"/>
+          <w:sz w:val="24"/>
+          <w:szCs w:val="24"/>
+        </w:rPr>
+        <w:lastRenderedPageBreak/>
+        <w:t xml:space="preserve">suggested to assign up to 50% of conserved water to remain in Lake Mead as system water to create a balance of individual and collective resiliency. </w:t>
+      </w:r>
+      <w:r>
+        <w:rPr>
+          <w:rFonts w:asciiTheme="majorBidi" w:hAnsiTheme="majorBidi" w:cstheme="majorBidi"/>
+          <w:sz w:val="24"/>
+          <w:szCs w:val="24"/>
+        </w:rPr>
+        <w:fldChar w:fldCharType="begin"/>
+      </w:r>
+      <w:r>
+        <w:rPr>
+          <w:rFonts w:asciiTheme="majorBidi" w:hAnsiTheme="majorBidi" w:cstheme="majorBidi"/>
+          <w:sz w:val="24"/>
+          <w:szCs w:val="24"/>
+        </w:rPr>
+        <w:instrText xml:space="preserve"> ADDIN EN.CITE &lt;EndNote&gt;&lt;Cite AuthorYear="1"&gt;&lt;Author&gt;Huizar&lt;/Author&gt;&lt;Year&gt;2023&lt;/Year&gt;&lt;RecNum&gt;3110&lt;/RecNum&gt;&lt;DisplayText&gt;Huizar et al. (2023)&lt;/DisplayText&gt;&lt;record&gt;&lt;rec-number&gt;3110&lt;/rec-number&gt;&lt;foreign-keys&gt;&lt;key app="EN" db-id="xxt5ta9pd995dwesap0pdzzp2weaz0w9werf" timestamp="1776715189"&gt;3110&lt;/key&gt;&lt;/foreign-keys&gt;&lt;ref-type name="Journal Article"&gt;17&lt;/ref-type&gt;&lt;contributors&gt;&lt;authors&gt;&lt;author&gt;Luis Huizar&lt;/author&gt;&lt;author&gt;Sarai Díaz&lt;/author&gt;&lt;author&gt;Kevin Lansey&lt;/author&gt;&lt;author&gt;Robert Arnold&lt;/author&gt;&lt;/authors&gt;&lt;/contributors&gt;&lt;titles&gt;&lt;title&gt;Water Supply in the Lower Colorado River Basin: Effectiveness of the 2019 Drought Contingency Plan&lt;/title&gt;&lt;secondary-title&gt;Journal of Environmental Engineering&lt;/secondary-title&gt;&lt;/titles&gt;&lt;periodical&gt;&lt;full-title&gt;Journal of Environmental Engineering&lt;/full-title&gt;&lt;/periodical&gt;&lt;pages&gt;04023058&lt;/pages&gt;&lt;volume&gt;149&lt;/volume&gt;&lt;number&gt;10&lt;/number&gt;&lt;dates&gt;&lt;year&gt;2023&lt;/year&gt;&lt;/dates&gt;&lt;urls&gt;&lt;related-urls&gt;&lt;url&gt;https://ascelibrary.org/doi/abs/10.1061/JOEEDU.EEENG-7324&lt;/url&gt;&lt;/related-urls&gt;&lt;/urls&gt;&lt;electronic-resource-num&gt;doi:10.1061/JOEEDU.EEENG-7324&lt;/electronic-resource-num&gt;&lt;/record&gt;&lt;/Cite&gt;&lt;/EndNote&gt;</w:instrText>
+      </w:r>
+      <w:r>
+        <w:rPr>
+          <w:rFonts w:asciiTheme="majorBidi" w:hAnsiTheme="majorBidi" w:cstheme="majorBidi"/>
+          <w:sz w:val="24"/>
+          <w:szCs w:val="24"/>
+        </w:rPr>
+        <w:fldChar w:fldCharType="separate"/>
+      </w:r>
+      <w:r>
+        <w:rPr>
+          <w:rFonts w:asciiTheme="majorBidi" w:hAnsiTheme="majorBidi" w:cstheme="majorBidi"/>
+          <w:noProof/>
+          <w:sz w:val="24"/>
+          <w:szCs w:val="24"/>
+        </w:rPr>
+        <w:t>Huizar et al. (2023)</w:t>
+      </w:r>
+      <w:r>
+        <w:rPr>
+          <w:rFonts w:asciiTheme="majorBidi" w:hAnsiTheme="majorBidi" w:cstheme="majorBidi"/>
+          <w:sz w:val="24"/>
+          <w:szCs w:val="24"/>
+        </w:rPr>
+        <w:fldChar w:fldCharType="end"/>
+      </w:r>
+      <w:r>
+        <w:rPr>
+          <w:rFonts w:asciiTheme="majorBidi" w:hAnsiTheme="majorBidi" w:cstheme="majorBidi"/>
+          <w:sz w:val="24"/>
+          <w:szCs w:val="24"/>
+        </w:rPr>
+        <w:t xml:space="preserve"> reported difficulty to predict and model state’s water conservation choices. </w:t>
+      </w:r>
+      <w:r>
+        <w:rPr>
+          <w:rFonts w:asciiTheme="majorBidi" w:hAnsiTheme="majorBidi" w:cstheme="majorBidi"/>
+          <w:sz w:val="24"/>
+          <w:szCs w:val="24"/>
+        </w:rPr>
+        <w:fldChar w:fldCharType="begin"/>
+      </w:r>
+      <w:r>
+        <w:rPr>
+          <w:rFonts w:asciiTheme="majorBidi" w:hAnsiTheme="majorBidi" w:cstheme="majorBidi"/>
+          <w:sz w:val="24"/>
+          <w:szCs w:val="24"/>
+        </w:rPr>
+        <w:instrText xml:space="preserve"> ADDIN EN.CITE &lt;EndNote&gt;&lt;Cite AuthorYear="1"&gt;&lt;Author&gt;Rosenberg&lt;/Author&gt;&lt;Year&gt;2024&lt;/Year&gt;&lt;RecNum&gt;2847&lt;/RecNum&gt;&lt;DisplayText&gt;Rosenberg (2024)&lt;/DisplayText&gt;&lt;record&gt;&lt;rec-number&gt;2847&lt;/rec-number&gt;&lt;foreign-keys&gt;&lt;key app="EN" db-id="xxt5ta9pd995dwesap0pdzzp2weaz0w9werf" timestamp="1642471467"&gt;2847&lt;/key&gt;&lt;/foreign-keys&gt;&lt;ref-type name="Journal Article"&gt;17&lt;/ref-type&gt;&lt;contributors&gt;&lt;authors&gt;&lt;author&gt;David E. Rosenberg&lt;/author&gt;&lt;/authors&gt;&lt;/contributors&gt;&lt;titles&gt;&lt;title&gt;Lessons from immersive online collaborative modeling to discuss more adaptive reservoir operations&lt;/title&gt;&lt;secondary-title&gt;Journal of Water Resources Planning and Management&lt;/secondary-title&gt;&lt;/titles&gt;&lt;periodical&gt;&lt;full-title&gt;Journal of Water Resources Planning and Management&lt;/full-title&gt;&lt;/periodical&gt;&lt;volume&gt;150&lt;/volume&gt;&lt;number&gt;7&lt;/number&gt;&lt;dates&gt;&lt;year&gt;2024&lt;/year&gt;&lt;/dates&gt;&lt;publisher&gt;American Society of Civil Engineers&lt;/publisher&gt;&lt;urls&gt;&lt;related-urls&gt;&lt;url&gt;https://doi.org/10.4211/hs.e0cbe52ad4524c07bb5b7ff8c373a343&lt;/url&gt;&lt;/related-urls&gt;&lt;/urls&gt;&lt;electronic-resource-num&gt;https://doi.org/10.1061/JWRMD5.WRENG-5893&lt;/electronic-resource-num&gt;&lt;/record&gt;&lt;/Cite&gt;&lt;/EndNote&gt;</w:instrText>
+      </w:r>
+      <w:r>
+        <w:rPr>
+          <w:rFonts w:asciiTheme="majorBidi" w:hAnsiTheme="majorBidi" w:cstheme="majorBidi"/>
+          <w:sz w:val="24"/>
+          <w:szCs w:val="24"/>
+        </w:rPr>
+        <w:fldChar w:fldCharType="separate"/>
+      </w:r>
+      <w:r>
+        <w:rPr>
+          <w:rFonts w:asciiTheme="majorBidi" w:hAnsiTheme="majorBidi" w:cstheme="majorBidi"/>
+          <w:noProof/>
+          <w:sz w:val="24"/>
+          <w:szCs w:val="24"/>
+        </w:rPr>
+        <w:t>Rosenberg (2024)</w:t>
+      </w:r>
+      <w:r>
+        <w:rPr>
+          <w:rFonts w:asciiTheme="majorBidi" w:hAnsiTheme="majorBidi" w:cstheme="majorBidi"/>
+          <w:sz w:val="24"/>
+          <w:szCs w:val="24"/>
+        </w:rPr>
+        <w:fldChar w:fldCharType="end"/>
+      </w:r>
+      <w:r>
+        <w:rPr>
+          <w:rFonts w:asciiTheme="majorBidi" w:hAnsiTheme="majorBidi" w:cstheme="majorBidi"/>
+          <w:sz w:val="24"/>
+          <w:szCs w:val="24"/>
+        </w:rPr>
+        <w:t xml:space="preserve"> proposed and tested water accounts in a combined Lake Powell-Lake Mead system. </w:t>
+      </w:r>
+      <w:r>
+        <w:rPr>
+          <w:rFonts w:asciiTheme="majorBidi" w:hAnsiTheme="majorBidi" w:cstheme="majorBidi"/>
+          <w:sz w:val="24"/>
+          <w:szCs w:val="24"/>
+        </w:rPr>
+        <w:t>Recently, the U.S. Bureau of Reclamation (</w:t>
+      </w:r>
+      <w:r>
+        <w:rPr>
+          <w:rFonts w:asciiTheme="majorBidi" w:hAnsiTheme="majorBidi" w:cstheme="majorBidi"/>
+          <w:sz w:val="24"/>
+          <w:szCs w:val="24"/>
+        </w:rPr>
+        <w:t>USBR</w:t>
+      </w:r>
+      <w:r>
+        <w:rPr>
+          <w:rFonts w:asciiTheme="majorBidi" w:hAnsiTheme="majorBidi" w:cstheme="majorBidi"/>
+          <w:sz w:val="24"/>
+          <w:szCs w:val="24"/>
+        </w:rPr>
+        <w:t xml:space="preserve">) proposed several ways to improve the program (now called Storage and Delivery) beginning in 2027 </w:t>
+      </w:r>
+      <w:r>
+        <w:rPr>
+          <w:rFonts w:asciiTheme="majorBidi" w:hAnsiTheme="majorBidi" w:cstheme="majorBidi"/>
+          <w:sz w:val="24"/>
+          <w:szCs w:val="24"/>
+        </w:rPr>
+        <w:fldChar w:fldCharType="begin"/>
+      </w:r>
+      <w:r>
+        <w:rPr>
+          <w:rFonts w:asciiTheme="majorBidi" w:hAnsiTheme="majorBidi" w:cstheme="majorBidi"/>
+          <w:sz w:val="24"/>
+          <w:szCs w:val="24"/>
+        </w:rPr>
+        <w:instrText xml:space="preserve"> ADDIN EN.CITE &lt;EndNote&gt;&lt;Cite&gt;&lt;Author&gt;USBR&lt;/Author&gt;&lt;Year&gt;2026&lt;/Year&gt;&lt;RecNum&gt;3107&lt;/RecNum&gt;&lt;DisplayText&gt;(USBR, 2026b)&lt;/DisplayText&gt;&lt;record&gt;&lt;rec-number&gt;3107&lt;/rec-number&gt;&lt;foreign-keys&gt;&lt;key app="EN" db-id="xxt5ta9pd995dwesap0pdzzp2weaz0w9werf" timestamp="1772056442"&gt;3107&lt;/key&gt;&lt;/foreign-keys&gt;&lt;ref-type name="Report"&gt;27&lt;/ref-type&gt;&lt;contributors&gt;&lt;authors&gt;&lt;author&gt;USBR&lt;/author&gt;&lt;/authors&gt;&lt;/contributors&gt;&lt;titles&gt;&lt;title&gt;Post-2026 Operational Guidelines and Strategies for Lake Powell and Lake Mead – Draft Environmental Impact Statement&lt;/title&gt;&lt;/titles&gt;&lt;dates&gt;&lt;year&gt;2026&lt;/year&gt;&lt;/dates&gt;&lt;publisher&gt;U.S. Bureau of Reclamation&lt;/publisher&gt;&lt;urls&gt;&lt;related-urls&gt;&lt;url&gt;https://www.usbr.gov/ColoradoRiverBasin/post2026/draft-eis/&lt;/url&gt;&lt;/related-urls&gt;&lt;/urls&gt;&lt;/record&gt;&lt;/Cite&gt;&lt;/EndNote&gt;</w:instrText>
+      </w:r>
+      <w:r>
+        <w:rPr>
+          <w:rFonts w:asciiTheme="majorBidi" w:hAnsiTheme="majorBidi" w:cstheme="majorBidi"/>
+          <w:sz w:val="24"/>
+          <w:szCs w:val="24"/>
+        </w:rPr>
+        <w:fldChar w:fldCharType="separate"/>
+      </w:r>
+      <w:r>
+        <w:rPr>
+          <w:rFonts w:asciiTheme="majorBidi" w:hAnsiTheme="majorBidi" w:cstheme="majorBidi"/>
+          <w:noProof/>
+          <w:sz w:val="24"/>
+          <w:szCs w:val="24"/>
+        </w:rPr>
+        <w:t>(USBR, 2026b)</w:t>
+      </w:r>
+      <w:r>
+        <w:rPr>
+          <w:rFonts w:asciiTheme="majorBidi" w:hAnsiTheme="majorBidi" w:cstheme="majorBidi"/>
+          <w:sz w:val="24"/>
+          <w:szCs w:val="24"/>
+        </w:rPr>
+        <w:fldChar w:fldCharType="end"/>
+      </w:r>
+      <w:r>
+        <w:rPr>
+          <w:rFonts w:asciiTheme="majorBidi" w:hAnsiTheme="majorBidi" w:cstheme="majorBidi"/>
+          <w:sz w:val="24"/>
+          <w:szCs w:val="24"/>
+        </w:rPr>
+        <w:t>.</w:t>
+      </w:r>
+      <w:r>
+        <w:rPr>
+          <w:rFonts w:asciiTheme="majorBidi" w:hAnsiTheme="majorBidi" w:cstheme="majorBidi"/>
+          <w:sz w:val="24"/>
+          <w:szCs w:val="24"/>
+        </w:rPr>
+        <w:t xml:space="preserve"> One option is to remove gaming between the voluntary water conservation and mandatory water shortage programs by tying mandatory shortages to the anticipated Lake Mead level if there was no voluntary activity (colloquially called “operational neutrality”). A second suggestion can move voluntarily conserved water upstream to Lake Powell to increase operational flexibility.</w:t>
+      </w:r>
+    </w:p>
+    <w:p>
+      <w:pPr>
+        <w:rPr>
+          <w:rFonts w:asciiTheme="majorBidi" w:hAnsiTheme="majorBidi" w:cstheme="majorBidi"/>
+          <w:sz w:val="24"/>
+          <w:szCs w:val="24"/>
+        </w:rPr>
+      </w:pPr>
+    </w:p>
+    <w:p>
+      <w:pPr>
+        <w:rPr>
+          <w:del w:id="8" w:author="Erik Christian Porse" w:date="2026-05-27T18:10:00Z" w16du:dateUtc="2026-05-28T01:10:00Z"/>
+          <w:rFonts w:asciiTheme="majorBidi" w:hAnsiTheme="majorBidi" w:cstheme="majorBidi"/>
+          <w:sz w:val="24"/>
+          <w:szCs w:val="24"/>
+        </w:rPr>
+      </w:pPr>
+      <w:del w:id="9" w:author="Erik Christian Porse" w:date="2026-05-27T18:10:00Z" w16du:dateUtc="2026-05-28T01:10:00Z">
         <w:r>
           <w:rPr>
             <w:rFonts w:asciiTheme="majorBidi" w:hAnsiTheme="majorBidi" w:cstheme="majorBidi"/>
@@ -15362,7 +15871,7 @@
           <w:delText xml:space="preserve">This water accounting method </w:delText>
         </w:r>
       </w:del>
-      <w:del w:id="82" w:author="Erik Christian Porse" w:date="2026-05-27T18:07:00Z" w16du:dateUtc="2026-05-28T01:07:00Z">
+      <w:del w:id="10" w:author="Erik Christian Porse" w:date="2026-05-27T18:07:00Z" w16du:dateUtc="2026-05-28T01:07:00Z">
         <w:r>
           <w:rPr>
             <w:rFonts w:asciiTheme="majorBidi" w:hAnsiTheme="majorBidi" w:cstheme="majorBidi"/>
@@ -15372,7 +15881,7 @@
           <w:delText xml:space="preserve">is </w:delText>
         </w:r>
       </w:del>
-      <w:del w:id="83" w:author="Erik Christian Porse" w:date="2026-05-27T18:10:00Z" w16du:dateUtc="2026-05-28T01:10:00Z">
+      <w:del w:id="11" w:author="Erik Christian Porse" w:date="2026-05-27T18:10:00Z" w16du:dateUtc="2026-05-28T01:10:00Z">
         <w:r>
           <w:rPr>
             <w:rFonts w:asciiTheme="majorBidi" w:hAnsiTheme="majorBidi" w:cstheme="majorBidi"/>
@@ -15382,7 +15891,7 @@
           <w:delText xml:space="preserve">implemented numerically </w:delText>
         </w:r>
       </w:del>
-      <w:del w:id="84" w:author="Erik Christian Porse" w:date="2026-05-27T18:07:00Z" w16du:dateUtc="2026-05-28T01:07:00Z">
+      <w:del w:id="12" w:author="Erik Christian Porse" w:date="2026-05-27T18:07:00Z" w16du:dateUtc="2026-05-28T01:07:00Z">
         <w:r>
           <w:rPr>
             <w:rFonts w:asciiTheme="majorBidi" w:hAnsiTheme="majorBidi" w:cstheme="majorBidi"/>
@@ -15433,7 +15942,7 @@
           <w:fldChar w:fldCharType="end"/>
         </w:r>
       </w:del>
-      <w:del w:id="85" w:author="Erik Christian Porse" w:date="2026-05-27T18:10:00Z" w16du:dateUtc="2026-05-28T01:10:00Z">
+      <w:del w:id="13" w:author="Erik Christian Porse" w:date="2026-05-27T18:10:00Z" w16du:dateUtc="2026-05-28T01:10:00Z">
         <w:r>
           <w:rPr>
             <w:rFonts w:asciiTheme="majorBidi" w:hAnsiTheme="majorBidi" w:cstheme="majorBidi"/>
@@ -15452,8 +15961,8 @@
           <w:szCs w:val="24"/>
         </w:rPr>
       </w:pPr>
-      <w:commentRangeStart w:id="86"/>
-      <w:commentRangeStart w:id="87"/>
+      <w:commentRangeStart w:id="14"/>
+      <w:commentRangeStart w:id="15"/>
       <w:r>
         <w:rPr>
           <w:rFonts w:asciiTheme="majorBidi" w:hAnsiTheme="majorBidi" w:cstheme="majorBidi"/>
@@ -15478,7 +15987,7 @@
         </w:rPr>
         <w:t>water accounting program.</w:t>
       </w:r>
-      <w:commentRangeEnd w:id="86"/>
+      <w:commentRangeEnd w:id="14"/>
       <w:r>
         <w:rPr>
           <w:rStyle w:val="CommentReference"/>
@@ -15486,9 +15995,9 @@
           <w:sz w:val="24"/>
           <w:szCs w:val="24"/>
         </w:rPr>
-        <w:commentReference w:id="86"/>
-      </w:r>
-      <w:commentRangeEnd w:id="87"/>
+        <w:commentReference w:id="14"/>
+      </w:r>
+      <w:commentRangeEnd w:id="15"/>
       <w:r>
         <w:rPr>
           <w:rStyle w:val="CommentReference"/>
@@ -15496,7 +16005,7 @@
           <w:sz w:val="24"/>
           <w:szCs w:val="24"/>
         </w:rPr>
-        <w:commentReference w:id="87"/>
+        <w:commentReference w:id="15"/>
       </w:r>
     </w:p>
     <w:p>
@@ -15534,7 +16043,7 @@
           <w:numId w:val="30"/>
         </w:numPr>
       </w:pPr>
-      <w:del w:id="88" w:author="Erik Christian Porse" w:date="2026-05-27T18:13:00Z" w16du:dateUtc="2026-05-28T01:13:00Z">
+      <w:del w:id="16" w:author="Erik Christian Porse" w:date="2026-05-27T18:13:00Z" w16du:dateUtc="2026-05-28T01:13:00Z">
         <w:r>
           <w:rPr>
             <w:rFonts w:asciiTheme="majorBidi" w:hAnsiTheme="majorBidi" w:cstheme="majorBidi"/>
@@ -15543,219 +16052,9 @@
             <w:sz w:val="24"/>
             <w:szCs w:val="24"/>
           </w:rPr>
-          <w:delText>Each user</w:delText>
+          <w:delText xml:space="preserve">Each </w:delText>
         </w:r>
       </w:del>
-      <w:ins w:id="89" w:author="Erik Christian Porse" w:date="2026-05-27T18:13:00Z" w16du:dateUtc="2026-05-28T01:13:00Z">
-        <w:r>
-          <w:rPr>
-            <w:rFonts w:asciiTheme="majorBidi" w:hAnsiTheme="majorBidi" w:cstheme="majorBidi"/>
-            <w:b/>
-            <w:bCs/>
-            <w:sz w:val="24"/>
-            <w:szCs w:val="24"/>
-          </w:rPr>
-          <w:t>All users</w:t>
-        </w:r>
-      </w:ins>
-      <w:r>
-        <w:rPr>
-          <w:rFonts w:asciiTheme="majorBidi" w:hAnsiTheme="majorBidi" w:cstheme="majorBidi"/>
-          <w:b/>
-          <w:bCs/>
-          <w:sz w:val="24"/>
-          <w:szCs w:val="24"/>
-        </w:rPr>
-        <w:t xml:space="preserve"> can </w:t>
-      </w:r>
-      <w:r>
-        <w:rPr>
-          <w:rFonts w:asciiTheme="majorBidi" w:hAnsiTheme="majorBidi" w:cstheme="majorBidi"/>
-          <w:b/>
-          <w:bCs/>
-          <w:sz w:val="24"/>
-          <w:szCs w:val="24"/>
-        </w:rPr>
-        <w:t xml:space="preserve">withdraw some up to </w:t>
-      </w:r>
-      <w:r>
-        <w:rPr>
-          <w:rFonts w:asciiTheme="majorBidi" w:hAnsiTheme="majorBidi" w:cstheme="majorBidi"/>
-          <w:b/>
-          <w:bCs/>
-          <w:i/>
-          <w:iCs/>
-          <w:sz w:val="24"/>
-          <w:szCs w:val="24"/>
-        </w:rPr>
-        <w:t>all</w:t>
-      </w:r>
-      <w:r>
-        <w:rPr>
-          <w:rFonts w:asciiTheme="majorBidi" w:hAnsiTheme="majorBidi" w:cstheme="majorBidi"/>
-          <w:b/>
-          <w:bCs/>
-          <w:sz w:val="24"/>
-          <w:szCs w:val="24"/>
-        </w:rPr>
-        <w:t xml:space="preserve"> </w:t>
-      </w:r>
-      <w:r>
-        <w:rPr>
-          <w:rFonts w:asciiTheme="majorBidi" w:hAnsiTheme="majorBidi" w:cstheme="majorBidi"/>
-          <w:b/>
-          <w:bCs/>
-          <w:sz w:val="24"/>
-          <w:szCs w:val="24"/>
-        </w:rPr>
-        <w:t xml:space="preserve">of </w:t>
-      </w:r>
-      <w:r>
-        <w:rPr>
-          <w:rFonts w:asciiTheme="majorBidi" w:hAnsiTheme="majorBidi" w:cstheme="majorBidi"/>
-          <w:b/>
-          <w:bCs/>
-          <w:sz w:val="24"/>
-          <w:szCs w:val="24"/>
-        </w:rPr>
-        <w:t xml:space="preserve">their </w:t>
-      </w:r>
-      <w:r>
-        <w:rPr>
-          <w:rFonts w:asciiTheme="majorBidi" w:hAnsiTheme="majorBidi" w:cstheme="majorBidi"/>
-          <w:b/>
-          <w:bCs/>
-          <w:sz w:val="24"/>
-          <w:szCs w:val="24"/>
-        </w:rPr>
-        <w:t>account balance a</w:t>
-      </w:r>
-      <w:r>
-        <w:rPr>
-          <w:rFonts w:asciiTheme="majorBidi" w:hAnsiTheme="majorBidi" w:cstheme="majorBidi"/>
-          <w:b/>
-          <w:bCs/>
-          <w:sz w:val="24"/>
-          <w:szCs w:val="24"/>
-        </w:rPr>
-        <w:t xml:space="preserve">t </w:t>
-      </w:r>
-      <w:r>
-        <w:rPr>
-          <w:rFonts w:asciiTheme="majorBidi" w:hAnsiTheme="majorBidi" w:cstheme="majorBidi"/>
-          <w:b/>
-          <w:bCs/>
-          <w:i/>
-          <w:iCs/>
-          <w:sz w:val="24"/>
-          <w:szCs w:val="24"/>
-        </w:rPr>
-        <w:t xml:space="preserve">any </w:t>
-      </w:r>
-      <w:r>
-        <w:rPr>
-          <w:rFonts w:asciiTheme="majorBidi" w:hAnsiTheme="majorBidi" w:cstheme="majorBidi"/>
-          <w:b/>
-          <w:bCs/>
-          <w:sz w:val="24"/>
-          <w:szCs w:val="24"/>
-        </w:rPr>
-        <w:t>time</w:t>
-      </w:r>
-      <w:r>
-        <w:rPr>
-          <w:rFonts w:asciiTheme="majorBidi" w:hAnsiTheme="majorBidi" w:cstheme="majorBidi"/>
-          <w:b/>
-          <w:bCs/>
-          <w:sz w:val="24"/>
-          <w:szCs w:val="24"/>
-        </w:rPr>
-        <w:t xml:space="preserve"> and at </w:t>
-      </w:r>
-      <w:r>
-        <w:rPr>
-          <w:rFonts w:asciiTheme="majorBidi" w:hAnsiTheme="majorBidi" w:cstheme="majorBidi"/>
-          <w:b/>
-          <w:bCs/>
-          <w:i/>
-          <w:iCs/>
-          <w:sz w:val="24"/>
-          <w:szCs w:val="24"/>
-        </w:rPr>
-        <w:t xml:space="preserve">any </w:t>
-      </w:r>
-      <w:r>
-        <w:rPr>
-          <w:rFonts w:asciiTheme="majorBidi" w:hAnsiTheme="majorBidi" w:cstheme="majorBidi"/>
-          <w:b/>
-          <w:bCs/>
-          <w:sz w:val="24"/>
-          <w:szCs w:val="24"/>
-        </w:rPr>
-        <w:t>Lake Mead storage volume.</w:t>
-      </w:r>
-      <w:r>
-        <w:rPr>
-          <w:rFonts w:asciiTheme="majorBidi" w:hAnsiTheme="majorBidi" w:cstheme="majorBidi"/>
-          <w:sz w:val="24"/>
-          <w:szCs w:val="24"/>
-        </w:rPr>
-        <w:t xml:space="preserve"> Because each user must maintain a zero or positive account balance, the stable protection account volume prevents further draw down to critical elevations. Thus, there is no </w:t>
-      </w:r>
-      <w:r>
-        <w:rPr>
-          <w:rFonts w:asciiTheme="majorBidi" w:hAnsiTheme="majorBidi" w:cstheme="majorBidi"/>
-          <w:sz w:val="24"/>
-          <w:szCs w:val="24"/>
-        </w:rPr>
-        <w:t xml:space="preserve">elevation trigger that </w:t>
-      </w:r>
-      <w:r>
-        <w:rPr>
-          <w:rFonts w:asciiTheme="majorBidi" w:hAnsiTheme="majorBidi" w:cstheme="majorBidi"/>
-          <w:i/>
-          <w:iCs/>
-          <w:sz w:val="24"/>
-          <w:szCs w:val="24"/>
-        </w:rPr>
-        <w:t>prohibit</w:t>
-      </w:r>
-      <w:r>
-        <w:rPr>
-          <w:rFonts w:asciiTheme="majorBidi" w:hAnsiTheme="majorBidi" w:cstheme="majorBidi"/>
-          <w:i/>
-          <w:iCs/>
-          <w:sz w:val="24"/>
-          <w:szCs w:val="24"/>
-        </w:rPr>
-        <w:t>s</w:t>
-      </w:r>
-      <w:r>
-        <w:rPr>
-          <w:rFonts w:asciiTheme="majorBidi" w:hAnsiTheme="majorBidi" w:cstheme="majorBidi"/>
-          <w:i/>
-          <w:iCs/>
-          <w:sz w:val="24"/>
-          <w:szCs w:val="24"/>
-        </w:rPr>
-        <w:t xml:space="preserve"> </w:t>
-      </w:r>
-      <w:r>
-        <w:rPr>
-          <w:rFonts w:asciiTheme="majorBidi" w:hAnsiTheme="majorBidi" w:cstheme="majorBidi"/>
-          <w:sz w:val="24"/>
-          <w:szCs w:val="24"/>
-        </w:rPr>
-        <w:t>debits</w:t>
-      </w:r>
-      <w:r>
-        <w:rPr>
-          <w:rFonts w:asciiTheme="majorBidi" w:hAnsiTheme="majorBidi" w:cstheme="majorBidi"/>
-          <w:sz w:val="24"/>
-          <w:szCs w:val="24"/>
-        </w:rPr>
-        <w:t xml:space="preserve">. </w:t>
-      </w:r>
     </w:p>
     <w:p>
       <w:pPr>
@@ -15853,7 +16152,7 @@
       <w:r>
         <w:t xml:space="preserve"> and </w:t>
       </w:r>
-      <w:del w:id="90" w:author="Erik Christian Porse" w:date="2026-05-27T18:14:00Z" w16du:dateUtc="2026-05-28T01:14:00Z">
+      <w:del w:id="17" w:author="Erik Christian Porse" w:date="2026-05-27T18:14:00Z" w16du:dateUtc="2026-05-28T01:14:00Z">
         <w:r>
           <w:delText>the baking in o</w:delText>
         </w:r>
@@ -15864,7 +16163,7 @@
       <w:r>
         <w:t xml:space="preserve">water shortages </w:t>
       </w:r>
-      <w:del w:id="91" w:author="Erik Christian Porse" w:date="2026-05-27T18:14:00Z" w16du:dateUtc="2026-05-28T01:14:00Z">
+      <w:del w:id="18" w:author="Erik Christian Porse" w:date="2026-05-27T18:14:00Z" w16du:dateUtc="2026-05-28T01:14:00Z">
         <w:r>
           <w:delText xml:space="preserve">(mandatory reductions from historical allocations) </w:delText>
         </w:r>
@@ -15872,7 +16171,7 @@
       <w:r>
         <w:t xml:space="preserve">tied to declining Lake Mead. If all users consume and draw down </w:t>
       </w:r>
-      <w:del w:id="92" w:author="Erik Christian Porse" w:date="2026-05-27T18:14:00Z" w16du:dateUtc="2026-05-28T01:14:00Z">
+      <w:del w:id="19" w:author="Erik Christian Porse" w:date="2026-05-27T18:14:00Z" w16du:dateUtc="2026-05-28T01:14:00Z">
         <w:r>
           <w:delText xml:space="preserve">all of </w:delText>
         </w:r>
@@ -15901,7 +16200,6 @@
         </w:rPr>
       </w:pPr>
       <w:r>
-        <w:lastRenderedPageBreak/>
         <w:t xml:space="preserve">Without a mandatory water shortage program, </w:t>
       </w:r>
       <w:r>
@@ -15910,7 +16208,7 @@
       <w:r>
         <w:t xml:space="preserve">also </w:t>
       </w:r>
-      <w:del w:id="93" w:author="Erik Christian Porse" w:date="2026-05-27T18:15:00Z" w16du:dateUtc="2026-05-28T01:15:00Z">
+      <w:del w:id="20" w:author="Erik Christian Porse" w:date="2026-05-27T18:15:00Z" w16du:dateUtc="2026-05-28T01:15:00Z">
         <w:r>
           <w:rPr>
             <w:b/>
@@ -15919,7 +16217,7 @@
           <w:delText xml:space="preserve">not </w:delText>
         </w:r>
       </w:del>
-      <w:ins w:id="94" w:author="Erik Christian Porse" w:date="2026-05-27T18:15:00Z" w16du:dateUtc="2026-05-28T01:15:00Z">
+      <w:ins w:id="21" w:author="Erik Christian Porse" w:date="2026-05-27T18:15:00Z" w16du:dateUtc="2026-05-28T01:15:00Z">
         <w:r>
           <w:rPr>
             <w:b/>
@@ -15976,6 +16274,7 @@
           <w:b/>
           <w:bCs/>
         </w:rPr>
+        <w:lastRenderedPageBreak/>
         <w:t>Prioritize reservoir evaporation as the highest consumptive use</w:t>
       </w:r>
       <w:r>
@@ -16395,7 +16694,6 @@
         <w:pStyle w:val="Heading1"/>
       </w:pPr>
       <w:r>
-        <w:lastRenderedPageBreak/>
         <w:t>Conclusions</w:t>
       </w:r>
     </w:p>
@@ -16485,7 +16783,16 @@
           <w:sz w:val="24"/>
           <w:szCs w:val="24"/>
         </w:rPr>
-        <w:t>voluntarily reduce use from their legal entitlements, keep the conserved water in Lake Mead, and withdraw conserved water at a future point in time subject to some constraints.</w:t>
+        <w:t xml:space="preserve">voluntarily reduce use from their legal entitlements, keep the conserved water in Lake Mead, and withdraw conserved </w:t>
+      </w:r>
+      <w:r>
+        <w:rPr>
+          <w:rFonts w:ascii="Times New Roman" w:eastAsia="Times New Roman" w:hAnsi="Times New Roman" w:cs="Times New Roman"/>
+          <w:sz w:val="24"/>
+          <w:szCs w:val="24"/>
+        </w:rPr>
+        <w:lastRenderedPageBreak/>
+        <w:t>water at a future point in time subject to some constraints.</w:t>
       </w:r>
       <w:r>
         <w:rPr>
@@ -17287,7 +17594,6 @@
         <w:rPr>
           <w:noProof/>
         </w:rPr>
-        <w:lastRenderedPageBreak/>
         <w:drawing>
           <wp:inline distT="0" distB="0" distL="0" distR="0" wp14:anchorId="4CC0DC87" wp14:editId="29FFDDB0">
             <wp:extent cx="3157335" cy="2045508"/>
@@ -17367,6 +17673,7 @@
           <w:sz w:val="24"/>
           <w:szCs w:val="24"/>
         </w:rPr>
+        <w:lastRenderedPageBreak/>
         <w:t xml:space="preserve">Table A2. Share of </w:t>
       </w:r>
       <w:r>
@@ -18431,6 +18738,7 @@
         <w:pStyle w:val="Heading1"/>
       </w:pPr>
       <w:r>
+        <w:lastRenderedPageBreak/>
         <w:t>References</w:t>
       </w:r>
     </w:p>
@@ -18772,7 +19080,6 @@
         <w:ind w:left="720" w:hanging="720"/>
       </w:pPr>
       <w:r>
-        <w:lastRenderedPageBreak/>
         <w:t xml:space="preserve">Huizar, L., Díaz, S., Lansey, K., and Arnold, R. (2023). "Water Supply in the Lower Colorado River Basin: Effectiveness of the 2019 Drought Contingency Plan." </w:t>
       </w:r>
       <w:r>
@@ -18862,7 +19169,11 @@
         <w:ind w:left="720" w:hanging="720"/>
       </w:pPr>
       <w:r>
-        <w:t xml:space="preserve">Meehan, K., Jepson, W., Harris, L. M., Wutich, A., Beresford, M., Fencl, A., London, J., Pierce, G., Radonic, L., Wells, C., Wilson, N. J., Adams, E. A., Arsenault, R., Brewis, A., Harrington, V., Lambrinidou, Y., McGregor, D., Patrick, R., Pauli, B., Pearson, A. L., Shah, S., Splichalova, D., Workman, C., and Young, S. (2020). "Exposing the myths of household water insecurity in the global north: A critical review." </w:t>
+        <w:t xml:space="preserve">Meehan, K., Jepson, W., Harris, L. M., Wutich, A., Beresford, M., Fencl, A., London, J., Pierce, G., Radonic, L., Wells, C., Wilson, N. J., Adams, E. A., Arsenault, R., Brewis, A., Harrington, V., Lambrinidou, Y., McGregor, D., Patrick, R., Pauli, B., Pearson, A. L., Shah, S., Splichalova, D., Workman, C., and </w:t>
+      </w:r>
+      <w:r>
+        <w:lastRenderedPageBreak/>
+        <w:t xml:space="preserve">Young, S. (2020). "Exposing the myths of household water insecurity in the global north: A critical review." </w:t>
       </w:r>
       <w:r>
         <w:rPr>
@@ -19008,7 +19319,19 @@
           <w:rPr>
             <w:rStyle w:val="Hyperlink"/>
           </w:rPr>
-          <w:t>https://heinonline.org/HOL/Page?handle=hein.journals/ucollr88&amp;id=511&amp;collection=journals&amp;index</w:t>
+          <w:t>https://heinonline.org/HOL/Page?handle=hein.journals/ucollr88&amp;id=</w:t>
+        </w:r>
+        <w:r>
+          <w:rPr>
+            <w:rStyle w:val="Hyperlink"/>
+          </w:rPr>
+          <w:t>5</w:t>
+        </w:r>
+        <w:r>
+          <w:rPr>
+            <w:rStyle w:val="Hyperlink"/>
+          </w:rPr>
+          <w:t>11&amp;collection=journals&amp;index</w:t>
         </w:r>
       </w:hyperlink>
       <w:r>
@@ -19022,9 +19345,39 @@
         <w:ind w:left="720" w:hanging="720"/>
       </w:pPr>
       <w:r>
+        <w:t xml:space="preserve">Rosenberg, D. E. (2022). "Adapt Lake Mead Releases to Inflow to Give Managers More Flexibility to Slow Reservoir Drawdown." </w:t>
+      </w:r>
+      <w:r>
+        <w:rPr>
+          <w:i/>
+        </w:rPr>
+        <w:t>Journal of Water Resources Planning and Management</w:t>
+      </w:r>
+      <w:r>
+        <w:t xml:space="preserve">, 148(10), 02522006. </w:t>
+      </w:r>
+      <w:hyperlink r:id="rId38" w:history="1">
+        <w:r>
+          <w:rPr>
+            <w:rStyle w:val="Hyperlink"/>
+          </w:rPr>
+          <w:t>https://doi.org/10.1061/(ASCE)WR.1943-5452.0001592</w:t>
+        </w:r>
+      </w:hyperlink>
+      <w:r>
+        <w:t>.</w:t>
+      </w:r>
+    </w:p>
+    <w:p>
+      <w:pPr>
+        <w:pStyle w:val="EndNoteBibliography"/>
+        <w:spacing w:after="0"/>
+        <w:ind w:left="720" w:hanging="720"/>
+      </w:pPr>
+      <w:r>
         <w:t xml:space="preserve">Rosenberg, D. E. (2023). "Colorado River Basin Water Accounts: Provoke discussion about more adaptive reservoir operations." Hydroshare.org. </w:t>
       </w:r>
-      <w:hyperlink r:id="rId38" w:history="1">
+      <w:hyperlink r:id="rId39" w:history="1">
         <w:r>
           <w:rPr>
             <w:rStyle w:val="Hyperlink"/>
@@ -19054,7 +19407,7 @@
       <w:r>
         <w:t xml:space="preserve">, 150(7). </w:t>
       </w:r>
-      <w:hyperlink r:id="rId39" w:history="1">
+      <w:hyperlink r:id="rId40" w:history="1">
         <w:r>
           <w:rPr>
             <w:rStyle w:val="Hyperlink"/>
@@ -19084,7 +19437,7 @@
       <w:r>
         <w:t xml:space="preserve">, 58(6), 1053-1075. </w:t>
       </w:r>
-      <w:hyperlink r:id="rId40" w:history="1">
+      <w:hyperlink r:id="rId41" w:history="1">
         <w:r>
           <w:rPr>
             <w:rStyle w:val="Hyperlink"/>
@@ -19114,7 +19467,7 @@
       <w:r>
         <w:t xml:space="preserve">, 60(7), e2024WR037225. </w:t>
       </w:r>
-      <w:hyperlink r:id="rId41" w:history="1">
+      <w:hyperlink r:id="rId42" w:history="1">
         <w:r>
           <w:rPr>
             <w:rStyle w:val="Hyperlink"/>
@@ -19144,7 +19497,7 @@
       <w:r>
         <w:t xml:space="preserve">, 58(5), 735-745. </w:t>
       </w:r>
-      <w:hyperlink r:id="rId42" w:history="1">
+      <w:hyperlink r:id="rId43" w:history="1">
         <w:r>
           <w:rPr>
             <w:rStyle w:val="Hyperlink"/>
@@ -19163,7 +19516,6 @@
         <w:ind w:left="720" w:hanging="720"/>
       </w:pPr>
       <w:r>
-        <w:lastRenderedPageBreak/>
         <w:t xml:space="preserve">Stelter, D. (2022). "Towards a Utah Intentionally Created Surplus Program." </w:t>
       </w:r>
       <w:r>
@@ -19175,7 +19527,7 @@
       <w:r>
         <w:t xml:space="preserve">, 22(2), 4-21. </w:t>
       </w:r>
-      <w:hyperlink r:id="rId43" w:history="1">
+      <w:hyperlink r:id="rId44" w:history="1">
         <w:r>
           <w:rPr>
             <w:rStyle w:val="Hyperlink"/>
@@ -19205,7 +19557,7 @@
       <w:r>
         <w:t xml:space="preserve">, 10(2), e565. </w:t>
       </w:r>
-      <w:hyperlink r:id="rId44" w:history="1">
+      <w:hyperlink r:id="rId45" w:history="1">
         <w:r>
           <w:rPr>
             <w:rStyle w:val="Hyperlink"/>
@@ -19224,6 +19576,7 @@
         <w:ind w:left="720" w:hanging="720"/>
       </w:pPr>
       <w:r>
+        <w:lastRenderedPageBreak/>
         <w:t xml:space="preserve">UCRC. (2018). "Colorado River System Conservation Pilot Program in the Upper Colorado River Basin." </w:t>
       </w:r>
       <w:r>
@@ -19235,7 +19588,7 @@
       <w:r>
         <w:t xml:space="preserve">. </w:t>
       </w:r>
-      <w:hyperlink r:id="rId45" w:history="1">
+      <w:hyperlink r:id="rId46" w:history="1">
         <w:r>
           <w:rPr>
             <w:rStyle w:val="Hyperlink"/>
@@ -19265,7 +19618,7 @@
       <w:r>
         <w:t xml:space="preserve">. </w:t>
       </w:r>
-      <w:hyperlink r:id="rId46" w:history="1">
+      <w:hyperlink r:id="rId47" w:history="1">
         <w:r>
           <w:rPr>
             <w:rStyle w:val="Hyperlink"/>
@@ -19295,7 +19648,7 @@
       <w:r>
         <w:t xml:space="preserve">, 53(3), 2404-2418. </w:t>
       </w:r>
-      <w:hyperlink r:id="rId47" w:history="1">
+      <w:hyperlink r:id="rId48" w:history="1">
         <w:r>
           <w:rPr>
             <w:rStyle w:val="Hyperlink"/>
@@ -19316,7 +19669,7 @@
       <w:r>
         <w:t xml:space="preserve">USBR. (2007a). "Colorado River Interim Guidelines for Lower Basin Shortages and Coordinated Operations for Lakes Powell and Mead: Final Environmental Impact Statement." U.S. Bureau of Reclamation, Washington, D.C., </w:t>
       </w:r>
-      <w:hyperlink r:id="rId48" w:history="1">
+      <w:hyperlink r:id="rId49" w:history="1">
         <w:r>
           <w:rPr>
             <w:rStyle w:val="Hyperlink"/>
@@ -19337,7 +19690,7 @@
       <w:r>
         <w:t xml:space="preserve">USBR. (2007b). "Record of Decision: Colorado River Interim Guidelines for Lower Basin Shortages and Coordinated Operations for Lakes Powell and Mead." U.S. Bureau of Reclamation. </w:t>
       </w:r>
-      <w:hyperlink r:id="rId49" w:history="1">
+      <w:hyperlink r:id="rId50" w:history="1">
         <w:r>
           <w:rPr>
             <w:rStyle w:val="Hyperlink"/>
@@ -19358,7 +19711,7 @@
       <w:r>
         <w:t xml:space="preserve">USBR. (2019). "Agreement Concerning Colorado River Drought Contingency Management and Operations." U.S. Bureau of Reclamation, Washington, DC. </w:t>
       </w:r>
-      <w:hyperlink r:id="rId50" w:history="1">
+      <w:hyperlink r:id="rId51" w:history="1">
         <w:r>
           <w:rPr>
             <w:rStyle w:val="Hyperlink"/>
@@ -19379,7 +19732,7 @@
       <w:r>
         <w:t xml:space="preserve">USBR. (2021). "Pilot System Conservation Program." U.S. Bureau of Reclamation, </w:t>
       </w:r>
-      <w:hyperlink r:id="rId51" w:history="1">
+      <w:hyperlink r:id="rId52" w:history="1">
         <w:r>
           <w:rPr>
             <w:rStyle w:val="Hyperlink"/>
@@ -19400,7 +19753,7 @@
       <w:r>
         <w:t xml:space="preserve">USBR. (2026a). "Boulder Canyon Operations Office - Program and Activities: Water Accounting Reports." U.S. Bureau of Reclamation. </w:t>
       </w:r>
-      <w:hyperlink r:id="rId52" w:history="1">
+      <w:hyperlink r:id="rId53" w:history="1">
         <w:r>
           <w:rPr>
             <w:rStyle w:val="Hyperlink"/>
@@ -19421,7 +19774,7 @@
       <w:r>
         <w:t xml:space="preserve">USBR. (2026b). "Post-2026 Operational Guidelines and Strategies for Lake Powell and Lake Mead – Draft Environmental Impact Statement." U.S. Bureau of Reclamation. </w:t>
       </w:r>
-      <w:hyperlink r:id="rId53" w:history="1">
+      <w:hyperlink r:id="rId54" w:history="1">
         <w:r>
           <w:rPr>
             <w:rStyle w:val="Hyperlink"/>
@@ -19436,6 +19789,7 @@
     <w:p>
       <w:pPr>
         <w:pStyle w:val="EndNoteBibliography"/>
+        <w:spacing w:after="0"/>
         <w:ind w:left="720" w:hanging="720"/>
       </w:pPr>
       <w:r>
@@ -19450,7 +19804,7 @@
       <w:r>
         <w:t xml:space="preserve">, 147(9), 04021034. </w:t>
       </w:r>
-      <w:hyperlink r:id="rId54" w:history="1">
+      <w:hyperlink r:id="rId55" w:history="1">
         <w:r>
           <w:rPr>
             <w:rStyle w:val="Hyperlink"/>
@@ -19464,6 +19818,26 @@
     </w:p>
     <w:p>
       <w:pPr>
+        <w:pStyle w:val="EndNoteBibliography"/>
+        <w:ind w:left="720" w:hanging="720"/>
+      </w:pPr>
+      <w:r>
+        <w:t xml:space="preserve">Wang, J., and Schmidt, J. C. (2020). "Stream flow and Losses of the Colorado River in the Southern Colorado Plateau." Center for Colorado River Studies, Utah State University, Logan, Utah. </w:t>
+      </w:r>
+      <w:hyperlink r:id="rId56" w:history="1">
+        <w:r>
+          <w:rPr>
+            <w:rStyle w:val="Hyperlink"/>
+          </w:rPr>
+          <w:t>https://qcnr.usu.edu//coloradoriver/files/news/White-Paper-7.pdf</w:t>
+        </w:r>
+      </w:hyperlink>
+      <w:r>
+        <w:t>.</w:t>
+      </w:r>
+    </w:p>
+    <w:p>
+      <w:pPr>
         <w:rPr>
           <w:rFonts w:asciiTheme="majorBidi" w:hAnsiTheme="majorBidi" w:cstheme="majorBidi"/>
           <w:sz w:val="24"/>
@@ -19480,7 +19854,7 @@
       </w:r>
     </w:p>
     <w:sectPr>
-      <w:headerReference w:type="default" r:id="rId55"/>
+      <w:headerReference w:type="default" r:id="rId57"/>
       <w:pgSz w:w="12240" w:h="15840"/>
       <w:pgMar w:top="1440" w:right="1440" w:bottom="1440" w:left="1440" w:header="720" w:footer="720" w:gutter="0"/>
       <w:cols w:space="720"/>
@@ -19509,7 +19883,7 @@
       </w:r>
     </w:p>
   </w:comment>
-  <w:comment w:id="1" w:author="Erik Christian Porse" w:date="2026-05-27T15:45:00Z" w:initials="EP">
+  <w:comment w:id="1" w:author="Erik Christian Porse" w:date="2026-05-27T15:52:00Z" w:initials="EP">
     <w:p>
       <w:r>
         <w:rPr>
@@ -19522,11 +19896,11 @@
           <w:sz w:val="20"/>
           <w:szCs w:val="20"/>
         </w:rPr>
-        <w:t>is more clarity needed for this statement? What about initial conditions? How much drawdown?</w:t>
+        <w:t>what are these entitlements? Lower Basin States + Mexico?</w:t>
       </w:r>
     </w:p>
   </w:comment>
-  <w:comment w:id="2" w:author="Erik Christian Porse" w:date="2026-05-27T15:49:00Z" w:initials="EP">
+  <w:comment w:id="2" w:author="Erik Christian Porse" w:date="2026-05-27T17:53:00Z" w:initials="EP">
     <w:p>
       <w:r>
         <w:rPr>
@@ -19539,11 +19913,11 @@
           <w:sz w:val="20"/>
           <w:szCs w:val="20"/>
         </w:rPr>
-        <w:t xml:space="preserve">in some cases can we swap with the term deliveries? The language sounds a lot like a checking account and I am always hesitant about overly commodifying natural resources. </w:t>
+        <w:t>why is this maximized and what does that mean in a non-optimization formulation?</w:t>
       </w:r>
     </w:p>
   </w:comment>
-  <w:comment w:id="3" w:author="Erik Christian Porse" w:date="2026-05-27T15:50:00Z" w:initials="EP">
+  <w:comment w:id="5" w:author="Erik Christian Porse" w:date="2026-05-27T15:54:00Z" w:initials="EP">
     <w:p>
       <w:r>
         <w:rPr>
@@ -19556,11 +19930,11 @@
           <w:sz w:val="20"/>
           <w:szCs w:val="20"/>
         </w:rPr>
-        <w:t>Is this additional voluntary water conservation, or an issue of timing of deliveries?</w:t>
+        <w:t>hard to follow as several of the terms are not in the equation for case #1 but they are in the diagram</w:t>
       </w:r>
     </w:p>
   </w:comment>
-  <w:comment w:id="8" w:author="Erik Christian Porse" w:date="2026-05-27T15:52:00Z" w:initials="EP">
+  <w:comment w:id="7" w:author="Erik Christian Porse" w:date="2026-05-27T17:58:00Z" w:initials="EP">
     <w:p>
       <w:r>
         <w:rPr>
@@ -19573,11 +19947,11 @@
           <w:sz w:val="20"/>
           <w:szCs w:val="20"/>
         </w:rPr>
-        <w:t>what are these entitlements? Lower Basin States + Mexico?</w:t>
+        <w:t>suggest to complete this thought by indicating that the Lower Basin legal entitlements are 9 MAF</w:t>
       </w:r>
     </w:p>
   </w:comment>
-  <w:comment w:id="9" w:author="Erik Christian Porse" w:date="2026-05-27T17:53:00Z" w:initials="EP">
+  <w:comment w:id="14" w:author="Erik Christian Porse" w:date="2026-05-27T18:13:00Z" w:initials="EP">
     <w:p>
       <w:r>
         <w:rPr>
@@ -19590,98 +19964,11 @@
           <w:sz w:val="20"/>
           <w:szCs w:val="20"/>
         </w:rPr>
-        <w:t>why is this maximized and what does that mean in a non-optimization formulation?</w:t>
+        <w:t xml:space="preserve">Suggest to frame these as innovations to the current policy and programs. </w:t>
       </w:r>
     </w:p>
   </w:comment>
-  <w:comment w:id="13" w:author="Erik Christian Porse" w:date="2026-05-27T15:54:00Z" w:initials="EP">
-    <w:p>
-      <w:r>
-        <w:rPr>
-          <w:rStyle w:val="CommentReference"/>
-        </w:rPr>
-        <w:annotationRef/>
-      </w:r>
-      <w:r>
-        <w:rPr>
-          <w:sz w:val="20"/>
-          <w:szCs w:val="20"/>
-        </w:rPr>
-        <w:t>hard to follow as several of the terms are not in the equation for case #1 but they are in the diagram</w:t>
-      </w:r>
-    </w:p>
-  </w:comment>
-  <w:comment w:id="18" w:author="Erik Christian Porse" w:date="2026-05-27T17:58:00Z" w:initials="EP">
-    <w:p>
-      <w:r>
-        <w:rPr>
-          <w:rStyle w:val="CommentReference"/>
-        </w:rPr>
-        <w:annotationRef/>
-      </w:r>
-      <w:r>
-        <w:rPr>
-          <w:sz w:val="20"/>
-          <w:szCs w:val="20"/>
-        </w:rPr>
-        <w:t>suggest to complete this thought by indicating that the Lower Basin legal entitlements are 9 MAF</w:t>
-      </w:r>
-    </w:p>
-  </w:comment>
-  <w:comment w:id="78" w:author="Erik Christian Porse" w:date="2025-02-03T20:21:00Z" w:initials="EP">
-    <w:p>
-      <w:r>
-        <w:rPr>
-          <w:rStyle w:val="CommentReference"/>
-        </w:rPr>
-        <w:annotationRef/>
-      </w:r>
-      <w:r>
-        <w:rPr>
-          <w:color w:val="000000"/>
-          <w:sz w:val="20"/>
-          <w:szCs w:val="20"/>
-        </w:rPr>
-        <w:t xml:space="preserve">How would we know? In CA, the SWP and CVP use a gradual schedule of allocations based on input, but this is subject to media criticism because it can only get to 100% is above average precipitation years because the rights are over allocated… </w:t>
-      </w:r>
-    </w:p>
-  </w:comment>
-  <w:comment w:id="79" w:author="Erik Christian Porse" w:date="2025-02-03T20:22:00Z" w:initials="EP">
-    <w:p>
-      <w:r>
-        <w:rPr>
-          <w:rStyle w:val="CommentReference"/>
-        </w:rPr>
-        <w:annotationRef/>
-      </w:r>
-      <w:r>
-        <w:rPr>
-          <w:color w:val="000000"/>
-          <w:sz w:val="20"/>
-          <w:szCs w:val="20"/>
-        </w:rPr>
-        <w:t>Hmmm. This could create issues with non-stationarity</w:t>
-      </w:r>
-    </w:p>
-  </w:comment>
-  <w:comment w:id="86" w:author="Erik Christian Porse" w:date="2026-05-27T18:13:00Z" w:initials="EP">
-    <w:p>
-      <w:r>
-        <w:rPr>
-          <w:rStyle w:val="CommentReference"/>
-        </w:rPr>
-        <w:annotationRef/>
-      </w:r>
-      <w:r>
-        <w:rPr>
-          <w:sz w:val="20"/>
-          <w:szCs w:val="20"/>
-        </w:rPr>
-        <w:t xml:space="preserve">Suggest to frame these as innovations to the current policy and programs. </w:t>
-      </w:r>
-    </w:p>
-  </w:comment>
-  <w:comment w:id="87" w:author="Erik Christian Porse" w:date="2026-05-27T18:15:00Z" w:initials="EP">
+  <w:comment w:id="15" w:author="Erik Christian Porse" w:date="2026-05-27T18:15:00Z" w:initials="EP">
     <w:p>
       <w:r>
         <w:rPr>
@@ -19704,15 +19991,10 @@
 <file path=word/commentsExtended.xml><?xml version="1.0" encoding="utf-8"?>
 <w15:commentsEx xmlns:wpc="http://schemas.microsoft.com/office/word/2010/wordprocessingCanvas" xmlns:cx="http://schemas.microsoft.com/office/drawing/2014/chartex" xmlns:cx1="http://schemas.microsoft.com/office/drawing/2015/9/8/chartex" xmlns:cx2="http://schemas.microsoft.com/office/drawing/2015/10/21/chartex" xmlns:cx3="http://schemas.microsoft.com/office/drawing/2016/5/9/chartex" xmlns:cx4="http://schemas.microsoft.com/office/drawing/2016/5/10/chartex" xmlns:cx5="http://schemas.microsoft.com/office/drawing/2016/5/11/chartex" xmlns:cx6="http://schemas.microsoft.com/office/drawing/2016/5/12/chartex" xmlns:cx7="http://schemas.microsoft.com/office/drawing/2016/5/13/chartex" xmlns:cx8="http://schemas.microsoft.com/office/drawing/2016/5/14/chartex" xmlns:mc="http://schemas.openxmlformats.org/markup-compatibility/2006" xmlns:aink="http://schemas.microsoft.com/office/drawing/2016/ink" xmlns:am3d="http://schemas.microsoft.com/office/drawing/2017/model3d" xmlns:o="urn:schemas-microsoft-com:office:office" xmlns:oel="http://schemas.microsoft.com/office/2019/extlst" xmlns:r="http://schemas.openxmlformats.org/officeDocument/2006/relationships" xmlns:m="http://schemas.openxmlformats.org/officeDocument/2006/math" xmlns:v="urn:schemas-microsoft-com:vml" xmlns:wp14="http://schemas.microsoft.com/office/word/2010/wordprocessingDrawing" xmlns:wp="http://schemas.openxmlformats.org/drawingml/2006/wordprocessingDrawing" xmlns:w10="urn:schemas-microsoft-com:office:word" xmlns:w="http://schemas.openxmlformats.org/wordprocessingml/2006/main" xmlns:w14="http://schemas.microsoft.com/office/word/2010/wordml" xmlns:w15="http://schemas.microsoft.com/office/word/2012/wordml" xmlns:w16cex="http://schemas.microsoft.com/office/word/2018/wordml/cex" xmlns:w16cid="http://schemas.microsoft.com/office/word/2016/wordml/cid" xmlns:w16="http://schemas.microsoft.com/office/word/2018/wordml" xmlns:w16du="http://schemas.microsoft.com/office/word/2023/wordml/word16du" xmlns:w16sdtdh="http://schemas.microsoft.com/office/word/2020/wordml/sdtdatahash" xmlns:w16sdtfl="http://schemas.microsoft.com/office/word/2024/wordml/sdtformatlock" xmlns:w16se="http://schemas.microsoft.com/office/word/2015/wordml/symex" xmlns:wpg="http://schemas.microsoft.com/office/word/2010/wordprocessingGroup" xmlns:wpi="http://schemas.microsoft.com/office/word/2010/wordprocessingInk" xmlns:wne="http://schemas.microsoft.com/office/word/2006/wordml" xmlns:wps="http://schemas.microsoft.com/office/word/2010/wordprocessingShape" mc:Ignorable="w14 w15 w16se w16cid w16 w16cex w16sdtdh w16sdtfl w16du wp14">
   <w15:commentEx w15:paraId="5028B586" w15:done="0"/>
-  <w15:commentEx w15:paraId="2D008202" w15:done="0"/>
-  <w15:commentEx w15:paraId="2B93612E" w15:done="0"/>
-  <w15:commentEx w15:paraId="140C500F" w15:done="0"/>
   <w15:commentEx w15:paraId="6CCB7ADF" w15:done="0"/>
   <w15:commentEx w15:paraId="3C4EF3BA" w15:done="0"/>
   <w15:commentEx w15:paraId="14A03515" w15:done="0"/>
   <w15:commentEx w15:paraId="1373997E" w15:done="0"/>
-  <w15:commentEx w15:paraId="2D7AD438" w15:done="0"/>
-  <w15:commentEx w15:paraId="05C8A938" w15:done="0"/>
   <w15:commentEx w15:paraId="091788BF" w15:done="0"/>
   <w15:commentEx w15:paraId="04FECE45" w15:paraIdParent="091788BF" w15:done="0"/>
 </w15:commentsEx>
@@ -19721,15 +20003,10 @@
 <file path=word/commentsExtensible.xml><?xml version="1.0" encoding="utf-8"?>
 <w16cex:commentsExtensible xmlns:wpc="http://schemas.microsoft.com/office/word/2010/wordprocessingCanvas" xmlns:cx="http://schemas.microsoft.com/office/drawing/2014/chartex" xmlns:cx1="http://schemas.microsoft.com/office/drawing/2015/9/8/chartex" xmlns:cx2="http://schemas.microsoft.com/office/drawing/2015/10/21/chartex" xmlns:cx3="http://schemas.microsoft.com/office/drawing/2016/5/9/chartex" xmlns:cx4="http://schemas.microsoft.com/office/drawing/2016/5/10/chartex" xmlns:cx5="http://schemas.microsoft.com/office/drawing/2016/5/11/chartex" xmlns:cx6="http://schemas.microsoft.com/office/drawing/2016/5/12/chartex" xmlns:cx7="http://schemas.microsoft.com/office/drawing/2016/5/13/chartex" xmlns:cx8="http://schemas.microsoft.com/office/drawing/2016/5/14/chartex" xmlns:cr="http://schemas.microsoft.com/office/comments/2020/reactions" xmlns:mc="http://schemas.openxmlformats.org/markup-compatibility/2006" xmlns:aink="http://schemas.microsoft.com/office/drawing/2016/ink" xmlns:am3d="http://schemas.microsoft.com/office/drawing/2017/model3d" xmlns:o="urn:schemas-microsoft-com:office:office" xmlns:oel="http://schemas.microsoft.com/office/2019/extlst" xmlns:r="http://schemas.openxmlformats.org/officeDocument/2006/relationships" xmlns:m="http://schemas.openxmlformats.org/officeDocument/2006/math" xmlns:v="urn:schemas-microsoft-com:vml" xmlns:wp14="http://schemas.microsoft.com/office/word/2010/wordprocessingDrawing" xmlns:wp="http://schemas.openxmlformats.org/drawingml/2006/wordprocessingDrawing" xmlns:w10="urn:schemas-microsoft-com:office:word" xmlns:w="http://schemas.openxmlformats.org/wordprocessingml/2006/main" xmlns:w14="http://schemas.microsoft.com/office/word/2010/wordml" xmlns:w15="http://schemas.microsoft.com/office/word/2012/wordml" xmlns:w16cex="http://schemas.microsoft.com/office/word/2018/wordml/cex" xmlns:w16cid="http://schemas.microsoft.com/office/word/2016/wordml/cid" xmlns:w16="http://schemas.microsoft.com/office/word/2018/wordml" xmlns:w16du="http://schemas.microsoft.com/office/word/2023/wordml/word16du" xmlns:w16sdtdh="http://schemas.microsoft.com/office/word/2020/wordml/sdtdatahash" xmlns:w16sdtfl="http://schemas.microsoft.com/office/word/2024/wordml/sdtformatlock" xmlns:w16se="http://schemas.microsoft.com/office/word/2015/wordml/symex" xmlns:wpg="http://schemas.microsoft.com/office/word/2010/wordprocessingGroup" xmlns:wpi="http://schemas.microsoft.com/office/word/2010/wordprocessingInk" xmlns:wne="http://schemas.microsoft.com/office/word/2006/wordml" xmlns:wps="http://schemas.microsoft.com/office/word/2010/wordprocessingShape" mc:Ignorable="w14 w15 w16se w16cid w16 w16cex w16sdtdh w16sdtfl cr w16du wp14">
   <w16cex:commentExtensible w16cex:durableId="29F1A260" w16cex:dateUtc="2026-05-27T19:47:00Z"/>
-  <w16cex:commentExtensible w16cex:durableId="771B7970" w16cex:dateUtc="2026-05-27T22:45:00Z"/>
-  <w16cex:commentExtensible w16cex:durableId="3A2CAA42" w16cex:dateUtc="2026-05-27T22:49:00Z"/>
-  <w16cex:commentExtensible w16cex:durableId="72798785" w16cex:dateUtc="2026-05-27T22:50:00Z"/>
   <w16cex:commentExtensible w16cex:durableId="589B2D49" w16cex:dateUtc="2026-05-27T22:52:00Z"/>
   <w16cex:commentExtensible w16cex:durableId="0B3FF86F" w16cex:dateUtc="2026-05-28T00:53:00Z"/>
   <w16cex:commentExtensible w16cex:durableId="0769A5C1" w16cex:dateUtc="2026-05-27T22:54:00Z"/>
   <w16cex:commentExtensible w16cex:durableId="47362715" w16cex:dateUtc="2026-05-28T00:58:00Z"/>
-  <w16cex:commentExtensible w16cex:durableId="608AE14E" w16cex:dateUtc="2025-02-03T19:21:00Z"/>
-  <w16cex:commentExtensible w16cex:durableId="43C82205" w16cex:dateUtc="2025-02-03T19:22:00Z"/>
   <w16cex:commentExtensible w16cex:durableId="55B147C9" w16cex:dateUtc="2026-05-28T01:13:00Z"/>
   <w16cex:commentExtensible w16cex:durableId="416F9609" w16cex:dateUtc="2026-05-28T01:15:00Z"/>
 </w16cex:commentsExtensible>
@@ -19738,15 +20015,10 @@
 <file path=word/commentsIds.xml><?xml version="1.0" encoding="utf-8"?>
 <w16cid:commentsIds xmlns:wpc="http://schemas.microsoft.com/office/word/2010/wordprocessingCanvas" xmlns:cx="http://schemas.microsoft.com/office/drawing/2014/chartex" xmlns:cx1="http://schemas.microsoft.com/office/drawing/2015/9/8/chartex" xmlns:cx2="http://schemas.microsoft.com/office/drawing/2015/10/21/chartex" xmlns:cx3="http://schemas.microsoft.com/office/drawing/2016/5/9/chartex" xmlns:cx4="http://schemas.microsoft.com/office/drawing/2016/5/10/chartex" xmlns:cx5="http://schemas.microsoft.com/office/drawing/2016/5/11/chartex" xmlns:cx6="http://schemas.microsoft.com/office/drawing/2016/5/12/chartex" xmlns:cx7="http://schemas.microsoft.com/office/drawing/2016/5/13/chartex" xmlns:cx8="http://schemas.microsoft.com/office/drawing/2016/5/14/chartex" xmlns:mc="http://schemas.openxmlformats.org/markup-compatibility/2006" xmlns:aink="http://schemas.microsoft.com/office/drawing/2016/ink" xmlns:am3d="http://schemas.microsoft.com/office/drawing/2017/model3d" xmlns:o="urn:schemas-microsoft-com:office:office" xmlns:oel="http://schemas.microsoft.com/office/2019/extlst" xmlns:r="http://schemas.openxmlformats.org/officeDocument/2006/relationships" xmlns:m="http://schemas.openxmlformats.org/officeDocument/2006/math" xmlns:v="urn:schemas-microsoft-com:vml" xmlns:wp14="http://schemas.microsoft.com/office/word/2010/wordprocessingDrawing" xmlns:wp="http://schemas.openxmlformats.org/drawingml/2006/wordprocessingDrawing" xmlns:w10="urn:schemas-microsoft-com:office:word" xmlns:w="http://schemas.openxmlformats.org/wordprocessingml/2006/main" xmlns:w14="http://schemas.microsoft.com/office/word/2010/wordml" xmlns:w15="http://schemas.microsoft.com/office/word/2012/wordml" xmlns:w16cex="http://schemas.microsoft.com/office/word/2018/wordml/cex" xmlns:w16cid="http://schemas.microsoft.com/office/word/2016/wordml/cid" xmlns:w16="http://schemas.microsoft.com/office/word/2018/wordml" xmlns:w16du="http://schemas.microsoft.com/office/word/2023/wordml/word16du" xmlns:w16sdtdh="http://schemas.microsoft.com/office/word/2020/wordml/sdtdatahash" xmlns:w16sdtfl="http://schemas.microsoft.com/office/word/2024/wordml/sdtformatlock" xmlns:w16se="http://schemas.microsoft.com/office/word/2015/wordml/symex" xmlns:wpg="http://schemas.microsoft.com/office/word/2010/wordprocessingGroup" xmlns:wpi="http://schemas.microsoft.com/office/word/2010/wordprocessingInk" xmlns:wne="http://schemas.microsoft.com/office/word/2006/wordml" xmlns:wps="http://schemas.microsoft.com/office/word/2010/wordprocessingShape" mc:Ignorable="w14 w15 w16se w16cid w16 w16cex w16sdtdh w16sdtfl w16du wp14">
   <w16cid:commentId w16cid:paraId="5028B586" w16cid:durableId="29F1A260"/>
-  <w16cid:commentId w16cid:paraId="2D008202" w16cid:durableId="771B7970"/>
-  <w16cid:commentId w16cid:paraId="2B93612E" w16cid:durableId="3A2CAA42"/>
-  <w16cid:commentId w16cid:paraId="140C500F" w16cid:durableId="72798785"/>
   <w16cid:commentId w16cid:paraId="6CCB7ADF" w16cid:durableId="589B2D49"/>
   <w16cid:commentId w16cid:paraId="3C4EF3BA" w16cid:durableId="0B3FF86F"/>
   <w16cid:commentId w16cid:paraId="14A03515" w16cid:durableId="0769A5C1"/>
   <w16cid:commentId w16cid:paraId="1373997E" w16cid:durableId="47362715"/>
-  <w16cid:commentId w16cid:paraId="2D7AD438" w16cid:durableId="608AE14E"/>
-  <w16cid:commentId w16cid:paraId="05C8A938" w16cid:durableId="43C82205"/>
   <w16cid:commentId w16cid:paraId="091788BF" w16cid:durableId="55B147C9"/>
   <w16cid:commentId w16cid:paraId="04FECE45" w16cid:durableId="416F9609"/>
 </w16cid:commentsIds>
@@ -22894,6 +23166,9 @@
 <w15:people xmlns:wpc="http://schemas.microsoft.com/office/word/2010/wordprocessingCanvas" xmlns:cx="http://schemas.microsoft.com/office/drawing/2014/chartex" xmlns:cx1="http://schemas.microsoft.com/office/drawing/2015/9/8/chartex" xmlns:cx2="http://schemas.microsoft.com/office/drawing/2015/10/21/chartex" xmlns:cx3="http://schemas.microsoft.com/office/drawing/2016/5/9/chartex" xmlns:cx4="http://schemas.microsoft.com/office/drawing/2016/5/10/chartex" xmlns:cx5="http://schemas.microsoft.com/office/drawing/2016/5/11/chartex" xmlns:cx6="http://schemas.microsoft.com/office/drawing/2016/5/12/chartex" xmlns:cx7="http://schemas.microsoft.com/office/drawing/2016/5/13/chartex" xmlns:cx8="http://schemas.microsoft.com/office/drawing/2016/5/14/chartex" xmlns:mc="http://schemas.openxmlformats.org/markup-compatibility/2006" xmlns:aink="http://schemas.microsoft.com/office/drawing/2016/ink" xmlns:am3d="http://schemas.microsoft.com/office/drawing/2017/model3d" xmlns:o="urn:schemas-microsoft-com:office:office" xmlns:oel="http://schemas.microsoft.com/office/2019/extlst" xmlns:r="http://schemas.openxmlformats.org/officeDocument/2006/relationships" xmlns:m="http://schemas.openxmlformats.org/officeDocument/2006/math" xmlns:v="urn:schemas-microsoft-com:vml" xmlns:wp14="http://schemas.microsoft.com/office/word/2010/wordprocessingDrawing" xmlns:wp="http://schemas.openxmlformats.org/drawingml/2006/wordprocessingDrawing" xmlns:w10="urn:schemas-microsoft-com:office:word" xmlns:w="http://schemas.openxmlformats.org/wordprocessingml/2006/main" xmlns:w14="http://schemas.microsoft.com/office/word/2010/wordml" xmlns:w15="http://schemas.microsoft.com/office/word/2012/wordml" xmlns:w16cex="http://schemas.microsoft.com/office/word/2018/wordml/cex" xmlns:w16cid="http://schemas.microsoft.com/office/word/2016/wordml/cid" xmlns:w16="http://schemas.microsoft.com/office/word/2018/wordml" xmlns:w16du="http://schemas.microsoft.com/office/word/2023/wordml/word16du" xmlns:w16sdtdh="http://schemas.microsoft.com/office/word/2020/wordml/sdtdatahash" xmlns:w16sdtfl="http://schemas.microsoft.com/office/word/2024/wordml/sdtformatlock" xmlns:w16se="http://schemas.microsoft.com/office/word/2015/wordml/symex" xmlns:wpg="http://schemas.microsoft.com/office/word/2010/wordprocessingGroup" xmlns:wpi="http://schemas.microsoft.com/office/word/2010/wordprocessingInk" xmlns:wne="http://schemas.microsoft.com/office/word/2006/wordml" xmlns:wps="http://schemas.microsoft.com/office/word/2010/wordprocessingShape" mc:Ignorable="w14 w15 w16se w16cid w16 w16cex w16sdtdh w16sdtfl w16du wp14">
   <w15:person w15:author="Erik Christian Porse">
     <w15:presenceInfo w15:providerId="AD" w15:userId="S::eporse@ucdavis.edu::e6b50e3b-0b40-4d96-8b53-4f3def8ebfff"/>
+  </w15:person>
+  <w15:person w15:author="David Rosenberg">
+    <w15:presenceInfo w15:providerId="AD" w15:userId="S::A01192427@aggies.usu.edu::c209a15a-8d29-49b1-b0b3-d96d249aedaa"/>
   </w15:person>
 </w15:people>
 </file>
@@ -23296,7 +23571,7 @@
   <w:style w:type="paragraph" w:default="1" w:styleId="Normal">
     <w:name w:val="Normal"/>
     <w:qFormat/>
-    <w:rsid w:val="003E5DCB"/>
+    <w:rsid w:val="008204B8"/>
   </w:style>
   <w:style w:type="paragraph" w:styleId="Heading1">
     <w:name w:val="heading 1"/>
@@ -23324,7 +23599,6 @@
   <w:style w:type="character" w:default="1" w:styleId="DefaultParagraphFont">
     <w:name w:val="Default Paragraph Font"/>
     <w:uiPriority w:val="1"/>
-    <w:semiHidden/>
     <w:unhideWhenUsed/>
   </w:style>
   <w:style w:type="table" w:default="1" w:styleId="TableNormal">

--- a/LakeMeadWaterConservationProgramAnalysis/LakeMeadWaterConservationProgramSuccessChallengesSuggestions_v3.docx
+++ b/LakeMeadWaterConservationProgramAnalysis/LakeMeadWaterConservationProgramSuccessChallengesSuggestions_v3.docx
@@ -2296,7 +2296,23 @@
           <w:sz w:val="24"/>
           <w:szCs w:val="24"/>
         </w:rPr>
-        <w:t>Even with these activities, Lake Mead continues to draw down.</w:t>
+        <w:t>Even with these activities, Lake Mead continue</w:t>
+      </w:r>
+      <w:r>
+        <w:rPr>
+          <w:rFonts w:asciiTheme="majorBidi" w:hAnsiTheme="majorBidi" w:cstheme="majorBidi"/>
+          <w:sz w:val="24"/>
+          <w:szCs w:val="24"/>
+        </w:rPr>
+        <w:t>d</w:t>
+      </w:r>
+      <w:r>
+        <w:rPr>
+          <w:rFonts w:asciiTheme="majorBidi" w:hAnsiTheme="majorBidi" w:cstheme="majorBidi"/>
+          <w:sz w:val="24"/>
+          <w:szCs w:val="24"/>
+        </w:rPr>
+        <w:t xml:space="preserve"> to draw down.</w:t>
       </w:r>
     </w:p>
     <w:p>
@@ -7153,7 +7169,7 @@
                     <pic:cNvPicPr/>
                   </pic:nvPicPr>
                   <pic:blipFill>
-                    <a:blip r:embed="rId11"/>
+                    <a:blip r:embed="rId12"/>
                     <a:stretch>
                       <a:fillRect/>
                     </a:stretch>
@@ -7237,7 +7253,7 @@
                     <pic:cNvPicPr/>
                   </pic:nvPicPr>
                   <pic:blipFill>
-                    <a:blip r:embed="rId12"/>
+                    <a:blip r:embed="rId13"/>
                     <a:stretch>
                       <a:fillRect/>
                     </a:stretch>
@@ -7819,7 +7835,7 @@
                     </pic:cNvPicPr>
                   </pic:nvPicPr>
                   <pic:blipFill>
-                    <a:blip r:embed="rId13">
+                    <a:blip r:embed="rId14">
                       <a:extLst>
                         <a:ext uri="{28A0092B-C50C-407E-A947-70E740481C1C}">
                           <a14:useLocalDpi xmlns:a14="http://schemas.microsoft.com/office/drawing/2010/main" val="0"/>
@@ -8117,7 +8133,7 @@
                     <pic:cNvPicPr/>
                   </pic:nvPicPr>
                   <pic:blipFill>
-                    <a:blip r:embed="rId14"/>
+                    <a:blip r:embed="rId15"/>
                     <a:stretch>
                       <a:fillRect/>
                     </a:stretch>
@@ -9515,15 +9531,7 @@
           <w:sz w:val="24"/>
           <w:szCs w:val="24"/>
         </w:rPr>
-        <w:t xml:space="preserve">Lake Mead storage </w:t>
-      </w:r>
-      <w:r>
-        <w:rPr>
-          <w:rFonts w:asciiTheme="majorBidi" w:hAnsiTheme="majorBidi" w:cstheme="majorBidi"/>
-          <w:sz w:val="24"/>
-          <w:szCs w:val="24"/>
-        </w:rPr>
-        <w:t>above</w:t>
+        <w:t>Lake Mead storage above</w:t>
       </w:r>
       <w:r>
         <w:rPr>
@@ -9579,15 +9587,7 @@
           <w:sz w:val="24"/>
           <w:szCs w:val="24"/>
         </w:rPr>
-        <w:t xml:space="preserve"> allow invasive </w:t>
-      </w:r>
-      <w:r>
-        <w:rPr>
-          <w:rFonts w:asciiTheme="majorBidi" w:hAnsiTheme="majorBidi" w:cstheme="majorBidi"/>
-          <w:sz w:val="24"/>
-          <w:szCs w:val="24"/>
-        </w:rPr>
-        <w:t xml:space="preserve">fish in the reservoir to swim upstream to the detriment of native fish in Grand Canyon. </w:t>
+        <w:t xml:space="preserve"> allow invasive fish in the reservoir to swim upstream to the detriment of native fish in Grand Canyon. </w:t>
       </w:r>
       <w:r>
         <w:rPr>
@@ -9710,15 +9710,7 @@
           <w:sz w:val="24"/>
           <w:szCs w:val="24"/>
         </w:rPr>
-        <w:t xml:space="preserve">the sum of legal </w:t>
-      </w:r>
-      <w:r>
-        <w:rPr>
-          <w:rFonts w:asciiTheme="majorBidi" w:hAnsiTheme="majorBidi" w:cstheme="majorBidi"/>
-          <w:sz w:val="24"/>
-          <w:szCs w:val="24"/>
-        </w:rPr>
-        <w:t xml:space="preserve">entitlements of 9.0 million acre-feet per </w:t>
+        <w:t xml:space="preserve">the sum of legal entitlements of 9.0 million acre-feet per </w:t>
       </w:r>
       <w:commentRangeStart w:id="1"/>
       <w:r>
@@ -9866,7 +9858,7 @@
         </w:rPr>
         <w:lastRenderedPageBreak/>
         <w:drawing>
-          <wp:inline distT="0" distB="0" distL="0" distR="0" wp14:anchorId="4E4DC790" wp14:editId="12307EA7">
+          <wp:inline distT="0" distB="0" distL="0" distR="0" wp14:anchorId="4E4DC790" wp14:editId="54C7C552">
             <wp:extent cx="5929566" cy="3377110"/>
             <wp:effectExtent l="0" t="0" r="0" b="0"/>
             <wp:docPr id="496325522" name="Picture 3"/>
@@ -9883,7 +9875,7 @@
                     </pic:cNvPicPr>
                   </pic:nvPicPr>
                   <pic:blipFill>
-                    <a:blip r:embed="rId15" cstate="print">
+                    <a:blip r:embed="rId16" cstate="print">
                       <a:extLst>
                         <a:ext uri="{28A0092B-C50C-407E-A947-70E740481C1C}">
                           <a14:useLocalDpi xmlns:a14="http://schemas.microsoft.com/office/drawing/2010/main" val="0"/>
@@ -10512,10 +10504,7 @@
         <w:t xml:space="preserve"> </w:t>
       </w:r>
       <w:r>
-        <w:t xml:space="preserve">Physically Available </w:t>
-      </w:r>
-      <w:r>
-        <w:t>Water (</w:t>
+        <w:t>Physically Available Water (</w:t>
       </w:r>
       <w:r>
         <w:rPr>
@@ -11066,7 +11055,7 @@
                     <pic:cNvPicPr/>
                   </pic:nvPicPr>
                   <pic:blipFill>
-                    <a:blip r:embed="rId16"/>
+                    <a:blip r:embed="rId17"/>
                     <a:stretch>
                       <a:fillRect/>
                     </a:stretch>
@@ -11334,10 +11323,7 @@
         <w:commentReference w:id="7"/>
       </w:r>
       <w:r>
-        <w:t xml:space="preserve">. When the Lake Powell release is 6 million acre-feet as in Water Year 2025-2026, mandatory </w:t>
-      </w:r>
-      <w:r>
-        <w:t>shortages must exceed 2.6 maf per year.</w:t>
+        <w:t>. When the Lake Powell release is 6 million acre-feet as in Water Year 2025-2026, mandatory shortages must exceed 2.6 maf per year.</w:t>
       </w:r>
     </w:p>
     <w:p>
@@ -11411,7 +11397,7 @@
                     </pic:cNvPicPr>
                   </pic:nvPicPr>
                   <pic:blipFill>
-                    <a:blip r:embed="rId17">
+                    <a:blip r:embed="rId18">
                       <a:extLst>
                         <a:ext uri="{28A0092B-C50C-407E-A947-70E740481C1C}">
                           <a14:useLocalDpi xmlns:a14="http://schemas.microsoft.com/office/drawing/2010/main" val="0"/>
@@ -12625,15 +12611,7 @@
             <w:sz w:val="24"/>
             <w:szCs w:val="24"/>
           </w:rPr>
-          <m:t>≤</m:t>
-        </m:r>
-        <m:r>
-          <w:rPr>
-            <w:rFonts w:ascii="Cambria Math" w:hAnsi="Cambria Math" w:cstheme="majorBidi"/>
-            <w:sz w:val="24"/>
-            <w:szCs w:val="24"/>
-          </w:rPr>
-          <m:t>max</m:t>
+          <m:t>≤max</m:t>
         </m:r>
         <m:d>
           <m:dPr>
@@ -12802,15 +12780,7 @@
           <w:sz w:val="24"/>
           <w:szCs w:val="24"/>
         </w:rPr>
-        <w:t xml:space="preserve"> (Eq</w:t>
-      </w:r>
-      <w:r>
-        <w:rPr>
-          <w:rFonts w:asciiTheme="majorBidi" w:hAnsiTheme="majorBidi" w:cstheme="majorBidi"/>
-          <w:sz w:val="24"/>
-          <w:szCs w:val="24"/>
-        </w:rPr>
-        <w:t>. 5)</w:t>
+        <w:t xml:space="preserve"> (Eq. 5)</w:t>
       </w:r>
       <w:r>
         <w:rPr>
@@ -13406,15 +13376,7 @@
           <w:sz w:val="24"/>
           <w:szCs w:val="24"/>
         </w:rPr>
-        <w:t xml:space="preserve"> </w:t>
-      </w:r>
-      <w:r>
-        <w:rPr>
-          <w:rFonts w:asciiTheme="majorBidi" w:hAnsiTheme="majorBidi" w:cstheme="majorBidi"/>
-          <w:sz w:val="24"/>
-          <w:szCs w:val="24"/>
-        </w:rPr>
-        <w:t xml:space="preserve">If total claims exceed </w:t>
+        <w:t xml:space="preserve"> If total claims exceed </w:t>
       </w:r>
       <w:r>
         <w:rPr>
@@ -13576,15 +13538,7 @@
           <w:sz w:val="24"/>
           <w:szCs w:val="24"/>
         </w:rPr>
-        <w:t xml:space="preserve"> &lt; 1</w:t>
-      </w:r>
-      <w:r>
-        <w:rPr>
-          <w:rFonts w:asciiTheme="majorBidi" w:hAnsiTheme="majorBidi" w:cstheme="majorBidi"/>
-          <w:sz w:val="24"/>
-          <w:szCs w:val="24"/>
-        </w:rPr>
-        <w:t>,</w:t>
+        <w:t xml:space="preserve"> &lt; 1,</w:t>
       </w:r>
       <w:r>
         <w:rPr>
@@ -14031,15 +13985,7 @@
           <w:sz w:val="24"/>
           <w:szCs w:val="24"/>
         </w:rPr>
-        <w:t xml:space="preserve"> equal to </w:t>
-      </w:r>
-      <w:r>
-        <w:rPr>
-          <w:rFonts w:asciiTheme="majorBidi" w:hAnsiTheme="majorBidi" w:cstheme="majorBidi"/>
-          <w:sz w:val="24"/>
-          <w:szCs w:val="24"/>
-        </w:rPr>
-        <w:t>the annual reservoir evaporation</w:t>
+        <w:t xml:space="preserve"> equal to the annual reservoir evaporation</w:t>
       </w:r>
       <w:r>
         <w:rPr>
@@ -14222,23 +14168,7 @@
                 <w:sz w:val="24"/>
                 <w:szCs w:val="24"/>
               </w:rPr>
-              <m:t xml:space="preserve"> + </m:t>
-            </m:r>
-            <m:r>
-              <w:rPr>
-                <w:rFonts w:ascii="Cambria Math" w:hAnsi="Cambria Math" w:cstheme="majorBidi"/>
-                <w:sz w:val="24"/>
-                <w:szCs w:val="24"/>
-              </w:rPr>
-              <m:t>USBR S</m:t>
-            </m:r>
-            <m:r>
-              <w:rPr>
-                <w:rFonts w:ascii="Cambria Math" w:hAnsi="Cambria Math" w:cstheme="majorBidi"/>
-                <w:sz w:val="24"/>
-                <w:szCs w:val="24"/>
-              </w:rPr>
-              <m:t>hare of Inflow</m:t>
+              <m:t xml:space="preserve"> + USBR Share of Inflow</m:t>
             </m:r>
           </m:e>
           <m:sub>
@@ -14332,15 +14262,7 @@
           <w:sz w:val="24"/>
           <w:szCs w:val="24"/>
         </w:rPr>
-        <w:t>The annual Lake Mead inflow is typically known at the beginning of the year because the annual Lake Powell release—that is set in Fall of each year</w:t>
-      </w:r>
-      <w:r>
-        <w:rPr>
-          <w:rFonts w:asciiTheme="majorBidi" w:hAnsiTheme="majorBidi" w:cstheme="majorBidi"/>
-          <w:sz w:val="24"/>
-          <w:szCs w:val="24"/>
-        </w:rPr>
-        <w:t>—</w:t>
+        <w:t>The annual Lake Mead inflow is typically known at the beginning of the year because the annual Lake Powell release—that is set in Fall of each year—</w:t>
       </w:r>
       <w:r>
         <w:rPr>
@@ -15214,15 +15136,7 @@
             <w:sz w:val="24"/>
             <w:szCs w:val="24"/>
           </w:rPr>
-          <m:t>,   ∀</m:t>
-        </m:r>
-        <m:r>
-          <w:rPr>
-            <w:rFonts w:ascii="Cambria Math" w:hAnsi="Cambria Math" w:cstheme="majorBidi"/>
-            <w:sz w:val="24"/>
-            <w:szCs w:val="24"/>
-          </w:rPr>
-          <m:t>t</m:t>
+          <m:t>,   ∀t</m:t>
         </m:r>
       </m:oMath>
       <w:r>
@@ -15231,23 +15145,7 @@
           <w:sz w:val="24"/>
           <w:szCs w:val="24"/>
         </w:rPr>
-        <w:t xml:space="preserve">  [Eq. </w:t>
-      </w:r>
-      <w:r>
-        <w:rPr>
-          <w:rFonts w:asciiTheme="majorBidi" w:eastAsiaTheme="minorEastAsia" w:hAnsiTheme="majorBidi" w:cstheme="majorBidi"/>
-          <w:sz w:val="24"/>
-          <w:szCs w:val="24"/>
-        </w:rPr>
-        <w:t>8</w:t>
-      </w:r>
-      <w:r>
-        <w:rPr>
-          <w:rFonts w:asciiTheme="majorBidi" w:eastAsiaTheme="minorEastAsia" w:hAnsiTheme="majorBidi" w:cstheme="majorBidi"/>
-          <w:sz w:val="24"/>
-          <w:szCs w:val="24"/>
-        </w:rPr>
-        <w:t>]</w:t>
+        <w:t xml:space="preserve">  [Eq. 8]</w:t>
       </w:r>
     </w:p>
     <w:p>
@@ -15366,23 +15264,7 @@
           <w:sz w:val="24"/>
           <w:szCs w:val="24"/>
         </w:rPr>
-        <w:t xml:space="preserve">Presently, some </w:t>
-      </w:r>
-      <w:r>
-        <w:rPr>
-          <w:rFonts w:asciiTheme="majorBidi" w:hAnsiTheme="majorBidi" w:cstheme="majorBidi"/>
-          <w:sz w:val="24"/>
-          <w:szCs w:val="24"/>
-        </w:rPr>
-        <w:t>now 3.6 million acre-feet</w:t>
-      </w:r>
-      <w:r>
-        <w:rPr>
-          <w:rFonts w:asciiTheme="majorBidi" w:hAnsiTheme="majorBidi" w:cstheme="majorBidi"/>
-          <w:sz w:val="24"/>
-          <w:szCs w:val="24"/>
-        </w:rPr>
-        <w:t xml:space="preserve"> of c</w:t>
+        <w:t>Presently, some now 3.6 million acre-feet of c</w:t>
       </w:r>
       <w:r>
         <w:rPr>
@@ -15406,15 +15288,7 @@
           <w:sz w:val="24"/>
           <w:szCs w:val="24"/>
         </w:rPr>
-        <w:t xml:space="preserve"> in Lake Mead—quadruple the modest volume of ~ 700,000 acre-feet reported through 2015</w:t>
-      </w:r>
-      <w:r>
-        <w:rPr>
-          <w:rFonts w:asciiTheme="majorBidi" w:hAnsiTheme="majorBidi" w:cstheme="majorBidi"/>
-          <w:sz w:val="24"/>
-          <w:szCs w:val="24"/>
-        </w:rPr>
-        <w:t xml:space="preserve"> </w:t>
+        <w:t xml:space="preserve"> in Lake Mead—quadruple the volume of ~ 700,000 acre-feet reported through 2015 </w:t>
       </w:r>
       <w:r>
         <w:rPr>
@@ -15471,7 +15345,23 @@
           <w:sz w:val="24"/>
           <w:szCs w:val="24"/>
         </w:rPr>
-        <w:t xml:space="preserve"> Since 2022, conservation efforts by California, Arizona, Nevada, and Mexico have kept Lake Mead above the protection elevation of 1,020 feet set in the 2019 Lower Drought Contingency Plan.</w:t>
+        <w:t xml:space="preserve"> Since 2022, conservation efforts by California, Arizona, Nevada, and Mexico have kept Lake Mead above </w:t>
+      </w:r>
+      <w:r>
+        <w:rPr>
+          <w:rFonts w:asciiTheme="majorBidi" w:hAnsiTheme="majorBidi" w:cstheme="majorBidi"/>
+          <w:sz w:val="24"/>
+          <w:szCs w:val="24"/>
+        </w:rPr>
+        <w:t>its</w:t>
+      </w:r>
+      <w:r>
+        <w:rPr>
+          <w:rFonts w:asciiTheme="majorBidi" w:hAnsiTheme="majorBidi" w:cstheme="majorBidi"/>
+          <w:sz w:val="24"/>
+          <w:szCs w:val="24"/>
+        </w:rPr>
+        <w:t xml:space="preserve"> protection elevation of 1,020 feet set in the 2019 Lower Drought Contingency Plan.</w:t>
       </w:r>
     </w:p>
     <w:p>
@@ -15488,7 +15378,236 @@
           <w:sz w:val="24"/>
           <w:szCs w:val="24"/>
         </w:rPr>
-        <w:t>Prior researchers have suggested</w:t>
+        <w:t>To expand program participation and increase operational flexibility, p</w:t>
+      </w:r>
+      <w:r>
+        <w:rPr>
+          <w:rFonts w:asciiTheme="majorBidi" w:hAnsiTheme="majorBidi" w:cstheme="majorBidi"/>
+          <w:sz w:val="24"/>
+          <w:szCs w:val="24"/>
+        </w:rPr>
+        <w:t xml:space="preserve">rior researchers </w:t>
+      </w:r>
+      <w:r>
+        <w:rPr>
+          <w:rFonts w:asciiTheme="majorBidi" w:hAnsiTheme="majorBidi" w:cstheme="majorBidi"/>
+          <w:sz w:val="24"/>
+          <w:szCs w:val="24"/>
+        </w:rPr>
+        <w:t xml:space="preserve">suggested to raise caps on water conservation account balances </w:t>
+      </w:r>
+      <w:r>
+        <w:rPr>
+          <w:rFonts w:asciiTheme="majorBidi" w:hAnsiTheme="majorBidi" w:cstheme="majorBidi"/>
+          <w:sz w:val="24"/>
+          <w:szCs w:val="24"/>
+        </w:rPr>
+        <w:fldChar w:fldCharType="begin"/>
+      </w:r>
+      <w:r>
+        <w:rPr>
+          <w:rFonts w:asciiTheme="majorBidi" w:hAnsiTheme="majorBidi" w:cstheme="majorBidi"/>
+          <w:sz w:val="24"/>
+          <w:szCs w:val="24"/>
+        </w:rPr>
+        <w:instrText xml:space="preserve"> ADDIN EN.CITE &lt;EndNote&gt;&lt;Cite&gt;&lt;Author&gt;Robison&lt;/Author&gt;&lt;Year&gt;2017&lt;/Year&gt;&lt;RecNum&gt;3108&lt;/RecNum&gt;&lt;DisplayText&gt;(Fleck and Udall, 2021; Robison, 2017)&lt;/DisplayText&gt;&lt;record&gt;&lt;rec-number&gt;3108&lt;/rec-number&gt;&lt;foreign-keys&gt;&lt;key app="EN" db-id="xxt5ta9pd995dwesap0pdzzp2weaz0w9werf" timestamp="1776460861"&gt;3108&lt;/key&gt;&lt;/foreign-keys&gt;&lt;ref-type name="Journal Article"&gt;17&lt;/ref-type&gt;&lt;contributors&gt;&lt;authors&gt;&lt;author&gt;Jason Anthony Robison&lt;/author&gt;&lt;/authors&gt;&lt;/contributors&gt;&lt;titles&gt;&lt;title&gt;The Colorado River Revisited&lt;/title&gt;&lt;secondary-title&gt;University of Colorado Law Review&lt;/secondary-title&gt;&lt;/titles&gt;&lt;periodical&gt;&lt;full-title&gt;University of Colorado Law Review&lt;/full-title&gt;&lt;/periodical&gt;&lt;volume&gt;88&lt;/volume&gt;&lt;number&gt;3&lt;/number&gt;&lt;dates&gt;&lt;year&gt;2017&lt;/year&gt;&lt;/dates&gt;&lt;urls&gt;&lt;related-urls&gt;&lt;url&gt;https://heinonline.org/HOL/Page?handle=hein.journals/ucollr88&amp;amp;id=511&amp;amp;collection=journals&amp;amp;index=&lt;/url&gt;&lt;/related-urls&gt;&lt;/urls&gt;&lt;/record&gt;&lt;/Cite&gt;&lt;Cite&gt;&lt;Author&gt;Fleck&lt;/Author&gt;&lt;Year&gt;2021&lt;/Year&gt;&lt;RecNum&gt;2801&lt;/RecNum&gt;&lt;record&gt;&lt;rec-number&gt;2801&lt;/rec-number&gt;&lt;foreign-keys&gt;&lt;key app="EN" db-id="xxt5ta9pd995dwesap0pdzzp2weaz0w9werf" timestamp="1624662415"&gt;2801&lt;/key&gt;&lt;/foreign-keys&gt;&lt;ref-type name="Journal Article"&gt;17&lt;/ref-type&gt;&lt;contributors&gt;&lt;authors&gt;&lt;author&gt;Fleck, John&lt;/author&gt;&lt;author&gt;Udall, Brad&lt;/author&gt;&lt;/authors&gt;&lt;/contributors&gt;&lt;titles&gt;&lt;title&gt;Managing Colorado River risk&lt;/title&gt;&lt;secondary-title&gt;Science&lt;/secondary-title&gt;&lt;/titles&gt;&lt;periodical&gt;&lt;full-title&gt;Science&lt;/full-title&gt;&lt;/periodical&gt;&lt;pages&gt;885-885&lt;/pages&gt;&lt;volume&gt;372&lt;/volume&gt;&lt;number&gt;6545&lt;/number&gt;&lt;dates&gt;&lt;year&gt;2021&lt;/year&gt;&lt;/dates&gt;&lt;urls&gt;&lt;related-urls&gt;&lt;url&gt;https://science.sciencemag.org/content/sci/372/6545/885.full.pdf&lt;/url&gt;&lt;/related-urls&gt;&lt;/urls&gt;&lt;electronic-resource-num&gt;https://doi.org/10.1126/science.abj5498&lt;/electronic-resource-num&gt;&lt;/record&gt;&lt;/Cite&gt;&lt;/EndNote&gt;</w:instrText>
+      </w:r>
+      <w:r>
+        <w:rPr>
+          <w:rFonts w:asciiTheme="majorBidi" w:hAnsiTheme="majorBidi" w:cstheme="majorBidi"/>
+          <w:sz w:val="24"/>
+          <w:szCs w:val="24"/>
+        </w:rPr>
+        <w:fldChar w:fldCharType="separate"/>
+      </w:r>
+      <w:r>
+        <w:rPr>
+          <w:rFonts w:asciiTheme="majorBidi" w:hAnsiTheme="majorBidi" w:cstheme="majorBidi"/>
+          <w:noProof/>
+          <w:sz w:val="24"/>
+          <w:szCs w:val="24"/>
+        </w:rPr>
+        <w:t>(Fleck and Udall, 2021; Robison, 2017)</w:t>
+      </w:r>
+      <w:r>
+        <w:rPr>
+          <w:rFonts w:asciiTheme="majorBidi" w:hAnsiTheme="majorBidi" w:cstheme="majorBidi"/>
+          <w:sz w:val="24"/>
+          <w:szCs w:val="24"/>
+        </w:rPr>
+        <w:fldChar w:fldCharType="end"/>
+      </w:r>
+      <w:r>
+        <w:rPr>
+          <w:rFonts w:asciiTheme="majorBidi" w:hAnsiTheme="majorBidi" w:cstheme="majorBidi"/>
+          <w:sz w:val="24"/>
+          <w:szCs w:val="24"/>
+        </w:rPr>
+        <w:t xml:space="preserve">. These suggestions </w:t>
+      </w:r>
+      <w:r>
+        <w:rPr>
+          <w:rFonts w:asciiTheme="majorBidi" w:hAnsiTheme="majorBidi" w:cstheme="majorBidi"/>
+          <w:sz w:val="24"/>
+          <w:szCs w:val="24"/>
+        </w:rPr>
+        <w:t xml:space="preserve">became obsolete in </w:t>
+      </w:r>
+      <w:r>
+        <w:rPr>
+          <w:rFonts w:asciiTheme="majorBidi" w:hAnsiTheme="majorBidi" w:cstheme="majorBidi"/>
+          <w:sz w:val="24"/>
+          <w:szCs w:val="24"/>
+        </w:rPr>
+        <w:t xml:space="preserve">2020 </w:t>
+      </w:r>
+      <w:r>
+        <w:rPr>
+          <w:rFonts w:asciiTheme="majorBidi" w:hAnsiTheme="majorBidi" w:cstheme="majorBidi"/>
+          <w:sz w:val="24"/>
+          <w:szCs w:val="24"/>
+        </w:rPr>
+        <w:t xml:space="preserve">when </w:t>
+      </w:r>
+      <w:r>
+        <w:rPr>
+          <w:rFonts w:asciiTheme="majorBidi" w:hAnsiTheme="majorBidi" w:cstheme="majorBidi"/>
+          <w:sz w:val="24"/>
+          <w:szCs w:val="24"/>
+        </w:rPr>
+        <w:t>total account</w:t>
+      </w:r>
+      <w:r>
+        <w:rPr>
+          <w:rFonts w:asciiTheme="majorBidi" w:hAnsiTheme="majorBidi" w:cstheme="majorBidi"/>
+          <w:sz w:val="24"/>
+          <w:szCs w:val="24"/>
+        </w:rPr>
+        <w:t xml:space="preserve"> balances exceeded the 2.7 million acre-feet maximum balance defined in the 2019 Drought Contingency Plan</w:t>
+      </w:r>
+      <w:r>
+        <w:rPr>
+          <w:rFonts w:asciiTheme="majorBidi" w:hAnsiTheme="majorBidi" w:cstheme="majorBidi"/>
+          <w:sz w:val="24"/>
+          <w:szCs w:val="24"/>
+        </w:rPr>
+        <w:t xml:space="preserve"> </w:t>
+      </w:r>
+      <w:r>
+        <w:rPr>
+          <w:rFonts w:asciiTheme="majorBidi" w:hAnsiTheme="majorBidi" w:cstheme="majorBidi"/>
+          <w:sz w:val="24"/>
+          <w:szCs w:val="24"/>
+        </w:rPr>
+        <w:fldChar w:fldCharType="begin"/>
+      </w:r>
+      <w:r>
+        <w:rPr>
+          <w:rFonts w:asciiTheme="majorBidi" w:hAnsiTheme="majorBidi" w:cstheme="majorBidi"/>
+          <w:sz w:val="24"/>
+          <w:szCs w:val="24"/>
+        </w:rPr>
+        <w:instrText xml:space="preserve"> ADDIN EN.CITE &lt;EndNote&gt;&lt;Cite&gt;&lt;Author&gt;USBR&lt;/Author&gt;&lt;Year&gt;2019&lt;/Year&gt;&lt;RecNum&gt;2578&lt;/RecNum&gt;&lt;DisplayText&gt;(USBR, 2019)&lt;/DisplayText&gt;&lt;record&gt;&lt;rec-number&gt;2578&lt;/rec-number&gt;&lt;foreign-keys&gt;&lt;key app="EN" db-id="xxt5ta9pd995dwesap0pdzzp2weaz0w9werf" timestamp="1554700022"&gt;2578&lt;/key&gt;&lt;/foreign-keys&gt;&lt;ref-type name="Report"&gt;27&lt;/ref-type&gt;&lt;contributors&gt;&lt;authors&gt;&lt;author&gt;USBR&lt;/author&gt;&lt;/authors&gt;&lt;/contributors&gt;&lt;titles&gt;&lt;title&gt;Agreement Concerning Colorado River Drought Contingency Management and Operations&lt;/title&gt;&lt;/titles&gt;&lt;pages&gt;56&lt;/pages&gt;&lt;dates&gt;&lt;year&gt;2019&lt;/year&gt;&lt;pub-dates&gt;&lt;date&gt;May 20&lt;/date&gt;&lt;/pub-dates&gt;&lt;/dates&gt;&lt;pub-location&gt;Washington, DC&lt;/pub-location&gt;&lt;publisher&gt;U.S. Bureau of Reclamation&lt;/publisher&gt;&lt;urls&gt;&lt;related-urls&gt;&lt;url&gt;https://www.usbr.gov/ColoradoRiverBasin/dcp/index.html&lt;/url&gt;&lt;/related-urls&gt;&lt;/urls&gt;&lt;/record&gt;&lt;/Cite&gt;&lt;/EndNote&gt;</w:instrText>
+      </w:r>
+      <w:r>
+        <w:rPr>
+          <w:rFonts w:asciiTheme="majorBidi" w:hAnsiTheme="majorBidi" w:cstheme="majorBidi"/>
+          <w:sz w:val="24"/>
+          <w:szCs w:val="24"/>
+        </w:rPr>
+        <w:fldChar w:fldCharType="separate"/>
+      </w:r>
+      <w:r>
+        <w:rPr>
+          <w:rFonts w:asciiTheme="majorBidi" w:hAnsiTheme="majorBidi" w:cstheme="majorBidi"/>
+          <w:noProof/>
+          <w:sz w:val="24"/>
+          <w:szCs w:val="24"/>
+        </w:rPr>
+        <w:t xml:space="preserve">(USBR, </w:t>
+      </w:r>
+      <w:r>
+        <w:rPr>
+          <w:rFonts w:asciiTheme="majorBidi" w:hAnsiTheme="majorBidi" w:cstheme="majorBidi"/>
+          <w:noProof/>
+          <w:sz w:val="24"/>
+          <w:szCs w:val="24"/>
+        </w:rPr>
+        <w:lastRenderedPageBreak/>
+        <w:t>2019)</w:t>
+      </w:r>
+      <w:r>
+        <w:rPr>
+          <w:rFonts w:asciiTheme="majorBidi" w:hAnsiTheme="majorBidi" w:cstheme="majorBidi"/>
+          <w:sz w:val="24"/>
+          <w:szCs w:val="24"/>
+        </w:rPr>
+        <w:fldChar w:fldCharType="end"/>
+      </w:r>
+      <w:r>
+        <w:rPr>
+          <w:rFonts w:asciiTheme="majorBidi" w:hAnsiTheme="majorBidi" w:cstheme="majorBidi"/>
+          <w:sz w:val="24"/>
+          <w:szCs w:val="24"/>
+        </w:rPr>
+        <w:t>.</w:t>
+      </w:r>
+      <w:r>
+        <w:rPr>
+          <w:rFonts w:asciiTheme="majorBidi" w:hAnsiTheme="majorBidi" w:cstheme="majorBidi"/>
+          <w:sz w:val="24"/>
+          <w:szCs w:val="24"/>
+        </w:rPr>
+        <w:t xml:space="preserve"> A second suggestion would allow movement of voluntarily conserved water from Lake Mead upstream to Lake Powell </w:t>
+      </w:r>
+      <w:r>
+        <w:rPr>
+          <w:rFonts w:asciiTheme="majorBidi" w:hAnsiTheme="majorBidi" w:cstheme="majorBidi"/>
+          <w:sz w:val="24"/>
+          <w:szCs w:val="24"/>
+        </w:rPr>
+        <w:fldChar w:fldCharType="begin"/>
+      </w:r>
+      <w:r>
+        <w:rPr>
+          <w:rFonts w:asciiTheme="majorBidi" w:hAnsiTheme="majorBidi" w:cstheme="majorBidi"/>
+          <w:sz w:val="24"/>
+          <w:szCs w:val="24"/>
+        </w:rPr>
+        <w:instrText xml:space="preserve"> ADDIN EN.CITE &lt;EndNote&gt;&lt;Cite&gt;&lt;Author&gt;USBR&lt;/Author&gt;&lt;Year&gt;2026&lt;/Year&gt;&lt;RecNum&gt;3107&lt;/RecNum&gt;&lt;DisplayText&gt;(USBR, 2026b)&lt;/DisplayText&gt;&lt;record&gt;&lt;rec-number&gt;3107&lt;/rec-number&gt;&lt;foreign-keys&gt;&lt;key app="EN" db-id="xxt5ta9pd995dwesap0pdzzp2weaz0w9werf" timestamp="1772056442"&gt;3107&lt;/key&gt;&lt;/foreign-keys&gt;&lt;ref-type name="Report"&gt;27&lt;/ref-type&gt;&lt;contributors&gt;&lt;authors&gt;&lt;author&gt;USBR&lt;/author&gt;&lt;/authors&gt;&lt;/contributors&gt;&lt;titles&gt;&lt;title&gt;Post-2026 Operational Guidelines and Strategies for Lake Powell and Lake Mead – Draft Environmental Impact Statement&lt;/title&gt;&lt;/titles&gt;&lt;dates&gt;&lt;year&gt;2026&lt;/year&gt;&lt;/dates&gt;&lt;publisher&gt;U.S. Bureau of Reclamation&lt;/publisher&gt;&lt;urls&gt;&lt;related-urls&gt;&lt;url&gt;https://www.usbr.gov/ColoradoRiverBasin/post2026/draft-eis/&lt;/url&gt;&lt;/related-urls&gt;&lt;/urls&gt;&lt;/record&gt;&lt;/Cite&gt;&lt;/EndNote&gt;</w:instrText>
+      </w:r>
+      <w:r>
+        <w:rPr>
+          <w:rFonts w:asciiTheme="majorBidi" w:hAnsiTheme="majorBidi" w:cstheme="majorBidi"/>
+          <w:sz w:val="24"/>
+          <w:szCs w:val="24"/>
+        </w:rPr>
+        <w:fldChar w:fldCharType="separate"/>
+      </w:r>
+      <w:r>
+        <w:rPr>
+          <w:rFonts w:asciiTheme="majorBidi" w:hAnsiTheme="majorBidi" w:cstheme="majorBidi"/>
+          <w:noProof/>
+          <w:sz w:val="24"/>
+          <w:szCs w:val="24"/>
+        </w:rPr>
+        <w:t>(USBR, 2026b)</w:t>
+      </w:r>
+      <w:r>
+        <w:rPr>
+          <w:rFonts w:asciiTheme="majorBidi" w:hAnsiTheme="majorBidi" w:cstheme="majorBidi"/>
+          <w:sz w:val="24"/>
+          <w:szCs w:val="24"/>
+        </w:rPr>
+        <w:fldChar w:fldCharType="end"/>
+      </w:r>
+      <w:r>
+        <w:rPr>
+          <w:rFonts w:asciiTheme="majorBidi" w:hAnsiTheme="majorBidi" w:cstheme="majorBidi"/>
+          <w:sz w:val="24"/>
+          <w:szCs w:val="24"/>
+        </w:rPr>
+        <w:t>.</w:t>
       </w:r>
     </w:p>
     <w:p>
@@ -15505,7 +15624,47 @@
           <w:sz w:val="24"/>
           <w:szCs w:val="24"/>
         </w:rPr>
-        <w:t xml:space="preserve">To promote higher engagement, new proposals suggest to raise caps on allowed credits and debits </w:t>
+        <w:t xml:space="preserve">Other proposals placed additional constraints on the program </w:t>
+      </w:r>
+      <w:r>
+        <w:rPr>
+          <w:rFonts w:asciiTheme="majorBidi" w:hAnsiTheme="majorBidi" w:cstheme="majorBidi"/>
+          <w:sz w:val="24"/>
+          <w:szCs w:val="24"/>
+        </w:rPr>
+        <w:t>that we believe will</w:t>
+      </w:r>
+      <w:r>
+        <w:rPr>
+          <w:rFonts w:asciiTheme="majorBidi" w:hAnsiTheme="majorBidi" w:cstheme="majorBidi"/>
+          <w:sz w:val="24"/>
+          <w:szCs w:val="24"/>
+        </w:rPr>
+        <w:t xml:space="preserve"> limit </w:t>
+      </w:r>
+      <w:r>
+        <w:rPr>
+          <w:rFonts w:asciiTheme="majorBidi" w:hAnsiTheme="majorBidi" w:cstheme="majorBidi"/>
+          <w:sz w:val="24"/>
+          <w:szCs w:val="24"/>
+        </w:rPr>
+        <w:t>participation and user autonomy.</w:t>
+      </w:r>
+      <w:r>
+        <w:rPr>
+          <w:rFonts w:asciiTheme="majorBidi" w:hAnsiTheme="majorBidi" w:cstheme="majorBidi"/>
+          <w:sz w:val="24"/>
+          <w:szCs w:val="24"/>
+        </w:rPr>
+        <w:t xml:space="preserve"> </w:t>
+      </w:r>
+      <w:r>
+        <w:rPr>
+          <w:rFonts w:asciiTheme="majorBidi" w:hAnsiTheme="majorBidi" w:cstheme="majorBidi"/>
+          <w:sz w:val="24"/>
+          <w:szCs w:val="24"/>
+        </w:rPr>
+        <w:t xml:space="preserve">For example, </w:t>
       </w:r>
       <w:r>
         <w:rPr>
@@ -15521,7 +15680,7 @@
           <w:sz w:val="24"/>
           <w:szCs w:val="24"/>
         </w:rPr>
-        <w:instrText xml:space="preserve"> ADDIN EN.CITE &lt;EndNote&gt;&lt;Cite&gt;&lt;Author&gt;Robison&lt;/Author&gt;&lt;Year&gt;2017&lt;/Year&gt;&lt;RecNum&gt;3108&lt;/RecNum&gt;&lt;DisplayText&gt;(Fleck and Udall, 2021; Robison, 2017)&lt;/DisplayText&gt;&lt;record&gt;&lt;rec-number&gt;3108&lt;/rec-number&gt;&lt;foreign-keys&gt;&lt;key app="EN" db-id="xxt5ta9pd995dwesap0pdzzp2weaz0w9werf" timestamp="1776460861"&gt;3108&lt;/key&gt;&lt;/foreign-keys&gt;&lt;ref-type name="Journal Article"&gt;17&lt;/ref-type&gt;&lt;contributors&gt;&lt;authors&gt;&lt;author&gt;Jason Anthony Robison&lt;/author&gt;&lt;/authors&gt;&lt;/contributors&gt;&lt;titles&gt;&lt;title&gt;The Colorado River Revisited&lt;/title&gt;&lt;secondary-title&gt;University of Colorado Law Review&lt;/secondary-title&gt;&lt;/titles&gt;&lt;periodical&gt;&lt;full-title&gt;University of Colorado Law Review&lt;/full-title&gt;&lt;/periodical&gt;&lt;volume&gt;88&lt;/volume&gt;&lt;number&gt;3&lt;/number&gt;&lt;dates&gt;&lt;year&gt;2017&lt;/year&gt;&lt;/dates&gt;&lt;urls&gt;&lt;related-urls&gt;&lt;url&gt;https://heinonline.org/HOL/Page?handle=hein.journals/ucollr88&amp;amp;id=511&amp;amp;collection=journals&amp;amp;index=&lt;/url&gt;&lt;/related-urls&gt;&lt;/urls&gt;&lt;/record&gt;&lt;/Cite&gt;&lt;Cite&gt;&lt;Author&gt;Fleck&lt;/Author&gt;&lt;Year&gt;2021&lt;/Year&gt;&lt;RecNum&gt;2801&lt;/RecNum&gt;&lt;record&gt;&lt;rec-number&gt;2801&lt;/rec-number&gt;&lt;foreign-keys&gt;&lt;key app="EN" db-id="xxt5ta9pd995dwesap0pdzzp2weaz0w9werf" timestamp="1624662415"&gt;2801&lt;/key&gt;&lt;/foreign-keys&gt;&lt;ref-type name="Journal Article"&gt;17&lt;/ref-type&gt;&lt;contributors&gt;&lt;authors&gt;&lt;author&gt;Fleck, John&lt;/author&gt;&lt;author&gt;Udall, Brad&lt;/author&gt;&lt;/authors&gt;&lt;/contributors&gt;&lt;titles&gt;&lt;title&gt;Managing Colorado River risk&lt;/title&gt;&lt;secondary-title&gt;Science&lt;/secondary-title&gt;&lt;/titles&gt;&lt;periodical&gt;&lt;full-title&gt;Science&lt;/full-title&gt;&lt;/periodical&gt;&lt;pages&gt;885-885&lt;/pages&gt;&lt;volume&gt;372&lt;/volume&gt;&lt;number&gt;6545&lt;/number&gt;&lt;dates&gt;&lt;year&gt;2021&lt;/year&gt;&lt;/dates&gt;&lt;urls&gt;&lt;related-urls&gt;&lt;url&gt;https://science.sciencemag.org/content/sci/372/6545/885.full.pdf&lt;/url&gt;&lt;/related-urls&gt;&lt;/urls&gt;&lt;electronic-resource-num&gt;https://doi.org/10.1126/science.abj5498&lt;/electronic-resource-num&gt;&lt;/record&gt;&lt;/Cite&gt;&lt;/EndNote&gt;</w:instrText>
+        <w:instrText xml:space="preserve"> ADDIN EN.CITE &lt;EndNote&gt;&lt;Cite AuthorYear="1"&gt;&lt;Author&gt;Colby&lt;/Author&gt;&lt;Year&gt;2025&lt;/Year&gt;&lt;RecNum&gt;3109&lt;/RecNum&gt;&lt;DisplayText&gt;Colby et al. (2025)&lt;/DisplayText&gt;&lt;record&gt;&lt;rec-number&gt;3109&lt;/rec-number&gt;&lt;foreign-keys&gt;&lt;key app="EN" db-id="xxt5ta9pd995dwesap0pdzzp2weaz0w9werf" timestamp="1776466532"&gt;3109&lt;/key&gt;&lt;/foreign-keys&gt;&lt;ref-type name="Journal Article"&gt;17&lt;/ref-type&gt;&lt;contributors&gt;&lt;authors&gt;&lt;author&gt;Colby, Bonnie&lt;/author&gt;&lt;author&gt;Hansen, Kristiana&lt;/author&gt;&lt;author&gt;Sorensen, Kathryn&lt;/author&gt;&lt;/authors&gt;&lt;/contributors&gt;&lt;titles&gt;&lt;title&gt;Policy Nook — Policy Note: Tough Tradeoffs in the Colorado River Basin&lt;/title&gt;&lt;secondary-title&gt;Water Economics and Policy&lt;/secondary-title&gt;&lt;/titles&gt;&lt;periodical&gt;&lt;full-title&gt;Water Economics and Policy&lt;/full-title&gt;&lt;/periodical&gt;&lt;pages&gt;2471002&lt;/pages&gt;&lt;volume&gt;11&lt;/volume&gt;&lt;number&gt;04&lt;/number&gt;&lt;keywords&gt;&lt;keyword&gt;Colorado River Basin,water shortage,water conservation,water equity,tribal water&lt;/keyword&gt;&lt;/keywords&gt;&lt;dates&gt;&lt;year&gt;2025&lt;/year&gt;&lt;/dates&gt;&lt;urls&gt;&lt;related-urls&gt;&lt;url&gt;https://www.worldscientific.com/doi/abs/10.1142/S2382624X24710024&lt;/url&gt;&lt;/related-urls&gt;&lt;/urls&gt;&lt;electronic-resource-num&gt;10.1142/s2382624x24710024&lt;/electronic-resource-num&gt;&lt;/record&gt;&lt;/Cite&gt;&lt;/EndNote&gt;</w:instrText>
       </w:r>
       <w:r>
         <w:rPr>
@@ -15538,7 +15697,7 @@
           <w:sz w:val="24"/>
           <w:szCs w:val="24"/>
         </w:rPr>
-        <w:t>(Fleck and Udall, 2021; Robison, 2017)</w:t>
+        <w:t>Colby et al. (2025)</w:t>
       </w:r>
       <w:r>
         <w:rPr>
@@ -15554,6 +15713,191 @@
           <w:sz w:val="24"/>
           <w:szCs w:val="24"/>
         </w:rPr>
+        <w:t xml:space="preserve"> suggested to assign up to 50% of conserved water to remain in Lake Mead as system water. </w:t>
+      </w:r>
+      <w:r>
+        <w:rPr>
+          <w:rFonts w:asciiTheme="majorBidi" w:hAnsiTheme="majorBidi" w:cstheme="majorBidi"/>
+          <w:sz w:val="24"/>
+          <w:szCs w:val="24"/>
+        </w:rPr>
+        <w:t>This suggestion mean</w:t>
+      </w:r>
+      <w:r>
+        <w:rPr>
+          <w:rFonts w:asciiTheme="majorBidi" w:hAnsiTheme="majorBidi" w:cstheme="majorBidi"/>
+          <w:sz w:val="24"/>
+          <w:szCs w:val="24"/>
+        </w:rPr>
+        <w:t>s</w:t>
+      </w:r>
+      <w:r>
+        <w:rPr>
+          <w:rFonts w:asciiTheme="majorBidi" w:hAnsiTheme="majorBidi" w:cstheme="majorBidi"/>
+          <w:sz w:val="24"/>
+          <w:szCs w:val="24"/>
+        </w:rPr>
+        <w:t xml:space="preserve"> that for every 1 million acre-feet </w:t>
+      </w:r>
+      <w:r>
+        <w:rPr>
+          <w:rFonts w:asciiTheme="majorBidi" w:hAnsiTheme="majorBidi" w:cstheme="majorBidi"/>
+          <w:sz w:val="24"/>
+          <w:szCs w:val="24"/>
+        </w:rPr>
+        <w:t xml:space="preserve">of </w:t>
+      </w:r>
+      <w:r>
+        <w:rPr>
+          <w:rFonts w:asciiTheme="majorBidi" w:hAnsiTheme="majorBidi" w:cstheme="majorBidi"/>
+          <w:sz w:val="24"/>
+          <w:szCs w:val="24"/>
+        </w:rPr>
+        <w:t xml:space="preserve">conserved </w:t>
+      </w:r>
+      <w:r>
+        <w:rPr>
+          <w:rFonts w:asciiTheme="majorBidi" w:hAnsiTheme="majorBidi" w:cstheme="majorBidi"/>
+          <w:sz w:val="24"/>
+          <w:szCs w:val="24"/>
+        </w:rPr>
+        <w:t xml:space="preserve">water </w:t>
+      </w:r>
+      <w:r>
+        <w:rPr>
+          <w:rFonts w:asciiTheme="majorBidi" w:hAnsiTheme="majorBidi" w:cstheme="majorBidi"/>
+          <w:sz w:val="24"/>
+          <w:szCs w:val="24"/>
+        </w:rPr>
+        <w:t>left in Lake Mead, users c</w:t>
+      </w:r>
+      <w:r>
+        <w:rPr>
+          <w:rFonts w:asciiTheme="majorBidi" w:hAnsiTheme="majorBidi" w:cstheme="majorBidi"/>
+          <w:sz w:val="24"/>
+          <w:szCs w:val="24"/>
+        </w:rPr>
+        <w:t>an</w:t>
+      </w:r>
+      <w:r>
+        <w:rPr>
+          <w:rFonts w:asciiTheme="majorBidi" w:hAnsiTheme="majorBidi" w:cstheme="majorBidi"/>
+          <w:sz w:val="24"/>
+          <w:szCs w:val="24"/>
+        </w:rPr>
+        <w:t xml:space="preserve"> only withdraw 500,000 acre-feet. </w:t>
+      </w:r>
+      <w:r>
+        <w:rPr>
+          <w:rFonts w:asciiTheme="majorBidi" w:hAnsiTheme="majorBidi" w:cstheme="majorBidi"/>
+          <w:sz w:val="24"/>
+          <w:szCs w:val="24"/>
+        </w:rPr>
+        <w:t xml:space="preserve">Other proposals would </w:t>
+      </w:r>
+      <w:r>
+        <w:rPr>
+          <w:rFonts w:asciiTheme="majorBidi" w:hAnsiTheme="majorBidi" w:cstheme="majorBidi"/>
+          <w:sz w:val="24"/>
+          <w:szCs w:val="24"/>
+        </w:rPr>
+        <w:t>shift focus to</w:t>
+      </w:r>
+      <w:r>
+        <w:rPr>
+          <w:rFonts w:asciiTheme="majorBidi" w:hAnsiTheme="majorBidi" w:cstheme="majorBidi"/>
+          <w:sz w:val="24"/>
+          <w:szCs w:val="24"/>
+        </w:rPr>
+        <w:t xml:space="preserve"> mandatory water shortages. Reclamation proposed to </w:t>
+      </w:r>
+      <w:r>
+        <w:rPr>
+          <w:rFonts w:asciiTheme="majorBidi" w:hAnsiTheme="majorBidi" w:cstheme="majorBidi"/>
+          <w:sz w:val="24"/>
+          <w:szCs w:val="24"/>
+        </w:rPr>
+        <w:t>tie</w:t>
+      </w:r>
+      <w:r>
+        <w:rPr>
+          <w:rFonts w:asciiTheme="majorBidi" w:hAnsiTheme="majorBidi" w:cstheme="majorBidi"/>
+          <w:sz w:val="24"/>
+          <w:szCs w:val="24"/>
+        </w:rPr>
+        <w:t xml:space="preserve"> mandatory shortages to the anticipated Lake Mead level if there was no voluntary</w:t>
+      </w:r>
+      <w:r>
+        <w:rPr>
+          <w:rFonts w:asciiTheme="majorBidi" w:hAnsiTheme="majorBidi" w:cstheme="majorBidi"/>
+          <w:sz w:val="24"/>
+          <w:szCs w:val="24"/>
+        </w:rPr>
+        <w:t xml:space="preserve"> water conservation</w:t>
+      </w:r>
+      <w:r>
+        <w:rPr>
+          <w:rFonts w:asciiTheme="majorBidi" w:hAnsiTheme="majorBidi" w:cstheme="majorBidi"/>
+          <w:sz w:val="24"/>
+          <w:szCs w:val="24"/>
+        </w:rPr>
+        <w:t xml:space="preserve"> activity</w:t>
+      </w:r>
+      <w:r>
+        <w:rPr>
+          <w:rFonts w:asciiTheme="majorBidi" w:hAnsiTheme="majorBidi" w:cstheme="majorBidi"/>
+          <w:sz w:val="24"/>
+          <w:szCs w:val="24"/>
+        </w:rPr>
+        <w:t xml:space="preserve"> </w:t>
+      </w:r>
+      <w:r>
+        <w:rPr>
+          <w:rFonts w:asciiTheme="majorBidi" w:hAnsiTheme="majorBidi" w:cstheme="majorBidi"/>
+          <w:sz w:val="24"/>
+          <w:szCs w:val="24"/>
+        </w:rPr>
+        <w:fldChar w:fldCharType="begin"/>
+      </w:r>
+      <w:r>
+        <w:rPr>
+          <w:rFonts w:asciiTheme="majorBidi" w:hAnsiTheme="majorBidi" w:cstheme="majorBidi"/>
+          <w:sz w:val="24"/>
+          <w:szCs w:val="24"/>
+        </w:rPr>
+        <w:instrText xml:space="preserve"> ADDIN EN.CITE &lt;EndNote&gt;&lt;Cite&gt;&lt;Author&gt;USBR&lt;/Author&gt;&lt;Year&gt;2026&lt;/Year&gt;&lt;RecNum&gt;3107&lt;/RecNum&gt;&lt;DisplayText&gt;(USBR, 2026b)&lt;/DisplayText&gt;&lt;record&gt;&lt;rec-number&gt;3107&lt;/rec-number&gt;&lt;foreign-keys&gt;&lt;key app="EN" db-id="xxt5ta9pd995dwesap0pdzzp2weaz0w9werf" timestamp="1772056442"&gt;3107&lt;/key&gt;&lt;/foreign-keys&gt;&lt;ref-type name="Report"&gt;27&lt;/ref-type&gt;&lt;contributors&gt;&lt;authors&gt;&lt;author&gt;USBR&lt;/author&gt;&lt;/authors&gt;&lt;/contributors&gt;&lt;titles&gt;&lt;title&gt;Post-2026 Operational Guidelines and Strategies for Lake Powell and Lake Mead – Draft Environmental Impact Statement&lt;/title&gt;&lt;/titles&gt;&lt;dates&gt;&lt;year&gt;2026&lt;/year&gt;&lt;/dates&gt;&lt;publisher&gt;U.S. Bureau of Reclamation&lt;/publisher&gt;&lt;urls&gt;&lt;related-urls&gt;&lt;url&gt;https://www.usbr.gov/ColoradoRiverBasin/post2026/draft-eis/&lt;/url&gt;&lt;/related-urls&gt;&lt;/urls&gt;&lt;/record&gt;&lt;/Cite&gt;&lt;/EndNote&gt;</w:instrText>
+      </w:r>
+      <w:r>
+        <w:rPr>
+          <w:rFonts w:asciiTheme="majorBidi" w:hAnsiTheme="majorBidi" w:cstheme="majorBidi"/>
+          <w:sz w:val="24"/>
+          <w:szCs w:val="24"/>
+        </w:rPr>
+        <w:fldChar w:fldCharType="separate"/>
+      </w:r>
+      <w:r>
+        <w:rPr>
+          <w:rFonts w:asciiTheme="majorBidi" w:hAnsiTheme="majorBidi" w:cstheme="majorBidi"/>
+          <w:noProof/>
+          <w:sz w:val="24"/>
+          <w:szCs w:val="24"/>
+        </w:rPr>
+        <w:t>(USBR, 2026b)</w:t>
+      </w:r>
+      <w:r>
+        <w:rPr>
+          <w:rFonts w:asciiTheme="majorBidi" w:hAnsiTheme="majorBidi" w:cstheme="majorBidi"/>
+          <w:sz w:val="24"/>
+          <w:szCs w:val="24"/>
+        </w:rPr>
+        <w:fldChar w:fldCharType="end"/>
+      </w:r>
+      <w:r>
+        <w:rPr>
+          <w:rFonts w:asciiTheme="majorBidi" w:hAnsiTheme="majorBidi" w:cstheme="majorBidi"/>
+          <w:sz w:val="24"/>
+          <w:szCs w:val="24"/>
+        </w:rPr>
         <w:t xml:space="preserve">. </w:t>
       </w:r>
       <w:r>
@@ -15562,285 +15906,79 @@
           <w:sz w:val="24"/>
           <w:szCs w:val="24"/>
         </w:rPr>
-        <w:fldChar w:fldCharType="begin"/>
-      </w:r>
-      <w:r>
-        <w:rPr>
-          <w:rFonts w:asciiTheme="majorBidi" w:hAnsiTheme="majorBidi" w:cstheme="majorBidi"/>
-          <w:sz w:val="24"/>
-          <w:szCs w:val="24"/>
-        </w:rPr>
-        <w:instrText xml:space="preserve"> ADDIN EN.CITE &lt;EndNote&gt;&lt;Cite AuthorYear="1"&gt;&lt;Author&gt;Stelter&lt;/Author&gt;&lt;Year&gt;2022&lt;/Year&gt;&lt;RecNum&gt;3013&lt;/RecNum&gt;&lt;DisplayText&gt;Stelter (2022)&lt;/DisplayText&gt;&lt;record&gt;&lt;rec-number&gt;3013&lt;/rec-number&gt;&lt;foreign-keys&gt;&lt;key app="EN" db-id="xxt5ta9pd995dwesap0pdzzp2weaz0w9werf" timestamp="1722973781"&gt;3013&lt;/key&gt;&lt;/foreign-keys&gt;&lt;ref-type name="Journal Article"&gt;17&lt;/ref-type&gt;&lt;contributors&gt;&lt;authors&gt;&lt;author&gt;Devin Stelter&lt;/author&gt;&lt;/authors&gt;&lt;/contributors&gt;&lt;titles&gt;&lt;title&gt;Towards a Utah Intentionally Created Surplus Program&lt;/title&gt;&lt;secondary-title&gt;Sustainable Development Law and Policy&lt;/secondary-title&gt;&lt;/titles&gt;&lt;periodical&gt;&lt;full-title&gt;Sustainable Development Law and Policy&lt;/full-title&gt;&lt;/periodical&gt;&lt;pages&gt;4-21&lt;/pages&gt;&lt;volume&gt;22&lt;/volume&gt;&lt;number&gt;2&lt;/number&gt;&lt;dates&gt;&lt;year&gt;2022&lt;/year&gt;&lt;/dates&gt;&lt;urls&gt;&lt;related-urls&gt;&lt;url&gt;https://heinonline.org/HOL/Page?collection=journals&amp;amp;handle=hein.journals/sdlp22&amp;amp;id=44&amp;amp;men_tab=srchresults&lt;/url&gt;&lt;/related-urls&gt;&lt;/urls&gt;&lt;/record&gt;&lt;/Cite&gt;&lt;/EndNote&gt;</w:instrText>
-      </w:r>
-      <w:r>
-        <w:rPr>
-          <w:rFonts w:asciiTheme="majorBidi" w:hAnsiTheme="majorBidi" w:cstheme="majorBidi"/>
-          <w:sz w:val="24"/>
-          <w:szCs w:val="24"/>
-        </w:rPr>
-        <w:fldChar w:fldCharType="separate"/>
-      </w:r>
-      <w:r>
-        <w:rPr>
-          <w:rFonts w:asciiTheme="majorBidi" w:hAnsiTheme="majorBidi" w:cstheme="majorBidi"/>
-          <w:noProof/>
-          <w:sz w:val="24"/>
-          <w:szCs w:val="24"/>
-        </w:rPr>
-        <w:t>Stelter (2022)</w:t>
-      </w:r>
-      <w:r>
-        <w:rPr>
-          <w:rFonts w:asciiTheme="majorBidi" w:hAnsiTheme="majorBidi" w:cstheme="majorBidi"/>
-          <w:sz w:val="24"/>
-          <w:szCs w:val="24"/>
-        </w:rPr>
-        <w:fldChar w:fldCharType="end"/>
-      </w:r>
-      <w:r>
-        <w:rPr>
-          <w:rFonts w:asciiTheme="majorBidi" w:hAnsiTheme="majorBidi" w:cstheme="majorBidi"/>
-          <w:sz w:val="24"/>
-          <w:szCs w:val="24"/>
-        </w:rPr>
-        <w:t xml:space="preserve"> suggested Utah adopt the same voluntary water conservation program using Flaming Gorge as the reservoir. </w:t>
-      </w:r>
-      <w:r>
-        <w:rPr>
-          <w:rFonts w:asciiTheme="majorBidi" w:hAnsiTheme="majorBidi" w:cstheme="majorBidi"/>
-          <w:sz w:val="24"/>
-          <w:szCs w:val="24"/>
-        </w:rPr>
-        <w:fldChar w:fldCharType="begin"/>
-      </w:r>
-      <w:r>
-        <w:rPr>
-          <w:rFonts w:asciiTheme="majorBidi" w:hAnsiTheme="majorBidi" w:cstheme="majorBidi"/>
-          <w:sz w:val="24"/>
-          <w:szCs w:val="24"/>
-        </w:rPr>
-        <w:instrText xml:space="preserve"> ADDIN EN.CITE &lt;EndNote&gt;&lt;Cite AuthorYear="1"&gt;&lt;Author&gt;Colby&lt;/Author&gt;&lt;Year&gt;2025&lt;/Year&gt;&lt;RecNum&gt;3109&lt;/RecNum&gt;&lt;DisplayText&gt;Colby et al. (2025)&lt;/DisplayText&gt;&lt;record&gt;&lt;rec-number&gt;3109&lt;/rec-number&gt;&lt;foreign-keys&gt;&lt;key app="EN" db-id="xxt5ta9pd995dwesap0pdzzp2weaz0w9werf" timestamp="1776466532"&gt;3109&lt;/key&gt;&lt;/foreign-keys&gt;&lt;ref-type name="Journal Article"&gt;17&lt;/ref-type&gt;&lt;contributors&gt;&lt;authors&gt;&lt;author&gt;Colby, Bonnie&lt;/author&gt;&lt;author&gt;Hansen, Kristiana&lt;/author&gt;&lt;author&gt;Sorensen, Kathryn&lt;/author&gt;&lt;/authors&gt;&lt;/contributors&gt;&lt;titles&gt;&lt;title&gt;Policy Nook — Policy Note: Tough Tradeoffs in the Colorado River Basin&lt;/title&gt;&lt;secondary-title&gt;Water Economics and Policy&lt;/secondary-title&gt;&lt;/titles&gt;&lt;periodical&gt;&lt;full-title&gt;Water Economics and Policy&lt;/full-title&gt;&lt;/periodical&gt;&lt;pages&gt;2471002&lt;/pages&gt;&lt;volume&gt;11&lt;/volume&gt;&lt;number&gt;04&lt;/number&gt;&lt;keywords&gt;&lt;keyword&gt;Colorado River Basin,water shortage,water conservation,water equity,tribal water&lt;/keyword&gt;&lt;/keywords&gt;&lt;dates&gt;&lt;year&gt;2025&lt;/year&gt;&lt;/dates&gt;&lt;urls&gt;&lt;related-urls&gt;&lt;url&gt;https://www.worldscientific.com/doi/abs/10.1142/S2382624X24710024&lt;/url&gt;&lt;/related-urls&gt;&lt;/urls&gt;&lt;electronic-resource-num&gt;10.1142/s2382624x24710024&lt;/electronic-resource-num&gt;&lt;/record&gt;&lt;/Cite&gt;&lt;/EndNote&gt;</w:instrText>
-      </w:r>
-      <w:r>
-        <w:rPr>
-          <w:rFonts w:asciiTheme="majorBidi" w:hAnsiTheme="majorBidi" w:cstheme="majorBidi"/>
-          <w:sz w:val="24"/>
-          <w:szCs w:val="24"/>
-        </w:rPr>
-        <w:fldChar w:fldCharType="separate"/>
-      </w:r>
-      <w:r>
-        <w:rPr>
-          <w:rFonts w:asciiTheme="majorBidi" w:hAnsiTheme="majorBidi" w:cstheme="majorBidi"/>
-          <w:noProof/>
-          <w:sz w:val="24"/>
-          <w:szCs w:val="24"/>
-        </w:rPr>
-        <w:t>Colby et al. (2025)</w:t>
-      </w:r>
-      <w:r>
-        <w:rPr>
-          <w:rFonts w:asciiTheme="majorBidi" w:hAnsiTheme="majorBidi" w:cstheme="majorBidi"/>
-          <w:sz w:val="24"/>
-          <w:szCs w:val="24"/>
-        </w:rPr>
-        <w:fldChar w:fldCharType="end"/>
-      </w:r>
-      <w:r>
-        <w:rPr>
-          <w:rFonts w:asciiTheme="majorBidi" w:hAnsiTheme="majorBidi" w:cstheme="majorBidi"/>
-          <w:sz w:val="24"/>
-          <w:szCs w:val="24"/>
-        </w:rPr>
-        <w:t xml:space="preserve"> </w:t>
-      </w:r>
-      <w:r>
-        <w:rPr>
-          <w:rFonts w:asciiTheme="majorBidi" w:hAnsiTheme="majorBidi" w:cstheme="majorBidi"/>
-          <w:sz w:val="24"/>
-          <w:szCs w:val="24"/>
-        </w:rPr>
-        <w:lastRenderedPageBreak/>
-        <w:t xml:space="preserve">suggested to assign up to 50% of conserved water to remain in Lake Mead as system water to create a balance of individual and collective resiliency. </w:t>
-      </w:r>
-      <w:r>
-        <w:rPr>
-          <w:rFonts w:asciiTheme="majorBidi" w:hAnsiTheme="majorBidi" w:cstheme="majorBidi"/>
-          <w:sz w:val="24"/>
-          <w:szCs w:val="24"/>
-        </w:rPr>
-        <w:fldChar w:fldCharType="begin"/>
-      </w:r>
-      <w:r>
-        <w:rPr>
-          <w:rFonts w:asciiTheme="majorBidi" w:hAnsiTheme="majorBidi" w:cstheme="majorBidi"/>
-          <w:sz w:val="24"/>
-          <w:szCs w:val="24"/>
-        </w:rPr>
-        <w:instrText xml:space="preserve"> ADDIN EN.CITE &lt;EndNote&gt;&lt;Cite AuthorYear="1"&gt;&lt;Author&gt;Huizar&lt;/Author&gt;&lt;Year&gt;2023&lt;/Year&gt;&lt;RecNum&gt;3110&lt;/RecNum&gt;&lt;DisplayText&gt;Huizar et al. (2023)&lt;/DisplayText&gt;&lt;record&gt;&lt;rec-number&gt;3110&lt;/rec-number&gt;&lt;foreign-keys&gt;&lt;key app="EN" db-id="xxt5ta9pd995dwesap0pdzzp2weaz0w9werf" timestamp="1776715189"&gt;3110&lt;/key&gt;&lt;/foreign-keys&gt;&lt;ref-type name="Journal Article"&gt;17&lt;/ref-type&gt;&lt;contributors&gt;&lt;authors&gt;&lt;author&gt;Luis Huizar&lt;/author&gt;&lt;author&gt;Sarai Díaz&lt;/author&gt;&lt;author&gt;Kevin Lansey&lt;/author&gt;&lt;author&gt;Robert Arnold&lt;/author&gt;&lt;/authors&gt;&lt;/contributors&gt;&lt;titles&gt;&lt;title&gt;Water Supply in the Lower Colorado River Basin: Effectiveness of the 2019 Drought Contingency Plan&lt;/title&gt;&lt;secondary-title&gt;Journal of Environmental Engineering&lt;/secondary-title&gt;&lt;/titles&gt;&lt;periodical&gt;&lt;full-title&gt;Journal of Environmental Engineering&lt;/full-title&gt;&lt;/periodical&gt;&lt;pages&gt;04023058&lt;/pages&gt;&lt;volume&gt;149&lt;/volume&gt;&lt;number&gt;10&lt;/number&gt;&lt;dates&gt;&lt;year&gt;2023&lt;/year&gt;&lt;/dates&gt;&lt;urls&gt;&lt;related-urls&gt;&lt;url&gt;https://ascelibrary.org/doi/abs/10.1061/JOEEDU.EEENG-7324&lt;/url&gt;&lt;/related-urls&gt;&lt;/urls&gt;&lt;electronic-resource-num&gt;doi:10.1061/JOEEDU.EEENG-7324&lt;/electronic-resource-num&gt;&lt;/record&gt;&lt;/Cite&gt;&lt;/EndNote&gt;</w:instrText>
-      </w:r>
-      <w:r>
-        <w:rPr>
-          <w:rFonts w:asciiTheme="majorBidi" w:hAnsiTheme="majorBidi" w:cstheme="majorBidi"/>
-          <w:sz w:val="24"/>
-          <w:szCs w:val="24"/>
-        </w:rPr>
-        <w:fldChar w:fldCharType="separate"/>
-      </w:r>
-      <w:r>
-        <w:rPr>
-          <w:rFonts w:asciiTheme="majorBidi" w:hAnsiTheme="majorBidi" w:cstheme="majorBidi"/>
-          <w:noProof/>
-          <w:sz w:val="24"/>
-          <w:szCs w:val="24"/>
-        </w:rPr>
-        <w:t>Huizar et al. (2023)</w:t>
-      </w:r>
-      <w:r>
-        <w:rPr>
-          <w:rFonts w:asciiTheme="majorBidi" w:hAnsiTheme="majorBidi" w:cstheme="majorBidi"/>
-          <w:sz w:val="24"/>
-          <w:szCs w:val="24"/>
-        </w:rPr>
-        <w:fldChar w:fldCharType="end"/>
-      </w:r>
-      <w:r>
-        <w:rPr>
-          <w:rFonts w:asciiTheme="majorBidi" w:hAnsiTheme="majorBidi" w:cstheme="majorBidi"/>
-          <w:sz w:val="24"/>
-          <w:szCs w:val="24"/>
-        </w:rPr>
-        <w:t xml:space="preserve"> reported difficulty to predict and model state’s water conservation choices. </w:t>
-      </w:r>
-      <w:r>
-        <w:rPr>
-          <w:rFonts w:asciiTheme="majorBidi" w:hAnsiTheme="majorBidi" w:cstheme="majorBidi"/>
-          <w:sz w:val="24"/>
-          <w:szCs w:val="24"/>
-        </w:rPr>
-        <w:fldChar w:fldCharType="begin"/>
-      </w:r>
-      <w:r>
-        <w:rPr>
-          <w:rFonts w:asciiTheme="majorBidi" w:hAnsiTheme="majorBidi" w:cstheme="majorBidi"/>
-          <w:sz w:val="24"/>
-          <w:szCs w:val="24"/>
-        </w:rPr>
-        <w:instrText xml:space="preserve"> ADDIN EN.CITE &lt;EndNote&gt;&lt;Cite AuthorYear="1"&gt;&lt;Author&gt;Rosenberg&lt;/Author&gt;&lt;Year&gt;2024&lt;/Year&gt;&lt;RecNum&gt;2847&lt;/RecNum&gt;&lt;DisplayText&gt;Rosenberg (2024)&lt;/DisplayText&gt;&lt;record&gt;&lt;rec-number&gt;2847&lt;/rec-number&gt;&lt;foreign-keys&gt;&lt;key app="EN" db-id="xxt5ta9pd995dwesap0pdzzp2weaz0w9werf" timestamp="1642471467"&gt;2847&lt;/key&gt;&lt;/foreign-keys&gt;&lt;ref-type name="Journal Article"&gt;17&lt;/ref-type&gt;&lt;contributors&gt;&lt;authors&gt;&lt;author&gt;David E. Rosenberg&lt;/author&gt;&lt;/authors&gt;&lt;/contributors&gt;&lt;titles&gt;&lt;title&gt;Lessons from immersive online collaborative modeling to discuss more adaptive reservoir operations&lt;/title&gt;&lt;secondary-title&gt;Journal of Water Resources Planning and Management&lt;/secondary-title&gt;&lt;/titles&gt;&lt;periodical&gt;&lt;full-title&gt;Journal of Water Resources Planning and Management&lt;/full-title&gt;&lt;/periodical&gt;&lt;volume&gt;150&lt;/volume&gt;&lt;number&gt;7&lt;/number&gt;&lt;dates&gt;&lt;year&gt;2024&lt;/year&gt;&lt;/dates&gt;&lt;publisher&gt;American Society of Civil Engineers&lt;/publisher&gt;&lt;urls&gt;&lt;related-urls&gt;&lt;url&gt;https://doi.org/10.4211/hs.e0cbe52ad4524c07bb5b7ff8c373a343&lt;/url&gt;&lt;/related-urls&gt;&lt;/urls&gt;&lt;electronic-resource-num&gt;https://doi.org/10.1061/JWRMD5.WRENG-5893&lt;/electronic-resource-num&gt;&lt;/record&gt;&lt;/Cite&gt;&lt;/EndNote&gt;</w:instrText>
-      </w:r>
-      <w:r>
-        <w:rPr>
-          <w:rFonts w:asciiTheme="majorBidi" w:hAnsiTheme="majorBidi" w:cstheme="majorBidi"/>
-          <w:sz w:val="24"/>
-          <w:szCs w:val="24"/>
-        </w:rPr>
-        <w:fldChar w:fldCharType="separate"/>
-      </w:r>
-      <w:r>
-        <w:rPr>
-          <w:rFonts w:asciiTheme="majorBidi" w:hAnsiTheme="majorBidi" w:cstheme="majorBidi"/>
-          <w:noProof/>
-          <w:sz w:val="24"/>
-          <w:szCs w:val="24"/>
-        </w:rPr>
-        <w:t>Rosenberg (2024)</w:t>
-      </w:r>
-      <w:r>
-        <w:rPr>
-          <w:rFonts w:asciiTheme="majorBidi" w:hAnsiTheme="majorBidi" w:cstheme="majorBidi"/>
-          <w:sz w:val="24"/>
-          <w:szCs w:val="24"/>
-        </w:rPr>
-        <w:fldChar w:fldCharType="end"/>
-      </w:r>
-      <w:r>
-        <w:rPr>
-          <w:rFonts w:asciiTheme="majorBidi" w:hAnsiTheme="majorBidi" w:cstheme="majorBidi"/>
-          <w:sz w:val="24"/>
-          <w:szCs w:val="24"/>
-        </w:rPr>
-        <w:t xml:space="preserve"> proposed and tested water accounts in a combined Lake Powell-Lake Mead system. </w:t>
-      </w:r>
-      <w:r>
-        <w:rPr>
-          <w:rFonts w:asciiTheme="majorBidi" w:hAnsiTheme="majorBidi" w:cstheme="majorBidi"/>
-          <w:sz w:val="24"/>
-          <w:szCs w:val="24"/>
-        </w:rPr>
-        <w:t>Recently, the U.S. Bureau of Reclamation (</w:t>
-      </w:r>
-      <w:r>
-        <w:rPr>
-          <w:rFonts w:asciiTheme="majorBidi" w:hAnsiTheme="majorBidi" w:cstheme="majorBidi"/>
-          <w:sz w:val="24"/>
-          <w:szCs w:val="24"/>
-        </w:rPr>
-        <w:t>USBR</w:t>
-      </w:r>
-      <w:r>
-        <w:rPr>
-          <w:rFonts w:asciiTheme="majorBidi" w:hAnsiTheme="majorBidi" w:cstheme="majorBidi"/>
-          <w:sz w:val="24"/>
-          <w:szCs w:val="24"/>
-        </w:rPr>
-        <w:t xml:space="preserve">) proposed several ways to improve the program (now called Storage and Delivery) beginning in 2027 </w:t>
-      </w:r>
-      <w:r>
-        <w:rPr>
-          <w:rFonts w:asciiTheme="majorBidi" w:hAnsiTheme="majorBidi" w:cstheme="majorBidi"/>
-          <w:sz w:val="24"/>
-          <w:szCs w:val="24"/>
-        </w:rPr>
-        <w:fldChar w:fldCharType="begin"/>
-      </w:r>
-      <w:r>
-        <w:rPr>
-          <w:rFonts w:asciiTheme="majorBidi" w:hAnsiTheme="majorBidi" w:cstheme="majorBidi"/>
-          <w:sz w:val="24"/>
-          <w:szCs w:val="24"/>
-        </w:rPr>
-        <w:instrText xml:space="preserve"> ADDIN EN.CITE &lt;EndNote&gt;&lt;Cite&gt;&lt;Author&gt;USBR&lt;/Author&gt;&lt;Year&gt;2026&lt;/Year&gt;&lt;RecNum&gt;3107&lt;/RecNum&gt;&lt;DisplayText&gt;(USBR, 2026b)&lt;/DisplayText&gt;&lt;record&gt;&lt;rec-number&gt;3107&lt;/rec-number&gt;&lt;foreign-keys&gt;&lt;key app="EN" db-id="xxt5ta9pd995dwesap0pdzzp2weaz0w9werf" timestamp="1772056442"&gt;3107&lt;/key&gt;&lt;/foreign-keys&gt;&lt;ref-type name="Report"&gt;27&lt;/ref-type&gt;&lt;contributors&gt;&lt;authors&gt;&lt;author&gt;USBR&lt;/author&gt;&lt;/authors&gt;&lt;/contributors&gt;&lt;titles&gt;&lt;title&gt;Post-2026 Operational Guidelines and Strategies for Lake Powell and Lake Mead – Draft Environmental Impact Statement&lt;/title&gt;&lt;/titles&gt;&lt;dates&gt;&lt;year&gt;2026&lt;/year&gt;&lt;/dates&gt;&lt;publisher&gt;U.S. Bureau of Reclamation&lt;/publisher&gt;&lt;urls&gt;&lt;related-urls&gt;&lt;url&gt;https://www.usbr.gov/ColoradoRiverBasin/post2026/draft-eis/&lt;/url&gt;&lt;/related-urls&gt;&lt;/urls&gt;&lt;/record&gt;&lt;/Cite&gt;&lt;/EndNote&gt;</w:instrText>
-      </w:r>
-      <w:r>
-        <w:rPr>
-          <w:rFonts w:asciiTheme="majorBidi" w:hAnsiTheme="majorBidi" w:cstheme="majorBidi"/>
-          <w:sz w:val="24"/>
-          <w:szCs w:val="24"/>
-        </w:rPr>
-        <w:fldChar w:fldCharType="separate"/>
-      </w:r>
-      <w:r>
-        <w:rPr>
-          <w:rFonts w:asciiTheme="majorBidi" w:hAnsiTheme="majorBidi" w:cstheme="majorBidi"/>
-          <w:noProof/>
-          <w:sz w:val="24"/>
-          <w:szCs w:val="24"/>
-        </w:rPr>
-        <w:t>(USBR, 2026b)</w:t>
-      </w:r>
-      <w:r>
-        <w:rPr>
-          <w:rFonts w:asciiTheme="majorBidi" w:hAnsiTheme="majorBidi" w:cstheme="majorBidi"/>
-          <w:sz w:val="24"/>
-          <w:szCs w:val="24"/>
-        </w:rPr>
-        <w:fldChar w:fldCharType="end"/>
-      </w:r>
-      <w:r>
-        <w:rPr>
-          <w:rFonts w:asciiTheme="majorBidi" w:hAnsiTheme="majorBidi" w:cstheme="majorBidi"/>
-          <w:sz w:val="24"/>
-          <w:szCs w:val="24"/>
-        </w:rPr>
-        <w:t>.</w:t>
-      </w:r>
-      <w:r>
-        <w:rPr>
-          <w:rFonts w:asciiTheme="majorBidi" w:hAnsiTheme="majorBidi" w:cstheme="majorBidi"/>
-          <w:sz w:val="24"/>
-          <w:szCs w:val="24"/>
-        </w:rPr>
-        <w:t xml:space="preserve"> One option is to remove gaming between the voluntary water conservation and mandatory water shortage programs by tying mandatory shortages to the anticipated Lake Mead level if there was no voluntary activity (colloquially called “operational neutrality”). A second suggestion can move voluntarily conserved water upstream to Lake Powell to increase operational flexibility.</w:t>
+        <w:t xml:space="preserve">They also proposed to exclude mandatory reductions from the calculation of voluntary credits. </w:t>
+      </w:r>
+      <w:r>
+        <w:rPr>
+          <w:rFonts w:asciiTheme="majorBidi" w:hAnsiTheme="majorBidi" w:cstheme="majorBidi"/>
+          <w:sz w:val="24"/>
+          <w:szCs w:val="24"/>
+        </w:rPr>
+        <w:t>Larger shortages that trigger at higher reservoir levels will help Lake Mead. But there is also a downside. S</w:t>
+      </w:r>
+      <w:r>
+        <w:rPr>
+          <w:rFonts w:asciiTheme="majorBidi" w:hAnsiTheme="majorBidi" w:cstheme="majorBidi"/>
+          <w:sz w:val="24"/>
+          <w:szCs w:val="24"/>
+        </w:rPr>
+        <w:t xml:space="preserve">hortages </w:t>
+      </w:r>
+      <w:r>
+        <w:rPr>
+          <w:rFonts w:asciiTheme="majorBidi" w:hAnsiTheme="majorBidi" w:cstheme="majorBidi"/>
+          <w:sz w:val="24"/>
+          <w:szCs w:val="24"/>
+        </w:rPr>
+        <w:t>will</w:t>
+      </w:r>
+      <w:r>
+        <w:rPr>
+          <w:rFonts w:asciiTheme="majorBidi" w:hAnsiTheme="majorBidi" w:cstheme="majorBidi"/>
+          <w:sz w:val="24"/>
+          <w:szCs w:val="24"/>
+        </w:rPr>
+        <w:t xml:space="preserve"> vary </w:t>
+      </w:r>
+      <w:r>
+        <w:rPr>
+          <w:rFonts w:asciiTheme="majorBidi" w:hAnsiTheme="majorBidi" w:cstheme="majorBidi"/>
+          <w:sz w:val="24"/>
+          <w:szCs w:val="24"/>
+        </w:rPr>
+        <w:t xml:space="preserve">year-to-year </w:t>
+      </w:r>
+      <w:r>
+        <w:rPr>
+          <w:rFonts w:asciiTheme="majorBidi" w:hAnsiTheme="majorBidi" w:cstheme="majorBidi"/>
+          <w:sz w:val="24"/>
+          <w:szCs w:val="24"/>
+        </w:rPr>
+        <w:t xml:space="preserve">as Lake Mead and/or system storage </w:t>
+      </w:r>
+      <w:r>
+        <w:rPr>
+          <w:rFonts w:asciiTheme="majorBidi" w:hAnsiTheme="majorBidi" w:cstheme="majorBidi"/>
+          <w:sz w:val="24"/>
+          <w:szCs w:val="24"/>
+        </w:rPr>
+        <w:t>varies</w:t>
+      </w:r>
+      <w:r>
+        <w:rPr>
+          <w:rFonts w:asciiTheme="majorBidi" w:hAnsiTheme="majorBidi" w:cstheme="majorBidi"/>
+          <w:sz w:val="24"/>
+          <w:szCs w:val="24"/>
+        </w:rPr>
+        <w:t xml:space="preserve"> in response to volatile Colorado River flows.</w:t>
+      </w:r>
+      <w:r>
+        <w:rPr>
+          <w:rFonts w:asciiTheme="majorBidi" w:hAnsiTheme="majorBidi" w:cstheme="majorBidi"/>
+          <w:sz w:val="24"/>
+          <w:szCs w:val="24"/>
+        </w:rPr>
+        <w:t xml:space="preserve"> There is agreement among all of Reclamation’s ensembles that river flow can decrease by 6 million acre-feet a year. Swings in shortage make it difficult for user’s to plan their water use. </w:t>
       </w:r>
     </w:p>
     <w:p>
@@ -15851,161 +15989,280 @@
           <w:szCs w:val="24"/>
         </w:rPr>
       </w:pPr>
+      <w:r>
+        <w:rPr>
+          <w:rFonts w:asciiTheme="majorBidi" w:hAnsiTheme="majorBidi" w:cstheme="majorBidi"/>
+          <w:sz w:val="24"/>
+          <w:szCs w:val="24"/>
+        </w:rPr>
+        <w:t>All of the proposals fail to address two challenges of the existing voluntary water conservation program. First</w:t>
+      </w:r>
+      <w:r>
+        <w:rPr>
+          <w:rFonts w:asciiTheme="majorBidi" w:hAnsiTheme="majorBidi" w:cstheme="majorBidi"/>
+          <w:sz w:val="24"/>
+          <w:szCs w:val="24"/>
+        </w:rPr>
+        <w:t>,</w:t>
+      </w:r>
+      <w:r>
+        <w:rPr>
+          <w:rFonts w:asciiTheme="majorBidi" w:hAnsiTheme="majorBidi" w:cstheme="majorBidi"/>
+          <w:sz w:val="24"/>
+          <w:szCs w:val="24"/>
+        </w:rPr>
+        <w:t xml:space="preserve"> as Lake Mead draws down, it becomes more difficult for users to </w:t>
+      </w:r>
+      <w:r>
+        <w:rPr>
+          <w:rFonts w:asciiTheme="majorBidi" w:hAnsiTheme="majorBidi" w:cstheme="majorBidi"/>
+          <w:sz w:val="24"/>
+          <w:szCs w:val="24"/>
+        </w:rPr>
+        <w:t xml:space="preserve">withdraw </w:t>
+      </w:r>
+      <w:r>
+        <w:rPr>
+          <w:rFonts w:asciiTheme="majorBidi" w:hAnsiTheme="majorBidi" w:cstheme="majorBidi"/>
+          <w:sz w:val="24"/>
+          <w:szCs w:val="24"/>
+        </w:rPr>
+        <w:t>their conserved water. Second, credits are awarded as reductions from legal entitlements rather than reductions from the physically available reservoir inflow. This later challenge means Lake Mead can continue to drawdown even as users voluntarily conserve some water. All of these challenges are exacerbated as reservoir inflow declines, a situation that will occur more frequently as the basin becomes more arid</w:t>
+      </w:r>
+      <w:r>
+        <w:rPr>
+          <w:rFonts w:asciiTheme="majorBidi" w:hAnsiTheme="majorBidi" w:cstheme="majorBidi"/>
+          <w:sz w:val="24"/>
+          <w:szCs w:val="24"/>
+        </w:rPr>
+        <w:t xml:space="preserve"> </w:t>
+      </w:r>
+      <w:r>
+        <w:rPr>
+          <w:rFonts w:asciiTheme="majorBidi" w:hAnsiTheme="majorBidi" w:cstheme="majorBidi"/>
+          <w:sz w:val="24"/>
+          <w:szCs w:val="24"/>
+        </w:rPr>
+        <w:fldChar w:fldCharType="begin">
+          <w:fldData xml:space="preserve">PEVuZE5vdGU+PENpdGU+PEF1dGhvcj5TYWxlaGFiYWRpPC9BdXRob3I+PFllYXI+MjAyNDwvWWVh
+cj48UmVjTnVtPjMwMjM8L1JlY051bT48RGlzcGxheVRleHQ+KFNhbGVoYWJhZGkgZXQgYWwuLCAy
+MDI0OyBVZGFsbCBhbmQgT3ZlcnBlY2ssIDIwMTcpPC9EaXNwbGF5VGV4dD48cmVjb3JkPjxyZWMt
+bnVtYmVyPjMwMjM8L3JlYy1udW1iZXI+PGZvcmVpZ24ta2V5cz48a2V5IGFwcD0iRU4iIGRiLWlk
+PSJ4eHQ1dGE5cGQ5OTVkd2VzYXAwcGR6enAyd2VhejB3OXdlcmYiIHRpbWVzdGFtcD0iMTcyODA3
+NDM1NSI+MzAyMzwva2V5PjwvZm9yZWlnbi1rZXlzPjxyZWYtdHlwZSBuYW1lPSJKb3VybmFsIEFy
+dGljbGUiPjE3PC9yZWYtdHlwZT48Y29udHJpYnV0b3JzPjxhdXRob3JzPjxhdXRob3I+U2FsZWhh
+YmFkaSwgSG9tYTwvYXV0aG9yPjxhdXRob3I+VGFyYm90b24sIERhdmlkIEcuPC9hdXRob3I+PGF1
+dGhvcj5XaGVlbGVyLCBLZXZpbiBHLjwvYXV0aG9yPjxhdXRob3I+U21pdGgsIFJlYmVjY2E8L2F1
+dGhvcj48YXV0aG9yPkJha2VyLCBTYXJhaDwvYXV0aG9yPjwvYXV0aG9ycz48L2NvbnRyaWJ1dG9y
+cz48dGl0bGVzPjx0aXRsZT5RdWFudGlmeWluZyBhbmQgQ2xhc3NpZnlpbmcgU3RyZWFtZmxvdyBF
+bnNlbWJsZXMgVXNpbmcgYSBCcm9hZCBSYW5nZSBvZiBNZXRyaWNzIGZvciBhbiBFdmlkZW5jZS1C
+YXNlZCBBbmFseXNpczogQ29sb3JhZG8gUml2ZXIgQ2FzZSBTdHVkeTwvdGl0bGU+PHNlY29uZGFy
+eS10aXRsZT5XYXRlciBSZXNvdXJjZXMgUmVzZWFyY2g8L3NlY29uZGFyeS10aXRsZT48L3RpdGxl
+cz48cGVyaW9kaWNhbD48ZnVsbC10aXRsZT5XYXRlciBSZXNvdXJjZXMgUmVzZWFyY2g8L2Z1bGwt
+dGl0bGU+PC9wZXJpb2RpY2FsPjxwYWdlcz5lMjAyNFdSMDM3MjI1PC9wYWdlcz48dm9sdW1lPjYw
+PC92b2x1bWU+PG51bWJlcj43PC9udW1iZXI+PGRhdGVzPjx5ZWFyPjIwMjQ8L3llYXI+PC9kYXRl
+cz48aXNibj4wMDQzLTEzOTc8L2lzYm4+PHVybHM+PHJlbGF0ZWQtdXJscz48dXJsPmh0dHBzOi8v
+YWd1cHVicy5vbmxpbmVsaWJyYXJ5LndpbGV5LmNvbS9kb2kvYWJzLzEwLjEwMjkvMjAyNFdSMDM3
+MjI1PC91cmw+PC9yZWxhdGVkLXVybHM+PC91cmxzPjxlbGVjdHJvbmljLXJlc291cmNlLW51bT5o
+dHRwczovL2RvaS5vcmcvMTAuMTAyOS8yMDI0V1IwMzcyMjU8L2VsZWN0cm9uaWMtcmVzb3VyY2Ut
+bnVtPjwvcmVjb3JkPjwvQ2l0ZT48Q2l0ZT48QXV0aG9yPlVkYWxsPC9BdXRob3I+PFllYXI+MjAx
+NzwvWWVhcj48UmVjTnVtPjIyOTA8L1JlY051bT48cmVjb3JkPjxyZWMtbnVtYmVyPjIyOTA8L3Jl
+Yy1udW1iZXI+PGZvcmVpZ24ta2V5cz48a2V5IGFwcD0iRU4iIGRiLWlkPSJ4eHQ1dGE5cGQ5OTVk
+d2VzYXAwcGR6enAyd2VhejB3OXdlcmYiIHRpbWVzdGFtcD0iMTUyMzU1MDg2OCI+MjI5MDwva2V5
+PjwvZm9yZWlnbi1rZXlzPjxyZWYtdHlwZSBuYW1lPSJKb3VybmFsIEFydGljbGUiPjE3PC9yZWYt
+dHlwZT48Y29udHJpYnV0b3JzPjxhdXRob3JzPjxhdXRob3I+QnJhZGxleSBVZGFsbDwvYXV0aG9y
+PjxhdXRob3I+Sm9uYXRoYW4gT3ZlcnBlY2s8L2F1dGhvcj48L2F1dGhvcnM+PC9jb250cmlidXRv
+cnM+PHRpdGxlcz48dGl0bGU+VGhlIHR3ZW50eeKAkGZpcnN0IGNlbnR1cnkgQ29sb3JhZG8gUml2
+ZXIgaG90IGRyb3VnaHQgYW5kIGltcGxpY2F0aW9ucyBmb3IgdGhlIGZ1dHVyZTwvdGl0bGU+PHNl
+Y29uZGFyeS10aXRsZT5XYXRlciBSZXNvdXJjZXMgUmVzZWFyY2g8L3NlY29uZGFyeS10aXRsZT48
+L3RpdGxlcz48cGVyaW9kaWNhbD48ZnVsbC10aXRsZT5XYXRlciBSZXNvdXJjZXMgUmVzZWFyY2g8
+L2Z1bGwtdGl0bGU+PC9wZXJpb2RpY2FsPjxwYWdlcz4yNDA0LTI0MTg8L3BhZ2VzPjx2b2x1bWU+
+NTM8L3ZvbHVtZT48bnVtYmVyPjM8L251bWJlcj48a2V5d29yZHM+PGtleXdvcmQ+Q29sb3JhZG8g
+Uml2ZXI8L2tleXdvcmQ+PC9rZXl3b3Jkcz48ZGF0ZXM+PHllYXI+MjAxNzwveWVhcj48L2RhdGVz
+Pjx1cmxzPjxyZWxhdGVkLXVybHM+PHVybD4gaHR0cHM6Ly9kb2kub3JnLzEwLjEwMDIvMjAxNldS
+MDE5NjM4PC91cmw+PC9yZWxhdGVkLXVybHM+PC91cmxzPjxlbGVjdHJvbmljLXJlc291cmNlLW51
+bT4gaHR0cHM6Ly9kb2kub3JnLzEwLjEwMDIvMjAxNldSMDE5NjM4PC9lbGVjdHJvbmljLXJlc291
+cmNlLW51bT48L3JlY29yZD48L0NpdGU+PC9FbmROb3RlPn==
+</w:fldData>
+        </w:fldChar>
+      </w:r>
+      <w:r>
+        <w:rPr>
+          <w:rFonts w:asciiTheme="majorBidi" w:hAnsiTheme="majorBidi" w:cstheme="majorBidi"/>
+          <w:sz w:val="24"/>
+          <w:szCs w:val="24"/>
+        </w:rPr>
+        <w:instrText xml:space="preserve"> ADDIN EN.CITE </w:instrText>
+      </w:r>
+      <w:r>
+        <w:rPr>
+          <w:rFonts w:asciiTheme="majorBidi" w:hAnsiTheme="majorBidi" w:cstheme="majorBidi"/>
+          <w:sz w:val="24"/>
+          <w:szCs w:val="24"/>
+        </w:rPr>
+        <w:fldChar w:fldCharType="begin">
+          <w:fldData xml:space="preserve">PEVuZE5vdGU+PENpdGU+PEF1dGhvcj5TYWxlaGFiYWRpPC9BdXRob3I+PFllYXI+MjAyNDwvWWVh
+cj48UmVjTnVtPjMwMjM8L1JlY051bT48RGlzcGxheVRleHQ+KFNhbGVoYWJhZGkgZXQgYWwuLCAy
+MDI0OyBVZGFsbCBhbmQgT3ZlcnBlY2ssIDIwMTcpPC9EaXNwbGF5VGV4dD48cmVjb3JkPjxyZWMt
+bnVtYmVyPjMwMjM8L3JlYy1udW1iZXI+PGZvcmVpZ24ta2V5cz48a2V5IGFwcD0iRU4iIGRiLWlk
+PSJ4eHQ1dGE5cGQ5OTVkd2VzYXAwcGR6enAyd2VhejB3OXdlcmYiIHRpbWVzdGFtcD0iMTcyODA3
+NDM1NSI+MzAyMzwva2V5PjwvZm9yZWlnbi1rZXlzPjxyZWYtdHlwZSBuYW1lPSJKb3VybmFsIEFy
+dGljbGUiPjE3PC9yZWYtdHlwZT48Y29udHJpYnV0b3JzPjxhdXRob3JzPjxhdXRob3I+U2FsZWhh
+YmFkaSwgSG9tYTwvYXV0aG9yPjxhdXRob3I+VGFyYm90b24sIERhdmlkIEcuPC9hdXRob3I+PGF1
+dGhvcj5XaGVlbGVyLCBLZXZpbiBHLjwvYXV0aG9yPjxhdXRob3I+U21pdGgsIFJlYmVjY2E8L2F1
+dGhvcj48YXV0aG9yPkJha2VyLCBTYXJhaDwvYXV0aG9yPjwvYXV0aG9ycz48L2NvbnRyaWJ1dG9y
+cz48dGl0bGVzPjx0aXRsZT5RdWFudGlmeWluZyBhbmQgQ2xhc3NpZnlpbmcgU3RyZWFtZmxvdyBF
+bnNlbWJsZXMgVXNpbmcgYSBCcm9hZCBSYW5nZSBvZiBNZXRyaWNzIGZvciBhbiBFdmlkZW5jZS1C
+YXNlZCBBbmFseXNpczogQ29sb3JhZG8gUml2ZXIgQ2FzZSBTdHVkeTwvdGl0bGU+PHNlY29uZGFy
+eS10aXRsZT5XYXRlciBSZXNvdXJjZXMgUmVzZWFyY2g8L3NlY29uZGFyeS10aXRsZT48L3RpdGxl
+cz48cGVyaW9kaWNhbD48ZnVsbC10aXRsZT5XYXRlciBSZXNvdXJjZXMgUmVzZWFyY2g8L2Z1bGwt
+dGl0bGU+PC9wZXJpb2RpY2FsPjxwYWdlcz5lMjAyNFdSMDM3MjI1PC9wYWdlcz48dm9sdW1lPjYw
+PC92b2x1bWU+PG51bWJlcj43PC9udW1iZXI+PGRhdGVzPjx5ZWFyPjIwMjQ8L3llYXI+PC9kYXRl
+cz48aXNibj4wMDQzLTEzOTc8L2lzYm4+PHVybHM+PHJlbGF0ZWQtdXJscz48dXJsPmh0dHBzOi8v
+YWd1cHVicy5vbmxpbmVsaWJyYXJ5LndpbGV5LmNvbS9kb2kvYWJzLzEwLjEwMjkvMjAyNFdSMDM3
+MjI1PC91cmw+PC9yZWxhdGVkLXVybHM+PC91cmxzPjxlbGVjdHJvbmljLXJlc291cmNlLW51bT5o
+dHRwczovL2RvaS5vcmcvMTAuMTAyOS8yMDI0V1IwMzcyMjU8L2VsZWN0cm9uaWMtcmVzb3VyY2Ut
+bnVtPjwvcmVjb3JkPjwvQ2l0ZT48Q2l0ZT48QXV0aG9yPlVkYWxsPC9BdXRob3I+PFllYXI+MjAx
+NzwvWWVhcj48UmVjTnVtPjIyOTA8L1JlY051bT48cmVjb3JkPjxyZWMtbnVtYmVyPjIyOTA8L3Jl
+Yy1udW1iZXI+PGZvcmVpZ24ta2V5cz48a2V5IGFwcD0iRU4iIGRiLWlkPSJ4eHQ1dGE5cGQ5OTVk
+d2VzYXAwcGR6enAyd2VhejB3OXdlcmYiIHRpbWVzdGFtcD0iMTUyMzU1MDg2OCI+MjI5MDwva2V5
+PjwvZm9yZWlnbi1rZXlzPjxyZWYtdHlwZSBuYW1lPSJKb3VybmFsIEFydGljbGUiPjE3PC9yZWYt
+dHlwZT48Y29udHJpYnV0b3JzPjxhdXRob3JzPjxhdXRob3I+QnJhZGxleSBVZGFsbDwvYXV0aG9y
+PjxhdXRob3I+Sm9uYXRoYW4gT3ZlcnBlY2s8L2F1dGhvcj48L2F1dGhvcnM+PC9jb250cmlidXRv
+cnM+PHRpdGxlcz48dGl0bGU+VGhlIHR3ZW50eeKAkGZpcnN0IGNlbnR1cnkgQ29sb3JhZG8gUml2
+ZXIgaG90IGRyb3VnaHQgYW5kIGltcGxpY2F0aW9ucyBmb3IgdGhlIGZ1dHVyZTwvdGl0bGU+PHNl
+Y29uZGFyeS10aXRsZT5XYXRlciBSZXNvdXJjZXMgUmVzZWFyY2g8L3NlY29uZGFyeS10aXRsZT48
+L3RpdGxlcz48cGVyaW9kaWNhbD48ZnVsbC10aXRsZT5XYXRlciBSZXNvdXJjZXMgUmVzZWFyY2g8
+L2Z1bGwtdGl0bGU+PC9wZXJpb2RpY2FsPjxwYWdlcz4yNDA0LTI0MTg8L3BhZ2VzPjx2b2x1bWU+
+NTM8L3ZvbHVtZT48bnVtYmVyPjM8L251bWJlcj48a2V5d29yZHM+PGtleXdvcmQ+Q29sb3JhZG8g
+Uml2ZXI8L2tleXdvcmQ+PC9rZXl3b3Jkcz48ZGF0ZXM+PHllYXI+MjAxNzwveWVhcj48L2RhdGVz
+Pjx1cmxzPjxyZWxhdGVkLXVybHM+PHVybD4gaHR0cHM6Ly9kb2kub3JnLzEwLjEwMDIvMjAxNldS
+MDE5NjM4PC91cmw+PC9yZWxhdGVkLXVybHM+PC91cmxzPjxlbGVjdHJvbmljLXJlc291cmNlLW51
+bT4gaHR0cHM6Ly9kb2kub3JnLzEwLjEwMDIvMjAxNldSMDE5NjM4PC9lbGVjdHJvbmljLXJlc291
+cmNlLW51bT48L3JlY29yZD48L0NpdGU+PC9FbmROb3RlPn==
+</w:fldData>
+        </w:fldChar>
+      </w:r>
+      <w:r>
+        <w:rPr>
+          <w:rFonts w:asciiTheme="majorBidi" w:hAnsiTheme="majorBidi" w:cstheme="majorBidi"/>
+          <w:sz w:val="24"/>
+          <w:szCs w:val="24"/>
+        </w:rPr>
+        <w:instrText xml:space="preserve"> ADDIN EN.CITE.DATA </w:instrText>
+      </w:r>
+      <w:r>
+        <w:rPr>
+          <w:rFonts w:asciiTheme="majorBidi" w:hAnsiTheme="majorBidi" w:cstheme="majorBidi"/>
+          <w:sz w:val="24"/>
+          <w:szCs w:val="24"/>
+        </w:rPr>
+      </w:r>
+      <w:r>
+        <w:rPr>
+          <w:rFonts w:asciiTheme="majorBidi" w:hAnsiTheme="majorBidi" w:cstheme="majorBidi"/>
+          <w:sz w:val="24"/>
+          <w:szCs w:val="24"/>
+        </w:rPr>
+        <w:fldChar w:fldCharType="end"/>
+      </w:r>
+      <w:r>
+        <w:rPr>
+          <w:rFonts w:asciiTheme="majorBidi" w:hAnsiTheme="majorBidi" w:cstheme="majorBidi"/>
+          <w:sz w:val="24"/>
+          <w:szCs w:val="24"/>
+        </w:rPr>
+        <w:fldChar w:fldCharType="separate"/>
+      </w:r>
+      <w:r>
+        <w:rPr>
+          <w:rFonts w:asciiTheme="majorBidi" w:hAnsiTheme="majorBidi" w:cstheme="majorBidi"/>
+          <w:noProof/>
+          <w:sz w:val="24"/>
+          <w:szCs w:val="24"/>
+        </w:rPr>
+        <w:t>(Salehabadi et al., 2024; Udall and Overpeck, 2017)</w:t>
+      </w:r>
+      <w:r>
+        <w:rPr>
+          <w:rFonts w:asciiTheme="majorBidi" w:hAnsiTheme="majorBidi" w:cstheme="majorBidi"/>
+          <w:sz w:val="24"/>
+          <w:szCs w:val="24"/>
+        </w:rPr>
+        <w:fldChar w:fldCharType="end"/>
+      </w:r>
+      <w:r>
+        <w:rPr>
+          <w:rFonts w:asciiTheme="majorBidi" w:hAnsiTheme="majorBidi" w:cstheme="majorBidi"/>
+          <w:sz w:val="24"/>
+          <w:szCs w:val="24"/>
+        </w:rPr>
+        <w:t xml:space="preserve"> </w:t>
+      </w:r>
+      <w:r>
+        <w:rPr>
+          <w:rFonts w:asciiTheme="majorBidi" w:hAnsiTheme="majorBidi" w:cstheme="majorBidi"/>
+          <w:sz w:val="24"/>
+          <w:szCs w:val="24"/>
+        </w:rPr>
+        <w:t xml:space="preserve">. </w:t>
+      </w:r>
     </w:p>
     <w:p>
       <w:pPr>
         <w:rPr>
-          <w:del w:id="8" w:author="Erik Christian Porse" w:date="2026-05-27T18:10:00Z" w16du:dateUtc="2026-05-28T01:10:00Z"/>
-          <w:rFonts w:asciiTheme="majorBidi" w:hAnsiTheme="majorBidi" w:cstheme="majorBidi"/>
-          <w:sz w:val="24"/>
-          <w:szCs w:val="24"/>
-        </w:rPr>
-      </w:pPr>
-      <w:del w:id="9" w:author="Erik Christian Porse" w:date="2026-05-27T18:10:00Z" w16du:dateUtc="2026-05-28T01:10:00Z">
-        <w:r>
-          <w:rPr>
-            <w:rFonts w:asciiTheme="majorBidi" w:hAnsiTheme="majorBidi" w:cstheme="majorBidi"/>
-            <w:sz w:val="24"/>
-            <w:szCs w:val="24"/>
-          </w:rPr>
-          <w:delText xml:space="preserve">This water accounting method </w:delText>
-        </w:r>
-      </w:del>
-      <w:del w:id="10" w:author="Erik Christian Porse" w:date="2026-05-27T18:07:00Z" w16du:dateUtc="2026-05-28T01:07:00Z">
-        <w:r>
-          <w:rPr>
-            <w:rFonts w:asciiTheme="majorBidi" w:hAnsiTheme="majorBidi" w:cstheme="majorBidi"/>
-            <w:sz w:val="24"/>
-            <w:szCs w:val="24"/>
-          </w:rPr>
-          <w:delText xml:space="preserve">is </w:delText>
-        </w:r>
-      </w:del>
-      <w:del w:id="11" w:author="Erik Christian Porse" w:date="2026-05-27T18:10:00Z" w16du:dateUtc="2026-05-28T01:10:00Z">
-        <w:r>
-          <w:rPr>
-            <w:rFonts w:asciiTheme="majorBidi" w:hAnsiTheme="majorBidi" w:cstheme="majorBidi"/>
-            <w:sz w:val="24"/>
-            <w:szCs w:val="24"/>
-          </w:rPr>
-          <w:delText xml:space="preserve">implemented numerically </w:delText>
-        </w:r>
-      </w:del>
-      <w:del w:id="12" w:author="Erik Christian Porse" w:date="2026-05-27T18:07:00Z" w16du:dateUtc="2026-05-28T01:07:00Z">
-        <w:r>
-          <w:rPr>
-            <w:rFonts w:asciiTheme="majorBidi" w:hAnsiTheme="majorBidi" w:cstheme="majorBidi"/>
-            <w:sz w:val="24"/>
-            <w:szCs w:val="24"/>
-          </w:rPr>
-          <w:delText xml:space="preserve">at </w:delText>
-        </w:r>
-        <w:r>
-          <w:rPr>
-            <w:rFonts w:asciiTheme="majorBidi" w:hAnsiTheme="majorBidi" w:cstheme="majorBidi"/>
-            <w:sz w:val="24"/>
-            <w:szCs w:val="24"/>
-          </w:rPr>
-          <w:fldChar w:fldCharType="begin"/>
-        </w:r>
-        <w:r>
-          <w:rPr>
-            <w:rFonts w:asciiTheme="majorBidi" w:hAnsiTheme="majorBidi" w:cstheme="majorBidi"/>
-            <w:sz w:val="24"/>
-            <w:szCs w:val="24"/>
-          </w:rPr>
-          <w:delInstrText xml:space="preserve"> ADDIN EN.CITE &lt;EndNote&gt;&lt;Cite&gt;&lt;Author&gt;Myers&lt;/Author&gt;&lt;Year&gt;2025&lt;/Year&gt;&lt;RecNum&gt;3103&lt;/RecNum&gt;&lt;DisplayText&gt;(Myers et al., 2025)&lt;/DisplayText&gt;&lt;record&gt;&lt;rec-number&gt;3103&lt;/rec-number&gt;&lt;foreign-keys&gt;&lt;key app="EN" db-id="xxt5ta9pd995dwesap0pdzzp2weaz0w9werf" timestamp="1762385688"&gt;3103&lt;/key&gt;&lt;/foreign-keys&gt;&lt;ref-type name="Journal Article"&gt;17&lt;/ref-type&gt;&lt;contributors&gt;&lt;authors&gt;&lt;author&gt;Anabelle Myers&lt;/author&gt;&lt;author&gt;David Rosenberg&lt;/author&gt;&lt;author&gt;Hadia Akbar&lt;/author&gt;&lt;author&gt;Erik Porse&lt;/author&gt;&lt;/authors&gt;&lt;/contributors&gt;&lt;titles&gt;&lt;title&gt;Immersive Model for Lake Mead Based on the Principle of Divide Reservoir Inflow&lt;/title&gt;&lt;secondary-title&gt;Hydroshare&lt;/secondary-title&gt;&lt;/titles&gt;&lt;periodical&gt;&lt;full-title&gt;Hydroshare&lt;/full-title&gt;&lt;/periodical&gt;&lt;dates&gt;&lt;year&gt;2025&lt;/year&gt;&lt;/dates&gt;&lt;urls&gt;&lt;/urls&gt;&lt;electronic-resource-num&gt;http://www.hydroshare.org/resource/23bf9eb290ce4c6a8290c214e6b04da4&lt;/electronic-resource-num&gt;&lt;/record&gt;&lt;/Cite&gt;&lt;/EndNote&gt;</w:delInstrText>
-        </w:r>
-        <w:r>
-          <w:rPr>
-            <w:rFonts w:asciiTheme="majorBidi" w:hAnsiTheme="majorBidi" w:cstheme="majorBidi"/>
-            <w:sz w:val="24"/>
-            <w:szCs w:val="24"/>
-          </w:rPr>
-          <w:fldChar w:fldCharType="separate"/>
-        </w:r>
-        <w:r>
-          <w:rPr>
-            <w:rFonts w:asciiTheme="majorBidi" w:hAnsiTheme="majorBidi" w:cstheme="majorBidi"/>
-            <w:noProof/>
-            <w:sz w:val="24"/>
-            <w:szCs w:val="24"/>
-          </w:rPr>
-          <w:delText>(Myers et al., 2025)</w:delText>
-        </w:r>
-        <w:r>
-          <w:rPr>
-            <w:rFonts w:asciiTheme="majorBidi" w:hAnsiTheme="majorBidi" w:cstheme="majorBidi"/>
-            <w:sz w:val="24"/>
-            <w:szCs w:val="24"/>
-          </w:rPr>
-          <w:fldChar w:fldCharType="end"/>
-        </w:r>
-      </w:del>
-      <w:del w:id="13" w:author="Erik Christian Porse" w:date="2026-05-27T18:10:00Z" w16du:dateUtc="2026-05-28T01:10:00Z">
-        <w:r>
-          <w:rPr>
-            <w:rFonts w:asciiTheme="majorBidi" w:hAnsiTheme="majorBidi" w:cstheme="majorBidi"/>
-            <w:sz w:val="24"/>
-            <w:szCs w:val="24"/>
-          </w:rPr>
-          <w:delText>.</w:delText>
-        </w:r>
-      </w:del>
-    </w:p>
-    <w:p>
-      <w:pPr>
-        <w:rPr>
-          <w:rFonts w:asciiTheme="majorBidi" w:hAnsiTheme="majorBidi" w:cstheme="majorBidi"/>
-          <w:sz w:val="24"/>
-          <w:szCs w:val="24"/>
-        </w:rPr>
-      </w:pPr>
-      <w:commentRangeStart w:id="14"/>
-      <w:commentRangeStart w:id="15"/>
-      <w:r>
-        <w:rPr>
-          <w:rFonts w:asciiTheme="majorBidi" w:hAnsiTheme="majorBidi" w:cstheme="majorBidi"/>
-          <w:sz w:val="24"/>
-          <w:szCs w:val="24"/>
-        </w:rPr>
-        <w:t xml:space="preserve">There are several additional benefits and motivators for a </w:t>
-      </w:r>
-      <w:r>
-        <w:rPr>
-          <w:rFonts w:asciiTheme="majorBidi" w:hAnsiTheme="majorBidi" w:cstheme="majorBidi"/>
-          <w:sz w:val="24"/>
-          <w:szCs w:val="24"/>
-        </w:rPr>
-        <w:t xml:space="preserve">Lake Mead </w:t>
-      </w:r>
-      <w:r>
-        <w:rPr>
-          <w:rFonts w:asciiTheme="majorBidi" w:hAnsiTheme="majorBidi" w:cstheme="majorBidi"/>
-          <w:sz w:val="24"/>
-          <w:szCs w:val="24"/>
-        </w:rPr>
-        <w:t>water accounting program.</w:t>
-      </w:r>
-      <w:commentRangeEnd w:id="14"/>
-      <w:r>
-        <w:rPr>
-          <w:rStyle w:val="CommentReference"/>
-          <w:rFonts w:asciiTheme="majorBidi" w:hAnsiTheme="majorBidi" w:cstheme="majorBidi"/>
-          <w:sz w:val="24"/>
-          <w:szCs w:val="24"/>
-        </w:rPr>
-        <w:commentReference w:id="14"/>
-      </w:r>
-      <w:commentRangeEnd w:id="15"/>
-      <w:r>
-        <w:rPr>
-          <w:rStyle w:val="CommentReference"/>
-          <w:rFonts w:asciiTheme="majorBidi" w:hAnsiTheme="majorBidi" w:cstheme="majorBidi"/>
-          <w:sz w:val="24"/>
-          <w:szCs w:val="24"/>
-        </w:rPr>
-        <w:commentReference w:id="15"/>
+          <w:rFonts w:asciiTheme="majorBidi" w:hAnsiTheme="majorBidi" w:cstheme="majorBidi"/>
+          <w:sz w:val="24"/>
+          <w:szCs w:val="24"/>
+        </w:rPr>
+      </w:pPr>
+      <w:r>
+        <w:rPr>
+          <w:rFonts w:asciiTheme="majorBidi" w:hAnsiTheme="majorBidi" w:cstheme="majorBidi"/>
+          <w:sz w:val="24"/>
+          <w:szCs w:val="24"/>
+        </w:rPr>
+        <w:t>Both of</w:t>
+      </w:r>
+      <w:r>
+        <w:rPr>
+          <w:rFonts w:asciiTheme="majorBidi" w:hAnsiTheme="majorBidi" w:cstheme="majorBidi"/>
+          <w:sz w:val="24"/>
+          <w:szCs w:val="24"/>
+        </w:rPr>
+        <w:t xml:space="preserve"> our proposals </w:t>
+      </w:r>
+      <w:r>
+        <w:rPr>
+          <w:rFonts w:asciiTheme="majorBidi" w:hAnsiTheme="majorBidi" w:cstheme="majorBidi"/>
+          <w:sz w:val="24"/>
+          <w:szCs w:val="24"/>
+        </w:rPr>
+        <w:t xml:space="preserve">address the challenge of sustainability head on. Our first proposal constrains total water consumption and credits to be less than the annual reservoir inflow. Our second proposal divides reservoir inflow among </w:t>
+      </w:r>
+      <w:r>
+        <w:rPr>
+          <w:rFonts w:asciiTheme="majorBidi" w:hAnsiTheme="majorBidi" w:cstheme="majorBidi"/>
+          <w:sz w:val="24"/>
+          <w:szCs w:val="24"/>
+        </w:rPr>
+        <w:t xml:space="preserve">Reclamation and </w:t>
+      </w:r>
+      <w:r>
+        <w:rPr>
+          <w:rFonts w:asciiTheme="majorBidi" w:hAnsiTheme="majorBidi" w:cstheme="majorBidi"/>
+          <w:sz w:val="24"/>
+          <w:szCs w:val="24"/>
+        </w:rPr>
+        <w:t>the users and allows users to consume, conserve, and trade within their water account balance.</w:t>
+      </w:r>
+      <w:r>
+        <w:rPr>
+          <w:rFonts w:asciiTheme="majorBidi" w:hAnsiTheme="majorBidi" w:cstheme="majorBidi"/>
+          <w:sz w:val="24"/>
+          <w:szCs w:val="24"/>
+        </w:rPr>
+        <w:t xml:space="preserve"> There are several other benefits of our proposals, all of which increase user autonomy and adaptability.</w:t>
       </w:r>
     </w:p>
     <w:p>
@@ -16043,27 +16300,6 @@
           <w:numId w:val="30"/>
         </w:numPr>
       </w:pPr>
-      <w:del w:id="16" w:author="Erik Christian Porse" w:date="2026-05-27T18:13:00Z" w16du:dateUtc="2026-05-28T01:13:00Z">
-        <w:r>
-          <w:rPr>
-            <w:rFonts w:asciiTheme="majorBidi" w:hAnsiTheme="majorBidi" w:cstheme="majorBidi"/>
-            <w:b/>
-            <w:bCs/>
-            <w:sz w:val="24"/>
-            <w:szCs w:val="24"/>
-          </w:rPr>
-          <w:delText xml:space="preserve">Each </w:delText>
-        </w:r>
-      </w:del>
-    </w:p>
-    <w:p>
-      <w:pPr>
-        <w:pStyle w:val="ListParagraph"/>
-        <w:numPr>
-          <w:ilvl w:val="0"/>
-          <w:numId w:val="30"/>
-        </w:numPr>
-      </w:pPr>
       <w:r>
         <w:rPr>
           <w:rFonts w:asciiTheme="majorBidi" w:hAnsiTheme="majorBidi" w:cstheme="majorBidi"/>
@@ -16109,10 +16345,58 @@
           <w:b/>
           <w:bCs/>
         </w:rPr>
-        <w:t>Water accounting gives Reclamation and water users more autonomy and flexibility to manage their differing interests and risks.</w:t>
-      </w:r>
-      <w:r>
-        <w:t xml:space="preserve"> For Reclamation, this is where to set the reservoir protection elevation. Reclamation does not need to consult with the other users. The other water users can more independently adapt their decisions to consume water, conserve water for future use, and trade in response to their account balances, others choices, the discussion of choices, and their perceptions—or fears—of future low flow. There can also be discussion of the (a) volumes, and (b) prices for Reclamation to purchase water from other users to raise the Lake Mead elevation—purchase volumes and prices that may change from year to year as water becomes more scarce or available.</w:t>
+        <w:t xml:space="preserve">Water accounting </w:t>
+      </w:r>
+      <w:r>
+        <w:rPr>
+          <w:b/>
+          <w:bCs/>
+        </w:rPr>
+        <w:t xml:space="preserve">allows </w:t>
+      </w:r>
+      <w:r>
+        <w:rPr>
+          <w:b/>
+          <w:bCs/>
+        </w:rPr>
+        <w:t>Reclamation and water users</w:t>
+      </w:r>
+      <w:r>
+        <w:rPr>
+          <w:b/>
+          <w:bCs/>
+        </w:rPr>
+        <w:t xml:space="preserve"> </w:t>
+      </w:r>
+      <w:r>
+        <w:rPr>
+          <w:b/>
+          <w:bCs/>
+        </w:rPr>
+        <w:t>to</w:t>
+      </w:r>
+      <w:r>
+        <w:rPr>
+          <w:b/>
+          <w:bCs/>
+        </w:rPr>
+        <w:t xml:space="preserve"> more separately</w:t>
+      </w:r>
+      <w:r>
+        <w:rPr>
+          <w:b/>
+          <w:bCs/>
+        </w:rPr>
+        <w:t xml:space="preserve"> manage their differing interests and risks.</w:t>
+      </w:r>
+      <w:r>
+        <w:t xml:space="preserve"> For Reclamation, this is where to set the reservoir protection elevation. Reclamation does not need to consult with the other users. The other water users can more independently adapt their decisions to consume water, conserve water for future use, and trade in response to their account balances, others choices, the discussion of choices, and their perceptions—or fears—of future low flow. There can also be discussion of the (a) volumes, and (b) prices for Reclamation </w:t>
+      </w:r>
+      <w:r>
+        <w:t>and users to purchase water from each other</w:t>
+      </w:r>
+      <w:r>
+        <w:t>—purchase volumes and prices that may change from year to year as water becomes more scarce or available.</w:t>
       </w:r>
     </w:p>
     <w:p>
@@ -16133,6 +16417,7 @@
           <w:b/>
           <w:bCs/>
         </w:rPr>
+        <w:lastRenderedPageBreak/>
         <w:t xml:space="preserve">Sunset </w:t>
       </w:r>
       <w:r>
@@ -16150,40 +16435,17 @@
         <w:t>existing mandatory water shortage program</w:t>
       </w:r>
       <w:r>
-        <w:t xml:space="preserve"> and </w:t>
-      </w:r>
-      <w:del w:id="17" w:author="Erik Christian Porse" w:date="2026-05-27T18:14:00Z" w16du:dateUtc="2026-05-28T01:14:00Z">
-        <w:r>
-          <w:delText>the baking in o</w:delText>
-        </w:r>
-        <w:r>
-          <w:delText xml:space="preserve">f agreements for increasing Lower Basin and Mexico </w:delText>
-        </w:r>
-      </w:del>
-      <w:r>
-        <w:t xml:space="preserve">water shortages </w:t>
-      </w:r>
-      <w:del w:id="18" w:author="Erik Christian Porse" w:date="2026-05-27T18:14:00Z" w16du:dateUtc="2026-05-28T01:14:00Z">
-        <w:r>
-          <w:delText xml:space="preserve">(mandatory reductions from historical allocations) </w:delText>
-        </w:r>
-      </w:del>
-      <w:r>
-        <w:t xml:space="preserve">tied to declining Lake Mead. If all users consume and draw down </w:t>
-      </w:r>
-      <w:del w:id="19" w:author="Erik Christian Porse" w:date="2026-05-27T18:14:00Z" w16du:dateUtc="2026-05-28T01:14:00Z">
-        <w:r>
-          <w:delText xml:space="preserve">all of </w:delText>
-        </w:r>
-      </w:del>
-      <w:r>
-        <w:t xml:space="preserve">their water account balances, the protection account prevents further draw down to critical levels. </w:t>
-      </w:r>
-      <w:r>
-        <w:t xml:space="preserve">Users who maintain positive account balances will keep Lake Mead storage </w:t>
-      </w:r>
-      <w:r>
-        <w:t>above the protection volume.</w:t>
+        <w:rPr>
+          <w:b/>
+          <w:bCs/>
+        </w:rPr>
+        <w:t xml:space="preserve">. </w:t>
+      </w:r>
+      <w:r>
+        <w:t>A Reclamation protection account prevents Lake Mead drawdown to critical levels</w:t>
+      </w:r>
+      <w:r>
+        <w:t>.</w:t>
       </w:r>
     </w:p>
     <w:p>
@@ -16208,7 +16470,7 @@
       <w:r>
         <w:t xml:space="preserve">also </w:t>
       </w:r>
-      <w:del w:id="20" w:author="Erik Christian Porse" w:date="2026-05-27T18:15:00Z" w16du:dateUtc="2026-05-28T01:15:00Z">
+      <w:del w:id="8" w:author="Erik Christian Porse" w:date="2026-05-27T18:15:00Z" w16du:dateUtc="2026-05-28T01:15:00Z">
         <w:r>
           <w:rPr>
             <w:b/>
@@ -16217,7 +16479,7 @@
           <w:delText xml:space="preserve">not </w:delText>
         </w:r>
       </w:del>
-      <w:ins w:id="21" w:author="Erik Christian Porse" w:date="2026-05-27T18:15:00Z" w16du:dateUtc="2026-05-28T01:15:00Z">
+      <w:ins w:id="9" w:author="Erik Christian Porse" w:date="2026-05-27T18:15:00Z" w16du:dateUtc="2026-05-28T01:15:00Z">
         <w:r>
           <w:rPr>
             <w:b/>
@@ -16274,7 +16536,6 @@
           <w:b/>
           <w:bCs/>
         </w:rPr>
-        <w:lastRenderedPageBreak/>
         <w:t>Prioritize reservoir evaporation as the highest consumptive use</w:t>
       </w:r>
       <w:r>
@@ -16287,7 +16548,13 @@
         <w:t>Lake Mead</w:t>
       </w:r>
       <w:r>
-        <w:t xml:space="preserve"> inflow to the reservoir protection account to offset reservoir evaporation.</w:t>
+        <w:t xml:space="preserve"> inflow to the </w:t>
+      </w:r>
+      <w:r>
+        <w:t>Reclamation</w:t>
+      </w:r>
+      <w:r>
+        <w:t xml:space="preserve"> protection account to offset reservoir evaporation.</w:t>
       </w:r>
       <w:r>
         <w:t xml:space="preserve"> This prioritization corrects a shortfall of existing Colorado River operations that ignore reservoir evaporation.</w:t>
@@ -16369,7 +16636,31 @@
           <w:sz w:val="24"/>
           <w:szCs w:val="24"/>
         </w:rPr>
-        <w:t>There are at least 2 sticky points that come with water accounting.</w:t>
+        <w:t>There are a</w:t>
+      </w:r>
+      <w:r>
+        <w:rPr>
+          <w:rFonts w:asciiTheme="majorBidi" w:hAnsiTheme="majorBidi" w:cstheme="majorBidi"/>
+          <w:sz w:val="24"/>
+          <w:szCs w:val="24"/>
+        </w:rPr>
+        <w:t xml:space="preserve">lso several limitations </w:t>
+      </w:r>
+      <w:r>
+        <w:rPr>
+          <w:rFonts w:asciiTheme="majorBidi" w:hAnsiTheme="majorBidi" w:cstheme="majorBidi"/>
+          <w:sz w:val="24"/>
+          <w:szCs w:val="24"/>
+        </w:rPr>
+        <w:t>of our proposals</w:t>
+      </w:r>
+      <w:r>
+        <w:rPr>
+          <w:rFonts w:asciiTheme="majorBidi" w:hAnsiTheme="majorBidi" w:cstheme="majorBidi"/>
+          <w:sz w:val="24"/>
+          <w:szCs w:val="24"/>
+        </w:rPr>
+        <w:t>.</w:t>
       </w:r>
     </w:p>
     <w:p>
@@ -16393,159 +16684,80 @@
           <w:sz w:val="24"/>
           <w:szCs w:val="24"/>
         </w:rPr>
-        <w:t>Tradeoffs</w:t>
-      </w:r>
-      <w:r>
-        <w:rPr>
-          <w:rFonts w:asciiTheme="majorBidi" w:hAnsiTheme="majorBidi" w:cstheme="majorBidi"/>
-          <w:sz w:val="24"/>
-          <w:szCs w:val="24"/>
-        </w:rPr>
-        <w:t xml:space="preserve">. The selection of a Lake Mead protection volume creates a tradeoff between the protection account volume managed by Reclamation and the remaining reservoir storage available to other users. When a water accounting program starts, </w:t>
-      </w:r>
-      <w:r>
-        <w:rPr>
-          <w:rFonts w:asciiTheme="majorBidi" w:hAnsiTheme="majorBidi" w:cstheme="majorBidi"/>
-          <w:sz w:val="24"/>
-          <w:szCs w:val="24"/>
-        </w:rPr>
-        <w:t>s</w:t>
-      </w:r>
-      <w:r>
-        <w:rPr>
-          <w:rFonts w:asciiTheme="majorBidi" w:hAnsiTheme="majorBidi" w:cstheme="majorBidi"/>
-          <w:sz w:val="24"/>
-          <w:szCs w:val="24"/>
-        </w:rPr>
-        <w:t xml:space="preserve">etting a lower protection volume increases the storage for other users. </w:t>
-      </w:r>
-      <w:r>
-        <w:rPr>
-          <w:rFonts w:asciiTheme="majorBidi" w:hAnsiTheme="majorBidi" w:cstheme="majorBidi"/>
-          <w:sz w:val="24"/>
-          <w:szCs w:val="24"/>
-        </w:rPr>
-        <w:t>S</w:t>
-      </w:r>
-      <w:r>
-        <w:rPr>
-          <w:rFonts w:asciiTheme="majorBidi" w:hAnsiTheme="majorBidi" w:cstheme="majorBidi"/>
-          <w:sz w:val="24"/>
-          <w:szCs w:val="24"/>
-        </w:rPr>
-        <w:t>etting a higher protection volume reduces the starting storage available to other users</w:t>
-      </w:r>
-      <w:r>
-        <w:rPr>
-          <w:rFonts w:asciiTheme="majorBidi" w:hAnsiTheme="majorBidi" w:cstheme="majorBidi"/>
-          <w:sz w:val="24"/>
-          <w:szCs w:val="24"/>
-        </w:rPr>
-        <w:t>, potentially limiting the roll over of existing water conservation account balances</w:t>
-      </w:r>
-      <w:r>
-        <w:rPr>
-          <w:rFonts w:asciiTheme="majorBidi" w:hAnsiTheme="majorBidi" w:cstheme="majorBidi"/>
-          <w:sz w:val="24"/>
-          <w:szCs w:val="24"/>
-        </w:rPr>
-        <w:t xml:space="preserve">. For example, if the accounting program started on </w:t>
-      </w:r>
-      <w:r>
-        <w:rPr>
-          <w:rFonts w:asciiTheme="majorBidi" w:hAnsiTheme="majorBidi" w:cstheme="majorBidi"/>
-          <w:sz w:val="24"/>
-          <w:szCs w:val="24"/>
-        </w:rPr>
-        <w:t>May 16, 2026</w:t>
-      </w:r>
-      <w:r>
-        <w:rPr>
-          <w:rFonts w:asciiTheme="majorBidi" w:hAnsiTheme="majorBidi" w:cstheme="majorBidi"/>
-          <w:sz w:val="24"/>
-          <w:szCs w:val="24"/>
-        </w:rPr>
-        <w:t xml:space="preserve"> (Lake Mead elevation 1,</w:t>
-      </w:r>
-      <w:r>
-        <w:rPr>
-          <w:rFonts w:asciiTheme="majorBidi" w:hAnsiTheme="majorBidi" w:cstheme="majorBidi"/>
-          <w:sz w:val="24"/>
-          <w:szCs w:val="24"/>
-        </w:rPr>
-        <w:t>052.5</w:t>
-      </w:r>
-      <w:r>
-        <w:rPr>
-          <w:rFonts w:asciiTheme="majorBidi" w:hAnsiTheme="majorBidi" w:cstheme="majorBidi"/>
-          <w:sz w:val="24"/>
-          <w:szCs w:val="24"/>
-        </w:rPr>
-        <w:t xml:space="preserve"> feet; </w:t>
-      </w:r>
-      <w:r>
-        <w:rPr>
-          <w:rFonts w:asciiTheme="majorBidi" w:hAnsiTheme="majorBidi" w:cstheme="majorBidi"/>
-          <w:sz w:val="24"/>
-          <w:szCs w:val="24"/>
-        </w:rPr>
-        <w:t>7.9</w:t>
-      </w:r>
-      <w:r>
-        <w:rPr>
-          <w:rFonts w:asciiTheme="majorBidi" w:hAnsiTheme="majorBidi" w:cstheme="majorBidi"/>
-          <w:sz w:val="24"/>
-          <w:szCs w:val="24"/>
-        </w:rPr>
-        <w:t xml:space="preserve"> million acre-feet active storage) and Reclamation selected a Lake Mead protection elevation of 1,000 feet (4.5 million acre-feet of active storage), then users could </w:t>
-      </w:r>
-      <w:r>
-        <w:rPr>
-          <w:rFonts w:asciiTheme="majorBidi" w:hAnsiTheme="majorBidi" w:cstheme="majorBidi"/>
-          <w:sz w:val="24"/>
-          <w:szCs w:val="24"/>
-        </w:rPr>
-        <w:t xml:space="preserve">only roll over 3.4 of the </w:t>
-      </w:r>
-      <w:r>
-        <w:rPr>
-          <w:rFonts w:asciiTheme="majorBidi" w:hAnsiTheme="majorBidi" w:cstheme="majorBidi"/>
-          <w:sz w:val="24"/>
-          <w:szCs w:val="24"/>
-        </w:rPr>
-        <w:t xml:space="preserve">existing </w:t>
-      </w:r>
-      <w:r>
-        <w:rPr>
-          <w:rFonts w:asciiTheme="majorBidi" w:hAnsiTheme="majorBidi" w:cstheme="majorBidi"/>
-          <w:sz w:val="24"/>
-          <w:szCs w:val="24"/>
-        </w:rPr>
-        <w:t xml:space="preserve">3.6 million acre-feet in the water conservation program. Setting a protection elevation of 975 feet (3.2 maf of active storage) would allow the complete roll over of all existing conserved water with </w:t>
-      </w:r>
-      <w:r>
-        <w:rPr>
-          <w:rFonts w:asciiTheme="majorBidi" w:hAnsiTheme="majorBidi" w:cstheme="majorBidi"/>
-          <w:sz w:val="24"/>
-          <w:szCs w:val="24"/>
-        </w:rPr>
-        <w:t>1.1 maf of unassigned storage. This storage could be assigned to users such as</w:t>
-      </w:r>
-      <w:r>
-        <w:rPr>
-          <w:rFonts w:asciiTheme="majorBidi" w:hAnsiTheme="majorBidi" w:cstheme="majorBidi"/>
-          <w:sz w:val="24"/>
-          <w:szCs w:val="24"/>
-        </w:rPr>
-        <w:t xml:space="preserve"> Tribal Nations, who were previously excluded from participation</w:t>
-      </w:r>
-      <w:r>
-        <w:rPr>
-          <w:rFonts w:asciiTheme="majorBidi" w:hAnsiTheme="majorBidi" w:cstheme="majorBidi"/>
-          <w:sz w:val="24"/>
-          <w:szCs w:val="24"/>
-        </w:rPr>
-        <w:t>.</w:t>
+        <w:t xml:space="preserve">Difficult to predict and model users’ choices. </w:t>
+      </w:r>
+      <w:r>
+        <w:rPr>
+          <w:rFonts w:asciiTheme="majorBidi" w:hAnsiTheme="majorBidi" w:cstheme="majorBidi"/>
+          <w:sz w:val="24"/>
+          <w:szCs w:val="24"/>
+        </w:rPr>
+        <w:t xml:space="preserve">Like </w:t>
+      </w:r>
+      <w:r>
+        <w:rPr>
+          <w:rFonts w:asciiTheme="majorBidi" w:hAnsiTheme="majorBidi" w:cstheme="majorBidi"/>
+          <w:sz w:val="24"/>
+          <w:szCs w:val="24"/>
+        </w:rPr>
+        <w:fldChar w:fldCharType="begin"/>
+      </w:r>
+      <w:r>
+        <w:rPr>
+          <w:rFonts w:asciiTheme="majorBidi" w:hAnsiTheme="majorBidi" w:cstheme="majorBidi"/>
+          <w:sz w:val="24"/>
+          <w:szCs w:val="24"/>
+        </w:rPr>
+        <w:instrText xml:space="preserve"> ADDIN EN.CITE &lt;EndNote&gt;&lt;Cite AuthorYear="1"&gt;&lt;Author&gt;Huizar&lt;/Author&gt;&lt;Year&gt;2023&lt;/Year&gt;&lt;RecNum&gt;3110&lt;/RecNum&gt;&lt;DisplayText&gt;Huizar et al. (2023)&lt;/DisplayText&gt;&lt;record&gt;&lt;rec-number&gt;3110&lt;/rec-number&gt;&lt;foreign-keys&gt;&lt;key app="EN" db-id="xxt5ta9pd995dwesap0pdzzp2weaz0w9werf" timestamp="1776715189"&gt;3110&lt;/key&gt;&lt;/foreign-keys&gt;&lt;ref-type name="Journal Article"&gt;17&lt;/ref-type&gt;&lt;contributors&gt;&lt;authors&gt;&lt;author&gt;Luis Huizar&lt;/author&gt;&lt;author&gt;Sarai Díaz&lt;/author&gt;&lt;author&gt;Kevin Lansey&lt;/author&gt;&lt;author&gt;Robert Arnold&lt;/author&gt;&lt;/authors&gt;&lt;/contributors&gt;&lt;titles&gt;&lt;title&gt;Water Supply in the Lower Colorado River Basin: Effectiveness of the 2019 Drought Contingency Plan&lt;/title&gt;&lt;secondary-title&gt;Journal of Environmental Engineering&lt;/secondary-title&gt;&lt;/titles&gt;&lt;periodical&gt;&lt;full-title&gt;Journal of Environmental Engineering&lt;/full-title&gt;&lt;/periodical&gt;&lt;pages&gt;04023058&lt;/pages&gt;&lt;volume&gt;149&lt;/volume&gt;&lt;number&gt;10&lt;/number&gt;&lt;dates&gt;&lt;year&gt;2023&lt;/year&gt;&lt;/dates&gt;&lt;urls&gt;&lt;related-urls&gt;&lt;url&gt;https://ascelibrary.org/doi/abs/10.1061/JOEEDU.EEENG-7324&lt;/url&gt;&lt;/related-urls&gt;&lt;/urls&gt;&lt;electronic-resource-num&gt;doi:10.1061/JOEEDU.EEENG-7324&lt;/electronic-resource-num&gt;&lt;/record&gt;&lt;/Cite&gt;&lt;/EndNote&gt;</w:instrText>
+      </w:r>
+      <w:r>
+        <w:rPr>
+          <w:rFonts w:asciiTheme="majorBidi" w:hAnsiTheme="majorBidi" w:cstheme="majorBidi"/>
+          <w:sz w:val="24"/>
+          <w:szCs w:val="24"/>
+        </w:rPr>
+        <w:fldChar w:fldCharType="separate"/>
+      </w:r>
+      <w:r>
+        <w:rPr>
+          <w:rFonts w:asciiTheme="majorBidi" w:hAnsiTheme="majorBidi" w:cstheme="majorBidi"/>
+          <w:noProof/>
+          <w:sz w:val="24"/>
+          <w:szCs w:val="24"/>
+        </w:rPr>
+        <w:t>Huizar et al. (2023)</w:t>
+      </w:r>
+      <w:r>
+        <w:rPr>
+          <w:rFonts w:asciiTheme="majorBidi" w:hAnsiTheme="majorBidi" w:cstheme="majorBidi"/>
+          <w:sz w:val="24"/>
+          <w:szCs w:val="24"/>
+        </w:rPr>
+        <w:fldChar w:fldCharType="end"/>
+      </w:r>
+      <w:r>
+        <w:rPr>
+          <w:rFonts w:asciiTheme="majorBidi" w:hAnsiTheme="majorBidi" w:cstheme="majorBidi"/>
+          <w:sz w:val="24"/>
+          <w:szCs w:val="24"/>
+        </w:rPr>
+        <w:t xml:space="preserve">, it will be difficult to predict and model state’s water consumption and conservation choices, and corresponding Lake Mead storage volume. Prediction is difficult because with more autonomy, users can adapt their choices year-to-year for a variety of reasons that are not readily coded into rules. For our proposals, the minimum Lake Mead storage volume will be </w:t>
+      </w:r>
+      <w:r>
+        <w:rPr>
+          <w:rFonts w:asciiTheme="majorBidi" w:hAnsiTheme="majorBidi" w:cstheme="majorBidi"/>
+          <w:sz w:val="24"/>
+          <w:szCs w:val="24"/>
+        </w:rPr>
+        <w:t xml:space="preserve">the </w:t>
+      </w:r>
+      <w:r>
+        <w:rPr>
+          <w:rFonts w:asciiTheme="majorBidi" w:hAnsiTheme="majorBidi" w:cstheme="majorBidi"/>
+          <w:sz w:val="24"/>
+          <w:szCs w:val="24"/>
+        </w:rPr>
+        <w:t>protection volume selected by Reclamation. In this case, all users would release and consume all of their account balances in every year. A higher Lake Mead storage volume would occur if one or more users consume only part of their water account balance. Again, it will be difficult to predict how much of their account balance users would choose to consume.</w:t>
       </w:r>
     </w:p>
     <w:p>
@@ -16555,6 +16767,11 @@
           <w:ilvl w:val="0"/>
           <w:numId w:val="31"/>
         </w:numPr>
+        <w:rPr>
+          <w:rFonts w:asciiTheme="majorBidi" w:hAnsiTheme="majorBidi" w:cstheme="majorBidi"/>
+          <w:sz w:val="24"/>
+          <w:szCs w:val="24"/>
+        </w:rPr>
       </w:pPr>
       <w:r>
         <w:rPr>
@@ -16564,623 +16781,874 @@
           <w:sz w:val="24"/>
           <w:szCs w:val="24"/>
         </w:rPr>
-        <w:t>Division of Lake Mead inflow</w:t>
-      </w:r>
-      <w:r>
-        <w:rPr>
-          <w:rFonts w:asciiTheme="majorBidi" w:hAnsiTheme="majorBidi" w:cstheme="majorBidi"/>
-          <w:sz w:val="24"/>
-          <w:szCs w:val="24"/>
-        </w:rPr>
-        <w:t xml:space="preserve">. Water accounting is neutral to if or how the Lower Basin states, Tribal Nations of the Lower Basin, and Mexico apportion the Lake Mead inflow after Reclamation takes the first share to offset reservoir evaporation. Apportionment can be done by priority, pro rata, a combination, percentage splits of shortages in the Lower Basin Alternative </w:t>
-      </w:r>
-      <w:r>
-        <w:rPr>
-          <w:rFonts w:asciiTheme="majorBidi" w:hAnsiTheme="majorBidi" w:cstheme="majorBidi"/>
-          <w:sz w:val="24"/>
-          <w:szCs w:val="24"/>
-        </w:rPr>
-        <w:fldChar w:fldCharType="begin"/>
-      </w:r>
-      <w:r>
-        <w:rPr>
-          <w:rFonts w:asciiTheme="majorBidi" w:hAnsiTheme="majorBidi" w:cstheme="majorBidi"/>
-          <w:sz w:val="24"/>
-          <w:szCs w:val="24"/>
-        </w:rPr>
-        <w:instrText xml:space="preserve"> ADDIN EN.CITE &lt;EndNote&gt;&lt;Cite&gt;&lt;Author&gt;Buschatzke&lt;/Author&gt;&lt;Year&gt;2024&lt;/Year&gt;&lt;RecNum&gt;3016&lt;/RecNum&gt;&lt;DisplayText&gt;(Buschatzke et al., 2024)&lt;/DisplayText&gt;&lt;record&gt;&lt;rec-number&gt;3016&lt;/rec-number&gt;&lt;foreign-keys&gt;&lt;key app="EN" db-id="xxt5ta9pd995dwesap0pdzzp2weaz0w9werf" timestamp="1723671806"&gt;3016&lt;/key&gt;&lt;/foreign-keys&gt;&lt;ref-type name="Web Page"&gt;12&lt;/ref-type&gt;&lt;contributors&gt;&lt;authors&gt;&lt;author&gt;Thomas Buschatzke&lt;/author&gt;&lt;author&gt;J.B. Hamby&lt;/author&gt;&lt;author&gt;John Entsminger&lt;/author&gt;&lt;/authors&gt;&lt;/contributors&gt;&lt;titles&gt;&lt;title&gt;Lower Basin Alternative for the Post-2026 Coordinated Operation of the Colorado River Basin&lt;/title&gt;&lt;/titles&gt;&lt;volume&gt;2024&lt;/volume&gt;&lt;number&gt;August 14&lt;/number&gt;&lt;dates&gt;&lt;year&gt;2024&lt;/year&gt;&lt;/dates&gt;&lt;urls&gt;&lt;related-urls&gt;&lt;url&gt;https://www.snwa.com/assets/pdf/lower-basin-alternative-letter-march2024.pdf&lt;/url&gt;&lt;/related-urls&gt;&lt;/urls&gt;&lt;/record&gt;&lt;/Cite&gt;&lt;/EndNote&gt;</w:instrText>
-      </w:r>
-      <w:r>
-        <w:rPr>
-          <w:rFonts w:asciiTheme="majorBidi" w:hAnsiTheme="majorBidi" w:cstheme="majorBidi"/>
-          <w:sz w:val="24"/>
-          <w:szCs w:val="24"/>
-        </w:rPr>
-        <w:fldChar w:fldCharType="separate"/>
-      </w:r>
-      <w:r>
-        <w:rPr>
-          <w:rFonts w:asciiTheme="majorBidi" w:hAnsiTheme="majorBidi" w:cstheme="majorBidi"/>
-          <w:noProof/>
-          <w:sz w:val="24"/>
-          <w:szCs w:val="24"/>
-        </w:rPr>
-        <w:t>(Buschatzke et al., 2024)</w:t>
-      </w:r>
-      <w:r>
-        <w:rPr>
-          <w:rFonts w:asciiTheme="majorBidi" w:hAnsiTheme="majorBidi" w:cstheme="majorBidi"/>
-          <w:sz w:val="24"/>
-          <w:szCs w:val="24"/>
-        </w:rPr>
-        <w:fldChar w:fldCharType="end"/>
-      </w:r>
-      <w:r>
-        <w:rPr>
-          <w:rFonts w:asciiTheme="majorBidi" w:hAnsiTheme="majorBidi" w:cstheme="majorBidi"/>
-          <w:sz w:val="24"/>
-          <w:szCs w:val="24"/>
-        </w:rPr>
-        <w:t>, or another method. In the 4</w:t>
-      </w:r>
-      <w:r>
-        <w:rPr>
-          <w:rFonts w:asciiTheme="majorBidi" w:hAnsiTheme="majorBidi" w:cstheme="majorBidi"/>
-          <w:sz w:val="24"/>
-          <w:szCs w:val="24"/>
-          <w:vertAlign w:val="superscript"/>
-        </w:rPr>
-        <w:t>th</w:t>
-      </w:r>
-      <w:r>
-        <w:rPr>
-          <w:rFonts w:asciiTheme="majorBidi" w:hAnsiTheme="majorBidi" w:cstheme="majorBidi"/>
-          <w:sz w:val="24"/>
-          <w:szCs w:val="24"/>
-        </w:rPr>
-        <w:t xml:space="preserve"> method, a user’s share of the reservoir inflow is their historical allocation minus the agreed-on shortage volume (Appendix A). </w:t>
-      </w:r>
-      <w:r>
-        <w:rPr>
-          <w:rFonts w:asciiTheme="majorBidi" w:hAnsiTheme="majorBidi" w:cstheme="majorBidi"/>
-          <w:sz w:val="24"/>
-          <w:szCs w:val="24"/>
-        </w:rPr>
-        <w:t>D</w:t>
-      </w:r>
-      <w:r>
-        <w:rPr>
-          <w:rFonts w:asciiTheme="majorBidi" w:hAnsiTheme="majorBidi" w:cstheme="majorBidi"/>
-          <w:sz w:val="24"/>
-          <w:szCs w:val="24"/>
-        </w:rPr>
-        <w:t>ifficult decisions</w:t>
-      </w:r>
-      <w:r>
-        <w:rPr>
-          <w:rFonts w:asciiTheme="majorBidi" w:hAnsiTheme="majorBidi" w:cstheme="majorBidi"/>
-          <w:sz w:val="24"/>
-          <w:szCs w:val="24"/>
-        </w:rPr>
-        <w:t xml:space="preserve"> about apportionment of reservoir inflow</w:t>
-      </w:r>
-      <w:r>
-        <w:rPr>
-          <w:rFonts w:asciiTheme="majorBidi" w:hAnsiTheme="majorBidi" w:cstheme="majorBidi"/>
-          <w:sz w:val="24"/>
-          <w:szCs w:val="24"/>
-        </w:rPr>
-        <w:t xml:space="preserve"> are best for negotiations as they are ultimately political choices for where, when, how much, and for which purposes to consumptively use Colorado River water. Until users reach agreement, we suggest to allocate more reservoir inflow to increase </w:t>
-      </w:r>
-      <w:r>
-        <w:rPr>
-          <w:rFonts w:asciiTheme="majorBidi" w:hAnsiTheme="majorBidi" w:cstheme="majorBidi"/>
-          <w:sz w:val="24"/>
-          <w:szCs w:val="24"/>
-        </w:rPr>
-        <w:t xml:space="preserve">the </w:t>
-      </w:r>
-      <w:r>
-        <w:rPr>
-          <w:rFonts w:asciiTheme="majorBidi" w:hAnsiTheme="majorBidi" w:cstheme="majorBidi"/>
-          <w:sz w:val="24"/>
-          <w:szCs w:val="24"/>
-        </w:rPr>
-        <w:t xml:space="preserve">Lake Mead protection account balance. This set up may encourage users to reach agreement so they can access water. </w:t>
+        <w:t>Tradeoffs</w:t>
+      </w:r>
+      <w:r>
+        <w:rPr>
+          <w:rFonts w:asciiTheme="majorBidi" w:hAnsiTheme="majorBidi" w:cstheme="majorBidi"/>
+          <w:sz w:val="24"/>
+          <w:szCs w:val="24"/>
+        </w:rPr>
+        <w:t xml:space="preserve">. The selection of a Lake Mead protection volume creates a tradeoff between the protection account volume managed by Reclamation and the remaining reservoir storage available to other users. </w:t>
+      </w:r>
+      <w:r>
+        <w:rPr>
+          <w:rFonts w:asciiTheme="majorBidi" w:hAnsiTheme="majorBidi" w:cstheme="majorBidi"/>
+          <w:sz w:val="24"/>
+          <w:szCs w:val="24"/>
+        </w:rPr>
+        <w:t>S</w:t>
+      </w:r>
+      <w:r>
+        <w:rPr>
+          <w:rFonts w:asciiTheme="majorBidi" w:hAnsiTheme="majorBidi" w:cstheme="majorBidi"/>
+          <w:sz w:val="24"/>
+          <w:szCs w:val="24"/>
+        </w:rPr>
+        <w:t xml:space="preserve">etting a lower protection volume increases the storage for other users. </w:t>
+      </w:r>
+      <w:r>
+        <w:rPr>
+          <w:rFonts w:asciiTheme="majorBidi" w:hAnsiTheme="majorBidi" w:cstheme="majorBidi"/>
+          <w:sz w:val="24"/>
+          <w:szCs w:val="24"/>
+        </w:rPr>
+        <w:t>S</w:t>
+      </w:r>
+      <w:r>
+        <w:rPr>
+          <w:rFonts w:asciiTheme="majorBidi" w:hAnsiTheme="majorBidi" w:cstheme="majorBidi"/>
+          <w:sz w:val="24"/>
+          <w:szCs w:val="24"/>
+        </w:rPr>
+        <w:t>etting a higher protection volume reduces the storage available to other users</w:t>
+      </w:r>
+      <w:r>
+        <w:rPr>
+          <w:rFonts w:asciiTheme="majorBidi" w:hAnsiTheme="majorBidi" w:cstheme="majorBidi"/>
+          <w:sz w:val="24"/>
+          <w:szCs w:val="24"/>
+        </w:rPr>
+        <w:t>, potentially limiting the roll over of existing water conservation account balances</w:t>
+      </w:r>
+      <w:r>
+        <w:rPr>
+          <w:rFonts w:asciiTheme="majorBidi" w:hAnsiTheme="majorBidi" w:cstheme="majorBidi"/>
+          <w:sz w:val="24"/>
+          <w:szCs w:val="24"/>
+        </w:rPr>
+        <w:t xml:space="preserve">. For example, if the accounting program started on </w:t>
+      </w:r>
+      <w:r>
+        <w:rPr>
+          <w:rFonts w:asciiTheme="majorBidi" w:hAnsiTheme="majorBidi" w:cstheme="majorBidi"/>
+          <w:sz w:val="24"/>
+          <w:szCs w:val="24"/>
+        </w:rPr>
+        <w:t>June 23</w:t>
+      </w:r>
+      <w:r>
+        <w:rPr>
+          <w:rFonts w:asciiTheme="majorBidi" w:hAnsiTheme="majorBidi" w:cstheme="majorBidi"/>
+          <w:sz w:val="24"/>
+          <w:szCs w:val="24"/>
+        </w:rPr>
+        <w:t>, 2026</w:t>
+      </w:r>
+      <w:r>
+        <w:rPr>
+          <w:rFonts w:asciiTheme="majorBidi" w:hAnsiTheme="majorBidi" w:cstheme="majorBidi"/>
+          <w:sz w:val="24"/>
+          <w:szCs w:val="24"/>
+        </w:rPr>
+        <w:t xml:space="preserve"> (Lake Mead elevation 1,</w:t>
+      </w:r>
+      <w:r>
+        <w:rPr>
+          <w:rFonts w:asciiTheme="majorBidi" w:hAnsiTheme="majorBidi" w:cstheme="majorBidi"/>
+          <w:sz w:val="24"/>
+          <w:szCs w:val="24"/>
+        </w:rPr>
+        <w:t>0</w:t>
+      </w:r>
+      <w:r>
+        <w:rPr>
+          <w:rFonts w:asciiTheme="majorBidi" w:hAnsiTheme="majorBidi" w:cstheme="majorBidi"/>
+          <w:sz w:val="24"/>
+          <w:szCs w:val="24"/>
+        </w:rPr>
+        <w:t>45</w:t>
+      </w:r>
+      <w:r>
+        <w:rPr>
+          <w:rFonts w:asciiTheme="majorBidi" w:hAnsiTheme="majorBidi" w:cstheme="majorBidi"/>
+          <w:sz w:val="24"/>
+          <w:szCs w:val="24"/>
+        </w:rPr>
+        <w:t>.</w:t>
+      </w:r>
+      <w:r>
+        <w:rPr>
+          <w:rFonts w:asciiTheme="majorBidi" w:hAnsiTheme="majorBidi" w:cstheme="majorBidi"/>
+          <w:sz w:val="24"/>
+          <w:szCs w:val="24"/>
+        </w:rPr>
+        <w:t>6</w:t>
+      </w:r>
+      <w:r>
+        <w:rPr>
+          <w:rFonts w:asciiTheme="majorBidi" w:hAnsiTheme="majorBidi" w:cstheme="majorBidi"/>
+          <w:sz w:val="24"/>
+          <w:szCs w:val="24"/>
+        </w:rPr>
+        <w:t xml:space="preserve"> feet; </w:t>
+      </w:r>
+      <w:r>
+        <w:rPr>
+          <w:rFonts w:asciiTheme="majorBidi" w:hAnsiTheme="majorBidi" w:cstheme="majorBidi"/>
+          <w:sz w:val="24"/>
+          <w:szCs w:val="24"/>
+        </w:rPr>
+        <w:t>7.</w:t>
+      </w:r>
+      <w:r>
+        <w:rPr>
+          <w:rFonts w:asciiTheme="majorBidi" w:hAnsiTheme="majorBidi" w:cstheme="majorBidi"/>
+          <w:sz w:val="24"/>
+          <w:szCs w:val="24"/>
+        </w:rPr>
+        <w:t>4</w:t>
+      </w:r>
+      <w:r>
+        <w:rPr>
+          <w:rFonts w:asciiTheme="majorBidi" w:hAnsiTheme="majorBidi" w:cstheme="majorBidi"/>
+          <w:sz w:val="24"/>
+          <w:szCs w:val="24"/>
+        </w:rPr>
+        <w:t xml:space="preserve"> million acre-feet active storage) and Reclamation selected a Lake Mead protection elevation of 1,000 feet (4.5 million acre-feet of active storage), then users could </w:t>
+      </w:r>
+      <w:r>
+        <w:rPr>
+          <w:rFonts w:asciiTheme="majorBidi" w:hAnsiTheme="majorBidi" w:cstheme="majorBidi"/>
+          <w:sz w:val="24"/>
+          <w:szCs w:val="24"/>
+        </w:rPr>
+        <w:t xml:space="preserve">only roll over </w:t>
+      </w:r>
+      <w:r>
+        <w:rPr>
+          <w:rFonts w:asciiTheme="majorBidi" w:hAnsiTheme="majorBidi" w:cstheme="majorBidi"/>
+          <w:sz w:val="24"/>
+          <w:szCs w:val="24"/>
+        </w:rPr>
+        <w:t>2</w:t>
+      </w:r>
+      <w:r>
+        <w:rPr>
+          <w:rFonts w:asciiTheme="majorBidi" w:hAnsiTheme="majorBidi" w:cstheme="majorBidi"/>
+          <w:sz w:val="24"/>
+          <w:szCs w:val="24"/>
+        </w:rPr>
+        <w:t>.</w:t>
+      </w:r>
+      <w:r>
+        <w:rPr>
+          <w:rFonts w:asciiTheme="majorBidi" w:hAnsiTheme="majorBidi" w:cstheme="majorBidi"/>
+          <w:sz w:val="24"/>
+          <w:szCs w:val="24"/>
+        </w:rPr>
+        <w:t>9</w:t>
+      </w:r>
+      <w:r>
+        <w:rPr>
+          <w:rFonts w:asciiTheme="majorBidi" w:hAnsiTheme="majorBidi" w:cstheme="majorBidi"/>
+          <w:sz w:val="24"/>
+          <w:szCs w:val="24"/>
+        </w:rPr>
+        <w:t xml:space="preserve"> of the </w:t>
+      </w:r>
+      <w:r>
+        <w:rPr>
+          <w:rFonts w:asciiTheme="majorBidi" w:hAnsiTheme="majorBidi" w:cstheme="majorBidi"/>
+          <w:sz w:val="24"/>
+          <w:szCs w:val="24"/>
+        </w:rPr>
+        <w:t xml:space="preserve">existing </w:t>
+      </w:r>
+      <w:r>
+        <w:rPr>
+          <w:rFonts w:asciiTheme="majorBidi" w:hAnsiTheme="majorBidi" w:cstheme="majorBidi"/>
+          <w:sz w:val="24"/>
+          <w:szCs w:val="24"/>
+        </w:rPr>
+        <w:t xml:space="preserve">3.6 million acre-feet in the water conservation program. Setting a protection elevation of 975 feet (3.2 maf of active storage) would allow the complete roll over of all existing conserved water with </w:t>
+      </w:r>
+      <w:r>
+        <w:rPr>
+          <w:rFonts w:asciiTheme="majorBidi" w:hAnsiTheme="majorBidi" w:cstheme="majorBidi"/>
+          <w:sz w:val="24"/>
+          <w:szCs w:val="24"/>
+        </w:rPr>
+        <w:t>0.6</w:t>
+      </w:r>
+      <w:r>
+        <w:rPr>
+          <w:rFonts w:asciiTheme="majorBidi" w:hAnsiTheme="majorBidi" w:cstheme="majorBidi"/>
+          <w:sz w:val="24"/>
+          <w:szCs w:val="24"/>
+        </w:rPr>
+        <w:t xml:space="preserve"> maf of unassigned storage. This storage could be assigned to users such as</w:t>
+      </w:r>
+      <w:r>
+        <w:rPr>
+          <w:rFonts w:asciiTheme="majorBidi" w:hAnsiTheme="majorBidi" w:cstheme="majorBidi"/>
+          <w:sz w:val="24"/>
+          <w:szCs w:val="24"/>
+        </w:rPr>
+        <w:t xml:space="preserve"> Tribal Nations, who were previously excluded from participation</w:t>
+      </w:r>
+      <w:r>
+        <w:rPr>
+          <w:rFonts w:asciiTheme="majorBidi" w:hAnsiTheme="majorBidi" w:cstheme="majorBidi"/>
+          <w:sz w:val="24"/>
+          <w:szCs w:val="24"/>
+        </w:rPr>
+        <w:t>.</w:t>
       </w:r>
     </w:p>
     <w:p>
       <w:pPr>
-        <w:pStyle w:val="Heading1"/>
-      </w:pPr>
-      <w:r>
-        <w:t>Conclusions</w:t>
+        <w:pStyle w:val="ListParagraph"/>
+        <w:numPr>
+          <w:ilvl w:val="0"/>
+          <w:numId w:val="31"/>
+        </w:numPr>
+      </w:pPr>
+      <w:r>
+        <w:rPr>
+          <w:rFonts w:asciiTheme="majorBidi" w:hAnsiTheme="majorBidi" w:cstheme="majorBidi"/>
+          <w:b/>
+          <w:bCs/>
+          <w:sz w:val="24"/>
+          <w:szCs w:val="24"/>
+        </w:rPr>
+        <w:t>Division of Lake Mead inflow</w:t>
+      </w:r>
+      <w:r>
+        <w:rPr>
+          <w:rFonts w:asciiTheme="majorBidi" w:hAnsiTheme="majorBidi" w:cstheme="majorBidi"/>
+          <w:sz w:val="24"/>
+          <w:szCs w:val="24"/>
+        </w:rPr>
+        <w:t xml:space="preserve">. Water accounting is neutral to if or how the Lower Basin states, Tribal Nations of the Lower Basin, and Mexico apportion the Lake Mead inflow </w:t>
+      </w:r>
+      <w:r>
+        <w:rPr>
+          <w:rFonts w:asciiTheme="majorBidi" w:hAnsiTheme="majorBidi" w:cstheme="majorBidi"/>
+          <w:sz w:val="24"/>
+          <w:szCs w:val="24"/>
+        </w:rPr>
+        <w:lastRenderedPageBreak/>
+        <w:t xml:space="preserve">after Reclamation takes the first share to offset reservoir evaporation. Apportionment can be done by priority, pro rata, a combination, percentage splits of shortages in the Lower Basin Alternative </w:t>
+      </w:r>
+      <w:r>
+        <w:rPr>
+          <w:rFonts w:asciiTheme="majorBidi" w:hAnsiTheme="majorBidi" w:cstheme="majorBidi"/>
+          <w:sz w:val="24"/>
+          <w:szCs w:val="24"/>
+        </w:rPr>
+        <w:fldChar w:fldCharType="begin"/>
+      </w:r>
+      <w:r>
+        <w:rPr>
+          <w:rFonts w:asciiTheme="majorBidi" w:hAnsiTheme="majorBidi" w:cstheme="majorBidi"/>
+          <w:sz w:val="24"/>
+          <w:szCs w:val="24"/>
+        </w:rPr>
+        <w:instrText xml:space="preserve"> ADDIN EN.CITE &lt;EndNote&gt;&lt;Cite&gt;&lt;Author&gt;Buschatzke&lt;/Author&gt;&lt;Year&gt;2024&lt;/Year&gt;&lt;RecNum&gt;3016&lt;/RecNum&gt;&lt;DisplayText&gt;(Buschatzke et al., 2024)&lt;/DisplayText&gt;&lt;record&gt;&lt;rec-number&gt;3016&lt;/rec-number&gt;&lt;foreign-keys&gt;&lt;key app="EN" db-id="xxt5ta9pd995dwesap0pdzzp2weaz0w9werf" timestamp="1723671806"&gt;3016&lt;/key&gt;&lt;/foreign-keys&gt;&lt;ref-type name="Web Page"&gt;12&lt;/ref-type&gt;&lt;contributors&gt;&lt;authors&gt;&lt;author&gt;Thomas Buschatzke&lt;/author&gt;&lt;author&gt;J.B. Hamby&lt;/author&gt;&lt;author&gt;John Entsminger&lt;/author&gt;&lt;/authors&gt;&lt;/contributors&gt;&lt;titles&gt;&lt;title&gt;Lower Basin Alternative for the Post-2026 Coordinated Operation of the Colorado River Basin&lt;/title&gt;&lt;/titles&gt;&lt;volume&gt;2024&lt;/volume&gt;&lt;number&gt;August 14&lt;/number&gt;&lt;dates&gt;&lt;year&gt;2024&lt;/year&gt;&lt;/dates&gt;&lt;urls&gt;&lt;related-urls&gt;&lt;url&gt;https://www.snwa.com/assets/pdf/lower-basin-alternative-letter-march2024.pdf&lt;/url&gt;&lt;/related-urls&gt;&lt;/urls&gt;&lt;/record&gt;&lt;/Cite&gt;&lt;/EndNote&gt;</w:instrText>
+      </w:r>
+      <w:r>
+        <w:rPr>
+          <w:rFonts w:asciiTheme="majorBidi" w:hAnsiTheme="majorBidi" w:cstheme="majorBidi"/>
+          <w:sz w:val="24"/>
+          <w:szCs w:val="24"/>
+        </w:rPr>
+        <w:fldChar w:fldCharType="separate"/>
+      </w:r>
+      <w:r>
+        <w:rPr>
+          <w:rFonts w:asciiTheme="majorBidi" w:hAnsiTheme="majorBidi" w:cstheme="majorBidi"/>
+          <w:noProof/>
+          <w:sz w:val="24"/>
+          <w:szCs w:val="24"/>
+        </w:rPr>
+        <w:t>(Buschatzke et al., 2024)</w:t>
+      </w:r>
+      <w:r>
+        <w:rPr>
+          <w:rFonts w:asciiTheme="majorBidi" w:hAnsiTheme="majorBidi" w:cstheme="majorBidi"/>
+          <w:sz w:val="24"/>
+          <w:szCs w:val="24"/>
+        </w:rPr>
+        <w:fldChar w:fldCharType="end"/>
+      </w:r>
+      <w:r>
+        <w:rPr>
+          <w:rFonts w:asciiTheme="majorBidi" w:hAnsiTheme="majorBidi" w:cstheme="majorBidi"/>
+          <w:sz w:val="24"/>
+          <w:szCs w:val="24"/>
+        </w:rPr>
+        <w:t>, or another method. In the 4</w:t>
+      </w:r>
+      <w:r>
+        <w:rPr>
+          <w:rFonts w:asciiTheme="majorBidi" w:hAnsiTheme="majorBidi" w:cstheme="majorBidi"/>
+          <w:sz w:val="24"/>
+          <w:szCs w:val="24"/>
+          <w:vertAlign w:val="superscript"/>
+        </w:rPr>
+        <w:t>th</w:t>
+      </w:r>
+      <w:r>
+        <w:rPr>
+          <w:rFonts w:asciiTheme="majorBidi" w:hAnsiTheme="majorBidi" w:cstheme="majorBidi"/>
+          <w:sz w:val="24"/>
+          <w:szCs w:val="24"/>
+        </w:rPr>
+        <w:t xml:space="preserve"> method, a user’s share of the reservoir inflow is their historical allocation minus the agreed-on shortage volume (Appendix A). </w:t>
+      </w:r>
+      <w:r>
+        <w:rPr>
+          <w:rFonts w:asciiTheme="majorBidi" w:hAnsiTheme="majorBidi" w:cstheme="majorBidi"/>
+          <w:sz w:val="24"/>
+          <w:szCs w:val="24"/>
+        </w:rPr>
+        <w:t>D</w:t>
+      </w:r>
+      <w:r>
+        <w:rPr>
+          <w:rFonts w:asciiTheme="majorBidi" w:hAnsiTheme="majorBidi" w:cstheme="majorBidi"/>
+          <w:sz w:val="24"/>
+          <w:szCs w:val="24"/>
+        </w:rPr>
+        <w:t>ifficult decisions</w:t>
+      </w:r>
+      <w:r>
+        <w:rPr>
+          <w:rFonts w:asciiTheme="majorBidi" w:hAnsiTheme="majorBidi" w:cstheme="majorBidi"/>
+          <w:sz w:val="24"/>
+          <w:szCs w:val="24"/>
+        </w:rPr>
+        <w:t xml:space="preserve"> about apportionment of reservoir inflow</w:t>
+      </w:r>
+      <w:r>
+        <w:rPr>
+          <w:rFonts w:asciiTheme="majorBidi" w:hAnsiTheme="majorBidi" w:cstheme="majorBidi"/>
+          <w:sz w:val="24"/>
+          <w:szCs w:val="24"/>
+        </w:rPr>
+        <w:t xml:space="preserve"> are best for negotiations as they are ultimately political choices for where, when, how much, and for which purposes to consumptively use Colorado River water. Until users reach agreement, we suggest to allocate more reservoir inflow to increase </w:t>
+      </w:r>
+      <w:r>
+        <w:rPr>
+          <w:rFonts w:asciiTheme="majorBidi" w:hAnsiTheme="majorBidi" w:cstheme="majorBidi"/>
+          <w:sz w:val="24"/>
+          <w:szCs w:val="24"/>
+        </w:rPr>
+        <w:t xml:space="preserve">the </w:t>
+      </w:r>
+      <w:r>
+        <w:rPr>
+          <w:rFonts w:asciiTheme="majorBidi" w:hAnsiTheme="majorBidi" w:cstheme="majorBidi"/>
+          <w:sz w:val="24"/>
+          <w:szCs w:val="24"/>
+        </w:rPr>
+        <w:t xml:space="preserve">Lake Mead protection account balance. This set up may encourage users to reach agreement so they can access water. </w:t>
       </w:r>
     </w:p>
     <w:p>
       <w:pPr>
-        <w:rPr>
-          <w:rFonts w:asciiTheme="majorBidi" w:hAnsiTheme="majorBidi" w:cstheme="majorBidi"/>
-          <w:sz w:val="24"/>
-          <w:szCs w:val="24"/>
-        </w:rPr>
-      </w:pPr>
-      <w:r>
-        <w:rPr>
-          <w:rFonts w:ascii="Times New Roman" w:eastAsia="Times New Roman" w:hAnsi="Times New Roman" w:cs="Times New Roman"/>
-          <w:sz w:val="24"/>
-          <w:szCs w:val="24"/>
-        </w:rPr>
-        <w:t xml:space="preserve">Within the Colorado River Basin, </w:t>
-      </w:r>
-      <w:r>
-        <w:rPr>
-          <w:rFonts w:ascii="Times New Roman" w:eastAsia="Times New Roman" w:hAnsi="Times New Roman" w:cs="Times New Roman"/>
-          <w:sz w:val="24"/>
-          <w:szCs w:val="24"/>
-        </w:rPr>
-        <w:t xml:space="preserve">the </w:t>
-      </w:r>
-      <w:r>
-        <w:rPr>
-          <w:rFonts w:ascii="Times New Roman" w:eastAsia="Times New Roman" w:hAnsi="Times New Roman" w:cs="Times New Roman"/>
-          <w:sz w:val="24"/>
-          <w:szCs w:val="24"/>
-        </w:rPr>
-        <w:t>voluntary Lake Mead water conservation program</w:t>
-      </w:r>
-      <w:r>
-        <w:rPr>
-          <w:rFonts w:ascii="Times New Roman" w:eastAsia="Times New Roman" w:hAnsi="Times New Roman" w:cs="Times New Roman"/>
-          <w:sz w:val="24"/>
-          <w:szCs w:val="24"/>
-        </w:rPr>
-        <w:t>s</w:t>
-      </w:r>
-      <w:r>
-        <w:rPr>
-          <w:rFonts w:ascii="Times New Roman" w:eastAsia="Times New Roman" w:hAnsi="Times New Roman" w:cs="Times New Roman"/>
-          <w:sz w:val="24"/>
-          <w:szCs w:val="24"/>
-        </w:rPr>
-        <w:t xml:space="preserve"> offer users more autonomy to manage their different and sometimes conflicting risks of water shortages. In one sentence—</w:t>
-      </w:r>
-      <w:r>
-        <w:rPr>
-          <w:rFonts w:ascii="Times New Roman" w:eastAsia="Times New Roman" w:hAnsi="Times New Roman" w:cs="Times New Roman"/>
-          <w:sz w:val="24"/>
-          <w:szCs w:val="24"/>
-        </w:rPr>
-        <w:t>Arizona, California, Nevada</w:t>
-      </w:r>
-      <w:r>
-        <w:rPr>
-          <w:rFonts w:ascii="Times New Roman" w:eastAsia="Times New Roman" w:hAnsi="Times New Roman" w:cs="Times New Roman"/>
-          <w:sz w:val="24"/>
-          <w:szCs w:val="24"/>
-        </w:rPr>
-        <w:t>, and Mexico</w:t>
-      </w:r>
-      <w:r>
-        <w:rPr>
-          <w:rFonts w:ascii="Times New Roman" w:eastAsia="Times New Roman" w:hAnsi="Times New Roman" w:cs="Times New Roman"/>
-          <w:sz w:val="24"/>
-          <w:szCs w:val="24"/>
-        </w:rPr>
-        <w:t xml:space="preserve"> </w:t>
-      </w:r>
-      <w:r>
-        <w:rPr>
-          <w:rFonts w:ascii="Times New Roman" w:eastAsia="Times New Roman" w:hAnsi="Times New Roman" w:cs="Times New Roman"/>
-          <w:sz w:val="24"/>
-          <w:szCs w:val="24"/>
-        </w:rPr>
-        <w:t xml:space="preserve">can </w:t>
-      </w:r>
-      <w:r>
-        <w:rPr>
-          <w:rFonts w:ascii="Times New Roman" w:eastAsia="Times New Roman" w:hAnsi="Times New Roman" w:cs="Times New Roman"/>
-          <w:sz w:val="24"/>
-          <w:szCs w:val="24"/>
-        </w:rPr>
-        <w:t xml:space="preserve">voluntarily reduce use from their legal entitlements, keep the conserved water in Lake Mead, and withdraw conserved </w:t>
-      </w:r>
-      <w:r>
-        <w:rPr>
-          <w:rFonts w:ascii="Times New Roman" w:eastAsia="Times New Roman" w:hAnsi="Times New Roman" w:cs="Times New Roman"/>
-          <w:sz w:val="24"/>
-          <w:szCs w:val="24"/>
-        </w:rPr>
-        <w:lastRenderedPageBreak/>
-        <w:t>water at a future point in time subject to some constraints.</w:t>
-      </w:r>
-      <w:r>
-        <w:rPr>
-          <w:rFonts w:asciiTheme="majorBidi" w:hAnsiTheme="majorBidi" w:cstheme="majorBidi"/>
-          <w:sz w:val="24"/>
-          <w:szCs w:val="24"/>
-        </w:rPr>
-        <w:t xml:space="preserve"> Since </w:t>
-      </w:r>
-      <w:r>
-        <w:rPr>
-          <w:rFonts w:asciiTheme="majorBidi" w:hAnsiTheme="majorBidi" w:cstheme="majorBidi"/>
-          <w:sz w:val="24"/>
-          <w:szCs w:val="24"/>
-        </w:rPr>
-        <w:t xml:space="preserve">the program inception in </w:t>
-      </w:r>
-      <w:r>
-        <w:rPr>
-          <w:rFonts w:asciiTheme="majorBidi" w:hAnsiTheme="majorBidi" w:cstheme="majorBidi"/>
-          <w:sz w:val="24"/>
-          <w:szCs w:val="24"/>
-        </w:rPr>
-        <w:t>2007, Lower Basin users have conserved 4.</w:t>
-      </w:r>
-      <w:r>
-        <w:rPr>
-          <w:rFonts w:asciiTheme="majorBidi" w:hAnsiTheme="majorBidi" w:cstheme="majorBidi"/>
-          <w:sz w:val="24"/>
-          <w:szCs w:val="24"/>
-        </w:rPr>
-        <w:t>4</w:t>
-      </w:r>
-      <w:r>
-        <w:rPr>
-          <w:rFonts w:asciiTheme="majorBidi" w:hAnsiTheme="majorBidi" w:cstheme="majorBidi"/>
-          <w:sz w:val="24"/>
-          <w:szCs w:val="24"/>
-        </w:rPr>
-        <w:t xml:space="preserve"> million acre-feet of water with 3.</w:t>
-      </w:r>
-      <w:r>
-        <w:rPr>
-          <w:rFonts w:asciiTheme="majorBidi" w:hAnsiTheme="majorBidi" w:cstheme="majorBidi"/>
-          <w:sz w:val="24"/>
-          <w:szCs w:val="24"/>
-        </w:rPr>
-        <w:t>6</w:t>
-      </w:r>
-      <w:r>
-        <w:rPr>
-          <w:rFonts w:asciiTheme="majorBidi" w:hAnsiTheme="majorBidi" w:cstheme="majorBidi"/>
-          <w:sz w:val="24"/>
-          <w:szCs w:val="24"/>
-        </w:rPr>
-        <w:t xml:space="preserve"> million acre-feet </w:t>
-      </w:r>
-      <w:r>
-        <w:rPr>
-          <w:rFonts w:asciiTheme="majorBidi" w:hAnsiTheme="majorBidi" w:cstheme="majorBidi"/>
-          <w:sz w:val="24"/>
-          <w:szCs w:val="24"/>
-        </w:rPr>
-        <w:t>presently</w:t>
-      </w:r>
-      <w:r>
-        <w:rPr>
-          <w:rFonts w:asciiTheme="majorBidi" w:hAnsiTheme="majorBidi" w:cstheme="majorBidi"/>
-          <w:sz w:val="24"/>
-          <w:szCs w:val="24"/>
-        </w:rPr>
-        <w:t xml:space="preserve"> remaining in Lake Mead. </w:t>
-      </w:r>
-      <w:r>
-        <w:rPr>
-          <w:rFonts w:asciiTheme="majorBidi" w:hAnsiTheme="majorBidi" w:cstheme="majorBidi"/>
-          <w:sz w:val="24"/>
-          <w:szCs w:val="24"/>
-        </w:rPr>
-        <w:t>These efforts kept Lake Mead storage above the protection volume</w:t>
-      </w:r>
-      <w:r>
-        <w:rPr>
-          <w:rFonts w:asciiTheme="majorBidi" w:hAnsiTheme="majorBidi" w:cstheme="majorBidi"/>
-          <w:sz w:val="24"/>
-          <w:szCs w:val="24"/>
-        </w:rPr>
-        <w:t xml:space="preserve"> through </w:t>
-      </w:r>
-      <w:r>
-        <w:rPr>
-          <w:rFonts w:asciiTheme="majorBidi" w:hAnsiTheme="majorBidi" w:cstheme="majorBidi"/>
-          <w:sz w:val="24"/>
-          <w:szCs w:val="24"/>
-        </w:rPr>
-        <w:t xml:space="preserve">the recent </w:t>
-      </w:r>
-      <w:r>
-        <w:rPr>
-          <w:rFonts w:asciiTheme="majorBidi" w:hAnsiTheme="majorBidi" w:cstheme="majorBidi"/>
-          <w:sz w:val="24"/>
-          <w:szCs w:val="24"/>
-        </w:rPr>
-        <w:t xml:space="preserve">(and ongoing) </w:t>
-      </w:r>
-      <w:r>
-        <w:rPr>
-          <w:rFonts w:asciiTheme="majorBidi" w:hAnsiTheme="majorBidi" w:cstheme="majorBidi"/>
-          <w:sz w:val="24"/>
-          <w:szCs w:val="24"/>
-        </w:rPr>
-        <w:t>critically dry period</w:t>
-      </w:r>
-      <w:r>
-        <w:rPr>
-          <w:rFonts w:asciiTheme="majorBidi" w:hAnsiTheme="majorBidi" w:cstheme="majorBidi"/>
-          <w:sz w:val="24"/>
-          <w:szCs w:val="24"/>
-        </w:rPr>
-        <w:t xml:space="preserve">. </w:t>
-      </w:r>
-      <w:r>
-        <w:rPr>
-          <w:rFonts w:asciiTheme="majorBidi" w:hAnsiTheme="majorBidi" w:cstheme="majorBidi"/>
-          <w:sz w:val="24"/>
-          <w:szCs w:val="24"/>
-        </w:rPr>
-        <w:t xml:space="preserve">The program works on the assumption that the annual </w:t>
-      </w:r>
-      <w:r>
-        <w:rPr>
-          <w:rFonts w:asciiTheme="majorBidi" w:hAnsiTheme="majorBidi" w:cstheme="majorBidi"/>
-          <w:sz w:val="24"/>
-          <w:szCs w:val="24"/>
-        </w:rPr>
-        <w:t xml:space="preserve">physically </w:t>
-      </w:r>
-      <w:r>
-        <w:rPr>
-          <w:rFonts w:asciiTheme="majorBidi" w:hAnsiTheme="majorBidi" w:cstheme="majorBidi"/>
-          <w:sz w:val="24"/>
-          <w:szCs w:val="24"/>
-        </w:rPr>
-        <w:t>available water</w:t>
-      </w:r>
-      <w:r>
-        <w:rPr>
-          <w:rFonts w:asciiTheme="majorBidi" w:hAnsiTheme="majorBidi" w:cstheme="majorBidi"/>
-          <w:sz w:val="24"/>
-          <w:szCs w:val="24"/>
-        </w:rPr>
-        <w:t>―</w:t>
-      </w:r>
-      <w:r>
-        <w:rPr>
-          <w:rFonts w:asciiTheme="majorBidi" w:hAnsiTheme="majorBidi" w:cstheme="majorBidi"/>
-          <w:sz w:val="24"/>
-          <w:szCs w:val="24"/>
-        </w:rPr>
-        <w:t xml:space="preserve">reservoir inflow minus </w:t>
-      </w:r>
-      <w:r>
-        <w:rPr>
-          <w:rFonts w:asciiTheme="majorBidi" w:hAnsiTheme="majorBidi" w:cstheme="majorBidi"/>
-          <w:sz w:val="24"/>
-          <w:szCs w:val="24"/>
-        </w:rPr>
-        <w:t>e</w:t>
-      </w:r>
-      <w:r>
-        <w:rPr>
-          <w:rFonts w:asciiTheme="majorBidi" w:hAnsiTheme="majorBidi" w:cstheme="majorBidi"/>
-          <w:sz w:val="24"/>
-          <w:szCs w:val="24"/>
-        </w:rPr>
-        <w:t>vaporation</w:t>
-      </w:r>
-      <w:r>
-        <w:rPr>
-          <w:rFonts w:asciiTheme="majorBidi" w:hAnsiTheme="majorBidi" w:cstheme="majorBidi"/>
-          <w:sz w:val="24"/>
-          <w:szCs w:val="24"/>
-        </w:rPr>
-        <w:t>―</w:t>
-      </w:r>
-      <w:r>
-        <w:rPr>
-          <w:rFonts w:asciiTheme="majorBidi" w:hAnsiTheme="majorBidi" w:cstheme="majorBidi"/>
-          <w:sz w:val="24"/>
-          <w:szCs w:val="24"/>
-        </w:rPr>
-        <w:t xml:space="preserve">exceeds </w:t>
-      </w:r>
-      <w:r>
-        <w:rPr>
-          <w:rFonts w:asciiTheme="majorBidi" w:hAnsiTheme="majorBidi" w:cstheme="majorBidi"/>
-          <w:sz w:val="24"/>
-          <w:szCs w:val="24"/>
-        </w:rPr>
-        <w:t>legal</w:t>
-      </w:r>
-      <w:r>
-        <w:rPr>
-          <w:rFonts w:asciiTheme="majorBidi" w:hAnsiTheme="majorBidi" w:cstheme="majorBidi"/>
-          <w:sz w:val="24"/>
-          <w:szCs w:val="24"/>
-        </w:rPr>
-        <w:t xml:space="preserve"> </w:t>
-      </w:r>
-      <w:r>
-        <w:rPr>
-          <w:rFonts w:asciiTheme="majorBidi" w:hAnsiTheme="majorBidi" w:cstheme="majorBidi"/>
-          <w:sz w:val="24"/>
-          <w:szCs w:val="24"/>
-        </w:rPr>
-        <w:t>entitlements</w:t>
-      </w:r>
-      <w:r>
-        <w:rPr>
-          <w:rFonts w:asciiTheme="majorBidi" w:hAnsiTheme="majorBidi" w:cstheme="majorBidi"/>
-          <w:sz w:val="24"/>
-          <w:szCs w:val="24"/>
-        </w:rPr>
-        <w:t>. This assumption is challenged as the Colorado River Basin becomes more arid.</w:t>
-      </w:r>
-      <w:r>
-        <w:rPr>
-          <w:rFonts w:asciiTheme="majorBidi" w:hAnsiTheme="majorBidi" w:cstheme="majorBidi"/>
-          <w:sz w:val="24"/>
-          <w:szCs w:val="24"/>
-        </w:rPr>
-        <w:t xml:space="preserve"> As reservoir storage draws down, t</w:t>
-      </w:r>
-      <w:r>
-        <w:rPr>
-          <w:rFonts w:asciiTheme="majorBidi" w:hAnsiTheme="majorBidi" w:cstheme="majorBidi"/>
-          <w:sz w:val="24"/>
-          <w:szCs w:val="24"/>
-        </w:rPr>
-        <w:t>here is also a challenge to m</w:t>
-      </w:r>
-      <w:r>
-        <w:rPr>
-          <w:rFonts w:asciiTheme="majorBidi" w:hAnsiTheme="majorBidi" w:cstheme="majorBidi"/>
-          <w:sz w:val="24"/>
-          <w:szCs w:val="24"/>
-        </w:rPr>
-        <w:t>otivate voluntary water conservation</w:t>
-      </w:r>
-      <w:r>
-        <w:rPr>
-          <w:rFonts w:asciiTheme="majorBidi" w:hAnsiTheme="majorBidi" w:cstheme="majorBidi"/>
-          <w:sz w:val="24"/>
-          <w:szCs w:val="24"/>
-        </w:rPr>
-        <w:t xml:space="preserve"> </w:t>
-      </w:r>
-      <w:r>
-        <w:rPr>
-          <w:rFonts w:asciiTheme="majorBidi" w:hAnsiTheme="majorBidi" w:cstheme="majorBidi"/>
-          <w:sz w:val="24"/>
-          <w:szCs w:val="24"/>
-        </w:rPr>
-        <w:t xml:space="preserve">because </w:t>
-      </w:r>
-      <w:r>
-        <w:rPr>
-          <w:rFonts w:asciiTheme="majorBidi" w:hAnsiTheme="majorBidi" w:cstheme="majorBidi"/>
-          <w:sz w:val="24"/>
-          <w:szCs w:val="24"/>
-        </w:rPr>
-        <w:t>users</w:t>
-      </w:r>
-      <w:r>
-        <w:rPr>
-          <w:rFonts w:asciiTheme="majorBidi" w:hAnsiTheme="majorBidi" w:cstheme="majorBidi"/>
-          <w:sz w:val="24"/>
-          <w:szCs w:val="24"/>
-        </w:rPr>
-        <w:t xml:space="preserve"> face increasing difficulty to access and debit their </w:t>
-      </w:r>
-      <w:r>
-        <w:rPr>
-          <w:rFonts w:asciiTheme="majorBidi" w:hAnsiTheme="majorBidi" w:cstheme="majorBidi"/>
-          <w:sz w:val="24"/>
-          <w:szCs w:val="24"/>
-        </w:rPr>
-        <w:t>conserved water</w:t>
-      </w:r>
-      <w:r>
-        <w:rPr>
-          <w:rFonts w:asciiTheme="majorBidi" w:hAnsiTheme="majorBidi" w:cstheme="majorBidi"/>
-          <w:sz w:val="24"/>
-          <w:szCs w:val="24"/>
-        </w:rPr>
-        <w:t>.</w:t>
-      </w:r>
-      <w:r>
-        <w:rPr>
-          <w:rFonts w:asciiTheme="majorBidi" w:hAnsiTheme="majorBidi" w:cstheme="majorBidi"/>
-          <w:sz w:val="24"/>
-          <w:szCs w:val="24"/>
-        </w:rPr>
-        <w:t xml:space="preserve"> </w:t>
-      </w:r>
-      <w:r>
-        <w:rPr>
-          <w:rFonts w:asciiTheme="majorBidi" w:hAnsiTheme="majorBidi" w:cstheme="majorBidi"/>
-          <w:sz w:val="24"/>
-          <w:szCs w:val="24"/>
-        </w:rPr>
-        <w:t xml:space="preserve">We describe two novel program improvements </w:t>
-      </w:r>
-      <w:r>
-        <w:rPr>
-          <w:rFonts w:asciiTheme="majorBidi" w:hAnsiTheme="majorBidi" w:cstheme="majorBidi"/>
-          <w:sz w:val="24"/>
-          <w:szCs w:val="24"/>
-        </w:rPr>
-        <w:t>that</w:t>
-      </w:r>
-      <w:r>
-        <w:rPr>
-          <w:rFonts w:asciiTheme="majorBidi" w:hAnsiTheme="majorBidi" w:cstheme="majorBidi"/>
-          <w:sz w:val="24"/>
-          <w:szCs w:val="24"/>
-        </w:rPr>
-        <w:t xml:space="preserve"> switch the </w:t>
-      </w:r>
-      <w:r>
-        <w:rPr>
-          <w:rFonts w:asciiTheme="majorBidi" w:hAnsiTheme="majorBidi" w:cstheme="majorBidi"/>
-          <w:sz w:val="24"/>
-          <w:szCs w:val="24"/>
-        </w:rPr>
-        <w:t xml:space="preserve">conservation </w:t>
-      </w:r>
-      <w:r>
-        <w:rPr>
-          <w:rFonts w:asciiTheme="majorBidi" w:hAnsiTheme="majorBidi" w:cstheme="majorBidi"/>
-          <w:sz w:val="24"/>
-          <w:szCs w:val="24"/>
-        </w:rPr>
-        <w:t xml:space="preserve">accounting from reductions from historical entitlements to reductions from the annual </w:t>
-      </w:r>
-      <w:r>
-        <w:rPr>
-          <w:rFonts w:asciiTheme="majorBidi" w:hAnsiTheme="majorBidi" w:cstheme="majorBidi"/>
-          <w:sz w:val="24"/>
-          <w:szCs w:val="24"/>
-        </w:rPr>
-        <w:t xml:space="preserve">physically </w:t>
-      </w:r>
-      <w:r>
-        <w:rPr>
-          <w:rFonts w:asciiTheme="majorBidi" w:hAnsiTheme="majorBidi" w:cstheme="majorBidi"/>
-          <w:sz w:val="24"/>
-          <w:szCs w:val="24"/>
-        </w:rPr>
-        <w:t>available water</w:t>
-      </w:r>
-      <w:r>
-        <w:rPr>
-          <w:rFonts w:asciiTheme="majorBidi" w:hAnsiTheme="majorBidi" w:cstheme="majorBidi"/>
-          <w:sz w:val="24"/>
-          <w:szCs w:val="24"/>
-        </w:rPr>
-        <w:t xml:space="preserve">. One strategy </w:t>
-      </w:r>
-      <w:r>
-        <w:rPr>
-          <w:rFonts w:asciiTheme="majorBidi" w:hAnsiTheme="majorBidi" w:cstheme="majorBidi"/>
-          <w:sz w:val="24"/>
-          <w:szCs w:val="24"/>
-        </w:rPr>
-        <w:t>proportionally reduces credits. A second strategy converts to water accounting. Both strategies have additional benefits such as ______________ . [[Final Sentence]].</w:t>
+        <w:pStyle w:val="Heading1"/>
+      </w:pPr>
+      <w:r>
+        <w:t>Conclusions</w:t>
       </w:r>
     </w:p>
     <w:p>
       <w:pPr>
-        <w:pStyle w:val="Heading1"/>
-      </w:pPr>
-      <w:r>
-        <w:t>Data Availability</w:t>
+        <w:rPr>
+          <w:rFonts w:asciiTheme="majorBidi" w:hAnsiTheme="majorBidi" w:cstheme="majorBidi"/>
+          <w:sz w:val="24"/>
+          <w:szCs w:val="24"/>
+        </w:rPr>
+      </w:pPr>
+      <w:r>
+        <w:rPr>
+          <w:rFonts w:ascii="Times New Roman" w:eastAsia="Times New Roman" w:hAnsi="Times New Roman" w:cs="Times New Roman"/>
+          <w:sz w:val="24"/>
+          <w:szCs w:val="24"/>
+        </w:rPr>
+        <w:t xml:space="preserve">Within the Colorado River Basin, </w:t>
+      </w:r>
+      <w:r>
+        <w:rPr>
+          <w:rFonts w:ascii="Times New Roman" w:eastAsia="Times New Roman" w:hAnsi="Times New Roman" w:cs="Times New Roman"/>
+          <w:sz w:val="24"/>
+          <w:szCs w:val="24"/>
+        </w:rPr>
+        <w:t xml:space="preserve">the </w:t>
+      </w:r>
+      <w:r>
+        <w:rPr>
+          <w:rFonts w:ascii="Times New Roman" w:eastAsia="Times New Roman" w:hAnsi="Times New Roman" w:cs="Times New Roman"/>
+          <w:sz w:val="24"/>
+          <w:szCs w:val="24"/>
+        </w:rPr>
+        <w:t>voluntary Lake Mead water conservation program</w:t>
+      </w:r>
+      <w:r>
+        <w:rPr>
+          <w:rFonts w:ascii="Times New Roman" w:eastAsia="Times New Roman" w:hAnsi="Times New Roman" w:cs="Times New Roman"/>
+          <w:sz w:val="24"/>
+          <w:szCs w:val="24"/>
+        </w:rPr>
+        <w:t>s</w:t>
+      </w:r>
+      <w:r>
+        <w:rPr>
+          <w:rFonts w:ascii="Times New Roman" w:eastAsia="Times New Roman" w:hAnsi="Times New Roman" w:cs="Times New Roman"/>
+          <w:sz w:val="24"/>
+          <w:szCs w:val="24"/>
+        </w:rPr>
+        <w:t xml:space="preserve"> offer users more autonomy to manage their different and sometimes conflicting risks of water shortages. In one sentence—</w:t>
+      </w:r>
+      <w:r>
+        <w:rPr>
+          <w:rFonts w:ascii="Times New Roman" w:eastAsia="Times New Roman" w:hAnsi="Times New Roman" w:cs="Times New Roman"/>
+          <w:sz w:val="24"/>
+          <w:szCs w:val="24"/>
+        </w:rPr>
+        <w:t>Arizona, California, Nevada</w:t>
+      </w:r>
+      <w:r>
+        <w:rPr>
+          <w:rFonts w:ascii="Times New Roman" w:eastAsia="Times New Roman" w:hAnsi="Times New Roman" w:cs="Times New Roman"/>
+          <w:sz w:val="24"/>
+          <w:szCs w:val="24"/>
+        </w:rPr>
+        <w:t>, and Mexico</w:t>
+      </w:r>
+      <w:r>
+        <w:rPr>
+          <w:rFonts w:ascii="Times New Roman" w:eastAsia="Times New Roman" w:hAnsi="Times New Roman" w:cs="Times New Roman"/>
+          <w:sz w:val="24"/>
+          <w:szCs w:val="24"/>
+        </w:rPr>
+        <w:t xml:space="preserve"> </w:t>
+      </w:r>
+      <w:r>
+        <w:rPr>
+          <w:rFonts w:ascii="Times New Roman" w:eastAsia="Times New Roman" w:hAnsi="Times New Roman" w:cs="Times New Roman"/>
+          <w:sz w:val="24"/>
+          <w:szCs w:val="24"/>
+        </w:rPr>
+        <w:t xml:space="preserve">can </w:t>
+      </w:r>
+      <w:r>
+        <w:rPr>
+          <w:rFonts w:ascii="Times New Roman" w:eastAsia="Times New Roman" w:hAnsi="Times New Roman" w:cs="Times New Roman"/>
+          <w:sz w:val="24"/>
+          <w:szCs w:val="24"/>
+        </w:rPr>
+        <w:t>voluntarily reduce use from their legal entitlements, keep the conserved water in Lake Mead, and withdraw conserved water at a future point in time subject to some constraints.</w:t>
+      </w:r>
+      <w:r>
+        <w:rPr>
+          <w:rFonts w:asciiTheme="majorBidi" w:hAnsiTheme="majorBidi" w:cstheme="majorBidi"/>
+          <w:sz w:val="24"/>
+          <w:szCs w:val="24"/>
+        </w:rPr>
+        <w:t xml:space="preserve"> Since </w:t>
+      </w:r>
+      <w:r>
+        <w:rPr>
+          <w:rFonts w:asciiTheme="majorBidi" w:hAnsiTheme="majorBidi" w:cstheme="majorBidi"/>
+          <w:sz w:val="24"/>
+          <w:szCs w:val="24"/>
+        </w:rPr>
+        <w:t xml:space="preserve">the program inception in </w:t>
+      </w:r>
+      <w:r>
+        <w:rPr>
+          <w:rFonts w:asciiTheme="majorBidi" w:hAnsiTheme="majorBidi" w:cstheme="majorBidi"/>
+          <w:sz w:val="24"/>
+          <w:szCs w:val="24"/>
+        </w:rPr>
+        <w:t>2007, Lower Basin users have conserved 4.</w:t>
+      </w:r>
+      <w:r>
+        <w:rPr>
+          <w:rFonts w:asciiTheme="majorBidi" w:hAnsiTheme="majorBidi" w:cstheme="majorBidi"/>
+          <w:sz w:val="24"/>
+          <w:szCs w:val="24"/>
+        </w:rPr>
+        <w:t>4</w:t>
+      </w:r>
+      <w:r>
+        <w:rPr>
+          <w:rFonts w:asciiTheme="majorBidi" w:hAnsiTheme="majorBidi" w:cstheme="majorBidi"/>
+          <w:sz w:val="24"/>
+          <w:szCs w:val="24"/>
+        </w:rPr>
+        <w:t xml:space="preserve"> million acre-feet of water with 3.</w:t>
+      </w:r>
+      <w:r>
+        <w:rPr>
+          <w:rFonts w:asciiTheme="majorBidi" w:hAnsiTheme="majorBidi" w:cstheme="majorBidi"/>
+          <w:sz w:val="24"/>
+          <w:szCs w:val="24"/>
+        </w:rPr>
+        <w:t>6</w:t>
+      </w:r>
+      <w:r>
+        <w:rPr>
+          <w:rFonts w:asciiTheme="majorBidi" w:hAnsiTheme="majorBidi" w:cstheme="majorBidi"/>
+          <w:sz w:val="24"/>
+          <w:szCs w:val="24"/>
+        </w:rPr>
+        <w:t xml:space="preserve"> million acre-feet </w:t>
+      </w:r>
+      <w:r>
+        <w:rPr>
+          <w:rFonts w:asciiTheme="majorBidi" w:hAnsiTheme="majorBidi" w:cstheme="majorBidi"/>
+          <w:sz w:val="24"/>
+          <w:szCs w:val="24"/>
+        </w:rPr>
+        <w:t>presently</w:t>
+      </w:r>
+      <w:r>
+        <w:rPr>
+          <w:rFonts w:asciiTheme="majorBidi" w:hAnsiTheme="majorBidi" w:cstheme="majorBidi"/>
+          <w:sz w:val="24"/>
+          <w:szCs w:val="24"/>
+        </w:rPr>
+        <w:t xml:space="preserve"> remaining in Lake Mead. </w:t>
+      </w:r>
+      <w:r>
+        <w:rPr>
+          <w:rFonts w:asciiTheme="majorBidi" w:hAnsiTheme="majorBidi" w:cstheme="majorBidi"/>
+          <w:sz w:val="24"/>
+          <w:szCs w:val="24"/>
+        </w:rPr>
+        <w:t>These efforts kept Lake Mead storage above the protection volume</w:t>
+      </w:r>
+      <w:r>
+        <w:rPr>
+          <w:rFonts w:asciiTheme="majorBidi" w:hAnsiTheme="majorBidi" w:cstheme="majorBidi"/>
+          <w:sz w:val="24"/>
+          <w:szCs w:val="24"/>
+        </w:rPr>
+        <w:t xml:space="preserve"> through </w:t>
+      </w:r>
+      <w:r>
+        <w:rPr>
+          <w:rFonts w:asciiTheme="majorBidi" w:hAnsiTheme="majorBidi" w:cstheme="majorBidi"/>
+          <w:sz w:val="24"/>
+          <w:szCs w:val="24"/>
+        </w:rPr>
+        <w:t xml:space="preserve">the recent </w:t>
+      </w:r>
+      <w:r>
+        <w:rPr>
+          <w:rFonts w:asciiTheme="majorBidi" w:hAnsiTheme="majorBidi" w:cstheme="majorBidi"/>
+          <w:sz w:val="24"/>
+          <w:szCs w:val="24"/>
+        </w:rPr>
+        <w:t xml:space="preserve">(and ongoing) </w:t>
+      </w:r>
+      <w:r>
+        <w:rPr>
+          <w:rFonts w:asciiTheme="majorBidi" w:hAnsiTheme="majorBidi" w:cstheme="majorBidi"/>
+          <w:sz w:val="24"/>
+          <w:szCs w:val="24"/>
+        </w:rPr>
+        <w:t>critically dry period</w:t>
+      </w:r>
+      <w:r>
+        <w:rPr>
+          <w:rFonts w:asciiTheme="majorBidi" w:hAnsiTheme="majorBidi" w:cstheme="majorBidi"/>
+          <w:sz w:val="24"/>
+          <w:szCs w:val="24"/>
+        </w:rPr>
+        <w:t xml:space="preserve">. </w:t>
+      </w:r>
+      <w:r>
+        <w:rPr>
+          <w:rFonts w:asciiTheme="majorBidi" w:hAnsiTheme="majorBidi" w:cstheme="majorBidi"/>
+          <w:sz w:val="24"/>
+          <w:szCs w:val="24"/>
+        </w:rPr>
+        <w:t xml:space="preserve">The program works on the assumption that the annual </w:t>
+      </w:r>
+      <w:r>
+        <w:rPr>
+          <w:rFonts w:asciiTheme="majorBidi" w:hAnsiTheme="majorBidi" w:cstheme="majorBidi"/>
+          <w:sz w:val="24"/>
+          <w:szCs w:val="24"/>
+        </w:rPr>
+        <w:t xml:space="preserve">physically </w:t>
+      </w:r>
+      <w:r>
+        <w:rPr>
+          <w:rFonts w:asciiTheme="majorBidi" w:hAnsiTheme="majorBidi" w:cstheme="majorBidi"/>
+          <w:sz w:val="24"/>
+          <w:szCs w:val="24"/>
+        </w:rPr>
+        <w:t>available water</w:t>
+      </w:r>
+      <w:r>
+        <w:rPr>
+          <w:rFonts w:asciiTheme="majorBidi" w:hAnsiTheme="majorBidi" w:cstheme="majorBidi"/>
+          <w:sz w:val="24"/>
+          <w:szCs w:val="24"/>
+        </w:rPr>
+        <w:t>―</w:t>
+      </w:r>
+      <w:r>
+        <w:rPr>
+          <w:rFonts w:asciiTheme="majorBidi" w:hAnsiTheme="majorBidi" w:cstheme="majorBidi"/>
+          <w:sz w:val="24"/>
+          <w:szCs w:val="24"/>
+        </w:rPr>
+        <w:t xml:space="preserve">reservoir inflow minus </w:t>
+      </w:r>
+      <w:r>
+        <w:rPr>
+          <w:rFonts w:asciiTheme="majorBidi" w:hAnsiTheme="majorBidi" w:cstheme="majorBidi"/>
+          <w:sz w:val="24"/>
+          <w:szCs w:val="24"/>
+        </w:rPr>
+        <w:t>e</w:t>
+      </w:r>
+      <w:r>
+        <w:rPr>
+          <w:rFonts w:asciiTheme="majorBidi" w:hAnsiTheme="majorBidi" w:cstheme="majorBidi"/>
+          <w:sz w:val="24"/>
+          <w:szCs w:val="24"/>
+        </w:rPr>
+        <w:t>vaporation</w:t>
+      </w:r>
+      <w:r>
+        <w:rPr>
+          <w:rFonts w:asciiTheme="majorBidi" w:hAnsiTheme="majorBidi" w:cstheme="majorBidi"/>
+          <w:sz w:val="24"/>
+          <w:szCs w:val="24"/>
+        </w:rPr>
+        <w:t>―</w:t>
+      </w:r>
+      <w:r>
+        <w:rPr>
+          <w:rFonts w:asciiTheme="majorBidi" w:hAnsiTheme="majorBidi" w:cstheme="majorBidi"/>
+          <w:sz w:val="24"/>
+          <w:szCs w:val="24"/>
+        </w:rPr>
+        <w:t xml:space="preserve">exceeds </w:t>
+      </w:r>
+      <w:r>
+        <w:rPr>
+          <w:rFonts w:asciiTheme="majorBidi" w:hAnsiTheme="majorBidi" w:cstheme="majorBidi"/>
+          <w:sz w:val="24"/>
+          <w:szCs w:val="24"/>
+        </w:rPr>
+        <w:t>legal</w:t>
+      </w:r>
+      <w:r>
+        <w:rPr>
+          <w:rFonts w:asciiTheme="majorBidi" w:hAnsiTheme="majorBidi" w:cstheme="majorBidi"/>
+          <w:sz w:val="24"/>
+          <w:szCs w:val="24"/>
+        </w:rPr>
+        <w:t xml:space="preserve"> </w:t>
+      </w:r>
+      <w:r>
+        <w:rPr>
+          <w:rFonts w:asciiTheme="majorBidi" w:hAnsiTheme="majorBidi" w:cstheme="majorBidi"/>
+          <w:sz w:val="24"/>
+          <w:szCs w:val="24"/>
+        </w:rPr>
+        <w:t>entitlements</w:t>
+      </w:r>
+      <w:r>
+        <w:rPr>
+          <w:rFonts w:asciiTheme="majorBidi" w:hAnsiTheme="majorBidi" w:cstheme="majorBidi"/>
+          <w:sz w:val="24"/>
+          <w:szCs w:val="24"/>
+        </w:rPr>
+        <w:t>. This assumption is challenged as the Colorado River Basin becomes more arid.</w:t>
+      </w:r>
+      <w:r>
+        <w:rPr>
+          <w:rFonts w:asciiTheme="majorBidi" w:hAnsiTheme="majorBidi" w:cstheme="majorBidi"/>
+          <w:sz w:val="24"/>
+          <w:szCs w:val="24"/>
+        </w:rPr>
+        <w:t xml:space="preserve"> As reservoir storage draws down, t</w:t>
+      </w:r>
+      <w:r>
+        <w:rPr>
+          <w:rFonts w:asciiTheme="majorBidi" w:hAnsiTheme="majorBidi" w:cstheme="majorBidi"/>
+          <w:sz w:val="24"/>
+          <w:szCs w:val="24"/>
+        </w:rPr>
+        <w:t>here is also a challenge to m</w:t>
+      </w:r>
+      <w:r>
+        <w:rPr>
+          <w:rFonts w:asciiTheme="majorBidi" w:hAnsiTheme="majorBidi" w:cstheme="majorBidi"/>
+          <w:sz w:val="24"/>
+          <w:szCs w:val="24"/>
+        </w:rPr>
+        <w:t>otivate voluntary water conservation</w:t>
+      </w:r>
+      <w:r>
+        <w:rPr>
+          <w:rFonts w:asciiTheme="majorBidi" w:hAnsiTheme="majorBidi" w:cstheme="majorBidi"/>
+          <w:sz w:val="24"/>
+          <w:szCs w:val="24"/>
+        </w:rPr>
+        <w:t xml:space="preserve"> </w:t>
+      </w:r>
+      <w:r>
+        <w:rPr>
+          <w:rFonts w:asciiTheme="majorBidi" w:hAnsiTheme="majorBidi" w:cstheme="majorBidi"/>
+          <w:sz w:val="24"/>
+          <w:szCs w:val="24"/>
+        </w:rPr>
+        <w:t xml:space="preserve">because </w:t>
+      </w:r>
+      <w:r>
+        <w:rPr>
+          <w:rFonts w:asciiTheme="majorBidi" w:hAnsiTheme="majorBidi" w:cstheme="majorBidi"/>
+          <w:sz w:val="24"/>
+          <w:szCs w:val="24"/>
+        </w:rPr>
+        <w:t>users</w:t>
+      </w:r>
+      <w:r>
+        <w:rPr>
+          <w:rFonts w:asciiTheme="majorBidi" w:hAnsiTheme="majorBidi" w:cstheme="majorBidi"/>
+          <w:sz w:val="24"/>
+          <w:szCs w:val="24"/>
+        </w:rPr>
+        <w:t xml:space="preserve"> face increasing difficulty to access and debit their </w:t>
+      </w:r>
+      <w:r>
+        <w:rPr>
+          <w:rFonts w:asciiTheme="majorBidi" w:hAnsiTheme="majorBidi" w:cstheme="majorBidi"/>
+          <w:sz w:val="24"/>
+          <w:szCs w:val="24"/>
+        </w:rPr>
+        <w:t>conserved water</w:t>
+      </w:r>
+      <w:r>
+        <w:rPr>
+          <w:rFonts w:asciiTheme="majorBidi" w:hAnsiTheme="majorBidi" w:cstheme="majorBidi"/>
+          <w:sz w:val="24"/>
+          <w:szCs w:val="24"/>
+        </w:rPr>
+        <w:t>.</w:t>
+      </w:r>
+      <w:r>
+        <w:rPr>
+          <w:rFonts w:asciiTheme="majorBidi" w:hAnsiTheme="majorBidi" w:cstheme="majorBidi"/>
+          <w:sz w:val="24"/>
+          <w:szCs w:val="24"/>
+        </w:rPr>
+        <w:t xml:space="preserve"> </w:t>
+      </w:r>
+      <w:r>
+        <w:rPr>
+          <w:rFonts w:asciiTheme="majorBidi" w:hAnsiTheme="majorBidi" w:cstheme="majorBidi"/>
+          <w:sz w:val="24"/>
+          <w:szCs w:val="24"/>
+        </w:rPr>
+        <w:t xml:space="preserve">We describe two novel program improvements </w:t>
+      </w:r>
+      <w:r>
+        <w:rPr>
+          <w:rFonts w:asciiTheme="majorBidi" w:hAnsiTheme="majorBidi" w:cstheme="majorBidi"/>
+          <w:sz w:val="24"/>
+          <w:szCs w:val="24"/>
+        </w:rPr>
+        <w:t>that</w:t>
+      </w:r>
+      <w:r>
+        <w:rPr>
+          <w:rFonts w:asciiTheme="majorBidi" w:hAnsiTheme="majorBidi" w:cstheme="majorBidi"/>
+          <w:sz w:val="24"/>
+          <w:szCs w:val="24"/>
+        </w:rPr>
+        <w:t xml:space="preserve"> switch the </w:t>
+      </w:r>
+      <w:r>
+        <w:rPr>
+          <w:rFonts w:asciiTheme="majorBidi" w:hAnsiTheme="majorBidi" w:cstheme="majorBidi"/>
+          <w:sz w:val="24"/>
+          <w:szCs w:val="24"/>
+        </w:rPr>
+        <w:t xml:space="preserve">conservation </w:t>
+      </w:r>
+      <w:r>
+        <w:rPr>
+          <w:rFonts w:asciiTheme="majorBidi" w:hAnsiTheme="majorBidi" w:cstheme="majorBidi"/>
+          <w:sz w:val="24"/>
+          <w:szCs w:val="24"/>
+        </w:rPr>
+        <w:t xml:space="preserve">accounting from reductions from historical entitlements to reductions from the annual </w:t>
+      </w:r>
+      <w:r>
+        <w:rPr>
+          <w:rFonts w:asciiTheme="majorBidi" w:hAnsiTheme="majorBidi" w:cstheme="majorBidi"/>
+          <w:sz w:val="24"/>
+          <w:szCs w:val="24"/>
+        </w:rPr>
+        <w:t xml:space="preserve">physically </w:t>
+      </w:r>
+      <w:r>
+        <w:rPr>
+          <w:rFonts w:asciiTheme="majorBidi" w:hAnsiTheme="majorBidi" w:cstheme="majorBidi"/>
+          <w:sz w:val="24"/>
+          <w:szCs w:val="24"/>
+        </w:rPr>
+        <w:t>available water</w:t>
+      </w:r>
+      <w:r>
+        <w:rPr>
+          <w:rFonts w:asciiTheme="majorBidi" w:hAnsiTheme="majorBidi" w:cstheme="majorBidi"/>
+          <w:sz w:val="24"/>
+          <w:szCs w:val="24"/>
+        </w:rPr>
+        <w:t xml:space="preserve">. One strategy </w:t>
+      </w:r>
+      <w:r>
+        <w:rPr>
+          <w:rFonts w:asciiTheme="majorBidi" w:hAnsiTheme="majorBidi" w:cstheme="majorBidi"/>
+          <w:sz w:val="24"/>
+          <w:szCs w:val="24"/>
+        </w:rPr>
+        <w:t>proportionally reduces credits. A second strategy converts to water accounting. Both strategies have additional benefits such as ______________ . [[Final Sentence]].</w:t>
       </w:r>
     </w:p>
     <w:p>
       <w:pPr>
+        <w:pStyle w:val="Heading1"/>
+      </w:pPr>
+      <w:r>
+        <w:t>Data Availability</w:t>
+      </w:r>
+    </w:p>
+    <w:p>
+      <w:pPr>
         <w:rPr>
           <w:rFonts w:asciiTheme="majorBidi" w:hAnsiTheme="majorBidi" w:cstheme="majorBidi"/>
           <w:sz w:val="24"/>
@@ -17195,7 +17663,7 @@
         </w:rPr>
         <w:t xml:space="preserve">The data, models, and code used to generate tables and figures in this manuscript are available for download at </w:t>
       </w:r>
-      <w:hyperlink r:id="rId18" w:history="1">
+      <w:hyperlink r:id="rId19" w:history="1">
         <w:r>
           <w:rPr>
             <w:rStyle w:val="Hyperlink"/>
@@ -17217,36 +17685,237 @@
     </w:p>
     <w:p>
       <w:pPr>
-        <w:rPr>
-          <w:rFonts w:asciiTheme="majorBidi" w:hAnsiTheme="majorBidi" w:cstheme="majorBidi"/>
-          <w:sz w:val="24"/>
-          <w:szCs w:val="24"/>
-        </w:rPr>
-      </w:pPr>
+        <w:pStyle w:val="Heading1"/>
+      </w:pPr>
+      <w:r>
+        <w:t>Appendix A. Estimate Share</w:t>
+      </w:r>
+      <w:r>
+        <w:t>s</w:t>
+      </w:r>
+      <w:r>
+        <w:t xml:space="preserve"> of </w:t>
+      </w:r>
+      <w:r>
+        <w:t xml:space="preserve">Annual Lake Mead </w:t>
+      </w:r>
+      <w:r>
+        <w:t>Inflow</w:t>
+      </w:r>
+      <w:r>
+        <w:t xml:space="preserve"> from Prior Agreed Apportionment of Shortages</w:t>
+      </w:r>
+      <w:r>
+        <w:t>.</w:t>
+      </w:r>
     </w:p>
     <w:p>
       <w:pPr>
-        <w:pStyle w:val="Heading1"/>
-      </w:pPr>
-      <w:r>
-        <w:t>Appendix A. Estimate Share</w:t>
-      </w:r>
-      <w:r>
-        <w:t>s</w:t>
-      </w:r>
-      <w:r>
-        <w:t xml:space="preserve"> of </w:t>
-      </w:r>
-      <w:r>
-        <w:t xml:space="preserve">Annual Lake Mead </w:t>
-      </w:r>
-      <w:r>
-        <w:t>Inflow</w:t>
-      </w:r>
-      <w:r>
-        <w:t xml:space="preserve"> from Prior Agreed Apportionment of Shortages</w:t>
-      </w:r>
-      <w:r>
+        <w:rPr>
+          <w:rFonts w:asciiTheme="majorBidi" w:hAnsiTheme="majorBidi" w:cstheme="majorBidi"/>
+          <w:sz w:val="24"/>
+          <w:szCs w:val="24"/>
+        </w:rPr>
+      </w:pPr>
+      <w:r>
+        <w:rPr>
+          <w:rFonts w:asciiTheme="majorBidi" w:hAnsiTheme="majorBidi" w:cstheme="majorBidi"/>
+          <w:sz w:val="24"/>
+          <w:szCs w:val="24"/>
+        </w:rPr>
+        <w:t xml:space="preserve">This appendix </w:t>
+      </w:r>
+      <w:r>
+        <w:rPr>
+          <w:rFonts w:asciiTheme="majorBidi" w:hAnsiTheme="majorBidi" w:cstheme="majorBidi"/>
+          <w:sz w:val="24"/>
+          <w:szCs w:val="24"/>
+        </w:rPr>
+        <w:t>demonstrates a method to estimate</w:t>
+      </w:r>
+      <w:r>
+        <w:rPr>
+          <w:rFonts w:asciiTheme="majorBidi" w:hAnsiTheme="majorBidi" w:cstheme="majorBidi"/>
+          <w:sz w:val="24"/>
+          <w:szCs w:val="24"/>
+        </w:rPr>
+        <w:t xml:space="preserve"> Mexico’s and</w:t>
+      </w:r>
+      <w:r>
+        <w:rPr>
+          <w:rFonts w:asciiTheme="majorBidi" w:hAnsiTheme="majorBidi" w:cstheme="majorBidi"/>
+          <w:sz w:val="24"/>
+          <w:szCs w:val="24"/>
+        </w:rPr>
+        <w:t xml:space="preserve"> each Lower Basin </w:t>
+      </w:r>
+      <w:r>
+        <w:rPr>
+          <w:rFonts w:asciiTheme="majorBidi" w:hAnsiTheme="majorBidi" w:cstheme="majorBidi"/>
+          <w:sz w:val="24"/>
+          <w:szCs w:val="24"/>
+        </w:rPr>
+        <w:t>state</w:t>
+      </w:r>
+      <w:r>
+        <w:rPr>
+          <w:rFonts w:asciiTheme="majorBidi" w:hAnsiTheme="majorBidi" w:cstheme="majorBidi"/>
+          <w:sz w:val="24"/>
+          <w:szCs w:val="24"/>
+        </w:rPr>
+        <w:t xml:space="preserve">’s share of </w:t>
+      </w:r>
+      <w:r>
+        <w:rPr>
+          <w:rFonts w:asciiTheme="majorBidi" w:hAnsiTheme="majorBidi" w:cstheme="majorBidi"/>
+          <w:sz w:val="24"/>
+          <w:szCs w:val="24"/>
+        </w:rPr>
+        <w:t xml:space="preserve">the annual </w:t>
+      </w:r>
+      <w:r>
+        <w:rPr>
+          <w:rFonts w:asciiTheme="majorBidi" w:hAnsiTheme="majorBidi" w:cstheme="majorBidi"/>
+          <w:sz w:val="24"/>
+          <w:szCs w:val="24"/>
+        </w:rPr>
+        <w:t xml:space="preserve">Lake Mead </w:t>
+      </w:r>
+      <w:r>
+        <w:rPr>
+          <w:rFonts w:asciiTheme="majorBidi" w:hAnsiTheme="majorBidi" w:cstheme="majorBidi"/>
+          <w:sz w:val="24"/>
+          <w:szCs w:val="24"/>
+        </w:rPr>
+        <w:t>inflow</w:t>
+      </w:r>
+      <w:r>
+        <w:rPr>
+          <w:rFonts w:asciiTheme="majorBidi" w:hAnsiTheme="majorBidi" w:cstheme="majorBidi"/>
+          <w:sz w:val="24"/>
+          <w:szCs w:val="24"/>
+        </w:rPr>
+        <w:t xml:space="preserve"> from prior agreed upon apportionment of shortages</w:t>
+      </w:r>
+      <w:r>
+        <w:rPr>
+          <w:rFonts w:asciiTheme="majorBidi" w:hAnsiTheme="majorBidi" w:cstheme="majorBidi"/>
+          <w:sz w:val="24"/>
+          <w:szCs w:val="24"/>
+        </w:rPr>
+        <w:t xml:space="preserve">. </w:t>
+      </w:r>
+      <w:r>
+        <w:rPr>
+          <w:rFonts w:asciiTheme="majorBidi" w:hAnsiTheme="majorBidi" w:cstheme="majorBidi"/>
+          <w:sz w:val="24"/>
+          <w:szCs w:val="24"/>
+        </w:rPr>
+        <w:t xml:space="preserve">A </w:t>
+      </w:r>
+      <w:r>
+        <w:rPr>
+          <w:rFonts w:asciiTheme="majorBidi" w:hAnsiTheme="majorBidi" w:cstheme="majorBidi"/>
+          <w:sz w:val="24"/>
+          <w:szCs w:val="24"/>
+        </w:rPr>
+        <w:t xml:space="preserve">user’s </w:t>
+      </w:r>
+      <w:r>
+        <w:rPr>
+          <w:rFonts w:asciiTheme="majorBidi" w:hAnsiTheme="majorBidi" w:cstheme="majorBidi"/>
+          <w:sz w:val="24"/>
+          <w:szCs w:val="24"/>
+        </w:rPr>
+        <w:t>legal entitlement</w:t>
+      </w:r>
+      <w:r>
+        <w:rPr>
+          <w:rFonts w:asciiTheme="majorBidi" w:hAnsiTheme="majorBidi" w:cstheme="majorBidi"/>
+          <w:sz w:val="24"/>
+          <w:szCs w:val="24"/>
+        </w:rPr>
+        <w:t xml:space="preserve"> minus the</w:t>
+      </w:r>
+      <w:r>
+        <w:rPr>
+          <w:rFonts w:asciiTheme="majorBidi" w:hAnsiTheme="majorBidi" w:cstheme="majorBidi"/>
+          <w:sz w:val="24"/>
+          <w:szCs w:val="24"/>
+        </w:rPr>
+        <w:t>ir</w:t>
+      </w:r>
+      <w:r>
+        <w:rPr>
+          <w:rFonts w:asciiTheme="majorBidi" w:hAnsiTheme="majorBidi" w:cstheme="majorBidi"/>
+          <w:sz w:val="24"/>
+          <w:szCs w:val="24"/>
+        </w:rPr>
+        <w:t xml:space="preserve"> prior agreed-on water shortage volume</w:t>
+      </w:r>
+      <w:r>
+        <w:rPr>
+          <w:rFonts w:asciiTheme="majorBidi" w:hAnsiTheme="majorBidi" w:cstheme="majorBidi"/>
+          <w:sz w:val="24"/>
+          <w:szCs w:val="24"/>
+        </w:rPr>
+        <w:t xml:space="preserve"> </w:t>
+      </w:r>
+      <w:r>
+        <w:rPr>
+          <w:rFonts w:asciiTheme="majorBidi" w:hAnsiTheme="majorBidi" w:cstheme="majorBidi"/>
+          <w:sz w:val="24"/>
+          <w:szCs w:val="24"/>
+        </w:rPr>
+        <w:fldChar w:fldCharType="begin"/>
+      </w:r>
+      <w:r>
+        <w:rPr>
+          <w:rFonts w:asciiTheme="majorBidi" w:hAnsiTheme="majorBidi" w:cstheme="majorBidi"/>
+          <w:sz w:val="24"/>
+          <w:szCs w:val="24"/>
+        </w:rPr>
+        <w:instrText xml:space="preserve"> ADDIN EN.CITE &lt;EndNote&gt;&lt;Cite&gt;&lt;Author&gt;Buschatzke&lt;/Author&gt;&lt;Year&gt;2024&lt;/Year&gt;&lt;RecNum&gt;3016&lt;/RecNum&gt;&lt;Suffix&gt;`; Table A1&lt;/Suffix&gt;&lt;DisplayText&gt;(Buschatzke et al., 2024; Table A1)&lt;/DisplayText&gt;&lt;record&gt;&lt;rec-number&gt;3016&lt;/rec-number&gt;&lt;foreign-keys&gt;&lt;key app="EN" db-id="xxt5ta9pd995dwesap0pdzzp2weaz0w9werf" timestamp="1723671806"&gt;3016&lt;/key&gt;&lt;/foreign-keys&gt;&lt;ref-type name="Web Page"&gt;12&lt;/ref-type&gt;&lt;contributors&gt;&lt;authors&gt;&lt;author&gt;Thomas Buschatzke&lt;/author&gt;&lt;author&gt;J.B. Hamby&lt;/author&gt;&lt;author&gt;John Entsminger&lt;/author&gt;&lt;/authors&gt;&lt;/contributors&gt;&lt;titles&gt;&lt;title&gt;Lower Basin Alternative for the Post-2026 Coordinated Operation of the Colorado River Basin&lt;/title&gt;&lt;/titles&gt;&lt;volume&gt;2024&lt;/volume&gt;&lt;number&gt;August 14&lt;/number&gt;&lt;dates&gt;&lt;year&gt;2024&lt;/year&gt;&lt;/dates&gt;&lt;urls&gt;&lt;related-urls&gt;&lt;url&gt;https://www.snwa.com/assets/pdf/lower-basin-alternative-letter-march2024.pdf&lt;/url&gt;&lt;/related-urls&gt;&lt;/urls&gt;&lt;/record&gt;&lt;/Cite&gt;&lt;/EndNote&gt;</w:instrText>
+      </w:r>
+      <w:r>
+        <w:rPr>
+          <w:rFonts w:asciiTheme="majorBidi" w:hAnsiTheme="majorBidi" w:cstheme="majorBidi"/>
+          <w:sz w:val="24"/>
+          <w:szCs w:val="24"/>
+        </w:rPr>
+        <w:fldChar w:fldCharType="separate"/>
+      </w:r>
+      <w:r>
+        <w:rPr>
+          <w:rFonts w:asciiTheme="majorBidi" w:hAnsiTheme="majorBidi" w:cstheme="majorBidi"/>
+          <w:noProof/>
+          <w:sz w:val="24"/>
+          <w:szCs w:val="24"/>
+        </w:rPr>
+        <w:t>(Buschatzke et al., 2024; Table A1)</w:t>
+      </w:r>
+      <w:r>
+        <w:rPr>
+          <w:rFonts w:asciiTheme="majorBidi" w:hAnsiTheme="majorBidi" w:cstheme="majorBidi"/>
+          <w:sz w:val="24"/>
+          <w:szCs w:val="24"/>
+        </w:rPr>
+        <w:fldChar w:fldCharType="end"/>
+      </w:r>
+      <w:r>
+        <w:rPr>
+          <w:rFonts w:asciiTheme="majorBidi" w:hAnsiTheme="majorBidi" w:cstheme="majorBidi"/>
+          <w:sz w:val="24"/>
+          <w:szCs w:val="24"/>
+        </w:rPr>
+        <w:t xml:space="preserve"> becomes the share of reservoir inflow (Table A2)</w:t>
+      </w:r>
+      <w:r>
+        <w:rPr>
+          <w:rFonts w:asciiTheme="majorBidi" w:hAnsiTheme="majorBidi" w:cstheme="majorBidi"/>
+          <w:sz w:val="24"/>
+          <w:szCs w:val="24"/>
+        </w:rPr>
         <w:t>.</w:t>
       </w:r>
     </w:p>
@@ -17254,216 +17923,6 @@
       <w:pPr>
         <w:rPr>
           <w:rFonts w:asciiTheme="majorBidi" w:hAnsiTheme="majorBidi" w:cstheme="majorBidi"/>
-          <w:sz w:val="24"/>
-          <w:szCs w:val="24"/>
-        </w:rPr>
-      </w:pPr>
-      <w:r>
-        <w:rPr>
-          <w:rFonts w:asciiTheme="majorBidi" w:hAnsiTheme="majorBidi" w:cstheme="majorBidi"/>
-          <w:sz w:val="24"/>
-          <w:szCs w:val="24"/>
-        </w:rPr>
-        <w:t xml:space="preserve">This appendix </w:t>
-      </w:r>
-      <w:r>
-        <w:rPr>
-          <w:rFonts w:asciiTheme="majorBidi" w:hAnsiTheme="majorBidi" w:cstheme="majorBidi"/>
-          <w:sz w:val="24"/>
-          <w:szCs w:val="24"/>
-        </w:rPr>
-        <w:t>demonstrates a method to estimate</w:t>
-      </w:r>
-      <w:r>
-        <w:rPr>
-          <w:rFonts w:asciiTheme="majorBidi" w:hAnsiTheme="majorBidi" w:cstheme="majorBidi"/>
-          <w:sz w:val="24"/>
-          <w:szCs w:val="24"/>
-        </w:rPr>
-        <w:t xml:space="preserve"> Mexico’s and</w:t>
-      </w:r>
-      <w:r>
-        <w:rPr>
-          <w:rFonts w:asciiTheme="majorBidi" w:hAnsiTheme="majorBidi" w:cstheme="majorBidi"/>
-          <w:sz w:val="24"/>
-          <w:szCs w:val="24"/>
-        </w:rPr>
-        <w:t xml:space="preserve"> each Lower Basin </w:t>
-      </w:r>
-      <w:r>
-        <w:rPr>
-          <w:rFonts w:asciiTheme="majorBidi" w:hAnsiTheme="majorBidi" w:cstheme="majorBidi"/>
-          <w:sz w:val="24"/>
-          <w:szCs w:val="24"/>
-        </w:rPr>
-        <w:t>state</w:t>
-      </w:r>
-      <w:r>
-        <w:rPr>
-          <w:rFonts w:asciiTheme="majorBidi" w:hAnsiTheme="majorBidi" w:cstheme="majorBidi"/>
-          <w:sz w:val="24"/>
-          <w:szCs w:val="24"/>
-        </w:rPr>
-        <w:t xml:space="preserve">’s share of </w:t>
-      </w:r>
-      <w:r>
-        <w:rPr>
-          <w:rFonts w:asciiTheme="majorBidi" w:hAnsiTheme="majorBidi" w:cstheme="majorBidi"/>
-          <w:sz w:val="24"/>
-          <w:szCs w:val="24"/>
-        </w:rPr>
-        <w:t xml:space="preserve">the annual </w:t>
-      </w:r>
-      <w:r>
-        <w:rPr>
-          <w:rFonts w:asciiTheme="majorBidi" w:hAnsiTheme="majorBidi" w:cstheme="majorBidi"/>
-          <w:sz w:val="24"/>
-          <w:szCs w:val="24"/>
-        </w:rPr>
-        <w:t xml:space="preserve">Lake Mead </w:t>
-      </w:r>
-      <w:r>
-        <w:rPr>
-          <w:rFonts w:asciiTheme="majorBidi" w:hAnsiTheme="majorBidi" w:cstheme="majorBidi"/>
-          <w:sz w:val="24"/>
-          <w:szCs w:val="24"/>
-        </w:rPr>
-        <w:t>inflow</w:t>
-      </w:r>
-      <w:r>
-        <w:rPr>
-          <w:rFonts w:asciiTheme="majorBidi" w:hAnsiTheme="majorBidi" w:cstheme="majorBidi"/>
-          <w:sz w:val="24"/>
-          <w:szCs w:val="24"/>
-        </w:rPr>
-        <w:t xml:space="preserve"> from prior agreed upon apportionment of shortages</w:t>
-      </w:r>
-      <w:r>
-        <w:rPr>
-          <w:rFonts w:asciiTheme="majorBidi" w:hAnsiTheme="majorBidi" w:cstheme="majorBidi"/>
-          <w:sz w:val="24"/>
-          <w:szCs w:val="24"/>
-        </w:rPr>
-        <w:t xml:space="preserve">. </w:t>
-      </w:r>
-      <w:r>
-        <w:rPr>
-          <w:rFonts w:asciiTheme="majorBidi" w:hAnsiTheme="majorBidi" w:cstheme="majorBidi"/>
-          <w:sz w:val="24"/>
-          <w:szCs w:val="24"/>
-        </w:rPr>
-        <w:t xml:space="preserve">A </w:t>
-      </w:r>
-      <w:r>
-        <w:rPr>
-          <w:rFonts w:asciiTheme="majorBidi" w:hAnsiTheme="majorBidi" w:cstheme="majorBidi"/>
-          <w:sz w:val="24"/>
-          <w:szCs w:val="24"/>
-        </w:rPr>
-        <w:t xml:space="preserve">user’s </w:t>
-      </w:r>
-      <w:r>
-        <w:rPr>
-          <w:rFonts w:asciiTheme="majorBidi" w:hAnsiTheme="majorBidi" w:cstheme="majorBidi"/>
-          <w:sz w:val="24"/>
-          <w:szCs w:val="24"/>
-        </w:rPr>
-        <w:t>legal entitlement</w:t>
-      </w:r>
-      <w:r>
-        <w:rPr>
-          <w:rFonts w:asciiTheme="majorBidi" w:hAnsiTheme="majorBidi" w:cstheme="majorBidi"/>
-          <w:sz w:val="24"/>
-          <w:szCs w:val="24"/>
-        </w:rPr>
-        <w:t xml:space="preserve"> minus the</w:t>
-      </w:r>
-      <w:r>
-        <w:rPr>
-          <w:rFonts w:asciiTheme="majorBidi" w:hAnsiTheme="majorBidi" w:cstheme="majorBidi"/>
-          <w:sz w:val="24"/>
-          <w:szCs w:val="24"/>
-        </w:rPr>
-        <w:t>ir</w:t>
-      </w:r>
-      <w:r>
-        <w:rPr>
-          <w:rFonts w:asciiTheme="majorBidi" w:hAnsiTheme="majorBidi" w:cstheme="majorBidi"/>
-          <w:sz w:val="24"/>
-          <w:szCs w:val="24"/>
-        </w:rPr>
-        <w:t xml:space="preserve"> prior agreed-on water shortage volume</w:t>
-      </w:r>
-      <w:r>
-        <w:rPr>
-          <w:rFonts w:asciiTheme="majorBidi" w:hAnsiTheme="majorBidi" w:cstheme="majorBidi"/>
-          <w:sz w:val="24"/>
-          <w:szCs w:val="24"/>
-        </w:rPr>
-        <w:t xml:space="preserve"> </w:t>
-      </w:r>
-      <w:r>
-        <w:rPr>
-          <w:rFonts w:asciiTheme="majorBidi" w:hAnsiTheme="majorBidi" w:cstheme="majorBidi"/>
-          <w:sz w:val="24"/>
-          <w:szCs w:val="24"/>
-        </w:rPr>
-        <w:fldChar w:fldCharType="begin"/>
-      </w:r>
-      <w:r>
-        <w:rPr>
-          <w:rFonts w:asciiTheme="majorBidi" w:hAnsiTheme="majorBidi" w:cstheme="majorBidi"/>
-          <w:sz w:val="24"/>
-          <w:szCs w:val="24"/>
-        </w:rPr>
-        <w:instrText xml:space="preserve"> ADDIN EN.CITE &lt;EndNote&gt;&lt;Cite&gt;&lt;Author&gt;Buschatzke&lt;/Author&gt;&lt;Year&gt;2024&lt;/Year&gt;&lt;RecNum&gt;3016&lt;/RecNum&gt;&lt;Suffix&gt;`; Table A1&lt;/Suffix&gt;&lt;DisplayText&gt;(Buschatzke et al., 2024; Table A1)&lt;/DisplayText&gt;&lt;record&gt;&lt;rec-number&gt;3016&lt;/rec-number&gt;&lt;foreign-keys&gt;&lt;key app="EN" db-id="xxt5ta9pd995dwesap0pdzzp2weaz0w9werf" timestamp="1723671806"&gt;3016&lt;/key&gt;&lt;/foreign-keys&gt;&lt;ref-type name="Web Page"&gt;12&lt;/ref-type&gt;&lt;contributors&gt;&lt;authors&gt;&lt;author&gt;Thomas Buschatzke&lt;/author&gt;&lt;author&gt;J.B. Hamby&lt;/author&gt;&lt;author&gt;John Entsminger&lt;/author&gt;&lt;/authors&gt;&lt;/contributors&gt;&lt;titles&gt;&lt;title&gt;Lower Basin Alternative for the Post-2026 Coordinated Operation of the Colorado River Basin&lt;/title&gt;&lt;/titles&gt;&lt;volume&gt;2024&lt;/volume&gt;&lt;number&gt;August 14&lt;/number&gt;&lt;dates&gt;&lt;year&gt;2024&lt;/year&gt;&lt;/dates&gt;&lt;urls&gt;&lt;related-urls&gt;&lt;url&gt;https://www.snwa.com/assets/pdf/lower-basin-alternative-letter-march2024.pdf&lt;/url&gt;&lt;/related-urls&gt;&lt;/urls&gt;&lt;/record&gt;&lt;/Cite&gt;&lt;/EndNote&gt;</w:instrText>
-      </w:r>
-      <w:r>
-        <w:rPr>
-          <w:rFonts w:asciiTheme="majorBidi" w:hAnsiTheme="majorBidi" w:cstheme="majorBidi"/>
-          <w:sz w:val="24"/>
-          <w:szCs w:val="24"/>
-        </w:rPr>
-        <w:fldChar w:fldCharType="separate"/>
-      </w:r>
-      <w:r>
-        <w:rPr>
-          <w:rFonts w:asciiTheme="majorBidi" w:hAnsiTheme="majorBidi" w:cstheme="majorBidi"/>
-          <w:noProof/>
-          <w:sz w:val="24"/>
-          <w:szCs w:val="24"/>
-        </w:rPr>
-        <w:t>(Buschatzke et al., 2024; Table A1)</w:t>
-      </w:r>
-      <w:r>
-        <w:rPr>
-          <w:rFonts w:asciiTheme="majorBidi" w:hAnsiTheme="majorBidi" w:cstheme="majorBidi"/>
-          <w:sz w:val="24"/>
-          <w:szCs w:val="24"/>
-        </w:rPr>
-        <w:fldChar w:fldCharType="end"/>
-      </w:r>
-      <w:r>
-        <w:rPr>
-          <w:rFonts w:asciiTheme="majorBidi" w:hAnsiTheme="majorBidi" w:cstheme="majorBidi"/>
-          <w:sz w:val="24"/>
-          <w:szCs w:val="24"/>
-        </w:rPr>
-        <w:t xml:space="preserve"> becomes the share of reservoir inflow (Table A2)</w:t>
-      </w:r>
-      <w:r>
-        <w:rPr>
-          <w:rFonts w:asciiTheme="majorBidi" w:hAnsiTheme="majorBidi" w:cstheme="majorBidi"/>
-          <w:sz w:val="24"/>
-          <w:szCs w:val="24"/>
-        </w:rPr>
-        <w:t>.</w:t>
-      </w:r>
-    </w:p>
-    <w:p>
-      <w:pPr>
-        <w:rPr>
-          <w:rFonts w:asciiTheme="majorBidi" w:hAnsiTheme="majorBidi" w:cstheme="majorBidi"/>
           <w:b/>
           <w:bCs/>
           <w:sz w:val="24"/>
@@ -17478,6 +17937,7 @@
           <w:sz w:val="24"/>
           <w:szCs w:val="24"/>
         </w:rPr>
+        <w:lastRenderedPageBreak/>
         <w:t xml:space="preserve">Table A1. </w:t>
       </w:r>
       <w:r>
@@ -17612,7 +18072,7 @@
                     </pic:cNvPicPr>
                   </pic:nvPicPr>
                   <pic:blipFill>
-                    <a:blip r:embed="rId19">
+                    <a:blip r:embed="rId20">
                       <a:extLst>
                         <a:ext uri="{28A0092B-C50C-407E-A947-70E740481C1C}">
                           <a14:useLocalDpi xmlns:a14="http://schemas.microsoft.com/office/drawing/2010/main" val="0"/>
@@ -17673,7 +18133,6 @@
           <w:sz w:val="24"/>
           <w:szCs w:val="24"/>
         </w:rPr>
-        <w:lastRenderedPageBreak/>
         <w:t xml:space="preserve">Table A2. Share of </w:t>
       </w:r>
       <w:r>
@@ -17749,7 +18208,7 @@
                     </pic:cNvPicPr>
                   </pic:nvPicPr>
                   <pic:blipFill>
-                    <a:blip r:embed="rId20">
+                    <a:blip r:embed="rId21">
                       <a:extLst>
                         <a:ext uri="{28A0092B-C50C-407E-A947-70E740481C1C}">
                           <a14:useLocalDpi xmlns:a14="http://schemas.microsoft.com/office/drawing/2010/main" val="0"/>
@@ -18429,6 +18888,7 @@
           <w:sz w:val="24"/>
           <w:szCs w:val="24"/>
         </w:rPr>
+        <w:lastRenderedPageBreak/>
         <w:t xml:space="preserve">Mexico [F] = 1.5 </w:t>
       </w:r>
       <w:r>
@@ -18738,7 +19198,6 @@
         <w:pStyle w:val="Heading1"/>
       </w:pPr>
       <w:r>
-        <w:lastRenderedPageBreak/>
         <w:t>References</w:t>
       </w:r>
     </w:p>
@@ -18784,7 +19243,7 @@
       <w:r>
         <w:t xml:space="preserve">, 4(2), e1274. </w:t>
       </w:r>
-      <w:hyperlink r:id="rId21" w:history="1">
+      <w:hyperlink r:id="rId22" w:history="1">
         <w:r>
           <w:rPr>
             <w:rStyle w:val="Hyperlink"/>
@@ -18814,7 +19273,7 @@
       <w:r>
         <w:t xml:space="preserve">, November 8, 2021. </w:t>
       </w:r>
-      <w:hyperlink r:id="rId22" w:history="1">
+      <w:hyperlink r:id="rId23" w:history="1">
         <w:r>
           <w:rPr>
             <w:rStyle w:val="Hyperlink"/>
@@ -18835,7 +19294,7 @@
       <w:r>
         <w:t xml:space="preserve">Buschatzke, T., Hamby, J. B., and Entsminger, J. (2024). "Lower Basin Alternative for the Post-2026 Coordinated Operation of the Colorado River Basin." </w:t>
       </w:r>
-      <w:hyperlink r:id="rId23" w:history="1">
+      <w:hyperlink r:id="rId24" w:history="1">
         <w:r>
           <w:rPr>
             <w:rStyle w:val="Hyperlink"/>
@@ -18856,7 +19315,7 @@
       <w:r>
         <w:t xml:space="preserve">City of Phoenix. (2024). "Additional concepts for consideration - City of Phoenix." </w:t>
       </w:r>
-      <w:hyperlink r:id="rId24" w:history="1">
+      <w:hyperlink r:id="rId25" w:history="1">
         <w:r>
           <w:rPr>
             <w:rStyle w:val="Hyperlink"/>
@@ -18905,7 +19364,7 @@
       <w:r>
         <w:t xml:space="preserve">, 84(2), 242-261. </w:t>
       </w:r>
-      <w:hyperlink r:id="rId25" w:history="1">
+      <w:hyperlink r:id="rId26" w:history="1">
         <w:r>
           <w:rPr>
             <w:rStyle w:val="Hyperlink"/>
@@ -18935,7 +19394,7 @@
       <w:r>
         <w:t xml:space="preserve">, 90(4), 713-737. </w:t>
       </w:r>
-      <w:hyperlink r:id="rId26" w:history="1">
+      <w:hyperlink r:id="rId27" w:history="1">
         <w:r>
           <w:rPr>
             <w:rStyle w:val="Hyperlink"/>
@@ -18965,7 +19424,7 @@
       <w:r>
         <w:t xml:space="preserve">, 372(6545), 885-885. </w:t>
       </w:r>
-      <w:hyperlink r:id="rId27" w:history="1">
+      <w:hyperlink r:id="rId28" w:history="1">
         <w:r>
           <w:rPr>
             <w:rStyle w:val="Hyperlink"/>
@@ -19001,7 +19460,7 @@
         <w:spacing w:after="0"/>
         <w:ind w:left="720" w:hanging="720"/>
       </w:pPr>
-      <w:hyperlink r:id="rId28" w:history="1">
+      <w:hyperlink r:id="rId29" w:history="1">
         <w:r>
           <w:rPr>
             <w:rStyle w:val="Hyperlink"/>
@@ -19020,7 +19479,11 @@
         <w:ind w:left="720" w:hanging="720"/>
       </w:pPr>
       <w:r>
-        <w:t xml:space="preserve">Hecht, J. S., Vogel, R. M., McManamay, R. A., Kroll, C. N., and Reed, J. M. (2020). "Decision Trees for Incorporating Hypothesis Tests of Hydrologic Alteration into Hydropower&amp;#x2013;Ecosystem Tradeoffs." </w:t>
+        <w:t xml:space="preserve">Hecht, J. S., Vogel, R. M., McManamay, R. A., Kroll, C. N., and Reed, J. M. (2020). "Decision Trees for Incorporating Hypothesis Tests of Hydrologic Alteration into Hydropower&amp;#x2013;Ecosystem </w:t>
+      </w:r>
+      <w:r>
+        <w:lastRenderedPageBreak/>
+        <w:t xml:space="preserve">Tradeoffs." </w:t>
       </w:r>
       <w:r>
         <w:rPr>
@@ -19031,7 +19494,7 @@
       <w:r>
         <w:t xml:space="preserve">, 146(5), 04020017. </w:t>
       </w:r>
-      <w:hyperlink r:id="rId29" w:history="1">
+      <w:hyperlink r:id="rId30" w:history="1">
         <w:r>
           <w:rPr>
             <w:rStyle w:val="Hyperlink"/>
@@ -19061,7 +19524,7 @@
       <w:r>
         <w:t xml:space="preserve">. </w:t>
       </w:r>
-      <w:hyperlink r:id="rId30" w:history="1">
+      <w:hyperlink r:id="rId31" w:history="1">
         <w:r>
           <w:rPr>
             <w:rStyle w:val="Hyperlink"/>
@@ -19101,7 +19564,7 @@
       <w:r>
         <w:t xml:space="preserve">IBWC. (2021). "Minutes between the United States and Mexican Sections of the IBWC." United States Section, </w:t>
       </w:r>
-      <w:hyperlink r:id="rId31" w:history="1">
+      <w:hyperlink r:id="rId32" w:history="1">
         <w:r>
           <w:rPr>
             <w:rStyle w:val="Hyperlink"/>
@@ -19131,7 +19594,7 @@
       <w:r>
         <w:t xml:space="preserve">, 372(6540), 418-421. </w:t>
       </w:r>
-      <w:hyperlink r:id="rId32" w:history="1">
+      <w:hyperlink r:id="rId33" w:history="1">
         <w:r>
           <w:rPr>
             <w:rStyle w:val="Hyperlink"/>
@@ -19169,11 +19632,7 @@
         <w:ind w:left="720" w:hanging="720"/>
       </w:pPr>
       <w:r>
-        <w:t xml:space="preserve">Meehan, K., Jepson, W., Harris, L. M., Wutich, A., Beresford, M., Fencl, A., London, J., Pierce, G., Radonic, L., Wells, C., Wilson, N. J., Adams, E. A., Arsenault, R., Brewis, A., Harrington, V., Lambrinidou, Y., McGregor, D., Patrick, R., Pauli, B., Pearson, A. L., Shah, S., Splichalova, D., Workman, C., and </w:t>
-      </w:r>
-      <w:r>
-        <w:lastRenderedPageBreak/>
-        <w:t xml:space="preserve">Young, S. (2020). "Exposing the myths of household water insecurity in the global north: A critical review." </w:t>
+        <w:t xml:space="preserve">Meehan, K., Jepson, W., Harris, L. M., Wutich, A., Beresford, M., Fencl, A., London, J., Pierce, G., Radonic, L., Wells, C., Wilson, N. J., Adams, E. A., Arsenault, R., Brewis, A., Harrington, V., Lambrinidou, Y., McGregor, D., Patrick, R., Pauli, B., Pearson, A. L., Shah, S., Splichalova, D., Workman, C., and Young, S. (2020). "Exposing the myths of household water insecurity in the global north: A critical review." </w:t>
       </w:r>
       <w:r>
         <w:rPr>
@@ -19184,7 +19643,7 @@
       <w:r>
         <w:t xml:space="preserve">, 7(6), e1486. </w:t>
       </w:r>
-      <w:hyperlink r:id="rId33" w:history="1">
+      <w:hyperlink r:id="rId34" w:history="1">
         <w:r>
           <w:rPr>
             <w:rStyle w:val="Hyperlink"/>
@@ -19213,36 +19672,6 @@
       </w:r>
       <w:r>
         <w:t>, Joseph Henry Press, Washington, D.C.</w:t>
-      </w:r>
-    </w:p>
-    <w:p>
-      <w:pPr>
-        <w:pStyle w:val="EndNoteBibliography"/>
-        <w:spacing w:after="0"/>
-        <w:ind w:left="720" w:hanging="720"/>
-      </w:pPr>
-      <w:r>
-        <w:t xml:space="preserve">Myers, A., Rosenberg, D., Akbar, H., and Porse, E. (2025). "Immersive Model for Lake Mead Based on the Principle of Divide Reservoir Inflow." </w:t>
-      </w:r>
-      <w:r>
-        <w:rPr>
-          <w:i/>
-        </w:rPr>
-        <w:t>Hydroshare</w:t>
-      </w:r>
-      <w:r>
-        <w:t xml:space="preserve">. </w:t>
-      </w:r>
-      <w:hyperlink r:id="rId34" w:history="1">
-        <w:r>
-          <w:rPr>
-            <w:rStyle w:val="Hyperlink"/>
-          </w:rPr>
-          <w:t>http://www.hydroshare.org/resource/23bf9eb290ce4c6a8290c214e6b04da4</w:t>
-        </w:r>
-      </w:hyperlink>
-      <w:r>
-        <w:t>.</w:t>
       </w:r>
     </w:p>
     <w:p>
@@ -19319,19 +19748,7 @@
           <w:rPr>
             <w:rStyle w:val="Hyperlink"/>
           </w:rPr>
-          <w:t>https://heinonline.org/HOL/Page?handle=hein.journals/ucollr88&amp;id=</w:t>
-        </w:r>
-        <w:r>
-          <w:rPr>
-            <w:rStyle w:val="Hyperlink"/>
-          </w:rPr>
-          <w:t>5</w:t>
-        </w:r>
-        <w:r>
-          <w:rPr>
-            <w:rStyle w:val="Hyperlink"/>
-          </w:rPr>
-          <w:t>11&amp;collection=journals&amp;index</w:t>
+          <w:t>https://heinonline.org/HOL/Page?handle=hein.journals/ucollr88&amp;id=511&amp;collection=journals&amp;index</w:t>
         </w:r>
       </w:hyperlink>
       <w:r>
@@ -19456,7 +19873,11 @@
         <w:ind w:left="720" w:hanging="720"/>
       </w:pPr>
       <w:r>
-        <w:t xml:space="preserve">Salehabadi, H., Tarboton, D. G., Wheeler, K. G., Smith, R., and Baker, S. (2024). "Quantifying and Classifying Streamflow Ensembles Using a Broad Range of Metrics for an Evidence-Based Analysis: Colorado River Case Study." </w:t>
+        <w:t xml:space="preserve">Salehabadi, H., Tarboton, D. G., Wheeler, K. G., Smith, R., and Baker, S. (2024). "Quantifying and Classifying Streamflow Ensembles Using a Broad Range of Metrics for an Evidence-Based </w:t>
+      </w:r>
+      <w:r>
+        <w:lastRenderedPageBreak/>
+        <w:t xml:space="preserve">Analysis: Colorado River Case Study." </w:t>
       </w:r>
       <w:r>
         <w:rPr>
@@ -19576,7 +19997,6 @@
         <w:ind w:left="720" w:hanging="720"/>
       </w:pPr>
       <w:r>
-        <w:lastRenderedPageBreak/>
         <w:t xml:space="preserve">UCRC. (2018). "Colorado River System Conservation Pilot Program in the Upper Colorado River Basin." </w:t>
       </w:r>
       <w:r>
@@ -19850,6 +20270,7 @@
           <w:sz w:val="24"/>
           <w:szCs w:val="24"/>
         </w:rPr>
+        <w:lastRenderedPageBreak/>
         <w:fldChar w:fldCharType="end"/>
       </w:r>
     </w:p>
@@ -19951,40 +20372,6 @@
       </w:r>
     </w:p>
   </w:comment>
-  <w:comment w:id="14" w:author="Erik Christian Porse" w:date="2026-05-27T18:13:00Z" w:initials="EP">
-    <w:p>
-      <w:r>
-        <w:rPr>
-          <w:rStyle w:val="CommentReference"/>
-        </w:rPr>
-        <w:annotationRef/>
-      </w:r>
-      <w:r>
-        <w:rPr>
-          <w:sz w:val="20"/>
-          <w:szCs w:val="20"/>
-        </w:rPr>
-        <w:t xml:space="preserve">Suggest to frame these as innovations to the current policy and programs. </w:t>
-      </w:r>
-    </w:p>
-  </w:comment>
-  <w:comment w:id="15" w:author="Erik Christian Porse" w:date="2026-05-27T18:15:00Z" w:initials="EP">
-    <w:p>
-      <w:r>
-        <w:rPr>
-          <w:rStyle w:val="CommentReference"/>
-        </w:rPr>
-        <w:annotationRef/>
-      </w:r>
-      <w:r>
-        <w:rPr>
-          <w:sz w:val="20"/>
-          <w:szCs w:val="20"/>
-        </w:rPr>
-        <w:t xml:space="preserve">This list is a bit overwhelming. Could this be converted into a table with an example of how it benefits? </w:t>
-      </w:r>
-    </w:p>
-  </w:comment>
 </w:comments>
 </file>
 
@@ -19995,8 +20382,6 @@
   <w15:commentEx w15:paraId="3C4EF3BA" w15:done="0"/>
   <w15:commentEx w15:paraId="14A03515" w15:done="0"/>
   <w15:commentEx w15:paraId="1373997E" w15:done="0"/>
-  <w15:commentEx w15:paraId="091788BF" w15:done="0"/>
-  <w15:commentEx w15:paraId="04FECE45" w15:paraIdParent="091788BF" w15:done="0"/>
 </w15:commentsEx>
 </file>
 
@@ -20007,8 +20392,6 @@
   <w16cex:commentExtensible w16cex:durableId="0B3FF86F" w16cex:dateUtc="2026-05-28T00:53:00Z"/>
   <w16cex:commentExtensible w16cex:durableId="0769A5C1" w16cex:dateUtc="2026-05-27T22:54:00Z"/>
   <w16cex:commentExtensible w16cex:durableId="47362715" w16cex:dateUtc="2026-05-28T00:58:00Z"/>
-  <w16cex:commentExtensible w16cex:durableId="55B147C9" w16cex:dateUtc="2026-05-28T01:13:00Z"/>
-  <w16cex:commentExtensible w16cex:durableId="416F9609" w16cex:dateUtc="2026-05-28T01:15:00Z"/>
 </w16cex:commentsExtensible>
 </file>
 
@@ -20019,8 +20402,6 @@
   <w16cid:commentId w16cid:paraId="3C4EF3BA" w16cid:durableId="0B3FF86F"/>
   <w16cid:commentId w16cid:paraId="14A03515" w16cid:durableId="0769A5C1"/>
   <w16cid:commentId w16cid:paraId="1373997E" w16cid:durableId="47362715"/>
-  <w16cid:commentId w16cid:paraId="091788BF" w16cid:durableId="55B147C9"/>
-  <w16cid:commentId w16cid:paraId="04FECE45" w16cid:durableId="416F9609"/>
 </w16cid:commentsIds>
 </file>
 
@@ -24206,4 +24587,16 @@
     </a:ext>
   </a:extLst>
 </a:theme>
+</file>
+
+<file path=customXml/item1.xml><?xml version="1.0" encoding="utf-8"?>
+<b:Sources xmlns:b="http://schemas.openxmlformats.org/officeDocument/2006/bibliography" xmlns="http://schemas.openxmlformats.org/officeDocument/2006/bibliography" SelectedStyle="\APASixthEditionOfficeOnline.xsl" StyleName="APA" Version="6"/>
+</file>
+
+<file path=customXml/itemProps1.xml><?xml version="1.0" encoding="utf-8"?>
+<ds:datastoreItem xmlns:ds="http://schemas.openxmlformats.org/officeDocument/2006/customXml" ds:itemID="{7AFC1DB5-AFCB-4FC4-9BCF-8FBA98599B80}">
+  <ds:schemaRefs>
+    <ds:schemaRef ds:uri="http://schemas.openxmlformats.org/officeDocument/2006/bibliography"/>
+  </ds:schemaRefs>
+</ds:datastoreItem>
 </file>
--- a/LakeMeadWaterConservationProgramAnalysis/LakeMeadWaterConservationProgramSuccessChallengesSuggestions_v3.docx
+++ b/LakeMeadWaterConservationProgramAnalysis/LakeMeadWaterConservationProgramSuccessChallengesSuggestions_v3.docx
@@ -71,7 +71,7 @@
           <w:sz w:val="28"/>
           <w:szCs w:val="28"/>
         </w:rPr>
-        <w:t>Risk</w:t>
+        <w:t xml:space="preserve">User’s </w:t>
       </w:r>
       <w:r>
         <w:rPr>
@@ -81,7 +81,7 @@
           <w:sz w:val="28"/>
           <w:szCs w:val="28"/>
         </w:rPr>
-        <w:t>s</w:t>
+        <w:t xml:space="preserve">Conflicting </w:t>
       </w:r>
       <w:r>
         <w:rPr>
@@ -91,7 +91,7 @@
           <w:sz w:val="28"/>
           <w:szCs w:val="28"/>
         </w:rPr>
-        <w:t xml:space="preserve"> </w:t>
+        <w:t>Risk</w:t>
       </w:r>
       <w:r>
         <w:rPr>
@@ -101,7 +101,7 @@
           <w:sz w:val="28"/>
           <w:szCs w:val="28"/>
         </w:rPr>
-        <w:t xml:space="preserve">of </w:t>
+        <w:t>s</w:t>
       </w:r>
       <w:r>
         <w:rPr>
@@ -111,7 +111,7 @@
           <w:sz w:val="28"/>
           <w:szCs w:val="28"/>
         </w:rPr>
-        <w:t>D</w:t>
+        <w:t xml:space="preserve"> </w:t>
       </w:r>
       <w:r>
         <w:rPr>
@@ -121,7 +121,7 @@
           <w:sz w:val="28"/>
           <w:szCs w:val="28"/>
         </w:rPr>
-        <w:t xml:space="preserve">eclining </w:t>
+        <w:t xml:space="preserve">of </w:t>
       </w:r>
       <w:r>
         <w:rPr>
@@ -131,7 +131,7 @@
           <w:sz w:val="28"/>
           <w:szCs w:val="28"/>
         </w:rPr>
-        <w:t>F</w:t>
+        <w:t>D</w:t>
       </w:r>
       <w:r>
         <w:rPr>
@@ -141,7 +141,7 @@
           <w:sz w:val="28"/>
           <w:szCs w:val="28"/>
         </w:rPr>
-        <w:t>lows</w:t>
+        <w:t xml:space="preserve">eclining </w:t>
       </w:r>
       <w:r>
         <w:rPr>
@@ -151,7 +151,7 @@
           <w:sz w:val="28"/>
           <w:szCs w:val="28"/>
         </w:rPr>
-        <w:t xml:space="preserve"> </w:t>
+        <w:t>F</w:t>
       </w:r>
       <w:r>
         <w:rPr>
@@ -161,7 +161,7 @@
           <w:sz w:val="28"/>
           <w:szCs w:val="28"/>
         </w:rPr>
-        <w:t>with more</w:t>
+        <w:t>lows</w:t>
       </w:r>
       <w:r>
         <w:rPr>
@@ -171,7 +171,7 @@
           <w:sz w:val="28"/>
           <w:szCs w:val="28"/>
         </w:rPr>
-        <w:t xml:space="preserve"> Autonomy and Adaptation</w:t>
+        <w:t xml:space="preserve"> </w:t>
       </w:r>
       <w:r>
         <w:rPr>
@@ -181,12 +181,9 @@
           <w:sz w:val="28"/>
           <w:szCs w:val="28"/>
         </w:rPr>
-        <w:t>.</w:t>
-      </w:r>
-    </w:p>
-    <w:p>
-      <w:pPr>
-        <w:spacing w:after="0"/>
+        <w:t>with more</w:t>
+      </w:r>
+      <w:r>
         <w:rPr>
           <w:rFonts w:asciiTheme="majorBidi" w:hAnsiTheme="majorBidi" w:cstheme="majorBidi"/>
           <w:b/>
@@ -194,448 +191,647 @@
           <w:sz w:val="28"/>
           <w:szCs w:val="28"/>
         </w:rPr>
-      </w:pPr>
+        <w:t xml:space="preserve"> Autonomy and Adaptation</w:t>
+      </w:r>
+      <w:r>
+        <w:rPr>
+          <w:rFonts w:asciiTheme="majorBidi" w:hAnsiTheme="majorBidi" w:cstheme="majorBidi"/>
+          <w:b/>
+          <w:bCs/>
+          <w:sz w:val="28"/>
+          <w:szCs w:val="28"/>
+        </w:rPr>
+        <w:t>.</w:t>
+      </w:r>
     </w:p>
     <w:p>
       <w:pPr>
-        <w:pStyle w:val="NoSpacing"/>
-      </w:pPr>
-      <w:r>
-        <w:t>David Rosenberg, Brittany Fager, Erik Porse</w:t>
-      </w:r>
+        <w:spacing w:after="0"/>
+        <w:rPr>
+          <w:rFonts w:asciiTheme="majorBidi" w:hAnsiTheme="majorBidi" w:cstheme="majorBidi"/>
+          <w:b/>
+          <w:bCs/>
+          <w:sz w:val="28"/>
+          <w:szCs w:val="28"/>
+        </w:rPr>
+      </w:pPr>
     </w:p>
     <w:p>
       <w:pPr>
-        <w:rPr>
-          <w:rFonts w:asciiTheme="majorBidi" w:hAnsiTheme="majorBidi" w:cstheme="majorBidi"/>
-          <w:sz w:val="24"/>
-          <w:szCs w:val="24"/>
-        </w:rPr>
-      </w:pPr>
-      <w:r>
-        <w:rPr>
-          <w:rFonts w:asciiTheme="majorBidi" w:hAnsiTheme="majorBidi" w:cstheme="majorBidi"/>
-          <w:sz w:val="24"/>
-          <w:szCs w:val="24"/>
-        </w:rPr>
-        <w:t>May 22,</w:t>
-      </w:r>
-      <w:r>
-        <w:rPr>
-          <w:rFonts w:asciiTheme="majorBidi" w:hAnsiTheme="majorBidi" w:cstheme="majorBidi"/>
-          <w:sz w:val="24"/>
-          <w:szCs w:val="24"/>
-        </w:rPr>
-        <w:t xml:space="preserve"> 2026</w:t>
+        <w:pStyle w:val="NoSpacing"/>
+      </w:pPr>
+      <w:r>
+        <w:t>David Rosenberg</w:t>
+      </w:r>
+      <w:r>
+        <w:rPr>
+          <w:vertAlign w:val="superscript"/>
+        </w:rPr>
+        <w:t>1</w:t>
+      </w:r>
+      <w:r>
+        <w:t>, Brittany Fager</w:t>
+      </w:r>
+      <w:r>
+        <w:rPr>
+          <w:vertAlign w:val="superscript"/>
+        </w:rPr>
+        <w:t>2</w:t>
+      </w:r>
+      <w:r>
+        <w:t>, Erik Porse</w:t>
+      </w:r>
+      <w:r>
+        <w:rPr>
+          <w:vertAlign w:val="superscript"/>
+        </w:rPr>
+        <w:t>3</w:t>
       </w:r>
     </w:p>
     <w:p>
       <w:pPr>
         <w:rPr>
           <w:rFonts w:asciiTheme="majorBidi" w:hAnsiTheme="majorBidi" w:cstheme="majorBidi"/>
+          <w:sz w:val="24"/>
+          <w:szCs w:val="24"/>
+        </w:rPr>
+      </w:pPr>
+      <w:r>
+        <w:rPr>
+          <w:rFonts w:asciiTheme="majorBidi" w:hAnsiTheme="majorBidi" w:cstheme="majorBidi"/>
+          <w:sz w:val="24"/>
+          <w:szCs w:val="24"/>
+        </w:rPr>
+        <w:t>July 9, 2026</w:t>
+      </w:r>
+    </w:p>
+    <w:p>
+      <w:pPr>
+        <w:rPr>
+          <w:rFonts w:asciiTheme="majorBidi" w:hAnsiTheme="majorBidi" w:cstheme="majorBidi"/>
+          <w:sz w:val="24"/>
+          <w:szCs w:val="24"/>
+        </w:rPr>
+      </w:pPr>
+      <w:r>
+        <w:rPr>
+          <w:rFonts w:asciiTheme="majorBidi" w:hAnsiTheme="majorBidi" w:cstheme="majorBidi"/>
+          <w:sz w:val="24"/>
+          <w:szCs w:val="24"/>
+          <w:vertAlign w:val="superscript"/>
+        </w:rPr>
+        <w:t>1</w:t>
+      </w:r>
+      <w:r>
+        <w:rPr>
+          <w:rFonts w:asciiTheme="majorBidi" w:hAnsiTheme="majorBidi" w:cstheme="majorBidi"/>
+          <w:sz w:val="24"/>
+          <w:szCs w:val="24"/>
+        </w:rPr>
+        <w:t>Professor, Department of Civil and Environmental Engineering and Utah Water Research Lab, Utah State University, Logan, Utah,</w:t>
+      </w:r>
+      <w:r>
+        <w:rPr>
+          <w:rFonts w:asciiTheme="majorBidi" w:hAnsiTheme="majorBidi" w:cstheme="majorBidi"/>
+          <w:sz w:val="24"/>
+          <w:szCs w:val="24"/>
+        </w:rPr>
+        <w:t xml:space="preserve"> 84322-8200. </w:t>
+      </w:r>
+      <w:r>
+        <w:rPr>
+          <w:rFonts w:asciiTheme="majorBidi" w:hAnsiTheme="majorBidi" w:cstheme="majorBidi"/>
+          <w:sz w:val="24"/>
+          <w:szCs w:val="24"/>
+        </w:rPr>
+        <w:t xml:space="preserve">ORCID: </w:t>
+      </w:r>
+      <w:hyperlink r:id="rId8" w:tgtFrame="_blank" w:history="1">
+        <w:r>
+          <w:rPr>
+            <w:rStyle w:val="Hyperlink"/>
+            <w:rFonts w:asciiTheme="majorBidi" w:hAnsiTheme="majorBidi" w:cstheme="majorBidi"/>
+            <w:sz w:val="24"/>
+            <w:szCs w:val="24"/>
+          </w:rPr>
+          <w:t>https://orcid.org/0000-0003-2163-2907</w:t>
+        </w:r>
+      </w:hyperlink>
+      <w:r>
+        <w:rPr>
+          <w:rFonts w:asciiTheme="majorBidi" w:hAnsiTheme="majorBidi" w:cstheme="majorBidi"/>
+          <w:sz w:val="24"/>
+          <w:szCs w:val="24"/>
+        </w:rPr>
+        <w:t xml:space="preserve">. </w:t>
+      </w:r>
+      <w:r>
+        <w:rPr>
+          <w:rFonts w:asciiTheme="majorBidi" w:hAnsiTheme="majorBidi" w:cstheme="majorBidi"/>
+          <w:sz w:val="24"/>
+          <w:szCs w:val="24"/>
+        </w:rPr>
+        <w:t xml:space="preserve">A.M.ASCE. Email: </w:t>
+      </w:r>
+      <w:hyperlink r:id="rId9" w:history="1">
+        <w:r>
+          <w:rPr>
+            <w:rStyle w:val="Hyperlink"/>
+            <w:rFonts w:asciiTheme="majorBidi" w:hAnsiTheme="majorBidi" w:cstheme="majorBidi"/>
+            <w:sz w:val="24"/>
+            <w:szCs w:val="24"/>
+          </w:rPr>
+          <w:t>david.rosenberg@usu.edu</w:t>
+        </w:r>
+      </w:hyperlink>
+      <w:r>
+        <w:rPr>
+          <w:rFonts w:asciiTheme="majorBidi" w:hAnsiTheme="majorBidi" w:cstheme="majorBidi"/>
+          <w:sz w:val="24"/>
+          <w:szCs w:val="24"/>
+        </w:rPr>
+        <w:t xml:space="preserve">. </w:t>
+      </w:r>
+    </w:p>
+    <w:p>
+      <w:pPr>
+        <w:rPr>
+          <w:rFonts w:asciiTheme="majorBidi" w:hAnsiTheme="majorBidi" w:cstheme="majorBidi"/>
+          <w:sz w:val="24"/>
+          <w:szCs w:val="24"/>
+        </w:rPr>
+      </w:pPr>
+      <w:r>
+        <w:rPr>
+          <w:rFonts w:asciiTheme="majorBidi" w:hAnsiTheme="majorBidi" w:cstheme="majorBidi"/>
+          <w:sz w:val="24"/>
+          <w:szCs w:val="24"/>
+          <w:vertAlign w:val="superscript"/>
+        </w:rPr>
+        <w:t>2</w:t>
+      </w:r>
+      <w:r>
+        <w:rPr>
+          <w:rFonts w:asciiTheme="majorBidi" w:hAnsiTheme="majorBidi" w:cstheme="majorBidi"/>
+          <w:sz w:val="24"/>
+          <w:szCs w:val="24"/>
+        </w:rPr>
+        <w:t>Phd student</w:t>
+      </w:r>
+      <w:r>
+        <w:rPr>
+          <w:rFonts w:asciiTheme="majorBidi" w:hAnsiTheme="majorBidi" w:cstheme="majorBidi"/>
+          <w:sz w:val="24"/>
+          <w:szCs w:val="24"/>
+        </w:rPr>
+        <w:t>, Department of Civil and Environmental Engineering and Utah Water Research Lab, Utah State University</w:t>
+      </w:r>
+      <w:r>
+        <w:rPr>
+          <w:rFonts w:asciiTheme="majorBidi" w:hAnsiTheme="majorBidi" w:cstheme="majorBidi"/>
+          <w:sz w:val="24"/>
+          <w:szCs w:val="24"/>
+        </w:rPr>
+        <w:t>, Logan, Utah</w:t>
+      </w:r>
+      <w:r>
+        <w:rPr>
+          <w:rFonts w:asciiTheme="majorBidi" w:hAnsiTheme="majorBidi" w:cstheme="majorBidi"/>
+          <w:sz w:val="24"/>
+          <w:szCs w:val="24"/>
+        </w:rPr>
+        <w:t>, 84322-8200</w:t>
+      </w:r>
+      <w:r>
+        <w:rPr>
+          <w:rFonts w:asciiTheme="majorBidi" w:hAnsiTheme="majorBidi" w:cstheme="majorBidi"/>
+          <w:sz w:val="24"/>
+          <w:szCs w:val="24"/>
+        </w:rPr>
+        <w:t>.</w:t>
+      </w:r>
+      <w:r>
+        <w:rPr>
+          <w:rFonts w:asciiTheme="majorBidi" w:hAnsiTheme="majorBidi" w:cstheme="majorBidi"/>
+          <w:sz w:val="24"/>
+          <w:szCs w:val="24"/>
+        </w:rPr>
+        <w:t xml:space="preserve"> Email: </w:t>
+      </w:r>
+      <w:hyperlink r:id="rId10" w:history="1">
+        <w:r>
+          <w:rPr>
+            <w:rStyle w:val="Hyperlink"/>
+            <w:rFonts w:asciiTheme="majorBidi" w:hAnsiTheme="majorBidi" w:cstheme="majorBidi"/>
+            <w:sz w:val="24"/>
+            <w:szCs w:val="24"/>
+          </w:rPr>
+          <w:t>brittany.fager@usu.edu</w:t>
+        </w:r>
+      </w:hyperlink>
+      <w:r>
+        <w:rPr>
+          <w:rFonts w:asciiTheme="majorBidi" w:hAnsiTheme="majorBidi" w:cstheme="majorBidi"/>
+          <w:sz w:val="24"/>
+          <w:szCs w:val="24"/>
+        </w:rPr>
+        <w:t xml:space="preserve">. </w:t>
+      </w:r>
+    </w:p>
+    <w:p>
+      <w:pPr>
+        <w:rPr>
+          <w:rFonts w:asciiTheme="majorBidi" w:hAnsiTheme="majorBidi" w:cstheme="majorBidi"/>
+          <w:sz w:val="24"/>
+          <w:szCs w:val="24"/>
+        </w:rPr>
+      </w:pPr>
+      <w:r>
+        <w:rPr>
+          <w:rFonts w:asciiTheme="majorBidi" w:hAnsiTheme="majorBidi" w:cstheme="majorBidi"/>
+          <w:sz w:val="24"/>
+          <w:szCs w:val="24"/>
+          <w:vertAlign w:val="superscript"/>
+        </w:rPr>
+        <w:t>3</w:t>
+      </w:r>
+      <w:r>
+        <w:rPr>
+          <w:rFonts w:asciiTheme="majorBidi" w:hAnsiTheme="majorBidi" w:cstheme="majorBidi"/>
+          <w:sz w:val="24"/>
+          <w:szCs w:val="24"/>
+        </w:rPr>
+        <w:t xml:space="preserve">Director and Associate Cooperative Extension Specialist, California Institute for Water Resources, Univ. of California Agriculture and Natural Resources, Univ. of California, Davis, 2801 Second St., #152, Davis, CA 95618. ORCID: https://orcid.org/0000-0002-6691-2104. </w:t>
+      </w:r>
+      <w:r>
+        <w:rPr>
+          <w:rFonts w:asciiTheme="majorBidi" w:hAnsiTheme="majorBidi" w:cstheme="majorBidi"/>
+          <w:sz w:val="24"/>
+          <w:szCs w:val="24"/>
+        </w:rPr>
+        <w:t>A.M.ASCE.</w:t>
+      </w:r>
+      <w:r>
+        <w:rPr>
+          <w:rFonts w:asciiTheme="majorBidi" w:hAnsiTheme="majorBidi" w:cstheme="majorBidi"/>
+          <w:sz w:val="24"/>
+          <w:szCs w:val="24"/>
+        </w:rPr>
+        <w:t xml:space="preserve"> </w:t>
+      </w:r>
+      <w:r>
+        <w:rPr>
+          <w:rFonts w:asciiTheme="majorBidi" w:hAnsiTheme="majorBidi" w:cstheme="majorBidi"/>
+          <w:sz w:val="24"/>
+          <w:szCs w:val="24"/>
+        </w:rPr>
+        <w:t xml:space="preserve">Email: </w:t>
+      </w:r>
+      <w:hyperlink r:id="rId11" w:history="1">
+        <w:r>
+          <w:rPr>
+            <w:rStyle w:val="Hyperlink"/>
+            <w:rFonts w:asciiTheme="majorBidi" w:hAnsiTheme="majorBidi" w:cstheme="majorBidi"/>
+            <w:sz w:val="24"/>
+            <w:szCs w:val="24"/>
+          </w:rPr>
+          <w:t>eporse@ucanr.edu</w:t>
+        </w:r>
+      </w:hyperlink>
+      <w:r>
+        <w:rPr>
+          <w:rFonts w:asciiTheme="majorBidi" w:hAnsiTheme="majorBidi" w:cstheme="majorBidi"/>
+          <w:sz w:val="24"/>
+          <w:szCs w:val="24"/>
+        </w:rPr>
+        <w:t>.</w:t>
+      </w:r>
+      <w:r>
+        <w:rPr>
+          <w:rFonts w:asciiTheme="majorBidi" w:hAnsiTheme="majorBidi" w:cstheme="majorBidi"/>
+          <w:sz w:val="24"/>
+          <w:szCs w:val="24"/>
+        </w:rPr>
+        <w:t xml:space="preserve"> </w:t>
+      </w:r>
+    </w:p>
+    <w:p>
+      <w:pPr>
+        <w:rPr>
+          <w:rFonts w:asciiTheme="majorBidi" w:hAnsiTheme="majorBidi" w:cstheme="majorBidi"/>
+          <w:sz w:val="24"/>
+          <w:szCs w:val="24"/>
+        </w:rPr>
+      </w:pPr>
+    </w:p>
+    <w:p>
+      <w:pPr>
+        <w:rPr>
+          <w:rFonts w:asciiTheme="majorBidi" w:hAnsiTheme="majorBidi" w:cstheme="majorBidi"/>
+          <w:sz w:val="24"/>
+          <w:szCs w:val="24"/>
+        </w:rPr>
+      </w:pPr>
+    </w:p>
+    <w:p>
+      <w:pPr>
+        <w:rPr>
+          <w:rFonts w:asciiTheme="majorBidi" w:hAnsiTheme="majorBidi" w:cstheme="majorBidi"/>
           <w:b/>
           <w:bCs/>
           <w:sz w:val="24"/>
           <w:szCs w:val="24"/>
         </w:rPr>
       </w:pPr>
+      <w:r>
+        <w:rPr>
+          <w:rFonts w:asciiTheme="majorBidi" w:hAnsiTheme="majorBidi" w:cstheme="majorBidi"/>
+          <w:b/>
+          <w:bCs/>
+          <w:sz w:val="24"/>
+          <w:szCs w:val="24"/>
+        </w:rPr>
+        <w:t>Abstract</w:t>
+      </w:r>
     </w:p>
     <w:p>
       <w:pPr>
-        <w:rPr>
-          <w:rFonts w:asciiTheme="majorBidi" w:hAnsiTheme="majorBidi" w:cstheme="majorBidi"/>
+        <w:pStyle w:val="NoSpacing"/>
+      </w:pPr>
+      <w:r>
+        <w:rPr>
+          <w:rFonts w:ascii="Times New Roman" w:eastAsia="Times New Roman" w:hAnsi="Times New Roman" w:cs="Times New Roman"/>
+        </w:rPr>
+        <w:t>Since 2007</w:t>
+      </w:r>
+      <w:r>
+        <w:rPr>
+          <w:rFonts w:ascii="Times New Roman" w:eastAsia="Times New Roman" w:hAnsi="Times New Roman" w:cs="Times New Roman"/>
+        </w:rPr>
+        <w:t>,</w:t>
+      </w:r>
+      <w:r>
+        <w:rPr>
+          <w:rFonts w:ascii="Times New Roman" w:eastAsia="Times New Roman" w:hAnsi="Times New Roman" w:cs="Times New Roman"/>
+        </w:rPr>
+        <w:t xml:space="preserve"> </w:t>
+      </w:r>
+      <w:r>
+        <w:rPr>
+          <w:rFonts w:ascii="Times New Roman" w:eastAsia="Times New Roman" w:hAnsi="Times New Roman" w:cs="Times New Roman"/>
+        </w:rPr>
+        <w:t>California, Arizona, Nevada</w:t>
+      </w:r>
+      <w:r>
+        <w:rPr>
+          <w:rFonts w:ascii="Times New Roman" w:eastAsia="Times New Roman" w:hAnsi="Times New Roman" w:cs="Times New Roman"/>
+        </w:rPr>
+        <w:t>, and Mexico</w:t>
+      </w:r>
+      <w:r>
+        <w:rPr>
+          <w:rFonts w:ascii="Times New Roman" w:eastAsia="Times New Roman" w:hAnsi="Times New Roman" w:cs="Times New Roman"/>
+        </w:rPr>
+        <w:t xml:space="preserve"> </w:t>
+      </w:r>
+      <w:r>
+        <w:t>ha</w:t>
+      </w:r>
+      <w:r>
+        <w:t>ve</w:t>
+      </w:r>
+      <w:r>
+        <w:t xml:space="preserve"> </w:t>
+      </w:r>
+      <w:r>
+        <w:t xml:space="preserve">voluntarily </w:t>
+      </w:r>
+      <w:r>
+        <w:t xml:space="preserve">reduced </w:t>
+      </w:r>
+      <w:r>
+        <w:t xml:space="preserve">their Colorado River </w:t>
+      </w:r>
+      <w:r>
+        <w:t xml:space="preserve">water use from legal entitlements by </w:t>
+      </w:r>
+      <w:r>
+        <w:t>4.</w:t>
+      </w:r>
+      <w:r>
+        <w:t>4</w:t>
+      </w:r>
+      <w:r>
+        <w:t xml:space="preserve"> million acre-feet with 3.</w:t>
+      </w:r>
+      <w:r>
+        <w:t>6</w:t>
+      </w:r>
+      <w:r>
+        <w:t xml:space="preserve"> million acre-feet </w:t>
+      </w:r>
+      <w:r>
+        <w:t>presently</w:t>
+      </w:r>
+      <w:r>
+        <w:t xml:space="preserve"> remaining in Lake Mead. </w:t>
+      </w:r>
+      <w:r>
+        <w:t xml:space="preserve">These efforts kept Lake Mead storage above critical elevations through the recent 20-year (and ongoing) dry period. </w:t>
+      </w:r>
+      <w:r>
+        <w:t xml:space="preserve">The </w:t>
+      </w:r>
+      <w:r>
+        <w:t>voluntary water</w:t>
+      </w:r>
+      <w:r>
+        <w:t xml:space="preserve"> conservation </w:t>
+      </w:r>
+      <w:r>
+        <w:t xml:space="preserve">program works on the assumption that the annual </w:t>
+      </w:r>
+      <w:r>
+        <w:t xml:space="preserve">physically </w:t>
+      </w:r>
+      <w:r>
+        <w:t xml:space="preserve">available water―reservoir inflow minus </w:t>
+      </w:r>
+      <w:r>
+        <w:t>e</w:t>
+      </w:r>
+      <w:r>
+        <w:t xml:space="preserve">vaporation―exceeds </w:t>
+      </w:r>
+      <w:r>
+        <w:t>legal</w:t>
+      </w:r>
+      <w:r>
+        <w:t xml:space="preserve"> </w:t>
+      </w:r>
+      <w:r>
+        <w:t>entitlements of 9.0 million acre-feet per year</w:t>
+      </w:r>
+      <w:r>
+        <w:t>. This assumption is challenged as the Colorado River Basin becomes more arid.</w:t>
+      </w:r>
+      <w:r>
+        <w:t xml:space="preserve"> Additionally, as reservoir storage declines towards catastrophic elevations, users face difficulty</w:t>
+      </w:r>
+      <w:r>
+        <w:t xml:space="preserve"> </w:t>
+      </w:r>
+      <w:r>
+        <w:t>to a</w:t>
+      </w:r>
+      <w:r>
+        <w:t xml:space="preserve">ccess </w:t>
+      </w:r>
+      <w:r>
+        <w:t>and withdraw their conserved water</w:t>
+      </w:r>
+      <w:r>
+        <w:t>.</w:t>
+      </w:r>
+      <w:r>
+        <w:t xml:space="preserve"> We suggested two novel improvements that</w:t>
+      </w:r>
+      <w:r>
+        <w:t xml:space="preserve"> switch </w:t>
+      </w:r>
+      <w:r>
+        <w:t xml:space="preserve">conservation </w:t>
+      </w:r>
+      <w:r>
+        <w:t xml:space="preserve">accounting </w:t>
+      </w:r>
+      <w:r>
+        <w:t>of</w:t>
+      </w:r>
+      <w:r>
+        <w:t xml:space="preserve"> reductions from historical entitlements to reductions from the annual </w:t>
+      </w:r>
+      <w:r>
+        <w:t xml:space="preserve">physically </w:t>
+      </w:r>
+      <w:r>
+        <w:t>available water</w:t>
+      </w:r>
+      <w:r>
+        <w:t>. One strategy proportionally reduces credits for conserved water. A second strategy creates a new protection account to be managed by Reclamation and separate water accounts for each user. Each year, Reclamation takes a first share of the physically available water equal to reservoir evaporation to sustain the protected volume. The users then divide the remaining inflow and consume, conserve, and/or trade within their account balances. Both strategies have potential benefits to stabilize and recover Lake Mead storage while increasing u</w:t>
+      </w:r>
+      <w:r>
+        <w:t>ser</w:t>
+      </w:r>
+      <w:r>
+        <w:t>s</w:t>
+      </w:r>
+      <w:r>
+        <w:t xml:space="preserve"> </w:t>
+      </w:r>
+      <w:r>
+        <w:t>a</w:t>
+      </w:r>
+      <w:r>
+        <w:t xml:space="preserve">utonomy to </w:t>
+      </w:r>
+      <w:r>
+        <w:t>m</w:t>
+      </w:r>
+      <w:r>
+        <w:t>anage</w:t>
+      </w:r>
+      <w:r>
+        <w:t xml:space="preserve"> their differing and sometimes conflicting</w:t>
+      </w:r>
+      <w:r>
+        <w:t xml:space="preserve"> </w:t>
+      </w:r>
+      <w:r>
+        <w:t>r</w:t>
+      </w:r>
+      <w:r>
+        <w:t>isk</w:t>
+      </w:r>
+      <w:r>
+        <w:t>s</w:t>
+      </w:r>
+      <w:r>
+        <w:t xml:space="preserve"> </w:t>
+      </w:r>
+      <w:r>
+        <w:t>of</w:t>
+      </w:r>
+      <w:r>
+        <w:t xml:space="preserve"> </w:t>
+      </w:r>
+      <w:r>
+        <w:t>d</w:t>
+      </w:r>
+      <w:r>
+        <w:t xml:space="preserve">eclining </w:t>
+      </w:r>
+      <w:r>
+        <w:t>f</w:t>
+      </w:r>
+      <w:r>
+        <w:t>lows</w:t>
+      </w:r>
+      <w:r>
+        <w:t>.</w:t>
+      </w:r>
+      <w:r>
+        <w:t xml:space="preserve"> </w:t>
+      </w:r>
+      <w:r>
+        <w:t>These strategies can serve as examples for other water systems that face aridity, declining reservoir storage, and user conflicts.</w:t>
+      </w:r>
+    </w:p>
+    <w:p>
+      <w:pPr>
+        <w:pStyle w:val="NoSpacing"/>
+      </w:pPr>
+      <w:r>
+        <w:rPr>
           <w:b/>
           <w:bCs/>
-          <w:sz w:val="24"/>
-          <w:szCs w:val="24"/>
-        </w:rPr>
-      </w:pPr>
-      <w:r>
-        <w:rPr>
-          <w:rFonts w:asciiTheme="majorBidi" w:hAnsiTheme="majorBidi" w:cstheme="majorBidi"/>
-          <w:b/>
-          <w:bCs/>
-          <w:sz w:val="24"/>
-          <w:szCs w:val="24"/>
-        </w:rPr>
-        <w:t>Summary</w:t>
+        </w:rPr>
+        <w:t xml:space="preserve">Key words: </w:t>
+      </w:r>
+      <w:r>
+        <w:t xml:space="preserve">Hoover Dam, </w:t>
+      </w:r>
+      <w:r>
+        <w:t xml:space="preserve">Intentionally Created Surplus (ICS). </w:t>
+      </w:r>
+      <w:r>
+        <w:t xml:space="preserve">Water Use Reduction, </w:t>
+      </w:r>
+      <w:r>
+        <w:t>Water Rights</w:t>
+      </w:r>
+      <w:r>
+        <w:t xml:space="preserve">, </w:t>
+      </w:r>
+      <w:r>
+        <w:t xml:space="preserve">Reservoir </w:t>
+      </w:r>
+      <w:r>
+        <w:t>Hedging, Drought.</w:t>
       </w:r>
     </w:p>
     <w:p>
       <w:pPr>
-        <w:rPr>
-          <w:rFonts w:asciiTheme="majorBidi" w:hAnsiTheme="majorBidi" w:cstheme="majorBidi"/>
-          <w:sz w:val="24"/>
-          <w:szCs w:val="24"/>
-        </w:rPr>
-      </w:pPr>
-      <w:r>
-        <w:rPr>
-          <w:rFonts w:asciiTheme="majorBidi" w:hAnsiTheme="majorBidi" w:cstheme="majorBidi"/>
-          <w:sz w:val="24"/>
-          <w:szCs w:val="24"/>
-        </w:rPr>
-        <w:t xml:space="preserve">The Lake Mead water conservation program </w:t>
-      </w:r>
-      <w:r>
-        <w:rPr>
-          <w:rFonts w:asciiTheme="majorBidi" w:hAnsiTheme="majorBidi" w:cstheme="majorBidi"/>
-          <w:sz w:val="24"/>
-          <w:szCs w:val="24"/>
-        </w:rPr>
-        <w:t>has successful</w:t>
-      </w:r>
-      <w:r>
-        <w:rPr>
-          <w:rFonts w:asciiTheme="majorBidi" w:hAnsiTheme="majorBidi" w:cstheme="majorBidi"/>
-          <w:sz w:val="24"/>
-          <w:szCs w:val="24"/>
-        </w:rPr>
-        <w:t xml:space="preserve">ly reduced </w:t>
-      </w:r>
-      <w:r>
-        <w:rPr>
-          <w:rFonts w:asciiTheme="majorBidi" w:hAnsiTheme="majorBidi" w:cstheme="majorBidi"/>
-          <w:sz w:val="24"/>
-          <w:szCs w:val="24"/>
-        </w:rPr>
-        <w:t xml:space="preserve">Colorado River </w:t>
-      </w:r>
-      <w:r>
-        <w:rPr>
-          <w:rFonts w:asciiTheme="majorBidi" w:hAnsiTheme="majorBidi" w:cstheme="majorBidi"/>
-          <w:sz w:val="24"/>
-          <w:szCs w:val="24"/>
-        </w:rPr>
-        <w:t xml:space="preserve">water use </w:t>
-      </w:r>
-      <w:r>
-        <w:rPr>
-          <w:rFonts w:asciiTheme="majorBidi" w:hAnsiTheme="majorBidi" w:cstheme="majorBidi"/>
-          <w:sz w:val="24"/>
-          <w:szCs w:val="24"/>
-        </w:rPr>
-        <w:t>since its inception</w:t>
-      </w:r>
-      <w:r>
-        <w:rPr>
-          <w:rFonts w:asciiTheme="majorBidi" w:hAnsiTheme="majorBidi" w:cstheme="majorBidi"/>
-          <w:sz w:val="24"/>
-          <w:szCs w:val="24"/>
-        </w:rPr>
-        <w:t xml:space="preserve"> in 2007</w:t>
-      </w:r>
-      <w:r>
-        <w:rPr>
-          <w:rFonts w:asciiTheme="majorBidi" w:hAnsiTheme="majorBidi" w:cstheme="majorBidi"/>
-          <w:sz w:val="24"/>
-          <w:szCs w:val="24"/>
-        </w:rPr>
-        <w:t xml:space="preserve">. </w:t>
-      </w:r>
-      <w:r>
-        <w:rPr>
-          <w:rFonts w:asciiTheme="majorBidi" w:hAnsiTheme="majorBidi" w:cstheme="majorBidi"/>
-          <w:sz w:val="24"/>
-          <w:szCs w:val="24"/>
-        </w:rPr>
-        <w:t>Yet, the system is largely based on a promise of future deliveries when storage increases. How can the program</w:t>
-      </w:r>
-      <w:r>
-        <w:rPr>
-          <w:rFonts w:asciiTheme="majorBidi" w:hAnsiTheme="majorBidi" w:cstheme="majorBidi"/>
-          <w:sz w:val="24"/>
-          <w:szCs w:val="24"/>
-        </w:rPr>
-        <w:t xml:space="preserve"> </w:t>
-      </w:r>
-      <w:r>
-        <w:rPr>
-          <w:rFonts w:asciiTheme="majorBidi" w:hAnsiTheme="majorBidi" w:cstheme="majorBidi"/>
-          <w:sz w:val="24"/>
-          <w:szCs w:val="24"/>
-        </w:rPr>
-        <w:t xml:space="preserve">stabilize and recover reservoir storage under conditions of low storage </w:t>
-      </w:r>
-      <w:r>
-        <w:rPr>
-          <w:rFonts w:asciiTheme="majorBidi" w:hAnsiTheme="majorBidi" w:cstheme="majorBidi"/>
-          <w:i/>
-          <w:iCs/>
-          <w:sz w:val="24"/>
-          <w:szCs w:val="24"/>
-        </w:rPr>
-        <w:t>and</w:t>
-      </w:r>
-      <w:r>
-        <w:rPr>
-          <w:rFonts w:asciiTheme="majorBidi" w:hAnsiTheme="majorBidi" w:cstheme="majorBidi"/>
-          <w:sz w:val="24"/>
-          <w:szCs w:val="24"/>
-        </w:rPr>
-        <w:t xml:space="preserve"> </w:t>
-      </w:r>
-      <w:r>
-        <w:rPr>
-          <w:rFonts w:asciiTheme="majorBidi" w:hAnsiTheme="majorBidi" w:cstheme="majorBidi"/>
-          <w:sz w:val="24"/>
-          <w:szCs w:val="24"/>
-        </w:rPr>
-        <w:t xml:space="preserve">low </w:t>
-      </w:r>
-      <w:r>
-        <w:rPr>
-          <w:rFonts w:asciiTheme="majorBidi" w:hAnsiTheme="majorBidi" w:cstheme="majorBidi"/>
-          <w:sz w:val="24"/>
-          <w:szCs w:val="24"/>
-        </w:rPr>
-        <w:t>inflow</w:t>
-      </w:r>
-      <w:r>
-        <w:rPr>
-          <w:rFonts w:asciiTheme="majorBidi" w:hAnsiTheme="majorBidi" w:cstheme="majorBidi"/>
-          <w:sz w:val="24"/>
-          <w:szCs w:val="24"/>
-        </w:rPr>
-        <w:t xml:space="preserve"> that may persist </w:t>
-      </w:r>
-      <w:r>
-        <w:rPr>
-          <w:rFonts w:asciiTheme="majorBidi" w:hAnsiTheme="majorBidi" w:cstheme="majorBidi"/>
-          <w:sz w:val="24"/>
-          <w:szCs w:val="24"/>
-        </w:rPr>
-        <w:t xml:space="preserve">for </w:t>
-      </w:r>
-      <w:r>
-        <w:rPr>
-          <w:rFonts w:asciiTheme="majorBidi" w:hAnsiTheme="majorBidi" w:cstheme="majorBidi"/>
-          <w:sz w:val="24"/>
-          <w:szCs w:val="24"/>
-        </w:rPr>
-        <w:t>extended period</w:t>
-      </w:r>
-      <w:r>
-        <w:rPr>
-          <w:rFonts w:asciiTheme="majorBidi" w:hAnsiTheme="majorBidi" w:cstheme="majorBidi"/>
-          <w:sz w:val="24"/>
-          <w:szCs w:val="24"/>
-        </w:rPr>
-        <w:t>s with the basin becoming more arid.</w:t>
-      </w:r>
-      <w:r>
-        <w:rPr>
-          <w:rFonts w:asciiTheme="majorBidi" w:hAnsiTheme="majorBidi" w:cstheme="majorBidi"/>
-          <w:sz w:val="24"/>
-          <w:szCs w:val="24"/>
-        </w:rPr>
-        <w:t xml:space="preserve"> </w:t>
-      </w:r>
-      <w:r>
-        <w:rPr>
-          <w:rFonts w:asciiTheme="majorBidi" w:hAnsiTheme="majorBidi" w:cstheme="majorBidi"/>
-          <w:sz w:val="24"/>
-          <w:szCs w:val="24"/>
-        </w:rPr>
-        <w:t>B</w:t>
-      </w:r>
-      <w:r>
-        <w:rPr>
-          <w:rFonts w:asciiTheme="majorBidi" w:hAnsiTheme="majorBidi" w:cstheme="majorBidi"/>
-          <w:sz w:val="24"/>
-          <w:szCs w:val="24"/>
-        </w:rPr>
-        <w:t xml:space="preserve">oth suggestions switch accounting from reductions </w:t>
-      </w:r>
-      <w:r>
-        <w:rPr>
-          <w:rFonts w:asciiTheme="majorBidi" w:hAnsiTheme="majorBidi" w:cstheme="majorBidi"/>
-          <w:sz w:val="24"/>
-          <w:szCs w:val="24"/>
-        </w:rPr>
-        <w:t>of</w:t>
-      </w:r>
-      <w:r>
-        <w:rPr>
-          <w:rFonts w:asciiTheme="majorBidi" w:hAnsiTheme="majorBidi" w:cstheme="majorBidi"/>
-          <w:sz w:val="24"/>
-          <w:szCs w:val="24"/>
-        </w:rPr>
-        <w:t xml:space="preserve"> </w:t>
-      </w:r>
-      <w:r>
-        <w:rPr>
-          <w:rFonts w:asciiTheme="majorBidi" w:hAnsiTheme="majorBidi" w:cstheme="majorBidi"/>
-          <w:sz w:val="24"/>
-          <w:szCs w:val="24"/>
-        </w:rPr>
-        <w:t xml:space="preserve">historical entitlements to </w:t>
-      </w:r>
-      <w:r>
-        <w:rPr>
-          <w:rFonts w:asciiTheme="majorBidi" w:hAnsiTheme="majorBidi" w:cstheme="majorBidi"/>
-          <w:sz w:val="24"/>
-          <w:szCs w:val="24"/>
-        </w:rPr>
-        <w:t>allocations</w:t>
-      </w:r>
-      <w:r>
-        <w:rPr>
-          <w:rFonts w:asciiTheme="majorBidi" w:hAnsiTheme="majorBidi" w:cstheme="majorBidi"/>
-          <w:sz w:val="24"/>
-          <w:szCs w:val="24"/>
-        </w:rPr>
-        <w:t xml:space="preserve"> aligned with</w:t>
-      </w:r>
-      <w:r>
-        <w:rPr>
-          <w:rFonts w:asciiTheme="majorBidi" w:hAnsiTheme="majorBidi" w:cstheme="majorBidi"/>
-          <w:sz w:val="24"/>
-          <w:szCs w:val="24"/>
-        </w:rPr>
-        <w:t xml:space="preserve"> annual available water. </w:t>
-      </w:r>
-      <w:r>
-        <w:rPr>
-          <w:rFonts w:asciiTheme="majorBidi" w:hAnsiTheme="majorBidi" w:cstheme="majorBidi"/>
-          <w:sz w:val="24"/>
-          <w:szCs w:val="24"/>
-        </w:rPr>
-        <w:t>Our analysis shows that such</w:t>
-      </w:r>
-      <w:r>
-        <w:rPr>
-          <w:rFonts w:asciiTheme="majorBidi" w:hAnsiTheme="majorBidi" w:cstheme="majorBidi"/>
-          <w:sz w:val="24"/>
-          <w:szCs w:val="24"/>
-        </w:rPr>
-        <w:t xml:space="preserve"> </w:t>
-      </w:r>
-      <w:r>
-        <w:rPr>
-          <w:rFonts w:asciiTheme="majorBidi" w:hAnsiTheme="majorBidi" w:cstheme="majorBidi"/>
-          <w:sz w:val="24"/>
-          <w:szCs w:val="24"/>
-        </w:rPr>
-        <w:t xml:space="preserve">changes </w:t>
-      </w:r>
-      <w:r>
-        <w:rPr>
-          <w:rFonts w:asciiTheme="majorBidi" w:hAnsiTheme="majorBidi" w:cstheme="majorBidi"/>
-          <w:sz w:val="24"/>
-          <w:szCs w:val="24"/>
-        </w:rPr>
-        <w:t>could</w:t>
-      </w:r>
-      <w:r>
-        <w:rPr>
-          <w:rFonts w:asciiTheme="majorBidi" w:hAnsiTheme="majorBidi" w:cstheme="majorBidi"/>
-          <w:sz w:val="24"/>
-          <w:szCs w:val="24"/>
-        </w:rPr>
-        <w:t xml:space="preserve"> </w:t>
-      </w:r>
-      <w:r>
-        <w:rPr>
-          <w:rFonts w:asciiTheme="majorBidi" w:hAnsiTheme="majorBidi" w:cstheme="majorBidi"/>
-          <w:sz w:val="24"/>
-          <w:szCs w:val="24"/>
-        </w:rPr>
-        <w:t>stabilize and potentially recover Lake Mead storage under conditions of low storage and low inflow</w:t>
-      </w:r>
-      <w:r>
-        <w:rPr>
-          <w:rFonts w:asciiTheme="majorBidi" w:hAnsiTheme="majorBidi" w:cstheme="majorBidi"/>
-          <w:sz w:val="24"/>
-          <w:szCs w:val="24"/>
-        </w:rPr>
-        <w:t>,</w:t>
-      </w:r>
-      <w:r>
-        <w:rPr>
-          <w:rFonts w:asciiTheme="majorBidi" w:hAnsiTheme="majorBidi" w:cstheme="majorBidi"/>
-          <w:sz w:val="24"/>
-          <w:szCs w:val="24"/>
-        </w:rPr>
-        <w:t xml:space="preserve"> while</w:t>
-      </w:r>
-      <w:r>
-        <w:rPr>
-          <w:rFonts w:asciiTheme="majorBidi" w:hAnsiTheme="majorBidi" w:cstheme="majorBidi"/>
-          <w:sz w:val="24"/>
-          <w:szCs w:val="24"/>
-        </w:rPr>
-        <w:t xml:space="preserve"> also</w:t>
-      </w:r>
-      <w:r>
-        <w:rPr>
-          <w:rFonts w:asciiTheme="majorBidi" w:hAnsiTheme="majorBidi" w:cstheme="majorBidi"/>
-          <w:sz w:val="24"/>
-          <w:szCs w:val="24"/>
-        </w:rPr>
-        <w:t xml:space="preserve"> increasing </w:t>
-      </w:r>
-      <w:r>
-        <w:rPr>
-          <w:rFonts w:asciiTheme="majorBidi" w:hAnsiTheme="majorBidi" w:cstheme="majorBidi"/>
-          <w:sz w:val="24"/>
-          <w:szCs w:val="24"/>
-        </w:rPr>
-        <w:t xml:space="preserve">the </w:t>
-      </w:r>
-      <w:r>
-        <w:rPr>
-          <w:rFonts w:asciiTheme="majorBidi" w:hAnsiTheme="majorBidi" w:cstheme="majorBidi"/>
-          <w:sz w:val="24"/>
-          <w:szCs w:val="24"/>
-        </w:rPr>
-        <w:t xml:space="preserve">autonomy </w:t>
-      </w:r>
-      <w:r>
-        <w:rPr>
-          <w:rFonts w:asciiTheme="majorBidi" w:hAnsiTheme="majorBidi" w:cstheme="majorBidi"/>
-          <w:sz w:val="24"/>
-          <w:szCs w:val="24"/>
-        </w:rPr>
-        <w:t xml:space="preserve">of </w:t>
-      </w:r>
-      <w:r>
-        <w:rPr>
-          <w:rFonts w:asciiTheme="majorBidi" w:hAnsiTheme="majorBidi" w:cstheme="majorBidi"/>
-          <w:sz w:val="24"/>
-          <w:szCs w:val="24"/>
-        </w:rPr>
-        <w:t xml:space="preserve">water users </w:t>
-      </w:r>
-      <w:r>
-        <w:rPr>
-          <w:rFonts w:asciiTheme="majorBidi" w:hAnsiTheme="majorBidi" w:cstheme="majorBidi"/>
-          <w:sz w:val="24"/>
-          <w:szCs w:val="24"/>
-        </w:rPr>
-        <w:t>to manage risks of water shortages.</w:t>
+        <w:pStyle w:val="Heading1"/>
+      </w:pPr>
+      <w:r>
+        <w:lastRenderedPageBreak/>
+        <w:t>Introduction</w:t>
       </w:r>
     </w:p>
     <w:p>
       <w:pPr>
         <w:rPr>
-          <w:rFonts w:asciiTheme="majorBidi" w:hAnsiTheme="majorBidi" w:cstheme="majorBidi"/>
-          <w:sz w:val="24"/>
-          <w:szCs w:val="24"/>
-        </w:rPr>
-      </w:pPr>
-    </w:p>
-    <w:p>
-      <w:pPr>
-        <w:pStyle w:val="Heading1"/>
-      </w:pPr>
-      <w:r>
-        <w:t>Introduction</w:t>
-      </w:r>
-    </w:p>
-    <w:p>
-      <w:pPr>
-        <w:rPr>
           <w:rFonts w:ascii="Times New Roman" w:eastAsia="Times New Roman" w:hAnsi="Times New Roman" w:cs="Times New Roman"/>
           <w:sz w:val="24"/>
           <w:szCs w:val="24"/>
@@ -739,7 +935,15 @@
           <w:sz w:val="24"/>
           <w:szCs w:val="24"/>
         </w:rPr>
-        <w:t>with varied access to water supply sources, capital, and information face different levels of vulnerability to shortages</w:t>
+        <w:t xml:space="preserve">with varied access to water sources, capital, and information face different levels of </w:t>
+      </w:r>
+      <w:r>
+        <w:rPr>
+          <w:rFonts w:ascii="Times New Roman" w:eastAsia="Times New Roman" w:hAnsi="Times New Roman" w:cs="Times New Roman"/>
+          <w:sz w:val="24"/>
+          <w:szCs w:val="24"/>
+        </w:rPr>
+        <w:t>risk</w:t>
       </w:r>
       <w:r>
         <w:rPr>
@@ -1158,7 +1362,7 @@
           <w:sz w:val="24"/>
           <w:szCs w:val="24"/>
         </w:rPr>
-        <w:t>As river basins face aridity, g</w:t>
+        <w:t>With</w:t>
       </w:r>
       <w:r>
         <w:rPr>
@@ -1166,6 +1370,30 @@
           <w:sz w:val="24"/>
           <w:szCs w:val="24"/>
         </w:rPr>
+        <w:t xml:space="preserve"> aridity</w:t>
+      </w:r>
+      <w:r>
+        <w:rPr>
+          <w:rFonts w:ascii="Times New Roman" w:eastAsia="Times New Roman" w:hAnsi="Times New Roman" w:cs="Times New Roman"/>
+          <w:sz w:val="24"/>
+          <w:szCs w:val="24"/>
+        </w:rPr>
+        <w:t xml:space="preserve"> and water scarcity</w:t>
+      </w:r>
+      <w:r>
+        <w:rPr>
+          <w:rFonts w:ascii="Times New Roman" w:eastAsia="Times New Roman" w:hAnsi="Times New Roman" w:cs="Times New Roman"/>
+          <w:sz w:val="24"/>
+          <w:szCs w:val="24"/>
+        </w:rPr>
+        <w:t>, g</w:t>
+      </w:r>
+      <w:r>
+        <w:rPr>
+          <w:rFonts w:ascii="Times New Roman" w:eastAsia="Times New Roman" w:hAnsi="Times New Roman" w:cs="Times New Roman"/>
+          <w:sz w:val="24"/>
+          <w:szCs w:val="24"/>
+        </w:rPr>
         <w:t xml:space="preserve">oals </w:t>
       </w:r>
       <w:r>
@@ -1254,7 +1482,15 @@
           <w:sz w:val="24"/>
           <w:szCs w:val="24"/>
         </w:rPr>
-        <w:t xml:space="preserve">, especially in times of water scarcity </w:t>
+        <w:t xml:space="preserve"> with each other</w:t>
+      </w:r>
+      <w:r>
+        <w:rPr>
+          <w:rFonts w:ascii="Times New Roman" w:eastAsia="Times New Roman" w:hAnsi="Times New Roman" w:cs="Times New Roman"/>
+          <w:sz w:val="24"/>
+          <w:szCs w:val="24"/>
+        </w:rPr>
+        <w:t xml:space="preserve"> </w:t>
       </w:r>
       <w:r>
         <w:rPr>
@@ -1499,7 +1735,23 @@
           <w:sz w:val="24"/>
           <w:szCs w:val="24"/>
         </w:rPr>
-        <w:t xml:space="preserve">to conserve water in reservoirs and </w:t>
+        <w:t xml:space="preserve">to </w:t>
+      </w:r>
+      <w:r>
+        <w:rPr>
+          <w:rFonts w:ascii="Times New Roman" w:eastAsia="Times New Roman" w:hAnsi="Times New Roman" w:cs="Times New Roman"/>
+          <w:sz w:val="24"/>
+          <w:szCs w:val="24"/>
+        </w:rPr>
+        <w:t xml:space="preserve">voluntarily </w:t>
+      </w:r>
+      <w:r>
+        <w:rPr>
+          <w:rFonts w:ascii="Times New Roman" w:eastAsia="Times New Roman" w:hAnsi="Times New Roman" w:cs="Times New Roman"/>
+          <w:sz w:val="24"/>
+          <w:szCs w:val="24"/>
+        </w:rPr>
+        <w:t xml:space="preserve">conserve water in reservoirs and </w:t>
       </w:r>
       <w:r>
         <w:rPr>
@@ -1664,11 +1916,7 @@
         <w:t>reduce</w:t>
       </w:r>
       <w:r>
-        <w:t xml:space="preserve"> </w:t>
-      </w:r>
-      <w:r>
-        <w:lastRenderedPageBreak/>
-        <w:t xml:space="preserve">deliveries </w:t>
+        <w:t xml:space="preserve"> deliveries </w:t>
       </w:r>
       <w:r>
         <w:t>from</w:t>
@@ -1885,6 +2133,14 @@
           <w:sz w:val="24"/>
           <w:szCs w:val="24"/>
         </w:rPr>
+        <w:t xml:space="preserve">There has been limited academic scholarship on the Lake Mead water conservation program. </w:t>
+      </w:r>
+      <w:r>
+        <w:rPr>
+          <w:rFonts w:asciiTheme="majorBidi" w:hAnsiTheme="majorBidi" w:cstheme="majorBidi"/>
+          <w:sz w:val="24"/>
+          <w:szCs w:val="24"/>
+        </w:rPr>
         <w:fldChar w:fldCharType="begin"/>
       </w:r>
       <w:r>
@@ -1942,7 +2198,7 @@
           <w:sz w:val="24"/>
           <w:szCs w:val="24"/>
         </w:rPr>
-        <w:t xml:space="preserve"> the Lake Mead water conservation program was the “most imaginative” part of the 2007 Interim Guidelines and that the program will increase water supply or make supply more productive. </w:t>
+        <w:t xml:space="preserve"> the program was the “most imaginative” part of the 2007 Interim Guidelines and that the program will increase water supply or make supply more productive. </w:t>
       </w:r>
       <w:r>
         <w:rPr>
@@ -2207,23 +2463,7 @@
           <w:sz w:val="24"/>
           <w:szCs w:val="24"/>
         </w:rPr>
-        <w:t xml:space="preserve">The </w:t>
-      </w:r>
-      <w:r>
-        <w:rPr>
-          <w:rFonts w:asciiTheme="majorBidi" w:hAnsiTheme="majorBidi" w:cstheme="majorBidi"/>
-          <w:sz w:val="24"/>
-          <w:szCs w:val="24"/>
-        </w:rPr>
-        <w:t>Lake Mead water conservation</w:t>
-      </w:r>
-      <w:r>
-        <w:rPr>
-          <w:rFonts w:asciiTheme="majorBidi" w:hAnsiTheme="majorBidi" w:cstheme="majorBidi"/>
-          <w:sz w:val="24"/>
-          <w:szCs w:val="24"/>
-        </w:rPr>
-        <w:t xml:space="preserve"> program had </w:t>
+        <w:t xml:space="preserve">The program had </w:t>
       </w:r>
       <w:r>
         <w:rPr>
@@ -2329,7 +2569,39 @@
           <w:sz w:val="24"/>
           <w:szCs w:val="24"/>
         </w:rPr>
-        <w:t xml:space="preserve">To promote higher engagement, new proposals suggest </w:t>
+        <w:t xml:space="preserve">To promote higher engagement, </w:t>
+      </w:r>
+      <w:r>
+        <w:rPr>
+          <w:rFonts w:asciiTheme="majorBidi" w:hAnsiTheme="majorBidi" w:cstheme="majorBidi"/>
+          <w:sz w:val="24"/>
+          <w:szCs w:val="24"/>
+        </w:rPr>
+        <w:t>scholars</w:t>
+      </w:r>
+      <w:r>
+        <w:rPr>
+          <w:rFonts w:asciiTheme="majorBidi" w:hAnsiTheme="majorBidi" w:cstheme="majorBidi"/>
+          <w:sz w:val="24"/>
+          <w:szCs w:val="24"/>
+        </w:rPr>
+        <w:t xml:space="preserve"> suggest</w:t>
+      </w:r>
+      <w:r>
+        <w:rPr>
+          <w:rFonts w:asciiTheme="majorBidi" w:hAnsiTheme="majorBidi" w:cstheme="majorBidi"/>
+          <w:sz w:val="24"/>
+          <w:szCs w:val="24"/>
+        </w:rPr>
+        <w:t>ed</w:t>
+      </w:r>
+      <w:r>
+        <w:rPr>
+          <w:rFonts w:asciiTheme="majorBidi" w:hAnsiTheme="majorBidi" w:cstheme="majorBidi"/>
+          <w:sz w:val="24"/>
+          <w:szCs w:val="24"/>
+        </w:rPr>
+        <w:t xml:space="preserve"> </w:t>
       </w:r>
       <w:r>
         <w:rPr>
@@ -2622,7 +2894,16 @@
           <w:sz w:val="24"/>
           <w:szCs w:val="24"/>
         </w:rPr>
-        <w:t>Recently, the U.S. Bureau of Reclamation (</w:t>
+        <w:t xml:space="preserve">Recently, the U.S. Bureau of </w:t>
+      </w:r>
+      <w:r>
+        <w:rPr>
+          <w:rFonts w:asciiTheme="majorBidi" w:hAnsiTheme="majorBidi" w:cstheme="majorBidi"/>
+          <w:sz w:val="24"/>
+          <w:szCs w:val="24"/>
+        </w:rPr>
+        <w:lastRenderedPageBreak/>
+        <w:t>Reclamation (</w:t>
       </w:r>
       <w:r>
         <w:rPr>
@@ -3146,7 +3427,6 @@
         <w:pStyle w:val="NoSpacing"/>
       </w:pPr>
       <w:r>
-        <w:lastRenderedPageBreak/>
         <w:t>This article provides an overview of the program</w:t>
       </w:r>
       <w:r>
@@ -3159,7 +3439,13 @@
         <w:t xml:space="preserve">, </w:t>
       </w:r>
       <w:r>
-        <w:t xml:space="preserve">and capacity for future success. The analysis is broken into four sections. First, </w:t>
+        <w:t xml:space="preserve">and capacity for future success. The analysis is broken into </w:t>
+      </w:r>
+      <w:r>
+        <w:t xml:space="preserve">five </w:t>
+      </w:r>
+      <w:r>
+        <w:t xml:space="preserve">sections. First, </w:t>
       </w:r>
       <w:r>
         <w:t xml:space="preserve">we </w:t>
@@ -3330,13 +3616,13 @@
         <w:t xml:space="preserve">help </w:t>
       </w:r>
       <w:r>
-        <w:t>stabilize and potentially recover</w:t>
-      </w:r>
-      <w:r>
-        <w:t xml:space="preserve"> Lake Mead </w:t>
-      </w:r>
-      <w:r>
-        <w:t>storage under</w:t>
+        <w:t>stabilize</w:t>
+      </w:r>
+      <w:r>
+        <w:t xml:space="preserve"> Lake Mead, recover storage, and reduce conflict </w:t>
+      </w:r>
+      <w:r>
+        <w:t>under</w:t>
       </w:r>
       <w:r>
         <w:t xml:space="preserve"> conditions of low storage and low inflow</w:t>
@@ -3353,6 +3639,7 @@
         <w:rPr>
           <w:noProof/>
         </w:rPr>
+        <w:lastRenderedPageBreak/>
         <mc:AlternateContent>
           <mc:Choice Requires="wps">
             <w:drawing>
@@ -3726,7 +4013,23 @@
                                 <w:sz w:val="20"/>
                                 <w:szCs w:val="20"/>
                               </w:rPr>
-                              <w:t xml:space="preserve">set to provide a buffer against reservoir drawdown to the minimum power pool. The </w:t>
+                              <w:t xml:space="preserve">set to provide a buffer against reservoir drawdown </w:t>
+                            </w:r>
+                            <w:r>
+                              <w:rPr>
+                                <w:rFonts w:asciiTheme="majorBidi" w:hAnsiTheme="majorBidi" w:cstheme="majorBidi"/>
+                                <w:sz w:val="20"/>
+                                <w:szCs w:val="20"/>
+                              </w:rPr>
+                              <w:t>a catastrophic elevation</w:t>
+                            </w:r>
+                            <w:r>
+                              <w:rPr>
+                                <w:rFonts w:asciiTheme="majorBidi" w:hAnsiTheme="majorBidi" w:cstheme="majorBidi"/>
+                                <w:sz w:val="20"/>
+                                <w:szCs w:val="20"/>
+                              </w:rPr>
+                              <w:t xml:space="preserve">. The </w:t>
                             </w:r>
                             <w:r>
                               <w:rPr>
@@ -4254,7 +4557,23 @@
                           <w:sz w:val="20"/>
                           <w:szCs w:val="20"/>
                         </w:rPr>
-                        <w:t xml:space="preserve">set to provide a buffer against reservoir drawdown to the minimum power pool. The </w:t>
+                        <w:t xml:space="preserve">set to provide a buffer against reservoir drawdown </w:t>
+                      </w:r>
+                      <w:r>
+                        <w:rPr>
+                          <w:rFonts w:asciiTheme="majorBidi" w:hAnsiTheme="majorBidi" w:cstheme="majorBidi"/>
+                          <w:sz w:val="20"/>
+                          <w:szCs w:val="20"/>
+                        </w:rPr>
+                        <w:t>a catastrophic elevation</w:t>
+                      </w:r>
+                      <w:r>
+                        <w:rPr>
+                          <w:rFonts w:asciiTheme="majorBidi" w:hAnsiTheme="majorBidi" w:cstheme="majorBidi"/>
+                          <w:sz w:val="20"/>
+                          <w:szCs w:val="20"/>
+                        </w:rPr>
+                        <w:t xml:space="preserve">. The </w:t>
                       </w:r>
                       <w:r>
                         <w:rPr>
@@ -5234,16 +5553,7 @@
           <w:sz w:val="24"/>
           <w:szCs w:val="24"/>
         </w:rPr>
-        <w:t xml:space="preserve">,000 acre-feet above the anticipated </w:t>
-      </w:r>
-      <w:r>
-        <w:rPr>
-          <w:rFonts w:asciiTheme="majorBidi" w:hAnsiTheme="majorBidi" w:cstheme="majorBidi"/>
-          <w:sz w:val="24"/>
-          <w:szCs w:val="24"/>
-        </w:rPr>
-        <w:lastRenderedPageBreak/>
-        <w:t>volume</w:t>
+        <w:t>,000 acre-feet above the anticipated volume</w:t>
       </w:r>
       <w:r>
         <w:rPr>
@@ -5594,6 +5904,7 @@
           <w:sz w:val="24"/>
           <w:szCs w:val="24"/>
         </w:rPr>
+        <w:lastRenderedPageBreak/>
         <w:t>P</w:t>
       </w:r>
       <w:r>
@@ -6359,7 +6670,23 @@
           <w:sz w:val="24"/>
           <w:szCs w:val="24"/>
         </w:rPr>
-        <w:t>proposed to exclude mandatory reductions (</w:t>
+        <w:t xml:space="preserve">proposed to exclude mandatory </w:t>
+      </w:r>
+      <w:r>
+        <w:rPr>
+          <w:rFonts w:asciiTheme="majorBidi" w:hAnsiTheme="majorBidi" w:cstheme="majorBidi"/>
+          <w:sz w:val="24"/>
+          <w:szCs w:val="24"/>
+        </w:rPr>
+        <w:t>shotrages</w:t>
+      </w:r>
+      <w:r>
+        <w:rPr>
+          <w:rFonts w:asciiTheme="majorBidi" w:hAnsiTheme="majorBidi" w:cstheme="majorBidi"/>
+          <w:sz w:val="24"/>
+          <w:szCs w:val="24"/>
+        </w:rPr>
+        <w:t xml:space="preserve"> (</w:t>
       </w:r>
       <w:r>
         <w:rPr>
@@ -6704,7 +7031,23 @@
           <w:sz w:val="24"/>
           <w:szCs w:val="24"/>
         </w:rPr>
-        <w:t xml:space="preserve">Since 2007, the Lower Basin states have </w:t>
+        <w:t xml:space="preserve">Since 2007, </w:t>
+      </w:r>
+      <w:r>
+        <w:rPr>
+          <w:rFonts w:asciiTheme="majorBidi" w:hAnsiTheme="majorBidi" w:cstheme="majorBidi"/>
+          <w:sz w:val="24"/>
+          <w:szCs w:val="24"/>
+        </w:rPr>
+        <w:t>California, Arizona, and Nevada</w:t>
+      </w:r>
+      <w:r>
+        <w:rPr>
+          <w:rFonts w:asciiTheme="majorBidi" w:hAnsiTheme="majorBidi" w:cstheme="majorBidi"/>
+          <w:sz w:val="24"/>
+          <w:szCs w:val="24"/>
+        </w:rPr>
+        <w:t xml:space="preserve"> have </w:t>
       </w:r>
       <w:r>
         <w:rPr>
@@ -7086,7 +7429,6 @@
           <w:sz w:val="24"/>
           <w:szCs w:val="24"/>
         </w:rPr>
-        <w:lastRenderedPageBreak/>
         <w:t xml:space="preserve">Participation has exceeded the upper limits for credits </w:t>
       </w:r>
       <w:r>
@@ -7153,10 +7495,11 @@
         <w:rPr>
           <w:noProof/>
         </w:rPr>
+        <w:lastRenderedPageBreak/>
         <w:drawing>
-          <wp:inline distT="0" distB="0" distL="0" distR="0" wp14:anchorId="47D3D6E0" wp14:editId="5F14338E">
-            <wp:extent cx="5943600" cy="3863340"/>
-            <wp:effectExtent l="0" t="0" r="0" b="3810"/>
+          <wp:inline distT="0" distB="0" distL="0" distR="0" wp14:anchorId="47D3D6E0" wp14:editId="31F78122">
+            <wp:extent cx="5076967" cy="3300029"/>
+            <wp:effectExtent l="0" t="0" r="0" b="0"/>
             <wp:docPr id="356887135" name="Picture 1"/>
             <wp:cNvGraphicFramePr>
               <a:graphicFrameLocks xmlns:a="http://schemas.openxmlformats.org/drawingml/2006/main" noChangeAspect="1"/>
@@ -7169,7 +7512,7 @@
                     <pic:cNvPicPr/>
                   </pic:nvPicPr>
                   <pic:blipFill>
-                    <a:blip r:embed="rId12"/>
+                    <a:blip r:embed="rId16"/>
                     <a:stretch>
                       <a:fillRect/>
                     </a:stretch>
@@ -7177,7 +7520,7 @@
                   <pic:spPr>
                     <a:xfrm>
                       <a:off x="0" y="0"/>
-                      <a:ext cx="5943600" cy="3863340"/>
+                      <a:ext cx="5108409" cy="3320467"/>
                     </a:xfrm>
                     <a:prstGeom prst="rect">
                       <a:avLst/>
@@ -7236,11 +7579,10 @@
         <w:rPr>
           <w:noProof/>
         </w:rPr>
-        <w:lastRenderedPageBreak/>
         <w:drawing>
-          <wp:inline distT="0" distB="0" distL="0" distR="0" wp14:anchorId="1C5E690A" wp14:editId="4D5979C5">
-            <wp:extent cx="5943600" cy="3913505"/>
-            <wp:effectExtent l="0" t="0" r="0" b="0"/>
+          <wp:inline distT="0" distB="0" distL="0" distR="0" wp14:anchorId="1C5E690A" wp14:editId="3B3C1464">
+            <wp:extent cx="5438633" cy="3581014"/>
+            <wp:effectExtent l="0" t="0" r="0" b="635"/>
             <wp:docPr id="103221964" name="Picture 1"/>
             <wp:cNvGraphicFramePr>
               <a:graphicFrameLocks xmlns:a="http://schemas.openxmlformats.org/drawingml/2006/main" noChangeAspect="1"/>
@@ -7253,7 +7595,7 @@
                     <pic:cNvPicPr/>
                   </pic:nvPicPr>
                   <pic:blipFill>
-                    <a:blip r:embed="rId13"/>
+                    <a:blip r:embed="rId17"/>
                     <a:stretch>
                       <a:fillRect/>
                     </a:stretch>
@@ -7261,7 +7603,7 @@
                   <pic:spPr>
                     <a:xfrm>
                       <a:off x="0" y="0"/>
-                      <a:ext cx="5943600" cy="3913505"/>
+                      <a:ext cx="5443988" cy="3584540"/>
                     </a:xfrm>
                     <a:prstGeom prst="rect">
                       <a:avLst/>
@@ -7404,6 +7746,7 @@
           <w:sz w:val="24"/>
           <w:szCs w:val="24"/>
         </w:rPr>
+        <w:lastRenderedPageBreak/>
         <w:t>Mexico has conserved and credited 0.</w:t>
       </w:r>
       <w:r>
@@ -7412,7 +7755,7 @@
           <w:sz w:val="24"/>
           <w:szCs w:val="24"/>
         </w:rPr>
-        <w:t>16</w:t>
+        <w:t>22</w:t>
       </w:r>
       <w:r>
         <w:rPr>
@@ -7835,7 +8178,7 @@
                     </pic:cNvPicPr>
                   </pic:nvPicPr>
                   <pic:blipFill>
-                    <a:blip r:embed="rId14">
+                    <a:blip r:embed="rId18">
                       <a:extLst>
                         <a:ext uri="{28A0092B-C50C-407E-A947-70E740481C1C}">
                           <a14:useLocalDpi xmlns:a14="http://schemas.microsoft.com/office/drawing/2010/main" val="0"/>
@@ -7870,112 +8213,12 @@
     <w:p>
       <w:pPr>
         <w:pStyle w:val="ListParagraph"/>
-        <w:numPr>
-          <w:ilvl w:val="0"/>
-          <w:numId w:val="16"/>
-        </w:numPr>
-        <w:rPr>
-          <w:rFonts w:asciiTheme="majorBidi" w:hAnsiTheme="majorBidi" w:cstheme="majorBidi"/>
-          <w:sz w:val="24"/>
-          <w:szCs w:val="24"/>
-        </w:rPr>
-      </w:pPr>
-      <w:r>
-        <w:rPr>
-          <w:rFonts w:asciiTheme="majorBidi" w:hAnsiTheme="majorBidi" w:cstheme="majorBidi"/>
-          <w:sz w:val="24"/>
-          <w:szCs w:val="24"/>
-        </w:rPr>
-        <w:t xml:space="preserve">States have </w:t>
-      </w:r>
-      <w:r>
-        <w:rPr>
-          <w:rFonts w:asciiTheme="majorBidi" w:hAnsiTheme="majorBidi" w:cstheme="majorBidi"/>
-          <w:sz w:val="24"/>
-          <w:szCs w:val="24"/>
-        </w:rPr>
-        <w:t>some additional</w:t>
-      </w:r>
-      <w:r>
-        <w:rPr>
-          <w:rFonts w:asciiTheme="majorBidi" w:hAnsiTheme="majorBidi" w:cstheme="majorBidi"/>
-          <w:sz w:val="24"/>
-          <w:szCs w:val="24"/>
-        </w:rPr>
-        <w:t xml:space="preserve"> </w:t>
-      </w:r>
-      <w:r>
-        <w:rPr>
-          <w:rFonts w:asciiTheme="majorBidi" w:hAnsiTheme="majorBidi" w:cstheme="majorBidi"/>
-          <w:sz w:val="24"/>
-          <w:szCs w:val="24"/>
-        </w:rPr>
-        <w:t xml:space="preserve">autonomy </w:t>
-      </w:r>
-      <w:r>
-        <w:rPr>
-          <w:rFonts w:asciiTheme="majorBidi" w:hAnsiTheme="majorBidi" w:cstheme="majorBidi"/>
-          <w:sz w:val="24"/>
-          <w:szCs w:val="24"/>
-        </w:rPr>
-        <w:t>for</w:t>
-      </w:r>
-      <w:r>
-        <w:rPr>
-          <w:rFonts w:asciiTheme="majorBidi" w:hAnsiTheme="majorBidi" w:cstheme="majorBidi"/>
-          <w:sz w:val="24"/>
-          <w:szCs w:val="24"/>
-        </w:rPr>
-        <w:t xml:space="preserve"> reservoir withdraws </w:t>
-      </w:r>
-      <w:r>
-        <w:rPr>
-          <w:rFonts w:asciiTheme="majorBidi" w:hAnsiTheme="majorBidi" w:cstheme="majorBidi"/>
-          <w:sz w:val="24"/>
-          <w:szCs w:val="24"/>
-        </w:rPr>
-        <w:t xml:space="preserve">and </w:t>
-      </w:r>
-      <w:r>
-        <w:rPr>
-          <w:rFonts w:asciiTheme="majorBidi" w:hAnsiTheme="majorBidi" w:cstheme="majorBidi"/>
-          <w:sz w:val="24"/>
-          <w:szCs w:val="24"/>
-        </w:rPr>
-        <w:t xml:space="preserve">to </w:t>
-      </w:r>
-      <w:r>
-        <w:rPr>
-          <w:rFonts w:asciiTheme="majorBidi" w:hAnsiTheme="majorBidi" w:cstheme="majorBidi"/>
-          <w:sz w:val="24"/>
-          <w:szCs w:val="24"/>
-        </w:rPr>
-        <w:t xml:space="preserve">manage vulnerability </w:t>
-      </w:r>
-      <w:r>
-        <w:rPr>
-          <w:rFonts w:asciiTheme="majorBidi" w:hAnsiTheme="majorBidi" w:cstheme="majorBidi"/>
-          <w:sz w:val="24"/>
-          <w:szCs w:val="24"/>
-        </w:rPr>
-        <w:t>independent of other states activit</w:t>
-      </w:r>
-      <w:r>
-        <w:rPr>
-          <w:rFonts w:asciiTheme="majorBidi" w:hAnsiTheme="majorBidi" w:cstheme="majorBidi"/>
-          <w:sz w:val="24"/>
-          <w:szCs w:val="24"/>
-        </w:rPr>
-        <w:t>ies</w:t>
-      </w:r>
-      <w:r>
-        <w:rPr>
-          <w:rFonts w:asciiTheme="majorBidi" w:hAnsiTheme="majorBidi" w:cstheme="majorBidi"/>
-          <w:sz w:val="24"/>
-          <w:szCs w:val="24"/>
-        </w:rPr>
-        <w:t>. This autonomy reduces conflict.</w:t>
-      </w:r>
+        <w:rPr>
+          <w:rFonts w:asciiTheme="majorBidi" w:hAnsiTheme="majorBidi" w:cstheme="majorBidi"/>
+          <w:sz w:val="24"/>
+          <w:szCs w:val="24"/>
+        </w:rPr>
+      </w:pPr>
     </w:p>
     <w:p>
       <w:pPr>
@@ -7996,16 +8239,15 @@
           <w:sz w:val="24"/>
           <w:szCs w:val="24"/>
         </w:rPr>
-        <w:lastRenderedPageBreak/>
-        <w:t>Since 2022, t</w:t>
-      </w:r>
-      <w:r>
-        <w:rPr>
-          <w:rFonts w:asciiTheme="majorBidi" w:hAnsiTheme="majorBidi" w:cstheme="majorBidi"/>
-          <w:sz w:val="24"/>
-          <w:szCs w:val="24"/>
-        </w:rPr>
-        <w:t>he water conservation program</w:t>
+        <w:t xml:space="preserve">States have </w:t>
+      </w:r>
+      <w:r>
+        <w:rPr>
+          <w:rFonts w:asciiTheme="majorBidi" w:hAnsiTheme="majorBidi" w:cstheme="majorBidi"/>
+          <w:sz w:val="24"/>
+          <w:szCs w:val="24"/>
+        </w:rPr>
+        <w:t>some additional</w:t>
       </w:r>
       <w:r>
         <w:rPr>
@@ -8021,89 +8263,190 @@
           <w:sz w:val="24"/>
           <w:szCs w:val="24"/>
         </w:rPr>
-        <w:t xml:space="preserve">has </w:t>
-      </w:r>
-      <w:r>
-        <w:rPr>
-          <w:rFonts w:asciiTheme="majorBidi" w:hAnsiTheme="majorBidi" w:cstheme="majorBidi"/>
-          <w:sz w:val="24"/>
-          <w:szCs w:val="24"/>
-        </w:rPr>
-        <w:t>kept Lake Mead’s storage above the 5.9 million-acre feet</w:t>
-      </w:r>
-      <w:r>
-        <w:rPr>
-          <w:rFonts w:asciiTheme="majorBidi" w:hAnsiTheme="majorBidi" w:cstheme="majorBidi"/>
-          <w:sz w:val="24"/>
-          <w:szCs w:val="24"/>
-        </w:rPr>
-        <w:t xml:space="preserve"> protection </w:t>
-      </w:r>
-      <w:r>
-        <w:rPr>
-          <w:rFonts w:asciiTheme="majorBidi" w:hAnsiTheme="majorBidi" w:cstheme="majorBidi"/>
-          <w:sz w:val="24"/>
-          <w:szCs w:val="24"/>
-        </w:rPr>
-        <w:t>volume</w:t>
-      </w:r>
-      <w:r>
-        <w:rPr>
-          <w:rFonts w:asciiTheme="majorBidi" w:hAnsiTheme="majorBidi" w:cstheme="majorBidi"/>
-          <w:sz w:val="24"/>
-          <w:szCs w:val="24"/>
-        </w:rPr>
-        <w:t xml:space="preserve"> (elevation 1,020 feet</w:t>
-      </w:r>
-      <w:r>
-        <w:rPr>
-          <w:rFonts w:asciiTheme="majorBidi" w:hAnsiTheme="majorBidi" w:cstheme="majorBidi"/>
-          <w:sz w:val="24"/>
-          <w:szCs w:val="24"/>
-        </w:rPr>
-        <w:t xml:space="preserve">) </w:t>
-      </w:r>
-      <w:r>
-        <w:rPr>
-          <w:rFonts w:asciiTheme="majorBidi" w:hAnsiTheme="majorBidi" w:cstheme="majorBidi"/>
-          <w:sz w:val="24"/>
-          <w:szCs w:val="24"/>
-        </w:rPr>
-        <w:t>defined in the Lower Basin Drought Contingency Plan</w:t>
-      </w:r>
-      <w:r>
-        <w:rPr>
-          <w:rFonts w:asciiTheme="majorBidi" w:hAnsiTheme="majorBidi" w:cstheme="majorBidi"/>
-          <w:sz w:val="24"/>
-          <w:szCs w:val="24"/>
-        </w:rPr>
-        <w:t xml:space="preserve"> (</w:t>
-      </w:r>
-      <w:r>
-        <w:rPr>
-          <w:rFonts w:asciiTheme="majorBidi" w:hAnsiTheme="majorBidi" w:cstheme="majorBidi"/>
-          <w:sz w:val="24"/>
-          <w:szCs w:val="24"/>
-        </w:rPr>
-        <w:t>Figure 3)</w:t>
-      </w:r>
-      <w:r>
-        <w:rPr>
-          <w:rFonts w:asciiTheme="majorBidi" w:hAnsiTheme="majorBidi" w:cstheme="majorBidi"/>
-          <w:sz w:val="24"/>
-          <w:szCs w:val="24"/>
-        </w:rPr>
-        <w:t>.</w:t>
+        <w:t xml:space="preserve">autonomy </w:t>
+      </w:r>
+      <w:r>
+        <w:rPr>
+          <w:rFonts w:asciiTheme="majorBidi" w:hAnsiTheme="majorBidi" w:cstheme="majorBidi"/>
+          <w:sz w:val="24"/>
+          <w:szCs w:val="24"/>
+        </w:rPr>
+        <w:t>for</w:t>
+      </w:r>
+      <w:r>
+        <w:rPr>
+          <w:rFonts w:asciiTheme="majorBidi" w:hAnsiTheme="majorBidi" w:cstheme="majorBidi"/>
+          <w:sz w:val="24"/>
+          <w:szCs w:val="24"/>
+        </w:rPr>
+        <w:t xml:space="preserve"> reservoir withdraws </w:t>
+      </w:r>
+      <w:r>
+        <w:rPr>
+          <w:rFonts w:asciiTheme="majorBidi" w:hAnsiTheme="majorBidi" w:cstheme="majorBidi"/>
+          <w:sz w:val="24"/>
+          <w:szCs w:val="24"/>
+        </w:rPr>
+        <w:t xml:space="preserve">and </w:t>
+      </w:r>
+      <w:r>
+        <w:rPr>
+          <w:rFonts w:asciiTheme="majorBidi" w:hAnsiTheme="majorBidi" w:cstheme="majorBidi"/>
+          <w:sz w:val="24"/>
+          <w:szCs w:val="24"/>
+        </w:rPr>
+        <w:t xml:space="preserve">to </w:t>
+      </w:r>
+      <w:r>
+        <w:rPr>
+          <w:rFonts w:asciiTheme="majorBidi" w:hAnsiTheme="majorBidi" w:cstheme="majorBidi"/>
+          <w:sz w:val="24"/>
+          <w:szCs w:val="24"/>
+        </w:rPr>
+        <w:t xml:space="preserve">manage vulnerability </w:t>
+      </w:r>
+      <w:r>
+        <w:rPr>
+          <w:rFonts w:asciiTheme="majorBidi" w:hAnsiTheme="majorBidi" w:cstheme="majorBidi"/>
+          <w:sz w:val="24"/>
+          <w:szCs w:val="24"/>
+        </w:rPr>
+        <w:t>independent of other states activit</w:t>
+      </w:r>
+      <w:r>
+        <w:rPr>
+          <w:rFonts w:asciiTheme="majorBidi" w:hAnsiTheme="majorBidi" w:cstheme="majorBidi"/>
+          <w:sz w:val="24"/>
+          <w:szCs w:val="24"/>
+        </w:rPr>
+        <w:t>ies</w:t>
+      </w:r>
+      <w:r>
+        <w:rPr>
+          <w:rFonts w:asciiTheme="majorBidi" w:hAnsiTheme="majorBidi" w:cstheme="majorBidi"/>
+          <w:sz w:val="24"/>
+          <w:szCs w:val="24"/>
+        </w:rPr>
+        <w:t>. This autonomy reduces conflict.</w:t>
       </w:r>
     </w:p>
     <w:p>
       <w:pPr>
-        <w:rPr>
-          <w:rFonts w:asciiTheme="majorBidi" w:hAnsiTheme="majorBidi" w:cstheme="majorBidi"/>
-          <w:sz w:val="24"/>
-          <w:szCs w:val="24"/>
-        </w:rPr>
-      </w:pPr>
+        <w:pStyle w:val="ListParagraph"/>
+        <w:numPr>
+          <w:ilvl w:val="0"/>
+          <w:numId w:val="16"/>
+        </w:numPr>
+        <w:rPr>
+          <w:rFonts w:asciiTheme="majorBidi" w:hAnsiTheme="majorBidi" w:cstheme="majorBidi"/>
+          <w:sz w:val="24"/>
+          <w:szCs w:val="24"/>
+        </w:rPr>
+      </w:pPr>
+      <w:r>
+        <w:rPr>
+          <w:rFonts w:asciiTheme="majorBidi" w:hAnsiTheme="majorBidi" w:cstheme="majorBidi"/>
+          <w:sz w:val="24"/>
+          <w:szCs w:val="24"/>
+        </w:rPr>
+        <w:t>Since 2022, t</w:t>
+      </w:r>
+      <w:r>
+        <w:rPr>
+          <w:rFonts w:asciiTheme="majorBidi" w:hAnsiTheme="majorBidi" w:cstheme="majorBidi"/>
+          <w:sz w:val="24"/>
+          <w:szCs w:val="24"/>
+        </w:rPr>
+        <w:t>he water conservation program</w:t>
+      </w:r>
+      <w:r>
+        <w:rPr>
+          <w:rFonts w:asciiTheme="majorBidi" w:hAnsiTheme="majorBidi" w:cstheme="majorBidi"/>
+          <w:sz w:val="24"/>
+          <w:szCs w:val="24"/>
+        </w:rPr>
+        <w:t xml:space="preserve"> </w:t>
+      </w:r>
+      <w:r>
+        <w:rPr>
+          <w:rFonts w:asciiTheme="majorBidi" w:hAnsiTheme="majorBidi" w:cstheme="majorBidi"/>
+          <w:sz w:val="24"/>
+          <w:szCs w:val="24"/>
+        </w:rPr>
+        <w:t xml:space="preserve">has </w:t>
+      </w:r>
+      <w:r>
+        <w:rPr>
+          <w:rFonts w:asciiTheme="majorBidi" w:hAnsiTheme="majorBidi" w:cstheme="majorBidi"/>
+          <w:sz w:val="24"/>
+          <w:szCs w:val="24"/>
+        </w:rPr>
+        <w:t>kept Lake Mead’s storage above the 5.9 million-acre feet</w:t>
+      </w:r>
+      <w:r>
+        <w:rPr>
+          <w:rFonts w:asciiTheme="majorBidi" w:hAnsiTheme="majorBidi" w:cstheme="majorBidi"/>
+          <w:sz w:val="24"/>
+          <w:szCs w:val="24"/>
+        </w:rPr>
+        <w:t xml:space="preserve"> protection </w:t>
+      </w:r>
+      <w:r>
+        <w:rPr>
+          <w:rFonts w:asciiTheme="majorBidi" w:hAnsiTheme="majorBidi" w:cstheme="majorBidi"/>
+          <w:sz w:val="24"/>
+          <w:szCs w:val="24"/>
+        </w:rPr>
+        <w:t>volume</w:t>
+      </w:r>
+      <w:r>
+        <w:rPr>
+          <w:rFonts w:asciiTheme="majorBidi" w:hAnsiTheme="majorBidi" w:cstheme="majorBidi"/>
+          <w:sz w:val="24"/>
+          <w:szCs w:val="24"/>
+        </w:rPr>
+        <w:t xml:space="preserve"> (elevation 1,020 feet</w:t>
+      </w:r>
+      <w:r>
+        <w:rPr>
+          <w:rFonts w:asciiTheme="majorBidi" w:hAnsiTheme="majorBidi" w:cstheme="majorBidi"/>
+          <w:sz w:val="24"/>
+          <w:szCs w:val="24"/>
+        </w:rPr>
+        <w:t xml:space="preserve">) </w:t>
+      </w:r>
+      <w:r>
+        <w:rPr>
+          <w:rFonts w:asciiTheme="majorBidi" w:hAnsiTheme="majorBidi" w:cstheme="majorBidi"/>
+          <w:sz w:val="24"/>
+          <w:szCs w:val="24"/>
+        </w:rPr>
+        <w:t>defined in the Lower Basin Drought Contingency Plan</w:t>
+      </w:r>
+      <w:r>
+        <w:rPr>
+          <w:rFonts w:asciiTheme="majorBidi" w:hAnsiTheme="majorBidi" w:cstheme="majorBidi"/>
+          <w:sz w:val="24"/>
+          <w:szCs w:val="24"/>
+        </w:rPr>
+        <w:t xml:space="preserve"> (</w:t>
+      </w:r>
+      <w:r>
+        <w:rPr>
+          <w:rFonts w:asciiTheme="majorBidi" w:hAnsiTheme="majorBidi" w:cstheme="majorBidi"/>
+          <w:sz w:val="24"/>
+          <w:szCs w:val="24"/>
+        </w:rPr>
+        <w:t>Figure 3)</w:t>
+      </w:r>
+      <w:r>
+        <w:rPr>
+          <w:rFonts w:asciiTheme="majorBidi" w:hAnsiTheme="majorBidi" w:cstheme="majorBidi"/>
+          <w:sz w:val="24"/>
+          <w:szCs w:val="24"/>
+        </w:rPr>
+        <w:t>.</w:t>
+      </w:r>
     </w:p>
     <w:p>
       <w:pPr>
@@ -8113,14 +8456,24 @@
           <w:szCs w:val="24"/>
         </w:rPr>
       </w:pPr>
+    </w:p>
+    <w:p>
+      <w:pPr>
+        <w:rPr>
+          <w:rFonts w:asciiTheme="majorBidi" w:hAnsiTheme="majorBidi" w:cstheme="majorBidi"/>
+          <w:sz w:val="24"/>
+          <w:szCs w:val="24"/>
+        </w:rPr>
+      </w:pPr>
       <w:r>
         <w:rPr>
           <w:noProof/>
         </w:rPr>
+        <w:lastRenderedPageBreak/>
         <w:drawing>
-          <wp:inline distT="0" distB="0" distL="0" distR="0" wp14:anchorId="1AE6E068" wp14:editId="7FF63167">
+          <wp:inline distT="0" distB="0" distL="0" distR="0" wp14:anchorId="1AE6E068" wp14:editId="4DEC36AD">
             <wp:extent cx="5943600" cy="4307840"/>
-            <wp:effectExtent l="0" t="0" r="0" b="0"/>
+            <wp:effectExtent l="0" t="0" r="3810" b="1905"/>
             <wp:docPr id="1874121741" name="Picture 1"/>
             <wp:cNvGraphicFramePr>
               <a:graphicFrameLocks xmlns:a="http://schemas.openxmlformats.org/drawingml/2006/main" noChangeAspect="1"/>
@@ -8133,7 +8486,7 @@
                     <pic:cNvPicPr/>
                   </pic:nvPicPr>
                   <pic:blipFill>
-                    <a:blip r:embed="rId15"/>
+                    <a:blip r:embed="rId19"/>
                     <a:stretch>
                       <a:fillRect/>
                     </a:stretch>
@@ -8158,12 +8511,20 @@
       <w:pPr>
         <w:rPr>
           <w:rFonts w:asciiTheme="majorBidi" w:hAnsiTheme="majorBidi" w:cstheme="majorBidi"/>
+          <w:sz w:val="24"/>
+          <w:szCs w:val="24"/>
+        </w:rPr>
+      </w:pPr>
+      <w:r>
+        <w:rPr>
+          <w:rFonts w:asciiTheme="majorBidi" w:hAnsiTheme="majorBidi" w:cstheme="majorBidi"/>
           <w:b/>
           <w:bCs/>
           <w:sz w:val="24"/>
           <w:szCs w:val="24"/>
         </w:rPr>
-      </w:pPr>
+        <w:t xml:space="preserve">Figure 3. Lake Mead </w:t>
+      </w:r>
       <w:r>
         <w:rPr>
           <w:rFonts w:asciiTheme="majorBidi" w:hAnsiTheme="majorBidi" w:cstheme="majorBidi"/>
@@ -8172,7 +8533,7 @@
           <w:sz w:val="24"/>
           <w:szCs w:val="24"/>
         </w:rPr>
-        <w:t xml:space="preserve">Figure 3. Lake Mead </w:t>
+        <w:t>s</w:t>
       </w:r>
       <w:r>
         <w:rPr>
@@ -8182,7 +8543,7 @@
           <w:sz w:val="24"/>
           <w:szCs w:val="24"/>
         </w:rPr>
-        <w:t>s</w:t>
+        <w:t>torage</w:t>
       </w:r>
       <w:r>
         <w:rPr>
@@ -8192,7 +8553,7 @@
           <w:sz w:val="24"/>
           <w:szCs w:val="24"/>
         </w:rPr>
-        <w:t>torage</w:t>
+        <w:t xml:space="preserve"> (solid black line)</w:t>
       </w:r>
       <w:r>
         <w:rPr>
@@ -8202,7 +8563,7 @@
           <w:sz w:val="24"/>
           <w:szCs w:val="24"/>
         </w:rPr>
-        <w:t xml:space="preserve"> (solid black line)</w:t>
+        <w:t xml:space="preserve">, </w:t>
       </w:r>
       <w:r>
         <w:rPr>
@@ -8212,7 +8573,7 @@
           <w:sz w:val="24"/>
           <w:szCs w:val="24"/>
         </w:rPr>
-        <w:t xml:space="preserve">, </w:t>
+        <w:t>w</w:t>
       </w:r>
       <w:r>
         <w:rPr>
@@ -8222,7 +8583,7 @@
           <w:sz w:val="24"/>
           <w:szCs w:val="24"/>
         </w:rPr>
-        <w:t>w</w:t>
+        <w:t xml:space="preserve">ater </w:t>
       </w:r>
       <w:r>
         <w:rPr>
@@ -8232,7 +8593,7 @@
           <w:sz w:val="24"/>
           <w:szCs w:val="24"/>
         </w:rPr>
-        <w:t xml:space="preserve">ater </w:t>
+        <w:t>c</w:t>
       </w:r>
       <w:r>
         <w:rPr>
@@ -8242,7 +8603,7 @@
           <w:sz w:val="24"/>
           <w:szCs w:val="24"/>
         </w:rPr>
-        <w:t>c</w:t>
+        <w:t xml:space="preserve">onservation </w:t>
       </w:r>
       <w:r>
         <w:rPr>
@@ -8252,7 +8613,7 @@
           <w:sz w:val="24"/>
           <w:szCs w:val="24"/>
         </w:rPr>
-        <w:t xml:space="preserve">onservation </w:t>
+        <w:t>a</w:t>
       </w:r>
       <w:r>
         <w:rPr>
@@ -8262,7 +8623,7 @@
           <w:sz w:val="24"/>
           <w:szCs w:val="24"/>
         </w:rPr>
-        <w:t>a</w:t>
+        <w:t xml:space="preserve">ccount </w:t>
       </w:r>
       <w:r>
         <w:rPr>
@@ -8272,7 +8633,7 @@
           <w:sz w:val="24"/>
           <w:szCs w:val="24"/>
         </w:rPr>
-        <w:t xml:space="preserve">ccount </w:t>
+        <w:t>b</w:t>
       </w:r>
       <w:r>
         <w:rPr>
@@ -8282,7 +8643,7 @@
           <w:sz w:val="24"/>
           <w:szCs w:val="24"/>
         </w:rPr>
-        <w:t>b</w:t>
+        <w:t>alances</w:t>
       </w:r>
       <w:r>
         <w:rPr>
@@ -8292,7 +8653,7 @@
           <w:sz w:val="24"/>
           <w:szCs w:val="24"/>
         </w:rPr>
-        <w:t>alances</w:t>
+        <w:t xml:space="preserve"> (light blue fill)</w:t>
       </w:r>
       <w:r>
         <w:rPr>
@@ -8302,7 +8663,7 @@
           <w:sz w:val="24"/>
           <w:szCs w:val="24"/>
         </w:rPr>
-        <w:t xml:space="preserve"> (light blue fill)</w:t>
+        <w:t xml:space="preserve">, and anticipated </w:t>
       </w:r>
       <w:r>
         <w:rPr>
@@ -8312,7 +8673,7 @@
           <w:sz w:val="24"/>
           <w:szCs w:val="24"/>
         </w:rPr>
-        <w:t xml:space="preserve">, and anticipated </w:t>
+        <w:t>l</w:t>
       </w:r>
       <w:r>
         <w:rPr>
@@ -8322,7 +8683,7 @@
           <w:sz w:val="24"/>
           <w:szCs w:val="24"/>
         </w:rPr>
-        <w:t>l</w:t>
+        <w:t>ake volume absent the water conservation</w:t>
       </w:r>
       <w:r>
         <w:rPr>
@@ -8332,7 +8693,7 @@
           <w:sz w:val="24"/>
           <w:szCs w:val="24"/>
         </w:rPr>
-        <w:t>ake volume absent the water conservation</w:t>
+        <w:t xml:space="preserve"> program</w:t>
       </w:r>
       <w:r>
         <w:rPr>
@@ -8342,7 +8703,7 @@
           <w:sz w:val="24"/>
           <w:szCs w:val="24"/>
         </w:rPr>
-        <w:t xml:space="preserve"> program</w:t>
+        <w:t xml:space="preserve"> (dashed red line)</w:t>
       </w:r>
       <w:r>
         <w:rPr>
@@ -8352,9 +8713,91 @@
           <w:sz w:val="24"/>
           <w:szCs w:val="24"/>
         </w:rPr>
-        <w:t xml:space="preserve"> (dashed red line)</w:t>
-      </w:r>
-      <w:r>
+        <w:t xml:space="preserve">. </w:t>
+      </w:r>
+      <w:r>
+        <w:rPr>
+          <w:rFonts w:asciiTheme="majorBidi" w:hAnsiTheme="majorBidi" w:cstheme="majorBidi"/>
+          <w:sz w:val="24"/>
+          <w:szCs w:val="24"/>
+        </w:rPr>
+        <w:t>Since 2022, t</w:t>
+      </w:r>
+      <w:r>
+        <w:rPr>
+          <w:rFonts w:asciiTheme="majorBidi" w:hAnsiTheme="majorBidi" w:cstheme="majorBidi"/>
+          <w:sz w:val="24"/>
+          <w:szCs w:val="24"/>
+        </w:rPr>
+        <w:t xml:space="preserve">he conservation program </w:t>
+      </w:r>
+      <w:r>
+        <w:rPr>
+          <w:rFonts w:asciiTheme="majorBidi" w:hAnsiTheme="majorBidi" w:cstheme="majorBidi"/>
+          <w:sz w:val="24"/>
+          <w:szCs w:val="24"/>
+        </w:rPr>
+        <w:t>ha</w:t>
+      </w:r>
+      <w:r>
+        <w:rPr>
+          <w:rFonts w:asciiTheme="majorBidi" w:hAnsiTheme="majorBidi" w:cstheme="majorBidi"/>
+          <w:sz w:val="24"/>
+          <w:szCs w:val="24"/>
+        </w:rPr>
+        <w:t>s</w:t>
+      </w:r>
+      <w:r>
+        <w:rPr>
+          <w:rFonts w:asciiTheme="majorBidi" w:hAnsiTheme="majorBidi" w:cstheme="majorBidi"/>
+          <w:sz w:val="24"/>
+          <w:szCs w:val="24"/>
+        </w:rPr>
+        <w:t xml:space="preserve"> </w:t>
+      </w:r>
+      <w:r>
+        <w:rPr>
+          <w:rFonts w:asciiTheme="majorBidi" w:hAnsiTheme="majorBidi" w:cstheme="majorBidi"/>
+          <w:sz w:val="24"/>
+          <w:szCs w:val="24"/>
+        </w:rPr>
+        <w:t xml:space="preserve">kept Lake Mead level above </w:t>
+      </w:r>
+      <w:r>
+        <w:rPr>
+          <w:rFonts w:asciiTheme="majorBidi" w:hAnsiTheme="majorBidi" w:cstheme="majorBidi"/>
+          <w:sz w:val="24"/>
+          <w:szCs w:val="24"/>
+        </w:rPr>
+        <w:t xml:space="preserve">its protection </w:t>
+      </w:r>
+      <w:r>
+        <w:rPr>
+          <w:rFonts w:asciiTheme="majorBidi" w:hAnsiTheme="majorBidi" w:cstheme="majorBidi"/>
+          <w:sz w:val="24"/>
+          <w:szCs w:val="24"/>
+        </w:rPr>
+        <w:t>elevation 1</w:t>
+      </w:r>
+      <w:r>
+        <w:rPr>
+          <w:rFonts w:asciiTheme="majorBidi" w:hAnsiTheme="majorBidi" w:cstheme="majorBidi"/>
+          <w:sz w:val="24"/>
+          <w:szCs w:val="24"/>
+        </w:rPr>
+        <w:t>,</w:t>
+      </w:r>
+      <w:r>
+        <w:rPr>
+          <w:rFonts w:asciiTheme="majorBidi" w:hAnsiTheme="majorBidi" w:cstheme="majorBidi"/>
+          <w:sz w:val="24"/>
+          <w:szCs w:val="24"/>
+        </w:rPr>
+        <w:t>020 feet (5.9 million acre-feet).</w:t>
+      </w:r>
+    </w:p>
+    <w:p>
+      <w:pPr>
         <w:rPr>
           <w:rFonts w:asciiTheme="majorBidi" w:hAnsiTheme="majorBidi" w:cstheme="majorBidi"/>
           <w:b/>
@@ -8362,72 +8805,7 @@
           <w:sz w:val="24"/>
           <w:szCs w:val="24"/>
         </w:rPr>
-        <w:t xml:space="preserve">. </w:t>
-      </w:r>
-      <w:r>
-        <w:rPr>
-          <w:rFonts w:asciiTheme="majorBidi" w:hAnsiTheme="majorBidi" w:cstheme="majorBidi"/>
-          <w:sz w:val="24"/>
-          <w:szCs w:val="24"/>
-        </w:rPr>
-        <w:t>Since 2022, t</w:t>
-      </w:r>
-      <w:r>
-        <w:rPr>
-          <w:rFonts w:asciiTheme="majorBidi" w:hAnsiTheme="majorBidi" w:cstheme="majorBidi"/>
-          <w:sz w:val="24"/>
-          <w:szCs w:val="24"/>
-        </w:rPr>
-        <w:t xml:space="preserve">he conservation program </w:t>
-      </w:r>
-      <w:r>
-        <w:rPr>
-          <w:rFonts w:asciiTheme="majorBidi" w:hAnsiTheme="majorBidi" w:cstheme="majorBidi"/>
-          <w:sz w:val="24"/>
-          <w:szCs w:val="24"/>
-        </w:rPr>
-        <w:t>ha</w:t>
-      </w:r>
-      <w:r>
-        <w:rPr>
-          <w:rFonts w:asciiTheme="majorBidi" w:hAnsiTheme="majorBidi" w:cstheme="majorBidi"/>
-          <w:sz w:val="24"/>
-          <w:szCs w:val="24"/>
-        </w:rPr>
-        <w:t>s</w:t>
-      </w:r>
-      <w:r>
-        <w:rPr>
-          <w:rFonts w:asciiTheme="majorBidi" w:hAnsiTheme="majorBidi" w:cstheme="majorBidi"/>
-          <w:sz w:val="24"/>
-          <w:szCs w:val="24"/>
-        </w:rPr>
-        <w:t xml:space="preserve"> </w:t>
-      </w:r>
-      <w:r>
-        <w:rPr>
-          <w:rFonts w:asciiTheme="majorBidi" w:hAnsiTheme="majorBidi" w:cstheme="majorBidi"/>
-          <w:sz w:val="24"/>
-          <w:szCs w:val="24"/>
-        </w:rPr>
-        <w:t>kept Lake Mead level above elevation 1</w:t>
-      </w:r>
-      <w:r>
-        <w:rPr>
-          <w:rFonts w:asciiTheme="majorBidi" w:hAnsiTheme="majorBidi" w:cstheme="majorBidi"/>
-          <w:sz w:val="24"/>
-          <w:szCs w:val="24"/>
-        </w:rPr>
-        <w:t>,</w:t>
-      </w:r>
-      <w:r>
-        <w:rPr>
-          <w:rFonts w:asciiTheme="majorBidi" w:hAnsiTheme="majorBidi" w:cstheme="majorBidi"/>
-          <w:sz w:val="24"/>
-          <w:szCs w:val="24"/>
-        </w:rPr>
-        <w:t>020 feet (5.9 million acre-feet).</w:t>
-      </w:r>
+      </w:pPr>
     </w:p>
     <w:p>
       <w:pPr>
@@ -8593,15 +8971,47 @@
           <w:sz w:val="24"/>
           <w:szCs w:val="24"/>
         </w:rPr>
-        <w:t xml:space="preserve">current elevation of </w:t>
-      </w:r>
-      <w:r>
-        <w:rPr>
-          <w:rFonts w:asciiTheme="majorBidi" w:hAnsiTheme="majorBidi" w:cstheme="majorBidi"/>
-          <w:sz w:val="24"/>
-          <w:szCs w:val="24"/>
-        </w:rPr>
-        <w:t xml:space="preserve">_______ (XX active storage), </w:t>
+        <w:t xml:space="preserve">a June 26, 2026 </w:t>
+      </w:r>
+      <w:r>
+        <w:rPr>
+          <w:rFonts w:asciiTheme="majorBidi" w:hAnsiTheme="majorBidi" w:cstheme="majorBidi"/>
+          <w:sz w:val="24"/>
+          <w:szCs w:val="24"/>
+        </w:rPr>
+        <w:t xml:space="preserve">elevation of </w:t>
+      </w:r>
+      <w:r>
+        <w:rPr>
+          <w:rFonts w:asciiTheme="majorBidi" w:hAnsiTheme="majorBidi" w:cstheme="majorBidi"/>
+          <w:sz w:val="24"/>
+          <w:szCs w:val="24"/>
+        </w:rPr>
+        <w:t>1,045.6 feet</w:t>
+      </w:r>
+      <w:r>
+        <w:rPr>
+          <w:rFonts w:asciiTheme="majorBidi" w:hAnsiTheme="majorBidi" w:cstheme="majorBidi"/>
+          <w:sz w:val="24"/>
+          <w:szCs w:val="24"/>
+        </w:rPr>
+        <w:t xml:space="preserve"> (</w:t>
+      </w:r>
+      <w:r>
+        <w:rPr>
+          <w:rFonts w:asciiTheme="majorBidi" w:hAnsiTheme="majorBidi" w:cstheme="majorBidi"/>
+          <w:sz w:val="24"/>
+          <w:szCs w:val="24"/>
+        </w:rPr>
+        <w:t xml:space="preserve">7.37 million acre-feet </w:t>
+      </w:r>
+      <w:r>
+        <w:rPr>
+          <w:rFonts w:asciiTheme="majorBidi" w:hAnsiTheme="majorBidi" w:cstheme="majorBidi"/>
+          <w:sz w:val="24"/>
+          <w:szCs w:val="24"/>
+        </w:rPr>
+        <w:t xml:space="preserve">active storage), </w:t>
       </w:r>
       <w:r>
         <w:rPr>
@@ -8697,16 +9107,7 @@
           <w:sz w:val="24"/>
           <w:szCs w:val="24"/>
         </w:rPr>
-        <w:t xml:space="preserve">, </w:t>
-      </w:r>
-      <w:r>
-        <w:rPr>
-          <w:rFonts w:asciiTheme="majorBidi" w:hAnsiTheme="majorBidi" w:cstheme="majorBidi"/>
-          <w:sz w:val="24"/>
-          <w:szCs w:val="24"/>
-        </w:rPr>
-        <w:lastRenderedPageBreak/>
-        <w:t xml:space="preserve">which some or all </w:t>
+        <w:t xml:space="preserve">, which some or all </w:t>
       </w:r>
       <w:r>
         <w:rPr>
@@ -8813,6 +9214,7 @@
           <w:sz w:val="24"/>
           <w:szCs w:val="24"/>
         </w:rPr>
+        <w:lastRenderedPageBreak/>
         <w:t xml:space="preserve">Motivating additional voluntary water conservation is challenging. </w:t>
       </w:r>
       <w:r>
@@ -9710,26 +10112,7 @@
           <w:sz w:val="24"/>
           <w:szCs w:val="24"/>
         </w:rPr>
-        <w:t xml:space="preserve">the sum of legal entitlements of 9.0 million acre-feet per </w:t>
-      </w:r>
-      <w:commentRangeStart w:id="1"/>
-      <w:r>
-        <w:rPr>
-          <w:rFonts w:asciiTheme="majorBidi" w:hAnsiTheme="majorBidi" w:cstheme="majorBidi"/>
-          <w:sz w:val="24"/>
-          <w:szCs w:val="24"/>
-        </w:rPr>
-        <w:t>year</w:t>
-      </w:r>
-      <w:commentRangeEnd w:id="1"/>
-      <w:r>
-        <w:rPr>
-          <w:rStyle w:val="CommentReference"/>
-          <w:rFonts w:asciiTheme="majorBidi" w:hAnsiTheme="majorBidi" w:cstheme="majorBidi"/>
-          <w:sz w:val="24"/>
-          <w:szCs w:val="24"/>
-        </w:rPr>
-        <w:commentReference w:id="1"/>
+        <w:t>the sum of legal entitlements of 9.0 million acre-feet per year</w:t>
       </w:r>
       <w:r>
         <w:rPr>
@@ -9858,10 +10241,10 @@
         </w:rPr>
         <w:lastRenderedPageBreak/>
         <w:drawing>
-          <wp:inline distT="0" distB="0" distL="0" distR="0" wp14:anchorId="4E4DC790" wp14:editId="54C7C552">
-            <wp:extent cx="5929566" cy="3377110"/>
+          <wp:inline distT="0" distB="0" distL="0" distR="0" wp14:anchorId="1DF02D15" wp14:editId="080A10E4">
+            <wp:extent cx="5845696" cy="3329343"/>
             <wp:effectExtent l="0" t="0" r="0" b="0"/>
-            <wp:docPr id="496325522" name="Picture 3"/>
+            <wp:docPr id="708746801" name="Picture 2"/>
             <wp:cNvGraphicFramePr>
               <a:graphicFrameLocks xmlns:a="http://schemas.openxmlformats.org/drawingml/2006/main" noChangeAspect="1"/>
             </wp:cNvGraphicFramePr>
@@ -9869,13 +10252,13 @@
               <a:graphicData uri="http://schemas.openxmlformats.org/drawingml/2006/picture">
                 <pic:pic xmlns:pic="http://schemas.openxmlformats.org/drawingml/2006/picture">
                   <pic:nvPicPr>
-                    <pic:cNvPr id="0" name="Picture 3"/>
+                    <pic:cNvPr id="0" name="Picture 2"/>
                     <pic:cNvPicPr>
                       <a:picLocks noChangeAspect="1" noChangeArrowheads="1"/>
                     </pic:cNvPicPr>
                   </pic:nvPicPr>
                   <pic:blipFill>
-                    <a:blip r:embed="rId16" cstate="print">
+                    <a:blip r:embed="rId20" cstate="print">
                       <a:extLst>
                         <a:ext uri="{28A0092B-C50C-407E-A947-70E740481C1C}">
                           <a14:useLocalDpi xmlns:a14="http://schemas.microsoft.com/office/drawing/2010/main" val="0"/>
@@ -9890,7 +10273,7 @@
                   <pic:spPr bwMode="auto">
                     <a:xfrm>
                       <a:off x="0" y="0"/>
-                      <a:ext cx="5939638" cy="3382846"/>
+                      <a:ext cx="5859339" cy="3337113"/>
                     </a:xfrm>
                     <a:prstGeom prst="rect">
                       <a:avLst/>
@@ -10024,51 +10407,86 @@
           <w:szCs w:val="24"/>
           <w:vertAlign w:val="subscript"/>
         </w:rPr>
-        <w:t>physical</w:t>
+        <w:t>P</w:t>
       </w:r>
       <w:r>
         <w:rPr>
           <w:rFonts w:asciiTheme="majorBidi" w:hAnsiTheme="majorBidi" w:cstheme="majorBidi"/>
           <w:b/>
           <w:bCs/>
-          <w:sz w:val="24"/>
-          <w:szCs w:val="24"/>
-        </w:rPr>
-        <w:t xml:space="preserve">) </w:t>
-      </w:r>
-      <w:r>
-        <w:rPr>
-          <w:rFonts w:asciiTheme="majorBidi" w:hAnsiTheme="majorBidi" w:cstheme="majorBidi"/>
-          <w:sz w:val="24"/>
-          <w:szCs w:val="24"/>
-        </w:rPr>
-        <w:t>exceeds</w:t>
-      </w:r>
-      <w:r>
-        <w:rPr>
-          <w:rFonts w:asciiTheme="majorBidi" w:hAnsiTheme="majorBidi" w:cstheme="majorBidi"/>
-          <w:sz w:val="24"/>
-          <w:szCs w:val="24"/>
-        </w:rPr>
-        <w:t xml:space="preserve"> </w:t>
-      </w:r>
-      <w:r>
-        <w:rPr>
-          <w:rFonts w:asciiTheme="majorBidi" w:hAnsiTheme="majorBidi" w:cstheme="majorBidi"/>
-          <w:sz w:val="24"/>
-          <w:szCs w:val="24"/>
-        </w:rPr>
-        <w:t>Total Legal Entitlements minus Total Shortage (</w:t>
-      </w:r>
-      <w:r>
-        <w:rPr>
-          <w:rFonts w:asciiTheme="majorBidi" w:hAnsiTheme="majorBidi" w:cstheme="majorBidi"/>
           <w:i/>
           <w:iCs/>
           <w:sz w:val="24"/>
           <w:szCs w:val="24"/>
-        </w:rPr>
-        <w:t>E</w:t>
+          <w:vertAlign w:val="subscript"/>
+        </w:rPr>
+        <w:t>hysical</w:t>
+      </w:r>
+      <w:r>
+        <w:rPr>
+          <w:rFonts w:asciiTheme="majorBidi" w:hAnsiTheme="majorBidi" w:cstheme="majorBidi"/>
+          <w:b/>
+          <w:bCs/>
+          <w:sz w:val="24"/>
+          <w:szCs w:val="24"/>
+        </w:rPr>
+        <w:t xml:space="preserve">) </w:t>
+      </w:r>
+      <w:r>
+        <w:rPr>
+          <w:rFonts w:asciiTheme="majorBidi" w:hAnsiTheme="majorBidi" w:cstheme="majorBidi"/>
+          <w:sz w:val="24"/>
+          <w:szCs w:val="24"/>
+        </w:rPr>
+        <w:t>exceeds</w:t>
+      </w:r>
+      <w:r>
+        <w:rPr>
+          <w:rFonts w:asciiTheme="majorBidi" w:hAnsiTheme="majorBidi" w:cstheme="majorBidi"/>
+          <w:sz w:val="24"/>
+          <w:szCs w:val="24"/>
+        </w:rPr>
+        <w:t xml:space="preserve"> </w:t>
+      </w:r>
+      <w:r>
+        <w:rPr>
+          <w:rFonts w:asciiTheme="majorBidi" w:hAnsiTheme="majorBidi" w:cstheme="majorBidi"/>
+          <w:sz w:val="24"/>
+          <w:szCs w:val="24"/>
+        </w:rPr>
+        <w:t xml:space="preserve">Total Legal Entitlements minus Total </w:t>
+      </w:r>
+      <w:r>
+        <w:rPr>
+          <w:rFonts w:asciiTheme="majorBidi" w:hAnsiTheme="majorBidi" w:cstheme="majorBidi"/>
+          <w:sz w:val="24"/>
+          <w:szCs w:val="24"/>
+        </w:rPr>
+        <w:t xml:space="preserve">Mandatory </w:t>
+      </w:r>
+      <w:r>
+        <w:rPr>
+          <w:rFonts w:asciiTheme="majorBidi" w:hAnsiTheme="majorBidi" w:cstheme="majorBidi"/>
+          <w:sz w:val="24"/>
+          <w:szCs w:val="24"/>
+        </w:rPr>
+        <w:t>Shortage</w:t>
+      </w:r>
+      <w:r>
+        <w:rPr>
+          <w:rFonts w:asciiTheme="majorBidi" w:hAnsiTheme="majorBidi" w:cstheme="majorBidi"/>
+          <w:sz w:val="24"/>
+          <w:szCs w:val="24"/>
+        </w:rPr>
+        <w:t>s</w:t>
+      </w:r>
+      <w:r>
+        <w:rPr>
+          <w:rFonts w:asciiTheme="majorBidi" w:hAnsiTheme="majorBidi" w:cstheme="majorBidi"/>
+          <w:sz w:val="24"/>
+          <w:szCs w:val="24"/>
+        </w:rPr>
+        <w:t xml:space="preserve"> (</w:t>
       </w:r>
       <w:r>
         <w:rPr>
@@ -10077,17 +10495,8 @@
           <w:iCs/>
           <w:sz w:val="24"/>
           <w:szCs w:val="24"/>
-          <w:vertAlign w:val="subscript"/>
-        </w:rPr>
-        <w:t>Total</w:t>
-      </w:r>
-      <w:r>
-        <w:rPr>
-          <w:rFonts w:asciiTheme="majorBidi" w:hAnsiTheme="majorBidi" w:cstheme="majorBidi"/>
-          <w:sz w:val="24"/>
-          <w:szCs w:val="24"/>
-        </w:rPr>
-        <w:t xml:space="preserve"> – </w:t>
+        </w:rPr>
+        <w:t>E</w:t>
       </w:r>
       <w:r>
         <w:rPr>
@@ -10096,8 +10505,17 @@
           <w:iCs/>
           <w:sz w:val="24"/>
           <w:szCs w:val="24"/>
-        </w:rPr>
-        <w:t>C</w:t>
+          <w:vertAlign w:val="subscript"/>
+        </w:rPr>
+        <w:t>Total</w:t>
+      </w:r>
+      <w:r>
+        <w:rPr>
+          <w:rFonts w:asciiTheme="majorBidi" w:hAnsiTheme="majorBidi" w:cstheme="majorBidi"/>
+          <w:sz w:val="24"/>
+          <w:szCs w:val="24"/>
+        </w:rPr>
+        <w:t xml:space="preserve"> – </w:t>
       </w:r>
       <w:r>
         <w:rPr>
@@ -10106,6 +10524,16 @@
           <w:iCs/>
           <w:sz w:val="24"/>
           <w:szCs w:val="24"/>
+        </w:rPr>
+        <w:t>M</w:t>
+      </w:r>
+      <w:r>
+        <w:rPr>
+          <w:rFonts w:asciiTheme="majorBidi" w:hAnsiTheme="majorBidi" w:cstheme="majorBidi"/>
+          <w:i/>
+          <w:iCs/>
+          <w:sz w:val="24"/>
+          <w:szCs w:val="24"/>
           <w:vertAlign w:val="subscript"/>
         </w:rPr>
         <w:t>Total</w:t>
@@ -10272,10 +10700,54 @@
           <w:sz w:val="24"/>
           <w:szCs w:val="24"/>
         </w:rPr>
-        <w:t>Summing Eq. 2 over all users gives:</w:t>
+        <w:t>Summing Eq. 2 over all users gives</w:t>
+      </w:r>
+      <w:r>
+        <w:rPr>
+          <w:rFonts w:asciiTheme="majorBidi" w:hAnsiTheme="majorBidi" w:cstheme="majorBidi"/>
+          <w:sz w:val="24"/>
+          <w:szCs w:val="24"/>
+        </w:rPr>
+        <w:t xml:space="preserve"> the total of all awarded credits (</w:t>
+      </w:r>
+      <w:r>
+        <w:rPr>
+          <w:rFonts w:asciiTheme="majorBidi" w:hAnsiTheme="majorBidi" w:cstheme="majorBidi"/>
+          <w:i/>
+          <w:iCs/>
+          <w:sz w:val="24"/>
+          <w:szCs w:val="24"/>
+        </w:rPr>
+        <w:t>A</w:t>
+      </w:r>
+      <w:r>
+        <w:rPr>
+          <w:rFonts w:asciiTheme="majorBidi" w:hAnsiTheme="majorBidi" w:cstheme="majorBidi"/>
+          <w:i/>
+          <w:iCs/>
+          <w:sz w:val="24"/>
+          <w:szCs w:val="24"/>
+          <w:vertAlign w:val="subscript"/>
+        </w:rPr>
+        <w:t>Total</w:t>
+      </w:r>
+      <w:r>
+        <w:rPr>
+          <w:rFonts w:asciiTheme="majorBidi" w:hAnsiTheme="majorBidi" w:cstheme="majorBidi"/>
+          <w:sz w:val="24"/>
+          <w:szCs w:val="24"/>
+        </w:rPr>
+        <w:t xml:space="preserve"> [million acre-feet]) as the larger of</w:t>
+      </w:r>
+      <w:r>
+        <w:rPr>
+          <w:rFonts w:asciiTheme="majorBidi" w:hAnsiTheme="majorBidi" w:cstheme="majorBidi"/>
+          <w:sz w:val="24"/>
+          <w:szCs w:val="24"/>
+        </w:rPr>
+        <w:t>:</w:t>
       </w:r>
     </w:p>
-    <w:commentRangeStart w:id="2"/>
     <w:p>
       <w:pPr>
         <w:jc w:val="center"/>
@@ -10325,6 +10797,14 @@
             <w:szCs w:val="24"/>
           </w:rPr>
           <m:t>=max</m:t>
+        </m:r>
+        <m:r>
+          <w:rPr>
+            <w:rFonts w:ascii="Cambria Math" w:hAnsi="Cambria Math" w:cstheme="majorBidi"/>
+            <w:sz w:val="24"/>
+            <w:szCs w:val="24"/>
+          </w:rPr>
+          <m:t>imum</m:t>
         </m:r>
         <m:d>
           <m:dPr>
@@ -10461,16 +10941,6 @@
           </m:e>
         </m:d>
       </m:oMath>
-      <w:commentRangeEnd w:id="2"/>
-      <w:r>
-        <w:rPr>
-          <w:rStyle w:val="CommentReference"/>
-          <w:rFonts w:asciiTheme="majorBidi" w:eastAsiaTheme="minorEastAsia" w:hAnsiTheme="majorBidi" w:cstheme="majorBidi"/>
-          <w:sz w:val="24"/>
-          <w:szCs w:val="24"/>
-        </w:rPr>
-        <w:commentReference w:id="2"/>
-      </w:r>
       <w:r>
         <w:rPr>
           <w:rFonts w:asciiTheme="majorBidi" w:eastAsiaTheme="minorEastAsia" w:hAnsiTheme="majorBidi" w:cstheme="majorBidi"/>
@@ -10530,16 +11000,9 @@
       <w:r>
         <w:t>)</w:t>
       </w:r>
-      <w:ins w:id="3" w:author="Erik Christian Porse" w:date="2026-05-27T15:52:00Z" w16du:dateUtc="2026-05-27T22:52:00Z">
-        <w:r>
-          <w:t xml:space="preserve"> </w:t>
-        </w:r>
-      </w:ins>
-      <w:del w:id="4" w:author="Erik Christian Porse" w:date="2026-05-27T15:52:00Z" w16du:dateUtc="2026-05-27T22:52:00Z">
-        <w:r>
-          <w:delText>—</w:delText>
-        </w:r>
-      </w:del>
+      <w:r>
+        <w:t xml:space="preserve"> </w:t>
+      </w:r>
       <w:r>
         <w:t>exceeds T</w:t>
       </w:r>
@@ -10745,21 +11208,8 @@
       <w:r>
         <w:t xml:space="preserve">correctly </w:t>
       </w:r>
-      <w:commentRangeStart w:id="5"/>
-      <w:r>
-        <w:t xml:space="preserve">awarded </w:t>
-      </w:r>
-      <w:commentRangeEnd w:id="5"/>
-      <w:r>
-        <w:rPr>
-          <w:rStyle w:val="CommentReference"/>
-          <w:sz w:val="24"/>
-          <w:szCs w:val="24"/>
-        </w:rPr>
-        <w:commentReference w:id="5"/>
-      </w:r>
-      <w:r>
-        <w:t>(</w:t>
+      <w:r>
+        <w:t>awarded (</w:t>
       </w:r>
       <w:r>
         <w:t>Eq 3; F</w:t>
@@ -10804,7 +11254,13 @@
         <w:t>annual Physically Available</w:t>
       </w:r>
       <w:r>
-        <w:t xml:space="preserve"> Water is less than the Total Legal Entitlements minus Total Mandatory Cuts (</w:t>
+        <w:t xml:space="preserve"> Water is less than the Total Legal Entitlements minus Total Mandatory </w:t>
+      </w:r>
+      <w:r>
+        <w:t>Shortages</w:t>
+      </w:r>
+      <w:r>
+        <w:t xml:space="preserve"> (</w:t>
       </w:r>
       <w:r>
         <w:rPr>
@@ -10861,7 +11317,7 @@
           <w:i/>
           <w:iCs/>
         </w:rPr>
-        <w:t>C</w:t>
+        <w:t>M</w:t>
       </w:r>
       <w:r>
         <w:rPr>
@@ -10878,7 +11334,13 @@
         <w:t>Physically</w:t>
       </w:r>
       <w:r>
-        <w:t xml:space="preserve"> Available Water that the Total Mandatory Cuts do not fill (Figure </w:t>
+        <w:t xml:space="preserve"> Available Water that the Total Mandatory </w:t>
+      </w:r>
+      <w:r>
+        <w:t>Shortages</w:t>
+      </w:r>
+      <w:r>
+        <w:t xml:space="preserve"> do not fill (Figure </w:t>
       </w:r>
       <w:r>
         <w:t>4</w:t>
@@ -10997,15 +11459,23 @@
           <w:sz w:val="24"/>
           <w:szCs w:val="24"/>
         </w:rPr>
-        <w:t xml:space="preserve"> through 2024</w:t>
-      </w:r>
-      <w:r>
-        <w:rPr>
-          <w:rFonts w:asciiTheme="majorBidi" w:hAnsiTheme="majorBidi" w:cstheme="majorBidi"/>
-          <w:sz w:val="24"/>
-          <w:szCs w:val="24"/>
-        </w:rPr>
-        <w:t xml:space="preserve"> were credited even though sufficient water did not flow into Lake Mead (Figure </w:t>
+        <w:t xml:space="preserve"> through 202</w:t>
+      </w:r>
+      <w:r>
+        <w:rPr>
+          <w:rFonts w:asciiTheme="majorBidi" w:hAnsiTheme="majorBidi" w:cstheme="majorBidi"/>
+          <w:sz w:val="24"/>
+          <w:szCs w:val="24"/>
+        </w:rPr>
+        <w:t xml:space="preserve">5 </w:t>
+      </w:r>
+      <w:r>
+        <w:rPr>
+          <w:rFonts w:asciiTheme="majorBidi" w:hAnsiTheme="majorBidi" w:cstheme="majorBidi"/>
+          <w:sz w:val="24"/>
+          <w:szCs w:val="24"/>
+        </w:rPr>
+        <w:t xml:space="preserve">were credited even though sufficient water did not flow into Lake Mead (Figure </w:t>
       </w:r>
       <w:r>
         <w:rPr>
@@ -11055,7 +11525,7 @@
                     <pic:cNvPicPr/>
                   </pic:nvPicPr>
                   <pic:blipFill>
-                    <a:blip r:embed="rId17"/>
+                    <a:blip r:embed="rId21"/>
                     <a:stretch>
                       <a:fillRect/>
                     </a:stretch>
@@ -11233,37 +11703,51 @@
           <w:b/>
           <w:bCs/>
         </w:rPr>
-        <w:t xml:space="preserve"> (red bars)</w:t>
+        <w:t xml:space="preserve"> (</w:t>
       </w:r>
       <w:r>
         <w:rPr>
           <w:b/>
           <w:bCs/>
         </w:rPr>
-        <w:t xml:space="preserve"> </w:t>
+        <w:t xml:space="preserve">bright </w:t>
       </w:r>
       <w:r>
         <w:rPr>
           <w:b/>
           <w:bCs/>
         </w:rPr>
-        <w:t>in relation to total legal entitlements of 9.0 million acre-feet</w:t>
+        <w:t>red bars)</w:t>
       </w:r>
       <w:r>
         <w:rPr>
           <w:b/>
           <w:bCs/>
         </w:rPr>
-        <w:t xml:space="preserve"> (black horizontal dashed line)</w:t>
+        <w:t xml:space="preserve"> </w:t>
       </w:r>
       <w:r>
         <w:rPr>
           <w:b/>
           <w:bCs/>
         </w:rPr>
+        <w:t>in relation to total legal entitlements of 9.0 million acre-feet</w:t>
+      </w:r>
+      <w:r>
+        <w:rPr>
+          <w:b/>
+          <w:bCs/>
+        </w:rPr>
+        <w:t xml:space="preserve"> (black horizontal dashed line)</w:t>
+      </w:r>
+      <w:r>
+        <w:rPr>
+          <w:b/>
+          <w:bCs/>
+        </w:rPr>
         <w:t>.</w:t>
       </w:r>
-      <w:ins w:id="6" w:author="David Rosenberg" w:date="2026-06-19T15:22:00Z" w16du:dateUtc="2026-06-19T21:22:00Z">
+      <w:ins w:id="1" w:author="David Rosenberg" w:date="2026-06-19T15:22:00Z" w16du:dateUtc="2026-06-19T21:22:00Z">
         <w:r>
           <w:rPr>
             <w:b/>
@@ -11292,7 +11776,43 @@
         <w:spacing w:after="0" w:line="240" w:lineRule="auto"/>
       </w:pPr>
       <w:r>
-        <w:t>Conditions where the physically available water is less that total legal entitlements will increasingly occur as future Colorado River flows become more volatile</w:t>
+        <w:t xml:space="preserve">Conditions where the </w:t>
+      </w:r>
+      <w:r>
+        <w:t>P</w:t>
+      </w:r>
+      <w:r>
+        <w:t xml:space="preserve">hysically </w:t>
+      </w:r>
+      <w:r>
+        <w:t>A</w:t>
+      </w:r>
+      <w:r>
+        <w:t xml:space="preserve">vailable </w:t>
+      </w:r>
+      <w:r>
+        <w:t>W</w:t>
+      </w:r>
+      <w:r>
+        <w:t xml:space="preserve">ater is less that </w:t>
+      </w:r>
+      <w:r>
+        <w:t>T</w:t>
+      </w:r>
+      <w:r>
+        <w:t xml:space="preserve">otal </w:t>
+      </w:r>
+      <w:r>
+        <w:t>L</w:t>
+      </w:r>
+      <w:r>
+        <w:t xml:space="preserve">egal </w:t>
+      </w:r>
+      <w:r>
+        <w:t>E</w:t>
+      </w:r>
+      <w:r>
+        <w:t>ntitlements will increasingly occur as future Colorado River flows become more volatile</w:t>
       </w:r>
       <w:r>
         <w:t xml:space="preserve"> and risk of reservoir level declines increase</w:t>
@@ -11307,23 +11827,43 @@
         <w:t>Lake Powell release of 7.0 million acre-feet per yea</w:t>
       </w:r>
       <w:r>
-        <w:t xml:space="preserve">r, mandatory shortages must exceed 1.5 maf per year for there to be sufficient physically available water to award all requested </w:t>
-      </w:r>
-      <w:commentRangeStart w:id="7"/>
-      <w:r>
-        <w:t>credits</w:t>
-      </w:r>
-      <w:commentRangeEnd w:id="7"/>
-      <w:r>
-        <w:rPr>
-          <w:rStyle w:val="CommentReference"/>
-          <w:sz w:val="24"/>
-          <w:szCs w:val="24"/>
-        </w:rPr>
-        <w:commentReference w:id="7"/>
-      </w:r>
-      <w:r>
-        <w:t>. When the Lake Powell release is 6 million acre-feet as in Water Year 2025-2026, mandatory shortages must exceed 2.6 maf per year.</w:t>
+        <w:t>r</w:t>
+      </w:r>
+      <w:r>
+        <w:t xml:space="preserve"> and Total Legal Entitlements of 9.0 million acre-feet per year</w:t>
+      </w:r>
+      <w:r>
+        <w:t xml:space="preserve">, </w:t>
+      </w:r>
+      <w:r>
+        <w:t>Total M</w:t>
+      </w:r>
+      <w:r>
+        <w:t xml:space="preserve">andatory </w:t>
+      </w:r>
+      <w:r>
+        <w:t>S</w:t>
+      </w:r>
+      <w:r>
+        <w:t>hortages must exceed 1.5 maf per year for there to be sufficient physically available water</w:t>
+      </w:r>
+      <w:r>
+        <w:t xml:space="preserve"> </w:t>
+      </w:r>
+      <w:r>
+        <w:t xml:space="preserve">to award all requested credits. When the Lake Powell release is 6 million acre-feet as in Water Year 2025-2026, </w:t>
+      </w:r>
+      <w:r>
+        <w:t>Total M</w:t>
+      </w:r>
+      <w:r>
+        <w:t xml:space="preserve">andatory </w:t>
+      </w:r>
+      <w:r>
+        <w:t>S</w:t>
+      </w:r>
+      <w:r>
+        <w:t>hortages must exceed 2.6 maf per year.</w:t>
       </w:r>
     </w:p>
     <w:p>
@@ -11334,6 +11874,24 @@
     </w:p>
     <w:p>
       <w:pPr>
+        <w:rPr>
+          <w:rFonts w:asciiTheme="majorBidi" w:hAnsiTheme="majorBidi" w:cstheme="majorBidi"/>
+          <w:b/>
+          <w:bCs/>
+          <w:sz w:val="24"/>
+          <w:szCs w:val="24"/>
+        </w:rPr>
+      </w:pPr>
+      <w:r>
+        <w:rPr>
+          <w:b/>
+          <w:bCs/>
+        </w:rPr>
+        <w:br w:type="page"/>
+      </w:r>
+    </w:p>
+    <w:p>
+      <w:pPr>
         <w:pStyle w:val="NoSpacing"/>
         <w:spacing w:after="0" w:line="240" w:lineRule="auto"/>
         <w:rPr>
@@ -11346,6 +11904,7 @@
           <w:b/>
           <w:bCs/>
         </w:rPr>
+        <w:lastRenderedPageBreak/>
         <w:t xml:space="preserve">Table 2. Conditions of Lake Powell releases and Lower Basin shortages where there is sufficient physically available water to award all </w:t>
       </w:r>
       <w:r>
@@ -11378,7 +11937,6 @@
         <w:rPr>
           <w:noProof/>
         </w:rPr>
-        <w:lastRenderedPageBreak/>
         <w:drawing>
           <wp:inline distT="0" distB="0" distL="0" distR="0" wp14:anchorId="1BA17E4B" wp14:editId="6E50EDFB">
             <wp:extent cx="5943600" cy="1847850"/>
@@ -11397,7 +11955,7 @@
                     </pic:cNvPicPr>
                   </pic:nvPicPr>
                   <pic:blipFill>
-                    <a:blip r:embed="rId18">
+                    <a:blip r:embed="rId22">
                       <a:extLst>
                         <a:ext uri="{28A0092B-C50C-407E-A947-70E740481C1C}">
                           <a14:useLocalDpi xmlns:a14="http://schemas.microsoft.com/office/drawing/2010/main" val="0"/>
@@ -13184,6 +13742,7 @@
           <w:sz w:val="24"/>
           <w:szCs w:val="24"/>
         </w:rPr>
+        <w:lastRenderedPageBreak/>
         <w:t xml:space="preserve">If total claims </w:t>
       </w:r>
       <w:r>
@@ -13610,16 +14169,7 @@
           <w:sz w:val="24"/>
           <w:szCs w:val="24"/>
         </w:rPr>
-        <w:t xml:space="preserve"> </w:t>
-      </w:r>
-      <w:r>
-        <w:rPr>
-          <w:rFonts w:asciiTheme="majorBidi" w:hAnsiTheme="majorBidi" w:cstheme="majorBidi"/>
-          <w:sz w:val="24"/>
-          <w:szCs w:val="24"/>
-        </w:rPr>
-        <w:lastRenderedPageBreak/>
-        <w:t>by a proportion</w:t>
+        <w:t xml:space="preserve"> by a proportion</w:t>
       </w:r>
       <w:r>
         <w:rPr>
@@ -15443,15 +15993,32 @@
           <w:sz w:val="24"/>
           <w:szCs w:val="24"/>
         </w:rPr>
-        <w:t xml:space="preserve">. These suggestions </w:t>
-      </w:r>
-      <w:r>
-        <w:rPr>
-          <w:rFonts w:asciiTheme="majorBidi" w:hAnsiTheme="majorBidi" w:cstheme="majorBidi"/>
-          <w:sz w:val="24"/>
-          <w:szCs w:val="24"/>
-        </w:rPr>
-        <w:t xml:space="preserve">became obsolete in </w:t>
+        <w:t xml:space="preserve">. </w:t>
+      </w:r>
+      <w:r>
+        <w:rPr>
+          <w:rFonts w:asciiTheme="majorBidi" w:hAnsiTheme="majorBidi" w:cstheme="majorBidi"/>
+          <w:sz w:val="24"/>
+          <w:szCs w:val="24"/>
+        </w:rPr>
+        <w:lastRenderedPageBreak/>
+        <w:t xml:space="preserve">These suggestions </w:t>
+      </w:r>
+      <w:r>
+        <w:rPr>
+          <w:rFonts w:asciiTheme="majorBidi" w:hAnsiTheme="majorBidi" w:cstheme="majorBidi"/>
+          <w:sz w:val="24"/>
+          <w:szCs w:val="24"/>
+        </w:rPr>
+        <w:t>were implemented</w:t>
+      </w:r>
+      <w:r>
+        <w:rPr>
+          <w:rFonts w:asciiTheme="majorBidi" w:hAnsiTheme="majorBidi" w:cstheme="majorBidi"/>
+          <w:sz w:val="24"/>
+          <w:szCs w:val="24"/>
+        </w:rPr>
+        <w:t xml:space="preserve"> in </w:t>
       </w:r>
       <w:r>
         <w:rPr>
@@ -15524,17 +16091,7 @@
           <w:sz w:val="24"/>
           <w:szCs w:val="24"/>
         </w:rPr>
-        <w:t xml:space="preserve">(USBR, </w:t>
-      </w:r>
-      <w:r>
-        <w:rPr>
-          <w:rFonts w:asciiTheme="majorBidi" w:hAnsiTheme="majorBidi" w:cstheme="majorBidi"/>
-          <w:noProof/>
-          <w:sz w:val="24"/>
-          <w:szCs w:val="24"/>
-        </w:rPr>
-        <w:lastRenderedPageBreak/>
-        <w:t>2019)</w:t>
+        <w:t>(USBR, 2019)</w:t>
       </w:r>
       <w:r>
         <w:rPr>
@@ -15793,23 +16350,7 @@
           <w:sz w:val="24"/>
           <w:szCs w:val="24"/>
         </w:rPr>
-        <w:t xml:space="preserve">Other proposals would </w:t>
-      </w:r>
-      <w:r>
-        <w:rPr>
-          <w:rFonts w:asciiTheme="majorBidi" w:hAnsiTheme="majorBidi" w:cstheme="majorBidi"/>
-          <w:sz w:val="24"/>
-          <w:szCs w:val="24"/>
-        </w:rPr>
-        <w:t>shift focus to</w:t>
-      </w:r>
-      <w:r>
-        <w:rPr>
-          <w:rFonts w:asciiTheme="majorBidi" w:hAnsiTheme="majorBidi" w:cstheme="majorBidi"/>
-          <w:sz w:val="24"/>
-          <w:szCs w:val="24"/>
-        </w:rPr>
-        <w:t xml:space="preserve"> mandatory water shortages. Reclamation proposed to </w:t>
+        <w:t xml:space="preserve">Reclamation proposed to </w:t>
       </w:r>
       <w:r>
         <w:rPr>
@@ -15946,39 +16487,63 @@
           <w:sz w:val="24"/>
           <w:szCs w:val="24"/>
         </w:rPr>
-        <w:t xml:space="preserve">year-to-year </w:t>
-      </w:r>
-      <w:r>
-        <w:rPr>
-          <w:rFonts w:asciiTheme="majorBidi" w:hAnsiTheme="majorBidi" w:cstheme="majorBidi"/>
-          <w:sz w:val="24"/>
-          <w:szCs w:val="24"/>
-        </w:rPr>
-        <w:t xml:space="preserve">as Lake Mead and/or system storage </w:t>
-      </w:r>
-      <w:r>
-        <w:rPr>
-          <w:rFonts w:asciiTheme="majorBidi" w:hAnsiTheme="majorBidi" w:cstheme="majorBidi"/>
-          <w:sz w:val="24"/>
-          <w:szCs w:val="24"/>
-        </w:rPr>
-        <w:t>varies</w:t>
-      </w:r>
-      <w:r>
-        <w:rPr>
-          <w:rFonts w:asciiTheme="majorBidi" w:hAnsiTheme="majorBidi" w:cstheme="majorBidi"/>
-          <w:sz w:val="24"/>
-          <w:szCs w:val="24"/>
-        </w:rPr>
-        <w:t xml:space="preserve"> in response to volatile Colorado River flows.</w:t>
-      </w:r>
-      <w:r>
-        <w:rPr>
-          <w:rFonts w:asciiTheme="majorBidi" w:hAnsiTheme="majorBidi" w:cstheme="majorBidi"/>
-          <w:sz w:val="24"/>
-          <w:szCs w:val="24"/>
-        </w:rPr>
-        <w:t xml:space="preserve"> There is agreement among all of Reclamation’s ensembles that river flow can decrease by 6 million acre-feet a year. Swings in shortage make it difficult for user’s to plan their water use. </w:t>
+        <w:t>year-to-yea</w:t>
+      </w:r>
+      <w:r>
+        <w:rPr>
+          <w:rFonts w:asciiTheme="majorBidi" w:hAnsiTheme="majorBidi" w:cstheme="majorBidi"/>
+          <w:sz w:val="24"/>
+          <w:szCs w:val="24"/>
+        </w:rPr>
+        <w:t>r in response to volatile Colorado River flow and Lake Mead or system storage</w:t>
+      </w:r>
+      <w:r>
+        <w:rPr>
+          <w:rFonts w:asciiTheme="majorBidi" w:hAnsiTheme="majorBidi" w:cstheme="majorBidi"/>
+          <w:sz w:val="24"/>
+          <w:szCs w:val="24"/>
+        </w:rPr>
+        <w:t>.</w:t>
+      </w:r>
+      <w:r>
+        <w:rPr>
+          <w:rFonts w:asciiTheme="majorBidi" w:hAnsiTheme="majorBidi" w:cstheme="majorBidi"/>
+          <w:sz w:val="24"/>
+          <w:szCs w:val="24"/>
+        </w:rPr>
+        <w:t xml:space="preserve"> Swings in shortage</w:t>
+      </w:r>
+      <w:r>
+        <w:rPr>
+          <w:rFonts w:asciiTheme="majorBidi" w:hAnsiTheme="majorBidi" w:cstheme="majorBidi"/>
+          <w:sz w:val="24"/>
+          <w:szCs w:val="24"/>
+        </w:rPr>
+        <w:t xml:space="preserve">s limit user’s autonomy and </w:t>
+      </w:r>
+      <w:r>
+        <w:rPr>
+          <w:rFonts w:asciiTheme="majorBidi" w:hAnsiTheme="majorBidi" w:cstheme="majorBidi"/>
+          <w:sz w:val="24"/>
+          <w:szCs w:val="24"/>
+        </w:rPr>
+        <w:t xml:space="preserve">make it difficult for user’s to plan </w:t>
+      </w:r>
+      <w:r>
+        <w:rPr>
+          <w:rFonts w:asciiTheme="majorBidi" w:hAnsiTheme="majorBidi" w:cstheme="majorBidi"/>
+          <w:sz w:val="24"/>
+          <w:szCs w:val="24"/>
+        </w:rPr>
+        <w:t>future</w:t>
+      </w:r>
+      <w:r>
+        <w:rPr>
+          <w:rFonts w:asciiTheme="majorBidi" w:hAnsiTheme="majorBidi" w:cstheme="majorBidi"/>
+          <w:sz w:val="24"/>
+          <w:szCs w:val="24"/>
+        </w:rPr>
+        <w:t xml:space="preserve"> water use. </w:t>
       </w:r>
     </w:p>
     <w:p>
@@ -15995,7 +16560,23 @@
           <w:sz w:val="24"/>
           <w:szCs w:val="24"/>
         </w:rPr>
-        <w:t>All of the proposals fail to address two challenges of the existing voluntary water conservation program. First</w:t>
+        <w:t xml:space="preserve">All of the proposals fail to address two challenges of the existing </w:t>
+      </w:r>
+      <w:r>
+        <w:rPr>
+          <w:rFonts w:asciiTheme="majorBidi" w:hAnsiTheme="majorBidi" w:cstheme="majorBidi"/>
+          <w:sz w:val="24"/>
+          <w:szCs w:val="24"/>
+        </w:rPr>
+        <w:t>Lake Mead water conservation program.</w:t>
+      </w:r>
+      <w:r>
+        <w:rPr>
+          <w:rFonts w:asciiTheme="majorBidi" w:hAnsiTheme="majorBidi" w:cstheme="majorBidi"/>
+          <w:sz w:val="24"/>
+          <w:szCs w:val="24"/>
+        </w:rPr>
+        <w:t xml:space="preserve"> First</w:t>
       </w:r>
       <w:r>
         <w:rPr>
@@ -16172,6 +16753,13 @@
           <w:sz w:val="24"/>
           <w:szCs w:val="24"/>
         </w:rPr>
+      </w:r>
+      <w:r>
+        <w:rPr>
+          <w:rFonts w:asciiTheme="majorBidi" w:hAnsiTheme="majorBidi" w:cstheme="majorBidi"/>
+          <w:sz w:val="24"/>
+          <w:szCs w:val="24"/>
+        </w:rPr>
         <w:fldChar w:fldCharType="separate"/>
       </w:r>
       <w:r>
@@ -16316,15 +16904,39 @@
           <w:sz w:val="24"/>
           <w:szCs w:val="24"/>
         </w:rPr>
-        <w:t xml:space="preserve"> to be the Year 0 water account balance.</w:t>
-      </w:r>
-      <w:r>
-        <w:rPr>
-          <w:rFonts w:asciiTheme="majorBidi" w:hAnsiTheme="majorBidi" w:cstheme="majorBidi"/>
-          <w:sz w:val="24"/>
-          <w:szCs w:val="24"/>
-        </w:rPr>
-        <w:t xml:space="preserve"> Thus, the existing Lake Mead water conservation program can be sunset.</w:t>
+        <w:t xml:space="preserve"> to be the Year 0 water account balance</w:t>
+      </w:r>
+      <w:r>
+        <w:rPr>
+          <w:rFonts w:asciiTheme="majorBidi" w:hAnsiTheme="majorBidi" w:cstheme="majorBidi"/>
+          <w:sz w:val="24"/>
+          <w:szCs w:val="24"/>
+        </w:rPr>
+        <w:t xml:space="preserve">, allowing users to access their prior conserved water. Roll-over also means the </w:t>
+      </w:r>
+      <w:r>
+        <w:rPr>
+          <w:rFonts w:asciiTheme="majorBidi" w:hAnsiTheme="majorBidi" w:cstheme="majorBidi"/>
+          <w:sz w:val="24"/>
+          <w:szCs w:val="24"/>
+        </w:rPr>
+        <w:t>existing</w:t>
+      </w:r>
+      <w:r>
+        <w:rPr>
+          <w:rFonts w:asciiTheme="majorBidi" w:hAnsiTheme="majorBidi" w:cstheme="majorBidi"/>
+          <w:sz w:val="24"/>
+          <w:szCs w:val="24"/>
+        </w:rPr>
+        <w:t xml:space="preserve"> voluntary</w:t>
+      </w:r>
+      <w:r>
+        <w:rPr>
+          <w:rFonts w:asciiTheme="majorBidi" w:hAnsiTheme="majorBidi" w:cstheme="majorBidi"/>
+          <w:sz w:val="24"/>
+          <w:szCs w:val="24"/>
+        </w:rPr>
+        <w:t xml:space="preserve"> Lake Mead water conservation program can be sunset.</w:t>
       </w:r>
     </w:p>
     <w:p>
@@ -16380,20 +16992,31 @@
           <w:b/>
           <w:bCs/>
         </w:rPr>
-        <w:t xml:space="preserve"> more separately</w:t>
+        <w:t xml:space="preserve"> more </w:t>
       </w:r>
       <w:r>
         <w:rPr>
           <w:b/>
           <w:bCs/>
         </w:rPr>
+        <w:t>autonomously</w:t>
+      </w:r>
+      <w:r>
+        <w:rPr>
+          <w:b/>
+          <w:bCs/>
+        </w:rPr>
         <w:t xml:space="preserve"> manage their differing interests and risks.</w:t>
       </w:r>
       <w:r>
         <w:t xml:space="preserve"> For Reclamation, this is where to set the reservoir protection elevation. Reclamation does not need to consult with the other users. The other water users can more independently adapt their decisions to consume water, conserve water for future use, and trade in response to their account balances, others choices, the discussion of choices, and their perceptions—or fears—of future low flow. There can also be discussion of the (a) volumes, and (b) prices for Reclamation </w:t>
       </w:r>
       <w:r>
-        <w:t>and users to purchase water from each other</w:t>
+        <w:t xml:space="preserve">and users </w:t>
+      </w:r>
+      <w:r>
+        <w:lastRenderedPageBreak/>
+        <w:t>to purchase water from each other</w:t>
       </w:r>
       <w:r>
         <w:t>—purchase volumes and prices that may change from year to year as water becomes more scarce or available.</w:t>
@@ -16417,7 +17040,6 @@
           <w:b/>
           <w:bCs/>
         </w:rPr>
-        <w:lastRenderedPageBreak/>
         <w:t xml:space="preserve">Sunset </w:t>
       </w:r>
       <w:r>
@@ -16442,7 +17064,13 @@
         <w:t xml:space="preserve">. </w:t>
       </w:r>
       <w:r>
-        <w:t>A Reclamation protection account prevents Lake Mead drawdown to critical levels</w:t>
+        <w:t xml:space="preserve">A Reclamation protection account prevents Lake Mead drawdown to </w:t>
+      </w:r>
+      <w:r>
+        <w:t>catastrophic</w:t>
+      </w:r>
+      <w:r>
+        <w:t xml:space="preserve"> levels</w:t>
       </w:r>
       <w:r>
         <w:t>.</w:t>
@@ -16470,7 +17098,7 @@
       <w:r>
         <w:t xml:space="preserve">also </w:t>
       </w:r>
-      <w:del w:id="8" w:author="Erik Christian Porse" w:date="2026-05-27T18:15:00Z" w16du:dateUtc="2026-05-28T01:15:00Z">
+      <w:del w:id="2" w:author="Erik Christian Porse" w:date="2026-05-27T18:15:00Z" w16du:dateUtc="2026-05-28T01:15:00Z">
         <w:r>
           <w:rPr>
             <w:b/>
@@ -16479,7 +17107,7 @@
           <w:delText xml:space="preserve">not </w:delText>
         </w:r>
       </w:del>
-      <w:ins w:id="9" w:author="Erik Christian Porse" w:date="2026-05-27T18:15:00Z" w16du:dateUtc="2026-05-28T01:15:00Z">
+      <w:ins w:id="3" w:author="Erik Christian Porse" w:date="2026-05-27T18:15:00Z" w16du:dateUtc="2026-05-28T01:15:00Z">
         <w:r>
           <w:rPr>
             <w:b/>
@@ -16741,7 +17369,39 @@
           <w:sz w:val="24"/>
           <w:szCs w:val="24"/>
         </w:rPr>
-        <w:t xml:space="preserve">, it will be difficult to predict and model state’s water consumption and conservation choices, and corresponding Lake Mead storage volume. Prediction is difficult because with more autonomy, users can adapt their choices year-to-year for a variety of reasons that are not readily coded into rules. For our proposals, the minimum Lake Mead storage volume will be </w:t>
+        <w:t>, it will be difficult to predict and model state’s water consumption and conservation choices, and corresponding Lake Mead storage volume</w:t>
+      </w:r>
+      <w:r>
+        <w:rPr>
+          <w:rFonts w:asciiTheme="majorBidi" w:hAnsiTheme="majorBidi" w:cstheme="majorBidi"/>
+          <w:sz w:val="24"/>
+          <w:szCs w:val="24"/>
+        </w:rPr>
+        <w:t>s</w:t>
+      </w:r>
+      <w:r>
+        <w:rPr>
+          <w:rFonts w:asciiTheme="majorBidi" w:hAnsiTheme="majorBidi" w:cstheme="majorBidi"/>
+          <w:sz w:val="24"/>
+          <w:szCs w:val="24"/>
+        </w:rPr>
+        <w:t xml:space="preserve">. Prediction is difficult because with more autonomy, users can adapt their choices year-to-year for a variety of reasons that are not readily coded into </w:t>
+      </w:r>
+      <w:r>
+        <w:rPr>
+          <w:rFonts w:asciiTheme="majorBidi" w:hAnsiTheme="majorBidi" w:cstheme="majorBidi"/>
+          <w:sz w:val="24"/>
+          <w:szCs w:val="24"/>
+        </w:rPr>
+        <w:t>rules and simulation models</w:t>
+      </w:r>
+      <w:r>
+        <w:rPr>
+          <w:rFonts w:asciiTheme="majorBidi" w:hAnsiTheme="majorBidi" w:cstheme="majorBidi"/>
+          <w:sz w:val="24"/>
+          <w:szCs w:val="24"/>
+        </w:rPr>
+        <w:t xml:space="preserve">. For our proposals, the minimum Lake Mead storage volume will be </w:t>
       </w:r>
       <w:r>
         <w:rPr>
@@ -16757,7 +17417,23 @@
           <w:sz w:val="24"/>
           <w:szCs w:val="24"/>
         </w:rPr>
-        <w:t>protection volume selected by Reclamation. In this case, all users would release and consume all of their account balances in every year. A higher Lake Mead storage volume would occur if one or more users consume only part of their water account balance. Again, it will be difficult to predict how much of their account balance users would choose to consume.</w:t>
+        <w:t>protection volume selected by Reclamation. In this case, all users release and consume all of their account balances in every year. A higher Lake Mead storage volume w</w:t>
+      </w:r>
+      <w:r>
+        <w:rPr>
+          <w:rFonts w:asciiTheme="majorBidi" w:hAnsiTheme="majorBidi" w:cstheme="majorBidi"/>
+          <w:sz w:val="24"/>
+          <w:szCs w:val="24"/>
+        </w:rPr>
+        <w:t>ill</w:t>
+      </w:r>
+      <w:r>
+        <w:rPr>
+          <w:rFonts w:asciiTheme="majorBidi" w:hAnsiTheme="majorBidi" w:cstheme="majorBidi"/>
+          <w:sz w:val="24"/>
+          <w:szCs w:val="24"/>
+        </w:rPr>
+        <w:t xml:space="preserve"> occur if one or more users consume only part of their water account balance. Again, it will be difficult to predict how much of their account balance users would choose to consume.</w:t>
       </w:r>
     </w:p>
     <w:p>
@@ -17032,6 +17708,7 @@
           <w:sz w:val="24"/>
           <w:szCs w:val="24"/>
         </w:rPr>
+        <w:lastRenderedPageBreak/>
         <w:t>Division of Lake Mead inflow</w:t>
       </w:r>
       <w:r>
@@ -17040,16 +17717,7 @@
           <w:sz w:val="24"/>
           <w:szCs w:val="24"/>
         </w:rPr>
-        <w:t xml:space="preserve">. Water accounting is neutral to if or how the Lower Basin states, Tribal Nations of the Lower Basin, and Mexico apportion the Lake Mead inflow </w:t>
-      </w:r>
-      <w:r>
-        <w:rPr>
-          <w:rFonts w:asciiTheme="majorBidi" w:hAnsiTheme="majorBidi" w:cstheme="majorBidi"/>
-          <w:sz w:val="24"/>
-          <w:szCs w:val="24"/>
-        </w:rPr>
-        <w:lastRenderedPageBreak/>
-        <w:t xml:space="preserve">after Reclamation takes the first share to offset reservoir evaporation. Apportionment can be done by priority, pro rata, a combination, percentage splits of shortages in the Lower Basin Alternative </w:t>
+        <w:t xml:space="preserve">. Water accounting is neutral to if or how the Lower Basin states, Tribal Nations of the Lower Basin, and Mexico apportion the Lake Mead inflow after Reclamation takes the first share to offset reservoir evaporation. Apportionment can be done by priority, pro rata, a combination, percentage splits of shortages in the Lower Basin Alternative </w:t>
       </w:r>
       <w:r>
         <w:rPr>
@@ -17147,7 +17815,7 @@
           <w:sz w:val="24"/>
           <w:szCs w:val="24"/>
         </w:rPr>
-        <w:t xml:space="preserve"> are best for negotiations as they are ultimately political choices for where, when, how much, and for which purposes to consumptively use Colorado River water. Until users reach agreement, we suggest to allocate more reservoir inflow to increase </w:t>
+        <w:t xml:space="preserve"> are best for negotiations as they are ultimately political choices for where, when, how much, and for which purposes to consumptively use Colorado River water. Until users reach agreement, we suggest to allocate reservoir inflow to increase </w:t>
       </w:r>
       <w:r>
         <w:rPr>
@@ -17176,467 +17844,382 @@
     </w:p>
     <w:p>
       <w:pPr>
-        <w:rPr>
-          <w:rFonts w:asciiTheme="majorBidi" w:hAnsiTheme="majorBidi" w:cstheme="majorBidi"/>
-          <w:sz w:val="24"/>
-          <w:szCs w:val="24"/>
-        </w:rPr>
+        <w:pStyle w:val="NoSpacing"/>
       </w:pPr>
       <w:r>
         <w:rPr>
           <w:rFonts w:ascii="Times New Roman" w:eastAsia="Times New Roman" w:hAnsi="Times New Roman" w:cs="Times New Roman"/>
-          <w:sz w:val="24"/>
-          <w:szCs w:val="24"/>
-        </w:rPr>
-        <w:t xml:space="preserve">Within the Colorado River Basin, </w:t>
+        </w:rPr>
+        <w:t>Since 2007</w:t>
       </w:r>
       <w:r>
         <w:rPr>
           <w:rFonts w:ascii="Times New Roman" w:eastAsia="Times New Roman" w:hAnsi="Times New Roman" w:cs="Times New Roman"/>
-          <w:sz w:val="24"/>
-          <w:szCs w:val="24"/>
-        </w:rPr>
-        <w:t xml:space="preserve">the </w:t>
+        </w:rPr>
+        <w:t>,</w:t>
       </w:r>
       <w:r>
         <w:rPr>
           <w:rFonts w:ascii="Times New Roman" w:eastAsia="Times New Roman" w:hAnsi="Times New Roman" w:cs="Times New Roman"/>
-          <w:sz w:val="24"/>
-          <w:szCs w:val="24"/>
-        </w:rPr>
-        <w:t>voluntary Lake Mead water conservation program</w:t>
+        </w:rPr>
+        <w:t xml:space="preserve"> </w:t>
       </w:r>
       <w:r>
         <w:rPr>
           <w:rFonts w:ascii="Times New Roman" w:eastAsia="Times New Roman" w:hAnsi="Times New Roman" w:cs="Times New Roman"/>
-          <w:sz w:val="24"/>
-          <w:szCs w:val="24"/>
-        </w:rPr>
+        </w:rPr>
+        <w:t>California, Arizona, Nevada</w:t>
+      </w:r>
+      <w:r>
+        <w:rPr>
+          <w:rFonts w:ascii="Times New Roman" w:eastAsia="Times New Roman" w:hAnsi="Times New Roman" w:cs="Times New Roman"/>
+        </w:rPr>
+        <w:t>, and Mexico</w:t>
+      </w:r>
+      <w:r>
+        <w:rPr>
+          <w:rFonts w:ascii="Times New Roman" w:eastAsia="Times New Roman" w:hAnsi="Times New Roman" w:cs="Times New Roman"/>
+        </w:rPr>
+        <w:t xml:space="preserve"> </w:t>
+      </w:r>
+      <w:r>
+        <w:t>ha</w:t>
+      </w:r>
+      <w:r>
+        <w:t>ve</w:t>
+      </w:r>
+      <w:r>
+        <w:t xml:space="preserve"> </w:t>
+      </w:r>
+      <w:r>
+        <w:t xml:space="preserve">voluntarily reduced </w:t>
+      </w:r>
+      <w:r>
+        <w:t xml:space="preserve">their Colorado River </w:t>
+      </w:r>
+      <w:r>
+        <w:t xml:space="preserve">water use from legal entitlements by </w:t>
+      </w:r>
+      <w:r>
+        <w:t>4.</w:t>
+      </w:r>
+      <w:r>
+        <w:t>4</w:t>
+      </w:r>
+      <w:r>
+        <w:t xml:space="preserve"> million acre-feet with 3.</w:t>
+      </w:r>
+      <w:r>
+        <w:t>6</w:t>
+      </w:r>
+      <w:r>
+        <w:t xml:space="preserve"> million acre-feet </w:t>
+      </w:r>
+      <w:r>
+        <w:t>presently</w:t>
+      </w:r>
+      <w:r>
+        <w:t xml:space="preserve"> remaining in Lake Mead. </w:t>
+      </w:r>
+      <w:r>
+        <w:t xml:space="preserve">These efforts kept Lake Mead storage above </w:t>
+      </w:r>
+      <w:r>
+        <w:t xml:space="preserve">critical elevations </w:t>
+      </w:r>
+      <w:r>
+        <w:t xml:space="preserve">through </w:t>
+      </w:r>
+      <w:r>
+        <w:t xml:space="preserve">the recent </w:t>
+      </w:r>
+      <w:r>
+        <w:t xml:space="preserve">20-year </w:t>
+      </w:r>
+      <w:r>
+        <w:t xml:space="preserve">(and ongoing) </w:t>
+      </w:r>
+      <w:r>
+        <w:t>dry period</w:t>
+      </w:r>
+      <w:r>
+        <w:t xml:space="preserve">. </w:t>
+      </w:r>
+      <w:r>
+        <w:t xml:space="preserve">The </w:t>
+      </w:r>
+      <w:r>
+        <w:t xml:space="preserve">Lake Mead water conservation </w:t>
+      </w:r>
+      <w:r>
+        <w:t xml:space="preserve">program works on the assumption that the annual </w:t>
+      </w:r>
+      <w:r>
+        <w:t xml:space="preserve">physically </w:t>
+      </w:r>
+      <w:r>
+        <w:t>available water</w:t>
+      </w:r>
+      <w:r>
+        <w:t>―</w:t>
+      </w:r>
+      <w:r>
+        <w:t xml:space="preserve">reservoir inflow minus </w:t>
+      </w:r>
+      <w:r>
+        <w:t>e</w:t>
+      </w:r>
+      <w:r>
+        <w:t>vaporation</w:t>
+      </w:r>
+      <w:r>
+        <w:t>―</w:t>
+      </w:r>
+      <w:r>
+        <w:t xml:space="preserve">exceeds </w:t>
+      </w:r>
+      <w:r>
+        <w:t>legal</w:t>
+      </w:r>
+      <w:r>
+        <w:t xml:space="preserve"> </w:t>
+      </w:r>
+      <w:r>
+        <w:t>entitlements</w:t>
+      </w:r>
+      <w:r>
+        <w:t xml:space="preserve"> oof 9.0 million acre-feet per year</w:t>
+      </w:r>
+      <w:r>
+        <w:t>. This assumption is challenged as the Colorado River Basin becomes more arid.</w:t>
+      </w:r>
+      <w:r>
+        <w:t xml:space="preserve"> </w:t>
+      </w:r>
+      <w:r>
+        <w:t>Additionally, a</w:t>
+      </w:r>
+      <w:r>
+        <w:t>s reservoir storage declines</w:t>
+      </w:r>
+      <w:r>
+        <w:t xml:space="preserve"> towards catastrophic elevations</w:t>
+      </w:r>
+      <w:r>
+        <w:t xml:space="preserve">, users face </w:t>
+      </w:r>
+      <w:r>
+        <w:t>difficult</w:t>
+      </w:r>
+      <w:r>
+        <w:t>y</w:t>
+      </w:r>
+      <w:r>
+        <w:t xml:space="preserve"> </w:t>
+      </w:r>
+      <w:r>
+        <w:t>to a</w:t>
+      </w:r>
+      <w:r>
+        <w:t xml:space="preserve">ccess </w:t>
+      </w:r>
+      <w:r>
+        <w:t xml:space="preserve">and withdraw their </w:t>
+      </w:r>
+      <w:r>
+        <w:t>conserved water</w:t>
+      </w:r>
+      <w:r>
+        <w:t>.</w:t>
+      </w:r>
+      <w:r>
+        <w:t xml:space="preserve"> </w:t>
+      </w:r>
+      <w:r>
+        <w:t xml:space="preserve">We </w:t>
+      </w:r>
+      <w:r>
+        <w:t>suggested</w:t>
+      </w:r>
+      <w:r>
+        <w:t xml:space="preserve"> two novel improvements </w:t>
+      </w:r>
+      <w:r>
+        <w:t>that</w:t>
+      </w:r>
+      <w:r>
+        <w:t xml:space="preserve"> switch the </w:t>
+      </w:r>
+      <w:r>
+        <w:t xml:space="preserve">conservation </w:t>
+      </w:r>
+      <w:r>
+        <w:t xml:space="preserve">accounting </w:t>
+      </w:r>
+      <w:r>
+        <w:t>of</w:t>
+      </w:r>
+      <w:r>
+        <w:t xml:space="preserve"> reductions from historical entitlements to reductions from the annual </w:t>
+      </w:r>
+      <w:r>
+        <w:t xml:space="preserve">physically </w:t>
+      </w:r>
+      <w:r>
+        <w:t>available water</w:t>
+      </w:r>
+      <w:r>
+        <w:t xml:space="preserve">. One strategy </w:t>
+      </w:r>
+      <w:r>
+        <w:t>proportionally reduces credits</w:t>
+      </w:r>
+      <w:r>
+        <w:t xml:space="preserve"> for conserved water</w:t>
+      </w:r>
+      <w:r>
+        <w:t xml:space="preserve">. A second strategy </w:t>
+      </w:r>
+      <w:r>
+        <w:t>creates a new protection account to be managed by Reclamation and separate water accounts for each user. Each year, Reclamation takes a first share of the physically available water</w:t>
+      </w:r>
+      <w:r>
+        <w:t xml:space="preserve"> equal to reservoir evaporation to sustain the protected volume. T</w:t>
+      </w:r>
+      <w:r>
+        <w:t xml:space="preserve">he users then divide the remaining inflow and consume, conserve, and/or trade within their account balances. </w:t>
+      </w:r>
+      <w:r>
+        <w:t xml:space="preserve">Both strategies have </w:t>
+      </w:r>
+      <w:r>
+        <w:t>potential</w:t>
+      </w:r>
+      <w:r>
+        <w:t xml:space="preserve"> benefits to stabilize</w:t>
+      </w:r>
+      <w:r>
+        <w:t xml:space="preserve"> and recover</w:t>
+      </w:r>
+      <w:r>
+        <w:t xml:space="preserve"> Lake Mead</w:t>
+      </w:r>
+      <w:r>
+        <w:t xml:space="preserve"> storage while</w:t>
+      </w:r>
+      <w:r>
+        <w:t xml:space="preserve"> </w:t>
+      </w:r>
+      <w:r>
+        <w:t>increas</w:t>
+      </w:r>
+      <w:r>
+        <w:t>ing</w:t>
+      </w:r>
+      <w:r>
+        <w:t xml:space="preserve"> u</w:t>
+      </w:r>
+      <w:r>
+        <w:t>ser</w:t>
+      </w:r>
+      <w:r>
         <w:t>s</w:t>
       </w:r>
       <w:r>
-        <w:rPr>
-          <w:rFonts w:ascii="Times New Roman" w:eastAsia="Times New Roman" w:hAnsi="Times New Roman" w:cs="Times New Roman"/>
-          <w:sz w:val="24"/>
-          <w:szCs w:val="24"/>
-        </w:rPr>
-        <w:t xml:space="preserve"> offer users more autonomy to manage their different and sometimes conflicting risks of water shortages. In one sentence—</w:t>
-      </w:r>
-      <w:r>
-        <w:rPr>
-          <w:rFonts w:ascii="Times New Roman" w:eastAsia="Times New Roman" w:hAnsi="Times New Roman" w:cs="Times New Roman"/>
-          <w:sz w:val="24"/>
-          <w:szCs w:val="24"/>
-        </w:rPr>
-        <w:t>Arizona, California, Nevada</w:t>
-      </w:r>
-      <w:r>
-        <w:rPr>
-          <w:rFonts w:ascii="Times New Roman" w:eastAsia="Times New Roman" w:hAnsi="Times New Roman" w:cs="Times New Roman"/>
-          <w:sz w:val="24"/>
-          <w:szCs w:val="24"/>
-        </w:rPr>
-        <w:t>, and Mexico</w:t>
-      </w:r>
-      <w:r>
-        <w:rPr>
-          <w:rFonts w:ascii="Times New Roman" w:eastAsia="Times New Roman" w:hAnsi="Times New Roman" w:cs="Times New Roman"/>
-          <w:sz w:val="24"/>
-          <w:szCs w:val="24"/>
-        </w:rPr>
         <w:t xml:space="preserve"> </w:t>
       </w:r>
       <w:r>
-        <w:rPr>
-          <w:rFonts w:ascii="Times New Roman" w:eastAsia="Times New Roman" w:hAnsi="Times New Roman" w:cs="Times New Roman"/>
-          <w:sz w:val="24"/>
-          <w:szCs w:val="24"/>
-        </w:rPr>
-        <w:t xml:space="preserve">can </w:t>
-      </w:r>
-      <w:r>
-        <w:rPr>
-          <w:rFonts w:ascii="Times New Roman" w:eastAsia="Times New Roman" w:hAnsi="Times New Roman" w:cs="Times New Roman"/>
-          <w:sz w:val="24"/>
-          <w:szCs w:val="24"/>
-        </w:rPr>
-        <w:t>voluntarily reduce use from their legal entitlements, keep the conserved water in Lake Mead, and withdraw conserved water at a future point in time subject to some constraints.</w:t>
-      </w:r>
-      <w:r>
-        <w:rPr>
-          <w:rFonts w:asciiTheme="majorBidi" w:hAnsiTheme="majorBidi" w:cstheme="majorBidi"/>
-          <w:sz w:val="24"/>
-          <w:szCs w:val="24"/>
-        </w:rPr>
-        <w:t xml:space="preserve"> Since </w:t>
-      </w:r>
-      <w:r>
-        <w:rPr>
-          <w:rFonts w:asciiTheme="majorBidi" w:hAnsiTheme="majorBidi" w:cstheme="majorBidi"/>
-          <w:sz w:val="24"/>
-          <w:szCs w:val="24"/>
-        </w:rPr>
-        <w:t xml:space="preserve">the program inception in </w:t>
-      </w:r>
-      <w:r>
-        <w:rPr>
-          <w:rFonts w:asciiTheme="majorBidi" w:hAnsiTheme="majorBidi" w:cstheme="majorBidi"/>
-          <w:sz w:val="24"/>
-          <w:szCs w:val="24"/>
-        </w:rPr>
-        <w:t>2007, Lower Basin users have conserved 4.</w:t>
-      </w:r>
-      <w:r>
-        <w:rPr>
-          <w:rFonts w:asciiTheme="majorBidi" w:hAnsiTheme="majorBidi" w:cstheme="majorBidi"/>
-          <w:sz w:val="24"/>
-          <w:szCs w:val="24"/>
-        </w:rPr>
-        <w:t>4</w:t>
-      </w:r>
-      <w:r>
-        <w:rPr>
-          <w:rFonts w:asciiTheme="majorBidi" w:hAnsiTheme="majorBidi" w:cstheme="majorBidi"/>
-          <w:sz w:val="24"/>
-          <w:szCs w:val="24"/>
-        </w:rPr>
-        <w:t xml:space="preserve"> million acre-feet of water with 3.</w:t>
-      </w:r>
-      <w:r>
-        <w:rPr>
-          <w:rFonts w:asciiTheme="majorBidi" w:hAnsiTheme="majorBidi" w:cstheme="majorBidi"/>
-          <w:sz w:val="24"/>
-          <w:szCs w:val="24"/>
-        </w:rPr>
-        <w:t>6</w:t>
-      </w:r>
-      <w:r>
-        <w:rPr>
-          <w:rFonts w:asciiTheme="majorBidi" w:hAnsiTheme="majorBidi" w:cstheme="majorBidi"/>
-          <w:sz w:val="24"/>
-          <w:szCs w:val="24"/>
-        </w:rPr>
-        <w:t xml:space="preserve"> million acre-feet </w:t>
-      </w:r>
-      <w:r>
-        <w:rPr>
-          <w:rFonts w:asciiTheme="majorBidi" w:hAnsiTheme="majorBidi" w:cstheme="majorBidi"/>
-          <w:sz w:val="24"/>
-          <w:szCs w:val="24"/>
-        </w:rPr>
-        <w:t>presently</w:t>
-      </w:r>
-      <w:r>
-        <w:rPr>
-          <w:rFonts w:asciiTheme="majorBidi" w:hAnsiTheme="majorBidi" w:cstheme="majorBidi"/>
-          <w:sz w:val="24"/>
-          <w:szCs w:val="24"/>
-        </w:rPr>
-        <w:t xml:space="preserve"> remaining in Lake Mead. </w:t>
-      </w:r>
-      <w:r>
-        <w:rPr>
-          <w:rFonts w:asciiTheme="majorBidi" w:hAnsiTheme="majorBidi" w:cstheme="majorBidi"/>
-          <w:sz w:val="24"/>
-          <w:szCs w:val="24"/>
-        </w:rPr>
-        <w:t>These efforts kept Lake Mead storage above the protection volume</w:t>
-      </w:r>
-      <w:r>
-        <w:rPr>
-          <w:rFonts w:asciiTheme="majorBidi" w:hAnsiTheme="majorBidi" w:cstheme="majorBidi"/>
-          <w:sz w:val="24"/>
-          <w:szCs w:val="24"/>
-        </w:rPr>
-        <w:t xml:space="preserve"> through </w:t>
-      </w:r>
-      <w:r>
-        <w:rPr>
-          <w:rFonts w:asciiTheme="majorBidi" w:hAnsiTheme="majorBidi" w:cstheme="majorBidi"/>
-          <w:sz w:val="24"/>
-          <w:szCs w:val="24"/>
-        </w:rPr>
-        <w:t xml:space="preserve">the recent </w:t>
-      </w:r>
-      <w:r>
-        <w:rPr>
-          <w:rFonts w:asciiTheme="majorBidi" w:hAnsiTheme="majorBidi" w:cstheme="majorBidi"/>
-          <w:sz w:val="24"/>
-          <w:szCs w:val="24"/>
-        </w:rPr>
-        <w:t xml:space="preserve">(and ongoing) </w:t>
-      </w:r>
-      <w:r>
-        <w:rPr>
-          <w:rFonts w:asciiTheme="majorBidi" w:hAnsiTheme="majorBidi" w:cstheme="majorBidi"/>
-          <w:sz w:val="24"/>
-          <w:szCs w:val="24"/>
-        </w:rPr>
-        <w:t>critically dry period</w:t>
-      </w:r>
-      <w:r>
-        <w:rPr>
-          <w:rFonts w:asciiTheme="majorBidi" w:hAnsiTheme="majorBidi" w:cstheme="majorBidi"/>
-          <w:sz w:val="24"/>
-          <w:szCs w:val="24"/>
-        </w:rPr>
-        <w:t xml:space="preserve">. </w:t>
-      </w:r>
-      <w:r>
-        <w:rPr>
-          <w:rFonts w:asciiTheme="majorBidi" w:hAnsiTheme="majorBidi" w:cstheme="majorBidi"/>
-          <w:sz w:val="24"/>
-          <w:szCs w:val="24"/>
-        </w:rPr>
-        <w:t xml:space="preserve">The program works on the assumption that the annual </w:t>
-      </w:r>
-      <w:r>
-        <w:rPr>
-          <w:rFonts w:asciiTheme="majorBidi" w:hAnsiTheme="majorBidi" w:cstheme="majorBidi"/>
-          <w:sz w:val="24"/>
-          <w:szCs w:val="24"/>
-        </w:rPr>
-        <w:t xml:space="preserve">physically </w:t>
-      </w:r>
-      <w:r>
-        <w:rPr>
-          <w:rFonts w:asciiTheme="majorBidi" w:hAnsiTheme="majorBidi" w:cstheme="majorBidi"/>
-          <w:sz w:val="24"/>
-          <w:szCs w:val="24"/>
-        </w:rPr>
-        <w:t>available water</w:t>
-      </w:r>
-      <w:r>
-        <w:rPr>
-          <w:rFonts w:asciiTheme="majorBidi" w:hAnsiTheme="majorBidi" w:cstheme="majorBidi"/>
-          <w:sz w:val="24"/>
-          <w:szCs w:val="24"/>
-        </w:rPr>
-        <w:t>―</w:t>
-      </w:r>
-      <w:r>
-        <w:rPr>
-          <w:rFonts w:asciiTheme="majorBidi" w:hAnsiTheme="majorBidi" w:cstheme="majorBidi"/>
-          <w:sz w:val="24"/>
-          <w:szCs w:val="24"/>
-        </w:rPr>
-        <w:t xml:space="preserve">reservoir inflow minus </w:t>
-      </w:r>
-      <w:r>
-        <w:rPr>
-          <w:rFonts w:asciiTheme="majorBidi" w:hAnsiTheme="majorBidi" w:cstheme="majorBidi"/>
-          <w:sz w:val="24"/>
-          <w:szCs w:val="24"/>
-        </w:rPr>
+        <w:t>a</w:t>
+      </w:r>
+      <w:r>
+        <w:t xml:space="preserve">utonomy to </w:t>
+      </w:r>
+      <w:r>
+        <w:t>m</w:t>
+      </w:r>
+      <w:r>
+        <w:t>anage</w:t>
+      </w:r>
+      <w:r>
+        <w:t xml:space="preserve"> their differing and sometimes conflicting</w:t>
+      </w:r>
+      <w:r>
+        <w:t xml:space="preserve"> </w:t>
+      </w:r>
+      <w:r>
+        <w:t>r</w:t>
+      </w:r>
+      <w:r>
+        <w:t>isk</w:t>
+      </w:r>
+      <w:r>
+        <w:t>s</w:t>
+      </w:r>
+      <w:r>
+        <w:t xml:space="preserve"> </w:t>
+      </w:r>
+      <w:r>
+        <w:t>of</w:t>
+      </w:r>
+      <w:r>
+        <w:t xml:space="preserve"> </w:t>
+      </w:r>
+      <w:r>
+        <w:t>d</w:t>
+      </w:r>
+      <w:r>
+        <w:t xml:space="preserve">eclining </w:t>
+      </w:r>
+      <w:r>
+        <w:t>f</w:t>
+      </w:r>
+      <w:r>
+        <w:t>lows</w:t>
+      </w:r>
+      <w:r>
+        <w:t>.</w:t>
+      </w:r>
+      <w:r>
+        <w:t xml:space="preserve"> </w:t>
+      </w:r>
+      <w:r>
+        <w:t xml:space="preserve">These strategies can also serve as examples for other </w:t>
+      </w:r>
+      <w:r>
+        <w:t>water</w:t>
+      </w:r>
+      <w:r>
+        <w:t xml:space="preserve"> systems </w:t>
+      </w:r>
+      <w:r>
+        <w:t xml:space="preserve">that </w:t>
+      </w:r>
+      <w:r>
+        <w:t>fac</w:t>
+      </w:r>
+      <w:r>
         <w:t>e</w:t>
       </w:r>
       <w:r>
-        <w:rPr>
-          <w:rFonts w:asciiTheme="majorBidi" w:hAnsiTheme="majorBidi" w:cstheme="majorBidi"/>
-          <w:sz w:val="24"/>
-          <w:szCs w:val="24"/>
-        </w:rPr>
-        <w:t>vaporation</w:t>
-      </w:r>
-      <w:r>
-        <w:rPr>
-          <w:rFonts w:asciiTheme="majorBidi" w:hAnsiTheme="majorBidi" w:cstheme="majorBidi"/>
-          <w:sz w:val="24"/>
-          <w:szCs w:val="24"/>
-        </w:rPr>
-        <w:t>―</w:t>
-      </w:r>
-      <w:r>
-        <w:rPr>
-          <w:rFonts w:asciiTheme="majorBidi" w:hAnsiTheme="majorBidi" w:cstheme="majorBidi"/>
-          <w:sz w:val="24"/>
-          <w:szCs w:val="24"/>
-        </w:rPr>
-        <w:t xml:space="preserve">exceeds </w:t>
-      </w:r>
-      <w:r>
-        <w:rPr>
-          <w:rFonts w:asciiTheme="majorBidi" w:hAnsiTheme="majorBidi" w:cstheme="majorBidi"/>
-          <w:sz w:val="24"/>
-          <w:szCs w:val="24"/>
-        </w:rPr>
-        <w:t>legal</w:t>
-      </w:r>
-      <w:r>
-        <w:rPr>
-          <w:rFonts w:asciiTheme="majorBidi" w:hAnsiTheme="majorBidi" w:cstheme="majorBidi"/>
-          <w:sz w:val="24"/>
-          <w:szCs w:val="24"/>
-        </w:rPr>
-        <w:t xml:space="preserve"> </w:t>
-      </w:r>
-      <w:r>
-        <w:rPr>
-          <w:rFonts w:asciiTheme="majorBidi" w:hAnsiTheme="majorBidi" w:cstheme="majorBidi"/>
-          <w:sz w:val="24"/>
-          <w:szCs w:val="24"/>
-        </w:rPr>
-        <w:t>entitlements</w:t>
-      </w:r>
-      <w:r>
-        <w:rPr>
-          <w:rFonts w:asciiTheme="majorBidi" w:hAnsiTheme="majorBidi" w:cstheme="majorBidi"/>
-          <w:sz w:val="24"/>
-          <w:szCs w:val="24"/>
-        </w:rPr>
-        <w:t>. This assumption is challenged as the Colorado River Basin becomes more arid.</w:t>
-      </w:r>
-      <w:r>
-        <w:rPr>
-          <w:rFonts w:asciiTheme="majorBidi" w:hAnsiTheme="majorBidi" w:cstheme="majorBidi"/>
-          <w:sz w:val="24"/>
-          <w:szCs w:val="24"/>
-        </w:rPr>
-        <w:t xml:space="preserve"> As reservoir storage draws down, t</w:t>
-      </w:r>
-      <w:r>
-        <w:rPr>
-          <w:rFonts w:asciiTheme="majorBidi" w:hAnsiTheme="majorBidi" w:cstheme="majorBidi"/>
-          <w:sz w:val="24"/>
-          <w:szCs w:val="24"/>
-        </w:rPr>
-        <w:t>here is also a challenge to m</w:t>
-      </w:r>
-      <w:r>
-        <w:rPr>
-          <w:rFonts w:asciiTheme="majorBidi" w:hAnsiTheme="majorBidi" w:cstheme="majorBidi"/>
-          <w:sz w:val="24"/>
-          <w:szCs w:val="24"/>
-        </w:rPr>
-        <w:t>otivate voluntary water conservation</w:t>
-      </w:r>
-      <w:r>
-        <w:rPr>
-          <w:rFonts w:asciiTheme="majorBidi" w:hAnsiTheme="majorBidi" w:cstheme="majorBidi"/>
-          <w:sz w:val="24"/>
-          <w:szCs w:val="24"/>
-        </w:rPr>
-        <w:t xml:space="preserve"> </w:t>
-      </w:r>
-      <w:r>
-        <w:rPr>
-          <w:rFonts w:asciiTheme="majorBidi" w:hAnsiTheme="majorBidi" w:cstheme="majorBidi"/>
-          <w:sz w:val="24"/>
-          <w:szCs w:val="24"/>
-        </w:rPr>
-        <w:t xml:space="preserve">because </w:t>
-      </w:r>
-      <w:r>
-        <w:rPr>
-          <w:rFonts w:asciiTheme="majorBidi" w:hAnsiTheme="majorBidi" w:cstheme="majorBidi"/>
-          <w:sz w:val="24"/>
-          <w:szCs w:val="24"/>
-        </w:rPr>
-        <w:t>users</w:t>
-      </w:r>
-      <w:r>
-        <w:rPr>
-          <w:rFonts w:asciiTheme="majorBidi" w:hAnsiTheme="majorBidi" w:cstheme="majorBidi"/>
-          <w:sz w:val="24"/>
-          <w:szCs w:val="24"/>
-        </w:rPr>
-        <w:t xml:space="preserve"> face increasing difficulty to access and debit their </w:t>
-      </w:r>
-      <w:r>
-        <w:rPr>
-          <w:rFonts w:asciiTheme="majorBidi" w:hAnsiTheme="majorBidi" w:cstheme="majorBidi"/>
-          <w:sz w:val="24"/>
-          <w:szCs w:val="24"/>
-        </w:rPr>
-        <w:t>conserved water</w:t>
-      </w:r>
-      <w:r>
-        <w:rPr>
-          <w:rFonts w:asciiTheme="majorBidi" w:hAnsiTheme="majorBidi" w:cstheme="majorBidi"/>
-          <w:sz w:val="24"/>
-          <w:szCs w:val="24"/>
-        </w:rPr>
+        <w:t xml:space="preserve"> aridity</w:t>
+      </w:r>
+      <w:r>
+        <w:t xml:space="preserve">, </w:t>
+      </w:r>
+      <w:r>
+        <w:t xml:space="preserve">declining </w:t>
+      </w:r>
+      <w:r>
+        <w:t xml:space="preserve">reservoir </w:t>
+      </w:r>
+      <w:r>
+        <w:t>storage</w:t>
+      </w:r>
+      <w:r>
+        <w:t>, and user conflicts</w:t>
+      </w:r>
+      <w:r>
         <w:t>.</w:t>
-      </w:r>
-      <w:r>
-        <w:rPr>
-          <w:rFonts w:asciiTheme="majorBidi" w:hAnsiTheme="majorBidi" w:cstheme="majorBidi"/>
-          <w:sz w:val="24"/>
-          <w:szCs w:val="24"/>
-        </w:rPr>
-        <w:t xml:space="preserve"> </w:t>
-      </w:r>
-      <w:r>
-        <w:rPr>
-          <w:rFonts w:asciiTheme="majorBidi" w:hAnsiTheme="majorBidi" w:cstheme="majorBidi"/>
-          <w:sz w:val="24"/>
-          <w:szCs w:val="24"/>
-        </w:rPr>
-        <w:t xml:space="preserve">We describe two novel program improvements </w:t>
-      </w:r>
-      <w:r>
-        <w:rPr>
-          <w:rFonts w:asciiTheme="majorBidi" w:hAnsiTheme="majorBidi" w:cstheme="majorBidi"/>
-          <w:sz w:val="24"/>
-          <w:szCs w:val="24"/>
-        </w:rPr>
-        <w:t>that</w:t>
-      </w:r>
-      <w:r>
-        <w:rPr>
-          <w:rFonts w:asciiTheme="majorBidi" w:hAnsiTheme="majorBidi" w:cstheme="majorBidi"/>
-          <w:sz w:val="24"/>
-          <w:szCs w:val="24"/>
-        </w:rPr>
-        <w:t xml:space="preserve"> switch the </w:t>
-      </w:r>
-      <w:r>
-        <w:rPr>
-          <w:rFonts w:asciiTheme="majorBidi" w:hAnsiTheme="majorBidi" w:cstheme="majorBidi"/>
-          <w:sz w:val="24"/>
-          <w:szCs w:val="24"/>
-        </w:rPr>
-        <w:t xml:space="preserve">conservation </w:t>
-      </w:r>
-      <w:r>
-        <w:rPr>
-          <w:rFonts w:asciiTheme="majorBidi" w:hAnsiTheme="majorBidi" w:cstheme="majorBidi"/>
-          <w:sz w:val="24"/>
-          <w:szCs w:val="24"/>
-        </w:rPr>
-        <w:t xml:space="preserve">accounting from reductions from historical entitlements to reductions from the annual </w:t>
-      </w:r>
-      <w:r>
-        <w:rPr>
-          <w:rFonts w:asciiTheme="majorBidi" w:hAnsiTheme="majorBidi" w:cstheme="majorBidi"/>
-          <w:sz w:val="24"/>
-          <w:szCs w:val="24"/>
-        </w:rPr>
-        <w:t xml:space="preserve">physically </w:t>
-      </w:r>
-      <w:r>
-        <w:rPr>
-          <w:rFonts w:asciiTheme="majorBidi" w:hAnsiTheme="majorBidi" w:cstheme="majorBidi"/>
-          <w:sz w:val="24"/>
-          <w:szCs w:val="24"/>
-        </w:rPr>
-        <w:t>available water</w:t>
-      </w:r>
-      <w:r>
-        <w:rPr>
-          <w:rFonts w:asciiTheme="majorBidi" w:hAnsiTheme="majorBidi" w:cstheme="majorBidi"/>
-          <w:sz w:val="24"/>
-          <w:szCs w:val="24"/>
-        </w:rPr>
-        <w:t xml:space="preserve">. One strategy </w:t>
-      </w:r>
-      <w:r>
-        <w:rPr>
-          <w:rFonts w:asciiTheme="majorBidi" w:hAnsiTheme="majorBidi" w:cstheme="majorBidi"/>
-          <w:sz w:val="24"/>
-          <w:szCs w:val="24"/>
-        </w:rPr>
-        <w:t>proportionally reduces credits. A second strategy converts to water accounting. Both strategies have additional benefits such as ______________ . [[Final Sentence]].</w:t>
       </w:r>
     </w:p>
     <w:p>
@@ -17663,7 +18246,7 @@
         </w:rPr>
         <w:t xml:space="preserve">The data, models, and code used to generate tables and figures in this manuscript are available for download at </w:t>
       </w:r>
-      <w:hyperlink r:id="rId19" w:history="1">
+      <w:hyperlink r:id="rId23" w:history="1">
         <w:r>
           <w:rPr>
             <w:rStyle w:val="Hyperlink"/>
@@ -17688,6 +18271,7 @@
         <w:pStyle w:val="Heading1"/>
       </w:pPr>
       <w:r>
+        <w:lastRenderedPageBreak/>
         <w:t>Appendix A. Estimate Share</w:t>
       </w:r>
       <w:r>
@@ -17937,7 +18521,6 @@
           <w:sz w:val="24"/>
           <w:szCs w:val="24"/>
         </w:rPr>
-        <w:lastRenderedPageBreak/>
         <w:t xml:space="preserve">Table A1. </w:t>
       </w:r>
       <w:r>
@@ -18072,7 +18655,7 @@
                     </pic:cNvPicPr>
                   </pic:nvPicPr>
                   <pic:blipFill>
-                    <a:blip r:embed="rId20">
+                    <a:blip r:embed="rId24">
                       <a:extLst>
                         <a:ext uri="{28A0092B-C50C-407E-A947-70E740481C1C}">
                           <a14:useLocalDpi xmlns:a14="http://schemas.microsoft.com/office/drawing/2010/main" val="0"/>
@@ -18208,7 +18791,7 @@
                     </pic:cNvPicPr>
                   </pic:nvPicPr>
                   <pic:blipFill>
-                    <a:blip r:embed="rId21">
+                    <a:blip r:embed="rId25">
                       <a:extLst>
                         <a:ext uri="{28A0092B-C50C-407E-A947-70E740481C1C}">
                           <a14:useLocalDpi xmlns:a14="http://schemas.microsoft.com/office/drawing/2010/main" val="0"/>
@@ -18570,6 +19153,7 @@
           <w:sz w:val="24"/>
           <w:szCs w:val="24"/>
         </w:rPr>
+        <w:lastRenderedPageBreak/>
         <w:t>For example, at 8.6 maf</w:t>
       </w:r>
       <w:r>
@@ -18888,7 +19472,6 @@
           <w:sz w:val="24"/>
           <w:szCs w:val="24"/>
         </w:rPr>
-        <w:lastRenderedPageBreak/>
         <w:t xml:space="preserve">Mexico [F] = 1.5 </w:t>
       </w:r>
       <w:r>
@@ -19243,7 +19826,7 @@
       <w:r>
         <w:t xml:space="preserve">, 4(2), e1274. </w:t>
       </w:r>
-      <w:hyperlink r:id="rId22" w:history="1">
+      <w:hyperlink r:id="rId26" w:history="1">
         <w:r>
           <w:rPr>
             <w:rStyle w:val="Hyperlink"/>
@@ -19273,7 +19856,7 @@
       <w:r>
         <w:t xml:space="preserve">, November 8, 2021. </w:t>
       </w:r>
-      <w:hyperlink r:id="rId23" w:history="1">
+      <w:hyperlink r:id="rId27" w:history="1">
         <w:r>
           <w:rPr>
             <w:rStyle w:val="Hyperlink"/>
@@ -19294,7 +19877,7 @@
       <w:r>
         <w:t xml:space="preserve">Buschatzke, T., Hamby, J. B., and Entsminger, J. (2024). "Lower Basin Alternative for the Post-2026 Coordinated Operation of the Colorado River Basin." </w:t>
       </w:r>
-      <w:hyperlink r:id="rId24" w:history="1">
+      <w:hyperlink r:id="rId28" w:history="1">
         <w:r>
           <w:rPr>
             <w:rStyle w:val="Hyperlink"/>
@@ -19315,7 +19898,7 @@
       <w:r>
         <w:t xml:space="preserve">City of Phoenix. (2024). "Additional concepts for consideration - City of Phoenix." </w:t>
       </w:r>
-      <w:hyperlink r:id="rId25" w:history="1">
+      <w:hyperlink r:id="rId29" w:history="1">
         <w:r>
           <w:rPr>
             <w:rStyle w:val="Hyperlink"/>
@@ -19364,7 +19947,7 @@
       <w:r>
         <w:t xml:space="preserve">, 84(2), 242-261. </w:t>
       </w:r>
-      <w:hyperlink r:id="rId26" w:history="1">
+      <w:hyperlink r:id="rId30" w:history="1">
         <w:r>
           <w:rPr>
             <w:rStyle w:val="Hyperlink"/>
@@ -19394,7 +19977,7 @@
       <w:r>
         <w:t xml:space="preserve">, 90(4), 713-737. </w:t>
       </w:r>
-      <w:hyperlink r:id="rId27" w:history="1">
+      <w:hyperlink r:id="rId31" w:history="1">
         <w:r>
           <w:rPr>
             <w:rStyle w:val="Hyperlink"/>
@@ -19413,6 +19996,7 @@
         <w:ind w:left="720" w:hanging="720"/>
       </w:pPr>
       <w:r>
+        <w:lastRenderedPageBreak/>
         <w:t xml:space="preserve">Fleck, J., and Udall, B. (2021). "Managing Colorado River risk." </w:t>
       </w:r>
       <w:r>
@@ -19424,7 +20008,7 @@
       <w:r>
         <w:t xml:space="preserve">, 372(6545), 885-885. </w:t>
       </w:r>
-      <w:hyperlink r:id="rId28" w:history="1">
+      <w:hyperlink r:id="rId32" w:history="1">
         <w:r>
           <w:rPr>
             <w:rStyle w:val="Hyperlink"/>
@@ -19460,7 +20044,7 @@
         <w:spacing w:after="0"/>
         <w:ind w:left="720" w:hanging="720"/>
       </w:pPr>
-      <w:hyperlink r:id="rId29" w:history="1">
+      <w:hyperlink r:id="rId33" w:history="1">
         <w:r>
           <w:rPr>
             <w:rStyle w:val="Hyperlink"/>
@@ -19479,11 +20063,7 @@
         <w:ind w:left="720" w:hanging="720"/>
       </w:pPr>
       <w:r>
-        <w:t xml:space="preserve">Hecht, J. S., Vogel, R. M., McManamay, R. A., Kroll, C. N., and Reed, J. M. (2020). "Decision Trees for Incorporating Hypothesis Tests of Hydrologic Alteration into Hydropower&amp;#x2013;Ecosystem </w:t>
-      </w:r>
-      <w:r>
-        <w:lastRenderedPageBreak/>
-        <w:t xml:space="preserve">Tradeoffs." </w:t>
+        <w:t xml:space="preserve">Hecht, J. S., Vogel, R. M., McManamay, R. A., Kroll, C. N., and Reed, J. M. (2020). "Decision Trees for Incorporating Hypothesis Tests of Hydrologic Alteration into Hydropower&amp;#x2013;Ecosystem Tradeoffs." </w:t>
       </w:r>
       <w:r>
         <w:rPr>
@@ -19494,7 +20074,7 @@
       <w:r>
         <w:t xml:space="preserve">, 146(5), 04020017. </w:t>
       </w:r>
-      <w:hyperlink r:id="rId30" w:history="1">
+      <w:hyperlink r:id="rId34" w:history="1">
         <w:r>
           <w:rPr>
             <w:rStyle w:val="Hyperlink"/>
@@ -19524,7 +20104,7 @@
       <w:r>
         <w:t xml:space="preserve">. </w:t>
       </w:r>
-      <w:hyperlink r:id="rId31" w:history="1">
+      <w:hyperlink r:id="rId35" w:history="1">
         <w:r>
           <w:rPr>
             <w:rStyle w:val="Hyperlink"/>
@@ -19564,7 +20144,7 @@
       <w:r>
         <w:t xml:space="preserve">IBWC. (2021). "Minutes between the United States and Mexican Sections of the IBWC." United States Section, </w:t>
       </w:r>
-      <w:hyperlink r:id="rId32" w:history="1">
+      <w:hyperlink r:id="rId36" w:history="1">
         <w:r>
           <w:rPr>
             <w:rStyle w:val="Hyperlink"/>
@@ -19594,7 +20174,7 @@
       <w:r>
         <w:t xml:space="preserve">, 372(6540), 418-421. </w:t>
       </w:r>
-      <w:hyperlink r:id="rId33" w:history="1">
+      <w:hyperlink r:id="rId37" w:history="1">
         <w:r>
           <w:rPr>
             <w:rStyle w:val="Hyperlink"/>
@@ -19643,7 +20223,7 @@
       <w:r>
         <w:t xml:space="preserve">, 7(6), e1486. </w:t>
       </w:r>
-      <w:hyperlink r:id="rId34" w:history="1">
+      <w:hyperlink r:id="rId38" w:history="1">
         <w:r>
           <w:rPr>
             <w:rStyle w:val="Hyperlink"/>
@@ -19692,7 +20272,7 @@
       <w:r>
         <w:t xml:space="preserve">, 19(3), 1419. </w:t>
       </w:r>
-      <w:hyperlink r:id="rId35" w:history="1">
+      <w:hyperlink r:id="rId39" w:history="1">
         <w:r>
           <w:rPr>
             <w:rStyle w:val="Hyperlink"/>
@@ -19713,7 +20293,7 @@
       <w:r>
         <w:t xml:space="preserve">Pitt, J., Miller, B., Funk, A., Rice, M., Hawes, T., Moran, K., and Porterfield, S. (2024). "Conservation Groups’ Cooperative Conservation Alternative for Post-2026 Colorado River Guidelines Operations and Strategies." Reclamation. </w:t>
       </w:r>
-      <w:hyperlink r:id="rId36" w:history="1">
+      <w:hyperlink r:id="rId40" w:history="1">
         <w:r>
           <w:rPr>
             <w:rStyle w:val="Hyperlink"/>
@@ -19743,7 +20323,7 @@
       <w:r>
         <w:t xml:space="preserve">, 88(3). </w:t>
       </w:r>
-      <w:hyperlink r:id="rId37" w:history="1">
+      <w:hyperlink r:id="rId41" w:history="1">
         <w:r>
           <w:rPr>
             <w:rStyle w:val="Hyperlink"/>
@@ -19773,7 +20353,7 @@
       <w:r>
         <w:t xml:space="preserve">, 148(10), 02522006. </w:t>
       </w:r>
-      <w:hyperlink r:id="rId38" w:history="1">
+      <w:hyperlink r:id="rId42" w:history="1">
         <w:r>
           <w:rPr>
             <w:rStyle w:val="Hyperlink"/>
@@ -19794,7 +20374,7 @@
       <w:r>
         <w:t xml:space="preserve">Rosenberg, D. E. (2023). "Colorado River Basin Water Accounts: Provoke discussion about more adaptive reservoir operations." Hydroshare.org. </w:t>
       </w:r>
-      <w:hyperlink r:id="rId39" w:history="1">
+      <w:hyperlink r:id="rId43" w:history="1">
         <w:r>
           <w:rPr>
             <w:rStyle w:val="Hyperlink"/>
@@ -19813,6 +20393,7 @@
         <w:ind w:left="720" w:hanging="720"/>
       </w:pPr>
       <w:r>
+        <w:lastRenderedPageBreak/>
         <w:t xml:space="preserve">Rosenberg, D. E. (2024). "Lessons from immersive online collaborative modeling to discuss more adaptive reservoir operations." </w:t>
       </w:r>
       <w:r>
@@ -19824,7 +20405,7 @@
       <w:r>
         <w:t xml:space="preserve">, 150(7). </w:t>
       </w:r>
-      <w:hyperlink r:id="rId40" w:history="1">
+      <w:hyperlink r:id="rId44" w:history="1">
         <w:r>
           <w:rPr>
             <w:rStyle w:val="Hyperlink"/>
@@ -19854,7 +20435,7 @@
       <w:r>
         <w:t xml:space="preserve">, 58(6), 1053-1075. </w:t>
       </w:r>
-      <w:hyperlink r:id="rId41" w:history="1">
+      <w:hyperlink r:id="rId45" w:history="1">
         <w:r>
           <w:rPr>
             <w:rStyle w:val="Hyperlink"/>
@@ -19873,11 +20454,7 @@
         <w:ind w:left="720" w:hanging="720"/>
       </w:pPr>
       <w:r>
-        <w:t xml:space="preserve">Salehabadi, H., Tarboton, D. G., Wheeler, K. G., Smith, R., and Baker, S. (2024). "Quantifying and Classifying Streamflow Ensembles Using a Broad Range of Metrics for an Evidence-Based </w:t>
-      </w:r>
-      <w:r>
-        <w:lastRenderedPageBreak/>
-        <w:t xml:space="preserve">Analysis: Colorado River Case Study." </w:t>
+        <w:t xml:space="preserve">Salehabadi, H., Tarboton, D. G., Wheeler, K. G., Smith, R., and Baker, S. (2024). "Quantifying and Classifying Streamflow Ensembles Using a Broad Range of Metrics for an Evidence-Based Analysis: Colorado River Case Study." </w:t>
       </w:r>
       <w:r>
         <w:rPr>
@@ -19888,7 +20465,7 @@
       <w:r>
         <w:t xml:space="preserve">, 60(7), e2024WR037225. </w:t>
       </w:r>
-      <w:hyperlink r:id="rId42" w:history="1">
+      <w:hyperlink r:id="rId46" w:history="1">
         <w:r>
           <w:rPr>
             <w:rStyle w:val="Hyperlink"/>
@@ -19918,7 +20495,7 @@
       <w:r>
         <w:t xml:space="preserve">, 58(5), 735-745. </w:t>
       </w:r>
-      <w:hyperlink r:id="rId43" w:history="1">
+      <w:hyperlink r:id="rId47" w:history="1">
         <w:r>
           <w:rPr>
             <w:rStyle w:val="Hyperlink"/>
@@ -19948,7 +20525,7 @@
       <w:r>
         <w:t xml:space="preserve">, 22(2), 4-21. </w:t>
       </w:r>
-      <w:hyperlink r:id="rId44" w:history="1">
+      <w:hyperlink r:id="rId48" w:history="1">
         <w:r>
           <w:rPr>
             <w:rStyle w:val="Hyperlink"/>
@@ -19978,7 +20555,7 @@
       <w:r>
         <w:t xml:space="preserve">, 10(2), e565. </w:t>
       </w:r>
-      <w:hyperlink r:id="rId45" w:history="1">
+      <w:hyperlink r:id="rId49" w:history="1">
         <w:r>
           <w:rPr>
             <w:rStyle w:val="Hyperlink"/>
@@ -20008,7 +20585,7 @@
       <w:r>
         <w:t xml:space="preserve">. </w:t>
       </w:r>
-      <w:hyperlink r:id="rId46" w:history="1">
+      <w:hyperlink r:id="rId50" w:history="1">
         <w:r>
           <w:rPr>
             <w:rStyle w:val="Hyperlink"/>
@@ -20038,7 +20615,7 @@
       <w:r>
         <w:t xml:space="preserve">. </w:t>
       </w:r>
-      <w:hyperlink r:id="rId47" w:history="1">
+      <w:hyperlink r:id="rId51" w:history="1">
         <w:r>
           <w:rPr>
             <w:rStyle w:val="Hyperlink"/>
@@ -20068,7 +20645,7 @@
       <w:r>
         <w:t xml:space="preserve">, 53(3), 2404-2418. </w:t>
       </w:r>
-      <w:hyperlink r:id="rId48" w:history="1">
+      <w:hyperlink r:id="rId52" w:history="1">
         <w:r>
           <w:rPr>
             <w:rStyle w:val="Hyperlink"/>
@@ -20089,7 +20666,7 @@
       <w:r>
         <w:t xml:space="preserve">USBR. (2007a). "Colorado River Interim Guidelines for Lower Basin Shortages and Coordinated Operations for Lakes Powell and Mead: Final Environmental Impact Statement." U.S. Bureau of Reclamation, Washington, D.C., </w:t>
       </w:r>
-      <w:hyperlink r:id="rId49" w:history="1">
+      <w:hyperlink r:id="rId53" w:history="1">
         <w:r>
           <w:rPr>
             <w:rStyle w:val="Hyperlink"/>
@@ -20110,7 +20687,7 @@
       <w:r>
         <w:t xml:space="preserve">USBR. (2007b). "Record of Decision: Colorado River Interim Guidelines for Lower Basin Shortages and Coordinated Operations for Lakes Powell and Mead." U.S. Bureau of Reclamation. </w:t>
       </w:r>
-      <w:hyperlink r:id="rId50" w:history="1">
+      <w:hyperlink r:id="rId54" w:history="1">
         <w:r>
           <w:rPr>
             <w:rStyle w:val="Hyperlink"/>
@@ -20131,7 +20708,7 @@
       <w:r>
         <w:t xml:space="preserve">USBR. (2019). "Agreement Concerning Colorado River Drought Contingency Management and Operations." U.S. Bureau of Reclamation, Washington, DC. </w:t>
       </w:r>
-      <w:hyperlink r:id="rId51" w:history="1">
+      <w:hyperlink r:id="rId55" w:history="1">
         <w:r>
           <w:rPr>
             <w:rStyle w:val="Hyperlink"/>
@@ -20152,7 +20729,7 @@
       <w:r>
         <w:t xml:space="preserve">USBR. (2021). "Pilot System Conservation Program." U.S. Bureau of Reclamation, </w:t>
       </w:r>
-      <w:hyperlink r:id="rId52" w:history="1">
+      <w:hyperlink r:id="rId56" w:history="1">
         <w:r>
           <w:rPr>
             <w:rStyle w:val="Hyperlink"/>
@@ -20173,7 +20750,7 @@
       <w:r>
         <w:t xml:space="preserve">USBR. (2026a). "Boulder Canyon Operations Office - Program and Activities: Water Accounting Reports." U.S. Bureau of Reclamation. </w:t>
       </w:r>
-      <w:hyperlink r:id="rId53" w:history="1">
+      <w:hyperlink r:id="rId57" w:history="1">
         <w:r>
           <w:rPr>
             <w:rStyle w:val="Hyperlink"/>
@@ -20192,9 +20769,10 @@
         <w:ind w:left="720" w:hanging="720"/>
       </w:pPr>
       <w:r>
+        <w:lastRenderedPageBreak/>
         <w:t xml:space="preserve">USBR. (2026b). "Post-2026 Operational Guidelines and Strategies for Lake Powell and Lake Mead – Draft Environmental Impact Statement." U.S. Bureau of Reclamation. </w:t>
       </w:r>
-      <w:hyperlink r:id="rId54" w:history="1">
+      <w:hyperlink r:id="rId58" w:history="1">
         <w:r>
           <w:rPr>
             <w:rStyle w:val="Hyperlink"/>
@@ -20224,7 +20802,7 @@
       <w:r>
         <w:t xml:space="preserve">, 147(9), 04021034. </w:t>
       </w:r>
-      <w:hyperlink r:id="rId55" w:history="1">
+      <w:hyperlink r:id="rId59" w:history="1">
         <w:r>
           <w:rPr>
             <w:rStyle w:val="Hyperlink"/>
@@ -20244,7 +20822,7 @@
       <w:r>
         <w:t xml:space="preserve">Wang, J., and Schmidt, J. C. (2020). "Stream flow and Losses of the Colorado River in the Southern Colorado Plateau." Center for Colorado River Studies, Utah State University, Logan, Utah. </w:t>
       </w:r>
-      <w:hyperlink r:id="rId56" w:history="1">
+      <w:hyperlink r:id="rId60" w:history="1">
         <w:r>
           <w:rPr>
             <w:rStyle w:val="Hyperlink"/>
@@ -20270,14 +20848,14 @@
           <w:sz w:val="24"/>
           <w:szCs w:val="24"/>
         </w:rPr>
-        <w:lastRenderedPageBreak/>
         <w:fldChar w:fldCharType="end"/>
       </w:r>
     </w:p>
     <w:sectPr>
-      <w:headerReference w:type="default" r:id="rId57"/>
+      <w:headerReference w:type="default" r:id="rId61"/>
       <w:pgSz w:w="12240" w:h="15840"/>
       <w:pgMar w:top="1440" w:right="1440" w:bottom="1440" w:left="1440" w:header="720" w:footer="720" w:gutter="0"/>
+      <w:lnNumType w:countBy="1" w:restart="continuous"/>
       <w:cols w:space="720"/>
       <w:docGrid w:linePitch="360"/>
     </w:sectPr>
@@ -20304,104 +20882,24 @@
       </w:r>
     </w:p>
   </w:comment>
-  <w:comment w:id="1" w:author="Erik Christian Porse" w:date="2026-05-27T15:52:00Z" w:initials="EP">
-    <w:p>
-      <w:r>
-        <w:rPr>
-          <w:rStyle w:val="CommentReference"/>
-        </w:rPr>
-        <w:annotationRef/>
-      </w:r>
-      <w:r>
-        <w:rPr>
-          <w:sz w:val="20"/>
-          <w:szCs w:val="20"/>
-        </w:rPr>
-        <w:t>what are these entitlements? Lower Basin States + Mexico?</w:t>
-      </w:r>
-    </w:p>
-  </w:comment>
-  <w:comment w:id="2" w:author="Erik Christian Porse" w:date="2026-05-27T17:53:00Z" w:initials="EP">
-    <w:p>
-      <w:r>
-        <w:rPr>
-          <w:rStyle w:val="CommentReference"/>
-        </w:rPr>
-        <w:annotationRef/>
-      </w:r>
-      <w:r>
-        <w:rPr>
-          <w:sz w:val="20"/>
-          <w:szCs w:val="20"/>
-        </w:rPr>
-        <w:t>why is this maximized and what does that mean in a non-optimization formulation?</w:t>
-      </w:r>
-    </w:p>
-  </w:comment>
-  <w:comment w:id="5" w:author="Erik Christian Porse" w:date="2026-05-27T15:54:00Z" w:initials="EP">
-    <w:p>
-      <w:r>
-        <w:rPr>
-          <w:rStyle w:val="CommentReference"/>
-        </w:rPr>
-        <w:annotationRef/>
-      </w:r>
-      <w:r>
-        <w:rPr>
-          <w:sz w:val="20"/>
-          <w:szCs w:val="20"/>
-        </w:rPr>
-        <w:t>hard to follow as several of the terms are not in the equation for case #1 but they are in the diagram</w:t>
-      </w:r>
-    </w:p>
-  </w:comment>
-  <w:comment w:id="7" w:author="Erik Christian Porse" w:date="2026-05-27T17:58:00Z" w:initials="EP">
-    <w:p>
-      <w:r>
-        <w:rPr>
-          <w:rStyle w:val="CommentReference"/>
-        </w:rPr>
-        <w:annotationRef/>
-      </w:r>
-      <w:r>
-        <w:rPr>
-          <w:sz w:val="20"/>
-          <w:szCs w:val="20"/>
-        </w:rPr>
-        <w:t>suggest to complete this thought by indicating that the Lower Basin legal entitlements are 9 MAF</w:t>
-      </w:r>
-    </w:p>
-  </w:comment>
 </w:comments>
 </file>
 
 <file path=word/commentsExtended.xml><?xml version="1.0" encoding="utf-8"?>
 <w15:commentsEx xmlns:wpc="http://schemas.microsoft.com/office/word/2010/wordprocessingCanvas" xmlns:cx="http://schemas.microsoft.com/office/drawing/2014/chartex" xmlns:cx1="http://schemas.microsoft.com/office/drawing/2015/9/8/chartex" xmlns:cx2="http://schemas.microsoft.com/office/drawing/2015/10/21/chartex" xmlns:cx3="http://schemas.microsoft.com/office/drawing/2016/5/9/chartex" xmlns:cx4="http://schemas.microsoft.com/office/drawing/2016/5/10/chartex" xmlns:cx5="http://schemas.microsoft.com/office/drawing/2016/5/11/chartex" xmlns:cx6="http://schemas.microsoft.com/office/drawing/2016/5/12/chartex" xmlns:cx7="http://schemas.microsoft.com/office/drawing/2016/5/13/chartex" xmlns:cx8="http://schemas.microsoft.com/office/drawing/2016/5/14/chartex" xmlns:mc="http://schemas.openxmlformats.org/markup-compatibility/2006" xmlns:aink="http://schemas.microsoft.com/office/drawing/2016/ink" xmlns:am3d="http://schemas.microsoft.com/office/drawing/2017/model3d" xmlns:o="urn:schemas-microsoft-com:office:office" xmlns:oel="http://schemas.microsoft.com/office/2019/extlst" xmlns:r="http://schemas.openxmlformats.org/officeDocument/2006/relationships" xmlns:m="http://schemas.openxmlformats.org/officeDocument/2006/math" xmlns:v="urn:schemas-microsoft-com:vml" xmlns:wp14="http://schemas.microsoft.com/office/word/2010/wordprocessingDrawing" xmlns:wp="http://schemas.openxmlformats.org/drawingml/2006/wordprocessingDrawing" xmlns:w10="urn:schemas-microsoft-com:office:word" xmlns:w="http://schemas.openxmlformats.org/wordprocessingml/2006/main" xmlns:w14="http://schemas.microsoft.com/office/word/2010/wordml" xmlns:w15="http://schemas.microsoft.com/office/word/2012/wordml" xmlns:w16cex="http://schemas.microsoft.com/office/word/2018/wordml/cex" xmlns:w16cid="http://schemas.microsoft.com/office/word/2016/wordml/cid" xmlns:w16="http://schemas.microsoft.com/office/word/2018/wordml" xmlns:w16du="http://schemas.microsoft.com/office/word/2023/wordml/word16du" xmlns:w16sdtdh="http://schemas.microsoft.com/office/word/2020/wordml/sdtdatahash" xmlns:w16sdtfl="http://schemas.microsoft.com/office/word/2024/wordml/sdtformatlock" xmlns:w16se="http://schemas.microsoft.com/office/word/2015/wordml/symex" xmlns:wpg="http://schemas.microsoft.com/office/word/2010/wordprocessingGroup" xmlns:wpi="http://schemas.microsoft.com/office/word/2010/wordprocessingInk" xmlns:wne="http://schemas.microsoft.com/office/word/2006/wordml" xmlns:wps="http://schemas.microsoft.com/office/word/2010/wordprocessingShape" mc:Ignorable="w14 w15 w16se w16cid w16 w16cex w16sdtdh w16sdtfl w16du wp14">
   <w15:commentEx w15:paraId="5028B586" w15:done="0"/>
-  <w15:commentEx w15:paraId="6CCB7ADF" w15:done="0"/>
-  <w15:commentEx w15:paraId="3C4EF3BA" w15:done="0"/>
-  <w15:commentEx w15:paraId="14A03515" w15:done="0"/>
-  <w15:commentEx w15:paraId="1373997E" w15:done="0"/>
 </w15:commentsEx>
 </file>
 
 <file path=word/commentsExtensible.xml><?xml version="1.0" encoding="utf-8"?>
 <w16cex:commentsExtensible xmlns:wpc="http://schemas.microsoft.com/office/word/2010/wordprocessingCanvas" xmlns:cx="http://schemas.microsoft.com/office/drawing/2014/chartex" xmlns:cx1="http://schemas.microsoft.com/office/drawing/2015/9/8/chartex" xmlns:cx2="http://schemas.microsoft.com/office/drawing/2015/10/21/chartex" xmlns:cx3="http://schemas.microsoft.com/office/drawing/2016/5/9/chartex" xmlns:cx4="http://schemas.microsoft.com/office/drawing/2016/5/10/chartex" xmlns:cx5="http://schemas.microsoft.com/office/drawing/2016/5/11/chartex" xmlns:cx6="http://schemas.microsoft.com/office/drawing/2016/5/12/chartex" xmlns:cx7="http://schemas.microsoft.com/office/drawing/2016/5/13/chartex" xmlns:cx8="http://schemas.microsoft.com/office/drawing/2016/5/14/chartex" xmlns:cr="http://schemas.microsoft.com/office/comments/2020/reactions" xmlns:mc="http://schemas.openxmlformats.org/markup-compatibility/2006" xmlns:aink="http://schemas.microsoft.com/office/drawing/2016/ink" xmlns:am3d="http://schemas.microsoft.com/office/drawing/2017/model3d" xmlns:o="urn:schemas-microsoft-com:office:office" xmlns:oel="http://schemas.microsoft.com/office/2019/extlst" xmlns:r="http://schemas.openxmlformats.org/officeDocument/2006/relationships" xmlns:m="http://schemas.openxmlformats.org/officeDocument/2006/math" xmlns:v="urn:schemas-microsoft-com:vml" xmlns:wp14="http://schemas.microsoft.com/office/word/2010/wordprocessingDrawing" xmlns:wp="http://schemas.openxmlformats.org/drawingml/2006/wordprocessingDrawing" xmlns:w10="urn:schemas-microsoft-com:office:word" xmlns:w="http://schemas.openxmlformats.org/wordprocessingml/2006/main" xmlns:w14="http://schemas.microsoft.com/office/word/2010/wordml" xmlns:w15="http://schemas.microsoft.com/office/word/2012/wordml" xmlns:w16cex="http://schemas.microsoft.com/office/word/2018/wordml/cex" xmlns:w16cid="http://schemas.microsoft.com/office/word/2016/wordml/cid" xmlns:w16="http://schemas.microsoft.com/office/word/2018/wordml" xmlns:w16du="http://schemas.microsoft.com/office/word/2023/wordml/word16du" xmlns:w16sdtdh="http://schemas.microsoft.com/office/word/2020/wordml/sdtdatahash" xmlns:w16sdtfl="http://schemas.microsoft.com/office/word/2024/wordml/sdtformatlock" xmlns:w16se="http://schemas.microsoft.com/office/word/2015/wordml/symex" xmlns:wpg="http://schemas.microsoft.com/office/word/2010/wordprocessingGroup" xmlns:wpi="http://schemas.microsoft.com/office/word/2010/wordprocessingInk" xmlns:wne="http://schemas.microsoft.com/office/word/2006/wordml" xmlns:wps="http://schemas.microsoft.com/office/word/2010/wordprocessingShape" mc:Ignorable="w14 w15 w16se w16cid w16 w16cex w16sdtdh w16sdtfl cr w16du wp14">
   <w16cex:commentExtensible w16cex:durableId="29F1A260" w16cex:dateUtc="2026-05-27T19:47:00Z"/>
-  <w16cex:commentExtensible w16cex:durableId="589B2D49" w16cex:dateUtc="2026-05-27T22:52:00Z"/>
-  <w16cex:commentExtensible w16cex:durableId="0B3FF86F" w16cex:dateUtc="2026-05-28T00:53:00Z"/>
-  <w16cex:commentExtensible w16cex:durableId="0769A5C1" w16cex:dateUtc="2026-05-27T22:54:00Z"/>
-  <w16cex:commentExtensible w16cex:durableId="47362715" w16cex:dateUtc="2026-05-28T00:58:00Z"/>
 </w16cex:commentsExtensible>
 </file>
 
 <file path=word/commentsIds.xml><?xml version="1.0" encoding="utf-8"?>
 <w16cid:commentsIds xmlns:wpc="http://schemas.microsoft.com/office/word/2010/wordprocessingCanvas" xmlns:cx="http://schemas.microsoft.com/office/drawing/2014/chartex" xmlns:cx1="http://schemas.microsoft.com/office/drawing/2015/9/8/chartex" xmlns:cx2="http://schemas.microsoft.com/office/drawing/2015/10/21/chartex" xmlns:cx3="http://schemas.microsoft.com/office/drawing/2016/5/9/chartex" xmlns:cx4="http://schemas.microsoft.com/office/drawing/2016/5/10/chartex" xmlns:cx5="http://schemas.microsoft.com/office/drawing/2016/5/11/chartex" xmlns:cx6="http://schemas.microsoft.com/office/drawing/2016/5/12/chartex" xmlns:cx7="http://schemas.microsoft.com/office/drawing/2016/5/13/chartex" xmlns:cx8="http://schemas.microsoft.com/office/drawing/2016/5/14/chartex" xmlns:mc="http://schemas.openxmlformats.org/markup-compatibility/2006" xmlns:aink="http://schemas.microsoft.com/office/drawing/2016/ink" xmlns:am3d="http://schemas.microsoft.com/office/drawing/2017/model3d" xmlns:o="urn:schemas-microsoft-com:office:office" xmlns:oel="http://schemas.microsoft.com/office/2019/extlst" xmlns:r="http://schemas.openxmlformats.org/officeDocument/2006/relationships" xmlns:m="http://schemas.openxmlformats.org/officeDocument/2006/math" xmlns:v="urn:schemas-microsoft-com:vml" xmlns:wp14="http://schemas.microsoft.com/office/word/2010/wordprocessingDrawing" xmlns:wp="http://schemas.openxmlformats.org/drawingml/2006/wordprocessingDrawing" xmlns:w10="urn:schemas-microsoft-com:office:word" xmlns:w="http://schemas.openxmlformats.org/wordprocessingml/2006/main" xmlns:w14="http://schemas.microsoft.com/office/word/2010/wordml" xmlns:w15="http://schemas.microsoft.com/office/word/2012/wordml" xmlns:w16cex="http://schemas.microsoft.com/office/word/2018/wordml/cex" xmlns:w16cid="http://schemas.microsoft.com/office/word/2016/wordml/cid" xmlns:w16="http://schemas.microsoft.com/office/word/2018/wordml" xmlns:w16du="http://schemas.microsoft.com/office/word/2023/wordml/word16du" xmlns:w16sdtdh="http://schemas.microsoft.com/office/word/2020/wordml/sdtdatahash" xmlns:w16sdtfl="http://schemas.microsoft.com/office/word/2024/wordml/sdtformatlock" xmlns:w16se="http://schemas.microsoft.com/office/word/2015/wordml/symex" xmlns:wpg="http://schemas.microsoft.com/office/word/2010/wordprocessingGroup" xmlns:wpi="http://schemas.microsoft.com/office/word/2010/wordprocessingInk" xmlns:wne="http://schemas.microsoft.com/office/word/2006/wordml" xmlns:wps="http://schemas.microsoft.com/office/word/2010/wordprocessingShape" mc:Ignorable="w14 w15 w16se w16cid w16 w16cex w16sdtdh w16sdtfl w16du wp14">
   <w16cid:commentId w16cid:paraId="5028B586" w16cid:durableId="29F1A260"/>
-  <w16cid:commentId w16cid:paraId="6CCB7ADF" w16cid:durableId="589B2D49"/>
-  <w16cid:commentId w16cid:paraId="3C4EF3BA" w16cid:durableId="0B3FF86F"/>
-  <w16cid:commentId w16cid:paraId="14A03515" w16cid:durableId="0769A5C1"/>
-  <w16cid:commentId w16cid:paraId="1373997E" w16cid:durableId="47362715"/>
 </w16cid:commentsIds>
 </file>
 
@@ -23952,7 +24450,7 @@
   <w:style w:type="paragraph" w:default="1" w:styleId="Normal">
     <w:name w:val="Normal"/>
     <w:qFormat/>
-    <w:rsid w:val="008204B8"/>
+    <w:rsid w:val="00F404B6"/>
   </w:style>
   <w:style w:type="paragraph" w:styleId="Heading1">
     <w:name w:val="heading 1"/>
@@ -24291,6 +24789,14 @@
       <w:spacing w:after="0" w:line="240" w:lineRule="auto"/>
     </w:pPr>
   </w:style>
+  <w:style w:type="character" w:styleId="LineNumber">
+    <w:name w:val="line number"/>
+    <w:basedOn w:val="DefaultParagraphFont"/>
+    <w:uiPriority w:val="99"/>
+    <w:semiHidden/>
+    <w:unhideWhenUsed/>
+    <w:rsid w:val="007E4085"/>
+  </w:style>
 </w:styles>
 </file>
 

--- a/LakeMeadWaterConservationProgramAnalysis/LakeMeadWaterConservationProgramSuccessChallengesSuggestions_v3.docx
+++ b/LakeMeadWaterConservationProgramAnalysis/LakeMeadWaterConservationProgramSuccessChallengesSuggestions_v3.docx
@@ -376,23 +376,7 @@
           <w:sz w:val="24"/>
           <w:szCs w:val="24"/>
         </w:rPr>
-        <w:t>Phd student</w:t>
-      </w:r>
-      <w:r>
-        <w:rPr>
-          <w:rFonts w:asciiTheme="majorBidi" w:hAnsiTheme="majorBidi" w:cstheme="majorBidi"/>
-          <w:sz w:val="24"/>
-          <w:szCs w:val="24"/>
-        </w:rPr>
-        <w:t>, Department of Civil and Environmental Engineering and Utah Water Research Lab, Utah State University</w:t>
-      </w:r>
-      <w:r>
-        <w:rPr>
-          <w:rFonts w:asciiTheme="majorBidi" w:hAnsiTheme="majorBidi" w:cstheme="majorBidi"/>
-          <w:sz w:val="24"/>
-          <w:szCs w:val="24"/>
-        </w:rPr>
-        <w:t>, Logan, Utah</w:t>
+        <w:t>Phd student, Department of Civil and Environmental Engineering and Utah Water Research Lab, Utah State University, Logan, Utah</w:t>
       </w:r>
       <w:r>
         <w:rPr>
@@ -408,15 +392,7 @@
           <w:sz w:val="24"/>
           <w:szCs w:val="24"/>
         </w:rPr>
-        <w:t>.</w:t>
-      </w:r>
-      <w:r>
-        <w:rPr>
-          <w:rFonts w:asciiTheme="majorBidi" w:hAnsiTheme="majorBidi" w:cstheme="majorBidi"/>
-          <w:sz w:val="24"/>
-          <w:szCs w:val="24"/>
-        </w:rPr>
-        <w:t xml:space="preserve"> Email: </w:t>
+        <w:t xml:space="preserve">. Email: </w:t>
       </w:r>
       <w:hyperlink r:id="rId10" w:history="1">
         <w:r>
@@ -469,15 +445,7 @@
           <w:sz w:val="24"/>
           <w:szCs w:val="24"/>
         </w:rPr>
-        <w:t>A.M.ASCE.</w:t>
-      </w:r>
-      <w:r>
-        <w:rPr>
-          <w:rFonts w:asciiTheme="majorBidi" w:hAnsiTheme="majorBidi" w:cstheme="majorBidi"/>
-          <w:sz w:val="24"/>
-          <w:szCs w:val="24"/>
-        </w:rPr>
-        <w:t xml:space="preserve"> </w:t>
+        <w:t xml:space="preserve">A.M.ASCE. </w:t>
       </w:r>
       <w:r>
         <w:rPr>
@@ -504,15 +472,7 @@
           <w:sz w:val="24"/>
           <w:szCs w:val="24"/>
         </w:rPr>
-        <w:t>.</w:t>
-      </w:r>
-      <w:r>
-        <w:rPr>
-          <w:rFonts w:asciiTheme="majorBidi" w:hAnsiTheme="majorBidi" w:cstheme="majorBidi"/>
-          <w:sz w:val="24"/>
-          <w:szCs w:val="24"/>
-        </w:rPr>
-        <w:t xml:space="preserve"> </w:t>
+        <w:t xml:space="preserve">. </w:t>
       </w:r>
     </w:p>
     <w:p>
@@ -10241,7 +10201,7 @@
         </w:rPr>
         <w:lastRenderedPageBreak/>
         <w:drawing>
-          <wp:inline distT="0" distB="0" distL="0" distR="0" wp14:anchorId="1DF02D15" wp14:editId="080A10E4">
+          <wp:inline distT="0" distB="0" distL="0" distR="0" wp14:anchorId="1DF02D15" wp14:editId="59ED5480">
             <wp:extent cx="5845696" cy="3329343"/>
             <wp:effectExtent l="0" t="0" r="0" b="0"/>
             <wp:docPr id="708746801" name="Picture 2"/>
@@ -10796,15 +10756,7 @@
             <w:sz w:val="24"/>
             <w:szCs w:val="24"/>
           </w:rPr>
-          <m:t>=max</m:t>
-        </m:r>
-        <m:r>
-          <w:rPr>
-            <w:rFonts w:ascii="Cambria Math" w:hAnsi="Cambria Math" w:cstheme="majorBidi"/>
-            <w:sz w:val="24"/>
-            <w:szCs w:val="24"/>
-          </w:rPr>
-          <m:t>imum</m:t>
+          <m:t>=maximum</m:t>
         </m:r>
         <m:d>
           <m:dPr>
@@ -14240,382 +14192,205 @@
     </w:p>
     <w:p>
       <w:pPr>
-        <w:rPr>
-          <w:rFonts w:asciiTheme="majorBidi" w:hAnsiTheme="majorBidi" w:cstheme="majorBidi"/>
-          <w:sz w:val="24"/>
-          <w:szCs w:val="24"/>
-        </w:rPr>
-      </w:pPr>
-      <w:r>
-        <w:rPr>
-          <w:rFonts w:asciiTheme="majorBidi" w:hAnsiTheme="majorBidi" w:cstheme="majorBidi"/>
+        <w:pStyle w:val="NoSpacing"/>
+      </w:pPr>
+      <w:r>
+        <w:rPr>
           <w:b/>
           <w:bCs/>
-          <w:sz w:val="24"/>
-          <w:szCs w:val="24"/>
         </w:rPr>
         <w:t>Water Accounting</w:t>
       </w:r>
       <w:r>
         <w:rPr>
-          <w:rFonts w:asciiTheme="majorBidi" w:hAnsiTheme="majorBidi" w:cstheme="majorBidi"/>
           <w:b/>
           <w:bCs/>
-          <w:sz w:val="24"/>
-          <w:szCs w:val="24"/>
         </w:rPr>
         <w:t>.</w:t>
       </w:r>
       <w:r>
         <w:rPr>
-          <w:rFonts w:asciiTheme="majorBidi" w:hAnsiTheme="majorBidi" w:cstheme="majorBidi"/>
           <w:b/>
           <w:bCs/>
-          <w:sz w:val="24"/>
-          <w:szCs w:val="24"/>
         </w:rPr>
         <w:t xml:space="preserve"> </w:t>
       </w:r>
       <w:r>
-        <w:rPr>
-          <w:rFonts w:asciiTheme="majorBidi" w:hAnsiTheme="majorBidi" w:cstheme="majorBidi"/>
-          <w:sz w:val="24"/>
-          <w:szCs w:val="24"/>
-        </w:rPr>
-        <w:t xml:space="preserve">In this framework, </w:t>
-      </w:r>
-      <w:r>
-        <w:rPr>
-          <w:rFonts w:asciiTheme="majorBidi" w:hAnsiTheme="majorBidi" w:cstheme="majorBidi"/>
-          <w:sz w:val="24"/>
-          <w:szCs w:val="24"/>
-        </w:rPr>
-        <w:t>USBR set</w:t>
-      </w:r>
-      <w:r>
-        <w:rPr>
-          <w:rFonts w:asciiTheme="majorBidi" w:hAnsiTheme="majorBidi" w:cstheme="majorBidi"/>
-          <w:sz w:val="24"/>
-          <w:szCs w:val="24"/>
-        </w:rPr>
-        <w:t>s</w:t>
-      </w:r>
-      <w:r>
-        <w:rPr>
-          <w:rFonts w:asciiTheme="majorBidi" w:hAnsiTheme="majorBidi" w:cstheme="majorBidi"/>
-          <w:sz w:val="24"/>
-          <w:szCs w:val="24"/>
-        </w:rPr>
-        <w:t xml:space="preserve"> the protection volume </w:t>
-      </w:r>
-      <w:r>
-        <w:rPr>
-          <w:rFonts w:asciiTheme="majorBidi" w:hAnsiTheme="majorBidi" w:cstheme="majorBidi"/>
-          <w:sz w:val="24"/>
-          <w:szCs w:val="24"/>
-        </w:rPr>
-        <w:t xml:space="preserve">in Lake Mead </w:t>
-      </w:r>
-      <w:r>
-        <w:rPr>
-          <w:rFonts w:asciiTheme="majorBidi" w:hAnsiTheme="majorBidi" w:cstheme="majorBidi"/>
-          <w:sz w:val="24"/>
-          <w:szCs w:val="24"/>
-        </w:rPr>
-        <w:t>in the year the new water accounting framework starts</w:t>
-      </w:r>
-      <w:r>
-        <w:rPr>
-          <w:rFonts w:asciiTheme="majorBidi" w:hAnsiTheme="majorBidi" w:cstheme="majorBidi"/>
-          <w:sz w:val="24"/>
-          <w:szCs w:val="24"/>
-        </w:rPr>
+        <w:t xml:space="preserve">In this </w:t>
+      </w:r>
+      <w:r>
+        <w:t>framework</w:t>
+      </w:r>
+      <w:r>
+        <w:t>,</w:t>
+      </w:r>
+      <w:r>
+        <w:t xml:space="preserve"> </w:t>
+      </w:r>
+      <w:r>
+        <w:t>the Lake Mead elevation and corresponding storage volume are defined for a protection</w:t>
+      </w:r>
+      <w:r>
+        <w:t xml:space="preserve"> </w:t>
+      </w:r>
+      <w:r>
+        <w:t>account—to be managed by Reclamation</w:t>
+      </w:r>
+      <w:r>
         <w:t xml:space="preserve"> (</w:t>
       </w:r>
       <w:r>
         <w:rPr>
-          <w:rFonts w:asciiTheme="majorBidi" w:hAnsiTheme="majorBidi" w:cstheme="majorBidi"/>
           <w:i/>
           <w:iCs/>
-          <w:sz w:val="24"/>
-          <w:szCs w:val="24"/>
         </w:rPr>
         <w:t>PV</w:t>
       </w:r>
       <w:r>
         <w:rPr>
-          <w:rFonts w:asciiTheme="majorBidi" w:hAnsiTheme="majorBidi" w:cstheme="majorBidi"/>
           <w:i/>
           <w:iCs/>
-          <w:sz w:val="24"/>
-          <w:szCs w:val="24"/>
           <w:vertAlign w:val="subscript"/>
         </w:rPr>
         <w:t>0</w:t>
       </w:r>
       <w:r>
-        <w:rPr>
-          <w:rFonts w:asciiTheme="majorBidi" w:hAnsiTheme="majorBidi" w:cstheme="majorBidi"/>
-          <w:sz w:val="24"/>
-          <w:szCs w:val="24"/>
-        </w:rPr>
-        <w:t xml:space="preserve"> [million acre-feet</w:t>
-      </w:r>
-      <w:r>
-        <w:rPr>
-          <w:rFonts w:asciiTheme="majorBidi" w:hAnsiTheme="majorBidi" w:cstheme="majorBidi"/>
-          <w:sz w:val="24"/>
-          <w:szCs w:val="24"/>
-        </w:rPr>
-        <w:t>])</w:t>
-      </w:r>
-      <w:r>
-        <w:rPr>
-          <w:rFonts w:asciiTheme="majorBidi" w:hAnsiTheme="majorBidi" w:cstheme="majorBidi"/>
-          <w:sz w:val="24"/>
-          <w:szCs w:val="24"/>
-        </w:rPr>
-        <w:t xml:space="preserve">. This volume defines </w:t>
-      </w:r>
-      <w:r>
-        <w:rPr>
-          <w:rFonts w:asciiTheme="majorBidi" w:hAnsiTheme="majorBidi" w:cstheme="majorBidi"/>
-          <w:sz w:val="24"/>
-          <w:szCs w:val="24"/>
-        </w:rPr>
-        <w:t xml:space="preserve">a </w:t>
-      </w:r>
-      <w:r>
-        <w:rPr>
-          <w:rFonts w:asciiTheme="majorBidi" w:hAnsiTheme="majorBidi" w:cstheme="majorBidi"/>
-          <w:sz w:val="24"/>
-          <w:szCs w:val="24"/>
-        </w:rPr>
-        <w:t>USBR</w:t>
-      </w:r>
-      <w:r>
-        <w:rPr>
-          <w:rFonts w:asciiTheme="majorBidi" w:hAnsiTheme="majorBidi" w:cstheme="majorBidi"/>
-          <w:sz w:val="24"/>
-          <w:szCs w:val="24"/>
-        </w:rPr>
-        <w:t xml:space="preserve"> water account balance. Then i</w:t>
-      </w:r>
-      <w:r>
-        <w:rPr>
-          <w:rFonts w:asciiTheme="majorBidi" w:hAnsiTheme="majorBidi" w:cstheme="majorBidi"/>
-          <w:sz w:val="24"/>
-          <w:szCs w:val="24"/>
-        </w:rPr>
-        <w:t xml:space="preserve">n each </w:t>
-      </w:r>
-      <w:r>
-        <w:rPr>
-          <w:rFonts w:asciiTheme="majorBidi" w:hAnsiTheme="majorBidi" w:cstheme="majorBidi"/>
-          <w:sz w:val="24"/>
-          <w:szCs w:val="24"/>
-        </w:rPr>
-        <w:t>year</w:t>
-      </w:r>
-      <w:r>
-        <w:rPr>
-          <w:rFonts w:asciiTheme="majorBidi" w:hAnsiTheme="majorBidi" w:cstheme="majorBidi"/>
-          <w:sz w:val="24"/>
-          <w:szCs w:val="24"/>
-        </w:rPr>
+        <w:t xml:space="preserve"> [million acre-feet])</w:t>
+      </w:r>
+      <w:r>
+        <w:t xml:space="preserve">. </w:t>
+      </w:r>
+      <w:r>
+        <w:t>In e</w:t>
+      </w:r>
+      <w:r>
+        <w:t>ach year</w:t>
+      </w:r>
+      <w:r>
         <w:t xml:space="preserve"> </w:t>
       </w:r>
       <w:r>
         <w:rPr>
-          <w:rFonts w:asciiTheme="majorBidi" w:hAnsiTheme="majorBidi" w:cstheme="majorBidi"/>
           <w:i/>
           <w:iCs/>
-          <w:sz w:val="24"/>
-          <w:szCs w:val="24"/>
         </w:rPr>
         <w:t>t</w:t>
       </w:r>
       <w:r>
-        <w:rPr>
-          <w:rFonts w:asciiTheme="majorBidi" w:hAnsiTheme="majorBidi" w:cstheme="majorBidi"/>
-          <w:sz w:val="24"/>
-          <w:szCs w:val="24"/>
-        </w:rPr>
-        <w:t xml:space="preserve">, </w:t>
-      </w:r>
-      <w:r>
-        <w:rPr>
-          <w:rFonts w:asciiTheme="majorBidi" w:hAnsiTheme="majorBidi" w:cstheme="majorBidi"/>
-          <w:sz w:val="24"/>
-          <w:szCs w:val="24"/>
-        </w:rPr>
-        <w:t xml:space="preserve">the </w:t>
-      </w:r>
-      <w:r>
-        <w:rPr>
-          <w:rFonts w:asciiTheme="majorBidi" w:hAnsiTheme="majorBidi" w:cstheme="majorBidi"/>
-          <w:sz w:val="24"/>
-          <w:szCs w:val="24"/>
-        </w:rPr>
-        <w:t>USBR</w:t>
-      </w:r>
-      <w:r>
-        <w:rPr>
-          <w:rFonts w:asciiTheme="majorBidi" w:hAnsiTheme="majorBidi" w:cstheme="majorBidi"/>
-          <w:sz w:val="24"/>
-          <w:szCs w:val="24"/>
-        </w:rPr>
-        <w:t xml:space="preserve"> water account takes a</w:t>
-      </w:r>
-      <w:r>
-        <w:rPr>
-          <w:rFonts w:asciiTheme="majorBidi" w:hAnsiTheme="majorBidi" w:cstheme="majorBidi"/>
-          <w:sz w:val="24"/>
-          <w:szCs w:val="24"/>
-        </w:rPr>
-        <w:t xml:space="preserve"> first</w:t>
-      </w:r>
-      <w:r>
-        <w:rPr>
-          <w:rFonts w:asciiTheme="majorBidi" w:hAnsiTheme="majorBidi" w:cstheme="majorBidi"/>
-          <w:sz w:val="24"/>
-          <w:szCs w:val="24"/>
-        </w:rPr>
-        <w:t xml:space="preserve"> share of the Lake Mead </w:t>
-      </w:r>
-      <w:r>
-        <w:rPr>
-          <w:rFonts w:asciiTheme="majorBidi" w:hAnsiTheme="majorBidi" w:cstheme="majorBidi"/>
-          <w:sz w:val="24"/>
-          <w:szCs w:val="24"/>
-        </w:rPr>
-        <w:t>inflow (</w:t>
-      </w:r>
-      <w:r>
-        <w:rPr>
-          <w:rFonts w:asciiTheme="majorBidi" w:hAnsiTheme="majorBidi" w:cstheme="majorBidi"/>
+        <w:t>, the protection account is allocated a</w:t>
+      </w:r>
+      <w:r>
+        <w:t xml:space="preserve"> </w:t>
+      </w:r>
+      <w:r>
+        <w:t>first share of the Lake Mead inflow to offset the annual Lake Mead</w:t>
+      </w:r>
+      <w:r>
+        <w:t xml:space="preserve"> </w:t>
+      </w:r>
+      <w:r>
+        <w:t>evaporation</w:t>
+      </w:r>
+      <w:r>
+        <w:t xml:space="preserve"> (Eq. 6)</w:t>
+      </w:r>
+      <w:r>
+        <w:t>.</w:t>
+      </w:r>
+      <w:r>
+        <w:t xml:space="preserve"> </w:t>
+      </w:r>
+      <w:r>
+        <w:t>The remaining reservoir inflow is divided among the water users. Each user</w:t>
+      </w:r>
+      <w:r>
+        <w:t xml:space="preserve"> </w:t>
+      </w:r>
+      <w:r>
+        <w:rPr>
           <w:i/>
           <w:iCs/>
-          <w:sz w:val="24"/>
-          <w:szCs w:val="24"/>
-        </w:rPr>
-        <w:t>USBR Share of Inflow</w:t>
-      </w:r>
-      <w:r>
-        <w:rPr>
-          <w:rFonts w:asciiTheme="majorBidi" w:hAnsiTheme="majorBidi" w:cstheme="majorBidi"/>
+        </w:rPr>
+        <w:t xml:space="preserve">i </w:t>
+      </w:r>
+      <w:r>
+        <w:t>can consume water within their account balance</w:t>
+      </w:r>
+      <w:r>
+        <w:t xml:space="preserve"> (</w:t>
+      </w:r>
+      <w:r>
+        <w:rPr>
           <w:i/>
           <w:iCs/>
-          <w:sz w:val="24"/>
-          <w:szCs w:val="24"/>
+        </w:rPr>
+        <w:t>B</w:t>
+      </w:r>
+      <w:r>
+        <w:rPr>
+          <w:i/>
+          <w:iCs/>
           <w:vertAlign w:val="subscript"/>
         </w:rPr>
+        <w:t>i,t</w:t>
+      </w:r>
+      <w:r>
+        <w:t xml:space="preserve"> </w:t>
+      </w:r>
+      <w:r>
+        <w:t>[million acre-feet]; Eq 7).</w:t>
+      </w:r>
+      <w:r>
+        <w:t xml:space="preserve"> Users carry over any positive end-of-year account balances to the next year.</w:t>
+      </w:r>
+      <w:r>
+        <w:t xml:space="preserve"> </w:t>
+      </w:r>
+      <w:r>
+        <w:t xml:space="preserve"> The </w:t>
+      </w:r>
+      <w:r>
+        <w:t xml:space="preserve">Lake Mead storage volume in year </w:t>
+      </w:r>
+      <w:r>
+        <w:rPr>
+          <w:i/>
+          <w:iCs/>
+        </w:rPr>
+        <w:t xml:space="preserve">t </w:t>
+      </w:r>
+      <w:r>
+        <w:t>(</w:t>
+      </w:r>
+      <w:r>
+        <w:rPr>
+          <w:i/>
+          <w:iCs/>
+        </w:rPr>
+        <w:t>V</w:t>
+      </w:r>
+      <w:r>
+        <w:rPr>
+          <w:i/>
+          <w:iCs/>
+          <w:vertAlign w:val="subscript"/>
+        </w:rPr>
         <w:t>t</w:t>
       </w:r>
       <w:r>
-        <w:rPr>
-          <w:rFonts w:asciiTheme="majorBidi" w:hAnsiTheme="majorBidi" w:cstheme="majorBidi"/>
-          <w:sz w:val="24"/>
-          <w:szCs w:val="24"/>
-          <w:vertAlign w:val="subscript"/>
-        </w:rPr>
         <w:t xml:space="preserve"> </w:t>
       </w:r>
       <w:r>
-        <w:rPr>
-          <w:rFonts w:asciiTheme="majorBidi" w:hAnsiTheme="majorBidi" w:cstheme="majorBidi"/>
-          <w:sz w:val="24"/>
-          <w:szCs w:val="24"/>
-        </w:rPr>
-        <w:t>[million acre-feet per year])</w:t>
-      </w:r>
-      <w:r>
-        <w:rPr>
-          <w:rFonts w:asciiTheme="majorBidi" w:hAnsiTheme="majorBidi" w:cstheme="majorBidi"/>
-          <w:sz w:val="24"/>
-          <w:szCs w:val="24"/>
-        </w:rPr>
-        <w:t xml:space="preserve"> equal to the annual reservoir evaporation</w:t>
-      </w:r>
-      <w:r>
-        <w:rPr>
-          <w:rFonts w:asciiTheme="majorBidi" w:hAnsiTheme="majorBidi" w:cstheme="majorBidi"/>
-          <w:sz w:val="24"/>
-          <w:szCs w:val="24"/>
-        </w:rPr>
-        <w:t xml:space="preserve">. This action </w:t>
-      </w:r>
-      <w:r>
-        <w:rPr>
-          <w:rFonts w:asciiTheme="majorBidi" w:hAnsiTheme="majorBidi" w:cstheme="majorBidi"/>
-          <w:sz w:val="24"/>
-          <w:szCs w:val="24"/>
-        </w:rPr>
-        <w:t>sustain</w:t>
-      </w:r>
-      <w:r>
-        <w:rPr>
-          <w:rFonts w:asciiTheme="majorBidi" w:hAnsiTheme="majorBidi" w:cstheme="majorBidi"/>
-          <w:sz w:val="24"/>
-          <w:szCs w:val="24"/>
-        </w:rPr>
-        <w:t>s</w:t>
-      </w:r>
-      <w:r>
-        <w:rPr>
-          <w:rFonts w:asciiTheme="majorBidi" w:hAnsiTheme="majorBidi" w:cstheme="majorBidi"/>
-          <w:sz w:val="24"/>
-          <w:szCs w:val="24"/>
-        </w:rPr>
-        <w:t xml:space="preserve"> the</w:t>
-      </w:r>
-      <w:r>
-        <w:rPr>
-          <w:rFonts w:asciiTheme="majorBidi" w:hAnsiTheme="majorBidi" w:cstheme="majorBidi"/>
-          <w:sz w:val="24"/>
-          <w:szCs w:val="24"/>
-        </w:rPr>
-        <w:t xml:space="preserve"> protection</w:t>
-      </w:r>
-      <w:r>
-        <w:rPr>
-          <w:rFonts w:asciiTheme="majorBidi" w:hAnsiTheme="majorBidi" w:cstheme="majorBidi"/>
-          <w:sz w:val="24"/>
-          <w:szCs w:val="24"/>
-        </w:rPr>
+        <w:t>[million acre-feet]</w:t>
+      </w:r>
+      <w:r>
+        <w:t xml:space="preserve">) </w:t>
+      </w:r>
+      <w:r>
+        <w:t>is the sum of the Lake Mead protection account and the other user’s water account balances (Eq 8).</w:t>
+      </w:r>
+      <w:r>
         <w:t xml:space="preserve"> </w:t>
-      </w:r>
-      <w:r>
-        <w:rPr>
-          <w:rFonts w:asciiTheme="majorBidi" w:hAnsiTheme="majorBidi" w:cstheme="majorBidi"/>
-          <w:sz w:val="24"/>
-          <w:szCs w:val="24"/>
-        </w:rPr>
-        <w:t>account balance</w:t>
-      </w:r>
-      <w:r>
-        <w:rPr>
-          <w:rFonts w:asciiTheme="majorBidi" w:hAnsiTheme="majorBidi" w:cstheme="majorBidi"/>
-          <w:sz w:val="24"/>
-          <w:szCs w:val="24"/>
-        </w:rPr>
-        <w:t xml:space="preserve"> over time</w:t>
-      </w:r>
-      <w:r>
-        <w:rPr>
-          <w:rFonts w:asciiTheme="majorBidi" w:hAnsiTheme="majorBidi" w:cstheme="majorBidi"/>
-          <w:sz w:val="24"/>
-          <w:szCs w:val="24"/>
-        </w:rPr>
-        <w:t xml:space="preserve"> (Eq 6)</w:t>
-      </w:r>
-      <w:r>
-        <w:rPr>
-          <w:rFonts w:asciiTheme="majorBidi" w:hAnsiTheme="majorBidi" w:cstheme="majorBidi"/>
-          <w:sz w:val="24"/>
-          <w:szCs w:val="24"/>
-        </w:rPr>
-        <w:t xml:space="preserve">. </w:t>
       </w:r>
     </w:p>
     <w:p>
@@ -14772,6 +14547,14 @@
             </m:r>
           </m:sub>
         </m:sSub>
+        <m:r>
+          <w:rPr>
+            <w:rFonts w:ascii="Cambria Math" w:hAnsi="Cambria Math" w:cstheme="majorBidi"/>
+            <w:sz w:val="24"/>
+            <w:szCs w:val="24"/>
+          </w:rPr>
+          <m:t xml:space="preserve">, </m:t>
+        </m:r>
       </m:oMath>
       <w:r>
         <w:rPr>
@@ -14779,390 +14562,25 @@
           <w:sz w:val="24"/>
           <w:szCs w:val="24"/>
         </w:rPr>
-        <w:t xml:space="preserve">  [Eq. </w:t>
-      </w:r>
+        <w:t xml:space="preserve"> </w:t>
+      </w:r>
+      <m:oMath>
+        <m:r>
+          <w:rPr>
+            <w:rFonts w:ascii="Cambria Math" w:hAnsi="Cambria Math" w:cstheme="majorBidi"/>
+            <w:sz w:val="24"/>
+            <w:szCs w:val="24"/>
+          </w:rPr>
+          <m:t>∀t</m:t>
+        </m:r>
+      </m:oMath>
       <w:r>
         <w:rPr>
           <w:rFonts w:asciiTheme="majorBidi" w:eastAsiaTheme="minorEastAsia" w:hAnsiTheme="majorBidi" w:cstheme="majorBidi"/>
           <w:sz w:val="24"/>
           <w:szCs w:val="24"/>
         </w:rPr>
-        <w:t>6</w:t>
-      </w:r>
-      <w:r>
-        <w:rPr>
-          <w:rFonts w:asciiTheme="majorBidi" w:eastAsiaTheme="minorEastAsia" w:hAnsiTheme="majorBidi" w:cstheme="majorBidi"/>
-          <w:sz w:val="24"/>
-          <w:szCs w:val="24"/>
-        </w:rPr>
-        <w:t>]</w:t>
-      </w:r>
-    </w:p>
-    <w:p>
-      <w:pPr>
-        <w:rPr>
-          <w:rFonts w:asciiTheme="majorBidi" w:hAnsiTheme="majorBidi" w:cstheme="majorBidi"/>
-          <w:sz w:val="24"/>
-          <w:szCs w:val="24"/>
-        </w:rPr>
-      </w:pPr>
-      <w:r>
-        <w:rPr>
-          <w:rFonts w:asciiTheme="majorBidi" w:hAnsiTheme="majorBidi" w:cstheme="majorBidi"/>
-          <w:sz w:val="24"/>
-          <w:szCs w:val="24"/>
-        </w:rPr>
-        <w:t>The annual Lake Mead inflow is typically known at the beginning of the year because the annual Lake Powell release—that is set in Fall of each year—</w:t>
-      </w:r>
-      <w:r>
-        <w:rPr>
-          <w:rFonts w:asciiTheme="majorBidi" w:hAnsiTheme="majorBidi" w:cstheme="majorBidi"/>
-          <w:sz w:val="24"/>
-          <w:szCs w:val="24"/>
-        </w:rPr>
-        <w:t xml:space="preserve">often is 85 to 91% of Mead inflow </w:t>
-      </w:r>
-      <w:r>
-        <w:rPr>
-          <w:rFonts w:asciiTheme="majorBidi" w:hAnsiTheme="majorBidi" w:cstheme="majorBidi"/>
-          <w:sz w:val="24"/>
-          <w:szCs w:val="24"/>
-        </w:rPr>
-        <w:fldChar w:fldCharType="begin"/>
-      </w:r>
-      <w:r>
-        <w:rPr>
-          <w:rFonts w:asciiTheme="majorBidi" w:hAnsiTheme="majorBidi" w:cstheme="majorBidi"/>
-          <w:sz w:val="24"/>
-          <w:szCs w:val="24"/>
-        </w:rPr>
-        <w:instrText xml:space="preserve"> ADDIN EN.CITE &lt;EndNote&gt;&lt;Cite&gt;&lt;Author&gt;Rosenberg&lt;/Author&gt;&lt;Year&gt;2022&lt;/Year&gt;&lt;RecNum&gt;2903&lt;/RecNum&gt;&lt;DisplayText&gt;(Rosenberg, 2022; Wang and Schmidt, 2020)&lt;/DisplayText&gt;&lt;record&gt;&lt;rec-number&gt;2903&lt;/rec-number&gt;&lt;foreign-keys&gt;&lt;key app="EN" db-id="xxt5ta9pd995dwesap0pdzzp2weaz0w9werf" timestamp="1663608602"&gt;2903&lt;/key&gt;&lt;/foreign-keys&gt;&lt;ref-type name="Journal Article"&gt;17&lt;/ref-type&gt;&lt;contributors&gt;&lt;authors&gt;&lt;author&gt;David E. Rosenberg&lt;/author&gt;&lt;/authors&gt;&lt;/contributors&gt;&lt;titles&gt;&lt;title&gt;Adapt Lake Mead Releases to Inflow to Give Managers More Flexibility to Slow Reservoir Drawdown&lt;/title&gt;&lt;secondary-title&gt;Journal of Water Resources Planning and Management&lt;/secondary-title&gt;&lt;/titles&gt;&lt;periodical&gt;&lt;full-title&gt;Journal of Water Resources Planning and Management&lt;/full-title&gt;&lt;/periodical&gt;&lt;pages&gt;02522006&lt;/pages&gt;&lt;volume&gt;148&lt;/volume&gt;&lt;number&gt;10&lt;/number&gt;&lt;dates&gt;&lt;year&gt;2022&lt;/year&gt;&lt;/dates&gt;&lt;urls&gt;&lt;related-urls&gt;&lt;url&gt;https://ascelibrary.org/doi/abs/10.1061/%28ASCE%29WR.1943-5452.0001592. Free version: https://digitalcommons.usu.edu/water_pubs/170/.&lt;/url&gt;&lt;/related-urls&gt;&lt;/urls&gt;&lt;electronic-resource-num&gt;https://doi.org/10.1061/(ASCE)WR.1943-5452.0001592&lt;/electronic-resource-num&gt;&lt;/record&gt;&lt;/Cite&gt;&lt;Cite&gt;&lt;Author&gt;Wang&lt;/Author&gt;&lt;Year&gt;2020&lt;/Year&gt;&lt;RecNum&gt;2782&lt;/RecNum&gt;&lt;record&gt;&lt;rec-number&gt;2782&lt;/rec-number&gt;&lt;foreign-keys&gt;&lt;key app="EN" db-id="xxt5ta9pd995dwesap0pdzzp2weaz0w9werf" timestamp="1620768668"&gt;2782&lt;/key&gt;&lt;/foreign-keys&gt;&lt;ref-type name="Report"&gt;27&lt;/ref-type&gt;&lt;contributors&gt;&lt;authors&gt;&lt;author&gt;Jian Wang&lt;/author&gt;&lt;author&gt;John C. Schmidt&lt;/author&gt;&lt;/authors&gt;&lt;/contributors&gt;&lt;titles&gt;&lt;title&gt;Stream flow and Losses of the Colorado River in the Southern Colorado Plateau&lt;/title&gt;&lt;/titles&gt;&lt;pages&gt;30&lt;/pages&gt;&lt;number&gt;White Paper #5&lt;/number&gt;&lt;dates&gt;&lt;year&gt;2020&lt;/year&gt;&lt;pub-dates&gt;&lt;date&gt;Febuary 10&lt;/date&gt;&lt;/pub-dates&gt;&lt;/dates&gt;&lt;pub-location&gt;Logan, Utah&lt;/pub-location&gt;&lt;publisher&gt;Center for Colorado River Studies, Utah State University&lt;/publisher&gt;&lt;urls&gt;&lt;related-urls&gt;&lt;url&gt;https://qcnr.usu.edu//coloradoriver/files/news/White-Paper-7.pdf&lt;/url&gt;&lt;/related-urls&gt;&lt;/urls&gt;&lt;/record&gt;&lt;/Cite&gt;&lt;/EndNote&gt;</w:instrText>
-      </w:r>
-      <w:r>
-        <w:rPr>
-          <w:rFonts w:asciiTheme="majorBidi" w:hAnsiTheme="majorBidi" w:cstheme="majorBidi"/>
-          <w:sz w:val="24"/>
-          <w:szCs w:val="24"/>
-        </w:rPr>
-        <w:fldChar w:fldCharType="separate"/>
-      </w:r>
-      <w:r>
-        <w:rPr>
-          <w:rFonts w:asciiTheme="majorBidi" w:hAnsiTheme="majorBidi" w:cstheme="majorBidi"/>
-          <w:noProof/>
-          <w:sz w:val="24"/>
-          <w:szCs w:val="24"/>
-        </w:rPr>
-        <w:t>(Rosenberg, 2022; Wang and Schmidt, 2020)</w:t>
-      </w:r>
-      <w:r>
-        <w:rPr>
-          <w:rFonts w:asciiTheme="majorBidi" w:hAnsiTheme="majorBidi" w:cstheme="majorBidi"/>
-          <w:sz w:val="24"/>
-          <w:szCs w:val="24"/>
-        </w:rPr>
-        <w:fldChar w:fldCharType="end"/>
-      </w:r>
-      <w:r>
-        <w:rPr>
-          <w:rFonts w:asciiTheme="majorBidi" w:hAnsiTheme="majorBidi" w:cstheme="majorBidi"/>
-          <w:sz w:val="24"/>
-          <w:szCs w:val="24"/>
-        </w:rPr>
-        <w:t xml:space="preserve">. </w:t>
-      </w:r>
-      <w:r>
-        <w:rPr>
-          <w:rFonts w:asciiTheme="majorBidi" w:hAnsiTheme="majorBidi" w:cstheme="majorBidi"/>
-          <w:sz w:val="24"/>
-          <w:szCs w:val="24"/>
-        </w:rPr>
-        <w:t>The other</w:t>
-      </w:r>
-      <w:r>
-        <w:rPr>
-          <w:rFonts w:asciiTheme="majorBidi" w:hAnsiTheme="majorBidi" w:cstheme="majorBidi"/>
-          <w:sz w:val="24"/>
-          <w:szCs w:val="24"/>
-        </w:rPr>
-        <w:t xml:space="preserve"> users</w:t>
-      </w:r>
-      <w:r>
-        <w:rPr>
-          <w:rFonts w:asciiTheme="majorBidi" w:hAnsiTheme="majorBidi" w:cstheme="majorBidi"/>
-          <w:sz w:val="24"/>
-          <w:szCs w:val="24"/>
-        </w:rPr>
-        <w:t xml:space="preserve"> then</w:t>
-      </w:r>
-      <w:r>
-        <w:rPr>
-          <w:rFonts w:asciiTheme="majorBidi" w:hAnsiTheme="majorBidi" w:cstheme="majorBidi"/>
-          <w:sz w:val="24"/>
-          <w:szCs w:val="24"/>
-        </w:rPr>
-        <w:t xml:space="preserve"> divide</w:t>
-      </w:r>
-      <w:r>
-        <w:rPr>
-          <w:rFonts w:asciiTheme="majorBidi" w:hAnsiTheme="majorBidi" w:cstheme="majorBidi"/>
-          <w:sz w:val="24"/>
-          <w:szCs w:val="24"/>
-        </w:rPr>
-        <w:t xml:space="preserve"> </w:t>
-      </w:r>
-      <w:r>
-        <w:rPr>
-          <w:rFonts w:asciiTheme="majorBidi" w:hAnsiTheme="majorBidi" w:cstheme="majorBidi"/>
-          <w:sz w:val="24"/>
-          <w:szCs w:val="24"/>
-        </w:rPr>
-        <w:t>the remaining</w:t>
-      </w:r>
-      <w:r>
-        <w:rPr>
-          <w:rFonts w:asciiTheme="majorBidi" w:hAnsiTheme="majorBidi" w:cstheme="majorBidi"/>
-          <w:sz w:val="24"/>
-          <w:szCs w:val="24"/>
-        </w:rPr>
-        <w:t xml:space="preserve"> </w:t>
-      </w:r>
-      <w:r>
-        <w:rPr>
-          <w:rFonts w:asciiTheme="majorBidi" w:hAnsiTheme="majorBidi" w:cstheme="majorBidi"/>
-          <w:sz w:val="24"/>
-          <w:szCs w:val="24"/>
-        </w:rPr>
-        <w:t>reservoir inflow</w:t>
-      </w:r>
-      <w:r>
-        <w:rPr>
-          <w:rFonts w:asciiTheme="majorBidi" w:hAnsiTheme="majorBidi" w:cstheme="majorBidi"/>
-          <w:sz w:val="24"/>
-          <w:szCs w:val="24"/>
-        </w:rPr>
-        <w:t xml:space="preserve"> (</w:t>
-      </w:r>
-      <w:r>
-        <w:rPr>
-          <w:rFonts w:asciiTheme="majorBidi" w:hAnsiTheme="majorBidi" w:cstheme="majorBidi"/>
-          <w:i/>
-          <w:iCs/>
-          <w:sz w:val="24"/>
-          <w:szCs w:val="24"/>
-        </w:rPr>
-        <w:t>Share of Inflow</w:t>
-      </w:r>
-      <w:r>
-        <w:rPr>
-          <w:rFonts w:asciiTheme="majorBidi" w:hAnsiTheme="majorBidi" w:cstheme="majorBidi"/>
-          <w:i/>
-          <w:iCs/>
-          <w:sz w:val="24"/>
-          <w:szCs w:val="24"/>
-          <w:vertAlign w:val="subscript"/>
-        </w:rPr>
-        <w:t>i</w:t>
-      </w:r>
-      <w:r>
-        <w:rPr>
-          <w:rFonts w:asciiTheme="majorBidi" w:hAnsiTheme="majorBidi" w:cstheme="majorBidi"/>
-          <w:i/>
-          <w:iCs/>
-          <w:sz w:val="24"/>
-          <w:szCs w:val="24"/>
-        </w:rPr>
-        <w:t xml:space="preserve"> </w:t>
-      </w:r>
-      <w:r>
-        <w:rPr>
-          <w:rFonts w:asciiTheme="majorBidi" w:hAnsiTheme="majorBidi" w:cstheme="majorBidi"/>
-          <w:sz w:val="24"/>
-          <w:szCs w:val="24"/>
-        </w:rPr>
-        <w:t>[million acre-feet per year])</w:t>
-      </w:r>
-      <w:r>
-        <w:rPr>
-          <w:rFonts w:asciiTheme="majorBidi" w:hAnsiTheme="majorBidi" w:cstheme="majorBidi"/>
-          <w:sz w:val="24"/>
-          <w:szCs w:val="24"/>
-        </w:rPr>
-        <w:t xml:space="preserve">. </w:t>
-      </w:r>
-      <w:r>
-        <w:rPr>
-          <w:rFonts w:asciiTheme="majorBidi" w:hAnsiTheme="majorBidi" w:cstheme="majorBidi"/>
-          <w:sz w:val="24"/>
-          <w:szCs w:val="24"/>
-        </w:rPr>
-        <w:t>Each user</w:t>
-      </w:r>
-      <w:r>
-        <w:rPr>
-          <w:rFonts w:asciiTheme="majorBidi" w:hAnsiTheme="majorBidi" w:cstheme="majorBidi"/>
-          <w:sz w:val="24"/>
-          <w:szCs w:val="24"/>
-        </w:rPr>
-        <w:t xml:space="preserve"> </w:t>
-      </w:r>
-      <w:r>
-        <w:rPr>
-          <w:rFonts w:asciiTheme="majorBidi" w:hAnsiTheme="majorBidi" w:cstheme="majorBidi"/>
-          <w:i/>
-          <w:iCs/>
-          <w:sz w:val="24"/>
-          <w:szCs w:val="24"/>
-        </w:rPr>
-        <w:t xml:space="preserve">i </w:t>
-      </w:r>
-      <w:r>
-        <w:rPr>
-          <w:rFonts w:asciiTheme="majorBidi" w:hAnsiTheme="majorBidi" w:cstheme="majorBidi"/>
-          <w:sz w:val="24"/>
-          <w:szCs w:val="24"/>
-        </w:rPr>
-        <w:t>consume</w:t>
-      </w:r>
-      <w:r>
-        <w:rPr>
-          <w:rFonts w:asciiTheme="majorBidi" w:hAnsiTheme="majorBidi" w:cstheme="majorBidi"/>
-          <w:sz w:val="24"/>
-          <w:szCs w:val="24"/>
-        </w:rPr>
-        <w:t>s</w:t>
-      </w:r>
-      <w:r>
-        <w:rPr>
-          <w:rFonts w:asciiTheme="majorBidi" w:hAnsiTheme="majorBidi" w:cstheme="majorBidi"/>
-          <w:sz w:val="24"/>
-          <w:szCs w:val="24"/>
-        </w:rPr>
-        <w:t xml:space="preserve"> within their water account balance</w:t>
-      </w:r>
-      <w:r>
-        <w:rPr>
-          <w:rFonts w:asciiTheme="majorBidi" w:hAnsiTheme="majorBidi" w:cstheme="majorBidi"/>
-          <w:sz w:val="24"/>
-          <w:szCs w:val="24"/>
-        </w:rPr>
-        <w:t xml:space="preserve"> in each time period </w:t>
-      </w:r>
-      <w:r>
-        <w:rPr>
-          <w:rFonts w:asciiTheme="majorBidi" w:hAnsiTheme="majorBidi" w:cstheme="majorBidi"/>
-          <w:i/>
-          <w:iCs/>
-          <w:sz w:val="24"/>
-          <w:szCs w:val="24"/>
-        </w:rPr>
-        <w:t>t</w:t>
-      </w:r>
-      <w:r>
-        <w:rPr>
-          <w:rFonts w:asciiTheme="majorBidi" w:hAnsiTheme="majorBidi" w:cstheme="majorBidi"/>
-          <w:sz w:val="24"/>
-          <w:szCs w:val="24"/>
-        </w:rPr>
-        <w:t xml:space="preserve"> (</w:t>
-      </w:r>
-      <w:r>
-        <w:rPr>
-          <w:rFonts w:asciiTheme="majorBidi" w:hAnsiTheme="majorBidi" w:cstheme="majorBidi"/>
-          <w:i/>
-          <w:iCs/>
-          <w:sz w:val="24"/>
-          <w:szCs w:val="24"/>
-        </w:rPr>
-        <w:t>B</w:t>
-      </w:r>
-      <w:r>
-        <w:rPr>
-          <w:rFonts w:asciiTheme="majorBidi" w:hAnsiTheme="majorBidi" w:cstheme="majorBidi"/>
-          <w:i/>
-          <w:iCs/>
-          <w:sz w:val="24"/>
-          <w:szCs w:val="24"/>
-          <w:vertAlign w:val="subscript"/>
-        </w:rPr>
-        <w:t>i</w:t>
-      </w:r>
-      <w:r>
-        <w:rPr>
-          <w:rFonts w:asciiTheme="majorBidi" w:hAnsiTheme="majorBidi" w:cstheme="majorBidi"/>
-          <w:i/>
-          <w:iCs/>
-          <w:sz w:val="24"/>
-          <w:szCs w:val="24"/>
-          <w:vertAlign w:val="subscript"/>
-        </w:rPr>
-        <w:t>,t</w:t>
-      </w:r>
-      <w:r>
-        <w:rPr>
-          <w:rFonts w:asciiTheme="majorBidi" w:hAnsiTheme="majorBidi" w:cstheme="majorBidi"/>
-          <w:i/>
-          <w:iCs/>
-          <w:sz w:val="24"/>
-          <w:szCs w:val="24"/>
-        </w:rPr>
-        <w:t xml:space="preserve"> </w:t>
-      </w:r>
-      <w:r>
-        <w:rPr>
-          <w:rFonts w:asciiTheme="majorBidi" w:hAnsiTheme="majorBidi" w:cstheme="majorBidi"/>
-          <w:sz w:val="24"/>
-          <w:szCs w:val="24"/>
-        </w:rPr>
-        <w:t>[million acre-feet])</w:t>
-      </w:r>
-      <w:r>
-        <w:rPr>
-          <w:rFonts w:asciiTheme="majorBidi" w:hAnsiTheme="majorBidi" w:cstheme="majorBidi"/>
-          <w:sz w:val="24"/>
-          <w:szCs w:val="24"/>
-        </w:rPr>
-        <w:t>;</w:t>
-      </w:r>
-      <w:r>
-        <w:rPr>
-          <w:rFonts w:asciiTheme="majorBidi" w:hAnsiTheme="majorBidi" w:cstheme="majorBidi"/>
-          <w:sz w:val="24"/>
-          <w:szCs w:val="24"/>
-        </w:rPr>
-        <w:t xml:space="preserve"> </w:t>
-      </w:r>
-      <w:r>
-        <w:rPr>
-          <w:rFonts w:asciiTheme="majorBidi" w:hAnsiTheme="majorBidi" w:cstheme="majorBidi"/>
-          <w:sz w:val="24"/>
-          <w:szCs w:val="24"/>
-        </w:rPr>
-        <w:t>Eq</w:t>
-      </w:r>
-      <w:r>
-        <w:rPr>
-          <w:rFonts w:asciiTheme="majorBidi" w:hAnsiTheme="majorBidi" w:cstheme="majorBidi"/>
-          <w:sz w:val="24"/>
-          <w:szCs w:val="24"/>
-        </w:rPr>
-        <w:t>.</w:t>
-      </w:r>
-      <w:r>
-        <w:rPr>
-          <w:rFonts w:asciiTheme="majorBidi" w:hAnsiTheme="majorBidi" w:cstheme="majorBidi"/>
-          <w:sz w:val="24"/>
-          <w:szCs w:val="24"/>
-        </w:rPr>
-        <w:t xml:space="preserve"> 7). </w:t>
-      </w:r>
-      <w:r>
-        <w:rPr>
-          <w:rFonts w:asciiTheme="majorBidi" w:hAnsiTheme="majorBidi" w:cstheme="majorBidi"/>
-          <w:sz w:val="24"/>
-          <w:szCs w:val="24"/>
-        </w:rPr>
-        <w:t xml:space="preserve"> </w:t>
+        <w:t xml:space="preserve"> [Eq. 6]</w:t>
       </w:r>
     </w:p>
     <w:p>
@@ -15342,192 +14760,7 @@
           <w:sz w:val="24"/>
           <w:szCs w:val="24"/>
         </w:rPr>
-        <w:t xml:space="preserve">  [Eq. </w:t>
-      </w:r>
-      <w:r>
-        <w:rPr>
-          <w:rFonts w:asciiTheme="majorBidi" w:eastAsiaTheme="minorEastAsia" w:hAnsiTheme="majorBidi" w:cstheme="majorBidi"/>
-          <w:sz w:val="24"/>
-          <w:szCs w:val="24"/>
-        </w:rPr>
-        <w:t>7</w:t>
-      </w:r>
-      <w:r>
-        <w:rPr>
-          <w:rFonts w:asciiTheme="majorBidi" w:eastAsiaTheme="minorEastAsia" w:hAnsiTheme="majorBidi" w:cstheme="majorBidi"/>
-          <w:sz w:val="24"/>
-          <w:szCs w:val="24"/>
-        </w:rPr>
-        <w:t>]</w:t>
-      </w:r>
-    </w:p>
-    <w:p>
-      <w:pPr>
-        <w:rPr>
-          <w:rFonts w:asciiTheme="majorBidi" w:hAnsiTheme="majorBidi" w:cstheme="majorBidi"/>
-          <w:sz w:val="24"/>
-          <w:szCs w:val="24"/>
-        </w:rPr>
-      </w:pPr>
-      <w:r>
-        <w:rPr>
-          <w:rFonts w:asciiTheme="majorBidi" w:hAnsiTheme="majorBidi" w:cstheme="majorBidi"/>
-          <w:sz w:val="24"/>
-          <w:szCs w:val="24"/>
-        </w:rPr>
-        <w:t xml:space="preserve">Such that all </w:t>
-      </w:r>
-      <w:r>
-        <w:rPr>
-          <w:rFonts w:asciiTheme="majorBidi" w:hAnsiTheme="majorBidi" w:cstheme="majorBidi"/>
-          <w:sz w:val="24"/>
-          <w:szCs w:val="24"/>
-        </w:rPr>
-        <w:t xml:space="preserve">water </w:t>
-      </w:r>
-      <w:r>
-        <w:rPr>
-          <w:rFonts w:asciiTheme="majorBidi" w:hAnsiTheme="majorBidi" w:cstheme="majorBidi"/>
-          <w:sz w:val="24"/>
-          <w:szCs w:val="24"/>
-        </w:rPr>
-        <w:t xml:space="preserve">account balances </w:t>
-      </w:r>
-      <w:r>
-        <w:rPr>
-          <w:rFonts w:asciiTheme="majorBidi" w:hAnsiTheme="majorBidi" w:cstheme="majorBidi"/>
-          <w:i/>
-          <w:iCs/>
-          <w:sz w:val="24"/>
-          <w:szCs w:val="24"/>
-        </w:rPr>
-        <w:t xml:space="preserve">i </w:t>
-      </w:r>
-      <w:r>
-        <w:rPr>
-          <w:rFonts w:asciiTheme="majorBidi" w:hAnsiTheme="majorBidi" w:cstheme="majorBidi"/>
-          <w:sz w:val="24"/>
-          <w:szCs w:val="24"/>
-        </w:rPr>
-        <w:t xml:space="preserve">in all time periods </w:t>
-      </w:r>
-      <w:r>
-        <w:rPr>
-          <w:rFonts w:asciiTheme="majorBidi" w:hAnsiTheme="majorBidi" w:cstheme="majorBidi"/>
-          <w:i/>
-          <w:iCs/>
-          <w:sz w:val="24"/>
-          <w:szCs w:val="24"/>
-        </w:rPr>
-        <w:t xml:space="preserve">t </w:t>
-      </w:r>
-      <w:r>
-        <w:rPr>
-          <w:rFonts w:asciiTheme="majorBidi" w:hAnsiTheme="majorBidi" w:cstheme="majorBidi"/>
-          <w:sz w:val="24"/>
-          <w:szCs w:val="24"/>
-        </w:rPr>
-        <w:t>must be 0 or positive (</w:t>
-      </w:r>
-      <m:oMath>
-        <m:sSub>
-          <m:sSubPr>
-            <m:ctrlPr>
-              <w:rPr>
-                <w:rFonts w:ascii="Cambria Math" w:hAnsi="Cambria Math" w:cstheme="majorBidi"/>
-                <w:i/>
-                <w:sz w:val="24"/>
-                <w:szCs w:val="24"/>
-              </w:rPr>
-            </m:ctrlPr>
-          </m:sSubPr>
-          <m:e>
-            <m:r>
-              <w:rPr>
-                <w:rFonts w:ascii="Cambria Math" w:hAnsi="Cambria Math" w:cstheme="majorBidi"/>
-                <w:sz w:val="24"/>
-                <w:szCs w:val="24"/>
-              </w:rPr>
-              <m:t>B</m:t>
-            </m:r>
-          </m:e>
-          <m:sub>
-            <m:r>
-              <w:rPr>
-                <w:rFonts w:ascii="Cambria Math" w:hAnsi="Cambria Math" w:cstheme="majorBidi"/>
-                <w:sz w:val="24"/>
-                <w:szCs w:val="24"/>
-              </w:rPr>
-              <m:t>i,t</m:t>
-            </m:r>
-          </m:sub>
-        </m:sSub>
-        <m:r>
-          <w:rPr>
-            <w:rFonts w:ascii="Cambria Math" w:hAnsi="Cambria Math" w:cstheme="majorBidi"/>
-            <w:sz w:val="24"/>
-            <w:szCs w:val="24"/>
-          </w:rPr>
-          <m:t>≥0</m:t>
-        </m:r>
-      </m:oMath>
-      <w:r>
-        <w:rPr>
-          <w:rFonts w:asciiTheme="majorBidi" w:eastAsiaTheme="minorEastAsia" w:hAnsiTheme="majorBidi" w:cstheme="majorBidi"/>
-          <w:sz w:val="24"/>
-          <w:szCs w:val="24"/>
-        </w:rPr>
-        <w:t xml:space="preserve">). </w:t>
-      </w:r>
-      <w:r>
-        <w:rPr>
-          <w:rFonts w:asciiTheme="majorBidi" w:hAnsiTheme="majorBidi" w:cstheme="majorBidi"/>
-          <w:sz w:val="24"/>
-          <w:szCs w:val="24"/>
-        </w:rPr>
-        <w:t>Users carry over any positive end-of-year account balances to the next year.</w:t>
-      </w:r>
-      <w:r>
-        <w:rPr>
-          <w:rFonts w:asciiTheme="majorBidi" w:hAnsiTheme="majorBidi" w:cstheme="majorBidi"/>
-          <w:sz w:val="24"/>
-          <w:szCs w:val="24"/>
-        </w:rPr>
-        <w:t xml:space="preserve"> Within the water accounting framework, the Lake Mead storage volume in year </w:t>
-      </w:r>
-      <w:r>
-        <w:rPr>
-          <w:rFonts w:asciiTheme="majorBidi" w:hAnsiTheme="majorBidi" w:cstheme="majorBidi"/>
-          <w:i/>
-          <w:iCs/>
-          <w:sz w:val="24"/>
-          <w:szCs w:val="24"/>
-        </w:rPr>
-        <w:t xml:space="preserve">t </w:t>
-      </w:r>
-      <w:r>
-        <w:rPr>
-          <w:rFonts w:asciiTheme="majorBidi" w:hAnsiTheme="majorBidi" w:cstheme="majorBidi"/>
-          <w:sz w:val="24"/>
-          <w:szCs w:val="24"/>
-        </w:rPr>
-        <w:t xml:space="preserve">is the sum of the USBR protection volume plus all other users’ </w:t>
-      </w:r>
-      <w:r>
-        <w:rPr>
-          <w:rFonts w:asciiTheme="majorBidi" w:hAnsiTheme="majorBidi" w:cstheme="majorBidi"/>
-          <w:sz w:val="24"/>
-          <w:szCs w:val="24"/>
-        </w:rPr>
-        <w:t xml:space="preserve">water </w:t>
-      </w:r>
-      <w:r>
-        <w:rPr>
-          <w:rFonts w:asciiTheme="majorBidi" w:hAnsiTheme="majorBidi" w:cstheme="majorBidi"/>
-          <w:sz w:val="24"/>
-          <w:szCs w:val="24"/>
-        </w:rPr>
-        <w:t>account balances [Eq. 8].</w:t>
+        <w:t xml:space="preserve">  [Eq. 7]</w:t>
       </w:r>
     </w:p>
     <w:p>
@@ -15701,15 +14934,112 @@
     <w:p>
       <w:pPr>
         <w:pStyle w:val="NoSpacing"/>
+      </w:pPr>
+      <w:r>
+        <w:t>Because each user must maintain a zero or positive</w:t>
+      </w:r>
+      <w:r>
+        <w:t xml:space="preserve"> </w:t>
+      </w:r>
+      <w:r>
+        <w:t>account balance</w:t>
+      </w:r>
+      <w:r>
+        <w:t xml:space="preserve"> (</w:t>
+      </w:r>
+      <m:oMath>
+        <m:sSub>
+          <m:sSubPr>
+            <m:ctrlPr>
+              <w:rPr>
+                <w:rFonts w:ascii="Cambria Math" w:hAnsi="Cambria Math"/>
+                <w:i/>
+              </w:rPr>
+            </m:ctrlPr>
+          </m:sSubPr>
+          <m:e>
+            <m:r>
+              <w:rPr>
+                <w:rFonts w:ascii="Cambria Math" w:hAnsi="Cambria Math"/>
+              </w:rPr>
+              <m:t>B</m:t>
+            </m:r>
+          </m:e>
+          <m:sub>
+            <m:r>
+              <w:rPr>
+                <w:rFonts w:ascii="Cambria Math" w:hAnsi="Cambria Math"/>
+              </w:rPr>
+              <m:t>i,t</m:t>
+            </m:r>
+          </m:sub>
+        </m:sSub>
+        <m:r>
+          <w:rPr>
+            <w:rFonts w:ascii="Cambria Math" w:hAnsi="Cambria Math"/>
+          </w:rPr>
+          <m:t>≥0</m:t>
+        </m:r>
+      </m:oMath>
+      <w:r>
         <w:rPr>
           <w:rFonts w:eastAsiaTheme="minorEastAsia"/>
         </w:rPr>
-      </w:pPr>
-      <w:r>
-        <w:t>In water accounting, all users</w:t>
-      </w:r>
-      <w:r>
-        <w:t xml:space="preserve"> can withdraw some up to </w:t>
+        <w:t>)</w:t>
+      </w:r>
+      <w:r>
+        <w:t>, the protection account prevents further draw down to critical levels,</w:t>
+      </w:r>
+      <w:r>
+        <w:t xml:space="preserve"> </w:t>
+      </w:r>
+      <w:r>
+        <w:t>even with extreme low reservoir</w:t>
+      </w:r>
+      <w:r>
+        <w:t xml:space="preserve"> </w:t>
+      </w:r>
+      <w:r>
+        <w:t>storage and inflow.</w:t>
+      </w:r>
+      <w:r>
+        <w:t xml:space="preserve"> </w:t>
+      </w:r>
+      <w:r>
+        <w:t>The annual Lake Mead inflow is typically known at the beginning of the year because the annual Lake Powell release—that is set in Fall of each year—</w:t>
+      </w:r>
+      <w:r>
+        <w:t xml:space="preserve">is </w:t>
+      </w:r>
+      <w:r>
+        <w:t xml:space="preserve">often 85 to 91% of Mead inflow </w:t>
+      </w:r>
+      <w:r>
+        <w:fldChar w:fldCharType="begin"/>
+      </w:r>
+      <w:r>
+        <w:instrText xml:space="preserve"> ADDIN EN.CITE &lt;EndNote&gt;&lt;Cite&gt;&lt;Author&gt;Rosenberg&lt;/Author&gt;&lt;Year&gt;2022&lt;/Year&gt;&lt;RecNum&gt;2903&lt;/RecNum&gt;&lt;DisplayText&gt;(Rosenberg, 2022; Wang and Schmidt, 2020)&lt;/DisplayText&gt;&lt;record&gt;&lt;rec-number&gt;2903&lt;/rec-number&gt;&lt;foreign-keys&gt;&lt;key app="EN" db-id="xxt5ta9pd995dwesap0pdzzp2weaz0w9werf" timestamp="1663608602"&gt;2903&lt;/key&gt;&lt;/foreign-keys&gt;&lt;ref-type name="Journal Article"&gt;17&lt;/ref-type&gt;&lt;contributors&gt;&lt;authors&gt;&lt;author&gt;David E. Rosenberg&lt;/author&gt;&lt;/authors&gt;&lt;/contributors&gt;&lt;titles&gt;&lt;title&gt;Adapt Lake Mead Releases to Inflow to Give Managers More Flexibility to Slow Reservoir Drawdown&lt;/title&gt;&lt;secondary-title&gt;Journal of Water Resources Planning and Management&lt;/secondary-title&gt;&lt;/titles&gt;&lt;periodical&gt;&lt;full-title&gt;Journal of Water Resources Planning and Management&lt;/full-title&gt;&lt;/periodical&gt;&lt;pages&gt;02522006&lt;/pages&gt;&lt;volume&gt;148&lt;/volume&gt;&lt;number&gt;10&lt;/number&gt;&lt;dates&gt;&lt;year&gt;2022&lt;/year&gt;&lt;/dates&gt;&lt;urls&gt;&lt;related-urls&gt;&lt;url&gt;https://ascelibrary.org/doi/abs/10.1061/%28ASCE%29WR.1943-5452.0001592. Free version: https://digitalcommons.usu.edu/water_pubs/170/.&lt;/url&gt;&lt;/related-urls&gt;&lt;/urls&gt;&lt;electronic-resource-num&gt;https://doi.org/10.1061/(ASCE)WR.1943-5452.0001592&lt;/electronic-resource-num&gt;&lt;/record&gt;&lt;/Cite&gt;&lt;Cite&gt;&lt;Author&gt;Wang&lt;/Author&gt;&lt;Year&gt;2020&lt;/Year&gt;&lt;RecNum&gt;2782&lt;/RecNum&gt;&lt;record&gt;&lt;rec-number&gt;2782&lt;/rec-number&gt;&lt;foreign-keys&gt;&lt;key app="EN" db-id="xxt5ta9pd995dwesap0pdzzp2weaz0w9werf" timestamp="1620768668"&gt;2782&lt;/key&gt;&lt;/foreign-keys&gt;&lt;ref-type name="Report"&gt;27&lt;/ref-type&gt;&lt;contributors&gt;&lt;authors&gt;&lt;author&gt;Jian Wang&lt;/author&gt;&lt;author&gt;John C. Schmidt&lt;/author&gt;&lt;/authors&gt;&lt;/contributors&gt;&lt;titles&gt;&lt;title&gt;Stream flow and Losses of the Colorado River in the Southern Colorado Plateau&lt;/title&gt;&lt;/titles&gt;&lt;pages&gt;30&lt;/pages&gt;&lt;number&gt;White Paper #5&lt;/number&gt;&lt;dates&gt;&lt;year&gt;2020&lt;/year&gt;&lt;pub-dates&gt;&lt;date&gt;Febuary 10&lt;/date&gt;&lt;/pub-dates&gt;&lt;/dates&gt;&lt;pub-location&gt;Logan, Utah&lt;/pub-location&gt;&lt;publisher&gt;Center for Colorado River Studies, Utah State University&lt;/publisher&gt;&lt;urls&gt;&lt;related-urls&gt;&lt;url&gt;https://qcnr.usu.edu//coloradoriver/files/news/White-Paper-7.pdf&lt;/url&gt;&lt;/related-urls&gt;&lt;/urls&gt;&lt;/record&gt;&lt;/Cite&gt;&lt;/EndNote&gt;</w:instrText>
+      </w:r>
+      <w:r>
+        <w:fldChar w:fldCharType="separate"/>
+      </w:r>
+      <w:r>
+        <w:rPr>
+          <w:noProof/>
+        </w:rPr>
+        <w:t>(Rosenberg, 2022; Wang and Schmidt, 2020)</w:t>
+      </w:r>
+      <w:r>
+        <w:fldChar w:fldCharType="end"/>
+      </w:r>
+      <w:r>
+        <w:t>.</w:t>
+      </w:r>
+      <w:r>
+        <w:t xml:space="preserve"> With water accounting, each user can </w:t>
+      </w:r>
+      <w:r>
+        <w:t xml:space="preserve">an withdraw some up to </w:t>
       </w:r>
       <w:r>
         <w:rPr>
@@ -15742,16 +15072,19 @@
         <w:t>Lake Mead storage volume.</w:t>
       </w:r>
       <w:r>
-        <w:t xml:space="preserve"> This ability gives users more autonomy to adapt their consumption and conservation activities as system conditions change. Additionally, </w:t>
-      </w:r>
-      <w:r>
-        <w:t xml:space="preserve">the </w:t>
-      </w:r>
-      <w:r>
-        <w:t xml:space="preserve">USBR </w:t>
-      </w:r>
-      <w:r>
-        <w:t xml:space="preserve">protection volume prevents further draw down to critical elevations. Thus, there is no </w:t>
+        <w:t xml:space="preserve"> This ability gives users more autonomy to adapt their consumption and conservation activities as system conditions change. </w:t>
+      </w:r>
+      <w:r>
+        <w:t>Water accounts can be created for any users or uses</w:t>
+      </w:r>
+      <w:r>
+        <w:t xml:space="preserve"> such as Tribal Nations or endangered species conservation programs. </w:t>
+      </w:r>
+      <w:r>
+        <w:t xml:space="preserve">Additionally, </w:t>
+      </w:r>
+      <w:r>
+        <w:t xml:space="preserve">there is no </w:t>
       </w:r>
       <w:r>
         <w:t xml:space="preserve">elevation trigger that </w:t>
@@ -15789,7 +15122,7 @@
         <w:pStyle w:val="Heading1"/>
       </w:pPr>
       <w:r>
-        <w:t>Discussion</w:t>
+        <w:t>Illustration of Water Accounting</w:t>
       </w:r>
     </w:p>
     <w:p>
@@ -15806,39 +15139,7 @@
           <w:sz w:val="24"/>
           <w:szCs w:val="24"/>
         </w:rPr>
-        <w:t xml:space="preserve">We report numerous Lake Mead water conservation program successes, including that the program has conserved more water than any other Colorado River Basin conservation program to date. </w:t>
-      </w:r>
-      <w:r>
-        <w:rPr>
-          <w:rFonts w:asciiTheme="majorBidi" w:hAnsiTheme="majorBidi" w:cstheme="majorBidi"/>
-          <w:sz w:val="24"/>
-          <w:szCs w:val="24"/>
-        </w:rPr>
-        <w:t>Presently, some now 3.6 million acre-feet of c</w:t>
-      </w:r>
-      <w:r>
-        <w:rPr>
-          <w:rFonts w:asciiTheme="majorBidi" w:hAnsiTheme="majorBidi" w:cstheme="majorBidi"/>
-          <w:sz w:val="24"/>
-          <w:szCs w:val="24"/>
-        </w:rPr>
-        <w:t>onserved water remain</w:t>
-      </w:r>
-      <w:r>
-        <w:rPr>
-          <w:rFonts w:asciiTheme="majorBidi" w:hAnsiTheme="majorBidi" w:cstheme="majorBidi"/>
-          <w:sz w:val="24"/>
-          <w:szCs w:val="24"/>
-        </w:rPr>
-        <w:t>s</w:t>
-      </w:r>
-      <w:r>
-        <w:rPr>
-          <w:rFonts w:asciiTheme="majorBidi" w:hAnsiTheme="majorBidi" w:cstheme="majorBidi"/>
-          <w:sz w:val="24"/>
-          <w:szCs w:val="24"/>
-        </w:rPr>
-        <w:t xml:space="preserve"> in Lake Mead—quadruple the volume of ~ 700,000 acre-feet reported through 2015 </w:t>
+        <w:t xml:space="preserve">Like </w:t>
       </w:r>
       <w:r>
         <w:rPr>
@@ -15854,7 +15155,7 @@
           <w:sz w:val="24"/>
           <w:szCs w:val="24"/>
         </w:rPr>
-        <w:instrText xml:space="preserve"> ADDIN EN.CITE &lt;EndNote&gt;&lt;Cite&gt;&lt;Author&gt;Robison&lt;/Author&gt;&lt;Year&gt;2017&lt;/Year&gt;&lt;RecNum&gt;3108&lt;/RecNum&gt;&lt;DisplayText&gt;(Robison, 2017)&lt;/DisplayText&gt;&lt;record&gt;&lt;rec-number&gt;3108&lt;/rec-number&gt;&lt;foreign-keys&gt;&lt;key app="EN" db-id="xxt5ta9pd995dwesap0pdzzp2weaz0w9werf" timestamp="1776460861"&gt;3108&lt;/key&gt;&lt;/foreign-keys&gt;&lt;ref-type name="Journal Article"&gt;17&lt;/ref-type&gt;&lt;contributors&gt;&lt;authors&gt;&lt;author&gt;Jason Anthony Robison&lt;/author&gt;&lt;/authors&gt;&lt;/contributors&gt;&lt;titles&gt;&lt;title&gt;The Colorado River Revisited&lt;/title&gt;&lt;secondary-title&gt;University of Colorado Law Review&lt;/secondary-title&gt;&lt;/titles&gt;&lt;periodical&gt;&lt;full-title&gt;University of Colorado Law Review&lt;/full-title&gt;&lt;/periodical&gt;&lt;volume&gt;88&lt;/volume&gt;&lt;number&gt;3&lt;/number&gt;&lt;dates&gt;&lt;year&gt;2017&lt;/year&gt;&lt;/dates&gt;&lt;urls&gt;&lt;related-urls&gt;&lt;url&gt;https://heinonline.org/HOL/Page?handle=hein.journals/ucollr88&amp;amp;id=511&amp;amp;collection=journals&amp;amp;index=&lt;/url&gt;&lt;/related-urls&gt;&lt;/urls&gt;&lt;/record&gt;&lt;/Cite&gt;&lt;/EndNote&gt;</w:instrText>
+        <w:instrText xml:space="preserve"> ADDIN EN.CITE &lt;EndNote&gt;&lt;Cite AuthorYear="1"&gt;&lt;Author&gt;Huizar&lt;/Author&gt;&lt;Year&gt;2023&lt;/Year&gt;&lt;RecNum&gt;3110&lt;/RecNum&gt;&lt;DisplayText&gt;Huizar et al. (2023)&lt;/DisplayText&gt;&lt;record&gt;&lt;rec-number&gt;3110&lt;/rec-number&gt;&lt;foreign-keys&gt;&lt;key app="EN" db-id="xxt5ta9pd995dwesap0pdzzp2weaz0w9werf" timestamp="1776715189"&gt;3110&lt;/key&gt;&lt;/foreign-keys&gt;&lt;ref-type name="Journal Article"&gt;17&lt;/ref-type&gt;&lt;contributors&gt;&lt;authors&gt;&lt;author&gt;Luis Huizar&lt;/author&gt;&lt;author&gt;Sarai Díaz&lt;/author&gt;&lt;author&gt;Kevin Lansey&lt;/author&gt;&lt;author&gt;Robert Arnold&lt;/author&gt;&lt;/authors&gt;&lt;/contributors&gt;&lt;titles&gt;&lt;title&gt;Water Supply in the Lower Colorado River Basin: Effectiveness of the 2019 Drought Contingency Plan&lt;/title&gt;&lt;secondary-title&gt;Journal of Environmental Engineering&lt;/secondary-title&gt;&lt;/titles&gt;&lt;periodical&gt;&lt;full-title&gt;Journal of Environmental Engineering&lt;/full-title&gt;&lt;/periodical&gt;&lt;pages&gt;04023058&lt;/pages&gt;&lt;volume&gt;149&lt;/volume&gt;&lt;number&gt;10&lt;/number&gt;&lt;dates&gt;&lt;year&gt;2023&lt;/year&gt;&lt;/dates&gt;&lt;urls&gt;&lt;related-urls&gt;&lt;url&gt;https://ascelibrary.org/doi/abs/10.1061/JOEEDU.EEENG-7324&lt;/url&gt;&lt;/related-urls&gt;&lt;/urls&gt;&lt;electronic-resource-num&gt;doi:10.1061/JOEEDU.EEENG-7324&lt;/electronic-resource-num&gt;&lt;/record&gt;&lt;/Cite&gt;&lt;/EndNote&gt;</w:instrText>
       </w:r>
       <w:r>
         <w:rPr>
@@ -15871,7 +15172,7 @@
           <w:sz w:val="24"/>
           <w:szCs w:val="24"/>
         </w:rPr>
-        <w:t>(Robison, 2017)</w:t>
+        <w:t>Huizar et al. (2023)</w:t>
       </w:r>
       <w:r>
         <w:rPr>
@@ -15887,31 +15188,88 @@
           <w:sz w:val="24"/>
           <w:szCs w:val="24"/>
         </w:rPr>
-        <w:t>.</w:t>
-      </w:r>
-      <w:r>
-        <w:rPr>
-          <w:rFonts w:asciiTheme="majorBidi" w:hAnsiTheme="majorBidi" w:cstheme="majorBidi"/>
-          <w:sz w:val="24"/>
-          <w:szCs w:val="24"/>
-        </w:rPr>
-        <w:t xml:space="preserve"> Since 2022, conservation efforts by California, Arizona, Nevada, and Mexico have kept Lake Mead above </w:t>
-      </w:r>
-      <w:r>
-        <w:rPr>
-          <w:rFonts w:asciiTheme="majorBidi" w:hAnsiTheme="majorBidi" w:cstheme="majorBidi"/>
-          <w:sz w:val="24"/>
-          <w:szCs w:val="24"/>
-        </w:rPr>
-        <w:t>its</w:t>
-      </w:r>
-      <w:r>
-        <w:rPr>
-          <w:rFonts w:asciiTheme="majorBidi" w:hAnsiTheme="majorBidi" w:cstheme="majorBidi"/>
-          <w:sz w:val="24"/>
-          <w:szCs w:val="24"/>
-        </w:rPr>
-        <w:t xml:space="preserve"> protection elevation of 1,020 feet set in the 2019 Lower Drought Contingency Plan.</w:t>
+        <w:t xml:space="preserve">, it </w:t>
+      </w:r>
+      <w:r>
+        <w:rPr>
+          <w:rFonts w:asciiTheme="majorBidi" w:hAnsiTheme="majorBidi" w:cstheme="majorBidi"/>
+          <w:sz w:val="24"/>
+          <w:szCs w:val="24"/>
+        </w:rPr>
+        <w:t>is</w:t>
+      </w:r>
+      <w:r>
+        <w:rPr>
+          <w:rFonts w:asciiTheme="majorBidi" w:hAnsiTheme="majorBidi" w:cstheme="majorBidi"/>
+          <w:sz w:val="24"/>
+          <w:szCs w:val="24"/>
+        </w:rPr>
+        <w:t xml:space="preserve"> difficult to predict and model </w:t>
+      </w:r>
+      <w:r>
+        <w:rPr>
+          <w:rFonts w:asciiTheme="majorBidi" w:hAnsiTheme="majorBidi" w:cstheme="majorBidi"/>
+          <w:sz w:val="24"/>
+          <w:szCs w:val="24"/>
+        </w:rPr>
+        <w:t>user</w:t>
+      </w:r>
+      <w:r>
+        <w:rPr>
+          <w:rFonts w:asciiTheme="majorBidi" w:hAnsiTheme="majorBidi" w:cstheme="majorBidi"/>
+          <w:sz w:val="24"/>
+          <w:szCs w:val="24"/>
+        </w:rPr>
+        <w:t xml:space="preserve">’s water consumption and conservation choices, and corresponding Lake Mead storage volumes. Prediction is difficult because with more autonomy, users can adapt their choices year-to-year for a variety of reasons that are not readily coded into </w:t>
+      </w:r>
+      <w:r>
+        <w:rPr>
+          <w:rFonts w:asciiTheme="majorBidi" w:hAnsiTheme="majorBidi" w:cstheme="majorBidi"/>
+          <w:sz w:val="24"/>
+          <w:szCs w:val="24"/>
+        </w:rPr>
+        <w:t xml:space="preserve">simulation models and </w:t>
+      </w:r>
+      <w:r>
+        <w:rPr>
+          <w:rFonts w:asciiTheme="majorBidi" w:hAnsiTheme="majorBidi" w:cstheme="majorBidi"/>
+          <w:sz w:val="24"/>
+          <w:szCs w:val="24"/>
+        </w:rPr>
+        <w:t xml:space="preserve">rules. </w:t>
+      </w:r>
+      <w:r>
+        <w:rPr>
+          <w:rFonts w:asciiTheme="majorBidi" w:hAnsiTheme="majorBidi" w:cstheme="majorBidi"/>
+          <w:sz w:val="24"/>
+          <w:szCs w:val="24"/>
+        </w:rPr>
+        <w:t xml:space="preserve">Here, we instead use collaborator choices in recent immersive, online, collaborative modeling sessions to illustrate a few possibilities of water accounting. </w:t>
+      </w:r>
+      <w:r>
+        <w:rPr>
+          <w:rFonts w:asciiTheme="majorBidi" w:hAnsiTheme="majorBidi" w:cstheme="majorBidi"/>
+          <w:sz w:val="24"/>
+          <w:szCs w:val="24"/>
+        </w:rPr>
+        <w:t xml:space="preserve">Within a session, collaborators immersed in and personified a Lake Mead user. The user roles were Reclamation (protection volume), California, Arizona, Nevada, Mexico, and Tribal Nations of the Lower Basin. Each year, we revealed the Lake Mead inflow. The model apportioned the inflow among the user accounts. Then, each collaborator </w:t>
+      </w:r>
+      <w:r>
+        <w:rPr>
+          <w:rFonts w:asciiTheme="majorBidi" w:hAnsiTheme="majorBidi" w:cstheme="majorBidi"/>
+          <w:sz w:val="24"/>
+          <w:szCs w:val="24"/>
+        </w:rPr>
+        <w:lastRenderedPageBreak/>
+        <w:t>consumed, conserved, or traded within their account balance.</w:t>
+      </w:r>
+      <w:r>
+        <w:rPr>
+          <w:rFonts w:asciiTheme="majorBidi" w:hAnsiTheme="majorBidi" w:cstheme="majorBidi"/>
+          <w:sz w:val="24"/>
+          <w:szCs w:val="24"/>
+        </w:rPr>
+        <w:t xml:space="preserve"> Collaborators carried over account balances to the next year, which also kept Lake Mead storage above the protection volume.</w:t>
       </w:r>
     </w:p>
     <w:p>
@@ -15928,243 +15286,31 @@
           <w:sz w:val="24"/>
           <w:szCs w:val="24"/>
         </w:rPr>
-        <w:t>To expand program participation and increase operational flexibility, p</w:t>
-      </w:r>
-      <w:r>
-        <w:rPr>
-          <w:rFonts w:asciiTheme="majorBidi" w:hAnsiTheme="majorBidi" w:cstheme="majorBidi"/>
-          <w:sz w:val="24"/>
-          <w:szCs w:val="24"/>
-        </w:rPr>
-        <w:t xml:space="preserve">rior researchers </w:t>
-      </w:r>
-      <w:r>
-        <w:rPr>
-          <w:rFonts w:asciiTheme="majorBidi" w:hAnsiTheme="majorBidi" w:cstheme="majorBidi"/>
-          <w:sz w:val="24"/>
-          <w:szCs w:val="24"/>
-        </w:rPr>
-        <w:t xml:space="preserve">suggested to raise caps on water conservation account balances </w:t>
-      </w:r>
-      <w:r>
-        <w:rPr>
-          <w:rFonts w:asciiTheme="majorBidi" w:hAnsiTheme="majorBidi" w:cstheme="majorBidi"/>
-          <w:sz w:val="24"/>
-          <w:szCs w:val="24"/>
-        </w:rPr>
-        <w:fldChar w:fldCharType="begin"/>
-      </w:r>
-      <w:r>
-        <w:rPr>
-          <w:rFonts w:asciiTheme="majorBidi" w:hAnsiTheme="majorBidi" w:cstheme="majorBidi"/>
-          <w:sz w:val="24"/>
-          <w:szCs w:val="24"/>
-        </w:rPr>
-        <w:instrText xml:space="preserve"> ADDIN EN.CITE &lt;EndNote&gt;&lt;Cite&gt;&lt;Author&gt;Robison&lt;/Author&gt;&lt;Year&gt;2017&lt;/Year&gt;&lt;RecNum&gt;3108&lt;/RecNum&gt;&lt;DisplayText&gt;(Fleck and Udall, 2021; Robison, 2017)&lt;/DisplayText&gt;&lt;record&gt;&lt;rec-number&gt;3108&lt;/rec-number&gt;&lt;foreign-keys&gt;&lt;key app="EN" db-id="xxt5ta9pd995dwesap0pdzzp2weaz0w9werf" timestamp="1776460861"&gt;3108&lt;/key&gt;&lt;/foreign-keys&gt;&lt;ref-type name="Journal Article"&gt;17&lt;/ref-type&gt;&lt;contributors&gt;&lt;authors&gt;&lt;author&gt;Jason Anthony Robison&lt;/author&gt;&lt;/authors&gt;&lt;/contributors&gt;&lt;titles&gt;&lt;title&gt;The Colorado River Revisited&lt;/title&gt;&lt;secondary-title&gt;University of Colorado Law Review&lt;/secondary-title&gt;&lt;/titles&gt;&lt;periodical&gt;&lt;full-title&gt;University of Colorado Law Review&lt;/full-title&gt;&lt;/periodical&gt;&lt;volume&gt;88&lt;/volume&gt;&lt;number&gt;3&lt;/number&gt;&lt;dates&gt;&lt;year&gt;2017&lt;/year&gt;&lt;/dates&gt;&lt;urls&gt;&lt;related-urls&gt;&lt;url&gt;https://heinonline.org/HOL/Page?handle=hein.journals/ucollr88&amp;amp;id=511&amp;amp;collection=journals&amp;amp;index=&lt;/url&gt;&lt;/related-urls&gt;&lt;/urls&gt;&lt;/record&gt;&lt;/Cite&gt;&lt;Cite&gt;&lt;Author&gt;Fleck&lt;/Author&gt;&lt;Year&gt;2021&lt;/Year&gt;&lt;RecNum&gt;2801&lt;/RecNum&gt;&lt;record&gt;&lt;rec-number&gt;2801&lt;/rec-number&gt;&lt;foreign-keys&gt;&lt;key app="EN" db-id="xxt5ta9pd995dwesap0pdzzp2weaz0w9werf" timestamp="1624662415"&gt;2801&lt;/key&gt;&lt;/foreign-keys&gt;&lt;ref-type name="Journal Article"&gt;17&lt;/ref-type&gt;&lt;contributors&gt;&lt;authors&gt;&lt;author&gt;Fleck, John&lt;/author&gt;&lt;author&gt;Udall, Brad&lt;/author&gt;&lt;/authors&gt;&lt;/contributors&gt;&lt;titles&gt;&lt;title&gt;Managing Colorado River risk&lt;/title&gt;&lt;secondary-title&gt;Science&lt;/secondary-title&gt;&lt;/titles&gt;&lt;periodical&gt;&lt;full-title&gt;Science&lt;/full-title&gt;&lt;/periodical&gt;&lt;pages&gt;885-885&lt;/pages&gt;&lt;volume&gt;372&lt;/volume&gt;&lt;number&gt;6545&lt;/number&gt;&lt;dates&gt;&lt;year&gt;2021&lt;/year&gt;&lt;/dates&gt;&lt;urls&gt;&lt;related-urls&gt;&lt;url&gt;https://science.sciencemag.org/content/sci/372/6545/885.full.pdf&lt;/url&gt;&lt;/related-urls&gt;&lt;/urls&gt;&lt;electronic-resource-num&gt;https://doi.org/10.1126/science.abj5498&lt;/electronic-resource-num&gt;&lt;/record&gt;&lt;/Cite&gt;&lt;/EndNote&gt;</w:instrText>
-      </w:r>
-      <w:r>
-        <w:rPr>
-          <w:rFonts w:asciiTheme="majorBidi" w:hAnsiTheme="majorBidi" w:cstheme="majorBidi"/>
-          <w:sz w:val="24"/>
-          <w:szCs w:val="24"/>
-        </w:rPr>
-        <w:fldChar w:fldCharType="separate"/>
-      </w:r>
-      <w:r>
-        <w:rPr>
-          <w:rFonts w:asciiTheme="majorBidi" w:hAnsiTheme="majorBidi" w:cstheme="majorBidi"/>
-          <w:noProof/>
-          <w:sz w:val="24"/>
-          <w:szCs w:val="24"/>
-        </w:rPr>
-        <w:t>(Fleck and Udall, 2021; Robison, 2017)</w:t>
-      </w:r>
-      <w:r>
-        <w:rPr>
-          <w:rFonts w:asciiTheme="majorBidi" w:hAnsiTheme="majorBidi" w:cstheme="majorBidi"/>
-          <w:sz w:val="24"/>
-          <w:szCs w:val="24"/>
-        </w:rPr>
-        <w:fldChar w:fldCharType="end"/>
-      </w:r>
-      <w:r>
-        <w:rPr>
-          <w:rFonts w:asciiTheme="majorBidi" w:hAnsiTheme="majorBidi" w:cstheme="majorBidi"/>
-          <w:sz w:val="24"/>
-          <w:szCs w:val="24"/>
-        </w:rPr>
-        <w:t xml:space="preserve">. </w:t>
-      </w:r>
-      <w:r>
-        <w:rPr>
-          <w:rFonts w:asciiTheme="majorBidi" w:hAnsiTheme="majorBidi" w:cstheme="majorBidi"/>
-          <w:sz w:val="24"/>
-          <w:szCs w:val="24"/>
-        </w:rPr>
-        <w:lastRenderedPageBreak/>
-        <w:t xml:space="preserve">These suggestions </w:t>
-      </w:r>
-      <w:r>
-        <w:rPr>
-          <w:rFonts w:asciiTheme="majorBidi" w:hAnsiTheme="majorBidi" w:cstheme="majorBidi"/>
-          <w:sz w:val="24"/>
-          <w:szCs w:val="24"/>
-        </w:rPr>
-        <w:t>were implemented</w:t>
-      </w:r>
-      <w:r>
-        <w:rPr>
-          <w:rFonts w:asciiTheme="majorBidi" w:hAnsiTheme="majorBidi" w:cstheme="majorBidi"/>
-          <w:sz w:val="24"/>
-          <w:szCs w:val="24"/>
-        </w:rPr>
-        <w:t xml:space="preserve"> in </w:t>
-      </w:r>
-      <w:r>
-        <w:rPr>
-          <w:rFonts w:asciiTheme="majorBidi" w:hAnsiTheme="majorBidi" w:cstheme="majorBidi"/>
-          <w:sz w:val="24"/>
-          <w:szCs w:val="24"/>
-        </w:rPr>
-        <w:t xml:space="preserve">2020 </w:t>
-      </w:r>
-      <w:r>
-        <w:rPr>
-          <w:rFonts w:asciiTheme="majorBidi" w:hAnsiTheme="majorBidi" w:cstheme="majorBidi"/>
-          <w:sz w:val="24"/>
-          <w:szCs w:val="24"/>
-        </w:rPr>
-        <w:t xml:space="preserve">when </w:t>
-      </w:r>
-      <w:r>
-        <w:rPr>
-          <w:rFonts w:asciiTheme="majorBidi" w:hAnsiTheme="majorBidi" w:cstheme="majorBidi"/>
-          <w:sz w:val="24"/>
-          <w:szCs w:val="24"/>
-        </w:rPr>
-        <w:t>total account</w:t>
-      </w:r>
-      <w:r>
-        <w:rPr>
-          <w:rFonts w:asciiTheme="majorBidi" w:hAnsiTheme="majorBidi" w:cstheme="majorBidi"/>
-          <w:sz w:val="24"/>
-          <w:szCs w:val="24"/>
-        </w:rPr>
-        <w:t xml:space="preserve"> balances exceeded the 2.7 million acre-feet maximum balance defined in the 2019 Drought Contingency Plan</w:t>
-      </w:r>
-      <w:r>
-        <w:rPr>
-          <w:rFonts w:asciiTheme="majorBidi" w:hAnsiTheme="majorBidi" w:cstheme="majorBidi"/>
-          <w:sz w:val="24"/>
-          <w:szCs w:val="24"/>
-        </w:rPr>
-        <w:t xml:space="preserve"> </w:t>
-      </w:r>
-      <w:r>
-        <w:rPr>
-          <w:rFonts w:asciiTheme="majorBidi" w:hAnsiTheme="majorBidi" w:cstheme="majorBidi"/>
-          <w:sz w:val="24"/>
-          <w:szCs w:val="24"/>
-        </w:rPr>
-        <w:fldChar w:fldCharType="begin"/>
-      </w:r>
-      <w:r>
-        <w:rPr>
-          <w:rFonts w:asciiTheme="majorBidi" w:hAnsiTheme="majorBidi" w:cstheme="majorBidi"/>
-          <w:sz w:val="24"/>
-          <w:szCs w:val="24"/>
-        </w:rPr>
-        <w:instrText xml:space="preserve"> ADDIN EN.CITE &lt;EndNote&gt;&lt;Cite&gt;&lt;Author&gt;USBR&lt;/Author&gt;&lt;Year&gt;2019&lt;/Year&gt;&lt;RecNum&gt;2578&lt;/RecNum&gt;&lt;DisplayText&gt;(USBR, 2019)&lt;/DisplayText&gt;&lt;record&gt;&lt;rec-number&gt;2578&lt;/rec-number&gt;&lt;foreign-keys&gt;&lt;key app="EN" db-id="xxt5ta9pd995dwesap0pdzzp2weaz0w9werf" timestamp="1554700022"&gt;2578&lt;/key&gt;&lt;/foreign-keys&gt;&lt;ref-type name="Report"&gt;27&lt;/ref-type&gt;&lt;contributors&gt;&lt;authors&gt;&lt;author&gt;USBR&lt;/author&gt;&lt;/authors&gt;&lt;/contributors&gt;&lt;titles&gt;&lt;title&gt;Agreement Concerning Colorado River Drought Contingency Management and Operations&lt;/title&gt;&lt;/titles&gt;&lt;pages&gt;56&lt;/pages&gt;&lt;dates&gt;&lt;year&gt;2019&lt;/year&gt;&lt;pub-dates&gt;&lt;date&gt;May 20&lt;/date&gt;&lt;/pub-dates&gt;&lt;/dates&gt;&lt;pub-location&gt;Washington, DC&lt;/pub-location&gt;&lt;publisher&gt;U.S. Bureau of Reclamation&lt;/publisher&gt;&lt;urls&gt;&lt;related-urls&gt;&lt;url&gt;https://www.usbr.gov/ColoradoRiverBasin/dcp/index.html&lt;/url&gt;&lt;/related-urls&gt;&lt;/urls&gt;&lt;/record&gt;&lt;/Cite&gt;&lt;/EndNote&gt;</w:instrText>
-      </w:r>
-      <w:r>
-        <w:rPr>
-          <w:rFonts w:asciiTheme="majorBidi" w:hAnsiTheme="majorBidi" w:cstheme="majorBidi"/>
-          <w:sz w:val="24"/>
-          <w:szCs w:val="24"/>
-        </w:rPr>
-        <w:fldChar w:fldCharType="separate"/>
-      </w:r>
-      <w:r>
-        <w:rPr>
-          <w:rFonts w:asciiTheme="majorBidi" w:hAnsiTheme="majorBidi" w:cstheme="majorBidi"/>
-          <w:noProof/>
-          <w:sz w:val="24"/>
-          <w:szCs w:val="24"/>
-        </w:rPr>
-        <w:t>(USBR, 2019)</w:t>
-      </w:r>
-      <w:r>
-        <w:rPr>
-          <w:rFonts w:asciiTheme="majorBidi" w:hAnsiTheme="majorBidi" w:cstheme="majorBidi"/>
-          <w:sz w:val="24"/>
-          <w:szCs w:val="24"/>
-        </w:rPr>
-        <w:fldChar w:fldCharType="end"/>
-      </w:r>
-      <w:r>
-        <w:rPr>
-          <w:rFonts w:asciiTheme="majorBidi" w:hAnsiTheme="majorBidi" w:cstheme="majorBidi"/>
-          <w:sz w:val="24"/>
-          <w:szCs w:val="24"/>
-        </w:rPr>
-        <w:t>.</w:t>
-      </w:r>
-      <w:r>
-        <w:rPr>
-          <w:rFonts w:asciiTheme="majorBidi" w:hAnsiTheme="majorBidi" w:cstheme="majorBidi"/>
-          <w:sz w:val="24"/>
-          <w:szCs w:val="24"/>
-        </w:rPr>
-        <w:t xml:space="preserve"> A second suggestion would allow movement of voluntarily conserved water from Lake Mead upstream to Lake Powell </w:t>
-      </w:r>
-      <w:r>
-        <w:rPr>
-          <w:rFonts w:asciiTheme="majorBidi" w:hAnsiTheme="majorBidi" w:cstheme="majorBidi"/>
-          <w:sz w:val="24"/>
-          <w:szCs w:val="24"/>
-        </w:rPr>
-        <w:fldChar w:fldCharType="begin"/>
-      </w:r>
-      <w:r>
-        <w:rPr>
-          <w:rFonts w:asciiTheme="majorBidi" w:hAnsiTheme="majorBidi" w:cstheme="majorBidi"/>
-          <w:sz w:val="24"/>
-          <w:szCs w:val="24"/>
-        </w:rPr>
-        <w:instrText xml:space="preserve"> ADDIN EN.CITE &lt;EndNote&gt;&lt;Cite&gt;&lt;Author&gt;USBR&lt;/Author&gt;&lt;Year&gt;2026&lt;/Year&gt;&lt;RecNum&gt;3107&lt;/RecNum&gt;&lt;DisplayText&gt;(USBR, 2026b)&lt;/DisplayText&gt;&lt;record&gt;&lt;rec-number&gt;3107&lt;/rec-number&gt;&lt;foreign-keys&gt;&lt;key app="EN" db-id="xxt5ta9pd995dwesap0pdzzp2weaz0w9werf" timestamp="1772056442"&gt;3107&lt;/key&gt;&lt;/foreign-keys&gt;&lt;ref-type name="Report"&gt;27&lt;/ref-type&gt;&lt;contributors&gt;&lt;authors&gt;&lt;author&gt;USBR&lt;/author&gt;&lt;/authors&gt;&lt;/contributors&gt;&lt;titles&gt;&lt;title&gt;Post-2026 Operational Guidelines and Strategies for Lake Powell and Lake Mead – Draft Environmental Impact Statement&lt;/title&gt;&lt;/titles&gt;&lt;dates&gt;&lt;year&gt;2026&lt;/year&gt;&lt;/dates&gt;&lt;publisher&gt;U.S. Bureau of Reclamation&lt;/publisher&gt;&lt;urls&gt;&lt;related-urls&gt;&lt;url&gt;https://www.usbr.gov/ColoradoRiverBasin/post2026/draft-eis/&lt;/url&gt;&lt;/related-urls&gt;&lt;/urls&gt;&lt;/record&gt;&lt;/Cite&gt;&lt;/EndNote&gt;</w:instrText>
-      </w:r>
-      <w:r>
-        <w:rPr>
-          <w:rFonts w:asciiTheme="majorBidi" w:hAnsiTheme="majorBidi" w:cstheme="majorBidi"/>
-          <w:sz w:val="24"/>
-          <w:szCs w:val="24"/>
-        </w:rPr>
-        <w:fldChar w:fldCharType="separate"/>
-      </w:r>
-      <w:r>
-        <w:rPr>
-          <w:rFonts w:asciiTheme="majorBidi" w:hAnsiTheme="majorBidi" w:cstheme="majorBidi"/>
-          <w:noProof/>
-          <w:sz w:val="24"/>
-          <w:szCs w:val="24"/>
-        </w:rPr>
-        <w:t>(USBR, 2026b)</w:t>
-      </w:r>
-      <w:r>
-        <w:rPr>
-          <w:rFonts w:asciiTheme="majorBidi" w:hAnsiTheme="majorBidi" w:cstheme="majorBidi"/>
-          <w:sz w:val="24"/>
-          <w:szCs w:val="24"/>
-        </w:rPr>
-        <w:fldChar w:fldCharType="end"/>
-      </w:r>
-      <w:r>
-        <w:rPr>
-          <w:rFonts w:asciiTheme="majorBidi" w:hAnsiTheme="majorBidi" w:cstheme="majorBidi"/>
-          <w:sz w:val="24"/>
-          <w:szCs w:val="24"/>
-        </w:rPr>
-        <w:t>.</w:t>
+        <w:t xml:space="preserve">Figure 6 shows results from one session where the person who immersed in the Reclamation role choose a protection volume of 6.3 million acre-feet (1,030 feet). </w:t>
+      </w:r>
+      <w:r>
+        <w:rPr>
+          <w:rFonts w:asciiTheme="majorBidi" w:hAnsiTheme="majorBidi" w:cstheme="majorBidi"/>
+          <w:sz w:val="24"/>
+          <w:szCs w:val="24"/>
+        </w:rPr>
+        <w:t>T</w:t>
+      </w:r>
+      <w:r>
+        <w:rPr>
+          <w:rFonts w:asciiTheme="majorBidi" w:hAnsiTheme="majorBidi" w:cstheme="majorBidi"/>
+          <w:sz w:val="24"/>
+          <w:szCs w:val="24"/>
+        </w:rPr>
+        <w:t xml:space="preserve">he remaining collaborators </w:t>
+      </w:r>
+      <w:r>
+        <w:rPr>
+          <w:rFonts w:asciiTheme="majorBidi" w:hAnsiTheme="majorBidi" w:cstheme="majorBidi"/>
+          <w:sz w:val="24"/>
+          <w:szCs w:val="24"/>
+        </w:rPr>
+        <w:t>reserved 1.4 to 2.0 million acre-feet in their accounts, keeping Lake Mead storage above the protection elevation even with inflows of 3.8, 6.3, and 4.0 million acre-feet—inflows lower than observed to date.</w:t>
       </w:r>
     </w:p>
     <w:p>
@@ -16177,377 +15323,1017 @@
       </w:pPr>
       <w:r>
         <w:rPr>
-          <w:rFonts w:asciiTheme="majorBidi" w:hAnsiTheme="majorBidi" w:cstheme="majorBidi"/>
-          <w:sz w:val="24"/>
-          <w:szCs w:val="24"/>
-        </w:rPr>
-        <w:t xml:space="preserve">Other proposals placed additional constraints on the program </w:t>
-      </w:r>
-      <w:r>
-        <w:rPr>
-          <w:rFonts w:asciiTheme="majorBidi" w:hAnsiTheme="majorBidi" w:cstheme="majorBidi"/>
-          <w:sz w:val="24"/>
-          <w:szCs w:val="24"/>
-        </w:rPr>
-        <w:t>that we believe will</w:t>
-      </w:r>
-      <w:r>
-        <w:rPr>
-          <w:rFonts w:asciiTheme="majorBidi" w:hAnsiTheme="majorBidi" w:cstheme="majorBidi"/>
-          <w:sz w:val="24"/>
-          <w:szCs w:val="24"/>
-        </w:rPr>
-        <w:t xml:space="preserve"> limit </w:t>
-      </w:r>
-      <w:r>
-        <w:rPr>
-          <w:rFonts w:asciiTheme="majorBidi" w:hAnsiTheme="majorBidi" w:cstheme="majorBidi"/>
-          <w:sz w:val="24"/>
-          <w:szCs w:val="24"/>
-        </w:rPr>
-        <w:t>participation and user autonomy.</w:t>
-      </w:r>
-      <w:r>
-        <w:rPr>
-          <w:rFonts w:asciiTheme="majorBidi" w:hAnsiTheme="majorBidi" w:cstheme="majorBidi"/>
-          <w:sz w:val="24"/>
-          <w:szCs w:val="24"/>
-        </w:rPr>
-        <w:t xml:space="preserve"> </w:t>
-      </w:r>
-      <w:r>
-        <w:rPr>
-          <w:rFonts w:asciiTheme="majorBidi" w:hAnsiTheme="majorBidi" w:cstheme="majorBidi"/>
-          <w:sz w:val="24"/>
-          <w:szCs w:val="24"/>
-        </w:rPr>
-        <w:t xml:space="preserve">For example, </w:t>
-      </w:r>
-      <w:r>
-        <w:rPr>
-          <w:rFonts w:asciiTheme="majorBidi" w:hAnsiTheme="majorBidi" w:cstheme="majorBidi"/>
-          <w:sz w:val="24"/>
-          <w:szCs w:val="24"/>
-        </w:rPr>
-        <w:fldChar w:fldCharType="begin"/>
-      </w:r>
-      <w:r>
-        <w:rPr>
-          <w:rFonts w:asciiTheme="majorBidi" w:hAnsiTheme="majorBidi" w:cstheme="majorBidi"/>
-          <w:sz w:val="24"/>
-          <w:szCs w:val="24"/>
-        </w:rPr>
-        <w:instrText xml:space="preserve"> ADDIN EN.CITE &lt;EndNote&gt;&lt;Cite AuthorYear="1"&gt;&lt;Author&gt;Colby&lt;/Author&gt;&lt;Year&gt;2025&lt;/Year&gt;&lt;RecNum&gt;3109&lt;/RecNum&gt;&lt;DisplayText&gt;Colby et al. (2025)&lt;/DisplayText&gt;&lt;record&gt;&lt;rec-number&gt;3109&lt;/rec-number&gt;&lt;foreign-keys&gt;&lt;key app="EN" db-id="xxt5ta9pd995dwesap0pdzzp2weaz0w9werf" timestamp="1776466532"&gt;3109&lt;/key&gt;&lt;/foreign-keys&gt;&lt;ref-type name="Journal Article"&gt;17&lt;/ref-type&gt;&lt;contributors&gt;&lt;authors&gt;&lt;author&gt;Colby, Bonnie&lt;/author&gt;&lt;author&gt;Hansen, Kristiana&lt;/author&gt;&lt;author&gt;Sorensen, Kathryn&lt;/author&gt;&lt;/authors&gt;&lt;/contributors&gt;&lt;titles&gt;&lt;title&gt;Policy Nook — Policy Note: Tough Tradeoffs in the Colorado River Basin&lt;/title&gt;&lt;secondary-title&gt;Water Economics and Policy&lt;/secondary-title&gt;&lt;/titles&gt;&lt;periodical&gt;&lt;full-title&gt;Water Economics and Policy&lt;/full-title&gt;&lt;/periodical&gt;&lt;pages&gt;2471002&lt;/pages&gt;&lt;volume&gt;11&lt;/volume&gt;&lt;number&gt;04&lt;/number&gt;&lt;keywords&gt;&lt;keyword&gt;Colorado River Basin,water shortage,water conservation,water equity,tribal water&lt;/keyword&gt;&lt;/keywords&gt;&lt;dates&gt;&lt;year&gt;2025&lt;/year&gt;&lt;/dates&gt;&lt;urls&gt;&lt;related-urls&gt;&lt;url&gt;https://www.worldscientific.com/doi/abs/10.1142/S2382624X24710024&lt;/url&gt;&lt;/related-urls&gt;&lt;/urls&gt;&lt;electronic-resource-num&gt;10.1142/s2382624x24710024&lt;/electronic-resource-num&gt;&lt;/record&gt;&lt;/Cite&gt;&lt;/EndNote&gt;</w:instrText>
-      </w:r>
-      <w:r>
-        <w:rPr>
-          <w:rFonts w:asciiTheme="majorBidi" w:hAnsiTheme="majorBidi" w:cstheme="majorBidi"/>
-          <w:sz w:val="24"/>
-          <w:szCs w:val="24"/>
-        </w:rPr>
-        <w:fldChar w:fldCharType="separate"/>
-      </w:r>
-      <w:r>
-        <w:rPr>
-          <w:rFonts w:asciiTheme="majorBidi" w:hAnsiTheme="majorBidi" w:cstheme="majorBidi"/>
           <w:noProof/>
-          <w:sz w:val="24"/>
-          <w:szCs w:val="24"/>
-        </w:rPr>
-        <w:t>Colby et al. (2025)</w:t>
-      </w:r>
-      <w:r>
-        <w:rPr>
-          <w:rFonts w:asciiTheme="majorBidi" w:hAnsiTheme="majorBidi" w:cstheme="majorBidi"/>
-          <w:sz w:val="24"/>
-          <w:szCs w:val="24"/>
-        </w:rPr>
-        <w:fldChar w:fldCharType="end"/>
-      </w:r>
-      <w:r>
-        <w:rPr>
-          <w:rFonts w:asciiTheme="majorBidi" w:hAnsiTheme="majorBidi" w:cstheme="majorBidi"/>
-          <w:sz w:val="24"/>
-          <w:szCs w:val="24"/>
-        </w:rPr>
-        <w:t xml:space="preserve"> suggested to assign up to 50% of conserved water to remain in Lake Mead as system water. </w:t>
-      </w:r>
-      <w:r>
-        <w:rPr>
-          <w:rFonts w:asciiTheme="majorBidi" w:hAnsiTheme="majorBidi" w:cstheme="majorBidi"/>
-          <w:sz w:val="24"/>
-          <w:szCs w:val="24"/>
-        </w:rPr>
-        <w:t>This suggestion mean</w:t>
-      </w:r>
-      <w:r>
-        <w:rPr>
-          <w:rFonts w:asciiTheme="majorBidi" w:hAnsiTheme="majorBidi" w:cstheme="majorBidi"/>
-          <w:sz w:val="24"/>
-          <w:szCs w:val="24"/>
-        </w:rPr>
-        <w:t>s</w:t>
-      </w:r>
-      <w:r>
-        <w:rPr>
-          <w:rFonts w:asciiTheme="majorBidi" w:hAnsiTheme="majorBidi" w:cstheme="majorBidi"/>
-          <w:sz w:val="24"/>
-          <w:szCs w:val="24"/>
-        </w:rPr>
-        <w:t xml:space="preserve"> that for every 1 million acre-feet </w:t>
-      </w:r>
-      <w:r>
-        <w:rPr>
-          <w:rFonts w:asciiTheme="majorBidi" w:hAnsiTheme="majorBidi" w:cstheme="majorBidi"/>
-          <w:sz w:val="24"/>
-          <w:szCs w:val="24"/>
-        </w:rPr>
-        <w:t xml:space="preserve">of </w:t>
-      </w:r>
-      <w:r>
-        <w:rPr>
-          <w:rFonts w:asciiTheme="majorBidi" w:hAnsiTheme="majorBidi" w:cstheme="majorBidi"/>
-          <w:sz w:val="24"/>
-          <w:szCs w:val="24"/>
-        </w:rPr>
-        <w:t xml:space="preserve">conserved </w:t>
-      </w:r>
-      <w:r>
-        <w:rPr>
-          <w:rFonts w:asciiTheme="majorBidi" w:hAnsiTheme="majorBidi" w:cstheme="majorBidi"/>
-          <w:sz w:val="24"/>
-          <w:szCs w:val="24"/>
-        </w:rPr>
-        <w:t xml:space="preserve">water </w:t>
-      </w:r>
-      <w:r>
-        <w:rPr>
-          <w:rFonts w:asciiTheme="majorBidi" w:hAnsiTheme="majorBidi" w:cstheme="majorBidi"/>
-          <w:sz w:val="24"/>
-          <w:szCs w:val="24"/>
-        </w:rPr>
-        <w:t>left in Lake Mead, users c</w:t>
-      </w:r>
-      <w:r>
-        <w:rPr>
-          <w:rFonts w:asciiTheme="majorBidi" w:hAnsiTheme="majorBidi" w:cstheme="majorBidi"/>
-          <w:sz w:val="24"/>
-          <w:szCs w:val="24"/>
-        </w:rPr>
-        <w:t>an</w:t>
-      </w:r>
-      <w:r>
-        <w:rPr>
-          <w:rFonts w:asciiTheme="majorBidi" w:hAnsiTheme="majorBidi" w:cstheme="majorBidi"/>
-          <w:sz w:val="24"/>
-          <w:szCs w:val="24"/>
-        </w:rPr>
-        <w:t xml:space="preserve"> only withdraw 500,000 acre-feet. </w:t>
-      </w:r>
-      <w:r>
-        <w:rPr>
-          <w:rFonts w:asciiTheme="majorBidi" w:hAnsiTheme="majorBidi" w:cstheme="majorBidi"/>
-          <w:sz w:val="24"/>
-          <w:szCs w:val="24"/>
-        </w:rPr>
-        <w:t xml:space="preserve">Reclamation proposed to </w:t>
-      </w:r>
-      <w:r>
-        <w:rPr>
-          <w:rFonts w:asciiTheme="majorBidi" w:hAnsiTheme="majorBidi" w:cstheme="majorBidi"/>
-          <w:sz w:val="24"/>
-          <w:szCs w:val="24"/>
-        </w:rPr>
-        <w:t>tie</w:t>
-      </w:r>
-      <w:r>
-        <w:rPr>
-          <w:rFonts w:asciiTheme="majorBidi" w:hAnsiTheme="majorBidi" w:cstheme="majorBidi"/>
-          <w:sz w:val="24"/>
-          <w:szCs w:val="24"/>
-        </w:rPr>
-        <w:t xml:space="preserve"> mandatory shortages to the anticipated Lake Mead level if there was no voluntary</w:t>
-      </w:r>
-      <w:r>
-        <w:rPr>
-          <w:rFonts w:asciiTheme="majorBidi" w:hAnsiTheme="majorBidi" w:cstheme="majorBidi"/>
-          <w:sz w:val="24"/>
-          <w:szCs w:val="24"/>
-        </w:rPr>
-        <w:t xml:space="preserve"> water conservation</w:t>
-      </w:r>
-      <w:r>
-        <w:rPr>
-          <w:rFonts w:asciiTheme="majorBidi" w:hAnsiTheme="majorBidi" w:cstheme="majorBidi"/>
-          <w:sz w:val="24"/>
-          <w:szCs w:val="24"/>
-        </w:rPr>
-        <w:t xml:space="preserve"> activity</w:t>
-      </w:r>
-      <w:r>
-        <w:rPr>
-          <w:rFonts w:asciiTheme="majorBidi" w:hAnsiTheme="majorBidi" w:cstheme="majorBidi"/>
-          <w:sz w:val="24"/>
-          <w:szCs w:val="24"/>
-        </w:rPr>
-        <w:t xml:space="preserve"> </w:t>
-      </w:r>
-      <w:r>
-        <w:rPr>
-          <w:rFonts w:asciiTheme="majorBidi" w:hAnsiTheme="majorBidi" w:cstheme="majorBidi"/>
-          <w:sz w:val="24"/>
-          <w:szCs w:val="24"/>
-        </w:rPr>
-        <w:fldChar w:fldCharType="begin"/>
-      </w:r>
-      <w:r>
-        <w:rPr>
-          <w:rFonts w:asciiTheme="majorBidi" w:hAnsiTheme="majorBidi" w:cstheme="majorBidi"/>
-          <w:sz w:val="24"/>
-          <w:szCs w:val="24"/>
-        </w:rPr>
-        <w:instrText xml:space="preserve"> ADDIN EN.CITE &lt;EndNote&gt;&lt;Cite&gt;&lt;Author&gt;USBR&lt;/Author&gt;&lt;Year&gt;2026&lt;/Year&gt;&lt;RecNum&gt;3107&lt;/RecNum&gt;&lt;DisplayText&gt;(USBR, 2026b)&lt;/DisplayText&gt;&lt;record&gt;&lt;rec-number&gt;3107&lt;/rec-number&gt;&lt;foreign-keys&gt;&lt;key app="EN" db-id="xxt5ta9pd995dwesap0pdzzp2weaz0w9werf" timestamp="1772056442"&gt;3107&lt;/key&gt;&lt;/foreign-keys&gt;&lt;ref-type name="Report"&gt;27&lt;/ref-type&gt;&lt;contributors&gt;&lt;authors&gt;&lt;author&gt;USBR&lt;/author&gt;&lt;/authors&gt;&lt;/contributors&gt;&lt;titles&gt;&lt;title&gt;Post-2026 Operational Guidelines and Strategies for Lake Powell and Lake Mead – Draft Environmental Impact Statement&lt;/title&gt;&lt;/titles&gt;&lt;dates&gt;&lt;year&gt;2026&lt;/year&gt;&lt;/dates&gt;&lt;publisher&gt;U.S. Bureau of Reclamation&lt;/publisher&gt;&lt;urls&gt;&lt;related-urls&gt;&lt;url&gt;https://www.usbr.gov/ColoradoRiverBasin/post2026/draft-eis/&lt;/url&gt;&lt;/related-urls&gt;&lt;/urls&gt;&lt;/record&gt;&lt;/Cite&gt;&lt;/EndNote&gt;</w:instrText>
-      </w:r>
-      <w:r>
-        <w:rPr>
-          <w:rFonts w:asciiTheme="majorBidi" w:hAnsiTheme="majorBidi" w:cstheme="majorBidi"/>
-          <w:sz w:val="24"/>
-          <w:szCs w:val="24"/>
-        </w:rPr>
-        <w:fldChar w:fldCharType="separate"/>
-      </w:r>
-      <w:r>
-        <w:rPr>
-          <w:rFonts w:asciiTheme="majorBidi" w:hAnsiTheme="majorBidi" w:cstheme="majorBidi"/>
-          <w:noProof/>
-          <w:sz w:val="24"/>
-          <w:szCs w:val="24"/>
-        </w:rPr>
-        <w:t>(USBR, 2026b)</w:t>
-      </w:r>
-      <w:r>
-        <w:rPr>
-          <w:rFonts w:asciiTheme="majorBidi" w:hAnsiTheme="majorBidi" w:cstheme="majorBidi"/>
-          <w:sz w:val="24"/>
-          <w:szCs w:val="24"/>
-        </w:rPr>
-        <w:fldChar w:fldCharType="end"/>
-      </w:r>
-      <w:r>
-        <w:rPr>
-          <w:rFonts w:asciiTheme="majorBidi" w:hAnsiTheme="majorBidi" w:cstheme="majorBidi"/>
-          <w:sz w:val="24"/>
-          <w:szCs w:val="24"/>
-        </w:rPr>
-        <w:t xml:space="preserve">. </w:t>
-      </w:r>
-      <w:r>
-        <w:rPr>
-          <w:rFonts w:asciiTheme="majorBidi" w:hAnsiTheme="majorBidi" w:cstheme="majorBidi"/>
-          <w:sz w:val="24"/>
-          <w:szCs w:val="24"/>
-        </w:rPr>
-        <w:t xml:space="preserve">They also proposed to exclude mandatory reductions from the calculation of voluntary credits. </w:t>
-      </w:r>
-      <w:r>
-        <w:rPr>
-          <w:rFonts w:asciiTheme="majorBidi" w:hAnsiTheme="majorBidi" w:cstheme="majorBidi"/>
-          <w:sz w:val="24"/>
-          <w:szCs w:val="24"/>
-        </w:rPr>
-        <w:t>Larger shortages that trigger at higher reservoir levels will help Lake Mead. But there is also a downside. S</w:t>
-      </w:r>
-      <w:r>
-        <w:rPr>
-          <w:rFonts w:asciiTheme="majorBidi" w:hAnsiTheme="majorBidi" w:cstheme="majorBidi"/>
-          <w:sz w:val="24"/>
-          <w:szCs w:val="24"/>
-        </w:rPr>
-        <w:t xml:space="preserve">hortages </w:t>
-      </w:r>
-      <w:r>
-        <w:rPr>
-          <w:rFonts w:asciiTheme="majorBidi" w:hAnsiTheme="majorBidi" w:cstheme="majorBidi"/>
-          <w:sz w:val="24"/>
-          <w:szCs w:val="24"/>
-        </w:rPr>
-        <w:t>will</w:t>
-      </w:r>
-      <w:r>
-        <w:rPr>
-          <w:rFonts w:asciiTheme="majorBidi" w:hAnsiTheme="majorBidi" w:cstheme="majorBidi"/>
-          <w:sz w:val="24"/>
-          <w:szCs w:val="24"/>
-        </w:rPr>
-        <w:t xml:space="preserve"> vary </w:t>
-      </w:r>
-      <w:r>
-        <w:rPr>
-          <w:rFonts w:asciiTheme="majorBidi" w:hAnsiTheme="majorBidi" w:cstheme="majorBidi"/>
-          <w:sz w:val="24"/>
-          <w:szCs w:val="24"/>
-        </w:rPr>
-        <w:t>year-to-yea</w:t>
-      </w:r>
-      <w:r>
-        <w:rPr>
-          <w:rFonts w:asciiTheme="majorBidi" w:hAnsiTheme="majorBidi" w:cstheme="majorBidi"/>
-          <w:sz w:val="24"/>
-          <w:szCs w:val="24"/>
-        </w:rPr>
-        <w:t>r in response to volatile Colorado River flow and Lake Mead or system storage</w:t>
-      </w:r>
-      <w:r>
-        <w:rPr>
-          <w:rFonts w:asciiTheme="majorBidi" w:hAnsiTheme="majorBidi" w:cstheme="majorBidi"/>
-          <w:sz w:val="24"/>
-          <w:szCs w:val="24"/>
-        </w:rPr>
-        <w:t>.</w:t>
-      </w:r>
-      <w:r>
-        <w:rPr>
-          <w:rFonts w:asciiTheme="majorBidi" w:hAnsiTheme="majorBidi" w:cstheme="majorBidi"/>
-          <w:sz w:val="24"/>
-          <w:szCs w:val="24"/>
-        </w:rPr>
-        <w:t xml:space="preserve"> Swings in shortage</w:t>
-      </w:r>
-      <w:r>
-        <w:rPr>
-          <w:rFonts w:asciiTheme="majorBidi" w:hAnsiTheme="majorBidi" w:cstheme="majorBidi"/>
-          <w:sz w:val="24"/>
-          <w:szCs w:val="24"/>
-        </w:rPr>
-        <w:t xml:space="preserve">s limit user’s autonomy and </w:t>
-      </w:r>
-      <w:r>
-        <w:rPr>
-          <w:rFonts w:asciiTheme="majorBidi" w:hAnsiTheme="majorBidi" w:cstheme="majorBidi"/>
-          <w:sz w:val="24"/>
-          <w:szCs w:val="24"/>
-        </w:rPr>
-        <w:t xml:space="preserve">make it difficult for user’s to plan </w:t>
-      </w:r>
-      <w:r>
-        <w:rPr>
-          <w:rFonts w:asciiTheme="majorBidi" w:hAnsiTheme="majorBidi" w:cstheme="majorBidi"/>
-          <w:sz w:val="24"/>
-          <w:szCs w:val="24"/>
-        </w:rPr>
-        <w:t>future</w:t>
-      </w:r>
-      <w:r>
-        <w:rPr>
-          <w:rFonts w:asciiTheme="majorBidi" w:hAnsiTheme="majorBidi" w:cstheme="majorBidi"/>
-          <w:sz w:val="24"/>
-          <w:szCs w:val="24"/>
-        </w:rPr>
-        <w:t xml:space="preserve"> water use. </w:t>
+        </w:rPr>
+        <w:drawing>
+          <wp:inline distT="0" distB="0" distL="0" distR="0" wp14:anchorId="19C76C33" wp14:editId="3792FAAF">
+            <wp:extent cx="4569672" cy="2702257"/>
+            <wp:effectExtent l="0" t="0" r="2540" b="3175"/>
+            <wp:docPr id="2050808461" name="drawing" descr="A graph with a line and a red line&#10;&#10;AI-generated content may be incorrect."/>
+            <wp:cNvGraphicFramePr>
+              <a:graphicFrameLocks xmlns:a="http://schemas.openxmlformats.org/drawingml/2006/main" noChangeAspect="1"/>
+            </wp:cNvGraphicFramePr>
+            <a:graphic xmlns:a="http://schemas.openxmlformats.org/drawingml/2006/main">
+              <a:graphicData uri="http://schemas.openxmlformats.org/drawingml/2006/picture">
+                <pic:pic xmlns:pic="http://schemas.openxmlformats.org/drawingml/2006/picture">
+                  <pic:nvPicPr>
+                    <pic:cNvPr id="2050808461" name="drawing" descr="A graph with a line and a red line&#10;&#10;AI-generated content may be incorrect."/>
+                    <pic:cNvPicPr/>
+                  </pic:nvPicPr>
+                  <pic:blipFill>
+                    <a:blip r:embed="rId23" cstate="print">
+                      <a:extLst>
+                        <a:ext uri="{28A0092B-C50C-407E-A947-70E740481C1C}">
+                          <a14:useLocalDpi xmlns:a14="http://schemas.microsoft.com/office/drawing/2010/main" val="0"/>
+                        </a:ext>
+                      </a:extLst>
+                    </a:blip>
+                    <a:stretch>
+                      <a:fillRect/>
+                    </a:stretch>
+                  </pic:blipFill>
+                  <pic:spPr>
+                    <a:xfrm>
+                      <a:off x="0" y="0"/>
+                      <a:ext cx="4632103" cy="2739176"/>
+                    </a:xfrm>
+                    <a:prstGeom prst="rect">
+                      <a:avLst/>
+                    </a:prstGeom>
+                  </pic:spPr>
+                </pic:pic>
+              </a:graphicData>
+            </a:graphic>
+          </wp:inline>
+        </w:drawing>
       </w:r>
     </w:p>
     <w:p>
       <w:pPr>
+        <w:pStyle w:val="NoSpacing"/>
+      </w:pPr>
+      <w:r>
+        <w:rPr>
+          <w:b/>
+          <w:bCs/>
+        </w:rPr>
+        <w:t xml:space="preserve">Figure 6. Collaborator choice for Lake Mead protection elevation (red) during a recent immersive model session. </w:t>
+      </w:r>
+      <w:r>
+        <w:t>The blue line shows the resulting reservoir storage/elevation with inflows of 3.8, 6.3, and 4.0 million acre-feet per year</w:t>
+      </w:r>
+      <w:r>
+        <w:rPr>
+          <w:b/>
+          <w:bCs/>
+        </w:rPr>
+        <w:t>.</w:t>
+      </w:r>
+      <w:r>
+        <w:rPr>
+          <w:b/>
+          <w:bCs/>
+        </w:rPr>
+        <w:t xml:space="preserve"> </w:t>
+      </w:r>
+      <w:r>
+        <w:t>The area between the red and blue lines shows the total volume the other collaborators conserved within their user accounts.</w:t>
+      </w:r>
+    </w:p>
+    <w:p>
+      <w:pPr>
+        <w:pStyle w:val="NoSpacing"/>
+      </w:pPr>
+    </w:p>
+    <w:p>
+      <w:pPr>
+        <w:pStyle w:val="NoSpacing"/>
+      </w:pPr>
+      <w:r>
+        <w:t>Across 7 sessions, c</w:t>
+      </w:r>
+      <w:r>
+        <w:t xml:space="preserve">ollaborators who immersed in and personified the Reclamation role </w:t>
+      </w:r>
+      <w:r>
+        <w:t>chose Lake Mead protection elevations from 970 to 1,030 ft (2.9 to</w:t>
+      </w:r>
+      <w:r>
+        <w:t xml:space="preserve"> </w:t>
+      </w:r>
+      <w:r>
+        <w:t xml:space="preserve">6.3 million acre-ft of active storage; Figure </w:t>
+      </w:r>
+      <w:r>
+        <w:t>7</w:t>
+      </w:r>
+      <w:r>
+        <w:t>). Across these model sessions, years, and</w:t>
+      </w:r>
+      <w:r>
+        <w:t xml:space="preserve"> </w:t>
+      </w:r>
+      <w:r>
+        <w:t>inflows as low as 3.8 million acre-feet per year, Lake Mead storage was maintained at</w:t>
+      </w:r>
+      <w:r>
+        <w:t xml:space="preserve"> </w:t>
+      </w:r>
+      <w:r>
+        <w:t>100 to 280% of the chosen protection volume (blue circles in Figure 2). Lake Mead</w:t>
+      </w:r>
+      <w:r>
+        <w:t xml:space="preserve"> </w:t>
+      </w:r>
+      <w:r>
+        <w:t>storage stayed above the protection volume when collaborators who personified users</w:t>
+      </w:r>
+      <w:r>
+        <w:t xml:space="preserve"> </w:t>
+      </w:r>
+      <w:r>
+        <w:t>conserved some of their available water for use in future years and/or the person who</w:t>
+      </w:r>
+      <w:r>
+        <w:t xml:space="preserve"> </w:t>
+      </w:r>
+      <w:r>
+        <w:t>immersed in the Reclamation role purchased some water from other users to add to the</w:t>
+      </w:r>
+      <w:r>
+        <w:t xml:space="preserve"> </w:t>
+      </w:r>
+      <w:r>
+        <w:t>protection account volume. For example, Federal purchases of settled, unused water from</w:t>
+      </w:r>
+      <w:r>
+        <w:t xml:space="preserve"> </w:t>
+      </w:r>
+      <w:r>
+        <w:t>an account representing the Tribal Nations of the Lower Basin provided income for</w:t>
+      </w:r>
+      <w:r>
+        <w:t xml:space="preserve"> </w:t>
+      </w:r>
+      <w:r>
+        <w:t>Tribes to build expensive potable water supply systems or repair aging infrastructure.</w:t>
+      </w:r>
+      <w:r>
+        <w:t xml:space="preserve"> </w:t>
+      </w:r>
+      <w:r>
+        <w:t>People who role played Reclamation sometimes sold some protection water to bail out</w:t>
+      </w:r>
+      <w:r>
+        <w:t xml:space="preserve"> </w:t>
+      </w:r>
+      <w:r>
+        <w:t>users who had very low account balances (red diamonds in Figure 2).</w:t>
+      </w:r>
+    </w:p>
+    <w:p>
+      <w:pPr>
+        <w:pStyle w:val="NoSpacing"/>
+      </w:pPr>
+      <w:r>
+        <w:rPr>
+          <w:noProof/>
+        </w:rPr>
+        <w:lastRenderedPageBreak/>
+        <w:drawing>
+          <wp:inline distT="0" distB="0" distL="0" distR="0" wp14:anchorId="35AE1158" wp14:editId="3B510AF1">
+            <wp:extent cx="5125925" cy="3022979"/>
+            <wp:effectExtent l="0" t="0" r="0" b="6350"/>
+            <wp:docPr id="95808357" name="drawing" descr="A graph with numbers and dots&#10;&#10;AI-generated content may be incorrect."/>
+            <wp:cNvGraphicFramePr>
+              <a:graphicFrameLocks xmlns:a="http://schemas.openxmlformats.org/drawingml/2006/main" noChangeAspect="1"/>
+            </wp:cNvGraphicFramePr>
+            <a:graphic xmlns:a="http://schemas.openxmlformats.org/drawingml/2006/main">
+              <a:graphicData uri="http://schemas.openxmlformats.org/drawingml/2006/picture">
+                <pic:pic xmlns:pic="http://schemas.openxmlformats.org/drawingml/2006/picture">
+                  <pic:nvPicPr>
+                    <pic:cNvPr id="95808357" name="drawing" descr="A graph with numbers and dots&#10;&#10;AI-generated content may be incorrect."/>
+                    <pic:cNvPicPr/>
+                  </pic:nvPicPr>
+                  <pic:blipFill>
+                    <a:blip r:embed="rId24" cstate="print">
+                      <a:extLst>
+                        <a:ext uri="{28A0092B-C50C-407E-A947-70E740481C1C}">
+                          <a14:useLocalDpi xmlns:a14="http://schemas.microsoft.com/office/drawing/2010/main" val="0"/>
+                        </a:ext>
+                      </a:extLst>
+                    </a:blip>
+                    <a:stretch>
+                      <a:fillRect/>
+                    </a:stretch>
+                  </pic:blipFill>
+                  <pic:spPr>
+                    <a:xfrm>
+                      <a:off x="0" y="0"/>
+                      <a:ext cx="5221341" cy="3079250"/>
+                    </a:xfrm>
+                    <a:prstGeom prst="rect">
+                      <a:avLst/>
+                    </a:prstGeom>
+                  </pic:spPr>
+                </pic:pic>
+              </a:graphicData>
+            </a:graphic>
+          </wp:inline>
+        </w:drawing>
+      </w:r>
+    </w:p>
+    <w:p>
+      <w:pPr>
+        <w:pStyle w:val="NoSpacing"/>
+      </w:pPr>
+      <w:r>
+        <w:rPr>
+          <w:b/>
+          <w:bCs/>
+        </w:rPr>
+        <w:t xml:space="preserve">Figure </w:t>
+      </w:r>
+      <w:r>
+        <w:rPr>
+          <w:b/>
+          <w:bCs/>
+        </w:rPr>
+        <w:t>7</w:t>
+      </w:r>
+      <w:r>
+        <w:rPr>
+          <w:b/>
+          <w:bCs/>
+        </w:rPr>
+        <w:t>. Lake Mead protection elevations chosen in recent immersive modeling sessions (x axis)</w:t>
+      </w:r>
+      <w:r>
+        <w:rPr>
+          <w:b/>
+          <w:bCs/>
+        </w:rPr>
+        <w:t xml:space="preserve"> and r</w:t>
+      </w:r>
+      <w:r>
+        <w:rPr>
+          <w:b/>
+          <w:bCs/>
+        </w:rPr>
+        <w:t>esulting storage was expressed as a fraction of the chosen protection volume (y axis).</w:t>
+      </w:r>
+      <w:r>
+        <w:t xml:space="preserve"> Inflows were 3.8, 6.3, and 4.0 million acre-feet per year.</w:t>
+      </w:r>
+      <w:r>
+        <w:t xml:space="preserve"> </w:t>
+      </w:r>
+      <w:r>
+        <w:t>Blue circles above the purple dashed line of 1.0 showed sessions and years where</w:t>
+      </w:r>
+      <w:r>
+        <w:t xml:space="preserve"> </w:t>
+      </w:r>
+      <w:r>
+        <w:t>collaborators maintained Lake Mead storage at or above the protection elevation. In some</w:t>
+      </w:r>
+      <w:r>
+        <w:t xml:space="preserve"> </w:t>
+      </w:r>
+      <w:r>
+        <w:t>instances, the collaborator immersing in the Reclamation role chose to sell some of the</w:t>
+      </w:r>
+      <w:r>
+        <w:t xml:space="preserve"> </w:t>
+      </w:r>
+      <w:r>
+        <w:t>protection water to bail out users who had low account balances (red diamonds).</w:t>
+      </w:r>
+    </w:p>
+    <w:p>
+      <w:pPr>
+        <w:pStyle w:val="NoSpacing"/>
+      </w:pPr>
+      <w:r>
+        <w:t>These examples illustrate some of many more autonomous and adaptive strategies that water users can adopt within a water accounting framework.</w:t>
+      </w:r>
+    </w:p>
+    <w:p>
+      <w:pPr>
+        <w:pStyle w:val="Heading1"/>
+      </w:pPr>
+      <w:r>
+        <w:t>Discussion</w:t>
+      </w:r>
+    </w:p>
+    <w:p>
+      <w:pPr>
+        <w:rPr>
+          <w:rFonts w:asciiTheme="majorBidi" w:hAnsiTheme="majorBidi" w:cstheme="majorBidi"/>
+          <w:sz w:val="24"/>
+          <w:szCs w:val="24"/>
+        </w:rPr>
+      </w:pPr>
+      <w:r>
+        <w:rPr>
+          <w:rFonts w:asciiTheme="majorBidi" w:hAnsiTheme="majorBidi" w:cstheme="majorBidi"/>
+          <w:sz w:val="24"/>
+          <w:szCs w:val="24"/>
+        </w:rPr>
+        <w:t xml:space="preserve">We report numerous Lake Mead water conservation program successes, including that the program has conserved more water than any other Colorado River Basin conservation program to date. </w:t>
+      </w:r>
+      <w:r>
+        <w:rPr>
+          <w:rFonts w:asciiTheme="majorBidi" w:hAnsiTheme="majorBidi" w:cstheme="majorBidi"/>
+          <w:sz w:val="24"/>
+          <w:szCs w:val="24"/>
+        </w:rPr>
+        <w:t>Presently, some now 3.6 million acre-feet of c</w:t>
+      </w:r>
+      <w:r>
+        <w:rPr>
+          <w:rFonts w:asciiTheme="majorBidi" w:hAnsiTheme="majorBidi" w:cstheme="majorBidi"/>
+          <w:sz w:val="24"/>
+          <w:szCs w:val="24"/>
+        </w:rPr>
+        <w:t>onserved water remain</w:t>
+      </w:r>
+      <w:r>
+        <w:rPr>
+          <w:rFonts w:asciiTheme="majorBidi" w:hAnsiTheme="majorBidi" w:cstheme="majorBidi"/>
+          <w:sz w:val="24"/>
+          <w:szCs w:val="24"/>
+        </w:rPr>
+        <w:t>s</w:t>
+      </w:r>
+      <w:r>
+        <w:rPr>
+          <w:rFonts w:asciiTheme="majorBidi" w:hAnsiTheme="majorBidi" w:cstheme="majorBidi"/>
+          <w:sz w:val="24"/>
+          <w:szCs w:val="24"/>
+        </w:rPr>
+        <w:t xml:space="preserve"> in Lake Mead—quadruple the volume of ~ 700,000 acre-feet reported through 2015 </w:t>
+      </w:r>
+      <w:r>
+        <w:rPr>
+          <w:rFonts w:asciiTheme="majorBidi" w:hAnsiTheme="majorBidi" w:cstheme="majorBidi"/>
+          <w:sz w:val="24"/>
+          <w:szCs w:val="24"/>
+        </w:rPr>
+        <w:fldChar w:fldCharType="begin"/>
+      </w:r>
+      <w:r>
+        <w:rPr>
+          <w:rFonts w:asciiTheme="majorBidi" w:hAnsiTheme="majorBidi" w:cstheme="majorBidi"/>
+          <w:sz w:val="24"/>
+          <w:szCs w:val="24"/>
+        </w:rPr>
+        <w:instrText xml:space="preserve"> ADDIN EN.CITE &lt;EndNote&gt;&lt;Cite&gt;&lt;Author&gt;Robison&lt;/Author&gt;&lt;Year&gt;2017&lt;/Year&gt;&lt;RecNum&gt;3108&lt;/RecNum&gt;&lt;DisplayText&gt;(Robison, 2017)&lt;/DisplayText&gt;&lt;record&gt;&lt;rec-number&gt;3108&lt;/rec-number&gt;&lt;foreign-keys&gt;&lt;key app="EN" db-id="xxt5ta9pd995dwesap0pdzzp2weaz0w9werf" timestamp="1776460861"&gt;3108&lt;/key&gt;&lt;/foreign-keys&gt;&lt;ref-type name="Journal Article"&gt;17&lt;/ref-type&gt;&lt;contributors&gt;&lt;authors&gt;&lt;author&gt;Jason Anthony Robison&lt;/author&gt;&lt;/authors&gt;&lt;/contributors&gt;&lt;titles&gt;&lt;title&gt;The Colorado River Revisited&lt;/title&gt;&lt;secondary-title&gt;University of Colorado Law Review&lt;/secondary-title&gt;&lt;/titles&gt;&lt;periodical&gt;&lt;full-title&gt;University of Colorado Law Review&lt;/full-title&gt;&lt;/periodical&gt;&lt;volume&gt;88&lt;/volume&gt;&lt;number&gt;3&lt;/number&gt;&lt;dates&gt;&lt;year&gt;2017&lt;/year&gt;&lt;/dates&gt;&lt;urls&gt;&lt;related-urls&gt;&lt;url&gt;https://heinonline.org/HOL/Page?handle=hein.journals/ucollr88&amp;amp;id=511&amp;amp;collection=journals&amp;amp;index=&lt;/url&gt;&lt;/related-urls&gt;&lt;/urls&gt;&lt;/record&gt;&lt;/Cite&gt;&lt;/EndNote&gt;</w:instrText>
+      </w:r>
+      <w:r>
+        <w:rPr>
+          <w:rFonts w:asciiTheme="majorBidi" w:hAnsiTheme="majorBidi" w:cstheme="majorBidi"/>
+          <w:sz w:val="24"/>
+          <w:szCs w:val="24"/>
+        </w:rPr>
+        <w:fldChar w:fldCharType="separate"/>
+      </w:r>
+      <w:r>
+        <w:rPr>
+          <w:rFonts w:asciiTheme="majorBidi" w:hAnsiTheme="majorBidi" w:cstheme="majorBidi"/>
+          <w:noProof/>
+          <w:sz w:val="24"/>
+          <w:szCs w:val="24"/>
+        </w:rPr>
+        <w:t>(Robison, 2017)</w:t>
+      </w:r>
+      <w:r>
+        <w:rPr>
+          <w:rFonts w:asciiTheme="majorBidi" w:hAnsiTheme="majorBidi" w:cstheme="majorBidi"/>
+          <w:sz w:val="24"/>
+          <w:szCs w:val="24"/>
+        </w:rPr>
+        <w:fldChar w:fldCharType="end"/>
+      </w:r>
+      <w:r>
+        <w:rPr>
+          <w:rFonts w:asciiTheme="majorBidi" w:hAnsiTheme="majorBidi" w:cstheme="majorBidi"/>
+          <w:sz w:val="24"/>
+          <w:szCs w:val="24"/>
+        </w:rPr>
+        <w:t>.</w:t>
+      </w:r>
+      <w:r>
+        <w:rPr>
+          <w:rFonts w:asciiTheme="majorBidi" w:hAnsiTheme="majorBidi" w:cstheme="majorBidi"/>
+          <w:sz w:val="24"/>
+          <w:szCs w:val="24"/>
+        </w:rPr>
+        <w:t xml:space="preserve"> Since 2022, conservation efforts by California, Arizona, Nevada, and Mexico have kept Lake Mead above </w:t>
+      </w:r>
+      <w:r>
+        <w:rPr>
+          <w:rFonts w:asciiTheme="majorBidi" w:hAnsiTheme="majorBidi" w:cstheme="majorBidi"/>
+          <w:sz w:val="24"/>
+          <w:szCs w:val="24"/>
+        </w:rPr>
+        <w:t>its</w:t>
+      </w:r>
+      <w:r>
+        <w:rPr>
+          <w:rFonts w:asciiTheme="majorBidi" w:hAnsiTheme="majorBidi" w:cstheme="majorBidi"/>
+          <w:sz w:val="24"/>
+          <w:szCs w:val="24"/>
+        </w:rPr>
+        <w:t xml:space="preserve"> protection elevation of 1,020 feet set in the 2019 Lower Drought Contingency Plan.</w:t>
+      </w:r>
+    </w:p>
+    <w:p>
+      <w:pPr>
+        <w:rPr>
+          <w:rFonts w:asciiTheme="majorBidi" w:hAnsiTheme="majorBidi" w:cstheme="majorBidi"/>
+          <w:sz w:val="24"/>
+          <w:szCs w:val="24"/>
+        </w:rPr>
+      </w:pPr>
+      <w:r>
+        <w:rPr>
+          <w:rFonts w:asciiTheme="majorBidi" w:hAnsiTheme="majorBidi" w:cstheme="majorBidi"/>
+          <w:sz w:val="24"/>
+          <w:szCs w:val="24"/>
+        </w:rPr>
+        <w:t>To expand program participation and increase operational flexibility, p</w:t>
+      </w:r>
+      <w:r>
+        <w:rPr>
+          <w:rFonts w:asciiTheme="majorBidi" w:hAnsiTheme="majorBidi" w:cstheme="majorBidi"/>
+          <w:sz w:val="24"/>
+          <w:szCs w:val="24"/>
+        </w:rPr>
+        <w:t xml:space="preserve">rior researchers </w:t>
+      </w:r>
+      <w:r>
+        <w:rPr>
+          <w:rFonts w:asciiTheme="majorBidi" w:hAnsiTheme="majorBidi" w:cstheme="majorBidi"/>
+          <w:sz w:val="24"/>
+          <w:szCs w:val="24"/>
+        </w:rPr>
+        <w:t xml:space="preserve">suggested to raise caps on water conservation account balances </w:t>
+      </w:r>
+      <w:r>
+        <w:rPr>
+          <w:rFonts w:asciiTheme="majorBidi" w:hAnsiTheme="majorBidi" w:cstheme="majorBidi"/>
+          <w:sz w:val="24"/>
+          <w:szCs w:val="24"/>
+        </w:rPr>
+        <w:fldChar w:fldCharType="begin"/>
+      </w:r>
+      <w:r>
+        <w:rPr>
+          <w:rFonts w:asciiTheme="majorBidi" w:hAnsiTheme="majorBidi" w:cstheme="majorBidi"/>
+          <w:sz w:val="24"/>
+          <w:szCs w:val="24"/>
+        </w:rPr>
+        <w:instrText xml:space="preserve"> ADDIN EN.CITE &lt;EndNote&gt;&lt;Cite&gt;&lt;Author&gt;Robison&lt;/Author&gt;&lt;Year&gt;2017&lt;/Year&gt;&lt;RecNum&gt;3108&lt;/RecNum&gt;&lt;DisplayText&gt;(Fleck and Udall, 2021; Robison, 2017)&lt;/DisplayText&gt;&lt;record&gt;&lt;rec-number&gt;3108&lt;/rec-number&gt;&lt;foreign-keys&gt;&lt;key app="EN" db-id="xxt5ta9pd995dwesap0pdzzp2weaz0w9werf" timestamp="1776460861"&gt;3108&lt;/key&gt;&lt;/foreign-keys&gt;&lt;ref-type name="Journal Article"&gt;17&lt;/ref-type&gt;&lt;contributors&gt;&lt;authors&gt;&lt;author&gt;Jason Anthony Robison&lt;/author&gt;&lt;/authors&gt;&lt;/contributors&gt;&lt;titles&gt;&lt;title&gt;The Colorado River Revisited&lt;/title&gt;&lt;secondary-title&gt;University of Colorado Law Review&lt;/secondary-title&gt;&lt;/titles&gt;&lt;periodical&gt;&lt;full-title&gt;University of Colorado Law Review&lt;/full-title&gt;&lt;/periodical&gt;&lt;volume&gt;88&lt;/volume&gt;&lt;number&gt;3&lt;/number&gt;&lt;dates&gt;&lt;year&gt;2017&lt;/year&gt;&lt;/dates&gt;&lt;urls&gt;&lt;related-urls&gt;&lt;url&gt;https://heinonline.org/HOL/Page?handle=hein.journals/ucollr88&amp;amp;id=511&amp;amp;collection=journals&amp;amp;index=&lt;/url&gt;&lt;/related-urls&gt;&lt;/urls&gt;&lt;/record&gt;&lt;/Cite&gt;&lt;Cite&gt;&lt;Author&gt;Fleck&lt;/Author&gt;&lt;Year&gt;2021&lt;/Year&gt;&lt;RecNum&gt;2801&lt;/RecNum&gt;&lt;record&gt;&lt;rec-number&gt;2801&lt;/rec-number&gt;&lt;foreign-keys&gt;&lt;key app="EN" db-id="xxt5ta9pd995dwesap0pdzzp2weaz0w9werf" timestamp="1624662415"&gt;2801&lt;/key&gt;&lt;/foreign-keys&gt;&lt;ref-type name="Journal Article"&gt;17&lt;/ref-type&gt;&lt;contributors&gt;&lt;authors&gt;&lt;author&gt;Fleck, John&lt;/author&gt;&lt;author&gt;Udall, Brad&lt;/author&gt;&lt;/authors&gt;&lt;/contributors&gt;&lt;titles&gt;&lt;title&gt;Managing Colorado River risk&lt;/title&gt;&lt;secondary-title&gt;Science&lt;/secondary-title&gt;&lt;/titles&gt;&lt;periodical&gt;&lt;full-title&gt;Science&lt;/full-title&gt;&lt;/periodical&gt;&lt;pages&gt;885-885&lt;/pages&gt;&lt;volume&gt;372&lt;/volume&gt;&lt;number&gt;6545&lt;/number&gt;&lt;dates&gt;&lt;year&gt;2021&lt;/year&gt;&lt;/dates&gt;&lt;urls&gt;&lt;related-urls&gt;&lt;url&gt;https://science.sciencemag.org/content/sci/372/6545/885.full.pdf&lt;/url&gt;&lt;/related-urls&gt;&lt;/urls&gt;&lt;electronic-resource-num&gt;https://doi.org/10.1126/science.abj5498&lt;/electronic-resource-num&gt;&lt;/record&gt;&lt;/Cite&gt;&lt;/EndNote&gt;</w:instrText>
+      </w:r>
+      <w:r>
+        <w:rPr>
+          <w:rFonts w:asciiTheme="majorBidi" w:hAnsiTheme="majorBidi" w:cstheme="majorBidi"/>
+          <w:sz w:val="24"/>
+          <w:szCs w:val="24"/>
+        </w:rPr>
+        <w:fldChar w:fldCharType="separate"/>
+      </w:r>
+      <w:r>
+        <w:rPr>
+          <w:rFonts w:asciiTheme="majorBidi" w:hAnsiTheme="majorBidi" w:cstheme="majorBidi"/>
+          <w:noProof/>
+          <w:sz w:val="24"/>
+          <w:szCs w:val="24"/>
+        </w:rPr>
+        <w:t>(Fleck and Udall, 2021; Robison, 2017)</w:t>
+      </w:r>
+      <w:r>
+        <w:rPr>
+          <w:rFonts w:asciiTheme="majorBidi" w:hAnsiTheme="majorBidi" w:cstheme="majorBidi"/>
+          <w:sz w:val="24"/>
+          <w:szCs w:val="24"/>
+        </w:rPr>
+        <w:fldChar w:fldCharType="end"/>
+      </w:r>
+      <w:r>
+        <w:rPr>
+          <w:rFonts w:asciiTheme="majorBidi" w:hAnsiTheme="majorBidi" w:cstheme="majorBidi"/>
+          <w:sz w:val="24"/>
+          <w:szCs w:val="24"/>
+        </w:rPr>
+        <w:t xml:space="preserve">. </w:t>
+      </w:r>
+      <w:r>
+        <w:rPr>
+          <w:rFonts w:asciiTheme="majorBidi" w:hAnsiTheme="majorBidi" w:cstheme="majorBidi"/>
+          <w:sz w:val="24"/>
+          <w:szCs w:val="24"/>
+        </w:rPr>
+        <w:t>I</w:t>
+      </w:r>
+      <w:r>
+        <w:rPr>
+          <w:rFonts w:asciiTheme="majorBidi" w:hAnsiTheme="majorBidi" w:cstheme="majorBidi"/>
+          <w:sz w:val="24"/>
+          <w:szCs w:val="24"/>
+        </w:rPr>
+        <w:t xml:space="preserve">n </w:t>
+      </w:r>
+      <w:r>
+        <w:rPr>
+          <w:rFonts w:asciiTheme="majorBidi" w:hAnsiTheme="majorBidi" w:cstheme="majorBidi"/>
+          <w:sz w:val="24"/>
+          <w:szCs w:val="24"/>
+        </w:rPr>
+        <w:t>2020</w:t>
+      </w:r>
+      <w:r>
+        <w:rPr>
+          <w:rFonts w:asciiTheme="majorBidi" w:hAnsiTheme="majorBidi" w:cstheme="majorBidi"/>
+          <w:sz w:val="24"/>
+          <w:szCs w:val="24"/>
+        </w:rPr>
+        <w:t xml:space="preserve">, </w:t>
+      </w:r>
+      <w:r>
+        <w:rPr>
+          <w:rFonts w:asciiTheme="majorBidi" w:hAnsiTheme="majorBidi" w:cstheme="majorBidi"/>
+          <w:sz w:val="24"/>
+          <w:szCs w:val="24"/>
+        </w:rPr>
+        <w:t>total account</w:t>
+      </w:r>
+      <w:r>
+        <w:rPr>
+          <w:rFonts w:asciiTheme="majorBidi" w:hAnsiTheme="majorBidi" w:cstheme="majorBidi"/>
+          <w:sz w:val="24"/>
+          <w:szCs w:val="24"/>
+        </w:rPr>
+        <w:t xml:space="preserve"> balances exceeded the 2.7 million acre-feet maximum balance defined in the 2019 Drought Contingency Plan</w:t>
+      </w:r>
+      <w:r>
+        <w:rPr>
+          <w:rFonts w:asciiTheme="majorBidi" w:hAnsiTheme="majorBidi" w:cstheme="majorBidi"/>
+          <w:sz w:val="24"/>
+          <w:szCs w:val="24"/>
+        </w:rPr>
+        <w:t xml:space="preserve"> </w:t>
+      </w:r>
+      <w:r>
+        <w:rPr>
+          <w:rFonts w:asciiTheme="majorBidi" w:hAnsiTheme="majorBidi" w:cstheme="majorBidi"/>
+          <w:sz w:val="24"/>
+          <w:szCs w:val="24"/>
+        </w:rPr>
+        <w:fldChar w:fldCharType="begin"/>
+      </w:r>
+      <w:r>
+        <w:rPr>
+          <w:rFonts w:asciiTheme="majorBidi" w:hAnsiTheme="majorBidi" w:cstheme="majorBidi"/>
+          <w:sz w:val="24"/>
+          <w:szCs w:val="24"/>
+        </w:rPr>
+        <w:instrText xml:space="preserve"> ADDIN EN.CITE &lt;EndNote&gt;&lt;Cite&gt;&lt;Author&gt;USBR&lt;/Author&gt;&lt;Year&gt;2019&lt;/Year&gt;&lt;RecNum&gt;2578&lt;/RecNum&gt;&lt;DisplayText&gt;(USBR, 2019)&lt;/DisplayText&gt;&lt;record&gt;&lt;rec-number&gt;2578&lt;/rec-number&gt;&lt;foreign-keys&gt;&lt;key app="EN" db-id="xxt5ta9pd995dwesap0pdzzp2weaz0w9werf" timestamp="1554700022"&gt;2578&lt;/key&gt;&lt;/foreign-keys&gt;&lt;ref-type name="Report"&gt;27&lt;/ref-type&gt;&lt;contributors&gt;&lt;authors&gt;&lt;author&gt;USBR&lt;/author&gt;&lt;/authors&gt;&lt;/contributors&gt;&lt;titles&gt;&lt;title&gt;Agreement Concerning Colorado River Drought Contingency Management and Operations&lt;/title&gt;&lt;/titles&gt;&lt;pages&gt;56&lt;/pages&gt;&lt;dates&gt;&lt;year&gt;2019&lt;/year&gt;&lt;pub-dates&gt;&lt;date&gt;May 20&lt;/date&gt;&lt;/pub-dates&gt;&lt;/dates&gt;&lt;pub-location&gt;Washington, DC&lt;/pub-location&gt;&lt;publisher&gt;U.S. Bureau of Reclamation&lt;/publisher&gt;&lt;urls&gt;&lt;related-urls&gt;&lt;url&gt;https://www.usbr.gov/ColoradoRiverBasin/dcp/index.html&lt;/url&gt;&lt;/related-urls&gt;&lt;/urls&gt;&lt;/record&gt;&lt;/Cite&gt;&lt;/EndNote&gt;</w:instrText>
+      </w:r>
+      <w:r>
+        <w:rPr>
+          <w:rFonts w:asciiTheme="majorBidi" w:hAnsiTheme="majorBidi" w:cstheme="majorBidi"/>
+          <w:sz w:val="24"/>
+          <w:szCs w:val="24"/>
+        </w:rPr>
+        <w:fldChar w:fldCharType="separate"/>
+      </w:r>
+      <w:r>
+        <w:rPr>
+          <w:rFonts w:asciiTheme="majorBidi" w:hAnsiTheme="majorBidi" w:cstheme="majorBidi"/>
+          <w:noProof/>
+          <w:sz w:val="24"/>
+          <w:szCs w:val="24"/>
+        </w:rPr>
+        <w:t>(USBR, 2019)</w:t>
+      </w:r>
+      <w:r>
+        <w:rPr>
+          <w:rFonts w:asciiTheme="majorBidi" w:hAnsiTheme="majorBidi" w:cstheme="majorBidi"/>
+          <w:sz w:val="24"/>
+          <w:szCs w:val="24"/>
+        </w:rPr>
+        <w:fldChar w:fldCharType="end"/>
+      </w:r>
+      <w:r>
+        <w:rPr>
+          <w:rFonts w:asciiTheme="majorBidi" w:hAnsiTheme="majorBidi" w:cstheme="majorBidi"/>
+          <w:sz w:val="24"/>
+          <w:szCs w:val="24"/>
+        </w:rPr>
+        <w:t>.</w:t>
+      </w:r>
+      <w:r>
+        <w:rPr>
+          <w:rFonts w:asciiTheme="majorBidi" w:hAnsiTheme="majorBidi" w:cstheme="majorBidi"/>
+          <w:sz w:val="24"/>
+          <w:szCs w:val="24"/>
+        </w:rPr>
+        <w:t xml:space="preserve"> A second suggestion would allow movement of voluntarily conserved water from Lake Mead upstream to Lake Powell </w:t>
+      </w:r>
+      <w:r>
+        <w:rPr>
+          <w:rFonts w:asciiTheme="majorBidi" w:hAnsiTheme="majorBidi" w:cstheme="majorBidi"/>
+          <w:sz w:val="24"/>
+          <w:szCs w:val="24"/>
+        </w:rPr>
+        <w:fldChar w:fldCharType="begin"/>
+      </w:r>
+      <w:r>
+        <w:rPr>
+          <w:rFonts w:asciiTheme="majorBidi" w:hAnsiTheme="majorBidi" w:cstheme="majorBidi"/>
+          <w:sz w:val="24"/>
+          <w:szCs w:val="24"/>
+        </w:rPr>
+        <w:instrText xml:space="preserve"> ADDIN EN.CITE &lt;EndNote&gt;&lt;Cite&gt;&lt;Author&gt;USBR&lt;/Author&gt;&lt;Year&gt;2026&lt;/Year&gt;&lt;RecNum&gt;3107&lt;/RecNum&gt;&lt;DisplayText&gt;(USBR, 2026b)&lt;/DisplayText&gt;&lt;record&gt;&lt;rec-number&gt;3107&lt;/rec-number&gt;&lt;foreign-keys&gt;&lt;key app="EN" db-id="xxt5ta9pd995dwesap0pdzzp2weaz0w9werf" timestamp="1772056442"&gt;3107&lt;/key&gt;&lt;/foreign-keys&gt;&lt;ref-type name="Report"&gt;27&lt;/ref-type&gt;&lt;contributors&gt;&lt;authors&gt;&lt;author&gt;USBR&lt;/author&gt;&lt;/authors&gt;&lt;/contributors&gt;&lt;titles&gt;&lt;title&gt;Post-2026 Operational Guidelines and Strategies for Lake Powell and Lake Mead – Draft Environmental Impact Statement&lt;/title&gt;&lt;/titles&gt;&lt;dates&gt;&lt;year&gt;2026&lt;/year&gt;&lt;/dates&gt;&lt;publisher&gt;U.S. Bureau of Reclamation&lt;/publisher&gt;&lt;urls&gt;&lt;related-urls&gt;&lt;url&gt;https://www.usbr.gov/ColoradoRiverBasin/post2026/draft-eis/&lt;/url&gt;&lt;/related-urls&gt;&lt;/urls&gt;&lt;/record&gt;&lt;/Cite&gt;&lt;/EndNote&gt;</w:instrText>
+      </w:r>
+      <w:r>
+        <w:rPr>
+          <w:rFonts w:asciiTheme="majorBidi" w:hAnsiTheme="majorBidi" w:cstheme="majorBidi"/>
+          <w:sz w:val="24"/>
+          <w:szCs w:val="24"/>
+        </w:rPr>
+        <w:fldChar w:fldCharType="separate"/>
+      </w:r>
+      <w:r>
+        <w:rPr>
+          <w:rFonts w:asciiTheme="majorBidi" w:hAnsiTheme="majorBidi" w:cstheme="majorBidi"/>
+          <w:noProof/>
+          <w:sz w:val="24"/>
+          <w:szCs w:val="24"/>
+        </w:rPr>
+        <w:t>(USBR, 2026b)</w:t>
+      </w:r>
+      <w:r>
+        <w:rPr>
+          <w:rFonts w:asciiTheme="majorBidi" w:hAnsiTheme="majorBidi" w:cstheme="majorBidi"/>
+          <w:sz w:val="24"/>
+          <w:szCs w:val="24"/>
+        </w:rPr>
+        <w:fldChar w:fldCharType="end"/>
+      </w:r>
+      <w:r>
+        <w:rPr>
+          <w:rFonts w:asciiTheme="majorBidi" w:hAnsiTheme="majorBidi" w:cstheme="majorBidi"/>
+          <w:sz w:val="24"/>
+          <w:szCs w:val="24"/>
+        </w:rPr>
+        <w:t>.</w:t>
+      </w:r>
+    </w:p>
+    <w:p>
+      <w:pPr>
+        <w:rPr>
+          <w:rFonts w:asciiTheme="majorBidi" w:hAnsiTheme="majorBidi" w:cstheme="majorBidi"/>
+          <w:sz w:val="24"/>
+          <w:szCs w:val="24"/>
+        </w:rPr>
+      </w:pPr>
+      <w:r>
+        <w:rPr>
+          <w:rFonts w:asciiTheme="majorBidi" w:hAnsiTheme="majorBidi" w:cstheme="majorBidi"/>
+          <w:sz w:val="24"/>
+          <w:szCs w:val="24"/>
+        </w:rPr>
+        <w:t xml:space="preserve">Other proposals placed additional constraints on the program </w:t>
+      </w:r>
+      <w:r>
+        <w:rPr>
+          <w:rFonts w:asciiTheme="majorBidi" w:hAnsiTheme="majorBidi" w:cstheme="majorBidi"/>
+          <w:sz w:val="24"/>
+          <w:szCs w:val="24"/>
+        </w:rPr>
+        <w:t>that we believe will</w:t>
+      </w:r>
+      <w:r>
+        <w:rPr>
+          <w:rFonts w:asciiTheme="majorBidi" w:hAnsiTheme="majorBidi" w:cstheme="majorBidi"/>
+          <w:sz w:val="24"/>
+          <w:szCs w:val="24"/>
+        </w:rPr>
+        <w:t xml:space="preserve"> limit </w:t>
+      </w:r>
+      <w:r>
+        <w:rPr>
+          <w:rFonts w:asciiTheme="majorBidi" w:hAnsiTheme="majorBidi" w:cstheme="majorBidi"/>
+          <w:sz w:val="24"/>
+          <w:szCs w:val="24"/>
+        </w:rPr>
+        <w:t>participation and user autonomy.</w:t>
+      </w:r>
+      <w:r>
+        <w:rPr>
+          <w:rFonts w:asciiTheme="majorBidi" w:hAnsiTheme="majorBidi" w:cstheme="majorBidi"/>
+          <w:sz w:val="24"/>
+          <w:szCs w:val="24"/>
+        </w:rPr>
+        <w:t xml:space="preserve"> </w:t>
+      </w:r>
+      <w:r>
+        <w:rPr>
+          <w:rFonts w:asciiTheme="majorBidi" w:hAnsiTheme="majorBidi" w:cstheme="majorBidi"/>
+          <w:sz w:val="24"/>
+          <w:szCs w:val="24"/>
+        </w:rPr>
+        <w:t xml:space="preserve">For example, </w:t>
+      </w:r>
+      <w:r>
+        <w:rPr>
+          <w:rFonts w:asciiTheme="majorBidi" w:hAnsiTheme="majorBidi" w:cstheme="majorBidi"/>
+          <w:sz w:val="24"/>
+          <w:szCs w:val="24"/>
+        </w:rPr>
+        <w:fldChar w:fldCharType="begin"/>
+      </w:r>
+      <w:r>
+        <w:rPr>
+          <w:rFonts w:asciiTheme="majorBidi" w:hAnsiTheme="majorBidi" w:cstheme="majorBidi"/>
+          <w:sz w:val="24"/>
+          <w:szCs w:val="24"/>
+        </w:rPr>
+        <w:instrText xml:space="preserve"> ADDIN EN.CITE &lt;EndNote&gt;&lt;Cite AuthorYear="1"&gt;&lt;Author&gt;Colby&lt;/Author&gt;&lt;Year&gt;2025&lt;/Year&gt;&lt;RecNum&gt;3109&lt;/RecNum&gt;&lt;DisplayText&gt;Colby et al. (2025)&lt;/DisplayText&gt;&lt;record&gt;&lt;rec-number&gt;3109&lt;/rec-number&gt;&lt;foreign-keys&gt;&lt;key app="EN" db-id="xxt5ta9pd995dwesap0pdzzp2weaz0w9werf" timestamp="1776466532"&gt;3109&lt;/key&gt;&lt;/foreign-keys&gt;&lt;ref-type name="Journal Article"&gt;17&lt;/ref-type&gt;&lt;contributors&gt;&lt;authors&gt;&lt;author&gt;Colby, Bonnie&lt;/author&gt;&lt;author&gt;Hansen, Kristiana&lt;/author&gt;&lt;author&gt;Sorensen, Kathryn&lt;/author&gt;&lt;/authors&gt;&lt;/contributors&gt;&lt;titles&gt;&lt;title&gt;Policy Nook — Policy Note: Tough Tradeoffs in the Colorado River Basin&lt;/title&gt;&lt;secondary-title&gt;Water Economics and Policy&lt;/secondary-title&gt;&lt;/titles&gt;&lt;periodical&gt;&lt;full-title&gt;Water Economics and Policy&lt;/full-title&gt;&lt;/periodical&gt;&lt;pages&gt;2471002&lt;/pages&gt;&lt;volume&gt;11&lt;/volume&gt;&lt;number&gt;04&lt;/number&gt;&lt;keywords&gt;&lt;keyword&gt;Colorado River Basin,water shortage,water conservation,water equity,tribal water&lt;/keyword&gt;&lt;/keywords&gt;&lt;dates&gt;&lt;year&gt;2025&lt;/year&gt;&lt;/dates&gt;&lt;urls&gt;&lt;related-urls&gt;&lt;url&gt;https://www.worldscientific.com/doi/abs/10.1142/S2382624X24710024&lt;/url&gt;&lt;/related-urls&gt;&lt;/urls&gt;&lt;electronic-resource-num&gt;10.1142/s2382624x24710024&lt;/electronic-resource-num&gt;&lt;/record&gt;&lt;/Cite&gt;&lt;/EndNote&gt;</w:instrText>
+      </w:r>
+      <w:r>
+        <w:rPr>
+          <w:rFonts w:asciiTheme="majorBidi" w:hAnsiTheme="majorBidi" w:cstheme="majorBidi"/>
+          <w:sz w:val="24"/>
+          <w:szCs w:val="24"/>
+        </w:rPr>
+        <w:fldChar w:fldCharType="separate"/>
+      </w:r>
+      <w:r>
+        <w:rPr>
+          <w:rFonts w:asciiTheme="majorBidi" w:hAnsiTheme="majorBidi" w:cstheme="majorBidi"/>
+          <w:noProof/>
+          <w:sz w:val="24"/>
+          <w:szCs w:val="24"/>
+        </w:rPr>
+        <w:t>Colby et al. (2025)</w:t>
+      </w:r>
+      <w:r>
+        <w:rPr>
+          <w:rFonts w:asciiTheme="majorBidi" w:hAnsiTheme="majorBidi" w:cstheme="majorBidi"/>
+          <w:sz w:val="24"/>
+          <w:szCs w:val="24"/>
+        </w:rPr>
+        <w:fldChar w:fldCharType="end"/>
+      </w:r>
+      <w:r>
+        <w:rPr>
+          <w:rFonts w:asciiTheme="majorBidi" w:hAnsiTheme="majorBidi" w:cstheme="majorBidi"/>
+          <w:sz w:val="24"/>
+          <w:szCs w:val="24"/>
+        </w:rPr>
+        <w:t xml:space="preserve"> suggested </w:t>
+      </w:r>
+      <w:r>
+        <w:rPr>
+          <w:rFonts w:asciiTheme="majorBidi" w:hAnsiTheme="majorBidi" w:cstheme="majorBidi"/>
+          <w:sz w:val="24"/>
+          <w:szCs w:val="24"/>
+        </w:rPr>
+        <w:t>that</w:t>
+      </w:r>
+      <w:r>
+        <w:rPr>
+          <w:rFonts w:asciiTheme="majorBidi" w:hAnsiTheme="majorBidi" w:cstheme="majorBidi"/>
+          <w:sz w:val="24"/>
+          <w:szCs w:val="24"/>
+        </w:rPr>
+        <w:t xml:space="preserve"> 50% of conserved water remain in Lake Mead as system water.</w:t>
+      </w:r>
+      <w:r>
+        <w:rPr>
+          <w:rFonts w:asciiTheme="majorBidi" w:hAnsiTheme="majorBidi" w:cstheme="majorBidi"/>
+          <w:sz w:val="24"/>
+          <w:szCs w:val="24"/>
+        </w:rPr>
+        <w:t xml:space="preserve"> </w:t>
+      </w:r>
+      <w:r>
+        <w:rPr>
+          <w:rFonts w:asciiTheme="majorBidi" w:hAnsiTheme="majorBidi" w:cstheme="majorBidi"/>
+          <w:sz w:val="24"/>
+          <w:szCs w:val="24"/>
+        </w:rPr>
+        <w:t xml:space="preserve">Reclamation proposed to </w:t>
+      </w:r>
+      <w:r>
+        <w:rPr>
+          <w:rFonts w:asciiTheme="majorBidi" w:hAnsiTheme="majorBidi" w:cstheme="majorBidi"/>
+          <w:sz w:val="24"/>
+          <w:szCs w:val="24"/>
+        </w:rPr>
+        <w:t>tie</w:t>
+      </w:r>
+      <w:r>
+        <w:rPr>
+          <w:rFonts w:asciiTheme="majorBidi" w:hAnsiTheme="majorBidi" w:cstheme="majorBidi"/>
+          <w:sz w:val="24"/>
+          <w:szCs w:val="24"/>
+        </w:rPr>
+        <w:t xml:space="preserve"> mandatory </w:t>
+      </w:r>
+      <w:r>
+        <w:rPr>
+          <w:rFonts w:asciiTheme="majorBidi" w:hAnsiTheme="majorBidi" w:cstheme="majorBidi"/>
+          <w:sz w:val="24"/>
+          <w:szCs w:val="24"/>
+        </w:rPr>
+        <w:lastRenderedPageBreak/>
+        <w:t>shortages to the anticipated Lake Mead level if there was no voluntary</w:t>
+      </w:r>
+      <w:r>
+        <w:rPr>
+          <w:rFonts w:asciiTheme="majorBidi" w:hAnsiTheme="majorBidi" w:cstheme="majorBidi"/>
+          <w:sz w:val="24"/>
+          <w:szCs w:val="24"/>
+        </w:rPr>
+        <w:t xml:space="preserve"> water conservation</w:t>
+      </w:r>
+      <w:r>
+        <w:rPr>
+          <w:rFonts w:asciiTheme="majorBidi" w:hAnsiTheme="majorBidi" w:cstheme="majorBidi"/>
+          <w:sz w:val="24"/>
+          <w:szCs w:val="24"/>
+        </w:rPr>
+        <w:t xml:space="preserve"> activity</w:t>
+      </w:r>
+      <w:r>
+        <w:rPr>
+          <w:rFonts w:asciiTheme="majorBidi" w:hAnsiTheme="majorBidi" w:cstheme="majorBidi"/>
+          <w:sz w:val="24"/>
+          <w:szCs w:val="24"/>
+        </w:rPr>
+        <w:t xml:space="preserve"> </w:t>
+      </w:r>
+      <w:r>
+        <w:rPr>
+          <w:rFonts w:asciiTheme="majorBidi" w:hAnsiTheme="majorBidi" w:cstheme="majorBidi"/>
+          <w:sz w:val="24"/>
+          <w:szCs w:val="24"/>
+        </w:rPr>
+        <w:fldChar w:fldCharType="begin"/>
+      </w:r>
+      <w:r>
+        <w:rPr>
+          <w:rFonts w:asciiTheme="majorBidi" w:hAnsiTheme="majorBidi" w:cstheme="majorBidi"/>
+          <w:sz w:val="24"/>
+          <w:szCs w:val="24"/>
+        </w:rPr>
+        <w:instrText xml:space="preserve"> ADDIN EN.CITE &lt;EndNote&gt;&lt;Cite&gt;&lt;Author&gt;USBR&lt;/Author&gt;&lt;Year&gt;2026&lt;/Year&gt;&lt;RecNum&gt;3107&lt;/RecNum&gt;&lt;DisplayText&gt;(USBR, 2026b)&lt;/DisplayText&gt;&lt;record&gt;&lt;rec-number&gt;3107&lt;/rec-number&gt;&lt;foreign-keys&gt;&lt;key app="EN" db-id="xxt5ta9pd995dwesap0pdzzp2weaz0w9werf" timestamp="1772056442"&gt;3107&lt;/key&gt;&lt;/foreign-keys&gt;&lt;ref-type name="Report"&gt;27&lt;/ref-type&gt;&lt;contributors&gt;&lt;authors&gt;&lt;author&gt;USBR&lt;/author&gt;&lt;/authors&gt;&lt;/contributors&gt;&lt;titles&gt;&lt;title&gt;Post-2026 Operational Guidelines and Strategies for Lake Powell and Lake Mead – Draft Environmental Impact Statement&lt;/title&gt;&lt;/titles&gt;&lt;dates&gt;&lt;year&gt;2026&lt;/year&gt;&lt;/dates&gt;&lt;publisher&gt;U.S. Bureau of Reclamation&lt;/publisher&gt;&lt;urls&gt;&lt;related-urls&gt;&lt;url&gt;https://www.usbr.gov/ColoradoRiverBasin/post2026/draft-eis/&lt;/url&gt;&lt;/related-urls&gt;&lt;/urls&gt;&lt;/record&gt;&lt;/Cite&gt;&lt;/EndNote&gt;</w:instrText>
+      </w:r>
+      <w:r>
+        <w:rPr>
+          <w:rFonts w:asciiTheme="majorBidi" w:hAnsiTheme="majorBidi" w:cstheme="majorBidi"/>
+          <w:sz w:val="24"/>
+          <w:szCs w:val="24"/>
+        </w:rPr>
+        <w:fldChar w:fldCharType="separate"/>
+      </w:r>
+      <w:r>
+        <w:rPr>
+          <w:rFonts w:asciiTheme="majorBidi" w:hAnsiTheme="majorBidi" w:cstheme="majorBidi"/>
+          <w:noProof/>
+          <w:sz w:val="24"/>
+          <w:szCs w:val="24"/>
+        </w:rPr>
+        <w:t>(USBR, 2026b)</w:t>
+      </w:r>
+      <w:r>
+        <w:rPr>
+          <w:rFonts w:asciiTheme="majorBidi" w:hAnsiTheme="majorBidi" w:cstheme="majorBidi"/>
+          <w:sz w:val="24"/>
+          <w:szCs w:val="24"/>
+        </w:rPr>
+        <w:fldChar w:fldCharType="end"/>
+      </w:r>
+      <w:r>
+        <w:rPr>
+          <w:rFonts w:asciiTheme="majorBidi" w:hAnsiTheme="majorBidi" w:cstheme="majorBidi"/>
+          <w:sz w:val="24"/>
+          <w:szCs w:val="24"/>
+        </w:rPr>
+        <w:t xml:space="preserve">. </w:t>
+      </w:r>
+      <w:r>
+        <w:rPr>
+          <w:rFonts w:asciiTheme="majorBidi" w:hAnsiTheme="majorBidi" w:cstheme="majorBidi"/>
+          <w:sz w:val="24"/>
+          <w:szCs w:val="24"/>
+        </w:rPr>
+        <w:t xml:space="preserve">They also proposed to exclude mandatory reductions from the calculation of voluntary credits. </w:t>
+      </w:r>
+      <w:r>
+        <w:rPr>
+          <w:rFonts w:asciiTheme="majorBidi" w:hAnsiTheme="majorBidi" w:cstheme="majorBidi"/>
+          <w:sz w:val="24"/>
+          <w:szCs w:val="24"/>
+        </w:rPr>
+        <w:t>Larger shortages that trigger at higher reservoir levels will help Lake Mead. But there is also a downside. S</w:t>
+      </w:r>
+      <w:r>
+        <w:rPr>
+          <w:rFonts w:asciiTheme="majorBidi" w:hAnsiTheme="majorBidi" w:cstheme="majorBidi"/>
+          <w:sz w:val="24"/>
+          <w:szCs w:val="24"/>
+        </w:rPr>
+        <w:t xml:space="preserve">hortages </w:t>
+      </w:r>
+      <w:r>
+        <w:rPr>
+          <w:rFonts w:asciiTheme="majorBidi" w:hAnsiTheme="majorBidi" w:cstheme="majorBidi"/>
+          <w:sz w:val="24"/>
+          <w:szCs w:val="24"/>
+        </w:rPr>
+        <w:t>will</w:t>
+      </w:r>
+      <w:r>
+        <w:rPr>
+          <w:rFonts w:asciiTheme="majorBidi" w:hAnsiTheme="majorBidi" w:cstheme="majorBidi"/>
+          <w:sz w:val="24"/>
+          <w:szCs w:val="24"/>
+        </w:rPr>
+        <w:t xml:space="preserve"> vary </w:t>
+      </w:r>
+      <w:r>
+        <w:rPr>
+          <w:rFonts w:asciiTheme="majorBidi" w:hAnsiTheme="majorBidi" w:cstheme="majorBidi"/>
+          <w:sz w:val="24"/>
+          <w:szCs w:val="24"/>
+        </w:rPr>
+        <w:t>year-to-yea</w:t>
+      </w:r>
+      <w:r>
+        <w:rPr>
+          <w:rFonts w:asciiTheme="majorBidi" w:hAnsiTheme="majorBidi" w:cstheme="majorBidi"/>
+          <w:sz w:val="24"/>
+          <w:szCs w:val="24"/>
+        </w:rPr>
+        <w:t>r in response to volatile Colorado River flow and Lake Mead or system storage</w:t>
+      </w:r>
+      <w:r>
+        <w:rPr>
+          <w:rFonts w:asciiTheme="majorBidi" w:hAnsiTheme="majorBidi" w:cstheme="majorBidi"/>
+          <w:sz w:val="24"/>
+          <w:szCs w:val="24"/>
+        </w:rPr>
+        <w:t>.</w:t>
+      </w:r>
+      <w:r>
+        <w:rPr>
+          <w:rFonts w:asciiTheme="majorBidi" w:hAnsiTheme="majorBidi" w:cstheme="majorBidi"/>
+          <w:sz w:val="24"/>
+          <w:szCs w:val="24"/>
+        </w:rPr>
+        <w:t xml:space="preserve"> Swings in shortage</w:t>
+      </w:r>
+      <w:r>
+        <w:rPr>
+          <w:rFonts w:asciiTheme="majorBidi" w:hAnsiTheme="majorBidi" w:cstheme="majorBidi"/>
+          <w:sz w:val="24"/>
+          <w:szCs w:val="24"/>
+        </w:rPr>
+        <w:t xml:space="preserve">s limit user’s autonomy and </w:t>
+      </w:r>
+      <w:r>
+        <w:rPr>
+          <w:rFonts w:asciiTheme="majorBidi" w:hAnsiTheme="majorBidi" w:cstheme="majorBidi"/>
+          <w:sz w:val="24"/>
+          <w:szCs w:val="24"/>
+        </w:rPr>
+        <w:t xml:space="preserve">make it difficult for user’s to plan </w:t>
+      </w:r>
+      <w:r>
+        <w:rPr>
+          <w:rFonts w:asciiTheme="majorBidi" w:hAnsiTheme="majorBidi" w:cstheme="majorBidi"/>
+          <w:sz w:val="24"/>
+          <w:szCs w:val="24"/>
+        </w:rPr>
+        <w:t>future</w:t>
+      </w:r>
+      <w:r>
+        <w:rPr>
+          <w:rFonts w:asciiTheme="majorBidi" w:hAnsiTheme="majorBidi" w:cstheme="majorBidi"/>
+          <w:sz w:val="24"/>
+          <w:szCs w:val="24"/>
+        </w:rPr>
+        <w:t xml:space="preserve"> water use. </w:t>
+      </w:r>
+    </w:p>
+    <w:p>
+      <w:pPr>
         <w:rPr>
           <w:rFonts w:asciiTheme="majorBidi" w:hAnsiTheme="majorBidi" w:cstheme="majorBidi"/>
           <w:sz w:val="24"/>
@@ -16608,7 +16394,39 @@
           <w:sz w:val="24"/>
           <w:szCs w:val="24"/>
         </w:rPr>
-        <w:t>their conserved water. Second, credits are awarded as reductions from legal entitlements rather than reductions from the physically available reservoir inflow. This later challenge means Lake Mead can continue to drawdown even as users voluntarily conserve some water. All of these challenges are exacerbated as reservoir inflow declines, a situation that will occur more frequently as the basin becomes more arid</w:t>
+        <w:t xml:space="preserve">their conserved water. Second, credits are awarded as reductions from legal entitlements rather than reductions from the physically available reservoir inflow. This later challenge means Lake Mead can continue to drawdown even as users voluntarily conserve some water. </w:t>
+      </w:r>
+      <w:r>
+        <w:rPr>
+          <w:rFonts w:asciiTheme="majorBidi" w:hAnsiTheme="majorBidi" w:cstheme="majorBidi"/>
+          <w:sz w:val="24"/>
+          <w:szCs w:val="24"/>
+        </w:rPr>
+        <w:t xml:space="preserve">Each </w:t>
+      </w:r>
+      <w:r>
+        <w:rPr>
+          <w:rFonts w:asciiTheme="majorBidi" w:hAnsiTheme="majorBidi" w:cstheme="majorBidi"/>
+          <w:sz w:val="24"/>
+          <w:szCs w:val="24"/>
+        </w:rPr>
+        <w:t>challenge</w:t>
+      </w:r>
+      <w:r>
+        <w:rPr>
+          <w:rFonts w:asciiTheme="majorBidi" w:hAnsiTheme="majorBidi" w:cstheme="majorBidi"/>
+          <w:sz w:val="24"/>
+          <w:szCs w:val="24"/>
+        </w:rPr>
+        <w:t xml:space="preserve"> is</w:t>
+      </w:r>
+      <w:r>
+        <w:rPr>
+          <w:rFonts w:asciiTheme="majorBidi" w:hAnsiTheme="majorBidi" w:cstheme="majorBidi"/>
+          <w:sz w:val="24"/>
+          <w:szCs w:val="24"/>
+        </w:rPr>
+        <w:t xml:space="preserve"> exacerbated as reservoir inflow declines, a situation that will occur more frequently as the basin becomes more arid</w:t>
       </w:r>
       <w:r>
         <w:rPr>
@@ -16826,7 +16644,23 @@
           <w:sz w:val="24"/>
           <w:szCs w:val="24"/>
         </w:rPr>
-        <w:t xml:space="preserve">address the challenge of sustainability head on. Our first proposal constrains total water consumption and credits to be less than the annual reservoir inflow. Our second proposal divides reservoir inflow among </w:t>
+        <w:t xml:space="preserve">address the challenge of sustainability head on. Our first proposal constrains total water consumption and credits to be less than the annual reservoir inflow. Our second proposal </w:t>
+      </w:r>
+      <w:r>
+        <w:rPr>
+          <w:rFonts w:asciiTheme="majorBidi" w:hAnsiTheme="majorBidi" w:cstheme="majorBidi"/>
+          <w:sz w:val="24"/>
+          <w:szCs w:val="24"/>
+        </w:rPr>
+        <w:t>apportions</w:t>
+      </w:r>
+      <w:r>
+        <w:rPr>
+          <w:rFonts w:asciiTheme="majorBidi" w:hAnsiTheme="majorBidi" w:cstheme="majorBidi"/>
+          <w:sz w:val="24"/>
+          <w:szCs w:val="24"/>
+        </w:rPr>
+        <w:t xml:space="preserve"> reservoir inflow among </w:t>
       </w:r>
       <w:r>
         <w:rPr>
@@ -16869,33 +16703,6 @@
           <w:sz w:val="24"/>
           <w:szCs w:val="24"/>
         </w:rPr>
-        <w:t>Water accounts can be created for any users or uses</w:t>
-      </w:r>
-      <w:r>
-        <w:rPr>
-          <w:rFonts w:asciiTheme="majorBidi" w:hAnsiTheme="majorBidi" w:cstheme="majorBidi"/>
-          <w:sz w:val="24"/>
-          <w:szCs w:val="24"/>
-        </w:rPr>
-        <w:t xml:space="preserve"> such as Tribal Nations or endangered species conservation programs.</w:t>
-      </w:r>
-    </w:p>
-    <w:p>
-      <w:pPr>
-        <w:pStyle w:val="ListParagraph"/>
-        <w:numPr>
-          <w:ilvl w:val="0"/>
-          <w:numId w:val="30"/>
-        </w:numPr>
-      </w:pPr>
-      <w:r>
-        <w:rPr>
-          <w:rFonts w:asciiTheme="majorBidi" w:hAnsiTheme="majorBidi" w:cstheme="majorBidi"/>
-          <w:b/>
-          <w:bCs/>
-          <w:sz w:val="24"/>
-          <w:szCs w:val="24"/>
-        </w:rPr>
         <w:t>Current water conservation account balances can be rolled over</w:t>
       </w:r>
       <w:r>
@@ -17012,11 +16819,7 @@
         <w:t xml:space="preserve"> For Reclamation, this is where to set the reservoir protection elevation. Reclamation does not need to consult with the other users. The other water users can more independently adapt their decisions to consume water, conserve water for future use, and trade in response to their account balances, others choices, the discussion of choices, and their perceptions—or fears—of future low flow. There can also be discussion of the (a) volumes, and (b) prices for Reclamation </w:t>
       </w:r>
       <w:r>
-        <w:t xml:space="preserve">and users </w:t>
-      </w:r>
-      <w:r>
-        <w:lastRenderedPageBreak/>
-        <w:t>to purchase water from each other</w:t>
+        <w:t>and users to purchase water from each other</w:t>
       </w:r>
       <w:r>
         <w:t>—purchase volumes and prices that may change from year to year as water becomes more scarce or available.</w:t>
@@ -17090,60 +16893,33 @@
         </w:rPr>
       </w:pPr>
       <w:r>
-        <w:t xml:space="preserve">Without a mandatory water shortage program, </w:t>
-      </w:r>
-      <w:r>
-        <w:t xml:space="preserve">there is </w:t>
-      </w:r>
-      <w:r>
-        <w:t xml:space="preserve">also </w:t>
-      </w:r>
-      <w:del w:id="2" w:author="Erik Christian Porse" w:date="2026-05-27T18:15:00Z" w16du:dateUtc="2026-05-28T01:15:00Z">
-        <w:r>
-          <w:rPr>
-            <w:b/>
-            <w:bCs/>
-          </w:rPr>
-          <w:delText xml:space="preserve">not </w:delText>
-        </w:r>
-      </w:del>
-      <w:ins w:id="3" w:author="Erik Christian Porse" w:date="2026-05-27T18:15:00Z" w16du:dateUtc="2026-05-28T01:15:00Z">
-        <w:r>
-          <w:rPr>
-            <w:b/>
-            <w:bCs/>
-          </w:rPr>
-          <w:t>no</w:t>
-        </w:r>
-        <w:r>
-          <w:rPr>
-            <w:b/>
-            <w:bCs/>
-          </w:rPr>
-          <w:t xml:space="preserve"> </w:t>
-        </w:r>
-      </w:ins>
+        <w:t xml:space="preserve">Water accounting more transparently and flexibly allows use within the </w:t>
+      </w:r>
+      <w:r>
+        <w:t xml:space="preserve">physically </w:t>
+      </w:r>
+      <w:r>
+        <w:t>available water.</w:t>
+      </w:r>
+      <w:r>
+        <w:t xml:space="preserve"> Thus, there is </w:t>
+      </w:r>
       <w:r>
         <w:rPr>
           <w:b/>
           <w:bCs/>
         </w:rPr>
-        <w:t>need for shortage operations contingent on the anticipated reservoir level had users not conserved water</w:t>
-      </w:r>
-      <w:r>
-        <w:t xml:space="preserve"> (operational neutrality)</w:t>
-      </w:r>
-      <w:r>
-        <w:t>.</w:t>
-      </w:r>
-      <w:r>
-        <w:t xml:space="preserve"> Water accounting more transparently and flexibly allows use within the </w:t>
-      </w:r>
-      <w:r>
-        <w:t xml:space="preserve">physically </w:t>
-      </w:r>
-      <w:r>
-        <w:t>available water—reservoir inflow minus the evaporation.</w:t>
+        <w:t>no</w:t>
+      </w:r>
+      <w:r>
+        <w:rPr>
+          <w:b/>
+          <w:bCs/>
+        </w:rPr>
+        <w:t xml:space="preserve"> need for shortage operations contingent on the anticipated reservoir level had users not conserved water</w:t>
+      </w:r>
+      <w:r>
+        <w:t xml:space="preserve"> (operational neutrality).</w:t>
       </w:r>
     </w:p>
     <w:p>
@@ -17206,6 +16982,7 @@
           <w:b/>
           <w:bCs/>
         </w:rPr>
+        <w:lastRenderedPageBreak/>
         <w:t xml:space="preserve">Water accounting can be </w:t>
       </w:r>
       <w:r>
@@ -17272,7 +17049,23 @@
           <w:sz w:val="24"/>
           <w:szCs w:val="24"/>
         </w:rPr>
-        <w:t xml:space="preserve">lso several limitations </w:t>
+        <w:t>lso</w:t>
+      </w:r>
+      <w:r>
+        <w:rPr>
+          <w:rFonts w:asciiTheme="majorBidi" w:hAnsiTheme="majorBidi" w:cstheme="majorBidi"/>
+          <w:sz w:val="24"/>
+          <w:szCs w:val="24"/>
+        </w:rPr>
+        <w:t xml:space="preserve"> l</w:t>
+      </w:r>
+      <w:r>
+        <w:rPr>
+          <w:rFonts w:asciiTheme="majorBidi" w:hAnsiTheme="majorBidi" w:cstheme="majorBidi"/>
+          <w:sz w:val="24"/>
+          <w:szCs w:val="24"/>
+        </w:rPr>
+        <w:t xml:space="preserve">imitations </w:t>
       </w:r>
       <w:r>
         <w:rPr>
@@ -17298,11 +17091,6 @@
           <w:ilvl w:val="0"/>
           <w:numId w:val="31"/>
         </w:numPr>
-        <w:rPr>
-          <w:rFonts w:asciiTheme="majorBidi" w:hAnsiTheme="majorBidi" w:cstheme="majorBidi"/>
-          <w:sz w:val="24"/>
-          <w:szCs w:val="24"/>
-        </w:rPr>
       </w:pPr>
       <w:r>
         <w:rPr>
@@ -17312,15 +17100,41 @@
           <w:sz w:val="24"/>
           <w:szCs w:val="24"/>
         </w:rPr>
-        <w:t xml:space="preserve">Difficult to predict and model users’ choices. </w:t>
-      </w:r>
-      <w:r>
-        <w:rPr>
-          <w:rFonts w:asciiTheme="majorBidi" w:hAnsiTheme="majorBidi" w:cstheme="majorBidi"/>
-          <w:sz w:val="24"/>
-          <w:szCs w:val="24"/>
-        </w:rPr>
-        <w:t xml:space="preserve">Like </w:t>
+        <w:t>Apportionment</w:t>
+      </w:r>
+      <w:r>
+        <w:rPr>
+          <w:rFonts w:asciiTheme="majorBidi" w:hAnsiTheme="majorBidi" w:cstheme="majorBidi"/>
+          <w:b/>
+          <w:bCs/>
+          <w:sz w:val="24"/>
+          <w:szCs w:val="24"/>
+        </w:rPr>
+        <w:t xml:space="preserve"> of Lake Mead inflow</w:t>
+      </w:r>
+      <w:r>
+        <w:rPr>
+          <w:rFonts w:asciiTheme="majorBidi" w:hAnsiTheme="majorBidi" w:cstheme="majorBidi"/>
+          <w:sz w:val="24"/>
+          <w:szCs w:val="24"/>
+        </w:rPr>
+        <w:t xml:space="preserve">. Apportionment </w:t>
+      </w:r>
+      <w:r>
+        <w:rPr>
+          <w:rFonts w:asciiTheme="majorBidi" w:hAnsiTheme="majorBidi" w:cstheme="majorBidi"/>
+          <w:sz w:val="24"/>
+          <w:szCs w:val="24"/>
+        </w:rPr>
+        <w:t xml:space="preserve">of inflow among users </w:t>
+      </w:r>
+      <w:r>
+        <w:rPr>
+          <w:rFonts w:asciiTheme="majorBidi" w:hAnsiTheme="majorBidi" w:cstheme="majorBidi"/>
+          <w:sz w:val="24"/>
+          <w:szCs w:val="24"/>
+        </w:rPr>
+        <w:t xml:space="preserve">can be done by priority, pro rata, a combination, percentage splits of shortages in the Lower Basin Alternative </w:t>
       </w:r>
       <w:r>
         <w:rPr>
@@ -17336,7 +17150,7 @@
           <w:sz w:val="24"/>
           <w:szCs w:val="24"/>
         </w:rPr>
-        <w:instrText xml:space="preserve"> ADDIN EN.CITE &lt;EndNote&gt;&lt;Cite AuthorYear="1"&gt;&lt;Author&gt;Huizar&lt;/Author&gt;&lt;Year&gt;2023&lt;/Year&gt;&lt;RecNum&gt;3110&lt;/RecNum&gt;&lt;DisplayText&gt;Huizar et al. (2023)&lt;/DisplayText&gt;&lt;record&gt;&lt;rec-number&gt;3110&lt;/rec-number&gt;&lt;foreign-keys&gt;&lt;key app="EN" db-id="xxt5ta9pd995dwesap0pdzzp2weaz0w9werf" timestamp="1776715189"&gt;3110&lt;/key&gt;&lt;/foreign-keys&gt;&lt;ref-type name="Journal Article"&gt;17&lt;/ref-type&gt;&lt;contributors&gt;&lt;authors&gt;&lt;author&gt;Luis Huizar&lt;/author&gt;&lt;author&gt;Sarai Díaz&lt;/author&gt;&lt;author&gt;Kevin Lansey&lt;/author&gt;&lt;author&gt;Robert Arnold&lt;/author&gt;&lt;/authors&gt;&lt;/contributors&gt;&lt;titles&gt;&lt;title&gt;Water Supply in the Lower Colorado River Basin: Effectiveness of the 2019 Drought Contingency Plan&lt;/title&gt;&lt;secondary-title&gt;Journal of Environmental Engineering&lt;/secondary-title&gt;&lt;/titles&gt;&lt;periodical&gt;&lt;full-title&gt;Journal of Environmental Engineering&lt;/full-title&gt;&lt;/periodical&gt;&lt;pages&gt;04023058&lt;/pages&gt;&lt;volume&gt;149&lt;/volume&gt;&lt;number&gt;10&lt;/number&gt;&lt;dates&gt;&lt;year&gt;2023&lt;/year&gt;&lt;/dates&gt;&lt;urls&gt;&lt;related-urls&gt;&lt;url&gt;https://ascelibrary.org/doi/abs/10.1061/JOEEDU.EEENG-7324&lt;/url&gt;&lt;/related-urls&gt;&lt;/urls&gt;&lt;electronic-resource-num&gt;doi:10.1061/JOEEDU.EEENG-7324&lt;/electronic-resource-num&gt;&lt;/record&gt;&lt;/Cite&gt;&lt;/EndNote&gt;</w:instrText>
+        <w:instrText xml:space="preserve"> ADDIN EN.CITE &lt;EndNote&gt;&lt;Cite&gt;&lt;Author&gt;Buschatzke&lt;/Author&gt;&lt;Year&gt;2024&lt;/Year&gt;&lt;RecNum&gt;3016&lt;/RecNum&gt;&lt;DisplayText&gt;(Buschatzke et al., 2024)&lt;/DisplayText&gt;&lt;record&gt;&lt;rec-number&gt;3016&lt;/rec-number&gt;&lt;foreign-keys&gt;&lt;key app="EN" db-id="xxt5ta9pd995dwesap0pdzzp2weaz0w9werf" timestamp="1723671806"&gt;3016&lt;/key&gt;&lt;/foreign-keys&gt;&lt;ref-type name="Web Page"&gt;12&lt;/ref-type&gt;&lt;contributors&gt;&lt;authors&gt;&lt;author&gt;Thomas Buschatzke&lt;/author&gt;&lt;author&gt;J.B. Hamby&lt;/author&gt;&lt;author&gt;John Entsminger&lt;/author&gt;&lt;/authors&gt;&lt;/contributors&gt;&lt;titles&gt;&lt;title&gt;Lower Basin Alternative for the Post-2026 Coordinated Operation of the Colorado River Basin&lt;/title&gt;&lt;/titles&gt;&lt;volume&gt;2024&lt;/volume&gt;&lt;number&gt;August 14&lt;/number&gt;&lt;dates&gt;&lt;year&gt;2024&lt;/year&gt;&lt;/dates&gt;&lt;urls&gt;&lt;related-urls&gt;&lt;url&gt;https://www.snwa.com/assets/pdf/lower-basin-alternative-letter-march2024.pdf&lt;/url&gt;&lt;/related-urls&gt;&lt;/urls&gt;&lt;/record&gt;&lt;/Cite&gt;&lt;/EndNote&gt;</w:instrText>
       </w:r>
       <w:r>
         <w:rPr>
@@ -17353,7 +17167,7 @@
           <w:sz w:val="24"/>
           <w:szCs w:val="24"/>
         </w:rPr>
-        <w:t>Huizar et al. (2023)</w:t>
+        <w:t>(Buschatzke et al., 2024)</w:t>
       </w:r>
       <w:r>
         <w:rPr>
@@ -17369,39 +17183,56 @@
           <w:sz w:val="24"/>
           <w:szCs w:val="24"/>
         </w:rPr>
-        <w:t>, it will be difficult to predict and model state’s water consumption and conservation choices, and corresponding Lake Mead storage volume</w:t>
-      </w:r>
-      <w:r>
-        <w:rPr>
-          <w:rFonts w:asciiTheme="majorBidi" w:hAnsiTheme="majorBidi" w:cstheme="majorBidi"/>
-          <w:sz w:val="24"/>
-          <w:szCs w:val="24"/>
-        </w:rPr>
-        <w:t>s</w:t>
-      </w:r>
-      <w:r>
-        <w:rPr>
-          <w:rFonts w:asciiTheme="majorBidi" w:hAnsiTheme="majorBidi" w:cstheme="majorBidi"/>
-          <w:sz w:val="24"/>
-          <w:szCs w:val="24"/>
-        </w:rPr>
-        <w:t xml:space="preserve">. Prediction is difficult because with more autonomy, users can adapt their choices year-to-year for a variety of reasons that are not readily coded into </w:t>
-      </w:r>
-      <w:r>
-        <w:rPr>
-          <w:rFonts w:asciiTheme="majorBidi" w:hAnsiTheme="majorBidi" w:cstheme="majorBidi"/>
-          <w:sz w:val="24"/>
-          <w:szCs w:val="24"/>
-        </w:rPr>
-        <w:t>rules and simulation models</w:t>
-      </w:r>
-      <w:r>
-        <w:rPr>
-          <w:rFonts w:asciiTheme="majorBidi" w:hAnsiTheme="majorBidi" w:cstheme="majorBidi"/>
-          <w:sz w:val="24"/>
-          <w:szCs w:val="24"/>
-        </w:rPr>
-        <w:t xml:space="preserve">. For our proposals, the minimum Lake Mead storage volume will be </w:t>
+        <w:t>, or another method. In the 4</w:t>
+      </w:r>
+      <w:r>
+        <w:rPr>
+          <w:rFonts w:asciiTheme="majorBidi" w:hAnsiTheme="majorBidi" w:cstheme="majorBidi"/>
+          <w:sz w:val="24"/>
+          <w:szCs w:val="24"/>
+          <w:vertAlign w:val="superscript"/>
+        </w:rPr>
+        <w:t>th</w:t>
+      </w:r>
+      <w:r>
+        <w:rPr>
+          <w:rFonts w:asciiTheme="majorBidi" w:hAnsiTheme="majorBidi" w:cstheme="majorBidi"/>
+          <w:sz w:val="24"/>
+          <w:szCs w:val="24"/>
+        </w:rPr>
+        <w:t xml:space="preserve"> method, a user’s share of the reservoir inflow is their historical allocation minus the agreed-on shortage volume (Appendix A). </w:t>
+      </w:r>
+      <w:r>
+        <w:rPr>
+          <w:rFonts w:asciiTheme="majorBidi" w:hAnsiTheme="majorBidi" w:cstheme="majorBidi"/>
+          <w:sz w:val="24"/>
+          <w:szCs w:val="24"/>
+        </w:rPr>
+        <w:t>D</w:t>
+      </w:r>
+      <w:r>
+        <w:rPr>
+          <w:rFonts w:asciiTheme="majorBidi" w:hAnsiTheme="majorBidi" w:cstheme="majorBidi"/>
+          <w:sz w:val="24"/>
+          <w:szCs w:val="24"/>
+        </w:rPr>
+        <w:t>ifficult decisions</w:t>
+      </w:r>
+      <w:r>
+        <w:rPr>
+          <w:rFonts w:asciiTheme="majorBidi" w:hAnsiTheme="majorBidi" w:cstheme="majorBidi"/>
+          <w:sz w:val="24"/>
+          <w:szCs w:val="24"/>
+        </w:rPr>
+        <w:t xml:space="preserve"> about apportionment </w:t>
+      </w:r>
+      <w:r>
+        <w:rPr>
+          <w:rFonts w:asciiTheme="majorBidi" w:hAnsiTheme="majorBidi" w:cstheme="majorBidi"/>
+          <w:sz w:val="24"/>
+          <w:szCs w:val="24"/>
+        </w:rPr>
+        <w:t xml:space="preserve">are ultimately political choices for where, when, how much, and for which purposes to consumptively use Colorado River water. Until users reach agreement, we suggest to allocate reservoir inflow to increase </w:t>
       </w:r>
       <w:r>
         <w:rPr>
@@ -17417,24 +17248,18 @@
           <w:sz w:val="24"/>
           <w:szCs w:val="24"/>
         </w:rPr>
-        <w:t>protection volume selected by Reclamation. In this case, all users release and consume all of their account balances in every year. A higher Lake Mead storage volume w</w:t>
-      </w:r>
-      <w:r>
-        <w:rPr>
-          <w:rFonts w:asciiTheme="majorBidi" w:hAnsiTheme="majorBidi" w:cstheme="majorBidi"/>
-          <w:sz w:val="24"/>
-          <w:szCs w:val="24"/>
-        </w:rPr>
-        <w:t>ill</w:t>
-      </w:r>
-      <w:r>
-        <w:rPr>
-          <w:rFonts w:asciiTheme="majorBidi" w:hAnsiTheme="majorBidi" w:cstheme="majorBidi"/>
-          <w:sz w:val="24"/>
-          <w:szCs w:val="24"/>
-        </w:rPr>
-        <w:t xml:space="preserve"> occur if one or more users consume only part of their water account balance. Again, it will be difficult to predict how much of their account balance users would choose to consume.</w:t>
-      </w:r>
+        <w:t xml:space="preserve">Lake Mead protection account balance. This set up may encourage users to reach agreement so they can access water. </w:t>
+      </w:r>
+    </w:p>
+    <w:p>
+      <w:pPr>
+        <w:pStyle w:val="ListParagraph"/>
+        <w:rPr>
+          <w:rFonts w:asciiTheme="majorBidi" w:hAnsiTheme="majorBidi" w:cstheme="majorBidi"/>
+          <w:sz w:val="24"/>
+          <w:szCs w:val="24"/>
+        </w:rPr>
+      </w:pPr>
     </w:p>
     <w:p>
       <w:pPr>
@@ -17695,144 +17520,12 @@
     <w:p>
       <w:pPr>
         <w:pStyle w:val="ListParagraph"/>
-        <w:numPr>
-          <w:ilvl w:val="0"/>
-          <w:numId w:val="31"/>
-        </w:numPr>
-      </w:pPr>
-      <w:r>
-        <w:rPr>
-          <w:rFonts w:asciiTheme="majorBidi" w:hAnsiTheme="majorBidi" w:cstheme="majorBidi"/>
-          <w:b/>
-          <w:bCs/>
-          <w:sz w:val="24"/>
-          <w:szCs w:val="24"/>
-        </w:rPr>
-        <w:lastRenderedPageBreak/>
-        <w:t>Division of Lake Mead inflow</w:t>
-      </w:r>
-      <w:r>
-        <w:rPr>
-          <w:rFonts w:asciiTheme="majorBidi" w:hAnsiTheme="majorBidi" w:cstheme="majorBidi"/>
-          <w:sz w:val="24"/>
-          <w:szCs w:val="24"/>
-        </w:rPr>
-        <w:t xml:space="preserve">. Water accounting is neutral to if or how the Lower Basin states, Tribal Nations of the Lower Basin, and Mexico apportion the Lake Mead inflow after Reclamation takes the first share to offset reservoir evaporation. Apportionment can be done by priority, pro rata, a combination, percentage splits of shortages in the Lower Basin Alternative </w:t>
-      </w:r>
-      <w:r>
-        <w:rPr>
-          <w:rFonts w:asciiTheme="majorBidi" w:hAnsiTheme="majorBidi" w:cstheme="majorBidi"/>
-          <w:sz w:val="24"/>
-          <w:szCs w:val="24"/>
-        </w:rPr>
-        <w:fldChar w:fldCharType="begin"/>
-      </w:r>
-      <w:r>
-        <w:rPr>
-          <w:rFonts w:asciiTheme="majorBidi" w:hAnsiTheme="majorBidi" w:cstheme="majorBidi"/>
-          <w:sz w:val="24"/>
-          <w:szCs w:val="24"/>
-        </w:rPr>
-        <w:instrText xml:space="preserve"> ADDIN EN.CITE &lt;EndNote&gt;&lt;Cite&gt;&lt;Author&gt;Buschatzke&lt;/Author&gt;&lt;Year&gt;2024&lt;/Year&gt;&lt;RecNum&gt;3016&lt;/RecNum&gt;&lt;DisplayText&gt;(Buschatzke et al., 2024)&lt;/DisplayText&gt;&lt;record&gt;&lt;rec-number&gt;3016&lt;/rec-number&gt;&lt;foreign-keys&gt;&lt;key app="EN" db-id="xxt5ta9pd995dwesap0pdzzp2weaz0w9werf" timestamp="1723671806"&gt;3016&lt;/key&gt;&lt;/foreign-keys&gt;&lt;ref-type name="Web Page"&gt;12&lt;/ref-type&gt;&lt;contributors&gt;&lt;authors&gt;&lt;author&gt;Thomas Buschatzke&lt;/author&gt;&lt;author&gt;J.B. Hamby&lt;/author&gt;&lt;author&gt;John Entsminger&lt;/author&gt;&lt;/authors&gt;&lt;/contributors&gt;&lt;titles&gt;&lt;title&gt;Lower Basin Alternative for the Post-2026 Coordinated Operation of the Colorado River Basin&lt;/title&gt;&lt;/titles&gt;&lt;volume&gt;2024&lt;/volume&gt;&lt;number&gt;August 14&lt;/number&gt;&lt;dates&gt;&lt;year&gt;2024&lt;/year&gt;&lt;/dates&gt;&lt;urls&gt;&lt;related-urls&gt;&lt;url&gt;https://www.snwa.com/assets/pdf/lower-basin-alternative-letter-march2024.pdf&lt;/url&gt;&lt;/related-urls&gt;&lt;/urls&gt;&lt;/record&gt;&lt;/Cite&gt;&lt;/EndNote&gt;</w:instrText>
-      </w:r>
-      <w:r>
-        <w:rPr>
-          <w:rFonts w:asciiTheme="majorBidi" w:hAnsiTheme="majorBidi" w:cstheme="majorBidi"/>
-          <w:sz w:val="24"/>
-          <w:szCs w:val="24"/>
-        </w:rPr>
-        <w:fldChar w:fldCharType="separate"/>
-      </w:r>
-      <w:r>
-        <w:rPr>
-          <w:rFonts w:asciiTheme="majorBidi" w:hAnsiTheme="majorBidi" w:cstheme="majorBidi"/>
-          <w:noProof/>
-          <w:sz w:val="24"/>
-          <w:szCs w:val="24"/>
-        </w:rPr>
-        <w:t>(Buschatzke et al., 2024)</w:t>
-      </w:r>
-      <w:r>
-        <w:rPr>
-          <w:rFonts w:asciiTheme="majorBidi" w:hAnsiTheme="majorBidi" w:cstheme="majorBidi"/>
-          <w:sz w:val="24"/>
-          <w:szCs w:val="24"/>
-        </w:rPr>
-        <w:fldChar w:fldCharType="end"/>
-      </w:r>
-      <w:r>
-        <w:rPr>
-          <w:rFonts w:asciiTheme="majorBidi" w:hAnsiTheme="majorBidi" w:cstheme="majorBidi"/>
-          <w:sz w:val="24"/>
-          <w:szCs w:val="24"/>
-        </w:rPr>
-        <w:t>, or another method. In the 4</w:t>
-      </w:r>
-      <w:r>
-        <w:rPr>
-          <w:rFonts w:asciiTheme="majorBidi" w:hAnsiTheme="majorBidi" w:cstheme="majorBidi"/>
-          <w:sz w:val="24"/>
-          <w:szCs w:val="24"/>
-          <w:vertAlign w:val="superscript"/>
-        </w:rPr>
-        <w:t>th</w:t>
-      </w:r>
-      <w:r>
-        <w:rPr>
-          <w:rFonts w:asciiTheme="majorBidi" w:hAnsiTheme="majorBidi" w:cstheme="majorBidi"/>
-          <w:sz w:val="24"/>
-          <w:szCs w:val="24"/>
-        </w:rPr>
-        <w:t xml:space="preserve"> method, a user’s share of the reservoir inflow is their historical allocation minus the agreed-on shortage volume (Appendix A). </w:t>
-      </w:r>
-      <w:r>
-        <w:rPr>
-          <w:rFonts w:asciiTheme="majorBidi" w:hAnsiTheme="majorBidi" w:cstheme="majorBidi"/>
-          <w:sz w:val="24"/>
-          <w:szCs w:val="24"/>
-        </w:rPr>
-        <w:t>D</w:t>
-      </w:r>
-      <w:r>
-        <w:rPr>
-          <w:rFonts w:asciiTheme="majorBidi" w:hAnsiTheme="majorBidi" w:cstheme="majorBidi"/>
-          <w:sz w:val="24"/>
-          <w:szCs w:val="24"/>
-        </w:rPr>
-        <w:t>ifficult decisions</w:t>
-      </w:r>
-      <w:r>
-        <w:rPr>
-          <w:rFonts w:asciiTheme="majorBidi" w:hAnsiTheme="majorBidi" w:cstheme="majorBidi"/>
-          <w:sz w:val="24"/>
-          <w:szCs w:val="24"/>
-        </w:rPr>
-        <w:t xml:space="preserve"> about apportionment of reservoir inflow</w:t>
-      </w:r>
-      <w:r>
-        <w:rPr>
-          <w:rFonts w:asciiTheme="majorBidi" w:hAnsiTheme="majorBidi" w:cstheme="majorBidi"/>
-          <w:sz w:val="24"/>
-          <w:szCs w:val="24"/>
-        </w:rPr>
-        <w:t xml:space="preserve"> are best for negotiations as they are ultimately political choices for where, when, how much, and for which purposes to consumptively use Colorado River water. Until users reach agreement, we suggest to allocate reservoir inflow to increase </w:t>
-      </w:r>
-      <w:r>
-        <w:rPr>
-          <w:rFonts w:asciiTheme="majorBidi" w:hAnsiTheme="majorBidi" w:cstheme="majorBidi"/>
-          <w:sz w:val="24"/>
-          <w:szCs w:val="24"/>
-        </w:rPr>
-        <w:t xml:space="preserve">the </w:t>
-      </w:r>
-      <w:r>
-        <w:rPr>
-          <w:rFonts w:asciiTheme="majorBidi" w:hAnsiTheme="majorBidi" w:cstheme="majorBidi"/>
-          <w:sz w:val="24"/>
-          <w:szCs w:val="24"/>
-        </w:rPr>
-        <w:t xml:space="preserve">Lake Mead protection account balance. This set up may encourage users to reach agreement so they can access water. </w:t>
-      </w:r>
+        <w:rPr>
+          <w:rFonts w:asciiTheme="majorBidi" w:hAnsiTheme="majorBidi" w:cstheme="majorBidi"/>
+          <w:sz w:val="24"/>
+          <w:szCs w:val="24"/>
+        </w:rPr>
+      </w:pPr>
     </w:p>
     <w:p>
       <w:pPr>
@@ -17892,13 +17585,7 @@
         <w:t xml:space="preserve"> </w:t>
       </w:r>
       <w:r>
-        <w:t xml:space="preserve">voluntarily reduced </w:t>
-      </w:r>
-      <w:r>
-        <w:t xml:space="preserve">their Colorado River </w:t>
-      </w:r>
-      <w:r>
-        <w:t xml:space="preserve">water use from legal entitlements by </w:t>
+        <w:t xml:space="preserve">voluntarily reduced their Colorado River water use from legal entitlements by </w:t>
       </w:r>
       <w:r>
         <w:t>4.</w:t>
@@ -17988,7 +17675,7 @@
         <w:t>entitlements</w:t>
       </w:r>
       <w:r>
-        <w:t xml:space="preserve"> oof 9.0 million acre-feet per year</w:t>
+        <w:t xml:space="preserve"> of 9.0 million acre-feet per year</w:t>
       </w:r>
       <w:r>
         <w:t>. This assumption is challenged as the Colorado River Basin becomes more arid.</w:t>
@@ -18069,16 +17756,32 @@
         <w:t>available water</w:t>
       </w:r>
       <w:r>
-        <w:t xml:space="preserve">. One strategy </w:t>
+        <w:t xml:space="preserve">. One </w:t>
+      </w:r>
+      <w:r>
+        <w:t>suggestion</w:t>
+      </w:r>
+      <w:r>
+        <w:t xml:space="preserve"> </w:t>
       </w:r>
       <w:r>
         <w:t>proportionally reduces credits</w:t>
       </w:r>
       <w:r>
-        <w:t xml:space="preserve"> for conserved water</w:t>
-      </w:r>
-      <w:r>
-        <w:t xml:space="preserve">. A second strategy </w:t>
+        <w:t xml:space="preserve"> for </w:t>
+      </w:r>
+      <w:r>
+        <w:lastRenderedPageBreak/>
+        <w:t>conserved water</w:t>
+      </w:r>
+      <w:r>
+        <w:t xml:space="preserve">. A second </w:t>
+      </w:r>
+      <w:r>
+        <w:t>suggestion</w:t>
+      </w:r>
+      <w:r>
+        <w:t xml:space="preserve"> </w:t>
       </w:r>
       <w:r>
         <w:t>creates a new protection account to be managed by Reclamation and separate water accounts for each user. Each year, Reclamation takes a first share of the physically available water</w:t>
@@ -18135,6 +17838,9 @@
         <w:t xml:space="preserve">utonomy to </w:t>
       </w:r>
       <w:r>
+        <w:t xml:space="preserve">adaptively </w:t>
+      </w:r>
+      <w:r>
         <w:t>m</w:t>
       </w:r>
       <w:r>
@@ -18183,7 +17889,7 @@
         <w:t xml:space="preserve"> </w:t>
       </w:r>
       <w:r>
-        <w:t xml:space="preserve">These strategies can also serve as examples for other </w:t>
+        <w:t xml:space="preserve">These strategies can serve as examples for other </w:t>
       </w:r>
       <w:r>
         <w:t>water</w:t>
@@ -18244,26 +17950,55 @@
           <w:sz w:val="24"/>
           <w:szCs w:val="24"/>
         </w:rPr>
-        <w:t xml:space="preserve">The data, models, and code used to generate tables and figures in this manuscript are available for download at </w:t>
-      </w:r>
-      <w:hyperlink r:id="rId23" w:history="1">
-        <w:r>
-          <w:rPr>
-            <w:rStyle w:val="Hyperlink"/>
-            <w:rFonts w:asciiTheme="majorBidi" w:hAnsiTheme="majorBidi" w:cstheme="majorBidi"/>
-            <w:sz w:val="24"/>
-            <w:szCs w:val="24"/>
-          </w:rPr>
-          <w:t>https://github.com/dzeke/ColoradoRiverCollaborate/tree/main/LakeMeadWaterConservationProgramAnalysis</w:t>
-        </w:r>
-      </w:hyperlink>
-      <w:r>
-        <w:rPr>
-          <w:rFonts w:asciiTheme="majorBidi" w:hAnsiTheme="majorBidi" w:cstheme="majorBidi"/>
-          <w:sz w:val="24"/>
-          <w:szCs w:val="24"/>
-        </w:rPr>
-        <w:t>.</w:t>
+        <w:t xml:space="preserve">The data, models, and code used to generate </w:t>
+      </w:r>
+      <w:r>
+        <w:rPr>
+          <w:rFonts w:asciiTheme="majorBidi" w:hAnsiTheme="majorBidi" w:cstheme="majorBidi"/>
+          <w:sz w:val="24"/>
+          <w:szCs w:val="24"/>
+        </w:rPr>
+        <w:t xml:space="preserve">Figures 1, 2, 3, and 5, and Table 2 </w:t>
+      </w:r>
+      <w:r>
+        <w:rPr>
+          <w:rFonts w:asciiTheme="majorBidi" w:hAnsiTheme="majorBidi" w:cstheme="majorBidi"/>
+          <w:sz w:val="24"/>
+          <w:szCs w:val="24"/>
+        </w:rPr>
+        <w:t xml:space="preserve">are available at </w:t>
+      </w:r>
+      <w:r>
+        <w:rPr>
+          <w:rFonts w:asciiTheme="majorBidi" w:hAnsiTheme="majorBidi" w:cstheme="majorBidi"/>
+          <w:sz w:val="24"/>
+          <w:szCs w:val="24"/>
+        </w:rPr>
+        <w:t>{Rosenberg, 2026 #3121}</w:t>
+      </w:r>
+      <w:r>
+        <w:rPr>
+          <w:rFonts w:asciiTheme="majorBidi" w:hAnsiTheme="majorBidi" w:cstheme="majorBidi"/>
+          <w:sz w:val="24"/>
+          <w:szCs w:val="24"/>
+        </w:rPr>
+        <w:t xml:space="preserve">. The data, models, and code used to generate Figures 6 and 7 are available at </w:t>
+      </w:r>
+      <w:r>
+        <w:rPr>
+          <w:rFonts w:asciiTheme="majorBidi" w:hAnsiTheme="majorBidi" w:cstheme="majorBidi"/>
+          <w:sz w:val="24"/>
+          <w:szCs w:val="24"/>
+        </w:rPr>
+        <w:t>{Myers, 2025 #3103}{Myers, 2025 #3103}</w:t>
+      </w:r>
+      <w:r>
+        <w:rPr>
+          <w:rFonts w:asciiTheme="majorBidi" w:hAnsiTheme="majorBidi" w:cstheme="majorBidi"/>
+          <w:sz w:val="24"/>
+          <w:szCs w:val="24"/>
+        </w:rPr>
+        <w:t>. Note: on final submission, the separate repositories will be combined into one Hydroshare repository with subfolders for each work.</w:t>
       </w:r>
     </w:p>
     <w:p>
@@ -18271,7 +18006,6 @@
         <w:pStyle w:val="Heading1"/>
       </w:pPr>
       <w:r>
-        <w:lastRenderedPageBreak/>
         <w:t>Appendix A. Estimate Share</w:t>
       </w:r>
       <w:r>
@@ -18655,7 +18389,7 @@
                     </pic:cNvPicPr>
                   </pic:nvPicPr>
                   <pic:blipFill>
-                    <a:blip r:embed="rId24">
+                    <a:blip r:embed="rId25">
                       <a:extLst>
                         <a:ext uri="{28A0092B-C50C-407E-A947-70E740481C1C}">
                           <a14:useLocalDpi xmlns:a14="http://schemas.microsoft.com/office/drawing/2010/main" val="0"/>
@@ -18773,6 +18507,7 @@
         <w:rPr>
           <w:noProof/>
         </w:rPr>
+        <w:lastRenderedPageBreak/>
         <w:drawing>
           <wp:inline distT="0" distB="0" distL="0" distR="0" wp14:anchorId="3DFF5439" wp14:editId="46D10C37">
             <wp:extent cx="5943600" cy="1592580"/>
@@ -18791,7 +18526,7 @@
                     </pic:cNvPicPr>
                   </pic:nvPicPr>
                   <pic:blipFill>
-                    <a:blip r:embed="rId25">
+                    <a:blip r:embed="rId26">
                       <a:extLst>
                         <a:ext uri="{28A0092B-C50C-407E-A947-70E740481C1C}">
                           <a14:useLocalDpi xmlns:a14="http://schemas.microsoft.com/office/drawing/2010/main" val="0"/>
@@ -19153,7 +18888,6 @@
           <w:sz w:val="24"/>
           <w:szCs w:val="24"/>
         </w:rPr>
-        <w:lastRenderedPageBreak/>
         <w:t>For example, at 8.6 maf</w:t>
       </w:r>
       <w:r>
@@ -19781,6 +19515,7 @@
         <w:pStyle w:val="Heading1"/>
       </w:pPr>
       <w:r>
+        <w:lastRenderedPageBreak/>
         <w:t>References</w:t>
       </w:r>
     </w:p>
@@ -19826,7 +19561,7 @@
       <w:r>
         <w:t xml:space="preserve">, 4(2), e1274. </w:t>
       </w:r>
-      <w:hyperlink r:id="rId26" w:history="1">
+      <w:hyperlink r:id="rId27" w:history="1">
         <w:r>
           <w:rPr>
             <w:rStyle w:val="Hyperlink"/>
@@ -19856,7 +19591,7 @@
       <w:r>
         <w:t xml:space="preserve">, November 8, 2021. </w:t>
       </w:r>
-      <w:hyperlink r:id="rId27" w:history="1">
+      <w:hyperlink r:id="rId28" w:history="1">
         <w:r>
           <w:rPr>
             <w:rStyle w:val="Hyperlink"/>
@@ -19877,7 +19612,7 @@
       <w:r>
         <w:t xml:space="preserve">Buschatzke, T., Hamby, J. B., and Entsminger, J. (2024). "Lower Basin Alternative for the Post-2026 Coordinated Operation of the Colorado River Basin." </w:t>
       </w:r>
-      <w:hyperlink r:id="rId28" w:history="1">
+      <w:hyperlink r:id="rId29" w:history="1">
         <w:r>
           <w:rPr>
             <w:rStyle w:val="Hyperlink"/>
@@ -19898,7 +19633,7 @@
       <w:r>
         <w:t xml:space="preserve">City of Phoenix. (2024). "Additional concepts for consideration - City of Phoenix." </w:t>
       </w:r>
-      <w:hyperlink r:id="rId29" w:history="1">
+      <w:hyperlink r:id="rId30" w:history="1">
         <w:r>
           <w:rPr>
             <w:rStyle w:val="Hyperlink"/>
@@ -19947,7 +19682,7 @@
       <w:r>
         <w:t xml:space="preserve">, 84(2), 242-261. </w:t>
       </w:r>
-      <w:hyperlink r:id="rId30" w:history="1">
+      <w:hyperlink r:id="rId31" w:history="1">
         <w:r>
           <w:rPr>
             <w:rStyle w:val="Hyperlink"/>
@@ -19977,7 +19712,7 @@
       <w:r>
         <w:t xml:space="preserve">, 90(4), 713-737. </w:t>
       </w:r>
-      <w:hyperlink r:id="rId31" w:history="1">
+      <w:hyperlink r:id="rId32" w:history="1">
         <w:r>
           <w:rPr>
             <w:rStyle w:val="Hyperlink"/>
@@ -19996,7 +19731,6 @@
         <w:ind w:left="720" w:hanging="720"/>
       </w:pPr>
       <w:r>
-        <w:lastRenderedPageBreak/>
         <w:t xml:space="preserve">Fleck, J., and Udall, B. (2021). "Managing Colorado River risk." </w:t>
       </w:r>
       <w:r>
@@ -20008,7 +19742,7 @@
       <w:r>
         <w:t xml:space="preserve">, 372(6545), 885-885. </w:t>
       </w:r>
-      <w:hyperlink r:id="rId32" w:history="1">
+      <w:hyperlink r:id="rId33" w:history="1">
         <w:r>
           <w:rPr>
             <w:rStyle w:val="Hyperlink"/>
@@ -20044,7 +19778,7 @@
         <w:spacing w:after="0"/>
         <w:ind w:left="720" w:hanging="720"/>
       </w:pPr>
-      <w:hyperlink r:id="rId33" w:history="1">
+      <w:hyperlink r:id="rId34" w:history="1">
         <w:r>
           <w:rPr>
             <w:rStyle w:val="Hyperlink"/>
@@ -20074,7 +19808,7 @@
       <w:r>
         <w:t xml:space="preserve">, 146(5), 04020017. </w:t>
       </w:r>
-      <w:hyperlink r:id="rId34" w:history="1">
+      <w:hyperlink r:id="rId35" w:history="1">
         <w:r>
           <w:rPr>
             <w:rStyle w:val="Hyperlink"/>
@@ -20104,7 +19838,7 @@
       <w:r>
         <w:t xml:space="preserve">. </w:t>
       </w:r>
-      <w:hyperlink r:id="rId35" w:history="1">
+      <w:hyperlink r:id="rId36" w:history="1">
         <w:r>
           <w:rPr>
             <w:rStyle w:val="Hyperlink"/>
@@ -20144,7 +19878,7 @@
       <w:r>
         <w:t xml:space="preserve">IBWC. (2021). "Minutes between the United States and Mexican Sections of the IBWC." United States Section, </w:t>
       </w:r>
-      <w:hyperlink r:id="rId36" w:history="1">
+      <w:hyperlink r:id="rId37" w:history="1">
         <w:r>
           <w:rPr>
             <w:rStyle w:val="Hyperlink"/>
@@ -20174,7 +19908,7 @@
       <w:r>
         <w:t xml:space="preserve">, 372(6540), 418-421. </w:t>
       </w:r>
-      <w:hyperlink r:id="rId37" w:history="1">
+      <w:hyperlink r:id="rId38" w:history="1">
         <w:r>
           <w:rPr>
             <w:rStyle w:val="Hyperlink"/>
@@ -20212,7 +19946,11 @@
         <w:ind w:left="720" w:hanging="720"/>
       </w:pPr>
       <w:r>
-        <w:t xml:space="preserve">Meehan, K., Jepson, W., Harris, L. M., Wutich, A., Beresford, M., Fencl, A., London, J., Pierce, G., Radonic, L., Wells, C., Wilson, N. J., Adams, E. A., Arsenault, R., Brewis, A., Harrington, V., Lambrinidou, Y., McGregor, D., Patrick, R., Pauli, B., Pearson, A. L., Shah, S., Splichalova, D., Workman, C., and Young, S. (2020). "Exposing the myths of household water insecurity in the global north: A critical review." </w:t>
+        <w:t xml:space="preserve">Meehan, K., Jepson, W., Harris, L. M., Wutich, A., Beresford, M., Fencl, A., London, J., Pierce, G., Radonic, L., Wells, C., Wilson, N. J., Adams, E. A., Arsenault, R., Brewis, A., Harrington, V., Lambrinidou, Y., McGregor, D., Patrick, R., Pauli, B., Pearson, A. L., Shah, S., Splichalova, D., Workman, C., and </w:t>
+      </w:r>
+      <w:r>
+        <w:lastRenderedPageBreak/>
+        <w:t xml:space="preserve">Young, S. (2020). "Exposing the myths of household water insecurity in the global north: A critical review." </w:t>
       </w:r>
       <w:r>
         <w:rPr>
@@ -20223,7 +19961,7 @@
       <w:r>
         <w:t xml:space="preserve">, 7(6), e1486. </w:t>
       </w:r>
-      <w:hyperlink r:id="rId38" w:history="1">
+      <w:hyperlink r:id="rId39" w:history="1">
         <w:r>
           <w:rPr>
             <w:rStyle w:val="Hyperlink"/>
@@ -20272,7 +20010,7 @@
       <w:r>
         <w:t xml:space="preserve">, 19(3), 1419. </w:t>
       </w:r>
-      <w:hyperlink r:id="rId39" w:history="1">
+      <w:hyperlink r:id="rId40" w:history="1">
         <w:r>
           <w:rPr>
             <w:rStyle w:val="Hyperlink"/>
@@ -20293,7 +20031,7 @@
       <w:r>
         <w:t xml:space="preserve">Pitt, J., Miller, B., Funk, A., Rice, M., Hawes, T., Moran, K., and Porterfield, S. (2024). "Conservation Groups’ Cooperative Conservation Alternative for Post-2026 Colorado River Guidelines Operations and Strategies." Reclamation. </w:t>
       </w:r>
-      <w:hyperlink r:id="rId40" w:history="1">
+      <w:hyperlink r:id="rId41" w:history="1">
         <w:r>
           <w:rPr>
             <w:rStyle w:val="Hyperlink"/>
@@ -20323,7 +20061,7 @@
       <w:r>
         <w:t xml:space="preserve">, 88(3). </w:t>
       </w:r>
-      <w:hyperlink r:id="rId41" w:history="1">
+      <w:hyperlink r:id="rId42" w:history="1">
         <w:r>
           <w:rPr>
             <w:rStyle w:val="Hyperlink"/>
@@ -20353,7 +20091,7 @@
       <w:r>
         <w:t xml:space="preserve">, 148(10), 02522006. </w:t>
       </w:r>
-      <w:hyperlink r:id="rId42" w:history="1">
+      <w:hyperlink r:id="rId43" w:history="1">
         <w:r>
           <w:rPr>
             <w:rStyle w:val="Hyperlink"/>
@@ -20374,7 +20112,7 @@
       <w:r>
         <w:t xml:space="preserve">Rosenberg, D. E. (2023). "Colorado River Basin Water Accounts: Provoke discussion about more adaptive reservoir operations." Hydroshare.org. </w:t>
       </w:r>
-      <w:hyperlink r:id="rId43" w:history="1">
+      <w:hyperlink r:id="rId44" w:history="1">
         <w:r>
           <w:rPr>
             <w:rStyle w:val="Hyperlink"/>
@@ -20393,7 +20131,6 @@
         <w:ind w:left="720" w:hanging="720"/>
       </w:pPr>
       <w:r>
-        <w:lastRenderedPageBreak/>
         <w:t xml:space="preserve">Rosenberg, D. E. (2024). "Lessons from immersive online collaborative modeling to discuss more adaptive reservoir operations." </w:t>
       </w:r>
       <w:r>
@@ -20405,7 +20142,7 @@
       <w:r>
         <w:t xml:space="preserve">, 150(7). </w:t>
       </w:r>
-      <w:hyperlink r:id="rId44" w:history="1">
+      <w:hyperlink r:id="rId45" w:history="1">
         <w:r>
           <w:rPr>
             <w:rStyle w:val="Hyperlink"/>
@@ -20435,7 +20172,7 @@
       <w:r>
         <w:t xml:space="preserve">, 58(6), 1053-1075. </w:t>
       </w:r>
-      <w:hyperlink r:id="rId45" w:history="1">
+      <w:hyperlink r:id="rId46" w:history="1">
         <w:r>
           <w:rPr>
             <w:rStyle w:val="Hyperlink"/>
@@ -20465,7 +20202,7 @@
       <w:r>
         <w:t xml:space="preserve">, 60(7), e2024WR037225. </w:t>
       </w:r>
-      <w:hyperlink r:id="rId46" w:history="1">
+      <w:hyperlink r:id="rId47" w:history="1">
         <w:r>
           <w:rPr>
             <w:rStyle w:val="Hyperlink"/>
@@ -20495,7 +20232,7 @@
       <w:r>
         <w:t xml:space="preserve">, 58(5), 735-745. </w:t>
       </w:r>
-      <w:hyperlink r:id="rId47" w:history="1">
+      <w:hyperlink r:id="rId48" w:history="1">
         <w:r>
           <w:rPr>
             <w:rStyle w:val="Hyperlink"/>
@@ -20525,7 +20262,7 @@
       <w:r>
         <w:t xml:space="preserve">, 22(2), 4-21. </w:t>
       </w:r>
-      <w:hyperlink r:id="rId48" w:history="1">
+      <w:hyperlink r:id="rId49" w:history="1">
         <w:r>
           <w:rPr>
             <w:rStyle w:val="Hyperlink"/>
@@ -20555,7 +20292,7 @@
       <w:r>
         <w:t xml:space="preserve">, 10(2), e565. </w:t>
       </w:r>
-      <w:hyperlink r:id="rId49" w:history="1">
+      <w:hyperlink r:id="rId50" w:history="1">
         <w:r>
           <w:rPr>
             <w:rStyle w:val="Hyperlink"/>
@@ -20585,7 +20322,7 @@
       <w:r>
         <w:t xml:space="preserve">. </w:t>
       </w:r>
-      <w:hyperlink r:id="rId50" w:history="1">
+      <w:hyperlink r:id="rId51" w:history="1">
         <w:r>
           <w:rPr>
             <w:rStyle w:val="Hyperlink"/>
@@ -20604,6 +20341,7 @@
         <w:ind w:left="720" w:hanging="720"/>
       </w:pPr>
       <w:r>
+        <w:lastRenderedPageBreak/>
         <w:t xml:space="preserve">UCRC. (2024). "Colorado River System Conservation Pilot Program in the Upper Colorado River Basin." </w:t>
       </w:r>
       <w:r>
@@ -20615,7 +20353,7 @@
       <w:r>
         <w:t xml:space="preserve">. </w:t>
       </w:r>
-      <w:hyperlink r:id="rId51" w:history="1">
+      <w:hyperlink r:id="rId52" w:history="1">
         <w:r>
           <w:rPr>
             <w:rStyle w:val="Hyperlink"/>
@@ -20645,7 +20383,7 @@
       <w:r>
         <w:t xml:space="preserve">, 53(3), 2404-2418. </w:t>
       </w:r>
-      <w:hyperlink r:id="rId52" w:history="1">
+      <w:hyperlink r:id="rId53" w:history="1">
         <w:r>
           <w:rPr>
             <w:rStyle w:val="Hyperlink"/>
@@ -20666,7 +20404,7 @@
       <w:r>
         <w:t xml:space="preserve">USBR. (2007a). "Colorado River Interim Guidelines for Lower Basin Shortages and Coordinated Operations for Lakes Powell and Mead: Final Environmental Impact Statement." U.S. Bureau of Reclamation, Washington, D.C., </w:t>
       </w:r>
-      <w:hyperlink r:id="rId53" w:history="1">
+      <w:hyperlink r:id="rId54" w:history="1">
         <w:r>
           <w:rPr>
             <w:rStyle w:val="Hyperlink"/>
@@ -20687,7 +20425,7 @@
       <w:r>
         <w:t xml:space="preserve">USBR. (2007b). "Record of Decision: Colorado River Interim Guidelines for Lower Basin Shortages and Coordinated Operations for Lakes Powell and Mead." U.S. Bureau of Reclamation. </w:t>
       </w:r>
-      <w:hyperlink r:id="rId54" w:history="1">
+      <w:hyperlink r:id="rId55" w:history="1">
         <w:r>
           <w:rPr>
             <w:rStyle w:val="Hyperlink"/>
@@ -20708,7 +20446,7 @@
       <w:r>
         <w:t xml:space="preserve">USBR. (2019). "Agreement Concerning Colorado River Drought Contingency Management and Operations." U.S. Bureau of Reclamation, Washington, DC. </w:t>
       </w:r>
-      <w:hyperlink r:id="rId55" w:history="1">
+      <w:hyperlink r:id="rId56" w:history="1">
         <w:r>
           <w:rPr>
             <w:rStyle w:val="Hyperlink"/>
@@ -20729,7 +20467,7 @@
       <w:r>
         <w:t xml:space="preserve">USBR. (2021). "Pilot System Conservation Program." U.S. Bureau of Reclamation, </w:t>
       </w:r>
-      <w:hyperlink r:id="rId56" w:history="1">
+      <w:hyperlink r:id="rId57" w:history="1">
         <w:r>
           <w:rPr>
             <w:rStyle w:val="Hyperlink"/>
@@ -20750,7 +20488,7 @@
       <w:r>
         <w:t xml:space="preserve">USBR. (2026a). "Boulder Canyon Operations Office - Program and Activities: Water Accounting Reports." U.S. Bureau of Reclamation. </w:t>
       </w:r>
-      <w:hyperlink r:id="rId57" w:history="1">
+      <w:hyperlink r:id="rId58" w:history="1">
         <w:r>
           <w:rPr>
             <w:rStyle w:val="Hyperlink"/>
@@ -20769,10 +20507,9 @@
         <w:ind w:left="720" w:hanging="720"/>
       </w:pPr>
       <w:r>
-        <w:lastRenderedPageBreak/>
         <w:t xml:space="preserve">USBR. (2026b). "Post-2026 Operational Guidelines and Strategies for Lake Powell and Lake Mead – Draft Environmental Impact Statement." U.S. Bureau of Reclamation. </w:t>
       </w:r>
-      <w:hyperlink r:id="rId58" w:history="1">
+      <w:hyperlink r:id="rId59" w:history="1">
         <w:r>
           <w:rPr>
             <w:rStyle w:val="Hyperlink"/>
@@ -20802,7 +20539,7 @@
       <w:r>
         <w:t xml:space="preserve">, 147(9), 04021034. </w:t>
       </w:r>
-      <w:hyperlink r:id="rId59" w:history="1">
+      <w:hyperlink r:id="rId60" w:history="1">
         <w:r>
           <w:rPr>
             <w:rStyle w:val="Hyperlink"/>
@@ -20822,7 +20559,7 @@
       <w:r>
         <w:t xml:space="preserve">Wang, J., and Schmidt, J. C. (2020). "Stream flow and Losses of the Colorado River in the Southern Colorado Plateau." Center for Colorado River Studies, Utah State University, Logan, Utah. </w:t>
       </w:r>
-      <w:hyperlink r:id="rId60" w:history="1">
+      <w:hyperlink r:id="rId61" w:history="1">
         <w:r>
           <w:rPr>
             <w:rStyle w:val="Hyperlink"/>
@@ -20852,7 +20589,7 @@
       </w:r>
     </w:p>
     <w:sectPr>
-      <w:headerReference w:type="default" r:id="rId61"/>
+      <w:headerReference w:type="default" r:id="rId62"/>
       <w:pgSz w:w="12240" w:h="15840"/>
       <w:pgMar w:top="1440" w:right="1440" w:bottom="1440" w:left="1440" w:header="720" w:footer="720" w:gutter="0"/>
       <w:lnNumType w:countBy="1" w:restart="continuous"/>
@@ -24450,7 +24187,7 @@
   <w:style w:type="paragraph" w:default="1" w:styleId="Normal">
     <w:name w:val="Normal"/>
     <w:qFormat/>
-    <w:rsid w:val="00F404B6"/>
+    <w:rsid w:val="00340768"/>
   </w:style>
   <w:style w:type="paragraph" w:styleId="Heading1">
     <w:name w:val="heading 1"/>
@@ -24478,6 +24215,7 @@
   <w:style w:type="character" w:default="1" w:styleId="DefaultParagraphFont">
     <w:name w:val="Default Paragraph Font"/>
     <w:uiPriority w:val="1"/>
+    <w:semiHidden/>
     <w:unhideWhenUsed/>
   </w:style>
   <w:style w:type="table" w:default="1" w:styleId="TableNormal">

--- a/LakeMeadWaterConservationProgramAnalysis/LakeMeadWaterConservationProgramSuccessChallengesSuggestions_v3.docx
+++ b/LakeMeadWaterConservationProgramAnalysis/LakeMeadWaterConservationProgramSuccessChallengesSuggestions_v3.docx
@@ -236,16 +236,31 @@
         <w:rPr>
           <w:vertAlign w:val="superscript"/>
         </w:rPr>
+        <w:t>1</w:t>
+      </w:r>
+      <w:r>
+        <w:t xml:space="preserve">, </w:t>
+      </w:r>
+      <w:r>
+        <w:t>Anabelle Myers</w:t>
+      </w:r>
+      <w:r>
+        <w:rPr>
+          <w:vertAlign w:val="superscript"/>
+        </w:rPr>
+        <w:t>1</w:t>
+      </w:r>
+      <w:r>
+        <w:t xml:space="preserve">, </w:t>
+      </w:r>
+      <w:r>
+        <w:t>Erik Porse</w:t>
+      </w:r>
+      <w:r>
+        <w:rPr>
+          <w:vertAlign w:val="superscript"/>
+        </w:rPr>
         <w:t>2</w:t>
-      </w:r>
-      <w:r>
-        <w:t>, Erik Porse</w:t>
-      </w:r>
-      <w:r>
-        <w:rPr>
-          <w:vertAlign w:val="superscript"/>
-        </w:rPr>
-        <w:t>3</w:t>
       </w:r>
     </w:p>
     <w:p>
@@ -288,7 +303,23 @@
           <w:sz w:val="24"/>
           <w:szCs w:val="24"/>
         </w:rPr>
-        <w:t>Professor, Department of Civil and Environmental Engineering and Utah Water Research Lab, Utah State University, Logan, Utah,</w:t>
+        <w:t xml:space="preserve">Professor, </w:t>
+      </w:r>
+      <w:r>
+        <w:rPr>
+          <w:rFonts w:asciiTheme="majorBidi" w:hAnsiTheme="majorBidi" w:cstheme="majorBidi"/>
+          <w:sz w:val="24"/>
+          <w:szCs w:val="24"/>
+        </w:rPr>
+        <w:t xml:space="preserve">Phd student, and undergraduate researcher, </w:t>
+      </w:r>
+      <w:r>
+        <w:rPr>
+          <w:rFonts w:asciiTheme="majorBidi" w:hAnsiTheme="majorBidi" w:cstheme="majorBidi"/>
+          <w:sz w:val="24"/>
+          <w:szCs w:val="24"/>
+        </w:rPr>
+        <w:t>Department of Civil and Environmental Engineering and Utah Water Research Lab, Utah State University, Logan, Utah,</w:t>
       </w:r>
       <w:r>
         <w:rPr>
@@ -350,49 +381,7 @@
           <w:sz w:val="24"/>
           <w:szCs w:val="24"/>
         </w:rPr>
-        <w:t xml:space="preserve">. </w:t>
-      </w:r>
-    </w:p>
-    <w:p>
-      <w:pPr>
-        <w:rPr>
-          <w:rFonts w:asciiTheme="majorBidi" w:hAnsiTheme="majorBidi" w:cstheme="majorBidi"/>
-          <w:sz w:val="24"/>
-          <w:szCs w:val="24"/>
-        </w:rPr>
-      </w:pPr>
-      <w:r>
-        <w:rPr>
-          <w:rFonts w:asciiTheme="majorBidi" w:hAnsiTheme="majorBidi" w:cstheme="majorBidi"/>
-          <w:sz w:val="24"/>
-          <w:szCs w:val="24"/>
-          <w:vertAlign w:val="superscript"/>
-        </w:rPr>
-        <w:t>2</w:t>
-      </w:r>
-      <w:r>
-        <w:rPr>
-          <w:rFonts w:asciiTheme="majorBidi" w:hAnsiTheme="majorBidi" w:cstheme="majorBidi"/>
-          <w:sz w:val="24"/>
-          <w:szCs w:val="24"/>
-        </w:rPr>
-        <w:t>Phd student, Department of Civil and Environmental Engineering and Utah Water Research Lab, Utah State University, Logan, Utah</w:t>
-      </w:r>
-      <w:r>
-        <w:rPr>
-          <w:rFonts w:asciiTheme="majorBidi" w:hAnsiTheme="majorBidi" w:cstheme="majorBidi"/>
-          <w:sz w:val="24"/>
-          <w:szCs w:val="24"/>
-        </w:rPr>
-        <w:t>, 84322-8200</w:t>
-      </w:r>
-      <w:r>
-        <w:rPr>
-          <w:rFonts w:asciiTheme="majorBidi" w:hAnsiTheme="majorBidi" w:cstheme="majorBidi"/>
-          <w:sz w:val="24"/>
-          <w:szCs w:val="24"/>
-        </w:rPr>
-        <w:t xml:space="preserve">. Email: </w:t>
+        <w:t xml:space="preserve">, </w:t>
       </w:r>
       <w:hyperlink r:id="rId10" w:history="1">
         <w:r>
@@ -402,7 +391,7 @@
             <w:sz w:val="24"/>
             <w:szCs w:val="24"/>
           </w:rPr>
-          <w:t>brittany.fager@usu.edu</w:t>
+          <w:t>Brittany.fager@usu.edu</w:t>
         </w:r>
       </w:hyperlink>
       <w:r>
@@ -411,7 +400,29 @@
           <w:sz w:val="24"/>
           <w:szCs w:val="24"/>
         </w:rPr>
+        <w:t xml:space="preserve">,  </w:t>
+      </w:r>
+      <w:hyperlink r:id="rId11" w:history="1">
+        <w:r>
+          <w:rPr>
+            <w:rStyle w:val="Hyperlink"/>
+            <w:rFonts w:asciiTheme="majorBidi" w:hAnsiTheme="majorBidi" w:cstheme="majorBidi"/>
+            <w:sz w:val="24"/>
+            <w:szCs w:val="24"/>
+          </w:rPr>
+          <w:t>a02369941@usu.edu</w:t>
+        </w:r>
+      </w:hyperlink>
+      <w:r>
         <w:t xml:space="preserve">. </w:t>
+      </w:r>
+      <w:r>
+        <w:rPr>
+          <w:rFonts w:asciiTheme="majorBidi" w:hAnsiTheme="majorBidi" w:cstheme="majorBidi"/>
+          <w:sz w:val="24"/>
+          <w:szCs w:val="24"/>
+        </w:rPr>
+        <w:t xml:space="preserve"> </w:t>
       </w:r>
     </w:p>
     <w:p>
@@ -429,7 +440,7 @@
           <w:szCs w:val="24"/>
           <w:vertAlign w:val="superscript"/>
         </w:rPr>
-        <w:t>3</w:t>
+        <w:t>2</w:t>
       </w:r>
       <w:r>
         <w:rPr>
@@ -455,7 +466,7 @@
         </w:rPr>
         <w:t xml:space="preserve">Email: </w:t>
       </w:r>
-      <w:hyperlink r:id="rId11" w:history="1">
+      <w:hyperlink r:id="rId12" w:history="1">
         <w:r>
           <w:rPr>
             <w:rStyle w:val="Hyperlink"/>
@@ -488,34 +499,25 @@
       <w:pPr>
         <w:rPr>
           <w:rFonts w:asciiTheme="majorBidi" w:hAnsiTheme="majorBidi" w:cstheme="majorBidi"/>
-          <w:sz w:val="24"/>
-          <w:szCs w:val="24"/>
-        </w:rPr>
-      </w:pPr>
+          <w:b/>
+          <w:bCs/>
+          <w:sz w:val="24"/>
+          <w:szCs w:val="24"/>
+        </w:rPr>
+      </w:pPr>
+      <w:r>
+        <w:rPr>
+          <w:rFonts w:asciiTheme="majorBidi" w:hAnsiTheme="majorBidi" w:cstheme="majorBidi"/>
+          <w:b/>
+          <w:bCs/>
+          <w:sz w:val="24"/>
+          <w:szCs w:val="24"/>
+        </w:rPr>
+        <w:t>Abstract</w:t>
+      </w:r>
     </w:p>
     <w:p>
       <w:pPr>
-        <w:rPr>
-          <w:rFonts w:asciiTheme="majorBidi" w:hAnsiTheme="majorBidi" w:cstheme="majorBidi"/>
-          <w:b/>
-          <w:bCs/>
-          <w:sz w:val="24"/>
-          <w:szCs w:val="24"/>
-        </w:rPr>
-      </w:pPr>
-      <w:r>
-        <w:rPr>
-          <w:rFonts w:asciiTheme="majorBidi" w:hAnsiTheme="majorBidi" w:cstheme="majorBidi"/>
-          <w:b/>
-          <w:bCs/>
-          <w:sz w:val="24"/>
-          <w:szCs w:val="24"/>
-        </w:rPr>
-        <w:t>Abstract</w:t>
-      </w:r>
-    </w:p>
-    <w:p>
-      <w:pPr>
         <w:pStyle w:val="NoSpacing"/>
       </w:pPr>
       <w:r>
@@ -678,7 +680,25 @@
         <w:t>available water</w:t>
       </w:r>
       <w:r>
-        <w:t>. One strategy proportionally reduces credits for conserved water. A second strategy creates a new protection account to be managed by Reclamation and separate water accounts for each user. Each year, Reclamation takes a first share of the physically available water equal to reservoir evaporation to sustain the protected volume. The users then divide the remaining inflow and consume, conserve, and/or trade within their account balances. Both strategies have potential benefits to stabilize and recover Lake Mead storage while increasing u</w:t>
+        <w:t xml:space="preserve">. One </w:t>
+      </w:r>
+      <w:r>
+        <w:t>suggestion</w:t>
+      </w:r>
+      <w:r>
+        <w:t xml:space="preserve"> proportionally reduces credits for conserved water. A second </w:t>
+      </w:r>
+      <w:r>
+        <w:t>suggestion</w:t>
+      </w:r>
+      <w:r>
+        <w:t xml:space="preserve"> creates a new protection account to be managed by Reclamation and separate water accounts for each user. Each year, Reclamation takes a first share of the physically available water equal to reservoir evaporation to sustain the protected volume. The users then divide the remaining inflow and consume, conserve, and/or trade within their account balances. Both </w:t>
+      </w:r>
+      <w:r>
+        <w:t>suggestions</w:t>
+      </w:r>
+      <w:r>
+        <w:t xml:space="preserve"> have potential benefits to stabilize and recover Lake Mead storage while increasing u</w:t>
       </w:r>
       <w:r>
         <w:t>ser</w:t>
@@ -3477,7 +3497,7 @@
         <w:t xml:space="preserve"> </w:t>
       </w:r>
       <w:r>
-        <w:t>strategies</w:t>
+        <w:t>suggestions</w:t>
       </w:r>
       <w:r>
         <w:t xml:space="preserve"> to </w:t>
@@ -3534,7 +3554,7 @@
         <w:t xml:space="preserve">The </w:t>
       </w:r>
       <w:r>
-        <w:t>strategies</w:t>
+        <w:t>suggestions</w:t>
       </w:r>
       <w:r>
         <w:t xml:space="preserve"> switch </w:t>
@@ -3561,7 +3581,16 @@
         <w:t xml:space="preserve">historical entitlements to </w:t>
       </w:r>
       <w:r>
-        <w:t xml:space="preserve">allocations based on </w:t>
+        <w:t xml:space="preserve">water accounting </w:t>
+      </w:r>
+      <w:r>
+        <w:t>based on</w:t>
+      </w:r>
+      <w:r>
+        <w:t xml:space="preserve"> apportionment of</w:t>
+      </w:r>
+      <w:r>
+        <w:t xml:space="preserve"> </w:t>
       </w:r>
       <w:r>
         <w:t xml:space="preserve">physical </w:t>
@@ -3570,22 +3599,94 @@
         <w:t>reservoir inflow</w:t>
       </w:r>
       <w:r>
-        <w:t xml:space="preserve">. These changes can </w:t>
-      </w:r>
-      <w:r>
-        <w:t xml:space="preserve">help </w:t>
-      </w:r>
-      <w:r>
-        <w:t>stabilize</w:t>
-      </w:r>
-      <w:r>
-        <w:t xml:space="preserve"> Lake Mead, recover storage, and reduce conflict </w:t>
-      </w:r>
-      <w:r>
-        <w:t>under</w:t>
-      </w:r>
-      <w:r>
-        <w:t xml:space="preserve"> conditions of low storage and low inflow</w:t>
+        <w:t xml:space="preserve">. </w:t>
+      </w:r>
+      <w:r>
+        <w:t>We</w:t>
+      </w:r>
+      <w:r>
+        <w:t xml:space="preserve"> illustrate some of many more autonomous and adaptive strategies that water users can adopt within a water accounting framework</w:t>
+      </w:r>
+      <w:r>
+        <w:t xml:space="preserve"> (</w:t>
+      </w:r>
+      <w:r>
+        <w:t>Section 6)</w:t>
+      </w:r>
+      <w:r>
+        <w:t>.</w:t>
+      </w:r>
+      <w:r>
+        <w:t xml:space="preserve"> </w:t>
+      </w:r>
+      <w:r>
+        <w:t>The next section discusses our suggestions in the context of prior work and lists additional benefits and limitations of water accounting. This work has</w:t>
+      </w:r>
+      <w:r>
+        <w:t xml:space="preserve"> potential benefits to stabilize and recover Lake Mead storage while increasing u</w:t>
+      </w:r>
+      <w:r>
+        <w:t>ser</w:t>
+      </w:r>
+      <w:r>
+        <w:t>s</w:t>
+      </w:r>
+      <w:r>
+        <w:t xml:space="preserve"> </w:t>
+      </w:r>
+      <w:r>
+        <w:t>a</w:t>
+      </w:r>
+      <w:r>
+        <w:t xml:space="preserve">utonomy to </w:t>
+      </w:r>
+      <w:r>
+        <w:t>m</w:t>
+      </w:r>
+      <w:r>
+        <w:t>anage</w:t>
+      </w:r>
+      <w:r>
+        <w:t xml:space="preserve"> their differing and sometimes conflicting</w:t>
+      </w:r>
+      <w:r>
+        <w:t xml:space="preserve"> </w:t>
+      </w:r>
+      <w:r>
+        <w:t>r</w:t>
+      </w:r>
+      <w:r>
+        <w:t>isk</w:t>
+      </w:r>
+      <w:r>
+        <w:t>s</w:t>
+      </w:r>
+      <w:r>
+        <w:t xml:space="preserve"> </w:t>
+      </w:r>
+      <w:r>
+        <w:t>of</w:t>
+      </w:r>
+      <w:r>
+        <w:t xml:space="preserve"> </w:t>
+      </w:r>
+      <w:r>
+        <w:t>d</w:t>
+      </w:r>
+      <w:r>
+        <w:t>eclining</w:t>
+      </w:r>
+      <w:r>
+        <w:t xml:space="preserve"> and low Colorado River</w:t>
+      </w:r>
+      <w:r>
+        <w:t xml:space="preserve"> </w:t>
+      </w:r>
+      <w:r>
+        <w:t>f</w:t>
+      </w:r>
+      <w:r>
+        <w:t>low</w:t>
       </w:r>
       <w:r>
         <w:t>.</w:t>
@@ -4096,7 +4197,23 @@
                                 <w:sz w:val="20"/>
                                 <w:szCs w:val="20"/>
                               </w:rPr>
-                              <w:t>program debits are prohibited. This trigger elevation has the purpose to prevent reservoir drawdown below the protection elevation. Presently, the trigger</w:t>
+                              <w:t xml:space="preserve">program debits are prohibited. This trigger elevation has the purpose to prevent reservoir drawdown </w:t>
+                            </w:r>
+                            <w:r>
+                              <w:rPr>
+                                <w:rFonts w:asciiTheme="majorBidi" w:hAnsiTheme="majorBidi" w:cstheme="majorBidi"/>
+                                <w:sz w:val="20"/>
+                                <w:szCs w:val="20"/>
+                              </w:rPr>
+                              <w:t>to catastrophic elevations</w:t>
+                            </w:r>
+                            <w:r>
+                              <w:rPr>
+                                <w:rFonts w:asciiTheme="majorBidi" w:hAnsiTheme="majorBidi" w:cstheme="majorBidi"/>
+                                <w:sz w:val="20"/>
+                                <w:szCs w:val="20"/>
+                              </w:rPr>
+                              <w:t>. Presently, the trigger</w:t>
                             </w:r>
                             <w:r>
                               <w:rPr>
@@ -4146,7 +4263,23 @@
                                 <w:sz w:val="20"/>
                                 <w:szCs w:val="20"/>
                               </w:rPr>
-                              <w:t xml:space="preserve">The volume of water a Lower Basin user or Mexico must reduce use below their historical entitlement. This volume is also referred to as a </w:t>
+                              <w:t xml:space="preserve">The volume of water a Lower Basin user or Mexico must reduce use below their </w:t>
+                            </w:r>
+                            <w:r>
+                              <w:rPr>
+                                <w:rFonts w:asciiTheme="majorBidi" w:hAnsiTheme="majorBidi" w:cstheme="majorBidi"/>
+                                <w:sz w:val="20"/>
+                                <w:szCs w:val="20"/>
+                              </w:rPr>
+                              <w:t>legal</w:t>
+                            </w:r>
+                            <w:r>
+                              <w:rPr>
+                                <w:rFonts w:asciiTheme="majorBidi" w:hAnsiTheme="majorBidi" w:cstheme="majorBidi"/>
+                                <w:sz w:val="20"/>
+                                <w:szCs w:val="20"/>
+                              </w:rPr>
+                              <w:t xml:space="preserve"> entitlement. This volume is also referred to as a </w:t>
                             </w:r>
                             <w:r>
                               <w:rPr>
@@ -4640,7 +4773,23 @@
                           <w:sz w:val="20"/>
                           <w:szCs w:val="20"/>
                         </w:rPr>
-                        <w:t>program debits are prohibited. This trigger elevation has the purpose to prevent reservoir drawdown below the protection elevation. Presently, the trigger</w:t>
+                        <w:t xml:space="preserve">program debits are prohibited. This trigger elevation has the purpose to prevent reservoir drawdown </w:t>
+                      </w:r>
+                      <w:r>
+                        <w:rPr>
+                          <w:rFonts w:asciiTheme="majorBidi" w:hAnsiTheme="majorBidi" w:cstheme="majorBidi"/>
+                          <w:sz w:val="20"/>
+                          <w:szCs w:val="20"/>
+                        </w:rPr>
+                        <w:t>to catastrophic elevations</w:t>
+                      </w:r>
+                      <w:r>
+                        <w:rPr>
+                          <w:rFonts w:asciiTheme="majorBidi" w:hAnsiTheme="majorBidi" w:cstheme="majorBidi"/>
+                          <w:sz w:val="20"/>
+                          <w:szCs w:val="20"/>
+                        </w:rPr>
+                        <w:t>. Presently, the trigger</w:t>
                       </w:r>
                       <w:r>
                         <w:rPr>
@@ -4690,7 +4839,23 @@
                           <w:sz w:val="20"/>
                           <w:szCs w:val="20"/>
                         </w:rPr>
-                        <w:t xml:space="preserve">The volume of water a Lower Basin user or Mexico must reduce use below their historical entitlement. This volume is also referred to as a </w:t>
+                        <w:t xml:space="preserve">The volume of water a Lower Basin user or Mexico must reduce use below their </w:t>
+                      </w:r>
+                      <w:r>
+                        <w:rPr>
+                          <w:rFonts w:asciiTheme="majorBidi" w:hAnsiTheme="majorBidi" w:cstheme="majorBidi"/>
+                          <w:sz w:val="20"/>
+                          <w:szCs w:val="20"/>
+                        </w:rPr>
+                        <w:t>legal</w:t>
+                      </w:r>
+                      <w:r>
+                        <w:rPr>
+                          <w:rFonts w:asciiTheme="majorBidi" w:hAnsiTheme="majorBidi" w:cstheme="majorBidi"/>
+                          <w:sz w:val="20"/>
+                          <w:szCs w:val="20"/>
+                        </w:rPr>
+                        <w:t xml:space="preserve"> entitlement. This volume is also referred to as a </w:t>
                       </w:r>
                       <w:r>
                         <w:rPr>
@@ -4807,7 +4972,15 @@
           <w:sz w:val="24"/>
           <w:szCs w:val="24"/>
         </w:rPr>
-        <w:t xml:space="preserve"> above historical allocations</w:t>
+        <w:t xml:space="preserve"> above </w:t>
+      </w:r>
+      <w:r>
+        <w:rPr>
+          <w:rFonts w:asciiTheme="majorBidi" w:hAnsiTheme="majorBidi" w:cstheme="majorBidi"/>
+          <w:sz w:val="24"/>
+          <w:szCs w:val="24"/>
+        </w:rPr>
+        <w:t>legal entitlements</w:t>
       </w:r>
       <w:r>
         <w:rPr>
@@ -7472,7 +7645,7 @@
                     <pic:cNvPicPr/>
                   </pic:nvPicPr>
                   <pic:blipFill>
-                    <a:blip r:embed="rId16"/>
+                    <a:blip r:embed="rId17"/>
                     <a:stretch>
                       <a:fillRect/>
                     </a:stretch>
@@ -7555,7 +7728,7 @@
                     <pic:cNvPicPr/>
                   </pic:nvPicPr>
                   <pic:blipFill>
-                    <a:blip r:embed="rId17"/>
+                    <a:blip r:embed="rId18"/>
                     <a:stretch>
                       <a:fillRect/>
                     </a:stretch>
@@ -8138,7 +8311,7 @@
                     </pic:cNvPicPr>
                   </pic:nvPicPr>
                   <pic:blipFill>
-                    <a:blip r:embed="rId18">
+                    <a:blip r:embed="rId19">
                       <a:extLst>
                         <a:ext uri="{28A0092B-C50C-407E-A947-70E740481C1C}">
                           <a14:useLocalDpi xmlns:a14="http://schemas.microsoft.com/office/drawing/2010/main" val="0"/>
@@ -8446,7 +8619,7 @@
                     <pic:cNvPicPr/>
                   </pic:nvPicPr>
                   <pic:blipFill>
-                    <a:blip r:embed="rId19"/>
+                    <a:blip r:embed="rId20"/>
                     <a:stretch>
                       <a:fillRect/>
                     </a:stretch>
@@ -10201,7 +10374,7 @@
         </w:rPr>
         <w:lastRenderedPageBreak/>
         <w:drawing>
-          <wp:inline distT="0" distB="0" distL="0" distR="0" wp14:anchorId="1DF02D15" wp14:editId="59ED5480">
+          <wp:inline distT="0" distB="0" distL="0" distR="0" wp14:anchorId="1DF02D15" wp14:editId="782FA2DD">
             <wp:extent cx="5845696" cy="3329343"/>
             <wp:effectExtent l="0" t="0" r="0" b="0"/>
             <wp:docPr id="708746801" name="Picture 2"/>
@@ -10218,7 +10391,7 @@
                     </pic:cNvPicPr>
                   </pic:nvPicPr>
                   <pic:blipFill>
-                    <a:blip r:embed="rId20" cstate="print">
+                    <a:blip r:embed="rId21" cstate="print">
                       <a:extLst>
                         <a:ext uri="{28A0092B-C50C-407E-A947-70E740481C1C}">
                           <a14:useLocalDpi xmlns:a14="http://schemas.microsoft.com/office/drawing/2010/main" val="0"/>
@@ -11477,7 +11650,7 @@
                     <pic:cNvPicPr/>
                   </pic:nvPicPr>
                   <pic:blipFill>
-                    <a:blip r:embed="rId21"/>
+                    <a:blip r:embed="rId22"/>
                     <a:stretch>
                       <a:fillRect/>
                     </a:stretch>
@@ -11907,7 +12080,7 @@
                     </pic:cNvPicPr>
                   </pic:nvPicPr>
                   <pic:blipFill>
-                    <a:blip r:embed="rId22">
+                    <a:blip r:embed="rId23">
                       <a:extLst>
                         <a:ext uri="{28A0092B-C50C-407E-A947-70E740481C1C}">
                           <a14:useLocalDpi xmlns:a14="http://schemas.microsoft.com/office/drawing/2010/main" val="0"/>
@@ -15122,7 +15295,13 @@
         <w:pStyle w:val="Heading1"/>
       </w:pPr>
       <w:r>
-        <w:t>Illustration of Water Accounting</w:t>
+        <w:t>Illustration</w:t>
+      </w:r>
+      <w:r>
+        <w:t>s</w:t>
+      </w:r>
+      <w:r>
+        <w:t xml:space="preserve"> of Water Accounting</w:t>
       </w:r>
     </w:p>
     <w:p>
@@ -15252,7 +15431,31 @@
           <w:sz w:val="24"/>
           <w:szCs w:val="24"/>
         </w:rPr>
-        <w:t xml:space="preserve">Within a session, collaborators immersed in and personified a Lake Mead user. The user roles were Reclamation (protection volume), California, Arizona, Nevada, Mexico, and Tribal Nations of the Lower Basin. Each year, we revealed the Lake Mead inflow. The model apportioned the inflow among the user accounts. Then, each collaborator </w:t>
+        <w:t xml:space="preserve">Within a session, collaborators immersed in and personified a Lake Mead user. The user roles were Reclamation (protection volume), California, Arizona, Nevada, Mexico, and Tribal Nations of the Lower Basin. Each year, we </w:t>
+      </w:r>
+      <w:r>
+        <w:rPr>
+          <w:rFonts w:asciiTheme="majorBidi" w:hAnsiTheme="majorBidi" w:cstheme="majorBidi"/>
+          <w:sz w:val="24"/>
+          <w:szCs w:val="24"/>
+        </w:rPr>
+        <w:t xml:space="preserve">choose and </w:t>
+      </w:r>
+      <w:r>
+        <w:rPr>
+          <w:rFonts w:asciiTheme="majorBidi" w:hAnsiTheme="majorBidi" w:cstheme="majorBidi"/>
+          <w:sz w:val="24"/>
+          <w:szCs w:val="24"/>
+        </w:rPr>
+        <w:t>revealed the Lake Mead inflow. The model apportioned the inflow among the user accounts. Then, each collaborator consumed, conserved, or traded within their account balance.</w:t>
+      </w:r>
+      <w:r>
+        <w:rPr>
+          <w:rFonts w:asciiTheme="majorBidi" w:hAnsiTheme="majorBidi" w:cstheme="majorBidi"/>
+          <w:sz w:val="24"/>
+          <w:szCs w:val="24"/>
+        </w:rPr>
+        <w:t xml:space="preserve"> Collaborators carried </w:t>
       </w:r>
       <w:r>
         <w:rPr>
@@ -15261,15 +15464,64 @@
           <w:szCs w:val="24"/>
         </w:rPr>
         <w:lastRenderedPageBreak/>
-        <w:t>consumed, conserved, or traded within their account balance.</w:t>
-      </w:r>
-      <w:r>
-        <w:rPr>
-          <w:rFonts w:asciiTheme="majorBidi" w:hAnsiTheme="majorBidi" w:cstheme="majorBidi"/>
-          <w:sz w:val="24"/>
-          <w:szCs w:val="24"/>
-        </w:rPr>
-        <w:t xml:space="preserve"> Collaborators carried over account balances to the next year, which also kept Lake Mead storage above the protection volume.</w:t>
+        <w:t>over account balances to the next year, which also kept Lake Mead storage above the protection volume.</w:t>
+      </w:r>
+      <w:r>
+        <w:rPr>
+          <w:rFonts w:asciiTheme="majorBidi" w:hAnsiTheme="majorBidi" w:cstheme="majorBidi"/>
+          <w:sz w:val="24"/>
+          <w:szCs w:val="24"/>
+        </w:rPr>
+        <w:t xml:space="preserve"> Each collaborator participated in one session and each session lasted ~ 2 hours. Otherwise, sessions followed the structure of prior immersive modeling work </w:t>
+      </w:r>
+      <w:r>
+        <w:rPr>
+          <w:rFonts w:asciiTheme="majorBidi" w:hAnsiTheme="majorBidi" w:cstheme="majorBidi"/>
+          <w:sz w:val="24"/>
+          <w:szCs w:val="24"/>
+        </w:rPr>
+        <w:fldChar w:fldCharType="begin"/>
+      </w:r>
+      <w:r>
+        <w:rPr>
+          <w:rFonts w:asciiTheme="majorBidi" w:hAnsiTheme="majorBidi" w:cstheme="majorBidi"/>
+          <w:sz w:val="24"/>
+          <w:szCs w:val="24"/>
+        </w:rPr>
+        <w:instrText xml:space="preserve"> ADDIN EN.CITE &lt;EndNote&gt;&lt;Cite&gt;&lt;Author&gt;Rosenberg&lt;/Author&gt;&lt;Year&gt;2024&lt;/Year&gt;&lt;RecNum&gt;2847&lt;/RecNum&gt;&lt;DisplayText&gt;(Rosenberg, 2024)&lt;/DisplayText&gt;&lt;record&gt;&lt;rec-number&gt;2847&lt;/rec-number&gt;&lt;foreign-keys&gt;&lt;key app="EN" db-id="xxt5ta9pd995dwesap0pdzzp2weaz0w9werf" timestamp="1642471467"&gt;2847&lt;/key&gt;&lt;/foreign-keys&gt;&lt;ref-type name="Journal Article"&gt;17&lt;/ref-type&gt;&lt;contributors&gt;&lt;authors&gt;&lt;author&gt;David E. Rosenberg&lt;/author&gt;&lt;/authors&gt;&lt;/contributors&gt;&lt;titles&gt;&lt;title&gt;Lessons from immersive online collaborative modeling to discuss more adaptive reservoir operations&lt;/title&gt;&lt;secondary-title&gt;Journal of Water Resources Planning and Management&lt;/secondary-title&gt;&lt;/titles&gt;&lt;periodical&gt;&lt;full-title&gt;Journal of Water Resources Planning and Management&lt;/full-title&gt;&lt;/periodical&gt;&lt;volume&gt;150&lt;/volume&gt;&lt;number&gt;7&lt;/number&gt;&lt;dates&gt;&lt;year&gt;2024&lt;/year&gt;&lt;/dates&gt;&lt;publisher&gt;American Society of Civil Engineers&lt;/publisher&gt;&lt;urls&gt;&lt;related-urls&gt;&lt;url&gt;https://doi.org/10.4211/hs.e0cbe52ad4524c07bb5b7ff8c373a343&lt;/url&gt;&lt;/related-urls&gt;&lt;/urls&gt;&lt;electronic-resource-num&gt;https://doi.org/10.1061/JWRMD5.WRENG-5893&lt;/electronic-resource-num&gt;&lt;/record&gt;&lt;/Cite&gt;&lt;/EndNote&gt;</w:instrText>
+      </w:r>
+      <w:r>
+        <w:rPr>
+          <w:rFonts w:asciiTheme="majorBidi" w:hAnsiTheme="majorBidi" w:cstheme="majorBidi"/>
+          <w:sz w:val="24"/>
+          <w:szCs w:val="24"/>
+        </w:rPr>
+        <w:fldChar w:fldCharType="separate"/>
+      </w:r>
+      <w:r>
+        <w:rPr>
+          <w:rFonts w:asciiTheme="majorBidi" w:hAnsiTheme="majorBidi" w:cstheme="majorBidi"/>
+          <w:noProof/>
+          <w:sz w:val="24"/>
+          <w:szCs w:val="24"/>
+        </w:rPr>
+        <w:t>(Rosenberg, 2024)</w:t>
+      </w:r>
+      <w:r>
+        <w:rPr>
+          <w:rFonts w:asciiTheme="majorBidi" w:hAnsiTheme="majorBidi" w:cstheme="majorBidi"/>
+          <w:sz w:val="24"/>
+          <w:szCs w:val="24"/>
+        </w:rPr>
+        <w:fldChar w:fldCharType="end"/>
+      </w:r>
+      <w:r>
+        <w:rPr>
+          <w:rFonts w:asciiTheme="majorBidi" w:hAnsiTheme="majorBidi" w:cstheme="majorBidi"/>
+          <w:sz w:val="24"/>
+          <w:szCs w:val="24"/>
+        </w:rPr>
+        <w:t>.</w:t>
       </w:r>
     </w:p>
     <w:p>
@@ -15310,7 +15562,15 @@
           <w:sz w:val="24"/>
           <w:szCs w:val="24"/>
         </w:rPr>
-        <w:t>reserved 1.4 to 2.0 million acre-feet in their accounts, keeping Lake Mead storage above the protection elevation even with inflows of 3.8, 6.3, and 4.0 million acre-feet—inflows lower than observed to date.</w:t>
+        <w:t>reserved 1.4 to 2.0 million acre-feet in their accounts, keeping Lake Mead storage above the protection elevation even with inflows of 3.8, 6.3, and 4.0 million acre-feet—inflows lower than observed</w:t>
+      </w:r>
+      <w:r>
+        <w:rPr>
+          <w:rFonts w:asciiTheme="majorBidi" w:hAnsiTheme="majorBidi" w:cstheme="majorBidi"/>
+          <w:sz w:val="24"/>
+          <w:szCs w:val="24"/>
+        </w:rPr>
+        <w:t>.</w:t>
       </w:r>
     </w:p>
     <w:p>
@@ -15341,7 +15601,7 @@
                     <pic:cNvPicPr/>
                   </pic:nvPicPr>
                   <pic:blipFill>
-                    <a:blip r:embed="rId23" cstate="print">
+                    <a:blip r:embed="rId24" cstate="print">
                       <a:extLst>
                         <a:ext uri="{28A0092B-C50C-407E-A947-70E740481C1C}">
                           <a14:useLocalDpi xmlns:a14="http://schemas.microsoft.com/office/drawing/2010/main" val="0"/>
@@ -15397,7 +15657,19 @@
         <w:t xml:space="preserve"> </w:t>
       </w:r>
       <w:r>
-        <w:t>The area between the red and blue lines shows the total volume the other collaborators conserved within their user accounts.</w:t>
+        <w:t xml:space="preserve">The area between the red and blue lines </w:t>
+      </w:r>
+      <w:r>
+        <w:t>is</w:t>
+      </w:r>
+      <w:r>
+        <w:t xml:space="preserve"> the total volume the other collaborators </w:t>
+      </w:r>
+      <w:r>
+        <w:t>conserved water and account balances</w:t>
+      </w:r>
+      <w:r>
+        <w:t>.</w:t>
       </w:r>
     </w:p>
     <w:p>
@@ -15516,7 +15788,7 @@
                     <pic:cNvPicPr/>
                   </pic:nvPicPr>
                   <pic:blipFill>
-                    <a:blip r:embed="rId24" cstate="print">
+                    <a:blip r:embed="rId25" cstate="print">
                       <a:extLst>
                         <a:ext uri="{28A0092B-C50C-407E-A947-70E740481C1C}">
                           <a14:useLocalDpi xmlns:a14="http://schemas.microsoft.com/office/drawing/2010/main" val="0"/>
@@ -17974,7 +18246,40 @@
           <w:sz w:val="24"/>
           <w:szCs w:val="24"/>
         </w:rPr>
-        <w:t>{Rosenberg, 2026 #3121}</w:t>
+        <w:fldChar w:fldCharType="begin"/>
+      </w:r>
+      <w:r>
+        <w:rPr>
+          <w:rFonts w:asciiTheme="majorBidi" w:hAnsiTheme="majorBidi" w:cstheme="majorBidi"/>
+          <w:sz w:val="24"/>
+          <w:szCs w:val="24"/>
+        </w:rPr>
+        <w:instrText xml:space="preserve"> ADDIN EN.CITE &lt;EndNote&gt;&lt;Cite&gt;&lt;Author&gt;Rosenberg&lt;/Author&gt;&lt;Year&gt;2026&lt;/Year&gt;&lt;RecNum&gt;3121&lt;/RecNum&gt;&lt;DisplayText&gt;(Rosenberg, 2026)&lt;/DisplayText&gt;&lt;record&gt;&lt;rec-number&gt;3121&lt;/rec-number&gt;&lt;foreign-keys&gt;&lt;key app="EN" db-id="xxt5ta9pd995dwesap0pdzzp2weaz0w9werf" timestamp="1783713642"&gt;3121&lt;/key&gt;&lt;/foreign-keys&gt;&lt;ref-type name="Journal Article"&gt;17&lt;/ref-type&gt;&lt;contributors&gt;&lt;authors&gt;&lt;author&gt;Rosenberg, D.&lt;/author&gt;&lt;/authors&gt;&lt;/contributors&gt;&lt;titles&gt;&lt;title&gt;Lake Mead Water Conservation Program Analysis&lt;/title&gt;&lt;secondary-title&gt;Github, Utah State Unviersity&lt;/secondary-title&gt;&lt;/titles&gt;&lt;periodical&gt;&lt;full-title&gt;Github, Utah State Unviersity&lt;/full-title&gt;&lt;/periodical&gt;&lt;dates&gt;&lt;year&gt;2026&lt;/year&gt;&lt;/dates&gt;&lt;urls&gt;&lt;related-urls&gt;&lt;url&gt;https://github.com/dzeke/ColoradoRiverCollaborate/tree/main/LakeMeadWaterConservationProgramAnalysis&lt;/url&gt;&lt;/related-urls&gt;&lt;/urls&gt;&lt;/record&gt;&lt;/Cite&gt;&lt;/EndNote&gt;</w:instrText>
+      </w:r>
+      <w:r>
+        <w:rPr>
+          <w:rFonts w:asciiTheme="majorBidi" w:hAnsiTheme="majorBidi" w:cstheme="majorBidi"/>
+          <w:sz w:val="24"/>
+          <w:szCs w:val="24"/>
+        </w:rPr>
+        <w:fldChar w:fldCharType="separate"/>
+      </w:r>
+      <w:r>
+        <w:rPr>
+          <w:rFonts w:asciiTheme="majorBidi" w:hAnsiTheme="majorBidi" w:cstheme="majorBidi"/>
+          <w:noProof/>
+          <w:sz w:val="24"/>
+          <w:szCs w:val="24"/>
+        </w:rPr>
+        <w:t>(Rosenberg, 2026)</w:t>
+      </w:r>
+      <w:r>
+        <w:rPr>
+          <w:rFonts w:asciiTheme="majorBidi" w:hAnsiTheme="majorBidi" w:cstheme="majorBidi"/>
+          <w:sz w:val="24"/>
+          <w:szCs w:val="24"/>
+        </w:rPr>
+        <w:fldChar w:fldCharType="end"/>
       </w:r>
       <w:r>
         <w:rPr>
@@ -17990,7 +18295,40 @@
           <w:sz w:val="24"/>
           <w:szCs w:val="24"/>
         </w:rPr>
-        <w:t>{Myers, 2025 #3103}{Myers, 2025 #3103}</w:t>
+        <w:fldChar w:fldCharType="begin"/>
+      </w:r>
+      <w:r>
+        <w:rPr>
+          <w:rFonts w:asciiTheme="majorBidi" w:hAnsiTheme="majorBidi" w:cstheme="majorBidi"/>
+          <w:sz w:val="24"/>
+          <w:szCs w:val="24"/>
+        </w:rPr>
+        <w:instrText xml:space="preserve"> ADDIN EN.CITE &lt;EndNote&gt;&lt;Cite&gt;&lt;Author&gt;Myers&lt;/Author&gt;&lt;Year&gt;2025&lt;/Year&gt;&lt;RecNum&gt;3103&lt;/RecNum&gt;&lt;DisplayText&gt;(Myers et al., 2025)&lt;/DisplayText&gt;&lt;record&gt;&lt;rec-number&gt;3103&lt;/rec-number&gt;&lt;foreign-keys&gt;&lt;key app="EN" db-id="xxt5ta9pd995dwesap0pdzzp2weaz0w9werf" timestamp="1762385688"&gt;3103&lt;/key&gt;&lt;/foreign-keys&gt;&lt;ref-type name="Journal Article"&gt;17&lt;/ref-type&gt;&lt;contributors&gt;&lt;authors&gt;&lt;author&gt;Anabelle Myers&lt;/author&gt;&lt;author&gt;David Rosenberg&lt;/author&gt;&lt;author&gt;Hadia Akbar&lt;/author&gt;&lt;author&gt;Erik Porse&lt;/author&gt;&lt;/authors&gt;&lt;/contributors&gt;&lt;titles&gt;&lt;title&gt;Immersive Model for Lake Mead Based on the Principle of Divide Reservoir Inflow&lt;/title&gt;&lt;secondary-title&gt;Hydroshare&lt;/secondary-title&gt;&lt;/titles&gt;&lt;periodical&gt;&lt;full-title&gt;Hydroshare&lt;/full-title&gt;&lt;/periodical&gt;&lt;dates&gt;&lt;year&gt;2025&lt;/year&gt;&lt;/dates&gt;&lt;urls&gt;&lt;/urls&gt;&lt;electronic-resource-num&gt;https://www.hydroshare.org/resource/1fcd5325c0a7400099f1698bc72cecd7/&lt;/electronic-resource-num&gt;&lt;/record&gt;&lt;/Cite&gt;&lt;Cite&gt;&lt;Author&gt;Myers&lt;/Author&gt;&lt;Year&gt;2025&lt;/Year&gt;&lt;RecNum&gt;3103&lt;/RecNum&gt;&lt;record&gt;&lt;rec-number&gt;3103&lt;/rec-number&gt;&lt;foreign-keys&gt;&lt;key app="EN" db-id="xxt5ta9pd995dwesap0pdzzp2weaz0w9werf" timestamp="1762385688"&gt;3103&lt;/key&gt;&lt;/foreign-keys&gt;&lt;ref-type name="Journal Article"&gt;17&lt;/ref-type&gt;&lt;contributors&gt;&lt;authors&gt;&lt;author&gt;Anabelle Myers&lt;/author&gt;&lt;author&gt;David Rosenberg&lt;/author&gt;&lt;author&gt;Hadia Akbar&lt;/author&gt;&lt;author&gt;Erik Porse&lt;/author&gt;&lt;/authors&gt;&lt;/contributors&gt;&lt;titles&gt;&lt;title&gt;Immersive Model for Lake Mead Based on the Principle of Divide Reservoir Inflow&lt;/title&gt;&lt;secondary-title&gt;Hydroshare&lt;/secondary-title&gt;&lt;/titles&gt;&lt;periodical&gt;&lt;full-title&gt;Hydroshare&lt;/full-title&gt;&lt;/periodical&gt;&lt;dates&gt;&lt;year&gt;2025&lt;/year&gt;&lt;/dates&gt;&lt;urls&gt;&lt;/urls&gt;&lt;electronic-resource-num&gt;https://www.hydroshare.org/resource/1fcd5325c0a7400099f1698bc72cecd7/&lt;/electronic-resource-num&gt;&lt;/record&gt;&lt;/Cite&gt;&lt;/EndNote&gt;</w:instrText>
+      </w:r>
+      <w:r>
+        <w:rPr>
+          <w:rFonts w:asciiTheme="majorBidi" w:hAnsiTheme="majorBidi" w:cstheme="majorBidi"/>
+          <w:sz w:val="24"/>
+          <w:szCs w:val="24"/>
+        </w:rPr>
+        <w:fldChar w:fldCharType="separate"/>
+      </w:r>
+      <w:r>
+        <w:rPr>
+          <w:rFonts w:asciiTheme="majorBidi" w:hAnsiTheme="majorBidi" w:cstheme="majorBidi"/>
+          <w:noProof/>
+          <w:sz w:val="24"/>
+          <w:szCs w:val="24"/>
+        </w:rPr>
+        <w:t>(Myers et al., 2025)</w:t>
+      </w:r>
+      <w:r>
+        <w:rPr>
+          <w:rFonts w:asciiTheme="majorBidi" w:hAnsiTheme="majorBidi" w:cstheme="majorBidi"/>
+          <w:sz w:val="24"/>
+          <w:szCs w:val="24"/>
+        </w:rPr>
+        <w:fldChar w:fldCharType="end"/>
       </w:r>
       <w:r>
         <w:rPr>
@@ -18389,7 +18727,7 @@
                     </pic:cNvPicPr>
                   </pic:nvPicPr>
                   <pic:blipFill>
-                    <a:blip r:embed="rId25">
+                    <a:blip r:embed="rId26">
                       <a:extLst>
                         <a:ext uri="{28A0092B-C50C-407E-A947-70E740481C1C}">
                           <a14:useLocalDpi xmlns:a14="http://schemas.microsoft.com/office/drawing/2010/main" val="0"/>
@@ -18526,7 +18864,7 @@
                     </pic:cNvPicPr>
                   </pic:nvPicPr>
                   <pic:blipFill>
-                    <a:blip r:embed="rId26">
+                    <a:blip r:embed="rId27">
                       <a:extLst>
                         <a:ext uri="{28A0092B-C50C-407E-A947-70E740481C1C}">
                           <a14:useLocalDpi xmlns:a14="http://schemas.microsoft.com/office/drawing/2010/main" val="0"/>
@@ -19561,7 +19899,7 @@
       <w:r>
         <w:t xml:space="preserve">, 4(2), e1274. </w:t>
       </w:r>
-      <w:hyperlink r:id="rId27" w:history="1">
+      <w:hyperlink r:id="rId28" w:history="1">
         <w:r>
           <w:rPr>
             <w:rStyle w:val="Hyperlink"/>
@@ -19591,7 +19929,7 @@
       <w:r>
         <w:t xml:space="preserve">, November 8, 2021. </w:t>
       </w:r>
-      <w:hyperlink r:id="rId28" w:history="1">
+      <w:hyperlink r:id="rId29" w:history="1">
         <w:r>
           <w:rPr>
             <w:rStyle w:val="Hyperlink"/>
@@ -19612,7 +19950,7 @@
       <w:r>
         <w:t xml:space="preserve">Buschatzke, T., Hamby, J. B., and Entsminger, J. (2024). "Lower Basin Alternative for the Post-2026 Coordinated Operation of the Colorado River Basin." </w:t>
       </w:r>
-      <w:hyperlink r:id="rId29" w:history="1">
+      <w:hyperlink r:id="rId30" w:history="1">
         <w:r>
           <w:rPr>
             <w:rStyle w:val="Hyperlink"/>
@@ -19633,7 +19971,7 @@
       <w:r>
         <w:t xml:space="preserve">City of Phoenix. (2024). "Additional concepts for consideration - City of Phoenix." </w:t>
       </w:r>
-      <w:hyperlink r:id="rId30" w:history="1">
+      <w:hyperlink r:id="rId31" w:history="1">
         <w:r>
           <w:rPr>
             <w:rStyle w:val="Hyperlink"/>
@@ -19682,7 +20020,7 @@
       <w:r>
         <w:t xml:space="preserve">, 84(2), 242-261. </w:t>
       </w:r>
-      <w:hyperlink r:id="rId31" w:history="1">
+      <w:hyperlink r:id="rId32" w:history="1">
         <w:r>
           <w:rPr>
             <w:rStyle w:val="Hyperlink"/>
@@ -19712,7 +20050,7 @@
       <w:r>
         <w:t xml:space="preserve">, 90(4), 713-737. </w:t>
       </w:r>
-      <w:hyperlink r:id="rId32" w:history="1">
+      <w:hyperlink r:id="rId33" w:history="1">
         <w:r>
           <w:rPr>
             <w:rStyle w:val="Hyperlink"/>
@@ -19742,7 +20080,7 @@
       <w:r>
         <w:t xml:space="preserve">, 372(6545), 885-885. </w:t>
       </w:r>
-      <w:hyperlink r:id="rId33" w:history="1">
+      <w:hyperlink r:id="rId34" w:history="1">
         <w:r>
           <w:rPr>
             <w:rStyle w:val="Hyperlink"/>
@@ -19778,7 +20116,7 @@
         <w:spacing w:after="0"/>
         <w:ind w:left="720" w:hanging="720"/>
       </w:pPr>
-      <w:hyperlink r:id="rId34" w:history="1">
+      <w:hyperlink r:id="rId35" w:history="1">
         <w:r>
           <w:rPr>
             <w:rStyle w:val="Hyperlink"/>
@@ -19808,7 +20146,7 @@
       <w:r>
         <w:t xml:space="preserve">, 146(5), 04020017. </w:t>
       </w:r>
-      <w:hyperlink r:id="rId35" w:history="1">
+      <w:hyperlink r:id="rId36" w:history="1">
         <w:r>
           <w:rPr>
             <w:rStyle w:val="Hyperlink"/>
@@ -19838,7 +20176,7 @@
       <w:r>
         <w:t xml:space="preserve">. </w:t>
       </w:r>
-      <w:hyperlink r:id="rId36" w:history="1">
+      <w:hyperlink r:id="rId37" w:history="1">
         <w:r>
           <w:rPr>
             <w:rStyle w:val="Hyperlink"/>
@@ -19878,7 +20216,7 @@
       <w:r>
         <w:t xml:space="preserve">IBWC. (2021). "Minutes between the United States and Mexican Sections of the IBWC." United States Section, </w:t>
       </w:r>
-      <w:hyperlink r:id="rId37" w:history="1">
+      <w:hyperlink r:id="rId38" w:history="1">
         <w:r>
           <w:rPr>
             <w:rStyle w:val="Hyperlink"/>
@@ -19908,7 +20246,7 @@
       <w:r>
         <w:t xml:space="preserve">, 372(6540), 418-421. </w:t>
       </w:r>
-      <w:hyperlink r:id="rId38" w:history="1">
+      <w:hyperlink r:id="rId39" w:history="1">
         <w:r>
           <w:rPr>
             <w:rStyle w:val="Hyperlink"/>
@@ -19961,7 +20299,7 @@
       <w:r>
         <w:t xml:space="preserve">, 7(6), e1486. </w:t>
       </w:r>
-      <w:hyperlink r:id="rId39" w:history="1">
+      <w:hyperlink r:id="rId40" w:history="1">
         <w:r>
           <w:rPr>
             <w:rStyle w:val="Hyperlink"/>
@@ -19999,6 +20337,36 @@
         <w:ind w:left="720" w:hanging="720"/>
       </w:pPr>
       <w:r>
+        <w:t xml:space="preserve">Myers, A., Rosenberg, D., Akbar, H., and Porse, E. (2025). "Immersive Model for Lake Mead Based on the Principle of Divide Reservoir Inflow." </w:t>
+      </w:r>
+      <w:r>
+        <w:rPr>
+          <w:i/>
+        </w:rPr>
+        <w:t>Hydroshare</w:t>
+      </w:r>
+      <w:r>
+        <w:t xml:space="preserve">. </w:t>
+      </w:r>
+      <w:hyperlink r:id="rId41" w:history="1">
+        <w:r>
+          <w:rPr>
+            <w:rStyle w:val="Hyperlink"/>
+          </w:rPr>
+          <w:t>https://www.hydroshare.org/resource/1fcd5325c0a7400099f1698bc72cecd7/</w:t>
+        </w:r>
+      </w:hyperlink>
+      <w:r>
+        <w:t>.</w:t>
+      </w:r>
+    </w:p>
+    <w:p>
+      <w:pPr>
+        <w:pStyle w:val="EndNoteBibliography"/>
+        <w:spacing w:after="0"/>
+        <w:ind w:left="720" w:hanging="720"/>
+      </w:pPr>
+      <w:r>
         <w:t xml:space="preserve">Pace, C., Fencl, A., Baehner, L., Lukacs, H., Cushing, L. J., and Morello-Frosch, R. (2022). "The Drinking Water Tool: A Community-Driven Data Visualization Tool for Policy Implementation." </w:t>
       </w:r>
       <w:r>
@@ -20010,7 +20378,7 @@
       <w:r>
         <w:t xml:space="preserve">, 19(3), 1419. </w:t>
       </w:r>
-      <w:hyperlink r:id="rId40" w:history="1">
+      <w:hyperlink r:id="rId42" w:history="1">
         <w:r>
           <w:rPr>
             <w:rStyle w:val="Hyperlink"/>
@@ -20031,7 +20399,7 @@
       <w:r>
         <w:t xml:space="preserve">Pitt, J., Miller, B., Funk, A., Rice, M., Hawes, T., Moran, K., and Porterfield, S. (2024). "Conservation Groups’ Cooperative Conservation Alternative for Post-2026 Colorado River Guidelines Operations and Strategies." Reclamation. </w:t>
       </w:r>
-      <w:hyperlink r:id="rId41" w:history="1">
+      <w:hyperlink r:id="rId43" w:history="1">
         <w:r>
           <w:rPr>
             <w:rStyle w:val="Hyperlink"/>
@@ -20061,7 +20429,7 @@
       <w:r>
         <w:t xml:space="preserve">, 88(3). </w:t>
       </w:r>
-      <w:hyperlink r:id="rId42" w:history="1">
+      <w:hyperlink r:id="rId44" w:history="1">
         <w:r>
           <w:rPr>
             <w:rStyle w:val="Hyperlink"/>
@@ -20080,6 +20448,36 @@
         <w:ind w:left="720" w:hanging="720"/>
       </w:pPr>
       <w:r>
+        <w:t xml:space="preserve">Rosenberg, D. (2026). "Lake Mead Water Conservation Program Analysis." </w:t>
+      </w:r>
+      <w:r>
+        <w:rPr>
+          <w:i/>
+        </w:rPr>
+        <w:t>Github, Utah State Unviersity</w:t>
+      </w:r>
+      <w:r>
+        <w:t xml:space="preserve">. </w:t>
+      </w:r>
+      <w:hyperlink r:id="rId45" w:history="1">
+        <w:r>
+          <w:rPr>
+            <w:rStyle w:val="Hyperlink"/>
+          </w:rPr>
+          <w:t>https://github.com/dzeke/ColoradoRiverCollaborate/tree/main/LakeMeadWaterConservationProgramAnalysis</w:t>
+        </w:r>
+      </w:hyperlink>
+      <w:r>
+        <w:t>.</w:t>
+      </w:r>
+    </w:p>
+    <w:p>
+      <w:pPr>
+        <w:pStyle w:val="EndNoteBibliography"/>
+        <w:spacing w:after="0"/>
+        <w:ind w:left="720" w:hanging="720"/>
+      </w:pPr>
+      <w:r>
         <w:t xml:space="preserve">Rosenberg, D. E. (2022). "Adapt Lake Mead Releases to Inflow to Give Managers More Flexibility to Slow Reservoir Drawdown." </w:t>
       </w:r>
       <w:r>
@@ -20091,7 +20489,7 @@
       <w:r>
         <w:t xml:space="preserve">, 148(10), 02522006. </w:t>
       </w:r>
-      <w:hyperlink r:id="rId43" w:history="1">
+      <w:hyperlink r:id="rId46" w:history="1">
         <w:r>
           <w:rPr>
             <w:rStyle w:val="Hyperlink"/>
@@ -20112,7 +20510,7 @@
       <w:r>
         <w:t xml:space="preserve">Rosenberg, D. E. (2023). "Colorado River Basin Water Accounts: Provoke discussion about more adaptive reservoir operations." Hydroshare.org. </w:t>
       </w:r>
-      <w:hyperlink r:id="rId44" w:history="1">
+      <w:hyperlink r:id="rId47" w:history="1">
         <w:r>
           <w:rPr>
             <w:rStyle w:val="Hyperlink"/>
@@ -20142,7 +20540,7 @@
       <w:r>
         <w:t xml:space="preserve">, 150(7). </w:t>
       </w:r>
-      <w:hyperlink r:id="rId45" w:history="1">
+      <w:hyperlink r:id="rId48" w:history="1">
         <w:r>
           <w:rPr>
             <w:rStyle w:val="Hyperlink"/>
@@ -20172,7 +20570,7 @@
       <w:r>
         <w:t xml:space="preserve">, 58(6), 1053-1075. </w:t>
       </w:r>
-      <w:hyperlink r:id="rId46" w:history="1">
+      <w:hyperlink r:id="rId49" w:history="1">
         <w:r>
           <w:rPr>
             <w:rStyle w:val="Hyperlink"/>
@@ -20202,7 +20600,7 @@
       <w:r>
         <w:t xml:space="preserve">, 60(7), e2024WR037225. </w:t>
       </w:r>
-      <w:hyperlink r:id="rId47" w:history="1">
+      <w:hyperlink r:id="rId50" w:history="1">
         <w:r>
           <w:rPr>
             <w:rStyle w:val="Hyperlink"/>
@@ -20232,7 +20630,7 @@
       <w:r>
         <w:t xml:space="preserve">, 58(5), 735-745. </w:t>
       </w:r>
-      <w:hyperlink r:id="rId48" w:history="1">
+      <w:hyperlink r:id="rId51" w:history="1">
         <w:r>
           <w:rPr>
             <w:rStyle w:val="Hyperlink"/>
@@ -20262,7 +20660,7 @@
       <w:r>
         <w:t xml:space="preserve">, 22(2), 4-21. </w:t>
       </w:r>
-      <w:hyperlink r:id="rId49" w:history="1">
+      <w:hyperlink r:id="rId52" w:history="1">
         <w:r>
           <w:rPr>
             <w:rStyle w:val="Hyperlink"/>
@@ -20281,7 +20679,11 @@
         <w:ind w:left="720" w:hanging="720"/>
       </w:pPr>
       <w:r>
-        <w:t xml:space="preserve">Thomas, K., Hardy, R. D., Lazrus, H., Mendez, M., Orlove, B., Rivera-Collazo, I., Roberts, J. T., Rockman, M., Warner, B. P., and Winthrop, R. (2019). "Explaining differential vulnerability to climate change: A social science review." </w:t>
+        <w:t xml:space="preserve">Thomas, K., Hardy, R. D., Lazrus, H., Mendez, M., Orlove, B., Rivera-Collazo, I., Roberts, J. T., Rockman, M., Warner, B. P., and Winthrop, R. (2019). "Explaining differential vulnerability to climate </w:t>
+      </w:r>
+      <w:r>
+        <w:lastRenderedPageBreak/>
+        <w:t xml:space="preserve">change: A social science review." </w:t>
       </w:r>
       <w:r>
         <w:rPr>
@@ -20292,7 +20694,7 @@
       <w:r>
         <w:t xml:space="preserve">, 10(2), e565. </w:t>
       </w:r>
-      <w:hyperlink r:id="rId50" w:history="1">
+      <w:hyperlink r:id="rId53" w:history="1">
         <w:r>
           <w:rPr>
             <w:rStyle w:val="Hyperlink"/>
@@ -20322,7 +20724,7 @@
       <w:r>
         <w:t xml:space="preserve">. </w:t>
       </w:r>
-      <w:hyperlink r:id="rId51" w:history="1">
+      <w:hyperlink r:id="rId54" w:history="1">
         <w:r>
           <w:rPr>
             <w:rStyle w:val="Hyperlink"/>
@@ -20341,7 +20743,6 @@
         <w:ind w:left="720" w:hanging="720"/>
       </w:pPr>
       <w:r>
-        <w:lastRenderedPageBreak/>
         <w:t xml:space="preserve">UCRC. (2024). "Colorado River System Conservation Pilot Program in the Upper Colorado River Basin." </w:t>
       </w:r>
       <w:r>
@@ -20353,7 +20754,7 @@
       <w:r>
         <w:t xml:space="preserve">. </w:t>
       </w:r>
-      <w:hyperlink r:id="rId52" w:history="1">
+      <w:hyperlink r:id="rId55" w:history="1">
         <w:r>
           <w:rPr>
             <w:rStyle w:val="Hyperlink"/>
@@ -20383,7 +20784,7 @@
       <w:r>
         <w:t xml:space="preserve">, 53(3), 2404-2418. </w:t>
       </w:r>
-      <w:hyperlink r:id="rId53" w:history="1">
+      <w:hyperlink r:id="rId56" w:history="1">
         <w:r>
           <w:rPr>
             <w:rStyle w:val="Hyperlink"/>
@@ -20404,7 +20805,7 @@
       <w:r>
         <w:t xml:space="preserve">USBR. (2007a). "Colorado River Interim Guidelines for Lower Basin Shortages and Coordinated Operations for Lakes Powell and Mead: Final Environmental Impact Statement." U.S. Bureau of Reclamation, Washington, D.C., </w:t>
       </w:r>
-      <w:hyperlink r:id="rId54" w:history="1">
+      <w:hyperlink r:id="rId57" w:history="1">
         <w:r>
           <w:rPr>
             <w:rStyle w:val="Hyperlink"/>
@@ -20425,7 +20826,7 @@
       <w:r>
         <w:t xml:space="preserve">USBR. (2007b). "Record of Decision: Colorado River Interim Guidelines for Lower Basin Shortages and Coordinated Operations for Lakes Powell and Mead." U.S. Bureau of Reclamation. </w:t>
       </w:r>
-      <w:hyperlink r:id="rId55" w:history="1">
+      <w:hyperlink r:id="rId58" w:history="1">
         <w:r>
           <w:rPr>
             <w:rStyle w:val="Hyperlink"/>
@@ -20446,7 +20847,7 @@
       <w:r>
         <w:t xml:space="preserve">USBR. (2019). "Agreement Concerning Colorado River Drought Contingency Management and Operations." U.S. Bureau of Reclamation, Washington, DC. </w:t>
       </w:r>
-      <w:hyperlink r:id="rId56" w:history="1">
+      <w:hyperlink r:id="rId59" w:history="1">
         <w:r>
           <w:rPr>
             <w:rStyle w:val="Hyperlink"/>
@@ -20467,7 +20868,7 @@
       <w:r>
         <w:t xml:space="preserve">USBR. (2021). "Pilot System Conservation Program." U.S. Bureau of Reclamation, </w:t>
       </w:r>
-      <w:hyperlink r:id="rId57" w:history="1">
+      <w:hyperlink r:id="rId60" w:history="1">
         <w:r>
           <w:rPr>
             <w:rStyle w:val="Hyperlink"/>
@@ -20488,7 +20889,7 @@
       <w:r>
         <w:t xml:space="preserve">USBR. (2026a). "Boulder Canyon Operations Office - Program and Activities: Water Accounting Reports." U.S. Bureau of Reclamation. </w:t>
       </w:r>
-      <w:hyperlink r:id="rId58" w:history="1">
+      <w:hyperlink r:id="rId61" w:history="1">
         <w:r>
           <w:rPr>
             <w:rStyle w:val="Hyperlink"/>
@@ -20509,7 +20910,7 @@
       <w:r>
         <w:t xml:space="preserve">USBR. (2026b). "Post-2026 Operational Guidelines and Strategies for Lake Powell and Lake Mead – Draft Environmental Impact Statement." U.S. Bureau of Reclamation. </w:t>
       </w:r>
-      <w:hyperlink r:id="rId59" w:history="1">
+      <w:hyperlink r:id="rId62" w:history="1">
         <w:r>
           <w:rPr>
             <w:rStyle w:val="Hyperlink"/>
@@ -20539,7 +20940,7 @@
       <w:r>
         <w:t xml:space="preserve">, 147(9), 04021034. </w:t>
       </w:r>
-      <w:hyperlink r:id="rId60" w:history="1">
+      <w:hyperlink r:id="rId63" w:history="1">
         <w:r>
           <w:rPr>
             <w:rStyle w:val="Hyperlink"/>
@@ -20559,7 +20960,7 @@
       <w:r>
         <w:t xml:space="preserve">Wang, J., and Schmidt, J. C. (2020). "Stream flow and Losses of the Colorado River in the Southern Colorado Plateau." Center for Colorado River Studies, Utah State University, Logan, Utah. </w:t>
       </w:r>
-      <w:hyperlink r:id="rId61" w:history="1">
+      <w:hyperlink r:id="rId64" w:history="1">
         <w:r>
           <w:rPr>
             <w:rStyle w:val="Hyperlink"/>
@@ -20589,7 +20990,7 @@
       </w:r>
     </w:p>
     <w:sectPr>
-      <w:headerReference w:type="default" r:id="rId62"/>
+      <w:headerReference w:type="default" r:id="rId65"/>
       <w:pgSz w:w="12240" w:h="15840"/>
       <w:pgMar w:top="1440" w:right="1440" w:bottom="1440" w:left="1440" w:header="720" w:footer="720" w:gutter="0"/>
       <w:lnNumType w:countBy="1" w:restart="continuous"/>
@@ -24215,7 +24616,6 @@
   <w:style w:type="character" w:default="1" w:styleId="DefaultParagraphFont">
     <w:name w:val="Default Paragraph Font"/>
     <w:uiPriority w:val="1"/>
-    <w:semiHidden/>
     <w:unhideWhenUsed/>
   </w:style>
   <w:style w:type="table" w:default="1" w:styleId="TableNormal">

--- a/LakeMeadWaterConservationProgramAnalysis/LakeMeadWaterConservationProgramSuccessChallengesSuggestions_v3.docx
+++ b/LakeMeadWaterConservationProgramAnalysis/LakeMeadWaterConservationProgramSuccessChallengesSuggestions_v3.docx
@@ -1,6 +1,6 @@
 
 <file path=word/document.xml><?xml version="1.0" encoding="utf-8"?>
-<w:document xmlns:wpc="http://schemas.microsoft.com/office/word/2010/wordprocessingCanvas" xmlns:cx="http://schemas.microsoft.com/office/drawing/2014/chartex" xmlns:cx1="http://schemas.microsoft.com/office/drawing/2015/9/8/chartex" xmlns:cx2="http://schemas.microsoft.com/office/drawing/2015/10/21/chartex" xmlns:cx3="http://schemas.microsoft.com/office/drawing/2016/5/9/chartex" xmlns:cx4="http://schemas.microsoft.com/office/drawing/2016/5/10/chartex" xmlns:cx5="http://schemas.microsoft.com/office/drawing/2016/5/11/chartex" xmlns:cx6="http://schemas.microsoft.com/office/drawing/2016/5/12/chartex" xmlns:cx7="http://schemas.microsoft.com/office/drawing/2016/5/13/chartex" xmlns:cx8="http://schemas.microsoft.com/office/drawing/2016/5/14/chartex" xmlns:mc="http://schemas.openxmlformats.org/markup-compatibility/2006" xmlns:aink="http://schemas.microsoft.com/office/drawing/2016/ink" xmlns:am3d="http://schemas.microsoft.com/office/drawing/2017/model3d" xmlns:o="urn:schemas-microsoft-com:office:office" xmlns:oel="http://schemas.microsoft.com/office/2019/extlst" xmlns:r="http://schemas.openxmlformats.org/officeDocument/2006/relationships" xmlns:m="http://schemas.openxmlformats.org/officeDocument/2006/math" xmlns:v="urn:schemas-microsoft-com:vml" xmlns:wp14="http://schemas.microsoft.com/office/word/2010/wordprocessingDrawing" xmlns:wp="http://schemas.openxmlformats.org/drawingml/2006/wordprocessingDrawing" xmlns:w10="urn:schemas-microsoft-com:office:word" xmlns:w="http://schemas.openxmlformats.org/wordprocessingml/2006/main" xmlns:w14="http://schemas.microsoft.com/office/word/2010/wordml" xmlns:w15="http://schemas.microsoft.com/office/word/2012/wordml" xmlns:w16cex="http://schemas.microsoft.com/office/word/2018/wordml/cex" xmlns:w16cid="http://schemas.microsoft.com/office/word/2016/wordml/cid" xmlns:w16="http://schemas.microsoft.com/office/word/2018/wordml" xmlns:w16du="http://schemas.microsoft.com/office/word/2023/wordml/word16du" xmlns:w16sdtdh="http://schemas.microsoft.com/office/word/2020/wordml/sdtdatahash" xmlns:w16sdtfl="http://schemas.microsoft.com/office/word/2024/wordml/sdtformatlock" xmlns:w16se="http://schemas.microsoft.com/office/word/2015/wordml/symex" xmlns:wpg="http://schemas.microsoft.com/office/word/2010/wordprocessingGroup" xmlns:wpi="http://schemas.microsoft.com/office/word/2010/wordprocessingInk" xmlns:wne="http://schemas.microsoft.com/office/word/2006/wordml" xmlns:wps="http://schemas.microsoft.com/office/word/2010/wordprocessingShape" mc:Ignorable="w14 w15 w16se w16cid w16 w16cex w16sdtdh w16sdtfl w16du wp14">
+<w:document xmlns:wpc="http://schemas.microsoft.com/office/word/2010/wordprocessingCanvas" xmlns:cx="http://schemas.microsoft.com/office/drawing/2014/chartex" xmlns:cx1="http://schemas.microsoft.com/office/drawing/2015/9/8/chartex" xmlns:cx2="http://schemas.microsoft.com/office/drawing/2015/10/21/chartex" xmlns:cx3="http://schemas.microsoft.com/office/drawing/2016/5/9/chartex" xmlns:cx4="http://schemas.microsoft.com/office/drawing/2016/5/10/chartex" xmlns:cx5="http://schemas.microsoft.com/office/drawing/2016/5/11/chartex" xmlns:cx6="http://schemas.microsoft.com/office/drawing/2016/5/12/chartex" xmlns:cx7="http://schemas.microsoft.com/office/drawing/2016/5/13/chartex" xmlns:cx8="http://schemas.microsoft.com/office/drawing/2016/5/14/chartex" xmlns:mc="http://schemas.openxmlformats.org/markup-compatibility/2006" xmlns:aink="http://schemas.microsoft.com/office/drawing/2016/ink" xmlns:am3d="http://schemas.microsoft.com/office/drawing/2017/model3d" xmlns:o="urn:schemas-microsoft-com:office:office" xmlns:oel="http://schemas.microsoft.com/office/2019/extlst" xmlns:r="http://schemas.openxmlformats.org/officeDocument/2006/relationships" xmlns:m="http://schemas.openxmlformats.org/officeDocument/2006/math" xmlns:v="urn:schemas-microsoft-com:vml" xmlns:wp14="http://schemas.microsoft.com/office/word/2010/wordprocessingDrawing" xmlns:wp="http://schemas.openxmlformats.org/drawingml/2006/wordprocessingDrawing" xmlns:w10="urn:schemas-microsoft-com:office:word" xmlns:w="http://schemas.openxmlformats.org/wordprocessingml/2006/main" xmlns:w14="http://schemas.microsoft.com/office/word/2010/wordml" xmlns:w15="http://schemas.microsoft.com/office/word/2012/wordml" xmlns:w16cei="http://schemas.microsoft.com/office/word/2026/wordml/cei" xmlns:w16cex="http://schemas.microsoft.com/office/word/2018/wordml/cex" xmlns:w16cid="http://schemas.microsoft.com/office/word/2016/wordml/cid" xmlns:w16="http://schemas.microsoft.com/office/word/2018/wordml" xmlns:w16du="http://schemas.microsoft.com/office/word/2023/wordml/word16du" xmlns:w16sdtdh="http://schemas.microsoft.com/office/word/2020/wordml/sdtdatahash" xmlns:w16sdtfl="http://schemas.microsoft.com/office/word/2024/wordml/sdtformatlock" xmlns:w16se="http://schemas.microsoft.com/office/word/2015/wordml/symex" xmlns:wpg="http://schemas.microsoft.com/office/word/2010/wordprocessingGroup" xmlns:wpi="http://schemas.microsoft.com/office/word/2010/wordprocessingInk" xmlns:wne="http://schemas.microsoft.com/office/word/2006/wordml" xmlns:wps="http://schemas.microsoft.com/office/word/2010/wordprocessingShape" mc:Ignorable="w14 w15 w16se w16cid w16 w16cex w16sdtdh w16sdtfl w16du wp14">
   <w:body>
     <w:p>
       <w:pPr>
@@ -3602,28 +3602,13 @@
         <w:t xml:space="preserve">. </w:t>
       </w:r>
       <w:r>
-        <w:t>We</w:t>
-      </w:r>
-      <w:r>
-        <w:t xml:space="preserve"> illustrate some of many more autonomous and adaptive strategies that water users can adopt within a water accounting framework</w:t>
-      </w:r>
-      <w:r>
-        <w:t xml:space="preserve"> (</w:t>
-      </w:r>
-      <w:r>
-        <w:t>Section 6)</w:t>
-      </w:r>
-      <w:r>
-        <w:t>.</w:t>
-      </w:r>
-      <w:r>
-        <w:t xml:space="preserve"> </w:t>
-      </w:r>
-      <w:r>
-        <w:t>The next section discusses our suggestions in the context of prior work and lists additional benefits and limitations of water accounting. This work has</w:t>
-      </w:r>
-      <w:r>
-        <w:t xml:space="preserve"> potential benefits to stabilize and recover Lake Mead storage while increasing u</w:t>
+        <w:t>We illustrate some of many more autonomous and adaptive strategies that water users can adopt within a water accounting framework (</w:t>
+      </w:r>
+      <w:r>
+        <w:t xml:space="preserve">Section 6). </w:t>
+      </w:r>
+      <w:r>
+        <w:t>The next section discusses our suggestions in the context of prior work and lists additional benefits and limitations of water accounting. This work has potential benefits to stabilize and recover Lake Mead storage while increasing u</w:t>
       </w:r>
       <w:r>
         <w:t>ser</w:t>
@@ -10374,7 +10359,7 @@
         </w:rPr>
         <w:lastRenderedPageBreak/>
         <w:drawing>
-          <wp:inline distT="0" distB="0" distL="0" distR="0" wp14:anchorId="1DF02D15" wp14:editId="782FA2DD">
+          <wp:inline distT="0" distB="0" distL="0" distR="0" wp14:anchorId="1DF02D15" wp14:editId="790F869F">
             <wp:extent cx="5845696" cy="3329343"/>
             <wp:effectExtent l="0" t="0" r="0" b="0"/>
             <wp:docPr id="708746801" name="Picture 2"/>
@@ -15881,6 +15866,9 @@
       <w:r>
         <w:t>protection water to bail out users who had low account balances (red diamonds).</w:t>
       </w:r>
+      <w:r>
+        <w:t xml:space="preserve"> 6 – sessions.</w:t>
+      </w:r>
     </w:p>
     <w:p>
       <w:pPr>
@@ -21002,7 +20990,7 @@
 </file>
 
 <file path=word/comments.xml><?xml version="1.0" encoding="utf-8"?>
-<w:comments xmlns:wpc="http://schemas.microsoft.com/office/word/2010/wordprocessingCanvas" xmlns:cx="http://schemas.microsoft.com/office/drawing/2014/chartex" xmlns:cx1="http://schemas.microsoft.com/office/drawing/2015/9/8/chartex" xmlns:cx2="http://schemas.microsoft.com/office/drawing/2015/10/21/chartex" xmlns:cx3="http://schemas.microsoft.com/office/drawing/2016/5/9/chartex" xmlns:cx4="http://schemas.microsoft.com/office/drawing/2016/5/10/chartex" xmlns:cx5="http://schemas.microsoft.com/office/drawing/2016/5/11/chartex" xmlns:cx6="http://schemas.microsoft.com/office/drawing/2016/5/12/chartex" xmlns:cx7="http://schemas.microsoft.com/office/drawing/2016/5/13/chartex" xmlns:cx8="http://schemas.microsoft.com/office/drawing/2016/5/14/chartex" xmlns:mc="http://schemas.openxmlformats.org/markup-compatibility/2006" xmlns:aink="http://schemas.microsoft.com/office/drawing/2016/ink" xmlns:am3d="http://schemas.microsoft.com/office/drawing/2017/model3d" xmlns:o="urn:schemas-microsoft-com:office:office" xmlns:oel="http://schemas.microsoft.com/office/2019/extlst" xmlns:r="http://schemas.openxmlformats.org/officeDocument/2006/relationships" xmlns:m="http://schemas.openxmlformats.org/officeDocument/2006/math" xmlns:v="urn:schemas-microsoft-com:vml" xmlns:wp14="http://schemas.microsoft.com/office/word/2010/wordprocessingDrawing" xmlns:wp="http://schemas.openxmlformats.org/drawingml/2006/wordprocessingDrawing" xmlns:w10="urn:schemas-microsoft-com:office:word" xmlns:w="http://schemas.openxmlformats.org/wordprocessingml/2006/main" xmlns:w14="http://schemas.microsoft.com/office/word/2010/wordml" xmlns:w15="http://schemas.microsoft.com/office/word/2012/wordml" xmlns:w16cex="http://schemas.microsoft.com/office/word/2018/wordml/cex" xmlns:w16cid="http://schemas.microsoft.com/office/word/2016/wordml/cid" xmlns:w16="http://schemas.microsoft.com/office/word/2018/wordml" xmlns:w16du="http://schemas.microsoft.com/office/word/2023/wordml/word16du" xmlns:w16sdtdh="http://schemas.microsoft.com/office/word/2020/wordml/sdtdatahash" xmlns:w16sdtfl="http://schemas.microsoft.com/office/word/2024/wordml/sdtformatlock" xmlns:w16se="http://schemas.microsoft.com/office/word/2015/wordml/symex" xmlns:wpg="http://schemas.microsoft.com/office/word/2010/wordprocessingGroup" xmlns:wpi="http://schemas.microsoft.com/office/word/2010/wordprocessingInk" xmlns:wne="http://schemas.microsoft.com/office/word/2006/wordml" xmlns:wps="http://schemas.microsoft.com/office/word/2010/wordprocessingShape" mc:Ignorable="w14 w15 w16se w16cid w16 w16cex w16sdtdh w16sdtfl w16du wp14">
+<w:comments xmlns:wpc="http://schemas.microsoft.com/office/word/2010/wordprocessingCanvas" xmlns:cx="http://schemas.microsoft.com/office/drawing/2014/chartex" xmlns:cx1="http://schemas.microsoft.com/office/drawing/2015/9/8/chartex" xmlns:cx2="http://schemas.microsoft.com/office/drawing/2015/10/21/chartex" xmlns:cx3="http://schemas.microsoft.com/office/drawing/2016/5/9/chartex" xmlns:cx4="http://schemas.microsoft.com/office/drawing/2016/5/10/chartex" xmlns:cx5="http://schemas.microsoft.com/office/drawing/2016/5/11/chartex" xmlns:cx6="http://schemas.microsoft.com/office/drawing/2016/5/12/chartex" xmlns:cx7="http://schemas.microsoft.com/office/drawing/2016/5/13/chartex" xmlns:cx8="http://schemas.microsoft.com/office/drawing/2016/5/14/chartex" xmlns:mc="http://schemas.openxmlformats.org/markup-compatibility/2006" xmlns:aink="http://schemas.microsoft.com/office/drawing/2016/ink" xmlns:am3d="http://schemas.microsoft.com/office/drawing/2017/model3d" xmlns:o="urn:schemas-microsoft-com:office:office" xmlns:oel="http://schemas.microsoft.com/office/2019/extlst" xmlns:r="http://schemas.openxmlformats.org/officeDocument/2006/relationships" xmlns:m="http://schemas.openxmlformats.org/officeDocument/2006/math" xmlns:v="urn:schemas-microsoft-com:vml" xmlns:wp14="http://schemas.microsoft.com/office/word/2010/wordprocessingDrawing" xmlns:wp="http://schemas.openxmlformats.org/drawingml/2006/wordprocessingDrawing" xmlns:w10="urn:schemas-microsoft-com:office:word" xmlns:w="http://schemas.openxmlformats.org/wordprocessingml/2006/main" xmlns:w14="http://schemas.microsoft.com/office/word/2010/wordml" xmlns:w15="http://schemas.microsoft.com/office/word/2012/wordml" xmlns:w16cei="http://schemas.microsoft.com/office/word/2026/wordml/cei" xmlns:w16cex="http://schemas.microsoft.com/office/word/2018/wordml/cex" xmlns:w16cid="http://schemas.microsoft.com/office/word/2016/wordml/cid" xmlns:w16="http://schemas.microsoft.com/office/word/2018/wordml" xmlns:w16du="http://schemas.microsoft.com/office/word/2023/wordml/word16du" xmlns:w16sdtdh="http://schemas.microsoft.com/office/word/2020/wordml/sdtdatahash" xmlns:w16sdtfl="http://schemas.microsoft.com/office/word/2024/wordml/sdtformatlock" xmlns:w16se="http://schemas.microsoft.com/office/word/2015/wordml/symex" xmlns:wpg="http://schemas.microsoft.com/office/word/2010/wordprocessingGroup" xmlns:wpi="http://schemas.microsoft.com/office/word/2010/wordprocessingInk" xmlns:wne="http://schemas.microsoft.com/office/word/2006/wordml" xmlns:wps="http://schemas.microsoft.com/office/word/2010/wordprocessingShape" mc:Ignorable="w14 w15 w16se w16cid w16 w16cex w16sdtdh w16sdtfl w16du wp14">
   <w:comment w:id="0" w:author="Erik Christian Porse" w:date="2026-05-27T12:47:00Z" w:initials="EP">
     <w:p>
       <w:r>
@@ -21024,25 +21012,25 @@
 </file>
 
 <file path=word/commentsExtended.xml><?xml version="1.0" encoding="utf-8"?>
-<w15:commentsEx xmlns:wpc="http://schemas.microsoft.com/office/word/2010/wordprocessingCanvas" xmlns:cx="http://schemas.microsoft.com/office/drawing/2014/chartex" xmlns:cx1="http://schemas.microsoft.com/office/drawing/2015/9/8/chartex" xmlns:cx2="http://schemas.microsoft.com/office/drawing/2015/10/21/chartex" xmlns:cx3="http://schemas.microsoft.com/office/drawing/2016/5/9/chartex" xmlns:cx4="http://schemas.microsoft.com/office/drawing/2016/5/10/chartex" xmlns:cx5="http://schemas.microsoft.com/office/drawing/2016/5/11/chartex" xmlns:cx6="http://schemas.microsoft.com/office/drawing/2016/5/12/chartex" xmlns:cx7="http://schemas.microsoft.com/office/drawing/2016/5/13/chartex" xmlns:cx8="http://schemas.microsoft.com/office/drawing/2016/5/14/chartex" xmlns:mc="http://schemas.openxmlformats.org/markup-compatibility/2006" xmlns:aink="http://schemas.microsoft.com/office/drawing/2016/ink" xmlns:am3d="http://schemas.microsoft.com/office/drawing/2017/model3d" xmlns:o="urn:schemas-microsoft-com:office:office" xmlns:oel="http://schemas.microsoft.com/office/2019/extlst" xmlns:r="http://schemas.openxmlformats.org/officeDocument/2006/relationships" xmlns:m="http://schemas.openxmlformats.org/officeDocument/2006/math" xmlns:v="urn:schemas-microsoft-com:vml" xmlns:wp14="http://schemas.microsoft.com/office/word/2010/wordprocessingDrawing" xmlns:wp="http://schemas.openxmlformats.org/drawingml/2006/wordprocessingDrawing" xmlns:w10="urn:schemas-microsoft-com:office:word" xmlns:w="http://schemas.openxmlformats.org/wordprocessingml/2006/main" xmlns:w14="http://schemas.microsoft.com/office/word/2010/wordml" xmlns:w15="http://schemas.microsoft.com/office/word/2012/wordml" xmlns:w16cex="http://schemas.microsoft.com/office/word/2018/wordml/cex" xmlns:w16cid="http://schemas.microsoft.com/office/word/2016/wordml/cid" xmlns:w16="http://schemas.microsoft.com/office/word/2018/wordml" xmlns:w16du="http://schemas.microsoft.com/office/word/2023/wordml/word16du" xmlns:w16sdtdh="http://schemas.microsoft.com/office/word/2020/wordml/sdtdatahash" xmlns:w16sdtfl="http://schemas.microsoft.com/office/word/2024/wordml/sdtformatlock" xmlns:w16se="http://schemas.microsoft.com/office/word/2015/wordml/symex" xmlns:wpg="http://schemas.microsoft.com/office/word/2010/wordprocessingGroup" xmlns:wpi="http://schemas.microsoft.com/office/word/2010/wordprocessingInk" xmlns:wne="http://schemas.microsoft.com/office/word/2006/wordml" xmlns:wps="http://schemas.microsoft.com/office/word/2010/wordprocessingShape" mc:Ignorable="w14 w15 w16se w16cid w16 w16cex w16sdtdh w16sdtfl w16du wp14">
+<w15:commentsEx xmlns:wpc="http://schemas.microsoft.com/office/word/2010/wordprocessingCanvas" xmlns:cx="http://schemas.microsoft.com/office/drawing/2014/chartex" xmlns:cx1="http://schemas.microsoft.com/office/drawing/2015/9/8/chartex" xmlns:cx2="http://schemas.microsoft.com/office/drawing/2015/10/21/chartex" xmlns:cx3="http://schemas.microsoft.com/office/drawing/2016/5/9/chartex" xmlns:cx4="http://schemas.microsoft.com/office/drawing/2016/5/10/chartex" xmlns:cx5="http://schemas.microsoft.com/office/drawing/2016/5/11/chartex" xmlns:cx6="http://schemas.microsoft.com/office/drawing/2016/5/12/chartex" xmlns:cx7="http://schemas.microsoft.com/office/drawing/2016/5/13/chartex" xmlns:cx8="http://schemas.microsoft.com/office/drawing/2016/5/14/chartex" xmlns:mc="http://schemas.openxmlformats.org/markup-compatibility/2006" xmlns:aink="http://schemas.microsoft.com/office/drawing/2016/ink" xmlns:am3d="http://schemas.microsoft.com/office/drawing/2017/model3d" xmlns:o="urn:schemas-microsoft-com:office:office" xmlns:oel="http://schemas.microsoft.com/office/2019/extlst" xmlns:r="http://schemas.openxmlformats.org/officeDocument/2006/relationships" xmlns:m="http://schemas.openxmlformats.org/officeDocument/2006/math" xmlns:v="urn:schemas-microsoft-com:vml" xmlns:wp14="http://schemas.microsoft.com/office/word/2010/wordprocessingDrawing" xmlns:wp="http://schemas.openxmlformats.org/drawingml/2006/wordprocessingDrawing" xmlns:w10="urn:schemas-microsoft-com:office:word" xmlns:w="http://schemas.openxmlformats.org/wordprocessingml/2006/main" xmlns:w14="http://schemas.microsoft.com/office/word/2010/wordml" xmlns:w15="http://schemas.microsoft.com/office/word/2012/wordml" xmlns:w16cei="http://schemas.microsoft.com/office/word/2026/wordml/cei" xmlns:w16cex="http://schemas.microsoft.com/office/word/2018/wordml/cex" xmlns:w16cid="http://schemas.microsoft.com/office/word/2016/wordml/cid" xmlns:w16="http://schemas.microsoft.com/office/word/2018/wordml" xmlns:w16du="http://schemas.microsoft.com/office/word/2023/wordml/word16du" xmlns:w16sdtdh="http://schemas.microsoft.com/office/word/2020/wordml/sdtdatahash" xmlns:w16sdtfl="http://schemas.microsoft.com/office/word/2024/wordml/sdtformatlock" xmlns:w16se="http://schemas.microsoft.com/office/word/2015/wordml/symex" xmlns:wpg="http://schemas.microsoft.com/office/word/2010/wordprocessingGroup" xmlns:wpi="http://schemas.microsoft.com/office/word/2010/wordprocessingInk" xmlns:wne="http://schemas.microsoft.com/office/word/2006/wordml" xmlns:wps="http://schemas.microsoft.com/office/word/2010/wordprocessingShape" mc:Ignorable="w14 w15 w16se w16cid w16 w16cex w16sdtdh w16sdtfl w16du wp14">
   <w15:commentEx w15:paraId="5028B586" w15:done="0"/>
 </w15:commentsEx>
 </file>
 
 <file path=word/commentsExtensible.xml><?xml version="1.0" encoding="utf-8"?>
-<w16cex:commentsExtensible xmlns:wpc="http://schemas.microsoft.com/office/word/2010/wordprocessingCanvas" xmlns:cx="http://schemas.microsoft.com/office/drawing/2014/chartex" xmlns:cx1="http://schemas.microsoft.com/office/drawing/2015/9/8/chartex" xmlns:cx2="http://schemas.microsoft.com/office/drawing/2015/10/21/chartex" xmlns:cx3="http://schemas.microsoft.com/office/drawing/2016/5/9/chartex" xmlns:cx4="http://schemas.microsoft.com/office/drawing/2016/5/10/chartex" xmlns:cx5="http://schemas.microsoft.com/office/drawing/2016/5/11/chartex" xmlns:cx6="http://schemas.microsoft.com/office/drawing/2016/5/12/chartex" xmlns:cx7="http://schemas.microsoft.com/office/drawing/2016/5/13/chartex" xmlns:cx8="http://schemas.microsoft.com/office/drawing/2016/5/14/chartex" xmlns:cr="http://schemas.microsoft.com/office/comments/2020/reactions" xmlns:mc="http://schemas.openxmlformats.org/markup-compatibility/2006" xmlns:aink="http://schemas.microsoft.com/office/drawing/2016/ink" xmlns:am3d="http://schemas.microsoft.com/office/drawing/2017/model3d" xmlns:o="urn:schemas-microsoft-com:office:office" xmlns:oel="http://schemas.microsoft.com/office/2019/extlst" xmlns:r="http://schemas.openxmlformats.org/officeDocument/2006/relationships" xmlns:m="http://schemas.openxmlformats.org/officeDocument/2006/math" xmlns:v="urn:schemas-microsoft-com:vml" xmlns:wp14="http://schemas.microsoft.com/office/word/2010/wordprocessingDrawing" xmlns:wp="http://schemas.openxmlformats.org/drawingml/2006/wordprocessingDrawing" xmlns:w10="urn:schemas-microsoft-com:office:word" xmlns:w="http://schemas.openxmlformats.org/wordprocessingml/2006/main" xmlns:w14="http://schemas.microsoft.com/office/word/2010/wordml" xmlns:w15="http://schemas.microsoft.com/office/word/2012/wordml" xmlns:w16cex="http://schemas.microsoft.com/office/word/2018/wordml/cex" xmlns:w16cid="http://schemas.microsoft.com/office/word/2016/wordml/cid" xmlns:w16="http://schemas.microsoft.com/office/word/2018/wordml" xmlns:w16du="http://schemas.microsoft.com/office/word/2023/wordml/word16du" xmlns:w16sdtdh="http://schemas.microsoft.com/office/word/2020/wordml/sdtdatahash" xmlns:w16sdtfl="http://schemas.microsoft.com/office/word/2024/wordml/sdtformatlock" xmlns:w16se="http://schemas.microsoft.com/office/word/2015/wordml/symex" xmlns:wpg="http://schemas.microsoft.com/office/word/2010/wordprocessingGroup" xmlns:wpi="http://schemas.microsoft.com/office/word/2010/wordprocessingInk" xmlns:wne="http://schemas.microsoft.com/office/word/2006/wordml" xmlns:wps="http://schemas.microsoft.com/office/word/2010/wordprocessingShape" mc:Ignorable="w14 w15 w16se w16cid w16 w16cex w16sdtdh w16sdtfl cr w16du wp14">
+<w16cex:commentsExtensible xmlns:wpc="http://schemas.microsoft.com/office/word/2010/wordprocessingCanvas" xmlns:cx="http://schemas.microsoft.com/office/drawing/2014/chartex" xmlns:cx1="http://schemas.microsoft.com/office/drawing/2015/9/8/chartex" xmlns:cx2="http://schemas.microsoft.com/office/drawing/2015/10/21/chartex" xmlns:cx3="http://schemas.microsoft.com/office/drawing/2016/5/9/chartex" xmlns:cx4="http://schemas.microsoft.com/office/drawing/2016/5/10/chartex" xmlns:cx5="http://schemas.microsoft.com/office/drawing/2016/5/11/chartex" xmlns:cx6="http://schemas.microsoft.com/office/drawing/2016/5/12/chartex" xmlns:cx7="http://schemas.microsoft.com/office/drawing/2016/5/13/chartex" xmlns:cx8="http://schemas.microsoft.com/office/drawing/2016/5/14/chartex" xmlns:cr="http://schemas.microsoft.com/office/comments/2020/reactions" xmlns:mc="http://schemas.openxmlformats.org/markup-compatibility/2006" xmlns:aink="http://schemas.microsoft.com/office/drawing/2016/ink" xmlns:am3d="http://schemas.microsoft.com/office/drawing/2017/model3d" xmlns:o="urn:schemas-microsoft-com:office:office" xmlns:oel="http://schemas.microsoft.com/office/2019/extlst" xmlns:r="http://schemas.openxmlformats.org/officeDocument/2006/relationships" xmlns:m="http://schemas.openxmlformats.org/officeDocument/2006/math" xmlns:v="urn:schemas-microsoft-com:vml" xmlns:wp14="http://schemas.microsoft.com/office/word/2010/wordprocessingDrawing" xmlns:wp="http://schemas.openxmlformats.org/drawingml/2006/wordprocessingDrawing" xmlns:w10="urn:schemas-microsoft-com:office:word" xmlns:w="http://schemas.openxmlformats.org/wordprocessingml/2006/main" xmlns:w14="http://schemas.microsoft.com/office/word/2010/wordml" xmlns:w15="http://schemas.microsoft.com/office/word/2012/wordml" xmlns:w16cei="http://schemas.microsoft.com/office/word/2026/wordml/cei" xmlns:w16cex="http://schemas.microsoft.com/office/word/2018/wordml/cex" xmlns:w16cid="http://schemas.microsoft.com/office/word/2016/wordml/cid" xmlns:w16="http://schemas.microsoft.com/office/word/2018/wordml" xmlns:w16du="http://schemas.microsoft.com/office/word/2023/wordml/word16du" xmlns:w16sdtdh="http://schemas.microsoft.com/office/word/2020/wordml/sdtdatahash" xmlns:w16sdtfl="http://schemas.microsoft.com/office/word/2024/wordml/sdtformatlock" xmlns:w16se="http://schemas.microsoft.com/office/word/2015/wordml/symex" xmlns:wpg="http://schemas.microsoft.com/office/word/2010/wordprocessingGroup" xmlns:wpi="http://schemas.microsoft.com/office/word/2010/wordprocessingInk" xmlns:wne="http://schemas.microsoft.com/office/word/2006/wordml" xmlns:wps="http://schemas.microsoft.com/office/word/2010/wordprocessingShape" mc:Ignorable="w14 w15 w16se w16cid w16 w16cex w16sdtdh w16sdtfl cr w16du wp14">
   <w16cex:commentExtensible w16cex:durableId="29F1A260" w16cex:dateUtc="2026-05-27T19:47:00Z"/>
 </w16cex:commentsExtensible>
 </file>
 
 <file path=word/commentsIds.xml><?xml version="1.0" encoding="utf-8"?>
-<w16cid:commentsIds xmlns:wpc="http://schemas.microsoft.com/office/word/2010/wordprocessingCanvas" xmlns:cx="http://schemas.microsoft.com/office/drawing/2014/chartex" xmlns:cx1="http://schemas.microsoft.com/office/drawing/2015/9/8/chartex" xmlns:cx2="http://schemas.microsoft.com/office/drawing/2015/10/21/chartex" xmlns:cx3="http://schemas.microsoft.com/office/drawing/2016/5/9/chartex" xmlns:cx4="http://schemas.microsoft.com/office/drawing/2016/5/10/chartex" xmlns:cx5="http://schemas.microsoft.com/office/drawing/2016/5/11/chartex" xmlns:cx6="http://schemas.microsoft.com/office/drawing/2016/5/12/chartex" xmlns:cx7="http://schemas.microsoft.com/office/drawing/2016/5/13/chartex" xmlns:cx8="http://schemas.microsoft.com/office/drawing/2016/5/14/chartex" xmlns:mc="http://schemas.openxmlformats.org/markup-compatibility/2006" xmlns:aink="http://schemas.microsoft.com/office/drawing/2016/ink" xmlns:am3d="http://schemas.microsoft.com/office/drawing/2017/model3d" xmlns:o="urn:schemas-microsoft-com:office:office" xmlns:oel="http://schemas.microsoft.com/office/2019/extlst" xmlns:r="http://schemas.openxmlformats.org/officeDocument/2006/relationships" xmlns:m="http://schemas.openxmlformats.org/officeDocument/2006/math" xmlns:v="urn:schemas-microsoft-com:vml" xmlns:wp14="http://schemas.microsoft.com/office/word/2010/wordprocessingDrawing" xmlns:wp="http://schemas.openxmlformats.org/drawingml/2006/wordprocessingDrawing" xmlns:w10="urn:schemas-microsoft-com:office:word" xmlns:w="http://schemas.openxmlformats.org/wordprocessingml/2006/main" xmlns:w14="http://schemas.microsoft.com/office/word/2010/wordml" xmlns:w15="http://schemas.microsoft.com/office/word/2012/wordml" xmlns:w16cex="http://schemas.microsoft.com/office/word/2018/wordml/cex" xmlns:w16cid="http://schemas.microsoft.com/office/word/2016/wordml/cid" xmlns:w16="http://schemas.microsoft.com/office/word/2018/wordml" xmlns:w16du="http://schemas.microsoft.com/office/word/2023/wordml/word16du" xmlns:w16sdtdh="http://schemas.microsoft.com/office/word/2020/wordml/sdtdatahash" xmlns:w16sdtfl="http://schemas.microsoft.com/office/word/2024/wordml/sdtformatlock" xmlns:w16se="http://schemas.microsoft.com/office/word/2015/wordml/symex" xmlns:wpg="http://schemas.microsoft.com/office/word/2010/wordprocessingGroup" xmlns:wpi="http://schemas.microsoft.com/office/word/2010/wordprocessingInk" xmlns:wne="http://schemas.microsoft.com/office/word/2006/wordml" xmlns:wps="http://schemas.microsoft.com/office/word/2010/wordprocessingShape" mc:Ignorable="w14 w15 w16se w16cid w16 w16cex w16sdtdh w16sdtfl w16du wp14">
+<w16cid:commentsIds xmlns:wpc="http://schemas.microsoft.com/office/word/2010/wordprocessingCanvas" xmlns:cx="http://schemas.microsoft.com/office/drawing/2014/chartex" xmlns:cx1="http://schemas.microsoft.com/office/drawing/2015/9/8/chartex" xmlns:cx2="http://schemas.microsoft.com/office/drawing/2015/10/21/chartex" xmlns:cx3="http://schemas.microsoft.com/office/drawing/2016/5/9/chartex" xmlns:cx4="http://schemas.microsoft.com/office/drawing/2016/5/10/chartex" xmlns:cx5="http://schemas.microsoft.com/office/drawing/2016/5/11/chartex" xmlns:cx6="http://schemas.microsoft.com/office/drawing/2016/5/12/chartex" xmlns:cx7="http://schemas.microsoft.com/office/drawing/2016/5/13/chartex" xmlns:cx8="http://schemas.microsoft.com/office/drawing/2016/5/14/chartex" xmlns:mc="http://schemas.openxmlformats.org/markup-compatibility/2006" xmlns:aink="http://schemas.microsoft.com/office/drawing/2016/ink" xmlns:am3d="http://schemas.microsoft.com/office/drawing/2017/model3d" xmlns:o="urn:schemas-microsoft-com:office:office" xmlns:oel="http://schemas.microsoft.com/office/2019/extlst" xmlns:r="http://schemas.openxmlformats.org/officeDocument/2006/relationships" xmlns:m="http://schemas.openxmlformats.org/officeDocument/2006/math" xmlns:v="urn:schemas-microsoft-com:vml" xmlns:wp14="http://schemas.microsoft.com/office/word/2010/wordprocessingDrawing" xmlns:wp="http://schemas.openxmlformats.org/drawingml/2006/wordprocessingDrawing" xmlns:w10="urn:schemas-microsoft-com:office:word" xmlns:w="http://schemas.openxmlformats.org/wordprocessingml/2006/main" xmlns:w14="http://schemas.microsoft.com/office/word/2010/wordml" xmlns:w15="http://schemas.microsoft.com/office/word/2012/wordml" xmlns:w16cei="http://schemas.microsoft.com/office/word/2026/wordml/cei" xmlns:w16cex="http://schemas.microsoft.com/office/word/2018/wordml/cex" xmlns:w16cid="http://schemas.microsoft.com/office/word/2016/wordml/cid" xmlns:w16="http://schemas.microsoft.com/office/word/2018/wordml" xmlns:w16du="http://schemas.microsoft.com/office/word/2023/wordml/word16du" xmlns:w16sdtdh="http://schemas.microsoft.com/office/word/2020/wordml/sdtdatahash" xmlns:w16sdtfl="http://schemas.microsoft.com/office/word/2024/wordml/sdtformatlock" xmlns:w16se="http://schemas.microsoft.com/office/word/2015/wordml/symex" xmlns:wpg="http://schemas.microsoft.com/office/word/2010/wordprocessingGroup" xmlns:wpi="http://schemas.microsoft.com/office/word/2010/wordprocessingInk" xmlns:wne="http://schemas.microsoft.com/office/word/2006/wordml" xmlns:wps="http://schemas.microsoft.com/office/word/2010/wordprocessingShape" mc:Ignorable="w14 w15 w16se w16cid w16 w16cex w16sdtdh w16sdtfl w16du wp14">
   <w16cid:commentId w16cid:paraId="5028B586" w16cid:durableId="29F1A260"/>
 </w16cid:commentsIds>
 </file>
 
 <file path=word/endnotes.xml><?xml version="1.0" encoding="utf-8"?>
-<w:endnotes xmlns:wpc="http://schemas.microsoft.com/office/word/2010/wordprocessingCanvas" xmlns:cx="http://schemas.microsoft.com/office/drawing/2014/chartex" xmlns:cx1="http://schemas.microsoft.com/office/drawing/2015/9/8/chartex" xmlns:cx2="http://schemas.microsoft.com/office/drawing/2015/10/21/chartex" xmlns:cx3="http://schemas.microsoft.com/office/drawing/2016/5/9/chartex" xmlns:cx4="http://schemas.microsoft.com/office/drawing/2016/5/10/chartex" xmlns:cx5="http://schemas.microsoft.com/office/drawing/2016/5/11/chartex" xmlns:cx6="http://schemas.microsoft.com/office/drawing/2016/5/12/chartex" xmlns:cx7="http://schemas.microsoft.com/office/drawing/2016/5/13/chartex" xmlns:cx8="http://schemas.microsoft.com/office/drawing/2016/5/14/chartex" xmlns:mc="http://schemas.openxmlformats.org/markup-compatibility/2006" xmlns:aink="http://schemas.microsoft.com/office/drawing/2016/ink" xmlns:am3d="http://schemas.microsoft.com/office/drawing/2017/model3d" xmlns:o="urn:schemas-microsoft-com:office:office" xmlns:oel="http://schemas.microsoft.com/office/2019/extlst" xmlns:r="http://schemas.openxmlformats.org/officeDocument/2006/relationships" xmlns:m="http://schemas.openxmlformats.org/officeDocument/2006/math" xmlns:v="urn:schemas-microsoft-com:vml" xmlns:wp14="http://schemas.microsoft.com/office/word/2010/wordprocessingDrawing" xmlns:wp="http://schemas.openxmlformats.org/drawingml/2006/wordprocessingDrawing" xmlns:w10="urn:schemas-microsoft-com:office:word" xmlns:w="http://schemas.openxmlformats.org/wordprocessingml/2006/main" xmlns:w14="http://schemas.microsoft.com/office/word/2010/wordml" xmlns:w15="http://schemas.microsoft.com/office/word/2012/wordml" xmlns:w16cex="http://schemas.microsoft.com/office/word/2018/wordml/cex" xmlns:w16cid="http://schemas.microsoft.com/office/word/2016/wordml/cid" xmlns:w16="http://schemas.microsoft.com/office/word/2018/wordml" xmlns:w16du="http://schemas.microsoft.com/office/word/2023/wordml/word16du" xmlns:w16sdtdh="http://schemas.microsoft.com/office/word/2020/wordml/sdtdatahash" xmlns:w16sdtfl="http://schemas.microsoft.com/office/word/2024/wordml/sdtformatlock" xmlns:w16se="http://schemas.microsoft.com/office/word/2015/wordml/symex" xmlns:wpg="http://schemas.microsoft.com/office/word/2010/wordprocessingGroup" xmlns:wpi="http://schemas.microsoft.com/office/word/2010/wordprocessingInk" xmlns:wne="http://schemas.microsoft.com/office/word/2006/wordml" xmlns:wps="http://schemas.microsoft.com/office/word/2010/wordprocessingShape" mc:Ignorable="w14 w15 w16se w16cid w16 w16cex w16sdtdh w16sdtfl w16du wp14">
+<w:endnotes xmlns:wpc="http://schemas.microsoft.com/office/word/2010/wordprocessingCanvas" xmlns:cx="http://schemas.microsoft.com/office/drawing/2014/chartex" xmlns:cx1="http://schemas.microsoft.com/office/drawing/2015/9/8/chartex" xmlns:cx2="http://schemas.microsoft.com/office/drawing/2015/10/21/chartex" xmlns:cx3="http://schemas.microsoft.com/office/drawing/2016/5/9/chartex" xmlns:cx4="http://schemas.microsoft.com/office/drawing/2016/5/10/chartex" xmlns:cx5="http://schemas.microsoft.com/office/drawing/2016/5/11/chartex" xmlns:cx6="http://schemas.microsoft.com/office/drawing/2016/5/12/chartex" xmlns:cx7="http://schemas.microsoft.com/office/drawing/2016/5/13/chartex" xmlns:cx8="http://schemas.microsoft.com/office/drawing/2016/5/14/chartex" xmlns:mc="http://schemas.openxmlformats.org/markup-compatibility/2006" xmlns:aink="http://schemas.microsoft.com/office/drawing/2016/ink" xmlns:am3d="http://schemas.microsoft.com/office/drawing/2017/model3d" xmlns:o="urn:schemas-microsoft-com:office:office" xmlns:oel="http://schemas.microsoft.com/office/2019/extlst" xmlns:r="http://schemas.openxmlformats.org/officeDocument/2006/relationships" xmlns:m="http://schemas.openxmlformats.org/officeDocument/2006/math" xmlns:v="urn:schemas-microsoft-com:vml" xmlns:wp14="http://schemas.microsoft.com/office/word/2010/wordprocessingDrawing" xmlns:wp="http://schemas.openxmlformats.org/drawingml/2006/wordprocessingDrawing" xmlns:w10="urn:schemas-microsoft-com:office:word" xmlns:w="http://schemas.openxmlformats.org/wordprocessingml/2006/main" xmlns:w14="http://schemas.microsoft.com/office/word/2010/wordml" xmlns:w15="http://schemas.microsoft.com/office/word/2012/wordml" xmlns:w16cei="http://schemas.microsoft.com/office/word/2026/wordml/cei" xmlns:w16cex="http://schemas.microsoft.com/office/word/2018/wordml/cex" xmlns:w16cid="http://schemas.microsoft.com/office/word/2016/wordml/cid" xmlns:w16="http://schemas.microsoft.com/office/word/2018/wordml" xmlns:w16du="http://schemas.microsoft.com/office/word/2023/wordml/word16du" xmlns:w16sdtdh="http://schemas.microsoft.com/office/word/2020/wordml/sdtdatahash" xmlns:w16sdtfl="http://schemas.microsoft.com/office/word/2024/wordml/sdtformatlock" xmlns:w16se="http://schemas.microsoft.com/office/word/2015/wordml/symex" xmlns:wpg="http://schemas.microsoft.com/office/word/2010/wordprocessingGroup" xmlns:wpi="http://schemas.microsoft.com/office/word/2010/wordprocessingInk" xmlns:wne="http://schemas.microsoft.com/office/word/2006/wordml" xmlns:wps="http://schemas.microsoft.com/office/word/2010/wordprocessingShape" mc:Ignorable="w14 w15 w16se w16cid w16 w16cex w16sdtdh w16sdtfl w16du wp14">
   <w:endnote w:type="separator" w:id="-1">
     <w:p>
       <w:pPr>
@@ -21067,7 +21055,7 @@
 </file>
 
 <file path=word/footnotes.xml><?xml version="1.0" encoding="utf-8"?>
-<w:footnotes xmlns:wpc="http://schemas.microsoft.com/office/word/2010/wordprocessingCanvas" xmlns:cx="http://schemas.microsoft.com/office/drawing/2014/chartex" xmlns:cx1="http://schemas.microsoft.com/office/drawing/2015/9/8/chartex" xmlns:cx2="http://schemas.microsoft.com/office/drawing/2015/10/21/chartex" xmlns:cx3="http://schemas.microsoft.com/office/drawing/2016/5/9/chartex" xmlns:cx4="http://schemas.microsoft.com/office/drawing/2016/5/10/chartex" xmlns:cx5="http://schemas.microsoft.com/office/drawing/2016/5/11/chartex" xmlns:cx6="http://schemas.microsoft.com/office/drawing/2016/5/12/chartex" xmlns:cx7="http://schemas.microsoft.com/office/drawing/2016/5/13/chartex" xmlns:cx8="http://schemas.microsoft.com/office/drawing/2016/5/14/chartex" xmlns:mc="http://schemas.openxmlformats.org/markup-compatibility/2006" xmlns:aink="http://schemas.microsoft.com/office/drawing/2016/ink" xmlns:am3d="http://schemas.microsoft.com/office/drawing/2017/model3d" xmlns:o="urn:schemas-microsoft-com:office:office" xmlns:oel="http://schemas.microsoft.com/office/2019/extlst" xmlns:r="http://schemas.openxmlformats.org/officeDocument/2006/relationships" xmlns:m="http://schemas.openxmlformats.org/officeDocument/2006/math" xmlns:v="urn:schemas-microsoft-com:vml" xmlns:wp14="http://schemas.microsoft.com/office/word/2010/wordprocessingDrawing" xmlns:wp="http://schemas.openxmlformats.org/drawingml/2006/wordprocessingDrawing" xmlns:w10="urn:schemas-microsoft-com:office:word" xmlns:w="http://schemas.openxmlformats.org/wordprocessingml/2006/main" xmlns:w14="http://schemas.microsoft.com/office/word/2010/wordml" xmlns:w15="http://schemas.microsoft.com/office/word/2012/wordml" xmlns:w16cex="http://schemas.microsoft.com/office/word/2018/wordml/cex" xmlns:w16cid="http://schemas.microsoft.com/office/word/2016/wordml/cid" xmlns:w16="http://schemas.microsoft.com/office/word/2018/wordml" xmlns:w16du="http://schemas.microsoft.com/office/word/2023/wordml/word16du" xmlns:w16sdtdh="http://schemas.microsoft.com/office/word/2020/wordml/sdtdatahash" xmlns:w16sdtfl="http://schemas.microsoft.com/office/word/2024/wordml/sdtformatlock" xmlns:w16se="http://schemas.microsoft.com/office/word/2015/wordml/symex" xmlns:wpg="http://schemas.microsoft.com/office/word/2010/wordprocessingGroup" xmlns:wpi="http://schemas.microsoft.com/office/word/2010/wordprocessingInk" xmlns:wne="http://schemas.microsoft.com/office/word/2006/wordml" xmlns:wps="http://schemas.microsoft.com/office/word/2010/wordprocessingShape" mc:Ignorable="w14 w15 w16se w16cid w16 w16cex w16sdtdh w16sdtfl w16du wp14">
+<w:footnotes xmlns:wpc="http://schemas.microsoft.com/office/word/2010/wordprocessingCanvas" xmlns:cx="http://schemas.microsoft.com/office/drawing/2014/chartex" xmlns:cx1="http://schemas.microsoft.com/office/drawing/2015/9/8/chartex" xmlns:cx2="http://schemas.microsoft.com/office/drawing/2015/10/21/chartex" xmlns:cx3="http://schemas.microsoft.com/office/drawing/2016/5/9/chartex" xmlns:cx4="http://schemas.microsoft.com/office/drawing/2016/5/10/chartex" xmlns:cx5="http://schemas.microsoft.com/office/drawing/2016/5/11/chartex" xmlns:cx6="http://schemas.microsoft.com/office/drawing/2016/5/12/chartex" xmlns:cx7="http://schemas.microsoft.com/office/drawing/2016/5/13/chartex" xmlns:cx8="http://schemas.microsoft.com/office/drawing/2016/5/14/chartex" xmlns:mc="http://schemas.openxmlformats.org/markup-compatibility/2006" xmlns:aink="http://schemas.microsoft.com/office/drawing/2016/ink" xmlns:am3d="http://schemas.microsoft.com/office/drawing/2017/model3d" xmlns:o="urn:schemas-microsoft-com:office:office" xmlns:oel="http://schemas.microsoft.com/office/2019/extlst" xmlns:r="http://schemas.openxmlformats.org/officeDocument/2006/relationships" xmlns:m="http://schemas.openxmlformats.org/officeDocument/2006/math" xmlns:v="urn:schemas-microsoft-com:vml" xmlns:wp14="http://schemas.microsoft.com/office/word/2010/wordprocessingDrawing" xmlns:wp="http://schemas.openxmlformats.org/drawingml/2006/wordprocessingDrawing" xmlns:w10="urn:schemas-microsoft-com:office:word" xmlns:w="http://schemas.openxmlformats.org/wordprocessingml/2006/main" xmlns:w14="http://schemas.microsoft.com/office/word/2010/wordml" xmlns:w15="http://schemas.microsoft.com/office/word/2012/wordml" xmlns:w16cei="http://schemas.microsoft.com/office/word/2026/wordml/cei" xmlns:w16cex="http://schemas.microsoft.com/office/word/2018/wordml/cex" xmlns:w16cid="http://schemas.microsoft.com/office/word/2016/wordml/cid" xmlns:w16="http://schemas.microsoft.com/office/word/2018/wordml" xmlns:w16du="http://schemas.microsoft.com/office/word/2023/wordml/word16du" xmlns:w16sdtdh="http://schemas.microsoft.com/office/word/2020/wordml/sdtdatahash" xmlns:w16sdtfl="http://schemas.microsoft.com/office/word/2024/wordml/sdtformatlock" xmlns:w16se="http://schemas.microsoft.com/office/word/2015/wordml/symex" xmlns:wpg="http://schemas.microsoft.com/office/word/2010/wordprocessingGroup" xmlns:wpi="http://schemas.microsoft.com/office/word/2010/wordprocessingInk" xmlns:wne="http://schemas.microsoft.com/office/word/2006/wordml" xmlns:wps="http://schemas.microsoft.com/office/word/2010/wordprocessingShape" mc:Ignorable="w14 w15 w16se w16cid w16 w16cex w16sdtdh w16sdtfl w16du wp14">
   <w:footnote w:type="separator" w:id="-1">
     <w:p>
       <w:pPr>
@@ -21092,7 +21080,7 @@
 </file>
 
 <file path=word/header1.xml><?xml version="1.0" encoding="utf-8"?>
-<w:hdr xmlns:wpc="http://schemas.microsoft.com/office/word/2010/wordprocessingCanvas" xmlns:cx="http://schemas.microsoft.com/office/drawing/2014/chartex" xmlns:cx1="http://schemas.microsoft.com/office/drawing/2015/9/8/chartex" xmlns:cx2="http://schemas.microsoft.com/office/drawing/2015/10/21/chartex" xmlns:cx3="http://schemas.microsoft.com/office/drawing/2016/5/9/chartex" xmlns:cx4="http://schemas.microsoft.com/office/drawing/2016/5/10/chartex" xmlns:cx5="http://schemas.microsoft.com/office/drawing/2016/5/11/chartex" xmlns:cx6="http://schemas.microsoft.com/office/drawing/2016/5/12/chartex" xmlns:cx7="http://schemas.microsoft.com/office/drawing/2016/5/13/chartex" xmlns:cx8="http://schemas.microsoft.com/office/drawing/2016/5/14/chartex" xmlns:mc="http://schemas.openxmlformats.org/markup-compatibility/2006" xmlns:aink="http://schemas.microsoft.com/office/drawing/2016/ink" xmlns:am3d="http://schemas.microsoft.com/office/drawing/2017/model3d" xmlns:o="urn:schemas-microsoft-com:office:office" xmlns:oel="http://schemas.microsoft.com/office/2019/extlst" xmlns:r="http://schemas.openxmlformats.org/officeDocument/2006/relationships" xmlns:m="http://schemas.openxmlformats.org/officeDocument/2006/math" xmlns:v="urn:schemas-microsoft-com:vml" xmlns:wp14="http://schemas.microsoft.com/office/word/2010/wordprocessingDrawing" xmlns:wp="http://schemas.openxmlformats.org/drawingml/2006/wordprocessingDrawing" xmlns:w10="urn:schemas-microsoft-com:office:word" xmlns:w="http://schemas.openxmlformats.org/wordprocessingml/2006/main" xmlns:w14="http://schemas.microsoft.com/office/word/2010/wordml" xmlns:w15="http://schemas.microsoft.com/office/word/2012/wordml" xmlns:w16cex="http://schemas.microsoft.com/office/word/2018/wordml/cex" xmlns:w16cid="http://schemas.microsoft.com/office/word/2016/wordml/cid" xmlns:w16="http://schemas.microsoft.com/office/word/2018/wordml" xmlns:w16du="http://schemas.microsoft.com/office/word/2023/wordml/word16du" xmlns:w16sdtdh="http://schemas.microsoft.com/office/word/2020/wordml/sdtdatahash" xmlns:w16sdtfl="http://schemas.microsoft.com/office/word/2024/wordml/sdtformatlock" xmlns:w16se="http://schemas.microsoft.com/office/word/2015/wordml/symex" xmlns:wpg="http://schemas.microsoft.com/office/word/2010/wordprocessingGroup" xmlns:wpi="http://schemas.microsoft.com/office/word/2010/wordprocessingInk" xmlns:wne="http://schemas.microsoft.com/office/word/2006/wordml" xmlns:wps="http://schemas.microsoft.com/office/word/2010/wordprocessingShape" mc:Ignorable="w14 w15 w16se w16cid w16 w16cex w16sdtdh w16sdtfl w16du wp14">
+<w:hdr xmlns:wpc="http://schemas.microsoft.com/office/word/2010/wordprocessingCanvas" xmlns:cx="http://schemas.microsoft.com/office/drawing/2014/chartex" xmlns:cx1="http://schemas.microsoft.com/office/drawing/2015/9/8/chartex" xmlns:cx2="http://schemas.microsoft.com/office/drawing/2015/10/21/chartex" xmlns:cx3="http://schemas.microsoft.com/office/drawing/2016/5/9/chartex" xmlns:cx4="http://schemas.microsoft.com/office/drawing/2016/5/10/chartex" xmlns:cx5="http://schemas.microsoft.com/office/drawing/2016/5/11/chartex" xmlns:cx6="http://schemas.microsoft.com/office/drawing/2016/5/12/chartex" xmlns:cx7="http://schemas.microsoft.com/office/drawing/2016/5/13/chartex" xmlns:cx8="http://schemas.microsoft.com/office/drawing/2016/5/14/chartex" xmlns:mc="http://schemas.openxmlformats.org/markup-compatibility/2006" xmlns:aink="http://schemas.microsoft.com/office/drawing/2016/ink" xmlns:am3d="http://schemas.microsoft.com/office/drawing/2017/model3d" xmlns:o="urn:schemas-microsoft-com:office:office" xmlns:oel="http://schemas.microsoft.com/office/2019/extlst" xmlns:r="http://schemas.openxmlformats.org/officeDocument/2006/relationships" xmlns:m="http://schemas.openxmlformats.org/officeDocument/2006/math" xmlns:v="urn:schemas-microsoft-com:vml" xmlns:wp14="http://schemas.microsoft.com/office/word/2010/wordprocessingDrawing" xmlns:wp="http://schemas.openxmlformats.org/drawingml/2006/wordprocessingDrawing" xmlns:w10="urn:schemas-microsoft-com:office:word" xmlns:w="http://schemas.openxmlformats.org/wordprocessingml/2006/main" xmlns:w14="http://schemas.microsoft.com/office/word/2010/wordml" xmlns:w15="http://schemas.microsoft.com/office/word/2012/wordml" xmlns:w16cei="http://schemas.microsoft.com/office/word/2026/wordml/cei" xmlns:w16cex="http://schemas.microsoft.com/office/word/2018/wordml/cex" xmlns:w16cid="http://schemas.microsoft.com/office/word/2016/wordml/cid" xmlns:w16="http://schemas.microsoft.com/office/word/2018/wordml" xmlns:w16du="http://schemas.microsoft.com/office/word/2023/wordml/word16du" xmlns:w16sdtdh="http://schemas.microsoft.com/office/word/2020/wordml/sdtdatahash" xmlns:w16sdtfl="http://schemas.microsoft.com/office/word/2024/wordml/sdtformatlock" xmlns:w16se="http://schemas.microsoft.com/office/word/2015/wordml/symex" xmlns:wpg="http://schemas.microsoft.com/office/word/2010/wordprocessingGroup" xmlns:wpi="http://schemas.microsoft.com/office/word/2010/wordprocessingInk" xmlns:wne="http://schemas.microsoft.com/office/word/2006/wordml" xmlns:wps="http://schemas.microsoft.com/office/word/2010/wordprocessingShape" mc:Ignorable="w14 w15 w16se w16cid w16 w16cex w16sdtdh w16sdtfl w16du wp14">
   <w:p>
     <w:pPr>
       <w:pStyle w:val="Header"/>
@@ -21108,7 +21096,7 @@
 </file>
 
 <file path=word/numbering.xml><?xml version="1.0" encoding="utf-8"?>
-<w:numbering xmlns:wpc="http://schemas.microsoft.com/office/word/2010/wordprocessingCanvas" xmlns:cx="http://schemas.microsoft.com/office/drawing/2014/chartex" xmlns:cx1="http://schemas.microsoft.com/office/drawing/2015/9/8/chartex" xmlns:cx2="http://schemas.microsoft.com/office/drawing/2015/10/21/chartex" xmlns:cx3="http://schemas.microsoft.com/office/drawing/2016/5/9/chartex" xmlns:cx4="http://schemas.microsoft.com/office/drawing/2016/5/10/chartex" xmlns:cx5="http://schemas.microsoft.com/office/drawing/2016/5/11/chartex" xmlns:cx6="http://schemas.microsoft.com/office/drawing/2016/5/12/chartex" xmlns:cx7="http://schemas.microsoft.com/office/drawing/2016/5/13/chartex" xmlns:cx8="http://schemas.microsoft.com/office/drawing/2016/5/14/chartex" xmlns:mc="http://schemas.openxmlformats.org/markup-compatibility/2006" xmlns:aink="http://schemas.microsoft.com/office/drawing/2016/ink" xmlns:am3d="http://schemas.microsoft.com/office/drawing/2017/model3d" xmlns:o="urn:schemas-microsoft-com:office:office" xmlns:oel="http://schemas.microsoft.com/office/2019/extlst" xmlns:r="http://schemas.openxmlformats.org/officeDocument/2006/relationships" xmlns:m="http://schemas.openxmlformats.org/officeDocument/2006/math" xmlns:v="urn:schemas-microsoft-com:vml" xmlns:wp14="http://schemas.microsoft.com/office/word/2010/wordprocessingDrawing" xmlns:wp="http://schemas.openxmlformats.org/drawingml/2006/wordprocessingDrawing" xmlns:w10="urn:schemas-microsoft-com:office:word" xmlns:w="http://schemas.openxmlformats.org/wordprocessingml/2006/main" xmlns:w14="http://schemas.microsoft.com/office/word/2010/wordml" xmlns:w15="http://schemas.microsoft.com/office/word/2012/wordml" xmlns:w16cex="http://schemas.microsoft.com/office/word/2018/wordml/cex" xmlns:w16cid="http://schemas.microsoft.com/office/word/2016/wordml/cid" xmlns:w16="http://schemas.microsoft.com/office/word/2018/wordml" xmlns:w16du="http://schemas.microsoft.com/office/word/2023/wordml/word16du" xmlns:w16sdtdh="http://schemas.microsoft.com/office/word/2020/wordml/sdtdatahash" xmlns:w16sdtfl="http://schemas.microsoft.com/office/word/2024/wordml/sdtformatlock" xmlns:w16se="http://schemas.microsoft.com/office/word/2015/wordml/symex" xmlns:wpg="http://schemas.microsoft.com/office/word/2010/wordprocessingGroup" xmlns:wpi="http://schemas.microsoft.com/office/word/2010/wordprocessingInk" xmlns:wne="http://schemas.microsoft.com/office/word/2006/wordml" xmlns:wps="http://schemas.microsoft.com/office/word/2010/wordprocessingShape" mc:Ignorable="w14 w15 w16se w16cid w16 w16cex w16sdtdh w16sdtfl w16du wp14">
+<w:numbering xmlns:wpc="http://schemas.microsoft.com/office/word/2010/wordprocessingCanvas" xmlns:cx="http://schemas.microsoft.com/office/drawing/2014/chartex" xmlns:cx1="http://schemas.microsoft.com/office/drawing/2015/9/8/chartex" xmlns:cx2="http://schemas.microsoft.com/office/drawing/2015/10/21/chartex" xmlns:cx3="http://schemas.microsoft.com/office/drawing/2016/5/9/chartex" xmlns:cx4="http://schemas.microsoft.com/office/drawing/2016/5/10/chartex" xmlns:cx5="http://schemas.microsoft.com/office/drawing/2016/5/11/chartex" xmlns:cx6="http://schemas.microsoft.com/office/drawing/2016/5/12/chartex" xmlns:cx7="http://schemas.microsoft.com/office/drawing/2016/5/13/chartex" xmlns:cx8="http://schemas.microsoft.com/office/drawing/2016/5/14/chartex" xmlns:mc="http://schemas.openxmlformats.org/markup-compatibility/2006" xmlns:aink="http://schemas.microsoft.com/office/drawing/2016/ink" xmlns:am3d="http://schemas.microsoft.com/office/drawing/2017/model3d" xmlns:o="urn:schemas-microsoft-com:office:office" xmlns:oel="http://schemas.microsoft.com/office/2019/extlst" xmlns:r="http://schemas.openxmlformats.org/officeDocument/2006/relationships" xmlns:m="http://schemas.openxmlformats.org/officeDocument/2006/math" xmlns:v="urn:schemas-microsoft-com:vml" xmlns:wp14="http://schemas.microsoft.com/office/word/2010/wordprocessingDrawing" xmlns:wp="http://schemas.openxmlformats.org/drawingml/2006/wordprocessingDrawing" xmlns:w10="urn:schemas-microsoft-com:office:word" xmlns:w="http://schemas.openxmlformats.org/wordprocessingml/2006/main" xmlns:w14="http://schemas.microsoft.com/office/word/2010/wordml" xmlns:w15="http://schemas.microsoft.com/office/word/2012/wordml" xmlns:w16cei="http://schemas.microsoft.com/office/word/2026/wordml/cei" xmlns:w16cex="http://schemas.microsoft.com/office/word/2018/wordml/cex" xmlns:w16cid="http://schemas.microsoft.com/office/word/2016/wordml/cid" xmlns:w16="http://schemas.microsoft.com/office/word/2018/wordml" xmlns:w16du="http://schemas.microsoft.com/office/word/2023/wordml/word16du" xmlns:w16sdtdh="http://schemas.microsoft.com/office/word/2020/wordml/sdtdatahash" xmlns:w16sdtfl="http://schemas.microsoft.com/office/word/2024/wordml/sdtformatlock" xmlns:w16se="http://schemas.microsoft.com/office/word/2015/wordml/symex" xmlns:wpg="http://schemas.microsoft.com/office/word/2010/wordprocessingGroup" xmlns:wpi="http://schemas.microsoft.com/office/word/2010/wordprocessingInk" xmlns:wne="http://schemas.microsoft.com/office/word/2006/wordml" xmlns:wps="http://schemas.microsoft.com/office/word/2010/wordprocessingShape" mc:Ignorable="w14 w15 w16se w16cid w16 w16cex w16sdtdh w16sdtfl w16du wp14">
   <w:abstractNum w:abstractNumId="0" w15:restartNumberingAfterBreak="0">
     <w:nsid w:val="020940BA"/>
     <w:multiLevelType w:val="hybridMultilevel"/>
@@ -24180,7 +24168,7 @@
 </file>
 
 <file path=word/people.xml><?xml version="1.0" encoding="utf-8"?>
-<w15:people xmlns:wpc="http://schemas.microsoft.com/office/word/2010/wordprocessingCanvas" xmlns:cx="http://schemas.microsoft.com/office/drawing/2014/chartex" xmlns:cx1="http://schemas.microsoft.com/office/drawing/2015/9/8/chartex" xmlns:cx2="http://schemas.microsoft.com/office/drawing/2015/10/21/chartex" xmlns:cx3="http://schemas.microsoft.com/office/drawing/2016/5/9/chartex" xmlns:cx4="http://schemas.microsoft.com/office/drawing/2016/5/10/chartex" xmlns:cx5="http://schemas.microsoft.com/office/drawing/2016/5/11/chartex" xmlns:cx6="http://schemas.microsoft.com/office/drawing/2016/5/12/chartex" xmlns:cx7="http://schemas.microsoft.com/office/drawing/2016/5/13/chartex" xmlns:cx8="http://schemas.microsoft.com/office/drawing/2016/5/14/chartex" xmlns:mc="http://schemas.openxmlformats.org/markup-compatibility/2006" xmlns:aink="http://schemas.microsoft.com/office/drawing/2016/ink" xmlns:am3d="http://schemas.microsoft.com/office/drawing/2017/model3d" xmlns:o="urn:schemas-microsoft-com:office:office" xmlns:oel="http://schemas.microsoft.com/office/2019/extlst" xmlns:r="http://schemas.openxmlformats.org/officeDocument/2006/relationships" xmlns:m="http://schemas.openxmlformats.org/officeDocument/2006/math" xmlns:v="urn:schemas-microsoft-com:vml" xmlns:wp14="http://schemas.microsoft.com/office/word/2010/wordprocessingDrawing" xmlns:wp="http://schemas.openxmlformats.org/drawingml/2006/wordprocessingDrawing" xmlns:w10="urn:schemas-microsoft-com:office:word" xmlns:w="http://schemas.openxmlformats.org/wordprocessingml/2006/main" xmlns:w14="http://schemas.microsoft.com/office/word/2010/wordml" xmlns:w15="http://schemas.microsoft.com/office/word/2012/wordml" xmlns:w16cex="http://schemas.microsoft.com/office/word/2018/wordml/cex" xmlns:w16cid="http://schemas.microsoft.com/office/word/2016/wordml/cid" xmlns:w16="http://schemas.microsoft.com/office/word/2018/wordml" xmlns:w16du="http://schemas.microsoft.com/office/word/2023/wordml/word16du" xmlns:w16sdtdh="http://schemas.microsoft.com/office/word/2020/wordml/sdtdatahash" xmlns:w16sdtfl="http://schemas.microsoft.com/office/word/2024/wordml/sdtformatlock" xmlns:w16se="http://schemas.microsoft.com/office/word/2015/wordml/symex" xmlns:wpg="http://schemas.microsoft.com/office/word/2010/wordprocessingGroup" xmlns:wpi="http://schemas.microsoft.com/office/word/2010/wordprocessingInk" xmlns:wne="http://schemas.microsoft.com/office/word/2006/wordml" xmlns:wps="http://schemas.microsoft.com/office/word/2010/wordprocessingShape" mc:Ignorable="w14 w15 w16se w16cid w16 w16cex w16sdtdh w16sdtfl w16du wp14">
+<w15:people xmlns:wpc="http://schemas.microsoft.com/office/word/2010/wordprocessingCanvas" xmlns:cx="http://schemas.microsoft.com/office/drawing/2014/chartex" xmlns:cx1="http://schemas.microsoft.com/office/drawing/2015/9/8/chartex" xmlns:cx2="http://schemas.microsoft.com/office/drawing/2015/10/21/chartex" xmlns:cx3="http://schemas.microsoft.com/office/drawing/2016/5/9/chartex" xmlns:cx4="http://schemas.microsoft.com/office/drawing/2016/5/10/chartex" xmlns:cx5="http://schemas.microsoft.com/office/drawing/2016/5/11/chartex" xmlns:cx6="http://schemas.microsoft.com/office/drawing/2016/5/12/chartex" xmlns:cx7="http://schemas.microsoft.com/office/drawing/2016/5/13/chartex" xmlns:cx8="http://schemas.microsoft.com/office/drawing/2016/5/14/chartex" xmlns:mc="http://schemas.openxmlformats.org/markup-compatibility/2006" xmlns:aink="http://schemas.microsoft.com/office/drawing/2016/ink" xmlns:am3d="http://schemas.microsoft.com/office/drawing/2017/model3d" xmlns:o="urn:schemas-microsoft-com:office:office" xmlns:oel="http://schemas.microsoft.com/office/2019/extlst" xmlns:r="http://schemas.openxmlformats.org/officeDocument/2006/relationships" xmlns:m="http://schemas.openxmlformats.org/officeDocument/2006/math" xmlns:v="urn:schemas-microsoft-com:vml" xmlns:wp14="http://schemas.microsoft.com/office/word/2010/wordprocessingDrawing" xmlns:wp="http://schemas.openxmlformats.org/drawingml/2006/wordprocessingDrawing" xmlns:w10="urn:schemas-microsoft-com:office:word" xmlns:w="http://schemas.openxmlformats.org/wordprocessingml/2006/main" xmlns:w14="http://schemas.microsoft.com/office/word/2010/wordml" xmlns:w15="http://schemas.microsoft.com/office/word/2012/wordml" xmlns:w16cei="http://schemas.microsoft.com/office/word/2026/wordml/cei" xmlns:w16cex="http://schemas.microsoft.com/office/word/2018/wordml/cex" xmlns:w16cid="http://schemas.microsoft.com/office/word/2016/wordml/cid" xmlns:w16="http://schemas.microsoft.com/office/word/2018/wordml" xmlns:w16du="http://schemas.microsoft.com/office/word/2023/wordml/word16du" xmlns:w16sdtdh="http://schemas.microsoft.com/office/word/2020/wordml/sdtdatahash" xmlns:w16sdtfl="http://schemas.microsoft.com/office/word/2024/wordml/sdtformatlock" xmlns:w16se="http://schemas.microsoft.com/office/word/2015/wordml/symex" xmlns:wpg="http://schemas.microsoft.com/office/word/2010/wordprocessingGroup" xmlns:wpi="http://schemas.microsoft.com/office/word/2010/wordprocessingInk" xmlns:wne="http://schemas.microsoft.com/office/word/2006/wordml" xmlns:wps="http://schemas.microsoft.com/office/word/2010/wordprocessingShape" mc:Ignorable="w14 w15 w16se w16cid w16 w16cex w16sdtdh w16sdtfl w16du wp14">
   <w15:person w15:author="Erik Christian Porse">
     <w15:presenceInfo w15:providerId="AD" w15:userId="S::eporse@ucdavis.edu::e6b50e3b-0b40-4d96-8b53-4f3def8ebfff"/>
   </w15:person>
@@ -24616,6 +24604,7 @@
   <w:style w:type="character" w:default="1" w:styleId="DefaultParagraphFont">
     <w:name w:val="Default Paragraph Font"/>
     <w:uiPriority w:val="1"/>
+    <w:semiHidden/>
     <w:unhideWhenUsed/>
   </w:style>
   <w:style w:type="table" w:default="1" w:styleId="TableNormal">
